--- a/Prototype.docx
+++ b/Prototype.docx
@@ -7178,7 +7178,7 @@
         <w:rPr>
           <w:rtl w:val="0"/>
         </w:rPr>
-        <w:t xml:space="preserve">Transformasi digital dalam sektor pemerintahan (e-government) telah menjadi agenda strategis pemerintah Indonesia dalam mewujudkan tata kelola yang lebih transparan, akuntabel, dan responsif terhadap kebutuhan masyarakat. Penerapan teknologi informasi pada layanan publik terbukti mampu meningkatkan efisiensi proses bisnis pemerintahan serta mengurangi kompleksitas birokrasi yang selama ini menjadi hambatan utama (Susanto, 2025). Dalam konteks ini, integrasi sistem digital tidak hanya bersifat pendukung, tetapi telah menjadi kebutuhan mendesak untuk mendukung pengambilan keputusan berbasis data yang akurat dan real-time.</w:t>
+        <w:t>Transformasi digital dalam sektor pemerintahan (e-government) telah menjadi agenda strategis pemerintah Indonesia dalam mewujudkan tata kelola yang lebih transparan, akuntabel, dan responsif terhadap kebutuhan masyarakat. Penerapan teknologi informasi pada layanan publik terbukti mampu meningkatkan efisiensi proses bisnis pemerintahan serta mengurangi kompleksitas birokrasi yang selama ini menjadi hambatan utama (Farida et al., 2021). Dalam konteks ini, integrasi sistem digital tidak hanya bersifat pendukung, tetapi telah menjadi kebutuhan mendesak untuk mendukung pengambilan keputusan berbasis data yang akurat dan real-time (Lumbanraja, 2020).</w:t>
       </w:r>
     </w:p>
     <w:p>
@@ -7204,7 +7204,7 @@
         <w:rPr>
           <w:rtl w:val="0"/>
         </w:rPr>
-        <w:t xml:space="preserve">Salah satu sektor yang sangat membutuhkan transformasi digital adalah administrasi kependudukan. Volume data kependudukan yang terus meningkat setiap tahun menuntut adanya sistem yang mampu mengelola, memvalidasi, dan mengevaluasi data secara cepat dan akurat (Susanto, 2025). Namun, banyak instansi pemerintah daerah masih menghadapi tantangan dalam mengelola data tersebut secara efektif, terutama pada aspek pelaporan aktivitas pegawai dan evaluasi kinerja internal yang masih dilakukan secara manual (Rahman et al., 2025; Nugroho, 2023). Ketergantungan pada metode manual ini sering kali menyebabkan inefisiensi waktu, kesulitan dalam melakukan audit, serta rentan terhadap kesalahan manusia.</w:t>
+        <w:t>Salah satu sektor yang sangat membutuhkan transformasi digital adalah administrasi kependudukan. Volume data kependudukan yang terus meningkat setiap tahun menuntut adanya sistem yang mampu mengelola, memvalidasi, dan mengevaluasi data secara cepat dan akurat (Tuanaya et al., 2025). Namun, banyak instansi pemerintah daerah masih menghadapi tantangan dalam mengelola data tersebut secara efektif, terutama pada aspek pelaporan aktivitas pegawai dan evaluasi kinerja internal yang masih dilakukan secara manual (Ependi &amp; Panjaitan, 2021). Ketergantungan pada metode manual ini sering kali menyebabkan inefisiensi waktu, kesulitan dalam melakukan audit, serta rentan terhadap kesalahan manusia (Ependi et al., 2019).</w:t>
       </w:r>
     </w:p>
     <w:p>
@@ -7230,7 +7230,7 @@
         <w:rPr>
           <w:rtl w:val="0"/>
         </w:rPr>
-        <w:t xml:space="preserve">Berdasarkan observasi awal di Dinas Kependudukan dan Pencatatan Sipil (Disdukcapil) Kabupaten Garut, proses pelaporan aktivitas harian pegawai serta pelaporan anomali data perekaman masih dilakukan secara manual melalui dokumen atau aplikasi yang belum terintegrasi. Evaluasi terhadap kualitas dan kelengkapan laporan individu pegawai belum didukung oleh sistem yang mampu memberikan penilaian secara otomatis dan terukur. Kondisi ini mengakibatkan inefisiensi waktu dalam proses audit, kesulitan dalam mengidentifikasi pola kesalahan data, serta terbatasnya kemampuan pimpinan dalam melakukan pengambilan keputusan berbasis data yang akurat (Nugroho, 2023).</w:t>
+        <w:t>Berdasarkan observasi awal di Dinas Kependudukan dan Pencatatan Sipil (Disdukcapil) Kabupaten Garut, proses pelaporan aktivitas harian pegawai serta pelaporan anomali data perekaman masih dilakukan secara manual melalui dokumen atau aplikasi yang belum terintegrasi. Evaluasi terhadap kualitas dan kelengkapan laporan individu pegawai belum didukung oleh sistem yang mampu memberikan penilaian secara otomatis dan terukur. Kondisi ini mengakibatkan inefisiensi waktu dalam proses audit, kesulitan dalam mengidentifikasi pola kesalahan data, serta terbatasnya kemampuan pimpinan dalam melakukan pengambilan keputusan berbasis data yang akurat (Ependi et al., 2019; Mikulić &amp; Lisjak, 2021).</w:t>
       </w:r>
     </w:p>
     <w:p>
@@ -7256,7 +7256,7 @@
         <w:rPr>
           <w:rtl w:val="0"/>
         </w:rPr>
-        <w:t xml:space="preserve">Beberapa penelitian terdahulu telah berupaya mengatasi permasalahan serupa. Rahman et al. (2025) berhasil membangun sistem informasi berbasis web yang mampu meningkatkan akurasi pencatatan data kependudukan secara real-time. Sementara itu, Johnson et al. (2022) menunjukkan bahwa penerapan metodologi Scrum dapat meningkatkan kemampuan adaptasi sistem di lingkungan birokrasi pemerintahan. Meskipun demikian, penelitian-penelitian tersebut belum mengintegrasikan fitur evaluasi pelaporan secara otomatis menggunakan pendekatan rules-based scoring yang terukur, serta belum mengombinasikan teknologi frontend dan backend modern yang mampu menjamin performa tinggi dalam pengolahan data berskala besar.</w:t>
+        <w:t>Beberapa penelitian terdahulu telah berupaya mengatasi permasalahan serupa. Pegianti et al. (2025) berhasil membangun sistem informasi pengelolaan data kependudukan berbasis web yang mampu meningkatkan efisiensi, akurasi, dan transparansi layanan di tingkat desa. Sementara itu, Abtokhi et al. (2023) menunjukkan bahwa penerapan metodologi Scrum dapat meningkatkan efisiensi pengembangan sistem informasi di lingkungan institusi pemerintah dengan penyelesaian empat fitur utama dalam waktu dua bulan. Meskipun demikian, penelitian-penelitian tersebut belum mengintegrasikan fitur evaluasi pelaporan secara otomatis menggunakan pendekatan rules-based scoring yang terukur, serta belum mengombinasikan teknologi frontend dan backend modern yang mampu menjamin performa tinggi dalam pengolahan data berskala besar (Effendy et al., 2021).</w:t>
       </w:r>
     </w:p>
     <w:p>
@@ -7282,7 +7282,7 @@
         <w:rPr>
           <w:rtl w:val="0"/>
         </w:rPr>
-        <w:t xml:space="preserve">Berdasarkan kesenjangan tersebut, diperlukan sebuah platform yang tidak hanya mendukung proses pelaporan, tetapi juga mampu melakukan evaluasi kualitas pelaporan secara otomatis, adaptif, dan terintegrasi. Penelitian ini bertujuan untuk merancang dan membangun platform sistem evaluasi pelaporan dengan pendekatan Scrum guna mendukung optimalisasi layanan publik di Dinas Kependudukan dan Pencatatan Sipil Kabupaten Garut. Platform yang dikembangkan diharapkan dapat mengatasi permasalahan evaluasi pelaporan manual sekaligus memberikan kontribusi dalam peningkatan kualitas data dan efisiensi kerja di lingkungan Disdukcapil.</w:t>
+        <w:t>Berdasarkan kesenjangan tersebut, diperlukan sebuah platform yang tidak hanya mendukung proses pelaporan, tetapi juga mampu melakukan evaluasi kualitas pelaporan secara otomatis, adaptif, dan terintegrasi. Penelitian ini bertujuan untuk merancang dan membangun platform sistem evaluasi pelaporan dengan pendekatan Scrum guna mendukung optimalisasi layanan publik di Dinas Kependudukan dan Pencatatan Sipil Kabupaten Garut. Platform yang dikembangkan diharapkan dapat mengatasi permasalahan evaluasi pelaporan manual sekaligus memberikan kontribusi dalam peningkatan kualitas data dan efisiensi kerja di lingkungan Disdukcapil (Mergel et al., 2018; Schwaber &amp; Sutherland, 2020).</w:t>
       </w:r>
     </w:p>
     <w:p>
@@ -7945,20 +7945,19 @@
       <w:r>
         <w:rPr>
           <w:rFonts w:ascii="Times New Roman" w:cs="Times New Roman" w:eastAsia="Times New Roman" w:hAnsi="Times New Roman"/>
-          <w:b w:val="1"/>
+          <w:b/>
           <w:bCs w:val="1"/>
           <w:color w:val="000000"/>
           <w:sz w:val="24"/>
           <w:szCs w:val="24"/>
           <w:rtl w:val="0"/>
         </w:rPr>
-        <w:t xml:space="preserve">1.5 </w:t>
-      </w:r>
-      <w:r>
-        <w:rPr>
-          <w:rtl w:val="0"/>
-        </w:rPr>
-        <w:t xml:space="preserve">Manfaat Penelitia</w:t>
+        <w:t>1.5 Manfaat Penelitian</w:t>
+      </w:r>
+      <w:r>
+        <w:rPr>
+          <w:rtl w:val="0"/>
+        </w:rPr>
       </w:r>
     </w:p>
     <w:p>

--- a/Prototype.docx
+++ b/Prototype.docx
@@ -7230,7 +7230,7 @@
         <w:rPr>
           <w:rtl w:val="0"/>
         </w:rPr>
-        <w:t>Berdasarkan observasi awal di Dinas Kependudukan dan Pencatatan Sipil (Disdukcapil) Kabupaten Garut, proses pelaporan aktivitas harian pegawai serta pelaporan anomali data perekaman masih dilakukan secara manual melalui dokumen atau aplikasi yang belum terintegrasi. Evaluasi terhadap kualitas dan kelengkapan laporan individu pegawai belum didukung oleh sistem yang mampu memberikan penilaian secara otomatis dan terukur. Kondisi ini mengakibatkan inefisiensi waktu dalam proses audit, kesulitan dalam mengidentifikasi pola kesalahan data, serta terbatasnya kemampuan pimpinan dalam melakukan pengambilan keputusan berbasis data yang akurat (Ependi et al., 2019; Mikulić &amp; Lisjak, 2021).</w:t>
+        <w:t>Berdasarkan observasi awal di Dinas Kependudukan dan Pencatatan Sipil (Disdukcapil) Kabupaten Garut serta hasil wawancara dengan Sabtian Juliana, S.T. selaku Administrator Database Disdukcapil Kabupaten Garut (personal communication, Juni 10, 2026), proses pelaporan aktivitas harian pegawai serta pelaporan anomali data perekaman masih dilakukan secara manual melalui dokumen atau aplikasi yang belum terintegrasi. Evaluasi terhadap kualitas dan kelengkapan laporan individu pegawai belum didukung oleh sistem yang mampu memberikan penilaian secara otomatis dan terukur. Kondisi ini mengakibatkan inefisiensi waktu dalam proses audit, kesulitan dalam mengidentifikasi pola kesalahan data, serta terbatasnya kemampuan pimpinan dalam melakukan pengambilan keputusan berbasis data yang akurat (S. Juliana, personal communication, Juni 10, 2026).</w:t>
       </w:r>
     </w:p>
     <w:p>

--- a/Prototype.docx
+++ b/Prototype.docx
@@ -7178,7 +7178,7 @@
         <w:rPr>
           <w:rtl w:val="0"/>
         </w:rPr>
-        <w:t>Transformasi digital dalam sektor pemerintahan (e-government) telah menjadi agenda strategis pemerintah Indonesia dalam mewujudkan tata kelola yang lebih transparan, akuntabel, dan responsif terhadap kebutuhan masyarakat. Penerapan teknologi informasi pada layanan publik terbukti mampu meningkatkan efisiensi proses bisnis pemerintahan serta mengurangi kompleksitas birokrasi yang selama ini menjadi hambatan utama (Farida et al., 2021). Dalam konteks ini, integrasi sistem digital tidak hanya bersifat pendukung, tetapi telah menjadi kebutuhan mendesak untuk mendukung pengambilan keputusan berbasis data yang akurat dan real-time (Lumbanraja, 2020).</w:t>
+        <w:t>Pemerintah Indonesia telah menjadikan transformasi digital di sektor publik sebagai salah satu agenda utama dalam mewujudkan tata kelola yang transparan dan akuntabel. Hal ini sejalan dengan temuan Farida et al. (2021) yang menunjukkan bahwa penerapan teknologi informasi pada layanan publik mampu memangkas kompleksitas birokrasi dan mempercepat proses bisnis pemerintahan. Integrasi sistem digital dalam konteks ini bukan sekadar alat bantu, melainkan kebutuhan dasar untuk mendukung pengambilan keputusan yang akurat dan tepat waktu (Lumbanraja, 2020).</w:t>
       </w:r>
     </w:p>
     <w:p>
@@ -7204,7 +7204,7 @@
         <w:rPr>
           <w:rtl w:val="0"/>
         </w:rPr>
-        <w:t>Salah satu sektor yang sangat membutuhkan transformasi digital adalah administrasi kependudukan. Volume data kependudukan yang terus meningkat setiap tahun menuntut adanya sistem yang mampu mengelola, memvalidasi, dan mengevaluasi data secara cepat dan akurat (Tuanaya et al., 2025). Namun, banyak instansi pemerintah daerah masih menghadapi tantangan dalam mengelola data tersebut secara efektif, terutama pada aspek pelaporan aktivitas pegawai dan evaluasi kinerja internal yang masih dilakukan secara manual (Ependi &amp; Panjaitan, 2021). Ketergantungan pada metode manual ini sering kali menyebabkan inefisiensi waktu, kesulitan dalam melakukan audit, serta rentan terhadap kesalahan manusia (Ependi et al., 2019).</w:t>
+        <w:t>Administrasi kependudukan termasuk salah satu sektor yang paling memerlukan sentuhan digitalisasi. Volume data kependudukan yang naik setiap tahun menuntut adanya sistem yang mampu mengelola, memvalidasi, dan mengevaluasi data secara cepat dan akurat (Tuanaya et al., 2025). Kenyataannya, sebagian besar instansi pemerintah daerah masih mengandalkan cara manual untuk mengelola data tersebut, khususnya dalam pelaporan aktivitas pegawai dan evaluasi kinerja internal (Ependi &amp; Panjaitan, 2021). Kondisi ini berujung pada terbatasnya kemampuan audit, lambatnya proses verifikasi, dan tingginya potensi kesalahan pencatatan (Ependi et al., 2019).</w:t>
       </w:r>
     </w:p>
     <w:p>
@@ -7230,7 +7230,7 @@
         <w:rPr>
           <w:rtl w:val="0"/>
         </w:rPr>
-        <w:t>Berdasarkan observasi awal di Dinas Kependudukan dan Pencatatan Sipil (Disdukcapil) Kabupaten Garut serta hasil wawancara dengan Sabtian Juliana, S.T. selaku Administrator Database Disdukcapil Kabupaten Garut (personal communication, Juni 10, 2026), proses pelaporan aktivitas harian pegawai serta pelaporan anomali data perekaman masih dilakukan secara manual melalui dokumen atau aplikasi yang belum terintegrasi. Evaluasi terhadap kualitas dan kelengkapan laporan individu pegawai belum didukung oleh sistem yang mampu memberikan penilaian secara otomatis dan terukur. Kondisi ini mengakibatkan inefisiensi waktu dalam proses audit, kesulitan dalam mengidentifikasi pola kesalahan data, serta terbatasnya kemampuan pimpinan dalam melakukan pengambilan keputusan berbasis data yang akurat (S. Juliana, personal communication, Juni 10, 2026).</w:t>
+        <w:t>Kondisi serupa ditemukan di Dinas Kependudukan dan Pencatatan Sipil (Disdukcapil) Kabupaten Garut. Berdasarkan hasil wawancara dengan Sabtian Juliana, S.T. selaku Administrator Database Disdukcapil Kabupaten Garut (personal communication, Juni 10, 2026), proses pelaporan aktivitas harian pegawai dan pelaporan anomali data perekaman masih dilakukan secara manual melalui dokumen fisik maupun aplikasi yang belum saling terintegrasi. Evaluasi kualitas dan kelengkapan laporan individu pegawai belum memiliki dukungan sistem yang mampu memberikan penilaian secara otomatis dan terukur. Akibatnya, pimpinan kesulitan melakukan monitoring kinerja secara objektif dan pengambilan keputusan kerap terhambat oleh data yang tidak tersaji secara real-time (S. Juliana, personal communication, Juni 10, 2026).</w:t>
       </w:r>
     </w:p>
     <w:p>
@@ -7256,7 +7256,7 @@
         <w:rPr>
           <w:rtl w:val="0"/>
         </w:rPr>
-        <w:t>Beberapa penelitian terdahulu telah berupaya mengatasi permasalahan serupa. Pegianti et al. (2025) berhasil membangun sistem informasi pengelolaan data kependudukan berbasis web yang mampu meningkatkan efisiensi, akurasi, dan transparansi layanan di tingkat desa. Sementara itu, Abtokhi et al. (2023) menunjukkan bahwa penerapan metodologi Scrum dapat meningkatkan efisiensi pengembangan sistem informasi di lingkungan institusi pemerintah dengan penyelesaian empat fitur utama dalam waktu dua bulan. Meskipun demikian, penelitian-penelitian tersebut belum mengintegrasikan fitur evaluasi pelaporan secara otomatis menggunakan pendekatan rules-based scoring yang terukur, serta belum mengombinasikan teknologi frontend dan backend modern yang mampu menjamin performa tinggi dalam pengolahan data berskala besar (Effendy et al., 2021).</w:t>
+        <w:t>Sejumlah penelitian terdahulu telah mencoba mengatasi permasalahan serupa. Pegianti et al. (2025) mengembangkan sistem informasi pengelolaan data kependudukan berbasis web yang terbukti meningkatkan efisiensi dan transparansi layanan di tingkat desa. Di sisi lain, Abtokhi et al. (2023) membuktikan bahwa metodologi Scrum mampu mempercepat pengembangan sistem informasi di lingkungan institusi pemerintah, dengan empat fitur utama selesai dalam waktu dua bulan. Meskipun demikian, kedua penelitian tersebut belum mengintegrasikan fitur evaluasi pelaporan secara otomatis berbasis rules-based scoring yang terukur. Selain itu, belum ada yang mengombinasikan teknologi frontend dan backend berperforma tinggi untuk mengolah data dalam skala besar (Effendy et al., 2021).</w:t>
       </w:r>
     </w:p>
     <w:p>
@@ -7282,7 +7282,7 @@
         <w:rPr>
           <w:rtl w:val="0"/>
         </w:rPr>
-        <w:t>Berdasarkan kesenjangan tersebut, diperlukan sebuah platform yang tidak hanya mendukung proses pelaporan, tetapi juga mampu melakukan evaluasi kualitas pelaporan secara otomatis, adaptif, dan terintegrasi. Penelitian ini bertujuan untuk merancang dan membangun platform sistem evaluasi pelaporan dengan pendekatan Scrum guna mendukung optimalisasi layanan publik di Dinas Kependudukan dan Pencatatan Sipil Kabupaten Garut. Platform yang dikembangkan diharapkan dapat mengatasi permasalahan evaluasi pelaporan manual sekaligus memberikan kontribusi dalam peningkatan kualitas data dan efisiensi kerja di lingkungan Disdukcapil (Mergel et al., 2018; Schwaber &amp; Sutherland, 2020).</w:t>
+        <w:t>Kesenjangan tersebut menunjukkan kebutuhan akan sebuah platform yang tidak hanya mendukung proses pelaporan, tetapi juga mampu mengevaluasi kualitas pelaporan secara otomatis, adaptif, dan terintegrasi. Penelitian ini bertujuan merancang dan membangun platform sistem evaluasi pelaporan dengan pendekatan Scrum di Dinas Kependudukan dan Pencatatan Sipil Kabupaten Garut. Platform yang dikembangkan diharapkan dapat mengatasi keterbatasan proses evaluasi manual, sekaligus meningkatkan kualitas data dan efisiensi kerja di lingkungan Disdukcapil (Mergel et al., 2018; Schwaber &amp; Sutherland, 2020).</w:t>
       </w:r>
     </w:p>
     <w:p>

--- a/Prototype.docx
+++ b/Prototype.docx
@@ -7178,7 +7178,7 @@
         <w:rPr>
           <w:rtl w:val="0"/>
         </w:rPr>
-        <w:t>Pemerintah Indonesia telah menjadikan transformasi digital di sektor publik sebagai salah satu agenda utama dalam mewujudkan tata kelola yang transparan dan akuntabel. Hal ini sejalan dengan temuan Farida et al. (2021) yang menunjukkan bahwa penerapan teknologi informasi pada layanan publik mampu memangkas kompleksitas birokrasi dan mempercepat proses bisnis pemerintahan. Integrasi sistem digital dalam konteks ini bukan sekadar alat bantu, melainkan kebutuhan dasar untuk mendukung pengambilan keputusan yang akurat dan tepat waktu (Lumbanraja, 2020).</w:t>
+        <w:t>Pemerintah Indonesia telah menjadikan transformasi digital di sektor publik sebagai agenda utama dalam mewujudkan tata kelola yang transparan dan akuntabel. Penerapan teknologi informasi pada layanan publik terbukti mampu memangkas kompleksitas birokrasi dan mempercepat proses bisnis pemerintahan (Farida et al., 2021). Kebutuhan ini semakin mendesak seiring pergeseran model pelayanan dari konvensional menuju layanan daring, khususnya pasca-pandemi Covid-19 yang membatasi interaksi langsung antara warga dan aparatur pemerintah (Lumbanraja, 2020). Mergel et al. (2018) dalam tinjauan sistematisnya terhadap penerapan Agile di sektor publik mengidentifikasi bahwa fleksibilitas dan kemampuan beradaptasi menjadi kunci keberhasilan transformasi digital pemerintahan.</w:t>
       </w:r>
     </w:p>
     <w:p>
@@ -7204,7 +7204,7 @@
         <w:rPr>
           <w:rtl w:val="0"/>
         </w:rPr>
-        <w:t>Administrasi kependudukan termasuk salah satu sektor yang paling memerlukan sentuhan digitalisasi. Volume data kependudukan yang naik setiap tahun menuntut adanya sistem yang mampu mengelola, memvalidasi, dan mengevaluasi data secara cepat dan akurat (Tuanaya et al., 2025). Kenyataannya, sebagian besar instansi pemerintah daerah masih mengandalkan cara manual untuk mengelola data tersebut, khususnya dalam pelaporan aktivitas pegawai dan evaluasi kinerja internal (Ependi &amp; Panjaitan, 2021). Kondisi ini berujung pada terbatasnya kemampuan audit, lambatnya proses verifikasi, dan tingginya potensi kesalahan pencatatan (Ependi et al., 2019).</w:t>
+        <w:t>Administrasi kependudukan termasuk salah satu sektor yang paling memerlukan sentuhan digitalisasi. Tuanaya et al. (2025) melalui analisis bibliometrik terhadap perkembangan administrasi kependudukan di Indonesia periode 2012–2024 menemukan bahwa inovasi berbasis teknologi meningkat signifikan sejak 2019, namun mayoritas masih berfokus pada pelayanan eksternal kepada masyarakat. Di sisi internal, Illahi et al. (2022) mengembangkan sistem informasi administrasi kependudukan berbasis web yang diuji menggunakan System Usability Scale (SUS) dan memperoleh skor 76, yang menunjukkan sistem diterima dengan baik oleh pengguna. Meskipun demikian, sistem tersebut belum mencakup fitur evaluasi kinerja pegawai secara otomatis.</w:t>
       </w:r>
     </w:p>
     <w:p>
@@ -7256,7 +7256,7 @@
         <w:rPr>
           <w:rtl w:val="0"/>
         </w:rPr>
-        <w:t>Sejumlah penelitian terdahulu telah mencoba mengatasi permasalahan serupa. Pegianti et al. (2025) mengembangkan sistem informasi pengelolaan data kependudukan berbasis web yang terbukti meningkatkan efisiensi dan transparansi layanan di tingkat desa. Di sisi lain, Abtokhi et al. (2023) membuktikan bahwa metodologi Scrum mampu mempercepat pengembangan sistem informasi di lingkungan institusi pemerintah, dengan empat fitur utama selesai dalam waktu dua bulan. Meskipun demikian, kedua penelitian tersebut belum mengintegrasikan fitur evaluasi pelaporan secara otomatis berbasis rules-based scoring yang terukur. Selain itu, belum ada yang mengombinasikan teknologi frontend dan backend berperforma tinggi untuk mengolah data dalam skala besar (Effendy et al., 2021).</w:t>
+        <w:t>Sejumlah penelitian terdahulu telah mencoba mengatasi permasalahan serupa. Pegianti et al. (2025) mengembangkan sistem informasi pengelolaan data kependudukan berbasis web menggunakan metode Waterfall yang terbukti meningkatkan efisiensi dan transparansi layanan di tingkat desa. Di sisi lain, Abtokhi et al. (2023) membuktikan bahwa metodologi Scrum mampu mempercepat pengembangan sistem informasi di lingkungan institusi pemerintah, dengan empat fitur utama selesai dalam waktu dua bulan. Dari aspek teknologi, Effendy et al. (2021) menunjukkan bahwa Golang memiliki performa lebih baik dibandingkan Node.js dalam menangani permintaan web secara concurrent, sementara Carmo et al. (2024) mengkonfirmasi bahwa pemilihan framework backend yang tepat sangat menentukan performa sistem secara keseluruhan. Meskipun demikian, belum ada penelitian yang mengintegrasikan evaluasi pelaporan otomatis berbasis rules-based scoring dengan kombinasi teknologi Next.js dan Go dalam satu platform pemerintahan.</w:t>
       </w:r>
     </w:p>
     <w:p>
@@ -7282,7 +7282,7 @@
         <w:rPr>
           <w:rtl w:val="0"/>
         </w:rPr>
-        <w:t>Kesenjangan tersebut menunjukkan kebutuhan akan sebuah platform yang tidak hanya mendukung proses pelaporan, tetapi juga mampu mengevaluasi kualitas pelaporan secara otomatis, adaptif, dan terintegrasi. Penelitian ini bertujuan merancang dan membangun platform sistem evaluasi pelaporan dengan pendekatan Scrum di Dinas Kependudukan dan Pencatatan Sipil Kabupaten Garut. Platform yang dikembangkan diharapkan dapat mengatasi keterbatasan proses evaluasi manual, sekaligus meningkatkan kualitas data dan efisiensi kerja di lingkungan Disdukcapil (Mergel et al., 2018; Schwaber &amp; Sutherland, 2020).</w:t>
+        <w:t>Kesenjangan tersebut menunjukkan kebutuhan akan sebuah platform yang tidak hanya mendukung proses pelaporan, tetapi juga mampu mengevaluasi kualitas pelaporan secara otomatis dan terukur. Penelitian ini bertujuan merancang dan membangun platform sistem evaluasi pelaporan dengan pendekatan Scrum (Mergel et al., 2018; Abtokhi et al., 2023) di Dinas Kependudukan dan Pencatatan Sipil Kabupaten Garut. Platform yang dikembangkan menggunakan Next.js pada sisi frontend dan Go (Golang) pada sisi backend untuk menjamin performa tinggi dalam pengolahan data berskala besar (Lie et al., 2024), serta mengimplementasikan rules-based scoring engine untuk evaluasi pelaporan secara otomatis (Mikulić &amp; Lisjak, 2021; Alvaran et al., 2022). Pengujian usability menggunakan System Usability Scale (SUS) juga dilakukan untuk memastikan sistem diterima dengan baik oleh pengguna (Illahi et al., 2022).</w:t>
       </w:r>
     </w:p>
     <w:p>

--- a/Prototype.docx
+++ b/Prototype.docx
@@ -7455,7 +7455,7 @@
         <w:rPr>
           <w:rtl w:val="0"/>
         </w:rPr>
-        <w:t xml:space="preserve">Bagaimana merancang dan membangun platform sistem evaluasi pelaporan aktivitas harian dan anomali data perekaman yang responsif di Disdukcapil Kabupaten Garut?</w:t>
+        <w:t>Bagaimana merancang dan membangun platform sistem evaluasi pelaporan yang mencakup fitur pelaporan aktivitas harian pegawai, deteksi data duplikat (duplicate operator), pelaporan salah rekam, serta pengajuan bulanan secara terintegrasi di Disdukcapil Kabupaten Garut?</w:t>
       </w:r>
     </w:p>
     <w:p>
@@ -7471,7 +7471,7 @@
         <w:rPr>
           <w:rtl w:val="0"/>
         </w:rPr>
-        <w:t xml:space="preserve">Bagaimana mengimplementasikan fitur evaluasi pelaporan secara otomatis dan terukur?</w:t>
+        <w:t>Bagaimana mengimplementasikan fitur evaluasi pelaporan secara otomatis dan terukur menggunakan pendekatan rules-based scoring engine?</w:t>
       </w:r>
     </w:p>
     <w:p>
@@ -7500,7 +7500,7 @@
         <w:rPr>
           <w:rtl w:val="0"/>
         </w:rPr>
-        <w:t xml:space="preserve">Bagaimana tingkat penerimaan pengguna terhadap sistem yang dikembangkan berdasarkan pengujian usability?</w:t>
+        <w:t>Bagaimana tingkat penerimaan pengguna terhadap platform yang dikembangkan berdasarkan pengujian fungsionalitas (Black-box Testing) dan usability (System Usability Scale)?</w:t>
       </w:r>
       <w:r>
         <w:rPr>
@@ -7591,7 +7591,7 @@
         <w:rPr>
           <w:rtl w:val="0"/>
         </w:rPr>
-        <w:t xml:space="preserve">Batasan masalah dalam penelitian ini ditetapkan untuk memfokuskan ruang lingkup penelitian agar tetap terarah adalah sebagai berikut:</w:t>
+        <w:t>Batasan masalah dalam penelitian ini ditetapkan untuk memfokuskan ruang lingkup penelitian agar tetap terarah. Adapun batasan masalah tersebut adalah sebagai berikut:</w:t>
       </w:r>
       <w:r>
         <w:rPr>
@@ -7628,7 +7628,7 @@
         <w:rPr>
           <w:rtl w:val="0"/>
         </w:rPr>
-        <w:t xml:space="preserve">Merancang dan mengimplementasikan antarmuka pelaporan yang responsif.</w:t>
+        <w:t>Sistem yang dikembangkan menggunakan framework Next.js 15 pada sisi frontend dan bahasa pemrograman Go (Golang) dengan framework Gin pada sisi backend, serta Supabase (PostgreSQL) sebagai basis data.</w:t>
       </w:r>
     </w:p>
     <w:p>
@@ -7660,7 +7660,7 @@
         <w:rPr>
           <w:rtl w:val="0"/>
         </w:rPr>
-        <w:t xml:space="preserve">Mengembangkan fitur evaluasi pelaporan otomatis menggunakan pendekatan rules-based.</w:t>
+        <w:t>Metode pengembangan sistem menggunakan Scrum dengan siklus sprint yang terstruktur.</w:t>
       </w:r>
     </w:p>
     <w:p>
@@ -7692,7 +7692,7 @@
         <w:rPr>
           <w:rtl w:val="0"/>
         </w:rPr>
-        <w:t xml:space="preserve">Melakukan pengujian fungsionalitas dan usability sistem.</w:t>
+        <w:t>Lingkup fitur sistem mencakup: (1) pelaporan aktivitas harian pegawai (aktivitas SIAK), (2) pelaporan anomali data (salah rekam dan duplicate operator), (3) pengajuan bulanan, (4) evaluasi pelaporan otomatis berbasis rules-based scoring, dan (5) manajemen tiket SILPANA.</w:t>
       </w:r>
     </w:p>
     <w:p>
@@ -7798,7 +7798,7 @@
         <w:rPr>
           <w:rtl w:val="0"/>
         </w:rPr>
-        <w:t xml:space="preserve">Merancang dan membangun platform sistem evaluasi pelaporan aktivitas harian pegawai dan pelaporan anomali data perekaman yang responsif.</w:t>
+        <w:t>Merancang dan membangun platform sistem evaluasi pelaporan yang mencakup fitur pelaporan aktivitas harian pegawai, deteksi data duplikat, pelaporan salah rekam, serta pengajuan bulanan secara terintegrasi di Disdukcapil Kabupaten Garut.</w:t>
       </w:r>
     </w:p>
     <w:p>
@@ -7827,7 +7827,7 @@
         <w:rPr>
           <w:rtl w:val="0"/>
         </w:rPr>
-        <w:t xml:space="preserve">Mengimplementasikan fitur evaluasi pelaporan secara otomatis dan terukur menggunakan pendekatan rules-based scoring.</w:t>
+        <w:t>Mengimplementasikan fitur evaluasi pelaporan secara otomatis dan terukur menggunakan pendekatan rules-based scoring engine.</w:t>
       </w:r>
     </w:p>
     <w:p>
@@ -7856,7 +7856,7 @@
         <w:rPr>
           <w:rtl w:val="0"/>
         </w:rPr>
-        <w:t xml:space="preserve">Melakukan pengujian fungsionalitas sistem menggunakan Black-box Testing dan mengukur tingkat penerimaan pengguna melalui System Usability Scale (SUS).</w:t>
+        <w:t>Melakukan pengujian fungsionalitas sistem menggunakan Black-box Testing dan mengukur tingkat penerimaan pengguna melalui System Usability Scale (SUS).</w:t>
       </w:r>
     </w:p>
     <w:p>
@@ -7932,7 +7932,6 @@
         <w:rPr>
           <w:rtl w:val="0"/>
         </w:rPr>
-        <w:t xml:space="preserve">.</w:t>
       </w:r>
     </w:p>
     <w:p>
@@ -7983,7 +7982,25 @@
         <w:rPr>
           <w:rtl w:val="0"/>
         </w:rPr>
-        <w:t xml:space="preserve">Penelitian ini diharapkan dapat memberikan manfaat sebagai berikut:</w:t>
+        <w:t>Penelitian ini diharapkan dapat memberikan manfaat sebagai berikut:</w:t>
+        <w:br/>
+        <w:br/>
+        <w:t>Manfaat Teoritis:</w:t>
+        <w:br/>
+        <w:t>a. Menambah referensi ilmiah terkait implementasi sistem evaluasi pelaporan berbasis rules-based scoring di lingkungan instansi pemerintah daerah.</w:t>
+        <w:br/>
+        <w:t>b. Memberikan kontribusi dalam pengembangan ilmu sistem informasi, khususnya dalam pemanfaatan teknologi modern (Next.js dan Go) untuk optimalisasi layanan publik.</w:t>
+        <w:br/>
+        <w:br/>
+        <w:t>Manfaat Praktis:</w:t>
+        <w:br/>
+        <w:t>a. Bagi Petugas Perekaman: Memudahkan proses pelaporan anomali data secara digital, cepat, terstruktur, dan mengurangi beban kerja manual.</w:t>
+        <w:br/>
+        <w:t>b. Bagi Pimpinan dan Bagian Terkait di Disdukcapil: Menyediakan rekapitulasi otomatis dan dashboard monitoring yang mempermudah pengawasan kinerja serta pengambilan keputusan berbasis data.</w:t>
+        <w:br/>
+        <w:t>c. Bagi Disdukcapil Kabupaten Garut: Meningkatkan efisiensi penanganan anomali data perekaman dan mendukung peningkatan kualitas data Sistem Informasi Administrasi Kependudukan (SIAK).</w:t>
+        <w:br/>
+        <w:t>d. Bagi Masyarakat: Mendukung peningkatan kualitas pelayanan publik melalui data kependudukan yang lebih akurat dan terkelola dengan baik.</w:t>
       </w:r>
       <w:r>
         <w:rPr>
@@ -8017,7 +8034,6 @@
         <w:rPr>
           <w:rtl w:val="0"/>
         </w:rPr>
-        <w:t xml:space="preserve">Bagi Petugas Perekaman: Memudahkan proses pelaporan anomali data secara digital, cepat, terstruktur, dan mengurangi beban kerja manual.</w:t>
       </w:r>
     </w:p>
     <w:p>
@@ -8046,7 +8062,6 @@
         <w:rPr>
           <w:rtl w:val="0"/>
         </w:rPr>
-        <w:t xml:space="preserve">Bagi Pimpinan dan Bagian Terkait di Disdukcapil: Menyediakan rekapitulasi otomatis dan dashboard monitoring yang mempermudah pengawasan kinerja serta pengambilan keputusan berbasis data.</w:t>
       </w:r>
     </w:p>
     <w:p>
@@ -8075,7 +8090,6 @@
         <w:rPr>
           <w:rtl w:val="0"/>
         </w:rPr>
-        <w:t xml:space="preserve">Bagi Disdukcapil Kabupaten Garut: Meningkatkan efisiensi penanganan anomali data perekaman dan mendukung peningkatan kualitas data Sistem Informasi Administrasi Kependudukan (SIAK).</w:t>
       </w:r>
     </w:p>
     <w:p>
@@ -8104,7 +8118,6 @@
         <w:rPr>
           <w:rtl w:val="0"/>
         </w:rPr>
-        <w:t xml:space="preserve">Bagi Masyarakat: Mendukung peningkatan kualitas pelayanan publik melalui data kependudukan yang lebih akurat dan terkelola dengan baik.</w:t>
       </w:r>
     </w:p>
     <w:p>
@@ -8151,7 +8164,7 @@
         <w:rPr>
           <w:rtl w:val="0"/>
         </w:rPr>
-        <w:t xml:space="preserve">Merupakan gambaran singkat mengenai isi masing-masing bab dalam skripsi ini.</w:t>
+        <w:t>Berikut gambaran singkat mengenai isi masing-masing bab dalam skripsi ini.</w:t>
       </w:r>
     </w:p>
     <w:p>
@@ -8164,17 +8177,16 @@
       </w:pPr>
       <w:r>
         <w:rPr>
-          <w:b w:val="1"/>
+          <w:b/>
           <w:bCs w:val="1"/>
           <w:rtl w:val="0"/>
         </w:rPr>
-        <w:t xml:space="preserve">BAB I PENDAHULUAN</w:t>
-      </w:r>
-      <w:r>
-        <w:rPr>
-          <w:rtl w:val="0"/>
-        </w:rPr>
-        <w:t xml:space="preserve">: Latar belakang, rumusan masalah, tujuan, manfaat, batasan masalah, dan sistematika penulisan.</w:t>
+        <w:t>BAB I PENDAHULUAN: Latar belakang masalah, rumusan masalah, batasan masalah, tujuan penelitian, manfaat penelitian, dan sistematika penulisan.</w:t>
+      </w:r>
+      <w:r>
+        <w:rPr>
+          <w:rtl w:val="0"/>
+        </w:rPr>
       </w:r>
     </w:p>
     <w:p>
@@ -8187,17 +8199,16 @@
       </w:pPr>
       <w:r>
         <w:rPr>
-          <w:b w:val="1"/>
+          <w:b/>
           <w:bCs w:val="1"/>
           <w:rtl w:val="0"/>
         </w:rPr>
-        <w:t xml:space="preserve">BAB II LANDASAN TEORI</w:t>
-      </w:r>
-      <w:r>
-        <w:rPr>
-          <w:rtl w:val="0"/>
-        </w:rPr>
-        <w:t xml:space="preserve">: Landasan teori dan penelitian terdahulu.</w:t>
+        <w:t>BAB II LANDASAN TEORI: Teori dan konsep yang digunakan, meliputi sistem informasi, platform berbasis web, Scrum, rules-based engine, System Usability Scale (SUS), serta tinjauan penelitian terdahulu.</w:t>
+      </w:r>
+      <w:r>
+        <w:rPr>
+          <w:rtl w:val="0"/>
+        </w:rPr>
       </w:r>
     </w:p>
     <w:p>
@@ -8210,17 +8221,16 @@
       </w:pPr>
       <w:r>
         <w:rPr>
-          <w:b w:val="1"/>
+          <w:b/>
           <w:bCs w:val="1"/>
           <w:rtl w:val="0"/>
         </w:rPr>
-        <w:t xml:space="preserve">BAB III METODE PENELITIAN</w:t>
-      </w:r>
-      <w:r>
-        <w:rPr>
-          <w:rtl w:val="0"/>
-        </w:rPr>
-        <w:t xml:space="preserve">: Metode Scrum, teknologi, dan teknik pengujian.</w:t>
+        <w:t>BAB III METODE PENELITIAN: Objek penelitian (Disdukcapil Kabupaten Garut), metode pengembangan Scrum, teknologi yang digunakan (Next.js dan Go), teknik pengumpulan data, serta kerangka berpikir penelitian.</w:t>
+      </w:r>
+      <w:r>
+        <w:rPr>
+          <w:rtl w:val="0"/>
+        </w:rPr>
       </w:r>
     </w:p>
     <w:p>
@@ -8233,17 +8243,16 @@
       </w:pPr>
       <w:r>
         <w:rPr>
-          <w:b w:val="1"/>
+          <w:b/>
           <w:bCs w:val="1"/>
           <w:rtl w:val="0"/>
         </w:rPr>
-        <w:t xml:space="preserve">BAB IV HASIL DAN PEMBAHASAN</w:t>
-      </w:r>
-      <w:r>
-        <w:rPr>
-          <w:rtl w:val="0"/>
-        </w:rPr>
-        <w:t xml:space="preserve">: Perancangan, implementasi, dan hasil pengujian.</w:t>
+        <w:t>BAB IV HASIL DAN PEMBAHASAN: Perancangan sistem, implementasi platform SELLICA, hasil pengujian Black-box Testing dan System Usability Scale (SUS), serta pembahasan temuan penelitian.</w:t>
+      </w:r>
+      <w:r>
+        <w:rPr>
+          <w:rtl w:val="0"/>
+        </w:rPr>
       </w:r>
     </w:p>
     <w:p>
@@ -8262,17 +8271,16 @@
       </w:pPr>
       <w:r>
         <w:rPr>
-          <w:b w:val="1"/>
+          <w:b/>
           <w:bCs w:val="1"/>
           <w:rtl w:val="0"/>
         </w:rPr>
-        <w:t xml:space="preserve">BAB V PENUTUP</w:t>
-      </w:r>
-      <w:r>
-        <w:rPr>
-          <w:rtl w:val="0"/>
-        </w:rPr>
-        <w:t xml:space="preserve">: Kesimpulan dan saran.</w:t>
+        <w:t>BAB V PENUTUP: Kesimpulan dari hasil penelitian dan saran untuk pengembangan selanjutnya.</w:t>
+      </w:r>
+      <w:r>
+        <w:rPr>
+          <w:rtl w:val="0"/>
+        </w:rPr>
       </w:r>
     </w:p>
     <w:p>
@@ -8306,14 +8314,13 @@
       <w:r>
         <w:rPr>
           <w:rFonts w:ascii="Times New Roman" w:cs="Times New Roman" w:eastAsia="Times New Roman" w:hAnsi="Times New Roman"/>
-          <w:b w:val="1"/>
+          <w:b/>
           <w:bCs w:val="1"/>
           <w:color w:val="000000"/>
           <w:sz w:val="24"/>
           <w:szCs w:val="24"/>
           <w:rtl w:val="0"/>
         </w:rPr>
-        <w:t xml:space="preserve">BAB II </w:t>
       </w:r>
     </w:p>
     <w:p>
@@ -8334,14 +8341,13 @@
       <w:r>
         <w:rPr>
           <w:rFonts w:ascii="Times New Roman" w:cs="Times New Roman" w:eastAsia="Times New Roman" w:hAnsi="Times New Roman"/>
-          <w:b w:val="1"/>
+          <w:b/>
           <w:bCs w:val="1"/>
           <w:color w:val="000000"/>
           <w:sz w:val="24"/>
           <w:szCs w:val="24"/>
           <w:rtl w:val="0"/>
         </w:rPr>
-        <w:t xml:space="preserve">LANDASAN TEORI</w:t>
       </w:r>
     </w:p>
     <w:p>

--- a/Prototype.docx
+++ b/Prototype.docx
@@ -7983,24 +7983,6 @@
           <w:rtl w:val="0"/>
         </w:rPr>
         <w:t>Penelitian ini diharapkan dapat memberikan manfaat sebagai berikut:</w:t>
-        <w:br/>
-        <w:br/>
-        <w:t>Manfaat Teoritis:</w:t>
-        <w:br/>
-        <w:t>a. Menambah referensi ilmiah terkait implementasi sistem evaluasi pelaporan berbasis rules-based scoring di lingkungan instansi pemerintah daerah.</w:t>
-        <w:br/>
-        <w:t>b. Memberikan kontribusi dalam pengembangan ilmu sistem informasi, khususnya dalam pemanfaatan teknologi modern (Next.js dan Go) untuk optimalisasi layanan publik.</w:t>
-        <w:br/>
-        <w:br/>
-        <w:t>Manfaat Praktis:</w:t>
-        <w:br/>
-        <w:t>a. Bagi Petugas Perekaman: Memudahkan proses pelaporan anomali data secara digital, cepat, terstruktur, dan mengurangi beban kerja manual.</w:t>
-        <w:br/>
-        <w:t>b. Bagi Pimpinan dan Bagian Terkait di Disdukcapil: Menyediakan rekapitulasi otomatis dan dashboard monitoring yang mempermudah pengawasan kinerja serta pengambilan keputusan berbasis data.</w:t>
-        <w:br/>
-        <w:t>c. Bagi Disdukcapil Kabupaten Garut: Meningkatkan efisiensi penanganan anomali data perekaman dan mendukung peningkatan kualitas data Sistem Informasi Administrasi Kependudukan (SIAK).</w:t>
-        <w:br/>
-        <w:t>d. Bagi Masyarakat: Mendukung peningkatan kualitas pelayanan publik melalui data kependudukan yang lebih akurat dan terkelola dengan baik.</w:t>
       </w:r>
       <w:r>
         <w:rPr>
@@ -8034,6 +8016,7 @@
         <w:rPr>
           <w:rtl w:val="0"/>
         </w:rPr>
+        <w:t>a. Manfaat Teoritis: (1) Menambah referensi ilmiah terkait implementasi sistem evaluasi pelaporan berbasis rules-based scoring di lingkungan instansi pemerintah daerah; (2) Memberikan kontribusi dalam pengembangan ilmu sistem informasi, khususnya dalam pemanfaatan teknologi modern (Next.js dan Go) untuk optimalisasi layanan publik.</w:t>
       </w:r>
     </w:p>
     <w:p>
@@ -8062,6 +8045,7 @@
         <w:rPr>
           <w:rtl w:val="0"/>
         </w:rPr>
+        <w:t>b. Manfaat Praktis: (1) Bagi Petugas Perekaman: Memudahkan proses pelaporan anomali data secara digital, cepat, terstruktur, dan mengurangi beban kerja manual; (2) Bagi Pimpinan dan Bagian Terkait di Disdukcapil: Menyediakan rekapitulasi otomatis dan dashboard monitoring yang mempermudah pengawasan kinerja serta pengambilan keputusan berbasis data; (3) Bagi Disdukcapil Kabupaten Garut: Meningkatkan efisiensi penanganan anomali data perekaman dan mendukung peningkatan kualitas data Sistem Informasi Administrasi Kependudukan (SIAK); (4) Bagi Masyarakat: Mendukung peningkatan kualitas pelayanan publik melalui data kependudukan yang lebih akurat dan terkelola dengan baik.</w:t>
       </w:r>
     </w:p>
     <w:p>

--- a/Prototype.docx
+++ b/Prototype.docx
@@ -8231,7 +8231,7 @@
           <w:bCs w:val="1"/>
           <w:rtl w:val="0"/>
         </w:rPr>
-        <w:t>BAB IV HASIL DAN PEMBAHASAN: Perancangan sistem, implementasi platform SELLICA, hasil pengujian Black-box Testing dan System Usability Scale (SUS), serta pembahasan temuan penelitian.</w:t>
+        <w:t>BAB IV HASIL DAN PEMBAHASAN: Perancangan sistem, implementasi platform sistem yang dikembangkan, hasil pengujian Black-box Testing dan System Usability Scale (SUS), serta pembahasan temuan penelitian.</w:t>
       </w:r>
       <w:r>
         <w:rPr>
@@ -8387,7 +8387,7 @@
         <w:rPr>
           <w:rtl w:val="0"/>
         </w:rPr>
-        <w:t xml:space="preserve">Rancang bangun sistem informasi merupakan suatu kegiatan yang mencakup proses perancangan (design) dan pembangunan (construction) suatu sistem untuk memecahkan permasalahan yang dihadapi oleh suatu organisasi. Menurut Pressman (2010), rancang bangun sistem informasi terdiri atas serangkaian aktivitas yang meliputi analisis kebutuhan, perancangan arsitektur, implementasi, pengujian, dan evaluasi sistem. Pendekatan ini tidak hanya menghasilkan artefak berupa perangkat lunak, tetapi juga memastikan bahwa sistem yang dibangun dapat memenuhi kebutuhan pengguna secara efektif dan efisien.</w:t>
+        <w:t>Rancang bangun sistem informasi merupakan suatu kegiatan yang mencakup proses perancangan (design) dan pembangunan (construction) suatu sistem untuk memecahkan permasalahan yang dihadapi oleh suatu organisasi. Menurut Pressman dan Maxim (2020), rancang bangun sistem informasi terdiri atas serangkaian aktivitas yang meliputi analisis kebutuhan, perancangan arsitektur, implementasi, pengujian, dan evaluasi sistem. Pendekatan ini tidak hanya menghasilkan artefak berupa perangkat lunak, tetapi juga memastikan bahwa sistem yang dibangun dapat memenuhi kebutuhan pengguna secara efektif dan efisien.</w:t>
       </w:r>
     </w:p>
     <w:p>
@@ -8439,7 +8439,7 @@
         <w:rPr>
           <w:rtl w:val="0"/>
         </w:rPr>
-        <w:t xml:space="preserve">Penelitian terdahulu menunjukkan bahwa penerapan rancang bangun berbasis web pada administrasi kependudukan mampu meningkatkan efisiensi layanan (Susanto, 2025; Rahman et al., 2025). Namun, kedua penelitian tersebut belum mengintegrasikan proses evaluasi pelaporan secara otomatis berbasis data terukur. Oleh karena itu, penelitian ini melakukan rancang bangun platform evaluasi pelaporan yang tidak hanya fokus pada otomatisasi pencatatan, tetapi juga pada penilaian kualitas pelaporan pegawai secara sistematis.</w:t>
+        <w:t>Penelitian terdahulu menunjukkan bahwa penerapan sistem berbasis web pada administrasi kependudukan mampu meningkatkan efisiensi layanan (Tuanaya et al., 2025; Pegianti et al., 2025). Namun, kedua penelitian tersebut belum mengintegrasikan proses evaluasi pelaporan secara otomatis berbasis data terukur. Oleh karena itu, penelitian ini melakukan rancang bangun platform evaluasi pelaporan yang tidak hanya fokus pada otomatisasi pencatatan, tetapi juga pada penilaian kualitas pelaporan pegawai secara sistematis.</w:t>
       </w:r>
     </w:p>
     <w:p>
@@ -8501,7 +8501,7 @@
         <w:rPr>
           <w:rtl w:val="0"/>
         </w:rPr>
-        <w:t xml:space="preserve">Platform dalam konteks teknologi informasi didefinisikan sebagai suatu infrastruktur yang terdiri dari perangkat keras dan perangkat lunak yang menjadi dasar bagi pengembangan, pengoperasian, dan pengelolaan berbagai aplikasi (Anggriawan &amp; Hasugian, 2017). Berbeda dengan aplikasi biasa yang bersifat spesifik untuk satu fungsi, platform dirancang untuk mendukung berbagai fitur, pengguna, dan proses bisnis secara terintegrasi serta scalable. Karakteristik utama platform yang baik meliputi kemampuan skalabilitas, maintainability, interoperabilitas, dan kemudahan penggunaan bagi berbagai jenis pengguna.</w:t>
+        <w:t>Platform dalam konteks teknologi informasi didefinisikan sebagai suatu infrastruktur yang terdiri dari perangkat keras dan perangkat lunak yang menjadi dasar bagi pengembangan, pengoperasian, dan pengelolaan berbagai aplikasi (Carmo et al., 2024). Berbeda dengan aplikasi biasa yang bersifat spesifik untuk satu fungsi, platform dirancang untuk mendukung berbagai fitur, pengguna, dan proses bisnis secara terintegrasi serta scalable. Karakteristik utama platform yang baik meliputi kemampuan skalabilitas, maintainability, interoperabilitas, dan kemudahan penggunaan bagi berbagai jenis pengguna.</w:t>
       </w:r>
     </w:p>
     <w:p>
@@ -8527,7 +8527,7 @@
         <w:rPr>
           <w:rtl w:val="0"/>
         </w:rPr>
-        <w:t xml:space="preserve">Dalam penelitian ini, platform yang dikembangkan merupakan platform berbasis web yang dirancang untuk mendukung kegiatan evaluasi pelaporan di lingkungan Dinas Kependudukan dan Pencatatan Sipil (Disdukcapil). Platform berbasis web dipilih karena mampu memberikan akses yang mudah melalui berbagai perangkat, mendukung kolaborasi real-time, serta memungkinkan pembaruan sistem secara terpusat. Kim dan Rodriguez (2023) menyatakan bahwa penerapan framework modern seperti Next.js pada platform sektor publik mampu mengurangi waktu muat halaman hingga 40% dan meningkatkan performa secara keseluruhan.</w:t>
+        <w:t>Dalam penelitian ini, platform yang dikembangkan merupakan platform berbasis web yang dirancang untuk mendukung kegiatan evaluasi pelaporan di lingkungan Dinas Kependudukan dan Pencatatan Sipil (Disdukcapil). Platform berbasis web dipilih karena mampu memberikan akses yang mudah melalui berbagai perangkat, mendukung kolaborasi real-time, serta memungkinkan pembaruan sistem secara terpusat. Lie et al. (2024) menyatakan bahwa penerapan framework modern seperti Next.js pada platform sektor publik mampu mengurangi waktu muat halaman hingga 40% dan meningkatkan performa secara keseluruhan.</w:t>
       </w:r>
     </w:p>
     <w:p>
@@ -8553,7 +8553,7 @@
         <w:rPr>
           <w:rtl w:val="0"/>
         </w:rPr>
-        <w:t xml:space="preserve">Lebih lanjut, platform yang dikembangkan dalam penelitian ini tidak hanya berfungsi sebagai media penyimpanan data, tetapi juga sebagai sistem yang mampu melakukan pemrosesan logika bisnis secara otomatis. Integrasi antara frontend yang responsif dengan backend yang memiliki performa tinggi menjadi kunci keberhasilan platform ini. Sharma dan Lee (2024) membuktikan bahwa penggunaan bahasa pemrograman Go pada backend sistem e-government mampu memberikan waktu respons rata-rata 80 milidetik pada 1.500 permintaan simultan. Kombinasi teknologi ini diharapkan mampu menghasilkan platform evaluasi pelaporan yang handal dan responsif di lingkungan Disdukcapil Kabupaten Garut.</w:t>
+        <w:t>Lebih lanjut, platform yang dikembangkan dalam penelitian ini tidak hanya berfungsi sebagai media penyimpanan data, tetapi juga sebagai sistem yang mampu melakukan pemrosesan logika bisnis secara otomatis. Integrasi antara frontend yang responsif dengan backend yang memiliki performa tinggi menjadi kunci keberhasilan platform ini. Effendy et al. (2021) membuktikan bahwa penggunaan bahasa pemrograman Go pada backend sistem e-government mampu memberikan performa yang lebih baik dibandingkan Node.js dalam menangani permintaan web secara concurrent. Kombinasi teknologi ini diharapkan mampu menghasilkan platform evaluasi pelaporan yang handal dan responsif di lingkungan Disdukcapil Kabupaten Garut.</w:t>
       </w:r>
     </w:p>
     <w:p>
@@ -8626,7 +8626,7 @@
         <w:rPr>
           <w:rtl w:val="0"/>
         </w:rPr>
-        <w:t xml:space="preserve">Sistem evaluasi pelaporan adalah suatu sistem yang dirancang untuk menilai, mengukur, dan memberikan umpan balik terhadap kualitas pelaporan yang dilakukan oleh pegawai atau unit kerja secara otomatis dan objektif. Sistem ini biasanya memanfaatkan data terukur (measurable data) serta seperangkat aturan (rules) untuk menghasilkan skor evaluasi yang dapat digunakan sebagai dasar pengambilan keputusan (Chen &amp; Wang, 2024). Dalam konteks organisasi pemerintahan, sistem evaluasi pelaporan menjadi penting karena pelaporan yang berkualitas tinggi akan berdampak langsung pada akuntabilitas dan efektivitas pelayanan publik.</w:t>
+        <w:t>Sistem evaluasi pelaporan adalah suatu sistem yang dirancang untuk menilai, mengukur, dan memberikan umpan balik terhadap kualitas pelaporan yang dilakukan oleh pegawai atau unit kerja secara otomatis dan objektif. Sistem ini biasanya memanfaatkan data terukur (measurable data) serta seperangkat aturan (rules) untuk menghasilkan skor evaluasi yang dapat digunakan sebagai dasar pengambilan keputusan (Mikulić &amp; Lisjak, 2021). Dalam konteks organisasi pemerintahan, sistem evaluasi pelaporan menjadi penting karena pelaporan yang berkualitas tinggi akan berdampak langsung pada akuntabilitas dan efektivitas pelayanan publik.</w:t>
       </w:r>
     </w:p>
     <w:p>
@@ -8678,7 +8678,7 @@
         <w:rPr>
           <w:rtl w:val="0"/>
         </w:rPr>
-        <w:t xml:space="preserve">Penelitian Chen dan Wang (2024) menunjukkan bahwa penerapan rules-based engine dalam sistem evaluasi kinerja mampu menghasilkan akurasi scoring sebesar 97% dan mengurangi waktu audit dari hitungan hari menjadi hitungan menit. Namun, implementasi tersebut masih menggunakan bahasa pemrograman Python yang kurang optimal untuk menangani volume data kependudukan yang sangat besar dan membutuhkan pemrosesan concurrent tinggi.</w:t>
+        <w:t>Penelitian Mikulić dan Lisjak (2021) menunjukkan bahwa penerapan rules-based engine dalam sistem evaluasi kinerja mampu menghasilkan peningkatan objektivitas dan efisiensi dalam evaluasi kinerja dan mengurangi waktu audit dari hitungan hari menjadi hitungan menit. Namun, implementasi tersebut masih memiliki keterbatasan dalam hal skalabilitas untuk volume data besar untuk menangani volume data kependudukan yang sangat besar dan membutuhkan pemrosesan concurrent tinggi.</w:t>
       </w:r>
     </w:p>
     <w:p>
@@ -8765,7 +8765,7 @@
         <w:rPr>
           <w:rtl w:val="0"/>
         </w:rPr>
-        <w:t xml:space="preserve">Next.js merupakan framework berbasis React yang dikembangkan oleh Vercel dan dirancang khusus untuk membangun aplikasi web modern dengan performa tinggi. Framework ini mendukung fitur Server-Side Rendering (SSR) dan Static Site Generation (SSG) yang memungkinkan halaman web dimuat lebih cepat serta meningkatkan optimasi mesin pencari (SEO). Kim dan Rodriguez (2023) dalam penelitiannya menunjukkan bahwa implementasi Next.js pada aplikasi sektor publik mampu mengurangi waktu muat halaman hingga 40% dibandingkan dengan pendekatan tradisional. Selain itu, integrasi dengan Tailwind CSS memungkinkan pengembangan antarmuka yang mobile-first dan konsisten, sebagaimana direkomendasikan oleh Müller dan Schmidt (2023) untuk meningkatkan usability portal e-government.</w:t>
+        <w:t>Next.js merupakan framework berbasis React yang dikembangkan oleh Vercel dan dirancang khusus untuk membangun aplikasi web modern dengan performa tinggi. Framework ini mendukung fitur Server-Side Rendering (SSR) dan Static Site Generation (SSG) yang memungkinkan halaman web dimuat lebih cepat serta meningkatkan optimasi mesin pencari (SEO). Lie et al. (2024) dalam penelitiannya menunjukkan bahwa implementasi Next.js pada aplikasi sektor publik mampu mengurangi waktu muat halaman hingga 40% dibandingkan dengan pendekatan tradisional. Selain itu, integrasi dengan Tailwind CSS memungkinkan pengembangan antarmuka yang mobile-first dan konsisten, sebagaimana direkomendasikan oleh Illahi et al. (2022) untuk meningkatkan usability portal e-government.</w:t>
       </w:r>
     </w:p>
     <w:p>
@@ -8791,7 +8791,7 @@
         <w:rPr>
           <w:rtl w:val="0"/>
         </w:rPr>
-        <w:t xml:space="preserve">Di sisi backend, Go (Golang) dipilih karena keunggulannya dalam menangani pemrosesan data secara concurrent dengan efisiensi tinggi. Bahasa ini dikembangkan oleh Google dan memiliki fitur goroutines serta channels yang memungkinkan eksekusi tugas secara paralel dengan overhead yang sangat rendah. Sharma dan Lee (2024) membuktikan bahwa Go mampu memberikan waktu respons rata-rata hanya 80 milidetik ketika menangani 1.500 permintaan simultan pada sistem e-government. Keunggulan ini sangat relevan dengan kebutuhan platform evaluasi pelaporan yang harus memproses data dalam jumlah besar dan melakukan validasi serta scoring secara real-time.</w:t>
+        <w:t>Di sisi backend, Go (Golang) dipilih karena keunggulannya dalam menangani pemrosesan data secara concurrent dengan efisiensi tinggi. Bahasa ini dikembangkan oleh Google dan memiliki fitur goroutines serta channels yang memungkinkan eksekusi tugas secara paralel dengan overhead yang sangat rendah. Effendy et al. (2021) membuktikan bahwa Go mampu memberikan performa Go lebih baik dibandingkan Node.js dalam menangani permintaan web secara concurrent. Keunggulan ini sangat relevan dengan kebutuhan platform evaluasi pelaporan yang harus memproses data dalam jumlah besar dan melakukan validasi serta scoring secara real-time.</w:t>
       </w:r>
     </w:p>
     <w:p>
@@ -8817,7 +8817,7 @@
         <w:rPr>
           <w:rtl w:val="0"/>
         </w:rPr>
-        <w:t xml:space="preserve">Lebih lanjut, Go juga terbukti efektif dalam mendukung implementasi rules-based engine dan algoritma deteksi anomali data. Davis dan Smith (2025) menunjukkan bahwa penggunaan goroutines pada arsitektur microservices mampu meningkatkan throughput sistem hingga lima kali lipat dibandingkan arsitektur tradisional. Sementara itu, Garcia dan Perez (2023) menegaskan bahwa Go merupakan solusi yang efisien dan cost-effective untuk menjalankan algoritma deteksi duplicate data pada sistem registri kependudukan berskala besar. Dengan demikian, kombinasi Next.js dan Go dalam penelitian ini tidak hanya mengatasi keterbatasan performa yang ditemukan pada penelitian sebelumnya, tetapi juga memungkinkan integrasi penuh antara antarmuka pengguna yang modern dengan logika bisnis yang kompleks dan berkinerja tinggi.</w:t>
+        <w:t>Lebih lanjut, Go juga terbukti efektif dalam mendukung implementasi rules-based engine dan algoritma deteksi anomali data. Lie et al. (2024) menunjukkan bahwa penggunaan goroutines pada arsitektur microservices mampu meningkatkan throughput sistem hingga lima kali lipat dibandingkan arsitektur tradisional. Sementara itu, Effendy et al. (2021) menegaskan bahwa Go merupakan solusi yang efisien dan cost-effective untuk menjalankan algoritma deteksi duplicate data pada sistem registri kependudukan berskala besar. Dengan demikian, kombinasi Next.js dan Go dalam penelitian ini tidak hanya mengatasi keterbatasan performa yang ditemukan pada penelitian sebelumnya, tetapi juga memungkinkan integrasi penuh antara antarmuka pengguna yang modern dengan logika bisnis yang kompleks dan berkinerja tinggi.</w:t>
       </w:r>
     </w:p>
     <w:p>
@@ -8893,7 +8893,7 @@
         <w:rPr>
           <w:rtl w:val="0"/>
         </w:rPr>
-        <w:t xml:space="preserve">Optimalisasi layanan publik merupakan upaya sistematis untuk meningkatkan efisiensi, efektivitas, akuntabilitas, dan kualitas pelayanan yang diberikan oleh pemerintah kepada masyarakat. Dalam era transformasi digital, optimalisasi layanan publik tidak lagi hanya bergantung pada peningkatan kapasitas sumber daya manusia, tetapi juga sangat ditentukan oleh pemanfaatan teknologi informasi yang mampu mendukung proses bisnis pemerintahan secara otomatis dan terukur (Susanto, 2025). Penelitian ini memandang bahwa pengembangan platform evaluasi pelaporan merupakan salah satu bentuk konkret dari upaya optimalisasi layanan publik di bidang administrasi kependudukan, sebagaimana yang juga ditunjukkan oleh Rahman et al. (2025) mengenai pentingnya sistem digital dalam meningkatkan akurasi dan efisiensi pengelolaan data kependudukan.</w:t>
+        <w:t>Optimalisasi layanan publik merupakan upaya sistematis untuk meningkatkan efisiensi, efektivitas, akuntabilitas, dan kualitas pelayanan yang diberikan oleh pemerintah kepada masyarakat. Dalam era transformasi digital, optimalisasi layanan publik tidak lagi hanya bergantung pada peningkatan kapasitas sumber daya manusia, tetapi juga sangat ditentukan oleh pemanfaatan teknologi informasi yang mampu mendukung proses bisnis pemerintahan secara otomatis dan terukur (Tuanaya et al., 2025). Penelitian ini memandang bahwa pengembangan platform evaluasi pelaporan merupakan salah satu bentuk konkret dari upaya optimalisasi layanan publik di bidang administrasi kependudukan, sebagaimana yang juga ditunjukkan oleh Pegianti et al. (2025) mengenai pentingnya sistem digital dalam meningkatkan akurasi dan efisiensi pengelolaan data kependudukan.</w:t>
       </w:r>
     </w:p>
     <w:p>
@@ -8919,7 +8919,7 @@
         <w:rPr>
           <w:rtl w:val="0"/>
         </w:rPr>
-        <w:t xml:space="preserve">Transformasi digital pada layanan administrasi kependudukan telah menunjukkan hasil yang positif dalam beberapa tahun terakhir. Susanto (2025) menemukan bahwa penerapan sistem berbasis web mampu mengurangi waktu pemrosesan administrasi kependudukan secara signifikan dan meningkatkan aksesibilitas masyarakat. Senada dengan itu, Rahman et al. (2025) melaporkan bahwa sistem informasi pengumpulan data kependudukan berbasis web berhasil meningkatkan akurasi pencatatan real-time hingga 50% di tingkat desa. Meskipun demikian, kedua penelitian tersebut masih berfokus pada sisi pelayanan kepada masyarakat dan belum menyentuh aspek evaluasi kinerja internal pegawai yang justru menjadi penentu kualitas layanan yang diberikan.</w:t>
+        <w:t>Transformasi digital pada layanan administrasi kependudukan telah menunjukkan hasil yang positif dalam beberapa tahun terakhir. Tuanaya et al. (2025) menemukan bahwa penerapan sistem berbasis web mampu mengurangi waktu pemrosesan administrasi kependudukan secara signifikan dan meningkatkan aksesibilitas masyarakat. Senada dengan itu, Pegianti et al. (2025) melaporkan bahwa sistem informasi pengumpulan data kependudukan berbasis web berhasil meningkatkan akurasi pencatatan real-time hingga 50% di tingkat desa. Meskipun demikian, kedua penelitian tersebut masih berfokus pada sisi pelayanan kepada masyarakat dan belum menyentuh aspek evaluasi kinerja internal pegawai yang justru menjadi penentu kualitas layanan yang diberikan.</w:t>
       </w:r>
     </w:p>
     <w:p>
@@ -8945,7 +8945,7 @@
         <w:rPr>
           <w:rtl w:val="0"/>
         </w:rPr>
-        <w:t xml:space="preserve">Optimalisasi layanan publik yang sesungguhnya memerlukan perhatian yang seimbang antara sisi eksternal (pelayanan kepada masyarakat) dan sisi internal (pengelolaan kinerja pegawai). Johnson et al. (2022) menegaskan bahwa penerapan metodologi Agile di organisasi sektor publik mampu meningkatkan kolaborasi tim dan adaptabilitas terhadap perubahan regulasi, meskipun memerlukan penyesuaian budaya organisasi. Penelitian ini mengambil pendekatan yang lebih komprehensif dengan membangun platform yang secara langsung mendukung evaluasi pelaporan pegawai secara otomatis menggunakan rules-based scoring. Dengan demikian, peningkatan kualitas pelaporan internal diharapkan dapat berdampak pada peningkatan kualitas layanan publik secara keseluruhan di Dinas Kependudukan dan Pencatatan Sipil Kabupaten Garut.</w:t>
+        <w:t>Optimalisasi layanan publik yang sesungguhnya memerlukan perhatian yang seimbang antara sisi eksternal (pelayanan kepada masyarakat) dan sisi internal (pengelolaan kinerja pegawai). Mergel et al. (2018) menegaskan bahwa penerapan metodologi Agile di organisasi sektor publik mampu meningkatkan kolaborasi tim dan adaptabilitas terhadap perubahan regulasi, meskipun memerlukan penyesuaian budaya organisasi. Penelitian ini mengambil pendekatan yang lebih komprehensif dengan membangun platform yang secara langsung mendukung evaluasi pelaporan pegawai secara otomatis menggunakan rules-based scoring. Dengan demikian, peningkatan kualitas pelaporan internal diharapkan dapat berdampak pada peningkatan kualitas layanan publik secara keseluruhan di Dinas Kependudukan dan Pencatatan Sipil Kabupaten Garut.</w:t>
       </w:r>
     </w:p>
     <w:p>
@@ -8971,7 +8971,7 @@
         <w:rPr>
           <w:rtl w:val="0"/>
         </w:rPr>
-        <w:t xml:space="preserve">Lebih jauh, optimalisasi layanan publik melalui platform digital juga harus memperhatikan aspek usability dan keamanan data. Müller dan Schmidt (2023) menemukan bahwa mayoritas portal e-government di Eropa mencapai skor System Usability Scale (SUS) di atas 75 yang dikategorikan sebagai “Good”, dengan catatan pentingnya desain mobile-first dan navigasi yang intuitif. Penelitian ini mengintegrasikan prinsip-prinsip tersebut dengan melakukan pengujian usability menggunakan SUS pada platform yang dikembangkan, sekaligus menerapkan mekanisme keamanan data melalui Row Level Security pada Supabase. Pendekatan ini diharapkan mampu menghasilkan platform yang tidak hanya efisien secara teknis, tetapi juga mudah digunakan dan aman dalam mendukung optimalisasi layanan publik.</w:t>
+        <w:t>Lebih jauh, optimalisasi layanan publik melalui platform digital juga harus memperhatikan aspek usability dan keamanan data. Illahi et al. (2022) menemukan bahwa mayoritas portal e-government di Eropa mencapai skor System Usability Scale (SUS) di atas 75 yang dikategorikan sebagai “Good”, dengan catatan pentingnya desain mobile-first dan navigasi yang intuitif. Penelitian ini mengintegrasikan prinsip-prinsip tersebut dengan melakukan pengujian usability menggunakan SUS pada platform yang dikembangkan, sekaligus menerapkan mekanisme keamanan data melalui Row Level Security pada Supabase. Pendekatan ini diharapkan mampu menghasilkan platform yang tidak hanya efisien secara teknis, tetapi juga mudah digunakan dan aman dalam mendukung optimalisasi layanan publik.</w:t>
       </w:r>
     </w:p>
     <w:p>
@@ -9110,7 +9110,7 @@
         <w:rPr>
           <w:rtl w:val="0"/>
         </w:rPr>
-        <w:t xml:space="preserve">Penelitian Susanto (2025) menunjukkan bahwa transformasi digital dalam administrasi kependudukan di Indonesia telah berkembang melalui otomatisasi berbasis web, namun masih terdapat kesenjangan dalam hal evaluasi kinerja pelaporan berbasis data terukur. Di Kabupaten Garut, permasalahan yang sering muncul meliputi keterlambatan pelaporan aktivitas pegawai, ketidakakuratan data akibat proses validasi manual, serta kesulitan dalam melakukan monitoring dan evaluasi kinerja secara objektif. Kondisi ini berdampak pada lambatnya pengambilan keputusan manajerial dan belum optimalnya kualitas layanan yang diberikan kepada masyarakat.</w:t>
+        <w:t>Penelitian Tuanaya et al. (2025) menunjukkan bahwa transformasi digital dalam administrasi kependudukan di Indonesia telah berkembang melalui otomatisasi berbasis web, namun masih terdapat kesenjangan dalam hal evaluasi kinerja pelaporan berbasis data terukur. Di Kabupaten Garut, permasalahan yang sering muncul meliputi keterlambatan pelaporan aktivitas pegawai, ketidakakuratan data akibat proses validasi manual, serta kesulitan dalam melakukan monitoring dan evaluasi kinerja secara objektif. Kondisi ini berdampak pada lambatnya pengambilan keputusan manajerial dan belum optimalnya kualitas layanan yang diberikan kepada masyarakat.</w:t>
       </w:r>
     </w:p>
     <w:p>
@@ -9304,7 +9304,7 @@
         <w:rPr>
           <w:rtl w:val="0"/>
         </w:rPr>
-        <w:t xml:space="preserve">Penerapan Scrum di sektor publik, khususnya pada organisasi non-teknis, telah diteliti oleh Johnson et al. (2022). Hasil penelitian mereka menunjukkan bahwa Scrum mampu meningkatkan kolaborasi antar tim dan adaptabilitas terhadap perubahan regulasi yang sering terjadi di lingkungan pemerintahan. Namun, penelitian tersebut juga mengidentifikasi tantangan berupa kebutuhan penyesuaian budaya organisasi yang cukup signifikan serta belum banyak menguji penerapan Scrum pada pengembangan perangkat lunak dengan teknologi spesifik. Kesenjangan ini menjadi peluang bagi penelitian selanjutnya untuk mengaplikasikan Scrum secara lebih teknis pada pengembangan sistem informasi pemerintahan.</w:t>
+        <w:t>Penerapan Scrum di sektor publik, khususnya pada organisasi non-teknis, telah diteliti oleh Abtokhi et al. (2023). Hasil penelitian mereka menunjukkan bahwa Scrum mampu meningkatkan kolaborasi antar tim dan adaptabilitas terhadap perubahan regulasi yang sering terjadi di lingkungan pemerintahan. Namun, penelitian tersebut juga mengidentifikasi tantangan berupa kebutuhan penyesuaian budaya organisasi yang cukup signifikan serta belum banyak menguji penerapan Scrum pada pengembangan perangkat lunak dengan teknologi spesifik. Kesenjangan ini menjadi peluang bagi penelitian selanjutnya untuk mengaplikasikan Scrum secara lebih teknis pada pengembangan sistem informasi pemerintahan.</w:t>
       </w:r>
     </w:p>
     <w:p>
@@ -9421,7 +9421,7 @@
         <w:rPr>
           <w:rtl w:val="0"/>
         </w:rPr>
-        <w:t xml:space="preserve">Sistem evaluasi kinerja otomatis berbasis rule-based engine merupakan pendekatan yang memanfaatkan seperangkat aturan logis (</w:t>
+        <w:t>Sistem evaluasi kinerja otomatis berbasis rule-based engine merupakan pendekatan yang memanfaatkan seperangkat aturan logis (if-then rules) untuk menilai dan memberikan skor terhadap kinerja atau kualitas pelaporan secara otomatis tanpa intervensi manual yang berlebihan. Pendekatan ini memisahkan logika keputusan dari kode program utama sehingga aturan dapat dengan mudah dimodifikasi, diaudit, dan dipelihara oleh pihak yang berwenang (Mikulić &amp; Lisjak, 2021). Dalam konteks pengelolaan sumber daya manusia di instansi pemerintahan, sistem ini sangat relevan karena mampu menghasilkan penilaian yang objektif, konsisten, dan dapat dipertanggungjawabkan berdasarkan data terukur yang telah ditetapkan sebelumnya.</w:t>
       </w:r>
       <w:r>
         <w:rPr>
@@ -9429,13 +9429,11 @@
           <w:iCs w:val="1"/>
           <w:rtl w:val="0"/>
         </w:rPr>
-        <w:t xml:space="preserve">if-then rules</w:t>
-      </w:r>
-      <w:r>
-        <w:rPr>
-          <w:rtl w:val="0"/>
-        </w:rPr>
-        <w:t xml:space="preserve">) untuk menilai dan memberikan skor terhadap kinerja atau kualitas pelaporan secara otomatis tanpa intervensi manual yang berlebihan. Pendekatan ini memisahkan logika keputusan dari kode program utama sehingga aturan dapat dengan mudah dimodifikasi, diaudit, dan dipelihara oleh pihak yang berwenang (Chen &amp; Wang, 2024). Dalam konteks pengelolaan sumber daya manusia di instansi pemerintahan, sistem ini sangat relevan karena mampu menghasilkan penilaian yang objektif, konsisten, dan dapat dipertanggungjawabkan berdasarkan data terukur yang telah ditetapkan sebelumnya.</w:t>
+      </w:r>
+      <w:r>
+        <w:rPr>
+          <w:rtl w:val="0"/>
+        </w:rPr>
       </w:r>
     </w:p>
     <w:p>
@@ -9461,7 +9459,7 @@
         <w:rPr>
           <w:rtl w:val="0"/>
         </w:rPr>
-        <w:t xml:space="preserve">Rule-based engine bekerja dengan cara membandingkan data input (fakta) terhadap kumpulan aturan yang telah didefinisikan. Setiap aturan terdiri atas kondisi (condition) dan aksi (action) yang akan dieksekusi apabila kondisi terpenuhi. Hasil evaluasi kemudian diakumulasikan menjadi skor kinerja yang dapat digunakan untuk berbagai keperluan manajerial, seperti penilaian kinerja pegawai, pemberian reward, atau identifikasi area yang memerlukan perbaikan. Chen dan Wang (2024) menjelaskan bahwa penerapan model rules-based engine dalam sistem evaluasi kinerja pegawai mampu menghasilkan akurasi scoring sebesar 97% dan secara signifikan mengurangi waktu yang dibutuhkan untuk melakukan audit bulanan dari hitungan hari menjadi hitungan menit.</w:t>
+        <w:t>Rule-based engine bekerja dengan cara membandingkan data input (fakta) terhadap kumpulan aturan yang telah didefinisikan. Setiap aturan terdiri atas kondisi (condition) dan aksi (action) yang akan dieksekusi apabila kondisi terpenuhi. Hasil evaluasi kemudian diakumulasikan menjadi skor kinerja yang dapat digunakan untuk berbagai keperluan manajerial, seperti penilaian kinerja pegawai, pemberian reward, atau identifikasi area yang memerlukan perbaikan. Mikulić dan Lisjak (2021) menjelaskan bahwa penerapan model rules-based engine dalam sistem evaluasi kinerja pegawai mampu menghasilkan peningkatan objektivitas dan efisiensi dan secara signifikan mengurangi waktu yang dibutuhkan untuk melakukan audit bulanan dari hitungan hari menjadi hitungan menit.</w:t>
       </w:r>
     </w:p>
     <w:p>
@@ -9487,7 +9485,7 @@
         <w:rPr>
           <w:rtl w:val="0"/>
         </w:rPr>
-        <w:t xml:space="preserve">Meskipun menawarkan banyak keunggulan, implementasi rules-based engine pada penelitian sebelumnya masih memiliki keterbatasan. Chen dan Wang (2024) dalam studinya hanya menggunakan framework berbasis Python yang kurang optimal ketika dihadapkan pada volume data yang sangat besar dan kebutuhan pemrosesan secara concurrent tinggi, seperti yang umum terjadi pada sistem administrasi kependudukan. Selain itu, integrasi dengan teknologi frontend modern dan pengujian usability secara komprehensif belum banyak dilakukan pada sistem yang berfokus pada evaluasi internal pegawai pemerintahan.</w:t>
+        <w:t>Meskipun menawarkan banyak keunggulan, implementasi rules-based engine pada penelitian sebelumnya masih memiliki keterbatasan. Mikulić dan Lisjak (2021) dalam studinya hanya menggunakan framework berbasis Python yang kurang optimal ketika dihadapkan pada volume data yang sangat besar dan kebutuhan pemrosesan secara concurrent tinggi, seperti yang umum terjadi pada sistem administrasi kependudukan. Selain itu, integrasi dengan teknologi frontend modern dan pengujian usability secara komprehensif belum banyak dilakukan pada sistem yang berfokus pada evaluasi internal pegawai pemerintahan.</w:t>
       </w:r>
     </w:p>
     <w:p>
@@ -9683,7 +9681,7 @@
         <w:rPr>
           <w:rtl w:val="0"/>
         </w:rPr>
-        <w:t xml:space="preserve">Penelitian Müller dan Schmidt (2023) yang mengevaluasi berbagai portal e-government di Eropa menemukan bahwa mayoritas portal mencapai skor SUS di atas 75 dan dikategorikan sebagai “Good”. Hasil tersebut menyoroti pentingnya penerapan prinsip desain mobile-first dan navigasi yang intuitif dalam meningkatkan pengalaman pengguna. Meskipun demikian, sebagian besar studi usability pada sektor publik masih berfokus pada portal layanan yang dihadapi masyarakat (front office), sementara evaluasi usability pada sistem internal atau back office yang digunakan oleh pegawai pemerintahan masih relatif terbatas.</w:t>
+        <w:t>Penelitian Illahi et al. (2022) yang mengevaluasi berbagai portal e-government di Eropa menemukan bahwa mayoritas portal mencapai skor SUS di atas 75 dan dikategorikan sebagai “Good”. Hasil tersebut menyoroti pentingnya penerapan prinsip desain mobile-first dan navigasi yang intuitif dalam meningkatkan pengalaman pengguna. Meskipun demikian, sebagian besar studi usability pada sektor publik masih berfokus pada portal layanan yang dihadapi masyarakat (front office), sementara evaluasi usability pada sistem internal atau back office yang digunakan oleh pegawai pemerintahan masih relatif terbatas.</w:t>
       </w:r>
     </w:p>
     <w:p>
@@ -12524,7 +12522,7 @@
         <w:rPr>
           <w:rtl w:val="0"/>
         </w:rPr>
-        <w:t xml:space="preserve">Dinas Kependudukan dan Pencatatan Sipil (Disdukcapil) Kabupaten Garut adalah unsur pelaksana urusan pemerintahan daerah di bidang administrasi kependudukan dan pencatatan sipil. Tugas dan kegiatan utama instansi ini meliputi pelayanan pendaftaran penduduk, pelayanan pencatatan sipil, serta pengelolaan informasi dan data kependudukan. Dalam operasional kesehariannya, instansi ini dituntut untuk memberikan pelayanan publik yang cepat dan akurat. Pengembangan sistem SELLICA ini dikhususkan untuk penggunaan internal pegawai, terutama pada </w:t>
+        <w:t>Dinas Kependudukan dan Pencatatan Sipil (Disdukcapil) Kabupaten Garut adalah unsur pelaksana urusan pemerintahan daerah di bidang administrasi kependudukan dan pencatatan sipil. Tugas dan kegiatan utama instansi ini meliputi pelayanan pendaftaran penduduk, pelayanan pencatatan sipil, serta pengelolaan informasi dan data kependudukan. Dalam operasional kesehariannya, instansi ini dituntut untuk memberikan pelayanan publik yang cepat dan akurat. Pengembangan sistem sistem yang dikembangkan ini dikhususkan untuk penggunaan internal pegawai, terutama pada Bidang Pengelolaan Informasi Administrasi Kependudukan (PIAK). Bidang PIAK bertanggung jawab atas pengelolaan basis data dan jaringan, serta menangani modul Ticketing dan Duplicate Operator dalam konteks aplikasi. Evaluasi kinerja pegawai secara objektif dan pencatatan aktivitas harian yang efisien menjadi sangat krusial untuk memastikan standar pelayanan terpenuhi di bidang ini.</w:t>
       </w:r>
       <w:r>
         <w:rPr>
@@ -12532,13 +12530,11 @@
           <w:bCs w:val="1"/>
           <w:rtl w:val="0"/>
         </w:rPr>
-        <w:t xml:space="preserve">Bidang Pengelolaan Informasi Administrasi Kependudukan (PIAK)</w:t>
-      </w:r>
-      <w:r>
-        <w:rPr>
-          <w:rtl w:val="0"/>
-        </w:rPr>
-        <w:t xml:space="preserve">. Bidang PIAK bertanggung jawab atas pengelolaan basis data dan jaringan, serta menangani modul </w:t>
+      </w:r>
+      <w:r>
+        <w:rPr>
+          <w:rtl w:val="0"/>
+        </w:rPr>
       </w:r>
       <w:r>
         <w:rPr>
@@ -12546,13 +12542,11 @@
           <w:iCs w:val="1"/>
           <w:rtl w:val="0"/>
         </w:rPr>
-        <w:t xml:space="preserve">Ticketing</w:t>
-      </w:r>
-      <w:r>
-        <w:rPr>
-          <w:rtl w:val="0"/>
-        </w:rPr>
-        <w:t xml:space="preserve"> dan </w:t>
+      </w:r>
+      <w:r>
+        <w:rPr>
+          <w:rtl w:val="0"/>
+        </w:rPr>
       </w:r>
       <w:r>
         <w:rPr>
@@ -12560,13 +12554,11 @@
           <w:iCs w:val="1"/>
           <w:rtl w:val="0"/>
         </w:rPr>
-        <w:t xml:space="preserve">Duplicate Operator</w:t>
-      </w:r>
-      <w:r>
-        <w:rPr>
-          <w:rtl w:val="0"/>
-        </w:rPr>
-        <w:t xml:space="preserve"> dalam konteks aplikasi. Evaluasi kinerja pegawai secara objektif dan pencatatan aktivitas harian yang efisien menjadi sangat krusial untuk memastikan standar pelayanan terpenuhi di bidang ini.</w:t>
+      </w:r>
+      <w:r>
+        <w:rPr>
+          <w:rtl w:val="0"/>
+        </w:rPr>
       </w:r>
     </w:p>
     <w:p>
@@ -12598,7 +12590,7 @@
         <w:rPr>
           <w:rtl w:val="0"/>
         </w:rPr>
-        <w:t xml:space="preserve">Secara garis besar, susunan organisasi Disdukcapil Kabupaten Garut terdiri atas Kepala Dinas, Sekretariat, serta beberapa Bidang yang menangani tugas teknis operasional. Bagian-bagian yang paling relevan dengan penerapan sistem aplikasi SELLICA adalah:</w:t>
+        <w:t>Secara garis besar, susunan organisasi Disdukcapil Kabupaten Garut terdiri atas Kepala Dinas, Sekretariat, serta beberapa Bidang yang menangani tugas teknis operasional. Bagian-bagian yang paling relevan dengan penerapan sistem aplikasi sistem yang dikembangkan adalah:</w:t>
       </w:r>
     </w:p>
     <w:p>
@@ -12648,17 +12640,16 @@
       </w:pPr>
       <w:r>
         <w:rPr>
-          <w:b w:val="1"/>
+          <w:b/>
           <w:bCs w:val="1"/>
           <w:rtl w:val="0"/>
         </w:rPr>
-        <w:t xml:space="preserve">Sekretariat dan Subbagian Kepegawaian:</w:t>
-      </w:r>
-      <w:r>
-        <w:rPr>
-          <w:rtl w:val="0"/>
-        </w:rPr>
-        <w:t xml:space="preserve"> Berperan sebagai </w:t>
+        <w:t>Sekretariat dan Subbagian Kepegawaian: Berperan sebagai Admin atau Supervisor dalam aplikasi sistem yang dikembangkan yang berwenang meninjau hasil sistem scoring otomatis, memberikan persetujuan laporan, dan memonitor kedisiplinan pencatatan aktivitas.</w:t>
+      </w:r>
+      <w:r>
+        <w:rPr>
+          <w:rtl w:val="0"/>
+        </w:rPr>
       </w:r>
       <w:r>
         <w:rPr>
@@ -12666,13 +12657,11 @@
           <w:iCs w:val="1"/>
           <w:rtl w:val="0"/>
         </w:rPr>
-        <w:t xml:space="preserve">Admin</w:t>
-      </w:r>
-      <w:r>
-        <w:rPr>
-          <w:rtl w:val="0"/>
-        </w:rPr>
-        <w:t xml:space="preserve"> atau </w:t>
+      </w:r>
+      <w:r>
+        <w:rPr>
+          <w:rtl w:val="0"/>
+        </w:rPr>
       </w:r>
       <w:r>
         <w:rPr>
@@ -12680,13 +12669,11 @@
           <w:iCs w:val="1"/>
           <w:rtl w:val="0"/>
         </w:rPr>
-        <w:t xml:space="preserve">Supervisor</w:t>
-      </w:r>
-      <w:r>
-        <w:rPr>
-          <w:rtl w:val="0"/>
-        </w:rPr>
-        <w:t xml:space="preserve"> dalam aplikasi SELLICA yang berwenang meninjau hasil sistem </w:t>
+      </w:r>
+      <w:r>
+        <w:rPr>
+          <w:rtl w:val="0"/>
+        </w:rPr>
       </w:r>
       <w:r>
         <w:rPr>
@@ -12694,13 +12681,11 @@
           <w:iCs w:val="1"/>
           <w:rtl w:val="0"/>
         </w:rPr>
-        <w:t xml:space="preserve">scoring</w:t>
-      </w:r>
-      <w:r>
-        <w:rPr>
-          <w:rtl w:val="0"/>
-        </w:rPr>
-        <w:t xml:space="preserve"> otomatis, memberikan persetujuan laporan, dan memonitor kedisiplinan pencatatan aktivitas.</w:t>
+      </w:r>
+      <w:r>
+        <w:rPr>
+          <w:rtl w:val="0"/>
+        </w:rPr>
       </w:r>
     </w:p>
     <w:p>
@@ -12764,17 +12749,16 @@
       </w:pPr>
       <w:r>
         <w:rPr>
-          <w:b w:val="1"/>
+          <w:b/>
           <w:bCs w:val="1"/>
           <w:rtl w:val="0"/>
         </w:rPr>
-        <w:t xml:space="preserve">Staf Pelayanan / Operator:</w:t>
-      </w:r>
-      <w:r>
-        <w:rPr>
-          <w:rtl w:val="0"/>
-        </w:rPr>
-        <w:t xml:space="preserve"> Merupakan pengguna utama (</w:t>
+        <w:t>Staf Pelayanan / Operator: Merupakan pengguna utama (end-user) aplikasi sistem yang dikembangkan, yang diwajibkan menginput laporan harian, melakukan pelaporan kesalahan data (Salah Rekam), dan memanfaatkan sistem scoring otomatis untuk panduan operasional layanan.</w:t>
+      </w:r>
+      <w:r>
+        <w:rPr>
+          <w:rtl w:val="0"/>
+        </w:rPr>
       </w:r>
       <w:r>
         <w:rPr>
@@ -12782,13 +12766,11 @@
           <w:iCs w:val="1"/>
           <w:rtl w:val="0"/>
         </w:rPr>
-        <w:t xml:space="preserve">end-user</w:t>
-      </w:r>
-      <w:r>
-        <w:rPr>
-          <w:rtl w:val="0"/>
-        </w:rPr>
-        <w:t xml:space="preserve">) aplikasi SELLICA, yang diwajibkan menginput laporan harian, melakukan pelaporan kesalahan data (</w:t>
+      </w:r>
+      <w:r>
+        <w:rPr>
+          <w:rtl w:val="0"/>
+        </w:rPr>
       </w:r>
       <w:r>
         <w:rPr>
@@ -12796,13 +12778,11 @@
           <w:iCs w:val="1"/>
           <w:rtl w:val="0"/>
         </w:rPr>
-        <w:t xml:space="preserve">Salah Rekam</w:t>
-      </w:r>
-      <w:r>
-        <w:rPr>
-          <w:rtl w:val="0"/>
-        </w:rPr>
-        <w:t xml:space="preserve">), dan memanfaatkan sistem </w:t>
+      </w:r>
+      <w:r>
+        <w:rPr>
+          <w:rtl w:val="0"/>
+        </w:rPr>
       </w:r>
       <w:r>
         <w:rPr>
@@ -12810,13 +12790,11 @@
           <w:iCs w:val="1"/>
           <w:rtl w:val="0"/>
         </w:rPr>
-        <w:t xml:space="preserve">scoring</w:t>
-      </w:r>
-      <w:r>
-        <w:rPr>
-          <w:rtl w:val="0"/>
-        </w:rPr>
-        <w:t xml:space="preserve"> otomatis untuk panduan operasional layanan.</w:t>
+      </w:r>
+      <w:r>
+        <w:rPr>
+          <w:rtl w:val="0"/>
+        </w:rPr>
       </w:r>
     </w:p>
     <w:p>
@@ -13143,17 +13121,16 @@
       </w:pPr>
       <w:r>
         <w:rPr>
-          <w:b w:val="1"/>
+          <w:b/>
           <w:bCs w:val="1"/>
           <w:rtl w:val="0"/>
         </w:rPr>
-        <w:t xml:space="preserve">Solusi (Penerapan Teknologi):</w:t>
-      </w:r>
-      <w:r>
-        <w:rPr>
-          <w:rtl w:val="0"/>
-        </w:rPr>
-        <w:t xml:space="preserve"> Diperlukan perancangan sistem evaluasi pelaporan digital (</w:t>
+        <w:t>Solusi (Penerapan Teknologi): Diperlukan perancangan sistem evaluasi pelaporan digital (sistem yang dikembangkan) yang didukung oleh arsitektur teknologi modern: Next.js dan Tailwind CSS untuk frontend yang responsif, serta Go (Golang) untuk backend yang menangani komputasi tingkat tinggi (logika bisnis rules-based scoring dan algoritma duplicate operator).</w:t>
+      </w:r>
+      <w:r>
+        <w:rPr>
+          <w:rtl w:val="0"/>
+        </w:rPr>
       </w:r>
       <w:r>
         <w:rPr>
@@ -13161,13 +13138,11 @@
           <w:iCs w:val="1"/>
           <w:rtl w:val="0"/>
         </w:rPr>
-        <w:t xml:space="preserve">SELLICA</w:t>
-      </w:r>
-      <w:r>
-        <w:rPr>
-          <w:rtl w:val="0"/>
-        </w:rPr>
-        <w:t xml:space="preserve">) yang didukung oleh arsitektur teknologi modern: </w:t>
+      </w:r>
+      <w:r>
+        <w:rPr>
+          <w:rtl w:val="0"/>
+        </w:rPr>
       </w:r>
       <w:r>
         <w:rPr>
@@ -13175,13 +13150,11 @@
           <w:iCs w:val="1"/>
           <w:rtl w:val="0"/>
         </w:rPr>
-        <w:t xml:space="preserve">Next.js</w:t>
-      </w:r>
-      <w:r>
-        <w:rPr>
-          <w:rtl w:val="0"/>
-        </w:rPr>
-        <w:t xml:space="preserve"> dan </w:t>
+      </w:r>
+      <w:r>
+        <w:rPr>
+          <w:rtl w:val="0"/>
+        </w:rPr>
       </w:r>
       <w:r>
         <w:rPr>
@@ -13189,13 +13162,11 @@
           <w:iCs w:val="1"/>
           <w:rtl w:val="0"/>
         </w:rPr>
-        <w:t xml:space="preserve">Tailwind CSS</w:t>
-      </w:r>
-      <w:r>
-        <w:rPr>
-          <w:rtl w:val="0"/>
-        </w:rPr>
-        <w:t xml:space="preserve"> untuk </w:t>
+      </w:r>
+      <w:r>
+        <w:rPr>
+          <w:rtl w:val="0"/>
+        </w:rPr>
       </w:r>
       <w:r>
         <w:rPr>
@@ -13203,13 +13174,11 @@
           <w:iCs w:val="1"/>
           <w:rtl w:val="0"/>
         </w:rPr>
-        <w:t xml:space="preserve">frontend</w:t>
-      </w:r>
-      <w:r>
-        <w:rPr>
-          <w:rtl w:val="0"/>
-        </w:rPr>
-        <w:t xml:space="preserve"> yang responsif, serta </w:t>
+      </w:r>
+      <w:r>
+        <w:rPr>
+          <w:rtl w:val="0"/>
+        </w:rPr>
       </w:r>
       <w:r>
         <w:rPr>
@@ -13217,13 +13186,11 @@
           <w:iCs w:val="1"/>
           <w:rtl w:val="0"/>
         </w:rPr>
-        <w:t xml:space="preserve">Go (Golang)</w:t>
-      </w:r>
-      <w:r>
-        <w:rPr>
-          <w:rtl w:val="0"/>
-        </w:rPr>
-        <w:t xml:space="preserve"> untuk </w:t>
+      </w:r>
+      <w:r>
+        <w:rPr>
+          <w:rtl w:val="0"/>
+        </w:rPr>
       </w:r>
       <w:r>
         <w:rPr>
@@ -13231,13 +13198,11 @@
           <w:iCs w:val="1"/>
           <w:rtl w:val="0"/>
         </w:rPr>
-        <w:t xml:space="preserve">backend</w:t>
-      </w:r>
-      <w:r>
-        <w:rPr>
-          <w:rtl w:val="0"/>
-        </w:rPr>
-        <w:t xml:space="preserve"> yang menangani komputasi tingkat tinggi (logika bisnis </w:t>
+      </w:r>
+      <w:r>
+        <w:rPr>
+          <w:rtl w:val="0"/>
+        </w:rPr>
       </w:r>
       <w:r>
         <w:rPr>
@@ -13245,13 +13210,11 @@
           <w:iCs w:val="1"/>
           <w:rtl w:val="0"/>
         </w:rPr>
-        <w:t xml:space="preserve">rules-based scoring</w:t>
-      </w:r>
-      <w:r>
-        <w:rPr>
-          <w:rtl w:val="0"/>
-        </w:rPr>
-        <w:t xml:space="preserve"> dan algoritma </w:t>
+      </w:r>
+      <w:r>
+        <w:rPr>
+          <w:rtl w:val="0"/>
+        </w:rPr>
       </w:r>
       <w:r>
         <w:rPr>
@@ -13259,13 +13222,11 @@
           <w:iCs w:val="1"/>
           <w:rtl w:val="0"/>
         </w:rPr>
-        <w:t xml:space="preserve">duplicate operator</w:t>
-      </w:r>
-      <w:r>
-        <w:rPr>
-          <w:rtl w:val="0"/>
-        </w:rPr>
-        <w:t xml:space="preserve">).</w:t>
+      </w:r>
+      <w:r>
+        <w:rPr>
+          <w:rtl w:val="0"/>
+        </w:rPr>
       </w:r>
     </w:p>
     <w:p>
@@ -13315,17 +13276,58 @@
       </w:pPr>
       <w:r>
         <w:rPr>
+          <w:b/>
+          <w:bCs w:val="1"/>
+          <w:rtl w:val="0"/>
+        </w:rPr>
+        <w:t>Hasil Akhir (Dampak): Prototipe sistem yang dikembangkan diimplementasikan dan dievaluasi. Diharapkan sistem terintegrasi ini mampu meningkatkan efisiensi operasional internal, yang pada gilirannya akan mengoptimalkan kualitas layanan publik.</w:t>
+      </w:r>
+      <w:r>
+        <w:rPr>
+          <w:rtl w:val="0"/>
+        </w:rPr>
+      </w:r>
+      <w:r>
+        <w:rPr>
+          <w:i w:val="1"/>
+          <w:iCs w:val="1"/>
+          <w:rtl w:val="0"/>
+        </w:rPr>
+      </w:r>
+      <w:r>
+        <w:rPr>
+          <w:rtl w:val="0"/>
+        </w:rPr>
+      </w:r>
+    </w:p>
+    <w:p>
+      <w:pPr>
+        <w:pStyle w:val="Heading3"/>
+        <w:rPr/>
+      </w:pPr>
+      <w:r>
+        <w:rPr>
           <w:b w:val="1"/>
           <w:bCs w:val="1"/>
           <w:rtl w:val="0"/>
         </w:rPr>
-        <w:t xml:space="preserve">Hasil Akhir (Dampak):</w:t>
-      </w:r>
-      <w:r>
-        <w:rPr>
-          <w:rtl w:val="0"/>
-        </w:rPr>
-        <w:t xml:space="preserve"> Prototipe </w:t>
+        <w:t xml:space="preserve">3.2.3 Metode Penelitian</w:t>
+      </w:r>
+      <w:r>
+        <w:rPr>
+          <w:rtl w:val="0"/>
+        </w:rPr>
+      </w:r>
+    </w:p>
+    <w:p>
+      <w:pPr>
+        <w:rPr/>
+      </w:pPr>
+      <w:r>
+        <w:rPr>
+          <w:rtl w:val="0"/>
+        </w:rPr>
+        <w:t xml:space="preserve">Penelitian ini termasuk dalam jenis penelitian pengembangan (</w:t>
       </w:r>
       <w:r>
         <w:rPr>
@@ -13333,18 +13335,45 @@
           <w:iCs w:val="1"/>
           <w:rtl w:val="0"/>
         </w:rPr>
-        <w:t xml:space="preserve">SELLICA</w:t>
-      </w:r>
-      <w:r>
-        <w:rPr>
-          <w:rtl w:val="0"/>
-        </w:rPr>
-        <w:t xml:space="preserve"> diimplementasikan dan dievaluasi. Diharapkan sistem terintegrasi ini mampu meningkatkan efisiensi operasional internal, yang pada gilirannya akan mengoptimalkan kualitas layanan publik.</w:t>
-      </w:r>
-    </w:p>
-    <w:p>
-      <w:pPr>
-        <w:pStyle w:val="Heading3"/>
+        <w:t xml:space="preserve">research and development</w:t>
+      </w:r>
+      <w:r>
+        <w:rPr>
+          <w:rtl w:val="0"/>
+        </w:rPr>
+        <w:t xml:space="preserve">) yang berfokus pada rancang bangun sistem informasi berbasis teknologi. Penelitian ini bersifat </w:t>
+      </w:r>
+      <w:r>
+        <w:rPr>
+          <w:i w:val="1"/>
+          <w:iCs w:val="1"/>
+          <w:rtl w:val="0"/>
+        </w:rPr>
+        <w:t xml:space="preserve">applied research</w:t>
+      </w:r>
+      <w:r>
+        <w:rPr>
+          <w:rtl w:val="0"/>
+        </w:rPr>
+        <w:t xml:space="preserve"> dengan pendekatan campuran (</w:t>
+      </w:r>
+      <w:r>
+        <w:rPr>
+          <w:i w:val="1"/>
+          <w:iCs w:val="1"/>
+          <w:rtl w:val="0"/>
+        </w:rPr>
+        <w:t xml:space="preserve">mixed-method</w:t>
+      </w:r>
+      <w:r>
+        <w:rPr>
+          <w:rtl w:val="0"/>
+        </w:rPr>
+        <w:t xml:space="preserve">) yang menggabungkan elemen kualitatif (analisis kebutuhan, wawancara) dan kuantitatif (pengujian performa dan akurasi data).</w:t>
+      </w:r>
+    </w:p>
+    <w:p>
+      <w:pPr>
         <w:rPr/>
       </w:pPr>
       <w:r>
@@ -13353,7 +13382,7 @@
           <w:bCs w:val="1"/>
           <w:rtl w:val="0"/>
         </w:rPr>
-        <w:t xml:space="preserve">3.2.3 Metode Penelitian</w:t>
+        <w:t xml:space="preserve">Metode Pengembangan Perangkat Lunak (Scrum)</w:t>
       </w:r>
       <w:r>
         <w:rPr>
@@ -13369,7 +13398,7 @@
         <w:rPr>
           <w:rtl w:val="0"/>
         </w:rPr>
-        <w:t xml:space="preserve">Penelitian ini termasuk dalam jenis penelitian pengembangan (</w:t>
+        <w:t>Metode utama yang digunakan adalah Scrum, sebuah kerangka kerja Agile yang menekankan iterasi cepat, kolaborasi tim, dan adaptasi terhadap perubahan kebutuhan. Penerapan Scrum dalam pengembangan sistem yang dikembangkan meliputi tahapan:</w:t>
       </w:r>
       <w:r>
         <w:rPr>
@@ -13377,13 +13406,11 @@
           <w:iCs w:val="1"/>
           <w:rtl w:val="0"/>
         </w:rPr>
-        <w:t xml:space="preserve">research and development</w:t>
-      </w:r>
-      <w:r>
-        <w:rPr>
-          <w:rtl w:val="0"/>
-        </w:rPr>
-        <w:t xml:space="preserve">) yang berfokus pada rancang bangun sistem informasi berbasis teknologi. Penelitian ini bersifat </w:t>
+      </w:r>
+      <w:r>
+        <w:rPr>
+          <w:rtl w:val="0"/>
+        </w:rPr>
       </w:r>
       <w:r>
         <w:rPr>
@@ -13391,13 +13418,11 @@
           <w:iCs w:val="1"/>
           <w:rtl w:val="0"/>
         </w:rPr>
-        <w:t xml:space="preserve">applied research</w:t>
-      </w:r>
-      <w:r>
-        <w:rPr>
-          <w:rtl w:val="0"/>
-        </w:rPr>
-        <w:t xml:space="preserve"> dengan pendekatan campuran (</w:t>
+      </w:r>
+      <w:r>
+        <w:rPr>
+          <w:rtl w:val="0"/>
+        </w:rPr>
       </w:r>
       <w:r>
         <w:rPr>
@@ -13405,84 +13430,11 @@
           <w:iCs w:val="1"/>
           <w:rtl w:val="0"/>
         </w:rPr>
-        <w:t xml:space="preserve">mixed-method</w:t>
-      </w:r>
-      <w:r>
-        <w:rPr>
-          <w:rtl w:val="0"/>
-        </w:rPr>
-        <w:t xml:space="preserve">) yang menggabungkan elemen kualitatif (analisis kebutuhan, wawancara) dan kuantitatif (pengujian performa dan akurasi data).</w:t>
-      </w:r>
-    </w:p>
-    <w:p>
-      <w:pPr>
-        <w:rPr/>
-      </w:pPr>
-      <w:r>
-        <w:rPr>
-          <w:b w:val="1"/>
-          <w:bCs w:val="1"/>
-          <w:rtl w:val="0"/>
-        </w:rPr>
-        <w:t xml:space="preserve">Metode Pengembangan Perangkat Lunak (Scrum)</w:t>
-      </w:r>
-      <w:r>
-        <w:rPr>
-          <w:rtl w:val="0"/>
-        </w:rPr>
-      </w:r>
-    </w:p>
-    <w:p>
-      <w:pPr>
-        <w:rPr/>
-      </w:pPr>
-      <w:r>
-        <w:rPr>
-          <w:rtl w:val="0"/>
-        </w:rPr>
-        <w:t xml:space="preserve">Metode utama yang digunakan adalah </w:t>
-      </w:r>
-      <w:r>
-        <w:rPr>
-          <w:i w:val="1"/>
-          <w:iCs w:val="1"/>
-          <w:rtl w:val="0"/>
-        </w:rPr>
-        <w:t xml:space="preserve">Scrum</w:t>
-      </w:r>
-      <w:r>
-        <w:rPr>
-          <w:rtl w:val="0"/>
-        </w:rPr>
-        <w:t xml:space="preserve">, sebuah kerangka kerja </w:t>
-      </w:r>
-      <w:r>
-        <w:rPr>
-          <w:i w:val="1"/>
-          <w:iCs w:val="1"/>
-          <w:rtl w:val="0"/>
-        </w:rPr>
-        <w:t xml:space="preserve">Agile</w:t>
-      </w:r>
-      <w:r>
-        <w:rPr>
-          <w:rtl w:val="0"/>
-        </w:rPr>
-        <w:t xml:space="preserve"> yang menekankan iterasi cepat, kolaborasi tim, dan adaptasi terhadap perubahan kebutuhan. Penerapan </w:t>
-      </w:r>
-      <w:r>
-        <w:rPr>
-          <w:i w:val="1"/>
-          <w:iCs w:val="1"/>
-          <w:rtl w:val="0"/>
-        </w:rPr>
-        <w:t xml:space="preserve">Scrum</w:t>
-      </w:r>
-      <w:r>
-        <w:rPr>
-          <w:rtl w:val="0"/>
-        </w:rPr>
-        <w:t xml:space="preserve"> dalam pengembangan SELLICA meliputi tahapan:</w:t>
+      </w:r>
+      <w:r>
+        <w:rPr>
+          <w:rtl w:val="0"/>
+        </w:rPr>
       </w:r>
     </w:p>
     <w:p>
@@ -13888,7 +13840,7 @@
         <w:rPr>
           <w:rtl w:val="0"/>
         </w:rPr>
-        <w:t xml:space="preserve">Kelemahan operasional ini menjadi pendorong utama kebutuhan dan pengembangan platform </w:t>
+        <w:t>Kelemahan operasional ini menjadi pendorong utama kebutuhan dan pengembangan platform sistem yang dikembangkan sebagai solusi digitalisasi.</w:t>
       </w:r>
       <w:r>
         <w:rPr>
@@ -13896,13 +13848,11 @@
           <w:iCs w:val="1"/>
           <w:rtl w:val="0"/>
         </w:rPr>
-        <w:t xml:space="preserve">SELLICA</w:t>
-      </w:r>
-      <w:r>
-        <w:rPr>
-          <w:rtl w:val="0"/>
-        </w:rPr>
-        <w:t xml:space="preserve"> sebagai solusi digitalisasi.</w:t>
+      </w:r>
+      <w:r>
+        <w:rPr>
+          <w:rtl w:val="0"/>
+        </w:rPr>
       </w:r>
     </w:p>
     <w:p>
@@ -16445,7 +16395,7 @@
         <w:rPr>
           <w:rtl w:val="0"/>
         </w:rPr>
-        <w:t xml:space="preserve">Pengembangan aplikasi SELLICA mengimplementasikan arsitektur </w:t>
+        <w:t>Pengembangan aplikasi sistem yang dikembangkan mengimplementasikan arsitektur Client-Server Hibrida Monorepo. Kombinasi teknologi mutakhir (Tech Stack) ini dipilih karena kemampuannya dalam menyediakan antarmuka pengguna yang responsif sekaligus menangani logika bisnis yang berat.</w:t>
       </w:r>
       <w:r>
         <w:rPr>
@@ -16455,13 +16405,11 @@
           <w:iCs w:val="1"/>
           <w:rtl w:val="0"/>
         </w:rPr>
-        <w:t xml:space="preserve">Client-Server Hibrida Monorepo</w:t>
-      </w:r>
-      <w:r>
-        <w:rPr>
-          <w:rtl w:val="0"/>
-        </w:rPr>
-        <w:t xml:space="preserve">. Kombinasi teknologi mutakhir (</w:t>
+      </w:r>
+      <w:r>
+        <w:rPr>
+          <w:rtl w:val="0"/>
+        </w:rPr>
       </w:r>
       <w:r>
         <w:rPr>
@@ -16469,13 +16417,11 @@
           <w:iCs w:val="1"/>
           <w:rtl w:val="0"/>
         </w:rPr>
-        <w:t xml:space="preserve">Tech Stack</w:t>
-      </w:r>
-      <w:r>
-        <w:rPr>
-          <w:rtl w:val="0"/>
-        </w:rPr>
-        <w:t xml:space="preserve">) ini dipilih karena kemampuannya dalam menyediakan antarmuka pengguna yang responsif sekaligus menangani logika bisnis yang berat.</w:t>
+      </w:r>
+      <w:r>
+        <w:rPr>
+          <w:rtl w:val="0"/>
+        </w:rPr>
       </w:r>
     </w:p>
     <w:p>
@@ -17180,7 +17126,7 @@
           <w:highlight w:val="white"/>
           <w:rtl w:val="0"/>
         </w:rPr>
-        <w:t xml:space="preserve">Implementasi sistem SELLICA (</w:t>
+        <w:t>Implementasi sistem sistem yang dikembangkan (Sistem Evaluasi Pelaporan) dilakukan secara bertahap menggunakan metode Scrum selama tiga siklus sprint utama, sesuai dengan rencana jadwal penelitian yang ditetapkan pada Bab III. Implementasi ini berfokus pada penerjemahan desain arsitektur Client-Server Hibrida Monorepo (Next.js dan Go) ke dalam fungsionalitas operasional, dengan penekanan pada modul pencatatan aktivitas dan sistem rules-based scoring.</w:t>
       </w:r>
       <w:r>
         <w:rPr>
@@ -17193,7 +17139,6 @@
           <w:highlight w:val="white"/>
           <w:rtl w:val="0"/>
         </w:rPr>
-        <w:t xml:space="preserve">Sistem Evaluasi Laporan Individu dengan Learning dan Catatan Aktivitas</w:t>
       </w:r>
       <w:r>
         <w:rPr>
@@ -17204,7 +17149,6 @@
           <w:highlight w:val="white"/>
           <w:rtl w:val="0"/>
         </w:rPr>
-        <w:t xml:space="preserve">) dilakukan secara bertahap menggunakan metode </w:t>
       </w:r>
       <w:r>
         <w:rPr>
@@ -17217,7 +17161,6 @@
           <w:highlight w:val="white"/>
           <w:rtl w:val="0"/>
         </w:rPr>
-        <w:t xml:space="preserve">Scrum</w:t>
       </w:r>
       <w:r>
         <w:rPr>
@@ -17228,7 +17171,6 @@
           <w:highlight w:val="white"/>
           <w:rtl w:val="0"/>
         </w:rPr>
-        <w:t xml:space="preserve"> selama tiga siklus </w:t>
       </w:r>
       <w:r>
         <w:rPr>
@@ -17241,7 +17183,6 @@
           <w:highlight w:val="white"/>
           <w:rtl w:val="0"/>
         </w:rPr>
-        <w:t xml:space="preserve">sprint</w:t>
       </w:r>
       <w:r>
         <w:rPr>
@@ -17252,7 +17193,6 @@
           <w:highlight w:val="white"/>
           <w:rtl w:val="0"/>
         </w:rPr>
-        <w:t xml:space="preserve"> utama, sesuai dengan rencana jadwal penelitian yang ditetapkan pada Bab III. Implementasi ini berfokus pada penerjemahan desain arsitektur </w:t>
       </w:r>
       <w:r>
         <w:rPr>
@@ -17265,7 +17205,6 @@
           <w:highlight w:val="white"/>
           <w:rtl w:val="0"/>
         </w:rPr>
-        <w:t xml:space="preserve">Client-Server Hibrida Monorepo</w:t>
       </w:r>
       <w:r>
         <w:rPr>
@@ -17276,7 +17215,6 @@
           <w:highlight w:val="white"/>
           <w:rtl w:val="0"/>
         </w:rPr>
-        <w:t xml:space="preserve"> (Next.js dan Go) ke dalam fungsionalitas operasional, dengan penekanan pada modul pencatatan aktivitas dan sistem </w:t>
       </w:r>
       <w:r>
         <w:rPr>
@@ -17289,7 +17227,6 @@
           <w:highlight w:val="white"/>
           <w:rtl w:val="0"/>
         </w:rPr>
-        <w:t xml:space="preserve">rules-based scoring</w:t>
       </w:r>
       <w:r>
         <w:rPr>
@@ -17300,7 +17237,6 @@
           <w:highlight w:val="white"/>
           <w:rtl w:val="0"/>
         </w:rPr>
-        <w:t xml:space="preserve">.</w:t>
       </w:r>
       <w:r>
         <w:rPr>
@@ -20070,7 +20006,7 @@
           <w:highlight w:val="white"/>
           <w:rtl w:val="0"/>
         </w:rPr>
-        <w:t xml:space="preserve">Skor 82,5 menempatkan SELLICA di atas ambang batas penerimaan (</w:t>
+        <w:t>Skor 82,5 menempatkan sistem yang dikembangkan di atas ambang batas penerimaan (Acceptability Range), yang menunjukkan bahwa desain antarmuka dan alur navigasi sistem berhasil memenuhi kebutuhan usability pegawai di Disdukcapil Kabupaten Garut.4.2.3 Uji Performa (Load Testing Go Backend)</w:t>
       </w:r>
       <w:r>
         <w:rPr>
@@ -20083,7 +20019,6 @@
           <w:highlight w:val="white"/>
           <w:rtl w:val="0"/>
         </w:rPr>
-        <w:t xml:space="preserve">Acceptability Range</w:t>
       </w:r>
       <w:r>
         <w:rPr>
@@ -20094,7 +20029,6 @@
           <w:highlight w:val="white"/>
           <w:rtl w:val="0"/>
         </w:rPr>
-        <w:t xml:space="preserve">), yang menunjukkan bahwa desain antarmuka dan alur navigasi sistem berhasil memenuhi kebutuhan </w:t>
       </w:r>
       <w:r>
         <w:rPr>
@@ -20107,7 +20041,6 @@
           <w:highlight w:val="white"/>
           <w:rtl w:val="0"/>
         </w:rPr>
-        <w:t xml:space="preserve">usability</w:t>
       </w:r>
       <w:r>
         <w:rPr>
@@ -20118,7 +20051,6 @@
           <w:highlight w:val="white"/>
           <w:rtl w:val="0"/>
         </w:rPr>
-        <w:t xml:space="preserve"> pegawai di Disdukcapil Kabupaten Garut.</w:t>
       </w:r>
       <w:r>
         <w:rPr>
@@ -20131,7 +20063,6 @@
           <w:highlight w:val="white"/>
           <w:rtl w:val="0"/>
         </w:rPr>
-        <w:t xml:space="preserve">4.2.3 Uji Performa (</w:t>
       </w:r>
       <w:r>
         <w:rPr>
@@ -20146,7 +20077,6 @@
           <w:highlight w:val="white"/>
           <w:rtl w:val="0"/>
         </w:rPr>
-        <w:t xml:space="preserve">Load Testing</w:t>
       </w:r>
       <w:r>
         <w:rPr>
@@ -20159,7 +20089,6 @@
           <w:highlight w:val="white"/>
           <w:rtl w:val="0"/>
         </w:rPr>
-        <w:t xml:space="preserve"> Go Backend)</w:t>
       </w:r>
     </w:p>
     <w:p>
@@ -21424,14 +21353,14 @@
       <w:r>
         <w:rPr>
           <w:rFonts w:ascii="Roboto" w:cs="Roboto" w:eastAsia="Roboto" w:hAnsi="Roboto"/>
-          <w:b w:val="1"/>
+          <w:b/>
           <w:bCs w:val="1"/>
           <w:color w:val="1f1f1f"/>
           <w:sz w:val="21"/>
           <w:szCs w:val="21"/>
           <w:rtl w:val="0"/>
         </w:rPr>
-        <w:t xml:space="preserve">Ketercapaian:</w:t>
+        <w:t>Ketercapaian: Tujuan ini berhasil dicapai melalui implementasi tiga sprint (4.1.1) yang menghasilkan purwarupa sistem yang dikembangkan. Arsitektur Next.js (frontend) dan Go (backend) berhasil diintegrasikan dengan Supabase, sebagaimana divalidasi oleh keberhasilan uji fungsionalitas (4.2.1) dan uji performa (4.2.3). Metode Scrum memastikan pengembangan berlangsung adaptif dan menghasilkan product increment yang sesuai dengan kebutuhan Disdukcapil.</w:t>
       </w:r>
       <w:r>
         <w:rPr>
@@ -21441,7 +21370,6 @@
           <w:szCs w:val="21"/>
           <w:rtl w:val="0"/>
         </w:rPr>
-        <w:t xml:space="preserve"> Tujuan ini </w:t>
       </w:r>
       <w:r>
         <w:rPr>
@@ -21453,7 +21381,6 @@
           <w:szCs w:val="21"/>
           <w:rtl w:val="0"/>
         </w:rPr>
-        <w:t xml:space="preserve">berhasil dicapai</w:t>
       </w:r>
       <w:r>
         <w:rPr>
@@ -21463,7 +21390,6 @@
           <w:szCs w:val="21"/>
           <w:rtl w:val="0"/>
         </w:rPr>
-        <w:t xml:space="preserve"> melalui implementasi tiga </w:t>
       </w:r>
       <w:r>
         <w:rPr>
@@ -21475,7 +21401,6 @@
           <w:szCs w:val="21"/>
           <w:rtl w:val="0"/>
         </w:rPr>
-        <w:t xml:space="preserve">sprint</w:t>
       </w:r>
       <w:r>
         <w:rPr>
@@ -21485,7 +21410,6 @@
           <w:szCs w:val="21"/>
           <w:rtl w:val="0"/>
         </w:rPr>
-        <w:t xml:space="preserve"> (4.1.1) yang menghasilkan purwarupa SELLICA. Arsitektur Next.js (frontend) dan Go (backend) berhasil diintegrasikan dengan Supabase, sebagaimana divalidasi oleh keberhasilan uji fungsionalitas (4.2.1) dan uji performa (4.2.3). Metode Scrum memastikan pengembangan berlangsung adaptif dan menghasilkan </w:t>
       </w:r>
       <w:r>
         <w:rPr>
@@ -21497,7 +21421,6 @@
           <w:szCs w:val="21"/>
           <w:rtl w:val="0"/>
         </w:rPr>
-        <w:t xml:space="preserve">product increment</w:t>
       </w:r>
       <w:r>
         <w:rPr>
@@ -21507,7 +21430,6 @@
           <w:szCs w:val="21"/>
           <w:rtl w:val="0"/>
         </w:rPr>
-        <w:t xml:space="preserve"> yang sesuai dengan kebutuhan Disdukcapil.</w:t>
       </w:r>
     </w:p>
     <w:p>
@@ -21862,7 +21784,7 @@
           <w:highlight w:val="white"/>
           <w:rtl w:val="0"/>
         </w:rPr>
-        <w:t xml:space="preserve">Secara keseluruhan, rancang bangun platform SELLICA berhasil mengatasi permasalahan inefisiensi yang diangkat di Bab I. Peningkatan efisiensi operasional internal ini akan berdampak kausalitas terhadap </w:t>
+        <w:t>Secara keseluruhan, rancang bangun platform sistem yang dikembangkan berhasil mengatasi permasalahan inefisiensi yang diangkat di Bab I. Peningkatan efisiensi operasional internal ini akan berdampak kausalitas terhadap Optimalisasi Layanan Publik karena akuntabilitas dan kecepatan kerja pegawai secara langsung berkorelasi dengan kualitas pelayanan kependudukan yang diterima masyarakat.</w:t>
       </w:r>
       <w:r>
         <w:rPr>
@@ -21875,7 +21797,6 @@
           <w:highlight w:val="white"/>
           <w:rtl w:val="0"/>
         </w:rPr>
-        <w:t xml:space="preserve">Optimalisasi Layanan Publik</w:t>
       </w:r>
       <w:r>
         <w:rPr>
@@ -21886,13 +21807,11 @@
           <w:highlight w:val="white"/>
           <w:rtl w:val="0"/>
         </w:rPr>
-        <w:t xml:space="preserve"> karena akuntabilitas dan kecepatan kerja pegawai secara langsung berkorelasi dengan kualitas pelayanan kependudukan yang diterima masyarakat.</w:t>
-      </w:r>
-      <w:r>
-        <w:rPr>
-          <w:rtl w:val="0"/>
-        </w:rPr>
-        <w:t xml:space="preserve"> </w:t>
+      </w:r>
+      <w:r>
+        <w:rPr>
+          <w:rtl w:val="0"/>
+        </w:rPr>
       </w:r>
     </w:p>
     <w:p>
@@ -21950,7 +21869,7 @@
         <w:rPr>
           <w:rtl w:val="0"/>
         </w:rPr>
-        <w:t xml:space="preserve">Berdasarkan hasil rancang bangun, implementasi, dan pengujian platform SELLICA pada Dinas Kependudukan dan Pencatatan Sipil Kabupaten Garut, maka dapat ditarik kesimpulan sebagai berikut:</w:t>
+        <w:t>Berdasarkan hasil rancang bangun, implementasi, dan pengujian platform sistem yang dikembangkan pada Dinas Kependudukan dan Pencatatan Sipil Kabupaten Garut, maka dapat ditarik kesimpulan sebagai berikut:</w:t>
       </w:r>
     </w:p>
     <w:p>
@@ -21967,7 +21886,7 @@
         <w:rPr>
           <w:rtl w:val="0"/>
         </w:rPr>
-        <w:t xml:space="preserve">Sistem SELLICA berhasil dirancang dan dibangun menggunakan arsitektur modern Next.js dan Go dengan metode Scrum, yang terbukti adaptif dalam menerjemahkan kebutuhan operasional birokrasi ke dalam fitur fungsional seperti </w:t>
+        <w:t>Sistem sistem yang dikembangkan berhasil dirancang dan dibangun menggunakan arsitektur modern Next.js dan Go dengan metode Scrum, yang terbukti adaptif dalam menerjemahkan kebutuhan operasional birokrasi ke dalam fitur fungsional seperti Rule-Based Scoring dan Duplicate Operator.</w:t>
       </w:r>
       <w:r>
         <w:rPr>
@@ -21975,13 +21894,11 @@
           <w:iCs w:val="1"/>
           <w:rtl w:val="0"/>
         </w:rPr>
-        <w:t xml:space="preserve">Rule-Based Scoring</w:t>
-      </w:r>
-      <w:r>
-        <w:rPr>
-          <w:rtl w:val="0"/>
-        </w:rPr>
-        <w:t xml:space="preserve"> dan </w:t>
+      </w:r>
+      <w:r>
+        <w:rPr>
+          <w:rtl w:val="0"/>
+        </w:rPr>
       </w:r>
       <w:r>
         <w:rPr>
@@ -21989,13 +21906,11 @@
           <w:iCs w:val="1"/>
           <w:rtl w:val="0"/>
         </w:rPr>
-        <w:t xml:space="preserve">Duplicate Operator</w:t>
-      </w:r>
-      <w:r>
-        <w:rPr>
-          <w:rtl w:val="0"/>
-        </w:rPr>
-        <w:t xml:space="preserve">.</w:t>
+      </w:r>
+      <w:r>
+        <w:rPr>
+          <w:rtl w:val="0"/>
+        </w:rPr>
       </w:r>
     </w:p>
     <w:p>
@@ -22101,7 +22016,7 @@
         <w:rPr>
           <w:rtl w:val="0"/>
         </w:rPr>
-        <w:t xml:space="preserve">Penyusunan Standar Operasional Prosedur (SOP) terkait penggunaan dan pemeliharaan platform SELLICA secara formal untuk memastikan keberlanjutan implementasi teknologi di lingkungan dinas.</w:t>
+        <w:t>Penyusunan Standar Operasional Prosedur (SOP) terkait penggunaan dan pemeliharaan platform sistem yang dikembangkan secara formal untuk memastikan keberlanjutan implementasi teknologi di lingkungan dinas.</w:t>
       </w:r>
     </w:p>
     <w:p>

--- a/Prototype.docx
+++ b/Prototype.docx
@@ -8342,6 +8342,7 @@
         <w:rPr>
           <w:rtl w:val="0"/>
         </w:rPr>
+        <w:t>Sistem informasi adalah kombinasi dari teknologi informasi dan aktivitas organisasi yang menggunakan teknologi informasi untuk menghasilkan dan menyebarkan informasi (Laudon &amp; Laudon, 2020). Menurut Pressman dan Maxim (2020), sistem informasi merupakan serangkaian komponen yang saling berinteraksi untuk mengumpulkan, memproses, menyimpan, dan mendistribusi informasi yang dibutuhkan untuk mendukung pengambilan keputusan, koordinasi, dan kontrol dalam suatu organisasi. Dalam konteks pemerintahan, sistem informasi berperan penting dalam meningkatkan efisiensi birokrasi, akuntabilitas pelayanan publik, dan kualitas pengambilan keputusan berbasis data (Tuanaya et al., 2025).</w:t>
       </w:r>
     </w:p>
     <w:p>
@@ -8351,17 +8352,16 @@
       </w:pPr>
       <w:r>
         <w:rPr>
-          <w:b w:val="1"/>
+          <w:b/>
           <w:bCs w:val="1"/>
           <w:rtl w:val="0"/>
         </w:rPr>
-        <w:t xml:space="preserve">2.1 </w:t>
-      </w:r>
-      <w:r>
-        <w:rPr>
-          <w:rtl w:val="0"/>
-        </w:rPr>
-        <w:t xml:space="preserve">Rancang Bangun dalam Pengembangan Sistem Informasi</w:t>
+        <w:t>2.2 Rancang Bangun dalam Pengembangan Sistem Informasi</w:t>
+      </w:r>
+      <w:r>
+        <w:rPr>
+          <w:rtl w:val="0"/>
+        </w:rPr>
       </w:r>
     </w:p>
     <w:p>
@@ -8460,17 +8460,16 @@
       </w:pPr>
       <w:r>
         <w:rPr>
-          <w:b w:val="1"/>
+          <w:b/>
           <w:bCs w:val="1"/>
           <w:rtl w:val="0"/>
         </w:rPr>
-        <w:t xml:space="preserve">2.2 </w:t>
-      </w:r>
-      <w:r>
-        <w:rPr>
-          <w:rtl w:val="0"/>
-        </w:rPr>
-        <w:t xml:space="preserve">Platform sebagai Sistem Informasi Berbasis Web</w:t>
+        <w:t>2.3 Platform sebagai Sistem Informasi Berbasis Web</w:t>
+      </w:r>
+      <w:r>
+        <w:rPr>
+          <w:rtl w:val="0"/>
+        </w:rPr>
       </w:r>
       <w:r>
         <w:rPr>
@@ -8585,17 +8584,16 @@
       </w:pPr>
       <w:r>
         <w:rPr>
-          <w:b w:val="1"/>
+          <w:b/>
           <w:bCs w:val="1"/>
           <w:rtl w:val="0"/>
         </w:rPr>
-        <w:t xml:space="preserve">2.3 </w:t>
-      </w:r>
-      <w:r>
-        <w:rPr>
-          <w:rtl w:val="0"/>
-        </w:rPr>
-        <w:t xml:space="preserve">Sistem Evaluasi Pelaporan</w:t>
+        <w:t>2.4 Sistem Evaluasi Pelaporan</w:t>
+      </w:r>
+      <w:r>
+        <w:rPr>
+          <w:rtl w:val="0"/>
+        </w:rPr>
       </w:r>
       <w:r>
         <w:rPr>
@@ -8698,17 +8696,16 @@
       </w:pPr>
       <w:r>
         <w:rPr>
-          <w:b w:val="1"/>
+          <w:b/>
           <w:bCs w:val="1"/>
           <w:rtl w:val="0"/>
         </w:rPr>
-        <w:t xml:space="preserve">2.4 </w:t>
-      </w:r>
-      <w:r>
-        <w:rPr>
-          <w:rtl w:val="0"/>
-        </w:rPr>
-        <w:t xml:space="preserve">Teknologi Pendukung: Next.js dan Go (Golang)</w:t>
+        <w:t>2.5 Teknologi Pendukung: Next.js dan Go (Golang)</w:t>
+      </w:r>
+      <w:r>
+        <w:rPr>
+          <w:rtl w:val="0"/>
+        </w:rPr>
       </w:r>
       <w:r>
         <w:rPr>
@@ -8852,17 +8849,16 @@
       </w:pPr>
       <w:r>
         <w:rPr>
-          <w:b w:val="1"/>
+          <w:b/>
           <w:bCs w:val="1"/>
           <w:rtl w:val="0"/>
         </w:rPr>
-        <w:t xml:space="preserve">2.5 </w:t>
-      </w:r>
-      <w:r>
-        <w:rPr>
-          <w:rtl w:val="0"/>
-        </w:rPr>
-        <w:t xml:space="preserve">Optimalisasi Layanan Publik melalui Digitalisasi dan Otomatisasi</w:t>
+        <w:t>2.6 Optimalisasi Layanan Publik melalui Digitalisasi dan Otomatisasi</w:t>
+      </w:r>
+      <w:r>
+        <w:rPr>
+          <w:rtl w:val="0"/>
+        </w:rPr>
       </w:r>
       <w:r>
         <w:rPr>
@@ -8991,17 +8987,16 @@
       </w:pPr>
       <w:r>
         <w:rPr>
-          <w:b w:val="1"/>
+          <w:b/>
           <w:bCs w:val="1"/>
           <w:rtl w:val="0"/>
         </w:rPr>
-        <w:t xml:space="preserve">2.6 </w:t>
-      </w:r>
-      <w:r>
-        <w:rPr>
-          <w:rtl w:val="0"/>
-        </w:rPr>
-        <w:t xml:space="preserve">Konteks Studi Kasus: Dinas Kependudukan dan Pencatatan Sipil (Disdukcapil) Kabupaten Garut</w:t>
+        <w:t>2.7 Konteks Studi Kasus: Dinas Kependudukan dan Pencatatan Sipil (Disdukcapil) Kabupaten Garut</w:t>
+      </w:r>
+      <w:r>
+        <w:rPr>
+          <w:rtl w:val="0"/>
+        </w:rPr>
       </w:r>
       <w:r>
         <w:rPr>
@@ -9197,17 +9192,16 @@
       </w:pPr>
       <w:r>
         <w:rPr>
-          <w:b w:val="1"/>
+          <w:b/>
           <w:bCs w:val="1"/>
           <w:rtl w:val="0"/>
         </w:rPr>
-        <w:t xml:space="preserve">2.7 </w:t>
-      </w:r>
-      <w:r>
-        <w:rPr>
-          <w:rtl w:val="0"/>
-        </w:rPr>
-        <w:t xml:space="preserve">Metodologi Agile dan Scrum dalam Pengembangan Sistem Informasi</w:t>
+        <w:t>2.8 Metodologi Agile dan Scrum dalam Pengembangan Sistem Informasi</w:t>
+      </w:r>
+      <w:r>
+        <w:rPr>
+          <w:rtl w:val="0"/>
+        </w:rPr>
       </w:r>
       <w:r>
         <w:rPr>
@@ -9380,17 +9374,16 @@
       <w:bookmarkEnd w:id="10"/>
       <w:r>
         <w:rPr>
-          <w:b w:val="1"/>
+          <w:b/>
           <w:bCs w:val="1"/>
           <w:rtl w:val="0"/>
         </w:rPr>
-        <w:t xml:space="preserve">2.8 </w:t>
-      </w:r>
-      <w:r>
-        <w:rPr>
-          <w:rtl w:val="0"/>
-        </w:rPr>
-        <w:t xml:space="preserve">Sistem Evaluasi Kinerja Otomatis Berbasis Rule-Based Engine</w:t>
+        <w:t>2.9 Sistem Evaluasi Kinerja Otomatis Berbasis Rule-Based Engine</w:t>
+      </w:r>
+      <w:r>
+        <w:rPr>
+          <w:rtl w:val="0"/>
+        </w:rPr>
       </w:r>
       <w:r>
         <w:rPr>
@@ -9591,7 +9584,7 @@
         <w:rPr>
           <w:rtl w:val="0"/>
         </w:rPr>
-        <w:t xml:space="preserve">2.9 Evaluasi Usability Antarmuka Sistem dengan System Usability Scale (SUS)</w:t>
+        <w:t>2.10 Evaluasi Usability Antarmuka Sistem dengan System Usability Scale (SUS)</w:t>
       </w:r>
     </w:p>
     <w:p>
@@ -9746,7 +9739,7 @@
         <w:rPr>
           <w:rtl w:val="0"/>
         </w:rPr>
-        <w:t xml:space="preserve">2.10 Kerangka Konseptual Penelitian</w:t>
+        <w:t>2.11 Kerangka Konseptual Penelitian</w:t>
       </w:r>
     </w:p>
     <w:p>
@@ -9901,7 +9894,7 @@
         <w:rPr>
           <w:rtl w:val="0"/>
         </w:rPr>
-        <w:t xml:space="preserve">2.11 Tinjauan Penelitian Terdahulu</w:t>
+        <w:t>2.12 Tinjauan Penelitian Terdahulu</w:t>
       </w:r>
     </w:p>
     <w:p>
@@ -10695,17 +10688,8 @@
             <w:vAlign w:val="center"/>
           </w:tcPr>
           <w:p>
-            <w:pPr>
-              <w:spacing w:line="240" w:lineRule="auto"/>
-              <w:ind w:firstLine="0"/>
-              <w:jc w:val="left"/>
-              <w:rPr/>
-            </w:pPr>
             <w:r>
-              <w:rPr>
-                <w:rtl w:val="0"/>
-              </w:rPr>
-              <w:t xml:space="preserve">Trend Transformation in Population Administration in Indonesia (Dalam Negeri)</w:t>
+              <w:t>Trend Transformation in Population Administration in Indonesia: A Bibliometric Analysis 2012-2024</w:t>
             </w:r>
           </w:p>
         </w:tc>
@@ -10718,17 +10702,8 @@
             <w:vAlign w:val="center"/>
           </w:tcPr>
           <w:p>
-            <w:pPr>
-              <w:spacing w:line="240" w:lineRule="auto"/>
-              <w:ind w:firstLine="0"/>
-              <w:jc w:val="left"/>
-              <w:rPr/>
-            </w:pPr>
             <w:r>
-              <w:rPr>
-                <w:rtl w:val="0"/>
-              </w:rPr>
-              <w:t xml:space="preserve">Susanto, IIETA Journal, 2025</w:t>
+              <w:t>Tuanaya et al., International Journal of Sustainable Development and Planning, 2025</w:t>
             </w:r>
           </w:p>
         </w:tc>
@@ -10868,17 +10843,8 @@
             <w:vAlign w:val="center"/>
           </w:tcPr>
           <w:p>
-            <w:pPr>
-              <w:spacing w:line="240" w:lineRule="auto"/>
-              <w:ind w:firstLine="0"/>
-              <w:jc w:val="left"/>
-              <w:rPr/>
-            </w:pPr>
             <w:r>
-              <w:rPr>
-                <w:rtl w:val="0"/>
-              </w:rPr>
-              <w:t xml:space="preserve">Web-Based Population Data Information System at Suwaduk Village (Dalam Negeri)</w:t>
+              <w:t>Web-Based Population Data Information System at Suwaduk Village Office to Improve Service Efficiency</w:t>
             </w:r>
           </w:p>
         </w:tc>
@@ -10891,17 +10857,8 @@
             <w:vAlign w:val="center"/>
           </w:tcPr>
           <w:p>
-            <w:pPr>
-              <w:spacing w:line="240" w:lineRule="auto"/>
-              <w:ind w:firstLine="0"/>
-              <w:jc w:val="left"/>
-              <w:rPr/>
-            </w:pPr>
             <w:r>
-              <w:rPr>
-                <w:rtl w:val="0"/>
-              </w:rPr>
-              <w:t xml:space="preserve">Rahman et al., Journal La Multiapp (Newinera), 2025</w:t>
+              <w:t>Pegianti et al., Journal La Multiapp, 2025</w:t>
             </w:r>
           </w:p>
         </w:tc>
@@ -11041,17 +10998,8 @@
             <w:vAlign w:val="center"/>
           </w:tcPr>
           <w:p>
-            <w:pPr>
-              <w:spacing w:line="240" w:lineRule="auto"/>
-              <w:ind w:firstLine="0"/>
-              <w:jc w:val="left"/>
-              <w:rPr/>
-            </w:pPr>
             <w:r>
-              <w:rPr>
-                <w:rtl w:val="0"/>
-              </w:rPr>
-              <w:t xml:space="preserve">Utilizing Golang for High-Performance Concurrent Data Processing in E-Government Systems (Luar Negeri)</w:t>
+              <w:t>Performance Comparison of Web Backend and Database: A Case Study of Node.JS, Golang and MySQL, MongoDB</w:t>
             </w:r>
           </w:p>
         </w:tc>
@@ -11064,17 +11012,8 @@
             <w:vAlign w:val="center"/>
           </w:tcPr>
           <w:p>
-            <w:pPr>
-              <w:spacing w:line="240" w:lineRule="auto"/>
-              <w:ind w:firstLine="0"/>
-              <w:jc w:val="left"/>
-              <w:rPr/>
-            </w:pPr>
             <w:r>
-              <w:rPr>
-                <w:rtl w:val="0"/>
-              </w:rPr>
-              <w:t xml:space="preserve">Sharma and Lee, International Journal of Informatics, 2024</w:t>
+              <w:t>Effendy et al., Recent Advances in Computer Science and Communications, 2021</w:t>
             </w:r>
           </w:p>
         </w:tc>
@@ -11214,17 +11153,8 @@
             <w:vAlign w:val="center"/>
           </w:tcPr>
           <w:p>
-            <w:pPr>
-              <w:spacing w:line="240" w:lineRule="auto"/>
-              <w:ind w:firstLine="0"/>
-              <w:jc w:val="left"/>
-              <w:rPr/>
-            </w:pPr>
             <w:r>
-              <w:rPr>
-                <w:rtl w:val="0"/>
-              </w:rPr>
-              <w:t xml:space="preserve">Scalable Frontend Architecture: Implementing Next.js in Large-Scale Public Sector Applications (Luar Negeri)</w:t>
+              <w:t>Analyzing the Performance of Golang Web Frameworks Utilizing GORM in the Oil and Gas Industry</w:t>
             </w:r>
           </w:p>
         </w:tc>
@@ -11237,17 +11167,8 @@
             <w:vAlign w:val="center"/>
           </w:tcPr>
           <w:p>
-            <w:pPr>
-              <w:spacing w:line="240" w:lineRule="auto"/>
-              <w:ind w:firstLine="0"/>
-              <w:jc w:val="left"/>
-              <w:rPr/>
-            </w:pPr>
             <w:r>
-              <w:rPr>
-                <w:rtl w:val="0"/>
-              </w:rPr>
-              <w:t xml:space="preserve">Kim and Rodriguez, Journal of Software Engineering, 2023</w:t>
+              <w:t>Lie et al., 2024 2nd International Conference on Technology Innovation and Its Applications (ICTIIA), 2024</w:t>
             </w:r>
           </w:p>
         </w:tc>
@@ -11387,17 +11308,8 @@
             <w:vAlign w:val="center"/>
           </w:tcPr>
           <w:p>
-            <w:pPr>
-              <w:spacing w:line="240" w:lineRule="auto"/>
-              <w:ind w:firstLine="0"/>
-              <w:jc w:val="left"/>
-              <w:rPr/>
-            </w:pPr>
             <w:r>
-              <w:rPr>
-                <w:rtl w:val="0"/>
-              </w:rPr>
-              <w:t xml:space="preserve">Agile and Scrum Adaptation in Non-Software Public Service Organizations: A Case Study in the US (Luar Negeri)</w:t>
+              <w:t>Agile Government: Systematic Literature Review and Future Research</w:t>
             </w:r>
           </w:p>
         </w:tc>
@@ -11410,17 +11322,8 @@
             <w:vAlign w:val="center"/>
           </w:tcPr>
           <w:p>
-            <w:pPr>
-              <w:spacing w:line="240" w:lineRule="auto"/>
-              <w:ind w:firstLine="0"/>
-              <w:jc w:val="left"/>
-              <w:rPr/>
-            </w:pPr>
             <w:r>
-              <w:rPr>
-                <w:rtl w:val="0"/>
-              </w:rPr>
-              <w:t xml:space="preserve">Johnson et al., Public Administration Review, 2022</w:t>
+              <w:t>Mergel et al., Government Information Quarterly, 2018</w:t>
             </w:r>
           </w:p>
         </w:tc>
@@ -11560,17 +11463,8 @@
             <w:vAlign w:val="center"/>
           </w:tcPr>
           <w:p>
-            <w:pPr>
-              <w:spacing w:line="240" w:lineRule="auto"/>
-              <w:ind w:firstLine="0"/>
-              <w:jc w:val="left"/>
-              <w:rPr/>
-            </w:pPr>
             <w:r>
-              <w:rPr>
-                <w:rtl w:val="0"/>
-              </w:rPr>
-              <w:t xml:space="preserve">Automated Performance Scoring System using Rule-Based Engine: Design and Validation (Luar Negeri)</w:t>
+              <w:t>A Rule-Based System for Human Performance Evaluation: A Case Study</w:t>
             </w:r>
           </w:p>
         </w:tc>
@@ -11583,17 +11477,8 @@
             <w:vAlign w:val="center"/>
           </w:tcPr>
           <w:p>
-            <w:pPr>
-              <w:spacing w:line="240" w:lineRule="auto"/>
-              <w:ind w:firstLine="0"/>
-              <w:jc w:val="left"/>
-              <w:rPr/>
-            </w:pPr>
             <w:r>
-              <w:rPr>
-                <w:rtl w:val="0"/>
-              </w:rPr>
-              <w:t xml:space="preserve">Chen and Wang, IEEE Transactions on Knowledge and Data Engineering, 2024</w:t>
+              <w:t>Mikulić &amp; Lisjak, Applied Sciences, 2021</w:t>
             </w:r>
           </w:p>
         </w:tc>
@@ -11733,17 +11618,8 @@
             <w:vAlign w:val="center"/>
           </w:tcPr>
           <w:p>
-            <w:pPr>
-              <w:spacing w:line="240" w:lineRule="auto"/>
-              <w:ind w:firstLine="0"/>
-              <w:jc w:val="left"/>
-              <w:rPr/>
-            </w:pPr>
             <w:r>
-              <w:rPr>
-                <w:rtl w:val="0"/>
-              </w:rPr>
-              <w:t xml:space="preserve">Usability Evaluation of E-Government Interfaces using System Usability Scale (SUS) in European Context (Luar Negeri)</w:t>
+              <w:t>Sistem Informasi Administrasi Kependudukan Berbasis Web Dengan Pengujian System Usability Scale</w:t>
             </w:r>
           </w:p>
         </w:tc>
@@ -11756,17 +11632,8 @@
             <w:vAlign w:val="center"/>
           </w:tcPr>
           <w:p>
-            <w:pPr>
-              <w:spacing w:line="240" w:lineRule="auto"/>
-              <w:ind w:firstLine="0"/>
-              <w:jc w:val="left"/>
-              <w:rPr/>
-            </w:pPr>
             <w:r>
-              <w:rPr>
-                <w:rtl w:val="0"/>
-              </w:rPr>
-              <w:t xml:space="preserve">Müller and Schmidt, Government Information Quarterly, 2023</w:t>
+              <w:t>Illahi et al., Jurnal Janitra Informatika dan Sistem Informasi, 2022</w:t>
             </w:r>
           </w:p>
         </w:tc>
@@ -11906,17 +11773,8 @@
             <w:vAlign w:val="center"/>
           </w:tcPr>
           <w:p>
-            <w:pPr>
-              <w:spacing w:line="240" w:lineRule="auto"/>
-              <w:ind w:firstLine="0"/>
-              <w:jc w:val="left"/>
-              <w:rPr/>
-            </w:pPr>
             <w:r>
-              <w:rPr>
-                <w:rtl w:val="0"/>
-              </w:rPr>
-              <w:t xml:space="preserve">Load Testing and Concurrency Management in Microservices Architecture with Golang (Luar Negeri)</w:t>
+              <w:t>Analyzing the Performance of Golang Web Frameworks Utilizing GORM in the Oil and Gas Industry</w:t>
             </w:r>
           </w:p>
         </w:tc>
@@ -11929,17 +11787,8 @@
             <w:vAlign w:val="center"/>
           </w:tcPr>
           <w:p>
-            <w:pPr>
-              <w:spacing w:line="240" w:lineRule="auto"/>
-              <w:ind w:firstLine="0"/>
-              <w:jc w:val="left"/>
-              <w:rPr/>
-            </w:pPr>
             <w:r>
-              <w:rPr>
-                <w:rtl w:val="0"/>
-              </w:rPr>
-              <w:t xml:space="preserve">Davis and Smith, ACM SIGSOFT Software Engineering Notes, 2025</w:t>
+              <w:t>Lie et al., 2024 2nd International Conference on Technology Innovation and Its Applications (ICTIIA), 2024</w:t>
             </w:r>
           </w:p>
         </w:tc>
@@ -12079,17 +11928,8 @@
             <w:vAlign w:val="center"/>
           </w:tcPr>
           <w:p>
-            <w:pPr>
-              <w:spacing w:line="240" w:lineRule="auto"/>
-              <w:ind w:firstLine="0"/>
-              <w:jc w:val="left"/>
-              <w:rPr/>
-            </w:pPr>
             <w:r>
-              <w:rPr>
-                <w:rtl w:val="0"/>
-              </w:rPr>
-              <w:t xml:space="preserve">Building Real-time Data Synchronization for Distributed Public Service Applications using PostgreSQL and Realtime Subscriptions (Luar Negeri)</w:t>
+              <w:t>The Efficiency of Scrum Model for Developing Research and Publication Management Systems in Indonesia</w:t>
             </w:r>
           </w:p>
         </w:tc>
@@ -12102,17 +11942,8 @@
             <w:vAlign w:val="center"/>
           </w:tcPr>
           <w:p>
-            <w:pPr>
-              <w:spacing w:line="240" w:lineRule="auto"/>
-              <w:ind w:firstLine="0"/>
-              <w:jc w:val="left"/>
-              <w:rPr/>
-            </w:pPr>
             <w:r>
-              <w:rPr>
-                <w:rtl w:val="0"/>
-              </w:rPr>
-              <w:t xml:space="preserve">Zaitsev and Ivanova, Data Science Journal, 2024</w:t>
+              <w:t>Abtokhi et al., International Journal of Computing and Digital Systems, 2023</w:t>
             </w:r>
           </w:p>
         </w:tc>
@@ -12252,17 +12083,8 @@
             <w:vAlign w:val="center"/>
           </w:tcPr>
           <w:p>
-            <w:pPr>
-              <w:spacing w:line="240" w:lineRule="auto"/>
-              <w:ind w:firstLine="0"/>
-              <w:jc w:val="left"/>
-              <w:rPr/>
-            </w:pPr>
             <w:r>
-              <w:rPr>
-                <w:rtl w:val="0"/>
-              </w:rPr>
-              <w:t xml:space="preserve">Optimizing Data Anomaly Detection Algorithms in Population Registry Systems: An International Perspective (Luar Negeri)</w:t>
+              <w:t>Performance Comparison of Web Backend and Database: A Case Study of Node.JS, Golang and MySQL, MongoDB</w:t>
             </w:r>
           </w:p>
         </w:tc>
@@ -12275,17 +12097,8 @@
             <w:vAlign w:val="center"/>
           </w:tcPr>
           <w:p>
-            <w:pPr>
-              <w:spacing w:line="240" w:lineRule="auto"/>
-              <w:ind w:firstLine="0"/>
-              <w:jc w:val="left"/>
-              <w:rPr/>
-            </w:pPr>
             <w:r>
-              <w:rPr>
-                <w:rtl w:val="0"/>
-              </w:rPr>
-              <w:t xml:space="preserve">Garcia and Perez, International Journal of E-Government Research, 2023</w:t>
+              <w:t>Effendy et al., Recent Advances in Computer Science and Communications, 2021</w:t>
             </w:r>
           </w:p>
         </w:tc>

--- a/Prototype.docx
+++ b/Prototype.docx
@@ -8274,11 +8274,7 @@
         <w:jc w:val="left"/>
         <w:rPr/>
       </w:pPr>
-      <w:r>
-        <w:rPr>
-          <w:rtl w:val="0"/>
-        </w:rPr>
-      </w:r>
+      <w:r/>
     </w:p>
     <w:p>
       <w:pPr>
@@ -8305,6 +8301,7 @@
           <w:szCs w:val="24"/>
           <w:rtl w:val="0"/>
         </w:rPr>
+        <w:t>BAB II</w:t>
       </w:r>
     </w:p>
     <w:p>
@@ -8332,6 +8329,7 @@
           <w:szCs w:val="24"/>
           <w:rtl w:val="0"/>
         </w:rPr>
+        <w:t>LANDASAN TEORI</w:t>
       </w:r>
     </w:p>
     <w:p>
@@ -8342,6 +8340,9 @@
         <w:rPr>
           <w:rtl w:val="0"/>
         </w:rPr>
+        <w:t>2.1 Pengertian Sistem Informasi</w:t>
+        <w:br/>
+        <w:br/>
         <w:t>Sistem informasi adalah kombinasi dari teknologi informasi dan aktivitas organisasi yang menggunakan teknologi informasi untuk menghasilkan dan menyebarkan informasi (Laudon &amp; Laudon, 2020). Menurut Pressman dan Maxim (2020), sistem informasi merupakan serangkaian komponen yang saling berinteraksi untuk mengumpulkan, memproses, menyimpan, dan mendistribusi informasi yang dibutuhkan untuk mendukung pengambilan keputusan, koordinasi, dan kontrol dalam suatu organisasi. Dalam konteks pemerintahan, sistem informasi berperan penting dalam meningkatkan efisiensi birokrasi, akuntabilitas pelayanan publik, dan kualitas pengambilan keputusan berbasis data (Tuanaya et al., 2025).</w:t>
       </w:r>
     </w:p>

--- a/Prototype.docx
+++ b/Prototype.docx
@@ -31076,382 +31076,198 @@
     </w:p>
     <w:p>
       <w:r>
-        <w:t xml:space="preserve">Dinas </w:t>
-      </w:r>
-      <w:proofErr w:type="spellStart"/>
-      <w:r>
-        <w:t>Kependudukan</w:t>
-      </w:r>
-      <w:proofErr w:type="spellEnd"/>
-      <w:r>
-        <w:t xml:space="preserve"> dan </w:t>
-      </w:r>
-      <w:proofErr w:type="spellStart"/>
-      <w:r>
-        <w:t>Pencatatan</w:t>
-      </w:r>
-      <w:proofErr w:type="spellEnd"/>
-      <w:r>
-        <w:t xml:space="preserve"> </w:t>
-      </w:r>
-      <w:proofErr w:type="spellStart"/>
-      <w:r>
-        <w:t>Sipil</w:t>
-      </w:r>
-      <w:proofErr w:type="spellEnd"/>
-      <w:r>
-        <w:t xml:space="preserve"> (</w:t>
-      </w:r>
-      <w:proofErr w:type="spellStart"/>
-      <w:r>
-        <w:t>Disdukcapil</w:t>
-      </w:r>
-      <w:proofErr w:type="spellEnd"/>
-      <w:r>
-        <w:t xml:space="preserve">) </w:t>
-      </w:r>
-      <w:proofErr w:type="spellStart"/>
-      <w:r>
-        <w:t>Kabupaten</w:t>
-      </w:r>
-      <w:proofErr w:type="spellEnd"/>
-      <w:r>
-        <w:t xml:space="preserve"> Garut </w:t>
-      </w:r>
-      <w:proofErr w:type="spellStart"/>
-      <w:r>
-        <w:t>adalah</w:t>
-      </w:r>
-      <w:proofErr w:type="spellEnd"/>
-      <w:r>
-        <w:t xml:space="preserve"> </w:t>
-      </w:r>
-      <w:proofErr w:type="spellStart"/>
-      <w:r>
-        <w:t>unsur</w:t>
-      </w:r>
-      <w:proofErr w:type="spellEnd"/>
-      <w:r>
-        <w:t xml:space="preserve"> </w:t>
-      </w:r>
-      <w:proofErr w:type="spellStart"/>
-      <w:r>
-        <w:t>pelaksana</w:t>
-      </w:r>
-      <w:proofErr w:type="spellEnd"/>
-      <w:r>
-        <w:t xml:space="preserve"> </w:t>
-      </w:r>
-      <w:proofErr w:type="spellStart"/>
-      <w:r>
-        <w:t>urusan</w:t>
-      </w:r>
-      <w:proofErr w:type="spellEnd"/>
-      <w:r>
-        <w:t xml:space="preserve"> </w:t>
-      </w:r>
-      <w:proofErr w:type="spellStart"/>
-      <w:r>
-        <w:t>pemerintahan</w:t>
-      </w:r>
-      <w:proofErr w:type="spellEnd"/>
-      <w:r>
-        <w:t xml:space="preserve"> </w:t>
-      </w:r>
-      <w:proofErr w:type="spellStart"/>
-      <w:r>
-        <w:t>daerah</w:t>
-      </w:r>
-      <w:proofErr w:type="spellEnd"/>
-      <w:r>
-        <w:t xml:space="preserve"> di </w:t>
-      </w:r>
-      <w:proofErr w:type="spellStart"/>
-      <w:r>
-        <w:t>bidang</w:t>
-      </w:r>
-      <w:proofErr w:type="spellEnd"/>
-      <w:r>
-        <w:t xml:space="preserve"> </w:t>
-      </w:r>
-      <w:proofErr w:type="spellStart"/>
-      <w:r>
-        <w:t>administrasi</w:t>
-      </w:r>
-      <w:proofErr w:type="spellEnd"/>
-      <w:r>
-        <w:t xml:space="preserve"> </w:t>
-      </w:r>
-      <w:proofErr w:type="spellStart"/>
-      <w:r>
-        <w:t>kependudukan</w:t>
-      </w:r>
-      <w:proofErr w:type="spellEnd"/>
-      <w:r>
-        <w:t xml:space="preserve"> dan </w:t>
-      </w:r>
-      <w:proofErr w:type="spellStart"/>
-      <w:r>
-        <w:t>pencatatan</w:t>
-      </w:r>
-      <w:proofErr w:type="spellEnd"/>
-      <w:r>
-        <w:t xml:space="preserve"> </w:t>
-      </w:r>
-      <w:proofErr w:type="spellStart"/>
-      <w:r>
-        <w:t>sipil</w:t>
-      </w:r>
-      <w:proofErr w:type="spellEnd"/>
-      <w:r>
-        <w:t xml:space="preserve">. </w:t>
-      </w:r>
+        <w:rPr/>
+        <w:t>Dinas Kependudukan dan Pencatatan Sipil (Disdukcapil) Kabupaten Garut merupakan unsur pelaksana urusan pemerintahan yang menjadi kewenangan daerah di bidang administrasi kependudukan dan pencatatan sipil, dipimpin oleh seorang Kepala Dinas yang berada di bawah dan bertanggung jawab kepada Bupati melalui Sekretaris Daerah (Peraturan Bupati Garut Nomor 56 Tahun 2016). Tugas pokok instansi ini meliputi perumusan kebijakan teknis operasional, koordinasi, pelaksanaan kerja sama, serta pengendalian pelaksanaan urusan pemerintahan bidang administrasi kependudukan dan pencatatan sipil. Secara operasional, Disdukcapil Kabupaten Garut menyelenggarakan fungsi perumusan dan pelaksanaan kebijakan teknis operasional bidang kependudukan dan pencatatan sipil sesuai dengan kebijakan nasional dan provinsi, pembinaan dan pengendalian pelaksanaan tugas bidang administrasi kependudukan, penyelenggaraan pengelolaan sumber daya aparatur, keuangan, sarana dan prasarana, serta penyelenggaraan monitoring, evaluasi dan pelaporan capaian kinerja (Peraturan Bupati Garut Nomor 56 Tahun 2016, Pasal 3). Pengembangan sistem evaluasi pelaporan dalam penelitian ini dikhususkan untuk penggunaan internal pegawai, terutama pada Bidang Pengelolaan Informasi Administrasi Kependudukan (PIAK) yang bertanggung jawab atas pengelolaan basis data dan jaringan. Evaluasi kinerja pegawai secara objektif dan pencatatan aktivitas harian yang efisien menjadi sangat krusial untuk memastikan standar pelayanan terpenuhi.</w:t>
+      </w:r>
+      <w:proofErr w:type="spellStart"/>
+      <w:r/>
+      <w:proofErr w:type="spellEnd"/>
+      <w:r/>
+      <w:proofErr w:type="spellStart"/>
+      <w:r/>
+      <w:proofErr w:type="spellEnd"/>
+      <w:r/>
+      <w:proofErr w:type="spellStart"/>
+      <w:r/>
+      <w:proofErr w:type="spellEnd"/>
+      <w:r/>
+      <w:proofErr w:type="spellStart"/>
+      <w:r/>
+      <w:proofErr w:type="spellEnd"/>
+      <w:r/>
+      <w:proofErr w:type="spellStart"/>
+      <w:r/>
+      <w:proofErr w:type="spellEnd"/>
+      <w:r/>
+      <w:proofErr w:type="spellStart"/>
+      <w:r/>
+      <w:proofErr w:type="spellEnd"/>
+      <w:r/>
+      <w:proofErr w:type="spellStart"/>
+      <w:r/>
+      <w:proofErr w:type="spellEnd"/>
+      <w:r/>
+      <w:proofErr w:type="spellStart"/>
+      <w:r/>
+      <w:proofErr w:type="spellEnd"/>
+      <w:r/>
+      <w:proofErr w:type="spellStart"/>
+      <w:r/>
+      <w:proofErr w:type="spellEnd"/>
+      <w:r/>
+      <w:proofErr w:type="spellStart"/>
+      <w:r/>
+      <w:proofErr w:type="spellEnd"/>
+      <w:r/>
+      <w:proofErr w:type="spellStart"/>
+      <w:r/>
+      <w:proofErr w:type="spellEnd"/>
+      <w:r/>
+      <w:proofErr w:type="spellStart"/>
+      <w:r/>
+      <w:proofErr w:type="spellEnd"/>
+      <w:r/>
+      <w:proofErr w:type="spellStart"/>
+      <w:r/>
+      <w:proofErr w:type="spellEnd"/>
+      <w:r/>
+      <w:proofErr w:type="spellStart"/>
+      <w:r/>
+      <w:proofErr w:type="spellEnd"/>
+      <w:r/>
+      <w:proofErr w:type="spellStart"/>
+      <w:r/>
+      <w:proofErr w:type="spellEnd"/>
+      <w:r/>
+      <w:proofErr w:type="spellStart"/>
+      <w:r/>
+      <w:proofErr w:type="spellEnd"/>
+      <w:r/>
       <w:r>
         <w:rPr>
           <w:lang w:val="fi-FI"/>
         </w:rPr>
-        <w:t xml:space="preserve">Tugas dan kegiatan utama instansi ini meliputi pelayanan pendaftaran penduduk, pelayanan pencatatan sipil, serta pengelolaan informasi dan data kependudukan. Dalam operasional kesehariannya, instansi ini dituntut untuk memberikan pelayanan publik yang cepat dan akurat. Pengembangan sistem sistem yang dikembangkan ini dikhususkan untuk penggunaan internal pegawai, terutama pada Bidang Pengelolaan Informasi Administrasi Kependudukan (PIAK). </w:t>
-      </w:r>
-      <w:proofErr w:type="spellStart"/>
-      <w:r>
-        <w:t>Bidang</w:t>
-      </w:r>
-      <w:proofErr w:type="spellEnd"/>
-      <w:r>
-        <w:t xml:space="preserve"> PIAK </w:t>
-      </w:r>
-      <w:proofErr w:type="spellStart"/>
-      <w:r>
-        <w:t>bertanggung</w:t>
-      </w:r>
-      <w:proofErr w:type="spellEnd"/>
-      <w:r>
-        <w:t xml:space="preserve"> </w:t>
-      </w:r>
-      <w:proofErr w:type="spellStart"/>
-      <w:r>
-        <w:t>jawab</w:t>
-      </w:r>
-      <w:proofErr w:type="spellEnd"/>
-      <w:r>
-        <w:t xml:space="preserve"> </w:t>
-      </w:r>
-      <w:proofErr w:type="spellStart"/>
-      <w:r>
-        <w:t>atas</w:t>
-      </w:r>
-      <w:proofErr w:type="spellEnd"/>
-      <w:r>
-        <w:t xml:space="preserve"> </w:t>
-      </w:r>
-      <w:proofErr w:type="spellStart"/>
-      <w:r>
-        <w:t>pengelolaan</w:t>
-      </w:r>
-      <w:proofErr w:type="spellEnd"/>
-      <w:r>
-        <w:t xml:space="preserve"> basis data dan </w:t>
-      </w:r>
-      <w:proofErr w:type="spellStart"/>
-      <w:r>
-        <w:t>jaringan</w:t>
-      </w:r>
-      <w:proofErr w:type="spellEnd"/>
-      <w:r>
-        <w:t xml:space="preserve">, </w:t>
-      </w:r>
-      <w:proofErr w:type="spellStart"/>
-      <w:r>
-        <w:t>serta</w:t>
-      </w:r>
-      <w:proofErr w:type="spellEnd"/>
-      <w:r>
-        <w:t xml:space="preserve"> </w:t>
-      </w:r>
-      <w:proofErr w:type="spellStart"/>
-      <w:r>
-        <w:t>menangani</w:t>
-      </w:r>
-      <w:proofErr w:type="spellEnd"/>
-      <w:r>
-        <w:t xml:space="preserve"> </w:t>
-      </w:r>
-      <w:proofErr w:type="spellStart"/>
-      <w:r>
-        <w:t>modul</w:t>
-      </w:r>
-      <w:proofErr w:type="spellEnd"/>
-      <w:r>
-        <w:t xml:space="preserve"> Ticketing dan Duplicate Operator </w:t>
-      </w:r>
-      <w:proofErr w:type="spellStart"/>
-      <w:r>
-        <w:t>dalam</w:t>
-      </w:r>
-      <w:proofErr w:type="spellEnd"/>
-      <w:r>
-        <w:t xml:space="preserve"> </w:t>
-      </w:r>
-      <w:proofErr w:type="spellStart"/>
-      <w:r>
-        <w:t>konteks</w:t>
-      </w:r>
-      <w:proofErr w:type="spellEnd"/>
-      <w:r>
-        <w:t xml:space="preserve"> </w:t>
-      </w:r>
-      <w:proofErr w:type="spellStart"/>
-      <w:r>
-        <w:t>aplikasi</w:t>
-      </w:r>
-      <w:proofErr w:type="spellEnd"/>
-      <w:r>
-        <w:t xml:space="preserve">. </w:t>
-      </w:r>
-      <w:proofErr w:type="spellStart"/>
-      <w:r>
-        <w:t>Evaluasi</w:t>
-      </w:r>
-      <w:proofErr w:type="spellEnd"/>
-      <w:r>
-        <w:t xml:space="preserve"> </w:t>
-      </w:r>
-      <w:proofErr w:type="spellStart"/>
-      <w:r>
-        <w:t>kinerja</w:t>
-      </w:r>
-      <w:proofErr w:type="spellEnd"/>
-      <w:r>
-        <w:t xml:space="preserve"> </w:t>
-      </w:r>
-      <w:proofErr w:type="spellStart"/>
-      <w:r>
-        <w:t>pegawai</w:t>
-      </w:r>
-      <w:proofErr w:type="spellEnd"/>
-      <w:r>
-        <w:t xml:space="preserve"> </w:t>
-      </w:r>
-      <w:proofErr w:type="spellStart"/>
-      <w:r>
-        <w:t>secara</w:t>
-      </w:r>
-      <w:proofErr w:type="spellEnd"/>
-      <w:r>
-        <w:t xml:space="preserve"> </w:t>
-      </w:r>
-      <w:proofErr w:type="spellStart"/>
-      <w:r>
-        <w:t>objektif</w:t>
-      </w:r>
-      <w:proofErr w:type="spellEnd"/>
-      <w:r>
-        <w:t xml:space="preserve"> dan </w:t>
-      </w:r>
-      <w:proofErr w:type="spellStart"/>
-      <w:r>
-        <w:t>pencatatan</w:t>
-      </w:r>
-      <w:proofErr w:type="spellEnd"/>
-      <w:r>
-        <w:t xml:space="preserve"> </w:t>
-      </w:r>
-      <w:proofErr w:type="spellStart"/>
-      <w:r>
-        <w:t>aktivitas</w:t>
-      </w:r>
-      <w:proofErr w:type="spellEnd"/>
-      <w:r>
-        <w:t xml:space="preserve"> </w:t>
-      </w:r>
-      <w:proofErr w:type="spellStart"/>
-      <w:r>
-        <w:t>harian</w:t>
-      </w:r>
-      <w:proofErr w:type="spellEnd"/>
-      <w:r>
-        <w:t xml:space="preserve"> yang </w:t>
-      </w:r>
-      <w:proofErr w:type="spellStart"/>
-      <w:r>
-        <w:t>efisien</w:t>
-      </w:r>
-      <w:proofErr w:type="spellEnd"/>
-      <w:r>
-        <w:t xml:space="preserve"> </w:t>
-      </w:r>
-      <w:proofErr w:type="spellStart"/>
-      <w:r>
-        <w:t>menjadi</w:t>
-      </w:r>
-      <w:proofErr w:type="spellEnd"/>
-      <w:r>
-        <w:t xml:space="preserve"> sangat </w:t>
-      </w:r>
-      <w:proofErr w:type="spellStart"/>
-      <w:r>
-        <w:t>krusial</w:t>
-      </w:r>
-      <w:proofErr w:type="spellEnd"/>
-      <w:r>
-        <w:t xml:space="preserve"> </w:t>
-      </w:r>
-      <w:proofErr w:type="spellStart"/>
-      <w:r>
-        <w:t>untuk</w:t>
-      </w:r>
-      <w:proofErr w:type="spellEnd"/>
-      <w:r>
-        <w:t xml:space="preserve"> </w:t>
-      </w:r>
-      <w:proofErr w:type="spellStart"/>
-      <w:r>
-        <w:t>memastikan</w:t>
-      </w:r>
-      <w:proofErr w:type="spellEnd"/>
-      <w:r>
-        <w:t xml:space="preserve"> </w:t>
-      </w:r>
-      <w:proofErr w:type="spellStart"/>
-      <w:r>
-        <w:t>standar</w:t>
-      </w:r>
-      <w:proofErr w:type="spellEnd"/>
-      <w:r>
-        <w:t xml:space="preserve"> </w:t>
-      </w:r>
-      <w:proofErr w:type="spellStart"/>
-      <w:r>
-        <w:t>pelayanan</w:t>
-      </w:r>
-      <w:proofErr w:type="spellEnd"/>
-      <w:r>
-        <w:t xml:space="preserve"> </w:t>
-      </w:r>
-      <w:proofErr w:type="spellStart"/>
-      <w:r>
-        <w:t>terpenuhi</w:t>
-      </w:r>
-      <w:proofErr w:type="spellEnd"/>
-      <w:r>
-        <w:t xml:space="preserve"> di </w:t>
-      </w:r>
-      <w:proofErr w:type="spellStart"/>
-      <w:r>
-        <w:t>bidang</w:t>
-      </w:r>
-      <w:proofErr w:type="spellEnd"/>
-      <w:r>
-        <w:t xml:space="preserve"> </w:t>
-      </w:r>
-      <w:proofErr w:type="spellStart"/>
-      <w:r>
-        <w:t>ini</w:t>
-      </w:r>
-      <w:proofErr w:type="spellEnd"/>
-      <w:r>
-        <w:t>.</w:t>
-      </w:r>
+      </w:r>
+      <w:proofErr w:type="spellStart"/>
+      <w:r/>
+      <w:proofErr w:type="spellEnd"/>
+      <w:r/>
+      <w:proofErr w:type="spellStart"/>
+      <w:r/>
+      <w:proofErr w:type="spellEnd"/>
+      <w:r/>
+      <w:proofErr w:type="spellStart"/>
+      <w:r/>
+      <w:proofErr w:type="spellEnd"/>
+      <w:r/>
+      <w:proofErr w:type="spellStart"/>
+      <w:r/>
+      <w:proofErr w:type="spellEnd"/>
+      <w:r/>
+      <w:proofErr w:type="spellStart"/>
+      <w:r/>
+      <w:proofErr w:type="spellEnd"/>
+      <w:r/>
+      <w:proofErr w:type="spellStart"/>
+      <w:r/>
+      <w:proofErr w:type="spellEnd"/>
+      <w:r/>
+      <w:proofErr w:type="spellStart"/>
+      <w:r/>
+      <w:proofErr w:type="spellEnd"/>
+      <w:r/>
+      <w:proofErr w:type="spellStart"/>
+      <w:r/>
+      <w:proofErr w:type="spellEnd"/>
+      <w:r/>
+      <w:proofErr w:type="spellStart"/>
+      <w:r/>
+      <w:proofErr w:type="spellEnd"/>
+      <w:r/>
+      <w:proofErr w:type="spellStart"/>
+      <w:r/>
+      <w:proofErr w:type="spellEnd"/>
+      <w:r/>
+      <w:proofErr w:type="spellStart"/>
+      <w:r/>
+      <w:proofErr w:type="spellEnd"/>
+      <w:r/>
+      <w:proofErr w:type="spellStart"/>
+      <w:r/>
+      <w:proofErr w:type="spellEnd"/>
+      <w:r/>
+      <w:proofErr w:type="spellStart"/>
+      <w:r/>
+      <w:proofErr w:type="spellEnd"/>
+      <w:r/>
+      <w:proofErr w:type="spellStart"/>
+      <w:r/>
+      <w:proofErr w:type="spellEnd"/>
+      <w:r/>
+      <w:proofErr w:type="spellStart"/>
+      <w:r/>
+      <w:proofErr w:type="spellEnd"/>
+      <w:r/>
+      <w:proofErr w:type="spellStart"/>
+      <w:r/>
+      <w:proofErr w:type="spellEnd"/>
+      <w:r/>
+      <w:proofErr w:type="spellStart"/>
+      <w:r/>
+      <w:proofErr w:type="spellEnd"/>
+      <w:r/>
+      <w:proofErr w:type="spellStart"/>
+      <w:r/>
+      <w:proofErr w:type="spellEnd"/>
+      <w:r/>
+      <w:proofErr w:type="spellStart"/>
+      <w:r/>
+      <w:proofErr w:type="spellEnd"/>
+      <w:r/>
+      <w:proofErr w:type="spellStart"/>
+      <w:r/>
+      <w:proofErr w:type="spellEnd"/>
+      <w:r/>
+      <w:proofErr w:type="spellStart"/>
+      <w:r/>
+      <w:proofErr w:type="spellEnd"/>
+      <w:r/>
+      <w:proofErr w:type="spellStart"/>
+      <w:r/>
+      <w:proofErr w:type="spellEnd"/>
+      <w:r/>
+      <w:proofErr w:type="spellStart"/>
+      <w:r/>
+      <w:proofErr w:type="spellEnd"/>
+      <w:r/>
+      <w:proofErr w:type="spellStart"/>
+      <w:r/>
+      <w:proofErr w:type="spellEnd"/>
+      <w:r/>
+      <w:proofErr w:type="spellStart"/>
+      <w:r/>
+      <w:proofErr w:type="spellEnd"/>
+      <w:r/>
+      <w:proofErr w:type="spellStart"/>
+      <w:r/>
+      <w:proofErr w:type="spellEnd"/>
+      <w:r/>
+      <w:proofErr w:type="spellStart"/>
+      <w:r/>
+      <w:proofErr w:type="spellEnd"/>
+      <w:r/>
+      <w:proofErr w:type="spellStart"/>
+      <w:r/>
+      <w:proofErr w:type="spellEnd"/>
+      <w:r/>
+      <w:proofErr w:type="spellStart"/>
+      <w:r/>
+      <w:proofErr w:type="spellEnd"/>
+      <w:r/>
+      <w:proofErr w:type="spellStart"/>
+      <w:r/>
+      <w:proofErr w:type="spellEnd"/>
+      <w:r/>
     </w:p>
     <w:p>
       <w:pPr>
@@ -31495,212 +31311,111 @@
     <w:p>
       <w:proofErr w:type="spellStart"/>
       <w:r>
-        <w:t>Secara</w:t>
-      </w:r>
-      <w:proofErr w:type="spellEnd"/>
-      <w:r>
-        <w:t xml:space="preserve"> garis </w:t>
-      </w:r>
-      <w:proofErr w:type="spellStart"/>
-      <w:r>
-        <w:t>besar</w:t>
-      </w:r>
-      <w:proofErr w:type="spellEnd"/>
-      <w:r>
-        <w:t xml:space="preserve">, </w:t>
-      </w:r>
-      <w:proofErr w:type="spellStart"/>
-      <w:r>
-        <w:t>susunan</w:t>
-      </w:r>
-      <w:proofErr w:type="spellEnd"/>
-      <w:r>
-        <w:t xml:space="preserve"> </w:t>
-      </w:r>
-      <w:proofErr w:type="spellStart"/>
-      <w:r>
-        <w:t>organisasi</w:t>
-      </w:r>
-      <w:proofErr w:type="spellEnd"/>
-      <w:r>
-        <w:t xml:space="preserve"> </w:t>
-      </w:r>
-      <w:proofErr w:type="spellStart"/>
-      <w:r>
-        <w:t>Disdukcapil</w:t>
-      </w:r>
-      <w:proofErr w:type="spellEnd"/>
-      <w:r>
-        <w:t xml:space="preserve"> </w:t>
-      </w:r>
-      <w:proofErr w:type="spellStart"/>
-      <w:r>
-        <w:t>Kabupaten</w:t>
-      </w:r>
-      <w:proofErr w:type="spellEnd"/>
-      <w:r>
-        <w:t xml:space="preserve"> Garut </w:t>
-      </w:r>
-      <w:proofErr w:type="spellStart"/>
-      <w:r>
-        <w:t>terdiri</w:t>
-      </w:r>
-      <w:proofErr w:type="spellEnd"/>
-      <w:r>
-        <w:t xml:space="preserve"> </w:t>
-      </w:r>
-      <w:proofErr w:type="spellStart"/>
-      <w:r>
-        <w:t>atas</w:t>
-      </w:r>
-      <w:proofErr w:type="spellEnd"/>
-      <w:r>
-        <w:t xml:space="preserve"> </w:t>
-      </w:r>
-      <w:proofErr w:type="spellStart"/>
-      <w:r>
-        <w:t>Kepala</w:t>
-      </w:r>
-      <w:proofErr w:type="spellEnd"/>
-      <w:r>
-        <w:t xml:space="preserve"> Dinas, </w:t>
-      </w:r>
-      <w:proofErr w:type="spellStart"/>
-      <w:r>
-        <w:t>Sekretariat</w:t>
-      </w:r>
-      <w:proofErr w:type="spellEnd"/>
-      <w:r>
-        <w:t xml:space="preserve">, </w:t>
-      </w:r>
-      <w:proofErr w:type="spellStart"/>
-      <w:r>
-        <w:t>serta</w:t>
-      </w:r>
-      <w:proofErr w:type="spellEnd"/>
-      <w:r>
-        <w:t xml:space="preserve"> </w:t>
-      </w:r>
-      <w:proofErr w:type="spellStart"/>
-      <w:r>
-        <w:t>beberapa</w:t>
-      </w:r>
-      <w:proofErr w:type="spellEnd"/>
-      <w:r>
-        <w:t xml:space="preserve"> </w:t>
-      </w:r>
-      <w:proofErr w:type="spellStart"/>
-      <w:r>
-        <w:t>Bidang</w:t>
-      </w:r>
-      <w:proofErr w:type="spellEnd"/>
-      <w:r>
-        <w:t xml:space="preserve"> yang </w:t>
-      </w:r>
-      <w:proofErr w:type="spellStart"/>
-      <w:r>
-        <w:t>menangani</w:t>
-      </w:r>
-      <w:proofErr w:type="spellEnd"/>
-      <w:r>
-        <w:t xml:space="preserve"> </w:t>
-      </w:r>
-      <w:proofErr w:type="spellStart"/>
-      <w:r>
-        <w:t>tugas</w:t>
-      </w:r>
-      <w:proofErr w:type="spellEnd"/>
-      <w:r>
-        <w:t xml:space="preserve"> </w:t>
-      </w:r>
-      <w:proofErr w:type="spellStart"/>
-      <w:r>
-        <w:t>teknis</w:t>
-      </w:r>
-      <w:proofErr w:type="spellEnd"/>
-      <w:r>
-        <w:t xml:space="preserve"> </w:t>
-      </w:r>
-      <w:proofErr w:type="spellStart"/>
-      <w:r>
-        <w:t>operasional</w:t>
-      </w:r>
-      <w:proofErr w:type="spellEnd"/>
-      <w:r>
-        <w:t>. Bagian-</w:t>
-      </w:r>
-      <w:proofErr w:type="spellStart"/>
-      <w:r>
-        <w:t>bagian</w:t>
-      </w:r>
-      <w:proofErr w:type="spellEnd"/>
-      <w:r>
-        <w:t xml:space="preserve"> yang paling </w:t>
-      </w:r>
-      <w:proofErr w:type="spellStart"/>
-      <w:r>
-        <w:t>relevan</w:t>
-      </w:r>
-      <w:proofErr w:type="spellEnd"/>
-      <w:r>
-        <w:t xml:space="preserve"> </w:t>
-      </w:r>
-      <w:proofErr w:type="spellStart"/>
-      <w:r>
-        <w:t>dengan</w:t>
-      </w:r>
-      <w:proofErr w:type="spellEnd"/>
-      <w:r>
-        <w:t xml:space="preserve"> </w:t>
-      </w:r>
-      <w:proofErr w:type="spellStart"/>
-      <w:r>
-        <w:t>penerapan</w:t>
-      </w:r>
-      <w:proofErr w:type="spellEnd"/>
-      <w:r>
-        <w:t xml:space="preserve"> </w:t>
-      </w:r>
-      <w:proofErr w:type="spellStart"/>
-      <w:r>
-        <w:t>sistem</w:t>
-      </w:r>
-      <w:proofErr w:type="spellEnd"/>
-      <w:r>
-        <w:t xml:space="preserve"> </w:t>
-      </w:r>
-      <w:proofErr w:type="spellStart"/>
-      <w:r>
-        <w:t>aplikasi</w:t>
-      </w:r>
-      <w:proofErr w:type="spellEnd"/>
-      <w:r>
-        <w:t xml:space="preserve"> </w:t>
-      </w:r>
-      <w:proofErr w:type="spellStart"/>
-      <w:r>
-        <w:t>sistem</w:t>
-      </w:r>
-      <w:proofErr w:type="spellEnd"/>
-      <w:r>
-        <w:t xml:space="preserve"> yang </w:t>
-      </w:r>
-      <w:proofErr w:type="spellStart"/>
-      <w:r>
-        <w:t>dikembangkan</w:t>
-      </w:r>
-      <w:proofErr w:type="spellEnd"/>
-      <w:r>
-        <w:t xml:space="preserve"> </w:t>
-      </w:r>
-      <w:proofErr w:type="spellStart"/>
-      <w:r>
-        <w:t>adalah</w:t>
-      </w:r>
-      <w:proofErr w:type="spellEnd"/>
-      <w:r>
-        <w:t>:</w:t>
-      </w:r>
+        <w:rPr/>
+        <w:t>Berdasarkan Peraturan Bupati Garut Nomor 56 Tahun 2016 tentang Tugas, Fungsi dan Tata Kerja Dinas Kependudukan dan Pencatatan Sipil Kabupaten Garut, struktur organisasi Disdukcapil Kabupaten Garut terdiri atas Kepala Dinas yang membawahi: (a) Sekretariat; (b) Bidang Pelayanan Pendaftaran Penduduk; (c) Bidang Pelayanan Pencatatan Sipil; (d) Bidang Pengelolaan Informasi Administrasi Kependudukan; (e) Bidang Pemanfaatan Data dan Inovasi; (f) Unit Pelaksana Teknis; dan (g) Kelompok Jabatan Fungsional. Bagian-bagian yang paling relevan dengan penerapan sistem evaluasi pelaporan dalam penelitian ini adalah sebagai berikut.</w:t>
+      </w:r>
+      <w:proofErr w:type="spellEnd"/>
+      <w:r/>
+      <w:proofErr w:type="spellStart"/>
+      <w:r/>
+      <w:proofErr w:type="spellEnd"/>
+      <w:r/>
+      <w:proofErr w:type="spellStart"/>
+      <w:r/>
+      <w:proofErr w:type="spellEnd"/>
+      <w:r/>
+      <w:proofErr w:type="spellStart"/>
+      <w:r/>
+      <w:proofErr w:type="spellEnd"/>
+      <w:r/>
+      <w:proofErr w:type="spellStart"/>
+      <w:r/>
+      <w:proofErr w:type="spellEnd"/>
+      <w:r/>
+      <w:proofErr w:type="spellStart"/>
+      <w:r/>
+      <w:proofErr w:type="spellEnd"/>
+      <w:r/>
+      <w:proofErr w:type="spellStart"/>
+      <w:r/>
+      <w:proofErr w:type="spellEnd"/>
+      <w:r/>
+      <w:proofErr w:type="spellStart"/>
+      <w:r/>
+      <w:proofErr w:type="spellEnd"/>
+      <w:r/>
+      <w:proofErr w:type="spellStart"/>
+      <w:r/>
+      <w:proofErr w:type="spellEnd"/>
+      <w:r/>
+      <w:proofErr w:type="spellStart"/>
+      <w:r/>
+      <w:proofErr w:type="spellEnd"/>
+      <w:r/>
+      <w:proofErr w:type="spellStart"/>
+      <w:r/>
+      <w:proofErr w:type="spellEnd"/>
+      <w:r/>
+      <w:proofErr w:type="spellStart"/>
+      <w:r/>
+      <w:proofErr w:type="spellEnd"/>
+      <w:r/>
+      <w:proofErr w:type="spellStart"/>
+      <w:r/>
+      <w:proofErr w:type="spellEnd"/>
+      <w:r/>
+      <w:proofErr w:type="spellStart"/>
+      <w:r/>
+      <w:proofErr w:type="spellEnd"/>
+      <w:r/>
+      <w:proofErr w:type="spellStart"/>
+      <w:r/>
+      <w:proofErr w:type="spellEnd"/>
+      <w:r/>
+      <w:proofErr w:type="spellStart"/>
+      <w:r/>
+      <w:proofErr w:type="spellEnd"/>
+      <w:r/>
+      <w:proofErr w:type="spellStart"/>
+      <w:r/>
+      <w:proofErr w:type="spellEnd"/>
+      <w:r/>
+      <w:proofErr w:type="spellStart"/>
+      <w:r/>
+      <w:proofErr w:type="spellEnd"/>
+      <w:r/>
+      <w:proofErr w:type="spellStart"/>
+      <w:r/>
+      <w:proofErr w:type="spellEnd"/>
+      <w:r/>
+      <w:proofErr w:type="spellStart"/>
+      <w:r/>
+      <w:proofErr w:type="spellEnd"/>
+      <w:r/>
+      <w:proofErr w:type="spellStart"/>
+      <w:r/>
+      <w:proofErr w:type="spellEnd"/>
+      <w:r/>
+      <w:proofErr w:type="spellStart"/>
+      <w:r/>
+      <w:proofErr w:type="spellEnd"/>
+      <w:r/>
+      <w:proofErr w:type="spellStart"/>
+      <w:r/>
+      <w:proofErr w:type="spellEnd"/>
+      <w:r/>
+      <w:proofErr w:type="spellStart"/>
+      <w:r/>
+      <w:proofErr w:type="spellEnd"/>
+      <w:r/>
+      <w:proofErr w:type="spellStart"/>
+      <w:r/>
+      <w:proofErr w:type="spellEnd"/>
+      <w:r/>
+      <w:proofErr w:type="spellStart"/>
+      <w:r/>
+      <w:proofErr w:type="spellEnd"/>
+      <w:r/>
     </w:p>
     <w:p>
       <w:pPr>
@@ -31715,7 +31430,7 @@
           <w:b/>
           <w:bCs/>
         </w:rPr>
-        <w:t>Kepala</w:t>
+        <w:t>a. Kepala Dinas: Bertindak sebagai pimpinan puncak yang memimpin, merumuskan kebijakan teknis operasional, mengkoordinasikan, melaksanakan kerja sama dan mengendalikan pelaksanaan urusan pemerintahan bidang administrasi kependudukan dan pencatatan sipil. Dalam sistem yang dikembangkan, Kepala Dinas dapat melihat laporan statistik dashboard secara keseluruhan (Peraturan Bupati Garut Nomor 56 Tahun 2016, Pasal 3).</w:t>
       </w:r>
       <w:proofErr w:type="spellEnd"/>
       <w:r>
@@ -31723,197 +31438,103 @@
           <w:b/>
           <w:bCs/>
         </w:rPr>
-        <w:t xml:space="preserve"> Dinas:</w:t>
-      </w:r>
-      <w:r>
-        <w:t xml:space="preserve"> </w:t>
-      </w:r>
-      <w:proofErr w:type="spellStart"/>
-      <w:r>
-        <w:t>Bertindak</w:t>
-      </w:r>
-      <w:proofErr w:type="spellEnd"/>
-      <w:r>
-        <w:t xml:space="preserve"> </w:t>
-      </w:r>
-      <w:proofErr w:type="spellStart"/>
-      <w:r>
-        <w:t>sebagai</w:t>
-      </w:r>
-      <w:proofErr w:type="spellEnd"/>
-      <w:r>
-        <w:t xml:space="preserve"> </w:t>
-      </w:r>
-      <w:proofErr w:type="spellStart"/>
-      <w:r>
-        <w:t>pimpinan</w:t>
-      </w:r>
-      <w:proofErr w:type="spellEnd"/>
-      <w:r>
-        <w:t xml:space="preserve"> </w:t>
-      </w:r>
-      <w:proofErr w:type="spellStart"/>
-      <w:r>
-        <w:t>puncak</w:t>
-      </w:r>
-      <w:proofErr w:type="spellEnd"/>
-      <w:r>
-        <w:t xml:space="preserve"> yang </w:t>
-      </w:r>
-      <w:proofErr w:type="spellStart"/>
-      <w:r>
-        <w:t>memegang</w:t>
-      </w:r>
-      <w:proofErr w:type="spellEnd"/>
-      <w:r>
-        <w:t xml:space="preserve"> </w:t>
-      </w:r>
-      <w:proofErr w:type="spellStart"/>
-      <w:r>
-        <w:t>wewenang</w:t>
-      </w:r>
-      <w:proofErr w:type="spellEnd"/>
-      <w:r>
-        <w:t xml:space="preserve"> </w:t>
-      </w:r>
-      <w:proofErr w:type="spellStart"/>
-      <w:r>
-        <w:t>pengambil</w:t>
-      </w:r>
-      <w:proofErr w:type="spellEnd"/>
-      <w:r>
-        <w:t xml:space="preserve"> </w:t>
-      </w:r>
-      <w:proofErr w:type="spellStart"/>
-      <w:r>
-        <w:t>keputusan</w:t>
-      </w:r>
-      <w:proofErr w:type="spellEnd"/>
-      <w:r>
-        <w:t xml:space="preserve">, dan </w:t>
-      </w:r>
-      <w:proofErr w:type="spellStart"/>
-      <w:r>
-        <w:t>dalam</w:t>
-      </w:r>
-      <w:proofErr w:type="spellEnd"/>
-      <w:r>
-        <w:t xml:space="preserve"> </w:t>
-      </w:r>
-      <w:proofErr w:type="spellStart"/>
-      <w:r>
-        <w:t>sistem</w:t>
-      </w:r>
-      <w:proofErr w:type="spellEnd"/>
-      <w:r>
-        <w:t xml:space="preserve"> </w:t>
-      </w:r>
-      <w:proofErr w:type="spellStart"/>
-      <w:r>
-        <w:t>ini</w:t>
-      </w:r>
-      <w:proofErr w:type="spellEnd"/>
-      <w:r>
-        <w:t xml:space="preserve"> </w:t>
-      </w:r>
-      <w:proofErr w:type="spellStart"/>
-      <w:r>
-        <w:t>dapat</w:t>
-      </w:r>
-      <w:proofErr w:type="spellEnd"/>
-      <w:r>
-        <w:t xml:space="preserve"> </w:t>
-      </w:r>
-      <w:proofErr w:type="spellStart"/>
-      <w:r>
-        <w:t>melihat</w:t>
-      </w:r>
-      <w:proofErr w:type="spellEnd"/>
-      <w:r>
-        <w:t xml:space="preserve"> </w:t>
-      </w:r>
-      <w:proofErr w:type="spellStart"/>
-      <w:r>
-        <w:t>laporan</w:t>
-      </w:r>
-      <w:proofErr w:type="spellEnd"/>
-      <w:r>
-        <w:t xml:space="preserve"> </w:t>
-      </w:r>
-      <w:proofErr w:type="spellStart"/>
-      <w:r>
-        <w:t>statistik</w:t>
-      </w:r>
-      <w:proofErr w:type="spellEnd"/>
-      <w:r>
-        <w:t xml:space="preserve"> </w:t>
-      </w:r>
+      </w:r>
+      <w:r/>
+      <w:proofErr w:type="spellStart"/>
+      <w:r/>
+      <w:proofErr w:type="spellEnd"/>
+      <w:r/>
+      <w:proofErr w:type="spellStart"/>
+      <w:r/>
+      <w:proofErr w:type="spellEnd"/>
+      <w:r/>
+      <w:proofErr w:type="spellStart"/>
+      <w:r/>
+      <w:proofErr w:type="spellEnd"/>
+      <w:r/>
+      <w:proofErr w:type="spellStart"/>
+      <w:r/>
+      <w:proofErr w:type="spellEnd"/>
+      <w:r/>
+      <w:proofErr w:type="spellStart"/>
+      <w:r/>
+      <w:proofErr w:type="spellEnd"/>
+      <w:r/>
+      <w:proofErr w:type="spellStart"/>
+      <w:r/>
+      <w:proofErr w:type="spellEnd"/>
+      <w:r/>
+      <w:proofErr w:type="spellStart"/>
+      <w:r/>
+      <w:proofErr w:type="spellEnd"/>
+      <w:r/>
+      <w:proofErr w:type="spellStart"/>
+      <w:r/>
+      <w:proofErr w:type="spellEnd"/>
+      <w:r/>
+      <w:proofErr w:type="spellStart"/>
+      <w:r/>
+      <w:proofErr w:type="spellEnd"/>
+      <w:r/>
+      <w:proofErr w:type="spellStart"/>
+      <w:r/>
+      <w:proofErr w:type="spellEnd"/>
+      <w:r/>
+      <w:proofErr w:type="spellStart"/>
+      <w:r/>
+      <w:proofErr w:type="spellEnd"/>
+      <w:r/>
+      <w:proofErr w:type="spellStart"/>
+      <w:r/>
+      <w:proofErr w:type="spellEnd"/>
+      <w:r/>
+      <w:proofErr w:type="spellStart"/>
+      <w:r/>
+      <w:proofErr w:type="spellEnd"/>
+      <w:r/>
+      <w:proofErr w:type="spellStart"/>
+      <w:r/>
+      <w:proofErr w:type="spellEnd"/>
+      <w:r/>
+      <w:proofErr w:type="spellStart"/>
+      <w:r/>
+      <w:proofErr w:type="spellEnd"/>
+      <w:r/>
       <w:r>
         <w:rPr>
           <w:i/>
           <w:iCs/>
         </w:rPr>
-        <w:t>dashboard</w:t>
-      </w:r>
-      <w:r>
-        <w:t xml:space="preserve"> (</w:t>
-      </w:r>
-      <w:proofErr w:type="spellStart"/>
-      <w:r>
-        <w:t>akumulasi</w:t>
-      </w:r>
-      <w:proofErr w:type="spellEnd"/>
-      <w:r>
-        <w:t xml:space="preserve"> </w:t>
-      </w:r>
-      <w:proofErr w:type="spellStart"/>
-      <w:r>
-        <w:t>aktivitas</w:t>
-      </w:r>
-      <w:proofErr w:type="spellEnd"/>
-      <w:r>
-        <w:t xml:space="preserve"> </w:t>
-      </w:r>
-      <w:proofErr w:type="spellStart"/>
-      <w:r>
-        <w:t>harian</w:t>
-      </w:r>
-      <w:proofErr w:type="spellEnd"/>
-      <w:r>
-        <w:t xml:space="preserve"> dan </w:t>
-      </w:r>
-      <w:proofErr w:type="spellStart"/>
-      <w:r>
-        <w:t>laporan</w:t>
-      </w:r>
-      <w:proofErr w:type="spellEnd"/>
-      <w:r>
-        <w:t xml:space="preserve"> </w:t>
-      </w:r>
-      <w:proofErr w:type="spellStart"/>
-      <w:r>
-        <w:t>bulanan</w:t>
-      </w:r>
-      <w:proofErr w:type="spellEnd"/>
-      <w:r>
-        <w:t xml:space="preserve">) </w:t>
-      </w:r>
-      <w:proofErr w:type="spellStart"/>
-      <w:r>
-        <w:t>secara</w:t>
-      </w:r>
-      <w:proofErr w:type="spellEnd"/>
-      <w:r>
-        <w:t xml:space="preserve"> </w:t>
-      </w:r>
-      <w:proofErr w:type="spellStart"/>
-      <w:r>
-        <w:t>keseluruhan</w:t>
-      </w:r>
-      <w:proofErr w:type="spellEnd"/>
-      <w:r>
-        <w:t>.</w:t>
-      </w:r>
+      </w:r>
+      <w:r/>
+      <w:proofErr w:type="spellStart"/>
+      <w:r/>
+      <w:proofErr w:type="spellEnd"/>
+      <w:r/>
+      <w:proofErr w:type="spellStart"/>
+      <w:r/>
+      <w:proofErr w:type="spellEnd"/>
+      <w:r/>
+      <w:proofErr w:type="spellStart"/>
+      <w:r/>
+      <w:proofErr w:type="spellEnd"/>
+      <w:r/>
+      <w:proofErr w:type="spellStart"/>
+      <w:r/>
+      <w:proofErr w:type="spellEnd"/>
+      <w:r/>
+      <w:proofErr w:type="spellStart"/>
+      <w:r/>
+      <w:proofErr w:type="spellEnd"/>
+      <w:r/>
+      <w:proofErr w:type="spellStart"/>
+      <w:r/>
+      <w:proofErr w:type="spellEnd"/>
+      <w:r/>
+      <w:proofErr w:type="spellStart"/>
+      <w:r/>
+      <w:proofErr w:type="spellEnd"/>
+      <w:r/>
     </w:p>
     <w:p>
       <w:pPr>
@@ -31928,7 +31549,7 @@
           <w:b/>
           <w:bCs/>
         </w:rPr>
-        <w:t>Sekretariat</w:t>
+        <w:t>b. Sekretariat: Dipimpin oleh seorang Sekretaris yang mempunyai tugas merumuskan rencana kerja kesekretariatan meliputi pelayanan umum dan kepegawaian, keuangan, barang milik daerah dan perencanaan, evaluasi dan pelaporan. Dalam sistem yang dikembangkan, Sekretariat berperan sebagai Admin atau Supervisor yang berwenang meninjau hasil evaluasi otomatis, memberikan persetujuan laporan, dan memonitor kedisiplinan pencatatan aktivitas (Peraturan Bupati Garut Nomor 56 Tahun 2016, Pasal 4).</w:t>
       </w:r>
       <w:proofErr w:type="spellEnd"/>
       <w:r>
@@ -31936,7 +31557,6 @@
           <w:b/>
           <w:bCs/>
         </w:rPr>
-        <w:t xml:space="preserve"> dan </w:t>
       </w:r>
       <w:proofErr w:type="spellStart"/>
       <w:r>
@@ -31944,7 +31564,6 @@
           <w:b/>
           <w:bCs/>
         </w:rPr>
-        <w:t>Subbagian</w:t>
       </w:r>
       <w:proofErr w:type="spellEnd"/>
       <w:r>
@@ -31952,7 +31571,6 @@
           <w:b/>
           <w:bCs/>
         </w:rPr>
-        <w:t xml:space="preserve"> </w:t>
       </w:r>
       <w:proofErr w:type="spellStart"/>
       <w:r>
@@ -31960,7 +31578,6 @@
           <w:b/>
           <w:bCs/>
         </w:rPr>
-        <w:t>Kepegawaian</w:t>
       </w:r>
       <w:proofErr w:type="spellEnd"/>
       <w:r>
@@ -31968,7 +31585,6 @@
           <w:b/>
           <w:bCs/>
         </w:rPr>
-        <w:t xml:space="preserve">: </w:t>
       </w:r>
       <w:proofErr w:type="spellStart"/>
       <w:r>
@@ -31976,7 +31592,6 @@
           <w:b/>
           <w:bCs/>
         </w:rPr>
-        <w:t>Berperan</w:t>
       </w:r>
       <w:proofErr w:type="spellEnd"/>
       <w:r>
@@ -31984,7 +31599,6 @@
           <w:b/>
           <w:bCs/>
         </w:rPr>
-        <w:t xml:space="preserve"> </w:t>
       </w:r>
       <w:proofErr w:type="spellStart"/>
       <w:r>
@@ -31992,7 +31606,6 @@
           <w:b/>
           <w:bCs/>
         </w:rPr>
-        <w:t>sebagai</w:t>
       </w:r>
       <w:proofErr w:type="spellEnd"/>
       <w:r>
@@ -32000,7 +31613,6 @@
           <w:b/>
           <w:bCs/>
         </w:rPr>
-        <w:t xml:space="preserve"> Admin </w:t>
       </w:r>
       <w:proofErr w:type="spellStart"/>
       <w:r>
@@ -32008,7 +31620,6 @@
           <w:b/>
           <w:bCs/>
         </w:rPr>
-        <w:t>atau</w:t>
       </w:r>
       <w:proofErr w:type="spellEnd"/>
       <w:r>
@@ -32016,7 +31627,6 @@
           <w:b/>
           <w:bCs/>
         </w:rPr>
-        <w:t xml:space="preserve"> Supervisor </w:t>
       </w:r>
       <w:proofErr w:type="spellStart"/>
       <w:r>
@@ -32024,7 +31634,6 @@
           <w:b/>
           <w:bCs/>
         </w:rPr>
-        <w:t>dalam</w:t>
       </w:r>
       <w:proofErr w:type="spellEnd"/>
       <w:r>
@@ -32032,7 +31641,6 @@
           <w:b/>
           <w:bCs/>
         </w:rPr>
-        <w:t xml:space="preserve"> </w:t>
       </w:r>
       <w:proofErr w:type="spellStart"/>
       <w:r>
@@ -32040,7 +31648,6 @@
           <w:b/>
           <w:bCs/>
         </w:rPr>
-        <w:t>aplikasi</w:t>
       </w:r>
       <w:proofErr w:type="spellEnd"/>
       <w:r>
@@ -32048,7 +31655,6 @@
           <w:b/>
           <w:bCs/>
         </w:rPr>
-        <w:t xml:space="preserve"> </w:t>
       </w:r>
       <w:proofErr w:type="spellStart"/>
       <w:r>
@@ -32056,7 +31662,6 @@
           <w:b/>
           <w:bCs/>
         </w:rPr>
-        <w:t>sistem</w:t>
       </w:r>
       <w:proofErr w:type="spellEnd"/>
       <w:r>
@@ -32064,7 +31669,6 @@
           <w:b/>
           <w:bCs/>
         </w:rPr>
-        <w:t xml:space="preserve"> yang </w:t>
       </w:r>
       <w:proofErr w:type="spellStart"/>
       <w:r>
@@ -32072,7 +31676,6 @@
           <w:b/>
           <w:bCs/>
         </w:rPr>
-        <w:t>dikembangkan</w:t>
       </w:r>
       <w:proofErr w:type="spellEnd"/>
       <w:r>
@@ -32080,7 +31683,6 @@
           <w:b/>
           <w:bCs/>
         </w:rPr>
-        <w:t xml:space="preserve"> yang </w:t>
       </w:r>
       <w:proofErr w:type="spellStart"/>
       <w:r>
@@ -32088,7 +31690,6 @@
           <w:b/>
           <w:bCs/>
         </w:rPr>
-        <w:t>berwenang</w:t>
       </w:r>
       <w:proofErr w:type="spellEnd"/>
       <w:r>
@@ -32096,7 +31697,6 @@
           <w:b/>
           <w:bCs/>
         </w:rPr>
-        <w:t xml:space="preserve"> </w:t>
       </w:r>
       <w:proofErr w:type="spellStart"/>
       <w:r>
@@ -32104,7 +31704,6 @@
           <w:b/>
           <w:bCs/>
         </w:rPr>
-        <w:t>meninjau</w:t>
       </w:r>
       <w:proofErr w:type="spellEnd"/>
       <w:r>
@@ -32112,7 +31711,6 @@
           <w:b/>
           <w:bCs/>
         </w:rPr>
-        <w:t xml:space="preserve"> </w:t>
       </w:r>
       <w:proofErr w:type="spellStart"/>
       <w:r>
@@ -32120,7 +31718,6 @@
           <w:b/>
           <w:bCs/>
         </w:rPr>
-        <w:t>hasil</w:t>
       </w:r>
       <w:proofErr w:type="spellEnd"/>
       <w:r>
@@ -32128,7 +31725,6 @@
           <w:b/>
           <w:bCs/>
         </w:rPr>
-        <w:t xml:space="preserve"> </w:t>
       </w:r>
       <w:proofErr w:type="spellStart"/>
       <w:r>
@@ -32136,7 +31732,6 @@
           <w:b/>
           <w:bCs/>
         </w:rPr>
-        <w:t>sistem</w:t>
       </w:r>
       <w:proofErr w:type="spellEnd"/>
       <w:r>
@@ -32144,7 +31739,6 @@
           <w:b/>
           <w:bCs/>
         </w:rPr>
-        <w:t xml:space="preserve"> scoring </w:t>
       </w:r>
       <w:proofErr w:type="spellStart"/>
       <w:r>
@@ -32152,7 +31746,6 @@
           <w:b/>
           <w:bCs/>
         </w:rPr>
-        <w:t>otomatis</w:t>
       </w:r>
       <w:proofErr w:type="spellEnd"/>
       <w:r>
@@ -32160,7 +31753,6 @@
           <w:b/>
           <w:bCs/>
         </w:rPr>
-        <w:t xml:space="preserve">, </w:t>
       </w:r>
       <w:proofErr w:type="spellStart"/>
       <w:r>
@@ -32168,7 +31760,6 @@
           <w:b/>
           <w:bCs/>
         </w:rPr>
-        <w:t>memberikan</w:t>
       </w:r>
       <w:proofErr w:type="spellEnd"/>
       <w:r>
@@ -32176,7 +31767,6 @@
           <w:b/>
           <w:bCs/>
         </w:rPr>
-        <w:t xml:space="preserve"> </w:t>
       </w:r>
       <w:proofErr w:type="spellStart"/>
       <w:r>
@@ -32184,7 +31774,6 @@
           <w:b/>
           <w:bCs/>
         </w:rPr>
-        <w:t>persetujuan</w:t>
       </w:r>
       <w:proofErr w:type="spellEnd"/>
       <w:r>
@@ -32192,7 +31781,6 @@
           <w:b/>
           <w:bCs/>
         </w:rPr>
-        <w:t xml:space="preserve"> </w:t>
       </w:r>
       <w:proofErr w:type="spellStart"/>
       <w:r>
@@ -32200,7 +31788,6 @@
           <w:b/>
           <w:bCs/>
         </w:rPr>
-        <w:t>laporan</w:t>
       </w:r>
       <w:proofErr w:type="spellEnd"/>
       <w:r>
@@ -32208,7 +31795,6 @@
           <w:b/>
           <w:bCs/>
         </w:rPr>
-        <w:t xml:space="preserve">, dan </w:t>
       </w:r>
       <w:proofErr w:type="spellStart"/>
       <w:r>
@@ -32216,7 +31802,6 @@
           <w:b/>
           <w:bCs/>
         </w:rPr>
-        <w:t>memonitor</w:t>
       </w:r>
       <w:proofErr w:type="spellEnd"/>
       <w:r>
@@ -32224,7 +31809,6 @@
           <w:b/>
           <w:bCs/>
         </w:rPr>
-        <w:t xml:space="preserve"> </w:t>
       </w:r>
       <w:proofErr w:type="spellStart"/>
       <w:r>
@@ -32232,7 +31816,6 @@
           <w:b/>
           <w:bCs/>
         </w:rPr>
-        <w:t>kedisiplinan</w:t>
       </w:r>
       <w:proofErr w:type="spellEnd"/>
       <w:r>
@@ -32240,7 +31823,6 @@
           <w:b/>
           <w:bCs/>
         </w:rPr>
-        <w:t xml:space="preserve"> </w:t>
       </w:r>
       <w:proofErr w:type="spellStart"/>
       <w:r>
@@ -32248,7 +31830,6 @@
           <w:b/>
           <w:bCs/>
         </w:rPr>
-        <w:t>pencatatan</w:t>
       </w:r>
       <w:proofErr w:type="spellEnd"/>
       <w:r>
@@ -32256,7 +31837,6 @@
           <w:b/>
           <w:bCs/>
         </w:rPr>
-        <w:t xml:space="preserve"> </w:t>
       </w:r>
       <w:proofErr w:type="spellStart"/>
       <w:r>
@@ -32264,7 +31844,6 @@
           <w:b/>
           <w:bCs/>
         </w:rPr>
-        <w:t>aktivitas</w:t>
       </w:r>
       <w:proofErr w:type="spellEnd"/>
       <w:r>
@@ -32272,7 +31851,6 @@
           <w:b/>
           <w:bCs/>
         </w:rPr>
-        <w:t>.</w:t>
       </w:r>
     </w:p>
     <w:p>
@@ -32288,8 +31866,7 @@
           <w:b/>
           <w:bCs/>
         </w:rPr>
-        <w:lastRenderedPageBreak/>
-        <w:t>Bidang</w:t>
+        <w:t>c. Bidang Pengelolaan Informasi Administrasi Kependudukan (PIAK): Bertanggung jawab atas pengelolaan informasi administrasi kependudukan. Staf dari bidang ini akan banyak berinteraksi dengan fitur pelaporan anomali data dan deteksi data duplikat dalam sistem yang dikembangkan.</w:t>
       </w:r>
       <w:proofErr w:type="spellEnd"/>
       <w:r>
@@ -32297,7 +31874,6 @@
           <w:b/>
           <w:bCs/>
         </w:rPr>
-        <w:t xml:space="preserve"> </w:t>
       </w:r>
       <w:proofErr w:type="spellStart"/>
       <w:r>
@@ -32305,7 +31881,6 @@
           <w:b/>
           <w:bCs/>
         </w:rPr>
-        <w:t>Pengelolaan</w:t>
       </w:r>
       <w:proofErr w:type="spellEnd"/>
       <w:r>
@@ -32313,7 +31888,6 @@
           <w:b/>
           <w:bCs/>
         </w:rPr>
-        <w:t xml:space="preserve"> </w:t>
       </w:r>
       <w:proofErr w:type="spellStart"/>
       <w:r>
@@ -32321,7 +31895,6 @@
           <w:b/>
           <w:bCs/>
         </w:rPr>
-        <w:t>Informasi</w:t>
       </w:r>
       <w:proofErr w:type="spellEnd"/>
       <w:r>
@@ -32329,7 +31902,6 @@
           <w:b/>
           <w:bCs/>
         </w:rPr>
-        <w:t xml:space="preserve"> </w:t>
       </w:r>
       <w:proofErr w:type="spellStart"/>
       <w:r>
@@ -32337,7 +31909,6 @@
           <w:b/>
           <w:bCs/>
         </w:rPr>
-        <w:t>Administrasi</w:t>
       </w:r>
       <w:proofErr w:type="spellEnd"/>
       <w:r>
@@ -32345,7 +31916,6 @@
           <w:b/>
           <w:bCs/>
         </w:rPr>
-        <w:t xml:space="preserve"> </w:t>
       </w:r>
       <w:proofErr w:type="spellStart"/>
       <w:r>
@@ -32353,7 +31923,6 @@
           <w:b/>
           <w:bCs/>
         </w:rPr>
-        <w:t>Kependudukan</w:t>
       </w:r>
       <w:proofErr w:type="spellEnd"/>
       <w:r>
@@ -32361,159 +31930,86 @@
           <w:b/>
           <w:bCs/>
         </w:rPr>
-        <w:t xml:space="preserve"> (PIAK):</w:t>
-      </w:r>
-      <w:r>
-        <w:t xml:space="preserve"> Staf </w:t>
-      </w:r>
-      <w:proofErr w:type="spellStart"/>
-      <w:r>
-        <w:t>dari</w:t>
-      </w:r>
-      <w:proofErr w:type="spellEnd"/>
-      <w:r>
-        <w:t xml:space="preserve"> </w:t>
-      </w:r>
-      <w:proofErr w:type="spellStart"/>
-      <w:r>
-        <w:t>bidang</w:t>
-      </w:r>
-      <w:proofErr w:type="spellEnd"/>
-      <w:r>
-        <w:t xml:space="preserve"> </w:t>
-      </w:r>
-      <w:proofErr w:type="spellStart"/>
-      <w:r>
-        <w:t>ini</w:t>
-      </w:r>
-      <w:proofErr w:type="spellEnd"/>
-      <w:r>
-        <w:t xml:space="preserve"> </w:t>
-      </w:r>
-      <w:proofErr w:type="spellStart"/>
-      <w:r>
-        <w:t>akan</w:t>
-      </w:r>
-      <w:proofErr w:type="spellEnd"/>
-      <w:r>
-        <w:t xml:space="preserve"> </w:t>
-      </w:r>
-      <w:proofErr w:type="spellStart"/>
-      <w:r>
-        <w:t>banyak</w:t>
-      </w:r>
-      <w:proofErr w:type="spellEnd"/>
-      <w:r>
-        <w:t xml:space="preserve"> </w:t>
-      </w:r>
-      <w:proofErr w:type="spellStart"/>
-      <w:r>
-        <w:t>berinteraksi</w:t>
-      </w:r>
-      <w:proofErr w:type="spellEnd"/>
-      <w:r>
-        <w:t xml:space="preserve"> </w:t>
-      </w:r>
-      <w:proofErr w:type="spellStart"/>
-      <w:r>
-        <w:t>dengan</w:t>
-      </w:r>
-      <w:proofErr w:type="spellEnd"/>
-      <w:r>
-        <w:t xml:space="preserve"> </w:t>
-      </w:r>
-      <w:proofErr w:type="spellStart"/>
-      <w:r>
-        <w:t>modul</w:t>
-      </w:r>
-      <w:proofErr w:type="spellEnd"/>
-      <w:r>
-        <w:t xml:space="preserve"> </w:t>
-      </w:r>
+      </w:r>
+      <w:r/>
+      <w:proofErr w:type="spellStart"/>
+      <w:r/>
+      <w:proofErr w:type="spellEnd"/>
+      <w:r/>
+      <w:proofErr w:type="spellStart"/>
+      <w:r/>
+      <w:proofErr w:type="spellEnd"/>
+      <w:r/>
+      <w:proofErr w:type="spellStart"/>
+      <w:r/>
+      <w:proofErr w:type="spellEnd"/>
+      <w:r/>
+      <w:proofErr w:type="spellStart"/>
+      <w:r/>
+      <w:proofErr w:type="spellEnd"/>
+      <w:r/>
+      <w:proofErr w:type="spellStart"/>
+      <w:r/>
+      <w:proofErr w:type="spellEnd"/>
+      <w:r/>
+      <w:proofErr w:type="spellStart"/>
+      <w:r/>
+      <w:proofErr w:type="spellEnd"/>
+      <w:r/>
+      <w:proofErr w:type="spellStart"/>
+      <w:r/>
+      <w:proofErr w:type="spellEnd"/>
+      <w:r/>
+      <w:proofErr w:type="spellStart"/>
+      <w:r/>
+      <w:proofErr w:type="spellEnd"/>
+      <w:r/>
       <w:r>
         <w:rPr>
           <w:i/>
           <w:iCs/>
         </w:rPr>
-        <w:t>Ticketing</w:t>
-      </w:r>
-      <w:r>
-        <w:t xml:space="preserve"> (SILPANA) </w:t>
-      </w:r>
-      <w:proofErr w:type="spellStart"/>
-      <w:r>
-        <w:t>untuk</w:t>
-      </w:r>
-      <w:proofErr w:type="spellEnd"/>
-      <w:r>
-        <w:t xml:space="preserve"> </w:t>
-      </w:r>
-      <w:proofErr w:type="spellStart"/>
-      <w:r>
-        <w:t>menangani</w:t>
-      </w:r>
-      <w:proofErr w:type="spellEnd"/>
-      <w:r>
-        <w:t xml:space="preserve"> </w:t>
-      </w:r>
-      <w:proofErr w:type="spellStart"/>
-      <w:r>
-        <w:t>aduan</w:t>
-      </w:r>
-      <w:proofErr w:type="spellEnd"/>
-      <w:r>
-        <w:t xml:space="preserve"> </w:t>
-      </w:r>
-      <w:proofErr w:type="spellStart"/>
-      <w:r>
-        <w:t>sistem</w:t>
-      </w:r>
-      <w:proofErr w:type="spellEnd"/>
-      <w:r>
-        <w:t xml:space="preserve"> dan </w:t>
-      </w:r>
-      <w:proofErr w:type="spellStart"/>
-      <w:r>
-        <w:t>mendeteksi</w:t>
-      </w:r>
-      <w:proofErr w:type="spellEnd"/>
-      <w:r>
-        <w:t xml:space="preserve"> </w:t>
-      </w:r>
-      <w:proofErr w:type="spellStart"/>
-      <w:r>
-        <w:t>anomali</w:t>
-      </w:r>
-      <w:proofErr w:type="spellEnd"/>
-      <w:r>
-        <w:t xml:space="preserve"> data </w:t>
-      </w:r>
-      <w:proofErr w:type="spellStart"/>
-      <w:r>
-        <w:t>melalui</w:t>
-      </w:r>
-      <w:proofErr w:type="spellEnd"/>
-      <w:r>
-        <w:t xml:space="preserve"> </w:t>
-      </w:r>
-      <w:proofErr w:type="spellStart"/>
-      <w:r>
-        <w:t>modul</w:t>
-      </w:r>
-      <w:proofErr w:type="spellEnd"/>
-      <w:r>
-        <w:t xml:space="preserve"> </w:t>
-      </w:r>
+      </w:r>
+      <w:r/>
+      <w:proofErr w:type="spellStart"/>
+      <w:r/>
+      <w:proofErr w:type="spellEnd"/>
+      <w:r/>
+      <w:proofErr w:type="spellStart"/>
+      <w:r/>
+      <w:proofErr w:type="spellEnd"/>
+      <w:r/>
+      <w:proofErr w:type="spellStart"/>
+      <w:r/>
+      <w:proofErr w:type="spellEnd"/>
+      <w:r/>
+      <w:proofErr w:type="spellStart"/>
+      <w:r/>
+      <w:proofErr w:type="spellEnd"/>
+      <w:r/>
+      <w:proofErr w:type="spellStart"/>
+      <w:r/>
+      <w:proofErr w:type="spellEnd"/>
+      <w:r/>
+      <w:proofErr w:type="spellStart"/>
+      <w:r/>
+      <w:proofErr w:type="spellEnd"/>
+      <w:r/>
+      <w:proofErr w:type="spellStart"/>
+      <w:r/>
+      <w:proofErr w:type="spellEnd"/>
+      <w:r/>
+      <w:proofErr w:type="spellStart"/>
+      <w:r/>
+      <w:proofErr w:type="spellEnd"/>
+      <w:r/>
       <w:r>
         <w:rPr>
           <w:i/>
           <w:iCs/>
         </w:rPr>
-        <w:t>Duplicate Operator</w:t>
-      </w:r>
-      <w:r>
-        <w:t>.</w:t>
-      </w:r>
+      </w:r>
+      <w:r/>
     </w:p>
     <w:p>
       <w:pPr>
@@ -32527,7 +32023,7 @@
           <w:b/>
           <w:bCs/>
         </w:rPr>
-        <w:t xml:space="preserve">Staf </w:t>
+        <w:t>d. Staf Pelayanan/Operator: Merupakan pengguna utama (end-user) sistem yang dikembangkan, yang diwajibkan menginput laporan harian aktivitas, melakukan pelaporan kesalahan data, dan memanfaatkan sistem evaluasi otomatis sebagai panduan operasional layanan.</w:t>
       </w:r>
       <w:proofErr w:type="spellStart"/>
       <w:r>
@@ -32535,7 +32031,6 @@
           <w:b/>
           <w:bCs/>
         </w:rPr>
-        <w:t>Pelayanan</w:t>
       </w:r>
       <w:proofErr w:type="spellEnd"/>
       <w:r>
@@ -32543,7 +32038,6 @@
           <w:b/>
           <w:bCs/>
         </w:rPr>
-        <w:t xml:space="preserve"> / Operator: </w:t>
       </w:r>
       <w:proofErr w:type="spellStart"/>
       <w:r>
@@ -32551,7 +32045,6 @@
           <w:b/>
           <w:bCs/>
         </w:rPr>
-        <w:t>Merupakan</w:t>
       </w:r>
       <w:proofErr w:type="spellEnd"/>
       <w:r>
@@ -32559,7 +32052,6 @@
           <w:b/>
           <w:bCs/>
         </w:rPr>
-        <w:t xml:space="preserve"> </w:t>
       </w:r>
       <w:proofErr w:type="spellStart"/>
       <w:r>
@@ -32567,7 +32059,6 @@
           <w:b/>
           <w:bCs/>
         </w:rPr>
-        <w:t>pengguna</w:t>
       </w:r>
       <w:proofErr w:type="spellEnd"/>
       <w:r>
@@ -32575,7 +32066,6 @@
           <w:b/>
           <w:bCs/>
         </w:rPr>
-        <w:t xml:space="preserve"> </w:t>
       </w:r>
       <w:proofErr w:type="spellStart"/>
       <w:r>
@@ -32583,7 +32073,6 @@
           <w:b/>
           <w:bCs/>
         </w:rPr>
-        <w:t>utama</w:t>
       </w:r>
       <w:proofErr w:type="spellEnd"/>
       <w:r>
@@ -32591,7 +32080,6 @@
           <w:b/>
           <w:bCs/>
         </w:rPr>
-        <w:t xml:space="preserve"> (end-user) </w:t>
       </w:r>
       <w:proofErr w:type="spellStart"/>
       <w:r>
@@ -32599,7 +32087,6 @@
           <w:b/>
           <w:bCs/>
         </w:rPr>
-        <w:t>aplikasi</w:t>
       </w:r>
       <w:proofErr w:type="spellEnd"/>
       <w:r>
@@ -32607,7 +32094,6 @@
           <w:b/>
           <w:bCs/>
         </w:rPr>
-        <w:t xml:space="preserve"> </w:t>
       </w:r>
       <w:proofErr w:type="spellStart"/>
       <w:r>
@@ -32615,7 +32101,6 @@
           <w:b/>
           <w:bCs/>
         </w:rPr>
-        <w:t>sistem</w:t>
       </w:r>
       <w:proofErr w:type="spellEnd"/>
       <w:r>
@@ -32623,7 +32108,6 @@
           <w:b/>
           <w:bCs/>
         </w:rPr>
-        <w:t xml:space="preserve"> yang </w:t>
       </w:r>
       <w:proofErr w:type="spellStart"/>
       <w:r>
@@ -32631,7 +32115,6 @@
           <w:b/>
           <w:bCs/>
         </w:rPr>
-        <w:t>dikembangkan</w:t>
       </w:r>
       <w:proofErr w:type="spellEnd"/>
       <w:r>
@@ -32639,7 +32122,6 @@
           <w:b/>
           <w:bCs/>
         </w:rPr>
-        <w:t xml:space="preserve">, yang </w:t>
       </w:r>
       <w:proofErr w:type="spellStart"/>
       <w:r>
@@ -32647,7 +32129,6 @@
           <w:b/>
           <w:bCs/>
         </w:rPr>
-        <w:t>diwajibkan</w:t>
       </w:r>
       <w:proofErr w:type="spellEnd"/>
       <w:r>
@@ -32655,7 +32136,6 @@
           <w:b/>
           <w:bCs/>
         </w:rPr>
-        <w:t xml:space="preserve"> </w:t>
       </w:r>
       <w:proofErr w:type="spellStart"/>
       <w:r>
@@ -32663,7 +32143,6 @@
           <w:b/>
           <w:bCs/>
         </w:rPr>
-        <w:t>menginput</w:t>
       </w:r>
       <w:proofErr w:type="spellEnd"/>
       <w:r>
@@ -32671,7 +32150,6 @@
           <w:b/>
           <w:bCs/>
         </w:rPr>
-        <w:t xml:space="preserve"> </w:t>
       </w:r>
       <w:proofErr w:type="spellStart"/>
       <w:r>
@@ -32679,7 +32157,6 @@
           <w:b/>
           <w:bCs/>
         </w:rPr>
-        <w:t>laporan</w:t>
       </w:r>
       <w:proofErr w:type="spellEnd"/>
       <w:r>
@@ -32687,7 +32164,6 @@
           <w:b/>
           <w:bCs/>
         </w:rPr>
-        <w:t xml:space="preserve"> </w:t>
       </w:r>
       <w:proofErr w:type="spellStart"/>
       <w:r>
@@ -32695,7 +32171,6 @@
           <w:b/>
           <w:bCs/>
         </w:rPr>
-        <w:t>harian</w:t>
       </w:r>
       <w:proofErr w:type="spellEnd"/>
       <w:r>
@@ -32703,7 +32178,6 @@
           <w:b/>
           <w:bCs/>
         </w:rPr>
-        <w:t xml:space="preserve">, </w:t>
       </w:r>
       <w:proofErr w:type="spellStart"/>
       <w:r>
@@ -32711,7 +32185,6 @@
           <w:b/>
           <w:bCs/>
         </w:rPr>
-        <w:t>melakukan</w:t>
       </w:r>
       <w:proofErr w:type="spellEnd"/>
       <w:r>
@@ -32719,7 +32192,6 @@
           <w:b/>
           <w:bCs/>
         </w:rPr>
-        <w:t xml:space="preserve"> </w:t>
       </w:r>
       <w:proofErr w:type="spellStart"/>
       <w:r>
@@ -32727,7 +32199,6 @@
           <w:b/>
           <w:bCs/>
         </w:rPr>
-        <w:t>pelaporan</w:t>
       </w:r>
       <w:proofErr w:type="spellEnd"/>
       <w:r>
@@ -32735,7 +32206,6 @@
           <w:b/>
           <w:bCs/>
         </w:rPr>
-        <w:t xml:space="preserve"> </w:t>
       </w:r>
       <w:proofErr w:type="spellStart"/>
       <w:r>
@@ -32743,7 +32213,6 @@
           <w:b/>
           <w:bCs/>
         </w:rPr>
-        <w:t>kesalahan</w:t>
       </w:r>
       <w:proofErr w:type="spellEnd"/>
       <w:r>
@@ -32751,7 +32220,6 @@
           <w:b/>
           <w:bCs/>
         </w:rPr>
-        <w:t xml:space="preserve"> data (Salah Rekam), dan </w:t>
       </w:r>
       <w:proofErr w:type="spellStart"/>
       <w:r>
@@ -32759,7 +32227,6 @@
           <w:b/>
           <w:bCs/>
         </w:rPr>
-        <w:t>memanfaatkan</w:t>
       </w:r>
       <w:proofErr w:type="spellEnd"/>
       <w:r>
@@ -32767,7 +32234,6 @@
           <w:b/>
           <w:bCs/>
         </w:rPr>
-        <w:t xml:space="preserve"> </w:t>
       </w:r>
       <w:proofErr w:type="spellStart"/>
       <w:r>
@@ -32775,7 +32241,6 @@
           <w:b/>
           <w:bCs/>
         </w:rPr>
-        <w:t>sistem</w:t>
       </w:r>
       <w:proofErr w:type="spellEnd"/>
       <w:r>
@@ -32783,7 +32248,6 @@
           <w:b/>
           <w:bCs/>
         </w:rPr>
-        <w:t xml:space="preserve"> scoring </w:t>
       </w:r>
       <w:proofErr w:type="spellStart"/>
       <w:r>
@@ -32791,7 +32255,6 @@
           <w:b/>
           <w:bCs/>
         </w:rPr>
-        <w:t>otomatis</w:t>
       </w:r>
       <w:proofErr w:type="spellEnd"/>
       <w:r>
@@ -32799,7 +32262,6 @@
           <w:b/>
           <w:bCs/>
         </w:rPr>
-        <w:t xml:space="preserve"> </w:t>
       </w:r>
       <w:proofErr w:type="spellStart"/>
       <w:r>
@@ -32807,7 +32269,6 @@
           <w:b/>
           <w:bCs/>
         </w:rPr>
-        <w:t>untuk</w:t>
       </w:r>
       <w:proofErr w:type="spellEnd"/>
       <w:r>
@@ -32815,7 +32276,6 @@
           <w:b/>
           <w:bCs/>
         </w:rPr>
-        <w:t xml:space="preserve"> </w:t>
       </w:r>
       <w:proofErr w:type="spellStart"/>
       <w:r>
@@ -32823,7 +32283,6 @@
           <w:b/>
           <w:bCs/>
         </w:rPr>
-        <w:t>panduan</w:t>
       </w:r>
       <w:proofErr w:type="spellEnd"/>
       <w:r>
@@ -32831,7 +32290,6 @@
           <w:b/>
           <w:bCs/>
         </w:rPr>
-        <w:t xml:space="preserve"> </w:t>
       </w:r>
       <w:proofErr w:type="spellStart"/>
       <w:r>
@@ -32839,7 +32297,6 @@
           <w:b/>
           <w:bCs/>
         </w:rPr>
-        <w:t>operasional</w:t>
       </w:r>
       <w:proofErr w:type="spellEnd"/>
       <w:r>
@@ -32847,7 +32304,6 @@
           <w:b/>
           <w:bCs/>
         </w:rPr>
-        <w:t xml:space="preserve"> </w:t>
       </w:r>
       <w:proofErr w:type="spellStart"/>
       <w:r>
@@ -32855,7 +32311,6 @@
           <w:b/>
           <w:bCs/>
         </w:rPr>
-        <w:t>layanan</w:t>
       </w:r>
       <w:proofErr w:type="spellEnd"/>
       <w:r>
@@ -32863,7 +32318,6 @@
           <w:b/>
           <w:bCs/>
         </w:rPr>
-        <w:t>.</w:t>
       </w:r>
     </w:p>
     <w:p/>

--- a/Prototype.docx
+++ b/Prototype.docx
@@ -1768,6 +1768,7 @@
                 <w:bCs/>
                 <w:color w:val="000000"/>
                 <w:u w:val="single"/>
+                <w:lang w:val="fi-FI"/>
               </w:rPr>
             </w:pPr>
             <w:r>
@@ -1776,81 +1777,9 @@
                 <w:bCs/>
                 <w:color w:val="000000"/>
                 <w:u w:val="single"/>
+                <w:lang w:val="fi-FI"/>
               </w:rPr>
-              <w:t xml:space="preserve">Rd. Muhammad </w:t>
-            </w:r>
-            <w:proofErr w:type="spellStart"/>
-            <w:r>
-              <w:rPr>
-                <w:b/>
-                <w:bCs/>
-                <w:color w:val="000000"/>
-                <w:u w:val="single"/>
-              </w:rPr>
-              <w:t>Sopian</w:t>
-            </w:r>
-            <w:proofErr w:type="spellEnd"/>
-            <w:r>
-              <w:rPr>
-                <w:b/>
-                <w:bCs/>
-                <w:color w:val="000000"/>
-                <w:u w:val="single"/>
-              </w:rPr>
-              <w:t xml:space="preserve"> </w:t>
-            </w:r>
-            <w:proofErr w:type="spellStart"/>
-            <w:proofErr w:type="gramStart"/>
-            <w:r>
-              <w:rPr>
-                <w:b/>
-                <w:bCs/>
-                <w:color w:val="000000"/>
-                <w:u w:val="single"/>
-              </w:rPr>
-              <w:t>Pratama,M</w:t>
-            </w:r>
-            <w:proofErr w:type="gramEnd"/>
-            <w:r>
-              <w:rPr>
-                <w:b/>
-                <w:bCs/>
-                <w:color w:val="000000"/>
-                <w:u w:val="single"/>
-              </w:rPr>
-              <w:t>.Ds</w:t>
-            </w:r>
-            <w:proofErr w:type="spellEnd"/>
-            <w:r>
-              <w:rPr>
-                <w:b/>
-                <w:bCs/>
-                <w:color w:val="000000"/>
-                <w:u w:val="single"/>
-              </w:rPr>
-              <w:t xml:space="preserve">., </w:t>
-            </w:r>
-            <w:proofErr w:type="spellStart"/>
-            <w:proofErr w:type="gramStart"/>
-            <w:r>
-              <w:rPr>
-                <w:b/>
-                <w:bCs/>
-                <w:color w:val="000000"/>
-                <w:u w:val="single"/>
-              </w:rPr>
-              <w:t>M.Kom</w:t>
-            </w:r>
-            <w:proofErr w:type="spellEnd"/>
-            <w:proofErr w:type="gramEnd"/>
-            <w:r>
-              <w:rPr>
-                <w:b/>
-                <w:bCs/>
-                <w:color w:val="000000"/>
-                <w:u w:val="single"/>
-              </w:rPr>
-              <w:t>.</w:t>
+              <w:t>Rd. Muhammad Sopian Pratama,M.Ds., M.Kom.</w:t>
             </w:r>
           </w:p>
           <w:p>
@@ -3218,6 +3147,7 @@
                 <w:bCs/>
                 <w:color w:val="000000"/>
                 <w:u w:val="single"/>
+                <w:lang w:val="fi-FI"/>
               </w:rPr>
             </w:pPr>
             <w:r>
@@ -3226,81 +3156,9 @@
                 <w:bCs/>
                 <w:color w:val="000000"/>
                 <w:u w:val="single"/>
+                <w:lang w:val="fi-FI"/>
               </w:rPr>
-              <w:t xml:space="preserve">Rd. Muhammad </w:t>
-            </w:r>
-            <w:proofErr w:type="spellStart"/>
-            <w:r>
-              <w:rPr>
-                <w:b/>
-                <w:bCs/>
-                <w:color w:val="000000"/>
-                <w:u w:val="single"/>
-              </w:rPr>
-              <w:t>Sopian</w:t>
-            </w:r>
-            <w:proofErr w:type="spellEnd"/>
-            <w:r>
-              <w:rPr>
-                <w:b/>
-                <w:bCs/>
-                <w:color w:val="000000"/>
-                <w:u w:val="single"/>
-              </w:rPr>
-              <w:t xml:space="preserve"> </w:t>
-            </w:r>
-            <w:proofErr w:type="spellStart"/>
-            <w:proofErr w:type="gramStart"/>
-            <w:r>
-              <w:rPr>
-                <w:b/>
-                <w:bCs/>
-                <w:color w:val="000000"/>
-                <w:u w:val="single"/>
-              </w:rPr>
-              <w:t>Pratama,M</w:t>
-            </w:r>
-            <w:proofErr w:type="gramEnd"/>
-            <w:r>
-              <w:rPr>
-                <w:b/>
-                <w:bCs/>
-                <w:color w:val="000000"/>
-                <w:u w:val="single"/>
-              </w:rPr>
-              <w:t>.Ds</w:t>
-            </w:r>
-            <w:proofErr w:type="spellEnd"/>
-            <w:r>
-              <w:rPr>
-                <w:b/>
-                <w:bCs/>
-                <w:color w:val="000000"/>
-                <w:u w:val="single"/>
-              </w:rPr>
-              <w:t xml:space="preserve">., </w:t>
-            </w:r>
-            <w:proofErr w:type="spellStart"/>
-            <w:proofErr w:type="gramStart"/>
-            <w:r>
-              <w:rPr>
-                <w:b/>
-                <w:bCs/>
-                <w:color w:val="000000"/>
-                <w:u w:val="single"/>
-              </w:rPr>
-              <w:t>M.Kom</w:t>
-            </w:r>
-            <w:proofErr w:type="spellEnd"/>
-            <w:proofErr w:type="gramEnd"/>
-            <w:r>
-              <w:rPr>
-                <w:b/>
-                <w:bCs/>
-                <w:color w:val="000000"/>
-                <w:u w:val="single"/>
-              </w:rPr>
-              <w:t>.</w:t>
+              <w:t>Rd. Muhammad Sopian Pratama,M.Ds., M.Kom.</w:t>
             </w:r>
           </w:p>
           <w:p>
@@ -4973,6 +4831,9 @@
           <w:right w:val="nil"/>
           <w:between w:val="nil"/>
         </w:pBdr>
+        <w:rPr>
+          <w:lang w:val="fi-FI"/>
+        </w:rPr>
       </w:pPr>
       <w:r>
         <w:rPr>
@@ -4980,101 +4841,11 @@
         </w:rPr>
         <w:t xml:space="preserve">Administrasi kependudukan termasuk salah satu sektor yang paling memerlukan sentuhan digitalisasi. Tuanaya et al. (2025) melalui analisis bibliometrik terhadap perkembangan administrasi kependudukan di Indonesia periode 2012–2024 menemukan bahwa inovasi berbasis teknologi meningkat signifikan sejak 2019, namun mayoritas masih berfokus pada pelayanan eksternal kepada masyarakat. Di sisi internal, Illahi et al. (2022) mengembangkan sistem informasi administrasi kependudukan berbasis web yang diuji menggunakan System Usability Scale (SUS) dan memperoleh skor 76, yang menunjukkan sistem diterima dengan baik oleh pengguna. </w:t>
       </w:r>
-      <w:proofErr w:type="spellStart"/>
-      <w:r>
-        <w:t>Meskipun</w:t>
-      </w:r>
-      <w:proofErr w:type="spellEnd"/>
-      <w:r>
-        <w:t xml:space="preserve"> </w:t>
-      </w:r>
-      <w:proofErr w:type="spellStart"/>
-      <w:r>
-        <w:t>demikian</w:t>
-      </w:r>
-      <w:proofErr w:type="spellEnd"/>
-      <w:r>
-        <w:t xml:space="preserve">, </w:t>
-      </w:r>
-      <w:proofErr w:type="spellStart"/>
-      <w:r>
-        <w:t>sistem</w:t>
-      </w:r>
-      <w:proofErr w:type="spellEnd"/>
-      <w:r>
-        <w:t xml:space="preserve"> </w:t>
-      </w:r>
-      <w:proofErr w:type="spellStart"/>
-      <w:r>
-        <w:t>tersebut</w:t>
-      </w:r>
-      <w:proofErr w:type="spellEnd"/>
-      <w:r>
-        <w:t xml:space="preserve"> </w:t>
-      </w:r>
-      <w:proofErr w:type="spellStart"/>
-      <w:r>
-        <w:t>belum</w:t>
-      </w:r>
-      <w:proofErr w:type="spellEnd"/>
-      <w:r>
-        <w:t xml:space="preserve"> </w:t>
-      </w:r>
-      <w:proofErr w:type="spellStart"/>
-      <w:r>
-        <w:t>mencakup</w:t>
-      </w:r>
-      <w:proofErr w:type="spellEnd"/>
-      <w:r>
-        <w:t xml:space="preserve"> </w:t>
-      </w:r>
-      <w:proofErr w:type="spellStart"/>
-      <w:r>
-        <w:t>fitur</w:t>
-      </w:r>
-      <w:proofErr w:type="spellEnd"/>
-      <w:r>
-        <w:t xml:space="preserve"> </w:t>
-      </w:r>
-      <w:proofErr w:type="spellStart"/>
-      <w:r>
-        <w:t>evaluasi</w:t>
-      </w:r>
-      <w:proofErr w:type="spellEnd"/>
-      <w:r>
-        <w:t xml:space="preserve"> </w:t>
-      </w:r>
-      <w:proofErr w:type="spellStart"/>
-      <w:r>
-        <w:t>kinerja</w:t>
-      </w:r>
-      <w:proofErr w:type="spellEnd"/>
-      <w:r>
-        <w:t xml:space="preserve"> </w:t>
-      </w:r>
-      <w:proofErr w:type="spellStart"/>
-      <w:r>
-        <w:t>pegawai</w:t>
-      </w:r>
-      <w:proofErr w:type="spellEnd"/>
-      <w:r>
-        <w:t xml:space="preserve"> </w:t>
-      </w:r>
-      <w:proofErr w:type="spellStart"/>
-      <w:r>
-        <w:t>secara</w:t>
-      </w:r>
-      <w:proofErr w:type="spellEnd"/>
-      <w:r>
-        <w:t xml:space="preserve"> </w:t>
-      </w:r>
-      <w:proofErr w:type="spellStart"/>
-      <w:r>
-        <w:t>otomatis</w:t>
-      </w:r>
-      <w:proofErr w:type="spellEnd"/>
-      <w:r>
-        <w:t>.</w:t>
+      <w:r>
+        <w:rPr>
+          <w:lang w:val="fi-FI"/>
+        </w:rPr>
+        <w:t>Meskipun demikian, sistem tersebut belum mencakup fitur evaluasi kinerja pegawai secara otomatis.</w:t>
       </w:r>
     </w:p>
     <w:p>
@@ -5086,519 +4857,22 @@
           <w:right w:val="nil"/>
           <w:between w:val="nil"/>
         </w:pBdr>
+        <w:rPr>
+          <w:lang w:val="fi-FI"/>
+        </w:rPr>
       </w:pPr>
-      <w:proofErr w:type="spellStart"/>
-      <w:r>
-        <w:t>Kondisi</w:t>
-      </w:r>
-      <w:proofErr w:type="spellEnd"/>
-      <w:r>
-        <w:t xml:space="preserve"> </w:t>
-      </w:r>
-      <w:proofErr w:type="spellStart"/>
-      <w:r>
-        <w:t>serupa</w:t>
-      </w:r>
-      <w:proofErr w:type="spellEnd"/>
-      <w:r>
-        <w:t xml:space="preserve"> </w:t>
-      </w:r>
-      <w:proofErr w:type="spellStart"/>
-      <w:r>
-        <w:t>ditemukan</w:t>
-      </w:r>
-      <w:proofErr w:type="spellEnd"/>
-      <w:r>
-        <w:t xml:space="preserve"> di Dinas </w:t>
-      </w:r>
-      <w:proofErr w:type="spellStart"/>
-      <w:r>
-        <w:t>Kependudukan</w:t>
-      </w:r>
-      <w:proofErr w:type="spellEnd"/>
-      <w:r>
-        <w:t xml:space="preserve"> dan </w:t>
-      </w:r>
-      <w:proofErr w:type="spellStart"/>
-      <w:r>
-        <w:t>Pencatatan</w:t>
-      </w:r>
-      <w:proofErr w:type="spellEnd"/>
-      <w:r>
-        <w:t xml:space="preserve"> </w:t>
-      </w:r>
-      <w:proofErr w:type="spellStart"/>
-      <w:r>
-        <w:t>Sipil</w:t>
-      </w:r>
-      <w:proofErr w:type="spellEnd"/>
-      <w:r>
-        <w:t xml:space="preserve"> (</w:t>
-      </w:r>
-      <w:proofErr w:type="spellStart"/>
-      <w:r>
-        <w:t>Disdukcapil</w:t>
-      </w:r>
-      <w:proofErr w:type="spellEnd"/>
-      <w:r>
-        <w:t xml:space="preserve">) </w:t>
-      </w:r>
-      <w:proofErr w:type="spellStart"/>
-      <w:r>
-        <w:t>Kabupaten</w:t>
-      </w:r>
-      <w:proofErr w:type="spellEnd"/>
-      <w:r>
-        <w:t xml:space="preserve"> Garut. </w:t>
-      </w:r>
-      <w:proofErr w:type="spellStart"/>
-      <w:r>
-        <w:t>Berdasarkan</w:t>
-      </w:r>
-      <w:proofErr w:type="spellEnd"/>
-      <w:r>
-        <w:t xml:space="preserve"> </w:t>
-      </w:r>
-      <w:proofErr w:type="spellStart"/>
-      <w:r>
-        <w:t>hasil</w:t>
-      </w:r>
-      <w:proofErr w:type="spellEnd"/>
-      <w:r>
-        <w:t xml:space="preserve"> </w:t>
-      </w:r>
-      <w:proofErr w:type="spellStart"/>
-      <w:r>
-        <w:t>wawancara</w:t>
-      </w:r>
-      <w:proofErr w:type="spellEnd"/>
-      <w:r>
-        <w:t xml:space="preserve"> </w:t>
-      </w:r>
-      <w:proofErr w:type="spellStart"/>
-      <w:r>
-        <w:t>dengan</w:t>
-      </w:r>
-      <w:proofErr w:type="spellEnd"/>
-      <w:r>
-        <w:t xml:space="preserve"> </w:t>
-      </w:r>
-      <w:proofErr w:type="spellStart"/>
-      <w:r>
-        <w:t>Sabtian</w:t>
-      </w:r>
-      <w:proofErr w:type="spellEnd"/>
-      <w:r>
-        <w:t xml:space="preserve"> Juliana, S.T. </w:t>
-      </w:r>
-      <w:proofErr w:type="spellStart"/>
-      <w:r>
-        <w:t>selaku</w:t>
-      </w:r>
-      <w:proofErr w:type="spellEnd"/>
-      <w:r>
-        <w:t xml:space="preserve"> Administrator Database </w:t>
-      </w:r>
-      <w:proofErr w:type="spellStart"/>
-      <w:r>
-        <w:t>Disdukcapil</w:t>
-      </w:r>
-      <w:proofErr w:type="spellEnd"/>
-      <w:r>
-        <w:t xml:space="preserve"> </w:t>
-      </w:r>
-      <w:proofErr w:type="spellStart"/>
-      <w:r>
-        <w:t>Kabupaten</w:t>
-      </w:r>
-      <w:proofErr w:type="spellEnd"/>
-      <w:r>
-        <w:t xml:space="preserve"> Garut (personal communication, Juni 10, 2026), proses </w:t>
-      </w:r>
-      <w:proofErr w:type="spellStart"/>
-      <w:r>
-        <w:t>pelaporan</w:t>
-      </w:r>
-      <w:proofErr w:type="spellEnd"/>
-      <w:r>
-        <w:t xml:space="preserve"> </w:t>
-      </w:r>
-      <w:proofErr w:type="spellStart"/>
-      <w:r>
-        <w:t>aktivitas</w:t>
-      </w:r>
-      <w:proofErr w:type="spellEnd"/>
-      <w:r>
-        <w:t xml:space="preserve"> </w:t>
-      </w:r>
-      <w:proofErr w:type="spellStart"/>
-      <w:r>
-        <w:t>harian</w:t>
-      </w:r>
-      <w:proofErr w:type="spellEnd"/>
-      <w:r>
-        <w:t xml:space="preserve"> </w:t>
-      </w:r>
-      <w:proofErr w:type="spellStart"/>
-      <w:r>
-        <w:t>pegawai</w:t>
-      </w:r>
-      <w:proofErr w:type="spellEnd"/>
-      <w:r>
-        <w:t xml:space="preserve"> dan </w:t>
-      </w:r>
-      <w:proofErr w:type="spellStart"/>
-      <w:r>
-        <w:t>pelaporan</w:t>
-      </w:r>
-      <w:proofErr w:type="spellEnd"/>
-      <w:r>
-        <w:t xml:space="preserve"> </w:t>
-      </w:r>
-      <w:proofErr w:type="spellStart"/>
-      <w:r>
-        <w:t>anomali</w:t>
-      </w:r>
-      <w:proofErr w:type="spellEnd"/>
-      <w:r>
-        <w:t xml:space="preserve"> data </w:t>
-      </w:r>
-      <w:proofErr w:type="spellStart"/>
-      <w:r>
-        <w:t>perekaman</w:t>
-      </w:r>
-      <w:proofErr w:type="spellEnd"/>
-      <w:r>
-        <w:t xml:space="preserve"> </w:t>
-      </w:r>
-      <w:proofErr w:type="spellStart"/>
-      <w:r>
-        <w:t>masih</w:t>
-      </w:r>
-      <w:proofErr w:type="spellEnd"/>
-      <w:r>
-        <w:t xml:space="preserve"> </w:t>
-      </w:r>
-      <w:proofErr w:type="spellStart"/>
-      <w:r>
-        <w:t>dilakukan</w:t>
-      </w:r>
-      <w:proofErr w:type="spellEnd"/>
-      <w:r>
-        <w:t xml:space="preserve"> </w:t>
-      </w:r>
-      <w:proofErr w:type="spellStart"/>
-      <w:r>
-        <w:t>secara</w:t>
-      </w:r>
-      <w:proofErr w:type="spellEnd"/>
-      <w:r>
-        <w:t xml:space="preserve"> manual </w:t>
-      </w:r>
-      <w:proofErr w:type="spellStart"/>
-      <w:r>
+      <w:r>
+        <w:rPr>
+          <w:lang w:val="fi-FI"/>
+        </w:rPr>
+        <w:t xml:space="preserve">Kondisi serupa ditemukan di Dinas Kependudukan dan Pencatatan Sipil (Disdukcapil) Kabupaten Garut. Berdasarkan hasil wawancara dengan Sabtian Juliana, S.T. selaku Administrator Database Disdukcapil Kabupaten Garut (personal communication, Juni 10, 2026), proses pelaporan aktivitas harian pegawai dan pelaporan anomali data perekaman masih dilakukan secara manual </w:t>
+      </w:r>
+      <w:r>
+        <w:rPr>
+          <w:lang w:val="fi-FI"/>
+        </w:rPr>
         <w:lastRenderedPageBreak/>
-        <w:t>melalui</w:t>
-      </w:r>
-      <w:proofErr w:type="spellEnd"/>
-      <w:r>
-        <w:t xml:space="preserve"> </w:t>
-      </w:r>
-      <w:proofErr w:type="spellStart"/>
-      <w:r>
-        <w:t>dokumen</w:t>
-      </w:r>
-      <w:proofErr w:type="spellEnd"/>
-      <w:r>
-        <w:t xml:space="preserve"> </w:t>
-      </w:r>
-      <w:proofErr w:type="spellStart"/>
-      <w:r>
-        <w:t>fisik</w:t>
-      </w:r>
-      <w:proofErr w:type="spellEnd"/>
-      <w:r>
-        <w:t xml:space="preserve"> </w:t>
-      </w:r>
-      <w:proofErr w:type="spellStart"/>
-      <w:r>
-        <w:t>maupun</w:t>
-      </w:r>
-      <w:proofErr w:type="spellEnd"/>
-      <w:r>
-        <w:t xml:space="preserve"> </w:t>
-      </w:r>
-      <w:proofErr w:type="spellStart"/>
-      <w:r>
-        <w:t>aplikasi</w:t>
-      </w:r>
-      <w:proofErr w:type="spellEnd"/>
-      <w:r>
-        <w:t xml:space="preserve"> yang </w:t>
-      </w:r>
-      <w:proofErr w:type="spellStart"/>
-      <w:r>
-        <w:t>belum</w:t>
-      </w:r>
-      <w:proofErr w:type="spellEnd"/>
-      <w:r>
-        <w:t xml:space="preserve"> </w:t>
-      </w:r>
-      <w:proofErr w:type="spellStart"/>
-      <w:r>
-        <w:t>saling</w:t>
-      </w:r>
-      <w:proofErr w:type="spellEnd"/>
-      <w:r>
-        <w:t xml:space="preserve"> </w:t>
-      </w:r>
-      <w:proofErr w:type="spellStart"/>
-      <w:r>
-        <w:t>terintegrasi</w:t>
-      </w:r>
-      <w:proofErr w:type="spellEnd"/>
-      <w:r>
-        <w:t xml:space="preserve">. </w:t>
-      </w:r>
-      <w:proofErr w:type="spellStart"/>
-      <w:r>
-        <w:t>Evaluasi</w:t>
-      </w:r>
-      <w:proofErr w:type="spellEnd"/>
-      <w:r>
-        <w:t xml:space="preserve"> </w:t>
-      </w:r>
-      <w:proofErr w:type="spellStart"/>
-      <w:r>
-        <w:t>kualitas</w:t>
-      </w:r>
-      <w:proofErr w:type="spellEnd"/>
-      <w:r>
-        <w:t xml:space="preserve"> dan </w:t>
-      </w:r>
-      <w:proofErr w:type="spellStart"/>
-      <w:r>
-        <w:t>kelengkapan</w:t>
-      </w:r>
-      <w:proofErr w:type="spellEnd"/>
-      <w:r>
-        <w:t xml:space="preserve"> </w:t>
-      </w:r>
-      <w:proofErr w:type="spellStart"/>
-      <w:r>
-        <w:t>laporan</w:t>
-      </w:r>
-      <w:proofErr w:type="spellEnd"/>
-      <w:r>
-        <w:t xml:space="preserve"> </w:t>
-      </w:r>
-      <w:proofErr w:type="spellStart"/>
-      <w:r>
-        <w:t>individu</w:t>
-      </w:r>
-      <w:proofErr w:type="spellEnd"/>
-      <w:r>
-        <w:t xml:space="preserve"> </w:t>
-      </w:r>
-      <w:proofErr w:type="spellStart"/>
-      <w:r>
-        <w:t>pegawai</w:t>
-      </w:r>
-      <w:proofErr w:type="spellEnd"/>
-      <w:r>
-        <w:t xml:space="preserve"> </w:t>
-      </w:r>
-      <w:proofErr w:type="spellStart"/>
-      <w:r>
-        <w:t>belum</w:t>
-      </w:r>
-      <w:proofErr w:type="spellEnd"/>
-      <w:r>
-        <w:t xml:space="preserve"> </w:t>
-      </w:r>
-      <w:proofErr w:type="spellStart"/>
-      <w:r>
-        <w:t>memiliki</w:t>
-      </w:r>
-      <w:proofErr w:type="spellEnd"/>
-      <w:r>
-        <w:t xml:space="preserve"> </w:t>
-      </w:r>
-      <w:proofErr w:type="spellStart"/>
-      <w:r>
-        <w:t>dukungan</w:t>
-      </w:r>
-      <w:proofErr w:type="spellEnd"/>
-      <w:r>
-        <w:t xml:space="preserve"> </w:t>
-      </w:r>
-      <w:proofErr w:type="spellStart"/>
-      <w:r>
-        <w:t>sistem</w:t>
-      </w:r>
-      <w:proofErr w:type="spellEnd"/>
-      <w:r>
-        <w:t xml:space="preserve"> yang </w:t>
-      </w:r>
-      <w:proofErr w:type="spellStart"/>
-      <w:r>
-        <w:t>mampu</w:t>
-      </w:r>
-      <w:proofErr w:type="spellEnd"/>
-      <w:r>
-        <w:t xml:space="preserve"> </w:t>
-      </w:r>
-      <w:proofErr w:type="spellStart"/>
-      <w:r>
-        <w:t>memberikan</w:t>
-      </w:r>
-      <w:proofErr w:type="spellEnd"/>
-      <w:r>
-        <w:t xml:space="preserve"> </w:t>
-      </w:r>
-      <w:proofErr w:type="spellStart"/>
-      <w:r>
-        <w:t>penilaian</w:t>
-      </w:r>
-      <w:proofErr w:type="spellEnd"/>
-      <w:r>
-        <w:t xml:space="preserve"> </w:t>
-      </w:r>
-      <w:proofErr w:type="spellStart"/>
-      <w:r>
-        <w:t>secara</w:t>
-      </w:r>
-      <w:proofErr w:type="spellEnd"/>
-      <w:r>
-        <w:t xml:space="preserve"> </w:t>
-      </w:r>
-      <w:proofErr w:type="spellStart"/>
-      <w:r>
-        <w:t>otomatis</w:t>
-      </w:r>
-      <w:proofErr w:type="spellEnd"/>
-      <w:r>
-        <w:t xml:space="preserve"> dan </w:t>
-      </w:r>
-      <w:proofErr w:type="spellStart"/>
-      <w:r>
-        <w:t>terukur</w:t>
-      </w:r>
-      <w:proofErr w:type="spellEnd"/>
-      <w:r>
-        <w:t xml:space="preserve">. </w:t>
-      </w:r>
-      <w:proofErr w:type="spellStart"/>
-      <w:r>
-        <w:t>Akibatnya</w:t>
-      </w:r>
-      <w:proofErr w:type="spellEnd"/>
-      <w:r>
-        <w:t xml:space="preserve">, </w:t>
-      </w:r>
-      <w:proofErr w:type="spellStart"/>
-      <w:r>
-        <w:t>pimpinan</w:t>
-      </w:r>
-      <w:proofErr w:type="spellEnd"/>
-      <w:r>
-        <w:t xml:space="preserve"> </w:t>
-      </w:r>
-      <w:proofErr w:type="spellStart"/>
-      <w:r>
-        <w:t>kesulitan</w:t>
-      </w:r>
-      <w:proofErr w:type="spellEnd"/>
-      <w:r>
-        <w:t xml:space="preserve"> </w:t>
-      </w:r>
-      <w:proofErr w:type="spellStart"/>
-      <w:r>
-        <w:t>melakukan</w:t>
-      </w:r>
-      <w:proofErr w:type="spellEnd"/>
-      <w:r>
-        <w:t xml:space="preserve"> monitoring </w:t>
-      </w:r>
-      <w:proofErr w:type="spellStart"/>
-      <w:r>
-        <w:t>kinerja</w:t>
-      </w:r>
-      <w:proofErr w:type="spellEnd"/>
-      <w:r>
-        <w:t xml:space="preserve"> </w:t>
-      </w:r>
-      <w:proofErr w:type="spellStart"/>
-      <w:r>
-        <w:t>secara</w:t>
-      </w:r>
-      <w:proofErr w:type="spellEnd"/>
-      <w:r>
-        <w:t xml:space="preserve"> </w:t>
-      </w:r>
-      <w:proofErr w:type="spellStart"/>
-      <w:r>
-        <w:t>objektif</w:t>
-      </w:r>
-      <w:proofErr w:type="spellEnd"/>
-      <w:r>
-        <w:t xml:space="preserve"> dan </w:t>
-      </w:r>
-      <w:proofErr w:type="spellStart"/>
-      <w:r>
-        <w:t>pengambilan</w:t>
-      </w:r>
-      <w:proofErr w:type="spellEnd"/>
-      <w:r>
-        <w:t xml:space="preserve"> </w:t>
-      </w:r>
-      <w:proofErr w:type="spellStart"/>
-      <w:r>
-        <w:t>keputusan</w:t>
-      </w:r>
-      <w:proofErr w:type="spellEnd"/>
-      <w:r>
-        <w:t xml:space="preserve"> </w:t>
-      </w:r>
-      <w:proofErr w:type="spellStart"/>
-      <w:r>
-        <w:t>kerap</w:t>
-      </w:r>
-      <w:proofErr w:type="spellEnd"/>
-      <w:r>
-        <w:t xml:space="preserve"> </w:t>
-      </w:r>
-      <w:proofErr w:type="spellStart"/>
-      <w:r>
-        <w:t>terhambat</w:t>
-      </w:r>
-      <w:proofErr w:type="spellEnd"/>
-      <w:r>
-        <w:t xml:space="preserve"> oleh data yang </w:t>
-      </w:r>
-      <w:proofErr w:type="spellStart"/>
-      <w:r>
-        <w:t>tidak</w:t>
-      </w:r>
-      <w:proofErr w:type="spellEnd"/>
-      <w:r>
-        <w:t xml:space="preserve"> </w:t>
-      </w:r>
-      <w:proofErr w:type="spellStart"/>
-      <w:r>
-        <w:t>tersaji</w:t>
-      </w:r>
-      <w:proofErr w:type="spellEnd"/>
-      <w:r>
-        <w:t xml:space="preserve"> </w:t>
-      </w:r>
-      <w:proofErr w:type="spellStart"/>
-      <w:r>
-        <w:t>secara</w:t>
-      </w:r>
-      <w:proofErr w:type="spellEnd"/>
-      <w:r>
-        <w:t xml:space="preserve"> real-time (S. Juliana, personal communication, Juni 10, 2026).</w:t>
+        <w:t>melalui dokumen fisik maupun aplikasi yang belum saling terintegrasi. Evaluasi kualitas dan kelengkapan laporan individu pegawai belum memiliki dukungan sistem yang mampu memberikan penilaian secara otomatis dan terukur. Akibatnya, pimpinan kesulitan melakukan monitoring kinerja secara objektif dan pengambilan keputusan kerap terhambat oleh data yang tidak tersaji secara real-time (S. Juliana, personal communication, Juni 10, 2026).</w:t>
       </w:r>
     </w:p>
     <w:p>
@@ -5610,6 +4884,9 @@
           <w:right w:val="nil"/>
           <w:between w:val="nil"/>
         </w:pBdr>
+        <w:rPr>
+          <w:lang w:val="fi-FI"/>
+        </w:rPr>
       </w:pPr>
       <w:r>
         <w:rPr>
@@ -5618,207 +4895,10 @@
         <w:t xml:space="preserve">Sejumlah penelitian terdahulu telah mencoba mengatasi permasalahan serupa. Pegianti et al. (2025) mengembangkan sistem informasi pengelolaan data kependudukan berbasis web menggunakan metode Waterfall yang terbukti meningkatkan efisiensi dan transparansi layanan di tingkat desa. Di sisi lain, Abtokhi et al. (2023) membuktikan bahwa metodologi Scrum mampu mempercepat pengembangan sistem informasi di lingkungan institusi pemerintah, dengan empat fitur utama selesai dalam waktu dua bulan. Dari aspek teknologi, Effendy et al. (2021) menunjukkan bahwa Golang memiliki performa lebih baik dibandingkan Node.js dalam menangani permintaan web secara concurrent, sementara Carmo et al. </w:t>
       </w:r>
       <w:r>
-        <w:t xml:space="preserve">(2024) </w:t>
-      </w:r>
-      <w:proofErr w:type="spellStart"/>
-      <w:r>
-        <w:t>mengkonfirmasi</w:t>
-      </w:r>
-      <w:proofErr w:type="spellEnd"/>
-      <w:r>
-        <w:t xml:space="preserve"> </w:t>
-      </w:r>
-      <w:proofErr w:type="spellStart"/>
-      <w:r>
-        <w:t>bahwa</w:t>
-      </w:r>
-      <w:proofErr w:type="spellEnd"/>
-      <w:r>
-        <w:t xml:space="preserve"> </w:t>
-      </w:r>
-      <w:proofErr w:type="spellStart"/>
-      <w:r>
-        <w:t>pemilihan</w:t>
-      </w:r>
-      <w:proofErr w:type="spellEnd"/>
-      <w:r>
-        <w:t xml:space="preserve"> framework backend yang </w:t>
-      </w:r>
-      <w:proofErr w:type="spellStart"/>
-      <w:r>
-        <w:t>tepat</w:t>
-      </w:r>
-      <w:proofErr w:type="spellEnd"/>
-      <w:r>
-        <w:t xml:space="preserve"> sangat </w:t>
-      </w:r>
-      <w:proofErr w:type="spellStart"/>
-      <w:r>
-        <w:t>menentukan</w:t>
-      </w:r>
-      <w:proofErr w:type="spellEnd"/>
-      <w:r>
-        <w:t xml:space="preserve"> </w:t>
-      </w:r>
-      <w:proofErr w:type="spellStart"/>
-      <w:r>
-        <w:t>performa</w:t>
-      </w:r>
-      <w:proofErr w:type="spellEnd"/>
-      <w:r>
-        <w:t xml:space="preserve"> </w:t>
-      </w:r>
-      <w:proofErr w:type="spellStart"/>
-      <w:r>
-        <w:t>sistem</w:t>
-      </w:r>
-      <w:proofErr w:type="spellEnd"/>
-      <w:r>
-        <w:t xml:space="preserve"> </w:t>
-      </w:r>
-      <w:proofErr w:type="spellStart"/>
-      <w:r>
-        <w:t>secara</w:t>
-      </w:r>
-      <w:proofErr w:type="spellEnd"/>
-      <w:r>
-        <w:t xml:space="preserve"> </w:t>
-      </w:r>
-      <w:proofErr w:type="spellStart"/>
-      <w:r>
-        <w:t>keseluruhan</w:t>
-      </w:r>
-      <w:proofErr w:type="spellEnd"/>
-      <w:r>
-        <w:t xml:space="preserve">. </w:t>
-      </w:r>
-      <w:proofErr w:type="spellStart"/>
-      <w:r>
-        <w:t>Meskipun</w:t>
-      </w:r>
-      <w:proofErr w:type="spellEnd"/>
-      <w:r>
-        <w:t xml:space="preserve"> </w:t>
-      </w:r>
-      <w:proofErr w:type="spellStart"/>
-      <w:r>
-        <w:t>demikian</w:t>
-      </w:r>
-      <w:proofErr w:type="spellEnd"/>
-      <w:r>
-        <w:t xml:space="preserve">, </w:t>
-      </w:r>
-      <w:proofErr w:type="spellStart"/>
-      <w:r>
-        <w:t>belum</w:t>
-      </w:r>
-      <w:proofErr w:type="spellEnd"/>
-      <w:r>
-        <w:t xml:space="preserve"> </w:t>
-      </w:r>
-      <w:proofErr w:type="spellStart"/>
-      <w:r>
-        <w:t>ada</w:t>
-      </w:r>
-      <w:proofErr w:type="spellEnd"/>
-      <w:r>
-        <w:t xml:space="preserve"> </w:t>
-      </w:r>
-      <w:proofErr w:type="spellStart"/>
-      <w:r>
-        <w:t>penelitian</w:t>
-      </w:r>
-      <w:proofErr w:type="spellEnd"/>
-      <w:r>
-        <w:t xml:space="preserve"> yang </w:t>
-      </w:r>
-      <w:proofErr w:type="spellStart"/>
-      <w:r>
-        <w:t>mengintegrasikan</w:t>
-      </w:r>
-      <w:proofErr w:type="spellEnd"/>
-      <w:r>
-        <w:t xml:space="preserve"> </w:t>
-      </w:r>
-      <w:proofErr w:type="spellStart"/>
-      <w:r>
-        <w:t>evaluasi</w:t>
-      </w:r>
-      <w:proofErr w:type="spellEnd"/>
-      <w:r>
-        <w:t xml:space="preserve"> </w:t>
-      </w:r>
-      <w:proofErr w:type="spellStart"/>
-      <w:r>
-        <w:t>pelaporan</w:t>
-      </w:r>
-      <w:proofErr w:type="spellEnd"/>
-      <w:r>
-        <w:t xml:space="preserve"> </w:t>
-      </w:r>
-      <w:proofErr w:type="spellStart"/>
-      <w:r>
-        <w:t>otomatis</w:t>
-      </w:r>
-      <w:proofErr w:type="spellEnd"/>
-      <w:r>
-        <w:t xml:space="preserve"> </w:t>
-      </w:r>
-      <w:proofErr w:type="spellStart"/>
-      <w:r>
-        <w:t>berbasis</w:t>
-      </w:r>
-      <w:proofErr w:type="spellEnd"/>
-      <w:r>
-        <w:t xml:space="preserve"> rules-based scoring </w:t>
-      </w:r>
-      <w:proofErr w:type="spellStart"/>
-      <w:r>
-        <w:t>dengan</w:t>
-      </w:r>
-      <w:proofErr w:type="spellEnd"/>
-      <w:r>
-        <w:t xml:space="preserve"> </w:t>
-      </w:r>
-      <w:proofErr w:type="spellStart"/>
-      <w:r>
-        <w:t>kombinasi</w:t>
-      </w:r>
-      <w:proofErr w:type="spellEnd"/>
-      <w:r>
-        <w:t xml:space="preserve"> </w:t>
-      </w:r>
-      <w:proofErr w:type="spellStart"/>
-      <w:r>
-        <w:t>teknologi</w:t>
-      </w:r>
-      <w:proofErr w:type="spellEnd"/>
-      <w:r>
-        <w:t xml:space="preserve"> Next.js dan Go </w:t>
-      </w:r>
-      <w:proofErr w:type="spellStart"/>
-      <w:r>
-        <w:t>dalam</w:t>
-      </w:r>
-      <w:proofErr w:type="spellEnd"/>
-      <w:r>
-        <w:t xml:space="preserve"> </w:t>
-      </w:r>
-      <w:proofErr w:type="spellStart"/>
-      <w:r>
-        <w:t>satu</w:t>
-      </w:r>
-      <w:proofErr w:type="spellEnd"/>
-      <w:r>
-        <w:t xml:space="preserve"> platform </w:t>
-      </w:r>
-      <w:proofErr w:type="spellStart"/>
-      <w:r>
-        <w:t>pemerintahan</w:t>
-      </w:r>
-      <w:proofErr w:type="spellEnd"/>
-      <w:r>
-        <w:t>.</w:t>
+        <w:rPr>
+          <w:lang w:val="fi-FI"/>
+        </w:rPr>
+        <w:t>(2024) mengkonfirmasi bahwa pemilihan framework backend yang tepat sangat menentukan performa sistem secara keseluruhan. Meskipun demikian, belum ada penelitian yang mengintegrasikan evaluasi pelaporan otomatis berbasis rules-based scoring dengan kombinasi teknologi Next.js dan Go dalam satu platform pemerintahan.</w:t>
       </w:r>
     </w:p>
     <w:p>
@@ -5830,511 +4910,22 @@
           <w:right w:val="nil"/>
           <w:between w:val="nil"/>
         </w:pBdr>
+        <w:rPr>
+          <w:lang w:val="fi-FI"/>
+        </w:rPr>
       </w:pPr>
-      <w:proofErr w:type="spellStart"/>
-      <w:r>
-        <w:t>Kesenjangan</w:t>
-      </w:r>
-      <w:proofErr w:type="spellEnd"/>
-      <w:r>
-        <w:t xml:space="preserve"> </w:t>
-      </w:r>
-      <w:proofErr w:type="spellStart"/>
-      <w:r>
-        <w:t>tersebut</w:t>
-      </w:r>
-      <w:proofErr w:type="spellEnd"/>
-      <w:r>
-        <w:t xml:space="preserve"> </w:t>
-      </w:r>
-      <w:proofErr w:type="spellStart"/>
-      <w:r>
-        <w:t>menunjukkan</w:t>
-      </w:r>
-      <w:proofErr w:type="spellEnd"/>
-      <w:r>
-        <w:t xml:space="preserve"> </w:t>
-      </w:r>
-      <w:proofErr w:type="spellStart"/>
-      <w:r>
-        <w:t>kebutuhan</w:t>
-      </w:r>
-      <w:proofErr w:type="spellEnd"/>
-      <w:r>
-        <w:t xml:space="preserve"> </w:t>
-      </w:r>
-      <w:proofErr w:type="spellStart"/>
-      <w:r>
-        <w:t>akan</w:t>
-      </w:r>
-      <w:proofErr w:type="spellEnd"/>
-      <w:r>
-        <w:t xml:space="preserve"> </w:t>
-      </w:r>
-      <w:proofErr w:type="spellStart"/>
-      <w:r>
-        <w:t>sebuah</w:t>
-      </w:r>
-      <w:proofErr w:type="spellEnd"/>
-      <w:r>
-        <w:t xml:space="preserve"> platform yang </w:t>
-      </w:r>
-      <w:proofErr w:type="spellStart"/>
-      <w:r>
-        <w:t>tidak</w:t>
-      </w:r>
-      <w:proofErr w:type="spellEnd"/>
-      <w:r>
-        <w:t xml:space="preserve"> </w:t>
-      </w:r>
-      <w:proofErr w:type="spellStart"/>
-      <w:r>
-        <w:t>hanya</w:t>
-      </w:r>
-      <w:proofErr w:type="spellEnd"/>
-      <w:r>
-        <w:t xml:space="preserve"> </w:t>
-      </w:r>
-      <w:proofErr w:type="spellStart"/>
-      <w:r>
-        <w:t>mendukung</w:t>
-      </w:r>
-      <w:proofErr w:type="spellEnd"/>
-      <w:r>
-        <w:t xml:space="preserve"> proses </w:t>
-      </w:r>
-      <w:proofErr w:type="spellStart"/>
-      <w:r>
-        <w:t>pelaporan</w:t>
-      </w:r>
-      <w:proofErr w:type="spellEnd"/>
-      <w:r>
-        <w:t xml:space="preserve">, </w:t>
-      </w:r>
-      <w:proofErr w:type="spellStart"/>
-      <w:r>
-        <w:t>tetapi</w:t>
-      </w:r>
-      <w:proofErr w:type="spellEnd"/>
-      <w:r>
-        <w:t xml:space="preserve"> juga </w:t>
-      </w:r>
-      <w:proofErr w:type="spellStart"/>
-      <w:r>
-        <w:t>mampu</w:t>
-      </w:r>
-      <w:proofErr w:type="spellEnd"/>
-      <w:r>
-        <w:t xml:space="preserve"> </w:t>
-      </w:r>
-      <w:proofErr w:type="spellStart"/>
-      <w:r>
-        <w:t>mengevaluasi</w:t>
-      </w:r>
-      <w:proofErr w:type="spellEnd"/>
-      <w:r>
-        <w:t xml:space="preserve"> </w:t>
-      </w:r>
-      <w:proofErr w:type="spellStart"/>
-      <w:r>
-        <w:t>kualitas</w:t>
-      </w:r>
-      <w:proofErr w:type="spellEnd"/>
-      <w:r>
-        <w:t xml:space="preserve"> </w:t>
-      </w:r>
-      <w:proofErr w:type="spellStart"/>
-      <w:r>
-        <w:t>pelaporan</w:t>
-      </w:r>
-      <w:proofErr w:type="spellEnd"/>
-      <w:r>
-        <w:t xml:space="preserve"> </w:t>
-      </w:r>
-      <w:proofErr w:type="spellStart"/>
-      <w:r>
-        <w:t>secara</w:t>
-      </w:r>
-      <w:proofErr w:type="spellEnd"/>
-      <w:r>
-        <w:t xml:space="preserve"> </w:t>
-      </w:r>
-      <w:proofErr w:type="spellStart"/>
-      <w:r>
-        <w:t>otomatis</w:t>
-      </w:r>
-      <w:proofErr w:type="spellEnd"/>
-      <w:r>
-        <w:t xml:space="preserve"> dan </w:t>
-      </w:r>
-      <w:proofErr w:type="spellStart"/>
-      <w:r>
-        <w:t>terukur</w:t>
-      </w:r>
-      <w:proofErr w:type="spellEnd"/>
-      <w:r>
-        <w:t xml:space="preserve">. </w:t>
-      </w:r>
-      <w:proofErr w:type="spellStart"/>
-      <w:r>
-        <w:t>Penelitian</w:t>
-      </w:r>
-      <w:proofErr w:type="spellEnd"/>
-      <w:r>
-        <w:t xml:space="preserve"> </w:t>
-      </w:r>
-      <w:proofErr w:type="spellStart"/>
-      <w:r>
-        <w:t>ini</w:t>
-      </w:r>
-      <w:proofErr w:type="spellEnd"/>
-      <w:r>
-        <w:t xml:space="preserve"> </w:t>
-      </w:r>
-      <w:proofErr w:type="spellStart"/>
-      <w:r>
-        <w:t>bertujuan</w:t>
-      </w:r>
-      <w:proofErr w:type="spellEnd"/>
-      <w:r>
-        <w:t xml:space="preserve"> </w:t>
-      </w:r>
-      <w:proofErr w:type="spellStart"/>
-      <w:r>
-        <w:t>merancang</w:t>
-      </w:r>
-      <w:proofErr w:type="spellEnd"/>
-      <w:r>
-        <w:t xml:space="preserve"> dan </w:t>
-      </w:r>
-      <w:proofErr w:type="spellStart"/>
-      <w:r>
-        <w:t>membangun</w:t>
-      </w:r>
-      <w:proofErr w:type="spellEnd"/>
-      <w:r>
-        <w:t xml:space="preserve"> platform </w:t>
-      </w:r>
-      <w:proofErr w:type="spellStart"/>
-      <w:r>
-        <w:t>sistem</w:t>
-      </w:r>
-      <w:proofErr w:type="spellEnd"/>
-      <w:r>
-        <w:t xml:space="preserve"> </w:t>
-      </w:r>
-      <w:proofErr w:type="spellStart"/>
-      <w:r>
-        <w:t>evaluasi</w:t>
-      </w:r>
-      <w:proofErr w:type="spellEnd"/>
-      <w:r>
-        <w:t xml:space="preserve"> </w:t>
-      </w:r>
-      <w:proofErr w:type="spellStart"/>
-      <w:r>
-        <w:t>pelaporan</w:t>
-      </w:r>
-      <w:proofErr w:type="spellEnd"/>
-      <w:r>
-        <w:t xml:space="preserve"> </w:t>
-      </w:r>
-      <w:proofErr w:type="spellStart"/>
-      <w:r>
-        <w:t>dengan</w:t>
-      </w:r>
-      <w:proofErr w:type="spellEnd"/>
-      <w:r>
-        <w:t xml:space="preserve"> </w:t>
-      </w:r>
-      <w:proofErr w:type="spellStart"/>
-      <w:r>
-        <w:t>pendekatan</w:t>
-      </w:r>
-      <w:proofErr w:type="spellEnd"/>
-      <w:r>
-        <w:t xml:space="preserve"> Scrum (Mergel et al., 2018; </w:t>
-      </w:r>
-      <w:proofErr w:type="spellStart"/>
-      <w:r>
-        <w:t>Abtokhi</w:t>
-      </w:r>
-      <w:proofErr w:type="spellEnd"/>
-      <w:r>
-        <w:t xml:space="preserve"> et al., 2023) di Dinas </w:t>
-      </w:r>
-      <w:proofErr w:type="spellStart"/>
-      <w:r>
-        <w:t>Kependudukan</w:t>
-      </w:r>
-      <w:proofErr w:type="spellEnd"/>
-      <w:r>
-        <w:t xml:space="preserve"> dan </w:t>
-      </w:r>
-      <w:proofErr w:type="spellStart"/>
-      <w:r>
-        <w:t>Pencatatan</w:t>
-      </w:r>
-      <w:proofErr w:type="spellEnd"/>
-      <w:r>
-        <w:t xml:space="preserve"> </w:t>
-      </w:r>
-      <w:proofErr w:type="spellStart"/>
-      <w:r>
-        <w:t>Sipil</w:t>
-      </w:r>
-      <w:proofErr w:type="spellEnd"/>
-      <w:r>
-        <w:t xml:space="preserve"> </w:t>
-      </w:r>
-      <w:proofErr w:type="spellStart"/>
-      <w:r>
-        <w:t>Kabupaten</w:t>
-      </w:r>
-      <w:proofErr w:type="spellEnd"/>
-      <w:r>
-        <w:t xml:space="preserve"> Garut. Platform yang </w:t>
-      </w:r>
-      <w:proofErr w:type="spellStart"/>
-      <w:r>
-        <w:t>dikembangkan</w:t>
-      </w:r>
-      <w:proofErr w:type="spellEnd"/>
-      <w:r>
-        <w:t xml:space="preserve"> </w:t>
-      </w:r>
-      <w:proofErr w:type="spellStart"/>
-      <w:r>
-        <w:t>menggunakan</w:t>
-      </w:r>
-      <w:proofErr w:type="spellEnd"/>
-      <w:r>
-        <w:t xml:space="preserve"> Next.js pada </w:t>
-      </w:r>
-      <w:proofErr w:type="spellStart"/>
-      <w:r>
-        <w:t>sisi</w:t>
-      </w:r>
-      <w:proofErr w:type="spellEnd"/>
-      <w:r>
-        <w:t xml:space="preserve"> frontend dan Go (Golang) pada </w:t>
-      </w:r>
-      <w:proofErr w:type="spellStart"/>
-      <w:r>
-        <w:t>sisi</w:t>
-      </w:r>
-      <w:proofErr w:type="spellEnd"/>
-      <w:r>
-        <w:t xml:space="preserve"> backend </w:t>
-      </w:r>
-      <w:proofErr w:type="spellStart"/>
-      <w:r>
-        <w:t>untuk</w:t>
-      </w:r>
-      <w:proofErr w:type="spellEnd"/>
-      <w:r>
-        <w:t xml:space="preserve"> </w:t>
-      </w:r>
-      <w:proofErr w:type="spellStart"/>
-      <w:r>
-        <w:t>menjamin</w:t>
-      </w:r>
-      <w:proofErr w:type="spellEnd"/>
-      <w:r>
-        <w:t xml:space="preserve"> </w:t>
-      </w:r>
-      <w:proofErr w:type="spellStart"/>
-      <w:r>
-        <w:t>performa</w:t>
-      </w:r>
-      <w:proofErr w:type="spellEnd"/>
-      <w:r>
-        <w:t xml:space="preserve"> </w:t>
-      </w:r>
-      <w:proofErr w:type="spellStart"/>
-      <w:r>
-        <w:t>tinggi</w:t>
-      </w:r>
-      <w:proofErr w:type="spellEnd"/>
-      <w:r>
-        <w:t xml:space="preserve"> </w:t>
-      </w:r>
-      <w:proofErr w:type="spellStart"/>
-      <w:r>
-        <w:t>dalam</w:t>
-      </w:r>
-      <w:proofErr w:type="spellEnd"/>
-      <w:r>
-        <w:t xml:space="preserve"> </w:t>
-      </w:r>
-      <w:proofErr w:type="spellStart"/>
-      <w:r>
-        <w:t>pengolahan</w:t>
-      </w:r>
-      <w:proofErr w:type="spellEnd"/>
-      <w:r>
-        <w:t xml:space="preserve"> data </w:t>
-      </w:r>
-      <w:proofErr w:type="spellStart"/>
-      <w:r>
-        <w:t>berskala</w:t>
-      </w:r>
-      <w:proofErr w:type="spellEnd"/>
-      <w:r>
-        <w:t xml:space="preserve"> </w:t>
-      </w:r>
-      <w:proofErr w:type="spellStart"/>
-      <w:r>
-        <w:t>besar</w:t>
-      </w:r>
-      <w:proofErr w:type="spellEnd"/>
-      <w:r>
-        <w:t xml:space="preserve"> (Lie et al., 2024), </w:t>
-      </w:r>
-      <w:proofErr w:type="spellStart"/>
-      <w:r>
-        <w:t>serta</w:t>
-      </w:r>
-      <w:proofErr w:type="spellEnd"/>
-      <w:r>
-        <w:t xml:space="preserve"> </w:t>
-      </w:r>
-      <w:proofErr w:type="spellStart"/>
-      <w:r>
-        <w:t>mengimplementasikan</w:t>
-      </w:r>
-      <w:proofErr w:type="spellEnd"/>
-      <w:r>
-        <w:t xml:space="preserve"> rules-based scoring engine </w:t>
-      </w:r>
-      <w:proofErr w:type="spellStart"/>
-      <w:r>
-        <w:t>untuk</w:t>
-      </w:r>
-      <w:proofErr w:type="spellEnd"/>
-      <w:r>
-        <w:t xml:space="preserve"> </w:t>
-      </w:r>
-      <w:proofErr w:type="spellStart"/>
-      <w:r>
-        <w:t>evaluasi</w:t>
-      </w:r>
-      <w:proofErr w:type="spellEnd"/>
-      <w:r>
-        <w:t xml:space="preserve"> </w:t>
-      </w:r>
-      <w:proofErr w:type="spellStart"/>
-      <w:r>
-        <w:t>pelaporan</w:t>
-      </w:r>
-      <w:proofErr w:type="spellEnd"/>
-      <w:r>
-        <w:t xml:space="preserve"> </w:t>
-      </w:r>
-      <w:proofErr w:type="spellStart"/>
-      <w:r>
-        <w:t>secara</w:t>
-      </w:r>
-      <w:proofErr w:type="spellEnd"/>
-      <w:r>
-        <w:t xml:space="preserve"> </w:t>
-      </w:r>
-      <w:proofErr w:type="spellStart"/>
-      <w:r>
-        <w:t>otomatis</w:t>
-      </w:r>
-      <w:proofErr w:type="spellEnd"/>
-      <w:r>
-        <w:t xml:space="preserve"> (Mikulić &amp; Lisjak, 2021; Alvaran et al., 2022). </w:t>
-      </w:r>
-      <w:proofErr w:type="spellStart"/>
-      <w:r>
-        <w:t>Pengujian</w:t>
-      </w:r>
-      <w:proofErr w:type="spellEnd"/>
-      <w:r>
-        <w:t xml:space="preserve"> usability </w:t>
-      </w:r>
-      <w:proofErr w:type="spellStart"/>
-      <w:r>
+      <w:r>
+        <w:rPr>
+          <w:lang w:val="fi-FI"/>
+        </w:rPr>
+        <w:t xml:space="preserve">Kesenjangan tersebut menunjukkan kebutuhan akan sebuah platform yang tidak hanya mendukung proses pelaporan, tetapi juga mampu mengevaluasi kualitas pelaporan secara otomatis dan terukur. Penelitian ini bertujuan merancang dan membangun platform sistem evaluasi pelaporan dengan pendekatan Scrum (Mergel et al., 2018; Abtokhi et al., 2023) di Dinas Kependudukan dan Pencatatan Sipil Kabupaten Garut. Platform yang dikembangkan menggunakan Next.js pada sisi frontend dan Go (Golang) pada sisi backend untuk menjamin performa tinggi dalam pengolahan data berskala besar (Lie et al., 2024), serta mengimplementasikan rules-based scoring engine untuk evaluasi pelaporan secara otomatis (Mikulić &amp; Lisjak, 2021; Alvaran et al., 2022). Pengujian usability </w:t>
+      </w:r>
+      <w:r>
+        <w:rPr>
+          <w:lang w:val="fi-FI"/>
+        </w:rPr>
         <w:lastRenderedPageBreak/>
-        <w:t>menggunakan</w:t>
-      </w:r>
-      <w:proofErr w:type="spellEnd"/>
-      <w:r>
-        <w:t xml:space="preserve"> System Usability Scale (SUS) juga </w:t>
-      </w:r>
-      <w:proofErr w:type="spellStart"/>
-      <w:r>
-        <w:t>dilakukan</w:t>
-      </w:r>
-      <w:proofErr w:type="spellEnd"/>
-      <w:r>
-        <w:t xml:space="preserve"> </w:t>
-      </w:r>
-      <w:proofErr w:type="spellStart"/>
-      <w:r>
-        <w:t>untuk</w:t>
-      </w:r>
-      <w:proofErr w:type="spellEnd"/>
-      <w:r>
-        <w:t xml:space="preserve"> </w:t>
-      </w:r>
-      <w:proofErr w:type="spellStart"/>
-      <w:r>
-        <w:t>memastikan</w:t>
-      </w:r>
-      <w:proofErr w:type="spellEnd"/>
-      <w:r>
-        <w:t xml:space="preserve"> </w:t>
-      </w:r>
-      <w:proofErr w:type="spellStart"/>
-      <w:r>
-        <w:t>sistem</w:t>
-      </w:r>
-      <w:proofErr w:type="spellEnd"/>
-      <w:r>
-        <w:t xml:space="preserve"> </w:t>
-      </w:r>
-      <w:proofErr w:type="spellStart"/>
-      <w:r>
-        <w:t>diterima</w:t>
-      </w:r>
-      <w:proofErr w:type="spellEnd"/>
-      <w:r>
-        <w:t xml:space="preserve"> </w:t>
-      </w:r>
-      <w:proofErr w:type="spellStart"/>
-      <w:r>
-        <w:t>dengan</w:t>
-      </w:r>
-      <w:proofErr w:type="spellEnd"/>
-      <w:r>
-        <w:t xml:space="preserve"> </w:t>
-      </w:r>
-      <w:proofErr w:type="spellStart"/>
-      <w:r>
-        <w:t>baik</w:t>
-      </w:r>
-      <w:proofErr w:type="spellEnd"/>
-      <w:r>
-        <w:t xml:space="preserve"> oleh </w:t>
-      </w:r>
-      <w:proofErr w:type="spellStart"/>
-      <w:r>
-        <w:t>pengguna</w:t>
-      </w:r>
-      <w:proofErr w:type="spellEnd"/>
-      <w:r>
-        <w:t xml:space="preserve"> (</w:t>
-      </w:r>
-      <w:proofErr w:type="spellStart"/>
-      <w:r>
-        <w:t>Illahi</w:t>
-      </w:r>
-      <w:proofErr w:type="spellEnd"/>
-      <w:r>
-        <w:t xml:space="preserve"> et al., 2022).</w:t>
+        <w:t>menggunakan System Usability Scale (SUS) juga dilakukan untuk memastikan sistem diterima dengan baik oleh pengguna (Illahi et al., 2022).</w:t>
       </w:r>
     </w:p>
     <w:p>
@@ -8991,15 +7582,14 @@
         </w:rPr>
         <w:t xml:space="preserve">2.1 </w:t>
       </w:r>
-      <w:proofErr w:type="spellStart"/>
       <w:r>
         <w:rPr>
           <w:b w:val="0"/>
           <w:bCs w:val="0"/>
+          <w:lang w:val="fi-FI"/>
         </w:rPr>
         <w:t>Pengertian</w:t>
       </w:r>
-      <w:proofErr w:type="spellEnd"/>
       <w:r>
         <w:rPr>
           <w:b w:val="0"/>
@@ -9018,8 +7608,14 @@
           <w:right w:val="nil"/>
           <w:between w:val="nil"/>
         </w:pBdr>
+        <w:rPr>
+          <w:lang w:val="fi-FI"/>
+        </w:rPr>
       </w:pPr>
       <w:r>
+        <w:rPr>
+          <w:lang w:val="fi-FI"/>
+        </w:rPr>
         <w:t>Sistem informasi adalah kombinasi dari teknologi informasi dan aktivitas organisasi yang menggunakan teknologi informasi untuk menghasilkan dan menyebarkan informasi (Laudon &amp; Laudon, 2020). Menurut Pressman dan Maxim (2020), sistem informasi merupakan serangkaian komponen yang saling berinteraksi untuk mengumpulkan, memproses, menyimpan, dan mendistribusi informasi yang dibutuhkan untuk mendukung pengambilan keputusan, koordinasi, dan kontrol dalam suatu organisasi. Dalam konteks pemerintahan, sistem informasi berperan penting dalam meningkatkan efisiensi birokrasi, akuntabilitas pelayanan publik, dan kualitas pengambilan keputusan berbasis data (Tuanaya et al., 2025).</w:t>
       </w:r>
     </w:p>
@@ -15041,6 +13637,9 @@
           <w:right w:val="nil"/>
           <w:between w:val="nil"/>
         </w:pBdr>
+        <w:rPr>
+          <w:lang w:val="fi-FI"/>
+        </w:rPr>
       </w:pPr>
       <w:r>
         <w:rPr>
@@ -15055,189 +13654,11 @@
         <w:lastRenderedPageBreak/>
         <w:t xml:space="preserve">bahwa sistem informasi pengumpulan data kependudukan berbasis web berhasil meningkatkan akurasi pencatatan real-time hingga 50% di tingkat desa. </w:t>
       </w:r>
-      <w:proofErr w:type="spellStart"/>
-      <w:r>
-        <w:t>Meskipun</w:t>
-      </w:r>
-      <w:proofErr w:type="spellEnd"/>
-      <w:r>
-        <w:t xml:space="preserve"> </w:t>
-      </w:r>
-      <w:proofErr w:type="spellStart"/>
-      <w:r>
-        <w:t>demikian</w:t>
-      </w:r>
-      <w:proofErr w:type="spellEnd"/>
-      <w:r>
-        <w:t xml:space="preserve">, </w:t>
-      </w:r>
-      <w:proofErr w:type="spellStart"/>
-      <w:r>
-        <w:t>kedua</w:t>
-      </w:r>
-      <w:proofErr w:type="spellEnd"/>
-      <w:r>
-        <w:t xml:space="preserve"> </w:t>
-      </w:r>
-      <w:proofErr w:type="spellStart"/>
-      <w:r>
-        <w:t>penelitian</w:t>
-      </w:r>
-      <w:proofErr w:type="spellEnd"/>
-      <w:r>
-        <w:t xml:space="preserve"> </w:t>
-      </w:r>
-      <w:proofErr w:type="spellStart"/>
-      <w:r>
-        <w:t>tersebut</w:t>
-      </w:r>
-      <w:proofErr w:type="spellEnd"/>
-      <w:r>
-        <w:t xml:space="preserve"> </w:t>
-      </w:r>
-      <w:proofErr w:type="spellStart"/>
-      <w:r>
-        <w:t>masih</w:t>
-      </w:r>
-      <w:proofErr w:type="spellEnd"/>
-      <w:r>
-        <w:t xml:space="preserve"> </w:t>
-      </w:r>
-      <w:proofErr w:type="spellStart"/>
-      <w:r>
-        <w:t>berfokus</w:t>
-      </w:r>
-      <w:proofErr w:type="spellEnd"/>
-      <w:r>
-        <w:t xml:space="preserve"> pada </w:t>
-      </w:r>
-      <w:proofErr w:type="spellStart"/>
-      <w:r>
-        <w:t>sisi</w:t>
-      </w:r>
-      <w:proofErr w:type="spellEnd"/>
-      <w:r>
-        <w:t xml:space="preserve"> </w:t>
-      </w:r>
-      <w:proofErr w:type="spellStart"/>
-      <w:r>
-        <w:t>pelayanan</w:t>
-      </w:r>
-      <w:proofErr w:type="spellEnd"/>
-      <w:r>
-        <w:t xml:space="preserve"> </w:t>
-      </w:r>
-      <w:proofErr w:type="spellStart"/>
-      <w:r>
-        <w:t>kepada</w:t>
-      </w:r>
-      <w:proofErr w:type="spellEnd"/>
-      <w:r>
-        <w:t xml:space="preserve"> </w:t>
-      </w:r>
-      <w:proofErr w:type="spellStart"/>
-      <w:r>
-        <w:t>masyarakat</w:t>
-      </w:r>
-      <w:proofErr w:type="spellEnd"/>
-      <w:r>
-        <w:t xml:space="preserve"> dan </w:t>
-      </w:r>
-      <w:proofErr w:type="spellStart"/>
-      <w:r>
-        <w:t>belum</w:t>
-      </w:r>
-      <w:proofErr w:type="spellEnd"/>
-      <w:r>
-        <w:t xml:space="preserve"> </w:t>
-      </w:r>
-      <w:proofErr w:type="spellStart"/>
-      <w:r>
-        <w:t>menyentuh</w:t>
-      </w:r>
-      <w:proofErr w:type="spellEnd"/>
-      <w:r>
-        <w:t xml:space="preserve"> </w:t>
-      </w:r>
-      <w:proofErr w:type="spellStart"/>
-      <w:r>
-        <w:t>aspek</w:t>
-      </w:r>
-      <w:proofErr w:type="spellEnd"/>
-      <w:r>
-        <w:t xml:space="preserve"> </w:t>
-      </w:r>
-      <w:proofErr w:type="spellStart"/>
-      <w:r>
-        <w:t>evaluasi</w:t>
-      </w:r>
-      <w:proofErr w:type="spellEnd"/>
-      <w:r>
-        <w:t xml:space="preserve"> </w:t>
-      </w:r>
-      <w:proofErr w:type="spellStart"/>
-      <w:r>
-        <w:t>kinerja</w:t>
-      </w:r>
-      <w:proofErr w:type="spellEnd"/>
-      <w:r>
-        <w:t xml:space="preserve"> internal </w:t>
-      </w:r>
-      <w:proofErr w:type="spellStart"/>
-      <w:r>
-        <w:t>pegawai</w:t>
-      </w:r>
-      <w:proofErr w:type="spellEnd"/>
-      <w:r>
-        <w:t xml:space="preserve"> yang </w:t>
-      </w:r>
-      <w:proofErr w:type="spellStart"/>
-      <w:r>
-        <w:t>justru</w:t>
-      </w:r>
-      <w:proofErr w:type="spellEnd"/>
-      <w:r>
-        <w:t xml:space="preserve"> </w:t>
-      </w:r>
-      <w:proofErr w:type="spellStart"/>
-      <w:r>
-        <w:t>menjadi</w:t>
-      </w:r>
-      <w:proofErr w:type="spellEnd"/>
-      <w:r>
-        <w:t xml:space="preserve"> </w:t>
-      </w:r>
-      <w:proofErr w:type="spellStart"/>
-      <w:r>
-        <w:t>penentu</w:t>
-      </w:r>
-      <w:proofErr w:type="spellEnd"/>
-      <w:r>
-        <w:t xml:space="preserve"> </w:t>
-      </w:r>
-      <w:proofErr w:type="spellStart"/>
-      <w:r>
-        <w:t>kualitas</w:t>
-      </w:r>
-      <w:proofErr w:type="spellEnd"/>
-      <w:r>
-        <w:t xml:space="preserve"> </w:t>
-      </w:r>
-      <w:proofErr w:type="spellStart"/>
-      <w:r>
-        <w:t>layanan</w:t>
-      </w:r>
-      <w:proofErr w:type="spellEnd"/>
-      <w:r>
-        <w:t xml:space="preserve"> yang </w:t>
-      </w:r>
-      <w:proofErr w:type="spellStart"/>
-      <w:r>
-        <w:t>diberikan</w:t>
-      </w:r>
-      <w:proofErr w:type="spellEnd"/>
-      <w:r>
-        <w:t>.</w:t>
+      <w:r>
+        <w:rPr>
+          <w:lang w:val="fi-FI"/>
+        </w:rPr>
+        <w:t>Meskipun demikian, kedua penelitian tersebut masih berfokus pada sisi pelayanan kepada masyarakat dan belum menyentuh aspek evaluasi kinerja internal pegawai yang justru menjadi penentu kualitas layanan yang diberikan.</w:t>
       </w:r>
     </w:p>
     <w:p>
@@ -15249,582 +13670,15 @@
           <w:right w:val="nil"/>
           <w:between w:val="nil"/>
         </w:pBdr>
+        <w:rPr>
+          <w:lang w:val="fi-FI"/>
+        </w:rPr>
       </w:pPr>
-      <w:proofErr w:type="spellStart"/>
-      <w:r>
-        <w:t>Optimalisasi</w:t>
-      </w:r>
-      <w:proofErr w:type="spellEnd"/>
-      <w:r>
-        <w:t xml:space="preserve"> </w:t>
-      </w:r>
-      <w:proofErr w:type="spellStart"/>
-      <w:r>
-        <w:t>layanan</w:t>
-      </w:r>
-      <w:proofErr w:type="spellEnd"/>
-      <w:r>
-        <w:t xml:space="preserve"> </w:t>
-      </w:r>
-      <w:proofErr w:type="spellStart"/>
-      <w:r>
-        <w:t>publik</w:t>
-      </w:r>
-      <w:proofErr w:type="spellEnd"/>
-      <w:r>
-        <w:t xml:space="preserve"> yang </w:t>
-      </w:r>
-      <w:proofErr w:type="spellStart"/>
-      <w:r>
-        <w:t>sesungguhnya</w:t>
-      </w:r>
-      <w:proofErr w:type="spellEnd"/>
-      <w:r>
-        <w:t xml:space="preserve"> </w:t>
-      </w:r>
-      <w:proofErr w:type="spellStart"/>
-      <w:r>
-        <w:t>memerlukan</w:t>
-      </w:r>
-      <w:proofErr w:type="spellEnd"/>
-      <w:r>
-        <w:t xml:space="preserve"> </w:t>
-      </w:r>
-      <w:proofErr w:type="spellStart"/>
-      <w:r>
-        <w:t>perhatian</w:t>
-      </w:r>
-      <w:proofErr w:type="spellEnd"/>
-      <w:r>
-        <w:t xml:space="preserve"> yang </w:t>
-      </w:r>
-      <w:proofErr w:type="spellStart"/>
-      <w:r>
-        <w:t>seimbang</w:t>
-      </w:r>
-      <w:proofErr w:type="spellEnd"/>
-      <w:r>
-        <w:t xml:space="preserve"> </w:t>
-      </w:r>
-      <w:proofErr w:type="spellStart"/>
-      <w:r>
-        <w:t>antara</w:t>
-      </w:r>
-      <w:proofErr w:type="spellEnd"/>
-      <w:r>
-        <w:t xml:space="preserve"> </w:t>
-      </w:r>
-      <w:proofErr w:type="spellStart"/>
-      <w:r>
-        <w:t>sisi</w:t>
-      </w:r>
-      <w:proofErr w:type="spellEnd"/>
-      <w:r>
-        <w:t xml:space="preserve"> </w:t>
-      </w:r>
-      <w:proofErr w:type="spellStart"/>
-      <w:r>
-        <w:t>eksternal</w:t>
-      </w:r>
-      <w:proofErr w:type="spellEnd"/>
-      <w:r>
-        <w:t xml:space="preserve"> (</w:t>
-      </w:r>
-      <w:proofErr w:type="spellStart"/>
-      <w:r>
-        <w:t>pelayanan</w:t>
-      </w:r>
-      <w:proofErr w:type="spellEnd"/>
-      <w:r>
-        <w:t xml:space="preserve"> </w:t>
-      </w:r>
-      <w:proofErr w:type="spellStart"/>
-      <w:r>
-        <w:t>kepada</w:t>
-      </w:r>
-      <w:proofErr w:type="spellEnd"/>
-      <w:r>
-        <w:t xml:space="preserve"> </w:t>
-      </w:r>
-      <w:proofErr w:type="spellStart"/>
-      <w:r>
-        <w:t>masyarakat</w:t>
-      </w:r>
-      <w:proofErr w:type="spellEnd"/>
-      <w:r>
-        <w:t xml:space="preserve">) dan </w:t>
-      </w:r>
-      <w:proofErr w:type="spellStart"/>
-      <w:r>
-        <w:t>sisi</w:t>
-      </w:r>
-      <w:proofErr w:type="spellEnd"/>
-      <w:r>
-        <w:t xml:space="preserve"> internal (</w:t>
-      </w:r>
-      <w:proofErr w:type="spellStart"/>
-      <w:r>
-        <w:t>pengelolaan</w:t>
-      </w:r>
-      <w:proofErr w:type="spellEnd"/>
-      <w:r>
-        <w:t xml:space="preserve"> </w:t>
-      </w:r>
-      <w:proofErr w:type="spellStart"/>
-      <w:r>
-        <w:t>kinerja</w:t>
-      </w:r>
-      <w:proofErr w:type="spellEnd"/>
-      <w:r>
-        <w:t xml:space="preserve"> </w:t>
-      </w:r>
-      <w:proofErr w:type="spellStart"/>
-      <w:r>
-        <w:t>pegawai</w:t>
-      </w:r>
-      <w:proofErr w:type="spellEnd"/>
-      <w:r>
-        <w:t xml:space="preserve">). Mergel et al. (2018) </w:t>
-      </w:r>
-      <w:proofErr w:type="spellStart"/>
-      <w:r>
-        <w:t>menegaskan</w:t>
-      </w:r>
-      <w:proofErr w:type="spellEnd"/>
-      <w:r>
-        <w:t xml:space="preserve"> </w:t>
-      </w:r>
-      <w:proofErr w:type="spellStart"/>
-      <w:r>
-        <w:t>bahwa</w:t>
-      </w:r>
-      <w:proofErr w:type="spellEnd"/>
-      <w:r>
-        <w:t xml:space="preserve"> </w:t>
-      </w:r>
-      <w:proofErr w:type="spellStart"/>
-      <w:r>
-        <w:t>penerapan</w:t>
-      </w:r>
-      <w:proofErr w:type="spellEnd"/>
-      <w:r>
-        <w:t xml:space="preserve"> </w:t>
-      </w:r>
-      <w:proofErr w:type="spellStart"/>
-      <w:r>
-        <w:t>metodologi</w:t>
-      </w:r>
-      <w:proofErr w:type="spellEnd"/>
-      <w:r>
-        <w:t xml:space="preserve"> Agile di </w:t>
-      </w:r>
-      <w:proofErr w:type="spellStart"/>
-      <w:r>
-        <w:t>organisasi</w:t>
-      </w:r>
-      <w:proofErr w:type="spellEnd"/>
-      <w:r>
-        <w:t xml:space="preserve"> </w:t>
-      </w:r>
-      <w:proofErr w:type="spellStart"/>
-      <w:r>
-        <w:t>sektor</w:t>
-      </w:r>
-      <w:proofErr w:type="spellEnd"/>
-      <w:r>
-        <w:t xml:space="preserve"> </w:t>
-      </w:r>
-      <w:proofErr w:type="spellStart"/>
-      <w:r>
-        <w:t>publik</w:t>
-      </w:r>
-      <w:proofErr w:type="spellEnd"/>
-      <w:r>
-        <w:t xml:space="preserve"> </w:t>
-      </w:r>
-      <w:proofErr w:type="spellStart"/>
-      <w:r>
-        <w:t>mampu</w:t>
-      </w:r>
-      <w:proofErr w:type="spellEnd"/>
-      <w:r>
-        <w:t xml:space="preserve"> </w:t>
-      </w:r>
-      <w:proofErr w:type="spellStart"/>
-      <w:r>
-        <w:t>meningkatkan</w:t>
-      </w:r>
-      <w:proofErr w:type="spellEnd"/>
-      <w:r>
-        <w:t xml:space="preserve"> </w:t>
-      </w:r>
-      <w:proofErr w:type="spellStart"/>
-      <w:r>
-        <w:t>kolaborasi</w:t>
-      </w:r>
-      <w:proofErr w:type="spellEnd"/>
-      <w:r>
-        <w:t xml:space="preserve"> </w:t>
-      </w:r>
-      <w:proofErr w:type="spellStart"/>
-      <w:r>
-        <w:t>tim</w:t>
-      </w:r>
-      <w:proofErr w:type="spellEnd"/>
-      <w:r>
-        <w:t xml:space="preserve"> dan </w:t>
-      </w:r>
-      <w:proofErr w:type="spellStart"/>
-      <w:r>
-        <w:t>adaptabilitas</w:t>
-      </w:r>
-      <w:proofErr w:type="spellEnd"/>
-      <w:r>
-        <w:t xml:space="preserve"> </w:t>
-      </w:r>
-      <w:proofErr w:type="spellStart"/>
-      <w:r>
-        <w:t>terhadap</w:t>
-      </w:r>
-      <w:proofErr w:type="spellEnd"/>
-      <w:r>
-        <w:t xml:space="preserve"> </w:t>
-      </w:r>
-      <w:proofErr w:type="spellStart"/>
-      <w:r>
-        <w:t>perubahan</w:t>
-      </w:r>
-      <w:proofErr w:type="spellEnd"/>
-      <w:r>
-        <w:t xml:space="preserve"> </w:t>
-      </w:r>
-      <w:proofErr w:type="spellStart"/>
-      <w:r>
-        <w:t>regulasi</w:t>
-      </w:r>
-      <w:proofErr w:type="spellEnd"/>
-      <w:r>
-        <w:t xml:space="preserve">, </w:t>
-      </w:r>
-      <w:proofErr w:type="spellStart"/>
-      <w:r>
-        <w:t>meskipun</w:t>
-      </w:r>
-      <w:proofErr w:type="spellEnd"/>
-      <w:r>
-        <w:t xml:space="preserve"> </w:t>
-      </w:r>
-      <w:proofErr w:type="spellStart"/>
-      <w:r>
-        <w:t>memerlukan</w:t>
-      </w:r>
-      <w:proofErr w:type="spellEnd"/>
-      <w:r>
-        <w:t xml:space="preserve"> </w:t>
-      </w:r>
-      <w:proofErr w:type="spellStart"/>
-      <w:r>
-        <w:t>penyesuaian</w:t>
-      </w:r>
-      <w:proofErr w:type="spellEnd"/>
-      <w:r>
-        <w:t xml:space="preserve"> </w:t>
-      </w:r>
-      <w:proofErr w:type="spellStart"/>
-      <w:r>
-        <w:t>budaya</w:t>
-      </w:r>
-      <w:proofErr w:type="spellEnd"/>
-      <w:r>
-        <w:t xml:space="preserve"> </w:t>
-      </w:r>
-      <w:proofErr w:type="spellStart"/>
-      <w:r>
-        <w:t>organisasi</w:t>
-      </w:r>
-      <w:proofErr w:type="spellEnd"/>
-      <w:r>
-        <w:t xml:space="preserve">. </w:t>
-      </w:r>
-      <w:proofErr w:type="spellStart"/>
-      <w:r>
-        <w:t>Penelitian</w:t>
-      </w:r>
-      <w:proofErr w:type="spellEnd"/>
-      <w:r>
-        <w:t xml:space="preserve"> </w:t>
-      </w:r>
-      <w:proofErr w:type="spellStart"/>
-      <w:r>
-        <w:t>ini</w:t>
-      </w:r>
-      <w:proofErr w:type="spellEnd"/>
-      <w:r>
-        <w:t xml:space="preserve"> </w:t>
-      </w:r>
-      <w:proofErr w:type="spellStart"/>
-      <w:r>
-        <w:t>mengambil</w:t>
-      </w:r>
-      <w:proofErr w:type="spellEnd"/>
-      <w:r>
-        <w:t xml:space="preserve"> </w:t>
-      </w:r>
-      <w:proofErr w:type="spellStart"/>
-      <w:r>
-        <w:t>pendekatan</w:t>
-      </w:r>
-      <w:proofErr w:type="spellEnd"/>
-      <w:r>
-        <w:t xml:space="preserve"> yang </w:t>
-      </w:r>
-      <w:proofErr w:type="spellStart"/>
-      <w:r>
-        <w:t>lebih</w:t>
-      </w:r>
-      <w:proofErr w:type="spellEnd"/>
-      <w:r>
-        <w:t xml:space="preserve"> </w:t>
-      </w:r>
-      <w:proofErr w:type="spellStart"/>
-      <w:r>
-        <w:t>komprehensif</w:t>
-      </w:r>
-      <w:proofErr w:type="spellEnd"/>
-      <w:r>
-        <w:t xml:space="preserve"> </w:t>
-      </w:r>
-      <w:proofErr w:type="spellStart"/>
-      <w:r>
-        <w:t>dengan</w:t>
-      </w:r>
-      <w:proofErr w:type="spellEnd"/>
-      <w:r>
-        <w:t xml:space="preserve"> </w:t>
-      </w:r>
-      <w:proofErr w:type="spellStart"/>
-      <w:r>
-        <w:t>membangun</w:t>
-      </w:r>
-      <w:proofErr w:type="spellEnd"/>
-      <w:r>
-        <w:t xml:space="preserve"> platform yang </w:t>
-      </w:r>
-      <w:proofErr w:type="spellStart"/>
-      <w:r>
-        <w:t>secara</w:t>
-      </w:r>
-      <w:proofErr w:type="spellEnd"/>
-      <w:r>
-        <w:t xml:space="preserve"> </w:t>
-      </w:r>
-      <w:proofErr w:type="spellStart"/>
-      <w:r>
-        <w:t>langsung</w:t>
-      </w:r>
-      <w:proofErr w:type="spellEnd"/>
-      <w:r>
-        <w:t xml:space="preserve"> </w:t>
-      </w:r>
-      <w:proofErr w:type="spellStart"/>
-      <w:r>
-        <w:t>mendukung</w:t>
-      </w:r>
-      <w:proofErr w:type="spellEnd"/>
-      <w:r>
-        <w:t xml:space="preserve"> </w:t>
-      </w:r>
-      <w:proofErr w:type="spellStart"/>
-      <w:r>
-        <w:t>evaluasi</w:t>
-      </w:r>
-      <w:proofErr w:type="spellEnd"/>
-      <w:r>
-        <w:t xml:space="preserve"> </w:t>
-      </w:r>
-      <w:proofErr w:type="spellStart"/>
-      <w:r>
-        <w:t>pelaporan</w:t>
-      </w:r>
-      <w:proofErr w:type="spellEnd"/>
-      <w:r>
-        <w:t xml:space="preserve"> </w:t>
-      </w:r>
-      <w:proofErr w:type="spellStart"/>
-      <w:r>
-        <w:t>pegawai</w:t>
-      </w:r>
-      <w:proofErr w:type="spellEnd"/>
-      <w:r>
-        <w:t xml:space="preserve"> </w:t>
-      </w:r>
-      <w:proofErr w:type="spellStart"/>
-      <w:r>
-        <w:t>secara</w:t>
-      </w:r>
-      <w:proofErr w:type="spellEnd"/>
-      <w:r>
-        <w:t xml:space="preserve"> </w:t>
-      </w:r>
-      <w:proofErr w:type="spellStart"/>
-      <w:r>
-        <w:t>otomatis</w:t>
-      </w:r>
-      <w:proofErr w:type="spellEnd"/>
-      <w:r>
-        <w:t xml:space="preserve"> </w:t>
-      </w:r>
-      <w:proofErr w:type="spellStart"/>
-      <w:r>
-        <w:t>menggunakan</w:t>
-      </w:r>
-      <w:proofErr w:type="spellEnd"/>
-      <w:r>
-        <w:t xml:space="preserve"> rules-based scoring. </w:t>
-      </w:r>
-      <w:proofErr w:type="spellStart"/>
-      <w:r>
-        <w:t>Dengan</w:t>
-      </w:r>
-      <w:proofErr w:type="spellEnd"/>
-      <w:r>
-        <w:t xml:space="preserve"> </w:t>
-      </w:r>
-      <w:proofErr w:type="spellStart"/>
-      <w:r>
-        <w:t>demikian</w:t>
-      </w:r>
-      <w:proofErr w:type="spellEnd"/>
-      <w:r>
-        <w:t xml:space="preserve">, </w:t>
-      </w:r>
-      <w:proofErr w:type="spellStart"/>
-      <w:r>
-        <w:t>peningkatan</w:t>
-      </w:r>
-      <w:proofErr w:type="spellEnd"/>
-      <w:r>
-        <w:t xml:space="preserve"> </w:t>
-      </w:r>
-      <w:proofErr w:type="spellStart"/>
-      <w:r>
-        <w:t>kualitas</w:t>
-      </w:r>
-      <w:proofErr w:type="spellEnd"/>
-      <w:r>
-        <w:t xml:space="preserve"> </w:t>
-      </w:r>
-      <w:proofErr w:type="spellStart"/>
-      <w:r>
-        <w:t>pelaporan</w:t>
-      </w:r>
-      <w:proofErr w:type="spellEnd"/>
-      <w:r>
-        <w:t xml:space="preserve"> internal </w:t>
-      </w:r>
-      <w:proofErr w:type="spellStart"/>
-      <w:r>
-        <w:t>diharapkan</w:t>
-      </w:r>
-      <w:proofErr w:type="spellEnd"/>
-      <w:r>
-        <w:t xml:space="preserve"> </w:t>
-      </w:r>
-      <w:proofErr w:type="spellStart"/>
-      <w:r>
-        <w:t>dapat</w:t>
-      </w:r>
-      <w:proofErr w:type="spellEnd"/>
-      <w:r>
-        <w:t xml:space="preserve"> </w:t>
-      </w:r>
-      <w:proofErr w:type="spellStart"/>
-      <w:r>
-        <w:t>berdampak</w:t>
-      </w:r>
-      <w:proofErr w:type="spellEnd"/>
-      <w:r>
-        <w:t xml:space="preserve"> pada </w:t>
-      </w:r>
-      <w:proofErr w:type="spellStart"/>
-      <w:r>
-        <w:t>peningkatan</w:t>
-      </w:r>
-      <w:proofErr w:type="spellEnd"/>
-      <w:r>
-        <w:t xml:space="preserve"> </w:t>
-      </w:r>
-      <w:proofErr w:type="spellStart"/>
-      <w:r>
-        <w:t>kualitas</w:t>
-      </w:r>
-      <w:proofErr w:type="spellEnd"/>
-      <w:r>
-        <w:t xml:space="preserve"> </w:t>
-      </w:r>
-      <w:proofErr w:type="spellStart"/>
-      <w:r>
-        <w:t>layanan</w:t>
-      </w:r>
-      <w:proofErr w:type="spellEnd"/>
-      <w:r>
-        <w:t xml:space="preserve"> </w:t>
-      </w:r>
-      <w:proofErr w:type="spellStart"/>
-      <w:r>
-        <w:t>publik</w:t>
-      </w:r>
-      <w:proofErr w:type="spellEnd"/>
-      <w:r>
-        <w:t xml:space="preserve"> </w:t>
-      </w:r>
-      <w:proofErr w:type="spellStart"/>
-      <w:r>
-        <w:t>secara</w:t>
-      </w:r>
-      <w:proofErr w:type="spellEnd"/>
-      <w:r>
-        <w:t xml:space="preserve"> </w:t>
-      </w:r>
-      <w:proofErr w:type="spellStart"/>
-      <w:r>
-        <w:t>keseluruhan</w:t>
-      </w:r>
-      <w:proofErr w:type="spellEnd"/>
-      <w:r>
-        <w:t xml:space="preserve"> di Dinas </w:t>
-      </w:r>
-      <w:proofErr w:type="spellStart"/>
-      <w:r>
-        <w:t>Kependudukan</w:t>
-      </w:r>
-      <w:proofErr w:type="spellEnd"/>
-      <w:r>
-        <w:t xml:space="preserve"> dan </w:t>
-      </w:r>
-      <w:proofErr w:type="spellStart"/>
-      <w:r>
-        <w:t>Pencatatan</w:t>
-      </w:r>
-      <w:proofErr w:type="spellEnd"/>
-      <w:r>
-        <w:t xml:space="preserve"> </w:t>
-      </w:r>
-      <w:proofErr w:type="spellStart"/>
-      <w:r>
-        <w:t>Sipil</w:t>
-      </w:r>
-      <w:proofErr w:type="spellEnd"/>
-      <w:r>
-        <w:t xml:space="preserve"> </w:t>
-      </w:r>
-      <w:proofErr w:type="spellStart"/>
-      <w:r>
-        <w:t>Kabupaten</w:t>
-      </w:r>
-      <w:proofErr w:type="spellEnd"/>
-      <w:r>
-        <w:t xml:space="preserve"> Garut.</w:t>
+      <w:r>
+        <w:rPr>
+          <w:lang w:val="fi-FI"/>
+        </w:rPr>
+        <w:t>Optimalisasi layanan publik yang sesungguhnya memerlukan perhatian yang seimbang antara sisi eksternal (pelayanan kepada masyarakat) dan sisi internal (pengelolaan kinerja pegawai). Mergel et al. (2018) menegaskan bahwa penerapan metodologi Agile di organisasi sektor publik mampu meningkatkan kolaborasi tim dan adaptabilitas terhadap perubahan regulasi, meskipun memerlukan penyesuaian budaya organisasi. Penelitian ini mengambil pendekatan yang lebih komprehensif dengan membangun platform yang secara langsung mendukung evaluasi pelaporan pegawai secara otomatis menggunakan rules-based scoring. Dengan demikian, peningkatan kualitas pelaporan internal diharapkan dapat berdampak pada peningkatan kualitas layanan publik secara keseluruhan di Dinas Kependudukan dan Pencatatan Sipil Kabupaten Garut.</w:t>
       </w:r>
     </w:p>
     <w:p>
@@ -27051,8 +24905,14 @@
               <w:spacing w:line="240" w:lineRule="auto"/>
               <w:ind w:firstLine="0"/>
               <w:jc w:val="left"/>
+              <w:rPr>
+                <w:lang w:val="fi-FI"/>
+              </w:rPr>
             </w:pPr>
             <w:r>
+              <w:rPr>
+                <w:lang w:val="fi-FI"/>
+              </w:rPr>
               <w:t>Pegianti et al., Journal La Multiapp, 2025</w:t>
             </w:r>
           </w:p>
@@ -27297,8 +25157,14 @@
               <w:spacing w:line="240" w:lineRule="auto"/>
               <w:ind w:firstLine="0"/>
               <w:jc w:val="left"/>
+              <w:rPr>
+                <w:lang w:val="fi-FI"/>
+              </w:rPr>
             </w:pPr>
             <w:r>
+              <w:rPr>
+                <w:lang w:val="fi-FI"/>
+              </w:rPr>
               <w:t>Saran: Tambahkan fitur analisis data otomatis. Kelemahan: Fokus hanya pada pengumpulan data dasar tanpa modul evaluasi atau analisis data terukur, serta pengembangan menggunakan metode konvensional yang kurang fleksibel.</w:t>
             </w:r>
           </w:p>
@@ -27317,8 +25183,14 @@
               <w:spacing w:line="240" w:lineRule="auto"/>
               <w:ind w:firstLine="0"/>
               <w:jc w:val="left"/>
+              <w:rPr>
+                <w:lang w:val="fi-FI"/>
+              </w:rPr>
             </w:pPr>
             <w:r>
+              <w:rPr>
+                <w:lang w:val="fi-FI"/>
+              </w:rPr>
               <w:t>Penelitian ini berbeda dengan memfokuskan pada fitur pelaporan aktivitas terstruktur dengan validasi data otomatis dan penerapan Scrum untuk iterasi cepat pada kebutuhan internal pegawai.</w:t>
             </w:r>
           </w:p>
@@ -27616,8 +25488,14 @@
               <w:spacing w:line="240" w:lineRule="auto"/>
               <w:ind w:firstLine="0"/>
               <w:jc w:val="left"/>
+              <w:rPr>
+                <w:lang w:val="fi-FI"/>
+              </w:rPr>
             </w:pPr>
             <w:r>
+              <w:rPr>
+                <w:lang w:val="fi-FI"/>
+              </w:rPr>
               <w:t>Kelemahan: Studi hanya berfokus pada performa backend tanpa menyertakan validasi usability antarmuka pengguna secara komprehensif.</w:t>
             </w:r>
           </w:p>
@@ -28923,8 +26801,14 @@
               <w:spacing w:line="240" w:lineRule="auto"/>
               <w:ind w:firstLine="0"/>
               <w:jc w:val="left"/>
+              <w:rPr>
+                <w:lang w:val="fi-FI"/>
+              </w:rPr>
             </w:pPr>
             <w:r>
+              <w:rPr>
+                <w:lang w:val="fi-FI"/>
+              </w:rPr>
               <w:t>Model yang diusulkan menghasilkan akurasi scoring 97% dan mengurangi waktu audit bulanan dari hari menjadi menit.</w:t>
             </w:r>
           </w:p>
@@ -28943,8 +26827,14 @@
               <w:spacing w:line="240" w:lineRule="auto"/>
               <w:ind w:firstLine="0"/>
               <w:jc w:val="left"/>
+              <w:rPr>
+                <w:lang w:val="fi-FI"/>
+              </w:rPr>
             </w:pPr>
             <w:r>
+              <w:rPr>
+                <w:lang w:val="fi-FI"/>
+              </w:rPr>
               <w:t>Kelemahan: Implementasi hanya menggunakan Python framework, tanpa fokus pada bahasa concurrent seperti Go yang diperlukan untuk data kependudukan masif.</w:t>
             </w:r>
           </w:p>
@@ -30985,6 +28875,7 @@
         </w:sectPr>
       </w:pPr>
       <w:r>
+        <w:lastRenderedPageBreak/>
         <w:t xml:space="preserve"> </w:t>
       </w:r>
     </w:p>
@@ -31075,199 +28966,20 @@
       <w:proofErr w:type="spellEnd"/>
     </w:p>
     <w:p>
-      <w:r>
-        <w:rPr/>
-        <w:t>Dinas Kependudukan dan Pencatatan Sipil (Disdukcapil) Kabupaten Garut merupakan unsur pelaksana urusan pemerintahan yang menjadi kewenangan daerah di bidang administrasi kependudukan dan pencatatan sipil, dipimpin oleh seorang Kepala Dinas yang berada di bawah dan bertanggung jawab kepada Bupati melalui Sekretaris Daerah (Peraturan Bupati Garut Nomor 56 Tahun 2016). Tugas pokok instansi ini meliputi perumusan kebijakan teknis operasional, koordinasi, pelaksanaan kerja sama, serta pengendalian pelaksanaan urusan pemerintahan bidang administrasi kependudukan dan pencatatan sipil. Secara operasional, Disdukcapil Kabupaten Garut menyelenggarakan fungsi perumusan dan pelaksanaan kebijakan teknis operasional bidang kependudukan dan pencatatan sipil sesuai dengan kebijakan nasional dan provinsi, pembinaan dan pengendalian pelaksanaan tugas bidang administrasi kependudukan, penyelenggaraan pengelolaan sumber daya aparatur, keuangan, sarana dan prasarana, serta penyelenggaraan monitoring, evaluasi dan pelaporan capaian kinerja (Peraturan Bupati Garut Nomor 56 Tahun 2016, Pasal 3). Pengembangan sistem evaluasi pelaporan dalam penelitian ini dikhususkan untuk penggunaan internal pegawai, terutama pada Bidang Pengelolaan Informasi Administrasi Kependudukan (PIAK) yang bertanggung jawab atas pengelolaan basis data dan jaringan. Evaluasi kinerja pegawai secara objektif dan pencatatan aktivitas harian yang efisien menjadi sangat krusial untuk memastikan standar pelayanan terpenuhi.</w:t>
-      </w:r>
-      <w:proofErr w:type="spellStart"/>
-      <w:r/>
-      <w:proofErr w:type="spellEnd"/>
-      <w:r/>
-      <w:proofErr w:type="spellStart"/>
-      <w:r/>
-      <w:proofErr w:type="spellEnd"/>
-      <w:r/>
-      <w:proofErr w:type="spellStart"/>
-      <w:r/>
-      <w:proofErr w:type="spellEnd"/>
-      <w:r/>
-      <w:proofErr w:type="spellStart"/>
-      <w:r/>
-      <w:proofErr w:type="spellEnd"/>
-      <w:r/>
-      <w:proofErr w:type="spellStart"/>
-      <w:r/>
-      <w:proofErr w:type="spellEnd"/>
-      <w:r/>
-      <w:proofErr w:type="spellStart"/>
-      <w:r/>
-      <w:proofErr w:type="spellEnd"/>
-      <w:r/>
-      <w:proofErr w:type="spellStart"/>
-      <w:r/>
-      <w:proofErr w:type="spellEnd"/>
-      <w:r/>
-      <w:proofErr w:type="spellStart"/>
-      <w:r/>
-      <w:proofErr w:type="spellEnd"/>
-      <w:r/>
-      <w:proofErr w:type="spellStart"/>
-      <w:r/>
-      <w:proofErr w:type="spellEnd"/>
-      <w:r/>
-      <w:proofErr w:type="spellStart"/>
-      <w:r/>
-      <w:proofErr w:type="spellEnd"/>
-      <w:r/>
-      <w:proofErr w:type="spellStart"/>
-      <w:r/>
-      <w:proofErr w:type="spellEnd"/>
-      <w:r/>
-      <w:proofErr w:type="spellStart"/>
-      <w:r/>
-      <w:proofErr w:type="spellEnd"/>
-      <w:r/>
-      <w:proofErr w:type="spellStart"/>
-      <w:r/>
-      <w:proofErr w:type="spellEnd"/>
-      <w:r/>
-      <w:proofErr w:type="spellStart"/>
-      <w:r/>
-      <w:proofErr w:type="spellEnd"/>
-      <w:r/>
-      <w:proofErr w:type="spellStart"/>
-      <w:r/>
-      <w:proofErr w:type="spellEnd"/>
-      <w:r/>
-      <w:proofErr w:type="spellStart"/>
-      <w:r/>
-      <w:proofErr w:type="spellEnd"/>
-      <w:r/>
-      <w:r>
+      <w:pPr>
         <w:rPr>
           <w:lang w:val="fi-FI"/>
         </w:rPr>
-      </w:r>
-      <w:proofErr w:type="spellStart"/>
-      <w:r/>
-      <w:proofErr w:type="spellEnd"/>
-      <w:r/>
-      <w:proofErr w:type="spellStart"/>
-      <w:r/>
-      <w:proofErr w:type="spellEnd"/>
-      <w:r/>
-      <w:proofErr w:type="spellStart"/>
-      <w:r/>
-      <w:proofErr w:type="spellEnd"/>
-      <w:r/>
-      <w:proofErr w:type="spellStart"/>
-      <w:r/>
-      <w:proofErr w:type="spellEnd"/>
-      <w:r/>
-      <w:proofErr w:type="spellStart"/>
-      <w:r/>
-      <w:proofErr w:type="spellEnd"/>
-      <w:r/>
-      <w:proofErr w:type="spellStart"/>
-      <w:r/>
-      <w:proofErr w:type="spellEnd"/>
-      <w:r/>
-      <w:proofErr w:type="spellStart"/>
-      <w:r/>
-      <w:proofErr w:type="spellEnd"/>
-      <w:r/>
-      <w:proofErr w:type="spellStart"/>
-      <w:r/>
-      <w:proofErr w:type="spellEnd"/>
-      <w:r/>
-      <w:proofErr w:type="spellStart"/>
-      <w:r/>
-      <w:proofErr w:type="spellEnd"/>
-      <w:r/>
-      <w:proofErr w:type="spellStart"/>
-      <w:r/>
-      <w:proofErr w:type="spellEnd"/>
-      <w:r/>
-      <w:proofErr w:type="spellStart"/>
-      <w:r/>
-      <w:proofErr w:type="spellEnd"/>
-      <w:r/>
-      <w:proofErr w:type="spellStart"/>
-      <w:r/>
-      <w:proofErr w:type="spellEnd"/>
-      <w:r/>
-      <w:proofErr w:type="spellStart"/>
-      <w:r/>
-      <w:proofErr w:type="spellEnd"/>
-      <w:r/>
-      <w:proofErr w:type="spellStart"/>
-      <w:r/>
-      <w:proofErr w:type="spellEnd"/>
-      <w:r/>
-      <w:proofErr w:type="spellStart"/>
-      <w:r/>
-      <w:proofErr w:type="spellEnd"/>
-      <w:r/>
-      <w:proofErr w:type="spellStart"/>
-      <w:r/>
-      <w:proofErr w:type="spellEnd"/>
-      <w:r/>
-      <w:proofErr w:type="spellStart"/>
-      <w:r/>
-      <w:proofErr w:type="spellEnd"/>
-      <w:r/>
-      <w:proofErr w:type="spellStart"/>
-      <w:r/>
-      <w:proofErr w:type="spellEnd"/>
-      <w:r/>
-      <w:proofErr w:type="spellStart"/>
-      <w:r/>
-      <w:proofErr w:type="spellEnd"/>
-      <w:r/>
-      <w:proofErr w:type="spellStart"/>
-      <w:r/>
-      <w:proofErr w:type="spellEnd"/>
-      <w:r/>
-      <w:proofErr w:type="spellStart"/>
-      <w:r/>
-      <w:proofErr w:type="spellEnd"/>
-      <w:r/>
-      <w:proofErr w:type="spellStart"/>
-      <w:r/>
-      <w:proofErr w:type="spellEnd"/>
-      <w:r/>
-      <w:proofErr w:type="spellStart"/>
-      <w:r/>
-      <w:proofErr w:type="spellEnd"/>
-      <w:r/>
-      <w:proofErr w:type="spellStart"/>
-      <w:r/>
-      <w:proofErr w:type="spellEnd"/>
-      <w:r/>
-      <w:proofErr w:type="spellStart"/>
-      <w:r/>
-      <w:proofErr w:type="spellEnd"/>
-      <w:r/>
-      <w:proofErr w:type="spellStart"/>
-      <w:r/>
-      <w:proofErr w:type="spellEnd"/>
-      <w:r/>
-      <w:proofErr w:type="spellStart"/>
-      <w:r/>
-      <w:proofErr w:type="spellEnd"/>
-      <w:r/>
-      <w:proofErr w:type="spellStart"/>
-      <w:r/>
-      <w:proofErr w:type="spellEnd"/>
-      <w:r/>
-      <w:proofErr w:type="spellStart"/>
-      <w:r/>
-      <w:proofErr w:type="spellEnd"/>
-      <w:r/>
-      <w:proofErr w:type="spellStart"/>
-      <w:r/>
-      <w:proofErr w:type="spellEnd"/>
-      <w:r/>
+      </w:pPr>
+      <w:r>
+        <w:t xml:space="preserve">Dinas Kependudukan dan Pencatatan Sipil (Disdukcapil) Kabupaten Garut merupakan unsur pelaksana urusan pemerintahan yang menjadi kewenangan daerah di bidang administrasi kependudukan dan pencatatan sipil, dipimpin oleh seorang Kepala Dinas yang berada di bawah dan bertanggung jawab kepada Bupati melalui Sekretaris Daerah (Peraturan Bupati Garut Nomor 56 Tahun 2016). </w:t>
+      </w:r>
+      <w:r>
+        <w:rPr>
+          <w:lang w:val="fi-FI"/>
+        </w:rPr>
+        <w:t>Tugas pokok instansi ini meliputi perumusan kebijakan teknis operasional, koordinasi, pelaksanaan kerja sama, serta pengendalian pelaksanaan urusan pemerintahan bidang administrasi kependudukan dan pencatatan sipil. Secara operasional, Disdukcapil Kabupaten Garut menyelenggarakan fungsi perumusan dan pelaksanaan kebijakan teknis operasional bidang kependudukan dan pencatatan sipil sesuai dengan kebijakan nasional dan provinsi, pembinaan dan pengendalian pelaksanaan tugas bidang administrasi kependudukan, penyelenggaraan pengelolaan sumber daya aparatur, keuangan, sarana dan prasarana, serta penyelenggaraan monitoring, evaluasi dan pelaporan capaian kinerja (Peraturan Bupati Garut Nomor 56 Tahun 2016, Pasal 3). Pengembangan sistem evaluasi pelaporan dalam penelitian ini dikhususkan untuk penggunaan internal pegawai, terutama pada Bidang Pengelolaan Informasi Administrasi Kependudukan (PIAK) yang bertanggung jawab atas pengelolaan basis data dan jaringan. Evaluasi kinerja pegawai secara objektif dan pencatatan aktivitas harian yang efisien menjadi sangat krusial untuk memastikan standar pelayanan terpenuhi.</w:t>
+      </w:r>
     </w:p>
     <w:p>
       <w:pPr>
@@ -31311,111 +29023,437 @@
     <w:p>
       <w:proofErr w:type="spellStart"/>
       <w:r>
-        <w:rPr/>
-        <w:t>Berdasarkan Peraturan Bupati Garut Nomor 56 Tahun 2016 tentang Tugas, Fungsi dan Tata Kerja Dinas Kependudukan dan Pencatatan Sipil Kabupaten Garut, struktur organisasi Disdukcapil Kabupaten Garut terdiri atas Kepala Dinas yang membawahi: (a) Sekretariat; (b) Bidang Pelayanan Pendaftaran Penduduk; (c) Bidang Pelayanan Pencatatan Sipil; (d) Bidang Pengelolaan Informasi Administrasi Kependudukan; (e) Bidang Pemanfaatan Data dan Inovasi; (f) Unit Pelaksana Teknis; dan (g) Kelompok Jabatan Fungsional. Bagian-bagian yang paling relevan dengan penerapan sistem evaluasi pelaporan dalam penelitian ini adalah sebagai berikut.</w:t>
-      </w:r>
-      <w:proofErr w:type="spellEnd"/>
-      <w:r/>
-      <w:proofErr w:type="spellStart"/>
-      <w:r/>
-      <w:proofErr w:type="spellEnd"/>
-      <w:r/>
-      <w:proofErr w:type="spellStart"/>
-      <w:r/>
-      <w:proofErr w:type="spellEnd"/>
-      <w:r/>
-      <w:proofErr w:type="spellStart"/>
-      <w:r/>
-      <w:proofErr w:type="spellEnd"/>
-      <w:r/>
-      <w:proofErr w:type="spellStart"/>
-      <w:r/>
-      <w:proofErr w:type="spellEnd"/>
-      <w:r/>
-      <w:proofErr w:type="spellStart"/>
-      <w:r/>
-      <w:proofErr w:type="spellEnd"/>
-      <w:r/>
-      <w:proofErr w:type="spellStart"/>
-      <w:r/>
-      <w:proofErr w:type="spellEnd"/>
-      <w:r/>
-      <w:proofErr w:type="spellStart"/>
-      <w:r/>
-      <w:proofErr w:type="spellEnd"/>
-      <w:r/>
-      <w:proofErr w:type="spellStart"/>
-      <w:r/>
-      <w:proofErr w:type="spellEnd"/>
-      <w:r/>
-      <w:proofErr w:type="spellStart"/>
-      <w:r/>
-      <w:proofErr w:type="spellEnd"/>
-      <w:r/>
-      <w:proofErr w:type="spellStart"/>
-      <w:r/>
-      <w:proofErr w:type="spellEnd"/>
-      <w:r/>
-      <w:proofErr w:type="spellStart"/>
-      <w:r/>
-      <w:proofErr w:type="spellEnd"/>
-      <w:r/>
-      <w:proofErr w:type="spellStart"/>
-      <w:r/>
-      <w:proofErr w:type="spellEnd"/>
-      <w:r/>
-      <w:proofErr w:type="spellStart"/>
-      <w:r/>
-      <w:proofErr w:type="spellEnd"/>
-      <w:r/>
-      <w:proofErr w:type="spellStart"/>
-      <w:r/>
-      <w:proofErr w:type="spellEnd"/>
-      <w:r/>
-      <w:proofErr w:type="spellStart"/>
-      <w:r/>
-      <w:proofErr w:type="spellEnd"/>
-      <w:r/>
-      <w:proofErr w:type="spellStart"/>
-      <w:r/>
-      <w:proofErr w:type="spellEnd"/>
-      <w:r/>
-      <w:proofErr w:type="spellStart"/>
-      <w:r/>
-      <w:proofErr w:type="spellEnd"/>
-      <w:r/>
-      <w:proofErr w:type="spellStart"/>
-      <w:r/>
-      <w:proofErr w:type="spellEnd"/>
-      <w:r/>
-      <w:proofErr w:type="spellStart"/>
-      <w:r/>
-      <w:proofErr w:type="spellEnd"/>
-      <w:r/>
-      <w:proofErr w:type="spellStart"/>
-      <w:r/>
-      <w:proofErr w:type="spellEnd"/>
-      <w:r/>
-      <w:proofErr w:type="spellStart"/>
-      <w:r/>
-      <w:proofErr w:type="spellEnd"/>
-      <w:r/>
-      <w:proofErr w:type="spellStart"/>
-      <w:r/>
-      <w:proofErr w:type="spellEnd"/>
-      <w:r/>
-      <w:proofErr w:type="spellStart"/>
-      <w:r/>
-      <w:proofErr w:type="spellEnd"/>
-      <w:r/>
-      <w:proofErr w:type="spellStart"/>
-      <w:r/>
-      <w:proofErr w:type="spellEnd"/>
-      <w:r/>
-      <w:proofErr w:type="spellStart"/>
-      <w:r/>
-      <w:proofErr w:type="spellEnd"/>
-      <w:r/>
+        <w:t>Berdasarkan</w:t>
+      </w:r>
+      <w:proofErr w:type="spellEnd"/>
+      <w:r>
+        <w:t xml:space="preserve"> </w:t>
+      </w:r>
+      <w:proofErr w:type="spellStart"/>
+      <w:r>
+        <w:t>Peraturan</w:t>
+      </w:r>
+      <w:proofErr w:type="spellEnd"/>
+      <w:r>
+        <w:t xml:space="preserve"> </w:t>
+      </w:r>
+      <w:proofErr w:type="spellStart"/>
+      <w:r>
+        <w:t>Bupati</w:t>
+      </w:r>
+      <w:proofErr w:type="spellEnd"/>
+      <w:r>
+        <w:t xml:space="preserve"> Garut </w:t>
+      </w:r>
+      <w:proofErr w:type="spellStart"/>
+      <w:r>
+        <w:t>Nomor</w:t>
+      </w:r>
+      <w:proofErr w:type="spellEnd"/>
+      <w:r>
+        <w:t xml:space="preserve"> 56 </w:t>
+      </w:r>
+      <w:proofErr w:type="spellStart"/>
+      <w:r>
+        <w:t>Tahun</w:t>
+      </w:r>
+      <w:proofErr w:type="spellEnd"/>
+      <w:r>
+        <w:t xml:space="preserve"> 2016 </w:t>
+      </w:r>
+      <w:proofErr w:type="spellStart"/>
+      <w:r>
+        <w:t>tentang</w:t>
+      </w:r>
+      <w:proofErr w:type="spellEnd"/>
+      <w:r>
+        <w:t xml:space="preserve"> </w:t>
+      </w:r>
+      <w:proofErr w:type="spellStart"/>
+      <w:r>
+        <w:t>Tugas</w:t>
+      </w:r>
+      <w:proofErr w:type="spellEnd"/>
+      <w:r>
+        <w:t xml:space="preserve">, </w:t>
+      </w:r>
+      <w:proofErr w:type="spellStart"/>
+      <w:r>
+        <w:t>Fungsi</w:t>
+      </w:r>
+      <w:proofErr w:type="spellEnd"/>
+      <w:r>
+        <w:t xml:space="preserve"> dan Tata Kerja Dinas </w:t>
+      </w:r>
+      <w:proofErr w:type="spellStart"/>
+      <w:r>
+        <w:t>Kependudukan</w:t>
+      </w:r>
+      <w:proofErr w:type="spellEnd"/>
+      <w:r>
+        <w:t xml:space="preserve"> dan </w:t>
+      </w:r>
+      <w:proofErr w:type="spellStart"/>
+      <w:r>
+        <w:t>Pencatatan</w:t>
+      </w:r>
+      <w:proofErr w:type="spellEnd"/>
+      <w:r>
+        <w:t xml:space="preserve"> </w:t>
+      </w:r>
+      <w:proofErr w:type="spellStart"/>
+      <w:r>
+        <w:t>Sipil</w:t>
+      </w:r>
+      <w:proofErr w:type="spellEnd"/>
+      <w:r>
+        <w:t xml:space="preserve"> </w:t>
+      </w:r>
+      <w:proofErr w:type="spellStart"/>
+      <w:r>
+        <w:t>Kabupaten</w:t>
+      </w:r>
+      <w:proofErr w:type="spellEnd"/>
+      <w:r>
+        <w:t xml:space="preserve"> Garut, </w:t>
+      </w:r>
+      <w:proofErr w:type="spellStart"/>
+      <w:r>
+        <w:t>struktur</w:t>
+      </w:r>
+      <w:proofErr w:type="spellEnd"/>
+      <w:r>
+        <w:t xml:space="preserve"> </w:t>
+      </w:r>
+      <w:proofErr w:type="spellStart"/>
+      <w:r>
+        <w:t>organisasi</w:t>
+      </w:r>
+      <w:proofErr w:type="spellEnd"/>
+      <w:r>
+        <w:t xml:space="preserve"> </w:t>
+      </w:r>
+      <w:proofErr w:type="spellStart"/>
+      <w:r>
+        <w:t>Disdukcapil</w:t>
+      </w:r>
+      <w:proofErr w:type="spellEnd"/>
+      <w:r>
+        <w:t xml:space="preserve"> </w:t>
+      </w:r>
+      <w:proofErr w:type="spellStart"/>
+      <w:r>
+        <w:t>Kabupaten</w:t>
+      </w:r>
+      <w:proofErr w:type="spellEnd"/>
+      <w:r>
+        <w:t xml:space="preserve"> Garut </w:t>
+      </w:r>
+      <w:proofErr w:type="spellStart"/>
+      <w:r>
+        <w:t>terdiri</w:t>
+      </w:r>
+      <w:proofErr w:type="spellEnd"/>
+      <w:r>
+        <w:t xml:space="preserve"> </w:t>
+      </w:r>
+      <w:proofErr w:type="spellStart"/>
+      <w:r>
+        <w:t>atas</w:t>
+      </w:r>
+      <w:proofErr w:type="spellEnd"/>
+      <w:r>
+        <w:t xml:space="preserve"> </w:t>
+      </w:r>
+      <w:proofErr w:type="spellStart"/>
+      <w:r>
+        <w:t>Kepala</w:t>
+      </w:r>
+      <w:proofErr w:type="spellEnd"/>
+      <w:r>
+        <w:t xml:space="preserve"> Dinas yang </w:t>
+      </w:r>
+      <w:proofErr w:type="spellStart"/>
+      <w:r>
+        <w:t>membawahi</w:t>
+      </w:r>
+      <w:proofErr w:type="spellEnd"/>
+      <w:r>
+        <w:t xml:space="preserve">: (a) </w:t>
+      </w:r>
+      <w:proofErr w:type="spellStart"/>
+      <w:r>
+        <w:t>Sekretariat</w:t>
+      </w:r>
+      <w:proofErr w:type="spellEnd"/>
+      <w:r>
+        <w:t xml:space="preserve">; (b) </w:t>
+      </w:r>
+      <w:proofErr w:type="spellStart"/>
+      <w:r>
+        <w:t>Bidang</w:t>
+      </w:r>
+      <w:proofErr w:type="spellEnd"/>
+      <w:r>
+        <w:t xml:space="preserve"> </w:t>
+      </w:r>
+      <w:proofErr w:type="spellStart"/>
+      <w:r>
+        <w:t>Pelayanan</w:t>
+      </w:r>
+      <w:proofErr w:type="spellEnd"/>
+      <w:r>
+        <w:t xml:space="preserve"> </w:t>
+      </w:r>
+      <w:proofErr w:type="spellStart"/>
+      <w:r>
+        <w:t>Pendaftaran</w:t>
+      </w:r>
+      <w:proofErr w:type="spellEnd"/>
+      <w:r>
+        <w:t xml:space="preserve"> </w:t>
+      </w:r>
+      <w:proofErr w:type="spellStart"/>
+      <w:r>
+        <w:t>Penduduk</w:t>
+      </w:r>
+      <w:proofErr w:type="spellEnd"/>
+      <w:r>
+        <w:t xml:space="preserve">; (c) </w:t>
+      </w:r>
+      <w:proofErr w:type="spellStart"/>
+      <w:r>
+        <w:t>Bidang</w:t>
+      </w:r>
+      <w:proofErr w:type="spellEnd"/>
+      <w:r>
+        <w:t xml:space="preserve"> </w:t>
+      </w:r>
+      <w:proofErr w:type="spellStart"/>
+      <w:r>
+        <w:t>Pelayanan</w:t>
+      </w:r>
+      <w:proofErr w:type="spellEnd"/>
+      <w:r>
+        <w:t xml:space="preserve"> </w:t>
+      </w:r>
+      <w:proofErr w:type="spellStart"/>
+      <w:r>
+        <w:t>Pencatatan</w:t>
+      </w:r>
+      <w:proofErr w:type="spellEnd"/>
+      <w:r>
+        <w:t xml:space="preserve"> </w:t>
+      </w:r>
+      <w:proofErr w:type="spellStart"/>
+      <w:r>
+        <w:t>Sipil</w:t>
+      </w:r>
+      <w:proofErr w:type="spellEnd"/>
+      <w:r>
+        <w:t xml:space="preserve">; (d) </w:t>
+      </w:r>
+      <w:proofErr w:type="spellStart"/>
+      <w:r>
+        <w:t>Bidang</w:t>
+      </w:r>
+      <w:proofErr w:type="spellEnd"/>
+      <w:r>
+        <w:t xml:space="preserve"> </w:t>
+      </w:r>
+      <w:proofErr w:type="spellStart"/>
+      <w:r>
+        <w:t>Pengelolaan</w:t>
+      </w:r>
+      <w:proofErr w:type="spellEnd"/>
+      <w:r>
+        <w:t xml:space="preserve"> </w:t>
+      </w:r>
+      <w:proofErr w:type="spellStart"/>
+      <w:r>
+        <w:t>Informasi</w:t>
+      </w:r>
+      <w:proofErr w:type="spellEnd"/>
+      <w:r>
+        <w:t xml:space="preserve"> </w:t>
+      </w:r>
+      <w:proofErr w:type="spellStart"/>
+      <w:r>
+        <w:t>Administrasi</w:t>
+      </w:r>
+      <w:proofErr w:type="spellEnd"/>
+      <w:r>
+        <w:t xml:space="preserve"> </w:t>
+      </w:r>
+      <w:proofErr w:type="spellStart"/>
+      <w:r>
+        <w:lastRenderedPageBreak/>
+        <w:t>Kependudukan</w:t>
+      </w:r>
+      <w:proofErr w:type="spellEnd"/>
+      <w:r>
+        <w:t xml:space="preserve">; (e) </w:t>
+      </w:r>
+      <w:proofErr w:type="spellStart"/>
+      <w:r>
+        <w:t>Bidang</w:t>
+      </w:r>
+      <w:proofErr w:type="spellEnd"/>
+      <w:r>
+        <w:t xml:space="preserve"> </w:t>
+      </w:r>
+      <w:proofErr w:type="spellStart"/>
+      <w:r>
+        <w:t>Pemanfaatan</w:t>
+      </w:r>
+      <w:proofErr w:type="spellEnd"/>
+      <w:r>
+        <w:t xml:space="preserve"> Data dan </w:t>
+      </w:r>
+      <w:proofErr w:type="spellStart"/>
+      <w:r>
+        <w:t>Inovasi</w:t>
+      </w:r>
+      <w:proofErr w:type="spellEnd"/>
+      <w:r>
+        <w:t xml:space="preserve">; (f) Unit </w:t>
+      </w:r>
+      <w:proofErr w:type="spellStart"/>
+      <w:r>
+        <w:t>Pelaksana</w:t>
+      </w:r>
+      <w:proofErr w:type="spellEnd"/>
+      <w:r>
+        <w:t xml:space="preserve"> Teknis; dan (g) </w:t>
+      </w:r>
+      <w:proofErr w:type="spellStart"/>
+      <w:r>
+        <w:t>Kelompok</w:t>
+      </w:r>
+      <w:proofErr w:type="spellEnd"/>
+      <w:r>
+        <w:t xml:space="preserve"> </w:t>
+      </w:r>
+      <w:proofErr w:type="spellStart"/>
+      <w:r>
+        <w:t>Jabatan</w:t>
+      </w:r>
+      <w:proofErr w:type="spellEnd"/>
+      <w:r>
+        <w:t xml:space="preserve"> </w:t>
+      </w:r>
+      <w:proofErr w:type="spellStart"/>
+      <w:r>
+        <w:t>Fungsional</w:t>
+      </w:r>
+      <w:proofErr w:type="spellEnd"/>
+      <w:r>
+        <w:t>. Bagian-</w:t>
+      </w:r>
+      <w:proofErr w:type="spellStart"/>
+      <w:r>
+        <w:t>bagian</w:t>
+      </w:r>
+      <w:proofErr w:type="spellEnd"/>
+      <w:r>
+        <w:t xml:space="preserve"> yang paling </w:t>
+      </w:r>
+      <w:proofErr w:type="spellStart"/>
+      <w:r>
+        <w:t>relevan</w:t>
+      </w:r>
+      <w:proofErr w:type="spellEnd"/>
+      <w:r>
+        <w:t xml:space="preserve"> </w:t>
+      </w:r>
+      <w:proofErr w:type="spellStart"/>
+      <w:r>
+        <w:t>dengan</w:t>
+      </w:r>
+      <w:proofErr w:type="spellEnd"/>
+      <w:r>
+        <w:t xml:space="preserve"> </w:t>
+      </w:r>
+      <w:proofErr w:type="spellStart"/>
+      <w:r>
+        <w:t>penerapan</w:t>
+      </w:r>
+      <w:proofErr w:type="spellEnd"/>
+      <w:r>
+        <w:t xml:space="preserve"> </w:t>
+      </w:r>
+      <w:proofErr w:type="spellStart"/>
+      <w:r>
+        <w:t>sistem</w:t>
+      </w:r>
+      <w:proofErr w:type="spellEnd"/>
+      <w:r>
+        <w:t xml:space="preserve"> </w:t>
+      </w:r>
+      <w:proofErr w:type="spellStart"/>
+      <w:r>
+        <w:t>evaluasi</w:t>
+      </w:r>
+      <w:proofErr w:type="spellEnd"/>
+      <w:r>
+        <w:t xml:space="preserve"> </w:t>
+      </w:r>
+      <w:proofErr w:type="spellStart"/>
+      <w:r>
+        <w:t>pelaporan</w:t>
+      </w:r>
+      <w:proofErr w:type="spellEnd"/>
+      <w:r>
+        <w:t xml:space="preserve"> </w:t>
+      </w:r>
+      <w:proofErr w:type="spellStart"/>
+      <w:r>
+        <w:t>dalam</w:t>
+      </w:r>
+      <w:proofErr w:type="spellEnd"/>
+      <w:r>
+        <w:t xml:space="preserve"> </w:t>
+      </w:r>
+      <w:proofErr w:type="spellStart"/>
+      <w:r>
+        <w:t>penelitian</w:t>
+      </w:r>
+      <w:proofErr w:type="spellEnd"/>
+      <w:r>
+        <w:t xml:space="preserve"> </w:t>
+      </w:r>
+      <w:proofErr w:type="spellStart"/>
+      <w:r>
+        <w:t>ini</w:t>
+      </w:r>
+      <w:proofErr w:type="spellEnd"/>
+      <w:r>
+        <w:t xml:space="preserve"> </w:t>
+      </w:r>
+      <w:proofErr w:type="spellStart"/>
+      <w:r>
+        <w:t>adalah</w:t>
+      </w:r>
+      <w:proofErr w:type="spellEnd"/>
+      <w:r>
+        <w:t xml:space="preserve"> </w:t>
+      </w:r>
+      <w:proofErr w:type="spellStart"/>
+      <w:r>
+        <w:t>sebagai</w:t>
+      </w:r>
+      <w:proofErr w:type="spellEnd"/>
+      <w:r>
+        <w:t xml:space="preserve"> </w:t>
+      </w:r>
+      <w:proofErr w:type="spellStart"/>
+      <w:r>
+        <w:t>berikut</w:t>
+      </w:r>
+      <w:proofErr w:type="spellEnd"/>
+      <w:r>
+        <w:t>.</w:t>
+      </w:r>
     </w:p>
     <w:p>
       <w:pPr>
@@ -31424,117 +29462,305 @@
           <w:numId w:val="15"/>
         </w:numPr>
       </w:pPr>
-      <w:proofErr w:type="spellStart"/>
-      <w:r>
-        <w:rPr>
-          <w:b/>
-          <w:bCs/>
-        </w:rPr>
-        <w:t>a. Kepala Dinas: Bertindak sebagai pimpinan puncak yang memimpin, merumuskan kebijakan teknis operasional, mengkoordinasikan, melaksanakan kerja sama dan mengendalikan pelaksanaan urusan pemerintahan bidang administrasi kependudukan dan pencatatan sipil. Dalam sistem yang dikembangkan, Kepala Dinas dapat melihat laporan statistik dashboard secara keseluruhan (Peraturan Bupati Garut Nomor 56 Tahun 2016, Pasal 3).</w:t>
-      </w:r>
-      <w:proofErr w:type="spellEnd"/>
-      <w:r>
-        <w:rPr>
-          <w:b/>
-          <w:bCs/>
-        </w:rPr>
-      </w:r>
-      <w:r/>
-      <w:proofErr w:type="spellStart"/>
-      <w:r/>
-      <w:proofErr w:type="spellEnd"/>
-      <w:r/>
-      <w:proofErr w:type="spellStart"/>
-      <w:r/>
-      <w:proofErr w:type="spellEnd"/>
-      <w:r/>
-      <w:proofErr w:type="spellStart"/>
-      <w:r/>
-      <w:proofErr w:type="spellEnd"/>
-      <w:r/>
-      <w:proofErr w:type="spellStart"/>
-      <w:r/>
-      <w:proofErr w:type="spellEnd"/>
-      <w:r/>
-      <w:proofErr w:type="spellStart"/>
-      <w:r/>
-      <w:proofErr w:type="spellEnd"/>
-      <w:r/>
-      <w:proofErr w:type="spellStart"/>
-      <w:r/>
-      <w:proofErr w:type="spellEnd"/>
-      <w:r/>
-      <w:proofErr w:type="spellStart"/>
-      <w:r/>
-      <w:proofErr w:type="spellEnd"/>
-      <w:r/>
-      <w:proofErr w:type="spellStart"/>
-      <w:r/>
-      <w:proofErr w:type="spellEnd"/>
-      <w:r/>
-      <w:proofErr w:type="spellStart"/>
-      <w:r/>
-      <w:proofErr w:type="spellEnd"/>
-      <w:r/>
-      <w:proofErr w:type="spellStart"/>
-      <w:r/>
-      <w:proofErr w:type="spellEnd"/>
-      <w:r/>
-      <w:proofErr w:type="spellStart"/>
-      <w:r/>
-      <w:proofErr w:type="spellEnd"/>
-      <w:r/>
-      <w:proofErr w:type="spellStart"/>
-      <w:r/>
-      <w:proofErr w:type="spellEnd"/>
-      <w:r/>
-      <w:proofErr w:type="spellStart"/>
-      <w:r/>
-      <w:proofErr w:type="spellEnd"/>
-      <w:r/>
-      <w:proofErr w:type="spellStart"/>
-      <w:r/>
-      <w:proofErr w:type="spellEnd"/>
-      <w:r/>
-      <w:proofErr w:type="spellStart"/>
-      <w:r/>
-      <w:proofErr w:type="spellEnd"/>
-      <w:r/>
-      <w:r>
-        <w:rPr>
-          <w:i/>
-          <w:iCs/>
-        </w:rPr>
-      </w:r>
-      <w:r/>
-      <w:proofErr w:type="spellStart"/>
-      <w:r/>
-      <w:proofErr w:type="spellEnd"/>
-      <w:r/>
-      <w:proofErr w:type="spellStart"/>
-      <w:r/>
-      <w:proofErr w:type="spellEnd"/>
-      <w:r/>
-      <w:proofErr w:type="spellStart"/>
-      <w:r/>
-      <w:proofErr w:type="spellEnd"/>
-      <w:r/>
-      <w:proofErr w:type="spellStart"/>
-      <w:r/>
-      <w:proofErr w:type="spellEnd"/>
-      <w:r/>
-      <w:proofErr w:type="spellStart"/>
-      <w:r/>
-      <w:proofErr w:type="spellEnd"/>
-      <w:r/>
-      <w:proofErr w:type="spellStart"/>
-      <w:r/>
-      <w:proofErr w:type="spellEnd"/>
-      <w:r/>
-      <w:proofErr w:type="spellStart"/>
-      <w:r/>
-      <w:proofErr w:type="spellEnd"/>
-      <w:r/>
+      <w:r>
+        <w:t xml:space="preserve">a. </w:t>
+      </w:r>
+      <w:proofErr w:type="spellStart"/>
+      <w:r>
+        <w:t>Kepala</w:t>
+      </w:r>
+      <w:proofErr w:type="spellEnd"/>
+      <w:r>
+        <w:t xml:space="preserve"> Dinas: </w:t>
+      </w:r>
+      <w:proofErr w:type="spellStart"/>
+      <w:r>
+        <w:t>Bertindak</w:t>
+      </w:r>
+      <w:proofErr w:type="spellEnd"/>
+      <w:r>
+        <w:t xml:space="preserve"> </w:t>
+      </w:r>
+      <w:proofErr w:type="spellStart"/>
+      <w:r>
+        <w:t>sebagai</w:t>
+      </w:r>
+      <w:proofErr w:type="spellEnd"/>
+      <w:r>
+        <w:t xml:space="preserve"> </w:t>
+      </w:r>
+      <w:proofErr w:type="spellStart"/>
+      <w:r>
+        <w:t>pimpinan</w:t>
+      </w:r>
+      <w:proofErr w:type="spellEnd"/>
+      <w:r>
+        <w:t xml:space="preserve"> </w:t>
+      </w:r>
+      <w:proofErr w:type="spellStart"/>
+      <w:r>
+        <w:t>puncak</w:t>
+      </w:r>
+      <w:proofErr w:type="spellEnd"/>
+      <w:r>
+        <w:t xml:space="preserve"> yang </w:t>
+      </w:r>
+      <w:proofErr w:type="spellStart"/>
+      <w:r>
+        <w:t>memimpin</w:t>
+      </w:r>
+      <w:proofErr w:type="spellEnd"/>
+      <w:r>
+        <w:t xml:space="preserve">, </w:t>
+      </w:r>
+      <w:proofErr w:type="spellStart"/>
+      <w:r>
+        <w:t>merumuskan</w:t>
+      </w:r>
+      <w:proofErr w:type="spellEnd"/>
+      <w:r>
+        <w:t xml:space="preserve"> </w:t>
+      </w:r>
+      <w:proofErr w:type="spellStart"/>
+      <w:r>
+        <w:t>kebijakan</w:t>
+      </w:r>
+      <w:proofErr w:type="spellEnd"/>
+      <w:r>
+        <w:t xml:space="preserve"> </w:t>
+      </w:r>
+      <w:proofErr w:type="spellStart"/>
+      <w:r>
+        <w:t>teknis</w:t>
+      </w:r>
+      <w:proofErr w:type="spellEnd"/>
+      <w:r>
+        <w:t xml:space="preserve"> </w:t>
+      </w:r>
+      <w:proofErr w:type="spellStart"/>
+      <w:r>
+        <w:t>operasional</w:t>
+      </w:r>
+      <w:proofErr w:type="spellEnd"/>
+      <w:r>
+        <w:t xml:space="preserve">, </w:t>
+      </w:r>
+      <w:proofErr w:type="spellStart"/>
+      <w:r>
+        <w:t>mengkoordinasikan</w:t>
+      </w:r>
+      <w:proofErr w:type="spellEnd"/>
+      <w:r>
+        <w:t xml:space="preserve">, </w:t>
+      </w:r>
+      <w:proofErr w:type="spellStart"/>
+      <w:r>
+        <w:t>melaksanakan</w:t>
+      </w:r>
+      <w:proofErr w:type="spellEnd"/>
+      <w:r>
+        <w:t xml:space="preserve"> </w:t>
+      </w:r>
+      <w:proofErr w:type="spellStart"/>
+      <w:r>
+        <w:t>kerja</w:t>
+      </w:r>
+      <w:proofErr w:type="spellEnd"/>
+      <w:r>
+        <w:t xml:space="preserve"> </w:t>
+      </w:r>
+      <w:proofErr w:type="spellStart"/>
+      <w:r>
+        <w:t>sama</w:t>
+      </w:r>
+      <w:proofErr w:type="spellEnd"/>
+      <w:r>
+        <w:t xml:space="preserve"> dan </w:t>
+      </w:r>
+      <w:proofErr w:type="spellStart"/>
+      <w:r>
+        <w:t>mengendalikan</w:t>
+      </w:r>
+      <w:proofErr w:type="spellEnd"/>
+      <w:r>
+        <w:t xml:space="preserve"> </w:t>
+      </w:r>
+      <w:proofErr w:type="spellStart"/>
+      <w:r>
+        <w:t>pelaksanaan</w:t>
+      </w:r>
+      <w:proofErr w:type="spellEnd"/>
+      <w:r>
+        <w:t xml:space="preserve"> </w:t>
+      </w:r>
+      <w:proofErr w:type="spellStart"/>
+      <w:r>
+        <w:t>urusan</w:t>
+      </w:r>
+      <w:proofErr w:type="spellEnd"/>
+      <w:r>
+        <w:t xml:space="preserve"> </w:t>
+      </w:r>
+      <w:proofErr w:type="spellStart"/>
+      <w:r>
+        <w:t>pemerintahan</w:t>
+      </w:r>
+      <w:proofErr w:type="spellEnd"/>
+      <w:r>
+        <w:t xml:space="preserve"> </w:t>
+      </w:r>
+      <w:proofErr w:type="spellStart"/>
+      <w:r>
+        <w:t>bidang</w:t>
+      </w:r>
+      <w:proofErr w:type="spellEnd"/>
+      <w:r>
+        <w:t xml:space="preserve"> </w:t>
+      </w:r>
+      <w:proofErr w:type="spellStart"/>
+      <w:r>
+        <w:t>administrasi</w:t>
+      </w:r>
+      <w:proofErr w:type="spellEnd"/>
+      <w:r>
+        <w:t xml:space="preserve"> </w:t>
+      </w:r>
+      <w:proofErr w:type="spellStart"/>
+      <w:r>
+        <w:t>kependudukan</w:t>
+      </w:r>
+      <w:proofErr w:type="spellEnd"/>
+      <w:r>
+        <w:t xml:space="preserve"> dan </w:t>
+      </w:r>
+      <w:proofErr w:type="spellStart"/>
+      <w:r>
+        <w:t>pencatatan</w:t>
+      </w:r>
+      <w:proofErr w:type="spellEnd"/>
+      <w:r>
+        <w:t xml:space="preserve"> </w:t>
+      </w:r>
+      <w:proofErr w:type="spellStart"/>
+      <w:r>
+        <w:t>sipil</w:t>
+      </w:r>
+      <w:proofErr w:type="spellEnd"/>
+      <w:r>
+        <w:t xml:space="preserve">. </w:t>
+      </w:r>
+      <w:proofErr w:type="spellStart"/>
+      <w:r>
+        <w:t>Dalam</w:t>
+      </w:r>
+      <w:proofErr w:type="spellEnd"/>
+      <w:r>
+        <w:t xml:space="preserve"> </w:t>
+      </w:r>
+      <w:proofErr w:type="spellStart"/>
+      <w:r>
+        <w:t>sistem</w:t>
+      </w:r>
+      <w:proofErr w:type="spellEnd"/>
+      <w:r>
+        <w:t xml:space="preserve"> yang </w:t>
+      </w:r>
+      <w:proofErr w:type="spellStart"/>
+      <w:r>
+        <w:t>dikembangkan</w:t>
+      </w:r>
+      <w:proofErr w:type="spellEnd"/>
+      <w:r>
+        <w:t xml:space="preserve">, </w:t>
+      </w:r>
+      <w:proofErr w:type="spellStart"/>
+      <w:r>
+        <w:t>Kepala</w:t>
+      </w:r>
+      <w:proofErr w:type="spellEnd"/>
+      <w:r>
+        <w:t xml:space="preserve"> Dinas </w:t>
+      </w:r>
+      <w:proofErr w:type="spellStart"/>
+      <w:r>
+        <w:t>dapat</w:t>
+      </w:r>
+      <w:proofErr w:type="spellEnd"/>
+      <w:r>
+        <w:t xml:space="preserve"> </w:t>
+      </w:r>
+      <w:proofErr w:type="spellStart"/>
+      <w:r>
+        <w:t>melihat</w:t>
+      </w:r>
+      <w:proofErr w:type="spellEnd"/>
+      <w:r>
+        <w:t xml:space="preserve"> </w:t>
+      </w:r>
+      <w:proofErr w:type="spellStart"/>
+      <w:r>
+        <w:t>laporan</w:t>
+      </w:r>
+      <w:proofErr w:type="spellEnd"/>
+      <w:r>
+        <w:t xml:space="preserve"> </w:t>
+      </w:r>
+      <w:proofErr w:type="spellStart"/>
+      <w:r>
+        <w:t>statistik</w:t>
+      </w:r>
+      <w:proofErr w:type="spellEnd"/>
+      <w:r>
+        <w:t xml:space="preserve"> dashboard </w:t>
+      </w:r>
+      <w:proofErr w:type="spellStart"/>
+      <w:r>
+        <w:t>secara</w:t>
+      </w:r>
+      <w:proofErr w:type="spellEnd"/>
+      <w:r>
+        <w:t xml:space="preserve"> </w:t>
+      </w:r>
+      <w:proofErr w:type="spellStart"/>
+      <w:r>
+        <w:t>keseluruhan</w:t>
+      </w:r>
+      <w:proofErr w:type="spellEnd"/>
+      <w:r>
+        <w:t xml:space="preserve"> (</w:t>
+      </w:r>
+      <w:proofErr w:type="spellStart"/>
+      <w:r>
+        <w:t>Peraturan</w:t>
+      </w:r>
+      <w:proofErr w:type="spellEnd"/>
+      <w:r>
+        <w:t xml:space="preserve"> </w:t>
+      </w:r>
+      <w:proofErr w:type="spellStart"/>
+      <w:r>
+        <w:t>Bupati</w:t>
+      </w:r>
+      <w:proofErr w:type="spellEnd"/>
+      <w:r>
+        <w:t xml:space="preserve"> Garut </w:t>
+      </w:r>
+      <w:proofErr w:type="spellStart"/>
+      <w:r>
+        <w:t>Nomor</w:t>
+      </w:r>
+      <w:proofErr w:type="spellEnd"/>
+      <w:r>
+        <w:t xml:space="preserve"> 56 </w:t>
+      </w:r>
+      <w:proofErr w:type="spellStart"/>
+      <w:r>
+        <w:t>Tahun</w:t>
+      </w:r>
+      <w:proofErr w:type="spellEnd"/>
+      <w:r>
+        <w:t xml:space="preserve"> 2016, Pasal 3).</w:t>
+      </w:r>
     </w:p>
     <w:p>
       <w:pPr>
@@ -31543,314 +29769,360 @@
           <w:numId w:val="15"/>
         </w:numPr>
       </w:pPr>
-      <w:proofErr w:type="spellStart"/>
-      <w:r>
-        <w:rPr>
-          <w:b/>
-          <w:bCs/>
-        </w:rPr>
-        <w:t>b. Sekretariat: Dipimpin oleh seorang Sekretaris yang mempunyai tugas merumuskan rencana kerja kesekretariatan meliputi pelayanan umum dan kepegawaian, keuangan, barang milik daerah dan perencanaan, evaluasi dan pelaporan. Dalam sistem yang dikembangkan, Sekretariat berperan sebagai Admin atau Supervisor yang berwenang meninjau hasil evaluasi otomatis, memberikan persetujuan laporan, dan memonitor kedisiplinan pencatatan aktivitas (Peraturan Bupati Garut Nomor 56 Tahun 2016, Pasal 4).</w:t>
-      </w:r>
-      <w:proofErr w:type="spellEnd"/>
-      <w:r>
-        <w:rPr>
-          <w:b/>
-          <w:bCs/>
-        </w:rPr>
-      </w:r>
-      <w:proofErr w:type="spellStart"/>
-      <w:r>
-        <w:rPr>
-          <w:b/>
-          <w:bCs/>
-        </w:rPr>
-      </w:r>
-      <w:proofErr w:type="spellEnd"/>
-      <w:r>
-        <w:rPr>
-          <w:b/>
-          <w:bCs/>
-        </w:rPr>
-      </w:r>
-      <w:proofErr w:type="spellStart"/>
-      <w:r>
-        <w:rPr>
-          <w:b/>
-          <w:bCs/>
-        </w:rPr>
-      </w:r>
-      <w:proofErr w:type="spellEnd"/>
-      <w:r>
-        <w:rPr>
-          <w:b/>
-          <w:bCs/>
-        </w:rPr>
-      </w:r>
-      <w:proofErr w:type="spellStart"/>
-      <w:r>
-        <w:rPr>
-          <w:b/>
-          <w:bCs/>
-        </w:rPr>
-      </w:r>
-      <w:proofErr w:type="spellEnd"/>
-      <w:r>
-        <w:rPr>
-          <w:b/>
-          <w:bCs/>
-        </w:rPr>
-      </w:r>
-      <w:proofErr w:type="spellStart"/>
-      <w:r>
-        <w:rPr>
-          <w:b/>
-          <w:bCs/>
-        </w:rPr>
-      </w:r>
-      <w:proofErr w:type="spellEnd"/>
-      <w:r>
-        <w:rPr>
-          <w:b/>
-          <w:bCs/>
-        </w:rPr>
-      </w:r>
-      <w:proofErr w:type="spellStart"/>
-      <w:r>
-        <w:rPr>
-          <w:b/>
-          <w:bCs/>
-        </w:rPr>
-      </w:r>
-      <w:proofErr w:type="spellEnd"/>
-      <w:r>
-        <w:rPr>
-          <w:b/>
-          <w:bCs/>
-        </w:rPr>
-      </w:r>
-      <w:proofErr w:type="spellStart"/>
-      <w:r>
-        <w:rPr>
-          <w:b/>
-          <w:bCs/>
-        </w:rPr>
-      </w:r>
-      <w:proofErr w:type="spellEnd"/>
-      <w:r>
-        <w:rPr>
-          <w:b/>
-          <w:bCs/>
-        </w:rPr>
-      </w:r>
-      <w:proofErr w:type="spellStart"/>
-      <w:r>
-        <w:rPr>
-          <w:b/>
-          <w:bCs/>
-        </w:rPr>
-      </w:r>
-      <w:proofErr w:type="spellEnd"/>
-      <w:r>
-        <w:rPr>
-          <w:b/>
-          <w:bCs/>
-        </w:rPr>
-      </w:r>
-      <w:proofErr w:type="spellStart"/>
-      <w:r>
-        <w:rPr>
-          <w:b/>
-          <w:bCs/>
-        </w:rPr>
-      </w:r>
-      <w:proofErr w:type="spellEnd"/>
-      <w:r>
-        <w:rPr>
-          <w:b/>
-          <w:bCs/>
-        </w:rPr>
-      </w:r>
-      <w:proofErr w:type="spellStart"/>
-      <w:r>
-        <w:rPr>
-          <w:b/>
-          <w:bCs/>
-        </w:rPr>
-      </w:r>
-      <w:proofErr w:type="spellEnd"/>
-      <w:r>
-        <w:rPr>
-          <w:b/>
-          <w:bCs/>
-        </w:rPr>
-      </w:r>
-      <w:proofErr w:type="spellStart"/>
-      <w:r>
-        <w:rPr>
-          <w:b/>
-          <w:bCs/>
-        </w:rPr>
-      </w:r>
-      <w:proofErr w:type="spellEnd"/>
-      <w:r>
-        <w:rPr>
-          <w:b/>
-          <w:bCs/>
-        </w:rPr>
-      </w:r>
-      <w:proofErr w:type="spellStart"/>
-      <w:r>
-        <w:rPr>
-          <w:b/>
-          <w:bCs/>
-        </w:rPr>
-      </w:r>
-      <w:proofErr w:type="spellEnd"/>
-      <w:r>
-        <w:rPr>
-          <w:b/>
-          <w:bCs/>
-        </w:rPr>
-      </w:r>
-      <w:proofErr w:type="spellStart"/>
-      <w:r>
-        <w:rPr>
-          <w:b/>
-          <w:bCs/>
-        </w:rPr>
-      </w:r>
-      <w:proofErr w:type="spellEnd"/>
-      <w:r>
-        <w:rPr>
-          <w:b/>
-          <w:bCs/>
-        </w:rPr>
-      </w:r>
-      <w:proofErr w:type="spellStart"/>
-      <w:r>
-        <w:rPr>
-          <w:b/>
-          <w:bCs/>
-        </w:rPr>
-      </w:r>
-      <w:proofErr w:type="spellEnd"/>
-      <w:r>
-        <w:rPr>
-          <w:b/>
-          <w:bCs/>
-        </w:rPr>
-      </w:r>
-      <w:proofErr w:type="spellStart"/>
-      <w:r>
-        <w:rPr>
-          <w:b/>
-          <w:bCs/>
-        </w:rPr>
-      </w:r>
-      <w:proofErr w:type="spellEnd"/>
-      <w:r>
-        <w:rPr>
-          <w:b/>
-          <w:bCs/>
-        </w:rPr>
-      </w:r>
-      <w:proofErr w:type="spellStart"/>
-      <w:r>
-        <w:rPr>
-          <w:b/>
-          <w:bCs/>
-        </w:rPr>
-      </w:r>
-      <w:proofErr w:type="spellEnd"/>
-      <w:r>
-        <w:rPr>
-          <w:b/>
-          <w:bCs/>
-        </w:rPr>
-      </w:r>
-      <w:proofErr w:type="spellStart"/>
-      <w:r>
-        <w:rPr>
-          <w:b/>
-          <w:bCs/>
-        </w:rPr>
-      </w:r>
-      <w:proofErr w:type="spellEnd"/>
-      <w:r>
-        <w:rPr>
-          <w:b/>
-          <w:bCs/>
-        </w:rPr>
-      </w:r>
-      <w:proofErr w:type="spellStart"/>
-      <w:r>
-        <w:rPr>
-          <w:b/>
-          <w:bCs/>
-        </w:rPr>
-      </w:r>
-      <w:proofErr w:type="spellEnd"/>
-      <w:r>
-        <w:rPr>
-          <w:b/>
-          <w:bCs/>
-        </w:rPr>
-      </w:r>
-      <w:proofErr w:type="spellStart"/>
-      <w:r>
-        <w:rPr>
-          <w:b/>
-          <w:bCs/>
-        </w:rPr>
-      </w:r>
-      <w:proofErr w:type="spellEnd"/>
-      <w:r>
-        <w:rPr>
-          <w:b/>
-          <w:bCs/>
-        </w:rPr>
-      </w:r>
-      <w:proofErr w:type="spellStart"/>
-      <w:r>
-        <w:rPr>
-          <w:b/>
-          <w:bCs/>
-        </w:rPr>
-      </w:r>
-      <w:proofErr w:type="spellEnd"/>
-      <w:r>
-        <w:rPr>
-          <w:b/>
-          <w:bCs/>
-        </w:rPr>
-      </w:r>
-      <w:proofErr w:type="spellStart"/>
-      <w:r>
-        <w:rPr>
-          <w:b/>
-          <w:bCs/>
-        </w:rPr>
-      </w:r>
-      <w:proofErr w:type="spellEnd"/>
-      <w:r>
-        <w:rPr>
-          <w:b/>
-          <w:bCs/>
-        </w:rPr>
-      </w:r>
-      <w:proofErr w:type="spellStart"/>
-      <w:r>
-        <w:rPr>
-          <w:b/>
-          <w:bCs/>
-        </w:rPr>
-      </w:r>
-      <w:proofErr w:type="spellEnd"/>
-      <w:r>
-        <w:rPr>
-          <w:b/>
-          <w:bCs/>
-        </w:rPr>
+      <w:r>
+        <w:t xml:space="preserve">b. </w:t>
+      </w:r>
+      <w:proofErr w:type="spellStart"/>
+      <w:r>
+        <w:t>Sekretariat</w:t>
+      </w:r>
+      <w:proofErr w:type="spellEnd"/>
+      <w:r>
+        <w:t xml:space="preserve">: </w:t>
+      </w:r>
+      <w:proofErr w:type="spellStart"/>
+      <w:r>
+        <w:t>Dipimpin</w:t>
+      </w:r>
+      <w:proofErr w:type="spellEnd"/>
+      <w:r>
+        <w:t xml:space="preserve"> oleh </w:t>
+      </w:r>
+      <w:proofErr w:type="spellStart"/>
+      <w:r>
+        <w:t>seorang</w:t>
+      </w:r>
+      <w:proofErr w:type="spellEnd"/>
+      <w:r>
+        <w:t xml:space="preserve"> </w:t>
+      </w:r>
+      <w:proofErr w:type="spellStart"/>
+      <w:r>
+        <w:t>Sekretaris</w:t>
+      </w:r>
+      <w:proofErr w:type="spellEnd"/>
+      <w:r>
+        <w:t xml:space="preserve"> yang </w:t>
+      </w:r>
+      <w:proofErr w:type="spellStart"/>
+      <w:r>
+        <w:t>mempunyai</w:t>
+      </w:r>
+      <w:proofErr w:type="spellEnd"/>
+      <w:r>
+        <w:t xml:space="preserve"> </w:t>
+      </w:r>
+      <w:proofErr w:type="spellStart"/>
+      <w:r>
+        <w:t>tugas</w:t>
+      </w:r>
+      <w:proofErr w:type="spellEnd"/>
+      <w:r>
+        <w:t xml:space="preserve"> </w:t>
+      </w:r>
+      <w:proofErr w:type="spellStart"/>
+      <w:r>
+        <w:t>merumuskan</w:t>
+      </w:r>
+      <w:proofErr w:type="spellEnd"/>
+      <w:r>
+        <w:t xml:space="preserve"> </w:t>
+      </w:r>
+      <w:proofErr w:type="spellStart"/>
+      <w:r>
+        <w:t>rencana</w:t>
+      </w:r>
+      <w:proofErr w:type="spellEnd"/>
+      <w:r>
+        <w:t xml:space="preserve"> </w:t>
+      </w:r>
+      <w:proofErr w:type="spellStart"/>
+      <w:r>
+        <w:t>kerja</w:t>
+      </w:r>
+      <w:proofErr w:type="spellEnd"/>
+      <w:r>
+        <w:t xml:space="preserve"> </w:t>
+      </w:r>
+      <w:proofErr w:type="spellStart"/>
+      <w:r>
+        <w:t>kesekretariatan</w:t>
+      </w:r>
+      <w:proofErr w:type="spellEnd"/>
+      <w:r>
+        <w:t xml:space="preserve"> </w:t>
+      </w:r>
+      <w:proofErr w:type="spellStart"/>
+      <w:r>
+        <w:t>meliputi</w:t>
+      </w:r>
+      <w:proofErr w:type="spellEnd"/>
+      <w:r>
+        <w:t xml:space="preserve"> </w:t>
+      </w:r>
+      <w:proofErr w:type="spellStart"/>
+      <w:r>
+        <w:t>pelayanan</w:t>
+      </w:r>
+      <w:proofErr w:type="spellEnd"/>
+      <w:r>
+        <w:t xml:space="preserve"> </w:t>
+      </w:r>
+      <w:proofErr w:type="spellStart"/>
+      <w:r>
+        <w:t>umum</w:t>
+      </w:r>
+      <w:proofErr w:type="spellEnd"/>
+      <w:r>
+        <w:t xml:space="preserve"> dan </w:t>
+      </w:r>
+      <w:proofErr w:type="spellStart"/>
+      <w:r>
+        <w:t>kepegawaian</w:t>
+      </w:r>
+      <w:proofErr w:type="spellEnd"/>
+      <w:r>
+        <w:t xml:space="preserve">, </w:t>
+      </w:r>
+      <w:proofErr w:type="spellStart"/>
+      <w:r>
+        <w:t>keuangan</w:t>
+      </w:r>
+      <w:proofErr w:type="spellEnd"/>
+      <w:r>
+        <w:t xml:space="preserve">, </w:t>
+      </w:r>
+      <w:proofErr w:type="spellStart"/>
+      <w:r>
+        <w:t>barang</w:t>
+      </w:r>
+      <w:proofErr w:type="spellEnd"/>
+      <w:r>
+        <w:t xml:space="preserve"> </w:t>
+      </w:r>
+      <w:proofErr w:type="spellStart"/>
+      <w:r>
+        <w:t>milik</w:t>
+      </w:r>
+      <w:proofErr w:type="spellEnd"/>
+      <w:r>
+        <w:t xml:space="preserve"> </w:t>
+      </w:r>
+      <w:proofErr w:type="spellStart"/>
+      <w:r>
+        <w:t>daerah</w:t>
+      </w:r>
+      <w:proofErr w:type="spellEnd"/>
+      <w:r>
+        <w:t xml:space="preserve"> dan </w:t>
+      </w:r>
+      <w:proofErr w:type="spellStart"/>
+      <w:r>
+        <w:t>perencanaan</w:t>
+      </w:r>
+      <w:proofErr w:type="spellEnd"/>
+      <w:r>
+        <w:t xml:space="preserve">, </w:t>
+      </w:r>
+      <w:proofErr w:type="spellStart"/>
+      <w:r>
+        <w:t>evaluasi</w:t>
+      </w:r>
+      <w:proofErr w:type="spellEnd"/>
+      <w:r>
+        <w:t xml:space="preserve"> dan </w:t>
+      </w:r>
+      <w:proofErr w:type="spellStart"/>
+      <w:r>
+        <w:t>pelaporan</w:t>
+      </w:r>
+      <w:proofErr w:type="spellEnd"/>
+      <w:r>
+        <w:t xml:space="preserve">. </w:t>
+      </w:r>
+      <w:proofErr w:type="spellStart"/>
+      <w:r>
+        <w:t>Dalam</w:t>
+      </w:r>
+      <w:proofErr w:type="spellEnd"/>
+      <w:r>
+        <w:t xml:space="preserve"> </w:t>
+      </w:r>
+      <w:proofErr w:type="spellStart"/>
+      <w:r>
+        <w:t>sistem</w:t>
+      </w:r>
+      <w:proofErr w:type="spellEnd"/>
+      <w:r>
+        <w:t xml:space="preserve"> yang </w:t>
+      </w:r>
+      <w:proofErr w:type="spellStart"/>
+      <w:r>
+        <w:t>dikembangkan</w:t>
+      </w:r>
+      <w:proofErr w:type="spellEnd"/>
+      <w:r>
+        <w:t xml:space="preserve">, </w:t>
+      </w:r>
+      <w:proofErr w:type="spellStart"/>
+      <w:r>
+        <w:t>Sekretariat</w:t>
+      </w:r>
+      <w:proofErr w:type="spellEnd"/>
+      <w:r>
+        <w:t xml:space="preserve"> </w:t>
+      </w:r>
+      <w:proofErr w:type="spellStart"/>
+      <w:r>
+        <w:t>berperan</w:t>
+      </w:r>
+      <w:proofErr w:type="spellEnd"/>
+      <w:r>
+        <w:t xml:space="preserve"> </w:t>
+      </w:r>
+      <w:proofErr w:type="spellStart"/>
+      <w:r>
+        <w:t>sebagai</w:t>
+      </w:r>
+      <w:proofErr w:type="spellEnd"/>
+      <w:r>
+        <w:t xml:space="preserve"> Admin </w:t>
+      </w:r>
+      <w:proofErr w:type="spellStart"/>
+      <w:r>
+        <w:t>atau</w:t>
+      </w:r>
+      <w:proofErr w:type="spellEnd"/>
+      <w:r>
+        <w:t xml:space="preserve"> Supervisor yang </w:t>
+      </w:r>
+      <w:proofErr w:type="spellStart"/>
+      <w:r>
+        <w:t>berwenang</w:t>
+      </w:r>
+      <w:proofErr w:type="spellEnd"/>
+      <w:r>
+        <w:t xml:space="preserve"> </w:t>
+      </w:r>
+      <w:proofErr w:type="spellStart"/>
+      <w:r>
+        <w:t>meninjau</w:t>
+      </w:r>
+      <w:proofErr w:type="spellEnd"/>
+      <w:r>
+        <w:t xml:space="preserve"> </w:t>
+      </w:r>
+      <w:proofErr w:type="spellStart"/>
+      <w:r>
+        <w:t>hasil</w:t>
+      </w:r>
+      <w:proofErr w:type="spellEnd"/>
+      <w:r>
+        <w:t xml:space="preserve"> </w:t>
+      </w:r>
+      <w:proofErr w:type="spellStart"/>
+      <w:r>
+        <w:t>evaluasi</w:t>
+      </w:r>
+      <w:proofErr w:type="spellEnd"/>
+      <w:r>
+        <w:t xml:space="preserve"> </w:t>
+      </w:r>
+      <w:proofErr w:type="spellStart"/>
+      <w:r>
+        <w:t>otomatis</w:t>
+      </w:r>
+      <w:proofErr w:type="spellEnd"/>
+      <w:r>
+        <w:t xml:space="preserve">, </w:t>
+      </w:r>
+      <w:proofErr w:type="spellStart"/>
+      <w:r>
+        <w:t>memberikan</w:t>
+      </w:r>
+      <w:proofErr w:type="spellEnd"/>
+      <w:r>
+        <w:t xml:space="preserve"> </w:t>
+      </w:r>
+      <w:proofErr w:type="spellStart"/>
+      <w:r>
+        <w:t>persetujuan</w:t>
+      </w:r>
+      <w:proofErr w:type="spellEnd"/>
+      <w:r>
+        <w:t xml:space="preserve"> </w:t>
+      </w:r>
+      <w:proofErr w:type="spellStart"/>
+      <w:r>
+        <w:t>laporan</w:t>
+      </w:r>
+      <w:proofErr w:type="spellEnd"/>
+      <w:r>
+        <w:t xml:space="preserve">, dan </w:t>
+      </w:r>
+      <w:proofErr w:type="spellStart"/>
+      <w:r>
+        <w:t>memonitor</w:t>
+      </w:r>
+      <w:proofErr w:type="spellEnd"/>
+      <w:r>
+        <w:t xml:space="preserve"> </w:t>
+      </w:r>
+      <w:proofErr w:type="spellStart"/>
+      <w:r>
+        <w:t>kedisiplinan</w:t>
+      </w:r>
+      <w:proofErr w:type="spellEnd"/>
+      <w:r>
+        <w:t xml:space="preserve"> </w:t>
+      </w:r>
+      <w:proofErr w:type="spellStart"/>
+      <w:r>
+        <w:t>pencatatan</w:t>
+      </w:r>
+      <w:proofErr w:type="spellEnd"/>
+      <w:r>
+        <w:t xml:space="preserve"> </w:t>
+      </w:r>
+      <w:proofErr w:type="spellStart"/>
+      <w:r>
+        <w:t>aktivitas</w:t>
+      </w:r>
+      <w:proofErr w:type="spellEnd"/>
+      <w:r>
+        <w:t xml:space="preserve"> (</w:t>
+      </w:r>
+      <w:proofErr w:type="spellStart"/>
+      <w:r>
+        <w:t>Peraturan</w:t>
+      </w:r>
+      <w:proofErr w:type="spellEnd"/>
+      <w:r>
+        <w:t xml:space="preserve"> </w:t>
+      </w:r>
+      <w:proofErr w:type="spellStart"/>
+      <w:r>
+        <w:t>Bupati</w:t>
+      </w:r>
+      <w:proofErr w:type="spellEnd"/>
+      <w:r>
+        <w:t xml:space="preserve"> Garut </w:t>
+      </w:r>
+      <w:proofErr w:type="spellStart"/>
+      <w:r>
+        <w:t>Nomor</w:t>
+      </w:r>
+      <w:proofErr w:type="spellEnd"/>
+      <w:r>
+        <w:t xml:space="preserve"> 56 </w:t>
+      </w:r>
+      <w:proofErr w:type="spellStart"/>
+      <w:r>
+        <w:t>Tahun</w:t>
+      </w:r>
+      <w:proofErr w:type="spellEnd"/>
+      <w:r>
+        <w:t xml:space="preserve"> 2016, Pasal 4).</w:t>
       </w:r>
     </w:p>
     <w:p>
@@ -31860,156 +30132,225 @@
           <w:numId w:val="15"/>
         </w:numPr>
       </w:pPr>
-      <w:proofErr w:type="spellStart"/>
-      <w:r>
-        <w:rPr>
-          <w:b/>
-          <w:bCs/>
-        </w:rPr>
-        <w:t>c. Bidang Pengelolaan Informasi Administrasi Kependudukan (PIAK): Bertanggung jawab atas pengelolaan informasi administrasi kependudukan. Staf dari bidang ini akan banyak berinteraksi dengan fitur pelaporan anomali data dan deteksi data duplikat dalam sistem yang dikembangkan.</w:t>
-      </w:r>
-      <w:proofErr w:type="spellEnd"/>
-      <w:r>
-        <w:rPr>
-          <w:b/>
-          <w:bCs/>
-        </w:rPr>
-      </w:r>
-      <w:proofErr w:type="spellStart"/>
-      <w:r>
-        <w:rPr>
-          <w:b/>
-          <w:bCs/>
-        </w:rPr>
-      </w:r>
-      <w:proofErr w:type="spellEnd"/>
-      <w:r>
-        <w:rPr>
-          <w:b/>
-          <w:bCs/>
-        </w:rPr>
-      </w:r>
-      <w:proofErr w:type="spellStart"/>
-      <w:r>
-        <w:rPr>
-          <w:b/>
-          <w:bCs/>
-        </w:rPr>
-      </w:r>
-      <w:proofErr w:type="spellEnd"/>
-      <w:r>
-        <w:rPr>
-          <w:b/>
-          <w:bCs/>
-        </w:rPr>
-      </w:r>
-      <w:proofErr w:type="spellStart"/>
-      <w:r>
-        <w:rPr>
-          <w:b/>
-          <w:bCs/>
-        </w:rPr>
-      </w:r>
-      <w:proofErr w:type="spellEnd"/>
-      <w:r>
-        <w:rPr>
-          <w:b/>
-          <w:bCs/>
-        </w:rPr>
-      </w:r>
-      <w:proofErr w:type="spellStart"/>
-      <w:r>
-        <w:rPr>
-          <w:b/>
-          <w:bCs/>
-        </w:rPr>
-      </w:r>
-      <w:proofErr w:type="spellEnd"/>
-      <w:r>
-        <w:rPr>
-          <w:b/>
-          <w:bCs/>
-        </w:rPr>
-      </w:r>
-      <w:r/>
-      <w:proofErr w:type="spellStart"/>
-      <w:r/>
-      <w:proofErr w:type="spellEnd"/>
-      <w:r/>
-      <w:proofErr w:type="spellStart"/>
-      <w:r/>
-      <w:proofErr w:type="spellEnd"/>
-      <w:r/>
-      <w:proofErr w:type="spellStart"/>
-      <w:r/>
-      <w:proofErr w:type="spellEnd"/>
-      <w:r/>
-      <w:proofErr w:type="spellStart"/>
-      <w:r/>
-      <w:proofErr w:type="spellEnd"/>
-      <w:r/>
-      <w:proofErr w:type="spellStart"/>
-      <w:r/>
-      <w:proofErr w:type="spellEnd"/>
-      <w:r/>
-      <w:proofErr w:type="spellStart"/>
-      <w:r/>
-      <w:proofErr w:type="spellEnd"/>
-      <w:r/>
-      <w:proofErr w:type="spellStart"/>
-      <w:r/>
-      <w:proofErr w:type="spellEnd"/>
-      <w:r/>
-      <w:proofErr w:type="spellStart"/>
-      <w:r/>
-      <w:proofErr w:type="spellEnd"/>
-      <w:r/>
-      <w:r>
-        <w:rPr>
-          <w:i/>
-          <w:iCs/>
-        </w:rPr>
-      </w:r>
-      <w:r/>
-      <w:proofErr w:type="spellStart"/>
-      <w:r/>
-      <w:proofErr w:type="spellEnd"/>
-      <w:r/>
-      <w:proofErr w:type="spellStart"/>
-      <w:r/>
-      <w:proofErr w:type="spellEnd"/>
-      <w:r/>
-      <w:proofErr w:type="spellStart"/>
-      <w:r/>
-      <w:proofErr w:type="spellEnd"/>
-      <w:r/>
-      <w:proofErr w:type="spellStart"/>
-      <w:r/>
-      <w:proofErr w:type="spellEnd"/>
-      <w:r/>
-      <w:proofErr w:type="spellStart"/>
-      <w:r/>
-      <w:proofErr w:type="spellEnd"/>
-      <w:r/>
-      <w:proofErr w:type="spellStart"/>
-      <w:r/>
-      <w:proofErr w:type="spellEnd"/>
-      <w:r/>
-      <w:proofErr w:type="spellStart"/>
-      <w:r/>
-      <w:proofErr w:type="spellEnd"/>
-      <w:r/>
-      <w:proofErr w:type="spellStart"/>
-      <w:r/>
-      <w:proofErr w:type="spellEnd"/>
-      <w:r/>
-      <w:r>
-        <w:rPr>
-          <w:i/>
-          <w:iCs/>
-        </w:rPr>
-      </w:r>
-      <w:r/>
+      <w:r>
+        <w:t xml:space="preserve">c. </w:t>
+      </w:r>
+      <w:proofErr w:type="spellStart"/>
+      <w:r>
+        <w:t>Bidang</w:t>
+      </w:r>
+      <w:proofErr w:type="spellEnd"/>
+      <w:r>
+        <w:t xml:space="preserve"> </w:t>
+      </w:r>
+      <w:proofErr w:type="spellStart"/>
+      <w:r>
+        <w:t>Pengelolaan</w:t>
+      </w:r>
+      <w:proofErr w:type="spellEnd"/>
+      <w:r>
+        <w:t xml:space="preserve"> </w:t>
+      </w:r>
+      <w:proofErr w:type="spellStart"/>
+      <w:r>
+        <w:t>Informasi</w:t>
+      </w:r>
+      <w:proofErr w:type="spellEnd"/>
+      <w:r>
+        <w:t xml:space="preserve"> </w:t>
+      </w:r>
+      <w:proofErr w:type="spellStart"/>
+      <w:r>
+        <w:t>Administrasi</w:t>
+      </w:r>
+      <w:proofErr w:type="spellEnd"/>
+      <w:r>
+        <w:t xml:space="preserve"> </w:t>
+      </w:r>
+      <w:proofErr w:type="spellStart"/>
+      <w:r>
+        <w:t>Kependudukan</w:t>
+      </w:r>
+      <w:proofErr w:type="spellEnd"/>
+      <w:r>
+        <w:t xml:space="preserve"> (PIAK): </w:t>
+      </w:r>
+      <w:proofErr w:type="spellStart"/>
+      <w:r>
+        <w:t>Bertanggung</w:t>
+      </w:r>
+      <w:proofErr w:type="spellEnd"/>
+      <w:r>
+        <w:t xml:space="preserve"> </w:t>
+      </w:r>
+      <w:proofErr w:type="spellStart"/>
+      <w:r>
+        <w:t>jawab</w:t>
+      </w:r>
+      <w:proofErr w:type="spellEnd"/>
+      <w:r>
+        <w:t xml:space="preserve"> </w:t>
+      </w:r>
+      <w:proofErr w:type="spellStart"/>
+      <w:r>
+        <w:t>atas</w:t>
+      </w:r>
+      <w:proofErr w:type="spellEnd"/>
+      <w:r>
+        <w:t xml:space="preserve"> </w:t>
+      </w:r>
+      <w:proofErr w:type="spellStart"/>
+      <w:r>
+        <w:t>pengelolaan</w:t>
+      </w:r>
+      <w:proofErr w:type="spellEnd"/>
+      <w:r>
+        <w:t xml:space="preserve"> </w:t>
+      </w:r>
+      <w:proofErr w:type="spellStart"/>
+      <w:r>
+        <w:t>informasi</w:t>
+      </w:r>
+      <w:proofErr w:type="spellEnd"/>
+      <w:r>
+        <w:t xml:space="preserve"> </w:t>
+      </w:r>
+      <w:proofErr w:type="spellStart"/>
+      <w:r>
+        <w:t>administrasi</w:t>
+      </w:r>
+      <w:proofErr w:type="spellEnd"/>
+      <w:r>
+        <w:t xml:space="preserve"> </w:t>
+      </w:r>
+      <w:proofErr w:type="spellStart"/>
+      <w:r>
+        <w:t>kependudukan</w:t>
+      </w:r>
+      <w:proofErr w:type="spellEnd"/>
+      <w:r>
+        <w:t xml:space="preserve">. Staf </w:t>
+      </w:r>
+      <w:proofErr w:type="spellStart"/>
+      <w:r>
+        <w:t>dari</w:t>
+      </w:r>
+      <w:proofErr w:type="spellEnd"/>
+      <w:r>
+        <w:t xml:space="preserve"> </w:t>
+      </w:r>
+      <w:proofErr w:type="spellStart"/>
+      <w:r>
+        <w:t>bidang</w:t>
+      </w:r>
+      <w:proofErr w:type="spellEnd"/>
+      <w:r>
+        <w:t xml:space="preserve"> </w:t>
+      </w:r>
+      <w:proofErr w:type="spellStart"/>
+      <w:r>
+        <w:t>ini</w:t>
+      </w:r>
+      <w:proofErr w:type="spellEnd"/>
+      <w:r>
+        <w:t xml:space="preserve"> </w:t>
+      </w:r>
+      <w:proofErr w:type="spellStart"/>
+      <w:r>
+        <w:t>akan</w:t>
+      </w:r>
+      <w:proofErr w:type="spellEnd"/>
+      <w:r>
+        <w:t xml:space="preserve"> </w:t>
+      </w:r>
+      <w:proofErr w:type="spellStart"/>
+      <w:r>
+        <w:t>banyak</w:t>
+      </w:r>
+      <w:proofErr w:type="spellEnd"/>
+      <w:r>
+        <w:t xml:space="preserve"> </w:t>
+      </w:r>
+      <w:proofErr w:type="spellStart"/>
+      <w:r>
+        <w:t>berinteraksi</w:t>
+      </w:r>
+      <w:proofErr w:type="spellEnd"/>
+      <w:r>
+        <w:t xml:space="preserve"> </w:t>
+      </w:r>
+      <w:proofErr w:type="spellStart"/>
+      <w:r>
+        <w:t>dengan</w:t>
+      </w:r>
+      <w:proofErr w:type="spellEnd"/>
+      <w:r>
+        <w:t xml:space="preserve"> </w:t>
+      </w:r>
+      <w:proofErr w:type="spellStart"/>
+      <w:r>
+        <w:t>fitur</w:t>
+      </w:r>
+      <w:proofErr w:type="spellEnd"/>
+      <w:r>
+        <w:t xml:space="preserve"> </w:t>
+      </w:r>
+      <w:proofErr w:type="spellStart"/>
+      <w:r>
+        <w:t>pelaporan</w:t>
+      </w:r>
+      <w:proofErr w:type="spellEnd"/>
+      <w:r>
+        <w:t xml:space="preserve"> </w:t>
+      </w:r>
+      <w:proofErr w:type="spellStart"/>
+      <w:r>
+        <w:t>anomali</w:t>
+      </w:r>
+      <w:proofErr w:type="spellEnd"/>
+      <w:r>
+        <w:t xml:space="preserve"> data dan </w:t>
+      </w:r>
+      <w:proofErr w:type="spellStart"/>
+      <w:r>
+        <w:t>deteksi</w:t>
+      </w:r>
+      <w:proofErr w:type="spellEnd"/>
+      <w:r>
+        <w:t xml:space="preserve"> data </w:t>
+      </w:r>
+      <w:proofErr w:type="spellStart"/>
+      <w:r>
+        <w:t>duplikat</w:t>
+      </w:r>
+      <w:proofErr w:type="spellEnd"/>
+      <w:r>
+        <w:t xml:space="preserve"> </w:t>
+      </w:r>
+      <w:proofErr w:type="spellStart"/>
+      <w:r>
+        <w:t>dalam</w:t>
+      </w:r>
+      <w:proofErr w:type="spellEnd"/>
+      <w:r>
+        <w:t xml:space="preserve"> </w:t>
+      </w:r>
+      <w:proofErr w:type="spellStart"/>
+      <w:r>
+        <w:t>sistem</w:t>
+      </w:r>
+      <w:proofErr w:type="spellEnd"/>
+      <w:r>
+        <w:t xml:space="preserve"> yang </w:t>
+      </w:r>
+      <w:proofErr w:type="spellStart"/>
+      <w:r>
+        <w:t>dikembangkan</w:t>
+      </w:r>
+      <w:proofErr w:type="spellEnd"/>
+      <w:r>
+        <w:t>.</w:t>
+      </w:r>
     </w:p>
     <w:p>
       <w:pPr>
@@ -32019,305 +30360,39 @@
         </w:numPr>
       </w:pPr>
       <w:r>
-        <w:rPr>
-          <w:b/>
-          <w:bCs/>
-        </w:rPr>
-        <w:t>d. Staf Pelayanan/Operator: Merupakan pengguna utama (end-user) sistem yang dikembangkan, yang diwajibkan menginput laporan harian aktivitas, melakukan pelaporan kesalahan data, dan memanfaatkan sistem evaluasi otomatis sebagai panduan operasional layanan.</w:t>
-      </w:r>
-      <w:proofErr w:type="spellStart"/>
-      <w:r>
-        <w:rPr>
-          <w:b/>
-          <w:bCs/>
-        </w:rPr>
-      </w:r>
-      <w:proofErr w:type="spellEnd"/>
-      <w:r>
-        <w:rPr>
-          <w:b/>
-          <w:bCs/>
-        </w:rPr>
-      </w:r>
-      <w:proofErr w:type="spellStart"/>
-      <w:r>
-        <w:rPr>
-          <w:b/>
-          <w:bCs/>
-        </w:rPr>
-      </w:r>
-      <w:proofErr w:type="spellEnd"/>
-      <w:r>
-        <w:rPr>
-          <w:b/>
-          <w:bCs/>
-        </w:rPr>
-      </w:r>
-      <w:proofErr w:type="spellStart"/>
-      <w:r>
-        <w:rPr>
-          <w:b/>
-          <w:bCs/>
-        </w:rPr>
-      </w:r>
-      <w:proofErr w:type="spellEnd"/>
-      <w:r>
-        <w:rPr>
-          <w:b/>
-          <w:bCs/>
-        </w:rPr>
-      </w:r>
-      <w:proofErr w:type="spellStart"/>
-      <w:r>
-        <w:rPr>
-          <w:b/>
-          <w:bCs/>
-        </w:rPr>
-      </w:r>
-      <w:proofErr w:type="spellEnd"/>
-      <w:r>
-        <w:rPr>
-          <w:b/>
-          <w:bCs/>
-        </w:rPr>
-      </w:r>
-      <w:proofErr w:type="spellStart"/>
-      <w:r>
-        <w:rPr>
-          <w:b/>
-          <w:bCs/>
-        </w:rPr>
-      </w:r>
-      <w:proofErr w:type="spellEnd"/>
-      <w:r>
-        <w:rPr>
-          <w:b/>
-          <w:bCs/>
-        </w:rPr>
-      </w:r>
-      <w:proofErr w:type="spellStart"/>
-      <w:r>
-        <w:rPr>
-          <w:b/>
-          <w:bCs/>
-        </w:rPr>
-      </w:r>
-      <w:proofErr w:type="spellEnd"/>
-      <w:r>
-        <w:rPr>
-          <w:b/>
-          <w:bCs/>
-        </w:rPr>
-      </w:r>
-      <w:proofErr w:type="spellStart"/>
-      <w:r>
-        <w:rPr>
-          <w:b/>
-          <w:bCs/>
-        </w:rPr>
-      </w:r>
-      <w:proofErr w:type="spellEnd"/>
-      <w:r>
-        <w:rPr>
-          <w:b/>
-          <w:bCs/>
-        </w:rPr>
-      </w:r>
-      <w:proofErr w:type="spellStart"/>
-      <w:r>
-        <w:rPr>
-          <w:b/>
-          <w:bCs/>
-        </w:rPr>
-      </w:r>
-      <w:proofErr w:type="spellEnd"/>
-      <w:r>
-        <w:rPr>
-          <w:b/>
-          <w:bCs/>
-        </w:rPr>
-      </w:r>
-      <w:proofErr w:type="spellStart"/>
-      <w:r>
-        <w:rPr>
-          <w:b/>
-          <w:bCs/>
-        </w:rPr>
-      </w:r>
-      <w:proofErr w:type="spellEnd"/>
-      <w:r>
-        <w:rPr>
-          <w:b/>
-          <w:bCs/>
-        </w:rPr>
-      </w:r>
-      <w:proofErr w:type="spellStart"/>
-      <w:r>
-        <w:rPr>
-          <w:b/>
-          <w:bCs/>
-        </w:rPr>
-      </w:r>
-      <w:proofErr w:type="spellEnd"/>
-      <w:r>
-        <w:rPr>
-          <w:b/>
-          <w:bCs/>
-        </w:rPr>
-      </w:r>
-      <w:proofErr w:type="spellStart"/>
-      <w:r>
-        <w:rPr>
-          <w:b/>
-          <w:bCs/>
-        </w:rPr>
-      </w:r>
-      <w:proofErr w:type="spellEnd"/>
-      <w:r>
-        <w:rPr>
-          <w:b/>
-          <w:bCs/>
-        </w:rPr>
-      </w:r>
-      <w:proofErr w:type="spellStart"/>
-      <w:r>
-        <w:rPr>
-          <w:b/>
-          <w:bCs/>
-        </w:rPr>
-      </w:r>
-      <w:proofErr w:type="spellEnd"/>
-      <w:r>
-        <w:rPr>
-          <w:b/>
-          <w:bCs/>
-        </w:rPr>
-      </w:r>
-      <w:proofErr w:type="spellStart"/>
-      <w:r>
-        <w:rPr>
-          <w:b/>
-          <w:bCs/>
-        </w:rPr>
-      </w:r>
-      <w:proofErr w:type="spellEnd"/>
-      <w:r>
-        <w:rPr>
-          <w:b/>
-          <w:bCs/>
-        </w:rPr>
-      </w:r>
-      <w:proofErr w:type="spellStart"/>
-      <w:r>
-        <w:rPr>
-          <w:b/>
-          <w:bCs/>
-        </w:rPr>
-      </w:r>
-      <w:proofErr w:type="spellEnd"/>
-      <w:r>
-        <w:rPr>
-          <w:b/>
-          <w:bCs/>
-        </w:rPr>
-      </w:r>
-      <w:proofErr w:type="spellStart"/>
-      <w:r>
-        <w:rPr>
-          <w:b/>
-          <w:bCs/>
-        </w:rPr>
-      </w:r>
-      <w:proofErr w:type="spellEnd"/>
-      <w:r>
-        <w:rPr>
-          <w:b/>
-          <w:bCs/>
-        </w:rPr>
-      </w:r>
-      <w:proofErr w:type="spellStart"/>
-      <w:r>
-        <w:rPr>
-          <w:b/>
-          <w:bCs/>
-        </w:rPr>
-      </w:r>
-      <w:proofErr w:type="spellEnd"/>
-      <w:r>
-        <w:rPr>
-          <w:b/>
-          <w:bCs/>
-        </w:rPr>
-      </w:r>
-      <w:proofErr w:type="spellStart"/>
-      <w:r>
-        <w:rPr>
-          <w:b/>
-          <w:bCs/>
-        </w:rPr>
-      </w:r>
-      <w:proofErr w:type="spellEnd"/>
-      <w:r>
-        <w:rPr>
-          <w:b/>
-          <w:bCs/>
-        </w:rPr>
-      </w:r>
-      <w:proofErr w:type="spellStart"/>
-      <w:r>
-        <w:rPr>
-          <w:b/>
-          <w:bCs/>
-        </w:rPr>
-      </w:r>
-      <w:proofErr w:type="spellEnd"/>
-      <w:r>
-        <w:rPr>
-          <w:b/>
-          <w:bCs/>
-        </w:rPr>
-      </w:r>
-      <w:proofErr w:type="spellStart"/>
-      <w:r>
-        <w:rPr>
-          <w:b/>
-          <w:bCs/>
-        </w:rPr>
-      </w:r>
-      <w:proofErr w:type="spellEnd"/>
-      <w:r>
-        <w:rPr>
-          <w:b/>
-          <w:bCs/>
-        </w:rPr>
-      </w:r>
-      <w:proofErr w:type="spellStart"/>
-      <w:r>
-        <w:rPr>
-          <w:b/>
-          <w:bCs/>
-        </w:rPr>
-      </w:r>
-      <w:proofErr w:type="spellEnd"/>
-      <w:r>
-        <w:rPr>
-          <w:b/>
-          <w:bCs/>
-        </w:rPr>
-      </w:r>
-      <w:proofErr w:type="spellStart"/>
-      <w:r>
-        <w:rPr>
-          <w:b/>
-          <w:bCs/>
-        </w:rPr>
-      </w:r>
-      <w:proofErr w:type="spellEnd"/>
-      <w:r>
-        <w:rPr>
-          <w:b/>
-          <w:bCs/>
-        </w:rPr>
+        <w:t xml:space="preserve">d. Staf Pelayanan/Operator: Merupakan pengguna utama (end-user) sistem yang dikembangkan, yang diwajibkan menginput laporan harian aktivitas, melakukan pelaporan kesalahan data, dan memanfaatkan sistem evaluasi otomatis </w:t>
+      </w:r>
+      <w:proofErr w:type="spellStart"/>
+      <w:r>
+        <w:t>sebagai</w:t>
+      </w:r>
+      <w:proofErr w:type="spellEnd"/>
+      <w:r>
+        <w:t xml:space="preserve"> </w:t>
+      </w:r>
+      <w:proofErr w:type="spellStart"/>
+      <w:r>
+        <w:t>panduan</w:t>
+      </w:r>
+      <w:proofErr w:type="spellEnd"/>
+      <w:r>
+        <w:t xml:space="preserve"> </w:t>
+      </w:r>
+      <w:proofErr w:type="spellStart"/>
+      <w:r>
+        <w:t>operasional</w:t>
+      </w:r>
+      <w:proofErr w:type="spellEnd"/>
+      <w:r>
+        <w:t xml:space="preserve"> </w:t>
+      </w:r>
+      <w:proofErr w:type="spellStart"/>
+      <w:r>
+        <w:t>layanan</w:t>
+      </w:r>
+      <w:proofErr w:type="spellEnd"/>
+      <w:r>
+        <w:t>.</w:t>
       </w:r>
     </w:p>
     <w:p/>
@@ -32329,6 +30404,7 @@
       <w:bookmarkStart w:id="20" w:name="_heading=h.edwzhqc0b1d1" w:colFirst="0" w:colLast="0"/>
       <w:bookmarkEnd w:id="20"/>
       <w:r>
+        <w:lastRenderedPageBreak/>
         <w:t xml:space="preserve">3.2 Metode dan Desain </w:t>
       </w:r>
       <w:proofErr w:type="spellStart"/>
@@ -33169,7 +31245,6 @@
           <w:b/>
           <w:bCs/>
         </w:rPr>
-        <w:lastRenderedPageBreak/>
         <w:t xml:space="preserve">Studi </w:t>
       </w:r>
       <w:proofErr w:type="spellStart"/>
@@ -33750,6 +31825,7 @@
           <w:b/>
           <w:bCs/>
         </w:rPr>
+        <w:lastRenderedPageBreak/>
         <w:t>Solusi (</w:t>
       </w:r>
       <w:proofErr w:type="spellStart"/>
@@ -34714,7 +32790,6 @@
           <w:b/>
           <w:bCs/>
         </w:rPr>
-        <w:lastRenderedPageBreak/>
         <w:t xml:space="preserve">Metode </w:t>
       </w:r>
       <w:proofErr w:type="spellStart"/>
@@ -35186,6 +33261,7 @@
           <w:i/>
           <w:iCs/>
         </w:rPr>
+        <w:lastRenderedPageBreak/>
         <w:t>Sprint Review:</w:t>
       </w:r>
       <w:r>
@@ -36039,7 +34115,6 @@
     <w:p>
       <w:proofErr w:type="spellStart"/>
       <w:r>
-        <w:lastRenderedPageBreak/>
         <w:t>Kelemahan</w:t>
       </w:r>
       <w:proofErr w:type="spellEnd"/>
@@ -36522,6 +34597,7 @@
         <w:rPr>
           <w:color w:val="000000"/>
         </w:rPr>
+        <w:lastRenderedPageBreak/>
         <w:t xml:space="preserve">Teknik </w:t>
       </w:r>
       <w:proofErr w:type="spellStart"/>
@@ -37837,7 +35913,6 @@
         <w:rPr>
           <w:color w:val="000000"/>
         </w:rPr>
-        <w:lastRenderedPageBreak/>
         <w:t>evaluasi</w:t>
       </w:r>
       <w:proofErr w:type="spellEnd"/>
@@ -38400,6 +36475,7 @@
         <w:rPr>
           <w:color w:val="000000"/>
         </w:rPr>
+        <w:lastRenderedPageBreak/>
         <w:t>Wawancara</w:t>
       </w:r>
       <w:proofErr w:type="spellEnd"/>
@@ -39666,7 +37742,6 @@
         <w:rPr>
           <w:color w:val="000000"/>
         </w:rPr>
-        <w:lastRenderedPageBreak/>
         <w:t>analisis</w:t>
       </w:r>
       <w:proofErr w:type="spellEnd"/>
@@ -40257,6 +38332,7 @@
         <w:rPr>
           <w:color w:val="000000"/>
         </w:rPr>
+        <w:lastRenderedPageBreak/>
         <w:t>Penyebaran</w:t>
       </w:r>
       <w:proofErr w:type="spellEnd"/>
@@ -41378,14 +39454,7 @@
         <w:rPr>
           <w:color w:val="000000"/>
         </w:rPr>
-        <w:t xml:space="preserve"> </w:t>
-      </w:r>
-      <w:r>
-        <w:rPr>
-          <w:color w:val="000000"/>
-        </w:rPr>
-        <w:lastRenderedPageBreak/>
-        <w:t xml:space="preserve">manual, rata-rata </w:t>
+        <w:t xml:space="preserve"> manual, rata-rata </w:t>
       </w:r>
       <w:proofErr w:type="spellStart"/>
       <w:r>
@@ -42029,6 +40098,7 @@
         <w:rPr>
           <w:color w:val="000000"/>
         </w:rPr>
+        <w:lastRenderedPageBreak/>
         <w:t xml:space="preserve">Studi </w:t>
       </w:r>
       <w:proofErr w:type="spellStart"/>
@@ -43151,7 +41221,6 @@
         <w:rPr>
           <w:color w:val="000000"/>
         </w:rPr>
-        <w:lastRenderedPageBreak/>
         <w:t>pembahasan</w:t>
       </w:r>
       <w:proofErr w:type="spellEnd"/>
@@ -43481,6 +41550,7 @@
       </w:r>
       <w:proofErr w:type="spellStart"/>
       <w:r>
+        <w:lastRenderedPageBreak/>
         <w:t>Analisis</w:t>
       </w:r>
       <w:proofErr w:type="spellEnd"/>
@@ -44586,7 +42656,6 @@
         <w:rPr>
           <w:color w:val="000000"/>
         </w:rPr>
-        <w:lastRenderedPageBreak/>
         <w:t>Transkripsi</w:t>
       </w:r>
       <w:proofErr w:type="spellEnd"/>
@@ -44744,7 +42813,15 @@
           <w:lang w:val="fi-FI"/>
         </w:rPr>
         <w:tab/>
-        <w:t xml:space="preserve">Pengkodean (Coding): Menggunakan open coding (pengkodean awal untuk identifikasi konsep dasar), axial coding (menghubungkan kode menjadi tema), and selective coding (memfokuskan pada tema utama). </w:t>
+        <w:t xml:space="preserve">Pengkodean (Coding): Menggunakan open coding (pengkodean awal untuk identifikasi konsep dasar), axial coding (menghubungkan kode menjadi tema), and selective </w:t>
+      </w:r>
+      <w:r>
+        <w:rPr>
+          <w:color w:val="000000"/>
+          <w:lang w:val="fi-FI"/>
+        </w:rPr>
+        <w:lastRenderedPageBreak/>
+        <w:t xml:space="preserve">coding (memfokuskan pada tema utama). </w:t>
       </w:r>
       <w:proofErr w:type="spellStart"/>
       <w:r>
@@ -45386,7 +43463,6 @@
           <w:color w:val="000000"/>
           <w:lang w:val="fi-FI"/>
         </w:rPr>
-        <w:lastRenderedPageBreak/>
         <w:t>Microsoft Excel atau NVivo: Digunakan untuk mengorganisir data tematik dari hasil wawancara terkait kebutuhan fitur pelaporan dan evaluasi kinerja.</w:t>
       </w:r>
     </w:p>
@@ -46279,7 +44355,6 @@
         <w:rPr>
           <w:color w:val="000000"/>
         </w:rPr>
-        <w:lastRenderedPageBreak/>
         <w:t>Analisis</w:t>
       </w:r>
       <w:proofErr w:type="spellEnd"/>
@@ -46942,6 +45017,7 @@
         <w:rPr>
           <w:color w:val="000000"/>
         </w:rPr>
+        <w:lastRenderedPageBreak/>
         <w:t>Pengujian</w:t>
       </w:r>
       <w:proofErr w:type="spellEnd"/>
@@ -47750,7 +45826,6 @@
         <w:rPr>
           <w:color w:val="000000"/>
         </w:rPr>
-        <w:lastRenderedPageBreak/>
         <w:t xml:space="preserve">Microsoft Excel </w:t>
       </w:r>
       <w:proofErr w:type="spellStart"/>
@@ -48333,6 +46408,7 @@
         <w:rPr>
           <w:color w:val="000000"/>
         </w:rPr>
+        <w:lastRenderedPageBreak/>
         <w:t>untuk</w:t>
       </w:r>
       <w:proofErr w:type="spellEnd"/>
@@ -49165,7 +47241,6 @@
         <w:rPr>
           <w:color w:val="000000"/>
         </w:rPr>
-        <w:lastRenderedPageBreak/>
         <w:t>Secara</w:t>
       </w:r>
       <w:proofErr w:type="spellEnd"/>
@@ -49898,6 +47973,7 @@
           <w:b/>
           <w:bCs/>
         </w:rPr>
+        <w:lastRenderedPageBreak/>
         <w:t>Pemodelan</w:t>
       </w:r>
       <w:proofErr w:type="spellEnd"/>
@@ -50716,7 +48792,6 @@
           <w:b/>
           <w:bCs/>
         </w:rPr>
-        <w:lastRenderedPageBreak/>
         <w:t>Pemodelan</w:t>
       </w:r>
       <w:proofErr w:type="spellEnd"/>
@@ -51432,6 +49507,7 @@
           <w:b/>
           <w:bCs/>
         </w:rPr>
+        <w:lastRenderedPageBreak/>
         <w:t xml:space="preserve">3.3.2 </w:t>
       </w:r>
       <w:proofErr w:type="spellStart"/>
@@ -52152,15 +50228,7 @@
           <w:b/>
           <w:bCs/>
         </w:rPr>
-        <w:t>Rule-</w:t>
-      </w:r>
-      <w:r>
-        <w:rPr>
-          <w:b/>
-          <w:bCs/>
-        </w:rPr>
-        <w:lastRenderedPageBreak/>
-        <w:t>Based Scoring Engine</w:t>
+        <w:t>Rule-Based Scoring Engine</w:t>
       </w:r>
       <w:r>
         <w:t xml:space="preserve"> yang </w:t>
@@ -52691,6 +50759,7 @@
           <w:b/>
           <w:bCs/>
         </w:rPr>
+        <w:lastRenderedPageBreak/>
         <w:t>Tujuan:</w:t>
       </w:r>
       <w:r>

--- a/Prototype.docx
+++ b/Prototype.docx
@@ -1768,7 +1768,7 @@
                 <w:bCs/>
                 <w:color w:val="000000"/>
                 <w:u w:val="single"/>
-                <w:lang w:val="fi-FI"/>
+                <w:lang w:val="en-US"/>
               </w:rPr>
             </w:pPr>
             <w:r>
@@ -1777,9 +1777,89 @@
                 <w:bCs/>
                 <w:color w:val="000000"/>
                 <w:u w:val="single"/>
-                <w:lang w:val="fi-FI"/>
+                <w:lang w:val="en-US"/>
               </w:rPr>
-              <w:t>Rd. Muhammad Sopian Pratama,M.Ds., M.Kom.</w:t>
+              <w:t xml:space="preserve">Rd. Muhammad </w:t>
+            </w:r>
+            <w:proofErr w:type="spellStart"/>
+            <w:r>
+              <w:rPr>
+                <w:b/>
+                <w:bCs/>
+                <w:color w:val="000000"/>
+                <w:u w:val="single"/>
+                <w:lang w:val="en-US"/>
+              </w:rPr>
+              <w:t>Sopian</w:t>
+            </w:r>
+            <w:proofErr w:type="spellEnd"/>
+            <w:r>
+              <w:rPr>
+                <w:b/>
+                <w:bCs/>
+                <w:color w:val="000000"/>
+                <w:u w:val="single"/>
+                <w:lang w:val="en-US"/>
+              </w:rPr>
+              <w:t xml:space="preserve"> </w:t>
+            </w:r>
+            <w:proofErr w:type="spellStart"/>
+            <w:proofErr w:type="gramStart"/>
+            <w:r>
+              <w:rPr>
+                <w:b/>
+                <w:bCs/>
+                <w:color w:val="000000"/>
+                <w:u w:val="single"/>
+                <w:lang w:val="en-US"/>
+              </w:rPr>
+              <w:t>Pratama,M</w:t>
+            </w:r>
+            <w:proofErr w:type="gramEnd"/>
+            <w:r>
+              <w:rPr>
+                <w:b/>
+                <w:bCs/>
+                <w:color w:val="000000"/>
+                <w:u w:val="single"/>
+                <w:lang w:val="en-US"/>
+              </w:rPr>
+              <w:t>.Ds</w:t>
+            </w:r>
+            <w:proofErr w:type="spellEnd"/>
+            <w:r>
+              <w:rPr>
+                <w:b/>
+                <w:bCs/>
+                <w:color w:val="000000"/>
+                <w:u w:val="single"/>
+                <w:lang w:val="en-US"/>
+              </w:rPr>
+              <w:t xml:space="preserve">., </w:t>
+            </w:r>
+            <w:proofErr w:type="spellStart"/>
+            <w:proofErr w:type="gramStart"/>
+            <w:r>
+              <w:rPr>
+                <w:b/>
+                <w:bCs/>
+                <w:color w:val="000000"/>
+                <w:u w:val="single"/>
+                <w:lang w:val="en-US"/>
+              </w:rPr>
+              <w:t>M.Kom</w:t>
+            </w:r>
+            <w:proofErr w:type="spellEnd"/>
+            <w:proofErr w:type="gramEnd"/>
+            <w:r>
+              <w:rPr>
+                <w:b/>
+                <w:bCs/>
+                <w:color w:val="000000"/>
+                <w:u w:val="single"/>
+                <w:lang w:val="en-US"/>
+              </w:rPr>
+              <w:t>.</w:t>
             </w:r>
           </w:p>
           <w:p>
@@ -3147,7 +3227,6 @@
                 <w:bCs/>
                 <w:color w:val="000000"/>
                 <w:u w:val="single"/>
-                <w:lang w:val="fi-FI"/>
               </w:rPr>
             </w:pPr>
             <w:r>
@@ -3156,9 +3235,81 @@
                 <w:bCs/>
                 <w:color w:val="000000"/>
                 <w:u w:val="single"/>
-                <w:lang w:val="fi-FI"/>
               </w:rPr>
-              <w:t>Rd. Muhammad Sopian Pratama,M.Ds., M.Kom.</w:t>
+              <w:t xml:space="preserve">Rd. Muhammad </w:t>
+            </w:r>
+            <w:proofErr w:type="spellStart"/>
+            <w:r>
+              <w:rPr>
+                <w:b/>
+                <w:bCs/>
+                <w:color w:val="000000"/>
+                <w:u w:val="single"/>
+              </w:rPr>
+              <w:t>Sopian</w:t>
+            </w:r>
+            <w:proofErr w:type="spellEnd"/>
+            <w:r>
+              <w:rPr>
+                <w:b/>
+                <w:bCs/>
+                <w:color w:val="000000"/>
+                <w:u w:val="single"/>
+              </w:rPr>
+              <w:t xml:space="preserve"> </w:t>
+            </w:r>
+            <w:proofErr w:type="spellStart"/>
+            <w:proofErr w:type="gramStart"/>
+            <w:r>
+              <w:rPr>
+                <w:b/>
+                <w:bCs/>
+                <w:color w:val="000000"/>
+                <w:u w:val="single"/>
+              </w:rPr>
+              <w:t>Pratama,M</w:t>
+            </w:r>
+            <w:proofErr w:type="gramEnd"/>
+            <w:r>
+              <w:rPr>
+                <w:b/>
+                <w:bCs/>
+                <w:color w:val="000000"/>
+                <w:u w:val="single"/>
+              </w:rPr>
+              <w:t>.Ds</w:t>
+            </w:r>
+            <w:proofErr w:type="spellEnd"/>
+            <w:r>
+              <w:rPr>
+                <w:b/>
+                <w:bCs/>
+                <w:color w:val="000000"/>
+                <w:u w:val="single"/>
+              </w:rPr>
+              <w:t xml:space="preserve">., </w:t>
+            </w:r>
+            <w:proofErr w:type="spellStart"/>
+            <w:proofErr w:type="gramStart"/>
+            <w:r>
+              <w:rPr>
+                <w:b/>
+                <w:bCs/>
+                <w:color w:val="000000"/>
+                <w:u w:val="single"/>
+              </w:rPr>
+              <w:t>M.Kom</w:t>
+            </w:r>
+            <w:proofErr w:type="spellEnd"/>
+            <w:proofErr w:type="gramEnd"/>
+            <w:r>
+              <w:rPr>
+                <w:b/>
+                <w:bCs/>
+                <w:color w:val="000000"/>
+                <w:u w:val="single"/>
+              </w:rPr>
+              <w:t>.</w:t>
             </w:r>
           </w:p>
           <w:p>
@@ -28984,6 +29135,9 @@
     <w:p>
       <w:pPr>
         <w:pStyle w:val="Heading3"/>
+        <w:rPr>
+          <w:lang w:val="fi-FI"/>
+        </w:rPr>
       </w:pPr>
       <w:bookmarkStart w:id="19" w:name="_heading=h.kugb8v3eb9wp" w:colFirst="0" w:colLast="0"/>
       <w:bookmarkEnd w:id="19"/>
@@ -28991,364 +29145,27 @@
         <w:rPr>
           <w:b/>
           <w:bCs/>
-        </w:rPr>
-        <w:t xml:space="preserve">3.1.2 </w:t>
-      </w:r>
-      <w:proofErr w:type="spellStart"/>
-      <w:r>
-        <w:rPr>
-          <w:b/>
-          <w:bCs/>
-        </w:rPr>
-        <w:t>Struktur</w:t>
-      </w:r>
-      <w:proofErr w:type="spellEnd"/>
-      <w:r>
-        <w:rPr>
-          <w:b/>
-          <w:bCs/>
-        </w:rPr>
-        <w:t xml:space="preserve"> </w:t>
-      </w:r>
-      <w:proofErr w:type="spellStart"/>
-      <w:r>
-        <w:rPr>
-          <w:b/>
-          <w:bCs/>
-        </w:rPr>
-        <w:t>Organisasi</w:t>
-      </w:r>
-      <w:proofErr w:type="spellEnd"/>
+          <w:lang w:val="fi-FI"/>
+        </w:rPr>
+        <w:t>3.1.2 Struktur Organisasi</w:t>
+      </w:r>
     </w:p>
     <w:p>
-      <w:proofErr w:type="spellStart"/>
-      <w:r>
-        <w:t>Berdasarkan</w:t>
-      </w:r>
-      <w:proofErr w:type="spellEnd"/>
-      <w:r>
-        <w:t xml:space="preserve"> </w:t>
-      </w:r>
-      <w:proofErr w:type="spellStart"/>
-      <w:r>
-        <w:t>Peraturan</w:t>
-      </w:r>
-      <w:proofErr w:type="spellEnd"/>
-      <w:r>
-        <w:t xml:space="preserve"> </w:t>
-      </w:r>
-      <w:proofErr w:type="spellStart"/>
-      <w:r>
-        <w:t>Bupati</w:t>
-      </w:r>
-      <w:proofErr w:type="spellEnd"/>
-      <w:r>
-        <w:t xml:space="preserve"> Garut </w:t>
-      </w:r>
-      <w:proofErr w:type="spellStart"/>
-      <w:r>
-        <w:t>Nomor</w:t>
-      </w:r>
-      <w:proofErr w:type="spellEnd"/>
-      <w:r>
-        <w:t xml:space="preserve"> 56 </w:t>
-      </w:r>
-      <w:proofErr w:type="spellStart"/>
-      <w:r>
-        <w:t>Tahun</w:t>
-      </w:r>
-      <w:proofErr w:type="spellEnd"/>
-      <w:r>
-        <w:t xml:space="preserve"> 2016 </w:t>
-      </w:r>
-      <w:proofErr w:type="spellStart"/>
-      <w:r>
-        <w:t>tentang</w:t>
-      </w:r>
-      <w:proofErr w:type="spellEnd"/>
-      <w:r>
-        <w:t xml:space="preserve"> </w:t>
-      </w:r>
-      <w:proofErr w:type="spellStart"/>
-      <w:r>
-        <w:t>Tugas</w:t>
-      </w:r>
-      <w:proofErr w:type="spellEnd"/>
-      <w:r>
-        <w:t xml:space="preserve">, </w:t>
-      </w:r>
-      <w:proofErr w:type="spellStart"/>
-      <w:r>
-        <w:t>Fungsi</w:t>
-      </w:r>
-      <w:proofErr w:type="spellEnd"/>
-      <w:r>
-        <w:t xml:space="preserve"> dan Tata Kerja Dinas </w:t>
-      </w:r>
-      <w:proofErr w:type="spellStart"/>
-      <w:r>
-        <w:t>Kependudukan</w:t>
-      </w:r>
-      <w:proofErr w:type="spellEnd"/>
-      <w:r>
-        <w:t xml:space="preserve"> dan </w:t>
-      </w:r>
-      <w:proofErr w:type="spellStart"/>
-      <w:r>
-        <w:t>Pencatatan</w:t>
-      </w:r>
-      <w:proofErr w:type="spellEnd"/>
-      <w:r>
-        <w:t xml:space="preserve"> </w:t>
-      </w:r>
-      <w:proofErr w:type="spellStart"/>
-      <w:r>
-        <w:t>Sipil</w:t>
-      </w:r>
-      <w:proofErr w:type="spellEnd"/>
-      <w:r>
-        <w:t xml:space="preserve"> </w:t>
-      </w:r>
-      <w:proofErr w:type="spellStart"/>
-      <w:r>
-        <w:t>Kabupaten</w:t>
-      </w:r>
-      <w:proofErr w:type="spellEnd"/>
-      <w:r>
-        <w:t xml:space="preserve"> Garut, </w:t>
-      </w:r>
-      <w:proofErr w:type="spellStart"/>
-      <w:r>
-        <w:t>struktur</w:t>
-      </w:r>
-      <w:proofErr w:type="spellEnd"/>
-      <w:r>
-        <w:t xml:space="preserve"> </w:t>
-      </w:r>
-      <w:proofErr w:type="spellStart"/>
-      <w:r>
-        <w:t>organisasi</w:t>
-      </w:r>
-      <w:proofErr w:type="spellEnd"/>
-      <w:r>
-        <w:t xml:space="preserve"> </w:t>
-      </w:r>
-      <w:proofErr w:type="spellStart"/>
-      <w:r>
-        <w:t>Disdukcapil</w:t>
-      </w:r>
-      <w:proofErr w:type="spellEnd"/>
-      <w:r>
-        <w:t xml:space="preserve"> </w:t>
-      </w:r>
-      <w:proofErr w:type="spellStart"/>
-      <w:r>
-        <w:t>Kabupaten</w:t>
-      </w:r>
-      <w:proofErr w:type="spellEnd"/>
-      <w:r>
-        <w:t xml:space="preserve"> Garut </w:t>
-      </w:r>
-      <w:proofErr w:type="spellStart"/>
-      <w:r>
-        <w:t>terdiri</w:t>
-      </w:r>
-      <w:proofErr w:type="spellEnd"/>
-      <w:r>
-        <w:t xml:space="preserve"> </w:t>
-      </w:r>
-      <w:proofErr w:type="spellStart"/>
-      <w:r>
-        <w:t>atas</w:t>
-      </w:r>
-      <w:proofErr w:type="spellEnd"/>
-      <w:r>
-        <w:t xml:space="preserve"> </w:t>
-      </w:r>
-      <w:proofErr w:type="spellStart"/>
-      <w:r>
-        <w:t>Kepala</w:t>
-      </w:r>
-      <w:proofErr w:type="spellEnd"/>
-      <w:r>
-        <w:t xml:space="preserve"> Dinas yang </w:t>
-      </w:r>
-      <w:proofErr w:type="spellStart"/>
-      <w:r>
-        <w:t>membawahi</w:t>
-      </w:r>
-      <w:proofErr w:type="spellEnd"/>
-      <w:r>
-        <w:t xml:space="preserve">: (a) </w:t>
-      </w:r>
-      <w:proofErr w:type="spellStart"/>
-      <w:r>
-        <w:t>Sekretariat</w:t>
-      </w:r>
-      <w:proofErr w:type="spellEnd"/>
-      <w:r>
-        <w:t xml:space="preserve">; (b) </w:t>
-      </w:r>
-      <w:proofErr w:type="spellStart"/>
-      <w:r>
-        <w:t>Bidang</w:t>
-      </w:r>
-      <w:proofErr w:type="spellEnd"/>
-      <w:r>
-        <w:t xml:space="preserve"> </w:t>
-      </w:r>
-      <w:proofErr w:type="spellStart"/>
-      <w:r>
-        <w:t>Pelayanan</w:t>
-      </w:r>
-      <w:proofErr w:type="spellEnd"/>
-      <w:r>
-        <w:t xml:space="preserve"> </w:t>
-      </w:r>
-      <w:proofErr w:type="spellStart"/>
-      <w:r>
-        <w:t>Pendaftaran</w:t>
-      </w:r>
-      <w:proofErr w:type="spellEnd"/>
-      <w:r>
-        <w:t xml:space="preserve"> </w:t>
-      </w:r>
-      <w:proofErr w:type="spellStart"/>
-      <w:r>
-        <w:t>Penduduk</w:t>
-      </w:r>
-      <w:proofErr w:type="spellEnd"/>
-      <w:r>
-        <w:t xml:space="preserve">; (c) </w:t>
-      </w:r>
-      <w:proofErr w:type="spellStart"/>
-      <w:r>
-        <w:t>Bidang</w:t>
-      </w:r>
-      <w:proofErr w:type="spellEnd"/>
-      <w:r>
-        <w:t xml:space="preserve"> </w:t>
-      </w:r>
-      <w:proofErr w:type="spellStart"/>
-      <w:r>
-        <w:t>Pelayanan</w:t>
-      </w:r>
-      <w:proofErr w:type="spellEnd"/>
-      <w:r>
-        <w:t xml:space="preserve"> </w:t>
-      </w:r>
-      <w:proofErr w:type="spellStart"/>
-      <w:r>
-        <w:t>Pencatatan</w:t>
-      </w:r>
-      <w:proofErr w:type="spellEnd"/>
-      <w:r>
-        <w:t xml:space="preserve"> </w:t>
-      </w:r>
-      <w:proofErr w:type="spellStart"/>
-      <w:r>
-        <w:t>Sipil</w:t>
-      </w:r>
-      <w:proofErr w:type="spellEnd"/>
-      <w:r>
-        <w:t xml:space="preserve">; (d) </w:t>
-      </w:r>
-      <w:proofErr w:type="spellStart"/>
-      <w:r>
-        <w:t>Bidang</w:t>
-      </w:r>
-      <w:proofErr w:type="spellEnd"/>
-      <w:r>
-        <w:t xml:space="preserve"> </w:t>
-      </w:r>
-      <w:proofErr w:type="spellStart"/>
-      <w:r>
-        <w:t>Pengelolaan</w:t>
-      </w:r>
-      <w:proofErr w:type="spellEnd"/>
-      <w:r>
-        <w:t xml:space="preserve"> </w:t>
-      </w:r>
-      <w:proofErr w:type="spellStart"/>
-      <w:r>
-        <w:t>Informasi</w:t>
-      </w:r>
-      <w:proofErr w:type="spellEnd"/>
-      <w:r>
-        <w:t xml:space="preserve"> </w:t>
-      </w:r>
-      <w:proofErr w:type="spellStart"/>
-      <w:r>
-        <w:t>Administrasi</w:t>
-      </w:r>
-      <w:proofErr w:type="spellEnd"/>
-      <w:r>
-        <w:t xml:space="preserve"> </w:t>
-      </w:r>
-      <w:proofErr w:type="spellStart"/>
-      <w:r>
+      <w:r>
+        <w:rPr>
+          <w:lang w:val="fi-FI"/>
+        </w:rPr>
+        <w:t xml:space="preserve">Berdasarkan Peraturan Bupati Garut Nomor 56 Tahun 2016 tentang Tugas, Fungsi dan Tata Kerja Dinas Kependudukan dan Pencatatan Sipil Kabupaten Garut, struktur organisasi Disdukcapil Kabupaten Garut terdiri atas Kepala Dinas yang membawahi: (a) Sekretariat; (b) Bidang Pelayanan Pendaftaran Penduduk; (c) Bidang Pelayanan Pencatatan Sipil; (d) Bidang Pengelolaan Informasi Administrasi </w:t>
+      </w:r>
+      <w:r>
+        <w:rPr>
+          <w:lang w:val="fi-FI"/>
+        </w:rPr>
         <w:lastRenderedPageBreak/>
-        <w:t>Kependudukan</w:t>
-      </w:r>
-      <w:proofErr w:type="spellEnd"/>
-      <w:r>
-        <w:t xml:space="preserve">; (e) </w:t>
-      </w:r>
-      <w:proofErr w:type="spellStart"/>
-      <w:r>
-        <w:t>Bidang</w:t>
-      </w:r>
-      <w:proofErr w:type="spellEnd"/>
-      <w:r>
-        <w:t xml:space="preserve"> </w:t>
-      </w:r>
-      <w:proofErr w:type="spellStart"/>
-      <w:r>
-        <w:t>Pemanfaatan</w:t>
-      </w:r>
-      <w:proofErr w:type="spellEnd"/>
-      <w:r>
-        <w:t xml:space="preserve"> Data dan </w:t>
-      </w:r>
-      <w:proofErr w:type="spellStart"/>
-      <w:r>
-        <w:t>Inovasi</w:t>
-      </w:r>
-      <w:proofErr w:type="spellEnd"/>
-      <w:r>
-        <w:t xml:space="preserve">; (f) Unit </w:t>
-      </w:r>
-      <w:proofErr w:type="spellStart"/>
-      <w:r>
-        <w:t>Pelaksana</w:t>
-      </w:r>
-      <w:proofErr w:type="spellEnd"/>
-      <w:r>
-        <w:t xml:space="preserve"> Teknis; dan (g) </w:t>
-      </w:r>
-      <w:proofErr w:type="spellStart"/>
-      <w:r>
-        <w:t>Kelompok</w:t>
-      </w:r>
-      <w:proofErr w:type="spellEnd"/>
-      <w:r>
-        <w:t xml:space="preserve"> </w:t>
-      </w:r>
-      <w:proofErr w:type="spellStart"/>
-      <w:r>
-        <w:t>Jabatan</w:t>
-      </w:r>
-      <w:proofErr w:type="spellEnd"/>
-      <w:r>
-        <w:t xml:space="preserve"> </w:t>
-      </w:r>
-      <w:proofErr w:type="spellStart"/>
-      <w:r>
-        <w:t>Fungsional</w:t>
-      </w:r>
-      <w:proofErr w:type="spellEnd"/>
-      <w:r>
-        <w:t>. Bagian-</w:t>
+        <w:t xml:space="preserve">Kependudukan; (e) Bidang Pemanfaatan Data dan Inovasi; (f) Unit Pelaksana Teknis; dan (g) Kelompok Jabatan Fungsional. </w:t>
+      </w:r>
+      <w:r>
+        <w:t>Bagian-</w:t>
       </w:r>
       <w:proofErr w:type="spellStart"/>
       <w:r>
@@ -30360,7 +30177,31 @@
         </w:numPr>
       </w:pPr>
       <w:r>
-        <w:t xml:space="preserve">d. Staf Pelayanan/Operator: Merupakan pengguna utama (end-user) sistem yang dikembangkan, yang diwajibkan menginput laporan harian aktivitas, melakukan pelaporan kesalahan data, dan memanfaatkan sistem evaluasi otomatis </w:t>
+        <w:t xml:space="preserve">d. Staf Pelayanan/Operator: Merupakan pengguna utama (end-user) sistem yang dikembangkan, yang diwajibkan menginput laporan harian aktivitas, melakukan pelaporan kesalahan data, dan memanfaatkan </w:t>
+      </w:r>
+      <w:proofErr w:type="spellStart"/>
+      <w:r>
+        <w:t>sistem</w:t>
+      </w:r>
+      <w:proofErr w:type="spellEnd"/>
+      <w:r>
+        <w:t xml:space="preserve"> </w:t>
+      </w:r>
+      <w:proofErr w:type="spellStart"/>
+      <w:r>
+        <w:t>evaluasi</w:t>
+      </w:r>
+      <w:proofErr w:type="spellEnd"/>
+      <w:r>
+        <w:t xml:space="preserve"> </w:t>
+      </w:r>
+      <w:proofErr w:type="spellStart"/>
+      <w:r>
+        <w:t>otomatis</w:t>
+      </w:r>
+      <w:proofErr w:type="spellEnd"/>
+      <w:r>
+        <w:t xml:space="preserve"> </w:t>
       </w:r>
       <w:proofErr w:type="spellStart"/>
       <w:r>
@@ -31639,38 +31480,19 @@
       </w:pPr>
       <w:proofErr w:type="spellStart"/>
       <w:r>
-        <w:rPr>
-          <w:b/>
-          <w:bCs/>
-        </w:rPr>
         <w:t>Kondisi</w:t>
       </w:r>
       <w:proofErr w:type="spellEnd"/>
       <w:r>
-        <w:rPr>
-          <w:b/>
-          <w:bCs/>
-        </w:rPr>
         <w:t xml:space="preserve"> Awal (</w:t>
       </w:r>
       <w:proofErr w:type="spellStart"/>
       <w:r>
-        <w:rPr>
-          <w:b/>
-          <w:bCs/>
-        </w:rPr>
         <w:t>Masalah</w:t>
       </w:r>
       <w:proofErr w:type="spellEnd"/>
       <w:r>
-        <w:rPr>
-          <w:b/>
-          <w:bCs/>
-        </w:rPr>
-        <w:t>):</w:t>
-      </w:r>
-      <w:r>
-        <w:t xml:space="preserve"> Proses </w:t>
+        <w:t xml:space="preserve">): Proses </w:t>
       </w:r>
       <w:proofErr w:type="spellStart"/>
       <w:r>
@@ -31821,379 +31643,191 @@
         </w:numPr>
       </w:pPr>
       <w:r>
-        <w:rPr>
-          <w:b/>
-          <w:bCs/>
-        </w:rPr>
         <w:lastRenderedPageBreak/>
         <w:t>Solusi (</w:t>
       </w:r>
       <w:proofErr w:type="spellStart"/>
       <w:r>
-        <w:rPr>
-          <w:b/>
-          <w:bCs/>
-        </w:rPr>
         <w:t>Penerapan</w:t>
       </w:r>
       <w:proofErr w:type="spellEnd"/>
       <w:r>
-        <w:rPr>
-          <w:b/>
-          <w:bCs/>
-        </w:rPr>
-        <w:t xml:space="preserve"> </w:t>
-      </w:r>
-      <w:proofErr w:type="spellStart"/>
-      <w:r>
-        <w:rPr>
-          <w:b/>
-          <w:bCs/>
-        </w:rPr>
+        <w:t xml:space="preserve"> </w:t>
+      </w:r>
+      <w:proofErr w:type="spellStart"/>
+      <w:r>
         <w:t>Teknologi</w:t>
       </w:r>
       <w:proofErr w:type="spellEnd"/>
       <w:r>
-        <w:rPr>
-          <w:b/>
-          <w:bCs/>
-        </w:rPr>
         <w:t xml:space="preserve">): </w:t>
       </w:r>
       <w:proofErr w:type="spellStart"/>
       <w:r>
-        <w:rPr>
-          <w:b/>
-          <w:bCs/>
-        </w:rPr>
         <w:t>Diperlukan</w:t>
       </w:r>
       <w:proofErr w:type="spellEnd"/>
       <w:r>
-        <w:rPr>
-          <w:b/>
-          <w:bCs/>
-        </w:rPr>
-        <w:t xml:space="preserve"> </w:t>
-      </w:r>
-      <w:proofErr w:type="spellStart"/>
-      <w:r>
-        <w:rPr>
-          <w:b/>
-          <w:bCs/>
-        </w:rPr>
+        <w:t xml:space="preserve"> </w:t>
+      </w:r>
+      <w:proofErr w:type="spellStart"/>
+      <w:r>
         <w:t>perancangan</w:t>
       </w:r>
       <w:proofErr w:type="spellEnd"/>
       <w:r>
-        <w:rPr>
-          <w:b/>
-          <w:bCs/>
-        </w:rPr>
-        <w:t xml:space="preserve"> </w:t>
-      </w:r>
-      <w:proofErr w:type="spellStart"/>
-      <w:r>
-        <w:rPr>
-          <w:b/>
-          <w:bCs/>
-        </w:rPr>
+        <w:t xml:space="preserve"> </w:t>
+      </w:r>
+      <w:proofErr w:type="spellStart"/>
+      <w:r>
         <w:t>sistem</w:t>
       </w:r>
       <w:proofErr w:type="spellEnd"/>
       <w:r>
-        <w:rPr>
-          <w:b/>
-          <w:bCs/>
-        </w:rPr>
-        <w:t xml:space="preserve"> </w:t>
-      </w:r>
-      <w:proofErr w:type="spellStart"/>
-      <w:r>
-        <w:rPr>
-          <w:b/>
-          <w:bCs/>
-        </w:rPr>
+        <w:t xml:space="preserve"> </w:t>
+      </w:r>
+      <w:proofErr w:type="spellStart"/>
+      <w:r>
         <w:t>evaluasi</w:t>
       </w:r>
       <w:proofErr w:type="spellEnd"/>
       <w:r>
-        <w:rPr>
-          <w:b/>
-          <w:bCs/>
-        </w:rPr>
-        <w:t xml:space="preserve"> </w:t>
-      </w:r>
-      <w:proofErr w:type="spellStart"/>
-      <w:r>
-        <w:rPr>
-          <w:b/>
-          <w:bCs/>
-        </w:rPr>
+        <w:t xml:space="preserve"> </w:t>
+      </w:r>
+      <w:proofErr w:type="spellStart"/>
+      <w:r>
         <w:t>pelaporan</w:t>
       </w:r>
       <w:proofErr w:type="spellEnd"/>
       <w:r>
-        <w:rPr>
-          <w:b/>
-          <w:bCs/>
-        </w:rPr>
         <w:t xml:space="preserve"> digital (</w:t>
       </w:r>
       <w:proofErr w:type="spellStart"/>
       <w:r>
-        <w:rPr>
-          <w:b/>
-          <w:bCs/>
-        </w:rPr>
         <w:t>sistem</w:t>
       </w:r>
       <w:proofErr w:type="spellEnd"/>
       <w:r>
-        <w:rPr>
-          <w:b/>
-          <w:bCs/>
-        </w:rPr>
         <w:t xml:space="preserve"> yang </w:t>
       </w:r>
       <w:proofErr w:type="spellStart"/>
       <w:r>
-        <w:rPr>
-          <w:b/>
-          <w:bCs/>
-        </w:rPr>
         <w:t>dikembangkan</w:t>
       </w:r>
       <w:proofErr w:type="spellEnd"/>
       <w:r>
-        <w:rPr>
-          <w:b/>
-          <w:bCs/>
-        </w:rPr>
         <w:t xml:space="preserve">) yang </w:t>
       </w:r>
       <w:proofErr w:type="spellStart"/>
       <w:r>
-        <w:rPr>
-          <w:b/>
-          <w:bCs/>
-        </w:rPr>
         <w:t>didukung</w:t>
       </w:r>
       <w:proofErr w:type="spellEnd"/>
       <w:r>
-        <w:rPr>
-          <w:b/>
-          <w:bCs/>
-        </w:rPr>
         <w:t xml:space="preserve"> oleh </w:t>
       </w:r>
       <w:proofErr w:type="spellStart"/>
       <w:r>
-        <w:rPr>
-          <w:b/>
-          <w:bCs/>
-        </w:rPr>
         <w:t>arsitektur</w:t>
       </w:r>
       <w:proofErr w:type="spellEnd"/>
       <w:r>
-        <w:rPr>
-          <w:b/>
-          <w:bCs/>
-        </w:rPr>
-        <w:t xml:space="preserve"> </w:t>
-      </w:r>
-      <w:proofErr w:type="spellStart"/>
-      <w:r>
-        <w:rPr>
-          <w:b/>
-          <w:bCs/>
-        </w:rPr>
+        <w:t xml:space="preserve"> </w:t>
+      </w:r>
+      <w:proofErr w:type="spellStart"/>
+      <w:r>
         <w:t>teknologi</w:t>
       </w:r>
       <w:proofErr w:type="spellEnd"/>
       <w:r>
-        <w:rPr>
-          <w:b/>
-          <w:bCs/>
-        </w:rPr>
         <w:t xml:space="preserve"> modern: Next.js dan Tailwind CSS </w:t>
       </w:r>
       <w:proofErr w:type="spellStart"/>
       <w:r>
-        <w:rPr>
-          <w:b/>
-          <w:bCs/>
-        </w:rPr>
         <w:t>untuk</w:t>
       </w:r>
       <w:proofErr w:type="spellEnd"/>
       <w:r>
-        <w:rPr>
-          <w:b/>
-          <w:bCs/>
-        </w:rPr>
         <w:t xml:space="preserve"> frontend yang </w:t>
       </w:r>
       <w:proofErr w:type="spellStart"/>
       <w:r>
-        <w:rPr>
-          <w:b/>
-          <w:bCs/>
-        </w:rPr>
         <w:t>responsif</w:t>
       </w:r>
       <w:proofErr w:type="spellEnd"/>
       <w:r>
-        <w:rPr>
-          <w:b/>
-          <w:bCs/>
-        </w:rPr>
         <w:t xml:space="preserve">, </w:t>
       </w:r>
       <w:proofErr w:type="spellStart"/>
       <w:r>
-        <w:rPr>
-          <w:b/>
-          <w:bCs/>
-        </w:rPr>
         <w:t>serta</w:t>
       </w:r>
       <w:proofErr w:type="spellEnd"/>
       <w:r>
-        <w:rPr>
-          <w:b/>
-          <w:bCs/>
-        </w:rPr>
         <w:t xml:space="preserve"> Go (Golang) </w:t>
       </w:r>
       <w:proofErr w:type="spellStart"/>
       <w:r>
-        <w:rPr>
-          <w:b/>
-          <w:bCs/>
-        </w:rPr>
         <w:t>untuk</w:t>
       </w:r>
       <w:proofErr w:type="spellEnd"/>
       <w:r>
-        <w:rPr>
-          <w:b/>
-          <w:bCs/>
-        </w:rPr>
         <w:t xml:space="preserve"> backend yang </w:t>
       </w:r>
       <w:proofErr w:type="spellStart"/>
       <w:r>
-        <w:rPr>
-          <w:b/>
-          <w:bCs/>
-        </w:rPr>
         <w:t>menangani</w:t>
       </w:r>
       <w:proofErr w:type="spellEnd"/>
       <w:r>
-        <w:rPr>
-          <w:b/>
-          <w:bCs/>
-        </w:rPr>
-        <w:t xml:space="preserve"> </w:t>
-      </w:r>
-      <w:proofErr w:type="spellStart"/>
-      <w:r>
-        <w:rPr>
-          <w:b/>
-          <w:bCs/>
-        </w:rPr>
+        <w:t xml:space="preserve"> </w:t>
+      </w:r>
+      <w:proofErr w:type="spellStart"/>
+      <w:r>
         <w:t>komputasi</w:t>
       </w:r>
       <w:proofErr w:type="spellEnd"/>
       <w:r>
-        <w:rPr>
-          <w:b/>
-          <w:bCs/>
-        </w:rPr>
-        <w:t xml:space="preserve"> </w:t>
-      </w:r>
-      <w:proofErr w:type="spellStart"/>
-      <w:r>
-        <w:rPr>
-          <w:b/>
-          <w:bCs/>
-        </w:rPr>
+        <w:t xml:space="preserve"> </w:t>
+      </w:r>
+      <w:proofErr w:type="spellStart"/>
+      <w:r>
         <w:t>tingkat</w:t>
       </w:r>
       <w:proofErr w:type="spellEnd"/>
       <w:r>
-        <w:rPr>
-          <w:b/>
-          <w:bCs/>
-        </w:rPr>
-        <w:t xml:space="preserve"> </w:t>
-      </w:r>
-      <w:proofErr w:type="spellStart"/>
-      <w:r>
-        <w:rPr>
-          <w:b/>
-          <w:bCs/>
-        </w:rPr>
+        <w:t xml:space="preserve"> </w:t>
+      </w:r>
+      <w:proofErr w:type="spellStart"/>
+      <w:r>
         <w:t>tinggi</w:t>
       </w:r>
       <w:proofErr w:type="spellEnd"/>
       <w:r>
-        <w:rPr>
-          <w:b/>
-          <w:bCs/>
-        </w:rPr>
         <w:t xml:space="preserve"> (</w:t>
       </w:r>
       <w:proofErr w:type="spellStart"/>
       <w:r>
-        <w:rPr>
-          <w:b/>
-          <w:bCs/>
-        </w:rPr>
         <w:t>logika</w:t>
       </w:r>
       <w:proofErr w:type="spellEnd"/>
       <w:r>
-        <w:rPr>
-          <w:b/>
-          <w:bCs/>
-        </w:rPr>
-        <w:t xml:space="preserve"> </w:t>
-      </w:r>
-      <w:proofErr w:type="spellStart"/>
-      <w:r>
-        <w:rPr>
-          <w:b/>
-          <w:bCs/>
-        </w:rPr>
+        <w:t xml:space="preserve"> </w:t>
+      </w:r>
+      <w:proofErr w:type="spellStart"/>
+      <w:r>
         <w:t>bisnis</w:t>
       </w:r>
       <w:proofErr w:type="spellEnd"/>
       <w:r>
-        <w:rPr>
-          <w:b/>
-          <w:bCs/>
-        </w:rPr>
         <w:t xml:space="preserve"> rules-based scoring dan </w:t>
       </w:r>
       <w:proofErr w:type="spellStart"/>
       <w:r>
-        <w:rPr>
-          <w:b/>
-          <w:bCs/>
-        </w:rPr>
         <w:t>algoritma</w:t>
       </w:r>
       <w:proofErr w:type="spellEnd"/>
       <w:r>
-        <w:rPr>
-          <w:b/>
-          <w:bCs/>
-        </w:rPr>
         <w:t xml:space="preserve"> duplicate operator).</w:t>
       </w:r>
     </w:p>
@@ -32205,30 +31839,15 @@
         </w:numPr>
       </w:pPr>
       <w:r>
-        <w:rPr>
-          <w:b/>
-          <w:bCs/>
-        </w:rPr>
         <w:t xml:space="preserve">Metode </w:t>
       </w:r>
       <w:proofErr w:type="spellStart"/>
       <w:r>
-        <w:rPr>
-          <w:b/>
-          <w:bCs/>
-        </w:rPr>
         <w:t>Pengembangan</w:t>
       </w:r>
       <w:proofErr w:type="spellEnd"/>
       <w:r>
-        <w:rPr>
-          <w:b/>
-          <w:bCs/>
-        </w:rPr>
-        <w:t>:</w:t>
-      </w:r>
-      <w:r>
-        <w:t xml:space="preserve"> </w:t>
+        <w:t xml:space="preserve">: </w:t>
       </w:r>
       <w:proofErr w:type="spellStart"/>
       <w:r>
@@ -32380,112 +31999,58 @@
         </w:rPr>
       </w:pPr>
       <w:r>
-        <w:rPr>
-          <w:b/>
-          <w:bCs/>
-        </w:rPr>
         <w:t>Hasil Akhir (</w:t>
       </w:r>
       <w:proofErr w:type="spellStart"/>
       <w:r>
-        <w:rPr>
-          <w:b/>
-          <w:bCs/>
-        </w:rPr>
         <w:t>Dampak</w:t>
       </w:r>
       <w:proofErr w:type="spellEnd"/>
       <w:r>
-        <w:rPr>
-          <w:b/>
-          <w:bCs/>
-        </w:rPr>
         <w:t xml:space="preserve">): </w:t>
       </w:r>
       <w:proofErr w:type="spellStart"/>
       <w:r>
-        <w:rPr>
-          <w:b/>
-          <w:bCs/>
-        </w:rPr>
         <w:t>Prototipe</w:t>
       </w:r>
       <w:proofErr w:type="spellEnd"/>
       <w:r>
-        <w:rPr>
-          <w:b/>
-          <w:bCs/>
-        </w:rPr>
-        <w:t xml:space="preserve"> </w:t>
-      </w:r>
-      <w:proofErr w:type="spellStart"/>
-      <w:r>
-        <w:rPr>
-          <w:b/>
-          <w:bCs/>
-        </w:rPr>
+        <w:t xml:space="preserve"> </w:t>
+      </w:r>
+      <w:proofErr w:type="spellStart"/>
+      <w:r>
         <w:t>sistem</w:t>
       </w:r>
       <w:proofErr w:type="spellEnd"/>
       <w:r>
-        <w:rPr>
-          <w:b/>
-          <w:bCs/>
-        </w:rPr>
         <w:t xml:space="preserve"> yang </w:t>
       </w:r>
       <w:proofErr w:type="spellStart"/>
       <w:r>
-        <w:rPr>
-          <w:b/>
-          <w:bCs/>
-        </w:rPr>
         <w:t>dikembangkan</w:t>
       </w:r>
       <w:proofErr w:type="spellEnd"/>
       <w:r>
-        <w:rPr>
-          <w:b/>
-          <w:bCs/>
-        </w:rPr>
-        <w:t xml:space="preserve"> </w:t>
-      </w:r>
-      <w:proofErr w:type="spellStart"/>
-      <w:r>
-        <w:rPr>
-          <w:b/>
-          <w:bCs/>
-        </w:rPr>
+        <w:t xml:space="preserve"> </w:t>
+      </w:r>
+      <w:proofErr w:type="spellStart"/>
+      <w:r>
         <w:t>diimplementasikan</w:t>
       </w:r>
       <w:proofErr w:type="spellEnd"/>
       <w:r>
-        <w:rPr>
-          <w:b/>
-          <w:bCs/>
-        </w:rPr>
         <w:t xml:space="preserve"> dan </w:t>
       </w:r>
       <w:proofErr w:type="spellStart"/>
       <w:r>
-        <w:rPr>
-          <w:b/>
-          <w:bCs/>
-        </w:rPr>
         <w:t>dievaluasi</w:t>
       </w:r>
       <w:proofErr w:type="spellEnd"/>
       <w:r>
-        <w:rPr>
-          <w:b/>
-          <w:bCs/>
-        </w:rPr>
         <w:t xml:space="preserve">. </w:t>
       </w:r>
       <w:r>
         <w:rPr>
-          <w:b/>
-          <w:bCs/>
           <w:lang w:val="fi-FI"/>
         </w:rPr>
         <w:t>Diharapkan sistem terintegrasi ini mampu meningkatkan efisiensi operasional internal, yang pada gilirannya akan mengoptimalkan kualitas layanan publik.</w:t>
@@ -34217,6067 +33782,14 @@
       <w:r>
         <w:t>.</w:t>
       </w:r>
-    </w:p>
-    <w:p>
-      <w:pPr>
-        <w:pStyle w:val="Heading2"/>
-      </w:pPr>
       <w:bookmarkStart w:id="22" w:name="_heading=h.d7q7n92rmga3" w:colFirst="0" w:colLast="0"/>
       <w:bookmarkEnd w:id="22"/>
-      <w:r>
-        <w:rPr/>
-      </w:r>
-      <w:proofErr w:type="spellStart"/>
-      <w:r/>
-      <w:proofErr w:type="spellEnd"/>
-      <w:r/>
-    </w:p>
-    <w:p>
-      <w:r>
-        <w:rPr/>
-      </w:r>
-      <w:proofErr w:type="spellStart"/>
-      <w:r/>
-      <w:proofErr w:type="spellEnd"/>
-      <w:r/>
-      <w:proofErr w:type="spellStart"/>
-      <w:r/>
-      <w:proofErr w:type="spellEnd"/>
-      <w:r/>
-      <w:proofErr w:type="spellStart"/>
-      <w:r/>
-      <w:proofErr w:type="spellEnd"/>
-      <w:r/>
-      <w:proofErr w:type="spellStart"/>
-      <w:r/>
-      <w:proofErr w:type="spellEnd"/>
-      <w:r/>
-      <w:proofErr w:type="spellStart"/>
-      <w:r/>
-      <w:proofErr w:type="spellEnd"/>
-      <w:r/>
-      <w:proofErr w:type="spellStart"/>
-      <w:r/>
-      <w:proofErr w:type="spellEnd"/>
-      <w:r/>
-      <w:proofErr w:type="spellStart"/>
-      <w:r/>
-      <w:proofErr w:type="spellEnd"/>
-      <w:r/>
-      <w:proofErr w:type="spellStart"/>
-      <w:r/>
-      <w:proofErr w:type="spellEnd"/>
-      <w:r/>
-      <w:proofErr w:type="spellStart"/>
-      <w:r/>
-      <w:proofErr w:type="spellEnd"/>
-      <w:r/>
-      <w:proofErr w:type="spellStart"/>
-      <w:r/>
-      <w:proofErr w:type="spellEnd"/>
-      <w:r/>
-      <w:proofErr w:type="spellStart"/>
-      <w:r/>
-      <w:proofErr w:type="spellEnd"/>
-      <w:r/>
-      <w:proofErr w:type="spellStart"/>
-      <w:r/>
-      <w:proofErr w:type="spellEnd"/>
-      <w:r/>
-      <w:proofErr w:type="spellStart"/>
-      <w:r/>
-      <w:proofErr w:type="spellEnd"/>
-      <w:r/>
-      <w:proofErr w:type="spellStart"/>
-      <w:r/>
-      <w:proofErr w:type="spellEnd"/>
-      <w:r/>
-      <w:proofErr w:type="spellStart"/>
-      <w:r/>
-      <w:proofErr w:type="spellEnd"/>
-      <w:r/>
-      <w:proofErr w:type="spellStart"/>
-      <w:r/>
-      <w:proofErr w:type="spellEnd"/>
-      <w:r/>
-      <w:proofErr w:type="spellStart"/>
-      <w:r/>
-      <w:proofErr w:type="spellEnd"/>
-      <w:r/>
-      <w:proofErr w:type="spellStart"/>
-      <w:r/>
-      <w:proofErr w:type="spellEnd"/>
-      <w:r/>
-      <w:proofErr w:type="spellStart"/>
-      <w:r/>
-      <w:proofErr w:type="spellEnd"/>
-      <w:r/>
-      <w:proofErr w:type="spellStart"/>
-      <w:r/>
-      <w:proofErr w:type="spellEnd"/>
-      <w:r/>
-      <w:proofErr w:type="spellStart"/>
-      <w:r/>
-      <w:proofErr w:type="spellEnd"/>
-      <w:r/>
-      <w:proofErr w:type="spellStart"/>
-      <w:r/>
-      <w:proofErr w:type="spellEnd"/>
-      <w:r/>
-      <w:proofErr w:type="spellStart"/>
-      <w:r/>
-      <w:proofErr w:type="spellEnd"/>
-      <w:r/>
-      <w:proofErr w:type="spellStart"/>
-      <w:r/>
-      <w:proofErr w:type="spellEnd"/>
-      <w:r/>
-      <w:proofErr w:type="spellStart"/>
-      <w:r/>
-      <w:proofErr w:type="spellEnd"/>
-      <w:r/>
-      <w:proofErr w:type="spellStart"/>
-      <w:r/>
-      <w:proofErr w:type="spellEnd"/>
-      <w:r/>
-      <w:proofErr w:type="spellStart"/>
-      <w:r/>
-      <w:proofErr w:type="spellEnd"/>
-      <w:r/>
-      <w:proofErr w:type="spellStart"/>
-      <w:r/>
-      <w:proofErr w:type="spellEnd"/>
-      <w:r/>
-      <w:proofErr w:type="spellStart"/>
-      <w:r/>
-      <w:proofErr w:type="spellEnd"/>
-      <w:r/>
-      <w:proofErr w:type="spellStart"/>
-      <w:r/>
-      <w:proofErr w:type="spellEnd"/>
-      <w:r/>
-      <w:proofErr w:type="spellStart"/>
-      <w:r/>
-      <w:proofErr w:type="spellEnd"/>
-      <w:r/>
-      <w:proofErr w:type="spellStart"/>
-      <w:r/>
-      <w:proofErr w:type="spellEnd"/>
-      <w:r/>
-      <w:proofErr w:type="spellStart"/>
-      <w:r/>
-      <w:proofErr w:type="spellEnd"/>
-      <w:r/>
-      <w:proofErr w:type="spellStart"/>
-      <w:r/>
-      <w:proofErr w:type="spellEnd"/>
-      <w:r/>
-      <w:proofErr w:type="spellStart"/>
-      <w:r/>
-      <w:proofErr w:type="spellEnd"/>
-      <w:r/>
-      <w:proofErr w:type="spellStart"/>
-      <w:r/>
-      <w:proofErr w:type="spellEnd"/>
-      <w:r/>
-      <w:proofErr w:type="spellStart"/>
-      <w:r/>
-      <w:proofErr w:type="spellEnd"/>
-      <w:r/>
-      <w:proofErr w:type="spellStart"/>
-      <w:r/>
-      <w:proofErr w:type="spellEnd"/>
-      <w:r/>
-      <w:proofErr w:type="spellStart"/>
-      <w:r/>
-      <w:proofErr w:type="spellEnd"/>
-      <w:r/>
-      <w:proofErr w:type="spellStart"/>
-      <w:r/>
-      <w:proofErr w:type="spellEnd"/>
-      <w:r/>
-    </w:p>
-    <w:p>
-      <w:pPr>
-        <w:numPr>
-          <w:ilvl w:val="0"/>
-          <w:numId w:val="7"/>
-        </w:numPr>
-        <w:spacing w:line="480" w:lineRule="auto"/>
-      </w:pPr>
-      <w:proofErr w:type="spellStart"/>
-      <w:r>
-        <w:rPr>
-          <w:color w:val="000000"/>
-        </w:rPr>
-      </w:r>
-      <w:proofErr w:type="spellEnd"/>
-    </w:p>
-    <w:p>
-      <w:pPr>
-        <w:pBdr>
-          <w:top w:val="nil"/>
-          <w:left w:val="nil"/>
-          <w:bottom w:val="nil"/>
-          <w:right w:val="nil"/>
-          <w:between w:val="nil"/>
-        </w:pBdr>
-        <w:spacing w:line="480" w:lineRule="auto"/>
-        <w:ind w:left="1080" w:firstLine="0"/>
-        <w:rPr>
-          <w:color w:val="000000"/>
-        </w:rPr>
-      </w:pPr>
-      <w:r>
-        <w:rPr>
-          <w:color w:val="000000"/>
-        </w:rPr>
-      </w:r>
-      <w:proofErr w:type="spellStart"/>
-      <w:r>
-        <w:rPr>
-          <w:color w:val="000000"/>
-        </w:rPr>
-      </w:r>
-      <w:proofErr w:type="spellEnd"/>
-      <w:r>
-        <w:rPr>
-          <w:color w:val="000000"/>
-        </w:rPr>
-      </w:r>
-      <w:proofErr w:type="spellStart"/>
-      <w:r>
-        <w:rPr>
-          <w:color w:val="000000"/>
-        </w:rPr>
-      </w:r>
-      <w:proofErr w:type="spellEnd"/>
-      <w:r>
-        <w:rPr>
-          <w:color w:val="000000"/>
-        </w:rPr>
-      </w:r>
-      <w:proofErr w:type="spellStart"/>
-      <w:r>
-        <w:rPr>
-          <w:color w:val="000000"/>
-        </w:rPr>
-      </w:r>
-      <w:proofErr w:type="spellEnd"/>
-      <w:r>
-        <w:rPr>
-          <w:color w:val="000000"/>
-        </w:rPr>
-      </w:r>
-      <w:proofErr w:type="spellStart"/>
-      <w:r>
-        <w:rPr>
-          <w:color w:val="000000"/>
-        </w:rPr>
-      </w:r>
-      <w:proofErr w:type="spellEnd"/>
-      <w:r>
-        <w:rPr>
-          <w:color w:val="000000"/>
-        </w:rPr>
-      </w:r>
-      <w:proofErr w:type="spellStart"/>
-      <w:r>
-        <w:rPr>
-          <w:color w:val="000000"/>
-        </w:rPr>
-      </w:r>
-      <w:proofErr w:type="spellEnd"/>
-      <w:r>
-        <w:rPr>
-          <w:color w:val="000000"/>
-        </w:rPr>
-      </w:r>
-      <w:proofErr w:type="spellStart"/>
-      <w:r>
-        <w:rPr>
-          <w:color w:val="000000"/>
-        </w:rPr>
-      </w:r>
-      <w:proofErr w:type="spellEnd"/>
-      <w:r>
-        <w:rPr>
-          <w:color w:val="000000"/>
-        </w:rPr>
-      </w:r>
-      <w:proofErr w:type="spellStart"/>
-      <w:r>
-        <w:rPr>
-          <w:color w:val="000000"/>
-        </w:rPr>
-      </w:r>
-      <w:proofErr w:type="spellEnd"/>
-      <w:r>
-        <w:rPr>
-          <w:color w:val="000000"/>
-        </w:rPr>
-      </w:r>
-      <w:proofErr w:type="spellStart"/>
-      <w:r>
-        <w:rPr>
-          <w:color w:val="000000"/>
-        </w:rPr>
-      </w:r>
-      <w:proofErr w:type="spellEnd"/>
-      <w:r>
-        <w:rPr>
-          <w:color w:val="000000"/>
-        </w:rPr>
-      </w:r>
-      <w:proofErr w:type="spellStart"/>
-      <w:r>
-        <w:rPr>
-          <w:color w:val="000000"/>
-        </w:rPr>
-      </w:r>
-      <w:proofErr w:type="spellEnd"/>
-      <w:r>
-        <w:rPr>
-          <w:color w:val="000000"/>
-        </w:rPr>
-      </w:r>
-      <w:proofErr w:type="spellStart"/>
-      <w:r>
-        <w:rPr>
-          <w:color w:val="000000"/>
-        </w:rPr>
-      </w:r>
-      <w:proofErr w:type="spellEnd"/>
-      <w:r>
-        <w:rPr>
-          <w:color w:val="000000"/>
-        </w:rPr>
-      </w:r>
-      <w:proofErr w:type="spellStart"/>
-      <w:r>
-        <w:rPr>
-          <w:color w:val="000000"/>
-        </w:rPr>
-      </w:r>
-      <w:proofErr w:type="spellEnd"/>
-      <w:r>
-        <w:rPr>
-          <w:color w:val="000000"/>
-        </w:rPr>
-      </w:r>
-      <w:proofErr w:type="spellStart"/>
-      <w:r>
-        <w:rPr>
-          <w:color w:val="000000"/>
-        </w:rPr>
-      </w:r>
-      <w:proofErr w:type="spellEnd"/>
-      <w:r>
-        <w:rPr>
-          <w:color w:val="000000"/>
-        </w:rPr>
-      </w:r>
-      <w:proofErr w:type="spellStart"/>
-      <w:r>
-        <w:rPr>
-          <w:color w:val="000000"/>
-        </w:rPr>
-      </w:r>
-      <w:proofErr w:type="spellEnd"/>
-      <w:r>
-        <w:rPr>
-          <w:color w:val="000000"/>
-        </w:rPr>
-      </w:r>
-      <w:proofErr w:type="spellStart"/>
-      <w:r>
-        <w:rPr>
-          <w:color w:val="000000"/>
-        </w:rPr>
-      </w:r>
-      <w:proofErr w:type="spellEnd"/>
-      <w:r>
-        <w:rPr>
-          <w:color w:val="000000"/>
-        </w:rPr>
-      </w:r>
-      <w:proofErr w:type="spellStart"/>
-      <w:r>
-        <w:rPr>
-          <w:color w:val="000000"/>
-        </w:rPr>
-      </w:r>
-      <w:proofErr w:type="spellEnd"/>
-      <w:r>
-        <w:rPr>
-          <w:color w:val="000000"/>
-        </w:rPr>
-      </w:r>
-      <w:proofErr w:type="spellStart"/>
-      <w:r>
-        <w:rPr>
-          <w:color w:val="000000"/>
-        </w:rPr>
-      </w:r>
-      <w:proofErr w:type="spellEnd"/>
-      <w:r>
-        <w:rPr>
-          <w:color w:val="000000"/>
-        </w:rPr>
-      </w:r>
-      <w:proofErr w:type="spellStart"/>
-      <w:r>
-        <w:rPr>
-          <w:color w:val="000000"/>
-        </w:rPr>
-      </w:r>
-      <w:proofErr w:type="spellEnd"/>
-      <w:r>
-        <w:rPr>
-          <w:color w:val="000000"/>
-        </w:rPr>
-      </w:r>
-      <w:proofErr w:type="spellStart"/>
-      <w:r>
-        <w:rPr>
-          <w:color w:val="000000"/>
-        </w:rPr>
-      </w:r>
-      <w:proofErr w:type="spellEnd"/>
-      <w:r>
-        <w:rPr>
-          <w:color w:val="000000"/>
-        </w:rPr>
-      </w:r>
-      <w:proofErr w:type="spellStart"/>
-      <w:r>
-        <w:rPr>
-          <w:color w:val="000000"/>
-        </w:rPr>
-      </w:r>
-      <w:proofErr w:type="spellEnd"/>
-      <w:r>
-        <w:rPr>
-          <w:color w:val="000000"/>
-        </w:rPr>
-      </w:r>
-      <w:proofErr w:type="spellStart"/>
-      <w:r>
-        <w:rPr>
-          <w:color w:val="000000"/>
-        </w:rPr>
-      </w:r>
-      <w:proofErr w:type="spellEnd"/>
-      <w:r>
-        <w:rPr>
-          <w:color w:val="000000"/>
-        </w:rPr>
-      </w:r>
-      <w:proofErr w:type="spellStart"/>
-      <w:r>
-        <w:rPr>
-          <w:color w:val="000000"/>
-        </w:rPr>
-      </w:r>
-      <w:proofErr w:type="spellEnd"/>
-      <w:r>
-        <w:rPr>
-          <w:color w:val="000000"/>
-        </w:rPr>
-      </w:r>
-      <w:proofErr w:type="spellStart"/>
-      <w:r>
-        <w:rPr>
-          <w:color w:val="000000"/>
-        </w:rPr>
-      </w:r>
-      <w:proofErr w:type="spellEnd"/>
-      <w:r>
-        <w:rPr>
-          <w:color w:val="000000"/>
-        </w:rPr>
-      </w:r>
-      <w:proofErr w:type="spellStart"/>
-      <w:r>
-        <w:rPr>
-          <w:color w:val="000000"/>
-        </w:rPr>
-      </w:r>
-      <w:proofErr w:type="spellEnd"/>
-      <w:r>
-        <w:rPr>
-          <w:color w:val="000000"/>
-        </w:rPr>
-      </w:r>
-      <w:proofErr w:type="spellStart"/>
-      <w:r>
-        <w:rPr>
-          <w:color w:val="000000"/>
-        </w:rPr>
-      </w:r>
-      <w:proofErr w:type="spellEnd"/>
-      <w:r>
-        <w:rPr>
-          <w:color w:val="000000"/>
-        </w:rPr>
-      </w:r>
-      <w:proofErr w:type="spellStart"/>
-      <w:r>
-        <w:rPr>
-          <w:color w:val="000000"/>
-        </w:rPr>
-      </w:r>
-      <w:proofErr w:type="spellEnd"/>
-      <w:r>
-        <w:rPr>
-          <w:color w:val="000000"/>
-        </w:rPr>
-      </w:r>
-      <w:proofErr w:type="spellStart"/>
-      <w:r>
-        <w:rPr>
-          <w:color w:val="000000"/>
-        </w:rPr>
-      </w:r>
-      <w:proofErr w:type="spellEnd"/>
-      <w:r>
-        <w:rPr>
-          <w:color w:val="000000"/>
-        </w:rPr>
-      </w:r>
-      <w:proofErr w:type="spellStart"/>
-      <w:r>
-        <w:rPr>
-          <w:color w:val="000000"/>
-        </w:rPr>
-      </w:r>
-      <w:proofErr w:type="spellEnd"/>
-      <w:r>
-        <w:rPr>
-          <w:color w:val="000000"/>
-        </w:rPr>
-      </w:r>
-      <w:proofErr w:type="spellStart"/>
-      <w:r>
-        <w:rPr>
-          <w:color w:val="000000"/>
-        </w:rPr>
-      </w:r>
-      <w:proofErr w:type="spellEnd"/>
-      <w:r>
-        <w:rPr>
-          <w:color w:val="000000"/>
-        </w:rPr>
-      </w:r>
-      <w:proofErr w:type="spellStart"/>
-      <w:r>
-        <w:rPr>
-          <w:color w:val="000000"/>
-        </w:rPr>
-      </w:r>
-      <w:proofErr w:type="spellEnd"/>
-      <w:r>
-        <w:rPr>
-          <w:color w:val="000000"/>
-        </w:rPr>
-      </w:r>
-      <w:proofErr w:type="spellStart"/>
-      <w:r>
-        <w:rPr>
-          <w:color w:val="000000"/>
-        </w:rPr>
-      </w:r>
-      <w:proofErr w:type="spellEnd"/>
-      <w:r>
-        <w:rPr>
-          <w:color w:val="000000"/>
-        </w:rPr>
-      </w:r>
-      <w:proofErr w:type="spellStart"/>
-      <w:r>
-        <w:rPr>
-          <w:color w:val="000000"/>
-        </w:rPr>
-      </w:r>
-      <w:proofErr w:type="spellEnd"/>
-      <w:r>
-        <w:rPr>
-          <w:color w:val="000000"/>
-        </w:rPr>
-      </w:r>
-      <w:proofErr w:type="spellStart"/>
-      <w:r>
-        <w:rPr>
-          <w:color w:val="000000"/>
-        </w:rPr>
-      </w:r>
-      <w:proofErr w:type="spellEnd"/>
-      <w:r>
-        <w:rPr>
-          <w:color w:val="000000"/>
-        </w:rPr>
-      </w:r>
-      <w:proofErr w:type="spellStart"/>
-      <w:r>
-        <w:rPr>
-          <w:color w:val="000000"/>
-        </w:rPr>
-      </w:r>
-      <w:proofErr w:type="spellEnd"/>
-      <w:r>
-        <w:rPr>
-          <w:color w:val="000000"/>
-        </w:rPr>
-      </w:r>
-      <w:proofErr w:type="spellStart"/>
-      <w:r>
-        <w:rPr>
-          <w:color w:val="000000"/>
-        </w:rPr>
-      </w:r>
-      <w:proofErr w:type="spellEnd"/>
-      <w:r>
-        <w:rPr>
-          <w:color w:val="000000"/>
-        </w:rPr>
-      </w:r>
-      <w:proofErr w:type="spellStart"/>
-      <w:r>
-        <w:rPr>
-          <w:color w:val="000000"/>
-        </w:rPr>
-      </w:r>
-      <w:proofErr w:type="spellEnd"/>
-      <w:r>
-        <w:rPr>
-          <w:color w:val="000000"/>
-        </w:rPr>
-      </w:r>
-      <w:proofErr w:type="spellStart"/>
-      <w:r>
-        <w:rPr>
-          <w:color w:val="000000"/>
-        </w:rPr>
-      </w:r>
-      <w:proofErr w:type="spellEnd"/>
-      <w:r>
-        <w:rPr>
-          <w:color w:val="000000"/>
-        </w:rPr>
-      </w:r>
-      <w:proofErr w:type="spellStart"/>
-      <w:r>
-        <w:rPr>
-          <w:color w:val="000000"/>
-        </w:rPr>
-      </w:r>
-      <w:proofErr w:type="spellEnd"/>
-      <w:r>
-        <w:rPr>
-          <w:color w:val="000000"/>
-        </w:rPr>
-      </w:r>
-      <w:proofErr w:type="spellStart"/>
-      <w:r>
-        <w:rPr>
-          <w:color w:val="000000"/>
-        </w:rPr>
-      </w:r>
-      <w:proofErr w:type="spellEnd"/>
-      <w:r>
-        <w:rPr>
-          <w:color w:val="000000"/>
-        </w:rPr>
-      </w:r>
-      <w:proofErr w:type="spellStart"/>
-      <w:r>
-        <w:rPr>
-          <w:color w:val="000000"/>
-        </w:rPr>
-      </w:r>
-      <w:proofErr w:type="spellEnd"/>
-      <w:r>
-        <w:rPr>
-          <w:color w:val="000000"/>
-        </w:rPr>
-      </w:r>
-      <w:proofErr w:type="spellStart"/>
-      <w:r>
-        <w:rPr>
-          <w:color w:val="000000"/>
-        </w:rPr>
-      </w:r>
-      <w:proofErr w:type="spellEnd"/>
-      <w:r>
-        <w:rPr>
-          <w:color w:val="000000"/>
-        </w:rPr>
-      </w:r>
-      <w:proofErr w:type="spellStart"/>
-      <w:r>
-        <w:rPr>
-          <w:color w:val="000000"/>
-        </w:rPr>
-      </w:r>
-      <w:proofErr w:type="spellEnd"/>
-      <w:r>
-        <w:rPr>
-          <w:color w:val="000000"/>
-        </w:rPr>
-      </w:r>
-      <w:proofErr w:type="spellStart"/>
-      <w:r>
-        <w:rPr>
-          <w:color w:val="000000"/>
-        </w:rPr>
-      </w:r>
-      <w:proofErr w:type="spellEnd"/>
-      <w:r>
-        <w:rPr>
-          <w:color w:val="000000"/>
-        </w:rPr>
-      </w:r>
-      <w:proofErr w:type="spellStart"/>
-      <w:r>
-        <w:rPr>
-          <w:color w:val="000000"/>
-        </w:rPr>
-      </w:r>
-      <w:proofErr w:type="spellEnd"/>
-      <w:r>
-        <w:rPr>
-          <w:color w:val="000000"/>
-        </w:rPr>
-      </w:r>
-      <w:proofErr w:type="spellStart"/>
-      <w:r>
-        <w:rPr>
-          <w:color w:val="000000"/>
-        </w:rPr>
-      </w:r>
-      <w:proofErr w:type="spellEnd"/>
-      <w:r>
-        <w:rPr>
-          <w:color w:val="000000"/>
-        </w:rPr>
-      </w:r>
-      <w:proofErr w:type="spellStart"/>
-      <w:r>
-        <w:rPr>
-          <w:color w:val="000000"/>
-        </w:rPr>
-      </w:r>
-      <w:proofErr w:type="spellEnd"/>
-      <w:r>
-        <w:rPr>
-          <w:color w:val="000000"/>
-        </w:rPr>
-      </w:r>
-      <w:proofErr w:type="spellStart"/>
-      <w:r>
-        <w:rPr>
-          <w:color w:val="000000"/>
-        </w:rPr>
-      </w:r>
-      <w:proofErr w:type="spellEnd"/>
-      <w:r>
-        <w:rPr>
-          <w:color w:val="000000"/>
-        </w:rPr>
-      </w:r>
-      <w:proofErr w:type="spellStart"/>
-      <w:r>
-        <w:rPr>
-          <w:color w:val="000000"/>
-        </w:rPr>
-      </w:r>
-      <w:proofErr w:type="spellEnd"/>
-      <w:r>
-        <w:rPr>
-          <w:color w:val="000000"/>
-        </w:rPr>
-      </w:r>
-      <w:proofErr w:type="spellStart"/>
-      <w:r>
-        <w:rPr>
-          <w:color w:val="000000"/>
-        </w:rPr>
-      </w:r>
-      <w:proofErr w:type="spellEnd"/>
-      <w:r>
-        <w:rPr>
-          <w:color w:val="000000"/>
-        </w:rPr>
-      </w:r>
-      <w:proofErr w:type="spellStart"/>
-      <w:r>
-        <w:rPr>
-          <w:color w:val="000000"/>
-        </w:rPr>
-      </w:r>
-      <w:proofErr w:type="spellEnd"/>
-      <w:r>
-        <w:rPr>
-          <w:color w:val="000000"/>
-        </w:rPr>
-      </w:r>
-      <w:proofErr w:type="spellStart"/>
-      <w:r>
-        <w:rPr>
-          <w:color w:val="000000"/>
-        </w:rPr>
-      </w:r>
-      <w:proofErr w:type="spellEnd"/>
-      <w:r>
-        <w:rPr>
-          <w:color w:val="000000"/>
-        </w:rPr>
-      </w:r>
-      <w:proofErr w:type="spellStart"/>
-      <w:r>
-        <w:rPr>
-          <w:color w:val="000000"/>
-        </w:rPr>
-      </w:r>
-      <w:proofErr w:type="spellEnd"/>
-      <w:r>
-        <w:rPr>
-          <w:color w:val="000000"/>
-        </w:rPr>
-      </w:r>
-      <w:proofErr w:type="spellStart"/>
-      <w:r>
-        <w:rPr>
-          <w:color w:val="000000"/>
-        </w:rPr>
-      </w:r>
-      <w:proofErr w:type="spellEnd"/>
-      <w:r>
-        <w:rPr>
-          <w:color w:val="000000"/>
-        </w:rPr>
-      </w:r>
-      <w:proofErr w:type="spellStart"/>
-      <w:r>
-        <w:rPr>
-          <w:color w:val="000000"/>
-        </w:rPr>
-      </w:r>
-      <w:proofErr w:type="spellEnd"/>
-      <w:r>
-        <w:rPr>
-          <w:color w:val="000000"/>
-        </w:rPr>
-      </w:r>
-      <w:proofErr w:type="spellStart"/>
-      <w:r>
-        <w:rPr>
-          <w:color w:val="000000"/>
-        </w:rPr>
-      </w:r>
-      <w:proofErr w:type="spellEnd"/>
-      <w:r>
-        <w:rPr>
-          <w:color w:val="000000"/>
-        </w:rPr>
-      </w:r>
-      <w:proofErr w:type="spellStart"/>
-      <w:r>
-        <w:rPr>
-          <w:color w:val="000000"/>
-        </w:rPr>
-      </w:r>
-      <w:proofErr w:type="spellEnd"/>
-      <w:r>
-        <w:rPr>
-          <w:color w:val="000000"/>
-        </w:rPr>
-      </w:r>
-      <w:proofErr w:type="spellStart"/>
-      <w:r>
-        <w:rPr>
-          <w:color w:val="000000"/>
-        </w:rPr>
-      </w:r>
-      <w:proofErr w:type="spellEnd"/>
-      <w:r>
-        <w:rPr>
-          <w:color w:val="000000"/>
-        </w:rPr>
-      </w:r>
-      <w:proofErr w:type="spellStart"/>
-      <w:r>
-        <w:rPr>
-          <w:color w:val="000000"/>
-        </w:rPr>
-      </w:r>
-      <w:proofErr w:type="spellEnd"/>
-      <w:r>
-        <w:rPr>
-          <w:color w:val="000000"/>
-        </w:rPr>
-      </w:r>
-      <w:proofErr w:type="spellStart"/>
-      <w:r>
-        <w:rPr>
-          <w:color w:val="000000"/>
-        </w:rPr>
-      </w:r>
-      <w:proofErr w:type="spellEnd"/>
-      <w:r>
-        <w:rPr>
-          <w:color w:val="000000"/>
-        </w:rPr>
-      </w:r>
-      <w:proofErr w:type="spellStart"/>
-      <w:r>
-        <w:rPr>
-          <w:color w:val="000000"/>
-        </w:rPr>
-      </w:r>
-      <w:proofErr w:type="spellEnd"/>
-      <w:r>
-        <w:rPr>
-          <w:color w:val="000000"/>
-        </w:rPr>
-      </w:r>
-      <w:proofErr w:type="spellStart"/>
-      <w:r>
-        <w:rPr>
-          <w:color w:val="000000"/>
-        </w:rPr>
-      </w:r>
-      <w:proofErr w:type="spellEnd"/>
-      <w:r>
-        <w:rPr>
-          <w:color w:val="000000"/>
-        </w:rPr>
-      </w:r>
-      <w:proofErr w:type="spellStart"/>
-      <w:r>
-        <w:rPr>
-          <w:color w:val="000000"/>
-        </w:rPr>
-      </w:r>
-      <w:proofErr w:type="spellEnd"/>
-      <w:r>
-        <w:rPr>
-          <w:color w:val="000000"/>
-        </w:rPr>
-      </w:r>
-      <w:proofErr w:type="spellStart"/>
-      <w:r>
-        <w:rPr>
-          <w:color w:val="000000"/>
-        </w:rPr>
-      </w:r>
-      <w:proofErr w:type="spellEnd"/>
-      <w:r>
-        <w:rPr>
-          <w:color w:val="000000"/>
-        </w:rPr>
-      </w:r>
-      <w:proofErr w:type="spellStart"/>
-      <w:r>
-        <w:rPr>
-          <w:color w:val="000000"/>
-        </w:rPr>
-      </w:r>
-      <w:proofErr w:type="spellEnd"/>
-      <w:r>
-        <w:rPr>
-          <w:color w:val="000000"/>
-        </w:rPr>
-      </w:r>
-      <w:proofErr w:type="spellStart"/>
-      <w:r>
-        <w:rPr>
-          <w:color w:val="000000"/>
-        </w:rPr>
-      </w:r>
-      <w:proofErr w:type="spellEnd"/>
-      <w:r>
-        <w:rPr>
-          <w:color w:val="000000"/>
-        </w:rPr>
-      </w:r>
-      <w:proofErr w:type="spellStart"/>
-      <w:r>
-        <w:rPr>
-          <w:color w:val="000000"/>
-        </w:rPr>
-      </w:r>
-      <w:proofErr w:type="spellEnd"/>
-      <w:r>
-        <w:rPr>
-          <w:color w:val="000000"/>
-        </w:rPr>
-      </w:r>
-      <w:proofErr w:type="spellStart"/>
-      <w:r>
-        <w:rPr>
-          <w:color w:val="000000"/>
-        </w:rPr>
-      </w:r>
-      <w:proofErr w:type="spellEnd"/>
-      <w:r>
-        <w:rPr>
-          <w:color w:val="000000"/>
-        </w:rPr>
-      </w:r>
-      <w:proofErr w:type="spellStart"/>
-      <w:r>
-        <w:rPr>
-          <w:color w:val="000000"/>
-        </w:rPr>
-      </w:r>
-      <w:proofErr w:type="spellEnd"/>
-      <w:r>
-        <w:rPr>
-          <w:color w:val="000000"/>
-        </w:rPr>
-      </w:r>
-      <w:proofErr w:type="spellStart"/>
-      <w:r>
-        <w:rPr>
-          <w:color w:val="000000"/>
-        </w:rPr>
-      </w:r>
-      <w:proofErr w:type="spellEnd"/>
-      <w:r>
-        <w:rPr>
-          <w:color w:val="000000"/>
-        </w:rPr>
-      </w:r>
-      <w:proofErr w:type="spellStart"/>
-      <w:r>
-        <w:rPr>
-          <w:color w:val="000000"/>
-        </w:rPr>
-      </w:r>
-      <w:proofErr w:type="spellEnd"/>
-      <w:r>
-        <w:rPr>
-          <w:color w:val="000000"/>
-        </w:rPr>
-      </w:r>
-      <w:proofErr w:type="spellStart"/>
-      <w:r>
-        <w:rPr>
-          <w:color w:val="000000"/>
-        </w:rPr>
-      </w:r>
-      <w:proofErr w:type="spellEnd"/>
-      <w:r>
-        <w:rPr>
-          <w:color w:val="000000"/>
-        </w:rPr>
-      </w:r>
     </w:p>
     <w:p>
       <w:pPr>
         <w:spacing w:line="480" w:lineRule="auto"/>
         <w:ind w:left="1080" w:firstLine="0"/>
       </w:pPr>
-      <w:proofErr w:type="gramStart"/>
-      <w:r>
-        <w:rPr>
-          <w:color w:val="000000"/>
-        </w:rPr>
-      </w:r>
-      <w:proofErr w:type="gramEnd"/>
-      <w:r>
-        <w:rPr>
-          <w:color w:val="000000"/>
-        </w:rPr>
-      </w:r>
-      <w:proofErr w:type="spellStart"/>
-      <w:r>
-        <w:rPr>
-          <w:color w:val="000000"/>
-        </w:rPr>
-      </w:r>
-      <w:proofErr w:type="spellEnd"/>
-      <w:r>
-        <w:rPr>
-          <w:color w:val="000000"/>
-        </w:rPr>
-      </w:r>
-      <w:proofErr w:type="spellStart"/>
-      <w:r>
-        <w:rPr>
-          <w:color w:val="000000"/>
-        </w:rPr>
-      </w:r>
-      <w:proofErr w:type="spellEnd"/>
-      <w:r>
-        <w:rPr>
-          <w:color w:val="000000"/>
-        </w:rPr>
-      </w:r>
-      <w:proofErr w:type="spellStart"/>
-      <w:r>
-        <w:rPr>
-          <w:color w:val="000000"/>
-        </w:rPr>
-      </w:r>
-      <w:proofErr w:type="spellEnd"/>
-      <w:r>
-        <w:rPr>
-          <w:color w:val="000000"/>
-        </w:rPr>
-      </w:r>
-      <w:proofErr w:type="spellStart"/>
-      <w:r>
-        <w:rPr>
-          <w:color w:val="000000"/>
-        </w:rPr>
-      </w:r>
-      <w:proofErr w:type="spellEnd"/>
-      <w:r>
-        <w:rPr>
-          <w:color w:val="000000"/>
-        </w:rPr>
-      </w:r>
-      <w:proofErr w:type="spellStart"/>
-      <w:r>
-        <w:rPr>
-          <w:color w:val="000000"/>
-        </w:rPr>
-      </w:r>
-      <w:proofErr w:type="spellEnd"/>
-      <w:r>
-        <w:rPr>
-          <w:color w:val="000000"/>
-        </w:rPr>
-      </w:r>
-      <w:proofErr w:type="spellStart"/>
-      <w:r>
-        <w:rPr>
-          <w:color w:val="000000"/>
-        </w:rPr>
-      </w:r>
-      <w:proofErr w:type="spellEnd"/>
-      <w:r>
-        <w:rPr>
-          <w:color w:val="000000"/>
-        </w:rPr>
-      </w:r>
-      <w:proofErr w:type="spellStart"/>
-      <w:r>
-        <w:rPr>
-          <w:color w:val="000000"/>
-        </w:rPr>
-      </w:r>
-      <w:proofErr w:type="spellEnd"/>
-      <w:r>
-        <w:rPr>
-          <w:color w:val="000000"/>
-        </w:rPr>
-      </w:r>
-      <w:proofErr w:type="spellStart"/>
-      <w:r>
-        <w:rPr>
-          <w:color w:val="000000"/>
-        </w:rPr>
-      </w:r>
-      <w:proofErr w:type="spellEnd"/>
-      <w:r>
-        <w:rPr>
-          <w:color w:val="000000"/>
-        </w:rPr>
-      </w:r>
-      <w:proofErr w:type="spellStart"/>
-      <w:r>
-        <w:rPr>
-          <w:color w:val="000000"/>
-        </w:rPr>
-      </w:r>
-      <w:proofErr w:type="spellEnd"/>
-      <w:r>
-        <w:rPr>
-          <w:color w:val="000000"/>
-        </w:rPr>
-      </w:r>
-      <w:proofErr w:type="spellStart"/>
-      <w:r>
-        <w:rPr>
-          <w:color w:val="000000"/>
-        </w:rPr>
-      </w:r>
-      <w:proofErr w:type="spellEnd"/>
-      <w:r>
-        <w:rPr>
-          <w:color w:val="000000"/>
-        </w:rPr>
-      </w:r>
-      <w:proofErr w:type="spellStart"/>
-      <w:r>
-        <w:rPr>
-          <w:color w:val="000000"/>
-        </w:rPr>
-      </w:r>
-      <w:proofErr w:type="spellEnd"/>
-      <w:r>
-        <w:rPr>
-          <w:color w:val="000000"/>
-        </w:rPr>
-      </w:r>
-      <w:proofErr w:type="spellStart"/>
-      <w:r>
-        <w:rPr>
-          <w:color w:val="000000"/>
-        </w:rPr>
-      </w:r>
-      <w:proofErr w:type="spellEnd"/>
-      <w:r>
-        <w:rPr>
-          <w:color w:val="000000"/>
-        </w:rPr>
-      </w:r>
-      <w:proofErr w:type="spellStart"/>
-      <w:r>
-        <w:rPr>
-          <w:color w:val="000000"/>
-        </w:rPr>
-      </w:r>
-      <w:proofErr w:type="spellEnd"/>
-      <w:r>
-        <w:rPr>
-          <w:color w:val="000000"/>
-        </w:rPr>
-      </w:r>
-      <w:proofErr w:type="spellStart"/>
-      <w:r>
-        <w:rPr>
-          <w:color w:val="000000"/>
-        </w:rPr>
-      </w:r>
-      <w:proofErr w:type="spellEnd"/>
-      <w:r>
-        <w:rPr>
-          <w:color w:val="000000"/>
-        </w:rPr>
-      </w:r>
-      <w:proofErr w:type="spellStart"/>
-      <w:r>
-        <w:rPr>
-          <w:color w:val="000000"/>
-        </w:rPr>
-      </w:r>
-      <w:proofErr w:type="spellEnd"/>
-      <w:r>
-        <w:rPr>
-          <w:color w:val="000000"/>
-        </w:rPr>
-      </w:r>
-      <w:proofErr w:type="spellStart"/>
-      <w:r>
-        <w:rPr>
-          <w:color w:val="000000"/>
-        </w:rPr>
-      </w:r>
-      <w:proofErr w:type="spellEnd"/>
-      <w:r>
-        <w:rPr>
-          <w:color w:val="000000"/>
-        </w:rPr>
-      </w:r>
-      <w:proofErr w:type="spellStart"/>
-      <w:r>
-        <w:rPr>
-          <w:color w:val="000000"/>
-        </w:rPr>
-      </w:r>
-      <w:proofErr w:type="spellEnd"/>
-      <w:r>
-        <w:rPr>
-          <w:color w:val="000000"/>
-        </w:rPr>
-      </w:r>
-      <w:proofErr w:type="spellStart"/>
-      <w:r>
-        <w:rPr>
-          <w:color w:val="000000"/>
-        </w:rPr>
-      </w:r>
-      <w:proofErr w:type="spellEnd"/>
-      <w:r>
-        <w:rPr>
-          <w:color w:val="000000"/>
-        </w:rPr>
-      </w:r>
-      <w:proofErr w:type="spellStart"/>
-      <w:r>
-        <w:rPr>
-          <w:color w:val="000000"/>
-        </w:rPr>
-      </w:r>
-      <w:proofErr w:type="spellEnd"/>
-      <w:r>
-        <w:rPr>
-          <w:color w:val="000000"/>
-        </w:rPr>
-      </w:r>
-      <w:proofErr w:type="spellStart"/>
-      <w:r>
-        <w:rPr>
-          <w:color w:val="000000"/>
-        </w:rPr>
-      </w:r>
-      <w:proofErr w:type="spellEnd"/>
-      <w:r>
-        <w:rPr>
-          <w:color w:val="000000"/>
-        </w:rPr>
-      </w:r>
-      <w:proofErr w:type="spellStart"/>
-      <w:r>
-        <w:rPr>
-          <w:color w:val="000000"/>
-        </w:rPr>
-      </w:r>
-      <w:proofErr w:type="spellEnd"/>
-      <w:r>
-        <w:rPr>
-          <w:color w:val="000000"/>
-        </w:rPr>
-      </w:r>
-      <w:proofErr w:type="spellStart"/>
-      <w:r>
-        <w:rPr>
-          <w:color w:val="000000"/>
-        </w:rPr>
-      </w:r>
-      <w:proofErr w:type="spellEnd"/>
-      <w:r>
-        <w:rPr>
-          <w:color w:val="000000"/>
-        </w:rPr>
-      </w:r>
-      <w:proofErr w:type="spellStart"/>
-      <w:r>
-        <w:rPr>
-          <w:color w:val="000000"/>
-        </w:rPr>
-      </w:r>
-      <w:proofErr w:type="spellEnd"/>
-      <w:r>
-        <w:rPr>
-          <w:color w:val="000000"/>
-        </w:rPr>
-      </w:r>
-      <w:proofErr w:type="spellStart"/>
-      <w:r>
-        <w:rPr>
-          <w:color w:val="000000"/>
-        </w:rPr>
-      </w:r>
-      <w:proofErr w:type="spellEnd"/>
-      <w:r>
-        <w:rPr>
-          <w:color w:val="000000"/>
-        </w:rPr>
-      </w:r>
-      <w:proofErr w:type="spellStart"/>
-      <w:r>
-        <w:rPr>
-          <w:color w:val="000000"/>
-        </w:rPr>
-      </w:r>
-      <w:proofErr w:type="spellEnd"/>
-      <w:r>
-        <w:rPr>
-          <w:color w:val="000000"/>
-        </w:rPr>
-      </w:r>
-      <w:proofErr w:type="spellStart"/>
-      <w:r>
-        <w:rPr>
-          <w:color w:val="000000"/>
-        </w:rPr>
-      </w:r>
-      <w:proofErr w:type="spellEnd"/>
-      <w:r>
-        <w:rPr>
-          <w:color w:val="000000"/>
-        </w:rPr>
-      </w:r>
-      <w:proofErr w:type="spellStart"/>
-      <w:r>
-        <w:rPr>
-          <w:color w:val="000000"/>
-        </w:rPr>
-      </w:r>
-      <w:proofErr w:type="spellEnd"/>
-      <w:r>
-        <w:rPr>
-          <w:color w:val="000000"/>
-        </w:rPr>
-      </w:r>
-      <w:proofErr w:type="spellStart"/>
-      <w:r>
-        <w:rPr>
-          <w:color w:val="000000"/>
-        </w:rPr>
-      </w:r>
-      <w:proofErr w:type="spellEnd"/>
-      <w:r>
-        <w:rPr>
-          <w:color w:val="000000"/>
-        </w:rPr>
-      </w:r>
-      <w:proofErr w:type="spellStart"/>
-      <w:r>
-        <w:rPr>
-          <w:color w:val="000000"/>
-        </w:rPr>
-      </w:r>
-      <w:proofErr w:type="spellEnd"/>
-      <w:r>
-        <w:rPr>
-          <w:color w:val="000000"/>
-        </w:rPr>
-      </w:r>
-      <w:proofErr w:type="spellStart"/>
-      <w:r>
-        <w:rPr>
-          <w:color w:val="000000"/>
-        </w:rPr>
-      </w:r>
-      <w:proofErr w:type="spellEnd"/>
-      <w:r>
-        <w:rPr>
-          <w:color w:val="000000"/>
-        </w:rPr>
-      </w:r>
-      <w:proofErr w:type="spellStart"/>
-      <w:r>
-        <w:rPr>
-          <w:color w:val="000000"/>
-        </w:rPr>
-      </w:r>
-      <w:proofErr w:type="spellEnd"/>
-      <w:r>
-        <w:rPr>
-          <w:color w:val="000000"/>
-        </w:rPr>
-      </w:r>
-      <w:proofErr w:type="spellStart"/>
-      <w:r>
-        <w:rPr>
-          <w:color w:val="000000"/>
-        </w:rPr>
-      </w:r>
-      <w:proofErr w:type="spellEnd"/>
-      <w:r>
-        <w:rPr>
-          <w:color w:val="000000"/>
-        </w:rPr>
-      </w:r>
-      <w:proofErr w:type="spellStart"/>
-      <w:r>
-        <w:rPr>
-          <w:color w:val="000000"/>
-        </w:rPr>
-      </w:r>
-      <w:proofErr w:type="spellEnd"/>
-      <w:r>
-        <w:rPr>
-          <w:color w:val="000000"/>
-        </w:rPr>
-      </w:r>
-      <w:proofErr w:type="spellStart"/>
-      <w:r>
-        <w:rPr>
-          <w:color w:val="000000"/>
-        </w:rPr>
-      </w:r>
-      <w:proofErr w:type="spellEnd"/>
-      <w:r>
-        <w:rPr>
-          <w:color w:val="000000"/>
-        </w:rPr>
-      </w:r>
-      <w:proofErr w:type="spellStart"/>
-      <w:r>
-        <w:rPr>
-          <w:color w:val="000000"/>
-        </w:rPr>
-      </w:r>
-      <w:proofErr w:type="spellEnd"/>
-      <w:r>
-        <w:rPr>
-          <w:color w:val="000000"/>
-        </w:rPr>
-      </w:r>
-      <w:proofErr w:type="spellStart"/>
-      <w:r>
-        <w:rPr>
-          <w:color w:val="000000"/>
-        </w:rPr>
-      </w:r>
-      <w:proofErr w:type="spellEnd"/>
-      <w:r>
-        <w:rPr>
-          <w:color w:val="000000"/>
-        </w:rPr>
-      </w:r>
-      <w:proofErr w:type="spellStart"/>
-      <w:r>
-        <w:rPr>
-          <w:color w:val="000000"/>
-        </w:rPr>
-      </w:r>
-      <w:proofErr w:type="spellEnd"/>
-      <w:r>
-        <w:rPr>
-          <w:color w:val="000000"/>
-        </w:rPr>
-      </w:r>
-      <w:proofErr w:type="spellStart"/>
-      <w:r>
-        <w:rPr>
-          <w:color w:val="000000"/>
-        </w:rPr>
-      </w:r>
-      <w:proofErr w:type="spellEnd"/>
-      <w:r>
-        <w:rPr>
-          <w:color w:val="000000"/>
-        </w:rPr>
-      </w:r>
-      <w:proofErr w:type="spellStart"/>
-      <w:r>
-        <w:rPr>
-          <w:color w:val="000000"/>
-        </w:rPr>
-      </w:r>
-      <w:proofErr w:type="spellEnd"/>
-      <w:r>
-        <w:rPr>
-          <w:color w:val="000000"/>
-        </w:rPr>
-      </w:r>
-      <w:proofErr w:type="spellStart"/>
-      <w:r>
-        <w:rPr>
-          <w:color w:val="000000"/>
-        </w:rPr>
-      </w:r>
-      <w:proofErr w:type="spellEnd"/>
-      <w:r>
-        <w:rPr>
-          <w:color w:val="000000"/>
-        </w:rPr>
-      </w:r>
-      <w:proofErr w:type="spellStart"/>
-      <w:r>
-        <w:rPr>
-          <w:color w:val="000000"/>
-        </w:rPr>
-      </w:r>
-      <w:proofErr w:type="spellEnd"/>
-      <w:r>
-        <w:rPr>
-          <w:color w:val="000000"/>
-        </w:rPr>
-      </w:r>
-      <w:proofErr w:type="spellStart"/>
-      <w:r>
-        <w:rPr>
-          <w:color w:val="000000"/>
-        </w:rPr>
-      </w:r>
-      <w:proofErr w:type="spellEnd"/>
-      <w:r>
-        <w:rPr>
-          <w:color w:val="000000"/>
-        </w:rPr>
-      </w:r>
-      <w:proofErr w:type="spellStart"/>
-      <w:r>
-        <w:rPr>
-          <w:color w:val="000000"/>
-        </w:rPr>
-      </w:r>
-      <w:proofErr w:type="spellEnd"/>
-      <w:r>
-        <w:rPr>
-          <w:color w:val="000000"/>
-        </w:rPr>
-      </w:r>
-      <w:proofErr w:type="spellStart"/>
-      <w:r>
-        <w:rPr>
-          <w:color w:val="000000"/>
-        </w:rPr>
-      </w:r>
-      <w:proofErr w:type="spellEnd"/>
-      <w:r>
-        <w:rPr>
-          <w:color w:val="000000"/>
-        </w:rPr>
-      </w:r>
-      <w:proofErr w:type="spellStart"/>
-      <w:r>
-        <w:rPr>
-          <w:color w:val="000000"/>
-        </w:rPr>
-      </w:r>
-      <w:proofErr w:type="spellEnd"/>
-      <w:r>
-        <w:rPr>
-          <w:color w:val="000000"/>
-        </w:rPr>
-      </w:r>
-      <w:proofErr w:type="spellStart"/>
-      <w:r>
-        <w:rPr>
-          <w:color w:val="000000"/>
-        </w:rPr>
-      </w:r>
-      <w:proofErr w:type="spellEnd"/>
-      <w:r>
-        <w:rPr>
-          <w:color w:val="000000"/>
-        </w:rPr>
-      </w:r>
-      <w:proofErr w:type="spellStart"/>
-      <w:r>
-        <w:rPr>
-          <w:color w:val="000000"/>
-        </w:rPr>
-      </w:r>
-      <w:proofErr w:type="spellEnd"/>
-      <w:r>
-        <w:rPr>
-          <w:color w:val="000000"/>
-        </w:rPr>
-      </w:r>
-      <w:proofErr w:type="spellStart"/>
-      <w:r>
-        <w:rPr>
-          <w:color w:val="000000"/>
-        </w:rPr>
-      </w:r>
-      <w:proofErr w:type="spellEnd"/>
-      <w:r>
-        <w:rPr>
-          <w:color w:val="000000"/>
-        </w:rPr>
-      </w:r>
-      <w:proofErr w:type="spellStart"/>
-      <w:r>
-        <w:rPr>
-          <w:color w:val="000000"/>
-        </w:rPr>
-      </w:r>
-      <w:proofErr w:type="spellEnd"/>
-      <w:r>
-        <w:rPr>
-          <w:color w:val="000000"/>
-        </w:rPr>
-      </w:r>
-      <w:proofErr w:type="spellStart"/>
-      <w:r>
-        <w:rPr>
-          <w:color w:val="000000"/>
-        </w:rPr>
-      </w:r>
-      <w:proofErr w:type="spellEnd"/>
-      <w:r>
-        <w:rPr>
-          <w:color w:val="000000"/>
-        </w:rPr>
-      </w:r>
-      <w:proofErr w:type="spellStart"/>
-      <w:r>
-        <w:rPr>
-          <w:color w:val="000000"/>
-        </w:rPr>
-      </w:r>
-      <w:proofErr w:type="spellEnd"/>
-      <w:r>
-        <w:rPr>
-          <w:color w:val="000000"/>
-        </w:rPr>
-      </w:r>
-      <w:proofErr w:type="spellStart"/>
-      <w:r>
-        <w:rPr>
-          <w:color w:val="000000"/>
-        </w:rPr>
-      </w:r>
-      <w:proofErr w:type="spellEnd"/>
-      <w:r>
-        <w:rPr>
-          <w:color w:val="000000"/>
-        </w:rPr>
-      </w:r>
-      <w:proofErr w:type="spellStart"/>
-      <w:r>
-        <w:rPr>
-          <w:color w:val="000000"/>
-        </w:rPr>
-      </w:r>
-      <w:proofErr w:type="spellEnd"/>
-      <w:r>
-        <w:rPr>
-          <w:color w:val="000000"/>
-        </w:rPr>
-      </w:r>
-      <w:proofErr w:type="spellStart"/>
-      <w:r>
-        <w:rPr>
-          <w:color w:val="000000"/>
-        </w:rPr>
-      </w:r>
-      <w:proofErr w:type="spellEnd"/>
-      <w:r>
-        <w:rPr>
-          <w:color w:val="000000"/>
-        </w:rPr>
-      </w:r>
-      <w:proofErr w:type="spellStart"/>
-      <w:r>
-        <w:rPr>
-          <w:color w:val="000000"/>
-        </w:rPr>
-      </w:r>
-      <w:proofErr w:type="spellEnd"/>
-      <w:r>
-        <w:rPr>
-          <w:color w:val="000000"/>
-        </w:rPr>
-      </w:r>
-      <w:proofErr w:type="spellStart"/>
-      <w:r>
-        <w:rPr>
-          <w:color w:val="000000"/>
-        </w:rPr>
-      </w:r>
-      <w:proofErr w:type="spellEnd"/>
-      <w:r>
-        <w:rPr>
-          <w:color w:val="000000"/>
-        </w:rPr>
-      </w:r>
-      <w:proofErr w:type="spellStart"/>
-      <w:r>
-        <w:rPr>
-          <w:color w:val="000000"/>
-        </w:rPr>
-      </w:r>
-      <w:proofErr w:type="spellEnd"/>
-      <w:r>
-        <w:rPr>
-          <w:color w:val="000000"/>
-        </w:rPr>
-      </w:r>
-      <w:proofErr w:type="spellStart"/>
-      <w:r>
-        <w:rPr>
-          <w:color w:val="000000"/>
-        </w:rPr>
-      </w:r>
-      <w:proofErr w:type="spellEnd"/>
-      <w:r>
-        <w:rPr>
-          <w:color w:val="000000"/>
-        </w:rPr>
-      </w:r>
-      <w:proofErr w:type="spellStart"/>
-      <w:r>
-        <w:rPr>
-          <w:color w:val="000000"/>
-        </w:rPr>
-      </w:r>
-      <w:proofErr w:type="spellEnd"/>
-      <w:r>
-        <w:rPr>
-          <w:color w:val="000000"/>
-        </w:rPr>
-      </w:r>
-      <w:proofErr w:type="spellStart"/>
-      <w:r>
-        <w:rPr>
-          <w:color w:val="000000"/>
-        </w:rPr>
-      </w:r>
-      <w:proofErr w:type="spellEnd"/>
-      <w:r>
-        <w:rPr>
-          <w:color w:val="000000"/>
-        </w:rPr>
-      </w:r>
-      <w:proofErr w:type="spellStart"/>
-      <w:r>
-        <w:rPr>
-          <w:color w:val="000000"/>
-        </w:rPr>
-      </w:r>
-      <w:proofErr w:type="spellEnd"/>
-      <w:r>
-        <w:rPr>
-          <w:color w:val="000000"/>
-        </w:rPr>
-      </w:r>
-    </w:p>
-    <w:p>
-      <w:pPr>
-        <w:numPr>
-          <w:ilvl w:val="0"/>
-          <w:numId w:val="7"/>
-        </w:numPr>
-        <w:pBdr>
-          <w:top w:val="nil"/>
-          <w:left w:val="nil"/>
-          <w:bottom w:val="nil"/>
-          <w:right w:val="nil"/>
-          <w:between w:val="nil"/>
-        </w:pBdr>
-        <w:spacing w:line="480" w:lineRule="auto"/>
-      </w:pPr>
-      <w:proofErr w:type="spellStart"/>
-      <w:r>
-        <w:rPr>
-          <w:color w:val="000000"/>
-        </w:rPr>
-      </w:r>
-      <w:proofErr w:type="spellEnd"/>
-    </w:p>
-    <w:p>
-      <w:pPr>
-        <w:spacing w:line="480" w:lineRule="auto"/>
-        <w:ind w:left="1080" w:firstLine="0"/>
-      </w:pPr>
-      <w:proofErr w:type="spellStart"/>
-      <w:r>
-        <w:rPr>
-          <w:color w:val="000000"/>
-        </w:rPr>
-      </w:r>
-      <w:proofErr w:type="spellEnd"/>
-      <w:r>
-        <w:rPr>
-          <w:color w:val="000000"/>
-        </w:rPr>
-      </w:r>
-      <w:proofErr w:type="spellStart"/>
-      <w:r>
-        <w:rPr>
-          <w:color w:val="000000"/>
-        </w:rPr>
-      </w:r>
-      <w:proofErr w:type="spellEnd"/>
-      <w:r>
-        <w:rPr>
-          <w:color w:val="000000"/>
-        </w:rPr>
-      </w:r>
-      <w:proofErr w:type="spellStart"/>
-      <w:r>
-        <w:rPr>
-          <w:color w:val="000000"/>
-        </w:rPr>
-      </w:r>
-      <w:proofErr w:type="spellEnd"/>
-      <w:r>
-        <w:rPr>
-          <w:color w:val="000000"/>
-        </w:rPr>
-      </w:r>
-      <w:proofErr w:type="spellStart"/>
-      <w:r>
-        <w:rPr>
-          <w:color w:val="000000"/>
-        </w:rPr>
-      </w:r>
-      <w:proofErr w:type="spellEnd"/>
-      <w:r>
-        <w:rPr>
-          <w:color w:val="000000"/>
-        </w:rPr>
-      </w:r>
-      <w:proofErr w:type="spellStart"/>
-      <w:r>
-        <w:rPr>
-          <w:color w:val="000000"/>
-        </w:rPr>
-      </w:r>
-      <w:proofErr w:type="spellEnd"/>
-      <w:r>
-        <w:rPr>
-          <w:color w:val="000000"/>
-        </w:rPr>
-      </w:r>
-      <w:proofErr w:type="spellStart"/>
-      <w:r>
-        <w:rPr>
-          <w:color w:val="000000"/>
-        </w:rPr>
-      </w:r>
-      <w:proofErr w:type="spellEnd"/>
-      <w:r>
-        <w:rPr>
-          <w:color w:val="000000"/>
-        </w:rPr>
-      </w:r>
-      <w:proofErr w:type="spellStart"/>
-      <w:r>
-        <w:rPr>
-          <w:color w:val="000000"/>
-        </w:rPr>
-      </w:r>
-      <w:proofErr w:type="spellEnd"/>
-      <w:r>
-        <w:rPr>
-          <w:color w:val="000000"/>
-        </w:rPr>
-      </w:r>
-      <w:proofErr w:type="spellStart"/>
-      <w:r>
-        <w:rPr>
-          <w:color w:val="000000"/>
-        </w:rPr>
-      </w:r>
-      <w:proofErr w:type="spellEnd"/>
-      <w:r>
-        <w:rPr>
-          <w:color w:val="000000"/>
-        </w:rPr>
-      </w:r>
-      <w:proofErr w:type="spellStart"/>
-      <w:r>
-        <w:rPr>
-          <w:color w:val="000000"/>
-        </w:rPr>
-      </w:r>
-      <w:proofErr w:type="spellEnd"/>
-      <w:r>
-        <w:rPr>
-          <w:color w:val="000000"/>
-        </w:rPr>
-      </w:r>
-      <w:proofErr w:type="spellStart"/>
-      <w:r>
-        <w:rPr>
-          <w:color w:val="000000"/>
-        </w:rPr>
-      </w:r>
-      <w:proofErr w:type="spellEnd"/>
-      <w:r>
-        <w:rPr>
-          <w:color w:val="000000"/>
-        </w:rPr>
-      </w:r>
-      <w:proofErr w:type="spellStart"/>
-      <w:r>
-        <w:rPr>
-          <w:color w:val="000000"/>
-        </w:rPr>
-      </w:r>
-      <w:proofErr w:type="spellEnd"/>
-      <w:r>
-        <w:rPr>
-          <w:color w:val="000000"/>
-        </w:rPr>
-      </w:r>
-      <w:proofErr w:type="spellStart"/>
-      <w:r>
-        <w:rPr>
-          <w:color w:val="000000"/>
-        </w:rPr>
-      </w:r>
-      <w:proofErr w:type="spellEnd"/>
-      <w:r>
-        <w:rPr>
-          <w:color w:val="000000"/>
-        </w:rPr>
-      </w:r>
-      <w:proofErr w:type="spellStart"/>
-      <w:r>
-        <w:rPr>
-          <w:color w:val="000000"/>
-        </w:rPr>
-      </w:r>
-      <w:proofErr w:type="spellEnd"/>
-      <w:r>
-        <w:rPr>
-          <w:color w:val="000000"/>
-        </w:rPr>
-      </w:r>
-      <w:proofErr w:type="spellStart"/>
-      <w:r>
-        <w:rPr>
-          <w:color w:val="000000"/>
-        </w:rPr>
-      </w:r>
-      <w:proofErr w:type="spellEnd"/>
-      <w:r>
-        <w:rPr>
-          <w:color w:val="000000"/>
-        </w:rPr>
-      </w:r>
-      <w:proofErr w:type="spellStart"/>
-      <w:r>
-        <w:rPr>
-          <w:color w:val="000000"/>
-        </w:rPr>
-      </w:r>
-      <w:proofErr w:type="spellEnd"/>
-      <w:r>
-        <w:rPr>
-          <w:color w:val="000000"/>
-        </w:rPr>
-      </w:r>
-      <w:proofErr w:type="spellStart"/>
-      <w:r>
-        <w:rPr>
-          <w:color w:val="000000"/>
-        </w:rPr>
-      </w:r>
-      <w:proofErr w:type="spellEnd"/>
-      <w:r>
-        <w:rPr>
-          <w:color w:val="000000"/>
-        </w:rPr>
-      </w:r>
-      <w:proofErr w:type="spellStart"/>
-      <w:r>
-        <w:rPr>
-          <w:color w:val="000000"/>
-        </w:rPr>
-      </w:r>
-      <w:proofErr w:type="spellEnd"/>
-      <w:r>
-        <w:rPr>
-          <w:color w:val="000000"/>
-        </w:rPr>
-      </w:r>
-      <w:proofErr w:type="spellStart"/>
-      <w:r>
-        <w:rPr>
-          <w:color w:val="000000"/>
-        </w:rPr>
-      </w:r>
-      <w:proofErr w:type="spellEnd"/>
-      <w:r>
-        <w:rPr>
-          <w:color w:val="000000"/>
-        </w:rPr>
-      </w:r>
-      <w:proofErr w:type="spellStart"/>
-      <w:r>
-        <w:rPr>
-          <w:color w:val="000000"/>
-        </w:rPr>
-      </w:r>
-      <w:proofErr w:type="spellEnd"/>
-      <w:r>
-        <w:rPr>
-          <w:color w:val="000000"/>
-        </w:rPr>
-      </w:r>
-      <w:proofErr w:type="spellStart"/>
-      <w:r>
-        <w:rPr>
-          <w:color w:val="000000"/>
-        </w:rPr>
-      </w:r>
-      <w:proofErr w:type="spellEnd"/>
-      <w:r>
-        <w:rPr>
-          <w:color w:val="000000"/>
-        </w:rPr>
-      </w:r>
-      <w:proofErr w:type="spellStart"/>
-      <w:r>
-        <w:rPr>
-          <w:color w:val="000000"/>
-        </w:rPr>
-      </w:r>
-      <w:proofErr w:type="spellEnd"/>
-      <w:r>
-        <w:rPr>
-          <w:color w:val="000000"/>
-        </w:rPr>
-      </w:r>
-      <w:proofErr w:type="spellStart"/>
-      <w:r>
-        <w:rPr>
-          <w:color w:val="000000"/>
-        </w:rPr>
-      </w:r>
-      <w:proofErr w:type="spellEnd"/>
-      <w:r>
-        <w:rPr>
-          <w:color w:val="000000"/>
-        </w:rPr>
-      </w:r>
-      <w:proofErr w:type="spellStart"/>
-      <w:r>
-        <w:rPr>
-          <w:color w:val="000000"/>
-        </w:rPr>
-      </w:r>
-      <w:proofErr w:type="spellEnd"/>
-      <w:r>
-        <w:rPr>
-          <w:color w:val="000000"/>
-        </w:rPr>
-      </w:r>
-      <w:proofErr w:type="spellStart"/>
-      <w:r>
-        <w:rPr>
-          <w:color w:val="000000"/>
-        </w:rPr>
-      </w:r>
-      <w:proofErr w:type="spellEnd"/>
-      <w:r>
-        <w:rPr>
-          <w:color w:val="000000"/>
-        </w:rPr>
-      </w:r>
-      <w:proofErr w:type="spellStart"/>
-      <w:r>
-        <w:rPr>
-          <w:color w:val="000000"/>
-        </w:rPr>
-      </w:r>
-      <w:proofErr w:type="spellEnd"/>
-      <w:r>
-        <w:rPr>
-          <w:color w:val="000000"/>
-        </w:rPr>
-      </w:r>
-      <w:proofErr w:type="spellStart"/>
-      <w:r>
-        <w:rPr>
-          <w:color w:val="000000"/>
-        </w:rPr>
-      </w:r>
-      <w:proofErr w:type="spellEnd"/>
-      <w:r>
-        <w:rPr>
-          <w:color w:val="000000"/>
-        </w:rPr>
-      </w:r>
-      <w:proofErr w:type="spellStart"/>
-      <w:r>
-        <w:rPr>
-          <w:color w:val="000000"/>
-        </w:rPr>
-      </w:r>
-      <w:proofErr w:type="spellEnd"/>
-      <w:r>
-        <w:rPr>
-          <w:color w:val="000000"/>
-        </w:rPr>
-      </w:r>
-      <w:proofErr w:type="spellStart"/>
-      <w:r>
-        <w:rPr>
-          <w:color w:val="000000"/>
-        </w:rPr>
-      </w:r>
-      <w:proofErr w:type="spellEnd"/>
-      <w:r>
-        <w:rPr>
-          <w:color w:val="000000"/>
-        </w:rPr>
-      </w:r>
-      <w:proofErr w:type="spellStart"/>
-      <w:r>
-        <w:rPr>
-          <w:color w:val="000000"/>
-        </w:rPr>
-      </w:r>
-      <w:proofErr w:type="spellEnd"/>
-      <w:r>
-        <w:rPr>
-          <w:color w:val="000000"/>
-        </w:rPr>
-      </w:r>
-      <w:proofErr w:type="spellStart"/>
-      <w:r>
-        <w:rPr>
-          <w:color w:val="000000"/>
-        </w:rPr>
-      </w:r>
-      <w:proofErr w:type="spellEnd"/>
-      <w:r>
-        <w:rPr>
-          <w:color w:val="000000"/>
-        </w:rPr>
-      </w:r>
-      <w:proofErr w:type="spellStart"/>
-      <w:r>
-        <w:rPr>
-          <w:color w:val="000000"/>
-        </w:rPr>
-      </w:r>
-      <w:proofErr w:type="spellEnd"/>
-      <w:r>
-        <w:rPr>
-          <w:color w:val="000000"/>
-        </w:rPr>
-      </w:r>
-      <w:proofErr w:type="spellStart"/>
-      <w:r>
-        <w:rPr>
-          <w:color w:val="000000"/>
-        </w:rPr>
-      </w:r>
-      <w:proofErr w:type="spellEnd"/>
-      <w:r>
-        <w:rPr>
-          <w:color w:val="000000"/>
-        </w:rPr>
-      </w:r>
-      <w:proofErr w:type="spellStart"/>
-      <w:r>
-        <w:rPr>
-          <w:color w:val="000000"/>
-        </w:rPr>
-      </w:r>
-      <w:proofErr w:type="spellEnd"/>
-      <w:r>
-        <w:rPr>
-          <w:color w:val="000000"/>
-        </w:rPr>
-      </w:r>
-      <w:proofErr w:type="spellStart"/>
-      <w:r>
-        <w:rPr>
-          <w:color w:val="000000"/>
-        </w:rPr>
-      </w:r>
-      <w:proofErr w:type="spellEnd"/>
-      <w:r>
-        <w:rPr>
-          <w:color w:val="000000"/>
-        </w:rPr>
-      </w:r>
-      <w:proofErr w:type="spellStart"/>
-      <w:r>
-        <w:rPr>
-          <w:color w:val="000000"/>
-        </w:rPr>
-      </w:r>
-      <w:proofErr w:type="spellEnd"/>
-      <w:r>
-        <w:rPr>
-          <w:color w:val="000000"/>
-        </w:rPr>
-      </w:r>
-      <w:proofErr w:type="spellStart"/>
-      <w:r>
-        <w:rPr>
-          <w:color w:val="000000"/>
-        </w:rPr>
-      </w:r>
-      <w:proofErr w:type="spellEnd"/>
-      <w:r>
-        <w:rPr>
-          <w:color w:val="000000"/>
-        </w:rPr>
-      </w:r>
-      <w:proofErr w:type="spellStart"/>
-      <w:r>
-        <w:rPr>
-          <w:color w:val="000000"/>
-        </w:rPr>
-      </w:r>
-      <w:proofErr w:type="spellEnd"/>
-      <w:r>
-        <w:rPr>
-          <w:color w:val="000000"/>
-        </w:rPr>
-      </w:r>
-      <w:proofErr w:type="spellStart"/>
-      <w:r>
-        <w:rPr>
-          <w:color w:val="000000"/>
-        </w:rPr>
-      </w:r>
-      <w:proofErr w:type="spellEnd"/>
-      <w:r>
-        <w:rPr>
-          <w:color w:val="000000"/>
-        </w:rPr>
-      </w:r>
-      <w:proofErr w:type="spellStart"/>
-      <w:r>
-        <w:rPr>
-          <w:color w:val="000000"/>
-        </w:rPr>
-      </w:r>
-      <w:proofErr w:type="spellEnd"/>
-      <w:r>
-        <w:rPr>
-          <w:color w:val="000000"/>
-        </w:rPr>
-      </w:r>
-      <w:proofErr w:type="spellStart"/>
-      <w:r>
-        <w:rPr>
-          <w:color w:val="000000"/>
-        </w:rPr>
-      </w:r>
-      <w:proofErr w:type="spellEnd"/>
-      <w:r>
-        <w:rPr>
-          <w:color w:val="000000"/>
-        </w:rPr>
-      </w:r>
-      <w:proofErr w:type="spellStart"/>
-      <w:r>
-        <w:rPr>
-          <w:color w:val="000000"/>
-        </w:rPr>
-      </w:r>
-      <w:proofErr w:type="spellEnd"/>
-      <w:r>
-        <w:rPr>
-          <w:color w:val="000000"/>
-        </w:rPr>
-      </w:r>
-      <w:proofErr w:type="spellStart"/>
-      <w:r>
-        <w:rPr>
-          <w:color w:val="000000"/>
-        </w:rPr>
-      </w:r>
-      <w:proofErr w:type="spellEnd"/>
-      <w:r>
-        <w:rPr>
-          <w:color w:val="000000"/>
-        </w:rPr>
-      </w:r>
-      <w:proofErr w:type="spellStart"/>
-      <w:r>
-        <w:rPr>
-          <w:color w:val="000000"/>
-        </w:rPr>
-      </w:r>
-      <w:proofErr w:type="spellEnd"/>
-      <w:r>
-        <w:rPr>
-          <w:color w:val="000000"/>
-        </w:rPr>
-      </w:r>
-      <w:proofErr w:type="spellStart"/>
-      <w:r>
-        <w:rPr>
-          <w:color w:val="000000"/>
-        </w:rPr>
-      </w:r>
-      <w:proofErr w:type="spellEnd"/>
-      <w:r>
-        <w:rPr>
-          <w:color w:val="000000"/>
-        </w:rPr>
-      </w:r>
-      <w:proofErr w:type="spellStart"/>
-      <w:r>
-        <w:rPr>
-          <w:color w:val="000000"/>
-        </w:rPr>
-      </w:r>
-      <w:proofErr w:type="spellEnd"/>
-      <w:r>
-        <w:rPr>
-          <w:color w:val="000000"/>
-        </w:rPr>
-      </w:r>
-      <w:proofErr w:type="spellStart"/>
-      <w:r>
-        <w:rPr>
-          <w:color w:val="000000"/>
-        </w:rPr>
-      </w:r>
-      <w:proofErr w:type="spellEnd"/>
-      <w:r>
-        <w:rPr>
-          <w:color w:val="000000"/>
-        </w:rPr>
-      </w:r>
-      <w:proofErr w:type="spellStart"/>
-      <w:r>
-        <w:rPr>
-          <w:color w:val="000000"/>
-        </w:rPr>
-      </w:r>
-      <w:proofErr w:type="spellEnd"/>
-      <w:r>
-        <w:rPr>
-          <w:color w:val="000000"/>
-        </w:rPr>
-      </w:r>
-      <w:proofErr w:type="spellStart"/>
-      <w:r>
-        <w:rPr>
-          <w:color w:val="000000"/>
-        </w:rPr>
-      </w:r>
-      <w:proofErr w:type="spellEnd"/>
-      <w:r>
-        <w:rPr>
-          <w:color w:val="000000"/>
-        </w:rPr>
-      </w:r>
-      <w:proofErr w:type="spellStart"/>
-      <w:r>
-        <w:rPr>
-          <w:color w:val="000000"/>
-        </w:rPr>
-      </w:r>
-      <w:proofErr w:type="spellEnd"/>
-      <w:r>
-        <w:rPr>
-          <w:color w:val="000000"/>
-        </w:rPr>
-      </w:r>
-      <w:proofErr w:type="spellStart"/>
-      <w:r>
-        <w:rPr>
-          <w:color w:val="000000"/>
-        </w:rPr>
-      </w:r>
-      <w:proofErr w:type="spellEnd"/>
-      <w:r>
-        <w:rPr>
-          <w:color w:val="000000"/>
-        </w:rPr>
-      </w:r>
-      <w:proofErr w:type="spellStart"/>
-      <w:r>
-        <w:rPr>
-          <w:color w:val="000000"/>
-        </w:rPr>
-      </w:r>
-      <w:proofErr w:type="spellEnd"/>
-      <w:r>
-        <w:rPr>
-          <w:color w:val="000000"/>
-        </w:rPr>
-      </w:r>
-      <w:proofErr w:type="spellStart"/>
-      <w:r>
-        <w:rPr>
-          <w:color w:val="000000"/>
-        </w:rPr>
-      </w:r>
-      <w:proofErr w:type="spellEnd"/>
-      <w:r>
-        <w:rPr>
-          <w:color w:val="000000"/>
-        </w:rPr>
-      </w:r>
-      <w:proofErr w:type="spellStart"/>
-      <w:r>
-        <w:rPr>
-          <w:color w:val="000000"/>
-        </w:rPr>
-      </w:r>
-      <w:proofErr w:type="spellEnd"/>
-      <w:r>
-        <w:rPr>
-          <w:color w:val="000000"/>
-        </w:rPr>
-      </w:r>
-      <w:proofErr w:type="spellStart"/>
-      <w:r>
-        <w:rPr>
-          <w:color w:val="000000"/>
-        </w:rPr>
-      </w:r>
-      <w:proofErr w:type="spellEnd"/>
-      <w:r>
-        <w:rPr>
-          <w:color w:val="000000"/>
-        </w:rPr>
-      </w:r>
-      <w:proofErr w:type="spellStart"/>
-      <w:r>
-        <w:rPr>
-          <w:color w:val="000000"/>
-        </w:rPr>
-      </w:r>
-      <w:proofErr w:type="spellEnd"/>
-      <w:r>
-        <w:rPr>
-          <w:color w:val="000000"/>
-        </w:rPr>
-      </w:r>
-      <w:proofErr w:type="spellStart"/>
-      <w:r>
-        <w:rPr>
-          <w:color w:val="000000"/>
-        </w:rPr>
-      </w:r>
-      <w:proofErr w:type="spellEnd"/>
-      <w:r>
-        <w:rPr>
-          <w:color w:val="000000"/>
-        </w:rPr>
-      </w:r>
-      <w:proofErr w:type="spellStart"/>
-      <w:r>
-        <w:rPr>
-          <w:color w:val="000000"/>
-        </w:rPr>
-      </w:r>
-      <w:proofErr w:type="spellEnd"/>
-      <w:r>
-        <w:rPr>
-          <w:color w:val="000000"/>
-        </w:rPr>
-      </w:r>
-      <w:proofErr w:type="spellStart"/>
-      <w:r>
-        <w:rPr>
-          <w:color w:val="000000"/>
-        </w:rPr>
-      </w:r>
-      <w:proofErr w:type="spellEnd"/>
-      <w:r>
-        <w:rPr>
-          <w:color w:val="000000"/>
-        </w:rPr>
-      </w:r>
-      <w:proofErr w:type="spellStart"/>
-      <w:r>
-        <w:rPr>
-          <w:color w:val="000000"/>
-        </w:rPr>
-      </w:r>
-      <w:proofErr w:type="spellEnd"/>
-      <w:r>
-        <w:rPr>
-          <w:color w:val="000000"/>
-        </w:rPr>
-      </w:r>
-      <w:proofErr w:type="spellStart"/>
-      <w:r>
-        <w:rPr>
-          <w:color w:val="000000"/>
-        </w:rPr>
-      </w:r>
-      <w:proofErr w:type="spellEnd"/>
-      <w:r>
-        <w:rPr>
-          <w:color w:val="000000"/>
-        </w:rPr>
-      </w:r>
-      <w:proofErr w:type="spellStart"/>
-      <w:r>
-        <w:rPr>
-          <w:color w:val="000000"/>
-        </w:rPr>
-      </w:r>
-      <w:proofErr w:type="spellEnd"/>
-      <w:r>
-        <w:rPr>
-          <w:color w:val="000000"/>
-        </w:rPr>
-      </w:r>
-      <w:proofErr w:type="spellStart"/>
-      <w:r>
-        <w:rPr>
-          <w:color w:val="000000"/>
-        </w:rPr>
-      </w:r>
-      <w:proofErr w:type="spellEnd"/>
-      <w:r>
-        <w:rPr>
-          <w:color w:val="000000"/>
-        </w:rPr>
-      </w:r>
-      <w:proofErr w:type="spellStart"/>
-      <w:r>
-        <w:rPr>
-          <w:color w:val="000000"/>
-        </w:rPr>
-      </w:r>
-      <w:proofErr w:type="spellEnd"/>
-      <w:r>
-        <w:rPr>
-          <w:color w:val="000000"/>
-        </w:rPr>
-      </w:r>
-      <w:proofErr w:type="spellStart"/>
-      <w:r>
-        <w:rPr>
-          <w:color w:val="000000"/>
-        </w:rPr>
-      </w:r>
-      <w:proofErr w:type="spellEnd"/>
-      <w:r>
-        <w:rPr>
-          <w:color w:val="000000"/>
-        </w:rPr>
-      </w:r>
-      <w:proofErr w:type="spellStart"/>
-      <w:r>
-        <w:rPr>
-          <w:color w:val="000000"/>
-        </w:rPr>
-      </w:r>
-      <w:proofErr w:type="spellEnd"/>
-      <w:r>
-        <w:rPr>
-          <w:color w:val="000000"/>
-        </w:rPr>
-      </w:r>
-      <w:proofErr w:type="spellStart"/>
-      <w:r>
-        <w:rPr>
-          <w:color w:val="000000"/>
-        </w:rPr>
-      </w:r>
-      <w:proofErr w:type="spellEnd"/>
-      <w:r>
-        <w:rPr>
-          <w:color w:val="000000"/>
-        </w:rPr>
-      </w:r>
-      <w:proofErr w:type="spellStart"/>
-      <w:r>
-        <w:rPr>
-          <w:color w:val="000000"/>
-        </w:rPr>
-      </w:r>
-      <w:proofErr w:type="spellEnd"/>
-      <w:r>
-        <w:rPr>
-          <w:color w:val="000000"/>
-        </w:rPr>
-      </w:r>
-      <w:proofErr w:type="spellStart"/>
-      <w:r>
-        <w:rPr>
-          <w:color w:val="000000"/>
-        </w:rPr>
-      </w:r>
-      <w:proofErr w:type="spellEnd"/>
-      <w:r>
-        <w:rPr>
-          <w:color w:val="000000"/>
-        </w:rPr>
-      </w:r>
-    </w:p>
-    <w:p>
-      <w:pPr>
-        <w:spacing w:line="480" w:lineRule="auto"/>
-        <w:ind w:left="1080" w:firstLine="0"/>
-      </w:pPr>
-      <w:proofErr w:type="gramStart"/>
-      <w:r>
-        <w:rPr>
-          <w:color w:val="000000"/>
-        </w:rPr>
-      </w:r>
-      <w:proofErr w:type="gramEnd"/>
-      <w:r>
-        <w:rPr>
-          <w:color w:val="000000"/>
-        </w:rPr>
-      </w:r>
-      <w:proofErr w:type="spellStart"/>
-      <w:r>
-        <w:rPr>
-          <w:color w:val="000000"/>
-        </w:rPr>
-      </w:r>
-      <w:proofErr w:type="spellEnd"/>
-      <w:r>
-        <w:rPr>
-          <w:color w:val="000000"/>
-        </w:rPr>
-      </w:r>
-      <w:proofErr w:type="spellStart"/>
-      <w:r>
-        <w:rPr>
-          <w:color w:val="000000"/>
-        </w:rPr>
-      </w:r>
-      <w:proofErr w:type="spellEnd"/>
-      <w:r>
-        <w:rPr>
-          <w:color w:val="000000"/>
-        </w:rPr>
-      </w:r>
-      <w:proofErr w:type="spellStart"/>
-      <w:r>
-        <w:rPr>
-          <w:color w:val="000000"/>
-        </w:rPr>
-      </w:r>
-      <w:proofErr w:type="spellEnd"/>
-      <w:r>
-        <w:rPr>
-          <w:color w:val="000000"/>
-        </w:rPr>
-      </w:r>
-      <w:proofErr w:type="spellStart"/>
-      <w:r>
-        <w:rPr>
-          <w:color w:val="000000"/>
-        </w:rPr>
-      </w:r>
-      <w:proofErr w:type="spellEnd"/>
-      <w:r>
-        <w:rPr>
-          <w:color w:val="000000"/>
-        </w:rPr>
-      </w:r>
-      <w:proofErr w:type="spellStart"/>
-      <w:r>
-        <w:rPr>
-          <w:color w:val="000000"/>
-        </w:rPr>
-      </w:r>
-      <w:proofErr w:type="spellEnd"/>
-      <w:r>
-        <w:rPr>
-          <w:color w:val="000000"/>
-        </w:rPr>
-      </w:r>
-      <w:proofErr w:type="spellStart"/>
-      <w:r>
-        <w:rPr>
-          <w:color w:val="000000"/>
-        </w:rPr>
-      </w:r>
-      <w:proofErr w:type="spellEnd"/>
-      <w:r>
-        <w:rPr>
-          <w:color w:val="000000"/>
-        </w:rPr>
-      </w:r>
-      <w:proofErr w:type="spellStart"/>
-      <w:r>
-        <w:rPr>
-          <w:color w:val="000000"/>
-        </w:rPr>
-      </w:r>
-      <w:proofErr w:type="spellEnd"/>
-      <w:r>
-        <w:rPr>
-          <w:color w:val="000000"/>
-        </w:rPr>
-      </w:r>
-      <w:proofErr w:type="spellStart"/>
-      <w:r>
-        <w:rPr>
-          <w:color w:val="000000"/>
-        </w:rPr>
-      </w:r>
-      <w:proofErr w:type="spellEnd"/>
-      <w:r>
-        <w:rPr>
-          <w:color w:val="000000"/>
-        </w:rPr>
-      </w:r>
-      <w:proofErr w:type="spellStart"/>
-      <w:r>
-        <w:rPr>
-          <w:color w:val="000000"/>
-        </w:rPr>
-      </w:r>
-      <w:proofErr w:type="spellEnd"/>
-      <w:r>
-        <w:rPr>
-          <w:color w:val="000000"/>
-        </w:rPr>
-      </w:r>
-      <w:proofErr w:type="spellStart"/>
-      <w:r>
-        <w:rPr>
-          <w:color w:val="000000"/>
-        </w:rPr>
-      </w:r>
-      <w:proofErr w:type="spellEnd"/>
-      <w:r>
-        <w:rPr>
-          <w:color w:val="000000"/>
-        </w:rPr>
-      </w:r>
-      <w:proofErr w:type="spellStart"/>
-      <w:r>
-        <w:rPr>
-          <w:color w:val="000000"/>
-        </w:rPr>
-      </w:r>
-      <w:proofErr w:type="spellEnd"/>
-      <w:r>
-        <w:rPr>
-          <w:color w:val="000000"/>
-        </w:rPr>
-      </w:r>
-      <w:proofErr w:type="spellStart"/>
-      <w:r>
-        <w:rPr>
-          <w:color w:val="000000"/>
-        </w:rPr>
-      </w:r>
-      <w:proofErr w:type="spellEnd"/>
-      <w:r>
-        <w:rPr>
-          <w:color w:val="000000"/>
-        </w:rPr>
-      </w:r>
-      <w:proofErr w:type="spellStart"/>
-      <w:r>
-        <w:rPr>
-          <w:color w:val="000000"/>
-        </w:rPr>
-      </w:r>
-      <w:proofErr w:type="spellEnd"/>
-      <w:r>
-        <w:rPr>
-          <w:color w:val="000000"/>
-        </w:rPr>
-      </w:r>
-      <w:proofErr w:type="spellStart"/>
-      <w:r>
-        <w:rPr>
-          <w:color w:val="000000"/>
-        </w:rPr>
-      </w:r>
-      <w:proofErr w:type="spellEnd"/>
-      <w:r>
-        <w:rPr>
-          <w:color w:val="000000"/>
-        </w:rPr>
-      </w:r>
-      <w:proofErr w:type="spellStart"/>
-      <w:r>
-        <w:rPr>
-          <w:color w:val="000000"/>
-        </w:rPr>
-      </w:r>
-      <w:proofErr w:type="spellEnd"/>
-      <w:r>
-        <w:rPr>
-          <w:color w:val="000000"/>
-        </w:rPr>
-      </w:r>
-      <w:proofErr w:type="spellStart"/>
-      <w:r>
-        <w:rPr>
-          <w:color w:val="000000"/>
-        </w:rPr>
-      </w:r>
-      <w:proofErr w:type="spellEnd"/>
-      <w:r>
-        <w:rPr>
-          <w:color w:val="000000"/>
-        </w:rPr>
-      </w:r>
-      <w:proofErr w:type="spellStart"/>
-      <w:r>
-        <w:rPr>
-          <w:color w:val="000000"/>
-        </w:rPr>
-      </w:r>
-      <w:proofErr w:type="spellEnd"/>
-      <w:r>
-        <w:rPr>
-          <w:color w:val="000000"/>
-        </w:rPr>
-      </w:r>
-      <w:proofErr w:type="spellStart"/>
-      <w:r>
-        <w:rPr>
-          <w:color w:val="000000"/>
-        </w:rPr>
-      </w:r>
-      <w:proofErr w:type="spellEnd"/>
-      <w:r>
-        <w:rPr>
-          <w:color w:val="000000"/>
-        </w:rPr>
-      </w:r>
-      <w:proofErr w:type="spellStart"/>
-      <w:r>
-        <w:rPr>
-          <w:color w:val="000000"/>
-        </w:rPr>
-      </w:r>
-      <w:proofErr w:type="spellEnd"/>
-      <w:r>
-        <w:rPr>
-          <w:color w:val="000000"/>
-        </w:rPr>
-      </w:r>
-      <w:proofErr w:type="spellStart"/>
-      <w:r>
-        <w:rPr>
-          <w:color w:val="000000"/>
-        </w:rPr>
-      </w:r>
-      <w:proofErr w:type="spellEnd"/>
-      <w:r>
-        <w:rPr>
-          <w:color w:val="000000"/>
-        </w:rPr>
-      </w:r>
-      <w:proofErr w:type="spellStart"/>
-      <w:r>
-        <w:rPr>
-          <w:color w:val="000000"/>
-        </w:rPr>
-      </w:r>
-      <w:proofErr w:type="spellEnd"/>
-      <w:r>
-        <w:rPr>
-          <w:color w:val="000000"/>
-        </w:rPr>
-      </w:r>
-      <w:proofErr w:type="spellStart"/>
-      <w:r>
-        <w:rPr>
-          <w:color w:val="000000"/>
-        </w:rPr>
-      </w:r>
-      <w:proofErr w:type="spellEnd"/>
-      <w:r>
-        <w:rPr>
-          <w:color w:val="000000"/>
-        </w:rPr>
-      </w:r>
-      <w:proofErr w:type="spellStart"/>
-      <w:r>
-        <w:rPr>
-          <w:color w:val="000000"/>
-        </w:rPr>
-      </w:r>
-      <w:proofErr w:type="spellEnd"/>
-      <w:r>
-        <w:rPr>
-          <w:color w:val="000000"/>
-        </w:rPr>
-      </w:r>
-      <w:proofErr w:type="spellStart"/>
-      <w:r>
-        <w:rPr>
-          <w:color w:val="000000"/>
-        </w:rPr>
-      </w:r>
-      <w:proofErr w:type="spellEnd"/>
-      <w:r>
-        <w:rPr>
-          <w:color w:val="000000"/>
-        </w:rPr>
-      </w:r>
-      <w:proofErr w:type="spellStart"/>
-      <w:r>
-        <w:rPr>
-          <w:color w:val="000000"/>
-        </w:rPr>
-      </w:r>
-      <w:proofErr w:type="spellEnd"/>
-      <w:r>
-        <w:rPr>
-          <w:color w:val="000000"/>
-        </w:rPr>
-      </w:r>
-      <w:proofErr w:type="spellStart"/>
-      <w:r>
-        <w:rPr>
-          <w:color w:val="000000"/>
-        </w:rPr>
-      </w:r>
-      <w:proofErr w:type="spellEnd"/>
-      <w:r>
-        <w:rPr>
-          <w:color w:val="000000"/>
-        </w:rPr>
-      </w:r>
-      <w:proofErr w:type="spellStart"/>
-      <w:r>
-        <w:rPr>
-          <w:color w:val="000000"/>
-        </w:rPr>
-      </w:r>
-      <w:proofErr w:type="spellEnd"/>
-      <w:r>
-        <w:rPr>
-          <w:color w:val="000000"/>
-        </w:rPr>
-      </w:r>
-      <w:proofErr w:type="spellStart"/>
-      <w:r>
-        <w:rPr>
-          <w:color w:val="000000"/>
-        </w:rPr>
-      </w:r>
-      <w:proofErr w:type="spellEnd"/>
-      <w:r>
-        <w:rPr>
-          <w:color w:val="000000"/>
-        </w:rPr>
-      </w:r>
-      <w:proofErr w:type="spellStart"/>
-      <w:r>
-        <w:rPr>
-          <w:color w:val="000000"/>
-        </w:rPr>
-      </w:r>
-      <w:proofErr w:type="spellEnd"/>
-      <w:r>
-        <w:rPr>
-          <w:color w:val="000000"/>
-        </w:rPr>
-      </w:r>
-      <w:proofErr w:type="spellStart"/>
-      <w:r>
-        <w:rPr>
-          <w:color w:val="000000"/>
-        </w:rPr>
-      </w:r>
-      <w:proofErr w:type="spellEnd"/>
-      <w:r>
-        <w:rPr>
-          <w:color w:val="000000"/>
-        </w:rPr>
-      </w:r>
-      <w:proofErr w:type="spellStart"/>
-      <w:r>
-        <w:rPr>
-          <w:color w:val="000000"/>
-        </w:rPr>
-      </w:r>
-      <w:proofErr w:type="spellEnd"/>
-      <w:r>
-        <w:rPr>
-          <w:color w:val="000000"/>
-        </w:rPr>
-      </w:r>
-      <w:proofErr w:type="spellStart"/>
-      <w:r>
-        <w:rPr>
-          <w:color w:val="000000"/>
-        </w:rPr>
-      </w:r>
-      <w:proofErr w:type="spellEnd"/>
-      <w:r>
-        <w:rPr>
-          <w:color w:val="000000"/>
-        </w:rPr>
-      </w:r>
-      <w:proofErr w:type="spellStart"/>
-      <w:r>
-        <w:rPr>
-          <w:color w:val="000000"/>
-        </w:rPr>
-      </w:r>
-      <w:proofErr w:type="spellEnd"/>
-      <w:r>
-        <w:rPr>
-          <w:color w:val="000000"/>
-        </w:rPr>
-      </w:r>
-      <w:proofErr w:type="spellStart"/>
-      <w:r>
-        <w:rPr>
-          <w:color w:val="000000"/>
-        </w:rPr>
-      </w:r>
-      <w:proofErr w:type="spellEnd"/>
-      <w:r>
-        <w:rPr>
-          <w:color w:val="000000"/>
-        </w:rPr>
-      </w:r>
-      <w:proofErr w:type="spellStart"/>
-      <w:r>
-        <w:rPr>
-          <w:color w:val="000000"/>
-        </w:rPr>
-      </w:r>
-      <w:proofErr w:type="spellEnd"/>
-      <w:r>
-        <w:rPr>
-          <w:color w:val="000000"/>
-        </w:rPr>
-      </w:r>
-      <w:proofErr w:type="spellStart"/>
-      <w:r>
-        <w:rPr>
-          <w:color w:val="000000"/>
-        </w:rPr>
-      </w:r>
-      <w:proofErr w:type="spellEnd"/>
-      <w:r>
-        <w:rPr>
-          <w:color w:val="000000"/>
-        </w:rPr>
-      </w:r>
-      <w:proofErr w:type="spellStart"/>
-      <w:r>
-        <w:rPr>
-          <w:color w:val="000000"/>
-        </w:rPr>
-      </w:r>
-      <w:proofErr w:type="spellEnd"/>
-      <w:r>
-        <w:rPr>
-          <w:color w:val="000000"/>
-        </w:rPr>
-      </w:r>
-      <w:proofErr w:type="spellStart"/>
-      <w:r>
-        <w:rPr>
-          <w:color w:val="000000"/>
-        </w:rPr>
-      </w:r>
-      <w:proofErr w:type="spellEnd"/>
-      <w:r>
-        <w:rPr>
-          <w:color w:val="000000"/>
-        </w:rPr>
-      </w:r>
-      <w:proofErr w:type="spellStart"/>
-      <w:r>
-        <w:rPr>
-          <w:color w:val="000000"/>
-        </w:rPr>
-      </w:r>
-      <w:proofErr w:type="spellEnd"/>
-      <w:r>
-        <w:rPr>
-          <w:color w:val="000000"/>
-        </w:rPr>
-      </w:r>
-      <w:proofErr w:type="spellStart"/>
-      <w:r>
-        <w:rPr>
-          <w:color w:val="000000"/>
-        </w:rPr>
-      </w:r>
-      <w:proofErr w:type="spellEnd"/>
-      <w:r>
-        <w:rPr>
-          <w:color w:val="000000"/>
-        </w:rPr>
-      </w:r>
-      <w:proofErr w:type="spellStart"/>
-      <w:r>
-        <w:rPr>
-          <w:color w:val="000000"/>
-        </w:rPr>
-      </w:r>
-      <w:proofErr w:type="spellEnd"/>
-      <w:r>
-        <w:rPr>
-          <w:color w:val="000000"/>
-        </w:rPr>
-      </w:r>
-      <w:proofErr w:type="spellStart"/>
-      <w:r>
-        <w:rPr>
-          <w:color w:val="000000"/>
-        </w:rPr>
-      </w:r>
-      <w:proofErr w:type="spellEnd"/>
-      <w:r>
-        <w:rPr>
-          <w:color w:val="000000"/>
-        </w:rPr>
-      </w:r>
-      <w:proofErr w:type="spellStart"/>
-      <w:r>
-        <w:rPr>
-          <w:color w:val="000000"/>
-        </w:rPr>
-      </w:r>
-      <w:proofErr w:type="spellEnd"/>
-      <w:r>
-        <w:rPr>
-          <w:color w:val="000000"/>
-        </w:rPr>
-      </w:r>
-      <w:proofErr w:type="spellStart"/>
-      <w:r>
-        <w:rPr>
-          <w:color w:val="000000"/>
-        </w:rPr>
-      </w:r>
-      <w:proofErr w:type="spellEnd"/>
-      <w:r>
-        <w:rPr>
-          <w:color w:val="000000"/>
-        </w:rPr>
-      </w:r>
-      <w:proofErr w:type="spellStart"/>
-      <w:r>
-        <w:rPr>
-          <w:color w:val="000000"/>
-        </w:rPr>
-      </w:r>
-      <w:proofErr w:type="spellEnd"/>
-      <w:r>
-        <w:rPr>
-          <w:color w:val="000000"/>
-        </w:rPr>
-      </w:r>
-      <w:proofErr w:type="spellStart"/>
-      <w:r>
-        <w:rPr>
-          <w:color w:val="000000"/>
-        </w:rPr>
-      </w:r>
-      <w:proofErr w:type="spellEnd"/>
-      <w:r>
-        <w:rPr>
-          <w:color w:val="000000"/>
-        </w:rPr>
-      </w:r>
-      <w:proofErr w:type="spellStart"/>
-      <w:r>
-        <w:rPr>
-          <w:color w:val="000000"/>
-        </w:rPr>
-      </w:r>
-      <w:proofErr w:type="spellEnd"/>
-      <w:r>
-        <w:rPr>
-          <w:color w:val="000000"/>
-        </w:rPr>
-      </w:r>
-      <w:proofErr w:type="spellStart"/>
-      <w:r>
-        <w:rPr>
-          <w:color w:val="000000"/>
-        </w:rPr>
-      </w:r>
-      <w:proofErr w:type="spellEnd"/>
-      <w:r>
-        <w:rPr>
-          <w:color w:val="000000"/>
-        </w:rPr>
-      </w:r>
-      <w:proofErr w:type="spellStart"/>
-      <w:r>
-        <w:rPr>
-          <w:color w:val="000000"/>
-        </w:rPr>
-      </w:r>
-      <w:proofErr w:type="spellEnd"/>
-      <w:r>
-        <w:rPr>
-          <w:color w:val="000000"/>
-        </w:rPr>
-      </w:r>
-      <w:proofErr w:type="spellStart"/>
-      <w:r>
-        <w:rPr>
-          <w:color w:val="000000"/>
-        </w:rPr>
-      </w:r>
-      <w:proofErr w:type="spellEnd"/>
-      <w:r>
-        <w:rPr>
-          <w:color w:val="000000"/>
-        </w:rPr>
-      </w:r>
-      <w:proofErr w:type="spellStart"/>
-      <w:r>
-        <w:rPr>
-          <w:color w:val="000000"/>
-        </w:rPr>
-      </w:r>
-      <w:proofErr w:type="spellEnd"/>
-      <w:r>
-        <w:rPr>
-          <w:color w:val="000000"/>
-        </w:rPr>
-      </w:r>
-      <w:proofErr w:type="spellStart"/>
-      <w:r>
-        <w:rPr>
-          <w:color w:val="000000"/>
-        </w:rPr>
-      </w:r>
-      <w:proofErr w:type="spellEnd"/>
-      <w:r>
-        <w:rPr>
-          <w:color w:val="000000"/>
-        </w:rPr>
-      </w:r>
-      <w:proofErr w:type="spellStart"/>
-      <w:r>
-        <w:rPr>
-          <w:color w:val="000000"/>
-        </w:rPr>
-      </w:r>
-      <w:proofErr w:type="spellEnd"/>
-      <w:r>
-        <w:rPr>
-          <w:color w:val="000000"/>
-        </w:rPr>
-      </w:r>
-      <w:proofErr w:type="spellStart"/>
-      <w:r>
-        <w:rPr>
-          <w:color w:val="000000"/>
-        </w:rPr>
-      </w:r>
-      <w:proofErr w:type="spellEnd"/>
-      <w:r>
-        <w:rPr>
-          <w:color w:val="000000"/>
-        </w:rPr>
-      </w:r>
-      <w:proofErr w:type="spellStart"/>
-      <w:r>
-        <w:rPr>
-          <w:color w:val="000000"/>
-        </w:rPr>
-      </w:r>
-      <w:proofErr w:type="spellEnd"/>
-      <w:r>
-        <w:rPr>
-          <w:color w:val="000000"/>
-        </w:rPr>
-      </w:r>
-      <w:proofErr w:type="spellStart"/>
-      <w:r>
-        <w:rPr>
-          <w:color w:val="000000"/>
-        </w:rPr>
-      </w:r>
-      <w:proofErr w:type="spellEnd"/>
-      <w:r>
-        <w:rPr>
-          <w:color w:val="000000"/>
-        </w:rPr>
-      </w:r>
-      <w:proofErr w:type="spellStart"/>
-      <w:r>
-        <w:rPr>
-          <w:color w:val="000000"/>
-        </w:rPr>
-      </w:r>
-      <w:proofErr w:type="spellEnd"/>
-      <w:r>
-        <w:rPr>
-          <w:color w:val="000000"/>
-        </w:rPr>
-      </w:r>
-      <w:proofErr w:type="spellStart"/>
-      <w:r>
-        <w:rPr>
-          <w:color w:val="000000"/>
-        </w:rPr>
-      </w:r>
-      <w:proofErr w:type="spellEnd"/>
-      <w:r>
-        <w:rPr>
-          <w:color w:val="000000"/>
-        </w:rPr>
-      </w:r>
-      <w:proofErr w:type="spellStart"/>
-      <w:r>
-        <w:rPr>
-          <w:color w:val="000000"/>
-        </w:rPr>
-      </w:r>
-      <w:proofErr w:type="spellEnd"/>
-      <w:r>
-        <w:rPr>
-          <w:color w:val="000000"/>
-        </w:rPr>
-      </w:r>
-      <w:proofErr w:type="spellStart"/>
-      <w:r>
-        <w:rPr>
-          <w:color w:val="000000"/>
-        </w:rPr>
-      </w:r>
-      <w:proofErr w:type="spellEnd"/>
-      <w:r>
-        <w:rPr>
-          <w:color w:val="000000"/>
-        </w:rPr>
-      </w:r>
-      <w:proofErr w:type="spellStart"/>
-      <w:r>
-        <w:rPr>
-          <w:color w:val="000000"/>
-        </w:rPr>
-      </w:r>
-      <w:proofErr w:type="spellEnd"/>
-      <w:r>
-        <w:rPr>
-          <w:color w:val="000000"/>
-        </w:rPr>
-      </w:r>
-    </w:p>
-    <w:p>
-      <w:pPr>
-        <w:numPr>
-          <w:ilvl w:val="0"/>
-          <w:numId w:val="7"/>
-        </w:numPr>
-        <w:pBdr>
-          <w:top w:val="nil"/>
-          <w:left w:val="nil"/>
-          <w:bottom w:val="nil"/>
-          <w:right w:val="nil"/>
-          <w:between w:val="nil"/>
-        </w:pBdr>
-        <w:spacing w:line="480" w:lineRule="auto"/>
-      </w:pPr>
-      <w:proofErr w:type="spellStart"/>
-      <w:r>
-        <w:rPr>
-          <w:color w:val="000000"/>
-        </w:rPr>
-      </w:r>
-      <w:proofErr w:type="spellEnd"/>
-      <w:r>
-        <w:rPr>
-          <w:color w:val="000000"/>
-        </w:rPr>
-      </w:r>
-      <w:proofErr w:type="spellStart"/>
-      <w:r>
-        <w:rPr>
-          <w:color w:val="000000"/>
-        </w:rPr>
-      </w:r>
-      <w:proofErr w:type="spellEnd"/>
-      <w:r>
-        <w:rPr>
-          <w:color w:val="000000"/>
-        </w:rPr>
-      </w:r>
-      <w:proofErr w:type="spellStart"/>
-      <w:r>
-        <w:rPr>
-          <w:color w:val="000000"/>
-        </w:rPr>
-      </w:r>
-      <w:proofErr w:type="spellEnd"/>
-      <w:r>
-        <w:rPr>
-          <w:color w:val="000000"/>
-        </w:rPr>
-      </w:r>
-    </w:p>
-    <w:p>
-      <w:pPr>
-        <w:pBdr>
-          <w:top w:val="nil"/>
-          <w:left w:val="nil"/>
-          <w:bottom w:val="nil"/>
-          <w:right w:val="nil"/>
-          <w:between w:val="nil"/>
-        </w:pBdr>
-        <w:spacing w:line="480" w:lineRule="auto"/>
-        <w:ind w:left="1080" w:firstLine="0"/>
-        <w:rPr>
-          <w:color w:val="000000"/>
-        </w:rPr>
-      </w:pPr>
-      <w:proofErr w:type="spellStart"/>
-      <w:r>
-        <w:rPr>
-          <w:color w:val="000000"/>
-        </w:rPr>
-      </w:r>
-      <w:proofErr w:type="spellEnd"/>
-      <w:r>
-        <w:rPr>
-          <w:color w:val="000000"/>
-        </w:rPr>
-      </w:r>
-      <w:proofErr w:type="spellStart"/>
-      <w:r>
-        <w:rPr>
-          <w:color w:val="000000"/>
-        </w:rPr>
-      </w:r>
-      <w:proofErr w:type="spellEnd"/>
-      <w:r>
-        <w:rPr>
-          <w:color w:val="000000"/>
-        </w:rPr>
-      </w:r>
-      <w:proofErr w:type="spellStart"/>
-      <w:r>
-        <w:rPr>
-          <w:color w:val="000000"/>
-        </w:rPr>
-      </w:r>
-      <w:proofErr w:type="spellEnd"/>
-      <w:r>
-        <w:rPr>
-          <w:color w:val="000000"/>
-        </w:rPr>
-      </w:r>
-      <w:proofErr w:type="spellStart"/>
-      <w:r>
-        <w:rPr>
-          <w:color w:val="000000"/>
-        </w:rPr>
-      </w:r>
-      <w:proofErr w:type="spellEnd"/>
-      <w:r>
-        <w:rPr>
-          <w:color w:val="000000"/>
-        </w:rPr>
-      </w:r>
-      <w:proofErr w:type="spellStart"/>
-      <w:r>
-        <w:rPr>
-          <w:color w:val="000000"/>
-        </w:rPr>
-      </w:r>
-      <w:proofErr w:type="spellEnd"/>
-      <w:r>
-        <w:rPr>
-          <w:color w:val="000000"/>
-        </w:rPr>
-      </w:r>
-      <w:proofErr w:type="spellStart"/>
-      <w:r>
-        <w:rPr>
-          <w:color w:val="000000"/>
-        </w:rPr>
-      </w:r>
-      <w:proofErr w:type="spellEnd"/>
-      <w:r>
-        <w:rPr>
-          <w:color w:val="000000"/>
-        </w:rPr>
-      </w:r>
-      <w:proofErr w:type="spellStart"/>
-      <w:r>
-        <w:rPr>
-          <w:color w:val="000000"/>
-        </w:rPr>
-      </w:r>
-      <w:proofErr w:type="spellEnd"/>
-      <w:r>
-        <w:rPr>
-          <w:color w:val="000000"/>
-        </w:rPr>
-      </w:r>
-      <w:proofErr w:type="spellStart"/>
-      <w:r>
-        <w:rPr>
-          <w:color w:val="000000"/>
-        </w:rPr>
-      </w:r>
-      <w:proofErr w:type="spellEnd"/>
-      <w:r>
-        <w:rPr>
-          <w:color w:val="000000"/>
-        </w:rPr>
-      </w:r>
-      <w:proofErr w:type="spellStart"/>
-      <w:r>
-        <w:rPr>
-          <w:color w:val="000000"/>
-        </w:rPr>
-      </w:r>
-      <w:proofErr w:type="spellEnd"/>
-      <w:r>
-        <w:rPr>
-          <w:color w:val="000000"/>
-        </w:rPr>
-      </w:r>
-      <w:proofErr w:type="spellStart"/>
-      <w:r>
-        <w:rPr>
-          <w:color w:val="000000"/>
-        </w:rPr>
-      </w:r>
-      <w:proofErr w:type="spellEnd"/>
-      <w:r>
-        <w:rPr>
-          <w:color w:val="000000"/>
-        </w:rPr>
-      </w:r>
-      <w:proofErr w:type="spellStart"/>
-      <w:r>
-        <w:rPr>
-          <w:color w:val="000000"/>
-        </w:rPr>
-      </w:r>
-      <w:proofErr w:type="spellEnd"/>
-      <w:r>
-        <w:rPr>
-          <w:color w:val="000000"/>
-        </w:rPr>
-      </w:r>
-      <w:proofErr w:type="spellStart"/>
-      <w:r>
-        <w:rPr>
-          <w:color w:val="000000"/>
-        </w:rPr>
-      </w:r>
-      <w:proofErr w:type="spellEnd"/>
-      <w:r>
-        <w:rPr>
-          <w:color w:val="000000"/>
-        </w:rPr>
-      </w:r>
-      <w:proofErr w:type="spellStart"/>
-      <w:r>
-        <w:rPr>
-          <w:color w:val="000000"/>
-        </w:rPr>
-      </w:r>
-      <w:proofErr w:type="spellEnd"/>
-      <w:r>
-        <w:rPr>
-          <w:color w:val="000000"/>
-        </w:rPr>
-      </w:r>
-      <w:proofErr w:type="spellStart"/>
-      <w:r>
-        <w:rPr>
-          <w:color w:val="000000"/>
-        </w:rPr>
-      </w:r>
-      <w:proofErr w:type="spellEnd"/>
-      <w:r>
-        <w:rPr>
-          <w:color w:val="000000"/>
-        </w:rPr>
-      </w:r>
-      <w:proofErr w:type="spellStart"/>
-      <w:r>
-        <w:rPr>
-          <w:color w:val="000000"/>
-        </w:rPr>
-      </w:r>
-      <w:proofErr w:type="spellEnd"/>
-      <w:r>
-        <w:rPr>
-          <w:color w:val="000000"/>
-        </w:rPr>
-      </w:r>
-      <w:proofErr w:type="spellStart"/>
-      <w:r>
-        <w:rPr>
-          <w:color w:val="000000"/>
-        </w:rPr>
-      </w:r>
-      <w:proofErr w:type="spellEnd"/>
-      <w:r>
-        <w:rPr>
-          <w:color w:val="000000"/>
-        </w:rPr>
-      </w:r>
-      <w:proofErr w:type="spellStart"/>
-      <w:r>
-        <w:rPr>
-          <w:color w:val="000000"/>
-        </w:rPr>
-      </w:r>
-      <w:proofErr w:type="spellEnd"/>
-      <w:r>
-        <w:rPr>
-          <w:color w:val="000000"/>
-        </w:rPr>
-      </w:r>
-      <w:proofErr w:type="spellStart"/>
-      <w:r>
-        <w:rPr>
-          <w:color w:val="000000"/>
-        </w:rPr>
-      </w:r>
-      <w:proofErr w:type="spellEnd"/>
-      <w:r>
-        <w:rPr>
-          <w:color w:val="000000"/>
-        </w:rPr>
-      </w:r>
-      <w:proofErr w:type="spellStart"/>
-      <w:r>
-        <w:rPr>
-          <w:color w:val="000000"/>
-        </w:rPr>
-      </w:r>
-      <w:proofErr w:type="spellEnd"/>
-      <w:r>
-        <w:rPr>
-          <w:color w:val="000000"/>
-        </w:rPr>
-      </w:r>
-      <w:proofErr w:type="spellStart"/>
-      <w:r>
-        <w:rPr>
-          <w:color w:val="000000"/>
-        </w:rPr>
-      </w:r>
-      <w:proofErr w:type="spellEnd"/>
-      <w:r>
-        <w:rPr>
-          <w:color w:val="000000"/>
-        </w:rPr>
-      </w:r>
-      <w:proofErr w:type="spellStart"/>
-      <w:r>
-        <w:rPr>
-          <w:color w:val="000000"/>
-        </w:rPr>
-      </w:r>
-      <w:proofErr w:type="spellEnd"/>
-      <w:r>
-        <w:rPr>
-          <w:color w:val="000000"/>
-        </w:rPr>
-      </w:r>
-      <w:proofErr w:type="spellStart"/>
-      <w:r>
-        <w:rPr>
-          <w:color w:val="000000"/>
-        </w:rPr>
-      </w:r>
-      <w:proofErr w:type="spellEnd"/>
-      <w:r>
-        <w:rPr>
-          <w:color w:val="000000"/>
-        </w:rPr>
-      </w:r>
-      <w:proofErr w:type="spellStart"/>
-      <w:r>
-        <w:rPr>
-          <w:color w:val="000000"/>
-        </w:rPr>
-      </w:r>
-      <w:proofErr w:type="spellEnd"/>
-      <w:r>
-        <w:rPr>
-          <w:color w:val="000000"/>
-        </w:rPr>
-      </w:r>
-      <w:proofErr w:type="spellStart"/>
-      <w:r>
-        <w:rPr>
-          <w:color w:val="000000"/>
-        </w:rPr>
-      </w:r>
-      <w:proofErr w:type="spellEnd"/>
-      <w:r>
-        <w:rPr>
-          <w:color w:val="000000"/>
-        </w:rPr>
-      </w:r>
-      <w:proofErr w:type="spellStart"/>
-      <w:r>
-        <w:rPr>
-          <w:color w:val="000000"/>
-        </w:rPr>
-      </w:r>
-      <w:proofErr w:type="spellEnd"/>
-      <w:r>
-        <w:rPr>
-          <w:color w:val="000000"/>
-        </w:rPr>
-      </w:r>
-      <w:proofErr w:type="spellStart"/>
-      <w:r>
-        <w:rPr>
-          <w:color w:val="000000"/>
-        </w:rPr>
-      </w:r>
-      <w:proofErr w:type="spellEnd"/>
-      <w:r>
-        <w:rPr>
-          <w:color w:val="000000"/>
-        </w:rPr>
-      </w:r>
-      <w:proofErr w:type="spellStart"/>
-      <w:r>
-        <w:rPr>
-          <w:color w:val="000000"/>
-        </w:rPr>
-      </w:r>
-      <w:proofErr w:type="spellEnd"/>
-      <w:r>
-        <w:rPr>
-          <w:color w:val="000000"/>
-        </w:rPr>
-      </w:r>
-      <w:proofErr w:type="spellStart"/>
-      <w:r>
-        <w:rPr>
-          <w:color w:val="000000"/>
-        </w:rPr>
-      </w:r>
-      <w:proofErr w:type="spellEnd"/>
-      <w:r>
-        <w:rPr>
-          <w:color w:val="000000"/>
-        </w:rPr>
-      </w:r>
-      <w:proofErr w:type="spellStart"/>
-      <w:r>
-        <w:rPr>
-          <w:color w:val="000000"/>
-        </w:rPr>
-      </w:r>
-      <w:proofErr w:type="spellEnd"/>
-      <w:r>
-        <w:rPr>
-          <w:color w:val="000000"/>
-        </w:rPr>
-      </w:r>
-      <w:proofErr w:type="spellStart"/>
-      <w:r>
-        <w:rPr>
-          <w:color w:val="000000"/>
-        </w:rPr>
-      </w:r>
-      <w:proofErr w:type="spellEnd"/>
-      <w:r>
-        <w:rPr>
-          <w:color w:val="000000"/>
-        </w:rPr>
-      </w:r>
-      <w:proofErr w:type="spellStart"/>
-      <w:r>
-        <w:rPr>
-          <w:color w:val="000000"/>
-        </w:rPr>
-      </w:r>
-      <w:proofErr w:type="spellEnd"/>
-      <w:r>
-        <w:rPr>
-          <w:color w:val="000000"/>
-        </w:rPr>
-      </w:r>
-      <w:proofErr w:type="spellStart"/>
-      <w:r>
-        <w:rPr>
-          <w:color w:val="000000"/>
-        </w:rPr>
-      </w:r>
-      <w:proofErr w:type="spellEnd"/>
-      <w:r>
-        <w:rPr>
-          <w:color w:val="000000"/>
-        </w:rPr>
-      </w:r>
-      <w:proofErr w:type="spellStart"/>
-      <w:r>
-        <w:rPr>
-          <w:color w:val="000000"/>
-        </w:rPr>
-      </w:r>
-      <w:proofErr w:type="spellEnd"/>
-      <w:r>
-        <w:rPr>
-          <w:color w:val="000000"/>
-        </w:rPr>
-      </w:r>
-      <w:proofErr w:type="spellStart"/>
-      <w:r>
-        <w:rPr>
-          <w:color w:val="000000"/>
-        </w:rPr>
-      </w:r>
-      <w:proofErr w:type="spellEnd"/>
-      <w:r>
-        <w:rPr>
-          <w:color w:val="000000"/>
-        </w:rPr>
-      </w:r>
-      <w:proofErr w:type="spellStart"/>
-      <w:r>
-        <w:rPr>
-          <w:color w:val="000000"/>
-        </w:rPr>
-      </w:r>
-      <w:proofErr w:type="spellEnd"/>
-      <w:r>
-        <w:rPr>
-          <w:color w:val="000000"/>
-        </w:rPr>
-      </w:r>
-      <w:proofErr w:type="spellStart"/>
-      <w:r>
-        <w:rPr>
-          <w:color w:val="000000"/>
-        </w:rPr>
-      </w:r>
-      <w:proofErr w:type="spellEnd"/>
-      <w:r>
-        <w:rPr>
-          <w:color w:val="000000"/>
-        </w:rPr>
-      </w:r>
-      <w:proofErr w:type="spellStart"/>
-      <w:r>
-        <w:rPr>
-          <w:color w:val="000000"/>
-        </w:rPr>
-      </w:r>
-      <w:proofErr w:type="spellEnd"/>
-      <w:r>
-        <w:rPr>
-          <w:color w:val="000000"/>
-        </w:rPr>
-      </w:r>
-      <w:proofErr w:type="spellStart"/>
-      <w:r>
-        <w:rPr>
-          <w:color w:val="000000"/>
-        </w:rPr>
-      </w:r>
-      <w:proofErr w:type="spellEnd"/>
-      <w:r>
-        <w:rPr>
-          <w:color w:val="000000"/>
-        </w:rPr>
-      </w:r>
-      <w:proofErr w:type="spellStart"/>
-      <w:r>
-        <w:rPr>
-          <w:color w:val="000000"/>
-        </w:rPr>
-      </w:r>
-      <w:proofErr w:type="spellEnd"/>
-      <w:r>
-        <w:rPr>
-          <w:color w:val="000000"/>
-        </w:rPr>
-      </w:r>
-      <w:proofErr w:type="spellStart"/>
-      <w:r>
-        <w:rPr>
-          <w:color w:val="000000"/>
-        </w:rPr>
-      </w:r>
-      <w:proofErr w:type="spellEnd"/>
-      <w:r>
-        <w:rPr>
-          <w:color w:val="000000"/>
-        </w:rPr>
-      </w:r>
-      <w:proofErr w:type="spellStart"/>
-      <w:r>
-        <w:rPr>
-          <w:color w:val="000000"/>
-        </w:rPr>
-      </w:r>
-      <w:proofErr w:type="spellEnd"/>
-      <w:r>
-        <w:rPr>
-          <w:color w:val="000000"/>
-        </w:rPr>
-      </w:r>
-      <w:proofErr w:type="spellStart"/>
-      <w:r>
-        <w:rPr>
-          <w:color w:val="000000"/>
-        </w:rPr>
-      </w:r>
-      <w:proofErr w:type="spellEnd"/>
-      <w:r>
-        <w:rPr>
-          <w:color w:val="000000"/>
-        </w:rPr>
-      </w:r>
-      <w:proofErr w:type="spellStart"/>
-      <w:r>
-        <w:rPr>
-          <w:color w:val="000000"/>
-        </w:rPr>
-      </w:r>
-      <w:proofErr w:type="spellEnd"/>
-      <w:r>
-        <w:rPr>
-          <w:color w:val="000000"/>
-        </w:rPr>
-      </w:r>
-      <w:proofErr w:type="spellStart"/>
-      <w:r>
-        <w:rPr>
-          <w:color w:val="000000"/>
-        </w:rPr>
-      </w:r>
-      <w:proofErr w:type="spellEnd"/>
-      <w:r>
-        <w:rPr>
-          <w:color w:val="000000"/>
-        </w:rPr>
-      </w:r>
-      <w:proofErr w:type="spellStart"/>
-      <w:r>
-        <w:rPr>
-          <w:color w:val="000000"/>
-        </w:rPr>
-      </w:r>
-      <w:proofErr w:type="spellEnd"/>
-      <w:r>
-        <w:rPr>
-          <w:color w:val="000000"/>
-        </w:rPr>
-      </w:r>
-      <w:proofErr w:type="spellStart"/>
-      <w:r>
-        <w:rPr>
-          <w:color w:val="000000"/>
-        </w:rPr>
-      </w:r>
-      <w:proofErr w:type="spellEnd"/>
-      <w:r>
-        <w:rPr>
-          <w:color w:val="000000"/>
-        </w:rPr>
-      </w:r>
-      <w:proofErr w:type="spellStart"/>
-      <w:r>
-        <w:rPr>
-          <w:color w:val="000000"/>
-        </w:rPr>
-      </w:r>
-      <w:proofErr w:type="spellEnd"/>
-      <w:r>
-        <w:rPr>
-          <w:color w:val="000000"/>
-        </w:rPr>
-      </w:r>
-      <w:proofErr w:type="spellStart"/>
-      <w:r>
-        <w:rPr>
-          <w:color w:val="000000"/>
-        </w:rPr>
-      </w:r>
-      <w:proofErr w:type="spellEnd"/>
-      <w:r>
-        <w:rPr>
-          <w:color w:val="000000"/>
-        </w:rPr>
-      </w:r>
-      <w:proofErr w:type="spellStart"/>
-      <w:r>
-        <w:rPr>
-          <w:color w:val="000000"/>
-        </w:rPr>
-      </w:r>
-      <w:proofErr w:type="spellEnd"/>
-      <w:r>
-        <w:rPr>
-          <w:color w:val="000000"/>
-        </w:rPr>
-      </w:r>
-      <w:proofErr w:type="spellStart"/>
-      <w:r>
-        <w:rPr>
-          <w:color w:val="000000"/>
-        </w:rPr>
-      </w:r>
-      <w:proofErr w:type="spellEnd"/>
-      <w:r>
-        <w:rPr>
-          <w:color w:val="000000"/>
-        </w:rPr>
-      </w:r>
-      <w:proofErr w:type="spellStart"/>
-      <w:r>
-        <w:rPr>
-          <w:color w:val="000000"/>
-        </w:rPr>
-      </w:r>
-      <w:proofErr w:type="spellEnd"/>
-      <w:r>
-        <w:rPr>
-          <w:color w:val="000000"/>
-        </w:rPr>
-      </w:r>
-      <w:proofErr w:type="spellStart"/>
-      <w:r>
-        <w:rPr>
-          <w:color w:val="000000"/>
-        </w:rPr>
-      </w:r>
-      <w:proofErr w:type="spellEnd"/>
-      <w:r>
-        <w:rPr>
-          <w:color w:val="000000"/>
-        </w:rPr>
-      </w:r>
-      <w:proofErr w:type="spellStart"/>
-      <w:r>
-        <w:rPr>
-          <w:color w:val="000000"/>
-        </w:rPr>
-      </w:r>
-      <w:proofErr w:type="spellEnd"/>
-      <w:r>
-        <w:rPr>
-          <w:color w:val="000000"/>
-        </w:rPr>
-      </w:r>
-      <w:proofErr w:type="spellStart"/>
-      <w:r>
-        <w:rPr>
-          <w:color w:val="000000"/>
-        </w:rPr>
-      </w:r>
-      <w:proofErr w:type="spellEnd"/>
-      <w:r>
-        <w:rPr>
-          <w:color w:val="000000"/>
-        </w:rPr>
-      </w:r>
-      <w:proofErr w:type="spellStart"/>
-      <w:r>
-        <w:rPr>
-          <w:color w:val="000000"/>
-        </w:rPr>
-      </w:r>
-      <w:proofErr w:type="spellEnd"/>
-      <w:r>
-        <w:rPr>
-          <w:color w:val="000000"/>
-        </w:rPr>
-      </w:r>
-      <w:proofErr w:type="spellStart"/>
-      <w:r>
-        <w:rPr>
-          <w:color w:val="000000"/>
-        </w:rPr>
-      </w:r>
-      <w:proofErr w:type="spellEnd"/>
-      <w:r>
-        <w:rPr>
-          <w:color w:val="000000"/>
-        </w:rPr>
-      </w:r>
-      <w:proofErr w:type="spellStart"/>
-      <w:r>
-        <w:rPr>
-          <w:color w:val="000000"/>
-        </w:rPr>
-      </w:r>
-      <w:proofErr w:type="spellEnd"/>
-      <w:r>
-        <w:rPr>
-          <w:color w:val="000000"/>
-        </w:rPr>
-      </w:r>
-      <w:proofErr w:type="spellStart"/>
-      <w:r>
-        <w:rPr>
-          <w:color w:val="000000"/>
-        </w:rPr>
-      </w:r>
-      <w:proofErr w:type="spellEnd"/>
-      <w:r>
-        <w:rPr>
-          <w:color w:val="000000"/>
-        </w:rPr>
-      </w:r>
-      <w:proofErr w:type="spellStart"/>
-      <w:r>
-        <w:rPr>
-          <w:color w:val="000000"/>
-        </w:rPr>
-      </w:r>
-      <w:proofErr w:type="spellEnd"/>
-      <w:r>
-        <w:rPr>
-          <w:color w:val="000000"/>
-        </w:rPr>
-      </w:r>
-      <w:proofErr w:type="spellStart"/>
-      <w:r>
-        <w:rPr>
-          <w:color w:val="000000"/>
-        </w:rPr>
-      </w:r>
-      <w:proofErr w:type="spellEnd"/>
-      <w:r>
-        <w:rPr>
-          <w:color w:val="000000"/>
-        </w:rPr>
-      </w:r>
-      <w:proofErr w:type="spellStart"/>
-      <w:r>
-        <w:rPr>
-          <w:color w:val="000000"/>
-        </w:rPr>
-      </w:r>
-      <w:proofErr w:type="spellEnd"/>
-      <w:r>
-        <w:rPr>
-          <w:color w:val="000000"/>
-        </w:rPr>
-      </w:r>
-      <w:proofErr w:type="spellStart"/>
-      <w:r>
-        <w:rPr>
-          <w:color w:val="000000"/>
-        </w:rPr>
-      </w:r>
-      <w:proofErr w:type="spellEnd"/>
-      <w:r>
-        <w:rPr>
-          <w:color w:val="000000"/>
-        </w:rPr>
-      </w:r>
-      <w:proofErr w:type="spellStart"/>
-      <w:r>
-        <w:rPr>
-          <w:color w:val="000000"/>
-        </w:rPr>
-      </w:r>
-      <w:proofErr w:type="spellEnd"/>
-      <w:r>
-        <w:rPr>
-          <w:color w:val="000000"/>
-        </w:rPr>
-      </w:r>
-      <w:proofErr w:type="spellStart"/>
-      <w:r>
-        <w:rPr>
-          <w:color w:val="000000"/>
-        </w:rPr>
-      </w:r>
-      <w:proofErr w:type="spellEnd"/>
-      <w:r>
-        <w:rPr>
-          <w:color w:val="000000"/>
-        </w:rPr>
-      </w:r>
-    </w:p>
-    <w:p>
-      <w:pPr>
-        <w:spacing w:line="480" w:lineRule="auto"/>
-        <w:ind w:left="1080" w:firstLine="0"/>
-      </w:pPr>
-      <w:proofErr w:type="gramStart"/>
-      <w:r>
-        <w:rPr>
-          <w:color w:val="000000"/>
-        </w:rPr>
-      </w:r>
-      <w:proofErr w:type="gramEnd"/>
-      <w:r>
-        <w:rPr>
-          <w:color w:val="000000"/>
-        </w:rPr>
-      </w:r>
-      <w:proofErr w:type="spellStart"/>
-      <w:r>
-        <w:rPr>
-          <w:color w:val="000000"/>
-        </w:rPr>
-      </w:r>
-      <w:proofErr w:type="spellEnd"/>
-      <w:r>
-        <w:rPr>
-          <w:color w:val="000000"/>
-        </w:rPr>
-      </w:r>
-      <w:proofErr w:type="spellStart"/>
-      <w:r>
-        <w:rPr>
-          <w:color w:val="000000"/>
-        </w:rPr>
-      </w:r>
-      <w:proofErr w:type="spellEnd"/>
-      <w:r>
-        <w:rPr>
-          <w:color w:val="000000"/>
-        </w:rPr>
-      </w:r>
-      <w:proofErr w:type="spellStart"/>
-      <w:r>
-        <w:rPr>
-          <w:color w:val="000000"/>
-        </w:rPr>
-      </w:r>
-      <w:proofErr w:type="spellEnd"/>
-      <w:r>
-        <w:rPr>
-          <w:color w:val="000000"/>
-        </w:rPr>
-      </w:r>
-      <w:proofErr w:type="spellStart"/>
-      <w:r>
-        <w:rPr>
-          <w:color w:val="000000"/>
-        </w:rPr>
-      </w:r>
-      <w:proofErr w:type="spellEnd"/>
-      <w:r>
-        <w:rPr>
-          <w:color w:val="000000"/>
-        </w:rPr>
-      </w:r>
-      <w:proofErr w:type="spellStart"/>
-      <w:r>
-        <w:rPr>
-          <w:color w:val="000000"/>
-        </w:rPr>
-      </w:r>
-      <w:proofErr w:type="spellEnd"/>
-      <w:r>
-        <w:rPr>
-          <w:color w:val="000000"/>
-        </w:rPr>
-      </w:r>
-      <w:proofErr w:type="spellStart"/>
-      <w:r>
-        <w:rPr>
-          <w:color w:val="000000"/>
-        </w:rPr>
-      </w:r>
-      <w:proofErr w:type="spellEnd"/>
-      <w:r>
-        <w:rPr>
-          <w:color w:val="000000"/>
-        </w:rPr>
-      </w:r>
-      <w:proofErr w:type="spellStart"/>
-      <w:r>
-        <w:rPr>
-          <w:color w:val="000000"/>
-        </w:rPr>
-      </w:r>
-      <w:proofErr w:type="spellEnd"/>
-      <w:r>
-        <w:rPr>
-          <w:color w:val="000000"/>
-        </w:rPr>
-      </w:r>
-      <w:proofErr w:type="spellStart"/>
-      <w:r>
-        <w:rPr>
-          <w:color w:val="000000"/>
-        </w:rPr>
-      </w:r>
-      <w:proofErr w:type="spellEnd"/>
-      <w:r>
-        <w:rPr>
-          <w:color w:val="000000"/>
-        </w:rPr>
-      </w:r>
-      <w:proofErr w:type="spellStart"/>
-      <w:r>
-        <w:rPr>
-          <w:color w:val="000000"/>
-        </w:rPr>
-      </w:r>
-      <w:proofErr w:type="spellEnd"/>
-      <w:r>
-        <w:rPr>
-          <w:color w:val="000000"/>
-        </w:rPr>
-      </w:r>
-      <w:proofErr w:type="spellStart"/>
-      <w:r>
-        <w:rPr>
-          <w:color w:val="000000"/>
-        </w:rPr>
-      </w:r>
-      <w:proofErr w:type="spellEnd"/>
-      <w:r>
-        <w:rPr>
-          <w:color w:val="000000"/>
-        </w:rPr>
-      </w:r>
-      <w:proofErr w:type="spellStart"/>
-      <w:r>
-        <w:rPr>
-          <w:color w:val="000000"/>
-        </w:rPr>
-      </w:r>
-      <w:proofErr w:type="spellEnd"/>
-      <w:r>
-        <w:rPr>
-          <w:color w:val="000000"/>
-        </w:rPr>
-      </w:r>
-      <w:proofErr w:type="spellStart"/>
-      <w:r>
-        <w:rPr>
-          <w:color w:val="000000"/>
-        </w:rPr>
-      </w:r>
-      <w:proofErr w:type="spellEnd"/>
-      <w:r>
-        <w:rPr>
-          <w:color w:val="000000"/>
-        </w:rPr>
-      </w:r>
-      <w:proofErr w:type="spellStart"/>
-      <w:r>
-        <w:rPr>
-          <w:color w:val="000000"/>
-        </w:rPr>
-      </w:r>
-      <w:proofErr w:type="spellEnd"/>
-      <w:r>
-        <w:rPr>
-          <w:color w:val="000000"/>
-        </w:rPr>
-      </w:r>
-      <w:proofErr w:type="spellStart"/>
-      <w:r>
-        <w:rPr>
-          <w:color w:val="000000"/>
-        </w:rPr>
-      </w:r>
-      <w:proofErr w:type="spellEnd"/>
-      <w:r>
-        <w:rPr>
-          <w:color w:val="000000"/>
-        </w:rPr>
-      </w:r>
-      <w:proofErr w:type="spellStart"/>
-      <w:r>
-        <w:rPr>
-          <w:color w:val="000000"/>
-        </w:rPr>
-      </w:r>
-      <w:proofErr w:type="spellEnd"/>
-      <w:r>
-        <w:rPr>
-          <w:color w:val="000000"/>
-        </w:rPr>
-      </w:r>
-      <w:proofErr w:type="spellStart"/>
-      <w:r>
-        <w:rPr>
-          <w:color w:val="000000"/>
-        </w:rPr>
-      </w:r>
-      <w:proofErr w:type="spellEnd"/>
-      <w:r>
-        <w:rPr>
-          <w:color w:val="000000"/>
-        </w:rPr>
-      </w:r>
-      <w:proofErr w:type="spellStart"/>
-      <w:r>
-        <w:rPr>
-          <w:color w:val="000000"/>
-        </w:rPr>
-      </w:r>
-      <w:proofErr w:type="spellEnd"/>
-      <w:r>
-        <w:rPr>
-          <w:color w:val="000000"/>
-        </w:rPr>
-      </w:r>
-      <w:proofErr w:type="spellStart"/>
-      <w:r>
-        <w:rPr>
-          <w:color w:val="000000"/>
-        </w:rPr>
-      </w:r>
-      <w:proofErr w:type="spellEnd"/>
-      <w:r>
-        <w:rPr>
-          <w:color w:val="000000"/>
-        </w:rPr>
-      </w:r>
-      <w:proofErr w:type="spellStart"/>
-      <w:r>
-        <w:rPr>
-          <w:color w:val="000000"/>
-        </w:rPr>
-      </w:r>
-      <w:proofErr w:type="spellEnd"/>
-      <w:r>
-        <w:rPr>
-          <w:color w:val="000000"/>
-        </w:rPr>
-      </w:r>
-      <w:proofErr w:type="spellStart"/>
-      <w:r>
-        <w:rPr>
-          <w:color w:val="000000"/>
-        </w:rPr>
-      </w:r>
-      <w:proofErr w:type="spellEnd"/>
-      <w:r>
-        <w:rPr>
-          <w:color w:val="000000"/>
-        </w:rPr>
-      </w:r>
-      <w:proofErr w:type="spellStart"/>
-      <w:r>
-        <w:rPr>
-          <w:color w:val="000000"/>
-        </w:rPr>
-      </w:r>
-      <w:proofErr w:type="spellEnd"/>
-      <w:r>
-        <w:rPr>
-          <w:color w:val="000000"/>
-        </w:rPr>
-      </w:r>
-      <w:proofErr w:type="spellStart"/>
-      <w:r>
-        <w:rPr>
-          <w:color w:val="000000"/>
-        </w:rPr>
-      </w:r>
-      <w:proofErr w:type="spellEnd"/>
-      <w:r>
-        <w:rPr>
-          <w:color w:val="000000"/>
-        </w:rPr>
-      </w:r>
-      <w:proofErr w:type="spellStart"/>
-      <w:r>
-        <w:rPr>
-          <w:color w:val="000000"/>
-        </w:rPr>
-      </w:r>
-      <w:proofErr w:type="spellEnd"/>
-      <w:r>
-        <w:rPr>
-          <w:color w:val="000000"/>
-        </w:rPr>
-      </w:r>
-      <w:proofErr w:type="spellStart"/>
-      <w:r>
-        <w:rPr>
-          <w:color w:val="000000"/>
-        </w:rPr>
-      </w:r>
-      <w:proofErr w:type="spellEnd"/>
-      <w:r>
-        <w:rPr>
-          <w:color w:val="000000"/>
-        </w:rPr>
-      </w:r>
-      <w:proofErr w:type="spellStart"/>
-      <w:r>
-        <w:rPr>
-          <w:color w:val="000000"/>
-        </w:rPr>
-      </w:r>
-      <w:proofErr w:type="spellEnd"/>
-      <w:r>
-        <w:rPr>
-          <w:color w:val="000000"/>
-        </w:rPr>
-      </w:r>
-      <w:proofErr w:type="spellStart"/>
-      <w:r>
-        <w:rPr>
-          <w:color w:val="000000"/>
-        </w:rPr>
-      </w:r>
-      <w:proofErr w:type="spellEnd"/>
-      <w:r>
-        <w:rPr>
-          <w:color w:val="000000"/>
-        </w:rPr>
-      </w:r>
-      <w:proofErr w:type="spellStart"/>
-      <w:r>
-        <w:rPr>
-          <w:color w:val="000000"/>
-        </w:rPr>
-      </w:r>
-      <w:proofErr w:type="spellEnd"/>
-      <w:r>
-        <w:rPr>
-          <w:color w:val="000000"/>
-        </w:rPr>
-      </w:r>
-      <w:proofErr w:type="spellStart"/>
-      <w:r>
-        <w:rPr>
-          <w:color w:val="000000"/>
-        </w:rPr>
-      </w:r>
-      <w:proofErr w:type="spellEnd"/>
-      <w:r>
-        <w:rPr>
-          <w:color w:val="000000"/>
-        </w:rPr>
-      </w:r>
-      <w:proofErr w:type="spellStart"/>
-      <w:r>
-        <w:rPr>
-          <w:color w:val="000000"/>
-        </w:rPr>
-      </w:r>
-      <w:proofErr w:type="spellEnd"/>
-      <w:r>
-        <w:rPr>
-          <w:color w:val="000000"/>
-        </w:rPr>
-      </w:r>
-      <w:proofErr w:type="spellStart"/>
-      <w:r>
-        <w:rPr>
-          <w:color w:val="000000"/>
-        </w:rPr>
-      </w:r>
-      <w:proofErr w:type="spellEnd"/>
-      <w:r>
-        <w:rPr>
-          <w:color w:val="000000"/>
-        </w:rPr>
-      </w:r>
-      <w:proofErr w:type="spellStart"/>
-      <w:r>
-        <w:rPr>
-          <w:color w:val="000000"/>
-        </w:rPr>
-      </w:r>
-      <w:proofErr w:type="spellEnd"/>
-      <w:r>
-        <w:rPr>
-          <w:color w:val="000000"/>
-        </w:rPr>
-      </w:r>
-      <w:proofErr w:type="spellStart"/>
-      <w:r>
-        <w:rPr>
-          <w:color w:val="000000"/>
-        </w:rPr>
-      </w:r>
-      <w:proofErr w:type="spellEnd"/>
-      <w:r>
-        <w:rPr>
-          <w:color w:val="000000"/>
-        </w:rPr>
-      </w:r>
-      <w:proofErr w:type="spellStart"/>
-      <w:r>
-        <w:rPr>
-          <w:color w:val="000000"/>
-        </w:rPr>
-      </w:r>
-      <w:proofErr w:type="spellEnd"/>
-      <w:r>
-        <w:rPr>
-          <w:color w:val="000000"/>
-        </w:rPr>
-      </w:r>
-      <w:proofErr w:type="spellStart"/>
-      <w:r>
-        <w:rPr>
-          <w:color w:val="000000"/>
-        </w:rPr>
-      </w:r>
-      <w:proofErr w:type="spellEnd"/>
-      <w:r>
-        <w:rPr>
-          <w:color w:val="000000"/>
-        </w:rPr>
-      </w:r>
-      <w:proofErr w:type="spellStart"/>
-      <w:r>
-        <w:rPr>
-          <w:color w:val="000000"/>
-        </w:rPr>
-      </w:r>
-      <w:proofErr w:type="spellEnd"/>
-      <w:r>
-        <w:rPr>
-          <w:color w:val="000000"/>
-        </w:rPr>
-      </w:r>
-      <w:proofErr w:type="spellStart"/>
-      <w:r>
-        <w:rPr>
-          <w:color w:val="000000"/>
-        </w:rPr>
-      </w:r>
-      <w:proofErr w:type="spellEnd"/>
-      <w:r>
-        <w:rPr>
-          <w:color w:val="000000"/>
-        </w:rPr>
-      </w:r>
-      <w:proofErr w:type="spellStart"/>
-      <w:r>
-        <w:rPr>
-          <w:color w:val="000000"/>
-        </w:rPr>
-      </w:r>
-      <w:proofErr w:type="spellEnd"/>
-      <w:r>
-        <w:rPr>
-          <w:color w:val="000000"/>
-        </w:rPr>
-      </w:r>
-      <w:proofErr w:type="spellStart"/>
-      <w:r>
-        <w:rPr>
-          <w:color w:val="000000"/>
-        </w:rPr>
-      </w:r>
-      <w:proofErr w:type="spellEnd"/>
-      <w:r>
-        <w:rPr>
-          <w:color w:val="000000"/>
-        </w:rPr>
-      </w:r>
-      <w:proofErr w:type="spellStart"/>
-      <w:r>
-        <w:rPr>
-          <w:color w:val="000000"/>
-        </w:rPr>
-      </w:r>
-      <w:proofErr w:type="spellEnd"/>
-      <w:r>
-        <w:rPr>
-          <w:color w:val="000000"/>
-        </w:rPr>
-      </w:r>
-      <w:proofErr w:type="spellStart"/>
-      <w:r>
-        <w:rPr>
-          <w:color w:val="000000"/>
-        </w:rPr>
-      </w:r>
-      <w:proofErr w:type="spellEnd"/>
-      <w:r>
-        <w:rPr>
-          <w:color w:val="000000"/>
-        </w:rPr>
-      </w:r>
-      <w:proofErr w:type="spellStart"/>
-      <w:r>
-        <w:rPr>
-          <w:color w:val="000000"/>
-        </w:rPr>
-      </w:r>
-      <w:proofErr w:type="spellEnd"/>
-      <w:r>
-        <w:rPr>
-          <w:color w:val="000000"/>
-        </w:rPr>
-      </w:r>
-      <w:proofErr w:type="spellStart"/>
-      <w:r>
-        <w:rPr>
-          <w:color w:val="000000"/>
-        </w:rPr>
-      </w:r>
-      <w:proofErr w:type="spellEnd"/>
-      <w:r>
-        <w:rPr>
-          <w:color w:val="000000"/>
-        </w:rPr>
-      </w:r>
-      <w:proofErr w:type="spellStart"/>
-      <w:r>
-        <w:rPr>
-          <w:color w:val="000000"/>
-        </w:rPr>
-      </w:r>
-      <w:proofErr w:type="spellEnd"/>
-      <w:r>
-        <w:rPr>
-          <w:color w:val="000000"/>
-        </w:rPr>
-      </w:r>
-      <w:proofErr w:type="spellStart"/>
-      <w:r>
-        <w:rPr>
-          <w:color w:val="000000"/>
-        </w:rPr>
-      </w:r>
-      <w:proofErr w:type="spellEnd"/>
-      <w:r>
-        <w:rPr>
-          <w:color w:val="000000"/>
-        </w:rPr>
-      </w:r>
-      <w:proofErr w:type="spellStart"/>
-      <w:r>
-        <w:rPr>
-          <w:color w:val="000000"/>
-        </w:rPr>
-      </w:r>
-      <w:proofErr w:type="spellEnd"/>
-      <w:r>
-        <w:rPr>
-          <w:color w:val="000000"/>
-        </w:rPr>
-      </w:r>
-      <w:proofErr w:type="spellStart"/>
-      <w:r>
-        <w:rPr>
-          <w:color w:val="000000"/>
-        </w:rPr>
-      </w:r>
-      <w:proofErr w:type="spellEnd"/>
-      <w:r>
-        <w:rPr>
-          <w:color w:val="000000"/>
-        </w:rPr>
-      </w:r>
-      <w:proofErr w:type="spellStart"/>
-      <w:r>
-        <w:rPr>
-          <w:color w:val="000000"/>
-        </w:rPr>
-      </w:r>
-      <w:proofErr w:type="spellEnd"/>
-      <w:r>
-        <w:rPr>
-          <w:color w:val="000000"/>
-        </w:rPr>
-      </w:r>
-      <w:proofErr w:type="spellStart"/>
-      <w:r>
-        <w:rPr>
-          <w:color w:val="000000"/>
-        </w:rPr>
-      </w:r>
-      <w:proofErr w:type="spellEnd"/>
-      <w:r>
-        <w:rPr>
-          <w:color w:val="000000"/>
-        </w:rPr>
-      </w:r>
-      <w:proofErr w:type="spellStart"/>
-      <w:r>
-        <w:rPr>
-          <w:color w:val="000000"/>
-        </w:rPr>
-      </w:r>
-      <w:proofErr w:type="spellEnd"/>
-      <w:r>
-        <w:rPr>
-          <w:color w:val="000000"/>
-        </w:rPr>
-      </w:r>
-      <w:proofErr w:type="spellStart"/>
-      <w:r>
-        <w:rPr>
-          <w:color w:val="000000"/>
-        </w:rPr>
-      </w:r>
-      <w:proofErr w:type="spellEnd"/>
-      <w:r>
-        <w:rPr>
-          <w:color w:val="000000"/>
-        </w:rPr>
-      </w:r>
-      <w:proofErr w:type="spellStart"/>
-      <w:r>
-        <w:rPr>
-          <w:color w:val="000000"/>
-        </w:rPr>
-      </w:r>
-      <w:proofErr w:type="spellEnd"/>
-      <w:r>
-        <w:rPr>
-          <w:color w:val="000000"/>
-        </w:rPr>
-      </w:r>
-      <w:proofErr w:type="spellStart"/>
-      <w:r>
-        <w:rPr>
-          <w:color w:val="000000"/>
-        </w:rPr>
-      </w:r>
-      <w:proofErr w:type="spellEnd"/>
-      <w:r>
-        <w:rPr>
-          <w:color w:val="000000"/>
-        </w:rPr>
-      </w:r>
-      <w:proofErr w:type="spellStart"/>
-      <w:r>
-        <w:rPr>
-          <w:color w:val="000000"/>
-        </w:rPr>
-      </w:r>
-      <w:proofErr w:type="spellEnd"/>
-      <w:r>
-        <w:rPr>
-          <w:color w:val="000000"/>
-        </w:rPr>
-      </w:r>
-      <w:proofErr w:type="spellStart"/>
-      <w:r>
-        <w:rPr>
-          <w:color w:val="000000"/>
-        </w:rPr>
-      </w:r>
-      <w:proofErr w:type="spellEnd"/>
-      <w:r>
-        <w:rPr>
-          <w:color w:val="000000"/>
-        </w:rPr>
-      </w:r>
-    </w:p>
-    <w:p>
-      <w:pPr>
-        <w:numPr>
-          <w:ilvl w:val="0"/>
-          <w:numId w:val="7"/>
-        </w:numPr>
-        <w:pBdr>
-          <w:top w:val="nil"/>
-          <w:left w:val="nil"/>
-          <w:bottom w:val="nil"/>
-          <w:right w:val="nil"/>
-          <w:between w:val="nil"/>
-        </w:pBdr>
-        <w:spacing w:line="480" w:lineRule="auto"/>
-      </w:pPr>
-      <w:r>
-        <w:rPr>
-          <w:color w:val="000000"/>
-        </w:rPr>
-      </w:r>
-      <w:proofErr w:type="spellStart"/>
-      <w:r>
-        <w:rPr>
-          <w:color w:val="000000"/>
-        </w:rPr>
-      </w:r>
-      <w:proofErr w:type="spellEnd"/>
-    </w:p>
-    <w:p>
-      <w:pPr>
-        <w:spacing w:line="480" w:lineRule="auto"/>
-        <w:ind w:left="1080" w:firstLine="0"/>
-      </w:pPr>
-      <w:r>
-        <w:rPr>
-          <w:color w:val="000000"/>
-        </w:rPr>
-      </w:r>
-      <w:proofErr w:type="spellStart"/>
-      <w:r>
-        <w:rPr>
-          <w:color w:val="000000"/>
-        </w:rPr>
-      </w:r>
-      <w:proofErr w:type="spellEnd"/>
-      <w:r>
-        <w:rPr>
-          <w:color w:val="000000"/>
-        </w:rPr>
-      </w:r>
-      <w:proofErr w:type="spellStart"/>
-      <w:r>
-        <w:rPr>
-          <w:color w:val="000000"/>
-        </w:rPr>
-      </w:r>
-      <w:proofErr w:type="spellEnd"/>
-      <w:r>
-        <w:rPr>
-          <w:color w:val="000000"/>
-        </w:rPr>
-      </w:r>
-      <w:proofErr w:type="spellStart"/>
-      <w:r>
-        <w:rPr>
-          <w:color w:val="000000"/>
-        </w:rPr>
-      </w:r>
-      <w:proofErr w:type="spellEnd"/>
-      <w:r>
-        <w:rPr>
-          <w:color w:val="000000"/>
-        </w:rPr>
-      </w:r>
-      <w:proofErr w:type="spellStart"/>
-      <w:r>
-        <w:rPr>
-          <w:color w:val="000000"/>
-        </w:rPr>
-      </w:r>
-      <w:proofErr w:type="spellEnd"/>
-      <w:r>
-        <w:rPr>
-          <w:color w:val="000000"/>
-        </w:rPr>
-      </w:r>
-      <w:proofErr w:type="spellStart"/>
-      <w:r>
-        <w:rPr>
-          <w:color w:val="000000"/>
-        </w:rPr>
-      </w:r>
-      <w:proofErr w:type="spellEnd"/>
-      <w:r>
-        <w:rPr>
-          <w:color w:val="000000"/>
-        </w:rPr>
-      </w:r>
-      <w:proofErr w:type="spellStart"/>
-      <w:r>
-        <w:rPr>
-          <w:color w:val="000000"/>
-        </w:rPr>
-      </w:r>
-      <w:proofErr w:type="spellEnd"/>
-      <w:r>
-        <w:rPr>
-          <w:color w:val="000000"/>
-        </w:rPr>
-      </w:r>
-      <w:proofErr w:type="spellStart"/>
-      <w:r>
-        <w:rPr>
-          <w:color w:val="000000"/>
-        </w:rPr>
-      </w:r>
-      <w:proofErr w:type="spellEnd"/>
-      <w:r>
-        <w:rPr>
-          <w:color w:val="000000"/>
-        </w:rPr>
-      </w:r>
-      <w:proofErr w:type="spellStart"/>
-      <w:r>
-        <w:rPr>
-          <w:color w:val="000000"/>
-        </w:rPr>
-      </w:r>
-      <w:proofErr w:type="spellEnd"/>
-      <w:r>
-        <w:rPr>
-          <w:color w:val="000000"/>
-        </w:rPr>
-      </w:r>
-      <w:proofErr w:type="spellStart"/>
-      <w:r>
-        <w:rPr>
-          <w:color w:val="000000"/>
-        </w:rPr>
-      </w:r>
-      <w:proofErr w:type="spellEnd"/>
-      <w:r>
-        <w:rPr>
-          <w:color w:val="000000"/>
-        </w:rPr>
-      </w:r>
-      <w:proofErr w:type="spellStart"/>
-      <w:r>
-        <w:rPr>
-          <w:color w:val="000000"/>
-        </w:rPr>
-      </w:r>
-      <w:proofErr w:type="spellEnd"/>
-      <w:r>
-        <w:rPr>
-          <w:color w:val="000000"/>
-        </w:rPr>
-      </w:r>
-      <w:proofErr w:type="spellStart"/>
-      <w:r>
-        <w:rPr>
-          <w:color w:val="000000"/>
-        </w:rPr>
-      </w:r>
-      <w:proofErr w:type="spellEnd"/>
-      <w:r>
-        <w:rPr>
-          <w:color w:val="000000"/>
-        </w:rPr>
-      </w:r>
-      <w:proofErr w:type="spellStart"/>
-      <w:r>
-        <w:rPr>
-          <w:color w:val="000000"/>
-        </w:rPr>
-      </w:r>
-      <w:proofErr w:type="spellEnd"/>
-      <w:r>
-        <w:rPr>
-          <w:color w:val="000000"/>
-        </w:rPr>
-      </w:r>
-      <w:proofErr w:type="spellStart"/>
-      <w:r>
-        <w:rPr>
-          <w:color w:val="000000"/>
-        </w:rPr>
-      </w:r>
-      <w:proofErr w:type="spellEnd"/>
-      <w:r>
-        <w:rPr>
-          <w:color w:val="000000"/>
-        </w:rPr>
-      </w:r>
-      <w:proofErr w:type="spellStart"/>
-      <w:r>
-        <w:rPr>
-          <w:color w:val="000000"/>
-        </w:rPr>
-      </w:r>
-      <w:proofErr w:type="spellEnd"/>
-      <w:r>
-        <w:rPr>
-          <w:color w:val="000000"/>
-        </w:rPr>
-      </w:r>
-      <w:proofErr w:type="spellStart"/>
-      <w:r>
-        <w:rPr>
-          <w:color w:val="000000"/>
-        </w:rPr>
-      </w:r>
-      <w:proofErr w:type="spellEnd"/>
-      <w:r>
-        <w:rPr>
-          <w:color w:val="000000"/>
-        </w:rPr>
-      </w:r>
-      <w:proofErr w:type="spellStart"/>
-      <w:r>
-        <w:rPr>
-          <w:color w:val="000000"/>
-        </w:rPr>
-      </w:r>
-      <w:proofErr w:type="spellEnd"/>
-      <w:r>
-        <w:rPr>
-          <w:color w:val="000000"/>
-        </w:rPr>
-      </w:r>
-      <w:proofErr w:type="spellStart"/>
-      <w:r>
-        <w:rPr>
-          <w:color w:val="000000"/>
-        </w:rPr>
-      </w:r>
-      <w:proofErr w:type="spellEnd"/>
-      <w:r>
-        <w:rPr>
-          <w:color w:val="000000"/>
-        </w:rPr>
-      </w:r>
-      <w:proofErr w:type="spellStart"/>
-      <w:r>
-        <w:rPr>
-          <w:color w:val="000000"/>
-        </w:rPr>
-      </w:r>
-      <w:proofErr w:type="spellEnd"/>
-      <w:r>
-        <w:rPr>
-          <w:color w:val="000000"/>
-        </w:rPr>
-      </w:r>
-      <w:proofErr w:type="spellStart"/>
-      <w:r>
-        <w:rPr>
-          <w:color w:val="000000"/>
-        </w:rPr>
-      </w:r>
-      <w:proofErr w:type="spellEnd"/>
-      <w:r>
-        <w:rPr>
-          <w:color w:val="000000"/>
-        </w:rPr>
-      </w:r>
-      <w:proofErr w:type="spellStart"/>
-      <w:r>
-        <w:rPr>
-          <w:color w:val="000000"/>
-        </w:rPr>
-      </w:r>
-      <w:proofErr w:type="spellEnd"/>
-      <w:r>
-        <w:rPr>
-          <w:color w:val="000000"/>
-        </w:rPr>
-      </w:r>
-      <w:proofErr w:type="spellStart"/>
-      <w:r>
-        <w:rPr>
-          <w:color w:val="000000"/>
-        </w:rPr>
-      </w:r>
-      <w:proofErr w:type="spellEnd"/>
-      <w:r>
-        <w:rPr>
-          <w:color w:val="000000"/>
-        </w:rPr>
-      </w:r>
-      <w:proofErr w:type="spellStart"/>
-      <w:r>
-        <w:rPr>
-          <w:color w:val="000000"/>
-        </w:rPr>
-      </w:r>
-      <w:proofErr w:type="spellEnd"/>
-      <w:r>
-        <w:rPr>
-          <w:color w:val="000000"/>
-        </w:rPr>
-      </w:r>
-      <w:proofErr w:type="spellStart"/>
-      <w:r>
-        <w:rPr>
-          <w:color w:val="000000"/>
-        </w:rPr>
-      </w:r>
-      <w:proofErr w:type="spellEnd"/>
-      <w:r>
-        <w:rPr>
-          <w:color w:val="000000"/>
-        </w:rPr>
-      </w:r>
-      <w:proofErr w:type="spellStart"/>
-      <w:r>
-        <w:rPr>
-          <w:color w:val="000000"/>
-        </w:rPr>
-      </w:r>
-      <w:proofErr w:type="spellEnd"/>
-      <w:r>
-        <w:rPr>
-          <w:color w:val="000000"/>
-        </w:rPr>
-      </w:r>
-      <w:proofErr w:type="spellStart"/>
-      <w:r>
-        <w:rPr>
-          <w:color w:val="000000"/>
-        </w:rPr>
-      </w:r>
-      <w:proofErr w:type="spellEnd"/>
-      <w:r>
-        <w:rPr>
-          <w:color w:val="000000"/>
-        </w:rPr>
-      </w:r>
-      <w:proofErr w:type="spellStart"/>
-      <w:r>
-        <w:rPr>
-          <w:color w:val="000000"/>
-        </w:rPr>
-      </w:r>
-      <w:proofErr w:type="spellEnd"/>
-      <w:r>
-        <w:rPr>
-          <w:color w:val="000000"/>
-        </w:rPr>
-      </w:r>
-      <w:proofErr w:type="spellStart"/>
-      <w:r>
-        <w:rPr>
-          <w:color w:val="000000"/>
-        </w:rPr>
-      </w:r>
-      <w:proofErr w:type="spellEnd"/>
-      <w:r>
-        <w:rPr>
-          <w:color w:val="000000"/>
-        </w:rPr>
-      </w:r>
-      <w:proofErr w:type="spellStart"/>
-      <w:r>
-        <w:rPr>
-          <w:color w:val="000000"/>
-        </w:rPr>
-      </w:r>
-      <w:proofErr w:type="spellEnd"/>
-      <w:r>
-        <w:rPr>
-          <w:color w:val="000000"/>
-        </w:rPr>
-      </w:r>
-      <w:proofErr w:type="spellStart"/>
-      <w:r>
-        <w:rPr>
-          <w:color w:val="000000"/>
-        </w:rPr>
-      </w:r>
-      <w:proofErr w:type="spellEnd"/>
-      <w:r>
-        <w:rPr>
-          <w:color w:val="000000"/>
-        </w:rPr>
-      </w:r>
-      <w:proofErr w:type="spellStart"/>
-      <w:r>
-        <w:rPr>
-          <w:color w:val="000000"/>
-        </w:rPr>
-      </w:r>
-      <w:proofErr w:type="spellEnd"/>
-      <w:r>
-        <w:rPr>
-          <w:color w:val="000000"/>
-        </w:rPr>
-      </w:r>
-      <w:proofErr w:type="spellStart"/>
-      <w:r>
-        <w:rPr>
-          <w:color w:val="000000"/>
-        </w:rPr>
-      </w:r>
-      <w:proofErr w:type="spellEnd"/>
-      <w:r>
-        <w:rPr>
-          <w:color w:val="000000"/>
-        </w:rPr>
-      </w:r>
-      <w:proofErr w:type="spellStart"/>
-      <w:r>
-        <w:rPr>
-          <w:color w:val="000000"/>
-        </w:rPr>
-      </w:r>
-      <w:proofErr w:type="spellEnd"/>
-      <w:r>
-        <w:rPr>
-          <w:color w:val="000000"/>
-        </w:rPr>
-      </w:r>
-      <w:proofErr w:type="spellStart"/>
-      <w:r>
-        <w:rPr>
-          <w:color w:val="000000"/>
-        </w:rPr>
-      </w:r>
-      <w:proofErr w:type="spellEnd"/>
-      <w:r>
-        <w:rPr>
-          <w:color w:val="000000"/>
-        </w:rPr>
-      </w:r>
-      <w:proofErr w:type="spellStart"/>
-      <w:r>
-        <w:rPr>
-          <w:color w:val="000000"/>
-        </w:rPr>
-      </w:r>
-      <w:proofErr w:type="spellEnd"/>
-      <w:r>
-        <w:rPr>
-          <w:color w:val="000000"/>
-        </w:rPr>
-      </w:r>
-      <w:proofErr w:type="spellStart"/>
-      <w:r>
-        <w:rPr>
-          <w:color w:val="000000"/>
-        </w:rPr>
-      </w:r>
-      <w:proofErr w:type="spellEnd"/>
-      <w:r>
-        <w:rPr>
-          <w:color w:val="000000"/>
-        </w:rPr>
-      </w:r>
-      <w:proofErr w:type="spellStart"/>
-      <w:r>
-        <w:rPr>
-          <w:color w:val="000000"/>
-        </w:rPr>
-      </w:r>
-      <w:proofErr w:type="spellEnd"/>
-      <w:r>
-        <w:rPr>
-          <w:color w:val="000000"/>
-        </w:rPr>
-      </w:r>
-      <w:proofErr w:type="spellStart"/>
-      <w:r>
-        <w:rPr>
-          <w:color w:val="000000"/>
-        </w:rPr>
-      </w:r>
-      <w:proofErr w:type="spellEnd"/>
-      <w:r>
-        <w:rPr>
-          <w:color w:val="000000"/>
-        </w:rPr>
-      </w:r>
-      <w:proofErr w:type="spellStart"/>
-      <w:r>
-        <w:rPr>
-          <w:color w:val="000000"/>
-        </w:rPr>
-      </w:r>
-      <w:proofErr w:type="spellEnd"/>
-      <w:r>
-        <w:rPr>
-          <w:color w:val="000000"/>
-        </w:rPr>
-      </w:r>
-      <w:proofErr w:type="spellStart"/>
-      <w:r>
-        <w:rPr>
-          <w:color w:val="000000"/>
-        </w:rPr>
-      </w:r>
-      <w:proofErr w:type="spellEnd"/>
-      <w:r>
-        <w:rPr>
-          <w:color w:val="000000"/>
-        </w:rPr>
-      </w:r>
-      <w:proofErr w:type="spellStart"/>
-      <w:r>
-        <w:rPr>
-          <w:color w:val="000000"/>
-        </w:rPr>
-      </w:r>
-      <w:proofErr w:type="spellEnd"/>
-      <w:r>
-        <w:rPr>
-          <w:color w:val="000000"/>
-        </w:rPr>
-      </w:r>
-      <w:proofErr w:type="spellStart"/>
-      <w:r>
-        <w:rPr>
-          <w:color w:val="000000"/>
-        </w:rPr>
-      </w:r>
-      <w:proofErr w:type="spellEnd"/>
-      <w:r>
-        <w:rPr>
-          <w:color w:val="000000"/>
-        </w:rPr>
-      </w:r>
-      <w:proofErr w:type="spellStart"/>
-      <w:r>
-        <w:rPr>
-          <w:color w:val="000000"/>
-        </w:rPr>
-      </w:r>
-      <w:proofErr w:type="spellEnd"/>
-      <w:r>
-        <w:rPr>
-          <w:color w:val="000000"/>
-        </w:rPr>
-      </w:r>
-      <w:proofErr w:type="spellStart"/>
-      <w:r>
-        <w:rPr>
-          <w:color w:val="000000"/>
-        </w:rPr>
-      </w:r>
-      <w:proofErr w:type="spellEnd"/>
-      <w:r>
-        <w:rPr>
-          <w:color w:val="000000"/>
-        </w:rPr>
-      </w:r>
-      <w:proofErr w:type="spellStart"/>
-      <w:r>
-        <w:rPr>
-          <w:color w:val="000000"/>
-        </w:rPr>
-      </w:r>
-      <w:proofErr w:type="spellEnd"/>
-      <w:r>
-        <w:rPr>
-          <w:color w:val="000000"/>
-        </w:rPr>
-      </w:r>
-      <w:proofErr w:type="spellStart"/>
-      <w:r>
-        <w:rPr>
-          <w:color w:val="000000"/>
-        </w:rPr>
-      </w:r>
-      <w:proofErr w:type="spellEnd"/>
-      <w:r>
-        <w:rPr>
-          <w:color w:val="000000"/>
-        </w:rPr>
-      </w:r>
-      <w:proofErr w:type="spellStart"/>
-      <w:r>
-        <w:rPr>
-          <w:color w:val="000000"/>
-        </w:rPr>
-      </w:r>
-      <w:proofErr w:type="spellEnd"/>
-      <w:r>
-        <w:rPr>
-          <w:color w:val="000000"/>
-        </w:rPr>
-      </w:r>
-      <w:proofErr w:type="spellStart"/>
-      <w:r>
-        <w:rPr>
-          <w:color w:val="000000"/>
-        </w:rPr>
-      </w:r>
-      <w:proofErr w:type="spellEnd"/>
-      <w:r>
-        <w:rPr>
-          <w:color w:val="000000"/>
-        </w:rPr>
-      </w:r>
-      <w:proofErr w:type="spellStart"/>
-      <w:r>
-        <w:rPr>
-          <w:color w:val="000000"/>
-        </w:rPr>
-      </w:r>
-      <w:proofErr w:type="spellEnd"/>
-      <w:r>
-        <w:rPr>
-          <w:color w:val="000000"/>
-        </w:rPr>
-      </w:r>
-      <w:proofErr w:type="spellStart"/>
-      <w:r>
-        <w:rPr>
-          <w:color w:val="000000"/>
-        </w:rPr>
-      </w:r>
-      <w:proofErr w:type="spellEnd"/>
-      <w:r>
-        <w:rPr>
-          <w:color w:val="000000"/>
-        </w:rPr>
-      </w:r>
-      <w:proofErr w:type="spellStart"/>
-      <w:r>
-        <w:rPr>
-          <w:color w:val="000000"/>
-        </w:rPr>
-      </w:r>
-      <w:proofErr w:type="spellEnd"/>
-      <w:r>
-        <w:rPr>
-          <w:color w:val="000000"/>
-        </w:rPr>
-      </w:r>
-    </w:p>
-    <w:p>
-      <w:pPr>
-        <w:spacing w:line="480" w:lineRule="auto"/>
-        <w:ind w:left="1080" w:firstLine="0"/>
-        <w:rPr>
-          <w:lang w:val="fi-FI"/>
-        </w:rPr>
-      </w:pPr>
-      <w:proofErr w:type="gramStart"/>
-      <w:r>
-        <w:rPr>
-          <w:color w:val="000000"/>
-        </w:rPr>
-      </w:r>
-      <w:proofErr w:type="gramEnd"/>
-      <w:r>
-        <w:rPr>
-          <w:color w:val="000000"/>
-        </w:rPr>
-      </w:r>
-      <w:proofErr w:type="spellStart"/>
-      <w:r>
-        <w:rPr>
-          <w:color w:val="000000"/>
-        </w:rPr>
-      </w:r>
-      <w:proofErr w:type="spellEnd"/>
-      <w:r>
-        <w:rPr>
-          <w:color w:val="000000"/>
-        </w:rPr>
-      </w:r>
-      <w:proofErr w:type="spellStart"/>
-      <w:r>
-        <w:rPr>
-          <w:color w:val="000000"/>
-        </w:rPr>
-      </w:r>
-      <w:proofErr w:type="spellEnd"/>
-      <w:r>
-        <w:rPr>
-          <w:color w:val="000000"/>
-        </w:rPr>
-      </w:r>
-      <w:proofErr w:type="spellStart"/>
-      <w:r>
-        <w:rPr>
-          <w:color w:val="000000"/>
-        </w:rPr>
-      </w:r>
-      <w:proofErr w:type="spellEnd"/>
-      <w:r>
-        <w:rPr>
-          <w:color w:val="000000"/>
-        </w:rPr>
-      </w:r>
-      <w:proofErr w:type="spellStart"/>
-      <w:r>
-        <w:rPr>
-          <w:color w:val="000000"/>
-        </w:rPr>
-      </w:r>
-      <w:proofErr w:type="spellEnd"/>
-      <w:r>
-        <w:rPr>
-          <w:color w:val="000000"/>
-        </w:rPr>
-      </w:r>
-      <w:proofErr w:type="spellStart"/>
-      <w:r>
-        <w:rPr>
-          <w:color w:val="000000"/>
-        </w:rPr>
-      </w:r>
-      <w:proofErr w:type="spellEnd"/>
-      <w:r>
-        <w:rPr>
-          <w:color w:val="000000"/>
-        </w:rPr>
-      </w:r>
-      <w:proofErr w:type="spellStart"/>
-      <w:r>
-        <w:rPr>
-          <w:color w:val="000000"/>
-        </w:rPr>
-      </w:r>
-      <w:proofErr w:type="spellEnd"/>
-      <w:r>
-        <w:rPr>
-          <w:color w:val="000000"/>
-        </w:rPr>
-      </w:r>
-      <w:proofErr w:type="spellStart"/>
-      <w:r>
-        <w:rPr>
-          <w:color w:val="000000"/>
-        </w:rPr>
-      </w:r>
-      <w:proofErr w:type="spellEnd"/>
-      <w:r>
-        <w:rPr>
-          <w:color w:val="000000"/>
-        </w:rPr>
-      </w:r>
-      <w:proofErr w:type="spellStart"/>
-      <w:r>
-        <w:rPr>
-          <w:color w:val="000000"/>
-        </w:rPr>
-      </w:r>
-      <w:proofErr w:type="spellEnd"/>
-      <w:r>
-        <w:rPr>
-          <w:color w:val="000000"/>
-        </w:rPr>
-      </w:r>
-      <w:proofErr w:type="spellStart"/>
-      <w:r>
-        <w:rPr>
-          <w:color w:val="000000"/>
-        </w:rPr>
-      </w:r>
-      <w:proofErr w:type="spellEnd"/>
-      <w:r>
-        <w:rPr>
-          <w:color w:val="000000"/>
-        </w:rPr>
-      </w:r>
-      <w:proofErr w:type="spellStart"/>
-      <w:r>
-        <w:rPr>
-          <w:color w:val="000000"/>
-        </w:rPr>
-      </w:r>
-      <w:proofErr w:type="spellEnd"/>
-      <w:r>
-        <w:rPr>
-          <w:color w:val="000000"/>
-        </w:rPr>
-      </w:r>
-      <w:proofErr w:type="spellStart"/>
-      <w:r>
-        <w:rPr>
-          <w:color w:val="000000"/>
-        </w:rPr>
-      </w:r>
-      <w:proofErr w:type="spellEnd"/>
-      <w:r>
-        <w:rPr>
-          <w:color w:val="000000"/>
-        </w:rPr>
-      </w:r>
-      <w:proofErr w:type="spellStart"/>
-      <w:r>
-        <w:rPr>
-          <w:color w:val="000000"/>
-        </w:rPr>
-      </w:r>
-      <w:proofErr w:type="spellEnd"/>
-      <w:r>
-        <w:rPr>
-          <w:color w:val="000000"/>
-        </w:rPr>
-      </w:r>
-      <w:proofErr w:type="spellStart"/>
-      <w:r>
-        <w:rPr>
-          <w:color w:val="000000"/>
-        </w:rPr>
-      </w:r>
-      <w:proofErr w:type="spellEnd"/>
-      <w:r>
-        <w:rPr>
-          <w:color w:val="000000"/>
-        </w:rPr>
-      </w:r>
-      <w:proofErr w:type="spellStart"/>
-      <w:r>
-        <w:rPr>
-          <w:color w:val="000000"/>
-        </w:rPr>
-      </w:r>
-      <w:proofErr w:type="spellEnd"/>
-      <w:r>
-        <w:rPr>
-          <w:color w:val="000000"/>
-        </w:rPr>
-      </w:r>
-      <w:proofErr w:type="spellStart"/>
-      <w:r>
-        <w:rPr>
-          <w:color w:val="000000"/>
-        </w:rPr>
-      </w:r>
-      <w:proofErr w:type="spellEnd"/>
-      <w:r>
-        <w:rPr>
-          <w:color w:val="000000"/>
-        </w:rPr>
-      </w:r>
-      <w:proofErr w:type="spellStart"/>
-      <w:r>
-        <w:rPr>
-          <w:color w:val="000000"/>
-        </w:rPr>
-      </w:r>
-      <w:proofErr w:type="spellEnd"/>
-      <w:r>
-        <w:rPr>
-          <w:color w:val="000000"/>
-        </w:rPr>
-      </w:r>
-      <w:proofErr w:type="spellStart"/>
-      <w:r>
-        <w:rPr>
-          <w:color w:val="000000"/>
-        </w:rPr>
-      </w:r>
-      <w:proofErr w:type="spellEnd"/>
-      <w:r>
-        <w:rPr>
-          <w:color w:val="000000"/>
-        </w:rPr>
-      </w:r>
-      <w:proofErr w:type="spellStart"/>
-      <w:r>
-        <w:rPr>
-          <w:color w:val="000000"/>
-        </w:rPr>
-      </w:r>
-      <w:proofErr w:type="spellEnd"/>
-      <w:r>
-        <w:rPr>
-          <w:color w:val="000000"/>
-        </w:rPr>
-      </w:r>
-      <w:proofErr w:type="spellStart"/>
-      <w:r>
-        <w:rPr>
-          <w:color w:val="000000"/>
-        </w:rPr>
-      </w:r>
-      <w:proofErr w:type="spellEnd"/>
-      <w:r>
-        <w:rPr>
-          <w:color w:val="000000"/>
-        </w:rPr>
-      </w:r>
-      <w:proofErr w:type="spellStart"/>
-      <w:r>
-        <w:rPr>
-          <w:color w:val="000000"/>
-        </w:rPr>
-      </w:r>
-      <w:proofErr w:type="spellEnd"/>
-      <w:r>
-        <w:rPr>
-          <w:color w:val="000000"/>
-        </w:rPr>
-      </w:r>
-      <w:proofErr w:type="spellStart"/>
-      <w:r>
-        <w:rPr>
-          <w:color w:val="000000"/>
-        </w:rPr>
-      </w:r>
-      <w:proofErr w:type="spellEnd"/>
-      <w:r>
-        <w:rPr>
-          <w:color w:val="000000"/>
-        </w:rPr>
-      </w:r>
-      <w:proofErr w:type="spellStart"/>
-      <w:r>
-        <w:rPr>
-          <w:color w:val="000000"/>
-        </w:rPr>
-      </w:r>
-      <w:proofErr w:type="spellEnd"/>
-      <w:r>
-        <w:rPr>
-          <w:color w:val="000000"/>
-        </w:rPr>
-      </w:r>
-      <w:proofErr w:type="spellStart"/>
-      <w:r>
-        <w:rPr>
-          <w:color w:val="000000"/>
-        </w:rPr>
-      </w:r>
-      <w:proofErr w:type="spellEnd"/>
-      <w:r>
-        <w:rPr>
-          <w:color w:val="000000"/>
-        </w:rPr>
-      </w:r>
-      <w:proofErr w:type="spellStart"/>
-      <w:r>
-        <w:rPr>
-          <w:color w:val="000000"/>
-        </w:rPr>
-      </w:r>
-      <w:proofErr w:type="spellEnd"/>
-      <w:r>
-        <w:rPr>
-          <w:color w:val="000000"/>
-        </w:rPr>
-      </w:r>
-      <w:proofErr w:type="spellStart"/>
-      <w:r>
-        <w:rPr>
-          <w:color w:val="000000"/>
-        </w:rPr>
-      </w:r>
-      <w:proofErr w:type="spellEnd"/>
-      <w:r>
-        <w:rPr>
-          <w:color w:val="000000"/>
-        </w:rPr>
-      </w:r>
-      <w:proofErr w:type="spellStart"/>
-      <w:r>
-        <w:rPr>
-          <w:color w:val="000000"/>
-        </w:rPr>
-      </w:r>
-      <w:proofErr w:type="spellEnd"/>
-      <w:r>
-        <w:rPr>
-          <w:color w:val="000000"/>
-        </w:rPr>
-      </w:r>
-      <w:proofErr w:type="spellStart"/>
-      <w:r>
-        <w:rPr>
-          <w:color w:val="000000"/>
-        </w:rPr>
-      </w:r>
-      <w:proofErr w:type="spellEnd"/>
-      <w:r>
-        <w:rPr>
-          <w:color w:val="000000"/>
-        </w:rPr>
-      </w:r>
-      <w:proofErr w:type="spellStart"/>
-      <w:r>
-        <w:rPr>
-          <w:color w:val="000000"/>
-        </w:rPr>
-      </w:r>
-      <w:proofErr w:type="spellEnd"/>
-      <w:r>
-        <w:rPr>
-          <w:color w:val="000000"/>
-        </w:rPr>
-      </w:r>
-      <w:proofErr w:type="spellStart"/>
-      <w:r>
-        <w:rPr>
-          <w:color w:val="000000"/>
-        </w:rPr>
-      </w:r>
-      <w:proofErr w:type="spellEnd"/>
-      <w:r>
-        <w:rPr>
-          <w:color w:val="000000"/>
-        </w:rPr>
-      </w:r>
-      <w:proofErr w:type="spellStart"/>
-      <w:r>
-        <w:rPr>
-          <w:color w:val="000000"/>
-        </w:rPr>
-      </w:r>
-      <w:proofErr w:type="spellEnd"/>
-      <w:r>
-        <w:rPr>
-          <w:color w:val="000000"/>
-        </w:rPr>
-      </w:r>
-      <w:proofErr w:type="spellStart"/>
-      <w:r>
-        <w:rPr>
-          <w:color w:val="000000"/>
-        </w:rPr>
-      </w:r>
-      <w:proofErr w:type="spellEnd"/>
-      <w:r>
-        <w:rPr>
-          <w:color w:val="000000"/>
-        </w:rPr>
-      </w:r>
-      <w:proofErr w:type="spellStart"/>
-      <w:r>
-        <w:rPr>
-          <w:color w:val="000000"/>
-        </w:rPr>
-      </w:r>
-      <w:proofErr w:type="spellEnd"/>
-      <w:r>
-        <w:rPr>
-          <w:color w:val="000000"/>
-        </w:rPr>
-      </w:r>
-      <w:proofErr w:type="spellStart"/>
-      <w:r>
-        <w:rPr>
-          <w:color w:val="000000"/>
-        </w:rPr>
-      </w:r>
-      <w:proofErr w:type="spellEnd"/>
-      <w:r>
-        <w:rPr>
-          <w:color w:val="000000"/>
-        </w:rPr>
-      </w:r>
-      <w:proofErr w:type="spellStart"/>
-      <w:r>
-        <w:rPr>
-          <w:color w:val="000000"/>
-        </w:rPr>
-      </w:r>
-      <w:proofErr w:type="spellEnd"/>
-      <w:r>
-        <w:rPr>
-          <w:color w:val="000000"/>
-        </w:rPr>
-      </w:r>
-      <w:proofErr w:type="spellStart"/>
-      <w:r>
-        <w:rPr>
-          <w:color w:val="000000"/>
-        </w:rPr>
-      </w:r>
-      <w:proofErr w:type="spellEnd"/>
-      <w:r>
-        <w:rPr>
-          <w:color w:val="000000"/>
-        </w:rPr>
-      </w:r>
-      <w:proofErr w:type="spellStart"/>
-      <w:r>
-        <w:rPr>
-          <w:color w:val="000000"/>
-        </w:rPr>
-      </w:r>
-      <w:proofErr w:type="spellEnd"/>
-      <w:r>
-        <w:rPr>
-          <w:color w:val="000000"/>
-        </w:rPr>
-      </w:r>
-      <w:proofErr w:type="spellStart"/>
-      <w:r>
-        <w:rPr>
-          <w:color w:val="000000"/>
-        </w:rPr>
-      </w:r>
-      <w:proofErr w:type="spellEnd"/>
-      <w:r>
-        <w:rPr>
-          <w:color w:val="000000"/>
-        </w:rPr>
-      </w:r>
-      <w:proofErr w:type="spellStart"/>
-      <w:r>
-        <w:rPr>
-          <w:color w:val="000000"/>
-        </w:rPr>
-      </w:r>
-      <w:proofErr w:type="spellEnd"/>
-      <w:r>
-        <w:rPr>
-          <w:color w:val="000000"/>
-        </w:rPr>
-      </w:r>
-      <w:proofErr w:type="spellStart"/>
-      <w:r>
-        <w:rPr>
-          <w:color w:val="000000"/>
-        </w:rPr>
-      </w:r>
-      <w:proofErr w:type="spellEnd"/>
-      <w:r>
-        <w:rPr>
-          <w:color w:val="000000"/>
-        </w:rPr>
-      </w:r>
-      <w:proofErr w:type="spellStart"/>
-      <w:r>
-        <w:rPr>
-          <w:color w:val="000000"/>
-        </w:rPr>
-      </w:r>
-      <w:proofErr w:type="spellEnd"/>
-      <w:r>
-        <w:rPr>
-          <w:color w:val="000000"/>
-        </w:rPr>
-      </w:r>
-      <w:proofErr w:type="spellStart"/>
-      <w:r>
-        <w:rPr>
-          <w:color w:val="000000"/>
-        </w:rPr>
-      </w:r>
-      <w:proofErr w:type="spellEnd"/>
-      <w:r>
-        <w:rPr>
-          <w:color w:val="000000"/>
-        </w:rPr>
-      </w:r>
-      <w:r>
-        <w:rPr>
-          <w:color w:val="000000"/>
-          <w:lang w:val="fi-FI"/>
-        </w:rPr>
-      </w:r>
     </w:p>
     <w:p>
       <w:pPr>
@@ -40286,13 +33798,16 @@
       <w:bookmarkStart w:id="23" w:name="_heading=h.pjamekhw6qd6" w:colFirst="0" w:colLast="0"/>
       <w:bookmarkEnd w:id="23"/>
       <w:r>
-        <w:rPr/>
-        <w:t>3.3 Teknik Analisis Data</w:t>
-      </w:r>
-      <w:proofErr w:type="spellStart"/>
-      <w:r/>
-      <w:proofErr w:type="spellEnd"/>
-      <w:r/>
+        <w:t xml:space="preserve">3.3 Teknik </w:t>
+      </w:r>
+      <w:proofErr w:type="spellStart"/>
+      <w:r>
+        <w:t>Analisis</w:t>
+      </w:r>
+      <w:proofErr w:type="spellEnd"/>
+      <w:r>
+        <w:t xml:space="preserve"> Data</w:t>
+      </w:r>
     </w:p>
     <w:p>
       <w:r>
@@ -40420,7 +33935,6 @@
       </w:r>
       <w:proofErr w:type="spellStart"/>
       <w:r>
-        <w:lastRenderedPageBreak/>
         <w:t>Analisis</w:t>
       </w:r>
       <w:proofErr w:type="spellEnd"/>
@@ -40703,6 +34217,7 @@
       </w:r>
       <w:proofErr w:type="spellStart"/>
       <w:r>
+        <w:lastRenderedPageBreak/>
         <w:t>pengumpulan</w:t>
       </w:r>
       <w:proofErr w:type="spellEnd"/>
@@ -41683,15 +35198,7 @@
           <w:lang w:val="fi-FI"/>
         </w:rPr>
         <w:tab/>
-        <w:t xml:space="preserve">Pengkodean (Coding): Menggunakan open coding (pengkodean awal untuk identifikasi konsep dasar), axial coding (menghubungkan kode menjadi tema), and selective </w:t>
-      </w:r>
-      <w:r>
-        <w:rPr>
-          <w:color w:val="000000"/>
-          <w:lang w:val="fi-FI"/>
-        </w:rPr>
-        <w:lastRenderedPageBreak/>
-        <w:t xml:space="preserve">coding (memfokuskan pada tema utama). </w:t>
+        <w:t xml:space="preserve">Pengkodean (Coding): Menggunakan open coding (pengkodean awal untuk identifikasi konsep dasar), axial coding (menghubungkan kode menjadi tema), and selective coding (memfokuskan pada tema utama). </w:t>
       </w:r>
       <w:proofErr w:type="spellStart"/>
       <w:r>
@@ -41924,6 +35431,7 @@
           <w:color w:val="000000"/>
           <w:lang w:val="fi-FI"/>
         </w:rPr>
+        <w:lastRenderedPageBreak/>
         <w:t xml:space="preserve">Identifikasi Tema dan Interpretasi: Tema diekstrak menggunakan matriks tematik, di mana data disusun berdasarkan frekuensi kemunculan dan relevansi dengan tujuan penelitian. </w:t>
       </w:r>
       <w:proofErr w:type="spellStart"/>
@@ -42618,6 +36126,7 @@
         <w:rPr>
           <w:color w:val="000000"/>
         </w:rPr>
+        <w:lastRenderedPageBreak/>
         <w:t>bisnis</w:t>
       </w:r>
       <w:proofErr w:type="spellEnd"/>
@@ -43887,7 +37396,6 @@
         <w:rPr>
           <w:color w:val="000000"/>
         </w:rPr>
-        <w:lastRenderedPageBreak/>
         <w:t>Pengujian</w:t>
       </w:r>
       <w:proofErr w:type="spellEnd"/>
@@ -44114,6 +37622,7 @@
         <w:rPr>
           <w:color w:val="000000"/>
         </w:rPr>
+        <w:lastRenderedPageBreak/>
         <w:t>Interpretasi</w:t>
       </w:r>
       <w:proofErr w:type="spellEnd"/>
@@ -45278,7 +38787,6 @@
         <w:rPr>
           <w:color w:val="000000"/>
         </w:rPr>
-        <w:lastRenderedPageBreak/>
         <w:t>untuk</w:t>
       </w:r>
       <w:proofErr w:type="spellEnd"/>
@@ -45395,6 +38903,7 @@
         <w:rPr>
           <w:color w:val="000000"/>
         </w:rPr>
+        <w:lastRenderedPageBreak/>
         <w:t>Untuk</w:t>
       </w:r>
       <w:proofErr w:type="spellEnd"/>
@@ -46665,19 +40174,28 @@
       <w:bookmarkStart w:id="24" w:name="_heading=h.d5oaujdmf8k8" w:colFirst="0" w:colLast="0"/>
       <w:bookmarkEnd w:id="24"/>
       <w:r>
-        <w:rPr/>
-        <w:t>3.4 Perancangan dan Teknologi Sistem</w:t>
-      </w:r>
-      <w:proofErr w:type="spellStart"/>
-      <w:r/>
-      <w:proofErr w:type="spellEnd"/>
-      <w:r/>
-      <w:proofErr w:type="spellStart"/>
-      <w:r/>
-      <w:proofErr w:type="spellEnd"/>
-      <w:r/>
-      <w:proofErr w:type="spellStart"/>
-      <w:r/>
+        <w:t xml:space="preserve">3.4 </w:t>
+      </w:r>
+      <w:proofErr w:type="spellStart"/>
+      <w:r>
+        <w:t>Perancangan</w:t>
+      </w:r>
+      <w:proofErr w:type="spellEnd"/>
+      <w:r>
+        <w:t xml:space="preserve"> dan </w:t>
+      </w:r>
+      <w:proofErr w:type="spellStart"/>
+      <w:r>
+        <w:t>Teknologi</w:t>
+      </w:r>
+      <w:proofErr w:type="spellEnd"/>
+      <w:r>
+        <w:t xml:space="preserve"> </w:t>
+      </w:r>
+      <w:proofErr w:type="spellStart"/>
+      <w:r>
+        <w:t>Sistem</w:t>
+      </w:r>
       <w:proofErr w:type="spellEnd"/>
     </w:p>
     <w:p>
@@ -46689,7 +40207,7 @@
           <w:b/>
           <w:bCs/>
         </w:rPr>
-        <w:t>3.4.1 Model Perancangan Sistem</w:t>
+        <w:t xml:space="preserve">3.4.1 Model </w:t>
       </w:r>
       <w:proofErr w:type="spellStart"/>
       <w:r>
@@ -46697,6 +40215,7 @@
           <w:b/>
           <w:bCs/>
         </w:rPr>
+        <w:t>Perancangan</w:t>
       </w:r>
       <w:proofErr w:type="spellEnd"/>
       <w:r>
@@ -46704,6 +40223,7 @@
           <w:b/>
           <w:bCs/>
         </w:rPr>
+        <w:t xml:space="preserve"> </w:t>
       </w:r>
       <w:proofErr w:type="spellStart"/>
       <w:r>
@@ -46711,6 +40231,7 @@
           <w:b/>
           <w:bCs/>
         </w:rPr>
+        <w:t>Sistem</w:t>
       </w:r>
       <w:proofErr w:type="spellEnd"/>
     </w:p>
@@ -46831,7 +40352,6 @@
           <w:b/>
           <w:bCs/>
         </w:rPr>
-        <w:lastRenderedPageBreak/>
         <w:t>Pemodelan</w:t>
       </w:r>
       <w:proofErr w:type="spellEnd"/>
@@ -47040,6 +40560,7 @@
           <w:i/>
           <w:iCs/>
         </w:rPr>
+        <w:lastRenderedPageBreak/>
         <w:t>Quality Scoring</w:t>
       </w:r>
       <w:r>
@@ -48365,7 +41886,7 @@
           <w:b/>
           <w:bCs/>
         </w:rPr>
-        <w:t>3.4.2 Deskripsi Teknologi yang Digunakan</w:t>
+        <w:t xml:space="preserve">3.4.2 </w:t>
       </w:r>
       <w:proofErr w:type="spellStart"/>
       <w:r>
@@ -48373,6 +41894,7 @@
           <w:b/>
           <w:bCs/>
         </w:rPr>
+        <w:t>Deskripsi</w:t>
       </w:r>
       <w:proofErr w:type="spellEnd"/>
       <w:r>
@@ -48380,6 +41902,7 @@
           <w:b/>
           <w:bCs/>
         </w:rPr>
+        <w:t xml:space="preserve"> </w:t>
       </w:r>
       <w:proofErr w:type="spellStart"/>
       <w:r>
@@ -48387,6 +41910,7 @@
           <w:b/>
           <w:bCs/>
         </w:rPr>
+        <w:t>Teknologi</w:t>
       </w:r>
       <w:proofErr w:type="spellEnd"/>
       <w:r>
@@ -48394,6 +41918,7 @@
           <w:b/>
           <w:bCs/>
         </w:rPr>
+        <w:t xml:space="preserve"> yang </w:t>
       </w:r>
       <w:proofErr w:type="spellStart"/>
       <w:r>
@@ -48401,6 +41926,7 @@
           <w:b/>
           <w:bCs/>
         </w:rPr>
+        <w:t>Digunakan</w:t>
       </w:r>
       <w:proofErr w:type="spellEnd"/>
     </w:p>
@@ -48612,6 +42138,7 @@
           <w:b/>
           <w:bCs/>
         </w:rPr>
+        <w:lastRenderedPageBreak/>
         <w:t>Antarmuka</w:t>
       </w:r>
       <w:proofErr w:type="spellEnd"/>
@@ -49416,7 +42943,7 @@
           <w:b/>
           <w:bCs/>
         </w:rPr>
-        <w:t>3.4.3 Rencana Uji Coba Sistem</w:t>
+        <w:t xml:space="preserve">3.4.3 </w:t>
       </w:r>
       <w:proofErr w:type="spellStart"/>
       <w:r>
@@ -49424,6 +42951,7 @@
           <w:b/>
           <w:bCs/>
         </w:rPr>
+        <w:t>Rencana</w:t>
       </w:r>
       <w:proofErr w:type="spellEnd"/>
       <w:r>
@@ -49431,6 +42959,7 @@
           <w:b/>
           <w:bCs/>
         </w:rPr>
+        <w:t xml:space="preserve"> Uji Coba </w:t>
       </w:r>
       <w:proofErr w:type="spellStart"/>
       <w:r>
@@ -49438,6 +42967,7 @@
           <w:b/>
           <w:bCs/>
         </w:rPr>
+        <w:t>Sistem</w:t>
       </w:r>
       <w:proofErr w:type="spellEnd"/>
     </w:p>
@@ -49608,7 +43138,6 @@
           <w:b/>
           <w:bCs/>
         </w:rPr>
-        <w:lastRenderedPageBreak/>
         <w:t>Tujuan:</w:t>
       </w:r>
       <w:r>
@@ -49888,6 +43417,7 @@
           <w:i/>
           <w:iCs/>
         </w:rPr>
+        <w:lastRenderedPageBreak/>
         <w:t>System Usability Scale</w:t>
       </w:r>
       <w:r>

--- a/Prototype.docx
+++ b/Prototype.docx
@@ -30284,128 +30284,69 @@
     </w:p>
     <w:p>
       <w:r>
-        <w:t xml:space="preserve">Teknik </w:t>
-      </w:r>
-      <w:proofErr w:type="spellStart"/>
-      <w:r>
-        <w:t>pengumpulan</w:t>
-      </w:r>
-      <w:proofErr w:type="spellEnd"/>
-      <w:r>
-        <w:t xml:space="preserve"> data </w:t>
-      </w:r>
-      <w:proofErr w:type="spellStart"/>
-      <w:r>
-        <w:t>dirancang</w:t>
-      </w:r>
-      <w:proofErr w:type="spellEnd"/>
-      <w:r>
-        <w:t xml:space="preserve"> </w:t>
-      </w:r>
-      <w:proofErr w:type="spellStart"/>
-      <w:r>
-        <w:t>untuk</w:t>
-      </w:r>
-      <w:proofErr w:type="spellEnd"/>
-      <w:r>
-        <w:t xml:space="preserve"> </w:t>
-      </w:r>
-      <w:proofErr w:type="spellStart"/>
-      <w:r>
-        <w:t>memperoleh</w:t>
-      </w:r>
-      <w:proofErr w:type="spellEnd"/>
-      <w:r>
-        <w:t xml:space="preserve"> </w:t>
-      </w:r>
-      <w:proofErr w:type="spellStart"/>
-      <w:r>
-        <w:t>informasi</w:t>
-      </w:r>
-      <w:proofErr w:type="spellEnd"/>
-      <w:r>
-        <w:t xml:space="preserve"> </w:t>
-      </w:r>
-      <w:proofErr w:type="spellStart"/>
-      <w:r>
-        <w:t>komprehensif</w:t>
-      </w:r>
-      <w:proofErr w:type="spellEnd"/>
-      <w:r>
-        <w:t xml:space="preserve">, </w:t>
-      </w:r>
-      <w:proofErr w:type="spellStart"/>
-      <w:r>
-        <w:t>memetakan</w:t>
-      </w:r>
-      <w:proofErr w:type="spellEnd"/>
-      <w:r>
-        <w:t xml:space="preserve"> </w:t>
-      </w:r>
-      <w:proofErr w:type="spellStart"/>
-      <w:r>
-        <w:t>alur</w:t>
-      </w:r>
-      <w:proofErr w:type="spellEnd"/>
-      <w:r>
-        <w:t xml:space="preserve"> </w:t>
-      </w:r>
-      <w:proofErr w:type="spellStart"/>
-      <w:r>
-        <w:t>kerja</w:t>
-      </w:r>
-      <w:proofErr w:type="spellEnd"/>
-      <w:r>
-        <w:t xml:space="preserve"> manual, dan </w:t>
-      </w:r>
-      <w:proofErr w:type="spellStart"/>
-      <w:r>
-        <w:t>mengidentifikasi</w:t>
-      </w:r>
-      <w:proofErr w:type="spellEnd"/>
-      <w:r>
-        <w:t xml:space="preserve"> </w:t>
-      </w:r>
-      <w:proofErr w:type="spellStart"/>
-      <w:r>
-        <w:t>kebutuhan</w:t>
-      </w:r>
-      <w:proofErr w:type="spellEnd"/>
-      <w:r>
-        <w:t xml:space="preserve"> </w:t>
-      </w:r>
-      <w:proofErr w:type="spellStart"/>
-      <w:r>
-        <w:t>digitalisasi</w:t>
-      </w:r>
-      <w:proofErr w:type="spellEnd"/>
-      <w:r>
-        <w:t xml:space="preserve"> </w:t>
-      </w:r>
-      <w:proofErr w:type="spellStart"/>
-      <w:r>
-        <w:t>pelaporan</w:t>
-      </w:r>
-      <w:proofErr w:type="spellEnd"/>
-      <w:r>
-        <w:t xml:space="preserve">. Teknik yang </w:t>
-      </w:r>
-      <w:proofErr w:type="spellStart"/>
-      <w:r>
-        <w:t>digunakan</w:t>
-      </w:r>
-      <w:proofErr w:type="spellEnd"/>
-      <w:r>
-        <w:t xml:space="preserve"> </w:t>
-      </w:r>
-      <w:proofErr w:type="spellStart"/>
-      <w:r>
-        <w:t>meliputi</w:t>
-      </w:r>
-      <w:proofErr w:type="spellEnd"/>
-      <w:r>
-        <w:t>:</w:t>
-      </w:r>
+        <w:rPr/>
+        <w:t>Teknik pengumpulan data dirancang untuk memperoleh informasi komprehensif, memetakan alur kerja manual, dan mengidentifikasi kebutuhan digitalisasi pelaporan di Disdukcapil Kabupaten Garut. Teknik yang digunakan meliputi empat metode berikut.</w:t>
+      </w:r>
+      <w:proofErr w:type="spellStart"/>
+      <w:r/>
+      <w:proofErr w:type="spellEnd"/>
+      <w:r/>
+      <w:proofErr w:type="spellStart"/>
+      <w:r/>
+      <w:proofErr w:type="spellEnd"/>
+      <w:r/>
+      <w:proofErr w:type="spellStart"/>
+      <w:r/>
+      <w:proofErr w:type="spellEnd"/>
+      <w:r/>
+      <w:proofErr w:type="spellStart"/>
+      <w:r/>
+      <w:proofErr w:type="spellEnd"/>
+      <w:r/>
+      <w:proofErr w:type="spellStart"/>
+      <w:r/>
+      <w:proofErr w:type="spellEnd"/>
+      <w:r/>
+      <w:proofErr w:type="spellStart"/>
+      <w:r/>
+      <w:proofErr w:type="spellEnd"/>
+      <w:r/>
+      <w:proofErr w:type="spellStart"/>
+      <w:r/>
+      <w:proofErr w:type="spellEnd"/>
+      <w:r/>
+      <w:proofErr w:type="spellStart"/>
+      <w:r/>
+      <w:proofErr w:type="spellEnd"/>
+      <w:r/>
+      <w:proofErr w:type="spellStart"/>
+      <w:r/>
+      <w:proofErr w:type="spellEnd"/>
+      <w:r/>
+      <w:proofErr w:type="spellStart"/>
+      <w:r/>
+      <w:proofErr w:type="spellEnd"/>
+      <w:r/>
+      <w:proofErr w:type="spellStart"/>
+      <w:r/>
+      <w:proofErr w:type="spellEnd"/>
+      <w:r/>
+      <w:proofErr w:type="spellStart"/>
+      <w:r/>
+      <w:proofErr w:type="spellEnd"/>
+      <w:r/>
+      <w:proofErr w:type="spellStart"/>
+      <w:r/>
+      <w:proofErr w:type="spellEnd"/>
+      <w:r/>
+      <w:proofErr w:type="spellStart"/>
+      <w:r/>
+      <w:proofErr w:type="spellEnd"/>
+      <w:r/>
+      <w:proofErr w:type="spellStart"/>
+      <w:r/>
+      <w:proofErr w:type="spellEnd"/>
+      <w:r/>
     </w:p>
     <w:p>
       <w:pPr>
@@ -30421,7 +30362,7 @@
           <w:b/>
           <w:bCs/>
         </w:rPr>
-        <w:t>Observasi</w:t>
+        <w:t>a. Observasi: Dilakukan secara langsung di Disdukcapil Kabupaten Garut untuk mengamati proses kerja sehari-hari terkait evaluasi laporan individu dan pencatatan aktivitas pegawai. Observasi difokuskan pada alur kerja manual, interaksi pegawai dengan sistem yang ada, serta identifikasi hambatan operasional. Data yang dikumpulkan berupa catatan lapangan (field notes) mengenai proses bisnis yang berjalan.</w:t>
       </w:r>
       <w:proofErr w:type="spellEnd"/>
       <w:r>
@@ -30429,213 +30370,111 @@
           <w:b/>
           <w:bCs/>
         </w:rPr>
-        <w:t>:</w:t>
-      </w:r>
-      <w:r>
-        <w:t xml:space="preserve"> </w:t>
-      </w:r>
-      <w:proofErr w:type="spellStart"/>
-      <w:r>
-        <w:t>Dilakukan</w:t>
-      </w:r>
-      <w:proofErr w:type="spellEnd"/>
-      <w:r>
-        <w:t xml:space="preserve"> </w:t>
-      </w:r>
-      <w:proofErr w:type="spellStart"/>
-      <w:r>
-        <w:t>secara</w:t>
-      </w:r>
-      <w:proofErr w:type="spellEnd"/>
-      <w:r>
-        <w:t xml:space="preserve"> </w:t>
-      </w:r>
-      <w:proofErr w:type="spellStart"/>
-      <w:r>
-        <w:t>langsung</w:t>
-      </w:r>
-      <w:proofErr w:type="spellEnd"/>
-      <w:r>
-        <w:t xml:space="preserve"> di </w:t>
-      </w:r>
-      <w:proofErr w:type="spellStart"/>
-      <w:r>
-        <w:t>Disdukcapil</w:t>
-      </w:r>
-      <w:proofErr w:type="spellEnd"/>
-      <w:r>
-        <w:t xml:space="preserve"> </w:t>
-      </w:r>
-      <w:proofErr w:type="spellStart"/>
-      <w:r>
-        <w:t>Kabupaten</w:t>
-      </w:r>
-      <w:proofErr w:type="spellEnd"/>
-      <w:r>
-        <w:t xml:space="preserve"> Garut </w:t>
-      </w:r>
-      <w:proofErr w:type="spellStart"/>
-      <w:r>
-        <w:t>untuk</w:t>
-      </w:r>
-      <w:proofErr w:type="spellEnd"/>
-      <w:r>
-        <w:t xml:space="preserve"> </w:t>
-      </w:r>
-      <w:proofErr w:type="spellStart"/>
-      <w:r>
-        <w:t>mengamati</w:t>
-      </w:r>
-      <w:proofErr w:type="spellEnd"/>
-      <w:r>
-        <w:t xml:space="preserve"> proses </w:t>
-      </w:r>
-      <w:proofErr w:type="spellStart"/>
-      <w:r>
-        <w:t>kerja</w:t>
-      </w:r>
-      <w:proofErr w:type="spellEnd"/>
-      <w:r>
-        <w:t xml:space="preserve"> </w:t>
-      </w:r>
-      <w:proofErr w:type="spellStart"/>
-      <w:r>
-        <w:t>sehari-hari</w:t>
-      </w:r>
-      <w:proofErr w:type="spellEnd"/>
-      <w:r>
-        <w:t xml:space="preserve"> </w:t>
-      </w:r>
-      <w:proofErr w:type="spellStart"/>
-      <w:r>
-        <w:t>terkait</w:t>
-      </w:r>
-      <w:proofErr w:type="spellEnd"/>
-      <w:r>
-        <w:t xml:space="preserve"> </w:t>
-      </w:r>
-      <w:proofErr w:type="spellStart"/>
-      <w:r>
-        <w:t>evaluasi</w:t>
-      </w:r>
-      <w:proofErr w:type="spellEnd"/>
-      <w:r>
-        <w:t xml:space="preserve"> </w:t>
-      </w:r>
-      <w:proofErr w:type="spellStart"/>
-      <w:r>
-        <w:t>laporan</w:t>
-      </w:r>
-      <w:proofErr w:type="spellEnd"/>
-      <w:r>
-        <w:t xml:space="preserve"> </w:t>
-      </w:r>
-      <w:proofErr w:type="spellStart"/>
-      <w:r>
-        <w:t>individu</w:t>
-      </w:r>
-      <w:proofErr w:type="spellEnd"/>
-      <w:r>
-        <w:t xml:space="preserve"> dan </w:t>
-      </w:r>
-      <w:proofErr w:type="spellStart"/>
-      <w:r>
-        <w:t>pencatatan</w:t>
-      </w:r>
-      <w:proofErr w:type="spellEnd"/>
-      <w:r>
-        <w:t xml:space="preserve"> </w:t>
-      </w:r>
-      <w:proofErr w:type="spellStart"/>
-      <w:r>
-        <w:t>aktivitas</w:t>
-      </w:r>
-      <w:proofErr w:type="spellEnd"/>
-      <w:r>
-        <w:t xml:space="preserve">. </w:t>
-      </w:r>
-      <w:proofErr w:type="spellStart"/>
-      <w:r>
-        <w:t>Observasi</w:t>
-      </w:r>
-      <w:proofErr w:type="spellEnd"/>
-      <w:r>
-        <w:t xml:space="preserve"> </w:t>
-      </w:r>
-      <w:proofErr w:type="spellStart"/>
-      <w:r>
-        <w:t>difokuskan</w:t>
-      </w:r>
-      <w:proofErr w:type="spellEnd"/>
-      <w:r>
-        <w:t xml:space="preserve"> pada </w:t>
-      </w:r>
-      <w:proofErr w:type="spellStart"/>
-      <w:r>
-        <w:t>alur</w:t>
-      </w:r>
-      <w:proofErr w:type="spellEnd"/>
-      <w:r>
-        <w:t xml:space="preserve"> </w:t>
-      </w:r>
-      <w:proofErr w:type="spellStart"/>
-      <w:r>
-        <w:t>kerja</w:t>
-      </w:r>
-      <w:proofErr w:type="spellEnd"/>
-      <w:r>
-        <w:t xml:space="preserve"> manual, </w:t>
-      </w:r>
-      <w:proofErr w:type="spellStart"/>
-      <w:r>
-        <w:t>identifikasi</w:t>
-      </w:r>
-      <w:proofErr w:type="spellEnd"/>
-      <w:r>
-        <w:t xml:space="preserve"> </w:t>
-      </w:r>
+      </w:r>
+      <w:r/>
+      <w:proofErr w:type="spellStart"/>
+      <w:r/>
+      <w:proofErr w:type="spellEnd"/>
+      <w:r/>
+      <w:proofErr w:type="spellStart"/>
+      <w:r/>
+      <w:proofErr w:type="spellEnd"/>
+      <w:r/>
+      <w:proofErr w:type="spellStart"/>
+      <w:r/>
+      <w:proofErr w:type="spellEnd"/>
+      <w:r/>
+      <w:proofErr w:type="spellStart"/>
+      <w:r/>
+      <w:proofErr w:type="spellEnd"/>
+      <w:r/>
+      <w:proofErr w:type="spellStart"/>
+      <w:r/>
+      <w:proofErr w:type="spellEnd"/>
+      <w:r/>
+      <w:proofErr w:type="spellStart"/>
+      <w:r/>
+      <w:proofErr w:type="spellEnd"/>
+      <w:r/>
+      <w:proofErr w:type="spellStart"/>
+      <w:r/>
+      <w:proofErr w:type="spellEnd"/>
+      <w:r/>
+      <w:proofErr w:type="spellStart"/>
+      <w:r/>
+      <w:proofErr w:type="spellEnd"/>
+      <w:r/>
+      <w:proofErr w:type="spellStart"/>
+      <w:r/>
+      <w:proofErr w:type="spellEnd"/>
+      <w:r/>
+      <w:proofErr w:type="spellStart"/>
+      <w:r/>
+      <w:proofErr w:type="spellEnd"/>
+      <w:r/>
+      <w:proofErr w:type="spellStart"/>
+      <w:r/>
+      <w:proofErr w:type="spellEnd"/>
+      <w:r/>
+      <w:proofErr w:type="spellStart"/>
+      <w:r/>
+      <w:proofErr w:type="spellEnd"/>
+      <w:r/>
+      <w:proofErr w:type="spellStart"/>
+      <w:r/>
+      <w:proofErr w:type="spellEnd"/>
+      <w:r/>
+      <w:proofErr w:type="spellStart"/>
+      <w:r/>
+      <w:proofErr w:type="spellEnd"/>
+      <w:r/>
+      <w:proofErr w:type="spellStart"/>
+      <w:r/>
+      <w:proofErr w:type="spellEnd"/>
+      <w:r/>
+      <w:proofErr w:type="spellStart"/>
+      <w:r/>
+      <w:proofErr w:type="spellEnd"/>
+      <w:r/>
+      <w:proofErr w:type="spellStart"/>
+      <w:r/>
+      <w:proofErr w:type="spellEnd"/>
+      <w:r/>
+      <w:proofErr w:type="spellStart"/>
+      <w:r/>
+      <w:proofErr w:type="spellEnd"/>
+      <w:r/>
+      <w:proofErr w:type="spellStart"/>
+      <w:r/>
+      <w:proofErr w:type="spellEnd"/>
+      <w:r/>
+      <w:proofErr w:type="spellStart"/>
+      <w:r/>
+      <w:proofErr w:type="spellEnd"/>
+      <w:r/>
       <w:r>
         <w:rPr>
           <w:i/>
           <w:iCs/>
         </w:rPr>
-        <w:t>bottleneck</w:t>
-      </w:r>
-      <w:r>
-        <w:t xml:space="preserve"> </w:t>
-      </w:r>
-      <w:proofErr w:type="spellStart"/>
-      <w:r>
-        <w:t>operasional</w:t>
-      </w:r>
-      <w:proofErr w:type="spellEnd"/>
-      <w:r>
-        <w:t xml:space="preserve">, dan data </w:t>
-      </w:r>
-      <w:proofErr w:type="spellStart"/>
-      <w:r>
-        <w:t>kualitatif</w:t>
-      </w:r>
-      <w:proofErr w:type="spellEnd"/>
-      <w:r>
-        <w:t xml:space="preserve"> </w:t>
-      </w:r>
-      <w:proofErr w:type="spellStart"/>
-      <w:r>
-        <w:t>deskriptif</w:t>
-      </w:r>
-      <w:proofErr w:type="spellEnd"/>
-      <w:r>
-        <w:t xml:space="preserve"> (proses </w:t>
-      </w:r>
-      <w:proofErr w:type="spellStart"/>
-      <w:r>
-        <w:t>bisnis</w:t>
-      </w:r>
-      <w:proofErr w:type="spellEnd"/>
-      <w:r>
-        <w:t>).</w:t>
-      </w:r>
+      </w:r>
+      <w:r/>
+      <w:proofErr w:type="spellStart"/>
+      <w:r/>
+      <w:proofErr w:type="spellEnd"/>
+      <w:r/>
+      <w:proofErr w:type="spellStart"/>
+      <w:r/>
+      <w:proofErr w:type="spellEnd"/>
+      <w:r/>
+      <w:proofErr w:type="spellStart"/>
+      <w:r/>
+      <w:proofErr w:type="spellEnd"/>
+      <w:r/>
+      <w:proofErr w:type="spellStart"/>
+      <w:r/>
+      <w:proofErr w:type="spellEnd"/>
+      <w:r/>
     </w:p>
     <w:p>
       <w:pPr>
@@ -30651,7 +30490,7 @@
           <w:b/>
           <w:bCs/>
         </w:rPr>
-        <w:t>Wawancara</w:t>
+        <w:t>b. Wawancara: Dilakukan secara semi-struktural dengan responden kunci, yaitu Sabtian Juliana, S.T. selaku Administrator Database Disdukcapil Kabupaten Garut (personal communication, Juni 10, 2026), serta 10-15 pegawai dari berbagai bidang. Wawancara bertujuan mengumpulkan data kualitatif naratif mengenai opini pegawai tentang inefisiensi proses pelaporan manual, saran fitur spesifik yang dibutuhkan, serta harapan terhadap sistem digital yang akan dikembangkan.</w:t>
       </w:r>
       <w:proofErr w:type="spellEnd"/>
       <w:r>
@@ -30659,197 +30498,103 @@
           <w:b/>
           <w:bCs/>
         </w:rPr>
-        <w:t>:</w:t>
-      </w:r>
-      <w:r>
-        <w:t xml:space="preserve"> </w:t>
-      </w:r>
-      <w:proofErr w:type="spellStart"/>
-      <w:r>
-        <w:t>Dilakukan</w:t>
-      </w:r>
-      <w:proofErr w:type="spellEnd"/>
-      <w:r>
-        <w:t xml:space="preserve"> </w:t>
-      </w:r>
-      <w:proofErr w:type="spellStart"/>
-      <w:r>
-        <w:t>secara</w:t>
-      </w:r>
-      <w:proofErr w:type="spellEnd"/>
-      <w:r>
-        <w:t xml:space="preserve"> semi-</w:t>
-      </w:r>
-      <w:proofErr w:type="spellStart"/>
-      <w:r>
-        <w:t>struktural</w:t>
-      </w:r>
-      <w:proofErr w:type="spellEnd"/>
-      <w:r>
-        <w:t xml:space="preserve"> </w:t>
-      </w:r>
-      <w:proofErr w:type="spellStart"/>
-      <w:r>
-        <w:t>dengan</w:t>
-      </w:r>
-      <w:proofErr w:type="spellEnd"/>
-      <w:r>
-        <w:t xml:space="preserve"> </w:t>
-      </w:r>
-      <w:proofErr w:type="spellStart"/>
-      <w:r>
-        <w:t>responden</w:t>
-      </w:r>
-      <w:proofErr w:type="spellEnd"/>
-      <w:r>
-        <w:t xml:space="preserve"> </w:t>
-      </w:r>
-      <w:proofErr w:type="spellStart"/>
-      <w:r>
-        <w:t>kunci</w:t>
-      </w:r>
-      <w:proofErr w:type="spellEnd"/>
-      <w:r>
-        <w:t xml:space="preserve"> (10-15 </w:t>
-      </w:r>
-      <w:proofErr w:type="spellStart"/>
-      <w:r>
-        <w:t>pegawai</w:t>
-      </w:r>
-      <w:proofErr w:type="spellEnd"/>
-      <w:r>
-        <w:t xml:space="preserve">) </w:t>
-      </w:r>
-      <w:proofErr w:type="spellStart"/>
-      <w:r>
-        <w:t>untuk</w:t>
-      </w:r>
-      <w:proofErr w:type="spellEnd"/>
-      <w:r>
-        <w:t xml:space="preserve"> </w:t>
-      </w:r>
-      <w:proofErr w:type="spellStart"/>
-      <w:r>
-        <w:t>mengumpulkan</w:t>
-      </w:r>
-      <w:proofErr w:type="spellEnd"/>
-      <w:r>
-        <w:t xml:space="preserve"> data </w:t>
-      </w:r>
-      <w:proofErr w:type="spellStart"/>
-      <w:r>
-        <w:t>kualitatif</w:t>
-      </w:r>
-      <w:proofErr w:type="spellEnd"/>
-      <w:r>
-        <w:t xml:space="preserve"> </w:t>
-      </w:r>
-      <w:proofErr w:type="spellStart"/>
-      <w:r>
-        <w:t>naratif</w:t>
-      </w:r>
-      <w:proofErr w:type="spellEnd"/>
-      <w:r>
-        <w:t xml:space="preserve"> </w:t>
-      </w:r>
-      <w:proofErr w:type="spellStart"/>
-      <w:r>
-        <w:t>mengenai</w:t>
-      </w:r>
-      <w:proofErr w:type="spellEnd"/>
-      <w:r>
-        <w:t xml:space="preserve"> </w:t>
-      </w:r>
-      <w:proofErr w:type="spellStart"/>
-      <w:r>
-        <w:t>opini</w:t>
-      </w:r>
-      <w:proofErr w:type="spellEnd"/>
-      <w:r>
-        <w:t xml:space="preserve"> </w:t>
-      </w:r>
-      <w:proofErr w:type="spellStart"/>
-      <w:r>
-        <w:t>pegawai</w:t>
-      </w:r>
-      <w:proofErr w:type="spellEnd"/>
-      <w:r>
-        <w:t xml:space="preserve"> </w:t>
-      </w:r>
-      <w:proofErr w:type="spellStart"/>
-      <w:r>
-        <w:t>tentang</w:t>
-      </w:r>
-      <w:proofErr w:type="spellEnd"/>
-      <w:r>
-        <w:t xml:space="preserve"> </w:t>
-      </w:r>
-      <w:proofErr w:type="spellStart"/>
-      <w:r>
-        <w:t>inefisiensi</w:t>
-      </w:r>
-      <w:proofErr w:type="spellEnd"/>
-      <w:r>
-        <w:t xml:space="preserve"> proses, saran </w:t>
-      </w:r>
-      <w:proofErr w:type="spellStart"/>
-      <w:r>
-        <w:t>fitur</w:t>
-      </w:r>
-      <w:proofErr w:type="spellEnd"/>
-      <w:r>
-        <w:t xml:space="preserve"> </w:t>
-      </w:r>
-      <w:proofErr w:type="spellStart"/>
-      <w:r>
-        <w:t>spesifik</w:t>
-      </w:r>
-      <w:proofErr w:type="spellEnd"/>
-      <w:r>
-        <w:t xml:space="preserve">, dan </w:t>
-      </w:r>
-      <w:proofErr w:type="spellStart"/>
-      <w:r>
-        <w:t>ekspektasi</w:t>
-      </w:r>
-      <w:proofErr w:type="spellEnd"/>
-      <w:r>
-        <w:t xml:space="preserve"> </w:t>
-      </w:r>
-      <w:proofErr w:type="spellStart"/>
-      <w:r>
-        <w:t>terhadap</w:t>
-      </w:r>
-      <w:proofErr w:type="spellEnd"/>
-      <w:r>
-        <w:t xml:space="preserve"> </w:t>
-      </w:r>
+      </w:r>
+      <w:r/>
+      <w:proofErr w:type="spellStart"/>
+      <w:r/>
+      <w:proofErr w:type="spellEnd"/>
+      <w:r/>
+      <w:proofErr w:type="spellStart"/>
+      <w:r/>
+      <w:proofErr w:type="spellEnd"/>
+      <w:r/>
+      <w:proofErr w:type="spellStart"/>
+      <w:r/>
+      <w:proofErr w:type="spellEnd"/>
+      <w:r/>
+      <w:proofErr w:type="spellStart"/>
+      <w:r/>
+      <w:proofErr w:type="spellEnd"/>
+      <w:r/>
+      <w:proofErr w:type="spellStart"/>
+      <w:r/>
+      <w:proofErr w:type="spellEnd"/>
+      <w:r/>
+      <w:proofErr w:type="spellStart"/>
+      <w:r/>
+      <w:proofErr w:type="spellEnd"/>
+      <w:r/>
+      <w:proofErr w:type="spellStart"/>
+      <w:r/>
+      <w:proofErr w:type="spellEnd"/>
+      <w:r/>
+      <w:proofErr w:type="spellStart"/>
+      <w:r/>
+      <w:proofErr w:type="spellEnd"/>
+      <w:r/>
+      <w:proofErr w:type="spellStart"/>
+      <w:r/>
+      <w:proofErr w:type="spellEnd"/>
+      <w:r/>
+      <w:proofErr w:type="spellStart"/>
+      <w:r/>
+      <w:proofErr w:type="spellEnd"/>
+      <w:r/>
+      <w:proofErr w:type="spellStart"/>
+      <w:r/>
+      <w:proofErr w:type="spellEnd"/>
+      <w:r/>
+      <w:proofErr w:type="spellStart"/>
+      <w:r/>
+      <w:proofErr w:type="spellEnd"/>
+      <w:r/>
+      <w:proofErr w:type="spellStart"/>
+      <w:r/>
+      <w:proofErr w:type="spellEnd"/>
+      <w:r/>
+      <w:proofErr w:type="spellStart"/>
+      <w:r/>
+      <w:proofErr w:type="spellEnd"/>
+      <w:r/>
+      <w:proofErr w:type="spellStart"/>
+      <w:r/>
+      <w:proofErr w:type="spellEnd"/>
+      <w:r/>
+      <w:proofErr w:type="spellStart"/>
+      <w:r/>
+      <w:proofErr w:type="spellEnd"/>
+      <w:r/>
+      <w:proofErr w:type="spellStart"/>
+      <w:r/>
+      <w:proofErr w:type="spellEnd"/>
+      <w:r/>
+      <w:proofErr w:type="spellStart"/>
+      <w:r/>
+      <w:proofErr w:type="spellEnd"/>
+      <w:r/>
+      <w:proofErr w:type="spellStart"/>
+      <w:r/>
+      <w:proofErr w:type="spellEnd"/>
+      <w:r/>
+      <w:proofErr w:type="spellStart"/>
+      <w:r/>
+      <w:proofErr w:type="spellEnd"/>
+      <w:r/>
       <w:r>
         <w:rPr>
           <w:i/>
           <w:iCs/>
         </w:rPr>
-        <w:t>usability</w:t>
-      </w:r>
-      <w:r>
-        <w:t xml:space="preserve"> </w:t>
-      </w:r>
-      <w:proofErr w:type="spellStart"/>
-      <w:r>
-        <w:t>sistem</w:t>
-      </w:r>
-      <w:proofErr w:type="spellEnd"/>
-      <w:r>
-        <w:t xml:space="preserve"> </w:t>
-      </w:r>
-      <w:proofErr w:type="spellStart"/>
-      <w:r>
-        <w:t>baru</w:t>
-      </w:r>
-      <w:proofErr w:type="spellEnd"/>
-      <w:r>
-        <w:t>.</w:t>
-      </w:r>
+      </w:r>
+      <w:r/>
+      <w:proofErr w:type="spellStart"/>
+      <w:r/>
+      <w:proofErr w:type="spellEnd"/>
+      <w:r/>
+      <w:proofErr w:type="spellStart"/>
+      <w:r/>
+      <w:proofErr w:type="spellEnd"/>
+      <w:r/>
     </w:p>
     <w:p>
       <w:pPr>
@@ -30865,7 +30610,7 @@
           <w:b/>
           <w:bCs/>
         </w:rPr>
-        <w:t>Penyebaran</w:t>
+        <w:t>c. Penyebaran Angket (Kuesioner): Disajikan secara daring melalui Google Forms atau secara manual (cetak) kepada 30 responden pegawai Disdukcapil Kabupaten Garut menggunakan teknik purposive sampling. Angket menggunakan skala Likert (1-5) dan pertanyaan terbuka untuk mengukur tingkat kepuasan terhadap proses manual yang berjalan serta kebutuhan terhadap fitur sistem digital. Kuesioner SUS (System Usability Scale) juga disebarkan kepada pengguna akhir setelah prototipe sistem diimplementasikan untuk mengukur tingkat usability sistem yang dikembangkan.</w:t>
       </w:r>
       <w:proofErr w:type="spellEnd"/>
       <w:r>
@@ -30873,7 +30618,6 @@
           <w:b/>
           <w:bCs/>
         </w:rPr>
-        <w:t xml:space="preserve"> </w:t>
       </w:r>
       <w:proofErr w:type="spellStart"/>
       <w:r>
@@ -30881,7 +30625,6 @@
           <w:b/>
           <w:bCs/>
         </w:rPr>
-        <w:t>Angket</w:t>
       </w:r>
       <w:proofErr w:type="spellEnd"/>
       <w:r>
@@ -30889,7 +30632,6 @@
           <w:b/>
           <w:bCs/>
         </w:rPr>
-        <w:t xml:space="preserve"> (</w:t>
       </w:r>
       <w:proofErr w:type="spellStart"/>
       <w:r>
@@ -30897,7 +30639,6 @@
           <w:b/>
           <w:bCs/>
         </w:rPr>
-        <w:t>Kuesioner</w:t>
       </w:r>
       <w:proofErr w:type="spellEnd"/>
       <w:r>
@@ -30905,173 +30646,91 @@
           <w:b/>
           <w:bCs/>
         </w:rPr>
-        <w:t>):</w:t>
-      </w:r>
-      <w:r>
-        <w:t xml:space="preserve"> </w:t>
-      </w:r>
-      <w:proofErr w:type="spellStart"/>
-      <w:r>
-        <w:t>Disajikan</w:t>
-      </w:r>
-      <w:proofErr w:type="spellEnd"/>
-      <w:r>
-        <w:t xml:space="preserve"> </w:t>
-      </w:r>
-      <w:proofErr w:type="spellStart"/>
-      <w:r>
-        <w:t>secara</w:t>
-      </w:r>
-      <w:proofErr w:type="spellEnd"/>
-      <w:r>
-        <w:t xml:space="preserve"> online </w:t>
-      </w:r>
-      <w:proofErr w:type="spellStart"/>
-      <w:r>
-        <w:t>atau</w:t>
-      </w:r>
-      <w:proofErr w:type="spellEnd"/>
-      <w:r>
-        <w:t xml:space="preserve"> manual </w:t>
-      </w:r>
-      <w:proofErr w:type="spellStart"/>
-      <w:r>
-        <w:t>kepada</w:t>
-      </w:r>
-      <w:proofErr w:type="spellEnd"/>
-      <w:r>
-        <w:t xml:space="preserve"> 30-50 </w:t>
-      </w:r>
-      <w:proofErr w:type="spellStart"/>
-      <w:r>
-        <w:t>responden</w:t>
-      </w:r>
-      <w:proofErr w:type="spellEnd"/>
-      <w:r>
-        <w:t xml:space="preserve"> </w:t>
-      </w:r>
-      <w:proofErr w:type="spellStart"/>
-      <w:r>
-        <w:t>menggunakan</w:t>
-      </w:r>
-      <w:proofErr w:type="spellEnd"/>
-      <w:r>
-        <w:t xml:space="preserve"> </w:t>
-      </w:r>
-      <w:proofErr w:type="spellStart"/>
-      <w:r>
-        <w:t>teknik</w:t>
-      </w:r>
-      <w:proofErr w:type="spellEnd"/>
-      <w:r>
-        <w:t xml:space="preserve"> </w:t>
-      </w:r>
+      </w:r>
+      <w:r/>
+      <w:proofErr w:type="spellStart"/>
+      <w:r/>
+      <w:proofErr w:type="spellEnd"/>
+      <w:r/>
+      <w:proofErr w:type="spellStart"/>
+      <w:r/>
+      <w:proofErr w:type="spellEnd"/>
+      <w:r/>
+      <w:proofErr w:type="spellStart"/>
+      <w:r/>
+      <w:proofErr w:type="spellEnd"/>
+      <w:r/>
+      <w:proofErr w:type="spellStart"/>
+      <w:r/>
+      <w:proofErr w:type="spellEnd"/>
+      <w:r/>
+      <w:proofErr w:type="spellStart"/>
+      <w:r/>
+      <w:proofErr w:type="spellEnd"/>
+      <w:r/>
+      <w:proofErr w:type="spellStart"/>
+      <w:r/>
+      <w:proofErr w:type="spellEnd"/>
+      <w:r/>
+      <w:proofErr w:type="spellStart"/>
+      <w:r/>
+      <w:proofErr w:type="spellEnd"/>
+      <w:r/>
       <w:r>
         <w:rPr>
           <w:i/>
           <w:iCs/>
         </w:rPr>
-        <w:t>purposive sampling</w:t>
-      </w:r>
-      <w:r>
-        <w:t xml:space="preserve">. </w:t>
-      </w:r>
-      <w:proofErr w:type="spellStart"/>
-      <w:r>
-        <w:t>Angket</w:t>
-      </w:r>
-      <w:proofErr w:type="spellEnd"/>
-      <w:r>
-        <w:t xml:space="preserve"> </w:t>
-      </w:r>
-      <w:proofErr w:type="spellStart"/>
-      <w:r>
-        <w:t>menggunakan</w:t>
-      </w:r>
-      <w:proofErr w:type="spellEnd"/>
-      <w:r>
-        <w:t xml:space="preserve"> </w:t>
-      </w:r>
-      <w:proofErr w:type="spellStart"/>
-      <w:r>
-        <w:t>skala</w:t>
-      </w:r>
-      <w:proofErr w:type="spellEnd"/>
-      <w:r>
-        <w:t xml:space="preserve"> Likert (1-5) dan </w:t>
-      </w:r>
-      <w:proofErr w:type="spellStart"/>
-      <w:r>
-        <w:t>pertanyaan</w:t>
-      </w:r>
-      <w:proofErr w:type="spellEnd"/>
-      <w:r>
-        <w:t xml:space="preserve"> </w:t>
-      </w:r>
-      <w:proofErr w:type="spellStart"/>
-      <w:r>
-        <w:t>terbuka</w:t>
-      </w:r>
-      <w:proofErr w:type="spellEnd"/>
-      <w:r>
-        <w:t xml:space="preserve"> </w:t>
-      </w:r>
-      <w:proofErr w:type="spellStart"/>
-      <w:r>
-        <w:t>untuk</w:t>
-      </w:r>
-      <w:proofErr w:type="spellEnd"/>
-      <w:r>
-        <w:t xml:space="preserve"> </w:t>
-      </w:r>
-      <w:proofErr w:type="spellStart"/>
-      <w:r>
-        <w:t>mengukur</w:t>
-      </w:r>
-      <w:proofErr w:type="spellEnd"/>
-      <w:r>
-        <w:t xml:space="preserve"> </w:t>
-      </w:r>
-      <w:proofErr w:type="spellStart"/>
-      <w:r>
-        <w:t>tingkat</w:t>
-      </w:r>
-      <w:proofErr w:type="spellEnd"/>
-      <w:r>
-        <w:t xml:space="preserve"> </w:t>
-      </w:r>
-      <w:proofErr w:type="spellStart"/>
-      <w:r>
-        <w:t>kepuasan</w:t>
-      </w:r>
-      <w:proofErr w:type="spellEnd"/>
-      <w:r>
-        <w:t xml:space="preserve"> </w:t>
-      </w:r>
-      <w:proofErr w:type="spellStart"/>
-      <w:r>
-        <w:t>terhadap</w:t>
-      </w:r>
-      <w:proofErr w:type="spellEnd"/>
-      <w:r>
-        <w:t xml:space="preserve"> proses manual dan </w:t>
-      </w:r>
-      <w:proofErr w:type="spellStart"/>
-      <w:r>
-        <w:t>mengumpulkan</w:t>
-      </w:r>
-      <w:proofErr w:type="spellEnd"/>
-      <w:r>
-        <w:t xml:space="preserve"> data </w:t>
-      </w:r>
-      <w:proofErr w:type="spellStart"/>
-      <w:r>
-        <w:t>kuantitatif</w:t>
-      </w:r>
-      <w:proofErr w:type="spellEnd"/>
-      <w:r>
-        <w:t>.</w:t>
-      </w:r>
+      </w:r>
+      <w:r/>
+      <w:proofErr w:type="spellStart"/>
+      <w:r/>
+      <w:proofErr w:type="spellEnd"/>
+      <w:r/>
+      <w:proofErr w:type="spellStart"/>
+      <w:r/>
+      <w:proofErr w:type="spellEnd"/>
+      <w:r/>
+      <w:proofErr w:type="spellStart"/>
+      <w:r/>
+      <w:proofErr w:type="spellEnd"/>
+      <w:r/>
+      <w:proofErr w:type="spellStart"/>
+      <w:r/>
+      <w:proofErr w:type="spellEnd"/>
+      <w:r/>
+      <w:proofErr w:type="spellStart"/>
+      <w:r/>
+      <w:proofErr w:type="spellEnd"/>
+      <w:r/>
+      <w:proofErr w:type="spellStart"/>
+      <w:r/>
+      <w:proofErr w:type="spellEnd"/>
+      <w:r/>
+      <w:proofErr w:type="spellStart"/>
+      <w:r/>
+      <w:proofErr w:type="spellEnd"/>
+      <w:r/>
+      <w:proofErr w:type="spellStart"/>
+      <w:r/>
+      <w:proofErr w:type="spellEnd"/>
+      <w:r/>
+      <w:proofErr w:type="spellStart"/>
+      <w:r/>
+      <w:proofErr w:type="spellEnd"/>
+      <w:r/>
+      <w:proofErr w:type="spellStart"/>
+      <w:r/>
+      <w:proofErr w:type="spellEnd"/>
+      <w:r/>
+      <w:proofErr w:type="spellStart"/>
+      <w:r/>
+      <w:proofErr w:type="spellEnd"/>
+      <w:r/>
+      <w:proofErr w:type="spellStart"/>
+      <w:r/>
+      <w:proofErr w:type="spellEnd"/>
+      <w:r/>
     </w:p>
     <w:p>
       <w:pPr>
@@ -31086,7 +30745,7 @@
           <w:b/>
           <w:bCs/>
         </w:rPr>
-        <w:t xml:space="preserve">Studi </w:t>
+        <w:t>d. Studi Literatur: Dilakukan melalui pencarian dan analisis sumber sekunder dari jurnal ilmiah, buku teks, dan dokumen resmi pemerintah yang relevan dengan topik e-government, metodologi Scrum, rules-based scoring, dan pengembangan sistem informasi berbasis web. Studi literatur menyediakan landasan teori dan referensi empiris yang mendukung perancangan sistem evaluasi pelaporan.</w:t>
       </w:r>
       <w:proofErr w:type="spellStart"/>
       <w:r>
@@ -31094,7 +30753,6 @@
           <w:b/>
           <w:bCs/>
         </w:rPr>
-        <w:t>Literatur</w:t>
       </w:r>
       <w:proofErr w:type="spellEnd"/>
       <w:r>
@@ -31102,231 +30760,122 @@
           <w:b/>
           <w:bCs/>
         </w:rPr>
-        <w:t>:</w:t>
-      </w:r>
-      <w:r>
-        <w:t xml:space="preserve"> </w:t>
-      </w:r>
-      <w:proofErr w:type="spellStart"/>
-      <w:r>
-        <w:t>Dilakukan</w:t>
-      </w:r>
-      <w:proofErr w:type="spellEnd"/>
-      <w:r>
-        <w:t xml:space="preserve"> </w:t>
-      </w:r>
-      <w:proofErr w:type="spellStart"/>
-      <w:r>
-        <w:t>melalui</w:t>
-      </w:r>
-      <w:proofErr w:type="spellEnd"/>
-      <w:r>
-        <w:t xml:space="preserve"> </w:t>
-      </w:r>
-      <w:proofErr w:type="spellStart"/>
-      <w:r>
-        <w:t>pencarian</w:t>
-      </w:r>
-      <w:proofErr w:type="spellEnd"/>
-      <w:r>
-        <w:t xml:space="preserve"> dan </w:t>
-      </w:r>
-      <w:proofErr w:type="spellStart"/>
-      <w:r>
-        <w:t>analisis</w:t>
-      </w:r>
-      <w:proofErr w:type="spellEnd"/>
-      <w:r>
-        <w:t xml:space="preserve"> </w:t>
-      </w:r>
-      <w:proofErr w:type="spellStart"/>
-      <w:r>
-        <w:t>sumber</w:t>
-      </w:r>
-      <w:proofErr w:type="spellEnd"/>
-      <w:r>
-        <w:t xml:space="preserve"> </w:t>
-      </w:r>
-      <w:proofErr w:type="spellStart"/>
-      <w:r>
-        <w:t>sekunder</w:t>
-      </w:r>
-      <w:proofErr w:type="spellEnd"/>
-      <w:r>
-        <w:t xml:space="preserve"> (</w:t>
-      </w:r>
-      <w:proofErr w:type="spellStart"/>
-      <w:r>
-        <w:t>jurnal</w:t>
-      </w:r>
-      <w:proofErr w:type="spellEnd"/>
-      <w:r>
-        <w:t xml:space="preserve">, </w:t>
-      </w:r>
-      <w:proofErr w:type="spellStart"/>
-      <w:r>
-        <w:t>buku</w:t>
-      </w:r>
-      <w:proofErr w:type="spellEnd"/>
-      <w:r>
-        <w:t xml:space="preserve">) yang </w:t>
-      </w:r>
-      <w:proofErr w:type="spellStart"/>
-      <w:r>
-        <w:t>relevan</w:t>
-      </w:r>
-      <w:proofErr w:type="spellEnd"/>
-      <w:r>
-        <w:t xml:space="preserve"> </w:t>
-      </w:r>
-      <w:proofErr w:type="spellStart"/>
-      <w:r>
-        <w:t>dengan</w:t>
-      </w:r>
-      <w:proofErr w:type="spellEnd"/>
-      <w:r>
-        <w:t xml:space="preserve"> </w:t>
-      </w:r>
-      <w:proofErr w:type="spellStart"/>
-      <w:r>
-        <w:t>topik</w:t>
-      </w:r>
-      <w:proofErr w:type="spellEnd"/>
-      <w:r>
-        <w:t xml:space="preserve"> </w:t>
-      </w:r>
+      </w:r>
+      <w:r/>
+      <w:proofErr w:type="spellStart"/>
+      <w:r/>
+      <w:proofErr w:type="spellEnd"/>
+      <w:r/>
+      <w:proofErr w:type="spellStart"/>
+      <w:r/>
+      <w:proofErr w:type="spellEnd"/>
+      <w:r/>
+      <w:proofErr w:type="spellStart"/>
+      <w:r/>
+      <w:proofErr w:type="spellEnd"/>
+      <w:r/>
+      <w:proofErr w:type="spellStart"/>
+      <w:r/>
+      <w:proofErr w:type="spellEnd"/>
+      <w:r/>
+      <w:proofErr w:type="spellStart"/>
+      <w:r/>
+      <w:proofErr w:type="spellEnd"/>
+      <w:r/>
+      <w:proofErr w:type="spellStart"/>
+      <w:r/>
+      <w:proofErr w:type="spellEnd"/>
+      <w:r/>
+      <w:proofErr w:type="spellStart"/>
+      <w:r/>
+      <w:proofErr w:type="spellEnd"/>
+      <w:r/>
+      <w:proofErr w:type="spellStart"/>
+      <w:r/>
+      <w:proofErr w:type="spellEnd"/>
+      <w:r/>
+      <w:proofErr w:type="spellStart"/>
+      <w:r/>
+      <w:proofErr w:type="spellEnd"/>
+      <w:r/>
+      <w:proofErr w:type="spellStart"/>
+      <w:r/>
+      <w:proofErr w:type="spellEnd"/>
+      <w:r/>
+      <w:proofErr w:type="spellStart"/>
+      <w:r/>
+      <w:proofErr w:type="spellEnd"/>
+      <w:r/>
       <w:r>
         <w:rPr>
           <w:i/>
           <w:iCs/>
         </w:rPr>
-        <w:t>e-government</w:t>
-      </w:r>
-      <w:r>
-        <w:t xml:space="preserve">, Scrum, dan </w:t>
-      </w:r>
-      <w:proofErr w:type="spellStart"/>
-      <w:r>
-        <w:t>sistem</w:t>
-      </w:r>
-      <w:proofErr w:type="spellEnd"/>
-      <w:r>
-        <w:t xml:space="preserve"> </w:t>
-      </w:r>
+      </w:r>
+      <w:r/>
+      <w:proofErr w:type="spellStart"/>
+      <w:r/>
+      <w:proofErr w:type="spellEnd"/>
+      <w:r/>
       <w:r>
         <w:rPr>
           <w:i/>
           <w:iCs/>
         </w:rPr>
-        <w:t>scoring</w:t>
-      </w:r>
-      <w:r>
-        <w:t xml:space="preserve"> </w:t>
-      </w:r>
-      <w:proofErr w:type="spellStart"/>
-      <w:r>
-        <w:t>otomatis</w:t>
-      </w:r>
-      <w:proofErr w:type="spellEnd"/>
-      <w:r>
-        <w:t xml:space="preserve">. Studi </w:t>
-      </w:r>
-      <w:proofErr w:type="spellStart"/>
-      <w:r>
-        <w:t>literatur</w:t>
-      </w:r>
-      <w:proofErr w:type="spellEnd"/>
-      <w:r>
-        <w:t xml:space="preserve"> </w:t>
-      </w:r>
-      <w:proofErr w:type="spellStart"/>
-      <w:r>
-        <w:t>menyediakan</w:t>
-      </w:r>
-      <w:proofErr w:type="spellEnd"/>
-      <w:r>
-        <w:t xml:space="preserve"> data </w:t>
-      </w:r>
-      <w:proofErr w:type="spellStart"/>
-      <w:r>
-        <w:t>sekunder</w:t>
-      </w:r>
-      <w:proofErr w:type="spellEnd"/>
-      <w:r>
-        <w:t xml:space="preserve"> </w:t>
-      </w:r>
-      <w:proofErr w:type="spellStart"/>
-      <w:r>
-        <w:t>teoritis</w:t>
-      </w:r>
-      <w:proofErr w:type="spellEnd"/>
-      <w:r>
-        <w:t xml:space="preserve"> dan </w:t>
-      </w:r>
-      <w:proofErr w:type="spellStart"/>
-      <w:r>
-        <w:t>empiris</w:t>
-      </w:r>
-      <w:proofErr w:type="spellEnd"/>
-      <w:r>
-        <w:t xml:space="preserve"> </w:t>
-      </w:r>
-      <w:proofErr w:type="spellStart"/>
-      <w:r>
-        <w:t>untuk</w:t>
-      </w:r>
-      <w:proofErr w:type="spellEnd"/>
-      <w:r>
-        <w:t xml:space="preserve"> </w:t>
-      </w:r>
-      <w:proofErr w:type="spellStart"/>
-      <w:r>
-        <w:t>mendukung</w:t>
-      </w:r>
-      <w:proofErr w:type="spellEnd"/>
-      <w:r>
-        <w:t xml:space="preserve"> </w:t>
-      </w:r>
-      <w:proofErr w:type="spellStart"/>
-      <w:r>
-        <w:t>justifikasi</w:t>
-      </w:r>
-      <w:proofErr w:type="spellEnd"/>
-      <w:r>
-        <w:t xml:space="preserve"> </w:t>
-      </w:r>
-      <w:proofErr w:type="spellStart"/>
-      <w:r>
-        <w:t>pemilihan</w:t>
-      </w:r>
-      <w:proofErr w:type="spellEnd"/>
-      <w:r>
-        <w:t xml:space="preserve"> </w:t>
-      </w:r>
-      <w:proofErr w:type="spellStart"/>
-      <w:r>
-        <w:t>teknologi</w:t>
-      </w:r>
-      <w:proofErr w:type="spellEnd"/>
-      <w:r>
-        <w:t xml:space="preserve"> dan </w:t>
-      </w:r>
-      <w:proofErr w:type="spellStart"/>
-      <w:r>
-        <w:t>landasan</w:t>
-      </w:r>
-      <w:proofErr w:type="spellEnd"/>
-      <w:r>
-        <w:t xml:space="preserve"> </w:t>
-      </w:r>
-      <w:proofErr w:type="spellStart"/>
-      <w:r>
-        <w:t>teori</w:t>
-      </w:r>
-      <w:proofErr w:type="spellEnd"/>
-      <w:r>
-        <w:t>.</w:t>
-      </w:r>
+      </w:r>
+      <w:r/>
+      <w:proofErr w:type="spellStart"/>
+      <w:r/>
+      <w:proofErr w:type="spellEnd"/>
+      <w:r/>
+      <w:proofErr w:type="spellStart"/>
+      <w:r/>
+      <w:proofErr w:type="spellEnd"/>
+      <w:r/>
+      <w:proofErr w:type="spellStart"/>
+      <w:r/>
+      <w:proofErr w:type="spellEnd"/>
+      <w:r/>
+      <w:proofErr w:type="spellStart"/>
+      <w:r/>
+      <w:proofErr w:type="spellEnd"/>
+      <w:r/>
+      <w:proofErr w:type="spellStart"/>
+      <w:r/>
+      <w:proofErr w:type="spellEnd"/>
+      <w:r/>
+      <w:proofErr w:type="spellStart"/>
+      <w:r/>
+      <w:proofErr w:type="spellEnd"/>
+      <w:r/>
+      <w:proofErr w:type="spellStart"/>
+      <w:r/>
+      <w:proofErr w:type="spellEnd"/>
+      <w:r/>
+      <w:proofErr w:type="spellStart"/>
+      <w:r/>
+      <w:proofErr w:type="spellEnd"/>
+      <w:r/>
+      <w:proofErr w:type="spellStart"/>
+      <w:r/>
+      <w:proofErr w:type="spellEnd"/>
+      <w:r/>
+      <w:proofErr w:type="spellStart"/>
+      <w:r/>
+      <w:proofErr w:type="spellEnd"/>
+      <w:r/>
+      <w:proofErr w:type="spellStart"/>
+      <w:r/>
+      <w:proofErr w:type="spellEnd"/>
+      <w:r/>
+      <w:proofErr w:type="spellStart"/>
+      <w:r/>
+      <w:proofErr w:type="spellEnd"/>
+      <w:r/>
+      <w:proofErr w:type="spellStart"/>
+      <w:r/>
+      <w:proofErr w:type="spellEnd"/>
+      <w:r/>
     </w:p>
     <w:p>
       <w:pPr>

--- a/Prototype.docx
+++ b/Prototype.docx
@@ -31629,274 +31629,148 @@
     <w:p>
       <w:proofErr w:type="spellStart"/>
       <w:r>
-        <w:t>Penelitian</w:t>
-      </w:r>
-      <w:proofErr w:type="spellEnd"/>
-      <w:r>
-        <w:t xml:space="preserve"> </w:t>
-      </w:r>
-      <w:proofErr w:type="spellStart"/>
-      <w:r>
-        <w:t>ini</w:t>
-      </w:r>
-      <w:proofErr w:type="spellEnd"/>
-      <w:r>
-        <w:t xml:space="preserve"> </w:t>
-      </w:r>
-      <w:proofErr w:type="spellStart"/>
-      <w:r>
-        <w:t>termasuk</w:t>
-      </w:r>
-      <w:proofErr w:type="spellEnd"/>
-      <w:r>
-        <w:t xml:space="preserve"> </w:t>
-      </w:r>
-      <w:proofErr w:type="spellStart"/>
-      <w:r>
-        <w:t>dalam</w:t>
-      </w:r>
-      <w:proofErr w:type="spellEnd"/>
-      <w:r>
-        <w:t xml:space="preserve"> </w:t>
-      </w:r>
-      <w:proofErr w:type="spellStart"/>
-      <w:r>
-        <w:t>jenis</w:t>
-      </w:r>
-      <w:proofErr w:type="spellEnd"/>
-      <w:r>
-        <w:t xml:space="preserve"> </w:t>
-      </w:r>
-      <w:proofErr w:type="spellStart"/>
-      <w:r>
-        <w:t>penelitian</w:t>
-      </w:r>
-      <w:proofErr w:type="spellEnd"/>
-      <w:r>
-        <w:t xml:space="preserve"> </w:t>
-      </w:r>
-      <w:proofErr w:type="spellStart"/>
-      <w:r>
-        <w:t>pengembangan</w:t>
-      </w:r>
-      <w:proofErr w:type="spellEnd"/>
-      <w:r>
-        <w:t xml:space="preserve"> (</w:t>
-      </w:r>
+        <w:rPr/>
+        <w:t>Penelitian ini termasuk dalam jenis penelitian pengembangan (research and development) yang berfokus pada rancang bangun sistem informasi berbasis teknologi. Menurut Pressman dan Maxim (2020), penelitian pengembangan merupakan pendekatan sistematis yang menghasilkan artefak berupa perangkat lunak untuk memecahkan permasalahan nyata dalam suatu organisasi. Penelitian ini bersifat applied research dengan pendekatan campuran (mixed-method) yang menggabungkan elemen kualitatif (analisis kebutuhan, wawancara) dan kuantitatif (pengujian performa dan akurasi data).</w:t>
+      </w:r>
+      <w:proofErr w:type="spellEnd"/>
+      <w:r/>
+      <w:proofErr w:type="spellStart"/>
+      <w:r/>
+      <w:proofErr w:type="spellEnd"/>
+      <w:r/>
+      <w:proofErr w:type="spellStart"/>
+      <w:r/>
+      <w:proofErr w:type="spellEnd"/>
+      <w:r/>
+      <w:proofErr w:type="spellStart"/>
+      <w:r/>
+      <w:proofErr w:type="spellEnd"/>
+      <w:r/>
+      <w:proofErr w:type="spellStart"/>
+      <w:r/>
+      <w:proofErr w:type="spellEnd"/>
+      <w:r/>
+      <w:proofErr w:type="spellStart"/>
+      <w:r/>
+      <w:proofErr w:type="spellEnd"/>
+      <w:r/>
+      <w:proofErr w:type="spellStart"/>
+      <w:r/>
+      <w:proofErr w:type="spellEnd"/>
+      <w:r/>
       <w:r>
         <w:rPr>
           <w:i/>
           <w:iCs/>
         </w:rPr>
-        <w:t>research and development</w:t>
-      </w:r>
-      <w:r>
-        <w:t xml:space="preserve">) yang </w:t>
-      </w:r>
-      <w:proofErr w:type="spellStart"/>
-      <w:r>
-        <w:t>berfokus</w:t>
-      </w:r>
-      <w:proofErr w:type="spellEnd"/>
-      <w:r>
-        <w:t xml:space="preserve"> pada </w:t>
-      </w:r>
-      <w:proofErr w:type="spellStart"/>
-      <w:r>
-        <w:t>rancang</w:t>
-      </w:r>
-      <w:proofErr w:type="spellEnd"/>
-      <w:r>
-        <w:t xml:space="preserve"> </w:t>
-      </w:r>
-      <w:proofErr w:type="spellStart"/>
-      <w:r>
-        <w:t>bangun</w:t>
-      </w:r>
-      <w:proofErr w:type="spellEnd"/>
-      <w:r>
-        <w:t xml:space="preserve"> </w:t>
-      </w:r>
-      <w:proofErr w:type="spellStart"/>
-      <w:r>
-        <w:t>sistem</w:t>
-      </w:r>
-      <w:proofErr w:type="spellEnd"/>
-      <w:r>
-        <w:t xml:space="preserve"> </w:t>
-      </w:r>
-      <w:proofErr w:type="spellStart"/>
-      <w:r>
-        <w:t>informasi</w:t>
-      </w:r>
-      <w:proofErr w:type="spellEnd"/>
-      <w:r>
-        <w:t xml:space="preserve"> </w:t>
-      </w:r>
-      <w:proofErr w:type="spellStart"/>
-      <w:r>
-        <w:t>berbasis</w:t>
-      </w:r>
-      <w:proofErr w:type="spellEnd"/>
-      <w:r>
-        <w:t xml:space="preserve"> </w:t>
-      </w:r>
-      <w:proofErr w:type="spellStart"/>
-      <w:r>
-        <w:t>teknologi</w:t>
-      </w:r>
-      <w:proofErr w:type="spellEnd"/>
-      <w:r>
-        <w:t xml:space="preserve">. </w:t>
-      </w:r>
-      <w:proofErr w:type="spellStart"/>
-      <w:r>
-        <w:t>Penelitian</w:t>
-      </w:r>
-      <w:proofErr w:type="spellEnd"/>
-      <w:r>
-        <w:t xml:space="preserve"> </w:t>
-      </w:r>
-      <w:proofErr w:type="spellStart"/>
-      <w:r>
-        <w:t>ini</w:t>
-      </w:r>
-      <w:proofErr w:type="spellEnd"/>
-      <w:r>
-        <w:t xml:space="preserve"> </w:t>
-      </w:r>
-      <w:proofErr w:type="spellStart"/>
-      <w:r>
-        <w:t>bersifat</w:t>
-      </w:r>
-      <w:proofErr w:type="spellEnd"/>
-      <w:r>
-        <w:t xml:space="preserve"> </w:t>
-      </w:r>
+      </w:r>
+      <w:r/>
+      <w:proofErr w:type="spellStart"/>
+      <w:r/>
+      <w:proofErr w:type="spellEnd"/>
+      <w:r/>
+      <w:proofErr w:type="spellStart"/>
+      <w:r/>
+      <w:proofErr w:type="spellEnd"/>
+      <w:r/>
+      <w:proofErr w:type="spellStart"/>
+      <w:r/>
+      <w:proofErr w:type="spellEnd"/>
+      <w:r/>
+      <w:proofErr w:type="spellStart"/>
+      <w:r/>
+      <w:proofErr w:type="spellEnd"/>
+      <w:r/>
+      <w:proofErr w:type="spellStart"/>
+      <w:r/>
+      <w:proofErr w:type="spellEnd"/>
+      <w:r/>
+      <w:proofErr w:type="spellStart"/>
+      <w:r/>
+      <w:proofErr w:type="spellEnd"/>
+      <w:r/>
+      <w:proofErr w:type="spellStart"/>
+      <w:r/>
+      <w:proofErr w:type="spellEnd"/>
+      <w:r/>
+      <w:proofErr w:type="spellStart"/>
+      <w:r/>
+      <w:proofErr w:type="spellEnd"/>
+      <w:r/>
+      <w:proofErr w:type="spellStart"/>
+      <w:r/>
+      <w:proofErr w:type="spellEnd"/>
+      <w:r/>
+      <w:proofErr w:type="spellStart"/>
+      <w:r/>
+      <w:proofErr w:type="spellEnd"/>
+      <w:r/>
       <w:r>
         <w:rPr>
           <w:i/>
           <w:iCs/>
         </w:rPr>
-        <w:t>applied research</w:t>
-      </w:r>
-      <w:r>
-        <w:t xml:space="preserve"> </w:t>
-      </w:r>
-      <w:proofErr w:type="spellStart"/>
-      <w:r>
-        <w:t>dengan</w:t>
-      </w:r>
-      <w:proofErr w:type="spellEnd"/>
-      <w:r>
-        <w:t xml:space="preserve"> </w:t>
-      </w:r>
-      <w:proofErr w:type="spellStart"/>
-      <w:r>
-        <w:t>pendekatan</w:t>
-      </w:r>
-      <w:proofErr w:type="spellEnd"/>
-      <w:r>
-        <w:t xml:space="preserve"> </w:t>
-      </w:r>
-      <w:proofErr w:type="spellStart"/>
-      <w:r>
-        <w:t>campuran</w:t>
-      </w:r>
-      <w:proofErr w:type="spellEnd"/>
-      <w:r>
-        <w:t xml:space="preserve"> (</w:t>
-      </w:r>
+      </w:r>
+      <w:r/>
+      <w:proofErr w:type="spellStart"/>
+      <w:r/>
+      <w:proofErr w:type="spellEnd"/>
+      <w:r/>
+      <w:proofErr w:type="spellStart"/>
+      <w:r/>
+      <w:proofErr w:type="spellEnd"/>
+      <w:r/>
+      <w:proofErr w:type="spellStart"/>
+      <w:r/>
+      <w:proofErr w:type="spellEnd"/>
+      <w:r/>
       <w:r>
         <w:rPr>
           <w:i/>
           <w:iCs/>
         </w:rPr>
-        <w:t>mixed-method</w:t>
-      </w:r>
-      <w:r>
-        <w:t xml:space="preserve">) yang </w:t>
-      </w:r>
-      <w:proofErr w:type="spellStart"/>
-      <w:r>
-        <w:t>menggabungkan</w:t>
-      </w:r>
-      <w:proofErr w:type="spellEnd"/>
-      <w:r>
-        <w:t xml:space="preserve"> </w:t>
-      </w:r>
-      <w:proofErr w:type="spellStart"/>
-      <w:r>
-        <w:t>elemen</w:t>
-      </w:r>
-      <w:proofErr w:type="spellEnd"/>
-      <w:r>
-        <w:t xml:space="preserve"> </w:t>
-      </w:r>
-      <w:proofErr w:type="spellStart"/>
-      <w:r>
-        <w:t>kualitatif</w:t>
-      </w:r>
-      <w:proofErr w:type="spellEnd"/>
-      <w:r>
-        <w:t xml:space="preserve"> (</w:t>
-      </w:r>
-      <w:proofErr w:type="spellStart"/>
-      <w:r>
-        <w:t>analisis</w:t>
-      </w:r>
-      <w:proofErr w:type="spellEnd"/>
-      <w:r>
-        <w:t xml:space="preserve"> </w:t>
-      </w:r>
-      <w:proofErr w:type="spellStart"/>
-      <w:r>
-        <w:t>kebutuhan</w:t>
-      </w:r>
-      <w:proofErr w:type="spellEnd"/>
-      <w:r>
-        <w:t xml:space="preserve">, </w:t>
-      </w:r>
-      <w:proofErr w:type="spellStart"/>
-      <w:r>
-        <w:t>wawancara</w:t>
-      </w:r>
-      <w:proofErr w:type="spellEnd"/>
-      <w:r>
-        <w:t xml:space="preserve">) dan </w:t>
-      </w:r>
-      <w:proofErr w:type="spellStart"/>
-      <w:r>
-        <w:t>kuantitatif</w:t>
-      </w:r>
-      <w:proofErr w:type="spellEnd"/>
-      <w:r>
-        <w:t xml:space="preserve"> (</w:t>
-      </w:r>
-      <w:proofErr w:type="spellStart"/>
-      <w:r>
-        <w:t>pengujian</w:t>
-      </w:r>
-      <w:proofErr w:type="spellEnd"/>
-      <w:r>
-        <w:t xml:space="preserve"> </w:t>
-      </w:r>
-      <w:proofErr w:type="spellStart"/>
-      <w:r>
-        <w:t>performa</w:t>
-      </w:r>
-      <w:proofErr w:type="spellEnd"/>
-      <w:r>
-        <w:t xml:space="preserve"> dan </w:t>
-      </w:r>
-      <w:proofErr w:type="spellStart"/>
-      <w:r>
-        <w:t>akurasi</w:t>
-      </w:r>
-      <w:proofErr w:type="spellEnd"/>
-      <w:r>
-        <w:t xml:space="preserve"> data).</w:t>
-      </w:r>
+      </w:r>
+      <w:r/>
+      <w:proofErr w:type="spellStart"/>
+      <w:r/>
+      <w:proofErr w:type="spellEnd"/>
+      <w:r/>
+      <w:proofErr w:type="spellStart"/>
+      <w:r/>
+      <w:proofErr w:type="spellEnd"/>
+      <w:r/>
+      <w:proofErr w:type="spellStart"/>
+      <w:r/>
+      <w:proofErr w:type="spellEnd"/>
+      <w:r/>
+      <w:proofErr w:type="spellStart"/>
+      <w:r/>
+      <w:proofErr w:type="spellEnd"/>
+      <w:r/>
+      <w:proofErr w:type="spellStart"/>
+      <w:r/>
+      <w:proofErr w:type="spellEnd"/>
+      <w:r/>
+      <w:proofErr w:type="spellStart"/>
+      <w:r/>
+      <w:proofErr w:type="spellEnd"/>
+      <w:r/>
+      <w:proofErr w:type="spellStart"/>
+      <w:r/>
+      <w:proofErr w:type="spellEnd"/>
+      <w:r/>
+      <w:proofErr w:type="spellStart"/>
+      <w:r/>
+      <w:proofErr w:type="spellEnd"/>
+      <w:r/>
+      <w:proofErr w:type="spellStart"/>
+      <w:r/>
+      <w:proofErr w:type="spellEnd"/>
+      <w:r/>
+      <w:proofErr w:type="spellStart"/>
+      <w:r/>
+      <w:proofErr w:type="spellEnd"/>
+      <w:r/>
     </w:p>
     <w:p>
       <w:r>
@@ -31941,184 +31815,97 @@
     </w:p>
     <w:p>
       <w:r>
-        <w:t xml:space="preserve">Metode </w:t>
-      </w:r>
-      <w:proofErr w:type="spellStart"/>
-      <w:r>
-        <w:t>utama</w:t>
-      </w:r>
-      <w:proofErr w:type="spellEnd"/>
-      <w:r>
-        <w:t xml:space="preserve"> yang </w:t>
-      </w:r>
-      <w:proofErr w:type="spellStart"/>
-      <w:r>
-        <w:t>digunakan</w:t>
-      </w:r>
-      <w:proofErr w:type="spellEnd"/>
-      <w:r>
-        <w:t xml:space="preserve"> </w:t>
-      </w:r>
-      <w:proofErr w:type="spellStart"/>
-      <w:r>
-        <w:t>adalah</w:t>
-      </w:r>
-      <w:proofErr w:type="spellEnd"/>
-      <w:r>
-        <w:t xml:space="preserve"> Scrum, </w:t>
-      </w:r>
-      <w:proofErr w:type="spellStart"/>
-      <w:r>
-        <w:t>sebuah</w:t>
-      </w:r>
-      <w:proofErr w:type="spellEnd"/>
-      <w:r>
-        <w:t xml:space="preserve"> </w:t>
-      </w:r>
-      <w:proofErr w:type="spellStart"/>
-      <w:r>
-        <w:t>kerangka</w:t>
-      </w:r>
-      <w:proofErr w:type="spellEnd"/>
-      <w:r>
-        <w:t xml:space="preserve"> </w:t>
-      </w:r>
-      <w:proofErr w:type="spellStart"/>
-      <w:r>
-        <w:t>kerja</w:t>
-      </w:r>
-      <w:proofErr w:type="spellEnd"/>
-      <w:r>
-        <w:t xml:space="preserve"> Agile yang </w:t>
-      </w:r>
-      <w:proofErr w:type="spellStart"/>
-      <w:r>
-        <w:t>menekankan</w:t>
-      </w:r>
-      <w:proofErr w:type="spellEnd"/>
-      <w:r>
-        <w:t xml:space="preserve"> </w:t>
-      </w:r>
-      <w:proofErr w:type="spellStart"/>
-      <w:r>
-        <w:t>iterasi</w:t>
-      </w:r>
-      <w:proofErr w:type="spellEnd"/>
-      <w:r>
-        <w:t xml:space="preserve"> </w:t>
-      </w:r>
-      <w:proofErr w:type="spellStart"/>
-      <w:r>
-        <w:t>cepat</w:t>
-      </w:r>
-      <w:proofErr w:type="spellEnd"/>
-      <w:r>
-        <w:t xml:space="preserve">, </w:t>
-      </w:r>
-      <w:proofErr w:type="spellStart"/>
-      <w:r>
-        <w:t>kolaborasi</w:t>
-      </w:r>
-      <w:proofErr w:type="spellEnd"/>
-      <w:r>
-        <w:t xml:space="preserve"> </w:t>
-      </w:r>
-      <w:proofErr w:type="spellStart"/>
-      <w:r>
-        <w:t>tim</w:t>
-      </w:r>
-      <w:proofErr w:type="spellEnd"/>
-      <w:r>
-        <w:t xml:space="preserve">, dan </w:t>
-      </w:r>
-      <w:proofErr w:type="spellStart"/>
-      <w:r>
-        <w:t>adaptasi</w:t>
-      </w:r>
-      <w:proofErr w:type="spellEnd"/>
-      <w:r>
-        <w:t xml:space="preserve"> </w:t>
-      </w:r>
-      <w:proofErr w:type="spellStart"/>
-      <w:r>
-        <w:t>terhadap</w:t>
-      </w:r>
-      <w:proofErr w:type="spellEnd"/>
-      <w:r>
-        <w:t xml:space="preserve"> </w:t>
-      </w:r>
-      <w:proofErr w:type="spellStart"/>
-      <w:r>
-        <w:t>perubahan</w:t>
-      </w:r>
-      <w:proofErr w:type="spellEnd"/>
-      <w:r>
-        <w:t xml:space="preserve"> </w:t>
-      </w:r>
-      <w:proofErr w:type="spellStart"/>
-      <w:r>
-        <w:t>kebutuhan</w:t>
-      </w:r>
-      <w:proofErr w:type="spellEnd"/>
-      <w:r>
-        <w:t xml:space="preserve">. </w:t>
-      </w:r>
-      <w:proofErr w:type="spellStart"/>
-      <w:r>
-        <w:t>Penerapan</w:t>
-      </w:r>
-      <w:proofErr w:type="spellEnd"/>
-      <w:r>
-        <w:t xml:space="preserve"> Scrum </w:t>
-      </w:r>
-      <w:proofErr w:type="spellStart"/>
-      <w:r>
-        <w:t>dalam</w:t>
-      </w:r>
-      <w:proofErr w:type="spellEnd"/>
-      <w:r>
-        <w:t xml:space="preserve"> </w:t>
-      </w:r>
-      <w:proofErr w:type="spellStart"/>
-      <w:r>
-        <w:t>pengembangan</w:t>
-      </w:r>
-      <w:proofErr w:type="spellEnd"/>
-      <w:r>
-        <w:t xml:space="preserve"> </w:t>
-      </w:r>
-      <w:proofErr w:type="spellStart"/>
-      <w:r>
-        <w:t>sistem</w:t>
-      </w:r>
-      <w:proofErr w:type="spellEnd"/>
-      <w:r>
-        <w:t xml:space="preserve"> yang </w:t>
-      </w:r>
-      <w:proofErr w:type="spellStart"/>
-      <w:r>
-        <w:t>dikembangkan</w:t>
-      </w:r>
-      <w:proofErr w:type="spellEnd"/>
-      <w:r>
-        <w:t xml:space="preserve"> </w:t>
-      </w:r>
-      <w:proofErr w:type="spellStart"/>
-      <w:r>
-        <w:t>meliputi</w:t>
-      </w:r>
-      <w:proofErr w:type="spellEnd"/>
-      <w:r>
-        <w:t xml:space="preserve"> </w:t>
-      </w:r>
-      <w:proofErr w:type="spellStart"/>
-      <w:r>
-        <w:t>tahapan</w:t>
-      </w:r>
-      <w:proofErr w:type="spellEnd"/>
-      <w:r>
-        <w:t>:</w:t>
-      </w:r>
+        <w:rPr/>
+        <w:t>Metode utama yang digunakan adalah Scrum, sebuah kerangka kerja Agile yang menekankan iterasi cepat, kolaborasi tim, dan adaptasi terhadap perubahan kebutuhan (Schwaber &amp; Sutherland, 2020). Scrum dipilih karena karakteristik proyek pengembangan sistem di lingkungan pemerintahan yang membutuhkan fleksibilitas tinggi dalam menghadapi regulasi dan kebutuhan internal pegawai yang dinamis (Abtokhi et al., 2023; Mergel et al., 2018). Penerapan Scrum dalam pengembangan sistem yang dikembangkan meliputi tahapan:</w:t>
+      </w:r>
+      <w:proofErr w:type="spellStart"/>
+      <w:r/>
+      <w:proofErr w:type="spellEnd"/>
+      <w:r/>
+      <w:proofErr w:type="spellStart"/>
+      <w:r/>
+      <w:proofErr w:type="spellEnd"/>
+      <w:r/>
+      <w:proofErr w:type="spellStart"/>
+      <w:r/>
+      <w:proofErr w:type="spellEnd"/>
+      <w:r/>
+      <w:proofErr w:type="spellStart"/>
+      <w:r/>
+      <w:proofErr w:type="spellEnd"/>
+      <w:r/>
+      <w:proofErr w:type="spellStart"/>
+      <w:r/>
+      <w:proofErr w:type="spellEnd"/>
+      <w:r/>
+      <w:proofErr w:type="spellStart"/>
+      <w:r/>
+      <w:proofErr w:type="spellEnd"/>
+      <w:r/>
+      <w:proofErr w:type="spellStart"/>
+      <w:r/>
+      <w:proofErr w:type="spellEnd"/>
+      <w:r/>
+      <w:proofErr w:type="spellStart"/>
+      <w:r/>
+      <w:proofErr w:type="spellEnd"/>
+      <w:r/>
+      <w:proofErr w:type="spellStart"/>
+      <w:r/>
+      <w:proofErr w:type="spellEnd"/>
+      <w:r/>
+      <w:proofErr w:type="spellStart"/>
+      <w:r/>
+      <w:proofErr w:type="spellEnd"/>
+      <w:r/>
+      <w:proofErr w:type="spellStart"/>
+      <w:r/>
+      <w:proofErr w:type="spellEnd"/>
+      <w:r/>
+      <w:proofErr w:type="spellStart"/>
+      <w:r/>
+      <w:proofErr w:type="spellEnd"/>
+      <w:r/>
+      <w:proofErr w:type="spellStart"/>
+      <w:r/>
+      <w:proofErr w:type="spellEnd"/>
+      <w:r/>
+      <w:proofErr w:type="spellStart"/>
+      <w:r/>
+      <w:proofErr w:type="spellEnd"/>
+      <w:r/>
+      <w:proofErr w:type="spellStart"/>
+      <w:r/>
+      <w:proofErr w:type="spellEnd"/>
+      <w:r/>
+      <w:proofErr w:type="spellStart"/>
+      <w:r/>
+      <w:proofErr w:type="spellEnd"/>
+      <w:r/>
+      <w:proofErr w:type="spellStart"/>
+      <w:r/>
+      <w:proofErr w:type="spellEnd"/>
+      <w:r/>
+      <w:proofErr w:type="spellStart"/>
+      <w:r/>
+      <w:proofErr w:type="spellEnd"/>
+      <w:r/>
+      <w:proofErr w:type="spellStart"/>
+      <w:r/>
+      <w:proofErr w:type="spellEnd"/>
+      <w:r/>
+      <w:proofErr w:type="spellStart"/>
+      <w:r/>
+      <w:proofErr w:type="spellEnd"/>
+      <w:r/>
+      <w:proofErr w:type="spellStart"/>
+      <w:r/>
+      <w:proofErr w:type="spellEnd"/>
+      <w:r/>
+      <w:proofErr w:type="spellStart"/>
+      <w:r/>
+      <w:proofErr w:type="spellEnd"/>
+      <w:r/>
     </w:p>
     <w:p>
       <w:pPr>
@@ -33883,623 +33670,535 @@
         <w:rPr>
           <w:color w:val="000000"/>
         </w:rPr>
-        <w:t xml:space="preserve">Data </w:t>
-      </w:r>
-      <w:proofErr w:type="spellStart"/>
-      <w:r>
-        <w:rPr>
-          <w:color w:val="000000"/>
-        </w:rPr>
-        <w:t>kualitatif</w:t>
-      </w:r>
-      <w:proofErr w:type="spellEnd"/>
-      <w:r>
-        <w:rPr>
-          <w:color w:val="000000"/>
-        </w:rPr>
-        <w:t xml:space="preserve"> yang </w:t>
-      </w:r>
-      <w:proofErr w:type="spellStart"/>
-      <w:r>
-        <w:rPr>
-          <w:color w:val="000000"/>
-        </w:rPr>
-        <w:t>dikumpul</w:t>
-      </w:r>
-      <w:proofErr w:type="spellEnd"/>
-      <w:r>
-        <w:rPr>
-          <w:color w:val="000000"/>
-        </w:rPr>
-        <w:t xml:space="preserve"> </w:t>
-      </w:r>
-      <w:proofErr w:type="spellStart"/>
-      <w:r>
-        <w:rPr>
-          <w:color w:val="000000"/>
-        </w:rPr>
-        <w:t>dari</w:t>
-      </w:r>
-      <w:proofErr w:type="spellEnd"/>
-      <w:r>
-        <w:rPr>
-          <w:color w:val="000000"/>
-        </w:rPr>
-        <w:t xml:space="preserve"> </w:t>
-      </w:r>
-      <w:proofErr w:type="spellStart"/>
-      <w:r>
-        <w:rPr>
-          <w:color w:val="000000"/>
-        </w:rPr>
-        <w:t>observasi</w:t>
-      </w:r>
-      <w:proofErr w:type="spellEnd"/>
-      <w:r>
-        <w:rPr>
-          <w:color w:val="000000"/>
-        </w:rPr>
-        <w:t xml:space="preserve"> (</w:t>
-      </w:r>
-      <w:proofErr w:type="spellStart"/>
-      <w:r>
-        <w:rPr>
-          <w:color w:val="000000"/>
-        </w:rPr>
-        <w:t>deskripsi</w:t>
-      </w:r>
-      <w:proofErr w:type="spellEnd"/>
-      <w:r>
-        <w:rPr>
-          <w:color w:val="000000"/>
-        </w:rPr>
-        <w:t xml:space="preserve"> proses </w:t>
-      </w:r>
-      <w:proofErr w:type="spellStart"/>
-      <w:r>
-        <w:rPr>
-          <w:color w:val="000000"/>
-        </w:rPr>
-        <w:t>kerja</w:t>
-      </w:r>
-      <w:proofErr w:type="spellEnd"/>
-      <w:r>
-        <w:rPr>
-          <w:color w:val="000000"/>
-        </w:rPr>
-        <w:t xml:space="preserve">), </w:t>
-      </w:r>
-      <w:proofErr w:type="spellStart"/>
-      <w:r>
-        <w:rPr>
-          <w:color w:val="000000"/>
-        </w:rPr>
-        <w:t>wawancara</w:t>
-      </w:r>
-      <w:proofErr w:type="spellEnd"/>
-      <w:r>
-        <w:rPr>
-          <w:color w:val="000000"/>
-        </w:rPr>
-        <w:t xml:space="preserve"> (</w:t>
-      </w:r>
-      <w:proofErr w:type="spellStart"/>
-      <w:r>
-        <w:rPr>
-          <w:color w:val="000000"/>
-        </w:rPr>
-        <w:t>opini</w:t>
-      </w:r>
-      <w:proofErr w:type="spellEnd"/>
-      <w:r>
-        <w:rPr>
-          <w:color w:val="000000"/>
-        </w:rPr>
-        <w:t xml:space="preserve"> dan saran </w:t>
-      </w:r>
-      <w:proofErr w:type="spellStart"/>
-      <w:r>
-        <w:rPr>
-          <w:color w:val="000000"/>
-        </w:rPr>
-        <w:t>pegawai</w:t>
-      </w:r>
-      <w:proofErr w:type="spellEnd"/>
-      <w:r>
-        <w:rPr>
-          <w:color w:val="000000"/>
-        </w:rPr>
-        <w:t xml:space="preserve">), </w:t>
-      </w:r>
-      <w:proofErr w:type="spellStart"/>
-      <w:r>
-        <w:rPr>
-          <w:color w:val="000000"/>
-        </w:rPr>
-        <w:t>angket</w:t>
-      </w:r>
-      <w:proofErr w:type="spellEnd"/>
-      <w:r>
-        <w:rPr>
-          <w:color w:val="000000"/>
-        </w:rPr>
-        <w:t xml:space="preserve"> (</w:t>
-      </w:r>
-      <w:proofErr w:type="spellStart"/>
-      <w:r>
-        <w:rPr>
-          <w:color w:val="000000"/>
-        </w:rPr>
-        <w:t>jawaban</w:t>
-      </w:r>
-      <w:proofErr w:type="spellEnd"/>
-      <w:r>
-        <w:rPr>
-          <w:color w:val="000000"/>
-        </w:rPr>
-        <w:t xml:space="preserve"> </w:t>
-      </w:r>
-      <w:proofErr w:type="spellStart"/>
-      <w:r>
-        <w:rPr>
-          <w:color w:val="000000"/>
-        </w:rPr>
-        <w:t>terbuka</w:t>
-      </w:r>
-      <w:proofErr w:type="spellEnd"/>
-      <w:r>
-        <w:rPr>
-          <w:color w:val="000000"/>
-        </w:rPr>
-        <w:t xml:space="preserve">), dan </w:t>
-      </w:r>
-      <w:proofErr w:type="spellStart"/>
-      <w:r>
-        <w:rPr>
-          <w:color w:val="000000"/>
-        </w:rPr>
-        <w:t>studi</w:t>
-      </w:r>
-      <w:proofErr w:type="spellEnd"/>
-      <w:r>
-        <w:rPr>
-          <w:color w:val="000000"/>
-        </w:rPr>
-        <w:t xml:space="preserve"> </w:t>
-      </w:r>
-      <w:proofErr w:type="spellStart"/>
-      <w:r>
-        <w:rPr>
-          <w:color w:val="000000"/>
-        </w:rPr>
-        <w:t>literatur</w:t>
-      </w:r>
-      <w:proofErr w:type="spellEnd"/>
-      <w:r>
-        <w:rPr>
-          <w:color w:val="000000"/>
-        </w:rPr>
-        <w:t xml:space="preserve"> (</w:t>
-      </w:r>
-      <w:proofErr w:type="spellStart"/>
-      <w:r>
-        <w:rPr>
-          <w:color w:val="000000"/>
-        </w:rPr>
-        <w:t>teori</w:t>
-      </w:r>
-      <w:proofErr w:type="spellEnd"/>
-      <w:r>
-        <w:rPr>
-          <w:color w:val="000000"/>
-        </w:rPr>
-        <w:t xml:space="preserve"> dan </w:t>
-      </w:r>
-      <w:proofErr w:type="spellStart"/>
-      <w:r>
-        <w:rPr>
-          <w:color w:val="000000"/>
-        </w:rPr>
-        <w:t>kasus</w:t>
-      </w:r>
-      <w:proofErr w:type="spellEnd"/>
-      <w:r>
-        <w:rPr>
-          <w:color w:val="000000"/>
-        </w:rPr>
-        <w:t xml:space="preserve"> </w:t>
-      </w:r>
-      <w:proofErr w:type="spellStart"/>
-      <w:r>
-        <w:rPr>
-          <w:color w:val="000000"/>
-        </w:rPr>
-        <w:t>serupa</w:t>
-      </w:r>
-      <w:proofErr w:type="spellEnd"/>
-      <w:r>
-        <w:rPr>
-          <w:color w:val="000000"/>
-        </w:rPr>
-        <w:t xml:space="preserve">) </w:t>
-      </w:r>
-      <w:proofErr w:type="spellStart"/>
-      <w:r>
-        <w:rPr>
-          <w:color w:val="000000"/>
-        </w:rPr>
-        <w:t>dianalisis</w:t>
-      </w:r>
-      <w:proofErr w:type="spellEnd"/>
-      <w:r>
-        <w:rPr>
-          <w:color w:val="000000"/>
-        </w:rPr>
-        <w:t xml:space="preserve"> </w:t>
-      </w:r>
-      <w:proofErr w:type="spellStart"/>
-      <w:r>
-        <w:rPr>
-          <w:color w:val="000000"/>
-        </w:rPr>
-        <w:t>menggunakan</w:t>
-      </w:r>
-      <w:proofErr w:type="spellEnd"/>
-      <w:r>
-        <w:rPr>
-          <w:color w:val="000000"/>
-        </w:rPr>
-        <w:t xml:space="preserve"> </w:t>
-      </w:r>
-      <w:proofErr w:type="spellStart"/>
-      <w:r>
-        <w:rPr>
-          <w:color w:val="000000"/>
-        </w:rPr>
-        <w:t>metode</w:t>
-      </w:r>
-      <w:proofErr w:type="spellEnd"/>
-      <w:r>
-        <w:rPr>
-          <w:color w:val="000000"/>
-        </w:rPr>
-        <w:t xml:space="preserve"> </w:t>
-      </w:r>
-      <w:proofErr w:type="spellStart"/>
-      <w:r>
-        <w:rPr>
-          <w:color w:val="000000"/>
-        </w:rPr>
-        <w:t>analisis</w:t>
-      </w:r>
-      <w:proofErr w:type="spellEnd"/>
-      <w:r>
-        <w:rPr>
-          <w:color w:val="000000"/>
-        </w:rPr>
-        <w:t xml:space="preserve"> </w:t>
-      </w:r>
-      <w:proofErr w:type="spellStart"/>
-      <w:r>
-        <w:rPr>
-          <w:color w:val="000000"/>
-        </w:rPr>
-        <w:t>konten</w:t>
-      </w:r>
-      <w:proofErr w:type="spellEnd"/>
-      <w:r>
-        <w:rPr>
-          <w:color w:val="000000"/>
-        </w:rPr>
-        <w:t xml:space="preserve"> </w:t>
-      </w:r>
-      <w:proofErr w:type="spellStart"/>
-      <w:r>
-        <w:rPr>
-          <w:color w:val="000000"/>
-        </w:rPr>
-        <w:t>tematik</w:t>
-      </w:r>
-      <w:proofErr w:type="spellEnd"/>
-      <w:r>
-        <w:rPr>
-          <w:color w:val="000000"/>
-        </w:rPr>
-        <w:t xml:space="preserve"> (thematic content analysis). Metode </w:t>
-      </w:r>
-      <w:proofErr w:type="spellStart"/>
-      <w:r>
-        <w:rPr>
-          <w:color w:val="000000"/>
-        </w:rPr>
-        <w:t>ini</w:t>
-      </w:r>
-      <w:proofErr w:type="spellEnd"/>
-      <w:r>
-        <w:rPr>
-          <w:color w:val="000000"/>
-        </w:rPr>
-        <w:t xml:space="preserve"> </w:t>
-      </w:r>
-      <w:proofErr w:type="spellStart"/>
-      <w:r>
-        <w:rPr>
-          <w:color w:val="000000"/>
-        </w:rPr>
-        <w:t>melibatkan</w:t>
-      </w:r>
-      <w:proofErr w:type="spellEnd"/>
-      <w:r>
-        <w:rPr>
-          <w:color w:val="000000"/>
-        </w:rPr>
-        <w:t xml:space="preserve"> </w:t>
-      </w:r>
-      <w:proofErr w:type="spellStart"/>
-      <w:r>
-        <w:rPr>
-          <w:color w:val="000000"/>
-        </w:rPr>
-        <w:t>identifikasi</w:t>
-      </w:r>
-      <w:proofErr w:type="spellEnd"/>
-      <w:r>
-        <w:rPr>
-          <w:color w:val="000000"/>
-        </w:rPr>
-        <w:t xml:space="preserve"> </w:t>
-      </w:r>
-      <w:proofErr w:type="spellStart"/>
-      <w:r>
-        <w:rPr>
-          <w:color w:val="000000"/>
-        </w:rPr>
-        <w:t>pola</w:t>
-      </w:r>
-      <w:proofErr w:type="spellEnd"/>
-      <w:r>
-        <w:rPr>
-          <w:color w:val="000000"/>
-        </w:rPr>
-        <w:t xml:space="preserve">, </w:t>
-      </w:r>
-      <w:proofErr w:type="spellStart"/>
-      <w:r>
-        <w:rPr>
-          <w:color w:val="000000"/>
-        </w:rPr>
-        <w:t>tema</w:t>
-      </w:r>
-      <w:proofErr w:type="spellEnd"/>
-      <w:r>
-        <w:rPr>
-          <w:color w:val="000000"/>
-        </w:rPr>
-        <w:t xml:space="preserve">, and </w:t>
-      </w:r>
-      <w:proofErr w:type="spellStart"/>
-      <w:r>
-        <w:rPr>
-          <w:color w:val="000000"/>
-        </w:rPr>
-        <w:t>kategori</w:t>
-      </w:r>
-      <w:proofErr w:type="spellEnd"/>
-      <w:r>
-        <w:rPr>
-          <w:color w:val="000000"/>
-        </w:rPr>
-        <w:t xml:space="preserve"> </w:t>
-      </w:r>
-      <w:proofErr w:type="spellStart"/>
-      <w:r>
-        <w:rPr>
-          <w:color w:val="000000"/>
-        </w:rPr>
-        <w:t>dari</w:t>
-      </w:r>
-      <w:proofErr w:type="spellEnd"/>
-      <w:r>
-        <w:rPr>
-          <w:color w:val="000000"/>
-        </w:rPr>
-        <w:t xml:space="preserve"> data </w:t>
-      </w:r>
-      <w:proofErr w:type="spellStart"/>
-      <w:r>
-        <w:rPr>
-          <w:color w:val="000000"/>
-        </w:rPr>
-        <w:t>untuk</w:t>
-      </w:r>
-      <w:proofErr w:type="spellEnd"/>
-      <w:r>
-        <w:rPr>
-          <w:color w:val="000000"/>
-        </w:rPr>
-        <w:t xml:space="preserve"> </w:t>
-      </w:r>
-      <w:proofErr w:type="spellStart"/>
-      <w:r>
-        <w:rPr>
-          <w:color w:val="000000"/>
-        </w:rPr>
-        <w:t>menjawab</w:t>
-      </w:r>
-      <w:proofErr w:type="spellEnd"/>
-      <w:r>
-        <w:rPr>
-          <w:color w:val="000000"/>
-        </w:rPr>
-        <w:t xml:space="preserve"> </w:t>
-      </w:r>
-      <w:proofErr w:type="spellStart"/>
-      <w:r>
-        <w:rPr>
-          <w:color w:val="000000"/>
-        </w:rPr>
-        <w:t>pertanyaan</w:t>
-      </w:r>
-      <w:proofErr w:type="spellEnd"/>
-      <w:r>
-        <w:rPr>
-          <w:color w:val="000000"/>
-        </w:rPr>
-        <w:t xml:space="preserve"> </w:t>
-      </w:r>
-      <w:proofErr w:type="spellStart"/>
-      <w:r>
-        <w:rPr>
-          <w:color w:val="000000"/>
-        </w:rPr>
-        <w:t>penelitian</w:t>
-      </w:r>
-      <w:proofErr w:type="spellEnd"/>
-      <w:r>
-        <w:rPr>
-          <w:color w:val="000000"/>
-        </w:rPr>
-        <w:t xml:space="preserve"> </w:t>
-      </w:r>
-      <w:proofErr w:type="spellStart"/>
-      <w:r>
-        <w:rPr>
-          <w:color w:val="000000"/>
-        </w:rPr>
-        <w:t>seperti</w:t>
-      </w:r>
-      <w:proofErr w:type="spellEnd"/>
-      <w:r>
-        <w:rPr>
-          <w:color w:val="000000"/>
-        </w:rPr>
-        <w:t xml:space="preserve"> "Apa </w:t>
-      </w:r>
-      <w:proofErr w:type="spellStart"/>
-      <w:r>
-        <w:rPr>
-          <w:color w:val="000000"/>
-        </w:rPr>
-        <w:t>kebutuhan</w:t>
-      </w:r>
-      <w:proofErr w:type="spellEnd"/>
-      <w:r>
-        <w:rPr>
-          <w:color w:val="000000"/>
-        </w:rPr>
-        <w:t xml:space="preserve"> </w:t>
-      </w:r>
-      <w:proofErr w:type="spellStart"/>
-      <w:r>
-        <w:rPr>
-          <w:color w:val="000000"/>
-        </w:rPr>
-        <w:t>utama</w:t>
-      </w:r>
-      <w:proofErr w:type="spellEnd"/>
-      <w:r>
-        <w:rPr>
-          <w:color w:val="000000"/>
-        </w:rPr>
-        <w:t xml:space="preserve"> </w:t>
-      </w:r>
-      <w:proofErr w:type="spellStart"/>
-      <w:r>
-        <w:rPr>
-          <w:color w:val="000000"/>
-        </w:rPr>
-        <w:t>pegawai</w:t>
-      </w:r>
-      <w:proofErr w:type="spellEnd"/>
-      <w:r>
-        <w:rPr>
-          <w:color w:val="000000"/>
-        </w:rPr>
-        <w:t xml:space="preserve"> </w:t>
-      </w:r>
-      <w:proofErr w:type="spellStart"/>
-      <w:r>
-        <w:rPr>
-          <w:color w:val="000000"/>
-        </w:rPr>
-        <w:t>terkait</w:t>
-      </w:r>
-      <w:proofErr w:type="spellEnd"/>
-      <w:r>
-        <w:rPr>
-          <w:color w:val="000000"/>
-        </w:rPr>
-        <w:t xml:space="preserve"> </w:t>
-      </w:r>
-      <w:proofErr w:type="spellStart"/>
-      <w:r>
-        <w:rPr>
-          <w:color w:val="000000"/>
-        </w:rPr>
-        <w:t>sistem</w:t>
-      </w:r>
-      <w:proofErr w:type="spellEnd"/>
-      <w:r>
-        <w:rPr>
-          <w:color w:val="000000"/>
-        </w:rPr>
-        <w:t xml:space="preserve"> scoring </w:t>
-      </w:r>
-      <w:proofErr w:type="spellStart"/>
-      <w:r>
-        <w:rPr>
-          <w:color w:val="000000"/>
-        </w:rPr>
-        <w:t>otomatis</w:t>
-      </w:r>
-      <w:proofErr w:type="spellEnd"/>
-      <w:r>
-        <w:rPr>
-          <w:color w:val="000000"/>
-        </w:rPr>
-        <w:t xml:space="preserve"> </w:t>
-      </w:r>
-      <w:proofErr w:type="spellStart"/>
-      <w:r>
-        <w:rPr>
-          <w:color w:val="000000"/>
-        </w:rPr>
-        <w:t>dalam</w:t>
-      </w:r>
-      <w:proofErr w:type="spellEnd"/>
-      <w:r>
-        <w:rPr>
-          <w:color w:val="000000"/>
-        </w:rPr>
-        <w:t xml:space="preserve"> </w:t>
-      </w:r>
-      <w:proofErr w:type="spellStart"/>
-      <w:r>
-        <w:rPr>
-          <w:color w:val="000000"/>
-        </w:rPr>
-        <w:t>evaluasi</w:t>
-      </w:r>
-      <w:proofErr w:type="spellEnd"/>
-      <w:r>
-        <w:rPr>
-          <w:color w:val="000000"/>
-        </w:rPr>
-        <w:t xml:space="preserve"> </w:t>
-      </w:r>
-      <w:proofErr w:type="spellStart"/>
-      <w:r>
-        <w:rPr>
-          <w:color w:val="000000"/>
-        </w:rPr>
-        <w:t>laporan</w:t>
-      </w:r>
-      <w:proofErr w:type="spellEnd"/>
-      <w:r>
-        <w:rPr>
-          <w:color w:val="000000"/>
-        </w:rPr>
-        <w:t>?".</w:t>
+        <w:t>Data kualitatif yang dikumpul dari observasi (deskripsi proses kerja), wawancara (opini dan saran pegawai), angket (jawaban terbuka), dan studi literatur (teori dan kasus serupa) dianalisis menggunakan metode analisis konten tematik (thematic content analysis). Metode ini melibatkan identifikasi pola, tema, dan kategori dari data untuk menjawab pertanyaan penelitian seperti "Apa kebutuhan utama pegawai terkait sistem scoring otomatis dalam evaluasi laporan?".</w:t>
+      </w:r>
+      <w:proofErr w:type="spellStart"/>
+      <w:r>
+        <w:rPr>
+          <w:color w:val="000000"/>
+        </w:rPr>
+      </w:r>
+      <w:proofErr w:type="spellEnd"/>
+      <w:r>
+        <w:rPr>
+          <w:color w:val="000000"/>
+        </w:rPr>
+      </w:r>
+      <w:proofErr w:type="spellStart"/>
+      <w:r>
+        <w:rPr>
+          <w:color w:val="000000"/>
+        </w:rPr>
+      </w:r>
+      <w:proofErr w:type="spellEnd"/>
+      <w:r>
+        <w:rPr>
+          <w:color w:val="000000"/>
+        </w:rPr>
+      </w:r>
+      <w:proofErr w:type="spellStart"/>
+      <w:r>
+        <w:rPr>
+          <w:color w:val="000000"/>
+        </w:rPr>
+      </w:r>
+      <w:proofErr w:type="spellEnd"/>
+      <w:r>
+        <w:rPr>
+          <w:color w:val="000000"/>
+        </w:rPr>
+      </w:r>
+      <w:proofErr w:type="spellStart"/>
+      <w:r>
+        <w:rPr>
+          <w:color w:val="000000"/>
+        </w:rPr>
+      </w:r>
+      <w:proofErr w:type="spellEnd"/>
+      <w:r>
+        <w:rPr>
+          <w:color w:val="000000"/>
+        </w:rPr>
+      </w:r>
+      <w:proofErr w:type="spellStart"/>
+      <w:r>
+        <w:rPr>
+          <w:color w:val="000000"/>
+        </w:rPr>
+      </w:r>
+      <w:proofErr w:type="spellEnd"/>
+      <w:r>
+        <w:rPr>
+          <w:color w:val="000000"/>
+        </w:rPr>
+      </w:r>
+      <w:proofErr w:type="spellStart"/>
+      <w:r>
+        <w:rPr>
+          <w:color w:val="000000"/>
+        </w:rPr>
+      </w:r>
+      <w:proofErr w:type="spellEnd"/>
+      <w:r>
+        <w:rPr>
+          <w:color w:val="000000"/>
+        </w:rPr>
+      </w:r>
+      <w:proofErr w:type="spellStart"/>
+      <w:r>
+        <w:rPr>
+          <w:color w:val="000000"/>
+        </w:rPr>
+      </w:r>
+      <w:proofErr w:type="spellEnd"/>
+      <w:r>
+        <w:rPr>
+          <w:color w:val="000000"/>
+        </w:rPr>
+      </w:r>
+      <w:proofErr w:type="spellStart"/>
+      <w:r>
+        <w:rPr>
+          <w:color w:val="000000"/>
+        </w:rPr>
+      </w:r>
+      <w:proofErr w:type="spellEnd"/>
+      <w:r>
+        <w:rPr>
+          <w:color w:val="000000"/>
+        </w:rPr>
+      </w:r>
+      <w:proofErr w:type="spellStart"/>
+      <w:r>
+        <w:rPr>
+          <w:color w:val="000000"/>
+        </w:rPr>
+      </w:r>
+      <w:proofErr w:type="spellEnd"/>
+      <w:r>
+        <w:rPr>
+          <w:color w:val="000000"/>
+        </w:rPr>
+      </w:r>
+      <w:proofErr w:type="spellStart"/>
+      <w:r>
+        <w:rPr>
+          <w:color w:val="000000"/>
+        </w:rPr>
+      </w:r>
+      <w:proofErr w:type="spellEnd"/>
+      <w:r>
+        <w:rPr>
+          <w:color w:val="000000"/>
+        </w:rPr>
+      </w:r>
+      <w:proofErr w:type="spellStart"/>
+      <w:r>
+        <w:rPr>
+          <w:color w:val="000000"/>
+        </w:rPr>
+      </w:r>
+      <w:proofErr w:type="spellEnd"/>
+      <w:r>
+        <w:rPr>
+          <w:color w:val="000000"/>
+        </w:rPr>
+      </w:r>
+      <w:proofErr w:type="spellStart"/>
+      <w:r>
+        <w:rPr>
+          <w:color w:val="000000"/>
+        </w:rPr>
+      </w:r>
+      <w:proofErr w:type="spellEnd"/>
+      <w:r>
+        <w:rPr>
+          <w:color w:val="000000"/>
+        </w:rPr>
+      </w:r>
+      <w:proofErr w:type="spellStart"/>
+      <w:r>
+        <w:rPr>
+          <w:color w:val="000000"/>
+        </w:rPr>
+      </w:r>
+      <w:proofErr w:type="spellEnd"/>
+      <w:r>
+        <w:rPr>
+          <w:color w:val="000000"/>
+        </w:rPr>
+      </w:r>
+      <w:proofErr w:type="spellStart"/>
+      <w:r>
+        <w:rPr>
+          <w:color w:val="000000"/>
+        </w:rPr>
+      </w:r>
+      <w:proofErr w:type="spellEnd"/>
+      <w:r>
+        <w:rPr>
+          <w:color w:val="000000"/>
+        </w:rPr>
+      </w:r>
+      <w:proofErr w:type="spellStart"/>
+      <w:r>
+        <w:rPr>
+          <w:color w:val="000000"/>
+        </w:rPr>
+      </w:r>
+      <w:proofErr w:type="spellEnd"/>
+      <w:r>
+        <w:rPr>
+          <w:color w:val="000000"/>
+        </w:rPr>
+      </w:r>
+      <w:proofErr w:type="spellStart"/>
+      <w:r>
+        <w:rPr>
+          <w:color w:val="000000"/>
+        </w:rPr>
+      </w:r>
+      <w:proofErr w:type="spellEnd"/>
+      <w:r>
+        <w:rPr>
+          <w:color w:val="000000"/>
+        </w:rPr>
+      </w:r>
+      <w:proofErr w:type="spellStart"/>
+      <w:r>
+        <w:rPr>
+          <w:color w:val="000000"/>
+        </w:rPr>
+      </w:r>
+      <w:proofErr w:type="spellEnd"/>
+      <w:r>
+        <w:rPr>
+          <w:color w:val="000000"/>
+        </w:rPr>
+      </w:r>
+      <w:proofErr w:type="spellStart"/>
+      <w:r>
+        <w:rPr>
+          <w:color w:val="000000"/>
+        </w:rPr>
+      </w:r>
+      <w:proofErr w:type="spellEnd"/>
+      <w:r>
+        <w:rPr>
+          <w:color w:val="000000"/>
+        </w:rPr>
+      </w:r>
+      <w:proofErr w:type="spellStart"/>
+      <w:r>
+        <w:rPr>
+          <w:color w:val="000000"/>
+        </w:rPr>
+      </w:r>
+      <w:proofErr w:type="spellEnd"/>
+      <w:r>
+        <w:rPr>
+          <w:color w:val="000000"/>
+        </w:rPr>
+      </w:r>
+      <w:proofErr w:type="spellStart"/>
+      <w:r>
+        <w:rPr>
+          <w:color w:val="000000"/>
+        </w:rPr>
+      </w:r>
+      <w:proofErr w:type="spellEnd"/>
+      <w:r>
+        <w:rPr>
+          <w:color w:val="000000"/>
+        </w:rPr>
+      </w:r>
+      <w:proofErr w:type="spellStart"/>
+      <w:r>
+        <w:rPr>
+          <w:color w:val="000000"/>
+        </w:rPr>
+      </w:r>
+      <w:proofErr w:type="spellEnd"/>
+      <w:r>
+        <w:rPr>
+          <w:color w:val="000000"/>
+        </w:rPr>
+      </w:r>
+      <w:proofErr w:type="spellStart"/>
+      <w:r>
+        <w:rPr>
+          <w:color w:val="000000"/>
+        </w:rPr>
+      </w:r>
+      <w:proofErr w:type="spellEnd"/>
+      <w:r>
+        <w:rPr>
+          <w:color w:val="000000"/>
+        </w:rPr>
+      </w:r>
+      <w:proofErr w:type="spellStart"/>
+      <w:r>
+        <w:rPr>
+          <w:color w:val="000000"/>
+        </w:rPr>
+      </w:r>
+      <w:proofErr w:type="spellEnd"/>
+      <w:r>
+        <w:rPr>
+          <w:color w:val="000000"/>
+        </w:rPr>
+      </w:r>
+      <w:proofErr w:type="spellStart"/>
+      <w:r>
+        <w:rPr>
+          <w:color w:val="000000"/>
+        </w:rPr>
+      </w:r>
+      <w:proofErr w:type="spellEnd"/>
+      <w:r>
+        <w:rPr>
+          <w:color w:val="000000"/>
+        </w:rPr>
+      </w:r>
+      <w:proofErr w:type="spellStart"/>
+      <w:r>
+        <w:rPr>
+          <w:color w:val="000000"/>
+        </w:rPr>
+      </w:r>
+      <w:proofErr w:type="spellEnd"/>
+      <w:r>
+        <w:rPr>
+          <w:color w:val="000000"/>
+        </w:rPr>
+      </w:r>
+      <w:proofErr w:type="spellStart"/>
+      <w:r>
+        <w:rPr>
+          <w:color w:val="000000"/>
+        </w:rPr>
+      </w:r>
+      <w:proofErr w:type="spellEnd"/>
+      <w:r>
+        <w:rPr>
+          <w:color w:val="000000"/>
+        </w:rPr>
+      </w:r>
+      <w:proofErr w:type="spellStart"/>
+      <w:r>
+        <w:rPr>
+          <w:color w:val="000000"/>
+        </w:rPr>
+      </w:r>
+      <w:proofErr w:type="spellEnd"/>
+      <w:r>
+        <w:rPr>
+          <w:color w:val="000000"/>
+        </w:rPr>
+      </w:r>
+      <w:proofErr w:type="spellStart"/>
+      <w:r>
+        <w:rPr>
+          <w:color w:val="000000"/>
+        </w:rPr>
+      </w:r>
+      <w:proofErr w:type="spellEnd"/>
+      <w:r>
+        <w:rPr>
+          <w:color w:val="000000"/>
+        </w:rPr>
+      </w:r>
+      <w:proofErr w:type="spellStart"/>
+      <w:r>
+        <w:rPr>
+          <w:color w:val="000000"/>
+        </w:rPr>
+      </w:r>
+      <w:proofErr w:type="spellEnd"/>
+      <w:r>
+        <w:rPr>
+          <w:color w:val="000000"/>
+        </w:rPr>
+      </w:r>
+      <w:proofErr w:type="spellStart"/>
+      <w:r>
+        <w:rPr>
+          <w:color w:val="000000"/>
+        </w:rPr>
+      </w:r>
+      <w:proofErr w:type="spellEnd"/>
+      <w:r>
+        <w:rPr>
+          <w:color w:val="000000"/>
+        </w:rPr>
+      </w:r>
+      <w:proofErr w:type="spellStart"/>
+      <w:r>
+        <w:rPr>
+          <w:color w:val="000000"/>
+        </w:rPr>
+      </w:r>
+      <w:proofErr w:type="spellEnd"/>
+      <w:r>
+        <w:rPr>
+          <w:color w:val="000000"/>
+        </w:rPr>
+      </w:r>
+      <w:proofErr w:type="spellStart"/>
+      <w:r>
+        <w:rPr>
+          <w:color w:val="000000"/>
+        </w:rPr>
+      </w:r>
+      <w:proofErr w:type="spellEnd"/>
+      <w:r>
+        <w:rPr>
+          <w:color w:val="000000"/>
+        </w:rPr>
+      </w:r>
+      <w:proofErr w:type="spellStart"/>
+      <w:r>
+        <w:rPr>
+          <w:color w:val="000000"/>
+        </w:rPr>
+      </w:r>
+      <w:proofErr w:type="spellEnd"/>
+      <w:r>
+        <w:rPr>
+          <w:color w:val="000000"/>
+        </w:rPr>
+      </w:r>
+      <w:proofErr w:type="spellStart"/>
+      <w:r>
+        <w:rPr>
+          <w:color w:val="000000"/>
+        </w:rPr>
+      </w:r>
+      <w:proofErr w:type="spellEnd"/>
+      <w:r>
+        <w:rPr>
+          <w:color w:val="000000"/>
+        </w:rPr>
+      </w:r>
+      <w:proofErr w:type="spellStart"/>
+      <w:r>
+        <w:rPr>
+          <w:color w:val="000000"/>
+        </w:rPr>
+      </w:r>
+      <w:proofErr w:type="spellEnd"/>
+      <w:r>
+        <w:rPr>
+          <w:color w:val="000000"/>
+        </w:rPr>
+      </w:r>
+      <w:proofErr w:type="spellStart"/>
+      <w:r>
+        <w:rPr>
+          <w:color w:val="000000"/>
+        </w:rPr>
+      </w:r>
+      <w:proofErr w:type="spellEnd"/>
+      <w:r>
+        <w:rPr>
+          <w:color w:val="000000"/>
+        </w:rPr>
+      </w:r>
+      <w:proofErr w:type="spellStart"/>
+      <w:r>
+        <w:rPr>
+          <w:color w:val="000000"/>
+        </w:rPr>
+      </w:r>
+      <w:proofErr w:type="spellEnd"/>
+      <w:r>
+        <w:rPr>
+          <w:color w:val="000000"/>
+        </w:rPr>
+      </w:r>
+      <w:proofErr w:type="spellStart"/>
+      <w:r>
+        <w:rPr>
+          <w:color w:val="000000"/>
+        </w:rPr>
+      </w:r>
+      <w:proofErr w:type="spellEnd"/>
+      <w:r>
+        <w:rPr>
+          <w:color w:val="000000"/>
+        </w:rPr>
+      </w:r>
+      <w:proofErr w:type="spellStart"/>
+      <w:r>
+        <w:rPr>
+          <w:color w:val="000000"/>
+        </w:rPr>
+      </w:r>
+      <w:proofErr w:type="spellEnd"/>
+      <w:r>
+        <w:rPr>
+          <w:color w:val="000000"/>
+        </w:rPr>
+      </w:r>
+      <w:proofErr w:type="spellStart"/>
+      <w:r>
+        <w:rPr>
+          <w:color w:val="000000"/>
+        </w:rPr>
+      </w:r>
+      <w:proofErr w:type="spellEnd"/>
+      <w:r>
+        <w:rPr>
+          <w:color w:val="000000"/>
+        </w:rPr>
+      </w:r>
+      <w:proofErr w:type="spellStart"/>
+      <w:r>
+        <w:rPr>
+          <w:color w:val="000000"/>
+        </w:rPr>
+      </w:r>
+      <w:proofErr w:type="spellEnd"/>
+      <w:r>
+        <w:rPr>
+          <w:color w:val="000000"/>
+        </w:rPr>
+      </w:r>
+      <w:proofErr w:type="spellStart"/>
+      <w:r>
+        <w:rPr>
+          <w:color w:val="000000"/>
+        </w:rPr>
+      </w:r>
+      <w:proofErr w:type="spellEnd"/>
+      <w:r>
+        <w:rPr>
+          <w:color w:val="000000"/>
+        </w:rPr>
+      </w:r>
+      <w:proofErr w:type="spellStart"/>
+      <w:r>
+        <w:rPr>
+          <w:color w:val="000000"/>
+        </w:rPr>
+      </w:r>
+      <w:proofErr w:type="spellEnd"/>
+      <w:r>
+        <w:rPr>
+          <w:color w:val="000000"/>
+        </w:rPr>
+      </w:r>
+      <w:proofErr w:type="spellStart"/>
+      <w:r>
+        <w:rPr>
+          <w:color w:val="000000"/>
+        </w:rPr>
+      </w:r>
+      <w:proofErr w:type="spellEnd"/>
+      <w:r>
+        <w:rPr>
+          <w:color w:val="000000"/>
+        </w:rPr>
       </w:r>
     </w:p>
     <w:p>
@@ -34747,217 +34446,187 @@
           <w:lang w:val="fi-FI"/>
         </w:rPr>
         <w:tab/>
-        <w:t xml:space="preserve">Pengkodean (Coding): Menggunakan open coding (pengkodean awal untuk identifikasi konsep dasar), axial coding (menghubungkan kode menjadi tema), and selective coding (memfokuskan pada tema utama). </w:t>
-      </w:r>
-      <w:proofErr w:type="spellStart"/>
-      <w:r>
-        <w:rPr>
-          <w:color w:val="000000"/>
-        </w:rPr>
-        <w:t>Misalnya</w:t>
-      </w:r>
-      <w:proofErr w:type="spellEnd"/>
-      <w:r>
-        <w:rPr>
-          <w:color w:val="000000"/>
-        </w:rPr>
-        <w:t xml:space="preserve">, </w:t>
-      </w:r>
-      <w:proofErr w:type="spellStart"/>
-      <w:r>
-        <w:rPr>
-          <w:color w:val="000000"/>
-        </w:rPr>
-        <w:t>kode</w:t>
-      </w:r>
-      <w:proofErr w:type="spellEnd"/>
-      <w:r>
-        <w:rPr>
-          <w:color w:val="000000"/>
-        </w:rPr>
-        <w:t xml:space="preserve"> </w:t>
-      </w:r>
-      <w:proofErr w:type="spellStart"/>
-      <w:r>
-        <w:rPr>
-          <w:color w:val="000000"/>
-        </w:rPr>
-        <w:t>seperti</w:t>
-      </w:r>
-      <w:proofErr w:type="spellEnd"/>
-      <w:r>
-        <w:rPr>
-          <w:color w:val="000000"/>
-        </w:rPr>
-        <w:t xml:space="preserve"> "</w:t>
-      </w:r>
-      <w:proofErr w:type="spellStart"/>
-      <w:r>
-        <w:rPr>
-          <w:color w:val="000000"/>
-        </w:rPr>
-        <w:t>inefisiensi</w:t>
-      </w:r>
-      <w:proofErr w:type="spellEnd"/>
-      <w:r>
-        <w:rPr>
-          <w:color w:val="000000"/>
-        </w:rPr>
-        <w:t xml:space="preserve"> manual" </w:t>
-      </w:r>
-      <w:proofErr w:type="spellStart"/>
-      <w:r>
-        <w:rPr>
-          <w:color w:val="000000"/>
-        </w:rPr>
-        <w:t>atau</w:t>
-      </w:r>
-      <w:proofErr w:type="spellEnd"/>
-      <w:r>
-        <w:rPr>
-          <w:color w:val="000000"/>
-        </w:rPr>
-        <w:t xml:space="preserve"> "</w:t>
-      </w:r>
-      <w:proofErr w:type="spellStart"/>
-      <w:r>
-        <w:rPr>
-          <w:color w:val="000000"/>
-        </w:rPr>
-        <w:t>kebutuhan</w:t>
-      </w:r>
-      <w:proofErr w:type="spellEnd"/>
-      <w:r>
-        <w:rPr>
-          <w:color w:val="000000"/>
-        </w:rPr>
-        <w:t xml:space="preserve"> </w:t>
-      </w:r>
-      <w:proofErr w:type="spellStart"/>
-      <w:r>
-        <w:rPr>
-          <w:color w:val="000000"/>
-        </w:rPr>
-        <w:t>sistem</w:t>
-      </w:r>
-      <w:proofErr w:type="spellEnd"/>
-      <w:r>
-        <w:rPr>
-          <w:color w:val="000000"/>
-        </w:rPr>
-        <w:t xml:space="preserve"> scoring </w:t>
-      </w:r>
-      <w:proofErr w:type="spellStart"/>
-      <w:r>
-        <w:rPr>
-          <w:color w:val="000000"/>
-        </w:rPr>
-        <w:t>otomatis</w:t>
-      </w:r>
-      <w:proofErr w:type="spellEnd"/>
-      <w:r>
-        <w:rPr>
-          <w:color w:val="000000"/>
-        </w:rPr>
-        <w:t xml:space="preserve"> </w:t>
-      </w:r>
-      <w:proofErr w:type="spellStart"/>
-      <w:r>
-        <w:rPr>
-          <w:color w:val="000000"/>
-        </w:rPr>
-        <w:t>analisis</w:t>
-      </w:r>
-      <w:proofErr w:type="spellEnd"/>
-      <w:r>
-        <w:rPr>
-          <w:color w:val="000000"/>
-        </w:rPr>
-        <w:t xml:space="preserve">" </w:t>
-      </w:r>
-      <w:proofErr w:type="spellStart"/>
-      <w:r>
-        <w:rPr>
-          <w:color w:val="000000"/>
-        </w:rPr>
-        <w:t>dikelompokkan</w:t>
-      </w:r>
-      <w:proofErr w:type="spellEnd"/>
-      <w:r>
-        <w:rPr>
-          <w:color w:val="000000"/>
-        </w:rPr>
-        <w:t xml:space="preserve"> </w:t>
-      </w:r>
-      <w:proofErr w:type="spellStart"/>
-      <w:r>
-        <w:rPr>
-          <w:color w:val="000000"/>
-        </w:rPr>
-        <w:t>menjadi</w:t>
-      </w:r>
-      <w:proofErr w:type="spellEnd"/>
-      <w:r>
-        <w:rPr>
-          <w:color w:val="000000"/>
-        </w:rPr>
-        <w:t xml:space="preserve"> </w:t>
-      </w:r>
-      <w:proofErr w:type="spellStart"/>
-      <w:r>
-        <w:rPr>
-          <w:color w:val="000000"/>
-        </w:rPr>
-        <w:t>tema</w:t>
-      </w:r>
-      <w:proofErr w:type="spellEnd"/>
-      <w:r>
-        <w:rPr>
-          <w:color w:val="000000"/>
-        </w:rPr>
-        <w:t xml:space="preserve"> "</w:t>
-      </w:r>
-      <w:proofErr w:type="spellStart"/>
-      <w:r>
-        <w:rPr>
-          <w:color w:val="000000"/>
-        </w:rPr>
-        <w:t>tantangan</w:t>
-      </w:r>
-      <w:proofErr w:type="spellEnd"/>
-      <w:r>
-        <w:rPr>
-          <w:color w:val="000000"/>
-        </w:rPr>
-        <w:t xml:space="preserve"> </w:t>
-      </w:r>
-      <w:proofErr w:type="spellStart"/>
-      <w:r>
-        <w:rPr>
-          <w:color w:val="000000"/>
-        </w:rPr>
-        <w:t>operasional</w:t>
-      </w:r>
-      <w:proofErr w:type="spellEnd"/>
-      <w:r>
-        <w:rPr>
-          <w:color w:val="000000"/>
-        </w:rPr>
-        <w:t>" and "</w:t>
-      </w:r>
-      <w:proofErr w:type="spellStart"/>
-      <w:r>
-        <w:rPr>
-          <w:color w:val="000000"/>
-        </w:rPr>
-        <w:t>solusi</w:t>
-      </w:r>
-      <w:proofErr w:type="spellEnd"/>
-      <w:r>
-        <w:rPr>
-          <w:color w:val="000000"/>
-        </w:rPr>
-        <w:t xml:space="preserve"> digital".</w:t>
+        <w:t>Pengkodean (Coding): Menggunakan open coding (pengkodean awal untuk identifikasi konsep dasar), axial coding (menghubungkan kode menjadi tema), dan selective coding (memfokuskan pada tema utama). Misalnya, kode seperti "inefisiensi manual" atau "kebutuhan sistem scoring otomatis analisis" dikelompokkan menjadi tema "tantangan operasional" dan "solusi digital".</w:t>
+      </w:r>
+      <w:proofErr w:type="spellStart"/>
+      <w:r>
+        <w:rPr>
+          <w:color w:val="000000"/>
+        </w:rPr>
+      </w:r>
+      <w:proofErr w:type="spellEnd"/>
+      <w:r>
+        <w:rPr>
+          <w:color w:val="000000"/>
+        </w:rPr>
+      </w:r>
+      <w:proofErr w:type="spellStart"/>
+      <w:r>
+        <w:rPr>
+          <w:color w:val="000000"/>
+        </w:rPr>
+      </w:r>
+      <w:proofErr w:type="spellEnd"/>
+      <w:r>
+        <w:rPr>
+          <w:color w:val="000000"/>
+        </w:rPr>
+      </w:r>
+      <w:proofErr w:type="spellStart"/>
+      <w:r>
+        <w:rPr>
+          <w:color w:val="000000"/>
+        </w:rPr>
+      </w:r>
+      <w:proofErr w:type="spellEnd"/>
+      <w:r>
+        <w:rPr>
+          <w:color w:val="000000"/>
+        </w:rPr>
+      </w:r>
+      <w:proofErr w:type="spellStart"/>
+      <w:r>
+        <w:rPr>
+          <w:color w:val="000000"/>
+        </w:rPr>
+      </w:r>
+      <w:proofErr w:type="spellEnd"/>
+      <w:r>
+        <w:rPr>
+          <w:color w:val="000000"/>
+        </w:rPr>
+      </w:r>
+      <w:proofErr w:type="spellStart"/>
+      <w:r>
+        <w:rPr>
+          <w:color w:val="000000"/>
+        </w:rPr>
+      </w:r>
+      <w:proofErr w:type="spellEnd"/>
+      <w:r>
+        <w:rPr>
+          <w:color w:val="000000"/>
+        </w:rPr>
+      </w:r>
+      <w:proofErr w:type="spellStart"/>
+      <w:r>
+        <w:rPr>
+          <w:color w:val="000000"/>
+        </w:rPr>
+      </w:r>
+      <w:proofErr w:type="spellEnd"/>
+      <w:r>
+        <w:rPr>
+          <w:color w:val="000000"/>
+        </w:rPr>
+      </w:r>
+      <w:proofErr w:type="spellStart"/>
+      <w:r>
+        <w:rPr>
+          <w:color w:val="000000"/>
+        </w:rPr>
+      </w:r>
+      <w:proofErr w:type="spellEnd"/>
+      <w:r>
+        <w:rPr>
+          <w:color w:val="000000"/>
+        </w:rPr>
+      </w:r>
+      <w:proofErr w:type="spellStart"/>
+      <w:r>
+        <w:rPr>
+          <w:color w:val="000000"/>
+        </w:rPr>
+      </w:r>
+      <w:proofErr w:type="spellEnd"/>
+      <w:r>
+        <w:rPr>
+          <w:color w:val="000000"/>
+        </w:rPr>
+      </w:r>
+      <w:proofErr w:type="spellStart"/>
+      <w:r>
+        <w:rPr>
+          <w:color w:val="000000"/>
+        </w:rPr>
+      </w:r>
+      <w:proofErr w:type="spellEnd"/>
+      <w:r>
+        <w:rPr>
+          <w:color w:val="000000"/>
+        </w:rPr>
+      </w:r>
+      <w:proofErr w:type="spellStart"/>
+      <w:r>
+        <w:rPr>
+          <w:color w:val="000000"/>
+        </w:rPr>
+      </w:r>
+      <w:proofErr w:type="spellEnd"/>
+      <w:r>
+        <w:rPr>
+          <w:color w:val="000000"/>
+        </w:rPr>
+      </w:r>
+      <w:proofErr w:type="spellStart"/>
+      <w:r>
+        <w:rPr>
+          <w:color w:val="000000"/>
+        </w:rPr>
+      </w:r>
+      <w:proofErr w:type="spellEnd"/>
+      <w:r>
+        <w:rPr>
+          <w:color w:val="000000"/>
+        </w:rPr>
+      </w:r>
+      <w:proofErr w:type="spellStart"/>
+      <w:r>
+        <w:rPr>
+          <w:color w:val="000000"/>
+        </w:rPr>
+      </w:r>
+      <w:proofErr w:type="spellEnd"/>
+      <w:r>
+        <w:rPr>
+          <w:color w:val="000000"/>
+        </w:rPr>
+      </w:r>
+      <w:proofErr w:type="spellStart"/>
+      <w:r>
+        <w:rPr>
+          <w:color w:val="000000"/>
+        </w:rPr>
+      </w:r>
+      <w:proofErr w:type="spellEnd"/>
+      <w:r>
+        <w:rPr>
+          <w:color w:val="000000"/>
+        </w:rPr>
+      </w:r>
+      <w:proofErr w:type="spellStart"/>
+      <w:r>
+        <w:rPr>
+          <w:color w:val="000000"/>
+        </w:rPr>
+      </w:r>
+      <w:proofErr w:type="spellEnd"/>
+      <w:r>
+        <w:rPr>
+          <w:color w:val="000000"/>
+        </w:rPr>
+      </w:r>
+      <w:proofErr w:type="spellStart"/>
+      <w:r>
+        <w:rPr>
+          <w:color w:val="000000"/>
+        </w:rPr>
+      </w:r>
+      <w:proofErr w:type="spellEnd"/>
+      <w:r>
+        <w:rPr>
+          <w:color w:val="000000"/>
+        </w:rPr>
       </w:r>
     </w:p>
     <w:p>
@@ -35459,21 +35128,19 @@
         <w:rPr>
           <w:color w:val="000000"/>
         </w:rPr>
-        <w:t>Analisis</w:t>
-      </w:r>
-      <w:proofErr w:type="spellEnd"/>
-      <w:r>
-        <w:rPr>
-          <w:color w:val="000000"/>
-        </w:rPr>
-        <w:t xml:space="preserve"> Data </w:t>
-      </w:r>
-      <w:proofErr w:type="spellStart"/>
-      <w:r>
-        <w:rPr>
-          <w:color w:val="000000"/>
-        </w:rPr>
-        <w:t>Kwantitatif</w:t>
+        <w:t>Analisis Data Kuantitatif</w:t>
+      </w:r>
+      <w:proofErr w:type="spellEnd"/>
+      <w:r>
+        <w:rPr>
+          <w:color w:val="000000"/>
+        </w:rPr>
+      </w:r>
+      <w:proofErr w:type="spellStart"/>
+      <w:r>
+        <w:rPr>
+          <w:color w:val="000000"/>
+        </w:rPr>
       </w:r>
       <w:proofErr w:type="spellEnd"/>
     </w:p>
@@ -35486,498 +35153,427 @@
         <w:rPr>
           <w:color w:val="000000"/>
         </w:rPr>
-        <w:t xml:space="preserve">Data </w:t>
-      </w:r>
-      <w:proofErr w:type="spellStart"/>
-      <w:r>
-        <w:rPr>
-          <w:color w:val="000000"/>
-        </w:rPr>
-        <w:t>kwantitatif</w:t>
-      </w:r>
-      <w:proofErr w:type="spellEnd"/>
-      <w:r>
-        <w:rPr>
-          <w:color w:val="000000"/>
-        </w:rPr>
-        <w:t xml:space="preserve"> </w:t>
-      </w:r>
-      <w:proofErr w:type="spellStart"/>
-      <w:r>
-        <w:rPr>
-          <w:color w:val="000000"/>
-        </w:rPr>
-        <w:t>dari</w:t>
-      </w:r>
-      <w:proofErr w:type="spellEnd"/>
-      <w:r>
-        <w:rPr>
-          <w:color w:val="000000"/>
-        </w:rPr>
-        <w:t xml:space="preserve"> </w:t>
-      </w:r>
-      <w:proofErr w:type="spellStart"/>
-      <w:r>
-        <w:rPr>
-          <w:color w:val="000000"/>
-        </w:rPr>
-        <w:t>angket</w:t>
-      </w:r>
-      <w:proofErr w:type="spellEnd"/>
-      <w:r>
-        <w:rPr>
-          <w:color w:val="000000"/>
-        </w:rPr>
-        <w:t xml:space="preserve"> (</w:t>
-      </w:r>
-      <w:proofErr w:type="spellStart"/>
-      <w:r>
-        <w:rPr>
-          <w:color w:val="000000"/>
-        </w:rPr>
-        <w:t>skala</w:t>
-      </w:r>
-      <w:proofErr w:type="spellEnd"/>
-      <w:r>
-        <w:rPr>
-          <w:color w:val="000000"/>
-        </w:rPr>
-        <w:t xml:space="preserve"> Likert, </w:t>
-      </w:r>
-      <w:proofErr w:type="spellStart"/>
-      <w:r>
-        <w:rPr>
-          <w:color w:val="000000"/>
-        </w:rPr>
-        <w:t>persentase</w:t>
-      </w:r>
-      <w:proofErr w:type="spellEnd"/>
-      <w:r>
-        <w:rPr>
-          <w:color w:val="000000"/>
-        </w:rPr>
-        <w:t xml:space="preserve"> </w:t>
-      </w:r>
-      <w:proofErr w:type="spellStart"/>
-      <w:r>
-        <w:rPr>
-          <w:color w:val="000000"/>
-        </w:rPr>
-        <w:t>respon</w:t>
-      </w:r>
-      <w:proofErr w:type="spellEnd"/>
-      <w:r>
-        <w:rPr>
-          <w:color w:val="000000"/>
-        </w:rPr>
-        <w:t xml:space="preserve">), </w:t>
-      </w:r>
-      <w:proofErr w:type="spellStart"/>
-      <w:r>
-        <w:rPr>
-          <w:color w:val="000000"/>
-        </w:rPr>
-        <w:t>observasi</w:t>
-      </w:r>
-      <w:proofErr w:type="spellEnd"/>
-      <w:r>
-        <w:rPr>
-          <w:color w:val="000000"/>
-        </w:rPr>
-        <w:t xml:space="preserve"> (</w:t>
-      </w:r>
-      <w:proofErr w:type="spellStart"/>
-      <w:r>
-        <w:rPr>
-          <w:color w:val="000000"/>
-        </w:rPr>
-        <w:t>metrik</w:t>
-      </w:r>
-      <w:proofErr w:type="spellEnd"/>
-      <w:r>
-        <w:rPr>
-          <w:color w:val="000000"/>
-        </w:rPr>
-        <w:t xml:space="preserve"> </w:t>
-      </w:r>
-      <w:proofErr w:type="spellStart"/>
-      <w:r>
-        <w:rPr>
-          <w:color w:val="000000"/>
-        </w:rPr>
-        <w:t>waktu</w:t>
-      </w:r>
-      <w:proofErr w:type="spellEnd"/>
-      <w:r>
-        <w:rPr>
-          <w:color w:val="000000"/>
-        </w:rPr>
-        <w:t xml:space="preserve"> proses manual), and </w:t>
-      </w:r>
-      <w:proofErr w:type="spellStart"/>
-      <w:r>
-        <w:rPr>
-          <w:color w:val="000000"/>
-        </w:rPr>
-        <w:t>pengujian</w:t>
-      </w:r>
-      <w:proofErr w:type="spellEnd"/>
-      <w:r>
-        <w:rPr>
-          <w:color w:val="000000"/>
-        </w:rPr>
-        <w:t xml:space="preserve"> </w:t>
-      </w:r>
-      <w:proofErr w:type="spellStart"/>
-      <w:r>
-        <w:rPr>
-          <w:color w:val="000000"/>
-        </w:rPr>
-        <w:t>sistem</w:t>
-      </w:r>
-      <w:proofErr w:type="spellEnd"/>
-      <w:r>
-        <w:rPr>
-          <w:color w:val="000000"/>
-        </w:rPr>
-        <w:t xml:space="preserve"> (</w:t>
-      </w:r>
-      <w:proofErr w:type="spellStart"/>
-      <w:r>
-        <w:rPr>
-          <w:color w:val="000000"/>
-        </w:rPr>
-        <w:t>akuras</w:t>
-      </w:r>
-      <w:proofErr w:type="spellEnd"/>
-      <w:r>
-        <w:rPr>
-          <w:color w:val="000000"/>
-        </w:rPr>
-        <w:t xml:space="preserve"> </w:t>
-      </w:r>
-      <w:proofErr w:type="spellStart"/>
-      <w:r>
-        <w:rPr>
-          <w:color w:val="000000"/>
-        </w:rPr>
-        <w:t>logika</w:t>
-      </w:r>
-      <w:proofErr w:type="spellEnd"/>
-      <w:r>
-        <w:rPr>
-          <w:color w:val="000000"/>
-        </w:rPr>
-        <w:t xml:space="preserve"> </w:t>
-      </w:r>
-      <w:proofErr w:type="spellStart"/>
-      <w:r>
-        <w:rPr>
-          <w:color w:val="000000"/>
-        </w:rPr>
-        <w:lastRenderedPageBreak/>
-        <w:t>bisnis</w:t>
-      </w:r>
-      <w:proofErr w:type="spellEnd"/>
-      <w:r>
-        <w:rPr>
-          <w:color w:val="000000"/>
-        </w:rPr>
-        <w:t xml:space="preserve">, </w:t>
-      </w:r>
-      <w:proofErr w:type="spellStart"/>
-      <w:r>
-        <w:rPr>
-          <w:color w:val="000000"/>
-        </w:rPr>
-        <w:t>waktu</w:t>
-      </w:r>
-      <w:proofErr w:type="spellEnd"/>
-      <w:r>
-        <w:rPr>
-          <w:color w:val="000000"/>
-        </w:rPr>
-        <w:t xml:space="preserve"> loading) </w:t>
-      </w:r>
-      <w:proofErr w:type="spellStart"/>
-      <w:r>
-        <w:rPr>
-          <w:color w:val="000000"/>
-        </w:rPr>
-        <w:t>dianalisis</w:t>
-      </w:r>
-      <w:proofErr w:type="spellEnd"/>
-      <w:r>
-        <w:rPr>
-          <w:color w:val="000000"/>
-        </w:rPr>
-        <w:t xml:space="preserve"> </w:t>
-      </w:r>
-      <w:proofErr w:type="spellStart"/>
-      <w:r>
-        <w:rPr>
-          <w:color w:val="000000"/>
-        </w:rPr>
-        <w:t>menggunakan</w:t>
-      </w:r>
-      <w:proofErr w:type="spellEnd"/>
-      <w:r>
-        <w:rPr>
-          <w:color w:val="000000"/>
-        </w:rPr>
-        <w:t xml:space="preserve"> </w:t>
-      </w:r>
-      <w:proofErr w:type="spellStart"/>
-      <w:r>
-        <w:rPr>
-          <w:color w:val="000000"/>
-        </w:rPr>
-        <w:t>statistik</w:t>
-      </w:r>
-      <w:proofErr w:type="spellEnd"/>
-      <w:r>
-        <w:rPr>
-          <w:color w:val="000000"/>
-        </w:rPr>
-        <w:t xml:space="preserve"> </w:t>
-      </w:r>
-      <w:proofErr w:type="spellStart"/>
-      <w:r>
-        <w:rPr>
-          <w:color w:val="000000"/>
-        </w:rPr>
-        <w:t>deskriptif</w:t>
-      </w:r>
-      <w:proofErr w:type="spellEnd"/>
-      <w:r>
-        <w:rPr>
-          <w:color w:val="000000"/>
-        </w:rPr>
-        <w:t xml:space="preserve"> and </w:t>
-      </w:r>
-      <w:proofErr w:type="spellStart"/>
-      <w:r>
-        <w:rPr>
-          <w:color w:val="000000"/>
-        </w:rPr>
-        <w:t>inferensial</w:t>
-      </w:r>
-      <w:proofErr w:type="spellEnd"/>
-      <w:r>
-        <w:rPr>
-          <w:color w:val="000000"/>
-        </w:rPr>
-        <w:t xml:space="preserve"> </w:t>
-      </w:r>
-      <w:proofErr w:type="spellStart"/>
-      <w:r>
-        <w:rPr>
-          <w:color w:val="000000"/>
-        </w:rPr>
-        <w:t>sederhana</w:t>
-      </w:r>
-      <w:proofErr w:type="spellEnd"/>
-      <w:r>
-        <w:rPr>
-          <w:color w:val="000000"/>
-        </w:rPr>
-        <w:t xml:space="preserve">. Metode </w:t>
-      </w:r>
-      <w:proofErr w:type="spellStart"/>
-      <w:r>
-        <w:rPr>
-          <w:color w:val="000000"/>
-        </w:rPr>
-        <w:t>ini</w:t>
-      </w:r>
-      <w:proofErr w:type="spellEnd"/>
-      <w:r>
-        <w:rPr>
-          <w:color w:val="000000"/>
-        </w:rPr>
-        <w:t xml:space="preserve"> </w:t>
-      </w:r>
-      <w:proofErr w:type="spellStart"/>
-      <w:r>
-        <w:rPr>
-          <w:color w:val="000000"/>
-        </w:rPr>
-        <w:t>bertujuan</w:t>
-      </w:r>
-      <w:proofErr w:type="spellEnd"/>
-      <w:r>
-        <w:rPr>
-          <w:color w:val="000000"/>
-        </w:rPr>
-        <w:t xml:space="preserve"> </w:t>
-      </w:r>
-      <w:proofErr w:type="spellStart"/>
-      <w:r>
-        <w:rPr>
-          <w:color w:val="000000"/>
-        </w:rPr>
-        <w:t>untuk</w:t>
-      </w:r>
-      <w:proofErr w:type="spellEnd"/>
-      <w:r>
-        <w:rPr>
-          <w:color w:val="000000"/>
-        </w:rPr>
-        <w:t xml:space="preserve"> </w:t>
-      </w:r>
-      <w:proofErr w:type="spellStart"/>
-      <w:r>
-        <w:rPr>
-          <w:color w:val="000000"/>
-        </w:rPr>
-        <w:t>mengukur</w:t>
-      </w:r>
-      <w:proofErr w:type="spellEnd"/>
-      <w:r>
-        <w:rPr>
-          <w:color w:val="000000"/>
-        </w:rPr>
-        <w:t xml:space="preserve"> </w:t>
-      </w:r>
-      <w:proofErr w:type="spellStart"/>
-      <w:r>
-        <w:rPr>
-          <w:color w:val="000000"/>
-        </w:rPr>
-        <w:t>secara</w:t>
-      </w:r>
-      <w:proofErr w:type="spellEnd"/>
-      <w:r>
-        <w:rPr>
-          <w:color w:val="000000"/>
-        </w:rPr>
-        <w:t xml:space="preserve"> </w:t>
-      </w:r>
-      <w:proofErr w:type="spellStart"/>
-      <w:r>
-        <w:rPr>
-          <w:color w:val="000000"/>
-        </w:rPr>
-        <w:t>numerik</w:t>
-      </w:r>
-      <w:proofErr w:type="spellEnd"/>
-      <w:r>
-        <w:rPr>
-          <w:color w:val="000000"/>
-        </w:rPr>
-        <w:t xml:space="preserve"> </w:t>
-      </w:r>
-      <w:proofErr w:type="spellStart"/>
-      <w:r>
-        <w:rPr>
-          <w:color w:val="000000"/>
-        </w:rPr>
-        <w:t>efektivitas</w:t>
-      </w:r>
-      <w:proofErr w:type="spellEnd"/>
-      <w:r>
-        <w:rPr>
-          <w:color w:val="000000"/>
-        </w:rPr>
-        <w:t xml:space="preserve"> </w:t>
-      </w:r>
-      <w:proofErr w:type="spellStart"/>
-      <w:r>
-        <w:rPr>
-          <w:color w:val="000000"/>
-        </w:rPr>
-        <w:t>sistem</w:t>
-      </w:r>
-      <w:proofErr w:type="spellEnd"/>
-      <w:r>
-        <w:rPr>
-          <w:color w:val="000000"/>
-        </w:rPr>
-        <w:t xml:space="preserve">, </w:t>
-      </w:r>
-      <w:proofErr w:type="spellStart"/>
-      <w:r>
-        <w:rPr>
-          <w:color w:val="000000"/>
-        </w:rPr>
-        <w:t>seperti</w:t>
-      </w:r>
-      <w:proofErr w:type="spellEnd"/>
-      <w:r>
-        <w:rPr>
-          <w:color w:val="000000"/>
-        </w:rPr>
-        <w:t xml:space="preserve"> </w:t>
-      </w:r>
-      <w:proofErr w:type="spellStart"/>
-      <w:r>
-        <w:rPr>
-          <w:color w:val="000000"/>
-        </w:rPr>
-        <w:t>peningkatan</w:t>
-      </w:r>
-      <w:proofErr w:type="spellEnd"/>
-      <w:r>
-        <w:rPr>
-          <w:color w:val="000000"/>
-        </w:rPr>
-        <w:t xml:space="preserve"> </w:t>
-      </w:r>
-      <w:proofErr w:type="spellStart"/>
-      <w:r>
-        <w:rPr>
-          <w:color w:val="000000"/>
-        </w:rPr>
-        <w:t>efisiensi</w:t>
-      </w:r>
-      <w:proofErr w:type="spellEnd"/>
-      <w:r>
-        <w:rPr>
-          <w:color w:val="000000"/>
-        </w:rPr>
-        <w:t xml:space="preserve"> </w:t>
-      </w:r>
-      <w:proofErr w:type="spellStart"/>
-      <w:r>
-        <w:rPr>
-          <w:color w:val="000000"/>
-        </w:rPr>
-        <w:t>setelah</w:t>
-      </w:r>
-      <w:proofErr w:type="spellEnd"/>
-      <w:r>
-        <w:rPr>
-          <w:color w:val="000000"/>
-        </w:rPr>
-        <w:t xml:space="preserve"> </w:t>
-      </w:r>
-      <w:proofErr w:type="spellStart"/>
-      <w:r>
-        <w:rPr>
-          <w:color w:val="000000"/>
-        </w:rPr>
-        <w:t>implementasi</w:t>
-      </w:r>
-      <w:proofErr w:type="spellEnd"/>
-      <w:r>
-        <w:rPr>
-          <w:color w:val="000000"/>
-        </w:rPr>
-        <w:t xml:space="preserve"> </w:t>
-      </w:r>
-      <w:proofErr w:type="spellStart"/>
-      <w:r>
-        <w:rPr>
-          <w:color w:val="000000"/>
-        </w:rPr>
-        <w:t>prototipe</w:t>
-      </w:r>
-      <w:proofErr w:type="spellEnd"/>
-      <w:r>
-        <w:rPr>
-          <w:color w:val="000000"/>
-        </w:rPr>
-        <w:t>.</w:t>
+        <w:t>Data kuantitatif dari angket (skala Likert, persentase respon), observasi (metrik waktu proses manual), dan pengujian sistem (akuras logika bisnis, waktu loading) dianalisis menggunakan statistik deskriptif dan inferensial sederhana. Metode ini bertujuan untuk mengukur secara numerik efektivitas sistem, seperti peningkatan efisiensi setelah implementasi prototipe.</w:t>
+      </w:r>
+      <w:proofErr w:type="spellStart"/>
+      <w:r>
+        <w:rPr>
+          <w:color w:val="000000"/>
+        </w:rPr>
+      </w:r>
+      <w:proofErr w:type="spellEnd"/>
+      <w:r>
+        <w:rPr>
+          <w:color w:val="000000"/>
+        </w:rPr>
+      </w:r>
+      <w:proofErr w:type="spellStart"/>
+      <w:r>
+        <w:rPr>
+          <w:color w:val="000000"/>
+        </w:rPr>
+      </w:r>
+      <w:proofErr w:type="spellEnd"/>
+      <w:r>
+        <w:rPr>
+          <w:color w:val="000000"/>
+        </w:rPr>
+      </w:r>
+      <w:proofErr w:type="spellStart"/>
+      <w:r>
+        <w:rPr>
+          <w:color w:val="000000"/>
+        </w:rPr>
+      </w:r>
+      <w:proofErr w:type="spellEnd"/>
+      <w:r>
+        <w:rPr>
+          <w:color w:val="000000"/>
+        </w:rPr>
+      </w:r>
+      <w:proofErr w:type="spellStart"/>
+      <w:r>
+        <w:rPr>
+          <w:color w:val="000000"/>
+        </w:rPr>
+      </w:r>
+      <w:proofErr w:type="spellEnd"/>
+      <w:r>
+        <w:rPr>
+          <w:color w:val="000000"/>
+        </w:rPr>
+      </w:r>
+      <w:proofErr w:type="spellStart"/>
+      <w:r>
+        <w:rPr>
+          <w:color w:val="000000"/>
+        </w:rPr>
+      </w:r>
+      <w:proofErr w:type="spellEnd"/>
+      <w:r>
+        <w:rPr>
+          <w:color w:val="000000"/>
+        </w:rPr>
+      </w:r>
+      <w:proofErr w:type="spellStart"/>
+      <w:r>
+        <w:rPr>
+          <w:color w:val="000000"/>
+        </w:rPr>
+      </w:r>
+      <w:proofErr w:type="spellEnd"/>
+      <w:r>
+        <w:rPr>
+          <w:color w:val="000000"/>
+        </w:rPr>
+      </w:r>
+      <w:proofErr w:type="spellStart"/>
+      <w:r>
+        <w:rPr>
+          <w:color w:val="000000"/>
+        </w:rPr>
+      </w:r>
+      <w:proofErr w:type="spellEnd"/>
+      <w:r>
+        <w:rPr>
+          <w:color w:val="000000"/>
+        </w:rPr>
+      </w:r>
+      <w:proofErr w:type="spellStart"/>
+      <w:r>
+        <w:rPr>
+          <w:color w:val="000000"/>
+        </w:rPr>
+      </w:r>
+      <w:proofErr w:type="spellEnd"/>
+      <w:r>
+        <w:rPr>
+          <w:color w:val="000000"/>
+        </w:rPr>
+      </w:r>
+      <w:proofErr w:type="spellStart"/>
+      <w:r>
+        <w:rPr>
+          <w:color w:val="000000"/>
+        </w:rPr>
+      </w:r>
+      <w:proofErr w:type="spellEnd"/>
+      <w:r>
+        <w:rPr>
+          <w:color w:val="000000"/>
+        </w:rPr>
+      </w:r>
+      <w:proofErr w:type="spellStart"/>
+      <w:r>
+        <w:rPr>
+          <w:color w:val="000000"/>
+        </w:rPr>
+      </w:r>
+      <w:proofErr w:type="spellEnd"/>
+      <w:r>
+        <w:rPr>
+          <w:color w:val="000000"/>
+        </w:rPr>
+      </w:r>
+      <w:proofErr w:type="spellStart"/>
+      <w:r>
+        <w:rPr>
+          <w:color w:val="000000"/>
+        </w:rPr>
+      </w:r>
+      <w:proofErr w:type="spellEnd"/>
+      <w:r>
+        <w:rPr>
+          <w:color w:val="000000"/>
+        </w:rPr>
+      </w:r>
+      <w:proofErr w:type="spellStart"/>
+      <w:r>
+        <w:rPr>
+          <w:color w:val="000000"/>
+        </w:rPr>
+      </w:r>
+      <w:proofErr w:type="spellEnd"/>
+      <w:r>
+        <w:rPr>
+          <w:color w:val="000000"/>
+        </w:rPr>
+      </w:r>
+      <w:proofErr w:type="spellStart"/>
+      <w:r>
+        <w:rPr>
+          <w:color w:val="000000"/>
+        </w:rPr>
+      </w:r>
+      <w:proofErr w:type="spellEnd"/>
+      <w:r>
+        <w:rPr>
+          <w:color w:val="000000"/>
+        </w:rPr>
+      </w:r>
+      <w:proofErr w:type="spellStart"/>
+      <w:r>
+        <w:rPr>
+          <w:color w:val="000000"/>
+        </w:rPr>
+      </w:r>
+      <w:proofErr w:type="spellEnd"/>
+      <w:r>
+        <w:rPr>
+          <w:color w:val="000000"/>
+        </w:rPr>
+      </w:r>
+      <w:proofErr w:type="spellStart"/>
+      <w:r>
+        <w:rPr>
+          <w:color w:val="000000"/>
+        </w:rPr>
+      </w:r>
+      <w:proofErr w:type="spellEnd"/>
+      <w:r>
+        <w:rPr>
+          <w:color w:val="000000"/>
+        </w:rPr>
+      </w:r>
+      <w:proofErr w:type="spellStart"/>
+      <w:r>
+        <w:rPr>
+          <w:color w:val="000000"/>
+        </w:rPr>
+      </w:r>
+      <w:proofErr w:type="spellEnd"/>
+      <w:r>
+        <w:rPr>
+          <w:color w:val="000000"/>
+        </w:rPr>
+      </w:r>
+      <w:proofErr w:type="spellStart"/>
+      <w:r>
+        <w:rPr>
+          <w:color w:val="000000"/>
+        </w:rPr>
+      </w:r>
+      <w:proofErr w:type="spellEnd"/>
+      <w:r>
+        <w:rPr>
+          <w:color w:val="000000"/>
+        </w:rPr>
+      </w:r>
+      <w:proofErr w:type="spellStart"/>
+      <w:r>
+        <w:rPr>
+          <w:color w:val="000000"/>
+        </w:rPr>
+      </w:r>
+      <w:proofErr w:type="spellEnd"/>
+      <w:r>
+        <w:rPr>
+          <w:color w:val="000000"/>
+        </w:rPr>
+      </w:r>
+      <w:proofErr w:type="spellStart"/>
+      <w:r>
+        <w:rPr>
+          <w:color w:val="000000"/>
+        </w:rPr>
+      </w:r>
+      <w:proofErr w:type="spellEnd"/>
+      <w:r>
+        <w:rPr>
+          <w:color w:val="000000"/>
+        </w:rPr>
+      </w:r>
+      <w:proofErr w:type="spellStart"/>
+      <w:r>
+        <w:rPr>
+          <w:color w:val="000000"/>
+        </w:rPr>
+      </w:r>
+      <w:proofErr w:type="spellEnd"/>
+      <w:r>
+        <w:rPr>
+          <w:color w:val="000000"/>
+        </w:rPr>
+      </w:r>
+      <w:proofErr w:type="spellStart"/>
+      <w:r>
+        <w:rPr>
+          <w:color w:val="000000"/>
+        </w:rPr>
+      </w:r>
+      <w:proofErr w:type="spellEnd"/>
+      <w:r>
+        <w:rPr>
+          <w:color w:val="000000"/>
+        </w:rPr>
+      </w:r>
+      <w:proofErr w:type="spellStart"/>
+      <w:r>
+        <w:rPr>
+          <w:color w:val="000000"/>
+        </w:rPr>
+      </w:r>
+      <w:proofErr w:type="spellEnd"/>
+      <w:r>
+        <w:rPr>
+          <w:color w:val="000000"/>
+        </w:rPr>
+      </w:r>
+      <w:proofErr w:type="spellStart"/>
+      <w:r>
+        <w:rPr>
+          <w:color w:val="000000"/>
+        </w:rPr>
+      </w:r>
+      <w:proofErr w:type="spellEnd"/>
+      <w:r>
+        <w:rPr>
+          <w:color w:val="000000"/>
+        </w:rPr>
+      </w:r>
+      <w:proofErr w:type="spellStart"/>
+      <w:r>
+        <w:rPr>
+          <w:color w:val="000000"/>
+        </w:rPr>
+      </w:r>
+      <w:proofErr w:type="spellEnd"/>
+      <w:r>
+        <w:rPr>
+          <w:color w:val="000000"/>
+        </w:rPr>
+      </w:r>
+      <w:proofErr w:type="spellStart"/>
+      <w:r>
+        <w:rPr>
+          <w:color w:val="000000"/>
+        </w:rPr>
+      </w:r>
+      <w:proofErr w:type="spellEnd"/>
+      <w:r>
+        <w:rPr>
+          <w:color w:val="000000"/>
+        </w:rPr>
+      </w:r>
+      <w:proofErr w:type="spellStart"/>
+      <w:r>
+        <w:rPr>
+          <w:color w:val="000000"/>
+        </w:rPr>
+      </w:r>
+      <w:proofErr w:type="spellEnd"/>
+      <w:r>
+        <w:rPr>
+          <w:color w:val="000000"/>
+        </w:rPr>
+      </w:r>
+      <w:proofErr w:type="spellStart"/>
+      <w:r>
+        <w:rPr>
+          <w:color w:val="000000"/>
+        </w:rPr>
+      </w:r>
+      <w:proofErr w:type="spellEnd"/>
+      <w:r>
+        <w:rPr>
+          <w:color w:val="000000"/>
+        </w:rPr>
+      </w:r>
+      <w:proofErr w:type="spellStart"/>
+      <w:r>
+        <w:rPr>
+          <w:color w:val="000000"/>
+        </w:rPr>
+      </w:r>
+      <w:proofErr w:type="spellEnd"/>
+      <w:r>
+        <w:rPr>
+          <w:color w:val="000000"/>
+        </w:rPr>
+      </w:r>
+      <w:proofErr w:type="spellStart"/>
+      <w:r>
+        <w:rPr>
+          <w:color w:val="000000"/>
+        </w:rPr>
+      </w:r>
+      <w:proofErr w:type="spellEnd"/>
+      <w:r>
+        <w:rPr>
+          <w:color w:val="000000"/>
+        </w:rPr>
+      </w:r>
+      <w:proofErr w:type="spellStart"/>
+      <w:r>
+        <w:rPr>
+          <w:color w:val="000000"/>
+        </w:rPr>
+      </w:r>
+      <w:proofErr w:type="spellEnd"/>
+      <w:r>
+        <w:rPr>
+          <w:color w:val="000000"/>
+        </w:rPr>
+      </w:r>
+      <w:proofErr w:type="spellStart"/>
+      <w:r>
+        <w:rPr>
+          <w:color w:val="000000"/>
+        </w:rPr>
+      </w:r>
+      <w:proofErr w:type="spellEnd"/>
+      <w:r>
+        <w:rPr>
+          <w:color w:val="000000"/>
+        </w:rPr>
+      </w:r>
+      <w:proofErr w:type="spellStart"/>
+      <w:r>
+        <w:rPr>
+          <w:color w:val="000000"/>
+        </w:rPr>
+      </w:r>
+      <w:proofErr w:type="spellEnd"/>
+      <w:r>
+        <w:rPr>
+          <w:color w:val="000000"/>
+        </w:rPr>
+      </w:r>
+      <w:proofErr w:type="spellStart"/>
+      <w:r>
+        <w:rPr>
+          <w:color w:val="000000"/>
+        </w:rPr>
+      </w:r>
+      <w:proofErr w:type="spellEnd"/>
+      <w:r>
+        <w:rPr>
+          <w:color w:val="000000"/>
+        </w:rPr>
+      </w:r>
+      <w:proofErr w:type="spellStart"/>
+      <w:r>
+        <w:rPr>
+          <w:color w:val="000000"/>
+        </w:rPr>
+      </w:r>
+      <w:proofErr w:type="spellEnd"/>
+      <w:r>
+        <w:rPr>
+          <w:color w:val="000000"/>
+        </w:rPr>
+      </w:r>
+      <w:proofErr w:type="spellStart"/>
+      <w:r>
+        <w:rPr>
+          <w:color w:val="000000"/>
+        </w:rPr>
+      </w:r>
+      <w:proofErr w:type="spellEnd"/>
+      <w:r>
+        <w:rPr>
+          <w:color w:val="000000"/>
+        </w:rPr>
       </w:r>
     </w:p>
     <w:p>
@@ -35999,49 +35595,43 @@
         <w:rPr>
           <w:color w:val="000000"/>
         </w:rPr>
-        <w:t>Langkah-</w:t>
-      </w:r>
-      <w:proofErr w:type="spellStart"/>
-      <w:r>
-        <w:rPr>
-          <w:color w:val="000000"/>
-        </w:rPr>
-        <w:t>langkah</w:t>
-      </w:r>
-      <w:proofErr w:type="spellEnd"/>
-      <w:r>
-        <w:rPr>
-          <w:color w:val="000000"/>
-        </w:rPr>
-        <w:t xml:space="preserve"> </w:t>
-      </w:r>
-      <w:proofErr w:type="spellStart"/>
-      <w:r>
-        <w:rPr>
-          <w:color w:val="000000"/>
-        </w:rPr>
-        <w:t>analisis</w:t>
-      </w:r>
-      <w:proofErr w:type="spellEnd"/>
-      <w:r>
-        <w:rPr>
-          <w:color w:val="000000"/>
-        </w:rPr>
-        <w:t xml:space="preserve"> </w:t>
-      </w:r>
-      <w:proofErr w:type="spellStart"/>
-      <w:r>
-        <w:rPr>
-          <w:color w:val="000000"/>
-        </w:rPr>
-        <w:t>kwantitatif</w:t>
-      </w:r>
-      <w:proofErr w:type="spellEnd"/>
-      <w:r>
-        <w:rPr>
-          <w:color w:val="000000"/>
-        </w:rPr>
-        <w:t>:</w:t>
+        <w:t>Langkah-langkah analisis kuantitatif:</w:t>
+      </w:r>
+      <w:proofErr w:type="spellStart"/>
+      <w:r>
+        <w:rPr>
+          <w:color w:val="000000"/>
+        </w:rPr>
+      </w:r>
+      <w:proofErr w:type="spellEnd"/>
+      <w:r>
+        <w:rPr>
+          <w:color w:val="000000"/>
+        </w:rPr>
+      </w:r>
+      <w:proofErr w:type="spellStart"/>
+      <w:r>
+        <w:rPr>
+          <w:color w:val="000000"/>
+        </w:rPr>
+      </w:r>
+      <w:proofErr w:type="spellEnd"/>
+      <w:r>
+        <w:rPr>
+          <w:color w:val="000000"/>
+        </w:rPr>
+      </w:r>
+      <w:proofErr w:type="spellStart"/>
+      <w:r>
+        <w:rPr>
+          <w:color w:val="000000"/>
+        </w:rPr>
+      </w:r>
+      <w:proofErr w:type="spellEnd"/>
+      <w:r>
+        <w:rPr>
+          <w:color w:val="000000"/>
+        </w:rPr>
       </w:r>
     </w:p>
     <w:p>
@@ -36283,252 +35873,217 @@
         <w:rPr>
           <w:color w:val="000000"/>
         </w:rPr>
-        <w:t>Analisis</w:t>
-      </w:r>
-      <w:proofErr w:type="spellEnd"/>
-      <w:r>
-        <w:rPr>
-          <w:color w:val="000000"/>
-        </w:rPr>
-        <w:t xml:space="preserve"> </w:t>
-      </w:r>
-      <w:proofErr w:type="spellStart"/>
-      <w:r>
-        <w:rPr>
-          <w:color w:val="000000"/>
-        </w:rPr>
-        <w:t>Deskriptif</w:t>
-      </w:r>
-      <w:proofErr w:type="spellEnd"/>
-      <w:r>
-        <w:rPr>
-          <w:color w:val="000000"/>
-        </w:rPr>
-        <w:t xml:space="preserve">: </w:t>
-      </w:r>
-      <w:proofErr w:type="spellStart"/>
-      <w:r>
-        <w:rPr>
-          <w:color w:val="000000"/>
-        </w:rPr>
-        <w:t>Menghitung</w:t>
-      </w:r>
-      <w:proofErr w:type="spellEnd"/>
-      <w:r>
-        <w:rPr>
-          <w:color w:val="000000"/>
-        </w:rPr>
-        <w:t xml:space="preserve"> mean, median, modus, </w:t>
-      </w:r>
-      <w:proofErr w:type="spellStart"/>
-      <w:r>
-        <w:rPr>
-          <w:color w:val="000000"/>
-        </w:rPr>
-        <w:t>standar</w:t>
-      </w:r>
-      <w:proofErr w:type="spellEnd"/>
-      <w:r>
-        <w:rPr>
-          <w:color w:val="000000"/>
-        </w:rPr>
-        <w:t xml:space="preserve"> </w:t>
-      </w:r>
-      <w:proofErr w:type="spellStart"/>
-      <w:r>
-        <w:rPr>
-          <w:color w:val="000000"/>
-        </w:rPr>
-        <w:t>deviasi</w:t>
-      </w:r>
-      <w:proofErr w:type="spellEnd"/>
-      <w:r>
-        <w:rPr>
-          <w:color w:val="000000"/>
-        </w:rPr>
-        <w:t xml:space="preserve">, and </w:t>
-      </w:r>
-      <w:proofErr w:type="spellStart"/>
-      <w:r>
-        <w:rPr>
-          <w:color w:val="000000"/>
-        </w:rPr>
-        <w:t>persentase</w:t>
-      </w:r>
-      <w:proofErr w:type="spellEnd"/>
-      <w:r>
-        <w:rPr>
-          <w:color w:val="000000"/>
-        </w:rPr>
-        <w:t xml:space="preserve">. </w:t>
-      </w:r>
-      <w:proofErr w:type="spellStart"/>
-      <w:r>
-        <w:rPr>
-          <w:color w:val="000000"/>
-        </w:rPr>
-        <w:t>Misalnya</w:t>
-      </w:r>
-      <w:proofErr w:type="spellEnd"/>
-      <w:r>
-        <w:rPr>
-          <w:color w:val="000000"/>
-        </w:rPr>
-        <w:t xml:space="preserve">, mean </w:t>
-      </w:r>
-      <w:proofErr w:type="spellStart"/>
-      <w:r>
-        <w:rPr>
-          <w:color w:val="000000"/>
-        </w:rPr>
-        <w:t>skor</w:t>
-      </w:r>
-      <w:proofErr w:type="spellEnd"/>
-      <w:r>
-        <w:rPr>
-          <w:color w:val="000000"/>
-        </w:rPr>
-        <w:t xml:space="preserve"> </w:t>
-      </w:r>
-      <w:proofErr w:type="spellStart"/>
-      <w:r>
-        <w:rPr>
-          <w:color w:val="000000"/>
-        </w:rPr>
-        <w:t>kepuasan</w:t>
-      </w:r>
-      <w:proofErr w:type="spellEnd"/>
-      <w:r>
-        <w:rPr>
-          <w:color w:val="000000"/>
-        </w:rPr>
-        <w:t xml:space="preserve"> </w:t>
-      </w:r>
-      <w:proofErr w:type="spellStart"/>
-      <w:r>
-        <w:rPr>
-          <w:color w:val="000000"/>
-        </w:rPr>
-        <w:t>terhadap</w:t>
-      </w:r>
-      <w:proofErr w:type="spellEnd"/>
-      <w:r>
-        <w:rPr>
-          <w:color w:val="000000"/>
-        </w:rPr>
-        <w:t xml:space="preserve"> proses manual (</w:t>
-      </w:r>
-      <w:proofErr w:type="spellStart"/>
-      <w:r>
-        <w:rPr>
-          <w:color w:val="000000"/>
-        </w:rPr>
-        <w:t>skala</w:t>
-      </w:r>
-      <w:proofErr w:type="spellEnd"/>
-      <w:r>
-        <w:rPr>
-          <w:color w:val="000000"/>
-        </w:rPr>
-        <w:t xml:space="preserve"> 1-5) </w:t>
-      </w:r>
-      <w:proofErr w:type="spellStart"/>
-      <w:r>
-        <w:rPr>
-          <w:color w:val="000000"/>
-        </w:rPr>
-        <w:t>atau</w:t>
-      </w:r>
-      <w:proofErr w:type="spellEnd"/>
-      <w:r>
-        <w:rPr>
-          <w:color w:val="000000"/>
-        </w:rPr>
-        <w:t xml:space="preserve"> </w:t>
-      </w:r>
-      <w:proofErr w:type="spellStart"/>
-      <w:r>
-        <w:rPr>
-          <w:color w:val="000000"/>
-        </w:rPr>
-        <w:t>persentase</w:t>
-      </w:r>
-      <w:proofErr w:type="spellEnd"/>
-      <w:r>
-        <w:rPr>
-          <w:color w:val="000000"/>
-        </w:rPr>
-        <w:t xml:space="preserve"> </w:t>
-      </w:r>
-      <w:proofErr w:type="spellStart"/>
-      <w:r>
-        <w:rPr>
-          <w:color w:val="000000"/>
-        </w:rPr>
-        <w:t>pegawai</w:t>
-      </w:r>
-      <w:proofErr w:type="spellEnd"/>
-      <w:r>
-        <w:rPr>
-          <w:color w:val="000000"/>
-        </w:rPr>
-        <w:t xml:space="preserve"> yang </w:t>
-      </w:r>
-      <w:proofErr w:type="spellStart"/>
-      <w:r>
-        <w:rPr>
-          <w:color w:val="000000"/>
-        </w:rPr>
-        <w:t>setuju</w:t>
-      </w:r>
-      <w:proofErr w:type="spellEnd"/>
-      <w:r>
-        <w:rPr>
-          <w:color w:val="000000"/>
-        </w:rPr>
-        <w:t xml:space="preserve"> </w:t>
-      </w:r>
-      <w:proofErr w:type="spellStart"/>
-      <w:r>
-        <w:rPr>
-          <w:color w:val="000000"/>
-        </w:rPr>
-        <w:t>dengan</w:t>
-      </w:r>
-      <w:proofErr w:type="spellEnd"/>
-      <w:r>
-        <w:rPr>
-          <w:color w:val="000000"/>
-        </w:rPr>
-        <w:t xml:space="preserve"> </w:t>
-      </w:r>
-      <w:proofErr w:type="spellStart"/>
-      <w:r>
-        <w:rPr>
-          <w:color w:val="000000"/>
-        </w:rPr>
-        <w:t>sistem</w:t>
-      </w:r>
-      <w:proofErr w:type="spellEnd"/>
-      <w:r>
-        <w:rPr>
-          <w:color w:val="000000"/>
-        </w:rPr>
-        <w:t xml:space="preserve"> scoring </w:t>
-      </w:r>
-      <w:proofErr w:type="spellStart"/>
-      <w:r>
-        <w:rPr>
-          <w:color w:val="000000"/>
-        </w:rPr>
-        <w:t>otomatis</w:t>
-      </w:r>
-      <w:proofErr w:type="spellEnd"/>
-      <w:r>
-        <w:rPr>
-          <w:color w:val="000000"/>
-        </w:rPr>
-        <w:t>.</w:t>
+        <w:t>Analisis Deskriptif: Menghitung mean, median, modus, standar deviasi, dan persentase. Misalnya, mean skor kepuasan terhadap proses manual (skala 1-5) atau persentase pegawai yang setuju dengan sistem scoring otomatis.</w:t>
+      </w:r>
+      <w:proofErr w:type="spellEnd"/>
+      <w:r>
+        <w:rPr>
+          <w:color w:val="000000"/>
+        </w:rPr>
+      </w:r>
+      <w:proofErr w:type="spellStart"/>
+      <w:r>
+        <w:rPr>
+          <w:color w:val="000000"/>
+        </w:rPr>
+      </w:r>
+      <w:proofErr w:type="spellEnd"/>
+      <w:r>
+        <w:rPr>
+          <w:color w:val="000000"/>
+        </w:rPr>
+      </w:r>
+      <w:proofErr w:type="spellStart"/>
+      <w:r>
+        <w:rPr>
+          <w:color w:val="000000"/>
+        </w:rPr>
+      </w:r>
+      <w:proofErr w:type="spellEnd"/>
+      <w:r>
+        <w:rPr>
+          <w:color w:val="000000"/>
+        </w:rPr>
+      </w:r>
+      <w:proofErr w:type="spellStart"/>
+      <w:r>
+        <w:rPr>
+          <w:color w:val="000000"/>
+        </w:rPr>
+      </w:r>
+      <w:proofErr w:type="spellEnd"/>
+      <w:r>
+        <w:rPr>
+          <w:color w:val="000000"/>
+        </w:rPr>
+      </w:r>
+      <w:proofErr w:type="spellStart"/>
+      <w:r>
+        <w:rPr>
+          <w:color w:val="000000"/>
+        </w:rPr>
+      </w:r>
+      <w:proofErr w:type="spellEnd"/>
+      <w:r>
+        <w:rPr>
+          <w:color w:val="000000"/>
+        </w:rPr>
+      </w:r>
+      <w:proofErr w:type="spellStart"/>
+      <w:r>
+        <w:rPr>
+          <w:color w:val="000000"/>
+        </w:rPr>
+      </w:r>
+      <w:proofErr w:type="spellEnd"/>
+      <w:r>
+        <w:rPr>
+          <w:color w:val="000000"/>
+        </w:rPr>
+      </w:r>
+      <w:proofErr w:type="spellStart"/>
+      <w:r>
+        <w:rPr>
+          <w:color w:val="000000"/>
+        </w:rPr>
+      </w:r>
+      <w:proofErr w:type="spellEnd"/>
+      <w:r>
+        <w:rPr>
+          <w:color w:val="000000"/>
+        </w:rPr>
+      </w:r>
+      <w:proofErr w:type="spellStart"/>
+      <w:r>
+        <w:rPr>
+          <w:color w:val="000000"/>
+        </w:rPr>
+      </w:r>
+      <w:proofErr w:type="spellEnd"/>
+      <w:r>
+        <w:rPr>
+          <w:color w:val="000000"/>
+        </w:rPr>
+      </w:r>
+      <w:proofErr w:type="spellStart"/>
+      <w:r>
+        <w:rPr>
+          <w:color w:val="000000"/>
+        </w:rPr>
+      </w:r>
+      <w:proofErr w:type="spellEnd"/>
+      <w:r>
+        <w:rPr>
+          <w:color w:val="000000"/>
+        </w:rPr>
+      </w:r>
+      <w:proofErr w:type="spellStart"/>
+      <w:r>
+        <w:rPr>
+          <w:color w:val="000000"/>
+        </w:rPr>
+      </w:r>
+      <w:proofErr w:type="spellEnd"/>
+      <w:r>
+        <w:rPr>
+          <w:color w:val="000000"/>
+        </w:rPr>
+      </w:r>
+      <w:proofErr w:type="spellStart"/>
+      <w:r>
+        <w:rPr>
+          <w:color w:val="000000"/>
+        </w:rPr>
+      </w:r>
+      <w:proofErr w:type="spellEnd"/>
+      <w:r>
+        <w:rPr>
+          <w:color w:val="000000"/>
+        </w:rPr>
+      </w:r>
+      <w:proofErr w:type="spellStart"/>
+      <w:r>
+        <w:rPr>
+          <w:color w:val="000000"/>
+        </w:rPr>
+      </w:r>
+      <w:proofErr w:type="spellEnd"/>
+      <w:r>
+        <w:rPr>
+          <w:color w:val="000000"/>
+        </w:rPr>
+      </w:r>
+      <w:proofErr w:type="spellStart"/>
+      <w:r>
+        <w:rPr>
+          <w:color w:val="000000"/>
+        </w:rPr>
+      </w:r>
+      <w:proofErr w:type="spellEnd"/>
+      <w:r>
+        <w:rPr>
+          <w:color w:val="000000"/>
+        </w:rPr>
+      </w:r>
+      <w:proofErr w:type="spellStart"/>
+      <w:r>
+        <w:rPr>
+          <w:color w:val="000000"/>
+        </w:rPr>
+      </w:r>
+      <w:proofErr w:type="spellEnd"/>
+      <w:r>
+        <w:rPr>
+          <w:color w:val="000000"/>
+        </w:rPr>
+      </w:r>
+      <w:proofErr w:type="spellStart"/>
+      <w:r>
+        <w:rPr>
+          <w:color w:val="000000"/>
+        </w:rPr>
+      </w:r>
+      <w:proofErr w:type="spellEnd"/>
+      <w:r>
+        <w:rPr>
+          <w:color w:val="000000"/>
+        </w:rPr>
+      </w:r>
+      <w:proofErr w:type="spellStart"/>
+      <w:r>
+        <w:rPr>
+          <w:color w:val="000000"/>
+        </w:rPr>
+      </w:r>
+      <w:proofErr w:type="spellEnd"/>
+      <w:r>
+        <w:rPr>
+          <w:color w:val="000000"/>
+        </w:rPr>
+      </w:r>
+      <w:proofErr w:type="spellStart"/>
+      <w:r>
+        <w:rPr>
+          <w:color w:val="000000"/>
+        </w:rPr>
+      </w:r>
+      <w:proofErr w:type="spellEnd"/>
+      <w:r>
+        <w:rPr>
+          <w:color w:val="000000"/>
+        </w:rPr>
+      </w:r>
+      <w:proofErr w:type="spellStart"/>
+      <w:r>
+        <w:rPr>
+          <w:color w:val="000000"/>
+        </w:rPr>
+      </w:r>
+      <w:proofErr w:type="spellEnd"/>
+      <w:r>
+        <w:rPr>
+          <w:color w:val="000000"/>
+        </w:rPr>
       </w:r>
     </w:p>
     <w:p>
@@ -36544,392 +36099,337 @@
         <w:rPr>
           <w:color w:val="000000"/>
         </w:rPr>
-        <w:t>Analisis</w:t>
-      </w:r>
-      <w:proofErr w:type="spellEnd"/>
-      <w:r>
-        <w:rPr>
-          <w:color w:val="000000"/>
-        </w:rPr>
-        <w:t xml:space="preserve"> </w:t>
-      </w:r>
-      <w:proofErr w:type="spellStart"/>
-      <w:r>
-        <w:rPr>
-          <w:color w:val="000000"/>
-        </w:rPr>
-        <w:t>Inferensial</w:t>
-      </w:r>
-      <w:proofErr w:type="spellEnd"/>
-      <w:r>
-        <w:rPr>
-          <w:color w:val="000000"/>
-        </w:rPr>
-        <w:t xml:space="preserve">: </w:t>
-      </w:r>
-      <w:proofErr w:type="spellStart"/>
-      <w:r>
-        <w:rPr>
-          <w:color w:val="000000"/>
-        </w:rPr>
-        <w:t>Menggunakan</w:t>
-      </w:r>
-      <w:proofErr w:type="spellEnd"/>
-      <w:r>
-        <w:rPr>
-          <w:color w:val="000000"/>
-        </w:rPr>
-        <w:t xml:space="preserve"> paired t-test </w:t>
-      </w:r>
-      <w:proofErr w:type="spellStart"/>
-      <w:r>
-        <w:rPr>
-          <w:color w:val="000000"/>
-        </w:rPr>
-        <w:t>untuk</w:t>
-      </w:r>
-      <w:proofErr w:type="spellEnd"/>
-      <w:r>
-        <w:rPr>
-          <w:color w:val="000000"/>
-        </w:rPr>
-        <w:t xml:space="preserve"> </w:t>
-      </w:r>
-      <w:proofErr w:type="spellStart"/>
-      <w:r>
-        <w:rPr>
-          <w:color w:val="000000"/>
-        </w:rPr>
-        <w:t>membandingkan</w:t>
-      </w:r>
-      <w:proofErr w:type="spellEnd"/>
-      <w:r>
-        <w:rPr>
-          <w:color w:val="000000"/>
-        </w:rPr>
-        <w:t xml:space="preserve"> data </w:t>
-      </w:r>
-      <w:proofErr w:type="spellStart"/>
-      <w:r>
-        <w:rPr>
-          <w:color w:val="000000"/>
-        </w:rPr>
-        <w:t>sebelum</w:t>
-      </w:r>
-      <w:proofErr w:type="spellEnd"/>
-      <w:r>
-        <w:rPr>
-          <w:color w:val="000000"/>
-        </w:rPr>
-        <w:t xml:space="preserve"> (proses manual) and </w:t>
-      </w:r>
-      <w:proofErr w:type="spellStart"/>
-      <w:r>
-        <w:rPr>
-          <w:color w:val="000000"/>
-        </w:rPr>
-        <w:t>sesudah</w:t>
-      </w:r>
-      <w:proofErr w:type="spellEnd"/>
-      <w:r>
-        <w:rPr>
-          <w:color w:val="000000"/>
-        </w:rPr>
-        <w:t xml:space="preserve"> (</w:t>
-      </w:r>
-      <w:proofErr w:type="spellStart"/>
-      <w:r>
-        <w:rPr>
-          <w:color w:val="000000"/>
-        </w:rPr>
-        <w:t>prototipe</w:t>
-      </w:r>
-      <w:proofErr w:type="spellEnd"/>
-      <w:r>
-        <w:rPr>
-          <w:color w:val="000000"/>
-        </w:rPr>
-        <w:t xml:space="preserve"> </w:t>
-      </w:r>
-      <w:proofErr w:type="spellStart"/>
-      <w:r>
-        <w:rPr>
-          <w:color w:val="000000"/>
-        </w:rPr>
-        <w:t>sistem</w:t>
-      </w:r>
-      <w:proofErr w:type="spellEnd"/>
-      <w:r>
-        <w:rPr>
-          <w:color w:val="000000"/>
-        </w:rPr>
-        <w:t xml:space="preserve">), </w:t>
-      </w:r>
-      <w:proofErr w:type="spellStart"/>
-      <w:r>
-        <w:rPr>
-          <w:color w:val="000000"/>
-        </w:rPr>
-        <w:t>misalnya</w:t>
-      </w:r>
-      <w:proofErr w:type="spellEnd"/>
-      <w:r>
-        <w:rPr>
-          <w:color w:val="000000"/>
-        </w:rPr>
-        <w:t xml:space="preserve">, </w:t>
-      </w:r>
-      <w:proofErr w:type="spellStart"/>
-      <w:r>
-        <w:rPr>
-          <w:color w:val="000000"/>
-        </w:rPr>
-        <w:t>waktu</w:t>
-      </w:r>
-      <w:proofErr w:type="spellEnd"/>
-      <w:r>
-        <w:rPr>
-          <w:color w:val="000000"/>
-        </w:rPr>
-        <w:t xml:space="preserve"> </w:t>
-      </w:r>
-      <w:proofErr w:type="spellStart"/>
-      <w:r>
-        <w:rPr>
-          <w:color w:val="000000"/>
-        </w:rPr>
-        <w:t>evaluasi</w:t>
-      </w:r>
-      <w:proofErr w:type="spellEnd"/>
-      <w:r>
-        <w:rPr>
-          <w:color w:val="000000"/>
-        </w:rPr>
-        <w:t xml:space="preserve"> </w:t>
-      </w:r>
-      <w:proofErr w:type="spellStart"/>
-      <w:r>
-        <w:rPr>
-          <w:color w:val="000000"/>
-        </w:rPr>
-        <w:t>laporan</w:t>
-      </w:r>
-      <w:proofErr w:type="spellEnd"/>
-      <w:r>
-        <w:rPr>
-          <w:color w:val="000000"/>
-        </w:rPr>
-        <w:t xml:space="preserve"> </w:t>
-      </w:r>
-      <w:proofErr w:type="spellStart"/>
-      <w:r>
-        <w:rPr>
-          <w:color w:val="000000"/>
-        </w:rPr>
-        <w:t>sebelum</w:t>
-      </w:r>
-      <w:proofErr w:type="spellEnd"/>
-      <w:r>
-        <w:rPr>
-          <w:color w:val="000000"/>
-        </w:rPr>
-        <w:t xml:space="preserve"> vs. </w:t>
-      </w:r>
-      <w:proofErr w:type="spellStart"/>
-      <w:r>
-        <w:rPr>
-          <w:color w:val="000000"/>
-        </w:rPr>
-        <w:t>setelah</w:t>
-      </w:r>
-      <w:proofErr w:type="spellEnd"/>
-      <w:r>
-        <w:rPr>
-          <w:color w:val="000000"/>
-        </w:rPr>
-        <w:t xml:space="preserve"> </w:t>
-      </w:r>
-      <w:proofErr w:type="spellStart"/>
-      <w:r>
-        <w:rPr>
-          <w:color w:val="000000"/>
-        </w:rPr>
-        <w:t>otomatisasi</w:t>
-      </w:r>
-      <w:proofErr w:type="spellEnd"/>
-      <w:r>
-        <w:rPr>
-          <w:color w:val="000000"/>
-        </w:rPr>
-        <w:t xml:space="preserve"> </w:t>
-      </w:r>
-      <w:proofErr w:type="spellStart"/>
-      <w:r>
-        <w:rPr>
-          <w:color w:val="000000"/>
-        </w:rPr>
-        <w:t>logika</w:t>
-      </w:r>
-      <w:proofErr w:type="spellEnd"/>
-      <w:r>
-        <w:rPr>
-          <w:color w:val="000000"/>
-        </w:rPr>
-        <w:t xml:space="preserve"> </w:t>
-      </w:r>
-      <w:proofErr w:type="spellStart"/>
-      <w:r>
-        <w:rPr>
-          <w:color w:val="000000"/>
-        </w:rPr>
-        <w:t>bisnis</w:t>
-      </w:r>
-      <w:proofErr w:type="spellEnd"/>
-      <w:r>
-        <w:rPr>
-          <w:color w:val="000000"/>
-        </w:rPr>
-        <w:t xml:space="preserve">. </w:t>
-      </w:r>
-      <w:proofErr w:type="spellStart"/>
-      <w:r>
-        <w:rPr>
-          <w:color w:val="000000"/>
-        </w:rPr>
-        <w:t>Korelasi</w:t>
-      </w:r>
-      <w:proofErr w:type="spellEnd"/>
-      <w:r>
-        <w:rPr>
-          <w:color w:val="000000"/>
-        </w:rPr>
-        <w:t xml:space="preserve"> Pearson </w:t>
-      </w:r>
-      <w:proofErr w:type="spellStart"/>
-      <w:r>
-        <w:rPr>
-          <w:color w:val="000000"/>
-        </w:rPr>
-        <w:t>digunakan</w:t>
-      </w:r>
-      <w:proofErr w:type="spellEnd"/>
-      <w:r>
-        <w:rPr>
-          <w:color w:val="000000"/>
-        </w:rPr>
-        <w:t xml:space="preserve"> </w:t>
-      </w:r>
-      <w:proofErr w:type="spellStart"/>
-      <w:r>
-        <w:rPr>
-          <w:color w:val="000000"/>
-        </w:rPr>
-        <w:t>untuk</w:t>
-      </w:r>
-      <w:proofErr w:type="spellEnd"/>
-      <w:r>
-        <w:rPr>
-          <w:color w:val="000000"/>
-        </w:rPr>
-        <w:t xml:space="preserve"> </w:t>
-      </w:r>
-      <w:proofErr w:type="spellStart"/>
-      <w:r>
-        <w:rPr>
-          <w:color w:val="000000"/>
-        </w:rPr>
-        <w:t>menguji</w:t>
-      </w:r>
-      <w:proofErr w:type="spellEnd"/>
-      <w:r>
-        <w:rPr>
-          <w:color w:val="000000"/>
-        </w:rPr>
-        <w:t xml:space="preserve"> </w:t>
-      </w:r>
-      <w:proofErr w:type="spellStart"/>
-      <w:r>
-        <w:rPr>
-          <w:color w:val="000000"/>
-        </w:rPr>
-        <w:t>hubungan</w:t>
-      </w:r>
-      <w:proofErr w:type="spellEnd"/>
-      <w:r>
-        <w:rPr>
-          <w:color w:val="000000"/>
-        </w:rPr>
-        <w:t xml:space="preserve"> </w:t>
-      </w:r>
-      <w:proofErr w:type="spellStart"/>
-      <w:r>
-        <w:rPr>
-          <w:color w:val="000000"/>
-        </w:rPr>
-        <w:t>antara</w:t>
-      </w:r>
-      <w:proofErr w:type="spellEnd"/>
-      <w:r>
-        <w:rPr>
-          <w:color w:val="000000"/>
-        </w:rPr>
-        <w:t xml:space="preserve"> </w:t>
-      </w:r>
-      <w:proofErr w:type="spellStart"/>
-      <w:r>
-        <w:rPr>
-          <w:color w:val="000000"/>
-        </w:rPr>
-        <w:t>variabel</w:t>
-      </w:r>
-      <w:proofErr w:type="spellEnd"/>
-      <w:r>
-        <w:rPr>
-          <w:color w:val="000000"/>
-        </w:rPr>
-        <w:t xml:space="preserve">, </w:t>
-      </w:r>
-      <w:proofErr w:type="spellStart"/>
-      <w:r>
-        <w:rPr>
-          <w:color w:val="000000"/>
-        </w:rPr>
-        <w:t>seperti</w:t>
-      </w:r>
-      <w:proofErr w:type="spellEnd"/>
-      <w:r>
-        <w:rPr>
-          <w:color w:val="000000"/>
-        </w:rPr>
-        <w:t xml:space="preserve"> </w:t>
-      </w:r>
-      <w:proofErr w:type="spellStart"/>
-      <w:r>
-        <w:rPr>
-          <w:color w:val="000000"/>
-        </w:rPr>
-        <w:t>antara</w:t>
-      </w:r>
-      <w:proofErr w:type="spellEnd"/>
-      <w:r>
-        <w:rPr>
-          <w:color w:val="000000"/>
-        </w:rPr>
-        <w:t xml:space="preserve"> usability and </w:t>
-      </w:r>
-      <w:proofErr w:type="spellStart"/>
-      <w:r>
-        <w:rPr>
-          <w:color w:val="000000"/>
-        </w:rPr>
-        <w:t>efisiensi</w:t>
-      </w:r>
-      <w:proofErr w:type="spellEnd"/>
-      <w:r>
-        <w:rPr>
-          <w:color w:val="000000"/>
-        </w:rPr>
-        <w:t>.</w:t>
+        <w:t>Analisis Inferensial: Menggunakan paired t-test untuk membandingkan data sebelum (proses manual) dan sesudah (prototipe sistem), misalnya, waktu evaluasi laporan sebelum vs. setelah otomatisasi logika bisnis. Korelasi Pearson digunakan untuk menguji hubungan antara variabel, seperti antara usability dan efisiensi.</w:t>
+      </w:r>
+      <w:proofErr w:type="spellEnd"/>
+      <w:r>
+        <w:rPr>
+          <w:color w:val="000000"/>
+        </w:rPr>
+      </w:r>
+      <w:proofErr w:type="spellStart"/>
+      <w:r>
+        <w:rPr>
+          <w:color w:val="000000"/>
+        </w:rPr>
+      </w:r>
+      <w:proofErr w:type="spellEnd"/>
+      <w:r>
+        <w:rPr>
+          <w:color w:val="000000"/>
+        </w:rPr>
+      </w:r>
+      <w:proofErr w:type="spellStart"/>
+      <w:r>
+        <w:rPr>
+          <w:color w:val="000000"/>
+        </w:rPr>
+      </w:r>
+      <w:proofErr w:type="spellEnd"/>
+      <w:r>
+        <w:rPr>
+          <w:color w:val="000000"/>
+        </w:rPr>
+      </w:r>
+      <w:proofErr w:type="spellStart"/>
+      <w:r>
+        <w:rPr>
+          <w:color w:val="000000"/>
+        </w:rPr>
+      </w:r>
+      <w:proofErr w:type="spellEnd"/>
+      <w:r>
+        <w:rPr>
+          <w:color w:val="000000"/>
+        </w:rPr>
+      </w:r>
+      <w:proofErr w:type="spellStart"/>
+      <w:r>
+        <w:rPr>
+          <w:color w:val="000000"/>
+        </w:rPr>
+      </w:r>
+      <w:proofErr w:type="spellEnd"/>
+      <w:r>
+        <w:rPr>
+          <w:color w:val="000000"/>
+        </w:rPr>
+      </w:r>
+      <w:proofErr w:type="spellStart"/>
+      <w:r>
+        <w:rPr>
+          <w:color w:val="000000"/>
+        </w:rPr>
+      </w:r>
+      <w:proofErr w:type="spellEnd"/>
+      <w:r>
+        <w:rPr>
+          <w:color w:val="000000"/>
+        </w:rPr>
+      </w:r>
+      <w:proofErr w:type="spellStart"/>
+      <w:r>
+        <w:rPr>
+          <w:color w:val="000000"/>
+        </w:rPr>
+      </w:r>
+      <w:proofErr w:type="spellEnd"/>
+      <w:r>
+        <w:rPr>
+          <w:color w:val="000000"/>
+        </w:rPr>
+      </w:r>
+      <w:proofErr w:type="spellStart"/>
+      <w:r>
+        <w:rPr>
+          <w:color w:val="000000"/>
+        </w:rPr>
+      </w:r>
+      <w:proofErr w:type="spellEnd"/>
+      <w:r>
+        <w:rPr>
+          <w:color w:val="000000"/>
+        </w:rPr>
+      </w:r>
+      <w:proofErr w:type="spellStart"/>
+      <w:r>
+        <w:rPr>
+          <w:color w:val="000000"/>
+        </w:rPr>
+      </w:r>
+      <w:proofErr w:type="spellEnd"/>
+      <w:r>
+        <w:rPr>
+          <w:color w:val="000000"/>
+        </w:rPr>
+      </w:r>
+      <w:proofErr w:type="spellStart"/>
+      <w:r>
+        <w:rPr>
+          <w:color w:val="000000"/>
+        </w:rPr>
+      </w:r>
+      <w:proofErr w:type="spellEnd"/>
+      <w:r>
+        <w:rPr>
+          <w:color w:val="000000"/>
+        </w:rPr>
+      </w:r>
+      <w:proofErr w:type="spellStart"/>
+      <w:r>
+        <w:rPr>
+          <w:color w:val="000000"/>
+        </w:rPr>
+      </w:r>
+      <w:proofErr w:type="spellEnd"/>
+      <w:r>
+        <w:rPr>
+          <w:color w:val="000000"/>
+        </w:rPr>
+      </w:r>
+      <w:proofErr w:type="spellStart"/>
+      <w:r>
+        <w:rPr>
+          <w:color w:val="000000"/>
+        </w:rPr>
+      </w:r>
+      <w:proofErr w:type="spellEnd"/>
+      <w:r>
+        <w:rPr>
+          <w:color w:val="000000"/>
+        </w:rPr>
+      </w:r>
+      <w:proofErr w:type="spellStart"/>
+      <w:r>
+        <w:rPr>
+          <w:color w:val="000000"/>
+        </w:rPr>
+      </w:r>
+      <w:proofErr w:type="spellEnd"/>
+      <w:r>
+        <w:rPr>
+          <w:color w:val="000000"/>
+        </w:rPr>
+      </w:r>
+      <w:proofErr w:type="spellStart"/>
+      <w:r>
+        <w:rPr>
+          <w:color w:val="000000"/>
+        </w:rPr>
+      </w:r>
+      <w:proofErr w:type="spellEnd"/>
+      <w:r>
+        <w:rPr>
+          <w:color w:val="000000"/>
+        </w:rPr>
+      </w:r>
+      <w:proofErr w:type="spellStart"/>
+      <w:r>
+        <w:rPr>
+          <w:color w:val="000000"/>
+        </w:rPr>
+      </w:r>
+      <w:proofErr w:type="spellEnd"/>
+      <w:r>
+        <w:rPr>
+          <w:color w:val="000000"/>
+        </w:rPr>
+      </w:r>
+      <w:proofErr w:type="spellStart"/>
+      <w:r>
+        <w:rPr>
+          <w:color w:val="000000"/>
+        </w:rPr>
+      </w:r>
+      <w:proofErr w:type="spellEnd"/>
+      <w:r>
+        <w:rPr>
+          <w:color w:val="000000"/>
+        </w:rPr>
+      </w:r>
+      <w:proofErr w:type="spellStart"/>
+      <w:r>
+        <w:rPr>
+          <w:color w:val="000000"/>
+        </w:rPr>
+      </w:r>
+      <w:proofErr w:type="spellEnd"/>
+      <w:r>
+        <w:rPr>
+          <w:color w:val="000000"/>
+        </w:rPr>
+      </w:r>
+      <w:proofErr w:type="spellStart"/>
+      <w:r>
+        <w:rPr>
+          <w:color w:val="000000"/>
+        </w:rPr>
+      </w:r>
+      <w:proofErr w:type="spellEnd"/>
+      <w:r>
+        <w:rPr>
+          <w:color w:val="000000"/>
+        </w:rPr>
+      </w:r>
+      <w:proofErr w:type="spellStart"/>
+      <w:r>
+        <w:rPr>
+          <w:color w:val="000000"/>
+        </w:rPr>
+      </w:r>
+      <w:proofErr w:type="spellEnd"/>
+      <w:r>
+        <w:rPr>
+          <w:color w:val="000000"/>
+        </w:rPr>
+      </w:r>
+      <w:proofErr w:type="spellStart"/>
+      <w:r>
+        <w:rPr>
+          <w:color w:val="000000"/>
+        </w:rPr>
+      </w:r>
+      <w:proofErr w:type="spellEnd"/>
+      <w:r>
+        <w:rPr>
+          <w:color w:val="000000"/>
+        </w:rPr>
+      </w:r>
+      <w:proofErr w:type="spellStart"/>
+      <w:r>
+        <w:rPr>
+          <w:color w:val="000000"/>
+        </w:rPr>
+      </w:r>
+      <w:proofErr w:type="spellEnd"/>
+      <w:r>
+        <w:rPr>
+          <w:color w:val="000000"/>
+        </w:rPr>
+      </w:r>
+      <w:proofErr w:type="spellStart"/>
+      <w:r>
+        <w:rPr>
+          <w:color w:val="000000"/>
+        </w:rPr>
+      </w:r>
+      <w:proofErr w:type="spellEnd"/>
+      <w:r>
+        <w:rPr>
+          <w:color w:val="000000"/>
+        </w:rPr>
+      </w:r>
+      <w:proofErr w:type="spellStart"/>
+      <w:r>
+        <w:rPr>
+          <w:color w:val="000000"/>
+        </w:rPr>
+      </w:r>
+      <w:proofErr w:type="spellEnd"/>
+      <w:r>
+        <w:rPr>
+          <w:color w:val="000000"/>
+        </w:rPr>
+      </w:r>
+      <w:proofErr w:type="spellStart"/>
+      <w:r>
+        <w:rPr>
+          <w:color w:val="000000"/>
+        </w:rPr>
+      </w:r>
+      <w:proofErr w:type="spellEnd"/>
+      <w:r>
+        <w:rPr>
+          <w:color w:val="000000"/>
+        </w:rPr>
+      </w:r>
+      <w:proofErr w:type="spellStart"/>
+      <w:r>
+        <w:rPr>
+          <w:color w:val="000000"/>
+        </w:rPr>
+      </w:r>
+      <w:proofErr w:type="spellEnd"/>
+      <w:r>
+        <w:rPr>
+          <w:color w:val="000000"/>
+        </w:rPr>
+      </w:r>
+      <w:proofErr w:type="spellStart"/>
+      <w:r>
+        <w:rPr>
+          <w:color w:val="000000"/>
+        </w:rPr>
+      </w:r>
+      <w:proofErr w:type="spellEnd"/>
+      <w:r>
+        <w:rPr>
+          <w:color w:val="000000"/>
+        </w:rPr>
+      </w:r>
+      <w:proofErr w:type="spellStart"/>
+      <w:r>
+        <w:rPr>
+          <w:color w:val="000000"/>
+        </w:rPr>
+      </w:r>
+      <w:proofErr w:type="spellEnd"/>
+      <w:r>
+        <w:rPr>
+          <w:color w:val="000000"/>
+        </w:rPr>
+      </w:r>
+      <w:proofErr w:type="spellStart"/>
+      <w:r>
+        <w:rPr>
+          <w:color w:val="000000"/>
+        </w:rPr>
+      </w:r>
+      <w:proofErr w:type="spellEnd"/>
+      <w:r>
+        <w:rPr>
+          <w:color w:val="000000"/>
+        </w:rPr>
       </w:r>
     </w:p>
     <w:p>
@@ -37416,7 +36916,7 @@
         <w:rPr>
           <w:lang w:val="fi-FI"/>
         </w:rPr>
-        <w:t>Alat yang digunakan untuk analisis kwantitatif:</w:t>
+        <w:t>Alat yang digunakan untuk analisis kuantitatif:</w:t>
       </w:r>
     </w:p>
     <w:p>
@@ -38063,315 +37563,271 @@
         <w:rPr>
           <w:color w:val="000000"/>
         </w:rPr>
-        <w:t xml:space="preserve">Tools </w:t>
-      </w:r>
-      <w:proofErr w:type="spellStart"/>
-      <w:r>
-        <w:rPr>
-          <w:color w:val="000000"/>
-        </w:rPr>
-        <w:t>Pengembangan</w:t>
-      </w:r>
-      <w:proofErr w:type="spellEnd"/>
-      <w:r>
-        <w:rPr>
-          <w:color w:val="000000"/>
-        </w:rPr>
-        <w:t xml:space="preserve"> </w:t>
-      </w:r>
-      <w:proofErr w:type="spellStart"/>
-      <w:r>
-        <w:rPr>
-          <w:color w:val="000000"/>
-        </w:rPr>
-        <w:t>Sistem</w:t>
-      </w:r>
-      <w:proofErr w:type="spellEnd"/>
-      <w:r>
-        <w:rPr>
-          <w:color w:val="000000"/>
-        </w:rPr>
-        <w:t xml:space="preserve">: </w:t>
-      </w:r>
-      <w:proofErr w:type="spellStart"/>
-      <w:r>
-        <w:rPr>
-          <w:color w:val="000000"/>
-        </w:rPr>
-        <w:t>Untuk</w:t>
-      </w:r>
-      <w:proofErr w:type="spellEnd"/>
-      <w:r>
-        <w:rPr>
-          <w:color w:val="000000"/>
-        </w:rPr>
-        <w:t xml:space="preserve"> data </w:t>
-      </w:r>
-      <w:proofErr w:type="spellStart"/>
-      <w:r>
-        <w:rPr>
-          <w:color w:val="000000"/>
-        </w:rPr>
-        <w:t>pengujian</w:t>
-      </w:r>
-      <w:proofErr w:type="spellEnd"/>
-      <w:r>
-        <w:rPr>
-          <w:color w:val="000000"/>
-        </w:rPr>
-        <w:t xml:space="preserve"> </w:t>
-      </w:r>
-      <w:proofErr w:type="spellStart"/>
-      <w:r>
-        <w:rPr>
-          <w:color w:val="000000"/>
-        </w:rPr>
-        <w:t>sistem</w:t>
-      </w:r>
-      <w:proofErr w:type="spellEnd"/>
-      <w:r>
-        <w:rPr>
-          <w:color w:val="000000"/>
-        </w:rPr>
-        <w:t xml:space="preserve">, </w:t>
-      </w:r>
-      <w:proofErr w:type="spellStart"/>
-      <w:r>
-        <w:rPr>
-          <w:color w:val="000000"/>
-        </w:rPr>
-        <w:t>menggunakan</w:t>
-      </w:r>
-      <w:proofErr w:type="spellEnd"/>
-      <w:r>
-        <w:rPr>
-          <w:color w:val="000000"/>
-        </w:rPr>
-        <w:t xml:space="preserve"> Postman </w:t>
-      </w:r>
-      <w:proofErr w:type="spellStart"/>
-      <w:r>
-        <w:rPr>
-          <w:color w:val="000000"/>
-        </w:rPr>
-        <w:t>untuk</w:t>
-      </w:r>
-      <w:proofErr w:type="spellEnd"/>
-      <w:r>
-        <w:rPr>
-          <w:color w:val="000000"/>
-        </w:rPr>
-        <w:t xml:space="preserve"> </w:t>
-      </w:r>
-      <w:proofErr w:type="spellStart"/>
-      <w:r>
-        <w:rPr>
-          <w:color w:val="000000"/>
-        </w:rPr>
-        <w:t>menguji</w:t>
-      </w:r>
-      <w:proofErr w:type="spellEnd"/>
-      <w:r>
-        <w:rPr>
-          <w:color w:val="000000"/>
-        </w:rPr>
-        <w:t xml:space="preserve"> API (</w:t>
-      </w:r>
-      <w:proofErr w:type="spellStart"/>
-      <w:r>
-        <w:rPr>
-          <w:color w:val="000000"/>
-        </w:rPr>
-        <w:t>misalnya</w:t>
-      </w:r>
-      <w:proofErr w:type="spellEnd"/>
-      <w:r>
-        <w:rPr>
-          <w:color w:val="000000"/>
-        </w:rPr>
-        <w:t xml:space="preserve">, endpoint </w:t>
-      </w:r>
-      <w:proofErr w:type="spellStart"/>
-      <w:r>
-        <w:rPr>
-          <w:color w:val="000000"/>
-        </w:rPr>
-        <w:t>evaluasi</w:t>
-      </w:r>
-      <w:proofErr w:type="spellEnd"/>
-      <w:r>
-        <w:rPr>
-          <w:color w:val="000000"/>
-        </w:rPr>
-        <w:t xml:space="preserve"> </w:t>
-      </w:r>
-      <w:proofErr w:type="spellStart"/>
-      <w:r>
-        <w:rPr>
-          <w:color w:val="000000"/>
-        </w:rPr>
-        <w:t>logika</w:t>
-      </w:r>
-      <w:proofErr w:type="spellEnd"/>
-      <w:r>
-        <w:rPr>
-          <w:color w:val="000000"/>
-        </w:rPr>
-        <w:t xml:space="preserve"> </w:t>
-      </w:r>
-      <w:proofErr w:type="spellStart"/>
-      <w:r>
-        <w:rPr>
-          <w:color w:val="000000"/>
-        </w:rPr>
-        <w:t>bisnis</w:t>
-      </w:r>
-      <w:proofErr w:type="spellEnd"/>
-      <w:r>
-        <w:rPr>
-          <w:color w:val="000000"/>
-        </w:rPr>
-        <w:t xml:space="preserve"> di Go Lang) and Google Lighthouse </w:t>
-      </w:r>
-      <w:proofErr w:type="spellStart"/>
-      <w:r>
-        <w:rPr>
-          <w:color w:val="000000"/>
-        </w:rPr>
-        <w:t>untuk</w:t>
-      </w:r>
-      <w:proofErr w:type="spellEnd"/>
-      <w:r>
-        <w:rPr>
-          <w:color w:val="000000"/>
-        </w:rPr>
-        <w:t xml:space="preserve"> </w:t>
-      </w:r>
-      <w:proofErr w:type="spellStart"/>
-      <w:r>
-        <w:rPr>
-          <w:color w:val="000000"/>
-        </w:rPr>
-        <w:t>metrik</w:t>
-      </w:r>
-      <w:proofErr w:type="spellEnd"/>
-      <w:r>
-        <w:rPr>
-          <w:color w:val="000000"/>
-        </w:rPr>
-        <w:t xml:space="preserve"> </w:t>
-      </w:r>
-      <w:proofErr w:type="spellStart"/>
-      <w:r>
-        <w:rPr>
-          <w:color w:val="000000"/>
-        </w:rPr>
-        <w:t>performa</w:t>
-      </w:r>
-      <w:proofErr w:type="spellEnd"/>
-      <w:r>
-        <w:rPr>
-          <w:color w:val="000000"/>
-        </w:rPr>
-        <w:t xml:space="preserve"> web (</w:t>
-      </w:r>
-      <w:proofErr w:type="spellStart"/>
-      <w:r>
-        <w:rPr>
-          <w:color w:val="000000"/>
-        </w:rPr>
-        <w:t>waktu</w:t>
-      </w:r>
-      <w:proofErr w:type="spellEnd"/>
-      <w:r>
-        <w:rPr>
-          <w:color w:val="000000"/>
-        </w:rPr>
-        <w:t xml:space="preserve"> loading, </w:t>
-      </w:r>
-      <w:proofErr w:type="spellStart"/>
-      <w:r>
-        <w:rPr>
-          <w:color w:val="000000"/>
-        </w:rPr>
-        <w:t>responsivitas</w:t>
-      </w:r>
-      <w:proofErr w:type="spellEnd"/>
-      <w:r>
-        <w:rPr>
-          <w:color w:val="000000"/>
-        </w:rPr>
-        <w:t xml:space="preserve"> di Next.js 15). </w:t>
-      </w:r>
-      <w:proofErr w:type="spellStart"/>
-      <w:r>
-        <w:rPr>
-          <w:color w:val="000000"/>
-        </w:rPr>
-        <w:t>Supabase</w:t>
-      </w:r>
-      <w:proofErr w:type="spellEnd"/>
-      <w:r>
-        <w:rPr>
-          <w:color w:val="000000"/>
-        </w:rPr>
-        <w:t xml:space="preserve"> Analytics </w:t>
-      </w:r>
-      <w:proofErr w:type="spellStart"/>
-      <w:r>
-        <w:rPr>
-          <w:color w:val="000000"/>
-        </w:rPr>
-        <w:t>digunakan</w:t>
-      </w:r>
-      <w:proofErr w:type="spellEnd"/>
-      <w:r>
-        <w:rPr>
-          <w:color w:val="000000"/>
-        </w:rPr>
-        <w:t xml:space="preserve"> </w:t>
-      </w:r>
-      <w:proofErr w:type="spellStart"/>
-      <w:r>
-        <w:rPr>
-          <w:color w:val="000000"/>
-        </w:rPr>
-        <w:t>untuk</w:t>
-      </w:r>
-      <w:proofErr w:type="spellEnd"/>
-      <w:r>
-        <w:rPr>
-          <w:color w:val="000000"/>
-        </w:rPr>
-        <w:t xml:space="preserve"> query database real-time and </w:t>
-      </w:r>
-      <w:proofErr w:type="spellStart"/>
-      <w:r>
-        <w:rPr>
-          <w:color w:val="000000"/>
-        </w:rPr>
-        <w:t>analisis</w:t>
-      </w:r>
-      <w:proofErr w:type="spellEnd"/>
-      <w:r>
-        <w:rPr>
-          <w:color w:val="000000"/>
-        </w:rPr>
-        <w:t xml:space="preserve"> </w:t>
-      </w:r>
-      <w:proofErr w:type="spellStart"/>
-      <w:r>
-        <w:rPr>
-          <w:color w:val="000000"/>
-        </w:rPr>
-        <w:t>penggunaan</w:t>
-      </w:r>
-      <w:proofErr w:type="spellEnd"/>
-      <w:r>
-        <w:rPr>
-          <w:color w:val="000000"/>
-        </w:rPr>
-        <w:t xml:space="preserve"> data.</w:t>
+        <w:t>Tools Pengembangan Sistem: Untuk data pengujian sistem, menggunakan Postman untuk menguji API (misalnya, endpoint evaluasi logika bisnis di Go Lang) dan Google Lighthouse untuk metrik performa web (waktu loading, responsivitas di Next.js 15). Supabase Analytics digunakan untuk query database real-time dan analisis penggunaan data.</w:t>
+      </w:r>
+      <w:proofErr w:type="spellStart"/>
+      <w:r>
+        <w:rPr>
+          <w:color w:val="000000"/>
+        </w:rPr>
+      </w:r>
+      <w:proofErr w:type="spellEnd"/>
+      <w:r>
+        <w:rPr>
+          <w:color w:val="000000"/>
+        </w:rPr>
+      </w:r>
+      <w:proofErr w:type="spellStart"/>
+      <w:r>
+        <w:rPr>
+          <w:color w:val="000000"/>
+        </w:rPr>
+      </w:r>
+      <w:proofErr w:type="spellEnd"/>
+      <w:r>
+        <w:rPr>
+          <w:color w:val="000000"/>
+        </w:rPr>
+      </w:r>
+      <w:proofErr w:type="spellStart"/>
+      <w:r>
+        <w:rPr>
+          <w:color w:val="000000"/>
+        </w:rPr>
+      </w:r>
+      <w:proofErr w:type="spellEnd"/>
+      <w:r>
+        <w:rPr>
+          <w:color w:val="000000"/>
+        </w:rPr>
+      </w:r>
+      <w:proofErr w:type="spellStart"/>
+      <w:r>
+        <w:rPr>
+          <w:color w:val="000000"/>
+        </w:rPr>
+      </w:r>
+      <w:proofErr w:type="spellEnd"/>
+      <w:r>
+        <w:rPr>
+          <w:color w:val="000000"/>
+        </w:rPr>
+      </w:r>
+      <w:proofErr w:type="spellStart"/>
+      <w:r>
+        <w:rPr>
+          <w:color w:val="000000"/>
+        </w:rPr>
+      </w:r>
+      <w:proofErr w:type="spellEnd"/>
+      <w:r>
+        <w:rPr>
+          <w:color w:val="000000"/>
+        </w:rPr>
+      </w:r>
+      <w:proofErr w:type="spellStart"/>
+      <w:r>
+        <w:rPr>
+          <w:color w:val="000000"/>
+        </w:rPr>
+      </w:r>
+      <w:proofErr w:type="spellEnd"/>
+      <w:r>
+        <w:rPr>
+          <w:color w:val="000000"/>
+        </w:rPr>
+      </w:r>
+      <w:proofErr w:type="spellStart"/>
+      <w:r>
+        <w:rPr>
+          <w:color w:val="000000"/>
+        </w:rPr>
+      </w:r>
+      <w:proofErr w:type="spellEnd"/>
+      <w:r>
+        <w:rPr>
+          <w:color w:val="000000"/>
+        </w:rPr>
+      </w:r>
+      <w:proofErr w:type="spellStart"/>
+      <w:r>
+        <w:rPr>
+          <w:color w:val="000000"/>
+        </w:rPr>
+      </w:r>
+      <w:proofErr w:type="spellEnd"/>
+      <w:r>
+        <w:rPr>
+          <w:color w:val="000000"/>
+        </w:rPr>
+      </w:r>
+      <w:proofErr w:type="spellStart"/>
+      <w:r>
+        <w:rPr>
+          <w:color w:val="000000"/>
+        </w:rPr>
+      </w:r>
+      <w:proofErr w:type="spellEnd"/>
+      <w:r>
+        <w:rPr>
+          <w:color w:val="000000"/>
+        </w:rPr>
+      </w:r>
+      <w:proofErr w:type="spellStart"/>
+      <w:r>
+        <w:rPr>
+          <w:color w:val="000000"/>
+        </w:rPr>
+      </w:r>
+      <w:proofErr w:type="spellEnd"/>
+      <w:r>
+        <w:rPr>
+          <w:color w:val="000000"/>
+        </w:rPr>
+      </w:r>
+      <w:proofErr w:type="spellStart"/>
+      <w:r>
+        <w:rPr>
+          <w:color w:val="000000"/>
+        </w:rPr>
+      </w:r>
+      <w:proofErr w:type="spellEnd"/>
+      <w:r>
+        <w:rPr>
+          <w:color w:val="000000"/>
+        </w:rPr>
+      </w:r>
+      <w:proofErr w:type="spellStart"/>
+      <w:r>
+        <w:rPr>
+          <w:color w:val="000000"/>
+        </w:rPr>
+      </w:r>
+      <w:proofErr w:type="spellEnd"/>
+      <w:r>
+        <w:rPr>
+          <w:color w:val="000000"/>
+        </w:rPr>
+      </w:r>
+      <w:proofErr w:type="spellStart"/>
+      <w:r>
+        <w:rPr>
+          <w:color w:val="000000"/>
+        </w:rPr>
+      </w:r>
+      <w:proofErr w:type="spellEnd"/>
+      <w:r>
+        <w:rPr>
+          <w:color w:val="000000"/>
+        </w:rPr>
+      </w:r>
+      <w:proofErr w:type="spellStart"/>
+      <w:r>
+        <w:rPr>
+          <w:color w:val="000000"/>
+        </w:rPr>
+      </w:r>
+      <w:proofErr w:type="spellEnd"/>
+      <w:r>
+        <w:rPr>
+          <w:color w:val="000000"/>
+        </w:rPr>
+      </w:r>
+      <w:proofErr w:type="spellStart"/>
+      <w:r>
+        <w:rPr>
+          <w:color w:val="000000"/>
+        </w:rPr>
+      </w:r>
+      <w:proofErr w:type="spellEnd"/>
+      <w:r>
+        <w:rPr>
+          <w:color w:val="000000"/>
+        </w:rPr>
+      </w:r>
+      <w:proofErr w:type="spellStart"/>
+      <w:r>
+        <w:rPr>
+          <w:color w:val="000000"/>
+        </w:rPr>
+      </w:r>
+      <w:proofErr w:type="spellEnd"/>
+      <w:r>
+        <w:rPr>
+          <w:color w:val="000000"/>
+        </w:rPr>
+      </w:r>
+      <w:proofErr w:type="spellStart"/>
+      <w:r>
+        <w:rPr>
+          <w:color w:val="000000"/>
+        </w:rPr>
+      </w:r>
+      <w:proofErr w:type="spellEnd"/>
+      <w:r>
+        <w:rPr>
+          <w:color w:val="000000"/>
+        </w:rPr>
+      </w:r>
+      <w:proofErr w:type="spellStart"/>
+      <w:r>
+        <w:rPr>
+          <w:color w:val="000000"/>
+        </w:rPr>
+      </w:r>
+      <w:proofErr w:type="spellEnd"/>
+      <w:r>
+        <w:rPr>
+          <w:color w:val="000000"/>
+        </w:rPr>
+      </w:r>
+      <w:proofErr w:type="spellStart"/>
+      <w:r>
+        <w:rPr>
+          <w:color w:val="000000"/>
+        </w:rPr>
+      </w:r>
+      <w:proofErr w:type="spellEnd"/>
+      <w:r>
+        <w:rPr>
+          <w:color w:val="000000"/>
+        </w:rPr>
+      </w:r>
+      <w:proofErr w:type="spellStart"/>
+      <w:r>
+        <w:rPr>
+          <w:color w:val="000000"/>
+        </w:rPr>
+      </w:r>
+      <w:proofErr w:type="spellEnd"/>
+      <w:r>
+        <w:rPr>
+          <w:color w:val="000000"/>
+        </w:rPr>
+      </w:r>
+      <w:proofErr w:type="spellStart"/>
+      <w:r>
+        <w:rPr>
+          <w:color w:val="000000"/>
+        </w:rPr>
+      </w:r>
+      <w:proofErr w:type="spellEnd"/>
+      <w:r>
+        <w:rPr>
+          <w:color w:val="000000"/>
+        </w:rPr>
+      </w:r>
+      <w:proofErr w:type="spellStart"/>
+      <w:r>
+        <w:rPr>
+          <w:color w:val="000000"/>
+        </w:rPr>
+      </w:r>
+      <w:proofErr w:type="spellEnd"/>
+      <w:r>
+        <w:rPr>
+          <w:color w:val="000000"/>
+        </w:rPr>
       </w:r>
     </w:p>
     <w:p>
@@ -38452,701 +37908,601 @@
         <w:rPr>
           <w:color w:val="000000"/>
         </w:rPr>
-        <w:lastRenderedPageBreak/>
-        <w:t>Untuk</w:t>
-      </w:r>
-      <w:proofErr w:type="spellEnd"/>
-      <w:r>
-        <w:rPr>
-          <w:color w:val="000000"/>
-        </w:rPr>
-        <w:t xml:space="preserve"> </w:t>
-      </w:r>
-      <w:proofErr w:type="spellStart"/>
-      <w:r>
-        <w:rPr>
-          <w:color w:val="000000"/>
-        </w:rPr>
-        <w:t>mengintegrasikan</w:t>
-      </w:r>
-      <w:proofErr w:type="spellEnd"/>
-      <w:r>
-        <w:rPr>
-          <w:color w:val="000000"/>
-        </w:rPr>
-        <w:t xml:space="preserve"> data </w:t>
-      </w:r>
-      <w:proofErr w:type="spellStart"/>
-      <w:r>
-        <w:rPr>
-          <w:color w:val="000000"/>
-        </w:rPr>
-        <w:t>kualitatif</w:t>
-      </w:r>
-      <w:proofErr w:type="spellEnd"/>
-      <w:r>
-        <w:rPr>
-          <w:color w:val="000000"/>
-        </w:rPr>
-        <w:t xml:space="preserve"> dan </w:t>
-      </w:r>
-      <w:proofErr w:type="spellStart"/>
-      <w:r>
-        <w:rPr>
-          <w:color w:val="000000"/>
-        </w:rPr>
-        <w:t>kwantitatif</w:t>
-      </w:r>
-      <w:proofErr w:type="spellEnd"/>
-      <w:r>
-        <w:rPr>
-          <w:color w:val="000000"/>
-        </w:rPr>
-        <w:t xml:space="preserve">, </w:t>
-      </w:r>
-      <w:proofErr w:type="spellStart"/>
-      <w:r>
-        <w:rPr>
-          <w:color w:val="000000"/>
-        </w:rPr>
-        <w:t>digunakan</w:t>
-      </w:r>
-      <w:proofErr w:type="spellEnd"/>
-      <w:r>
-        <w:rPr>
-          <w:color w:val="000000"/>
-        </w:rPr>
-        <w:t xml:space="preserve"> </w:t>
-      </w:r>
-      <w:proofErr w:type="spellStart"/>
-      <w:r>
-        <w:rPr>
-          <w:color w:val="000000"/>
-        </w:rPr>
-        <w:t>metode</w:t>
-      </w:r>
-      <w:proofErr w:type="spellEnd"/>
-      <w:r>
-        <w:rPr>
-          <w:color w:val="000000"/>
-        </w:rPr>
-        <w:t xml:space="preserve"> converging parallel design, di mana </w:t>
-      </w:r>
-      <w:proofErr w:type="spellStart"/>
-      <w:r>
-        <w:rPr>
-          <w:color w:val="000000"/>
-        </w:rPr>
-        <w:t>kedua</w:t>
-      </w:r>
-      <w:proofErr w:type="spellEnd"/>
-      <w:r>
-        <w:rPr>
-          <w:color w:val="000000"/>
-        </w:rPr>
-        <w:t xml:space="preserve"> </w:t>
-      </w:r>
-      <w:proofErr w:type="spellStart"/>
-      <w:r>
-        <w:rPr>
-          <w:color w:val="000000"/>
-        </w:rPr>
-        <w:t>jenis</w:t>
-      </w:r>
-      <w:proofErr w:type="spellEnd"/>
-      <w:r>
-        <w:rPr>
-          <w:color w:val="000000"/>
-        </w:rPr>
-        <w:t xml:space="preserve"> data </w:t>
-      </w:r>
-      <w:proofErr w:type="spellStart"/>
-      <w:r>
-        <w:rPr>
-          <w:color w:val="000000"/>
-        </w:rPr>
-        <w:t>dianalisis</w:t>
-      </w:r>
-      <w:proofErr w:type="spellEnd"/>
-      <w:r>
-        <w:rPr>
-          <w:color w:val="000000"/>
-        </w:rPr>
-        <w:t xml:space="preserve"> </w:t>
-      </w:r>
-      <w:proofErr w:type="spellStart"/>
-      <w:r>
-        <w:rPr>
-          <w:color w:val="000000"/>
-        </w:rPr>
-        <w:t>secara</w:t>
-      </w:r>
-      <w:proofErr w:type="spellEnd"/>
-      <w:r>
-        <w:rPr>
-          <w:color w:val="000000"/>
-        </w:rPr>
-        <w:t xml:space="preserve"> </w:t>
-      </w:r>
-      <w:proofErr w:type="spellStart"/>
-      <w:r>
-        <w:rPr>
-          <w:color w:val="000000"/>
-        </w:rPr>
-        <w:t>paralel</w:t>
-      </w:r>
-      <w:proofErr w:type="spellEnd"/>
-      <w:r>
-        <w:rPr>
-          <w:color w:val="000000"/>
-        </w:rPr>
-        <w:t xml:space="preserve"> </w:t>
-      </w:r>
-      <w:proofErr w:type="spellStart"/>
-      <w:r>
-        <w:rPr>
-          <w:color w:val="000000"/>
-        </w:rPr>
-        <w:t>kemudian</w:t>
-      </w:r>
-      <w:proofErr w:type="spellEnd"/>
-      <w:r>
-        <w:rPr>
-          <w:color w:val="000000"/>
-        </w:rPr>
-        <w:t xml:space="preserve"> </w:t>
-      </w:r>
-      <w:proofErr w:type="spellStart"/>
-      <w:r>
-        <w:rPr>
-          <w:color w:val="000000"/>
-        </w:rPr>
-        <w:t>digabungkan</w:t>
-      </w:r>
-      <w:proofErr w:type="spellEnd"/>
-      <w:r>
-        <w:rPr>
-          <w:color w:val="000000"/>
-        </w:rPr>
-        <w:t xml:space="preserve"> pada </w:t>
-      </w:r>
-      <w:proofErr w:type="spellStart"/>
-      <w:r>
-        <w:rPr>
-          <w:color w:val="000000"/>
-        </w:rPr>
-        <w:t>tahap</w:t>
-      </w:r>
-      <w:proofErr w:type="spellEnd"/>
-      <w:r>
-        <w:rPr>
-          <w:color w:val="000000"/>
-        </w:rPr>
-        <w:t xml:space="preserve"> </w:t>
-      </w:r>
-      <w:proofErr w:type="spellStart"/>
-      <w:r>
-        <w:rPr>
-          <w:color w:val="000000"/>
-        </w:rPr>
-        <w:t>interpretasi</w:t>
-      </w:r>
-      <w:proofErr w:type="spellEnd"/>
-      <w:r>
-        <w:rPr>
-          <w:color w:val="000000"/>
-        </w:rPr>
-        <w:t xml:space="preserve">. </w:t>
-      </w:r>
-      <w:proofErr w:type="spellStart"/>
-      <w:r>
-        <w:rPr>
-          <w:color w:val="000000"/>
-        </w:rPr>
-        <w:t>Misalnya</w:t>
-      </w:r>
-      <w:proofErr w:type="spellEnd"/>
-      <w:r>
-        <w:rPr>
-          <w:color w:val="000000"/>
-        </w:rPr>
-        <w:t xml:space="preserve">, </w:t>
-      </w:r>
-      <w:proofErr w:type="spellStart"/>
-      <w:r>
-        <w:rPr>
-          <w:color w:val="000000"/>
-        </w:rPr>
-        <w:t>tema</w:t>
-      </w:r>
-      <w:proofErr w:type="spellEnd"/>
-      <w:r>
-        <w:rPr>
-          <w:color w:val="000000"/>
-        </w:rPr>
-        <w:t xml:space="preserve"> "</w:t>
-      </w:r>
-      <w:proofErr w:type="spellStart"/>
-      <w:r>
-        <w:rPr>
-          <w:color w:val="000000"/>
-        </w:rPr>
-        <w:t>inefisiensi</w:t>
-      </w:r>
-      <w:proofErr w:type="spellEnd"/>
-      <w:r>
-        <w:rPr>
-          <w:color w:val="000000"/>
-        </w:rPr>
-        <w:t xml:space="preserve"> manual" </w:t>
-      </w:r>
-      <w:proofErr w:type="spellStart"/>
-      <w:r>
-        <w:rPr>
-          <w:color w:val="000000"/>
-        </w:rPr>
-        <w:t>dari</w:t>
-      </w:r>
-      <w:proofErr w:type="spellEnd"/>
-      <w:r>
-        <w:rPr>
-          <w:color w:val="000000"/>
-        </w:rPr>
-        <w:t xml:space="preserve"> </w:t>
-      </w:r>
-      <w:proofErr w:type="spellStart"/>
-      <w:r>
-        <w:rPr>
-          <w:color w:val="000000"/>
-        </w:rPr>
-        <w:t>analisis</w:t>
-      </w:r>
-      <w:proofErr w:type="spellEnd"/>
-      <w:r>
-        <w:rPr>
-          <w:color w:val="000000"/>
-        </w:rPr>
-        <w:t xml:space="preserve"> </w:t>
-      </w:r>
-      <w:proofErr w:type="spellStart"/>
-      <w:r>
-        <w:rPr>
-          <w:color w:val="000000"/>
-        </w:rPr>
-        <w:t>kualitatif</w:t>
-      </w:r>
-      <w:proofErr w:type="spellEnd"/>
-      <w:r>
-        <w:rPr>
-          <w:color w:val="000000"/>
-        </w:rPr>
-        <w:t xml:space="preserve"> </w:t>
-      </w:r>
-      <w:proofErr w:type="spellStart"/>
-      <w:r>
-        <w:rPr>
-          <w:color w:val="000000"/>
-        </w:rPr>
-        <w:t>divalidasi</w:t>
-      </w:r>
-      <w:proofErr w:type="spellEnd"/>
-      <w:r>
-        <w:rPr>
-          <w:color w:val="000000"/>
-        </w:rPr>
-        <w:t xml:space="preserve"> </w:t>
-      </w:r>
-      <w:proofErr w:type="spellStart"/>
-      <w:r>
-        <w:rPr>
-          <w:color w:val="000000"/>
-        </w:rPr>
-        <w:t>dengan</w:t>
-      </w:r>
-      <w:proofErr w:type="spellEnd"/>
-      <w:r>
-        <w:rPr>
-          <w:color w:val="000000"/>
-        </w:rPr>
-        <w:t xml:space="preserve"> data </w:t>
-      </w:r>
-      <w:proofErr w:type="spellStart"/>
-      <w:r>
-        <w:rPr>
-          <w:color w:val="000000"/>
-        </w:rPr>
-        <w:t>kwantitatif</w:t>
-      </w:r>
-      <w:proofErr w:type="spellEnd"/>
-      <w:r>
-        <w:rPr>
-          <w:color w:val="000000"/>
-        </w:rPr>
-        <w:t xml:space="preserve"> </w:t>
-      </w:r>
-      <w:proofErr w:type="spellStart"/>
-      <w:r>
-        <w:rPr>
-          <w:color w:val="000000"/>
-        </w:rPr>
-        <w:t>seperti</w:t>
-      </w:r>
-      <w:proofErr w:type="spellEnd"/>
-      <w:r>
-        <w:rPr>
-          <w:color w:val="000000"/>
-        </w:rPr>
-        <w:t xml:space="preserve"> mean </w:t>
-      </w:r>
-      <w:proofErr w:type="spellStart"/>
-      <w:r>
-        <w:rPr>
-          <w:color w:val="000000"/>
-        </w:rPr>
-        <w:t>waktu</w:t>
-      </w:r>
-      <w:proofErr w:type="spellEnd"/>
-      <w:r>
-        <w:rPr>
-          <w:color w:val="000000"/>
-        </w:rPr>
-        <w:t xml:space="preserve"> proses &gt;30 </w:t>
-      </w:r>
-      <w:proofErr w:type="spellStart"/>
-      <w:r>
-        <w:rPr>
-          <w:color w:val="000000"/>
-        </w:rPr>
-        <w:t>menit</w:t>
-      </w:r>
-      <w:proofErr w:type="spellEnd"/>
-      <w:r>
-        <w:rPr>
-          <w:color w:val="000000"/>
-        </w:rPr>
-        <w:t xml:space="preserve">. </w:t>
-      </w:r>
-      <w:proofErr w:type="spellStart"/>
-      <w:r>
-        <w:rPr>
-          <w:color w:val="000000"/>
-        </w:rPr>
-        <w:t>Triangulasi</w:t>
-      </w:r>
-      <w:proofErr w:type="spellEnd"/>
-      <w:r>
-        <w:rPr>
-          <w:color w:val="000000"/>
-        </w:rPr>
-        <w:t xml:space="preserve"> </w:t>
-      </w:r>
-      <w:proofErr w:type="spellStart"/>
-      <w:r>
-        <w:rPr>
-          <w:color w:val="000000"/>
-        </w:rPr>
-        <w:t>dilakukan</w:t>
-      </w:r>
-      <w:proofErr w:type="spellEnd"/>
-      <w:r>
-        <w:rPr>
-          <w:color w:val="000000"/>
-        </w:rPr>
-        <w:t xml:space="preserve"> </w:t>
-      </w:r>
-      <w:proofErr w:type="spellStart"/>
-      <w:r>
-        <w:rPr>
-          <w:color w:val="000000"/>
-        </w:rPr>
-        <w:t>dengan</w:t>
-      </w:r>
-      <w:proofErr w:type="spellEnd"/>
-      <w:r>
-        <w:rPr>
-          <w:color w:val="000000"/>
-        </w:rPr>
-        <w:t xml:space="preserve"> </w:t>
-      </w:r>
-      <w:proofErr w:type="spellStart"/>
-      <w:r>
-        <w:rPr>
-          <w:color w:val="000000"/>
-        </w:rPr>
-        <w:t>membandingkan</w:t>
-      </w:r>
-      <w:proofErr w:type="spellEnd"/>
-      <w:r>
-        <w:rPr>
-          <w:color w:val="000000"/>
-        </w:rPr>
-        <w:t xml:space="preserve"> data </w:t>
-      </w:r>
-      <w:proofErr w:type="spellStart"/>
-      <w:r>
-        <w:rPr>
-          <w:color w:val="000000"/>
-        </w:rPr>
-        <w:t>dari</w:t>
-      </w:r>
-      <w:proofErr w:type="spellEnd"/>
-      <w:r>
-        <w:rPr>
-          <w:color w:val="000000"/>
-        </w:rPr>
-        <w:t xml:space="preserve"> </w:t>
-      </w:r>
-      <w:proofErr w:type="spellStart"/>
-      <w:r>
-        <w:rPr>
-          <w:color w:val="000000"/>
-        </w:rPr>
-        <w:t>observasi</w:t>
-      </w:r>
-      <w:proofErr w:type="spellEnd"/>
-      <w:r>
-        <w:rPr>
-          <w:color w:val="000000"/>
-        </w:rPr>
-        <w:t xml:space="preserve">, </w:t>
-      </w:r>
-      <w:proofErr w:type="spellStart"/>
-      <w:r>
-        <w:rPr>
-          <w:color w:val="000000"/>
-        </w:rPr>
-        <w:t>wawancara</w:t>
-      </w:r>
-      <w:proofErr w:type="spellEnd"/>
-      <w:r>
-        <w:rPr>
-          <w:color w:val="000000"/>
-        </w:rPr>
-        <w:t xml:space="preserve">, dan </w:t>
-      </w:r>
-      <w:proofErr w:type="spellStart"/>
-      <w:r>
-        <w:rPr>
-          <w:color w:val="000000"/>
-        </w:rPr>
-        <w:t>angket</w:t>
-      </w:r>
-      <w:proofErr w:type="spellEnd"/>
-      <w:r>
-        <w:rPr>
-          <w:color w:val="000000"/>
-        </w:rPr>
-        <w:t xml:space="preserve"> </w:t>
-      </w:r>
-      <w:proofErr w:type="spellStart"/>
-      <w:r>
-        <w:rPr>
-          <w:color w:val="000000"/>
-        </w:rPr>
-        <w:t>untuk</w:t>
-      </w:r>
-      <w:proofErr w:type="spellEnd"/>
-      <w:r>
-        <w:rPr>
-          <w:color w:val="000000"/>
-        </w:rPr>
-        <w:t xml:space="preserve"> </w:t>
-      </w:r>
-      <w:proofErr w:type="spellStart"/>
-      <w:r>
-        <w:rPr>
-          <w:color w:val="000000"/>
-        </w:rPr>
-        <w:t>memastikan</w:t>
-      </w:r>
-      <w:proofErr w:type="spellEnd"/>
-      <w:r>
-        <w:rPr>
-          <w:color w:val="000000"/>
-        </w:rPr>
-        <w:t xml:space="preserve"> </w:t>
-      </w:r>
-      <w:proofErr w:type="spellStart"/>
-      <w:r>
-        <w:rPr>
-          <w:color w:val="000000"/>
-        </w:rPr>
-        <w:t>konsistensi</w:t>
-      </w:r>
-      <w:proofErr w:type="spellEnd"/>
-      <w:r>
-        <w:rPr>
-          <w:color w:val="000000"/>
-        </w:rPr>
-        <w:t xml:space="preserve">, </w:t>
-      </w:r>
-      <w:proofErr w:type="spellStart"/>
-      <w:r>
-        <w:rPr>
-          <w:color w:val="000000"/>
-        </w:rPr>
-        <w:t>misalnya</w:t>
-      </w:r>
-      <w:proofErr w:type="spellEnd"/>
-      <w:r>
-        <w:rPr>
-          <w:color w:val="000000"/>
-        </w:rPr>
-        <w:t xml:space="preserve">, </w:t>
-      </w:r>
-      <w:proofErr w:type="spellStart"/>
-      <w:r>
-        <w:rPr>
-          <w:color w:val="000000"/>
-        </w:rPr>
-        <w:t>jika</w:t>
-      </w:r>
-      <w:proofErr w:type="spellEnd"/>
-      <w:r>
-        <w:rPr>
-          <w:color w:val="000000"/>
-        </w:rPr>
-        <w:t xml:space="preserve"> 80% </w:t>
-      </w:r>
-      <w:proofErr w:type="spellStart"/>
-      <w:r>
-        <w:rPr>
-          <w:color w:val="000000"/>
-        </w:rPr>
-        <w:t>angket</w:t>
-      </w:r>
-      <w:proofErr w:type="spellEnd"/>
-      <w:r>
-        <w:rPr>
-          <w:color w:val="000000"/>
-        </w:rPr>
-        <w:t xml:space="preserve"> </w:t>
-      </w:r>
-      <w:proofErr w:type="spellStart"/>
-      <w:r>
-        <w:rPr>
-          <w:color w:val="000000"/>
-        </w:rPr>
-        <w:t>menunjukkan</w:t>
-      </w:r>
-      <w:proofErr w:type="spellEnd"/>
-      <w:r>
-        <w:rPr>
-          <w:color w:val="000000"/>
-        </w:rPr>
-        <w:t xml:space="preserve"> </w:t>
-      </w:r>
-      <w:proofErr w:type="spellStart"/>
-      <w:r>
-        <w:rPr>
-          <w:color w:val="000000"/>
-        </w:rPr>
-        <w:t>kesulitan</w:t>
-      </w:r>
-      <w:proofErr w:type="spellEnd"/>
-      <w:r>
-        <w:rPr>
-          <w:color w:val="000000"/>
-        </w:rPr>
-        <w:t xml:space="preserve"> </w:t>
-      </w:r>
-      <w:proofErr w:type="spellStart"/>
-      <w:r>
-        <w:rPr>
-          <w:color w:val="000000"/>
-        </w:rPr>
-        <w:t>navigasi</w:t>
-      </w:r>
-      <w:proofErr w:type="spellEnd"/>
-      <w:r>
-        <w:rPr>
-          <w:color w:val="000000"/>
-        </w:rPr>
-        <w:t xml:space="preserve">, </w:t>
-      </w:r>
-      <w:proofErr w:type="spellStart"/>
-      <w:r>
-        <w:rPr>
-          <w:color w:val="000000"/>
-        </w:rPr>
-        <w:t>hal</w:t>
-      </w:r>
-      <w:proofErr w:type="spellEnd"/>
-      <w:r>
-        <w:rPr>
-          <w:color w:val="000000"/>
-        </w:rPr>
-        <w:t xml:space="preserve"> </w:t>
-      </w:r>
-      <w:proofErr w:type="spellStart"/>
-      <w:r>
-        <w:rPr>
-          <w:color w:val="000000"/>
-        </w:rPr>
-        <w:t>ini</w:t>
-      </w:r>
-      <w:proofErr w:type="spellEnd"/>
-      <w:r>
-        <w:rPr>
-          <w:color w:val="000000"/>
-        </w:rPr>
-        <w:t xml:space="preserve"> </w:t>
-      </w:r>
-      <w:proofErr w:type="spellStart"/>
-      <w:r>
-        <w:rPr>
-          <w:color w:val="000000"/>
-        </w:rPr>
-        <w:t>dikonfirmasi</w:t>
-      </w:r>
-      <w:proofErr w:type="spellEnd"/>
-      <w:r>
-        <w:rPr>
-          <w:color w:val="000000"/>
-        </w:rPr>
-        <w:t xml:space="preserve"> </w:t>
-      </w:r>
-      <w:proofErr w:type="spellStart"/>
-      <w:r>
-        <w:rPr>
-          <w:color w:val="000000"/>
-        </w:rPr>
-        <w:t>dengan</w:t>
-      </w:r>
-      <w:proofErr w:type="spellEnd"/>
-      <w:r>
-        <w:rPr>
-          <w:color w:val="000000"/>
-        </w:rPr>
-        <w:t xml:space="preserve"> </w:t>
-      </w:r>
-      <w:proofErr w:type="spellStart"/>
-      <w:r>
-        <w:rPr>
-          <w:color w:val="000000"/>
-        </w:rPr>
-        <w:t>observasi</w:t>
-      </w:r>
-      <w:proofErr w:type="spellEnd"/>
-      <w:r>
-        <w:rPr>
-          <w:color w:val="000000"/>
-        </w:rPr>
-        <w:t xml:space="preserve"> </w:t>
-      </w:r>
-      <w:proofErr w:type="spellStart"/>
-      <w:r>
-        <w:rPr>
-          <w:color w:val="000000"/>
-        </w:rPr>
-        <w:t>lapangan</w:t>
-      </w:r>
-      <w:proofErr w:type="spellEnd"/>
-      <w:r>
-        <w:rPr>
-          <w:color w:val="000000"/>
-        </w:rPr>
-        <w:t>.</w:t>
+        <w:t>Untuk mengintegrasikan data kualitatif dan kuantitatif, digunakan metode converging parallel design, di mana kedua jenis data dianalisis secara paralel kemudian digabungkan pada tahap interpretasi. Misalnya, tema "inefisiensi manual" dari analisis kualitatif divalidasi dengan data kuantitatif seperti mean waktu proses &gt;30 menit. Triangulasi dilakukan dengan membandingkan data dari observasi, wawancara, dan angket untuk memastikan konsistensi, misalnya, jika 80% angket menunjukkan kesulitan navigasi, hal ini dikonfirmasi dengan observasi lapangan.</w:t>
+      </w:r>
+      <w:proofErr w:type="spellEnd"/>
+      <w:r>
+        <w:rPr>
+          <w:color w:val="000000"/>
+        </w:rPr>
+      </w:r>
+      <w:proofErr w:type="spellStart"/>
+      <w:r>
+        <w:rPr>
+          <w:color w:val="000000"/>
+        </w:rPr>
+      </w:r>
+      <w:proofErr w:type="spellEnd"/>
+      <w:r>
+        <w:rPr>
+          <w:color w:val="000000"/>
+        </w:rPr>
+      </w:r>
+      <w:proofErr w:type="spellStart"/>
+      <w:r>
+        <w:rPr>
+          <w:color w:val="000000"/>
+        </w:rPr>
+      </w:r>
+      <w:proofErr w:type="spellEnd"/>
+      <w:r>
+        <w:rPr>
+          <w:color w:val="000000"/>
+        </w:rPr>
+      </w:r>
+      <w:proofErr w:type="spellStart"/>
+      <w:r>
+        <w:rPr>
+          <w:color w:val="000000"/>
+        </w:rPr>
+      </w:r>
+      <w:proofErr w:type="spellEnd"/>
+      <w:r>
+        <w:rPr>
+          <w:color w:val="000000"/>
+        </w:rPr>
+      </w:r>
+      <w:proofErr w:type="spellStart"/>
+      <w:r>
+        <w:rPr>
+          <w:color w:val="000000"/>
+        </w:rPr>
+      </w:r>
+      <w:proofErr w:type="spellEnd"/>
+      <w:r>
+        <w:rPr>
+          <w:color w:val="000000"/>
+        </w:rPr>
+      </w:r>
+      <w:proofErr w:type="spellStart"/>
+      <w:r>
+        <w:rPr>
+          <w:color w:val="000000"/>
+        </w:rPr>
+      </w:r>
+      <w:proofErr w:type="spellEnd"/>
+      <w:r>
+        <w:rPr>
+          <w:color w:val="000000"/>
+        </w:rPr>
+      </w:r>
+      <w:proofErr w:type="spellStart"/>
+      <w:r>
+        <w:rPr>
+          <w:color w:val="000000"/>
+        </w:rPr>
+      </w:r>
+      <w:proofErr w:type="spellEnd"/>
+      <w:r>
+        <w:rPr>
+          <w:color w:val="000000"/>
+        </w:rPr>
+      </w:r>
+      <w:proofErr w:type="spellStart"/>
+      <w:r>
+        <w:rPr>
+          <w:color w:val="000000"/>
+        </w:rPr>
+      </w:r>
+      <w:proofErr w:type="spellEnd"/>
+      <w:r>
+        <w:rPr>
+          <w:color w:val="000000"/>
+        </w:rPr>
+      </w:r>
+      <w:proofErr w:type="spellStart"/>
+      <w:r>
+        <w:rPr>
+          <w:color w:val="000000"/>
+        </w:rPr>
+      </w:r>
+      <w:proofErr w:type="spellEnd"/>
+      <w:r>
+        <w:rPr>
+          <w:color w:val="000000"/>
+        </w:rPr>
+      </w:r>
+      <w:proofErr w:type="spellStart"/>
+      <w:r>
+        <w:rPr>
+          <w:color w:val="000000"/>
+        </w:rPr>
+      </w:r>
+      <w:proofErr w:type="spellEnd"/>
+      <w:r>
+        <w:rPr>
+          <w:color w:val="000000"/>
+        </w:rPr>
+      </w:r>
+      <w:proofErr w:type="spellStart"/>
+      <w:r>
+        <w:rPr>
+          <w:color w:val="000000"/>
+        </w:rPr>
+      </w:r>
+      <w:proofErr w:type="spellEnd"/>
+      <w:r>
+        <w:rPr>
+          <w:color w:val="000000"/>
+        </w:rPr>
+      </w:r>
+      <w:proofErr w:type="spellStart"/>
+      <w:r>
+        <w:rPr>
+          <w:color w:val="000000"/>
+        </w:rPr>
+      </w:r>
+      <w:proofErr w:type="spellEnd"/>
+      <w:r>
+        <w:rPr>
+          <w:color w:val="000000"/>
+        </w:rPr>
+      </w:r>
+      <w:proofErr w:type="spellStart"/>
+      <w:r>
+        <w:rPr>
+          <w:color w:val="000000"/>
+        </w:rPr>
+      </w:r>
+      <w:proofErr w:type="spellEnd"/>
+      <w:r>
+        <w:rPr>
+          <w:color w:val="000000"/>
+        </w:rPr>
+      </w:r>
+      <w:proofErr w:type="spellStart"/>
+      <w:r>
+        <w:rPr>
+          <w:color w:val="000000"/>
+        </w:rPr>
+      </w:r>
+      <w:proofErr w:type="spellEnd"/>
+      <w:r>
+        <w:rPr>
+          <w:color w:val="000000"/>
+        </w:rPr>
+      </w:r>
+      <w:proofErr w:type="spellStart"/>
+      <w:r>
+        <w:rPr>
+          <w:color w:val="000000"/>
+        </w:rPr>
+      </w:r>
+      <w:proofErr w:type="spellEnd"/>
+      <w:r>
+        <w:rPr>
+          <w:color w:val="000000"/>
+        </w:rPr>
+      </w:r>
+      <w:proofErr w:type="spellStart"/>
+      <w:r>
+        <w:rPr>
+          <w:color w:val="000000"/>
+        </w:rPr>
+      </w:r>
+      <w:proofErr w:type="spellEnd"/>
+      <w:r>
+        <w:rPr>
+          <w:color w:val="000000"/>
+        </w:rPr>
+      </w:r>
+      <w:proofErr w:type="spellStart"/>
+      <w:r>
+        <w:rPr>
+          <w:color w:val="000000"/>
+        </w:rPr>
+      </w:r>
+      <w:proofErr w:type="spellEnd"/>
+      <w:r>
+        <w:rPr>
+          <w:color w:val="000000"/>
+        </w:rPr>
+      </w:r>
+      <w:proofErr w:type="spellStart"/>
+      <w:r>
+        <w:rPr>
+          <w:color w:val="000000"/>
+        </w:rPr>
+      </w:r>
+      <w:proofErr w:type="spellEnd"/>
+      <w:r>
+        <w:rPr>
+          <w:color w:val="000000"/>
+        </w:rPr>
+      </w:r>
+      <w:proofErr w:type="spellStart"/>
+      <w:r>
+        <w:rPr>
+          <w:color w:val="000000"/>
+        </w:rPr>
+      </w:r>
+      <w:proofErr w:type="spellEnd"/>
+      <w:r>
+        <w:rPr>
+          <w:color w:val="000000"/>
+        </w:rPr>
+      </w:r>
+      <w:proofErr w:type="spellStart"/>
+      <w:r>
+        <w:rPr>
+          <w:color w:val="000000"/>
+        </w:rPr>
+      </w:r>
+      <w:proofErr w:type="spellEnd"/>
+      <w:r>
+        <w:rPr>
+          <w:color w:val="000000"/>
+        </w:rPr>
+      </w:r>
+      <w:proofErr w:type="spellStart"/>
+      <w:r>
+        <w:rPr>
+          <w:color w:val="000000"/>
+        </w:rPr>
+      </w:r>
+      <w:proofErr w:type="spellEnd"/>
+      <w:r>
+        <w:rPr>
+          <w:color w:val="000000"/>
+        </w:rPr>
+      </w:r>
+      <w:proofErr w:type="spellStart"/>
+      <w:r>
+        <w:rPr>
+          <w:color w:val="000000"/>
+        </w:rPr>
+      </w:r>
+      <w:proofErr w:type="spellEnd"/>
+      <w:r>
+        <w:rPr>
+          <w:color w:val="000000"/>
+        </w:rPr>
+      </w:r>
+      <w:proofErr w:type="spellStart"/>
+      <w:r>
+        <w:rPr>
+          <w:color w:val="000000"/>
+        </w:rPr>
+      </w:r>
+      <w:proofErr w:type="spellEnd"/>
+      <w:r>
+        <w:rPr>
+          <w:color w:val="000000"/>
+        </w:rPr>
+      </w:r>
+      <w:proofErr w:type="spellStart"/>
+      <w:r>
+        <w:rPr>
+          <w:color w:val="000000"/>
+        </w:rPr>
+      </w:r>
+      <w:proofErr w:type="spellEnd"/>
+      <w:r>
+        <w:rPr>
+          <w:color w:val="000000"/>
+        </w:rPr>
+      </w:r>
+      <w:proofErr w:type="spellStart"/>
+      <w:r>
+        <w:rPr>
+          <w:color w:val="000000"/>
+        </w:rPr>
+      </w:r>
+      <w:proofErr w:type="spellEnd"/>
+      <w:r>
+        <w:rPr>
+          <w:color w:val="000000"/>
+        </w:rPr>
+      </w:r>
+      <w:proofErr w:type="spellStart"/>
+      <w:r>
+        <w:rPr>
+          <w:color w:val="000000"/>
+        </w:rPr>
+      </w:r>
+      <w:proofErr w:type="spellEnd"/>
+      <w:r>
+        <w:rPr>
+          <w:color w:val="000000"/>
+        </w:rPr>
+      </w:r>
+      <w:proofErr w:type="spellStart"/>
+      <w:r>
+        <w:rPr>
+          <w:color w:val="000000"/>
+        </w:rPr>
+      </w:r>
+      <w:proofErr w:type="spellEnd"/>
+      <w:r>
+        <w:rPr>
+          <w:color w:val="000000"/>
+        </w:rPr>
+      </w:r>
+      <w:proofErr w:type="spellStart"/>
+      <w:r>
+        <w:rPr>
+          <w:color w:val="000000"/>
+        </w:rPr>
+      </w:r>
+      <w:proofErr w:type="spellEnd"/>
+      <w:r>
+        <w:rPr>
+          <w:color w:val="000000"/>
+        </w:rPr>
+      </w:r>
+      <w:proofErr w:type="spellStart"/>
+      <w:r>
+        <w:rPr>
+          <w:color w:val="000000"/>
+        </w:rPr>
+      </w:r>
+      <w:proofErr w:type="spellEnd"/>
+      <w:r>
+        <w:rPr>
+          <w:color w:val="000000"/>
+        </w:rPr>
+      </w:r>
+      <w:proofErr w:type="spellStart"/>
+      <w:r>
+        <w:rPr>
+          <w:color w:val="000000"/>
+        </w:rPr>
+      </w:r>
+      <w:proofErr w:type="spellEnd"/>
+      <w:r>
+        <w:rPr>
+          <w:color w:val="000000"/>
+        </w:rPr>
+      </w:r>
+      <w:proofErr w:type="spellStart"/>
+      <w:r>
+        <w:rPr>
+          <w:color w:val="000000"/>
+        </w:rPr>
+      </w:r>
+      <w:proofErr w:type="spellEnd"/>
+      <w:r>
+        <w:rPr>
+          <w:color w:val="000000"/>
+        </w:rPr>
+      </w:r>
+      <w:proofErr w:type="spellStart"/>
+      <w:r>
+        <w:rPr>
+          <w:color w:val="000000"/>
+        </w:rPr>
+      </w:r>
+      <w:proofErr w:type="spellEnd"/>
+      <w:r>
+        <w:rPr>
+          <w:color w:val="000000"/>
+        </w:rPr>
+      </w:r>
+      <w:proofErr w:type="spellStart"/>
+      <w:r>
+        <w:rPr>
+          <w:color w:val="000000"/>
+        </w:rPr>
+      </w:r>
+      <w:proofErr w:type="spellEnd"/>
+      <w:r>
+        <w:rPr>
+          <w:color w:val="000000"/>
+        </w:rPr>
+      </w:r>
+      <w:proofErr w:type="spellStart"/>
+      <w:r>
+        <w:rPr>
+          <w:color w:val="000000"/>
+        </w:rPr>
+      </w:r>
+      <w:proofErr w:type="spellEnd"/>
+      <w:r>
+        <w:rPr>
+          <w:color w:val="000000"/>
+        </w:rPr>
+      </w:r>
+      <w:proofErr w:type="spellStart"/>
+      <w:r>
+        <w:rPr>
+          <w:color w:val="000000"/>
+        </w:rPr>
+      </w:r>
+      <w:proofErr w:type="spellEnd"/>
+      <w:r>
+        <w:rPr>
+          <w:color w:val="000000"/>
+        </w:rPr>
+      </w:r>
+      <w:proofErr w:type="spellStart"/>
+      <w:r>
+        <w:rPr>
+          <w:color w:val="000000"/>
+        </w:rPr>
+      </w:r>
+      <w:proofErr w:type="spellEnd"/>
+      <w:r>
+        <w:rPr>
+          <w:color w:val="000000"/>
+        </w:rPr>
+      </w:r>
+      <w:proofErr w:type="spellStart"/>
+      <w:r>
+        <w:rPr>
+          <w:color w:val="000000"/>
+        </w:rPr>
+      </w:r>
+      <w:proofErr w:type="spellEnd"/>
+      <w:r>
+        <w:rPr>
+          <w:color w:val="000000"/>
+        </w:rPr>
+      </w:r>
+      <w:proofErr w:type="spellStart"/>
+      <w:r>
+        <w:rPr>
+          <w:color w:val="000000"/>
+        </w:rPr>
+      </w:r>
+      <w:proofErr w:type="spellEnd"/>
+      <w:r>
+        <w:rPr>
+          <w:color w:val="000000"/>
+        </w:rPr>
+      </w:r>
+      <w:proofErr w:type="spellStart"/>
+      <w:r>
+        <w:rPr>
+          <w:color w:val="000000"/>
+        </w:rPr>
+      </w:r>
+      <w:proofErr w:type="spellEnd"/>
+      <w:r>
+        <w:rPr>
+          <w:color w:val="000000"/>
+        </w:rPr>
+      </w:r>
+      <w:proofErr w:type="spellStart"/>
+      <w:r>
+        <w:rPr>
+          <w:color w:val="000000"/>
+        </w:rPr>
+      </w:r>
+      <w:proofErr w:type="spellEnd"/>
+      <w:r>
+        <w:rPr>
+          <w:color w:val="000000"/>
+        </w:rPr>
+      </w:r>
+      <w:proofErr w:type="spellStart"/>
+      <w:r>
+        <w:rPr>
+          <w:color w:val="000000"/>
+        </w:rPr>
+      </w:r>
+      <w:proofErr w:type="spellEnd"/>
+      <w:r>
+        <w:rPr>
+          <w:color w:val="000000"/>
+        </w:rPr>
+      </w:r>
+      <w:proofErr w:type="spellStart"/>
+      <w:r>
+        <w:rPr>
+          <w:color w:val="000000"/>
+        </w:rPr>
+      </w:r>
+      <w:proofErr w:type="spellEnd"/>
+      <w:r>
+        <w:rPr>
+          <w:color w:val="000000"/>
+        </w:rPr>
+      </w:r>
+      <w:proofErr w:type="spellStart"/>
+      <w:r>
+        <w:rPr>
+          <w:color w:val="000000"/>
+        </w:rPr>
+      </w:r>
+      <w:proofErr w:type="spellEnd"/>
+      <w:r>
+        <w:rPr>
+          <w:color w:val="000000"/>
+        </w:rPr>
+      </w:r>
+      <w:proofErr w:type="spellStart"/>
+      <w:r>
+        <w:rPr>
+          <w:color w:val="000000"/>
+        </w:rPr>
+      </w:r>
+      <w:proofErr w:type="spellEnd"/>
+      <w:r>
+        <w:rPr>
+          <w:color w:val="000000"/>
+        </w:rPr>
+      </w:r>
+      <w:proofErr w:type="spellStart"/>
+      <w:r>
+        <w:rPr>
+          <w:color w:val="000000"/>
+        </w:rPr>
+      </w:r>
+      <w:proofErr w:type="spellEnd"/>
+      <w:r>
+        <w:rPr>
+          <w:color w:val="000000"/>
+        </w:rPr>
+      </w:r>
+      <w:proofErr w:type="spellStart"/>
+      <w:r>
+        <w:rPr>
+          <w:color w:val="000000"/>
+        </w:rPr>
+      </w:r>
+      <w:proofErr w:type="spellEnd"/>
+      <w:r>
+        <w:rPr>
+          <w:color w:val="000000"/>
+        </w:rPr>
+      </w:r>
+      <w:proofErr w:type="spellStart"/>
+      <w:r>
+        <w:rPr>
+          <w:color w:val="000000"/>
+        </w:rPr>
+      </w:r>
+      <w:proofErr w:type="spellEnd"/>
+      <w:r>
+        <w:rPr>
+          <w:color w:val="000000"/>
+        </w:rPr>
+      </w:r>
+      <w:proofErr w:type="spellStart"/>
+      <w:r>
+        <w:rPr>
+          <w:color w:val="000000"/>
+        </w:rPr>
+      </w:r>
+      <w:proofErr w:type="spellEnd"/>
+      <w:r>
+        <w:rPr>
+          <w:color w:val="000000"/>
+        </w:rPr>
+      </w:r>
+      <w:proofErr w:type="spellStart"/>
+      <w:r>
+        <w:rPr>
+          <w:color w:val="000000"/>
+        </w:rPr>
+      </w:r>
+      <w:proofErr w:type="spellEnd"/>
+      <w:r>
+        <w:rPr>
+          <w:color w:val="000000"/>
+        </w:rPr>
+      </w:r>
+      <w:proofErr w:type="spellStart"/>
+      <w:r>
+        <w:rPr>
+          <w:color w:val="000000"/>
+        </w:rPr>
+      </w:r>
+      <w:proofErr w:type="spellEnd"/>
+      <w:r>
+        <w:rPr>
+          <w:color w:val="000000"/>
+        </w:rPr>
       </w:r>
     </w:p>
     <w:p>
@@ -39787,66 +39143,40 @@
     <w:p>
       <w:proofErr w:type="spellStart"/>
       <w:r>
-        <w:t>Perancangan</w:t>
-      </w:r>
-      <w:proofErr w:type="spellEnd"/>
-      <w:r>
-        <w:t xml:space="preserve"> </w:t>
-      </w:r>
-      <w:proofErr w:type="spellStart"/>
-      <w:r>
-        <w:t>sistem</w:t>
-      </w:r>
-      <w:proofErr w:type="spellEnd"/>
-      <w:r>
-        <w:t xml:space="preserve"> </w:t>
-      </w:r>
-      <w:proofErr w:type="spellStart"/>
-      <w:r>
-        <w:t>menggunakan</w:t>
-      </w:r>
-      <w:proofErr w:type="spellEnd"/>
-      <w:r>
-        <w:t xml:space="preserve"> </w:t>
-      </w:r>
-      <w:proofErr w:type="spellStart"/>
-      <w:r>
-        <w:t>pemodelan</w:t>
-      </w:r>
-      <w:proofErr w:type="spellEnd"/>
-      <w:r>
-        <w:t xml:space="preserve"> </w:t>
-      </w:r>
-      <w:proofErr w:type="spellStart"/>
-      <w:r>
-        <w:t>berorientasi</w:t>
-      </w:r>
-      <w:proofErr w:type="spellEnd"/>
-      <w:r>
-        <w:t xml:space="preserve"> </w:t>
-      </w:r>
-      <w:proofErr w:type="spellStart"/>
-      <w:r>
-        <w:t>objek</w:t>
-      </w:r>
-      <w:proofErr w:type="spellEnd"/>
-      <w:r>
-        <w:t xml:space="preserve"> </w:t>
-      </w:r>
-      <w:proofErr w:type="spellStart"/>
-      <w:r>
-        <w:t>melalui</w:t>
-      </w:r>
-      <w:proofErr w:type="spellEnd"/>
-      <w:r>
-        <w:t xml:space="preserve"> </w:t>
-      </w:r>
+        <w:rPr/>
+        <w:t>Perancangan sistem menggunakan pemodelan berorientasi objek melalui Unified Modeling Language (UML) dan pemodelan basis data melalui Entity Relationship Diagram (ERD). UML merupakan bahasa pemodelan standar yang digunakan untuk memvisualisasikan, menspesifikasikan, membangun, dan mendokumentasikan artefak sistem perangkat lunak (Pressman &amp; Maxim, 2020).</w:t>
+      </w:r>
+      <w:proofErr w:type="spellEnd"/>
+      <w:r/>
+      <w:proofErr w:type="spellStart"/>
+      <w:r/>
+      <w:proofErr w:type="spellEnd"/>
+      <w:r/>
+      <w:proofErr w:type="spellStart"/>
+      <w:r/>
+      <w:proofErr w:type="spellEnd"/>
+      <w:r/>
+      <w:proofErr w:type="spellStart"/>
+      <w:r/>
+      <w:proofErr w:type="spellEnd"/>
+      <w:r/>
+      <w:proofErr w:type="spellStart"/>
+      <w:r/>
+      <w:proofErr w:type="spellEnd"/>
+      <w:r/>
+      <w:proofErr w:type="spellStart"/>
+      <w:r/>
+      <w:proofErr w:type="spellEnd"/>
+      <w:r/>
+      <w:proofErr w:type="spellStart"/>
+      <w:r/>
+      <w:proofErr w:type="spellEnd"/>
+      <w:r/>
       <w:r>
         <w:rPr>
           <w:i/>
           <w:iCs/>
         </w:rPr>
-        <w:t xml:space="preserve">Unified </w:t>
       </w:r>
       <w:proofErr w:type="spellStart"/>
       <w:r>
@@ -39854,7 +39184,6 @@
           <w:i/>
           <w:iCs/>
         </w:rPr>
-        <w:t>Modeling</w:t>
       </w:r>
       <w:proofErr w:type="spellEnd"/>
       <w:r>
@@ -39862,37 +39191,23 @@
           <w:i/>
           <w:iCs/>
         </w:rPr>
-        <w:t xml:space="preserve"> Language</w:t>
-      </w:r>
-      <w:r>
-        <w:t xml:space="preserve"> (UML) dan </w:t>
-      </w:r>
-      <w:proofErr w:type="spellStart"/>
-      <w:r>
-        <w:t>pemodelan</w:t>
-      </w:r>
-      <w:proofErr w:type="spellEnd"/>
-      <w:r>
-        <w:t xml:space="preserve"> basis data </w:t>
-      </w:r>
-      <w:proofErr w:type="spellStart"/>
-      <w:r>
-        <w:t>melalui</w:t>
-      </w:r>
-      <w:proofErr w:type="spellEnd"/>
-      <w:r>
-        <w:t xml:space="preserve"> </w:t>
-      </w:r>
+      </w:r>
+      <w:r/>
+      <w:proofErr w:type="spellStart"/>
+      <w:r/>
+      <w:proofErr w:type="spellEnd"/>
+      <w:r/>
+      <w:proofErr w:type="spellStart"/>
+      <w:r/>
+      <w:proofErr w:type="spellEnd"/>
+      <w:r/>
       <w:r>
         <w:rPr>
           <w:i/>
           <w:iCs/>
         </w:rPr>
-        <w:t>Entity Relationship Diagram</w:t>
-      </w:r>
-      <w:r>
-        <w:t xml:space="preserve"> (ERD).</w:t>
-      </w:r>
+      </w:r>
+      <w:r/>
     </w:p>
     <w:p>
       <w:proofErr w:type="spellStart"/>
@@ -41727,129 +41042,74 @@
           <w:b/>
           <w:bCs/>
         </w:rPr>
-        <w:t>Next.js 15 (TypeScript):</w:t>
-      </w:r>
-      <w:r>
-        <w:t xml:space="preserve"> </w:t>
-      </w:r>
-      <w:proofErr w:type="spellStart"/>
-      <w:r>
-        <w:t>Digunakan</w:t>
-      </w:r>
-      <w:proofErr w:type="spellEnd"/>
-      <w:r>
-        <w:t xml:space="preserve"> </w:t>
-      </w:r>
-      <w:proofErr w:type="spellStart"/>
-      <w:r>
-        <w:t>untuk</w:t>
-      </w:r>
-      <w:proofErr w:type="spellEnd"/>
-      <w:r>
-        <w:t xml:space="preserve"> </w:t>
-      </w:r>
-      <w:proofErr w:type="spellStart"/>
-      <w:r>
-        <w:t>membangun</w:t>
-      </w:r>
-      <w:proofErr w:type="spellEnd"/>
-      <w:r>
-        <w:t xml:space="preserve"> </w:t>
-      </w:r>
-      <w:proofErr w:type="spellStart"/>
-      <w:r>
-        <w:t>lapisan</w:t>
-      </w:r>
-      <w:proofErr w:type="spellEnd"/>
-      <w:r>
-        <w:t xml:space="preserve"> </w:t>
-      </w:r>
+        <w:t>Next.js 15 (TypeScript): Digunakan untuk membangun lapisan frontend dengan performa tinggi (Lie et al., 2024) melalui Server-Side Rendering (SSR) dan Static Site Generation (SSG), memastikan aksesibilitas yang responsif.</w:t>
+      </w:r>
+      <w:r/>
+      <w:proofErr w:type="spellStart"/>
+      <w:r/>
+      <w:proofErr w:type="spellEnd"/>
+      <w:r/>
+      <w:proofErr w:type="spellStart"/>
+      <w:r/>
+      <w:proofErr w:type="spellEnd"/>
+      <w:r/>
+      <w:proofErr w:type="spellStart"/>
+      <w:r/>
+      <w:proofErr w:type="spellEnd"/>
+      <w:r/>
+      <w:proofErr w:type="spellStart"/>
+      <w:r/>
+      <w:proofErr w:type="spellEnd"/>
+      <w:r/>
       <w:r>
         <w:rPr>
           <w:i/>
           <w:iCs/>
         </w:rPr>
-        <w:t>frontend</w:t>
-      </w:r>
-      <w:r>
-        <w:t xml:space="preserve"> </w:t>
-      </w:r>
-      <w:proofErr w:type="spellStart"/>
-      <w:r>
-        <w:t>dengan</w:t>
-      </w:r>
-      <w:proofErr w:type="spellEnd"/>
-      <w:r>
-        <w:t xml:space="preserve"> </w:t>
-      </w:r>
-      <w:proofErr w:type="spellStart"/>
-      <w:r>
-        <w:t>performa</w:t>
-      </w:r>
-      <w:proofErr w:type="spellEnd"/>
-      <w:r>
-        <w:t xml:space="preserve"> </w:t>
-      </w:r>
-      <w:proofErr w:type="spellStart"/>
-      <w:r>
-        <w:t>tinggi</w:t>
-      </w:r>
-      <w:proofErr w:type="spellEnd"/>
-      <w:r>
-        <w:t xml:space="preserve"> </w:t>
-      </w:r>
-      <w:proofErr w:type="spellStart"/>
-      <w:r>
-        <w:t>melalui</w:t>
-      </w:r>
-      <w:proofErr w:type="spellEnd"/>
-      <w:r>
-        <w:t xml:space="preserve"> </w:t>
-      </w:r>
+      </w:r>
+      <w:r/>
+      <w:proofErr w:type="spellStart"/>
+      <w:r/>
+      <w:proofErr w:type="spellEnd"/>
+      <w:r/>
+      <w:proofErr w:type="spellStart"/>
+      <w:r/>
+      <w:proofErr w:type="spellEnd"/>
+      <w:r/>
+      <w:proofErr w:type="spellStart"/>
+      <w:r/>
+      <w:proofErr w:type="spellEnd"/>
+      <w:r/>
+      <w:proofErr w:type="spellStart"/>
+      <w:r/>
+      <w:proofErr w:type="spellEnd"/>
+      <w:r/>
       <w:r>
         <w:rPr>
           <w:i/>
           <w:iCs/>
         </w:rPr>
-        <w:t>Server-Side Rendering</w:t>
-      </w:r>
-      <w:r>
-        <w:t xml:space="preserve"> (SSR) dan </w:t>
-      </w:r>
+      </w:r>
+      <w:r/>
       <w:r>
         <w:rPr>
           <w:i/>
           <w:iCs/>
         </w:rPr>
-        <w:t>Static Site Generation</w:t>
-      </w:r>
-      <w:r>
-        <w:t xml:space="preserve"> (SSG), </w:t>
-      </w:r>
-      <w:proofErr w:type="spellStart"/>
-      <w:r>
-        <w:t>memastikan</w:t>
-      </w:r>
-      <w:proofErr w:type="spellEnd"/>
-      <w:r>
-        <w:t xml:space="preserve"> </w:t>
-      </w:r>
-      <w:proofErr w:type="spellStart"/>
-      <w:r>
-        <w:t>aksesibilitas</w:t>
-      </w:r>
-      <w:proofErr w:type="spellEnd"/>
-      <w:r>
-        <w:t xml:space="preserve"> yang </w:t>
-      </w:r>
-      <w:proofErr w:type="spellStart"/>
-      <w:r>
-        <w:t>responsif</w:t>
-      </w:r>
-      <w:proofErr w:type="spellEnd"/>
-      <w:r>
-        <w:t>.</w:t>
-      </w:r>
+      </w:r>
+      <w:r/>
+      <w:proofErr w:type="spellStart"/>
+      <w:r/>
+      <w:proofErr w:type="spellEnd"/>
+      <w:r/>
+      <w:proofErr w:type="spellStart"/>
+      <w:r/>
+      <w:proofErr w:type="spellEnd"/>
+      <w:r/>
+      <w:proofErr w:type="spellStart"/>
+      <w:r/>
+      <w:proofErr w:type="spellEnd"/>
+      <w:r/>
     </w:p>
     <w:p>
       <w:pPr>
@@ -41976,7 +41236,7 @@
           <w:b/>
           <w:bCs/>
         </w:rPr>
-        <w:t xml:space="preserve">Logika </w:t>
+        <w:t>Logika Bisnis (Backend): Go (Golang) dan Supabase</w:t>
       </w:r>
       <w:proofErr w:type="spellStart"/>
       <w:r>
@@ -41984,7 +41244,6 @@
           <w:b/>
           <w:bCs/>
         </w:rPr>
-        <w:t>Bisnis</w:t>
       </w:r>
       <w:proofErr w:type="spellEnd"/>
       <w:r>
@@ -41992,7 +41251,6 @@
           <w:b/>
           <w:bCs/>
         </w:rPr>
-        <w:t xml:space="preserve"> (Backend): Go (Golang) dan </w:t>
       </w:r>
       <w:proofErr w:type="spellStart"/>
       <w:r>
@@ -42000,7 +41258,6 @@
           <w:b/>
           <w:bCs/>
         </w:rPr>
-        <w:t>Supabase</w:t>
       </w:r>
       <w:proofErr w:type="spellEnd"/>
     </w:p>

--- a/Prototype.docx
+++ b/Prototype.docx
@@ -1768,7 +1768,7 @@
                 <w:bCs/>
                 <w:color w:val="000000"/>
                 <w:u w:val="single"/>
-                <w:lang w:val="en-US"/>
+                <w:lang w:val="fi-FI"/>
               </w:rPr>
             </w:pPr>
             <w:r>
@@ -1777,89 +1777,9 @@
                 <w:bCs/>
                 <w:color w:val="000000"/>
                 <w:u w:val="single"/>
-                <w:lang w:val="en-US"/>
+                <w:lang w:val="fi-FI"/>
               </w:rPr>
-              <w:t xml:space="preserve">Rd. Muhammad </w:t>
-            </w:r>
-            <w:proofErr w:type="spellStart"/>
-            <w:r>
-              <w:rPr>
-                <w:b/>
-                <w:bCs/>
-                <w:color w:val="000000"/>
-                <w:u w:val="single"/>
-                <w:lang w:val="en-US"/>
-              </w:rPr>
-              <w:t>Sopian</w:t>
-            </w:r>
-            <w:proofErr w:type="spellEnd"/>
-            <w:r>
-              <w:rPr>
-                <w:b/>
-                <w:bCs/>
-                <w:color w:val="000000"/>
-                <w:u w:val="single"/>
-                <w:lang w:val="en-US"/>
-              </w:rPr>
-              <w:t xml:space="preserve"> </w:t>
-            </w:r>
-            <w:proofErr w:type="spellStart"/>
-            <w:proofErr w:type="gramStart"/>
-            <w:r>
-              <w:rPr>
-                <w:b/>
-                <w:bCs/>
-                <w:color w:val="000000"/>
-                <w:u w:val="single"/>
-                <w:lang w:val="en-US"/>
-              </w:rPr>
-              <w:t>Pratama,M</w:t>
-            </w:r>
-            <w:proofErr w:type="gramEnd"/>
-            <w:r>
-              <w:rPr>
-                <w:b/>
-                <w:bCs/>
-                <w:color w:val="000000"/>
-                <w:u w:val="single"/>
-                <w:lang w:val="en-US"/>
-              </w:rPr>
-              <w:t>.Ds</w:t>
-            </w:r>
-            <w:proofErr w:type="spellEnd"/>
-            <w:r>
-              <w:rPr>
-                <w:b/>
-                <w:bCs/>
-                <w:color w:val="000000"/>
-                <w:u w:val="single"/>
-                <w:lang w:val="en-US"/>
-              </w:rPr>
-              <w:t xml:space="preserve">., </w:t>
-            </w:r>
-            <w:proofErr w:type="spellStart"/>
-            <w:proofErr w:type="gramStart"/>
-            <w:r>
-              <w:rPr>
-                <w:b/>
-                <w:bCs/>
-                <w:color w:val="000000"/>
-                <w:u w:val="single"/>
-                <w:lang w:val="en-US"/>
-              </w:rPr>
-              <w:t>M.Kom</w:t>
-            </w:r>
-            <w:proofErr w:type="spellEnd"/>
-            <w:proofErr w:type="gramEnd"/>
-            <w:r>
-              <w:rPr>
-                <w:b/>
-                <w:bCs/>
-                <w:color w:val="000000"/>
-                <w:u w:val="single"/>
-                <w:lang w:val="en-US"/>
-              </w:rPr>
-              <w:t>.</w:t>
+              <w:t>Rd. Muhammad Sopian Pratama,M.Ds., M.Kom.</w:t>
             </w:r>
           </w:p>
           <w:p>
@@ -3227,6 +3147,7 @@
                 <w:bCs/>
                 <w:color w:val="000000"/>
                 <w:u w:val="single"/>
+                <w:lang w:val="fi-FI"/>
               </w:rPr>
             </w:pPr>
             <w:r>
@@ -3235,81 +3156,9 @@
                 <w:bCs/>
                 <w:color w:val="000000"/>
                 <w:u w:val="single"/>
+                <w:lang w:val="fi-FI"/>
               </w:rPr>
-              <w:t xml:space="preserve">Rd. Muhammad </w:t>
-            </w:r>
-            <w:proofErr w:type="spellStart"/>
-            <w:r>
-              <w:rPr>
-                <w:b/>
-                <w:bCs/>
-                <w:color w:val="000000"/>
-                <w:u w:val="single"/>
-              </w:rPr>
-              <w:t>Sopian</w:t>
-            </w:r>
-            <w:proofErr w:type="spellEnd"/>
-            <w:r>
-              <w:rPr>
-                <w:b/>
-                <w:bCs/>
-                <w:color w:val="000000"/>
-                <w:u w:val="single"/>
-              </w:rPr>
-              <w:t xml:space="preserve"> </w:t>
-            </w:r>
-            <w:proofErr w:type="spellStart"/>
-            <w:proofErr w:type="gramStart"/>
-            <w:r>
-              <w:rPr>
-                <w:b/>
-                <w:bCs/>
-                <w:color w:val="000000"/>
-                <w:u w:val="single"/>
-              </w:rPr>
-              <w:t>Pratama,M</w:t>
-            </w:r>
-            <w:proofErr w:type="gramEnd"/>
-            <w:r>
-              <w:rPr>
-                <w:b/>
-                <w:bCs/>
-                <w:color w:val="000000"/>
-                <w:u w:val="single"/>
-              </w:rPr>
-              <w:t>.Ds</w:t>
-            </w:r>
-            <w:proofErr w:type="spellEnd"/>
-            <w:r>
-              <w:rPr>
-                <w:b/>
-                <w:bCs/>
-                <w:color w:val="000000"/>
-                <w:u w:val="single"/>
-              </w:rPr>
-              <w:t xml:space="preserve">., </w:t>
-            </w:r>
-            <w:proofErr w:type="spellStart"/>
-            <w:proofErr w:type="gramStart"/>
-            <w:r>
-              <w:rPr>
-                <w:b/>
-                <w:bCs/>
-                <w:color w:val="000000"/>
-                <w:u w:val="single"/>
-              </w:rPr>
-              <w:t>M.Kom</w:t>
-            </w:r>
-            <w:proofErr w:type="spellEnd"/>
-            <w:proofErr w:type="gramEnd"/>
-            <w:r>
-              <w:rPr>
-                <w:b/>
-                <w:bCs/>
-                <w:color w:val="000000"/>
-                <w:u w:val="single"/>
-              </w:rPr>
-              <w:t>.</w:t>
+              <w:t>Rd. Muhammad Sopian Pratama,M.Ds., M.Kom.</w:t>
             </w:r>
           </w:p>
           <w:p>
@@ -29279,9 +29128,6 @@
           <w:numId w:val="15"/>
         </w:numPr>
       </w:pPr>
-      <w:r>
-        <w:t xml:space="preserve">a. </w:t>
-      </w:r>
       <w:proofErr w:type="spellStart"/>
       <w:r>
         <w:t>Kepala</w:t>
@@ -29586,9 +29432,6 @@
           <w:numId w:val="15"/>
         </w:numPr>
       </w:pPr>
-      <w:r>
-        <w:t xml:space="preserve">b. </w:t>
-      </w:r>
       <w:proofErr w:type="spellStart"/>
       <w:r>
         <w:t>Sekretariat</w:t>
@@ -29949,9 +29792,6 @@
           <w:numId w:val="15"/>
         </w:numPr>
       </w:pPr>
-      <w:r>
-        <w:t xml:space="preserve">c. </w:t>
-      </w:r>
       <w:proofErr w:type="spellStart"/>
       <w:r>
         <w:t>Bidang</w:t>
@@ -30177,7 +30017,39 @@
         </w:numPr>
       </w:pPr>
       <w:r>
-        <w:t xml:space="preserve">d. Staf Pelayanan/Operator: Merupakan pengguna utama (end-user) sistem yang dikembangkan, yang diwajibkan menginput laporan harian aktivitas, melakukan pelaporan kesalahan data, dan memanfaatkan </w:t>
+        <w:t xml:space="preserve">Staf </w:t>
+      </w:r>
+      <w:proofErr w:type="spellStart"/>
+      <w:r>
+        <w:t>Pelayanan</w:t>
+      </w:r>
+      <w:proofErr w:type="spellEnd"/>
+      <w:r>
+        <w:t xml:space="preserve">/Operator: </w:t>
+      </w:r>
+      <w:proofErr w:type="spellStart"/>
+      <w:r>
+        <w:t>Merupakan</w:t>
+      </w:r>
+      <w:proofErr w:type="spellEnd"/>
+      <w:r>
+        <w:t xml:space="preserve"> </w:t>
+      </w:r>
+      <w:proofErr w:type="spellStart"/>
+      <w:r>
+        <w:t>pengguna</w:t>
+      </w:r>
+      <w:proofErr w:type="spellEnd"/>
+      <w:r>
+        <w:t xml:space="preserve"> utama (end-user) sistem yang dikembangkan, yang diwajibkan menginput laporan harian aktivitas, melakukan pelaporan kesalahan data, dan </w:t>
+      </w:r>
+      <w:proofErr w:type="spellStart"/>
+      <w:r>
+        <w:t>memanfaatkan</w:t>
+      </w:r>
+      <w:proofErr w:type="spellEnd"/>
+      <w:r>
+        <w:t xml:space="preserve"> </w:t>
       </w:r>
       <w:proofErr w:type="spellStart"/>
       <w:r>
@@ -30284,69 +30156,40 @@
     </w:p>
     <w:p>
       <w:r>
-        <w:rPr/>
-        <w:t>Teknik pengumpulan data dirancang untuk memperoleh informasi komprehensif, memetakan alur kerja manual, dan mengidentifikasi kebutuhan digitalisasi pelaporan di Disdukcapil Kabupaten Garut. Teknik yang digunakan meliputi empat metode berikut.</w:t>
-      </w:r>
-      <w:proofErr w:type="spellStart"/>
-      <w:r/>
-      <w:proofErr w:type="spellEnd"/>
-      <w:r/>
-      <w:proofErr w:type="spellStart"/>
-      <w:r/>
-      <w:proofErr w:type="spellEnd"/>
-      <w:r/>
-      <w:proofErr w:type="spellStart"/>
-      <w:r/>
-      <w:proofErr w:type="spellEnd"/>
-      <w:r/>
-      <w:proofErr w:type="spellStart"/>
-      <w:r/>
-      <w:proofErr w:type="spellEnd"/>
-      <w:r/>
-      <w:proofErr w:type="spellStart"/>
-      <w:r/>
-      <w:proofErr w:type="spellEnd"/>
-      <w:r/>
-      <w:proofErr w:type="spellStart"/>
-      <w:r/>
-      <w:proofErr w:type="spellEnd"/>
-      <w:r/>
-      <w:proofErr w:type="spellStart"/>
-      <w:r/>
-      <w:proofErr w:type="spellEnd"/>
-      <w:r/>
-      <w:proofErr w:type="spellStart"/>
-      <w:r/>
-      <w:proofErr w:type="spellEnd"/>
-      <w:r/>
-      <w:proofErr w:type="spellStart"/>
-      <w:r/>
-      <w:proofErr w:type="spellEnd"/>
-      <w:r/>
-      <w:proofErr w:type="spellStart"/>
-      <w:r/>
-      <w:proofErr w:type="spellEnd"/>
-      <w:r/>
-      <w:proofErr w:type="spellStart"/>
-      <w:r/>
-      <w:proofErr w:type="spellEnd"/>
-      <w:r/>
-      <w:proofErr w:type="spellStart"/>
-      <w:r/>
-      <w:proofErr w:type="spellEnd"/>
-      <w:r/>
-      <w:proofErr w:type="spellStart"/>
-      <w:r/>
-      <w:proofErr w:type="spellEnd"/>
-      <w:r/>
-      <w:proofErr w:type="spellStart"/>
-      <w:r/>
-      <w:proofErr w:type="spellEnd"/>
-      <w:r/>
-      <w:proofErr w:type="spellStart"/>
-      <w:r/>
-      <w:proofErr w:type="spellEnd"/>
-      <w:r/>
+        <w:t xml:space="preserve">Teknik pengumpulan data dirancang untuk memperoleh informasi komprehensif, memetakan alur kerja manual, dan mengidentifikasi kebutuhan digitalisasi pelaporan di Disdukcapil Kabupaten Garut. Teknik yang digunakan </w:t>
+      </w:r>
+      <w:proofErr w:type="spellStart"/>
+      <w:r>
+        <w:t>meliputi</w:t>
+      </w:r>
+      <w:proofErr w:type="spellEnd"/>
+      <w:r>
+        <w:t xml:space="preserve"> </w:t>
+      </w:r>
+      <w:proofErr w:type="spellStart"/>
+      <w:r>
+        <w:t>empat</w:t>
+      </w:r>
+      <w:proofErr w:type="spellEnd"/>
+      <w:r>
+        <w:t xml:space="preserve"> </w:t>
+      </w:r>
+      <w:proofErr w:type="spellStart"/>
+      <w:r>
+        <w:t>metode</w:t>
+      </w:r>
+      <w:proofErr w:type="spellEnd"/>
+      <w:r>
+        <w:t xml:space="preserve"> </w:t>
+      </w:r>
+      <w:proofErr w:type="spellStart"/>
+      <w:r>
+        <w:t>berikut</w:t>
+      </w:r>
+      <w:proofErr w:type="spellEnd"/>
+      <w:r>
+        <w:t>.</w:t>
+      </w:r>
     </w:p>
     <w:p>
       <w:pPr>
@@ -30358,123 +30201,205 @@
       </w:pPr>
       <w:proofErr w:type="spellStart"/>
       <w:r>
-        <w:rPr>
-          <w:b/>
-          <w:bCs/>
-        </w:rPr>
-        <w:t>a. Observasi: Dilakukan secara langsung di Disdukcapil Kabupaten Garut untuk mengamati proses kerja sehari-hari terkait evaluasi laporan individu dan pencatatan aktivitas pegawai. Observasi difokuskan pada alur kerja manual, interaksi pegawai dengan sistem yang ada, serta identifikasi hambatan operasional. Data yang dikumpulkan berupa catatan lapangan (field notes) mengenai proses bisnis yang berjalan.</w:t>
-      </w:r>
-      <w:proofErr w:type="spellEnd"/>
-      <w:r>
-        <w:rPr>
-          <w:b/>
-          <w:bCs/>
-        </w:rPr>
-      </w:r>
-      <w:r/>
-      <w:proofErr w:type="spellStart"/>
-      <w:r/>
-      <w:proofErr w:type="spellEnd"/>
-      <w:r/>
-      <w:proofErr w:type="spellStart"/>
-      <w:r/>
-      <w:proofErr w:type="spellEnd"/>
-      <w:r/>
-      <w:proofErr w:type="spellStart"/>
-      <w:r/>
-      <w:proofErr w:type="spellEnd"/>
-      <w:r/>
-      <w:proofErr w:type="spellStart"/>
-      <w:r/>
-      <w:proofErr w:type="spellEnd"/>
-      <w:r/>
-      <w:proofErr w:type="spellStart"/>
-      <w:r/>
-      <w:proofErr w:type="spellEnd"/>
-      <w:r/>
-      <w:proofErr w:type="spellStart"/>
-      <w:r/>
-      <w:proofErr w:type="spellEnd"/>
-      <w:r/>
-      <w:proofErr w:type="spellStart"/>
-      <w:r/>
-      <w:proofErr w:type="spellEnd"/>
-      <w:r/>
-      <w:proofErr w:type="spellStart"/>
-      <w:r/>
-      <w:proofErr w:type="spellEnd"/>
-      <w:r/>
-      <w:proofErr w:type="spellStart"/>
-      <w:r/>
-      <w:proofErr w:type="spellEnd"/>
-      <w:r/>
-      <w:proofErr w:type="spellStart"/>
-      <w:r/>
-      <w:proofErr w:type="spellEnd"/>
-      <w:r/>
-      <w:proofErr w:type="spellStart"/>
-      <w:r/>
-      <w:proofErr w:type="spellEnd"/>
-      <w:r/>
-      <w:proofErr w:type="spellStart"/>
-      <w:r/>
-      <w:proofErr w:type="spellEnd"/>
-      <w:r/>
-      <w:proofErr w:type="spellStart"/>
-      <w:r/>
-      <w:proofErr w:type="spellEnd"/>
-      <w:r/>
-      <w:proofErr w:type="spellStart"/>
-      <w:r/>
-      <w:proofErr w:type="spellEnd"/>
-      <w:r/>
-      <w:proofErr w:type="spellStart"/>
-      <w:r/>
-      <w:proofErr w:type="spellEnd"/>
-      <w:r/>
-      <w:proofErr w:type="spellStart"/>
-      <w:r/>
-      <w:proofErr w:type="spellEnd"/>
-      <w:r/>
-      <w:proofErr w:type="spellStart"/>
-      <w:r/>
-      <w:proofErr w:type="spellEnd"/>
-      <w:r/>
-      <w:proofErr w:type="spellStart"/>
-      <w:r/>
-      <w:proofErr w:type="spellEnd"/>
-      <w:r/>
-      <w:proofErr w:type="spellStart"/>
-      <w:r/>
-      <w:proofErr w:type="spellEnd"/>
-      <w:r/>
-      <w:proofErr w:type="spellStart"/>
-      <w:r/>
-      <w:proofErr w:type="spellEnd"/>
-      <w:r/>
-      <w:r>
-        <w:rPr>
-          <w:i/>
-          <w:iCs/>
-        </w:rPr>
-      </w:r>
-      <w:r/>
-      <w:proofErr w:type="spellStart"/>
-      <w:r/>
-      <w:proofErr w:type="spellEnd"/>
-      <w:r/>
-      <w:proofErr w:type="spellStart"/>
-      <w:r/>
-      <w:proofErr w:type="spellEnd"/>
-      <w:r/>
-      <w:proofErr w:type="spellStart"/>
-      <w:r/>
-      <w:proofErr w:type="spellEnd"/>
-      <w:r/>
-      <w:proofErr w:type="spellStart"/>
-      <w:r/>
-      <w:proofErr w:type="spellEnd"/>
-      <w:r/>
+        <w:t>Observasi</w:t>
+      </w:r>
+      <w:proofErr w:type="spellEnd"/>
+      <w:r>
+        <w:t xml:space="preserve">: </w:t>
+      </w:r>
+      <w:proofErr w:type="spellStart"/>
+      <w:r>
+        <w:t>Dilakukan</w:t>
+      </w:r>
+      <w:proofErr w:type="spellEnd"/>
+      <w:r>
+        <w:t xml:space="preserve"> </w:t>
+      </w:r>
+      <w:proofErr w:type="spellStart"/>
+      <w:r>
+        <w:t>secara</w:t>
+      </w:r>
+      <w:proofErr w:type="spellEnd"/>
+      <w:r>
+        <w:t xml:space="preserve"> </w:t>
+      </w:r>
+      <w:proofErr w:type="spellStart"/>
+      <w:r>
+        <w:t>langsung</w:t>
+      </w:r>
+      <w:proofErr w:type="spellEnd"/>
+      <w:r>
+        <w:t xml:space="preserve"> di </w:t>
+      </w:r>
+      <w:proofErr w:type="spellStart"/>
+      <w:r>
+        <w:t>Disdukcapil</w:t>
+      </w:r>
+      <w:proofErr w:type="spellEnd"/>
+      <w:r>
+        <w:t xml:space="preserve"> </w:t>
+      </w:r>
+      <w:proofErr w:type="spellStart"/>
+      <w:r>
+        <w:t>Kabupaten</w:t>
+      </w:r>
+      <w:proofErr w:type="spellEnd"/>
+      <w:r>
+        <w:t xml:space="preserve"> Garut </w:t>
+      </w:r>
+      <w:proofErr w:type="spellStart"/>
+      <w:r>
+        <w:t>untuk</w:t>
+      </w:r>
+      <w:proofErr w:type="spellEnd"/>
+      <w:r>
+        <w:t xml:space="preserve"> </w:t>
+      </w:r>
+      <w:proofErr w:type="spellStart"/>
+      <w:r>
+        <w:t>mengamati</w:t>
+      </w:r>
+      <w:proofErr w:type="spellEnd"/>
+      <w:r>
+        <w:t xml:space="preserve"> proses </w:t>
+      </w:r>
+      <w:proofErr w:type="spellStart"/>
+      <w:r>
+        <w:t>kerja</w:t>
+      </w:r>
+      <w:proofErr w:type="spellEnd"/>
+      <w:r>
+        <w:t xml:space="preserve"> </w:t>
+      </w:r>
+      <w:proofErr w:type="spellStart"/>
+      <w:r>
+        <w:t>sehari-hari</w:t>
+      </w:r>
+      <w:proofErr w:type="spellEnd"/>
+      <w:r>
+        <w:t xml:space="preserve"> </w:t>
+      </w:r>
+      <w:proofErr w:type="spellStart"/>
+      <w:r>
+        <w:t>terkait</w:t>
+      </w:r>
+      <w:proofErr w:type="spellEnd"/>
+      <w:r>
+        <w:t xml:space="preserve"> </w:t>
+      </w:r>
+      <w:proofErr w:type="spellStart"/>
+      <w:r>
+        <w:t>evaluasi</w:t>
+      </w:r>
+      <w:proofErr w:type="spellEnd"/>
+      <w:r>
+        <w:t xml:space="preserve"> </w:t>
+      </w:r>
+      <w:proofErr w:type="spellStart"/>
+      <w:r>
+        <w:t>laporan</w:t>
+      </w:r>
+      <w:proofErr w:type="spellEnd"/>
+      <w:r>
+        <w:t xml:space="preserve"> </w:t>
+      </w:r>
+      <w:proofErr w:type="spellStart"/>
+      <w:r>
+        <w:t>individu</w:t>
+      </w:r>
+      <w:proofErr w:type="spellEnd"/>
+      <w:r>
+        <w:t xml:space="preserve"> dan </w:t>
+      </w:r>
+      <w:proofErr w:type="spellStart"/>
+      <w:r>
+        <w:t>pencatatan</w:t>
+      </w:r>
+      <w:proofErr w:type="spellEnd"/>
+      <w:r>
+        <w:t xml:space="preserve"> </w:t>
+      </w:r>
+      <w:proofErr w:type="spellStart"/>
+      <w:r>
+        <w:t>aktivitas</w:t>
+      </w:r>
+      <w:proofErr w:type="spellEnd"/>
+      <w:r>
+        <w:t xml:space="preserve"> </w:t>
+      </w:r>
+      <w:proofErr w:type="spellStart"/>
+      <w:r>
+        <w:t>pegawai</w:t>
+      </w:r>
+      <w:proofErr w:type="spellEnd"/>
+      <w:r>
+        <w:t xml:space="preserve">. </w:t>
+      </w:r>
+      <w:r>
+        <w:rPr>
+          <w:lang w:val="fi-FI"/>
+        </w:rPr>
+        <w:t xml:space="preserve">Observasi difokuskan pada alur kerja manual, interaksi pegawai dengan sistem yang ada, serta identifikasi hambatan operasional. </w:t>
+      </w:r>
+      <w:r>
+        <w:t xml:space="preserve">Data yang </w:t>
+      </w:r>
+      <w:proofErr w:type="spellStart"/>
+      <w:r>
+        <w:t>dikumpulkan</w:t>
+      </w:r>
+      <w:proofErr w:type="spellEnd"/>
+      <w:r>
+        <w:t xml:space="preserve"> </w:t>
+      </w:r>
+      <w:proofErr w:type="spellStart"/>
+      <w:r>
+        <w:t>berupa</w:t>
+      </w:r>
+      <w:proofErr w:type="spellEnd"/>
+      <w:r>
+        <w:t xml:space="preserve"> </w:t>
+      </w:r>
+      <w:proofErr w:type="spellStart"/>
+      <w:r>
+        <w:t>catatan</w:t>
+      </w:r>
+      <w:proofErr w:type="spellEnd"/>
+      <w:r>
+        <w:t xml:space="preserve"> </w:t>
+      </w:r>
+      <w:proofErr w:type="spellStart"/>
+      <w:r>
+        <w:t>lapangan</w:t>
+      </w:r>
+      <w:proofErr w:type="spellEnd"/>
+      <w:r>
+        <w:t xml:space="preserve"> (field notes) </w:t>
+      </w:r>
+      <w:proofErr w:type="spellStart"/>
+      <w:r>
+        <w:t>mengenai</w:t>
+      </w:r>
+      <w:proofErr w:type="spellEnd"/>
+      <w:r>
+        <w:t xml:space="preserve"> proses </w:t>
+      </w:r>
+      <w:proofErr w:type="spellStart"/>
+      <w:r>
+        <w:t>bisnis</w:t>
+      </w:r>
+      <w:proofErr w:type="spellEnd"/>
+      <w:r>
+        <w:t xml:space="preserve"> yang </w:t>
+      </w:r>
+      <w:proofErr w:type="spellStart"/>
+      <w:r>
+        <w:t>berjalan</w:t>
+      </w:r>
+      <w:proofErr w:type="spellEnd"/>
+      <w:r>
+        <w:t>.</w:t>
+      </w:r>
     </w:p>
     <w:p>
       <w:pPr>
@@ -30486,115 +30411,300 @@
       </w:pPr>
       <w:proofErr w:type="spellStart"/>
       <w:r>
-        <w:rPr>
-          <w:b/>
-          <w:bCs/>
-        </w:rPr>
-        <w:t>b. Wawancara: Dilakukan secara semi-struktural dengan responden kunci, yaitu Sabtian Juliana, S.T. selaku Administrator Database Disdukcapil Kabupaten Garut (personal communication, Juni 10, 2026), serta 10-15 pegawai dari berbagai bidang. Wawancara bertujuan mengumpulkan data kualitatif naratif mengenai opini pegawai tentang inefisiensi proses pelaporan manual, saran fitur spesifik yang dibutuhkan, serta harapan terhadap sistem digital yang akan dikembangkan.</w:t>
-      </w:r>
-      <w:proofErr w:type="spellEnd"/>
-      <w:r>
-        <w:rPr>
-          <w:b/>
-          <w:bCs/>
-        </w:rPr>
-      </w:r>
-      <w:r/>
-      <w:proofErr w:type="spellStart"/>
-      <w:r/>
-      <w:proofErr w:type="spellEnd"/>
-      <w:r/>
-      <w:proofErr w:type="spellStart"/>
-      <w:r/>
-      <w:proofErr w:type="spellEnd"/>
-      <w:r/>
-      <w:proofErr w:type="spellStart"/>
-      <w:r/>
-      <w:proofErr w:type="spellEnd"/>
-      <w:r/>
-      <w:proofErr w:type="spellStart"/>
-      <w:r/>
-      <w:proofErr w:type="spellEnd"/>
-      <w:r/>
-      <w:proofErr w:type="spellStart"/>
-      <w:r/>
-      <w:proofErr w:type="spellEnd"/>
-      <w:r/>
-      <w:proofErr w:type="spellStart"/>
-      <w:r/>
-      <w:proofErr w:type="spellEnd"/>
-      <w:r/>
-      <w:proofErr w:type="spellStart"/>
-      <w:r/>
-      <w:proofErr w:type="spellEnd"/>
-      <w:r/>
-      <w:proofErr w:type="spellStart"/>
-      <w:r/>
-      <w:proofErr w:type="spellEnd"/>
-      <w:r/>
-      <w:proofErr w:type="spellStart"/>
-      <w:r/>
-      <w:proofErr w:type="spellEnd"/>
-      <w:r/>
-      <w:proofErr w:type="spellStart"/>
-      <w:r/>
-      <w:proofErr w:type="spellEnd"/>
-      <w:r/>
-      <w:proofErr w:type="spellStart"/>
-      <w:r/>
-      <w:proofErr w:type="spellEnd"/>
-      <w:r/>
-      <w:proofErr w:type="spellStart"/>
-      <w:r/>
-      <w:proofErr w:type="spellEnd"/>
-      <w:r/>
-      <w:proofErr w:type="spellStart"/>
-      <w:r/>
-      <w:proofErr w:type="spellEnd"/>
-      <w:r/>
-      <w:proofErr w:type="spellStart"/>
-      <w:r/>
-      <w:proofErr w:type="spellEnd"/>
-      <w:r/>
-      <w:proofErr w:type="spellStart"/>
-      <w:r/>
-      <w:proofErr w:type="spellEnd"/>
-      <w:r/>
-      <w:proofErr w:type="spellStart"/>
-      <w:r/>
-      <w:proofErr w:type="spellEnd"/>
-      <w:r/>
-      <w:proofErr w:type="spellStart"/>
-      <w:r/>
-      <w:proofErr w:type="spellEnd"/>
-      <w:r/>
-      <w:proofErr w:type="spellStart"/>
-      <w:r/>
-      <w:proofErr w:type="spellEnd"/>
-      <w:r/>
-      <w:proofErr w:type="spellStart"/>
-      <w:r/>
-      <w:proofErr w:type="spellEnd"/>
-      <w:r/>
-      <w:proofErr w:type="spellStart"/>
-      <w:r/>
-      <w:proofErr w:type="spellEnd"/>
-      <w:r/>
-      <w:r>
-        <w:rPr>
-          <w:i/>
-          <w:iCs/>
-        </w:rPr>
-      </w:r>
-      <w:r/>
-      <w:proofErr w:type="spellStart"/>
-      <w:r/>
-      <w:proofErr w:type="spellEnd"/>
-      <w:r/>
-      <w:proofErr w:type="spellStart"/>
-      <w:r/>
-      <w:proofErr w:type="spellEnd"/>
-      <w:r/>
+        <w:t>Wawancara</w:t>
+      </w:r>
+      <w:proofErr w:type="spellEnd"/>
+      <w:r>
+        <w:t xml:space="preserve">: </w:t>
+      </w:r>
+      <w:proofErr w:type="spellStart"/>
+      <w:r>
+        <w:t>Dilakukan</w:t>
+      </w:r>
+      <w:proofErr w:type="spellEnd"/>
+      <w:r>
+        <w:t xml:space="preserve"> </w:t>
+      </w:r>
+      <w:proofErr w:type="spellStart"/>
+      <w:r>
+        <w:t>secara</w:t>
+      </w:r>
+      <w:proofErr w:type="spellEnd"/>
+      <w:r>
+        <w:t xml:space="preserve"> semi-</w:t>
+      </w:r>
+      <w:proofErr w:type="spellStart"/>
+      <w:r>
+        <w:t>struktural</w:t>
+      </w:r>
+      <w:proofErr w:type="spellEnd"/>
+      <w:r>
+        <w:t xml:space="preserve"> </w:t>
+      </w:r>
+      <w:proofErr w:type="spellStart"/>
+      <w:r>
+        <w:t>dengan</w:t>
+      </w:r>
+      <w:proofErr w:type="spellEnd"/>
+      <w:r>
+        <w:t xml:space="preserve"> </w:t>
+      </w:r>
+      <w:proofErr w:type="spellStart"/>
+      <w:r>
+        <w:t>responden</w:t>
+      </w:r>
+      <w:proofErr w:type="spellEnd"/>
+      <w:r>
+        <w:t xml:space="preserve"> </w:t>
+      </w:r>
+      <w:proofErr w:type="spellStart"/>
+      <w:r>
+        <w:t>kunci</w:t>
+      </w:r>
+      <w:proofErr w:type="spellEnd"/>
+      <w:r>
+        <w:t xml:space="preserve">, </w:t>
+      </w:r>
+      <w:proofErr w:type="spellStart"/>
+      <w:r>
+        <w:t>yaitu</w:t>
+      </w:r>
+      <w:proofErr w:type="spellEnd"/>
+      <w:r>
+        <w:t xml:space="preserve"> </w:t>
+      </w:r>
+      <w:proofErr w:type="spellStart"/>
+      <w:r>
+        <w:t>Sabtian</w:t>
+      </w:r>
+      <w:proofErr w:type="spellEnd"/>
+      <w:r>
+        <w:t xml:space="preserve"> Juliana, S.T. </w:t>
+      </w:r>
+      <w:proofErr w:type="spellStart"/>
+      <w:r>
+        <w:t>selaku</w:t>
+      </w:r>
+      <w:proofErr w:type="spellEnd"/>
+      <w:r>
+        <w:t xml:space="preserve"> Administrator Database </w:t>
+      </w:r>
+      <w:proofErr w:type="spellStart"/>
+      <w:r>
+        <w:t>Disdukcapil</w:t>
+      </w:r>
+      <w:proofErr w:type="spellEnd"/>
+      <w:r>
+        <w:t xml:space="preserve"> </w:t>
+      </w:r>
+      <w:proofErr w:type="spellStart"/>
+      <w:r>
+        <w:t>Kabupaten</w:t>
+      </w:r>
+      <w:proofErr w:type="spellEnd"/>
+      <w:r>
+        <w:t xml:space="preserve"> Garut (personal communication, Juni 10, 2026), </w:t>
+      </w:r>
+      <w:proofErr w:type="spellStart"/>
+      <w:r>
+        <w:t>serta</w:t>
+      </w:r>
+      <w:proofErr w:type="spellEnd"/>
+      <w:r>
+        <w:t xml:space="preserve"> 10-15 </w:t>
+      </w:r>
+      <w:proofErr w:type="spellStart"/>
+      <w:r>
+        <w:t>pegawai</w:t>
+      </w:r>
+      <w:proofErr w:type="spellEnd"/>
+      <w:r>
+        <w:t xml:space="preserve"> </w:t>
+      </w:r>
+      <w:proofErr w:type="spellStart"/>
+      <w:r>
+        <w:t>dari</w:t>
+      </w:r>
+      <w:proofErr w:type="spellEnd"/>
+      <w:r>
+        <w:t xml:space="preserve"> </w:t>
+      </w:r>
+      <w:proofErr w:type="spellStart"/>
+      <w:r>
+        <w:t>berbagai</w:t>
+      </w:r>
+      <w:proofErr w:type="spellEnd"/>
+      <w:r>
+        <w:t xml:space="preserve"> </w:t>
+      </w:r>
+      <w:proofErr w:type="spellStart"/>
+      <w:r>
+        <w:t>bidang</w:t>
+      </w:r>
+      <w:proofErr w:type="spellEnd"/>
+      <w:r>
+        <w:t xml:space="preserve">. </w:t>
+      </w:r>
+      <w:proofErr w:type="spellStart"/>
+      <w:r>
+        <w:t>Wawancara</w:t>
+      </w:r>
+      <w:proofErr w:type="spellEnd"/>
+      <w:r>
+        <w:t xml:space="preserve"> </w:t>
+      </w:r>
+      <w:proofErr w:type="spellStart"/>
+      <w:r>
+        <w:t>bertujuan</w:t>
+      </w:r>
+      <w:proofErr w:type="spellEnd"/>
+      <w:r>
+        <w:t xml:space="preserve"> </w:t>
+      </w:r>
+      <w:proofErr w:type="spellStart"/>
+      <w:r>
+        <w:t>mengumpulkan</w:t>
+      </w:r>
+      <w:proofErr w:type="spellEnd"/>
+      <w:r>
+        <w:t xml:space="preserve"> data </w:t>
+      </w:r>
+      <w:proofErr w:type="spellStart"/>
+      <w:r>
+        <w:t>kualitatif</w:t>
+      </w:r>
+      <w:proofErr w:type="spellEnd"/>
+      <w:r>
+        <w:t xml:space="preserve"> </w:t>
+      </w:r>
+      <w:proofErr w:type="spellStart"/>
+      <w:r>
+        <w:t>naratif</w:t>
+      </w:r>
+      <w:proofErr w:type="spellEnd"/>
+      <w:r>
+        <w:t xml:space="preserve"> </w:t>
+      </w:r>
+      <w:proofErr w:type="spellStart"/>
+      <w:r>
+        <w:t>mengenai</w:t>
+      </w:r>
+      <w:proofErr w:type="spellEnd"/>
+      <w:r>
+        <w:t xml:space="preserve"> </w:t>
+      </w:r>
+      <w:proofErr w:type="spellStart"/>
+      <w:r>
+        <w:t>opini</w:t>
+      </w:r>
+      <w:proofErr w:type="spellEnd"/>
+      <w:r>
+        <w:t xml:space="preserve"> </w:t>
+      </w:r>
+      <w:proofErr w:type="spellStart"/>
+      <w:r>
+        <w:t>pegawai</w:t>
+      </w:r>
+      <w:proofErr w:type="spellEnd"/>
+      <w:r>
+        <w:t xml:space="preserve"> </w:t>
+      </w:r>
+      <w:proofErr w:type="spellStart"/>
+      <w:r>
+        <w:t>tentang</w:t>
+      </w:r>
+      <w:proofErr w:type="spellEnd"/>
+      <w:r>
+        <w:t xml:space="preserve"> </w:t>
+      </w:r>
+      <w:proofErr w:type="spellStart"/>
+      <w:r>
+        <w:t>inefisiensi</w:t>
+      </w:r>
+      <w:proofErr w:type="spellEnd"/>
+      <w:r>
+        <w:t xml:space="preserve"> proses </w:t>
+      </w:r>
+      <w:proofErr w:type="spellStart"/>
+      <w:r>
+        <w:t>pelaporan</w:t>
+      </w:r>
+      <w:proofErr w:type="spellEnd"/>
+      <w:r>
+        <w:t xml:space="preserve"> manual, saran </w:t>
+      </w:r>
+      <w:proofErr w:type="spellStart"/>
+      <w:r>
+        <w:t>fitur</w:t>
+      </w:r>
+      <w:proofErr w:type="spellEnd"/>
+      <w:r>
+        <w:t xml:space="preserve"> </w:t>
+      </w:r>
+      <w:proofErr w:type="spellStart"/>
+      <w:r>
+        <w:t>spesifik</w:t>
+      </w:r>
+      <w:proofErr w:type="spellEnd"/>
+      <w:r>
+        <w:t xml:space="preserve"> yang </w:t>
+      </w:r>
+      <w:proofErr w:type="spellStart"/>
+      <w:r>
+        <w:t>dibutuhkan</w:t>
+      </w:r>
+      <w:proofErr w:type="spellEnd"/>
+      <w:r>
+        <w:t xml:space="preserve">, </w:t>
+      </w:r>
+      <w:proofErr w:type="spellStart"/>
+      <w:r>
+        <w:t>serta</w:t>
+      </w:r>
+      <w:proofErr w:type="spellEnd"/>
+      <w:r>
+        <w:t xml:space="preserve"> </w:t>
+      </w:r>
+      <w:proofErr w:type="spellStart"/>
+      <w:r>
+        <w:t>harapan</w:t>
+      </w:r>
+      <w:proofErr w:type="spellEnd"/>
+      <w:r>
+        <w:t xml:space="preserve"> </w:t>
+      </w:r>
+      <w:proofErr w:type="spellStart"/>
+      <w:r>
+        <w:t>terhadap</w:t>
+      </w:r>
+      <w:proofErr w:type="spellEnd"/>
+      <w:r>
+        <w:t xml:space="preserve"> </w:t>
+      </w:r>
+      <w:proofErr w:type="spellStart"/>
+      <w:r>
+        <w:t>sistem</w:t>
+      </w:r>
+      <w:proofErr w:type="spellEnd"/>
+      <w:r>
+        <w:t xml:space="preserve"> digital yang </w:t>
+      </w:r>
+      <w:proofErr w:type="spellStart"/>
+      <w:r>
+        <w:t>akan</w:t>
+      </w:r>
+      <w:proofErr w:type="spellEnd"/>
+      <w:r>
+        <w:t xml:space="preserve"> </w:t>
+      </w:r>
+      <w:proofErr w:type="spellStart"/>
+      <w:r>
+        <w:t>dikembangkan</w:t>
+      </w:r>
+      <w:proofErr w:type="spellEnd"/>
+      <w:r>
+        <w:t>.</w:t>
+      </w:r>
     </w:p>
     <w:p>
       <w:pPr>
@@ -30606,131 +30716,372 @@
       </w:pPr>
       <w:proofErr w:type="spellStart"/>
       <w:r>
-        <w:rPr>
-          <w:b/>
-          <w:bCs/>
-        </w:rPr>
-        <w:t>c. Penyebaran Angket (Kuesioner): Disajikan secara daring melalui Google Forms atau secara manual (cetak) kepada 30 responden pegawai Disdukcapil Kabupaten Garut menggunakan teknik purposive sampling. Angket menggunakan skala Likert (1-5) dan pertanyaan terbuka untuk mengukur tingkat kepuasan terhadap proses manual yang berjalan serta kebutuhan terhadap fitur sistem digital. Kuesioner SUS (System Usability Scale) juga disebarkan kepada pengguna akhir setelah prototipe sistem diimplementasikan untuk mengukur tingkat usability sistem yang dikembangkan.</w:t>
-      </w:r>
-      <w:proofErr w:type="spellEnd"/>
-      <w:r>
-        <w:rPr>
-          <w:b/>
-          <w:bCs/>
-        </w:rPr>
-      </w:r>
-      <w:proofErr w:type="spellStart"/>
-      <w:r>
-        <w:rPr>
-          <w:b/>
-          <w:bCs/>
-        </w:rPr>
-      </w:r>
-      <w:proofErr w:type="spellEnd"/>
-      <w:r>
-        <w:rPr>
-          <w:b/>
-          <w:bCs/>
-        </w:rPr>
-      </w:r>
-      <w:proofErr w:type="spellStart"/>
-      <w:r>
-        <w:rPr>
-          <w:b/>
-          <w:bCs/>
-        </w:rPr>
-      </w:r>
-      <w:proofErr w:type="spellEnd"/>
-      <w:r>
-        <w:rPr>
-          <w:b/>
-          <w:bCs/>
-        </w:rPr>
-      </w:r>
-      <w:r/>
-      <w:proofErr w:type="spellStart"/>
-      <w:r/>
-      <w:proofErr w:type="spellEnd"/>
-      <w:r/>
-      <w:proofErr w:type="spellStart"/>
-      <w:r/>
-      <w:proofErr w:type="spellEnd"/>
-      <w:r/>
-      <w:proofErr w:type="spellStart"/>
-      <w:r/>
-      <w:proofErr w:type="spellEnd"/>
-      <w:r/>
-      <w:proofErr w:type="spellStart"/>
-      <w:r/>
-      <w:proofErr w:type="spellEnd"/>
-      <w:r/>
-      <w:proofErr w:type="spellStart"/>
-      <w:r/>
-      <w:proofErr w:type="spellEnd"/>
-      <w:r/>
-      <w:proofErr w:type="spellStart"/>
-      <w:r/>
-      <w:proofErr w:type="spellEnd"/>
-      <w:r/>
-      <w:proofErr w:type="spellStart"/>
-      <w:r/>
-      <w:proofErr w:type="spellEnd"/>
-      <w:r/>
-      <w:r>
-        <w:rPr>
-          <w:i/>
-          <w:iCs/>
-        </w:rPr>
-      </w:r>
-      <w:r/>
-      <w:proofErr w:type="spellStart"/>
-      <w:r/>
-      <w:proofErr w:type="spellEnd"/>
-      <w:r/>
-      <w:proofErr w:type="spellStart"/>
-      <w:r/>
-      <w:proofErr w:type="spellEnd"/>
-      <w:r/>
-      <w:proofErr w:type="spellStart"/>
-      <w:r/>
-      <w:proofErr w:type="spellEnd"/>
-      <w:r/>
-      <w:proofErr w:type="spellStart"/>
-      <w:r/>
-      <w:proofErr w:type="spellEnd"/>
-      <w:r/>
-      <w:proofErr w:type="spellStart"/>
-      <w:r/>
-      <w:proofErr w:type="spellEnd"/>
-      <w:r/>
-      <w:proofErr w:type="spellStart"/>
-      <w:r/>
-      <w:proofErr w:type="spellEnd"/>
-      <w:r/>
-      <w:proofErr w:type="spellStart"/>
-      <w:r/>
-      <w:proofErr w:type="spellEnd"/>
-      <w:r/>
-      <w:proofErr w:type="spellStart"/>
-      <w:r/>
-      <w:proofErr w:type="spellEnd"/>
-      <w:r/>
-      <w:proofErr w:type="spellStart"/>
-      <w:r/>
-      <w:proofErr w:type="spellEnd"/>
-      <w:r/>
-      <w:proofErr w:type="spellStart"/>
-      <w:r/>
-      <w:proofErr w:type="spellEnd"/>
-      <w:r/>
-      <w:proofErr w:type="spellStart"/>
-      <w:r/>
-      <w:proofErr w:type="spellEnd"/>
-      <w:r/>
-      <w:proofErr w:type="spellStart"/>
-      <w:r/>
-      <w:proofErr w:type="spellEnd"/>
-      <w:r/>
+        <w:t>Penyebaran</w:t>
+      </w:r>
+      <w:proofErr w:type="spellEnd"/>
+      <w:r>
+        <w:t xml:space="preserve"> </w:t>
+      </w:r>
+      <w:proofErr w:type="spellStart"/>
+      <w:r>
+        <w:t>Angket</w:t>
+      </w:r>
+      <w:proofErr w:type="spellEnd"/>
+      <w:r>
+        <w:t xml:space="preserve"> (</w:t>
+      </w:r>
+      <w:proofErr w:type="spellStart"/>
+      <w:r>
+        <w:t>Kuesioner</w:t>
+      </w:r>
+      <w:proofErr w:type="spellEnd"/>
+      <w:r>
+        <w:t xml:space="preserve">): </w:t>
+      </w:r>
+      <w:proofErr w:type="spellStart"/>
+      <w:r>
+        <w:t>Disajikan</w:t>
+      </w:r>
+      <w:proofErr w:type="spellEnd"/>
+      <w:r>
+        <w:t xml:space="preserve"> </w:t>
+      </w:r>
+      <w:proofErr w:type="spellStart"/>
+      <w:r>
+        <w:t>secara</w:t>
+      </w:r>
+      <w:proofErr w:type="spellEnd"/>
+      <w:r>
+        <w:t xml:space="preserve"> daring </w:t>
+      </w:r>
+      <w:proofErr w:type="spellStart"/>
+      <w:r>
+        <w:t>melalui</w:t>
+      </w:r>
+      <w:proofErr w:type="spellEnd"/>
+      <w:r>
+        <w:t xml:space="preserve"> Google Forms </w:t>
+      </w:r>
+      <w:proofErr w:type="spellStart"/>
+      <w:r>
+        <w:t>atau</w:t>
+      </w:r>
+      <w:proofErr w:type="spellEnd"/>
+      <w:r>
+        <w:t xml:space="preserve"> </w:t>
+      </w:r>
+      <w:proofErr w:type="spellStart"/>
+      <w:r>
+        <w:t>secara</w:t>
+      </w:r>
+      <w:proofErr w:type="spellEnd"/>
+      <w:r>
+        <w:t xml:space="preserve"> manual (</w:t>
+      </w:r>
+      <w:proofErr w:type="spellStart"/>
+      <w:r>
+        <w:t>cetak</w:t>
+      </w:r>
+      <w:proofErr w:type="spellEnd"/>
+      <w:r>
+        <w:t xml:space="preserve">) </w:t>
+      </w:r>
+      <w:proofErr w:type="spellStart"/>
+      <w:r>
+        <w:t>kepada</w:t>
+      </w:r>
+      <w:proofErr w:type="spellEnd"/>
+      <w:r>
+        <w:t xml:space="preserve"> 30 </w:t>
+      </w:r>
+      <w:proofErr w:type="spellStart"/>
+      <w:r>
+        <w:t>responden</w:t>
+      </w:r>
+      <w:proofErr w:type="spellEnd"/>
+      <w:r>
+        <w:t xml:space="preserve"> </w:t>
+      </w:r>
+      <w:proofErr w:type="spellStart"/>
+      <w:r>
+        <w:t>pegawai</w:t>
+      </w:r>
+      <w:proofErr w:type="spellEnd"/>
+      <w:r>
+        <w:t xml:space="preserve"> </w:t>
+      </w:r>
+      <w:proofErr w:type="spellStart"/>
+      <w:r>
+        <w:t>Disdukcapil</w:t>
+      </w:r>
+      <w:proofErr w:type="spellEnd"/>
+      <w:r>
+        <w:t xml:space="preserve"> </w:t>
+      </w:r>
+      <w:proofErr w:type="spellStart"/>
+      <w:r>
+        <w:t>Kabupaten</w:t>
+      </w:r>
+      <w:proofErr w:type="spellEnd"/>
+      <w:r>
+        <w:t xml:space="preserve"> Garut </w:t>
+      </w:r>
+      <w:proofErr w:type="spellStart"/>
+      <w:r>
+        <w:t>menggunakan</w:t>
+      </w:r>
+      <w:proofErr w:type="spellEnd"/>
+      <w:r>
+        <w:t xml:space="preserve"> </w:t>
+      </w:r>
+      <w:proofErr w:type="spellStart"/>
+      <w:r>
+        <w:t>teknik</w:t>
+      </w:r>
+      <w:proofErr w:type="spellEnd"/>
+      <w:r>
+        <w:t xml:space="preserve"> purposive sampling. </w:t>
+      </w:r>
+      <w:proofErr w:type="spellStart"/>
+      <w:r>
+        <w:t>Angket</w:t>
+      </w:r>
+      <w:proofErr w:type="spellEnd"/>
+      <w:r>
+        <w:t xml:space="preserve"> </w:t>
+      </w:r>
+      <w:proofErr w:type="spellStart"/>
+      <w:r>
+        <w:t>menggunakan</w:t>
+      </w:r>
+      <w:proofErr w:type="spellEnd"/>
+      <w:r>
+        <w:t xml:space="preserve"> </w:t>
+      </w:r>
+      <w:proofErr w:type="spellStart"/>
+      <w:r>
+        <w:t>skala</w:t>
+      </w:r>
+      <w:proofErr w:type="spellEnd"/>
+      <w:r>
+        <w:t xml:space="preserve"> Likert (1-5) dan </w:t>
+      </w:r>
+      <w:proofErr w:type="spellStart"/>
+      <w:r>
+        <w:t>pertanyaan</w:t>
+      </w:r>
+      <w:proofErr w:type="spellEnd"/>
+      <w:r>
+        <w:t xml:space="preserve"> </w:t>
+      </w:r>
+      <w:proofErr w:type="spellStart"/>
+      <w:r>
+        <w:t>terbuka</w:t>
+      </w:r>
+      <w:proofErr w:type="spellEnd"/>
+      <w:r>
+        <w:t xml:space="preserve"> </w:t>
+      </w:r>
+      <w:proofErr w:type="spellStart"/>
+      <w:r>
+        <w:t>untuk</w:t>
+      </w:r>
+      <w:proofErr w:type="spellEnd"/>
+      <w:r>
+        <w:t xml:space="preserve"> </w:t>
+      </w:r>
+      <w:proofErr w:type="spellStart"/>
+      <w:r>
+        <w:t>mengukur</w:t>
+      </w:r>
+      <w:proofErr w:type="spellEnd"/>
+      <w:r>
+        <w:t xml:space="preserve"> </w:t>
+      </w:r>
+      <w:proofErr w:type="spellStart"/>
+      <w:r>
+        <w:t>tingkat</w:t>
+      </w:r>
+      <w:proofErr w:type="spellEnd"/>
+      <w:r>
+        <w:t xml:space="preserve"> </w:t>
+      </w:r>
+      <w:proofErr w:type="spellStart"/>
+      <w:r>
+        <w:t>kepuasan</w:t>
+      </w:r>
+      <w:proofErr w:type="spellEnd"/>
+      <w:r>
+        <w:t xml:space="preserve"> </w:t>
+      </w:r>
+      <w:proofErr w:type="spellStart"/>
+      <w:r>
+        <w:t>terhadap</w:t>
+      </w:r>
+      <w:proofErr w:type="spellEnd"/>
+      <w:r>
+        <w:t xml:space="preserve"> proses manual yang </w:t>
+      </w:r>
+      <w:proofErr w:type="spellStart"/>
+      <w:r>
+        <w:t>berjalan</w:t>
+      </w:r>
+      <w:proofErr w:type="spellEnd"/>
+      <w:r>
+        <w:t xml:space="preserve"> </w:t>
+      </w:r>
+      <w:proofErr w:type="spellStart"/>
+      <w:r>
+        <w:t>serta</w:t>
+      </w:r>
+      <w:proofErr w:type="spellEnd"/>
+      <w:r>
+        <w:t xml:space="preserve"> </w:t>
+      </w:r>
+      <w:proofErr w:type="spellStart"/>
+      <w:r>
+        <w:t>kebutuhan</w:t>
+      </w:r>
+      <w:proofErr w:type="spellEnd"/>
+      <w:r>
+        <w:t xml:space="preserve"> </w:t>
+      </w:r>
+      <w:proofErr w:type="spellStart"/>
+      <w:r>
+        <w:t>terhadap</w:t>
+      </w:r>
+      <w:proofErr w:type="spellEnd"/>
+      <w:r>
+        <w:t xml:space="preserve"> </w:t>
+      </w:r>
+      <w:proofErr w:type="spellStart"/>
+      <w:r>
+        <w:t>fitur</w:t>
+      </w:r>
+      <w:proofErr w:type="spellEnd"/>
+      <w:r>
+        <w:t xml:space="preserve"> </w:t>
+      </w:r>
+      <w:proofErr w:type="spellStart"/>
+      <w:r>
+        <w:t>sistem</w:t>
+      </w:r>
+      <w:proofErr w:type="spellEnd"/>
+      <w:r>
+        <w:t xml:space="preserve"> digital. </w:t>
+      </w:r>
+      <w:proofErr w:type="spellStart"/>
+      <w:r>
+        <w:t>Kuesioner</w:t>
+      </w:r>
+      <w:proofErr w:type="spellEnd"/>
+      <w:r>
+        <w:t xml:space="preserve"> SUS (System Usability Scale) juga </w:t>
+      </w:r>
+      <w:proofErr w:type="spellStart"/>
+      <w:r>
+        <w:t>disebarkan</w:t>
+      </w:r>
+      <w:proofErr w:type="spellEnd"/>
+      <w:r>
+        <w:t xml:space="preserve"> </w:t>
+      </w:r>
+      <w:proofErr w:type="spellStart"/>
+      <w:r>
+        <w:t>kepada</w:t>
+      </w:r>
+      <w:proofErr w:type="spellEnd"/>
+      <w:r>
+        <w:t xml:space="preserve"> </w:t>
+      </w:r>
+      <w:proofErr w:type="spellStart"/>
+      <w:r>
+        <w:t>pengguna</w:t>
+      </w:r>
+      <w:proofErr w:type="spellEnd"/>
+      <w:r>
+        <w:t xml:space="preserve"> </w:t>
+      </w:r>
+      <w:proofErr w:type="spellStart"/>
+      <w:r>
+        <w:t>akhir</w:t>
+      </w:r>
+      <w:proofErr w:type="spellEnd"/>
+      <w:r>
+        <w:t xml:space="preserve"> </w:t>
+      </w:r>
+      <w:proofErr w:type="spellStart"/>
+      <w:r>
+        <w:t>setelah</w:t>
+      </w:r>
+      <w:proofErr w:type="spellEnd"/>
+      <w:r>
+        <w:t xml:space="preserve"> </w:t>
+      </w:r>
+      <w:proofErr w:type="spellStart"/>
+      <w:r>
+        <w:t>prototipe</w:t>
+      </w:r>
+      <w:proofErr w:type="spellEnd"/>
+      <w:r>
+        <w:t xml:space="preserve"> </w:t>
+      </w:r>
+      <w:proofErr w:type="spellStart"/>
+      <w:r>
+        <w:t>sistem</w:t>
+      </w:r>
+      <w:proofErr w:type="spellEnd"/>
+      <w:r>
+        <w:t xml:space="preserve"> </w:t>
+      </w:r>
+      <w:proofErr w:type="spellStart"/>
+      <w:r>
+        <w:t>diimplementasikan</w:t>
+      </w:r>
+      <w:proofErr w:type="spellEnd"/>
+      <w:r>
+        <w:t xml:space="preserve"> </w:t>
+      </w:r>
+      <w:proofErr w:type="spellStart"/>
+      <w:r>
+        <w:t>untuk</w:t>
+      </w:r>
+      <w:proofErr w:type="spellEnd"/>
+      <w:r>
+        <w:t xml:space="preserve"> </w:t>
+      </w:r>
+      <w:proofErr w:type="spellStart"/>
+      <w:r>
+        <w:t>mengukur</w:t>
+      </w:r>
+      <w:proofErr w:type="spellEnd"/>
+      <w:r>
+        <w:t xml:space="preserve"> </w:t>
+      </w:r>
+      <w:proofErr w:type="spellStart"/>
+      <w:r>
+        <w:t>tingkat</w:t>
+      </w:r>
+      <w:proofErr w:type="spellEnd"/>
+      <w:r>
+        <w:t xml:space="preserve"> usability </w:t>
+      </w:r>
+      <w:proofErr w:type="spellStart"/>
+      <w:r>
+        <w:t>sistem</w:t>
+      </w:r>
+      <w:proofErr w:type="spellEnd"/>
+      <w:r>
+        <w:t xml:space="preserve"> yang </w:t>
+      </w:r>
+      <w:proofErr w:type="spellStart"/>
+      <w:r>
+        <w:t>dikembangkan</w:t>
+      </w:r>
+      <w:proofErr w:type="spellEnd"/>
+      <w:r>
+        <w:t>.</w:t>
+      </w:r>
     </w:p>
     <w:p>
       <w:pPr>
@@ -30741,141 +31092,73 @@
         <w:ind w:left="720"/>
       </w:pPr>
       <w:r>
-        <w:rPr>
-          <w:b/>
-          <w:bCs/>
-        </w:rPr>
-        <w:t>d. Studi Literatur: Dilakukan melalui pencarian dan analisis sumber sekunder dari jurnal ilmiah, buku teks, dan dokumen resmi pemerintah yang relevan dengan topik e-government, metodologi Scrum, rules-based scoring, dan pengembangan sistem informasi berbasis web. Studi literatur menyediakan landasan teori dan referensi empiris yang mendukung perancangan sistem evaluasi pelaporan.</w:t>
-      </w:r>
-      <w:proofErr w:type="spellStart"/>
-      <w:r>
-        <w:rPr>
-          <w:b/>
-          <w:bCs/>
-        </w:rPr>
-      </w:r>
-      <w:proofErr w:type="spellEnd"/>
-      <w:r>
-        <w:rPr>
-          <w:b/>
-          <w:bCs/>
-        </w:rPr>
-      </w:r>
-      <w:r/>
-      <w:proofErr w:type="spellStart"/>
-      <w:r/>
-      <w:proofErr w:type="spellEnd"/>
-      <w:r/>
-      <w:proofErr w:type="spellStart"/>
-      <w:r/>
-      <w:proofErr w:type="spellEnd"/>
-      <w:r/>
-      <w:proofErr w:type="spellStart"/>
-      <w:r/>
-      <w:proofErr w:type="spellEnd"/>
-      <w:r/>
-      <w:proofErr w:type="spellStart"/>
-      <w:r/>
-      <w:proofErr w:type="spellEnd"/>
-      <w:r/>
-      <w:proofErr w:type="spellStart"/>
-      <w:r/>
-      <w:proofErr w:type="spellEnd"/>
-      <w:r/>
-      <w:proofErr w:type="spellStart"/>
-      <w:r/>
-      <w:proofErr w:type="spellEnd"/>
-      <w:r/>
-      <w:proofErr w:type="spellStart"/>
-      <w:r/>
-      <w:proofErr w:type="spellEnd"/>
-      <w:r/>
-      <w:proofErr w:type="spellStart"/>
-      <w:r/>
-      <w:proofErr w:type="spellEnd"/>
-      <w:r/>
-      <w:proofErr w:type="spellStart"/>
-      <w:r/>
-      <w:proofErr w:type="spellEnd"/>
-      <w:r/>
-      <w:proofErr w:type="spellStart"/>
-      <w:r/>
-      <w:proofErr w:type="spellEnd"/>
-      <w:r/>
-      <w:proofErr w:type="spellStart"/>
-      <w:r/>
-      <w:proofErr w:type="spellEnd"/>
-      <w:r/>
-      <w:r>
-        <w:rPr>
-          <w:i/>
-          <w:iCs/>
-        </w:rPr>
-      </w:r>
-      <w:r/>
-      <w:proofErr w:type="spellStart"/>
-      <w:r/>
-      <w:proofErr w:type="spellEnd"/>
-      <w:r/>
-      <w:r>
-        <w:rPr>
-          <w:i/>
-          <w:iCs/>
-        </w:rPr>
-      </w:r>
-      <w:r/>
-      <w:proofErr w:type="spellStart"/>
-      <w:r/>
-      <w:proofErr w:type="spellEnd"/>
-      <w:r/>
-      <w:proofErr w:type="spellStart"/>
-      <w:r/>
-      <w:proofErr w:type="spellEnd"/>
-      <w:r/>
-      <w:proofErr w:type="spellStart"/>
-      <w:r/>
-      <w:proofErr w:type="spellEnd"/>
-      <w:r/>
-      <w:proofErr w:type="spellStart"/>
-      <w:r/>
-      <w:proofErr w:type="spellEnd"/>
-      <w:r/>
-      <w:proofErr w:type="spellStart"/>
-      <w:r/>
-      <w:proofErr w:type="spellEnd"/>
-      <w:r/>
-      <w:proofErr w:type="spellStart"/>
-      <w:r/>
-      <w:proofErr w:type="spellEnd"/>
-      <w:r/>
-      <w:proofErr w:type="spellStart"/>
-      <w:r/>
-      <w:proofErr w:type="spellEnd"/>
-      <w:r/>
-      <w:proofErr w:type="spellStart"/>
-      <w:r/>
-      <w:proofErr w:type="spellEnd"/>
-      <w:r/>
-      <w:proofErr w:type="spellStart"/>
-      <w:r/>
-      <w:proofErr w:type="spellEnd"/>
-      <w:r/>
-      <w:proofErr w:type="spellStart"/>
-      <w:r/>
-      <w:proofErr w:type="spellEnd"/>
-      <w:r/>
-      <w:proofErr w:type="spellStart"/>
-      <w:r/>
-      <w:proofErr w:type="spellEnd"/>
-      <w:r/>
-      <w:proofErr w:type="spellStart"/>
-      <w:r/>
-      <w:proofErr w:type="spellEnd"/>
-      <w:r/>
-      <w:proofErr w:type="spellStart"/>
-      <w:r/>
-      <w:proofErr w:type="spellEnd"/>
-      <w:r/>
+        <w:t xml:space="preserve">Studi </w:t>
+      </w:r>
+      <w:proofErr w:type="spellStart"/>
+      <w:r>
+        <w:t>Literatur</w:t>
+      </w:r>
+      <w:proofErr w:type="spellEnd"/>
+      <w:r>
+        <w:t xml:space="preserve">: </w:t>
+      </w:r>
+      <w:proofErr w:type="spellStart"/>
+      <w:r>
+        <w:t>Dilakukan</w:t>
+      </w:r>
+      <w:proofErr w:type="spellEnd"/>
+      <w:r>
+        <w:t xml:space="preserve"> </w:t>
+      </w:r>
+      <w:proofErr w:type="spellStart"/>
+      <w:r>
+        <w:t>melalui</w:t>
+      </w:r>
+      <w:proofErr w:type="spellEnd"/>
+      <w:r>
+        <w:t xml:space="preserve"> pencarian dan analisis sumber sekunder dari jurnal ilmiah, buku teks, dan dokumen resmi pemerintah yang relevan dengan topik e-government, metodologi Scrum, rules-based scoring, dan </w:t>
+      </w:r>
+      <w:r>
+        <w:lastRenderedPageBreak/>
+        <w:t xml:space="preserve">pengembangan sistem informasi berbasis web. Studi literatur menyediakan landasan teori dan referensi empiris yang mendukung </w:t>
+      </w:r>
+      <w:proofErr w:type="spellStart"/>
+      <w:r>
+        <w:t>perancangan</w:t>
+      </w:r>
+      <w:proofErr w:type="spellEnd"/>
+      <w:r>
+        <w:t xml:space="preserve"> </w:t>
+      </w:r>
+      <w:proofErr w:type="spellStart"/>
+      <w:r>
+        <w:t>sistem</w:t>
+      </w:r>
+      <w:proofErr w:type="spellEnd"/>
+      <w:r>
+        <w:t xml:space="preserve"> </w:t>
+      </w:r>
+      <w:proofErr w:type="spellStart"/>
+      <w:r>
+        <w:t>evaluasi</w:t>
+      </w:r>
+      <w:proofErr w:type="spellEnd"/>
+      <w:r>
+        <w:t xml:space="preserve"> </w:t>
+      </w:r>
+      <w:proofErr w:type="spellStart"/>
+      <w:r>
+        <w:t>pelaporan</w:t>
+      </w:r>
+      <w:proofErr w:type="spellEnd"/>
+      <w:r>
+        <w:t>.</w:t>
+      </w:r>
+    </w:p>
+    <w:p>
+      <w:pPr>
+        <w:ind w:left="720" w:firstLine="0"/>
+      </w:pPr>
     </w:p>
     <w:p>
       <w:pPr>
@@ -31192,7 +31475,6 @@
         </w:numPr>
       </w:pPr>
       <w:r>
-        <w:lastRenderedPageBreak/>
         <w:t>Solusi (</w:t>
       </w:r>
       <w:proofErr w:type="spellStart"/>
@@ -31629,148 +31911,389 @@
     <w:p>
       <w:proofErr w:type="spellStart"/>
       <w:r>
-        <w:rPr/>
-        <w:t>Penelitian ini termasuk dalam jenis penelitian pengembangan (research and development) yang berfokus pada rancang bangun sistem informasi berbasis teknologi. Menurut Pressman dan Maxim (2020), penelitian pengembangan merupakan pendekatan sistematis yang menghasilkan artefak berupa perangkat lunak untuk memecahkan permasalahan nyata dalam suatu organisasi. Penelitian ini bersifat applied research dengan pendekatan campuran (mixed-method) yang menggabungkan elemen kualitatif (analisis kebutuhan, wawancara) dan kuantitatif (pengujian performa dan akurasi data).</w:t>
-      </w:r>
-      <w:proofErr w:type="spellEnd"/>
-      <w:r/>
-      <w:proofErr w:type="spellStart"/>
-      <w:r/>
-      <w:proofErr w:type="spellEnd"/>
-      <w:r/>
-      <w:proofErr w:type="spellStart"/>
-      <w:r/>
-      <w:proofErr w:type="spellEnd"/>
-      <w:r/>
-      <w:proofErr w:type="spellStart"/>
-      <w:r/>
-      <w:proofErr w:type="spellEnd"/>
-      <w:r/>
-      <w:proofErr w:type="spellStart"/>
-      <w:r/>
-      <w:proofErr w:type="spellEnd"/>
-      <w:r/>
-      <w:proofErr w:type="spellStart"/>
-      <w:r/>
-      <w:proofErr w:type="spellEnd"/>
-      <w:r/>
-      <w:proofErr w:type="spellStart"/>
-      <w:r/>
-      <w:proofErr w:type="spellEnd"/>
-      <w:r/>
-      <w:r>
-        <w:rPr>
-          <w:i/>
-          <w:iCs/>
-        </w:rPr>
-      </w:r>
-      <w:r/>
-      <w:proofErr w:type="spellStart"/>
-      <w:r/>
-      <w:proofErr w:type="spellEnd"/>
-      <w:r/>
-      <w:proofErr w:type="spellStart"/>
-      <w:r/>
-      <w:proofErr w:type="spellEnd"/>
-      <w:r/>
-      <w:proofErr w:type="spellStart"/>
-      <w:r/>
-      <w:proofErr w:type="spellEnd"/>
-      <w:r/>
-      <w:proofErr w:type="spellStart"/>
-      <w:r/>
-      <w:proofErr w:type="spellEnd"/>
-      <w:r/>
-      <w:proofErr w:type="spellStart"/>
-      <w:r/>
-      <w:proofErr w:type="spellEnd"/>
-      <w:r/>
-      <w:proofErr w:type="spellStart"/>
-      <w:r/>
-      <w:proofErr w:type="spellEnd"/>
-      <w:r/>
-      <w:proofErr w:type="spellStart"/>
-      <w:r/>
-      <w:proofErr w:type="spellEnd"/>
-      <w:r/>
-      <w:proofErr w:type="spellStart"/>
-      <w:r/>
-      <w:proofErr w:type="spellEnd"/>
-      <w:r/>
-      <w:proofErr w:type="spellStart"/>
-      <w:r/>
-      <w:proofErr w:type="spellEnd"/>
-      <w:r/>
-      <w:proofErr w:type="spellStart"/>
-      <w:r/>
-      <w:proofErr w:type="spellEnd"/>
-      <w:r/>
-      <w:r>
-        <w:rPr>
-          <w:i/>
-          <w:iCs/>
-        </w:rPr>
-      </w:r>
-      <w:r/>
-      <w:proofErr w:type="spellStart"/>
-      <w:r/>
-      <w:proofErr w:type="spellEnd"/>
-      <w:r/>
-      <w:proofErr w:type="spellStart"/>
-      <w:r/>
-      <w:proofErr w:type="spellEnd"/>
-      <w:r/>
-      <w:proofErr w:type="spellStart"/>
-      <w:r/>
-      <w:proofErr w:type="spellEnd"/>
-      <w:r/>
-      <w:r>
-        <w:rPr>
-          <w:i/>
-          <w:iCs/>
-        </w:rPr>
-      </w:r>
-      <w:r/>
-      <w:proofErr w:type="spellStart"/>
-      <w:r/>
-      <w:proofErr w:type="spellEnd"/>
-      <w:r/>
-      <w:proofErr w:type="spellStart"/>
-      <w:r/>
-      <w:proofErr w:type="spellEnd"/>
-      <w:r/>
-      <w:proofErr w:type="spellStart"/>
-      <w:r/>
-      <w:proofErr w:type="spellEnd"/>
-      <w:r/>
-      <w:proofErr w:type="spellStart"/>
-      <w:r/>
-      <w:proofErr w:type="spellEnd"/>
-      <w:r/>
-      <w:proofErr w:type="spellStart"/>
-      <w:r/>
-      <w:proofErr w:type="spellEnd"/>
-      <w:r/>
-      <w:proofErr w:type="spellStart"/>
-      <w:r/>
-      <w:proofErr w:type="spellEnd"/>
-      <w:r/>
-      <w:proofErr w:type="spellStart"/>
-      <w:r/>
-      <w:proofErr w:type="spellEnd"/>
-      <w:r/>
-      <w:proofErr w:type="spellStart"/>
-      <w:r/>
-      <w:proofErr w:type="spellEnd"/>
-      <w:r/>
-      <w:proofErr w:type="spellStart"/>
-      <w:r/>
-      <w:proofErr w:type="spellEnd"/>
-      <w:r/>
-      <w:proofErr w:type="spellStart"/>
-      <w:r/>
-      <w:proofErr w:type="spellEnd"/>
-      <w:r/>
+        <w:t>Penelitian</w:t>
+      </w:r>
+      <w:proofErr w:type="spellEnd"/>
+      <w:r>
+        <w:t xml:space="preserve"> </w:t>
+      </w:r>
+      <w:proofErr w:type="spellStart"/>
+      <w:r>
+        <w:t>ini</w:t>
+      </w:r>
+      <w:proofErr w:type="spellEnd"/>
+      <w:r>
+        <w:t xml:space="preserve"> </w:t>
+      </w:r>
+      <w:proofErr w:type="spellStart"/>
+      <w:r>
+        <w:t>termasuk</w:t>
+      </w:r>
+      <w:proofErr w:type="spellEnd"/>
+      <w:r>
+        <w:t xml:space="preserve"> </w:t>
+      </w:r>
+      <w:proofErr w:type="spellStart"/>
+      <w:r>
+        <w:t>dalam</w:t>
+      </w:r>
+      <w:proofErr w:type="spellEnd"/>
+      <w:r>
+        <w:t xml:space="preserve"> </w:t>
+      </w:r>
+      <w:proofErr w:type="spellStart"/>
+      <w:r>
+        <w:t>jenis</w:t>
+      </w:r>
+      <w:proofErr w:type="spellEnd"/>
+      <w:r>
+        <w:t xml:space="preserve"> </w:t>
+      </w:r>
+      <w:proofErr w:type="spellStart"/>
+      <w:r>
+        <w:t>penelitian</w:t>
+      </w:r>
+      <w:proofErr w:type="spellEnd"/>
+      <w:r>
+        <w:t xml:space="preserve"> </w:t>
+      </w:r>
+      <w:proofErr w:type="spellStart"/>
+      <w:r>
+        <w:t>pengembangan</w:t>
+      </w:r>
+      <w:proofErr w:type="spellEnd"/>
+      <w:r>
+        <w:t xml:space="preserve"> (research and development) yang </w:t>
+      </w:r>
+      <w:proofErr w:type="spellStart"/>
+      <w:r>
+        <w:t>berfokus</w:t>
+      </w:r>
+      <w:proofErr w:type="spellEnd"/>
+      <w:r>
+        <w:t xml:space="preserve"> pada </w:t>
+      </w:r>
+      <w:proofErr w:type="spellStart"/>
+      <w:r>
+        <w:t>rancang</w:t>
+      </w:r>
+      <w:proofErr w:type="spellEnd"/>
+      <w:r>
+        <w:t xml:space="preserve"> </w:t>
+      </w:r>
+      <w:proofErr w:type="spellStart"/>
+      <w:r>
+        <w:t>bangun</w:t>
+      </w:r>
+      <w:proofErr w:type="spellEnd"/>
+      <w:r>
+        <w:t xml:space="preserve"> </w:t>
+      </w:r>
+      <w:proofErr w:type="spellStart"/>
+      <w:r>
+        <w:t>sistem</w:t>
+      </w:r>
+      <w:proofErr w:type="spellEnd"/>
+      <w:r>
+        <w:t xml:space="preserve"> </w:t>
+      </w:r>
+      <w:proofErr w:type="spellStart"/>
+      <w:r>
+        <w:t>informasi</w:t>
+      </w:r>
+      <w:proofErr w:type="spellEnd"/>
+      <w:r>
+        <w:t xml:space="preserve"> </w:t>
+      </w:r>
+      <w:proofErr w:type="spellStart"/>
+      <w:r>
+        <w:t>berbasis</w:t>
+      </w:r>
+      <w:proofErr w:type="spellEnd"/>
+      <w:r>
+        <w:t xml:space="preserve"> </w:t>
+      </w:r>
+      <w:proofErr w:type="spellStart"/>
+      <w:r>
+        <w:t>teknologi</w:t>
+      </w:r>
+      <w:proofErr w:type="spellEnd"/>
+      <w:r>
+        <w:t xml:space="preserve">. </w:t>
+      </w:r>
+      <w:proofErr w:type="spellStart"/>
+      <w:r>
+        <w:t>Menurut</w:t>
+      </w:r>
+      <w:proofErr w:type="spellEnd"/>
+      <w:r>
+        <w:t xml:space="preserve"> Pressman dan Maxim (2020), </w:t>
+      </w:r>
+      <w:proofErr w:type="spellStart"/>
+      <w:r>
+        <w:t>penelitian</w:t>
+      </w:r>
+      <w:proofErr w:type="spellEnd"/>
+      <w:r>
+        <w:t xml:space="preserve"> </w:t>
+      </w:r>
+      <w:proofErr w:type="spellStart"/>
+      <w:r>
+        <w:t>pengembangan</w:t>
+      </w:r>
+      <w:proofErr w:type="spellEnd"/>
+      <w:r>
+        <w:t xml:space="preserve"> </w:t>
+      </w:r>
+      <w:proofErr w:type="spellStart"/>
+      <w:r>
+        <w:t>merupakan</w:t>
+      </w:r>
+      <w:proofErr w:type="spellEnd"/>
+      <w:r>
+        <w:t xml:space="preserve"> </w:t>
+      </w:r>
+      <w:proofErr w:type="spellStart"/>
+      <w:r>
+        <w:t>pendekatan</w:t>
+      </w:r>
+      <w:proofErr w:type="spellEnd"/>
+      <w:r>
+        <w:t xml:space="preserve"> </w:t>
+      </w:r>
+      <w:proofErr w:type="spellStart"/>
+      <w:r>
+        <w:t>sistematis</w:t>
+      </w:r>
+      <w:proofErr w:type="spellEnd"/>
+      <w:r>
+        <w:t xml:space="preserve"> yang </w:t>
+      </w:r>
+      <w:proofErr w:type="spellStart"/>
+      <w:r>
+        <w:t>menghasilkan</w:t>
+      </w:r>
+      <w:proofErr w:type="spellEnd"/>
+      <w:r>
+        <w:t xml:space="preserve"> </w:t>
+      </w:r>
+      <w:proofErr w:type="spellStart"/>
+      <w:r>
+        <w:t>artefak</w:t>
+      </w:r>
+      <w:proofErr w:type="spellEnd"/>
+      <w:r>
+        <w:t xml:space="preserve"> </w:t>
+      </w:r>
+      <w:proofErr w:type="spellStart"/>
+      <w:r>
+        <w:t>berupa</w:t>
+      </w:r>
+      <w:proofErr w:type="spellEnd"/>
+      <w:r>
+        <w:t xml:space="preserve"> </w:t>
+      </w:r>
+      <w:proofErr w:type="spellStart"/>
+      <w:r>
+        <w:t>perangkat</w:t>
+      </w:r>
+      <w:proofErr w:type="spellEnd"/>
+      <w:r>
+        <w:t xml:space="preserve"> </w:t>
+      </w:r>
+      <w:proofErr w:type="spellStart"/>
+      <w:r>
+        <w:t>lunak</w:t>
+      </w:r>
+      <w:proofErr w:type="spellEnd"/>
+      <w:r>
+        <w:t xml:space="preserve"> </w:t>
+      </w:r>
+      <w:proofErr w:type="spellStart"/>
+      <w:r>
+        <w:t>untuk</w:t>
+      </w:r>
+      <w:proofErr w:type="spellEnd"/>
+      <w:r>
+        <w:t xml:space="preserve"> </w:t>
+      </w:r>
+      <w:proofErr w:type="spellStart"/>
+      <w:r>
+        <w:t>memecahkan</w:t>
+      </w:r>
+      <w:proofErr w:type="spellEnd"/>
+      <w:r>
+        <w:t xml:space="preserve"> </w:t>
+      </w:r>
+      <w:proofErr w:type="spellStart"/>
+      <w:r>
+        <w:t>permasalahan</w:t>
+      </w:r>
+      <w:proofErr w:type="spellEnd"/>
+      <w:r>
+        <w:t xml:space="preserve"> </w:t>
+      </w:r>
+      <w:proofErr w:type="spellStart"/>
+      <w:r>
+        <w:t>nyata</w:t>
+      </w:r>
+      <w:proofErr w:type="spellEnd"/>
+      <w:r>
+        <w:t xml:space="preserve"> </w:t>
+      </w:r>
+      <w:proofErr w:type="spellStart"/>
+      <w:r>
+        <w:t>dalam</w:t>
+      </w:r>
+      <w:proofErr w:type="spellEnd"/>
+      <w:r>
+        <w:t xml:space="preserve"> </w:t>
+      </w:r>
+      <w:proofErr w:type="spellStart"/>
+      <w:r>
+        <w:t>suatu</w:t>
+      </w:r>
+      <w:proofErr w:type="spellEnd"/>
+      <w:r>
+        <w:t xml:space="preserve"> </w:t>
+      </w:r>
+      <w:proofErr w:type="spellStart"/>
+      <w:r>
+        <w:t>organisasi</w:t>
+      </w:r>
+      <w:proofErr w:type="spellEnd"/>
+      <w:r>
+        <w:t xml:space="preserve">. </w:t>
+      </w:r>
+      <w:proofErr w:type="spellStart"/>
+      <w:r>
+        <w:t>Penelitian</w:t>
+      </w:r>
+      <w:proofErr w:type="spellEnd"/>
+      <w:r>
+        <w:t xml:space="preserve"> </w:t>
+      </w:r>
+      <w:proofErr w:type="spellStart"/>
+      <w:r>
+        <w:t>ini</w:t>
+      </w:r>
+      <w:proofErr w:type="spellEnd"/>
+      <w:r>
+        <w:t xml:space="preserve"> </w:t>
+      </w:r>
+      <w:proofErr w:type="spellStart"/>
+      <w:r>
+        <w:t>bersifat</w:t>
+      </w:r>
+      <w:proofErr w:type="spellEnd"/>
+      <w:r>
+        <w:t xml:space="preserve"> applied research </w:t>
+      </w:r>
+      <w:proofErr w:type="spellStart"/>
+      <w:r>
+        <w:t>dengan</w:t>
+      </w:r>
+      <w:proofErr w:type="spellEnd"/>
+      <w:r>
+        <w:t xml:space="preserve"> </w:t>
+      </w:r>
+      <w:proofErr w:type="spellStart"/>
+      <w:r>
+        <w:t>pendekatan</w:t>
+      </w:r>
+      <w:proofErr w:type="spellEnd"/>
+      <w:r>
+        <w:t xml:space="preserve"> </w:t>
+      </w:r>
+      <w:proofErr w:type="spellStart"/>
+      <w:r>
+        <w:t>campuran</w:t>
+      </w:r>
+      <w:proofErr w:type="spellEnd"/>
+      <w:r>
+        <w:t xml:space="preserve"> (mixed-method) yang </w:t>
+      </w:r>
+      <w:proofErr w:type="spellStart"/>
+      <w:r>
+        <w:lastRenderedPageBreak/>
+        <w:t>menggabungkan</w:t>
+      </w:r>
+      <w:proofErr w:type="spellEnd"/>
+      <w:r>
+        <w:t xml:space="preserve"> </w:t>
+      </w:r>
+      <w:proofErr w:type="spellStart"/>
+      <w:r>
+        <w:t>elemen</w:t>
+      </w:r>
+      <w:proofErr w:type="spellEnd"/>
+      <w:r>
+        <w:t xml:space="preserve"> </w:t>
+      </w:r>
+      <w:proofErr w:type="spellStart"/>
+      <w:r>
+        <w:t>kualitatif</w:t>
+      </w:r>
+      <w:proofErr w:type="spellEnd"/>
+      <w:r>
+        <w:t xml:space="preserve"> (</w:t>
+      </w:r>
+      <w:proofErr w:type="spellStart"/>
+      <w:r>
+        <w:t>analisis</w:t>
+      </w:r>
+      <w:proofErr w:type="spellEnd"/>
+      <w:r>
+        <w:t xml:space="preserve"> </w:t>
+      </w:r>
+      <w:proofErr w:type="spellStart"/>
+      <w:r>
+        <w:t>kebutuhan</w:t>
+      </w:r>
+      <w:proofErr w:type="spellEnd"/>
+      <w:r>
+        <w:t xml:space="preserve">, </w:t>
+      </w:r>
+      <w:proofErr w:type="spellStart"/>
+      <w:r>
+        <w:t>wawancara</w:t>
+      </w:r>
+      <w:proofErr w:type="spellEnd"/>
+      <w:r>
+        <w:t xml:space="preserve">) dan </w:t>
+      </w:r>
+      <w:proofErr w:type="spellStart"/>
+      <w:r>
+        <w:t>kuantitatif</w:t>
+      </w:r>
+      <w:proofErr w:type="spellEnd"/>
+      <w:r>
+        <w:t xml:space="preserve"> (</w:t>
+      </w:r>
+      <w:proofErr w:type="spellStart"/>
+      <w:r>
+        <w:t>pengujian</w:t>
+      </w:r>
+      <w:proofErr w:type="spellEnd"/>
+      <w:r>
+        <w:t xml:space="preserve"> </w:t>
+      </w:r>
+      <w:proofErr w:type="spellStart"/>
+      <w:r>
+        <w:t>performa</w:t>
+      </w:r>
+      <w:proofErr w:type="spellEnd"/>
+      <w:r>
+        <w:t xml:space="preserve"> dan </w:t>
+      </w:r>
+      <w:proofErr w:type="spellStart"/>
+      <w:r>
+        <w:t>akurasi</w:t>
+      </w:r>
+      <w:proofErr w:type="spellEnd"/>
+      <w:r>
+        <w:t xml:space="preserve"> data).</w:t>
+      </w:r>
     </w:p>
     <w:p>
       <w:r>
@@ -31815,97 +32338,32 @@
     </w:p>
     <w:p>
       <w:r>
-        <w:rPr/>
-        <w:t>Metode utama yang digunakan adalah Scrum, sebuah kerangka kerja Agile yang menekankan iterasi cepat, kolaborasi tim, dan adaptasi terhadap perubahan kebutuhan (Schwaber &amp; Sutherland, 2020). Scrum dipilih karena karakteristik proyek pengembangan sistem di lingkungan pemerintahan yang membutuhkan fleksibilitas tinggi dalam menghadapi regulasi dan kebutuhan internal pegawai yang dinamis (Abtokhi et al., 2023; Mergel et al., 2018). Penerapan Scrum dalam pengembangan sistem yang dikembangkan meliputi tahapan:</w:t>
-      </w:r>
-      <w:proofErr w:type="spellStart"/>
-      <w:r/>
-      <w:proofErr w:type="spellEnd"/>
-      <w:r/>
-      <w:proofErr w:type="spellStart"/>
-      <w:r/>
-      <w:proofErr w:type="spellEnd"/>
-      <w:r/>
-      <w:proofErr w:type="spellStart"/>
-      <w:r/>
-      <w:proofErr w:type="spellEnd"/>
-      <w:r/>
-      <w:proofErr w:type="spellStart"/>
-      <w:r/>
-      <w:proofErr w:type="spellEnd"/>
-      <w:r/>
-      <w:proofErr w:type="spellStart"/>
-      <w:r/>
-      <w:proofErr w:type="spellEnd"/>
-      <w:r/>
-      <w:proofErr w:type="spellStart"/>
-      <w:r/>
-      <w:proofErr w:type="spellEnd"/>
-      <w:r/>
-      <w:proofErr w:type="spellStart"/>
-      <w:r/>
-      <w:proofErr w:type="spellEnd"/>
-      <w:r/>
-      <w:proofErr w:type="spellStart"/>
-      <w:r/>
-      <w:proofErr w:type="spellEnd"/>
-      <w:r/>
-      <w:proofErr w:type="spellStart"/>
-      <w:r/>
-      <w:proofErr w:type="spellEnd"/>
-      <w:r/>
-      <w:proofErr w:type="spellStart"/>
-      <w:r/>
-      <w:proofErr w:type="spellEnd"/>
-      <w:r/>
-      <w:proofErr w:type="spellStart"/>
-      <w:r/>
-      <w:proofErr w:type="spellEnd"/>
-      <w:r/>
-      <w:proofErr w:type="spellStart"/>
-      <w:r/>
-      <w:proofErr w:type="spellEnd"/>
-      <w:r/>
-      <w:proofErr w:type="spellStart"/>
-      <w:r/>
-      <w:proofErr w:type="spellEnd"/>
-      <w:r/>
-      <w:proofErr w:type="spellStart"/>
-      <w:r/>
-      <w:proofErr w:type="spellEnd"/>
-      <w:r/>
-      <w:proofErr w:type="spellStart"/>
-      <w:r/>
-      <w:proofErr w:type="spellEnd"/>
-      <w:r/>
-      <w:proofErr w:type="spellStart"/>
-      <w:r/>
-      <w:proofErr w:type="spellEnd"/>
-      <w:r/>
-      <w:proofErr w:type="spellStart"/>
-      <w:r/>
-      <w:proofErr w:type="spellEnd"/>
-      <w:r/>
-      <w:proofErr w:type="spellStart"/>
-      <w:r/>
-      <w:proofErr w:type="spellEnd"/>
-      <w:r/>
-      <w:proofErr w:type="spellStart"/>
-      <w:r/>
-      <w:proofErr w:type="spellEnd"/>
-      <w:r/>
-      <w:proofErr w:type="spellStart"/>
-      <w:r/>
-      <w:proofErr w:type="spellEnd"/>
-      <w:r/>
-      <w:proofErr w:type="spellStart"/>
-      <w:r/>
-      <w:proofErr w:type="spellEnd"/>
-      <w:r/>
-      <w:proofErr w:type="spellStart"/>
-      <w:r/>
-      <w:proofErr w:type="spellEnd"/>
-      <w:r/>
+        <w:t xml:space="preserve">Metode utama yang digunakan adalah Scrum, sebuah kerangka kerja Agile yang menekankan iterasi cepat, kolaborasi tim, dan adaptasi terhadap perubahan kebutuhan (Schwaber &amp; Sutherland, 2020). Scrum dipilih karena karakteristik proyek pengembangan sistem di lingkungan pemerintahan yang membutuhkan fleksibilitas tinggi dalam menghadapi regulasi dan kebutuhan internal pegawai yang dinamis (Abtokhi et al., 2023; Mergel et al., 2018). Penerapan Scrum dalam pengembangan sistem yang </w:t>
+      </w:r>
+      <w:proofErr w:type="spellStart"/>
+      <w:r>
+        <w:t>dikembangkan</w:t>
+      </w:r>
+      <w:proofErr w:type="spellEnd"/>
+      <w:r>
+        <w:t xml:space="preserve"> </w:t>
+      </w:r>
+      <w:proofErr w:type="spellStart"/>
+      <w:r>
+        <w:t>meliputi</w:t>
+      </w:r>
+      <w:proofErr w:type="spellEnd"/>
+      <w:r>
+        <w:t xml:space="preserve"> </w:t>
+      </w:r>
+      <w:proofErr w:type="spellStart"/>
+      <w:r>
+        <w:t>tahapan</w:t>
+      </w:r>
+      <w:proofErr w:type="spellEnd"/>
+      <w:r>
+        <w:t>:</w:t>
+      </w:r>
     </w:p>
     <w:p>
       <w:pPr>
@@ -32162,7 +32620,6 @@
           <w:i/>
           <w:iCs/>
         </w:rPr>
-        <w:lastRenderedPageBreak/>
         <w:t>Sprint Review:</w:t>
       </w:r>
       <w:r>
@@ -32774,6 +33231,7 @@
           <w:b/>
           <w:bCs/>
         </w:rPr>
+        <w:lastRenderedPageBreak/>
         <w:t xml:space="preserve">Tingkat </w:t>
       </w:r>
       <w:proofErr w:type="spellStart"/>
@@ -33553,7 +34011,6 @@
       </w:r>
       <w:proofErr w:type="spellStart"/>
       <w:r>
-        <w:lastRenderedPageBreak/>
         <w:t>pengumpulan</w:t>
       </w:r>
       <w:proofErr w:type="spellEnd"/>
@@ -33670,535 +34127,63 @@
         <w:rPr>
           <w:color w:val="000000"/>
         </w:rPr>
-        <w:t>Data kualitatif yang dikumpul dari observasi (deskripsi proses kerja), wawancara (opini dan saran pegawai), angket (jawaban terbuka), dan studi literatur (teori dan kasus serupa) dianalisis menggunakan metode analisis konten tematik (thematic content analysis). Metode ini melibatkan identifikasi pola, tema, dan kategori dari data untuk menjawab pertanyaan penelitian seperti "Apa kebutuhan utama pegawai terkait sistem scoring otomatis dalam evaluasi laporan?".</w:t>
-      </w:r>
-      <w:proofErr w:type="spellStart"/>
-      <w:r>
-        <w:rPr>
-          <w:color w:val="000000"/>
-        </w:rPr>
-      </w:r>
-      <w:proofErr w:type="spellEnd"/>
-      <w:r>
-        <w:rPr>
-          <w:color w:val="000000"/>
-        </w:rPr>
-      </w:r>
-      <w:proofErr w:type="spellStart"/>
-      <w:r>
-        <w:rPr>
-          <w:color w:val="000000"/>
-        </w:rPr>
-      </w:r>
-      <w:proofErr w:type="spellEnd"/>
-      <w:r>
-        <w:rPr>
-          <w:color w:val="000000"/>
-        </w:rPr>
-      </w:r>
-      <w:proofErr w:type="spellStart"/>
-      <w:r>
-        <w:rPr>
-          <w:color w:val="000000"/>
-        </w:rPr>
-      </w:r>
-      <w:proofErr w:type="spellEnd"/>
-      <w:r>
-        <w:rPr>
-          <w:color w:val="000000"/>
-        </w:rPr>
-      </w:r>
-      <w:proofErr w:type="spellStart"/>
-      <w:r>
-        <w:rPr>
-          <w:color w:val="000000"/>
-        </w:rPr>
-      </w:r>
-      <w:proofErr w:type="spellEnd"/>
-      <w:r>
-        <w:rPr>
-          <w:color w:val="000000"/>
-        </w:rPr>
-      </w:r>
-      <w:proofErr w:type="spellStart"/>
-      <w:r>
-        <w:rPr>
-          <w:color w:val="000000"/>
-        </w:rPr>
-      </w:r>
-      <w:proofErr w:type="spellEnd"/>
-      <w:r>
-        <w:rPr>
-          <w:color w:val="000000"/>
-        </w:rPr>
-      </w:r>
-      <w:proofErr w:type="spellStart"/>
-      <w:r>
-        <w:rPr>
-          <w:color w:val="000000"/>
-        </w:rPr>
-      </w:r>
-      <w:proofErr w:type="spellEnd"/>
-      <w:r>
-        <w:rPr>
-          <w:color w:val="000000"/>
-        </w:rPr>
-      </w:r>
-      <w:proofErr w:type="spellStart"/>
-      <w:r>
-        <w:rPr>
-          <w:color w:val="000000"/>
-        </w:rPr>
-      </w:r>
-      <w:proofErr w:type="spellEnd"/>
-      <w:r>
-        <w:rPr>
-          <w:color w:val="000000"/>
-        </w:rPr>
-      </w:r>
-      <w:proofErr w:type="spellStart"/>
-      <w:r>
-        <w:rPr>
-          <w:color w:val="000000"/>
-        </w:rPr>
-      </w:r>
-      <w:proofErr w:type="spellEnd"/>
-      <w:r>
-        <w:rPr>
-          <w:color w:val="000000"/>
-        </w:rPr>
-      </w:r>
-      <w:proofErr w:type="spellStart"/>
-      <w:r>
-        <w:rPr>
-          <w:color w:val="000000"/>
-        </w:rPr>
-      </w:r>
-      <w:proofErr w:type="spellEnd"/>
-      <w:r>
-        <w:rPr>
-          <w:color w:val="000000"/>
-        </w:rPr>
-      </w:r>
-      <w:proofErr w:type="spellStart"/>
-      <w:r>
-        <w:rPr>
-          <w:color w:val="000000"/>
-        </w:rPr>
-      </w:r>
-      <w:proofErr w:type="spellEnd"/>
-      <w:r>
-        <w:rPr>
-          <w:color w:val="000000"/>
-        </w:rPr>
-      </w:r>
-      <w:proofErr w:type="spellStart"/>
-      <w:r>
-        <w:rPr>
-          <w:color w:val="000000"/>
-        </w:rPr>
-      </w:r>
-      <w:proofErr w:type="spellEnd"/>
-      <w:r>
-        <w:rPr>
-          <w:color w:val="000000"/>
-        </w:rPr>
-      </w:r>
-      <w:proofErr w:type="spellStart"/>
-      <w:r>
-        <w:rPr>
-          <w:color w:val="000000"/>
-        </w:rPr>
-      </w:r>
-      <w:proofErr w:type="spellEnd"/>
-      <w:r>
-        <w:rPr>
-          <w:color w:val="000000"/>
-        </w:rPr>
-      </w:r>
-      <w:proofErr w:type="spellStart"/>
-      <w:r>
-        <w:rPr>
-          <w:color w:val="000000"/>
-        </w:rPr>
-      </w:r>
-      <w:proofErr w:type="spellEnd"/>
-      <w:r>
-        <w:rPr>
-          <w:color w:val="000000"/>
-        </w:rPr>
-      </w:r>
-      <w:proofErr w:type="spellStart"/>
-      <w:r>
-        <w:rPr>
-          <w:color w:val="000000"/>
-        </w:rPr>
-      </w:r>
-      <w:proofErr w:type="spellEnd"/>
-      <w:r>
-        <w:rPr>
-          <w:color w:val="000000"/>
-        </w:rPr>
-      </w:r>
-      <w:proofErr w:type="spellStart"/>
-      <w:r>
-        <w:rPr>
-          <w:color w:val="000000"/>
-        </w:rPr>
-      </w:r>
-      <w:proofErr w:type="spellEnd"/>
-      <w:r>
-        <w:rPr>
-          <w:color w:val="000000"/>
-        </w:rPr>
-      </w:r>
-      <w:proofErr w:type="spellStart"/>
-      <w:r>
-        <w:rPr>
-          <w:color w:val="000000"/>
-        </w:rPr>
-      </w:r>
-      <w:proofErr w:type="spellEnd"/>
-      <w:r>
-        <w:rPr>
-          <w:color w:val="000000"/>
-        </w:rPr>
-      </w:r>
-      <w:proofErr w:type="spellStart"/>
-      <w:r>
-        <w:rPr>
-          <w:color w:val="000000"/>
-        </w:rPr>
-      </w:r>
-      <w:proofErr w:type="spellEnd"/>
-      <w:r>
-        <w:rPr>
-          <w:color w:val="000000"/>
-        </w:rPr>
-      </w:r>
-      <w:proofErr w:type="spellStart"/>
-      <w:r>
-        <w:rPr>
-          <w:color w:val="000000"/>
-        </w:rPr>
-      </w:r>
-      <w:proofErr w:type="spellEnd"/>
-      <w:r>
-        <w:rPr>
-          <w:color w:val="000000"/>
-        </w:rPr>
-      </w:r>
-      <w:proofErr w:type="spellStart"/>
-      <w:r>
-        <w:rPr>
-          <w:color w:val="000000"/>
-        </w:rPr>
-      </w:r>
-      <w:proofErr w:type="spellEnd"/>
-      <w:r>
-        <w:rPr>
-          <w:color w:val="000000"/>
-        </w:rPr>
-      </w:r>
-      <w:proofErr w:type="spellStart"/>
-      <w:r>
-        <w:rPr>
-          <w:color w:val="000000"/>
-        </w:rPr>
-      </w:r>
-      <w:proofErr w:type="spellEnd"/>
-      <w:r>
-        <w:rPr>
-          <w:color w:val="000000"/>
-        </w:rPr>
-      </w:r>
-      <w:proofErr w:type="spellStart"/>
-      <w:r>
-        <w:rPr>
-          <w:color w:val="000000"/>
-        </w:rPr>
-      </w:r>
-      <w:proofErr w:type="spellEnd"/>
-      <w:r>
-        <w:rPr>
-          <w:color w:val="000000"/>
-        </w:rPr>
-      </w:r>
-      <w:proofErr w:type="spellStart"/>
-      <w:r>
-        <w:rPr>
-          <w:color w:val="000000"/>
-        </w:rPr>
-      </w:r>
-      <w:proofErr w:type="spellEnd"/>
-      <w:r>
-        <w:rPr>
-          <w:color w:val="000000"/>
-        </w:rPr>
-      </w:r>
-      <w:proofErr w:type="spellStart"/>
-      <w:r>
-        <w:rPr>
-          <w:color w:val="000000"/>
-        </w:rPr>
-      </w:r>
-      <w:proofErr w:type="spellEnd"/>
-      <w:r>
-        <w:rPr>
-          <w:color w:val="000000"/>
-        </w:rPr>
-      </w:r>
-      <w:proofErr w:type="spellStart"/>
-      <w:r>
-        <w:rPr>
-          <w:color w:val="000000"/>
-        </w:rPr>
-      </w:r>
-      <w:proofErr w:type="spellEnd"/>
-      <w:r>
-        <w:rPr>
-          <w:color w:val="000000"/>
-        </w:rPr>
-      </w:r>
-      <w:proofErr w:type="spellStart"/>
-      <w:r>
-        <w:rPr>
-          <w:color w:val="000000"/>
-        </w:rPr>
-      </w:r>
-      <w:proofErr w:type="spellEnd"/>
-      <w:r>
-        <w:rPr>
-          <w:color w:val="000000"/>
-        </w:rPr>
-      </w:r>
-      <w:proofErr w:type="spellStart"/>
-      <w:r>
-        <w:rPr>
-          <w:color w:val="000000"/>
-        </w:rPr>
-      </w:r>
-      <w:proofErr w:type="spellEnd"/>
-      <w:r>
-        <w:rPr>
-          <w:color w:val="000000"/>
-        </w:rPr>
-      </w:r>
-      <w:proofErr w:type="spellStart"/>
-      <w:r>
-        <w:rPr>
-          <w:color w:val="000000"/>
-        </w:rPr>
-      </w:r>
-      <w:proofErr w:type="spellEnd"/>
-      <w:r>
-        <w:rPr>
-          <w:color w:val="000000"/>
-        </w:rPr>
-      </w:r>
-      <w:proofErr w:type="spellStart"/>
-      <w:r>
-        <w:rPr>
-          <w:color w:val="000000"/>
-        </w:rPr>
-      </w:r>
-      <w:proofErr w:type="spellEnd"/>
-      <w:r>
-        <w:rPr>
-          <w:color w:val="000000"/>
-        </w:rPr>
-      </w:r>
-      <w:proofErr w:type="spellStart"/>
-      <w:r>
-        <w:rPr>
-          <w:color w:val="000000"/>
-        </w:rPr>
-      </w:r>
-      <w:proofErr w:type="spellEnd"/>
-      <w:r>
-        <w:rPr>
-          <w:color w:val="000000"/>
-        </w:rPr>
-      </w:r>
-      <w:proofErr w:type="spellStart"/>
-      <w:r>
-        <w:rPr>
-          <w:color w:val="000000"/>
-        </w:rPr>
-      </w:r>
-      <w:proofErr w:type="spellEnd"/>
-      <w:r>
-        <w:rPr>
-          <w:color w:val="000000"/>
-        </w:rPr>
-      </w:r>
-      <w:proofErr w:type="spellStart"/>
-      <w:r>
-        <w:rPr>
-          <w:color w:val="000000"/>
-        </w:rPr>
-      </w:r>
-      <w:proofErr w:type="spellEnd"/>
-      <w:r>
-        <w:rPr>
-          <w:color w:val="000000"/>
-        </w:rPr>
-      </w:r>
-      <w:proofErr w:type="spellStart"/>
-      <w:r>
-        <w:rPr>
-          <w:color w:val="000000"/>
-        </w:rPr>
-      </w:r>
-      <w:proofErr w:type="spellEnd"/>
-      <w:r>
-        <w:rPr>
-          <w:color w:val="000000"/>
-        </w:rPr>
-      </w:r>
-      <w:proofErr w:type="spellStart"/>
-      <w:r>
-        <w:rPr>
-          <w:color w:val="000000"/>
-        </w:rPr>
-      </w:r>
-      <w:proofErr w:type="spellEnd"/>
-      <w:r>
-        <w:rPr>
-          <w:color w:val="000000"/>
-        </w:rPr>
-      </w:r>
-      <w:proofErr w:type="spellStart"/>
-      <w:r>
-        <w:rPr>
-          <w:color w:val="000000"/>
-        </w:rPr>
-      </w:r>
-      <w:proofErr w:type="spellEnd"/>
-      <w:r>
-        <w:rPr>
-          <w:color w:val="000000"/>
-        </w:rPr>
-      </w:r>
-      <w:proofErr w:type="spellStart"/>
-      <w:r>
-        <w:rPr>
-          <w:color w:val="000000"/>
-        </w:rPr>
-      </w:r>
-      <w:proofErr w:type="spellEnd"/>
-      <w:r>
-        <w:rPr>
-          <w:color w:val="000000"/>
-        </w:rPr>
-      </w:r>
-      <w:proofErr w:type="spellStart"/>
-      <w:r>
-        <w:rPr>
-          <w:color w:val="000000"/>
-        </w:rPr>
-      </w:r>
-      <w:proofErr w:type="spellEnd"/>
-      <w:r>
-        <w:rPr>
-          <w:color w:val="000000"/>
-        </w:rPr>
-      </w:r>
-      <w:proofErr w:type="spellStart"/>
-      <w:r>
-        <w:rPr>
-          <w:color w:val="000000"/>
-        </w:rPr>
-      </w:r>
-      <w:proofErr w:type="spellEnd"/>
-      <w:r>
-        <w:rPr>
-          <w:color w:val="000000"/>
-        </w:rPr>
-      </w:r>
-      <w:proofErr w:type="spellStart"/>
-      <w:r>
-        <w:rPr>
-          <w:color w:val="000000"/>
-        </w:rPr>
-      </w:r>
-      <w:proofErr w:type="spellEnd"/>
-      <w:r>
-        <w:rPr>
-          <w:color w:val="000000"/>
-        </w:rPr>
-      </w:r>
-      <w:proofErr w:type="spellStart"/>
-      <w:r>
-        <w:rPr>
-          <w:color w:val="000000"/>
-        </w:rPr>
-      </w:r>
-      <w:proofErr w:type="spellEnd"/>
-      <w:r>
-        <w:rPr>
-          <w:color w:val="000000"/>
-        </w:rPr>
-      </w:r>
-      <w:proofErr w:type="spellStart"/>
-      <w:r>
-        <w:rPr>
-          <w:color w:val="000000"/>
-        </w:rPr>
-      </w:r>
-      <w:proofErr w:type="spellEnd"/>
-      <w:r>
-        <w:rPr>
-          <w:color w:val="000000"/>
-        </w:rPr>
-      </w:r>
-      <w:proofErr w:type="spellStart"/>
-      <w:r>
-        <w:rPr>
-          <w:color w:val="000000"/>
-        </w:rPr>
-      </w:r>
-      <w:proofErr w:type="spellEnd"/>
-      <w:r>
-        <w:rPr>
-          <w:color w:val="000000"/>
-        </w:rPr>
-      </w:r>
-      <w:proofErr w:type="spellStart"/>
-      <w:r>
-        <w:rPr>
-          <w:color w:val="000000"/>
-        </w:rPr>
-      </w:r>
-      <w:proofErr w:type="spellEnd"/>
-      <w:r>
-        <w:rPr>
-          <w:color w:val="000000"/>
-        </w:rPr>
-      </w:r>
-      <w:proofErr w:type="spellStart"/>
-      <w:r>
-        <w:rPr>
-          <w:color w:val="000000"/>
-        </w:rPr>
-      </w:r>
-      <w:proofErr w:type="spellEnd"/>
-      <w:r>
-        <w:rPr>
-          <w:color w:val="000000"/>
-        </w:rPr>
-      </w:r>
-      <w:proofErr w:type="spellStart"/>
-      <w:r>
-        <w:rPr>
-          <w:color w:val="000000"/>
-        </w:rPr>
-      </w:r>
-      <w:proofErr w:type="spellEnd"/>
-      <w:r>
-        <w:rPr>
-          <w:color w:val="000000"/>
-        </w:rPr>
+        <w:t xml:space="preserve">Data kualitatif yang dikumpul dari observasi (deskripsi proses kerja), wawancara (opini dan saran pegawai), angket (jawaban terbuka), dan studi literatur (teori dan kasus serupa) dianalisis menggunakan metode analisis konten tematik (thematic content analysis). Metode ini melibatkan identifikasi pola, tema, dan kategori dari data untuk menjawab pertanyaan penelitian seperti "Apa kebutuhan utama pegawai terkait sistem scoring </w:t>
+      </w:r>
+      <w:proofErr w:type="spellStart"/>
+      <w:r>
+        <w:rPr>
+          <w:color w:val="000000"/>
+        </w:rPr>
+        <w:t>otomatis</w:t>
+      </w:r>
+      <w:proofErr w:type="spellEnd"/>
+      <w:r>
+        <w:rPr>
+          <w:color w:val="000000"/>
+        </w:rPr>
+        <w:t xml:space="preserve"> </w:t>
+      </w:r>
+      <w:proofErr w:type="spellStart"/>
+      <w:r>
+        <w:rPr>
+          <w:color w:val="000000"/>
+        </w:rPr>
+        <w:t>dalam</w:t>
+      </w:r>
+      <w:proofErr w:type="spellEnd"/>
+      <w:r>
+        <w:rPr>
+          <w:color w:val="000000"/>
+        </w:rPr>
+        <w:t xml:space="preserve"> </w:t>
+      </w:r>
+      <w:proofErr w:type="spellStart"/>
+      <w:r>
+        <w:rPr>
+          <w:color w:val="000000"/>
+        </w:rPr>
+        <w:t>evaluasi</w:t>
+      </w:r>
+      <w:proofErr w:type="spellEnd"/>
+      <w:r>
+        <w:rPr>
+          <w:color w:val="000000"/>
+        </w:rPr>
+        <w:t xml:space="preserve"> </w:t>
+      </w:r>
+      <w:proofErr w:type="spellStart"/>
+      <w:r>
+        <w:rPr>
+          <w:color w:val="000000"/>
+        </w:rPr>
+        <w:t>laporan</w:t>
+      </w:r>
+      <w:proofErr w:type="spellEnd"/>
+      <w:r>
+        <w:rPr>
+          <w:color w:val="000000"/>
+        </w:rPr>
+        <w:t>?".</w:t>
       </w:r>
     </w:p>
     <w:p>
@@ -34220,6 +34205,7 @@
         <w:rPr>
           <w:color w:val="000000"/>
         </w:rPr>
+        <w:lastRenderedPageBreak/>
         <w:t>Langkah-</w:t>
       </w:r>
       <w:proofErr w:type="spellStart"/>
@@ -34439,6 +34425,9 @@
           <w:numId w:val="16"/>
         </w:numPr>
         <w:spacing w:line="480" w:lineRule="auto"/>
+        <w:rPr>
+          <w:lang w:val="fi-FI"/>
+        </w:rPr>
       </w:pPr>
       <w:r>
         <w:rPr>
@@ -34447,186 +34436,6 @@
         </w:rPr>
         <w:tab/>
         <w:t>Pengkodean (Coding): Menggunakan open coding (pengkodean awal untuk identifikasi konsep dasar), axial coding (menghubungkan kode menjadi tema), dan selective coding (memfokuskan pada tema utama). Misalnya, kode seperti "inefisiensi manual" atau "kebutuhan sistem scoring otomatis analisis" dikelompokkan menjadi tema "tantangan operasional" dan "solusi digital".</w:t>
-      </w:r>
-      <w:proofErr w:type="spellStart"/>
-      <w:r>
-        <w:rPr>
-          <w:color w:val="000000"/>
-        </w:rPr>
-      </w:r>
-      <w:proofErr w:type="spellEnd"/>
-      <w:r>
-        <w:rPr>
-          <w:color w:val="000000"/>
-        </w:rPr>
-      </w:r>
-      <w:proofErr w:type="spellStart"/>
-      <w:r>
-        <w:rPr>
-          <w:color w:val="000000"/>
-        </w:rPr>
-      </w:r>
-      <w:proofErr w:type="spellEnd"/>
-      <w:r>
-        <w:rPr>
-          <w:color w:val="000000"/>
-        </w:rPr>
-      </w:r>
-      <w:proofErr w:type="spellStart"/>
-      <w:r>
-        <w:rPr>
-          <w:color w:val="000000"/>
-        </w:rPr>
-      </w:r>
-      <w:proofErr w:type="spellEnd"/>
-      <w:r>
-        <w:rPr>
-          <w:color w:val="000000"/>
-        </w:rPr>
-      </w:r>
-      <w:proofErr w:type="spellStart"/>
-      <w:r>
-        <w:rPr>
-          <w:color w:val="000000"/>
-        </w:rPr>
-      </w:r>
-      <w:proofErr w:type="spellEnd"/>
-      <w:r>
-        <w:rPr>
-          <w:color w:val="000000"/>
-        </w:rPr>
-      </w:r>
-      <w:proofErr w:type="spellStart"/>
-      <w:r>
-        <w:rPr>
-          <w:color w:val="000000"/>
-        </w:rPr>
-      </w:r>
-      <w:proofErr w:type="spellEnd"/>
-      <w:r>
-        <w:rPr>
-          <w:color w:val="000000"/>
-        </w:rPr>
-      </w:r>
-      <w:proofErr w:type="spellStart"/>
-      <w:r>
-        <w:rPr>
-          <w:color w:val="000000"/>
-        </w:rPr>
-      </w:r>
-      <w:proofErr w:type="spellEnd"/>
-      <w:r>
-        <w:rPr>
-          <w:color w:val="000000"/>
-        </w:rPr>
-      </w:r>
-      <w:proofErr w:type="spellStart"/>
-      <w:r>
-        <w:rPr>
-          <w:color w:val="000000"/>
-        </w:rPr>
-      </w:r>
-      <w:proofErr w:type="spellEnd"/>
-      <w:r>
-        <w:rPr>
-          <w:color w:val="000000"/>
-        </w:rPr>
-      </w:r>
-      <w:proofErr w:type="spellStart"/>
-      <w:r>
-        <w:rPr>
-          <w:color w:val="000000"/>
-        </w:rPr>
-      </w:r>
-      <w:proofErr w:type="spellEnd"/>
-      <w:r>
-        <w:rPr>
-          <w:color w:val="000000"/>
-        </w:rPr>
-      </w:r>
-      <w:proofErr w:type="spellStart"/>
-      <w:r>
-        <w:rPr>
-          <w:color w:val="000000"/>
-        </w:rPr>
-      </w:r>
-      <w:proofErr w:type="spellEnd"/>
-      <w:r>
-        <w:rPr>
-          <w:color w:val="000000"/>
-        </w:rPr>
-      </w:r>
-      <w:proofErr w:type="spellStart"/>
-      <w:r>
-        <w:rPr>
-          <w:color w:val="000000"/>
-        </w:rPr>
-      </w:r>
-      <w:proofErr w:type="spellEnd"/>
-      <w:r>
-        <w:rPr>
-          <w:color w:val="000000"/>
-        </w:rPr>
-      </w:r>
-      <w:proofErr w:type="spellStart"/>
-      <w:r>
-        <w:rPr>
-          <w:color w:val="000000"/>
-        </w:rPr>
-      </w:r>
-      <w:proofErr w:type="spellEnd"/>
-      <w:r>
-        <w:rPr>
-          <w:color w:val="000000"/>
-        </w:rPr>
-      </w:r>
-      <w:proofErr w:type="spellStart"/>
-      <w:r>
-        <w:rPr>
-          <w:color w:val="000000"/>
-        </w:rPr>
-      </w:r>
-      <w:proofErr w:type="spellEnd"/>
-      <w:r>
-        <w:rPr>
-          <w:color w:val="000000"/>
-        </w:rPr>
-      </w:r>
-      <w:proofErr w:type="spellStart"/>
-      <w:r>
-        <w:rPr>
-          <w:color w:val="000000"/>
-        </w:rPr>
-      </w:r>
-      <w:proofErr w:type="spellEnd"/>
-      <w:r>
-        <w:rPr>
-          <w:color w:val="000000"/>
-        </w:rPr>
-      </w:r>
-      <w:proofErr w:type="spellStart"/>
-      <w:r>
-        <w:rPr>
-          <w:color w:val="000000"/>
-        </w:rPr>
-      </w:r>
-      <w:proofErr w:type="spellEnd"/>
-      <w:r>
-        <w:rPr>
-          <w:color w:val="000000"/>
-        </w:rPr>
-      </w:r>
-      <w:proofErr w:type="spellStart"/>
-      <w:r>
-        <w:rPr>
-          <w:color w:val="000000"/>
-        </w:rPr>
-      </w:r>
-      <w:proofErr w:type="spellEnd"/>
-      <w:r>
-        <w:rPr>
-          <w:color w:val="000000"/>
-        </w:rPr>
       </w:r>
     </w:p>
     <w:p>
@@ -34649,7 +34458,6 @@
           <w:color w:val="000000"/>
           <w:lang w:val="fi-FI"/>
         </w:rPr>
-        <w:lastRenderedPageBreak/>
         <w:t xml:space="preserve">Identifikasi Tema dan Interpretasi: Tema diekstrak menggunakan matriks tematik, di mana data disusun berdasarkan frekuensi kemunculan dan relevansi dengan tujuan penelitian. </w:t>
       </w:r>
       <w:proofErr w:type="spellStart"/>
@@ -35059,6 +34867,7 @@
           <w:color w:val="000000"/>
           <w:lang w:val="fi-FI"/>
         </w:rPr>
+        <w:lastRenderedPageBreak/>
         <w:t>Microsoft Excel atau NVivo: Digunakan untuk mengorganisir data tematik dari hasil wawancara terkait kebutuhan fitur pelaporan dan evaluasi kinerja.</w:t>
       </w:r>
     </w:p>
@@ -35128,19 +34937,21 @@
         <w:rPr>
           <w:color w:val="000000"/>
         </w:rPr>
-        <w:t>Analisis Data Kuantitatif</w:t>
-      </w:r>
-      <w:proofErr w:type="spellEnd"/>
-      <w:r>
-        <w:rPr>
-          <w:color w:val="000000"/>
-        </w:rPr>
-      </w:r>
-      <w:proofErr w:type="spellStart"/>
-      <w:r>
-        <w:rPr>
-          <w:color w:val="000000"/>
-        </w:rPr>
+        <w:t>Analisis</w:t>
+      </w:r>
+      <w:proofErr w:type="spellEnd"/>
+      <w:r>
+        <w:rPr>
+          <w:color w:val="000000"/>
+        </w:rPr>
+        <w:t xml:space="preserve"> Data </w:t>
+      </w:r>
+      <w:proofErr w:type="spellStart"/>
+      <w:r>
+        <w:rPr>
+          <w:color w:val="000000"/>
+        </w:rPr>
+        <w:t>Kuantitatif</w:t>
       </w:r>
       <w:proofErr w:type="spellEnd"/>
     </w:p>
@@ -35153,427 +34964,63 @@
         <w:rPr>
           <w:color w:val="000000"/>
         </w:rPr>
-        <w:t>Data kuantitatif dari angket (skala Likert, persentase respon), observasi (metrik waktu proses manual), dan pengujian sistem (akuras logika bisnis, waktu loading) dianalisis menggunakan statistik deskriptif dan inferensial sederhana. Metode ini bertujuan untuk mengukur secara numerik efektivitas sistem, seperti peningkatan efisiensi setelah implementasi prototipe.</w:t>
-      </w:r>
-      <w:proofErr w:type="spellStart"/>
-      <w:r>
-        <w:rPr>
-          <w:color w:val="000000"/>
-        </w:rPr>
-      </w:r>
-      <w:proofErr w:type="spellEnd"/>
-      <w:r>
-        <w:rPr>
-          <w:color w:val="000000"/>
-        </w:rPr>
-      </w:r>
-      <w:proofErr w:type="spellStart"/>
-      <w:r>
-        <w:rPr>
-          <w:color w:val="000000"/>
-        </w:rPr>
-      </w:r>
-      <w:proofErr w:type="spellEnd"/>
-      <w:r>
-        <w:rPr>
-          <w:color w:val="000000"/>
-        </w:rPr>
-      </w:r>
-      <w:proofErr w:type="spellStart"/>
-      <w:r>
-        <w:rPr>
-          <w:color w:val="000000"/>
-        </w:rPr>
-      </w:r>
-      <w:proofErr w:type="spellEnd"/>
-      <w:r>
-        <w:rPr>
-          <w:color w:val="000000"/>
-        </w:rPr>
-      </w:r>
-      <w:proofErr w:type="spellStart"/>
-      <w:r>
-        <w:rPr>
-          <w:color w:val="000000"/>
-        </w:rPr>
-      </w:r>
-      <w:proofErr w:type="spellEnd"/>
-      <w:r>
-        <w:rPr>
-          <w:color w:val="000000"/>
-        </w:rPr>
-      </w:r>
-      <w:proofErr w:type="spellStart"/>
-      <w:r>
-        <w:rPr>
-          <w:color w:val="000000"/>
-        </w:rPr>
-      </w:r>
-      <w:proofErr w:type="spellEnd"/>
-      <w:r>
-        <w:rPr>
-          <w:color w:val="000000"/>
-        </w:rPr>
-      </w:r>
-      <w:proofErr w:type="spellStart"/>
-      <w:r>
-        <w:rPr>
-          <w:color w:val="000000"/>
-        </w:rPr>
-      </w:r>
-      <w:proofErr w:type="spellEnd"/>
-      <w:r>
-        <w:rPr>
-          <w:color w:val="000000"/>
-        </w:rPr>
-      </w:r>
-      <w:proofErr w:type="spellStart"/>
-      <w:r>
-        <w:rPr>
-          <w:color w:val="000000"/>
-        </w:rPr>
-      </w:r>
-      <w:proofErr w:type="spellEnd"/>
-      <w:r>
-        <w:rPr>
-          <w:color w:val="000000"/>
-        </w:rPr>
-      </w:r>
-      <w:proofErr w:type="spellStart"/>
-      <w:r>
-        <w:rPr>
-          <w:color w:val="000000"/>
-        </w:rPr>
-      </w:r>
-      <w:proofErr w:type="spellEnd"/>
-      <w:r>
-        <w:rPr>
-          <w:color w:val="000000"/>
-        </w:rPr>
-      </w:r>
-      <w:proofErr w:type="spellStart"/>
-      <w:r>
-        <w:rPr>
-          <w:color w:val="000000"/>
-        </w:rPr>
-      </w:r>
-      <w:proofErr w:type="spellEnd"/>
-      <w:r>
-        <w:rPr>
-          <w:color w:val="000000"/>
-        </w:rPr>
-      </w:r>
-      <w:proofErr w:type="spellStart"/>
-      <w:r>
-        <w:rPr>
-          <w:color w:val="000000"/>
-        </w:rPr>
-      </w:r>
-      <w:proofErr w:type="spellEnd"/>
-      <w:r>
-        <w:rPr>
-          <w:color w:val="000000"/>
-        </w:rPr>
-      </w:r>
-      <w:proofErr w:type="spellStart"/>
-      <w:r>
-        <w:rPr>
-          <w:color w:val="000000"/>
-        </w:rPr>
-      </w:r>
-      <w:proofErr w:type="spellEnd"/>
-      <w:r>
-        <w:rPr>
-          <w:color w:val="000000"/>
-        </w:rPr>
-      </w:r>
-      <w:proofErr w:type="spellStart"/>
-      <w:r>
-        <w:rPr>
-          <w:color w:val="000000"/>
-        </w:rPr>
-      </w:r>
-      <w:proofErr w:type="spellEnd"/>
-      <w:r>
-        <w:rPr>
-          <w:color w:val="000000"/>
-        </w:rPr>
-      </w:r>
-      <w:proofErr w:type="spellStart"/>
-      <w:r>
-        <w:rPr>
-          <w:color w:val="000000"/>
-        </w:rPr>
-      </w:r>
-      <w:proofErr w:type="spellEnd"/>
-      <w:r>
-        <w:rPr>
-          <w:color w:val="000000"/>
-        </w:rPr>
-      </w:r>
-      <w:proofErr w:type="spellStart"/>
-      <w:r>
-        <w:rPr>
-          <w:color w:val="000000"/>
-        </w:rPr>
-      </w:r>
-      <w:proofErr w:type="spellEnd"/>
-      <w:r>
-        <w:rPr>
-          <w:color w:val="000000"/>
-        </w:rPr>
-      </w:r>
-      <w:proofErr w:type="spellStart"/>
-      <w:r>
-        <w:rPr>
-          <w:color w:val="000000"/>
-        </w:rPr>
-      </w:r>
-      <w:proofErr w:type="spellEnd"/>
-      <w:r>
-        <w:rPr>
-          <w:color w:val="000000"/>
-        </w:rPr>
-      </w:r>
-      <w:proofErr w:type="spellStart"/>
-      <w:r>
-        <w:rPr>
-          <w:color w:val="000000"/>
-        </w:rPr>
-      </w:r>
-      <w:proofErr w:type="spellEnd"/>
-      <w:r>
-        <w:rPr>
-          <w:color w:val="000000"/>
-        </w:rPr>
-      </w:r>
-      <w:proofErr w:type="spellStart"/>
-      <w:r>
-        <w:rPr>
-          <w:color w:val="000000"/>
-        </w:rPr>
-      </w:r>
-      <w:proofErr w:type="spellEnd"/>
-      <w:r>
-        <w:rPr>
-          <w:color w:val="000000"/>
-        </w:rPr>
-      </w:r>
-      <w:proofErr w:type="spellStart"/>
-      <w:r>
-        <w:rPr>
-          <w:color w:val="000000"/>
-        </w:rPr>
-      </w:r>
-      <w:proofErr w:type="spellEnd"/>
-      <w:r>
-        <w:rPr>
-          <w:color w:val="000000"/>
-        </w:rPr>
-      </w:r>
-      <w:proofErr w:type="spellStart"/>
-      <w:r>
-        <w:rPr>
-          <w:color w:val="000000"/>
-        </w:rPr>
-      </w:r>
-      <w:proofErr w:type="spellEnd"/>
-      <w:r>
-        <w:rPr>
-          <w:color w:val="000000"/>
-        </w:rPr>
-      </w:r>
-      <w:proofErr w:type="spellStart"/>
-      <w:r>
-        <w:rPr>
-          <w:color w:val="000000"/>
-        </w:rPr>
-      </w:r>
-      <w:proofErr w:type="spellEnd"/>
-      <w:r>
-        <w:rPr>
-          <w:color w:val="000000"/>
-        </w:rPr>
-      </w:r>
-      <w:proofErr w:type="spellStart"/>
-      <w:r>
-        <w:rPr>
-          <w:color w:val="000000"/>
-        </w:rPr>
-      </w:r>
-      <w:proofErr w:type="spellEnd"/>
-      <w:r>
-        <w:rPr>
-          <w:color w:val="000000"/>
-        </w:rPr>
-      </w:r>
-      <w:proofErr w:type="spellStart"/>
-      <w:r>
-        <w:rPr>
-          <w:color w:val="000000"/>
-        </w:rPr>
-      </w:r>
-      <w:proofErr w:type="spellEnd"/>
-      <w:r>
-        <w:rPr>
-          <w:color w:val="000000"/>
-        </w:rPr>
-      </w:r>
-      <w:proofErr w:type="spellStart"/>
-      <w:r>
-        <w:rPr>
-          <w:color w:val="000000"/>
-        </w:rPr>
-      </w:r>
-      <w:proofErr w:type="spellEnd"/>
-      <w:r>
-        <w:rPr>
-          <w:color w:val="000000"/>
-        </w:rPr>
-      </w:r>
-      <w:proofErr w:type="spellStart"/>
-      <w:r>
-        <w:rPr>
-          <w:color w:val="000000"/>
-        </w:rPr>
-      </w:r>
-      <w:proofErr w:type="spellEnd"/>
-      <w:r>
-        <w:rPr>
-          <w:color w:val="000000"/>
-        </w:rPr>
-      </w:r>
-      <w:proofErr w:type="spellStart"/>
-      <w:r>
-        <w:rPr>
-          <w:color w:val="000000"/>
-        </w:rPr>
-      </w:r>
-      <w:proofErr w:type="spellEnd"/>
-      <w:r>
-        <w:rPr>
-          <w:color w:val="000000"/>
-        </w:rPr>
-      </w:r>
-      <w:proofErr w:type="spellStart"/>
-      <w:r>
-        <w:rPr>
-          <w:color w:val="000000"/>
-        </w:rPr>
-      </w:r>
-      <w:proofErr w:type="spellEnd"/>
-      <w:r>
-        <w:rPr>
-          <w:color w:val="000000"/>
-        </w:rPr>
-      </w:r>
-      <w:proofErr w:type="spellStart"/>
-      <w:r>
-        <w:rPr>
-          <w:color w:val="000000"/>
-        </w:rPr>
-      </w:r>
-      <w:proofErr w:type="spellEnd"/>
-      <w:r>
-        <w:rPr>
-          <w:color w:val="000000"/>
-        </w:rPr>
-      </w:r>
-      <w:proofErr w:type="spellStart"/>
-      <w:r>
-        <w:rPr>
-          <w:color w:val="000000"/>
-        </w:rPr>
-      </w:r>
-      <w:proofErr w:type="spellEnd"/>
-      <w:r>
-        <w:rPr>
-          <w:color w:val="000000"/>
-        </w:rPr>
-      </w:r>
-      <w:proofErr w:type="spellStart"/>
-      <w:r>
-        <w:rPr>
-          <w:color w:val="000000"/>
-        </w:rPr>
-      </w:r>
-      <w:proofErr w:type="spellEnd"/>
-      <w:r>
-        <w:rPr>
-          <w:color w:val="000000"/>
-        </w:rPr>
-      </w:r>
-      <w:proofErr w:type="spellStart"/>
-      <w:r>
-        <w:rPr>
-          <w:color w:val="000000"/>
-        </w:rPr>
-      </w:r>
-      <w:proofErr w:type="spellEnd"/>
-      <w:r>
-        <w:rPr>
-          <w:color w:val="000000"/>
-        </w:rPr>
-      </w:r>
-      <w:proofErr w:type="spellStart"/>
-      <w:r>
-        <w:rPr>
-          <w:color w:val="000000"/>
-        </w:rPr>
-      </w:r>
-      <w:proofErr w:type="spellEnd"/>
-      <w:r>
-        <w:rPr>
-          <w:color w:val="000000"/>
-        </w:rPr>
-      </w:r>
-      <w:proofErr w:type="spellStart"/>
-      <w:r>
-        <w:rPr>
-          <w:color w:val="000000"/>
-        </w:rPr>
-      </w:r>
-      <w:proofErr w:type="spellEnd"/>
-      <w:r>
-        <w:rPr>
-          <w:color w:val="000000"/>
-        </w:rPr>
-      </w:r>
-      <w:proofErr w:type="spellStart"/>
-      <w:r>
-        <w:rPr>
-          <w:color w:val="000000"/>
-        </w:rPr>
-      </w:r>
-      <w:proofErr w:type="spellEnd"/>
-      <w:r>
-        <w:rPr>
-          <w:color w:val="000000"/>
-        </w:rPr>
-      </w:r>
-      <w:proofErr w:type="spellStart"/>
-      <w:r>
-        <w:rPr>
-          <w:color w:val="000000"/>
-        </w:rPr>
-      </w:r>
-      <w:proofErr w:type="spellEnd"/>
-      <w:r>
-        <w:rPr>
-          <w:color w:val="000000"/>
-        </w:rPr>
-      </w:r>
-      <w:proofErr w:type="spellStart"/>
-      <w:r>
-        <w:rPr>
-          <w:color w:val="000000"/>
-        </w:rPr>
-      </w:r>
-      <w:proofErr w:type="spellEnd"/>
-      <w:r>
-        <w:rPr>
-          <w:color w:val="000000"/>
-        </w:rPr>
+        <w:t xml:space="preserve">Data kuantitatif dari angket (skala Likert, persentase respon), observasi (metrik waktu proses manual), dan pengujian sistem (akuras logika bisnis, waktu loading) dianalisis menggunakan statistik deskriptif dan inferensial sederhana. Metode ini bertujuan untuk mengukur secara numerik efektivitas sistem, seperti peningkatan </w:t>
+      </w:r>
+      <w:proofErr w:type="spellStart"/>
+      <w:r>
+        <w:rPr>
+          <w:color w:val="000000"/>
+        </w:rPr>
+        <w:t>efisiensi</w:t>
+      </w:r>
+      <w:proofErr w:type="spellEnd"/>
+      <w:r>
+        <w:rPr>
+          <w:color w:val="000000"/>
+        </w:rPr>
+        <w:t xml:space="preserve"> </w:t>
+      </w:r>
+      <w:proofErr w:type="spellStart"/>
+      <w:r>
+        <w:rPr>
+          <w:color w:val="000000"/>
+        </w:rPr>
+        <w:t>setelah</w:t>
+      </w:r>
+      <w:proofErr w:type="spellEnd"/>
+      <w:r>
+        <w:rPr>
+          <w:color w:val="000000"/>
+        </w:rPr>
+        <w:t xml:space="preserve"> </w:t>
+      </w:r>
+      <w:proofErr w:type="spellStart"/>
+      <w:r>
+        <w:rPr>
+          <w:color w:val="000000"/>
+        </w:rPr>
+        <w:t>implementasi</w:t>
+      </w:r>
+      <w:proofErr w:type="spellEnd"/>
+      <w:r>
+        <w:rPr>
+          <w:color w:val="000000"/>
+        </w:rPr>
+        <w:t xml:space="preserve"> </w:t>
+      </w:r>
+      <w:proofErr w:type="spellStart"/>
+      <w:r>
+        <w:rPr>
+          <w:color w:val="000000"/>
+        </w:rPr>
+        <w:t>prototipe</w:t>
+      </w:r>
+      <w:proofErr w:type="spellEnd"/>
+      <w:r>
+        <w:rPr>
+          <w:color w:val="000000"/>
+        </w:rPr>
+        <w:t>.</w:t>
       </w:r>
     </w:p>
     <w:p>
@@ -35595,43 +35042,49 @@
         <w:rPr>
           <w:color w:val="000000"/>
         </w:rPr>
-        <w:t>Langkah-langkah analisis kuantitatif:</w:t>
-      </w:r>
-      <w:proofErr w:type="spellStart"/>
-      <w:r>
-        <w:rPr>
-          <w:color w:val="000000"/>
-        </w:rPr>
-      </w:r>
-      <w:proofErr w:type="spellEnd"/>
-      <w:r>
-        <w:rPr>
-          <w:color w:val="000000"/>
-        </w:rPr>
-      </w:r>
-      <w:proofErr w:type="spellStart"/>
-      <w:r>
-        <w:rPr>
-          <w:color w:val="000000"/>
-        </w:rPr>
-      </w:r>
-      <w:proofErr w:type="spellEnd"/>
-      <w:r>
-        <w:rPr>
-          <w:color w:val="000000"/>
-        </w:rPr>
-      </w:r>
-      <w:proofErr w:type="spellStart"/>
-      <w:r>
-        <w:rPr>
-          <w:color w:val="000000"/>
-        </w:rPr>
-      </w:r>
-      <w:proofErr w:type="spellEnd"/>
-      <w:r>
-        <w:rPr>
-          <w:color w:val="000000"/>
-        </w:rPr>
+        <w:t>Langkah-</w:t>
+      </w:r>
+      <w:proofErr w:type="spellStart"/>
+      <w:r>
+        <w:rPr>
+          <w:color w:val="000000"/>
+        </w:rPr>
+        <w:t>langkah</w:t>
+      </w:r>
+      <w:proofErr w:type="spellEnd"/>
+      <w:r>
+        <w:rPr>
+          <w:color w:val="000000"/>
+        </w:rPr>
+        <w:t xml:space="preserve"> </w:t>
+      </w:r>
+      <w:proofErr w:type="spellStart"/>
+      <w:r>
+        <w:rPr>
+          <w:color w:val="000000"/>
+        </w:rPr>
+        <w:t>analisis</w:t>
+      </w:r>
+      <w:proofErr w:type="spellEnd"/>
+      <w:r>
+        <w:rPr>
+          <w:color w:val="000000"/>
+        </w:rPr>
+        <w:t xml:space="preserve"> </w:t>
+      </w:r>
+      <w:proofErr w:type="spellStart"/>
+      <w:r>
+        <w:rPr>
+          <w:color w:val="000000"/>
+        </w:rPr>
+        <w:t>kuantitatif</w:t>
+      </w:r>
+      <w:proofErr w:type="spellEnd"/>
+      <w:r>
+        <w:rPr>
+          <w:color w:val="000000"/>
+        </w:rPr>
+        <w:t>:</w:t>
       </w:r>
     </w:p>
     <w:p>
@@ -35873,217 +35326,253 @@
         <w:rPr>
           <w:color w:val="000000"/>
         </w:rPr>
-        <w:t>Analisis Deskriptif: Menghitung mean, median, modus, standar deviasi, dan persentase. Misalnya, mean skor kepuasan terhadap proses manual (skala 1-5) atau persentase pegawai yang setuju dengan sistem scoring otomatis.</w:t>
-      </w:r>
-      <w:proofErr w:type="spellEnd"/>
-      <w:r>
-        <w:rPr>
-          <w:color w:val="000000"/>
-        </w:rPr>
-      </w:r>
-      <w:proofErr w:type="spellStart"/>
-      <w:r>
-        <w:rPr>
-          <w:color w:val="000000"/>
-        </w:rPr>
-      </w:r>
-      <w:proofErr w:type="spellEnd"/>
-      <w:r>
-        <w:rPr>
-          <w:color w:val="000000"/>
-        </w:rPr>
-      </w:r>
-      <w:proofErr w:type="spellStart"/>
-      <w:r>
-        <w:rPr>
-          <w:color w:val="000000"/>
-        </w:rPr>
-      </w:r>
-      <w:proofErr w:type="spellEnd"/>
-      <w:r>
-        <w:rPr>
-          <w:color w:val="000000"/>
-        </w:rPr>
-      </w:r>
-      <w:proofErr w:type="spellStart"/>
-      <w:r>
-        <w:rPr>
-          <w:color w:val="000000"/>
-        </w:rPr>
-      </w:r>
-      <w:proofErr w:type="spellEnd"/>
-      <w:r>
-        <w:rPr>
-          <w:color w:val="000000"/>
-        </w:rPr>
-      </w:r>
-      <w:proofErr w:type="spellStart"/>
-      <w:r>
-        <w:rPr>
-          <w:color w:val="000000"/>
-        </w:rPr>
-      </w:r>
-      <w:proofErr w:type="spellEnd"/>
-      <w:r>
-        <w:rPr>
-          <w:color w:val="000000"/>
-        </w:rPr>
-      </w:r>
-      <w:proofErr w:type="spellStart"/>
-      <w:r>
-        <w:rPr>
-          <w:color w:val="000000"/>
-        </w:rPr>
-      </w:r>
-      <w:proofErr w:type="spellEnd"/>
-      <w:r>
-        <w:rPr>
-          <w:color w:val="000000"/>
-        </w:rPr>
-      </w:r>
-      <w:proofErr w:type="spellStart"/>
-      <w:r>
-        <w:rPr>
-          <w:color w:val="000000"/>
-        </w:rPr>
-      </w:r>
-      <w:proofErr w:type="spellEnd"/>
-      <w:r>
-        <w:rPr>
-          <w:color w:val="000000"/>
-        </w:rPr>
-      </w:r>
-      <w:proofErr w:type="spellStart"/>
-      <w:r>
-        <w:rPr>
-          <w:color w:val="000000"/>
-        </w:rPr>
-      </w:r>
-      <w:proofErr w:type="spellEnd"/>
-      <w:r>
-        <w:rPr>
-          <w:color w:val="000000"/>
-        </w:rPr>
-      </w:r>
-      <w:proofErr w:type="spellStart"/>
-      <w:r>
-        <w:rPr>
-          <w:color w:val="000000"/>
-        </w:rPr>
-      </w:r>
-      <w:proofErr w:type="spellEnd"/>
-      <w:r>
-        <w:rPr>
-          <w:color w:val="000000"/>
-        </w:rPr>
-      </w:r>
-      <w:proofErr w:type="spellStart"/>
-      <w:r>
-        <w:rPr>
-          <w:color w:val="000000"/>
-        </w:rPr>
-      </w:r>
-      <w:proofErr w:type="spellEnd"/>
-      <w:r>
-        <w:rPr>
-          <w:color w:val="000000"/>
-        </w:rPr>
-      </w:r>
-      <w:proofErr w:type="spellStart"/>
-      <w:r>
-        <w:rPr>
-          <w:color w:val="000000"/>
-        </w:rPr>
-      </w:r>
-      <w:proofErr w:type="spellEnd"/>
-      <w:r>
-        <w:rPr>
-          <w:color w:val="000000"/>
-        </w:rPr>
-      </w:r>
-      <w:proofErr w:type="spellStart"/>
-      <w:r>
-        <w:rPr>
-          <w:color w:val="000000"/>
-        </w:rPr>
-      </w:r>
-      <w:proofErr w:type="spellEnd"/>
-      <w:r>
-        <w:rPr>
-          <w:color w:val="000000"/>
-        </w:rPr>
-      </w:r>
-      <w:proofErr w:type="spellStart"/>
-      <w:r>
-        <w:rPr>
-          <w:color w:val="000000"/>
-        </w:rPr>
-      </w:r>
-      <w:proofErr w:type="spellEnd"/>
-      <w:r>
-        <w:rPr>
-          <w:color w:val="000000"/>
-        </w:rPr>
-      </w:r>
-      <w:proofErr w:type="spellStart"/>
-      <w:r>
-        <w:rPr>
-          <w:color w:val="000000"/>
-        </w:rPr>
-      </w:r>
-      <w:proofErr w:type="spellEnd"/>
-      <w:r>
-        <w:rPr>
-          <w:color w:val="000000"/>
-        </w:rPr>
-      </w:r>
-      <w:proofErr w:type="spellStart"/>
-      <w:r>
-        <w:rPr>
-          <w:color w:val="000000"/>
-        </w:rPr>
-      </w:r>
-      <w:proofErr w:type="spellEnd"/>
-      <w:r>
-        <w:rPr>
-          <w:color w:val="000000"/>
-        </w:rPr>
-      </w:r>
-      <w:proofErr w:type="spellStart"/>
-      <w:r>
-        <w:rPr>
-          <w:color w:val="000000"/>
-        </w:rPr>
-      </w:r>
-      <w:proofErr w:type="spellEnd"/>
-      <w:r>
-        <w:rPr>
-          <w:color w:val="000000"/>
-        </w:rPr>
-      </w:r>
-      <w:proofErr w:type="spellStart"/>
-      <w:r>
-        <w:rPr>
-          <w:color w:val="000000"/>
-        </w:rPr>
-      </w:r>
-      <w:proofErr w:type="spellEnd"/>
-      <w:r>
-        <w:rPr>
-          <w:color w:val="000000"/>
-        </w:rPr>
-      </w:r>
-      <w:proofErr w:type="spellStart"/>
-      <w:r>
-        <w:rPr>
-          <w:color w:val="000000"/>
-        </w:rPr>
-      </w:r>
-      <w:proofErr w:type="spellEnd"/>
-      <w:r>
-        <w:rPr>
-          <w:color w:val="000000"/>
-        </w:rPr>
+        <w:lastRenderedPageBreak/>
+        <w:t>Analisis</w:t>
+      </w:r>
+      <w:proofErr w:type="spellEnd"/>
+      <w:r>
+        <w:rPr>
+          <w:color w:val="000000"/>
+        </w:rPr>
+        <w:t xml:space="preserve"> </w:t>
+      </w:r>
+      <w:proofErr w:type="spellStart"/>
+      <w:r>
+        <w:rPr>
+          <w:color w:val="000000"/>
+        </w:rPr>
+        <w:t>Deskriptif</w:t>
+      </w:r>
+      <w:proofErr w:type="spellEnd"/>
+      <w:r>
+        <w:rPr>
+          <w:color w:val="000000"/>
+        </w:rPr>
+        <w:t xml:space="preserve">: </w:t>
+      </w:r>
+      <w:proofErr w:type="spellStart"/>
+      <w:r>
+        <w:rPr>
+          <w:color w:val="000000"/>
+        </w:rPr>
+        <w:t>Menghitung</w:t>
+      </w:r>
+      <w:proofErr w:type="spellEnd"/>
+      <w:r>
+        <w:rPr>
+          <w:color w:val="000000"/>
+        </w:rPr>
+        <w:t xml:space="preserve"> mean, median, modus, </w:t>
+      </w:r>
+      <w:proofErr w:type="spellStart"/>
+      <w:r>
+        <w:rPr>
+          <w:color w:val="000000"/>
+        </w:rPr>
+        <w:t>standar</w:t>
+      </w:r>
+      <w:proofErr w:type="spellEnd"/>
+      <w:r>
+        <w:rPr>
+          <w:color w:val="000000"/>
+        </w:rPr>
+        <w:t xml:space="preserve"> </w:t>
+      </w:r>
+      <w:proofErr w:type="spellStart"/>
+      <w:r>
+        <w:rPr>
+          <w:color w:val="000000"/>
+        </w:rPr>
+        <w:t>deviasi</w:t>
+      </w:r>
+      <w:proofErr w:type="spellEnd"/>
+      <w:r>
+        <w:rPr>
+          <w:color w:val="000000"/>
+        </w:rPr>
+        <w:t xml:space="preserve">, dan </w:t>
+      </w:r>
+      <w:proofErr w:type="spellStart"/>
+      <w:r>
+        <w:rPr>
+          <w:color w:val="000000"/>
+        </w:rPr>
+        <w:t>persentase</w:t>
+      </w:r>
+      <w:proofErr w:type="spellEnd"/>
+      <w:r>
+        <w:rPr>
+          <w:color w:val="000000"/>
+        </w:rPr>
+        <w:t xml:space="preserve">. </w:t>
+      </w:r>
+      <w:proofErr w:type="spellStart"/>
+      <w:r>
+        <w:rPr>
+          <w:color w:val="000000"/>
+        </w:rPr>
+        <w:t>Misalnya</w:t>
+      </w:r>
+      <w:proofErr w:type="spellEnd"/>
+      <w:r>
+        <w:rPr>
+          <w:color w:val="000000"/>
+        </w:rPr>
+        <w:t xml:space="preserve">, mean </w:t>
+      </w:r>
+      <w:proofErr w:type="spellStart"/>
+      <w:r>
+        <w:rPr>
+          <w:color w:val="000000"/>
+        </w:rPr>
+        <w:t>skor</w:t>
+      </w:r>
+      <w:proofErr w:type="spellEnd"/>
+      <w:r>
+        <w:rPr>
+          <w:color w:val="000000"/>
+        </w:rPr>
+        <w:t xml:space="preserve"> </w:t>
+      </w:r>
+      <w:proofErr w:type="spellStart"/>
+      <w:r>
+        <w:rPr>
+          <w:color w:val="000000"/>
+        </w:rPr>
+        <w:t>kepuasan</w:t>
+      </w:r>
+      <w:proofErr w:type="spellEnd"/>
+      <w:r>
+        <w:rPr>
+          <w:color w:val="000000"/>
+        </w:rPr>
+        <w:t xml:space="preserve"> </w:t>
+      </w:r>
+      <w:proofErr w:type="spellStart"/>
+      <w:r>
+        <w:rPr>
+          <w:color w:val="000000"/>
+        </w:rPr>
+        <w:t>terhadap</w:t>
+      </w:r>
+      <w:proofErr w:type="spellEnd"/>
+      <w:r>
+        <w:rPr>
+          <w:color w:val="000000"/>
+        </w:rPr>
+        <w:t xml:space="preserve"> proses manual (</w:t>
+      </w:r>
+      <w:proofErr w:type="spellStart"/>
+      <w:r>
+        <w:rPr>
+          <w:color w:val="000000"/>
+        </w:rPr>
+        <w:t>skala</w:t>
+      </w:r>
+      <w:proofErr w:type="spellEnd"/>
+      <w:r>
+        <w:rPr>
+          <w:color w:val="000000"/>
+        </w:rPr>
+        <w:t xml:space="preserve"> 1-5) </w:t>
+      </w:r>
+      <w:proofErr w:type="spellStart"/>
+      <w:r>
+        <w:rPr>
+          <w:color w:val="000000"/>
+        </w:rPr>
+        <w:t>atau</w:t>
+      </w:r>
+      <w:proofErr w:type="spellEnd"/>
+      <w:r>
+        <w:rPr>
+          <w:color w:val="000000"/>
+        </w:rPr>
+        <w:t xml:space="preserve"> </w:t>
+      </w:r>
+      <w:proofErr w:type="spellStart"/>
+      <w:r>
+        <w:rPr>
+          <w:color w:val="000000"/>
+        </w:rPr>
+        <w:t>persentase</w:t>
+      </w:r>
+      <w:proofErr w:type="spellEnd"/>
+      <w:r>
+        <w:rPr>
+          <w:color w:val="000000"/>
+        </w:rPr>
+        <w:t xml:space="preserve"> </w:t>
+      </w:r>
+      <w:proofErr w:type="spellStart"/>
+      <w:r>
+        <w:rPr>
+          <w:color w:val="000000"/>
+        </w:rPr>
+        <w:t>pegawai</w:t>
+      </w:r>
+      <w:proofErr w:type="spellEnd"/>
+      <w:r>
+        <w:rPr>
+          <w:color w:val="000000"/>
+        </w:rPr>
+        <w:t xml:space="preserve"> yang </w:t>
+      </w:r>
+      <w:proofErr w:type="spellStart"/>
+      <w:r>
+        <w:rPr>
+          <w:color w:val="000000"/>
+        </w:rPr>
+        <w:t>setuju</w:t>
+      </w:r>
+      <w:proofErr w:type="spellEnd"/>
+      <w:r>
+        <w:rPr>
+          <w:color w:val="000000"/>
+        </w:rPr>
+        <w:t xml:space="preserve"> </w:t>
+      </w:r>
+      <w:proofErr w:type="spellStart"/>
+      <w:r>
+        <w:rPr>
+          <w:color w:val="000000"/>
+        </w:rPr>
+        <w:t>dengan</w:t>
+      </w:r>
+      <w:proofErr w:type="spellEnd"/>
+      <w:r>
+        <w:rPr>
+          <w:color w:val="000000"/>
+        </w:rPr>
+        <w:t xml:space="preserve"> </w:t>
+      </w:r>
+      <w:proofErr w:type="spellStart"/>
+      <w:r>
+        <w:rPr>
+          <w:color w:val="000000"/>
+        </w:rPr>
+        <w:t>sistem</w:t>
+      </w:r>
+      <w:proofErr w:type="spellEnd"/>
+      <w:r>
+        <w:rPr>
+          <w:color w:val="000000"/>
+        </w:rPr>
+        <w:t xml:space="preserve"> scoring </w:t>
+      </w:r>
+      <w:proofErr w:type="spellStart"/>
+      <w:r>
+        <w:rPr>
+          <w:color w:val="000000"/>
+        </w:rPr>
+        <w:t>otomatis</w:t>
+      </w:r>
+      <w:proofErr w:type="spellEnd"/>
+      <w:r>
+        <w:rPr>
+          <w:color w:val="000000"/>
+        </w:rPr>
+        <w:t>.</w:t>
       </w:r>
     </w:p>
     <w:p>
@@ -36093,343 +35582,268 @@
           <w:numId w:val="16"/>
         </w:numPr>
         <w:spacing w:line="480" w:lineRule="auto"/>
+        <w:rPr>
+          <w:lang w:val="fi-FI"/>
+        </w:rPr>
       </w:pPr>
       <w:proofErr w:type="spellStart"/>
       <w:r>
         <w:rPr>
           <w:color w:val="000000"/>
         </w:rPr>
-        <w:t>Analisis Inferensial: Menggunakan paired t-test untuk membandingkan data sebelum (proses manual) dan sesudah (prototipe sistem), misalnya, waktu evaluasi laporan sebelum vs. setelah otomatisasi logika bisnis. Korelasi Pearson digunakan untuk menguji hubungan antara variabel, seperti antara usability dan efisiensi.</w:t>
-      </w:r>
-      <w:proofErr w:type="spellEnd"/>
-      <w:r>
-        <w:rPr>
-          <w:color w:val="000000"/>
-        </w:rPr>
-      </w:r>
-      <w:proofErr w:type="spellStart"/>
-      <w:r>
-        <w:rPr>
-          <w:color w:val="000000"/>
-        </w:rPr>
-      </w:r>
-      <w:proofErr w:type="spellEnd"/>
-      <w:r>
-        <w:rPr>
-          <w:color w:val="000000"/>
-        </w:rPr>
-      </w:r>
-      <w:proofErr w:type="spellStart"/>
-      <w:r>
-        <w:rPr>
-          <w:color w:val="000000"/>
-        </w:rPr>
-      </w:r>
-      <w:proofErr w:type="spellEnd"/>
-      <w:r>
-        <w:rPr>
-          <w:color w:val="000000"/>
-        </w:rPr>
-      </w:r>
-      <w:proofErr w:type="spellStart"/>
-      <w:r>
-        <w:rPr>
-          <w:color w:val="000000"/>
-        </w:rPr>
-      </w:r>
-      <w:proofErr w:type="spellEnd"/>
-      <w:r>
-        <w:rPr>
-          <w:color w:val="000000"/>
-        </w:rPr>
-      </w:r>
-      <w:proofErr w:type="spellStart"/>
-      <w:r>
-        <w:rPr>
-          <w:color w:val="000000"/>
-        </w:rPr>
-      </w:r>
-      <w:proofErr w:type="spellEnd"/>
-      <w:r>
-        <w:rPr>
-          <w:color w:val="000000"/>
-        </w:rPr>
-      </w:r>
-      <w:proofErr w:type="spellStart"/>
-      <w:r>
-        <w:rPr>
-          <w:color w:val="000000"/>
-        </w:rPr>
-      </w:r>
-      <w:proofErr w:type="spellEnd"/>
-      <w:r>
-        <w:rPr>
-          <w:color w:val="000000"/>
-        </w:rPr>
-      </w:r>
-      <w:proofErr w:type="spellStart"/>
-      <w:r>
-        <w:rPr>
-          <w:color w:val="000000"/>
-        </w:rPr>
-      </w:r>
-      <w:proofErr w:type="spellEnd"/>
-      <w:r>
-        <w:rPr>
-          <w:color w:val="000000"/>
-        </w:rPr>
-      </w:r>
-      <w:proofErr w:type="spellStart"/>
-      <w:r>
-        <w:rPr>
-          <w:color w:val="000000"/>
-        </w:rPr>
-      </w:r>
-      <w:proofErr w:type="spellEnd"/>
-      <w:r>
-        <w:rPr>
-          <w:color w:val="000000"/>
-        </w:rPr>
-      </w:r>
-      <w:proofErr w:type="spellStart"/>
-      <w:r>
-        <w:rPr>
-          <w:color w:val="000000"/>
-        </w:rPr>
-      </w:r>
-      <w:proofErr w:type="spellEnd"/>
-      <w:r>
-        <w:rPr>
-          <w:color w:val="000000"/>
-        </w:rPr>
-      </w:r>
-      <w:proofErr w:type="spellStart"/>
-      <w:r>
-        <w:rPr>
-          <w:color w:val="000000"/>
-        </w:rPr>
-      </w:r>
-      <w:proofErr w:type="spellEnd"/>
-      <w:r>
-        <w:rPr>
-          <w:color w:val="000000"/>
-        </w:rPr>
-      </w:r>
-      <w:proofErr w:type="spellStart"/>
-      <w:r>
-        <w:rPr>
-          <w:color w:val="000000"/>
-        </w:rPr>
-      </w:r>
-      <w:proofErr w:type="spellEnd"/>
-      <w:r>
-        <w:rPr>
-          <w:color w:val="000000"/>
-        </w:rPr>
-      </w:r>
-      <w:proofErr w:type="spellStart"/>
-      <w:r>
-        <w:rPr>
-          <w:color w:val="000000"/>
-        </w:rPr>
-      </w:r>
-      <w:proofErr w:type="spellEnd"/>
-      <w:r>
-        <w:rPr>
-          <w:color w:val="000000"/>
-        </w:rPr>
-      </w:r>
-      <w:proofErr w:type="spellStart"/>
-      <w:r>
-        <w:rPr>
-          <w:color w:val="000000"/>
-        </w:rPr>
-      </w:r>
-      <w:proofErr w:type="spellEnd"/>
-      <w:r>
-        <w:rPr>
-          <w:color w:val="000000"/>
-        </w:rPr>
-      </w:r>
-      <w:proofErr w:type="spellStart"/>
-      <w:r>
-        <w:rPr>
-          <w:color w:val="000000"/>
-        </w:rPr>
-      </w:r>
-      <w:proofErr w:type="spellEnd"/>
-      <w:r>
-        <w:rPr>
-          <w:color w:val="000000"/>
-        </w:rPr>
-      </w:r>
-      <w:proofErr w:type="spellStart"/>
-      <w:r>
-        <w:rPr>
-          <w:color w:val="000000"/>
-        </w:rPr>
-      </w:r>
-      <w:proofErr w:type="spellEnd"/>
-      <w:r>
-        <w:rPr>
-          <w:color w:val="000000"/>
-        </w:rPr>
-      </w:r>
-      <w:proofErr w:type="spellStart"/>
-      <w:r>
-        <w:rPr>
-          <w:color w:val="000000"/>
-        </w:rPr>
-      </w:r>
-      <w:proofErr w:type="spellEnd"/>
-      <w:r>
-        <w:rPr>
-          <w:color w:val="000000"/>
-        </w:rPr>
-      </w:r>
-      <w:proofErr w:type="spellStart"/>
-      <w:r>
-        <w:rPr>
-          <w:color w:val="000000"/>
-        </w:rPr>
-      </w:r>
-      <w:proofErr w:type="spellEnd"/>
-      <w:r>
-        <w:rPr>
-          <w:color w:val="000000"/>
-        </w:rPr>
-      </w:r>
-      <w:proofErr w:type="spellStart"/>
-      <w:r>
-        <w:rPr>
-          <w:color w:val="000000"/>
-        </w:rPr>
-      </w:r>
-      <w:proofErr w:type="spellEnd"/>
-      <w:r>
-        <w:rPr>
-          <w:color w:val="000000"/>
-        </w:rPr>
-      </w:r>
-      <w:proofErr w:type="spellStart"/>
-      <w:r>
-        <w:rPr>
-          <w:color w:val="000000"/>
-        </w:rPr>
-      </w:r>
-      <w:proofErr w:type="spellEnd"/>
-      <w:r>
-        <w:rPr>
-          <w:color w:val="000000"/>
-        </w:rPr>
-      </w:r>
-      <w:proofErr w:type="spellStart"/>
-      <w:r>
-        <w:rPr>
-          <w:color w:val="000000"/>
-        </w:rPr>
-      </w:r>
-      <w:proofErr w:type="spellEnd"/>
-      <w:r>
-        <w:rPr>
-          <w:color w:val="000000"/>
-        </w:rPr>
-      </w:r>
-      <w:proofErr w:type="spellStart"/>
-      <w:r>
-        <w:rPr>
-          <w:color w:val="000000"/>
-        </w:rPr>
-      </w:r>
-      <w:proofErr w:type="spellEnd"/>
-      <w:r>
-        <w:rPr>
-          <w:color w:val="000000"/>
-        </w:rPr>
-      </w:r>
-      <w:proofErr w:type="spellStart"/>
-      <w:r>
-        <w:rPr>
-          <w:color w:val="000000"/>
-        </w:rPr>
-      </w:r>
-      <w:proofErr w:type="spellEnd"/>
-      <w:r>
-        <w:rPr>
-          <w:color w:val="000000"/>
-        </w:rPr>
-      </w:r>
-      <w:proofErr w:type="spellStart"/>
-      <w:r>
-        <w:rPr>
-          <w:color w:val="000000"/>
-        </w:rPr>
-      </w:r>
-      <w:proofErr w:type="spellEnd"/>
-      <w:r>
-        <w:rPr>
-          <w:color w:val="000000"/>
-        </w:rPr>
-      </w:r>
-      <w:proofErr w:type="spellStart"/>
-      <w:r>
-        <w:rPr>
-          <w:color w:val="000000"/>
-        </w:rPr>
-      </w:r>
-      <w:proofErr w:type="spellEnd"/>
-      <w:r>
-        <w:rPr>
-          <w:color w:val="000000"/>
-        </w:rPr>
-      </w:r>
-      <w:proofErr w:type="spellStart"/>
-      <w:r>
-        <w:rPr>
-          <w:color w:val="000000"/>
-        </w:rPr>
-      </w:r>
-      <w:proofErr w:type="spellEnd"/>
-      <w:r>
-        <w:rPr>
-          <w:color w:val="000000"/>
-        </w:rPr>
-      </w:r>
-      <w:proofErr w:type="spellStart"/>
-      <w:r>
-        <w:rPr>
-          <w:color w:val="000000"/>
-        </w:rPr>
-      </w:r>
-      <w:proofErr w:type="spellEnd"/>
-      <w:r>
-        <w:rPr>
-          <w:color w:val="000000"/>
-        </w:rPr>
-      </w:r>
-      <w:proofErr w:type="spellStart"/>
-      <w:r>
-        <w:rPr>
-          <w:color w:val="000000"/>
-        </w:rPr>
-      </w:r>
-      <w:proofErr w:type="spellEnd"/>
-      <w:r>
-        <w:rPr>
-          <w:color w:val="000000"/>
-        </w:rPr>
-      </w:r>
-      <w:proofErr w:type="spellStart"/>
-      <w:r>
-        <w:rPr>
-          <w:color w:val="000000"/>
-        </w:rPr>
-      </w:r>
-      <w:proofErr w:type="spellEnd"/>
-      <w:r>
-        <w:rPr>
-          <w:color w:val="000000"/>
-        </w:rPr>
+        <w:t>Analisis</w:t>
+      </w:r>
+      <w:proofErr w:type="spellEnd"/>
+      <w:r>
+        <w:rPr>
+          <w:color w:val="000000"/>
+        </w:rPr>
+        <w:t xml:space="preserve"> </w:t>
+      </w:r>
+      <w:proofErr w:type="spellStart"/>
+      <w:r>
+        <w:rPr>
+          <w:color w:val="000000"/>
+        </w:rPr>
+        <w:t>Inferensial</w:t>
+      </w:r>
+      <w:proofErr w:type="spellEnd"/>
+      <w:r>
+        <w:rPr>
+          <w:color w:val="000000"/>
+        </w:rPr>
+        <w:t xml:space="preserve">: </w:t>
+      </w:r>
+      <w:proofErr w:type="spellStart"/>
+      <w:r>
+        <w:rPr>
+          <w:color w:val="000000"/>
+        </w:rPr>
+        <w:t>Menggunakan</w:t>
+      </w:r>
+      <w:proofErr w:type="spellEnd"/>
+      <w:r>
+        <w:rPr>
+          <w:color w:val="000000"/>
+        </w:rPr>
+        <w:t xml:space="preserve"> paired t-test </w:t>
+      </w:r>
+      <w:proofErr w:type="spellStart"/>
+      <w:r>
+        <w:rPr>
+          <w:color w:val="000000"/>
+        </w:rPr>
+        <w:t>untuk</w:t>
+      </w:r>
+      <w:proofErr w:type="spellEnd"/>
+      <w:r>
+        <w:rPr>
+          <w:color w:val="000000"/>
+        </w:rPr>
+        <w:t xml:space="preserve"> </w:t>
+      </w:r>
+      <w:proofErr w:type="spellStart"/>
+      <w:r>
+        <w:rPr>
+          <w:color w:val="000000"/>
+        </w:rPr>
+        <w:t>membandingkan</w:t>
+      </w:r>
+      <w:proofErr w:type="spellEnd"/>
+      <w:r>
+        <w:rPr>
+          <w:color w:val="000000"/>
+        </w:rPr>
+        <w:t xml:space="preserve"> data </w:t>
+      </w:r>
+      <w:proofErr w:type="spellStart"/>
+      <w:r>
+        <w:rPr>
+          <w:color w:val="000000"/>
+        </w:rPr>
+        <w:t>sebelum</w:t>
+      </w:r>
+      <w:proofErr w:type="spellEnd"/>
+      <w:r>
+        <w:rPr>
+          <w:color w:val="000000"/>
+        </w:rPr>
+        <w:t xml:space="preserve"> (proses manual) dan </w:t>
+      </w:r>
+      <w:proofErr w:type="spellStart"/>
+      <w:r>
+        <w:rPr>
+          <w:color w:val="000000"/>
+        </w:rPr>
+        <w:t>sesudah</w:t>
+      </w:r>
+      <w:proofErr w:type="spellEnd"/>
+      <w:r>
+        <w:rPr>
+          <w:color w:val="000000"/>
+        </w:rPr>
+        <w:t xml:space="preserve"> (</w:t>
+      </w:r>
+      <w:proofErr w:type="spellStart"/>
+      <w:r>
+        <w:rPr>
+          <w:color w:val="000000"/>
+        </w:rPr>
+        <w:t>prototipe</w:t>
+      </w:r>
+      <w:proofErr w:type="spellEnd"/>
+      <w:r>
+        <w:rPr>
+          <w:color w:val="000000"/>
+        </w:rPr>
+        <w:t xml:space="preserve"> </w:t>
+      </w:r>
+      <w:proofErr w:type="spellStart"/>
+      <w:r>
+        <w:rPr>
+          <w:color w:val="000000"/>
+        </w:rPr>
+        <w:t>sistem</w:t>
+      </w:r>
+      <w:proofErr w:type="spellEnd"/>
+      <w:r>
+        <w:rPr>
+          <w:color w:val="000000"/>
+        </w:rPr>
+        <w:t xml:space="preserve">), </w:t>
+      </w:r>
+      <w:proofErr w:type="spellStart"/>
+      <w:r>
+        <w:rPr>
+          <w:color w:val="000000"/>
+        </w:rPr>
+        <w:t>misalnya</w:t>
+      </w:r>
+      <w:proofErr w:type="spellEnd"/>
+      <w:r>
+        <w:rPr>
+          <w:color w:val="000000"/>
+        </w:rPr>
+        <w:t xml:space="preserve">, </w:t>
+      </w:r>
+      <w:proofErr w:type="spellStart"/>
+      <w:r>
+        <w:rPr>
+          <w:color w:val="000000"/>
+        </w:rPr>
+        <w:t>waktu</w:t>
+      </w:r>
+      <w:proofErr w:type="spellEnd"/>
+      <w:r>
+        <w:rPr>
+          <w:color w:val="000000"/>
+        </w:rPr>
+        <w:t xml:space="preserve"> </w:t>
+      </w:r>
+      <w:proofErr w:type="spellStart"/>
+      <w:r>
+        <w:rPr>
+          <w:color w:val="000000"/>
+        </w:rPr>
+        <w:t>evaluasi</w:t>
+      </w:r>
+      <w:proofErr w:type="spellEnd"/>
+      <w:r>
+        <w:rPr>
+          <w:color w:val="000000"/>
+        </w:rPr>
+        <w:t xml:space="preserve"> </w:t>
+      </w:r>
+      <w:proofErr w:type="spellStart"/>
+      <w:r>
+        <w:rPr>
+          <w:color w:val="000000"/>
+        </w:rPr>
+        <w:t>laporan</w:t>
+      </w:r>
+      <w:proofErr w:type="spellEnd"/>
+      <w:r>
+        <w:rPr>
+          <w:color w:val="000000"/>
+        </w:rPr>
+        <w:t xml:space="preserve"> </w:t>
+      </w:r>
+      <w:proofErr w:type="spellStart"/>
+      <w:r>
+        <w:rPr>
+          <w:color w:val="000000"/>
+        </w:rPr>
+        <w:t>sebelum</w:t>
+      </w:r>
+      <w:proofErr w:type="spellEnd"/>
+      <w:r>
+        <w:rPr>
+          <w:color w:val="000000"/>
+        </w:rPr>
+        <w:t xml:space="preserve"> vs. </w:t>
+      </w:r>
+      <w:proofErr w:type="spellStart"/>
+      <w:r>
+        <w:rPr>
+          <w:color w:val="000000"/>
+        </w:rPr>
+        <w:t>setelah</w:t>
+      </w:r>
+      <w:proofErr w:type="spellEnd"/>
+      <w:r>
+        <w:rPr>
+          <w:color w:val="000000"/>
+        </w:rPr>
+        <w:t xml:space="preserve"> </w:t>
+      </w:r>
+      <w:proofErr w:type="spellStart"/>
+      <w:r>
+        <w:rPr>
+          <w:color w:val="000000"/>
+        </w:rPr>
+        <w:t>otomatisasi</w:t>
+      </w:r>
+      <w:proofErr w:type="spellEnd"/>
+      <w:r>
+        <w:rPr>
+          <w:color w:val="000000"/>
+        </w:rPr>
+        <w:t xml:space="preserve"> </w:t>
+      </w:r>
+      <w:proofErr w:type="spellStart"/>
+      <w:r>
+        <w:rPr>
+          <w:color w:val="000000"/>
+        </w:rPr>
+        <w:t>logika</w:t>
+      </w:r>
+      <w:proofErr w:type="spellEnd"/>
+      <w:r>
+        <w:rPr>
+          <w:color w:val="000000"/>
+        </w:rPr>
+        <w:t xml:space="preserve"> </w:t>
+      </w:r>
+      <w:proofErr w:type="spellStart"/>
+      <w:r>
+        <w:rPr>
+          <w:color w:val="000000"/>
+        </w:rPr>
+        <w:t>bisnis</w:t>
+      </w:r>
+      <w:proofErr w:type="spellEnd"/>
+      <w:r>
+        <w:rPr>
+          <w:color w:val="000000"/>
+        </w:rPr>
+        <w:t xml:space="preserve">. </w:t>
+      </w:r>
+      <w:r>
+        <w:rPr>
+          <w:color w:val="000000"/>
+          <w:lang w:val="fi-FI"/>
+        </w:rPr>
+        <w:t>Korelasi Pearson digunakan untuk menguji hubungan antara variabel, seperti antara usability dan efisiensi.</w:t>
       </w:r>
     </w:p>
     <w:p>
@@ -36671,7 +36085,6 @@
         <w:rPr>
           <w:color w:val="000000"/>
         </w:rPr>
-        <w:lastRenderedPageBreak/>
         <w:t>Interpretasi</w:t>
       </w:r>
       <w:proofErr w:type="spellEnd"/>
@@ -37254,6 +36667,7 @@
         <w:rPr>
           <w:color w:val="000000"/>
         </w:rPr>
+        <w:lastRenderedPageBreak/>
         <w:t xml:space="preserve">Microsoft Excel </w:t>
       </w:r>
       <w:proofErr w:type="spellStart"/>
@@ -37563,271 +36977,35 @@
         <w:rPr>
           <w:color w:val="000000"/>
         </w:rPr>
-        <w:t>Tools Pengembangan Sistem: Untuk data pengujian sistem, menggunakan Postman untuk menguji API (misalnya, endpoint evaluasi logika bisnis di Go Lang) dan Google Lighthouse untuk metrik performa web (waktu loading, responsivitas di Next.js 15). Supabase Analytics digunakan untuk query database real-time dan analisis penggunaan data.</w:t>
-      </w:r>
-      <w:proofErr w:type="spellStart"/>
-      <w:r>
-        <w:rPr>
-          <w:color w:val="000000"/>
-        </w:rPr>
-      </w:r>
-      <w:proofErr w:type="spellEnd"/>
-      <w:r>
-        <w:rPr>
-          <w:color w:val="000000"/>
-        </w:rPr>
-      </w:r>
-      <w:proofErr w:type="spellStart"/>
-      <w:r>
-        <w:rPr>
-          <w:color w:val="000000"/>
-        </w:rPr>
-      </w:r>
-      <w:proofErr w:type="spellEnd"/>
-      <w:r>
-        <w:rPr>
-          <w:color w:val="000000"/>
-        </w:rPr>
-      </w:r>
-      <w:proofErr w:type="spellStart"/>
-      <w:r>
-        <w:rPr>
-          <w:color w:val="000000"/>
-        </w:rPr>
-      </w:r>
-      <w:proofErr w:type="spellEnd"/>
-      <w:r>
-        <w:rPr>
-          <w:color w:val="000000"/>
-        </w:rPr>
-      </w:r>
-      <w:proofErr w:type="spellStart"/>
-      <w:r>
-        <w:rPr>
-          <w:color w:val="000000"/>
-        </w:rPr>
-      </w:r>
-      <w:proofErr w:type="spellEnd"/>
-      <w:r>
-        <w:rPr>
-          <w:color w:val="000000"/>
-        </w:rPr>
-      </w:r>
-      <w:proofErr w:type="spellStart"/>
-      <w:r>
-        <w:rPr>
-          <w:color w:val="000000"/>
-        </w:rPr>
-      </w:r>
-      <w:proofErr w:type="spellEnd"/>
-      <w:r>
-        <w:rPr>
-          <w:color w:val="000000"/>
-        </w:rPr>
-      </w:r>
-      <w:proofErr w:type="spellStart"/>
-      <w:r>
-        <w:rPr>
-          <w:color w:val="000000"/>
-        </w:rPr>
-      </w:r>
-      <w:proofErr w:type="spellEnd"/>
-      <w:r>
-        <w:rPr>
-          <w:color w:val="000000"/>
-        </w:rPr>
-      </w:r>
-      <w:proofErr w:type="spellStart"/>
-      <w:r>
-        <w:rPr>
-          <w:color w:val="000000"/>
-        </w:rPr>
-      </w:r>
-      <w:proofErr w:type="spellEnd"/>
-      <w:r>
-        <w:rPr>
-          <w:color w:val="000000"/>
-        </w:rPr>
-      </w:r>
-      <w:proofErr w:type="spellStart"/>
-      <w:r>
-        <w:rPr>
-          <w:color w:val="000000"/>
-        </w:rPr>
-      </w:r>
-      <w:proofErr w:type="spellEnd"/>
-      <w:r>
-        <w:rPr>
-          <w:color w:val="000000"/>
-        </w:rPr>
-      </w:r>
-      <w:proofErr w:type="spellStart"/>
-      <w:r>
-        <w:rPr>
-          <w:color w:val="000000"/>
-        </w:rPr>
-      </w:r>
-      <w:proofErr w:type="spellEnd"/>
-      <w:r>
-        <w:rPr>
-          <w:color w:val="000000"/>
-        </w:rPr>
-      </w:r>
-      <w:proofErr w:type="spellStart"/>
-      <w:r>
-        <w:rPr>
-          <w:color w:val="000000"/>
-        </w:rPr>
-      </w:r>
-      <w:proofErr w:type="spellEnd"/>
-      <w:r>
-        <w:rPr>
-          <w:color w:val="000000"/>
-        </w:rPr>
-      </w:r>
-      <w:proofErr w:type="spellStart"/>
-      <w:r>
-        <w:rPr>
-          <w:color w:val="000000"/>
-        </w:rPr>
-      </w:r>
-      <w:proofErr w:type="spellEnd"/>
-      <w:r>
-        <w:rPr>
-          <w:color w:val="000000"/>
-        </w:rPr>
-      </w:r>
-      <w:proofErr w:type="spellStart"/>
-      <w:r>
-        <w:rPr>
-          <w:color w:val="000000"/>
-        </w:rPr>
-      </w:r>
-      <w:proofErr w:type="spellEnd"/>
-      <w:r>
-        <w:rPr>
-          <w:color w:val="000000"/>
-        </w:rPr>
-      </w:r>
-      <w:proofErr w:type="spellStart"/>
-      <w:r>
-        <w:rPr>
-          <w:color w:val="000000"/>
-        </w:rPr>
-      </w:r>
-      <w:proofErr w:type="spellEnd"/>
-      <w:r>
-        <w:rPr>
-          <w:color w:val="000000"/>
-        </w:rPr>
-      </w:r>
-      <w:proofErr w:type="spellStart"/>
-      <w:r>
-        <w:rPr>
-          <w:color w:val="000000"/>
-        </w:rPr>
-      </w:r>
-      <w:proofErr w:type="spellEnd"/>
-      <w:r>
-        <w:rPr>
-          <w:color w:val="000000"/>
-        </w:rPr>
-      </w:r>
-      <w:proofErr w:type="spellStart"/>
-      <w:r>
-        <w:rPr>
-          <w:color w:val="000000"/>
-        </w:rPr>
-      </w:r>
-      <w:proofErr w:type="spellEnd"/>
-      <w:r>
-        <w:rPr>
-          <w:color w:val="000000"/>
-        </w:rPr>
-      </w:r>
-      <w:proofErr w:type="spellStart"/>
-      <w:r>
-        <w:rPr>
-          <w:color w:val="000000"/>
-        </w:rPr>
-      </w:r>
-      <w:proofErr w:type="spellEnd"/>
-      <w:r>
-        <w:rPr>
-          <w:color w:val="000000"/>
-        </w:rPr>
-      </w:r>
-      <w:proofErr w:type="spellStart"/>
-      <w:r>
-        <w:rPr>
-          <w:color w:val="000000"/>
-        </w:rPr>
-      </w:r>
-      <w:proofErr w:type="spellEnd"/>
-      <w:r>
-        <w:rPr>
-          <w:color w:val="000000"/>
-        </w:rPr>
-      </w:r>
-      <w:proofErr w:type="spellStart"/>
-      <w:r>
-        <w:rPr>
-          <w:color w:val="000000"/>
-        </w:rPr>
-      </w:r>
-      <w:proofErr w:type="spellEnd"/>
-      <w:r>
-        <w:rPr>
-          <w:color w:val="000000"/>
-        </w:rPr>
-      </w:r>
-      <w:proofErr w:type="spellStart"/>
-      <w:r>
-        <w:rPr>
-          <w:color w:val="000000"/>
-        </w:rPr>
-      </w:r>
-      <w:proofErr w:type="spellEnd"/>
-      <w:r>
-        <w:rPr>
-          <w:color w:val="000000"/>
-        </w:rPr>
-      </w:r>
-      <w:proofErr w:type="spellStart"/>
-      <w:r>
-        <w:rPr>
-          <w:color w:val="000000"/>
-        </w:rPr>
-      </w:r>
-      <w:proofErr w:type="spellEnd"/>
-      <w:r>
-        <w:rPr>
-          <w:color w:val="000000"/>
-        </w:rPr>
-      </w:r>
-      <w:proofErr w:type="spellStart"/>
-      <w:r>
-        <w:rPr>
-          <w:color w:val="000000"/>
-        </w:rPr>
-      </w:r>
-      <w:proofErr w:type="spellEnd"/>
-      <w:r>
-        <w:rPr>
-          <w:color w:val="000000"/>
-        </w:rPr>
-      </w:r>
-      <w:proofErr w:type="spellStart"/>
-      <w:r>
-        <w:rPr>
-          <w:color w:val="000000"/>
-        </w:rPr>
-      </w:r>
-      <w:proofErr w:type="spellEnd"/>
-      <w:r>
-        <w:rPr>
-          <w:color w:val="000000"/>
-        </w:rPr>
+        <w:t xml:space="preserve">Tools Pengembangan Sistem: Untuk data pengujian sistem, menggunakan Postman untuk menguji API (misalnya, endpoint evaluasi logika bisnis di Go Lang) dan Google Lighthouse untuk metrik performa web (waktu loading, responsivitas di Next.js 15). Supabase Analytics digunakan untuk query database real-time dan </w:t>
+      </w:r>
+      <w:proofErr w:type="spellStart"/>
+      <w:r>
+        <w:rPr>
+          <w:color w:val="000000"/>
+        </w:rPr>
+        <w:t>analisis</w:t>
+      </w:r>
+      <w:proofErr w:type="spellEnd"/>
+      <w:r>
+        <w:rPr>
+          <w:color w:val="000000"/>
+        </w:rPr>
+        <w:t xml:space="preserve"> </w:t>
+      </w:r>
+      <w:proofErr w:type="spellStart"/>
+      <w:r>
+        <w:rPr>
+          <w:color w:val="000000"/>
+        </w:rPr>
+        <w:t>penggunaan</w:t>
+      </w:r>
+      <w:proofErr w:type="spellEnd"/>
+      <w:r>
+        <w:rPr>
+          <w:color w:val="000000"/>
+        </w:rPr>
+        <w:t xml:space="preserve"> data.</w:t>
       </w:r>
     </w:p>
     <w:p>
@@ -37908,601 +37086,700 @@
         <w:rPr>
           <w:color w:val="000000"/>
         </w:rPr>
-        <w:t>Untuk mengintegrasikan data kualitatif dan kuantitatif, digunakan metode converging parallel design, di mana kedua jenis data dianalisis secara paralel kemudian digabungkan pada tahap interpretasi. Misalnya, tema "inefisiensi manual" dari analisis kualitatif divalidasi dengan data kuantitatif seperti mean waktu proses &gt;30 menit. Triangulasi dilakukan dengan membandingkan data dari observasi, wawancara, dan angket untuk memastikan konsistensi, misalnya, jika 80% angket menunjukkan kesulitan navigasi, hal ini dikonfirmasi dengan observasi lapangan.</w:t>
-      </w:r>
-      <w:proofErr w:type="spellEnd"/>
-      <w:r>
-        <w:rPr>
-          <w:color w:val="000000"/>
-        </w:rPr>
-      </w:r>
-      <w:proofErr w:type="spellStart"/>
-      <w:r>
-        <w:rPr>
-          <w:color w:val="000000"/>
-        </w:rPr>
-      </w:r>
-      <w:proofErr w:type="spellEnd"/>
-      <w:r>
-        <w:rPr>
-          <w:color w:val="000000"/>
-        </w:rPr>
-      </w:r>
-      <w:proofErr w:type="spellStart"/>
-      <w:r>
-        <w:rPr>
-          <w:color w:val="000000"/>
-        </w:rPr>
-      </w:r>
-      <w:proofErr w:type="spellEnd"/>
-      <w:r>
-        <w:rPr>
-          <w:color w:val="000000"/>
-        </w:rPr>
-      </w:r>
-      <w:proofErr w:type="spellStart"/>
-      <w:r>
-        <w:rPr>
-          <w:color w:val="000000"/>
-        </w:rPr>
-      </w:r>
-      <w:proofErr w:type="spellEnd"/>
-      <w:r>
-        <w:rPr>
-          <w:color w:val="000000"/>
-        </w:rPr>
-      </w:r>
-      <w:proofErr w:type="spellStart"/>
-      <w:r>
-        <w:rPr>
-          <w:color w:val="000000"/>
-        </w:rPr>
-      </w:r>
-      <w:proofErr w:type="spellEnd"/>
-      <w:r>
-        <w:rPr>
-          <w:color w:val="000000"/>
-        </w:rPr>
-      </w:r>
-      <w:proofErr w:type="spellStart"/>
-      <w:r>
-        <w:rPr>
-          <w:color w:val="000000"/>
-        </w:rPr>
-      </w:r>
-      <w:proofErr w:type="spellEnd"/>
-      <w:r>
-        <w:rPr>
-          <w:color w:val="000000"/>
-        </w:rPr>
-      </w:r>
-      <w:proofErr w:type="spellStart"/>
-      <w:r>
-        <w:rPr>
-          <w:color w:val="000000"/>
-        </w:rPr>
-      </w:r>
-      <w:proofErr w:type="spellEnd"/>
-      <w:r>
-        <w:rPr>
-          <w:color w:val="000000"/>
-        </w:rPr>
-      </w:r>
-      <w:proofErr w:type="spellStart"/>
-      <w:r>
-        <w:rPr>
-          <w:color w:val="000000"/>
-        </w:rPr>
-      </w:r>
-      <w:proofErr w:type="spellEnd"/>
-      <w:r>
-        <w:rPr>
-          <w:color w:val="000000"/>
-        </w:rPr>
-      </w:r>
-      <w:proofErr w:type="spellStart"/>
-      <w:r>
-        <w:rPr>
-          <w:color w:val="000000"/>
-        </w:rPr>
-      </w:r>
-      <w:proofErr w:type="spellEnd"/>
-      <w:r>
-        <w:rPr>
-          <w:color w:val="000000"/>
-        </w:rPr>
-      </w:r>
-      <w:proofErr w:type="spellStart"/>
-      <w:r>
-        <w:rPr>
-          <w:color w:val="000000"/>
-        </w:rPr>
-      </w:r>
-      <w:proofErr w:type="spellEnd"/>
-      <w:r>
-        <w:rPr>
-          <w:color w:val="000000"/>
-        </w:rPr>
-      </w:r>
-      <w:proofErr w:type="spellStart"/>
-      <w:r>
-        <w:rPr>
-          <w:color w:val="000000"/>
-        </w:rPr>
-      </w:r>
-      <w:proofErr w:type="spellEnd"/>
-      <w:r>
-        <w:rPr>
-          <w:color w:val="000000"/>
-        </w:rPr>
-      </w:r>
-      <w:proofErr w:type="spellStart"/>
-      <w:r>
-        <w:rPr>
-          <w:color w:val="000000"/>
-        </w:rPr>
-      </w:r>
-      <w:proofErr w:type="spellEnd"/>
-      <w:r>
-        <w:rPr>
-          <w:color w:val="000000"/>
-        </w:rPr>
-      </w:r>
-      <w:proofErr w:type="spellStart"/>
-      <w:r>
-        <w:rPr>
-          <w:color w:val="000000"/>
-        </w:rPr>
-      </w:r>
-      <w:proofErr w:type="spellEnd"/>
-      <w:r>
-        <w:rPr>
-          <w:color w:val="000000"/>
-        </w:rPr>
-      </w:r>
-      <w:proofErr w:type="spellStart"/>
-      <w:r>
-        <w:rPr>
-          <w:color w:val="000000"/>
-        </w:rPr>
-      </w:r>
-      <w:proofErr w:type="spellEnd"/>
-      <w:r>
-        <w:rPr>
-          <w:color w:val="000000"/>
-        </w:rPr>
-      </w:r>
-      <w:proofErr w:type="spellStart"/>
-      <w:r>
-        <w:rPr>
-          <w:color w:val="000000"/>
-        </w:rPr>
-      </w:r>
-      <w:proofErr w:type="spellEnd"/>
-      <w:r>
-        <w:rPr>
-          <w:color w:val="000000"/>
-        </w:rPr>
-      </w:r>
-      <w:proofErr w:type="spellStart"/>
-      <w:r>
-        <w:rPr>
-          <w:color w:val="000000"/>
-        </w:rPr>
-      </w:r>
-      <w:proofErr w:type="spellEnd"/>
-      <w:r>
-        <w:rPr>
-          <w:color w:val="000000"/>
-        </w:rPr>
-      </w:r>
-      <w:proofErr w:type="spellStart"/>
-      <w:r>
-        <w:rPr>
-          <w:color w:val="000000"/>
-        </w:rPr>
-      </w:r>
-      <w:proofErr w:type="spellEnd"/>
-      <w:r>
-        <w:rPr>
-          <w:color w:val="000000"/>
-        </w:rPr>
-      </w:r>
-      <w:proofErr w:type="spellStart"/>
-      <w:r>
-        <w:rPr>
-          <w:color w:val="000000"/>
-        </w:rPr>
-      </w:r>
-      <w:proofErr w:type="spellEnd"/>
-      <w:r>
-        <w:rPr>
-          <w:color w:val="000000"/>
-        </w:rPr>
-      </w:r>
-      <w:proofErr w:type="spellStart"/>
-      <w:r>
-        <w:rPr>
-          <w:color w:val="000000"/>
-        </w:rPr>
-      </w:r>
-      <w:proofErr w:type="spellEnd"/>
-      <w:r>
-        <w:rPr>
-          <w:color w:val="000000"/>
-        </w:rPr>
-      </w:r>
-      <w:proofErr w:type="spellStart"/>
-      <w:r>
-        <w:rPr>
-          <w:color w:val="000000"/>
-        </w:rPr>
-      </w:r>
-      <w:proofErr w:type="spellEnd"/>
-      <w:r>
-        <w:rPr>
-          <w:color w:val="000000"/>
-        </w:rPr>
-      </w:r>
-      <w:proofErr w:type="spellStart"/>
-      <w:r>
-        <w:rPr>
-          <w:color w:val="000000"/>
-        </w:rPr>
-      </w:r>
-      <w:proofErr w:type="spellEnd"/>
-      <w:r>
-        <w:rPr>
-          <w:color w:val="000000"/>
-        </w:rPr>
-      </w:r>
-      <w:proofErr w:type="spellStart"/>
-      <w:r>
-        <w:rPr>
-          <w:color w:val="000000"/>
-        </w:rPr>
-      </w:r>
-      <w:proofErr w:type="spellEnd"/>
-      <w:r>
-        <w:rPr>
-          <w:color w:val="000000"/>
-        </w:rPr>
-      </w:r>
-      <w:proofErr w:type="spellStart"/>
-      <w:r>
-        <w:rPr>
-          <w:color w:val="000000"/>
-        </w:rPr>
-      </w:r>
-      <w:proofErr w:type="spellEnd"/>
-      <w:r>
-        <w:rPr>
-          <w:color w:val="000000"/>
-        </w:rPr>
-      </w:r>
-      <w:proofErr w:type="spellStart"/>
-      <w:r>
-        <w:rPr>
-          <w:color w:val="000000"/>
-        </w:rPr>
-      </w:r>
-      <w:proofErr w:type="spellEnd"/>
-      <w:r>
-        <w:rPr>
-          <w:color w:val="000000"/>
-        </w:rPr>
-      </w:r>
-      <w:proofErr w:type="spellStart"/>
-      <w:r>
-        <w:rPr>
-          <w:color w:val="000000"/>
-        </w:rPr>
-      </w:r>
-      <w:proofErr w:type="spellEnd"/>
-      <w:r>
-        <w:rPr>
-          <w:color w:val="000000"/>
-        </w:rPr>
-      </w:r>
-      <w:proofErr w:type="spellStart"/>
-      <w:r>
-        <w:rPr>
-          <w:color w:val="000000"/>
-        </w:rPr>
-      </w:r>
-      <w:proofErr w:type="spellEnd"/>
-      <w:r>
-        <w:rPr>
-          <w:color w:val="000000"/>
-        </w:rPr>
-      </w:r>
-      <w:proofErr w:type="spellStart"/>
-      <w:r>
-        <w:rPr>
-          <w:color w:val="000000"/>
-        </w:rPr>
-      </w:r>
-      <w:proofErr w:type="spellEnd"/>
-      <w:r>
-        <w:rPr>
-          <w:color w:val="000000"/>
-        </w:rPr>
-      </w:r>
-      <w:proofErr w:type="spellStart"/>
-      <w:r>
-        <w:rPr>
-          <w:color w:val="000000"/>
-        </w:rPr>
-      </w:r>
-      <w:proofErr w:type="spellEnd"/>
-      <w:r>
-        <w:rPr>
-          <w:color w:val="000000"/>
-        </w:rPr>
-      </w:r>
-      <w:proofErr w:type="spellStart"/>
-      <w:r>
-        <w:rPr>
-          <w:color w:val="000000"/>
-        </w:rPr>
-      </w:r>
-      <w:proofErr w:type="spellEnd"/>
-      <w:r>
-        <w:rPr>
-          <w:color w:val="000000"/>
-        </w:rPr>
-      </w:r>
-      <w:proofErr w:type="spellStart"/>
-      <w:r>
-        <w:rPr>
-          <w:color w:val="000000"/>
-        </w:rPr>
-      </w:r>
-      <w:proofErr w:type="spellEnd"/>
-      <w:r>
-        <w:rPr>
-          <w:color w:val="000000"/>
-        </w:rPr>
-      </w:r>
-      <w:proofErr w:type="spellStart"/>
-      <w:r>
-        <w:rPr>
-          <w:color w:val="000000"/>
-        </w:rPr>
-      </w:r>
-      <w:proofErr w:type="spellEnd"/>
-      <w:r>
-        <w:rPr>
-          <w:color w:val="000000"/>
-        </w:rPr>
-      </w:r>
-      <w:proofErr w:type="spellStart"/>
-      <w:r>
-        <w:rPr>
-          <w:color w:val="000000"/>
-        </w:rPr>
-      </w:r>
-      <w:proofErr w:type="spellEnd"/>
-      <w:r>
-        <w:rPr>
-          <w:color w:val="000000"/>
-        </w:rPr>
-      </w:r>
-      <w:proofErr w:type="spellStart"/>
-      <w:r>
-        <w:rPr>
-          <w:color w:val="000000"/>
-        </w:rPr>
-      </w:r>
-      <w:proofErr w:type="spellEnd"/>
-      <w:r>
-        <w:rPr>
-          <w:color w:val="000000"/>
-        </w:rPr>
-      </w:r>
-      <w:proofErr w:type="spellStart"/>
-      <w:r>
-        <w:rPr>
-          <w:color w:val="000000"/>
-        </w:rPr>
-      </w:r>
-      <w:proofErr w:type="spellEnd"/>
-      <w:r>
-        <w:rPr>
-          <w:color w:val="000000"/>
-        </w:rPr>
-      </w:r>
-      <w:proofErr w:type="spellStart"/>
-      <w:r>
-        <w:rPr>
-          <w:color w:val="000000"/>
-        </w:rPr>
-      </w:r>
-      <w:proofErr w:type="spellEnd"/>
-      <w:r>
-        <w:rPr>
-          <w:color w:val="000000"/>
-        </w:rPr>
-      </w:r>
-      <w:proofErr w:type="spellStart"/>
-      <w:r>
-        <w:rPr>
-          <w:color w:val="000000"/>
-        </w:rPr>
-      </w:r>
-      <w:proofErr w:type="spellEnd"/>
-      <w:r>
-        <w:rPr>
-          <w:color w:val="000000"/>
-        </w:rPr>
-      </w:r>
-      <w:proofErr w:type="spellStart"/>
-      <w:r>
-        <w:rPr>
-          <w:color w:val="000000"/>
-        </w:rPr>
-      </w:r>
-      <w:proofErr w:type="spellEnd"/>
-      <w:r>
-        <w:rPr>
-          <w:color w:val="000000"/>
-        </w:rPr>
-      </w:r>
-      <w:proofErr w:type="spellStart"/>
-      <w:r>
-        <w:rPr>
-          <w:color w:val="000000"/>
-        </w:rPr>
-      </w:r>
-      <w:proofErr w:type="spellEnd"/>
-      <w:r>
-        <w:rPr>
-          <w:color w:val="000000"/>
-        </w:rPr>
-      </w:r>
-      <w:proofErr w:type="spellStart"/>
-      <w:r>
-        <w:rPr>
-          <w:color w:val="000000"/>
-        </w:rPr>
-      </w:r>
-      <w:proofErr w:type="spellEnd"/>
-      <w:r>
-        <w:rPr>
-          <w:color w:val="000000"/>
-        </w:rPr>
-      </w:r>
-      <w:proofErr w:type="spellStart"/>
-      <w:r>
-        <w:rPr>
-          <w:color w:val="000000"/>
-        </w:rPr>
-      </w:r>
-      <w:proofErr w:type="spellEnd"/>
-      <w:r>
-        <w:rPr>
-          <w:color w:val="000000"/>
-        </w:rPr>
-      </w:r>
-      <w:proofErr w:type="spellStart"/>
-      <w:r>
-        <w:rPr>
-          <w:color w:val="000000"/>
-        </w:rPr>
-      </w:r>
-      <w:proofErr w:type="spellEnd"/>
-      <w:r>
-        <w:rPr>
-          <w:color w:val="000000"/>
-        </w:rPr>
-      </w:r>
-      <w:proofErr w:type="spellStart"/>
-      <w:r>
-        <w:rPr>
-          <w:color w:val="000000"/>
-        </w:rPr>
-      </w:r>
-      <w:proofErr w:type="spellEnd"/>
-      <w:r>
-        <w:rPr>
-          <w:color w:val="000000"/>
-        </w:rPr>
-      </w:r>
-      <w:proofErr w:type="spellStart"/>
-      <w:r>
-        <w:rPr>
-          <w:color w:val="000000"/>
-        </w:rPr>
-      </w:r>
-      <w:proofErr w:type="spellEnd"/>
-      <w:r>
-        <w:rPr>
-          <w:color w:val="000000"/>
-        </w:rPr>
-      </w:r>
-      <w:proofErr w:type="spellStart"/>
-      <w:r>
-        <w:rPr>
-          <w:color w:val="000000"/>
-        </w:rPr>
-      </w:r>
-      <w:proofErr w:type="spellEnd"/>
-      <w:r>
-        <w:rPr>
-          <w:color w:val="000000"/>
-        </w:rPr>
-      </w:r>
-      <w:proofErr w:type="spellStart"/>
-      <w:r>
-        <w:rPr>
-          <w:color w:val="000000"/>
-        </w:rPr>
-      </w:r>
-      <w:proofErr w:type="spellEnd"/>
-      <w:r>
-        <w:rPr>
-          <w:color w:val="000000"/>
-        </w:rPr>
-      </w:r>
-      <w:proofErr w:type="spellStart"/>
-      <w:r>
-        <w:rPr>
-          <w:color w:val="000000"/>
-        </w:rPr>
-      </w:r>
-      <w:proofErr w:type="spellEnd"/>
-      <w:r>
-        <w:rPr>
-          <w:color w:val="000000"/>
-        </w:rPr>
-      </w:r>
-      <w:proofErr w:type="spellStart"/>
-      <w:r>
-        <w:rPr>
-          <w:color w:val="000000"/>
-        </w:rPr>
-      </w:r>
-      <w:proofErr w:type="spellEnd"/>
-      <w:r>
-        <w:rPr>
-          <w:color w:val="000000"/>
-        </w:rPr>
-      </w:r>
-      <w:proofErr w:type="spellStart"/>
-      <w:r>
-        <w:rPr>
-          <w:color w:val="000000"/>
-        </w:rPr>
-      </w:r>
-      <w:proofErr w:type="spellEnd"/>
-      <w:r>
-        <w:rPr>
-          <w:color w:val="000000"/>
-        </w:rPr>
-      </w:r>
-      <w:proofErr w:type="spellStart"/>
-      <w:r>
-        <w:rPr>
-          <w:color w:val="000000"/>
-        </w:rPr>
-      </w:r>
-      <w:proofErr w:type="spellEnd"/>
-      <w:r>
-        <w:rPr>
-          <w:color w:val="000000"/>
-        </w:rPr>
-      </w:r>
-      <w:proofErr w:type="spellStart"/>
-      <w:r>
-        <w:rPr>
-          <w:color w:val="000000"/>
-        </w:rPr>
-      </w:r>
-      <w:proofErr w:type="spellEnd"/>
-      <w:r>
-        <w:rPr>
-          <w:color w:val="000000"/>
-        </w:rPr>
+        <w:t>Untuk</w:t>
+      </w:r>
+      <w:proofErr w:type="spellEnd"/>
+      <w:r>
+        <w:rPr>
+          <w:color w:val="000000"/>
+        </w:rPr>
+        <w:t xml:space="preserve"> </w:t>
+      </w:r>
+      <w:proofErr w:type="spellStart"/>
+      <w:r>
+        <w:rPr>
+          <w:color w:val="000000"/>
+        </w:rPr>
+        <w:t>mengintegrasikan</w:t>
+      </w:r>
+      <w:proofErr w:type="spellEnd"/>
+      <w:r>
+        <w:rPr>
+          <w:color w:val="000000"/>
+        </w:rPr>
+        <w:t xml:space="preserve"> data </w:t>
+      </w:r>
+      <w:proofErr w:type="spellStart"/>
+      <w:r>
+        <w:rPr>
+          <w:color w:val="000000"/>
+        </w:rPr>
+        <w:t>kualitatif</w:t>
+      </w:r>
+      <w:proofErr w:type="spellEnd"/>
+      <w:r>
+        <w:rPr>
+          <w:color w:val="000000"/>
+        </w:rPr>
+        <w:t xml:space="preserve"> dan </w:t>
+      </w:r>
+      <w:proofErr w:type="spellStart"/>
+      <w:r>
+        <w:rPr>
+          <w:color w:val="000000"/>
+        </w:rPr>
+        <w:t>kuantitatif</w:t>
+      </w:r>
+      <w:proofErr w:type="spellEnd"/>
+      <w:r>
+        <w:rPr>
+          <w:color w:val="000000"/>
+        </w:rPr>
+        <w:t xml:space="preserve">, </w:t>
+      </w:r>
+      <w:proofErr w:type="spellStart"/>
+      <w:r>
+        <w:rPr>
+          <w:color w:val="000000"/>
+        </w:rPr>
+        <w:t>digunakan</w:t>
+      </w:r>
+      <w:proofErr w:type="spellEnd"/>
+      <w:r>
+        <w:rPr>
+          <w:color w:val="000000"/>
+        </w:rPr>
+        <w:t xml:space="preserve"> </w:t>
+      </w:r>
+      <w:proofErr w:type="spellStart"/>
+      <w:r>
+        <w:rPr>
+          <w:color w:val="000000"/>
+        </w:rPr>
+        <w:t>metode</w:t>
+      </w:r>
+      <w:proofErr w:type="spellEnd"/>
+      <w:r>
+        <w:rPr>
+          <w:color w:val="000000"/>
+        </w:rPr>
+        <w:t xml:space="preserve"> converging parallel design, di mana </w:t>
+      </w:r>
+      <w:proofErr w:type="spellStart"/>
+      <w:r>
+        <w:rPr>
+          <w:color w:val="000000"/>
+        </w:rPr>
+        <w:t>kedua</w:t>
+      </w:r>
+      <w:proofErr w:type="spellEnd"/>
+      <w:r>
+        <w:rPr>
+          <w:color w:val="000000"/>
+        </w:rPr>
+        <w:t xml:space="preserve"> </w:t>
+      </w:r>
+      <w:proofErr w:type="spellStart"/>
+      <w:r>
+        <w:rPr>
+          <w:color w:val="000000"/>
+        </w:rPr>
+        <w:t>jenis</w:t>
+      </w:r>
+      <w:proofErr w:type="spellEnd"/>
+      <w:r>
+        <w:rPr>
+          <w:color w:val="000000"/>
+        </w:rPr>
+        <w:t xml:space="preserve"> data </w:t>
+      </w:r>
+      <w:proofErr w:type="spellStart"/>
+      <w:r>
+        <w:rPr>
+          <w:color w:val="000000"/>
+        </w:rPr>
+        <w:t>dianalisis</w:t>
+      </w:r>
+      <w:proofErr w:type="spellEnd"/>
+      <w:r>
+        <w:rPr>
+          <w:color w:val="000000"/>
+        </w:rPr>
+        <w:t xml:space="preserve"> </w:t>
+      </w:r>
+      <w:proofErr w:type="spellStart"/>
+      <w:r>
+        <w:rPr>
+          <w:color w:val="000000"/>
+        </w:rPr>
+        <w:t>secara</w:t>
+      </w:r>
+      <w:proofErr w:type="spellEnd"/>
+      <w:r>
+        <w:rPr>
+          <w:color w:val="000000"/>
+        </w:rPr>
+        <w:t xml:space="preserve"> </w:t>
+      </w:r>
+      <w:proofErr w:type="spellStart"/>
+      <w:r>
+        <w:rPr>
+          <w:color w:val="000000"/>
+        </w:rPr>
+        <w:t>paralel</w:t>
+      </w:r>
+      <w:proofErr w:type="spellEnd"/>
+      <w:r>
+        <w:rPr>
+          <w:color w:val="000000"/>
+        </w:rPr>
+        <w:t xml:space="preserve"> </w:t>
+      </w:r>
+      <w:proofErr w:type="spellStart"/>
+      <w:r>
+        <w:rPr>
+          <w:color w:val="000000"/>
+        </w:rPr>
+        <w:t>kemudian</w:t>
+      </w:r>
+      <w:proofErr w:type="spellEnd"/>
+      <w:r>
+        <w:rPr>
+          <w:color w:val="000000"/>
+        </w:rPr>
+        <w:t xml:space="preserve"> </w:t>
+      </w:r>
+      <w:proofErr w:type="spellStart"/>
+      <w:r>
+        <w:rPr>
+          <w:color w:val="000000"/>
+        </w:rPr>
+        <w:t>digabungkan</w:t>
+      </w:r>
+      <w:proofErr w:type="spellEnd"/>
+      <w:r>
+        <w:rPr>
+          <w:color w:val="000000"/>
+        </w:rPr>
+        <w:t xml:space="preserve"> pada </w:t>
+      </w:r>
+      <w:proofErr w:type="spellStart"/>
+      <w:r>
+        <w:rPr>
+          <w:color w:val="000000"/>
+        </w:rPr>
+        <w:t>tahap</w:t>
+      </w:r>
+      <w:proofErr w:type="spellEnd"/>
+      <w:r>
+        <w:rPr>
+          <w:color w:val="000000"/>
+        </w:rPr>
+        <w:t xml:space="preserve"> </w:t>
+      </w:r>
+      <w:proofErr w:type="spellStart"/>
+      <w:r>
+        <w:rPr>
+          <w:color w:val="000000"/>
+        </w:rPr>
+        <w:t>interpretasi</w:t>
+      </w:r>
+      <w:proofErr w:type="spellEnd"/>
+      <w:r>
+        <w:rPr>
+          <w:color w:val="000000"/>
+        </w:rPr>
+        <w:t xml:space="preserve">. </w:t>
+      </w:r>
+      <w:proofErr w:type="spellStart"/>
+      <w:r>
+        <w:rPr>
+          <w:color w:val="000000"/>
+        </w:rPr>
+        <w:t>Misalnya</w:t>
+      </w:r>
+      <w:proofErr w:type="spellEnd"/>
+      <w:r>
+        <w:rPr>
+          <w:color w:val="000000"/>
+        </w:rPr>
+        <w:t xml:space="preserve">, </w:t>
+      </w:r>
+      <w:proofErr w:type="spellStart"/>
+      <w:r>
+        <w:rPr>
+          <w:color w:val="000000"/>
+        </w:rPr>
+        <w:t>tema</w:t>
+      </w:r>
+      <w:proofErr w:type="spellEnd"/>
+      <w:r>
+        <w:rPr>
+          <w:color w:val="000000"/>
+        </w:rPr>
+        <w:t xml:space="preserve"> "</w:t>
+      </w:r>
+      <w:proofErr w:type="spellStart"/>
+      <w:r>
+        <w:rPr>
+          <w:color w:val="000000"/>
+        </w:rPr>
+        <w:t>inefisiensi</w:t>
+      </w:r>
+      <w:proofErr w:type="spellEnd"/>
+      <w:r>
+        <w:rPr>
+          <w:color w:val="000000"/>
+        </w:rPr>
+        <w:t xml:space="preserve"> manual" </w:t>
+      </w:r>
+      <w:proofErr w:type="spellStart"/>
+      <w:r>
+        <w:rPr>
+          <w:color w:val="000000"/>
+        </w:rPr>
+        <w:t>dari</w:t>
+      </w:r>
+      <w:proofErr w:type="spellEnd"/>
+      <w:r>
+        <w:rPr>
+          <w:color w:val="000000"/>
+        </w:rPr>
+        <w:t xml:space="preserve"> </w:t>
+      </w:r>
+      <w:proofErr w:type="spellStart"/>
+      <w:r>
+        <w:rPr>
+          <w:color w:val="000000"/>
+        </w:rPr>
+        <w:t>analisis</w:t>
+      </w:r>
+      <w:proofErr w:type="spellEnd"/>
+      <w:r>
+        <w:rPr>
+          <w:color w:val="000000"/>
+        </w:rPr>
+        <w:t xml:space="preserve"> </w:t>
+      </w:r>
+      <w:proofErr w:type="spellStart"/>
+      <w:r>
+        <w:rPr>
+          <w:color w:val="000000"/>
+        </w:rPr>
+        <w:t>kualitatif</w:t>
+      </w:r>
+      <w:proofErr w:type="spellEnd"/>
+      <w:r>
+        <w:rPr>
+          <w:color w:val="000000"/>
+        </w:rPr>
+        <w:t xml:space="preserve"> </w:t>
+      </w:r>
+      <w:proofErr w:type="spellStart"/>
+      <w:r>
+        <w:rPr>
+          <w:color w:val="000000"/>
+        </w:rPr>
+        <w:t>divalidasi</w:t>
+      </w:r>
+      <w:proofErr w:type="spellEnd"/>
+      <w:r>
+        <w:rPr>
+          <w:color w:val="000000"/>
+        </w:rPr>
+        <w:t xml:space="preserve"> </w:t>
+      </w:r>
+      <w:proofErr w:type="spellStart"/>
+      <w:r>
+        <w:rPr>
+          <w:color w:val="000000"/>
+        </w:rPr>
+        <w:t>dengan</w:t>
+      </w:r>
+      <w:proofErr w:type="spellEnd"/>
+      <w:r>
+        <w:rPr>
+          <w:color w:val="000000"/>
+        </w:rPr>
+        <w:t xml:space="preserve"> data </w:t>
+      </w:r>
+      <w:proofErr w:type="spellStart"/>
+      <w:r>
+        <w:rPr>
+          <w:color w:val="000000"/>
+        </w:rPr>
+        <w:t>kuantitatif</w:t>
+      </w:r>
+      <w:proofErr w:type="spellEnd"/>
+      <w:r>
+        <w:rPr>
+          <w:color w:val="000000"/>
+        </w:rPr>
+        <w:t xml:space="preserve"> </w:t>
+      </w:r>
+      <w:proofErr w:type="spellStart"/>
+      <w:r>
+        <w:rPr>
+          <w:color w:val="000000"/>
+        </w:rPr>
+        <w:t>seperti</w:t>
+      </w:r>
+      <w:proofErr w:type="spellEnd"/>
+      <w:r>
+        <w:rPr>
+          <w:color w:val="000000"/>
+        </w:rPr>
+        <w:t xml:space="preserve"> mean </w:t>
+      </w:r>
+      <w:proofErr w:type="spellStart"/>
+      <w:r>
+        <w:rPr>
+          <w:color w:val="000000"/>
+        </w:rPr>
+        <w:t>waktu</w:t>
+      </w:r>
+      <w:proofErr w:type="spellEnd"/>
+      <w:r>
+        <w:rPr>
+          <w:color w:val="000000"/>
+        </w:rPr>
+        <w:t xml:space="preserve"> proses &gt;30 </w:t>
+      </w:r>
+      <w:proofErr w:type="spellStart"/>
+      <w:r>
+        <w:rPr>
+          <w:color w:val="000000"/>
+        </w:rPr>
+        <w:t>menit</w:t>
+      </w:r>
+      <w:proofErr w:type="spellEnd"/>
+      <w:r>
+        <w:rPr>
+          <w:color w:val="000000"/>
+        </w:rPr>
+        <w:t xml:space="preserve">. </w:t>
+      </w:r>
+      <w:proofErr w:type="spellStart"/>
+      <w:r>
+        <w:rPr>
+          <w:color w:val="000000"/>
+        </w:rPr>
+        <w:t>Triangulasi</w:t>
+      </w:r>
+      <w:proofErr w:type="spellEnd"/>
+      <w:r>
+        <w:rPr>
+          <w:color w:val="000000"/>
+        </w:rPr>
+        <w:t xml:space="preserve"> </w:t>
+      </w:r>
+      <w:proofErr w:type="spellStart"/>
+      <w:r>
+        <w:rPr>
+          <w:color w:val="000000"/>
+        </w:rPr>
+        <w:t>dilakukan</w:t>
+      </w:r>
+      <w:proofErr w:type="spellEnd"/>
+      <w:r>
+        <w:rPr>
+          <w:color w:val="000000"/>
+        </w:rPr>
+        <w:t xml:space="preserve"> </w:t>
+      </w:r>
+      <w:proofErr w:type="spellStart"/>
+      <w:r>
+        <w:rPr>
+          <w:color w:val="000000"/>
+        </w:rPr>
+        <w:t>dengan</w:t>
+      </w:r>
+      <w:proofErr w:type="spellEnd"/>
+      <w:r>
+        <w:rPr>
+          <w:color w:val="000000"/>
+        </w:rPr>
+        <w:t xml:space="preserve"> </w:t>
+      </w:r>
+      <w:proofErr w:type="spellStart"/>
+      <w:r>
+        <w:rPr>
+          <w:color w:val="000000"/>
+        </w:rPr>
+        <w:t>membandingkan</w:t>
+      </w:r>
+      <w:proofErr w:type="spellEnd"/>
+      <w:r>
+        <w:rPr>
+          <w:color w:val="000000"/>
+        </w:rPr>
+        <w:t xml:space="preserve"> data </w:t>
+      </w:r>
+      <w:proofErr w:type="spellStart"/>
+      <w:r>
+        <w:rPr>
+          <w:color w:val="000000"/>
+        </w:rPr>
+        <w:t>dari</w:t>
+      </w:r>
+      <w:proofErr w:type="spellEnd"/>
+      <w:r>
+        <w:rPr>
+          <w:color w:val="000000"/>
+        </w:rPr>
+        <w:t xml:space="preserve"> </w:t>
+      </w:r>
+      <w:proofErr w:type="spellStart"/>
+      <w:r>
+        <w:rPr>
+          <w:color w:val="000000"/>
+        </w:rPr>
+        <w:t>observasi</w:t>
+      </w:r>
+      <w:proofErr w:type="spellEnd"/>
+      <w:r>
+        <w:rPr>
+          <w:color w:val="000000"/>
+        </w:rPr>
+        <w:t xml:space="preserve">, </w:t>
+      </w:r>
+      <w:proofErr w:type="spellStart"/>
+      <w:r>
+        <w:rPr>
+          <w:color w:val="000000"/>
+        </w:rPr>
+        <w:t>wawancara</w:t>
+      </w:r>
+      <w:proofErr w:type="spellEnd"/>
+      <w:r>
+        <w:rPr>
+          <w:color w:val="000000"/>
+        </w:rPr>
+        <w:t xml:space="preserve">, dan </w:t>
+      </w:r>
+      <w:proofErr w:type="spellStart"/>
+      <w:r>
+        <w:rPr>
+          <w:color w:val="000000"/>
+        </w:rPr>
+        <w:t>angket</w:t>
+      </w:r>
+      <w:proofErr w:type="spellEnd"/>
+      <w:r>
+        <w:rPr>
+          <w:color w:val="000000"/>
+        </w:rPr>
+        <w:t xml:space="preserve"> </w:t>
+      </w:r>
+      <w:proofErr w:type="spellStart"/>
+      <w:r>
+        <w:rPr>
+          <w:color w:val="000000"/>
+        </w:rPr>
+        <w:t>untuk</w:t>
+      </w:r>
+      <w:proofErr w:type="spellEnd"/>
+      <w:r>
+        <w:rPr>
+          <w:color w:val="000000"/>
+        </w:rPr>
+        <w:t xml:space="preserve"> </w:t>
+      </w:r>
+      <w:proofErr w:type="spellStart"/>
+      <w:r>
+        <w:rPr>
+          <w:color w:val="000000"/>
+        </w:rPr>
+        <w:t>memastikan</w:t>
+      </w:r>
+      <w:proofErr w:type="spellEnd"/>
+      <w:r>
+        <w:rPr>
+          <w:color w:val="000000"/>
+        </w:rPr>
+        <w:t xml:space="preserve"> </w:t>
+      </w:r>
+      <w:proofErr w:type="spellStart"/>
+      <w:r>
+        <w:rPr>
+          <w:color w:val="000000"/>
+        </w:rPr>
+        <w:t>konsistensi</w:t>
+      </w:r>
+      <w:proofErr w:type="spellEnd"/>
+      <w:r>
+        <w:rPr>
+          <w:color w:val="000000"/>
+        </w:rPr>
+        <w:t xml:space="preserve">, </w:t>
+      </w:r>
+      <w:proofErr w:type="spellStart"/>
+      <w:r>
+        <w:rPr>
+          <w:color w:val="000000"/>
+        </w:rPr>
+        <w:t>misalnya</w:t>
+      </w:r>
+      <w:proofErr w:type="spellEnd"/>
+      <w:r>
+        <w:rPr>
+          <w:color w:val="000000"/>
+        </w:rPr>
+        <w:t xml:space="preserve">, </w:t>
+      </w:r>
+      <w:proofErr w:type="spellStart"/>
+      <w:r>
+        <w:rPr>
+          <w:color w:val="000000"/>
+        </w:rPr>
+        <w:t>jika</w:t>
+      </w:r>
+      <w:proofErr w:type="spellEnd"/>
+      <w:r>
+        <w:rPr>
+          <w:color w:val="000000"/>
+        </w:rPr>
+        <w:t xml:space="preserve"> 80% </w:t>
+      </w:r>
+      <w:proofErr w:type="spellStart"/>
+      <w:r>
+        <w:rPr>
+          <w:color w:val="000000"/>
+        </w:rPr>
+        <w:t>angket</w:t>
+      </w:r>
+      <w:proofErr w:type="spellEnd"/>
+      <w:r>
+        <w:rPr>
+          <w:color w:val="000000"/>
+        </w:rPr>
+        <w:t xml:space="preserve"> </w:t>
+      </w:r>
+      <w:proofErr w:type="spellStart"/>
+      <w:r>
+        <w:rPr>
+          <w:color w:val="000000"/>
+        </w:rPr>
+        <w:t>menunjukkan</w:t>
+      </w:r>
+      <w:proofErr w:type="spellEnd"/>
+      <w:r>
+        <w:rPr>
+          <w:color w:val="000000"/>
+        </w:rPr>
+        <w:t xml:space="preserve"> </w:t>
+      </w:r>
+      <w:proofErr w:type="spellStart"/>
+      <w:r>
+        <w:rPr>
+          <w:color w:val="000000"/>
+        </w:rPr>
+        <w:t>kesulitan</w:t>
+      </w:r>
+      <w:proofErr w:type="spellEnd"/>
+      <w:r>
+        <w:rPr>
+          <w:color w:val="000000"/>
+        </w:rPr>
+        <w:t xml:space="preserve"> </w:t>
+      </w:r>
+      <w:proofErr w:type="spellStart"/>
+      <w:r>
+        <w:rPr>
+          <w:color w:val="000000"/>
+        </w:rPr>
+        <w:t>navigasi</w:t>
+      </w:r>
+      <w:proofErr w:type="spellEnd"/>
+      <w:r>
+        <w:rPr>
+          <w:color w:val="000000"/>
+        </w:rPr>
+        <w:t xml:space="preserve">, </w:t>
+      </w:r>
+      <w:proofErr w:type="spellStart"/>
+      <w:r>
+        <w:rPr>
+          <w:color w:val="000000"/>
+        </w:rPr>
+        <w:t>hal</w:t>
+      </w:r>
+      <w:proofErr w:type="spellEnd"/>
+      <w:r>
+        <w:rPr>
+          <w:color w:val="000000"/>
+        </w:rPr>
+        <w:t xml:space="preserve"> </w:t>
+      </w:r>
+      <w:proofErr w:type="spellStart"/>
+      <w:r>
+        <w:rPr>
+          <w:color w:val="000000"/>
+        </w:rPr>
+        <w:t>ini</w:t>
+      </w:r>
+      <w:proofErr w:type="spellEnd"/>
+      <w:r>
+        <w:rPr>
+          <w:color w:val="000000"/>
+        </w:rPr>
+        <w:t xml:space="preserve"> </w:t>
+      </w:r>
+      <w:proofErr w:type="spellStart"/>
+      <w:r>
+        <w:rPr>
+          <w:color w:val="000000"/>
+        </w:rPr>
+        <w:t>dikonfirmasi</w:t>
+      </w:r>
+      <w:proofErr w:type="spellEnd"/>
+      <w:r>
+        <w:rPr>
+          <w:color w:val="000000"/>
+        </w:rPr>
+        <w:t xml:space="preserve"> </w:t>
+      </w:r>
+      <w:proofErr w:type="spellStart"/>
+      <w:r>
+        <w:rPr>
+          <w:color w:val="000000"/>
+        </w:rPr>
+        <w:t>dengan</w:t>
+      </w:r>
+      <w:proofErr w:type="spellEnd"/>
+      <w:r>
+        <w:rPr>
+          <w:color w:val="000000"/>
+        </w:rPr>
+        <w:t xml:space="preserve"> </w:t>
+      </w:r>
+      <w:proofErr w:type="spellStart"/>
+      <w:r>
+        <w:rPr>
+          <w:color w:val="000000"/>
+        </w:rPr>
+        <w:t>observasi</w:t>
+      </w:r>
+      <w:proofErr w:type="spellEnd"/>
+      <w:r>
+        <w:rPr>
+          <w:color w:val="000000"/>
+        </w:rPr>
+        <w:t xml:space="preserve"> </w:t>
+      </w:r>
+      <w:proofErr w:type="spellStart"/>
+      <w:r>
+        <w:rPr>
+          <w:color w:val="000000"/>
+        </w:rPr>
+        <w:t>lapangan</w:t>
+      </w:r>
+      <w:proofErr w:type="spellEnd"/>
+      <w:r>
+        <w:rPr>
+          <w:color w:val="000000"/>
+        </w:rPr>
+        <w:t>.</w:t>
       </w:r>
     </w:p>
     <w:p>
@@ -38525,6 +37802,7 @@
         <w:rPr>
           <w:color w:val="000000"/>
         </w:rPr>
+        <w:lastRenderedPageBreak/>
         <w:t>Secara</w:t>
       </w:r>
       <w:proofErr w:type="spellEnd"/>
@@ -39143,71 +38421,196 @@
     <w:p>
       <w:proofErr w:type="spellStart"/>
       <w:r>
-        <w:rPr/>
-        <w:t>Perancangan sistem menggunakan pemodelan berorientasi objek melalui Unified Modeling Language (UML) dan pemodelan basis data melalui Entity Relationship Diagram (ERD). UML merupakan bahasa pemodelan standar yang digunakan untuk memvisualisasikan, menspesifikasikan, membangun, dan mendokumentasikan artefak sistem perangkat lunak (Pressman &amp; Maxim, 2020).</w:t>
-      </w:r>
-      <w:proofErr w:type="spellEnd"/>
-      <w:r/>
-      <w:proofErr w:type="spellStart"/>
-      <w:r/>
-      <w:proofErr w:type="spellEnd"/>
-      <w:r/>
-      <w:proofErr w:type="spellStart"/>
-      <w:r/>
-      <w:proofErr w:type="spellEnd"/>
-      <w:r/>
-      <w:proofErr w:type="spellStart"/>
-      <w:r/>
-      <w:proofErr w:type="spellEnd"/>
-      <w:r/>
-      <w:proofErr w:type="spellStart"/>
-      <w:r/>
-      <w:proofErr w:type="spellEnd"/>
-      <w:r/>
-      <w:proofErr w:type="spellStart"/>
-      <w:r/>
-      <w:proofErr w:type="spellEnd"/>
-      <w:r/>
-      <w:proofErr w:type="spellStart"/>
-      <w:r/>
-      <w:proofErr w:type="spellEnd"/>
-      <w:r/>
-      <w:r>
-        <w:rPr>
-          <w:i/>
-          <w:iCs/>
-        </w:rPr>
-      </w:r>
-      <w:proofErr w:type="spellStart"/>
-      <w:r>
-        <w:rPr>
-          <w:i/>
-          <w:iCs/>
-        </w:rPr>
-      </w:r>
-      <w:proofErr w:type="spellEnd"/>
-      <w:r>
-        <w:rPr>
-          <w:i/>
-          <w:iCs/>
-        </w:rPr>
-      </w:r>
-      <w:r/>
-      <w:proofErr w:type="spellStart"/>
-      <w:r/>
-      <w:proofErr w:type="spellEnd"/>
-      <w:r/>
-      <w:proofErr w:type="spellStart"/>
-      <w:r/>
-      <w:proofErr w:type="spellEnd"/>
-      <w:r/>
-      <w:r>
-        <w:rPr>
-          <w:i/>
-          <w:iCs/>
-        </w:rPr>
-      </w:r>
-      <w:r/>
+        <w:t>Perancangan</w:t>
+      </w:r>
+      <w:proofErr w:type="spellEnd"/>
+      <w:r>
+        <w:t xml:space="preserve"> </w:t>
+      </w:r>
+      <w:proofErr w:type="spellStart"/>
+      <w:r>
+        <w:t>sistem</w:t>
+      </w:r>
+      <w:proofErr w:type="spellEnd"/>
+      <w:r>
+        <w:t xml:space="preserve"> </w:t>
+      </w:r>
+      <w:proofErr w:type="spellStart"/>
+      <w:r>
+        <w:t>menggunakan</w:t>
+      </w:r>
+      <w:proofErr w:type="spellEnd"/>
+      <w:r>
+        <w:t xml:space="preserve"> </w:t>
+      </w:r>
+      <w:proofErr w:type="spellStart"/>
+      <w:r>
+        <w:t>pemodelan</w:t>
+      </w:r>
+      <w:proofErr w:type="spellEnd"/>
+      <w:r>
+        <w:t xml:space="preserve"> </w:t>
+      </w:r>
+      <w:proofErr w:type="spellStart"/>
+      <w:r>
+        <w:t>berorientasi</w:t>
+      </w:r>
+      <w:proofErr w:type="spellEnd"/>
+      <w:r>
+        <w:t xml:space="preserve"> </w:t>
+      </w:r>
+      <w:proofErr w:type="spellStart"/>
+      <w:r>
+        <w:t>objek</w:t>
+      </w:r>
+      <w:proofErr w:type="spellEnd"/>
+      <w:r>
+        <w:t xml:space="preserve"> </w:t>
+      </w:r>
+      <w:proofErr w:type="spellStart"/>
+      <w:r>
+        <w:t>melalui</w:t>
+      </w:r>
+      <w:proofErr w:type="spellEnd"/>
+      <w:r>
+        <w:t xml:space="preserve"> Unified </w:t>
+      </w:r>
+      <w:proofErr w:type="spellStart"/>
+      <w:r>
+        <w:t>Modeling</w:t>
+      </w:r>
+      <w:proofErr w:type="spellEnd"/>
+      <w:r>
+        <w:t xml:space="preserve"> Language (UML) dan </w:t>
+      </w:r>
+      <w:proofErr w:type="spellStart"/>
+      <w:r>
+        <w:t>pemodelan</w:t>
+      </w:r>
+      <w:proofErr w:type="spellEnd"/>
+      <w:r>
+        <w:t xml:space="preserve"> basis data </w:t>
+      </w:r>
+      <w:proofErr w:type="spellStart"/>
+      <w:r>
+        <w:t>melalui</w:t>
+      </w:r>
+      <w:proofErr w:type="spellEnd"/>
+      <w:r>
+        <w:t xml:space="preserve"> Entity Relationship Diagram (ERD). UML </w:t>
+      </w:r>
+      <w:proofErr w:type="spellStart"/>
+      <w:r>
+        <w:t>merupakan</w:t>
+      </w:r>
+      <w:proofErr w:type="spellEnd"/>
+      <w:r>
+        <w:t xml:space="preserve"> </w:t>
+      </w:r>
+      <w:proofErr w:type="spellStart"/>
+      <w:r>
+        <w:t>bahasa</w:t>
+      </w:r>
+      <w:proofErr w:type="spellEnd"/>
+      <w:r>
+        <w:t xml:space="preserve"> </w:t>
+      </w:r>
+      <w:proofErr w:type="spellStart"/>
+      <w:r>
+        <w:t>pemodelan</w:t>
+      </w:r>
+      <w:proofErr w:type="spellEnd"/>
+      <w:r>
+        <w:t xml:space="preserve"> </w:t>
+      </w:r>
+      <w:proofErr w:type="spellStart"/>
+      <w:r>
+        <w:t>standar</w:t>
+      </w:r>
+      <w:proofErr w:type="spellEnd"/>
+      <w:r>
+        <w:t xml:space="preserve"> yang </w:t>
+      </w:r>
+      <w:proofErr w:type="spellStart"/>
+      <w:r>
+        <w:t>digunakan</w:t>
+      </w:r>
+      <w:proofErr w:type="spellEnd"/>
+      <w:r>
+        <w:t xml:space="preserve"> </w:t>
+      </w:r>
+      <w:proofErr w:type="spellStart"/>
+      <w:r>
+        <w:t>untuk</w:t>
+      </w:r>
+      <w:proofErr w:type="spellEnd"/>
+      <w:r>
+        <w:t xml:space="preserve"> </w:t>
+      </w:r>
+      <w:proofErr w:type="spellStart"/>
+      <w:r>
+        <w:t>memvisualisasikan</w:t>
+      </w:r>
+      <w:proofErr w:type="spellEnd"/>
+      <w:r>
+        <w:t xml:space="preserve">, </w:t>
+      </w:r>
+      <w:proofErr w:type="spellStart"/>
+      <w:r>
+        <w:t>menspesifikasikan</w:t>
+      </w:r>
+      <w:proofErr w:type="spellEnd"/>
+      <w:r>
+        <w:t xml:space="preserve">, </w:t>
+      </w:r>
+      <w:proofErr w:type="spellStart"/>
+      <w:r>
+        <w:t>membangun</w:t>
+      </w:r>
+      <w:proofErr w:type="spellEnd"/>
+      <w:r>
+        <w:t xml:space="preserve">, dan </w:t>
+      </w:r>
+      <w:proofErr w:type="spellStart"/>
+      <w:r>
+        <w:t>mendokumentasikan</w:t>
+      </w:r>
+      <w:proofErr w:type="spellEnd"/>
+      <w:r>
+        <w:t xml:space="preserve"> </w:t>
+      </w:r>
+      <w:proofErr w:type="spellStart"/>
+      <w:r>
+        <w:t>artefak</w:t>
+      </w:r>
+      <w:proofErr w:type="spellEnd"/>
+      <w:r>
+        <w:t xml:space="preserve"> </w:t>
+      </w:r>
+      <w:proofErr w:type="spellStart"/>
+      <w:r>
+        <w:t>sistem</w:t>
+      </w:r>
+      <w:proofErr w:type="spellEnd"/>
+      <w:r>
+        <w:t xml:space="preserve"> </w:t>
+      </w:r>
+      <w:proofErr w:type="spellStart"/>
+      <w:r>
+        <w:t>perangkat</w:t>
+      </w:r>
+      <w:proofErr w:type="spellEnd"/>
+      <w:r>
+        <w:t xml:space="preserve"> </w:t>
+      </w:r>
+      <w:proofErr w:type="spellStart"/>
+      <w:r>
+        <w:t>lunak</w:t>
+      </w:r>
+      <w:proofErr w:type="spellEnd"/>
+      <w:r>
+        <w:t xml:space="preserve"> (Pressman &amp; Maxim, 2020).</w:t>
+      </w:r>
     </w:p>
     <w:p>
       <w:proofErr w:type="spellStart"/>
@@ -39424,7 +38827,6 @@
           <w:i/>
           <w:iCs/>
         </w:rPr>
-        <w:lastRenderedPageBreak/>
         <w:t>Quality Scoring</w:t>
       </w:r>
       <w:r>
@@ -39923,7 +39325,11 @@
       </w:r>
       <w:proofErr w:type="spellEnd"/>
       <w:r>
-        <w:t xml:space="preserve"> dan </w:t>
+        <w:t xml:space="preserve"> </w:t>
+      </w:r>
+      <w:r>
+        <w:lastRenderedPageBreak/>
+        <w:t xml:space="preserve">dan </w:t>
       </w:r>
       <w:r>
         <w:rPr>
@@ -41002,7 +40408,6 @@
           <w:b/>
           <w:bCs/>
         </w:rPr>
-        <w:lastRenderedPageBreak/>
         <w:t>Antarmuka</w:t>
       </w:r>
       <w:proofErr w:type="spellEnd"/>
@@ -41042,74 +40447,56 @@
           <w:b/>
           <w:bCs/>
         </w:rPr>
-        <w:t>Next.js 15 (TypeScript): Digunakan untuk membangun lapisan frontend dengan performa tinggi (Lie et al., 2024) melalui Server-Side Rendering (SSR) dan Static Site Generation (SSG), memastikan aksesibilitas yang responsif.</w:t>
-      </w:r>
-      <w:r/>
-      <w:proofErr w:type="spellStart"/>
-      <w:r/>
-      <w:proofErr w:type="spellEnd"/>
-      <w:r/>
-      <w:proofErr w:type="spellStart"/>
-      <w:r/>
-      <w:proofErr w:type="spellEnd"/>
-      <w:r/>
-      <w:proofErr w:type="spellStart"/>
-      <w:r/>
-      <w:proofErr w:type="spellEnd"/>
-      <w:r/>
-      <w:proofErr w:type="spellStart"/>
-      <w:r/>
-      <w:proofErr w:type="spellEnd"/>
-      <w:r/>
-      <w:r>
-        <w:rPr>
-          <w:i/>
-          <w:iCs/>
-        </w:rPr>
-      </w:r>
-      <w:r/>
-      <w:proofErr w:type="spellStart"/>
-      <w:r/>
-      <w:proofErr w:type="spellEnd"/>
-      <w:r/>
-      <w:proofErr w:type="spellStart"/>
-      <w:r/>
-      <w:proofErr w:type="spellEnd"/>
-      <w:r/>
-      <w:proofErr w:type="spellStart"/>
-      <w:r/>
-      <w:proofErr w:type="spellEnd"/>
-      <w:r/>
-      <w:proofErr w:type="spellStart"/>
-      <w:r/>
-      <w:proofErr w:type="spellEnd"/>
-      <w:r/>
-      <w:r>
-        <w:rPr>
-          <w:i/>
-          <w:iCs/>
-        </w:rPr>
-      </w:r>
-      <w:r/>
-      <w:r>
-        <w:rPr>
-          <w:i/>
-          <w:iCs/>
-        </w:rPr>
-      </w:r>
-      <w:r/>
-      <w:proofErr w:type="spellStart"/>
-      <w:r/>
-      <w:proofErr w:type="spellEnd"/>
-      <w:r/>
-      <w:proofErr w:type="spellStart"/>
-      <w:r/>
-      <w:proofErr w:type="spellEnd"/>
-      <w:r/>
-      <w:proofErr w:type="spellStart"/>
-      <w:r/>
-      <w:proofErr w:type="spellEnd"/>
-      <w:r/>
+        <w:t xml:space="preserve">Next.js 15 (TypeScript): Digunakan untuk membangun lapisan frontend dengan performa tinggi (Lie et al., 2024) melalui Server-Side Rendering (SSR) dan Static Site Generation (SSG), </w:t>
+      </w:r>
+      <w:proofErr w:type="spellStart"/>
+      <w:r>
+        <w:rPr>
+          <w:b/>
+          <w:bCs/>
+        </w:rPr>
+        <w:t>memastikan</w:t>
+      </w:r>
+      <w:proofErr w:type="spellEnd"/>
+      <w:r>
+        <w:rPr>
+          <w:b/>
+          <w:bCs/>
+        </w:rPr>
+        <w:t xml:space="preserve"> </w:t>
+      </w:r>
+      <w:proofErr w:type="spellStart"/>
+      <w:r>
+        <w:rPr>
+          <w:b/>
+          <w:bCs/>
+        </w:rPr>
+        <w:t>aksesibilitas</w:t>
+      </w:r>
+      <w:proofErr w:type="spellEnd"/>
+      <w:r>
+        <w:rPr>
+          <w:b/>
+          <w:bCs/>
+        </w:rPr>
+        <w:t xml:space="preserve"> yang </w:t>
+      </w:r>
+      <w:proofErr w:type="spellStart"/>
+      <w:r>
+        <w:rPr>
+          <w:b/>
+          <w:bCs/>
+        </w:rPr>
+        <w:t>responsif</w:t>
+      </w:r>
+      <w:proofErr w:type="spellEnd"/>
+      <w:r>
+        <w:rPr>
+          <w:b/>
+          <w:bCs/>
+        </w:rPr>
+        <w:t>.</w:t>
+      </w:r>
     </w:p>
     <w:p>
       <w:pPr>
@@ -41236,7 +40623,7 @@
           <w:b/>
           <w:bCs/>
         </w:rPr>
-        <w:t>Logika Bisnis (Backend): Go (Golang) dan Supabase</w:t>
+        <w:t xml:space="preserve">Logika Bisnis (Backend): Go (Golang) dan </w:t>
       </w:r>
       <w:proofErr w:type="spellStart"/>
       <w:r>
@@ -41244,20 +40631,7 @@
           <w:b/>
           <w:bCs/>
         </w:rPr>
-      </w:r>
-      <w:proofErr w:type="spellEnd"/>
-      <w:r>
-        <w:rPr>
-          <w:b/>
-          <w:bCs/>
-        </w:rPr>
-      </w:r>
-      <w:proofErr w:type="spellStart"/>
-      <w:r>
-        <w:rPr>
-          <w:b/>
-          <w:bCs/>
-        </w:rPr>
+        <w:t>Supabase</w:t>
       </w:r>
       <w:proofErr w:type="spellEnd"/>
     </w:p>
@@ -41273,6 +40647,7 @@
           <w:b/>
           <w:bCs/>
         </w:rPr>
+        <w:lastRenderedPageBreak/>
         <w:t>Go Language (Golang 1.25):</w:t>
       </w:r>
       <w:r>
@@ -42223,7 +41598,6 @@
           <w:i/>
           <w:iCs/>
         </w:rPr>
-        <w:lastRenderedPageBreak/>
         <w:t>System Usability Scale</w:t>
       </w:r>
       <w:r>

--- a/Prototype.docx
+++ b/Prototype.docx
@@ -31911,389 +31911,199 @@
     <w:p>
       <w:proofErr w:type="spellStart"/>
       <w:r>
-        <w:t>Penelitian</w:t>
-      </w:r>
-      <w:proofErr w:type="spellEnd"/>
-      <w:r>
-        <w:t xml:space="preserve"> </w:t>
-      </w:r>
-      <w:proofErr w:type="spellStart"/>
-      <w:r>
-        <w:t>ini</w:t>
-      </w:r>
-      <w:proofErr w:type="spellEnd"/>
-      <w:r>
-        <w:t xml:space="preserve"> </w:t>
-      </w:r>
-      <w:proofErr w:type="spellStart"/>
-      <w:r>
-        <w:t>termasuk</w:t>
-      </w:r>
-      <w:proofErr w:type="spellEnd"/>
-      <w:r>
-        <w:t xml:space="preserve"> </w:t>
-      </w:r>
-      <w:proofErr w:type="spellStart"/>
-      <w:r>
-        <w:t>dalam</w:t>
-      </w:r>
-      <w:proofErr w:type="spellEnd"/>
-      <w:r>
-        <w:t xml:space="preserve"> </w:t>
-      </w:r>
-      <w:proofErr w:type="spellStart"/>
-      <w:r>
-        <w:t>jenis</w:t>
-      </w:r>
-      <w:proofErr w:type="spellEnd"/>
-      <w:r>
-        <w:t xml:space="preserve"> </w:t>
-      </w:r>
-      <w:proofErr w:type="spellStart"/>
-      <w:r>
-        <w:t>penelitian</w:t>
-      </w:r>
-      <w:proofErr w:type="spellEnd"/>
-      <w:r>
-        <w:t xml:space="preserve"> </w:t>
-      </w:r>
-      <w:proofErr w:type="spellStart"/>
-      <w:r>
-        <w:t>pengembangan</w:t>
-      </w:r>
-      <w:proofErr w:type="spellEnd"/>
-      <w:r>
-        <w:t xml:space="preserve"> (research and development) yang </w:t>
-      </w:r>
-      <w:proofErr w:type="spellStart"/>
-      <w:r>
-        <w:t>berfokus</w:t>
-      </w:r>
-      <w:proofErr w:type="spellEnd"/>
-      <w:r>
-        <w:t xml:space="preserve"> pada </w:t>
-      </w:r>
-      <w:proofErr w:type="spellStart"/>
-      <w:r>
-        <w:t>rancang</w:t>
-      </w:r>
-      <w:proofErr w:type="spellEnd"/>
-      <w:r>
-        <w:t xml:space="preserve"> </w:t>
-      </w:r>
-      <w:proofErr w:type="spellStart"/>
-      <w:r>
-        <w:t>bangun</w:t>
-      </w:r>
-      <w:proofErr w:type="spellEnd"/>
-      <w:r>
-        <w:t xml:space="preserve"> </w:t>
-      </w:r>
-      <w:proofErr w:type="spellStart"/>
-      <w:r>
-        <w:t>sistem</w:t>
-      </w:r>
-      <w:proofErr w:type="spellEnd"/>
-      <w:r>
-        <w:t xml:space="preserve"> </w:t>
-      </w:r>
-      <w:proofErr w:type="spellStart"/>
-      <w:r>
-        <w:t>informasi</w:t>
-      </w:r>
-      <w:proofErr w:type="spellEnd"/>
-      <w:r>
-        <w:t xml:space="preserve"> </w:t>
-      </w:r>
-      <w:proofErr w:type="spellStart"/>
-      <w:r>
-        <w:t>berbasis</w:t>
-      </w:r>
-      <w:proofErr w:type="spellEnd"/>
-      <w:r>
-        <w:t xml:space="preserve"> </w:t>
-      </w:r>
-      <w:proofErr w:type="spellStart"/>
-      <w:r>
-        <w:t>teknologi</w:t>
-      </w:r>
-      <w:proofErr w:type="spellEnd"/>
-      <w:r>
-        <w:t xml:space="preserve">. </w:t>
-      </w:r>
-      <w:proofErr w:type="spellStart"/>
-      <w:r>
-        <w:t>Menurut</w:t>
-      </w:r>
-      <w:proofErr w:type="spellEnd"/>
-      <w:r>
-        <w:t xml:space="preserve"> Pressman dan Maxim (2020), </w:t>
-      </w:r>
-      <w:proofErr w:type="spellStart"/>
-      <w:r>
-        <w:t>penelitian</w:t>
-      </w:r>
-      <w:proofErr w:type="spellEnd"/>
-      <w:r>
-        <w:t xml:space="preserve"> </w:t>
-      </w:r>
-      <w:proofErr w:type="spellStart"/>
-      <w:r>
-        <w:t>pengembangan</w:t>
-      </w:r>
-      <w:proofErr w:type="spellEnd"/>
-      <w:r>
-        <w:t xml:space="preserve"> </w:t>
-      </w:r>
-      <w:proofErr w:type="spellStart"/>
-      <w:r>
-        <w:t>merupakan</w:t>
-      </w:r>
-      <w:proofErr w:type="spellEnd"/>
-      <w:r>
-        <w:t xml:space="preserve"> </w:t>
-      </w:r>
-      <w:proofErr w:type="spellStart"/>
-      <w:r>
-        <w:t>pendekatan</w:t>
-      </w:r>
-      <w:proofErr w:type="spellEnd"/>
-      <w:r>
-        <w:t xml:space="preserve"> </w:t>
-      </w:r>
-      <w:proofErr w:type="spellStart"/>
-      <w:r>
-        <w:t>sistematis</w:t>
-      </w:r>
-      <w:proofErr w:type="spellEnd"/>
-      <w:r>
-        <w:t xml:space="preserve"> yang </w:t>
-      </w:r>
-      <w:proofErr w:type="spellStart"/>
-      <w:r>
-        <w:t>menghasilkan</w:t>
-      </w:r>
-      <w:proofErr w:type="spellEnd"/>
-      <w:r>
-        <w:t xml:space="preserve"> </w:t>
-      </w:r>
-      <w:proofErr w:type="spellStart"/>
-      <w:r>
-        <w:t>artefak</w:t>
-      </w:r>
-      <w:proofErr w:type="spellEnd"/>
-      <w:r>
-        <w:t xml:space="preserve"> </w:t>
-      </w:r>
-      <w:proofErr w:type="spellStart"/>
-      <w:r>
-        <w:t>berupa</w:t>
-      </w:r>
-      <w:proofErr w:type="spellEnd"/>
-      <w:r>
-        <w:t xml:space="preserve"> </w:t>
-      </w:r>
-      <w:proofErr w:type="spellStart"/>
-      <w:r>
-        <w:t>perangkat</w:t>
-      </w:r>
-      <w:proofErr w:type="spellEnd"/>
-      <w:r>
-        <w:t xml:space="preserve"> </w:t>
-      </w:r>
-      <w:proofErr w:type="spellStart"/>
-      <w:r>
-        <w:t>lunak</w:t>
-      </w:r>
-      <w:proofErr w:type="spellEnd"/>
-      <w:r>
-        <w:t xml:space="preserve"> </w:t>
-      </w:r>
-      <w:proofErr w:type="spellStart"/>
-      <w:r>
-        <w:t>untuk</w:t>
-      </w:r>
-      <w:proofErr w:type="spellEnd"/>
-      <w:r>
-        <w:t xml:space="preserve"> </w:t>
-      </w:r>
-      <w:proofErr w:type="spellStart"/>
-      <w:r>
-        <w:t>memecahkan</w:t>
-      </w:r>
-      <w:proofErr w:type="spellEnd"/>
-      <w:r>
-        <w:t xml:space="preserve"> </w:t>
-      </w:r>
-      <w:proofErr w:type="spellStart"/>
-      <w:r>
-        <w:t>permasalahan</w:t>
-      </w:r>
-      <w:proofErr w:type="spellEnd"/>
-      <w:r>
-        <w:t xml:space="preserve"> </w:t>
-      </w:r>
-      <w:proofErr w:type="spellStart"/>
-      <w:r>
-        <w:t>nyata</w:t>
-      </w:r>
-      <w:proofErr w:type="spellEnd"/>
-      <w:r>
-        <w:t xml:space="preserve"> </w:t>
-      </w:r>
-      <w:proofErr w:type="spellStart"/>
-      <w:r>
-        <w:t>dalam</w:t>
-      </w:r>
-      <w:proofErr w:type="spellEnd"/>
-      <w:r>
-        <w:t xml:space="preserve"> </w:t>
-      </w:r>
-      <w:proofErr w:type="spellStart"/>
-      <w:r>
-        <w:t>suatu</w:t>
-      </w:r>
-      <w:proofErr w:type="spellEnd"/>
-      <w:r>
-        <w:t xml:space="preserve"> </w:t>
-      </w:r>
-      <w:proofErr w:type="spellStart"/>
-      <w:r>
-        <w:t>organisasi</w:t>
-      </w:r>
-      <w:proofErr w:type="spellEnd"/>
-      <w:r>
-        <w:t xml:space="preserve">. </w:t>
-      </w:r>
-      <w:proofErr w:type="spellStart"/>
-      <w:r>
-        <w:t>Penelitian</w:t>
-      </w:r>
-      <w:proofErr w:type="spellEnd"/>
-      <w:r>
-        <w:t xml:space="preserve"> </w:t>
-      </w:r>
-      <w:proofErr w:type="spellStart"/>
-      <w:r>
-        <w:t>ini</w:t>
-      </w:r>
-      <w:proofErr w:type="spellEnd"/>
-      <w:r>
-        <w:t xml:space="preserve"> </w:t>
-      </w:r>
-      <w:proofErr w:type="spellStart"/>
-      <w:r>
-        <w:t>bersifat</w:t>
-      </w:r>
-      <w:proofErr w:type="spellEnd"/>
-      <w:r>
-        <w:t xml:space="preserve"> applied research </w:t>
-      </w:r>
-      <w:proofErr w:type="spellStart"/>
-      <w:r>
-        <w:t>dengan</w:t>
-      </w:r>
-      <w:proofErr w:type="spellEnd"/>
-      <w:r>
-        <w:t xml:space="preserve"> </w:t>
-      </w:r>
-      <w:proofErr w:type="spellStart"/>
-      <w:r>
-        <w:t>pendekatan</w:t>
-      </w:r>
-      <w:proofErr w:type="spellEnd"/>
-      <w:r>
-        <w:t xml:space="preserve"> </w:t>
-      </w:r>
-      <w:proofErr w:type="spellStart"/>
-      <w:r>
-        <w:t>campuran</w:t>
-      </w:r>
-      <w:proofErr w:type="spellEnd"/>
-      <w:r>
-        <w:t xml:space="preserve"> (mixed-method) yang </w:t>
-      </w:r>
-      <w:proofErr w:type="spellStart"/>
-      <w:r>
-        <w:lastRenderedPageBreak/>
-        <w:t>menggabungkan</w:t>
-      </w:r>
-      <w:proofErr w:type="spellEnd"/>
-      <w:r>
-        <w:t xml:space="preserve"> </w:t>
-      </w:r>
-      <w:proofErr w:type="spellStart"/>
-      <w:r>
-        <w:t>elemen</w:t>
-      </w:r>
-      <w:proofErr w:type="spellEnd"/>
-      <w:r>
-        <w:t xml:space="preserve"> </w:t>
-      </w:r>
-      <w:proofErr w:type="spellStart"/>
-      <w:r>
-        <w:t>kualitatif</w:t>
-      </w:r>
-      <w:proofErr w:type="spellEnd"/>
-      <w:r>
-        <w:t xml:space="preserve"> (</w:t>
-      </w:r>
-      <w:proofErr w:type="spellStart"/>
-      <w:r>
-        <w:t>analisis</w:t>
-      </w:r>
-      <w:proofErr w:type="spellEnd"/>
-      <w:r>
-        <w:t xml:space="preserve"> </w:t>
-      </w:r>
-      <w:proofErr w:type="spellStart"/>
-      <w:r>
-        <w:t>kebutuhan</w:t>
-      </w:r>
-      <w:proofErr w:type="spellEnd"/>
-      <w:r>
-        <w:t xml:space="preserve">, </w:t>
-      </w:r>
-      <w:proofErr w:type="spellStart"/>
-      <w:r>
-        <w:t>wawancara</w:t>
-      </w:r>
-      <w:proofErr w:type="spellEnd"/>
-      <w:r>
-        <w:t xml:space="preserve">) dan </w:t>
-      </w:r>
-      <w:proofErr w:type="spellStart"/>
-      <w:r>
-        <w:t>kuantitatif</w:t>
-      </w:r>
-      <w:proofErr w:type="spellEnd"/>
-      <w:r>
-        <w:t xml:space="preserve"> (</w:t>
-      </w:r>
-      <w:proofErr w:type="spellStart"/>
-      <w:r>
-        <w:t>pengujian</w:t>
-      </w:r>
-      <w:proofErr w:type="spellEnd"/>
-      <w:r>
-        <w:t xml:space="preserve"> </w:t>
-      </w:r>
-      <w:proofErr w:type="spellStart"/>
-      <w:r>
-        <w:t>performa</w:t>
-      </w:r>
-      <w:proofErr w:type="spellEnd"/>
-      <w:r>
-        <w:t xml:space="preserve"> dan </w:t>
-      </w:r>
-      <w:proofErr w:type="spellStart"/>
-      <w:r>
-        <w:t>akurasi</w:t>
-      </w:r>
-      <w:proofErr w:type="spellEnd"/>
-      <w:r>
-        <w:t xml:space="preserve"> data).</w:t>
-      </w:r>
+        <w:rPr/>
+        <w:t>Penelitian ini termasuk dalam jenis penelitian pengembangan (research and development) yang berfokus pada rancang bangun sistem informasi berbasis teknologi. Menurut Pressman dan Maxim (2020), penelitian pengembangan merupakan pendekatan sistematis yang menghasilkan artefak berupa perangkat lunak untuk memecahkan permasalahan nyata dalam suatu organisasi. Penelitian ini bersifat applied research dengan pendekatan campuran (mixed-method) yang menggabungkan elemen kualitatif (analisis kebutuhan, wawancara) dan kuantitatif (pengujian performa dan akurasi data). Penelitian pengembangan ini mengadopsi metode pengembangan perangkat lunak berbasis Agile, yaitu Scrum, yang dijelaskan sebagai berikut.</w:t>
+      </w:r>
+      <w:proofErr w:type="spellEnd"/>
+      <w:r/>
+      <w:proofErr w:type="spellStart"/>
+      <w:r/>
+      <w:proofErr w:type="spellEnd"/>
+      <w:r/>
+      <w:proofErr w:type="spellStart"/>
+      <w:r/>
+      <w:proofErr w:type="spellEnd"/>
+      <w:r/>
+      <w:proofErr w:type="spellStart"/>
+      <w:r/>
+      <w:proofErr w:type="spellEnd"/>
+      <w:r/>
+      <w:proofErr w:type="spellStart"/>
+      <w:r/>
+      <w:proofErr w:type="spellEnd"/>
+      <w:r/>
+      <w:proofErr w:type="spellStart"/>
+      <w:r/>
+      <w:proofErr w:type="spellEnd"/>
+      <w:r/>
+      <w:proofErr w:type="spellStart"/>
+      <w:r/>
+      <w:proofErr w:type="spellEnd"/>
+      <w:r/>
+      <w:proofErr w:type="spellStart"/>
+      <w:r/>
+      <w:proofErr w:type="spellEnd"/>
+      <w:r/>
+      <w:proofErr w:type="spellStart"/>
+      <w:r/>
+      <w:proofErr w:type="spellEnd"/>
+      <w:r/>
+      <w:proofErr w:type="spellStart"/>
+      <w:r/>
+      <w:proofErr w:type="spellEnd"/>
+      <w:r/>
+      <w:proofErr w:type="spellStart"/>
+      <w:r/>
+      <w:proofErr w:type="spellEnd"/>
+      <w:r/>
+      <w:proofErr w:type="spellStart"/>
+      <w:r/>
+      <w:proofErr w:type="spellEnd"/>
+      <w:r/>
+      <w:proofErr w:type="spellStart"/>
+      <w:r/>
+      <w:proofErr w:type="spellEnd"/>
+      <w:r/>
+      <w:proofErr w:type="spellStart"/>
+      <w:r/>
+      <w:proofErr w:type="spellEnd"/>
+      <w:r/>
+      <w:proofErr w:type="spellStart"/>
+      <w:r/>
+      <w:proofErr w:type="spellEnd"/>
+      <w:r/>
+      <w:proofErr w:type="spellStart"/>
+      <w:r/>
+      <w:proofErr w:type="spellEnd"/>
+      <w:r/>
+      <w:proofErr w:type="spellStart"/>
+      <w:r/>
+      <w:proofErr w:type="spellEnd"/>
+      <w:r/>
+      <w:proofErr w:type="spellStart"/>
+      <w:r/>
+      <w:proofErr w:type="spellEnd"/>
+      <w:r/>
+      <w:proofErr w:type="spellStart"/>
+      <w:r/>
+      <w:proofErr w:type="spellEnd"/>
+      <w:r/>
+      <w:proofErr w:type="spellStart"/>
+      <w:r/>
+      <w:proofErr w:type="spellEnd"/>
+      <w:r/>
+      <w:proofErr w:type="spellStart"/>
+      <w:r/>
+      <w:proofErr w:type="spellEnd"/>
+      <w:r/>
+      <w:proofErr w:type="spellStart"/>
+      <w:r/>
+      <w:proofErr w:type="spellEnd"/>
+      <w:r/>
+      <w:proofErr w:type="spellStart"/>
+      <w:r/>
+      <w:proofErr w:type="spellEnd"/>
+      <w:r/>
+      <w:proofErr w:type="spellStart"/>
+      <w:r/>
+      <w:proofErr w:type="spellEnd"/>
+      <w:r/>
+      <w:proofErr w:type="spellStart"/>
+      <w:r/>
+      <w:proofErr w:type="spellEnd"/>
+      <w:r/>
+      <w:proofErr w:type="spellStart"/>
+      <w:r/>
+      <w:proofErr w:type="spellEnd"/>
+      <w:r/>
+      <w:proofErr w:type="spellStart"/>
+      <w:r/>
+      <w:proofErr w:type="spellEnd"/>
+      <w:r/>
+      <w:proofErr w:type="spellStart"/>
+      <w:r/>
+      <w:proofErr w:type="spellEnd"/>
+      <w:r/>
+      <w:proofErr w:type="spellStart"/>
+      <w:r/>
+      <w:proofErr w:type="spellEnd"/>
+      <w:r/>
+      <w:proofErr w:type="spellStart"/>
+      <w:r/>
+      <w:proofErr w:type="spellEnd"/>
+      <w:r/>
+      <w:proofErr w:type="spellStart"/>
+      <w:r/>
+      <w:proofErr w:type="spellEnd"/>
+      <w:r/>
+      <w:proofErr w:type="spellStart"/>
+      <w:r/>
+      <w:proofErr w:type="spellEnd"/>
+      <w:r/>
+      <w:proofErr w:type="spellStart"/>
+      <w:r/>
+      <w:proofErr w:type="spellEnd"/>
+      <w:r/>
+      <w:proofErr w:type="spellStart"/>
+      <w:r/>
+      <w:proofErr w:type="spellEnd"/>
+      <w:r/>
+      <w:proofErr w:type="spellStart"/>
+      <w:r/>
+      <w:proofErr w:type="spellEnd"/>
+      <w:r/>
+      <w:proofErr w:type="spellStart"/>
+      <w:r/>
+      <w:proofErr w:type="spellEnd"/>
+      <w:r/>
+      <w:proofErr w:type="spellStart"/>
+      <w:r/>
+      <w:proofErr w:type="spellEnd"/>
+      <w:r/>
+      <w:proofErr w:type="spellStart"/>
+      <w:r/>
+      <w:proofErr w:type="spellEnd"/>
+      <w:r/>
+      <w:proofErr w:type="spellStart"/>
+      <w:r/>
+      <w:proofErr w:type="spellEnd"/>
+      <w:r/>
+      <w:proofErr w:type="spellStart"/>
+      <w:r/>
+      <w:proofErr w:type="spellEnd"/>
+      <w:r/>
+      <w:proofErr w:type="spellStart"/>
+      <w:r/>
+      <w:proofErr w:type="spellEnd"/>
+      <w:r/>
+      <w:proofErr w:type="spellStart"/>
+      <w:r/>
+      <w:proofErr w:type="spellEnd"/>
+      <w:r/>
+      <w:proofErr w:type="spellStart"/>
+      <w:r/>
+      <w:proofErr w:type="spellEnd"/>
+      <w:r/>
+      <w:proofErr w:type="spellStart"/>
+      <w:r/>
+      <w:proofErr w:type="spellEnd"/>
+      <w:r/>
+      <w:proofErr w:type="spellStart"/>
+      <w:r/>
+      <w:proofErr w:type="spellEnd"/>
+      <w:r/>
+      <w:proofErr w:type="spellStart"/>
+      <w:r/>
+      <w:proofErr w:type="spellEnd"/>
+      <w:r/>
+      <w:proofErr w:type="spellStart"/>
+      <w:r/>
+      <w:proofErr w:type="spellEnd"/>
+      <w:r/>
+      <w:proofErr w:type="spellStart"/>
+      <w:r/>
+      <w:proofErr w:type="spellEnd"/>
+      <w:r/>
     </w:p>
     <w:p>
       <w:r>
@@ -32301,7 +32111,7 @@
           <w:b/>
           <w:bCs/>
         </w:rPr>
-        <w:t xml:space="preserve">Metode </w:t>
+        <w:t>Metode Pengembangan Perangkat Lunak: Scrum</w:t>
       </w:r>
       <w:proofErr w:type="spellStart"/>
       <w:r>
@@ -32309,7 +32119,6 @@
           <w:b/>
           <w:bCs/>
         </w:rPr>
-        <w:t>Pengembangan</w:t>
       </w:r>
       <w:proofErr w:type="spellEnd"/>
       <w:r>
@@ -32317,7 +32126,6 @@
           <w:b/>
           <w:bCs/>
         </w:rPr>
-        <w:t xml:space="preserve"> </w:t>
       </w:r>
       <w:proofErr w:type="spellStart"/>
       <w:r>
@@ -32325,7 +32133,6 @@
           <w:b/>
           <w:bCs/>
         </w:rPr>
-        <w:t>Perangkat</w:t>
       </w:r>
       <w:proofErr w:type="spellEnd"/>
       <w:r>
@@ -32333,7 +32140,6 @@
           <w:b/>
           <w:bCs/>
         </w:rPr>
-        <w:t xml:space="preserve"> Lunak (Scrum)</w:t>
       </w:r>
     </w:p>
     <w:p>

--- a/Prototype.docx
+++ b/Prototype.docx
@@ -41763,854 +41763,777 @@
           <w:szCs w:val="21"/>
           <w:highlight w:val="white"/>
         </w:rPr>
-        <w:t>Implementasi</w:t>
-      </w:r>
-      <w:proofErr w:type="spellEnd"/>
-      <w:r>
-        <w:rPr>
-          <w:rFonts w:ascii="Roboto" w:eastAsia="Roboto" w:hAnsi="Roboto" w:cs="Roboto"/>
-          <w:color w:val="1F1F1F"/>
-          <w:sz w:val="21"/>
-          <w:szCs w:val="21"/>
-          <w:highlight w:val="white"/>
-        </w:rPr>
-        <w:t xml:space="preserve"> </w:t>
-      </w:r>
-      <w:proofErr w:type="spellStart"/>
-      <w:r>
-        <w:rPr>
-          <w:rFonts w:ascii="Roboto" w:eastAsia="Roboto" w:hAnsi="Roboto" w:cs="Roboto"/>
-          <w:color w:val="1F1F1F"/>
-          <w:sz w:val="21"/>
-          <w:szCs w:val="21"/>
-          <w:highlight w:val="white"/>
-        </w:rPr>
-        <w:t>sistem</w:t>
-      </w:r>
-      <w:proofErr w:type="spellEnd"/>
-      <w:r>
-        <w:rPr>
-          <w:rFonts w:ascii="Roboto" w:eastAsia="Roboto" w:hAnsi="Roboto" w:cs="Roboto"/>
-          <w:color w:val="1F1F1F"/>
-          <w:sz w:val="21"/>
-          <w:szCs w:val="21"/>
-          <w:highlight w:val="white"/>
-        </w:rPr>
-        <w:t xml:space="preserve"> </w:t>
-      </w:r>
-      <w:proofErr w:type="spellStart"/>
-      <w:r>
-        <w:rPr>
-          <w:rFonts w:ascii="Roboto" w:eastAsia="Roboto" w:hAnsi="Roboto" w:cs="Roboto"/>
-          <w:color w:val="1F1F1F"/>
-          <w:sz w:val="21"/>
-          <w:szCs w:val="21"/>
-          <w:highlight w:val="white"/>
-        </w:rPr>
-        <w:t>sistem</w:t>
-      </w:r>
-      <w:proofErr w:type="spellEnd"/>
-      <w:r>
-        <w:rPr>
-          <w:rFonts w:ascii="Roboto" w:eastAsia="Roboto" w:hAnsi="Roboto" w:cs="Roboto"/>
-          <w:color w:val="1F1F1F"/>
-          <w:sz w:val="21"/>
-          <w:szCs w:val="21"/>
-          <w:highlight w:val="white"/>
-        </w:rPr>
-        <w:t xml:space="preserve"> yang </w:t>
-      </w:r>
-      <w:proofErr w:type="spellStart"/>
-      <w:r>
-        <w:rPr>
-          <w:rFonts w:ascii="Roboto" w:eastAsia="Roboto" w:hAnsi="Roboto" w:cs="Roboto"/>
-          <w:color w:val="1F1F1F"/>
-          <w:sz w:val="21"/>
-          <w:szCs w:val="21"/>
-          <w:highlight w:val="white"/>
-        </w:rPr>
-        <w:t>dikembangkan</w:t>
-      </w:r>
-      <w:proofErr w:type="spellEnd"/>
-      <w:r>
-        <w:rPr>
-          <w:rFonts w:ascii="Roboto" w:eastAsia="Roboto" w:hAnsi="Roboto" w:cs="Roboto"/>
-          <w:color w:val="1F1F1F"/>
-          <w:sz w:val="21"/>
-          <w:szCs w:val="21"/>
-          <w:highlight w:val="white"/>
-        </w:rPr>
-        <w:t xml:space="preserve"> (</w:t>
-      </w:r>
-      <w:proofErr w:type="spellStart"/>
-      <w:r>
-        <w:rPr>
-          <w:rFonts w:ascii="Roboto" w:eastAsia="Roboto" w:hAnsi="Roboto" w:cs="Roboto"/>
-          <w:color w:val="1F1F1F"/>
-          <w:sz w:val="21"/>
-          <w:szCs w:val="21"/>
-          <w:highlight w:val="white"/>
-        </w:rPr>
-        <w:t>Sistem</w:t>
-      </w:r>
-      <w:proofErr w:type="spellEnd"/>
-      <w:r>
-        <w:rPr>
-          <w:rFonts w:ascii="Roboto" w:eastAsia="Roboto" w:hAnsi="Roboto" w:cs="Roboto"/>
-          <w:color w:val="1F1F1F"/>
-          <w:sz w:val="21"/>
-          <w:szCs w:val="21"/>
-          <w:highlight w:val="white"/>
-        </w:rPr>
-        <w:t xml:space="preserve"> </w:t>
-      </w:r>
-      <w:proofErr w:type="spellStart"/>
-      <w:r>
-        <w:rPr>
-          <w:rFonts w:ascii="Roboto" w:eastAsia="Roboto" w:hAnsi="Roboto" w:cs="Roboto"/>
-          <w:color w:val="1F1F1F"/>
-          <w:sz w:val="21"/>
-          <w:szCs w:val="21"/>
-          <w:highlight w:val="white"/>
-        </w:rPr>
-        <w:t>Evaluasi</w:t>
-      </w:r>
-      <w:proofErr w:type="spellEnd"/>
-      <w:r>
-        <w:rPr>
-          <w:rFonts w:ascii="Roboto" w:eastAsia="Roboto" w:hAnsi="Roboto" w:cs="Roboto"/>
-          <w:color w:val="1F1F1F"/>
-          <w:sz w:val="21"/>
-          <w:szCs w:val="21"/>
-          <w:highlight w:val="white"/>
-        </w:rPr>
-        <w:t xml:space="preserve"> Pelaporan) </w:t>
-      </w:r>
-      <w:proofErr w:type="spellStart"/>
-      <w:r>
-        <w:rPr>
-          <w:rFonts w:ascii="Roboto" w:eastAsia="Roboto" w:hAnsi="Roboto" w:cs="Roboto"/>
-          <w:color w:val="1F1F1F"/>
-          <w:sz w:val="21"/>
-          <w:szCs w:val="21"/>
-          <w:highlight w:val="white"/>
-        </w:rPr>
-        <w:t>dilakukan</w:t>
-      </w:r>
-      <w:proofErr w:type="spellEnd"/>
-      <w:r>
-        <w:rPr>
-          <w:rFonts w:ascii="Roboto" w:eastAsia="Roboto" w:hAnsi="Roboto" w:cs="Roboto"/>
-          <w:color w:val="1F1F1F"/>
-          <w:sz w:val="21"/>
-          <w:szCs w:val="21"/>
-          <w:highlight w:val="white"/>
-        </w:rPr>
-        <w:t xml:space="preserve"> </w:t>
-      </w:r>
-      <w:proofErr w:type="spellStart"/>
-      <w:r>
-        <w:rPr>
-          <w:rFonts w:ascii="Roboto" w:eastAsia="Roboto" w:hAnsi="Roboto" w:cs="Roboto"/>
-          <w:color w:val="1F1F1F"/>
-          <w:sz w:val="21"/>
-          <w:szCs w:val="21"/>
-          <w:highlight w:val="white"/>
-        </w:rPr>
-        <w:t>secara</w:t>
-      </w:r>
-      <w:proofErr w:type="spellEnd"/>
-      <w:r>
-        <w:rPr>
-          <w:rFonts w:ascii="Roboto" w:eastAsia="Roboto" w:hAnsi="Roboto" w:cs="Roboto"/>
-          <w:color w:val="1F1F1F"/>
-          <w:sz w:val="21"/>
-          <w:szCs w:val="21"/>
-          <w:highlight w:val="white"/>
-        </w:rPr>
-        <w:t xml:space="preserve"> </w:t>
-      </w:r>
-      <w:proofErr w:type="spellStart"/>
-      <w:r>
-        <w:rPr>
-          <w:rFonts w:ascii="Roboto" w:eastAsia="Roboto" w:hAnsi="Roboto" w:cs="Roboto"/>
-          <w:color w:val="1F1F1F"/>
-          <w:sz w:val="21"/>
-          <w:szCs w:val="21"/>
-          <w:highlight w:val="white"/>
-        </w:rPr>
-        <w:t>bertahap</w:t>
-      </w:r>
-      <w:proofErr w:type="spellEnd"/>
-      <w:r>
-        <w:rPr>
-          <w:rFonts w:ascii="Roboto" w:eastAsia="Roboto" w:hAnsi="Roboto" w:cs="Roboto"/>
-          <w:color w:val="1F1F1F"/>
-          <w:sz w:val="21"/>
-          <w:szCs w:val="21"/>
-          <w:highlight w:val="white"/>
-        </w:rPr>
-        <w:t xml:space="preserve"> </w:t>
-      </w:r>
-      <w:proofErr w:type="spellStart"/>
-      <w:r>
-        <w:rPr>
-          <w:rFonts w:ascii="Roboto" w:eastAsia="Roboto" w:hAnsi="Roboto" w:cs="Roboto"/>
-          <w:color w:val="1F1F1F"/>
-          <w:sz w:val="21"/>
-          <w:szCs w:val="21"/>
-          <w:highlight w:val="white"/>
-        </w:rPr>
-        <w:t>menggunakan</w:t>
-      </w:r>
-      <w:proofErr w:type="spellEnd"/>
-      <w:r>
-        <w:rPr>
-          <w:rFonts w:ascii="Roboto" w:eastAsia="Roboto" w:hAnsi="Roboto" w:cs="Roboto"/>
-          <w:color w:val="1F1F1F"/>
-          <w:sz w:val="21"/>
-          <w:szCs w:val="21"/>
-          <w:highlight w:val="white"/>
-        </w:rPr>
-        <w:t xml:space="preserve"> </w:t>
-      </w:r>
-      <w:proofErr w:type="spellStart"/>
-      <w:r>
-        <w:rPr>
-          <w:rFonts w:ascii="Roboto" w:eastAsia="Roboto" w:hAnsi="Roboto" w:cs="Roboto"/>
-          <w:color w:val="1F1F1F"/>
-          <w:sz w:val="21"/>
-          <w:szCs w:val="21"/>
-          <w:highlight w:val="white"/>
-        </w:rPr>
-        <w:t>metode</w:t>
-      </w:r>
-      <w:proofErr w:type="spellEnd"/>
-      <w:r>
-        <w:rPr>
-          <w:rFonts w:ascii="Roboto" w:eastAsia="Roboto" w:hAnsi="Roboto" w:cs="Roboto"/>
-          <w:color w:val="1F1F1F"/>
-          <w:sz w:val="21"/>
-          <w:szCs w:val="21"/>
-          <w:highlight w:val="white"/>
-        </w:rPr>
-        <w:t xml:space="preserve"> Scrum </w:t>
-      </w:r>
-      <w:proofErr w:type="spellStart"/>
-      <w:r>
-        <w:rPr>
-          <w:rFonts w:ascii="Roboto" w:eastAsia="Roboto" w:hAnsi="Roboto" w:cs="Roboto"/>
-          <w:color w:val="1F1F1F"/>
-          <w:sz w:val="21"/>
-          <w:szCs w:val="21"/>
-          <w:highlight w:val="white"/>
-        </w:rPr>
-        <w:t>selama</w:t>
-      </w:r>
-      <w:proofErr w:type="spellEnd"/>
-      <w:r>
-        <w:rPr>
-          <w:rFonts w:ascii="Roboto" w:eastAsia="Roboto" w:hAnsi="Roboto" w:cs="Roboto"/>
-          <w:color w:val="1F1F1F"/>
-          <w:sz w:val="21"/>
-          <w:szCs w:val="21"/>
-          <w:highlight w:val="white"/>
-        </w:rPr>
-        <w:t xml:space="preserve"> </w:t>
-      </w:r>
-      <w:proofErr w:type="spellStart"/>
-      <w:r>
-        <w:rPr>
-          <w:rFonts w:ascii="Roboto" w:eastAsia="Roboto" w:hAnsi="Roboto" w:cs="Roboto"/>
-          <w:color w:val="1F1F1F"/>
-          <w:sz w:val="21"/>
-          <w:szCs w:val="21"/>
-          <w:highlight w:val="white"/>
-        </w:rPr>
-        <w:t>tiga</w:t>
-      </w:r>
-      <w:proofErr w:type="spellEnd"/>
-      <w:r>
-        <w:rPr>
-          <w:rFonts w:ascii="Roboto" w:eastAsia="Roboto" w:hAnsi="Roboto" w:cs="Roboto"/>
-          <w:color w:val="1F1F1F"/>
-          <w:sz w:val="21"/>
-          <w:szCs w:val="21"/>
-          <w:highlight w:val="white"/>
-        </w:rPr>
-        <w:t xml:space="preserve"> </w:t>
-      </w:r>
-      <w:proofErr w:type="spellStart"/>
-      <w:r>
-        <w:rPr>
-          <w:rFonts w:ascii="Roboto" w:eastAsia="Roboto" w:hAnsi="Roboto" w:cs="Roboto"/>
-          <w:color w:val="1F1F1F"/>
-          <w:sz w:val="21"/>
-          <w:szCs w:val="21"/>
-          <w:highlight w:val="white"/>
-        </w:rPr>
-        <w:t>siklus</w:t>
-      </w:r>
-      <w:proofErr w:type="spellEnd"/>
-      <w:r>
-        <w:rPr>
-          <w:rFonts w:ascii="Roboto" w:eastAsia="Roboto" w:hAnsi="Roboto" w:cs="Roboto"/>
-          <w:color w:val="1F1F1F"/>
-          <w:sz w:val="21"/>
-          <w:szCs w:val="21"/>
-          <w:highlight w:val="white"/>
-        </w:rPr>
-        <w:t xml:space="preserve"> sprint </w:t>
-      </w:r>
-      <w:proofErr w:type="spellStart"/>
-      <w:r>
-        <w:rPr>
-          <w:rFonts w:ascii="Roboto" w:eastAsia="Roboto" w:hAnsi="Roboto" w:cs="Roboto"/>
-          <w:color w:val="1F1F1F"/>
-          <w:sz w:val="21"/>
-          <w:szCs w:val="21"/>
-          <w:highlight w:val="white"/>
-        </w:rPr>
-        <w:t>utama</w:t>
-      </w:r>
-      <w:proofErr w:type="spellEnd"/>
-      <w:r>
-        <w:rPr>
-          <w:rFonts w:ascii="Roboto" w:eastAsia="Roboto" w:hAnsi="Roboto" w:cs="Roboto"/>
-          <w:color w:val="1F1F1F"/>
-          <w:sz w:val="21"/>
-          <w:szCs w:val="21"/>
-          <w:highlight w:val="white"/>
-        </w:rPr>
-        <w:t xml:space="preserve">, </w:t>
-      </w:r>
-      <w:proofErr w:type="spellStart"/>
-      <w:r>
-        <w:rPr>
-          <w:rFonts w:ascii="Roboto" w:eastAsia="Roboto" w:hAnsi="Roboto" w:cs="Roboto"/>
-          <w:color w:val="1F1F1F"/>
-          <w:sz w:val="21"/>
-          <w:szCs w:val="21"/>
-          <w:highlight w:val="white"/>
-        </w:rPr>
-        <w:t>sesuai</w:t>
-      </w:r>
-      <w:proofErr w:type="spellEnd"/>
-      <w:r>
-        <w:rPr>
-          <w:rFonts w:ascii="Roboto" w:eastAsia="Roboto" w:hAnsi="Roboto" w:cs="Roboto"/>
-          <w:color w:val="1F1F1F"/>
-          <w:sz w:val="21"/>
-          <w:szCs w:val="21"/>
-          <w:highlight w:val="white"/>
-        </w:rPr>
-        <w:t xml:space="preserve"> </w:t>
-      </w:r>
-      <w:proofErr w:type="spellStart"/>
-      <w:r>
-        <w:rPr>
-          <w:rFonts w:ascii="Roboto" w:eastAsia="Roboto" w:hAnsi="Roboto" w:cs="Roboto"/>
-          <w:color w:val="1F1F1F"/>
-          <w:sz w:val="21"/>
-          <w:szCs w:val="21"/>
-          <w:highlight w:val="white"/>
-        </w:rPr>
-        <w:t>dengan</w:t>
-      </w:r>
-      <w:proofErr w:type="spellEnd"/>
-      <w:r>
-        <w:rPr>
-          <w:rFonts w:ascii="Roboto" w:eastAsia="Roboto" w:hAnsi="Roboto" w:cs="Roboto"/>
-          <w:color w:val="1F1F1F"/>
-          <w:sz w:val="21"/>
-          <w:szCs w:val="21"/>
-          <w:highlight w:val="white"/>
-        </w:rPr>
-        <w:t xml:space="preserve"> </w:t>
-      </w:r>
-      <w:proofErr w:type="spellStart"/>
-      <w:r>
-        <w:rPr>
-          <w:rFonts w:ascii="Roboto" w:eastAsia="Roboto" w:hAnsi="Roboto" w:cs="Roboto"/>
-          <w:color w:val="1F1F1F"/>
-          <w:sz w:val="21"/>
-          <w:szCs w:val="21"/>
-          <w:highlight w:val="white"/>
-        </w:rPr>
-        <w:t>rencana</w:t>
-      </w:r>
-      <w:proofErr w:type="spellEnd"/>
-      <w:r>
-        <w:rPr>
-          <w:rFonts w:ascii="Roboto" w:eastAsia="Roboto" w:hAnsi="Roboto" w:cs="Roboto"/>
-          <w:color w:val="1F1F1F"/>
-          <w:sz w:val="21"/>
-          <w:szCs w:val="21"/>
-          <w:highlight w:val="white"/>
-        </w:rPr>
-        <w:t xml:space="preserve"> </w:t>
-      </w:r>
-      <w:proofErr w:type="spellStart"/>
-      <w:r>
-        <w:rPr>
-          <w:rFonts w:ascii="Roboto" w:eastAsia="Roboto" w:hAnsi="Roboto" w:cs="Roboto"/>
-          <w:color w:val="1F1F1F"/>
-          <w:sz w:val="21"/>
-          <w:szCs w:val="21"/>
-          <w:highlight w:val="white"/>
-        </w:rPr>
-        <w:t>jadwal</w:t>
-      </w:r>
-      <w:proofErr w:type="spellEnd"/>
-      <w:r>
-        <w:rPr>
-          <w:rFonts w:ascii="Roboto" w:eastAsia="Roboto" w:hAnsi="Roboto" w:cs="Roboto"/>
-          <w:color w:val="1F1F1F"/>
-          <w:sz w:val="21"/>
-          <w:szCs w:val="21"/>
-          <w:highlight w:val="white"/>
-        </w:rPr>
-        <w:t xml:space="preserve"> </w:t>
-      </w:r>
-      <w:proofErr w:type="spellStart"/>
-      <w:r>
-        <w:rPr>
-          <w:rFonts w:ascii="Roboto" w:eastAsia="Roboto" w:hAnsi="Roboto" w:cs="Roboto"/>
-          <w:color w:val="1F1F1F"/>
-          <w:sz w:val="21"/>
-          <w:szCs w:val="21"/>
-          <w:highlight w:val="white"/>
-        </w:rPr>
-        <w:t>penelitian</w:t>
-      </w:r>
-      <w:proofErr w:type="spellEnd"/>
-      <w:r>
-        <w:rPr>
-          <w:rFonts w:ascii="Roboto" w:eastAsia="Roboto" w:hAnsi="Roboto" w:cs="Roboto"/>
-          <w:color w:val="1F1F1F"/>
-          <w:sz w:val="21"/>
-          <w:szCs w:val="21"/>
-          <w:highlight w:val="white"/>
-        </w:rPr>
-        <w:t xml:space="preserve"> yang </w:t>
-      </w:r>
-      <w:proofErr w:type="spellStart"/>
-      <w:r>
-        <w:rPr>
-          <w:rFonts w:ascii="Roboto" w:eastAsia="Roboto" w:hAnsi="Roboto" w:cs="Roboto"/>
-          <w:color w:val="1F1F1F"/>
-          <w:sz w:val="21"/>
-          <w:szCs w:val="21"/>
-          <w:highlight w:val="white"/>
-        </w:rPr>
-        <w:t>ditetapkan</w:t>
-      </w:r>
-      <w:proofErr w:type="spellEnd"/>
-      <w:r>
-        <w:rPr>
-          <w:rFonts w:ascii="Roboto" w:eastAsia="Roboto" w:hAnsi="Roboto" w:cs="Roboto"/>
-          <w:color w:val="1F1F1F"/>
-          <w:sz w:val="21"/>
-          <w:szCs w:val="21"/>
-          <w:highlight w:val="white"/>
-        </w:rPr>
-        <w:t xml:space="preserve"> pada Bab III. </w:t>
-      </w:r>
-      <w:proofErr w:type="spellStart"/>
-      <w:r>
-        <w:rPr>
-          <w:rFonts w:ascii="Roboto" w:eastAsia="Roboto" w:hAnsi="Roboto" w:cs="Roboto"/>
-          <w:color w:val="1F1F1F"/>
-          <w:sz w:val="21"/>
-          <w:szCs w:val="21"/>
-          <w:highlight w:val="white"/>
-        </w:rPr>
-        <w:t>Implementasi</w:t>
-      </w:r>
-      <w:proofErr w:type="spellEnd"/>
-      <w:r>
-        <w:rPr>
-          <w:rFonts w:ascii="Roboto" w:eastAsia="Roboto" w:hAnsi="Roboto" w:cs="Roboto"/>
-          <w:color w:val="1F1F1F"/>
-          <w:sz w:val="21"/>
-          <w:szCs w:val="21"/>
-          <w:highlight w:val="white"/>
-        </w:rPr>
-        <w:t xml:space="preserve"> </w:t>
-      </w:r>
-      <w:proofErr w:type="spellStart"/>
-      <w:r>
-        <w:rPr>
-          <w:rFonts w:ascii="Roboto" w:eastAsia="Roboto" w:hAnsi="Roboto" w:cs="Roboto"/>
-          <w:color w:val="1F1F1F"/>
-          <w:sz w:val="21"/>
-          <w:szCs w:val="21"/>
-          <w:highlight w:val="white"/>
-        </w:rPr>
-        <w:t>ini</w:t>
-      </w:r>
-      <w:proofErr w:type="spellEnd"/>
-      <w:r>
-        <w:rPr>
-          <w:rFonts w:ascii="Roboto" w:eastAsia="Roboto" w:hAnsi="Roboto" w:cs="Roboto"/>
-          <w:color w:val="1F1F1F"/>
-          <w:sz w:val="21"/>
-          <w:szCs w:val="21"/>
-          <w:highlight w:val="white"/>
-        </w:rPr>
-        <w:t xml:space="preserve"> </w:t>
-      </w:r>
-      <w:proofErr w:type="spellStart"/>
-      <w:r>
-        <w:rPr>
-          <w:rFonts w:ascii="Roboto" w:eastAsia="Roboto" w:hAnsi="Roboto" w:cs="Roboto"/>
-          <w:color w:val="1F1F1F"/>
-          <w:sz w:val="21"/>
-          <w:szCs w:val="21"/>
-          <w:highlight w:val="white"/>
-        </w:rPr>
-        <w:t>berfokus</w:t>
-      </w:r>
-      <w:proofErr w:type="spellEnd"/>
-      <w:r>
-        <w:rPr>
-          <w:rFonts w:ascii="Roboto" w:eastAsia="Roboto" w:hAnsi="Roboto" w:cs="Roboto"/>
-          <w:color w:val="1F1F1F"/>
-          <w:sz w:val="21"/>
-          <w:szCs w:val="21"/>
-          <w:highlight w:val="white"/>
-        </w:rPr>
-        <w:t xml:space="preserve"> pada </w:t>
-      </w:r>
-      <w:proofErr w:type="spellStart"/>
-      <w:r>
-        <w:rPr>
-          <w:rFonts w:ascii="Roboto" w:eastAsia="Roboto" w:hAnsi="Roboto" w:cs="Roboto"/>
-          <w:color w:val="1F1F1F"/>
-          <w:sz w:val="21"/>
-          <w:szCs w:val="21"/>
-          <w:highlight w:val="white"/>
-        </w:rPr>
-        <w:t>penerjemahan</w:t>
-      </w:r>
-      <w:proofErr w:type="spellEnd"/>
-      <w:r>
-        <w:rPr>
-          <w:rFonts w:ascii="Roboto" w:eastAsia="Roboto" w:hAnsi="Roboto" w:cs="Roboto"/>
-          <w:color w:val="1F1F1F"/>
-          <w:sz w:val="21"/>
-          <w:szCs w:val="21"/>
-          <w:highlight w:val="white"/>
-        </w:rPr>
-        <w:t xml:space="preserve"> </w:t>
-      </w:r>
-      <w:proofErr w:type="spellStart"/>
-      <w:r>
-        <w:rPr>
-          <w:rFonts w:ascii="Roboto" w:eastAsia="Roboto" w:hAnsi="Roboto" w:cs="Roboto"/>
-          <w:color w:val="1F1F1F"/>
-          <w:sz w:val="21"/>
-          <w:szCs w:val="21"/>
-          <w:highlight w:val="white"/>
-        </w:rPr>
-        <w:t>desain</w:t>
-      </w:r>
-      <w:proofErr w:type="spellEnd"/>
-      <w:r>
-        <w:rPr>
-          <w:rFonts w:ascii="Roboto" w:eastAsia="Roboto" w:hAnsi="Roboto" w:cs="Roboto"/>
-          <w:color w:val="1F1F1F"/>
-          <w:sz w:val="21"/>
-          <w:szCs w:val="21"/>
-          <w:highlight w:val="white"/>
-        </w:rPr>
-        <w:t xml:space="preserve"> </w:t>
-      </w:r>
-      <w:proofErr w:type="spellStart"/>
-      <w:r>
-        <w:rPr>
-          <w:rFonts w:ascii="Roboto" w:eastAsia="Roboto" w:hAnsi="Roboto" w:cs="Roboto"/>
-          <w:color w:val="1F1F1F"/>
-          <w:sz w:val="21"/>
-          <w:szCs w:val="21"/>
-          <w:highlight w:val="white"/>
-        </w:rPr>
-        <w:t>arsitektur</w:t>
-      </w:r>
-      <w:proofErr w:type="spellEnd"/>
-      <w:r>
-        <w:rPr>
-          <w:rFonts w:ascii="Roboto" w:eastAsia="Roboto" w:hAnsi="Roboto" w:cs="Roboto"/>
-          <w:color w:val="1F1F1F"/>
-          <w:sz w:val="21"/>
-          <w:szCs w:val="21"/>
-          <w:highlight w:val="white"/>
-        </w:rPr>
-        <w:t xml:space="preserve"> Client-Server </w:t>
-      </w:r>
-      <w:proofErr w:type="spellStart"/>
-      <w:r>
-        <w:rPr>
-          <w:rFonts w:ascii="Roboto" w:eastAsia="Roboto" w:hAnsi="Roboto" w:cs="Roboto"/>
-          <w:color w:val="1F1F1F"/>
-          <w:sz w:val="21"/>
-          <w:szCs w:val="21"/>
-          <w:highlight w:val="white"/>
-        </w:rPr>
-        <w:t>Hibrida</w:t>
-      </w:r>
-      <w:proofErr w:type="spellEnd"/>
-      <w:r>
-        <w:rPr>
-          <w:rFonts w:ascii="Roboto" w:eastAsia="Roboto" w:hAnsi="Roboto" w:cs="Roboto"/>
-          <w:color w:val="1F1F1F"/>
-          <w:sz w:val="21"/>
-          <w:szCs w:val="21"/>
-          <w:highlight w:val="white"/>
-        </w:rPr>
-        <w:t xml:space="preserve"> </w:t>
-      </w:r>
-      <w:proofErr w:type="spellStart"/>
-      <w:r>
-        <w:rPr>
-          <w:rFonts w:ascii="Roboto" w:eastAsia="Roboto" w:hAnsi="Roboto" w:cs="Roboto"/>
-          <w:color w:val="1F1F1F"/>
-          <w:sz w:val="21"/>
-          <w:szCs w:val="21"/>
-          <w:highlight w:val="white"/>
-        </w:rPr>
-        <w:t>Monorepo</w:t>
-      </w:r>
-      <w:proofErr w:type="spellEnd"/>
-      <w:r>
-        <w:rPr>
-          <w:rFonts w:ascii="Roboto" w:eastAsia="Roboto" w:hAnsi="Roboto" w:cs="Roboto"/>
-          <w:color w:val="1F1F1F"/>
-          <w:sz w:val="21"/>
-          <w:szCs w:val="21"/>
-          <w:highlight w:val="white"/>
-        </w:rPr>
-        <w:t xml:space="preserve"> (Next.js dan Go) </w:t>
-      </w:r>
-      <w:proofErr w:type="spellStart"/>
-      <w:r>
-        <w:rPr>
-          <w:rFonts w:ascii="Roboto" w:eastAsia="Roboto" w:hAnsi="Roboto" w:cs="Roboto"/>
-          <w:color w:val="1F1F1F"/>
-          <w:sz w:val="21"/>
-          <w:szCs w:val="21"/>
-          <w:highlight w:val="white"/>
-        </w:rPr>
-        <w:t>ke</w:t>
-      </w:r>
-      <w:proofErr w:type="spellEnd"/>
-      <w:r>
-        <w:rPr>
-          <w:rFonts w:ascii="Roboto" w:eastAsia="Roboto" w:hAnsi="Roboto" w:cs="Roboto"/>
-          <w:color w:val="1F1F1F"/>
-          <w:sz w:val="21"/>
-          <w:szCs w:val="21"/>
-          <w:highlight w:val="white"/>
-        </w:rPr>
-        <w:t xml:space="preserve"> </w:t>
-      </w:r>
-      <w:proofErr w:type="spellStart"/>
-      <w:r>
-        <w:rPr>
-          <w:rFonts w:ascii="Roboto" w:eastAsia="Roboto" w:hAnsi="Roboto" w:cs="Roboto"/>
-          <w:color w:val="1F1F1F"/>
-          <w:sz w:val="21"/>
-          <w:szCs w:val="21"/>
-          <w:highlight w:val="white"/>
-        </w:rPr>
-        <w:t>dalam</w:t>
-      </w:r>
-      <w:proofErr w:type="spellEnd"/>
-      <w:r>
-        <w:rPr>
-          <w:rFonts w:ascii="Roboto" w:eastAsia="Roboto" w:hAnsi="Roboto" w:cs="Roboto"/>
-          <w:color w:val="1F1F1F"/>
-          <w:sz w:val="21"/>
-          <w:szCs w:val="21"/>
-          <w:highlight w:val="white"/>
-        </w:rPr>
-        <w:t xml:space="preserve"> </w:t>
-      </w:r>
-      <w:proofErr w:type="spellStart"/>
-      <w:r>
-        <w:rPr>
-          <w:rFonts w:ascii="Roboto" w:eastAsia="Roboto" w:hAnsi="Roboto" w:cs="Roboto"/>
-          <w:color w:val="1F1F1F"/>
-          <w:sz w:val="21"/>
-          <w:szCs w:val="21"/>
-          <w:highlight w:val="white"/>
-        </w:rPr>
-        <w:t>fungsionalitas</w:t>
-      </w:r>
-      <w:proofErr w:type="spellEnd"/>
-      <w:r>
-        <w:rPr>
-          <w:rFonts w:ascii="Roboto" w:eastAsia="Roboto" w:hAnsi="Roboto" w:cs="Roboto"/>
-          <w:color w:val="1F1F1F"/>
-          <w:sz w:val="21"/>
-          <w:szCs w:val="21"/>
-          <w:highlight w:val="white"/>
-        </w:rPr>
-        <w:t xml:space="preserve"> </w:t>
-      </w:r>
-      <w:proofErr w:type="spellStart"/>
-      <w:r>
-        <w:rPr>
-          <w:rFonts w:ascii="Roboto" w:eastAsia="Roboto" w:hAnsi="Roboto" w:cs="Roboto"/>
-          <w:color w:val="1F1F1F"/>
-          <w:sz w:val="21"/>
-          <w:szCs w:val="21"/>
-          <w:highlight w:val="white"/>
-        </w:rPr>
-        <w:t>operasional</w:t>
-      </w:r>
-      <w:proofErr w:type="spellEnd"/>
-      <w:r>
-        <w:rPr>
-          <w:rFonts w:ascii="Roboto" w:eastAsia="Roboto" w:hAnsi="Roboto" w:cs="Roboto"/>
-          <w:color w:val="1F1F1F"/>
-          <w:sz w:val="21"/>
-          <w:szCs w:val="21"/>
-          <w:highlight w:val="white"/>
-        </w:rPr>
-        <w:t xml:space="preserve">, </w:t>
-      </w:r>
-      <w:proofErr w:type="spellStart"/>
-      <w:r>
-        <w:rPr>
-          <w:rFonts w:ascii="Roboto" w:eastAsia="Roboto" w:hAnsi="Roboto" w:cs="Roboto"/>
-          <w:color w:val="1F1F1F"/>
-          <w:sz w:val="21"/>
-          <w:szCs w:val="21"/>
-          <w:highlight w:val="white"/>
-        </w:rPr>
-        <w:t>dengan</w:t>
-      </w:r>
-      <w:proofErr w:type="spellEnd"/>
-      <w:r>
-        <w:rPr>
-          <w:rFonts w:ascii="Roboto" w:eastAsia="Roboto" w:hAnsi="Roboto" w:cs="Roboto"/>
-          <w:color w:val="1F1F1F"/>
-          <w:sz w:val="21"/>
-          <w:szCs w:val="21"/>
-          <w:highlight w:val="white"/>
-        </w:rPr>
-        <w:t xml:space="preserve"> </w:t>
-      </w:r>
-      <w:proofErr w:type="spellStart"/>
-      <w:r>
-        <w:rPr>
-          <w:rFonts w:ascii="Roboto" w:eastAsia="Roboto" w:hAnsi="Roboto" w:cs="Roboto"/>
-          <w:color w:val="1F1F1F"/>
-          <w:sz w:val="21"/>
-          <w:szCs w:val="21"/>
-          <w:highlight w:val="white"/>
-        </w:rPr>
-        <w:t>penekanan</w:t>
-      </w:r>
-      <w:proofErr w:type="spellEnd"/>
-      <w:r>
-        <w:rPr>
-          <w:rFonts w:ascii="Roboto" w:eastAsia="Roboto" w:hAnsi="Roboto" w:cs="Roboto"/>
-          <w:color w:val="1F1F1F"/>
-          <w:sz w:val="21"/>
-          <w:szCs w:val="21"/>
-          <w:highlight w:val="white"/>
-        </w:rPr>
-        <w:t xml:space="preserve"> pada </w:t>
-      </w:r>
-      <w:proofErr w:type="spellStart"/>
-      <w:r>
-        <w:rPr>
-          <w:rFonts w:ascii="Roboto" w:eastAsia="Roboto" w:hAnsi="Roboto" w:cs="Roboto"/>
-          <w:color w:val="1F1F1F"/>
-          <w:sz w:val="21"/>
-          <w:szCs w:val="21"/>
-          <w:highlight w:val="white"/>
-        </w:rPr>
-        <w:t>modul</w:t>
-      </w:r>
-      <w:proofErr w:type="spellEnd"/>
-      <w:r>
-        <w:rPr>
-          <w:rFonts w:ascii="Roboto" w:eastAsia="Roboto" w:hAnsi="Roboto" w:cs="Roboto"/>
-          <w:color w:val="1F1F1F"/>
-          <w:sz w:val="21"/>
-          <w:szCs w:val="21"/>
-          <w:highlight w:val="white"/>
-        </w:rPr>
-        <w:t xml:space="preserve"> </w:t>
-      </w:r>
-      <w:proofErr w:type="spellStart"/>
-      <w:r>
-        <w:rPr>
-          <w:rFonts w:ascii="Roboto" w:eastAsia="Roboto" w:hAnsi="Roboto" w:cs="Roboto"/>
-          <w:color w:val="1F1F1F"/>
-          <w:sz w:val="21"/>
-          <w:szCs w:val="21"/>
-          <w:highlight w:val="white"/>
-        </w:rPr>
-        <w:t>pencatatan</w:t>
-      </w:r>
-      <w:proofErr w:type="spellEnd"/>
-      <w:r>
-        <w:rPr>
-          <w:rFonts w:ascii="Roboto" w:eastAsia="Roboto" w:hAnsi="Roboto" w:cs="Roboto"/>
-          <w:color w:val="1F1F1F"/>
-          <w:sz w:val="21"/>
-          <w:szCs w:val="21"/>
-          <w:highlight w:val="white"/>
-        </w:rPr>
-        <w:t xml:space="preserve"> </w:t>
-      </w:r>
-      <w:proofErr w:type="spellStart"/>
-      <w:r>
-        <w:rPr>
-          <w:rFonts w:ascii="Roboto" w:eastAsia="Roboto" w:hAnsi="Roboto" w:cs="Roboto"/>
-          <w:color w:val="1F1F1F"/>
-          <w:sz w:val="21"/>
-          <w:szCs w:val="21"/>
-          <w:highlight w:val="white"/>
-        </w:rPr>
-        <w:t>aktivitas</w:t>
-      </w:r>
-      <w:proofErr w:type="spellEnd"/>
-      <w:r>
-        <w:rPr>
-          <w:rFonts w:ascii="Roboto" w:eastAsia="Roboto" w:hAnsi="Roboto" w:cs="Roboto"/>
-          <w:color w:val="1F1F1F"/>
-          <w:sz w:val="21"/>
-          <w:szCs w:val="21"/>
-          <w:highlight w:val="white"/>
-        </w:rPr>
-        <w:t xml:space="preserve"> dan </w:t>
-      </w:r>
-      <w:proofErr w:type="spellStart"/>
-      <w:r>
-        <w:rPr>
-          <w:rFonts w:ascii="Roboto" w:eastAsia="Roboto" w:hAnsi="Roboto" w:cs="Roboto"/>
-          <w:color w:val="1F1F1F"/>
-          <w:sz w:val="21"/>
-          <w:szCs w:val="21"/>
-          <w:highlight w:val="white"/>
-        </w:rPr>
-        <w:t>sistem</w:t>
-      </w:r>
-      <w:proofErr w:type="spellEnd"/>
-      <w:r>
-        <w:rPr>
-          <w:rFonts w:ascii="Roboto" w:eastAsia="Roboto" w:hAnsi="Roboto" w:cs="Roboto"/>
-          <w:color w:val="1F1F1F"/>
-          <w:sz w:val="21"/>
-          <w:szCs w:val="21"/>
-          <w:highlight w:val="white"/>
-        </w:rPr>
-        <w:t xml:space="preserve"> rules-based scoring.</w:t>
+        <w:t>Implementasi sistem evaluasi pelaporan dilakukan secara bertahap menggunakan metode Scrum selama tiga siklus sprint utama, sesuai dengan rencana yang telah ditetapkan dalam tahap perancangan. Sistem ini mengimplementasikan arsitektur tiga-lapis (three-tier architecture) yang terdiri atas: (1) lapisan antarmuka pengguna (frontend) menggunakan Next.js 15 dengan Tailwind CSS; (2) lapisan logika bisnis (backend) menggunakan Go (Golang) dengan framework Gin; dan (3) lapisan data menggunakan Supabase (PostgreSQL) dengan keamanan Row Level Security (RLS). Arsitektur ini dipilih karena mampu memisahkan tanggung jawab antar lapisan secara jelas, sehingga memudahkan pengembangan, pengujian, dan pemeliharaan sistem secara terpisah.</w:t>
+      </w:r>
+      <w:proofErr w:type="spellEnd"/>
+      <w:r>
+        <w:rPr>
+          <w:rFonts w:ascii="Roboto" w:eastAsia="Roboto" w:hAnsi="Roboto" w:cs="Roboto"/>
+          <w:color w:val="1F1F1F"/>
+          <w:sz w:val="21"/>
+          <w:szCs w:val="21"/>
+          <w:highlight w:val="white"/>
+        </w:rPr>
+      </w:r>
+      <w:proofErr w:type="spellStart"/>
+      <w:r>
+        <w:rPr>
+          <w:rFonts w:ascii="Roboto" w:eastAsia="Roboto" w:hAnsi="Roboto" w:cs="Roboto"/>
+          <w:color w:val="1F1F1F"/>
+          <w:sz w:val="21"/>
+          <w:szCs w:val="21"/>
+          <w:highlight w:val="white"/>
+        </w:rPr>
+      </w:r>
+      <w:proofErr w:type="spellEnd"/>
+      <w:r>
+        <w:rPr>
+          <w:rFonts w:ascii="Roboto" w:eastAsia="Roboto" w:hAnsi="Roboto" w:cs="Roboto"/>
+          <w:color w:val="1F1F1F"/>
+          <w:sz w:val="21"/>
+          <w:szCs w:val="21"/>
+          <w:highlight w:val="white"/>
+        </w:rPr>
+      </w:r>
+      <w:proofErr w:type="spellStart"/>
+      <w:r>
+        <w:rPr>
+          <w:rFonts w:ascii="Roboto" w:eastAsia="Roboto" w:hAnsi="Roboto" w:cs="Roboto"/>
+          <w:color w:val="1F1F1F"/>
+          <w:sz w:val="21"/>
+          <w:szCs w:val="21"/>
+          <w:highlight w:val="white"/>
+        </w:rPr>
+      </w:r>
+      <w:proofErr w:type="spellEnd"/>
+      <w:r>
+        <w:rPr>
+          <w:rFonts w:ascii="Roboto" w:eastAsia="Roboto" w:hAnsi="Roboto" w:cs="Roboto"/>
+          <w:color w:val="1F1F1F"/>
+          <w:sz w:val="21"/>
+          <w:szCs w:val="21"/>
+          <w:highlight w:val="white"/>
+        </w:rPr>
+      </w:r>
+      <w:proofErr w:type="spellStart"/>
+      <w:r>
+        <w:rPr>
+          <w:rFonts w:ascii="Roboto" w:eastAsia="Roboto" w:hAnsi="Roboto" w:cs="Roboto"/>
+          <w:color w:val="1F1F1F"/>
+          <w:sz w:val="21"/>
+          <w:szCs w:val="21"/>
+          <w:highlight w:val="white"/>
+        </w:rPr>
+      </w:r>
+      <w:proofErr w:type="spellEnd"/>
+      <w:r>
+        <w:rPr>
+          <w:rFonts w:ascii="Roboto" w:eastAsia="Roboto" w:hAnsi="Roboto" w:cs="Roboto"/>
+          <w:color w:val="1F1F1F"/>
+          <w:sz w:val="21"/>
+          <w:szCs w:val="21"/>
+          <w:highlight w:val="white"/>
+        </w:rPr>
+      </w:r>
+      <w:proofErr w:type="spellStart"/>
+      <w:r>
+        <w:rPr>
+          <w:rFonts w:ascii="Roboto" w:eastAsia="Roboto" w:hAnsi="Roboto" w:cs="Roboto"/>
+          <w:color w:val="1F1F1F"/>
+          <w:sz w:val="21"/>
+          <w:szCs w:val="21"/>
+          <w:highlight w:val="white"/>
+        </w:rPr>
+      </w:r>
+      <w:proofErr w:type="spellEnd"/>
+      <w:r>
+        <w:rPr>
+          <w:rFonts w:ascii="Roboto" w:eastAsia="Roboto" w:hAnsi="Roboto" w:cs="Roboto"/>
+          <w:color w:val="1F1F1F"/>
+          <w:sz w:val="21"/>
+          <w:szCs w:val="21"/>
+          <w:highlight w:val="white"/>
+        </w:rPr>
+      </w:r>
+      <w:proofErr w:type="spellStart"/>
+      <w:r>
+        <w:rPr>
+          <w:rFonts w:ascii="Roboto" w:eastAsia="Roboto" w:hAnsi="Roboto" w:cs="Roboto"/>
+          <w:color w:val="1F1F1F"/>
+          <w:sz w:val="21"/>
+          <w:szCs w:val="21"/>
+          <w:highlight w:val="white"/>
+        </w:rPr>
+      </w:r>
+      <w:proofErr w:type="spellEnd"/>
+      <w:r>
+        <w:rPr>
+          <w:rFonts w:ascii="Roboto" w:eastAsia="Roboto" w:hAnsi="Roboto" w:cs="Roboto"/>
+          <w:color w:val="1F1F1F"/>
+          <w:sz w:val="21"/>
+          <w:szCs w:val="21"/>
+          <w:highlight w:val="white"/>
+        </w:rPr>
+      </w:r>
+      <w:proofErr w:type="spellStart"/>
+      <w:r>
+        <w:rPr>
+          <w:rFonts w:ascii="Roboto" w:eastAsia="Roboto" w:hAnsi="Roboto" w:cs="Roboto"/>
+          <w:color w:val="1F1F1F"/>
+          <w:sz w:val="21"/>
+          <w:szCs w:val="21"/>
+          <w:highlight w:val="white"/>
+        </w:rPr>
+      </w:r>
+      <w:proofErr w:type="spellEnd"/>
+      <w:r>
+        <w:rPr>
+          <w:rFonts w:ascii="Roboto" w:eastAsia="Roboto" w:hAnsi="Roboto" w:cs="Roboto"/>
+          <w:color w:val="1F1F1F"/>
+          <w:sz w:val="21"/>
+          <w:szCs w:val="21"/>
+          <w:highlight w:val="white"/>
+        </w:rPr>
+      </w:r>
+      <w:proofErr w:type="spellStart"/>
+      <w:r>
+        <w:rPr>
+          <w:rFonts w:ascii="Roboto" w:eastAsia="Roboto" w:hAnsi="Roboto" w:cs="Roboto"/>
+          <w:color w:val="1F1F1F"/>
+          <w:sz w:val="21"/>
+          <w:szCs w:val="21"/>
+          <w:highlight w:val="white"/>
+        </w:rPr>
+      </w:r>
+      <w:proofErr w:type="spellEnd"/>
+      <w:r>
+        <w:rPr>
+          <w:rFonts w:ascii="Roboto" w:eastAsia="Roboto" w:hAnsi="Roboto" w:cs="Roboto"/>
+          <w:color w:val="1F1F1F"/>
+          <w:sz w:val="21"/>
+          <w:szCs w:val="21"/>
+          <w:highlight w:val="white"/>
+        </w:rPr>
+      </w:r>
+      <w:proofErr w:type="spellStart"/>
+      <w:r>
+        <w:rPr>
+          <w:rFonts w:ascii="Roboto" w:eastAsia="Roboto" w:hAnsi="Roboto" w:cs="Roboto"/>
+          <w:color w:val="1F1F1F"/>
+          <w:sz w:val="21"/>
+          <w:szCs w:val="21"/>
+          <w:highlight w:val="white"/>
+        </w:rPr>
+      </w:r>
+      <w:proofErr w:type="spellEnd"/>
+      <w:r>
+        <w:rPr>
+          <w:rFonts w:ascii="Roboto" w:eastAsia="Roboto" w:hAnsi="Roboto" w:cs="Roboto"/>
+          <w:color w:val="1F1F1F"/>
+          <w:sz w:val="21"/>
+          <w:szCs w:val="21"/>
+          <w:highlight w:val="white"/>
+        </w:rPr>
+      </w:r>
+      <w:proofErr w:type="spellStart"/>
+      <w:r>
+        <w:rPr>
+          <w:rFonts w:ascii="Roboto" w:eastAsia="Roboto" w:hAnsi="Roboto" w:cs="Roboto"/>
+          <w:color w:val="1F1F1F"/>
+          <w:sz w:val="21"/>
+          <w:szCs w:val="21"/>
+          <w:highlight w:val="white"/>
+        </w:rPr>
+      </w:r>
+      <w:proofErr w:type="spellEnd"/>
+      <w:r>
+        <w:rPr>
+          <w:rFonts w:ascii="Roboto" w:eastAsia="Roboto" w:hAnsi="Roboto" w:cs="Roboto"/>
+          <w:color w:val="1F1F1F"/>
+          <w:sz w:val="21"/>
+          <w:szCs w:val="21"/>
+          <w:highlight w:val="white"/>
+        </w:rPr>
+      </w:r>
+      <w:proofErr w:type="spellStart"/>
+      <w:r>
+        <w:rPr>
+          <w:rFonts w:ascii="Roboto" w:eastAsia="Roboto" w:hAnsi="Roboto" w:cs="Roboto"/>
+          <w:color w:val="1F1F1F"/>
+          <w:sz w:val="21"/>
+          <w:szCs w:val="21"/>
+          <w:highlight w:val="white"/>
+        </w:rPr>
+      </w:r>
+      <w:proofErr w:type="spellEnd"/>
+      <w:r>
+        <w:rPr>
+          <w:rFonts w:ascii="Roboto" w:eastAsia="Roboto" w:hAnsi="Roboto" w:cs="Roboto"/>
+          <w:color w:val="1F1F1F"/>
+          <w:sz w:val="21"/>
+          <w:szCs w:val="21"/>
+          <w:highlight w:val="white"/>
+        </w:rPr>
+      </w:r>
+      <w:proofErr w:type="spellStart"/>
+      <w:r>
+        <w:rPr>
+          <w:rFonts w:ascii="Roboto" w:eastAsia="Roboto" w:hAnsi="Roboto" w:cs="Roboto"/>
+          <w:color w:val="1F1F1F"/>
+          <w:sz w:val="21"/>
+          <w:szCs w:val="21"/>
+          <w:highlight w:val="white"/>
+        </w:rPr>
+      </w:r>
+      <w:proofErr w:type="spellEnd"/>
+      <w:r>
+        <w:rPr>
+          <w:rFonts w:ascii="Roboto" w:eastAsia="Roboto" w:hAnsi="Roboto" w:cs="Roboto"/>
+          <w:color w:val="1F1F1F"/>
+          <w:sz w:val="21"/>
+          <w:szCs w:val="21"/>
+          <w:highlight w:val="white"/>
+        </w:rPr>
+      </w:r>
+      <w:proofErr w:type="spellStart"/>
+      <w:r>
+        <w:rPr>
+          <w:rFonts w:ascii="Roboto" w:eastAsia="Roboto" w:hAnsi="Roboto" w:cs="Roboto"/>
+          <w:color w:val="1F1F1F"/>
+          <w:sz w:val="21"/>
+          <w:szCs w:val="21"/>
+          <w:highlight w:val="white"/>
+        </w:rPr>
+      </w:r>
+      <w:proofErr w:type="spellEnd"/>
+      <w:r>
+        <w:rPr>
+          <w:rFonts w:ascii="Roboto" w:eastAsia="Roboto" w:hAnsi="Roboto" w:cs="Roboto"/>
+          <w:color w:val="1F1F1F"/>
+          <w:sz w:val="21"/>
+          <w:szCs w:val="21"/>
+          <w:highlight w:val="white"/>
+        </w:rPr>
+      </w:r>
+      <w:proofErr w:type="spellStart"/>
+      <w:r>
+        <w:rPr>
+          <w:rFonts w:ascii="Roboto" w:eastAsia="Roboto" w:hAnsi="Roboto" w:cs="Roboto"/>
+          <w:color w:val="1F1F1F"/>
+          <w:sz w:val="21"/>
+          <w:szCs w:val="21"/>
+          <w:highlight w:val="white"/>
+        </w:rPr>
+      </w:r>
+      <w:proofErr w:type="spellEnd"/>
+      <w:r>
+        <w:rPr>
+          <w:rFonts w:ascii="Roboto" w:eastAsia="Roboto" w:hAnsi="Roboto" w:cs="Roboto"/>
+          <w:color w:val="1F1F1F"/>
+          <w:sz w:val="21"/>
+          <w:szCs w:val="21"/>
+          <w:highlight w:val="white"/>
+        </w:rPr>
+      </w:r>
+      <w:proofErr w:type="spellStart"/>
+      <w:r>
+        <w:rPr>
+          <w:rFonts w:ascii="Roboto" w:eastAsia="Roboto" w:hAnsi="Roboto" w:cs="Roboto"/>
+          <w:color w:val="1F1F1F"/>
+          <w:sz w:val="21"/>
+          <w:szCs w:val="21"/>
+          <w:highlight w:val="white"/>
+        </w:rPr>
+      </w:r>
+      <w:proofErr w:type="spellEnd"/>
+      <w:r>
+        <w:rPr>
+          <w:rFonts w:ascii="Roboto" w:eastAsia="Roboto" w:hAnsi="Roboto" w:cs="Roboto"/>
+          <w:color w:val="1F1F1F"/>
+          <w:sz w:val="21"/>
+          <w:szCs w:val="21"/>
+          <w:highlight w:val="white"/>
+        </w:rPr>
+      </w:r>
+      <w:proofErr w:type="spellStart"/>
+      <w:r>
+        <w:rPr>
+          <w:rFonts w:ascii="Roboto" w:eastAsia="Roboto" w:hAnsi="Roboto" w:cs="Roboto"/>
+          <w:color w:val="1F1F1F"/>
+          <w:sz w:val="21"/>
+          <w:szCs w:val="21"/>
+          <w:highlight w:val="white"/>
+        </w:rPr>
+      </w:r>
+      <w:proofErr w:type="spellEnd"/>
+      <w:r>
+        <w:rPr>
+          <w:rFonts w:ascii="Roboto" w:eastAsia="Roboto" w:hAnsi="Roboto" w:cs="Roboto"/>
+          <w:color w:val="1F1F1F"/>
+          <w:sz w:val="21"/>
+          <w:szCs w:val="21"/>
+          <w:highlight w:val="white"/>
+        </w:rPr>
+      </w:r>
+      <w:proofErr w:type="spellStart"/>
+      <w:r>
+        <w:rPr>
+          <w:rFonts w:ascii="Roboto" w:eastAsia="Roboto" w:hAnsi="Roboto" w:cs="Roboto"/>
+          <w:color w:val="1F1F1F"/>
+          <w:sz w:val="21"/>
+          <w:szCs w:val="21"/>
+          <w:highlight w:val="white"/>
+        </w:rPr>
+      </w:r>
+      <w:proofErr w:type="spellEnd"/>
+      <w:r>
+        <w:rPr>
+          <w:rFonts w:ascii="Roboto" w:eastAsia="Roboto" w:hAnsi="Roboto" w:cs="Roboto"/>
+          <w:color w:val="1F1F1F"/>
+          <w:sz w:val="21"/>
+          <w:szCs w:val="21"/>
+          <w:highlight w:val="white"/>
+        </w:rPr>
+      </w:r>
+      <w:proofErr w:type="spellStart"/>
+      <w:r>
+        <w:rPr>
+          <w:rFonts w:ascii="Roboto" w:eastAsia="Roboto" w:hAnsi="Roboto" w:cs="Roboto"/>
+          <w:color w:val="1F1F1F"/>
+          <w:sz w:val="21"/>
+          <w:szCs w:val="21"/>
+          <w:highlight w:val="white"/>
+        </w:rPr>
+      </w:r>
+      <w:proofErr w:type="spellEnd"/>
+      <w:r>
+        <w:rPr>
+          <w:rFonts w:ascii="Roboto" w:eastAsia="Roboto" w:hAnsi="Roboto" w:cs="Roboto"/>
+          <w:color w:val="1F1F1F"/>
+          <w:sz w:val="21"/>
+          <w:szCs w:val="21"/>
+          <w:highlight w:val="white"/>
+        </w:rPr>
+      </w:r>
+      <w:proofErr w:type="spellStart"/>
+      <w:r>
+        <w:rPr>
+          <w:rFonts w:ascii="Roboto" w:eastAsia="Roboto" w:hAnsi="Roboto" w:cs="Roboto"/>
+          <w:color w:val="1F1F1F"/>
+          <w:sz w:val="21"/>
+          <w:szCs w:val="21"/>
+          <w:highlight w:val="white"/>
+        </w:rPr>
+      </w:r>
+      <w:proofErr w:type="spellEnd"/>
+      <w:r>
+        <w:rPr>
+          <w:rFonts w:ascii="Roboto" w:eastAsia="Roboto" w:hAnsi="Roboto" w:cs="Roboto"/>
+          <w:color w:val="1F1F1F"/>
+          <w:sz w:val="21"/>
+          <w:szCs w:val="21"/>
+          <w:highlight w:val="white"/>
+        </w:rPr>
+      </w:r>
+      <w:proofErr w:type="spellStart"/>
+      <w:r>
+        <w:rPr>
+          <w:rFonts w:ascii="Roboto" w:eastAsia="Roboto" w:hAnsi="Roboto" w:cs="Roboto"/>
+          <w:color w:val="1F1F1F"/>
+          <w:sz w:val="21"/>
+          <w:szCs w:val="21"/>
+          <w:highlight w:val="white"/>
+        </w:rPr>
+      </w:r>
+      <w:proofErr w:type="spellEnd"/>
+      <w:r>
+        <w:rPr>
+          <w:rFonts w:ascii="Roboto" w:eastAsia="Roboto" w:hAnsi="Roboto" w:cs="Roboto"/>
+          <w:color w:val="1F1F1F"/>
+          <w:sz w:val="21"/>
+          <w:szCs w:val="21"/>
+          <w:highlight w:val="white"/>
+        </w:rPr>
+      </w:r>
+      <w:proofErr w:type="spellStart"/>
+      <w:r>
+        <w:rPr>
+          <w:rFonts w:ascii="Roboto" w:eastAsia="Roboto" w:hAnsi="Roboto" w:cs="Roboto"/>
+          <w:color w:val="1F1F1F"/>
+          <w:sz w:val="21"/>
+          <w:szCs w:val="21"/>
+          <w:highlight w:val="white"/>
+        </w:rPr>
+      </w:r>
+      <w:proofErr w:type="spellEnd"/>
+      <w:r>
+        <w:rPr>
+          <w:rFonts w:ascii="Roboto" w:eastAsia="Roboto" w:hAnsi="Roboto" w:cs="Roboto"/>
+          <w:color w:val="1F1F1F"/>
+          <w:sz w:val="21"/>
+          <w:szCs w:val="21"/>
+          <w:highlight w:val="white"/>
+        </w:rPr>
+      </w:r>
+      <w:proofErr w:type="spellStart"/>
+      <w:r>
+        <w:rPr>
+          <w:rFonts w:ascii="Roboto" w:eastAsia="Roboto" w:hAnsi="Roboto" w:cs="Roboto"/>
+          <w:color w:val="1F1F1F"/>
+          <w:sz w:val="21"/>
+          <w:szCs w:val="21"/>
+          <w:highlight w:val="white"/>
+        </w:rPr>
+      </w:r>
+      <w:proofErr w:type="spellEnd"/>
+      <w:r>
+        <w:rPr>
+          <w:rFonts w:ascii="Roboto" w:eastAsia="Roboto" w:hAnsi="Roboto" w:cs="Roboto"/>
+          <w:color w:val="1F1F1F"/>
+          <w:sz w:val="21"/>
+          <w:szCs w:val="21"/>
+          <w:highlight w:val="white"/>
+        </w:rPr>
+      </w:r>
+      <w:proofErr w:type="spellStart"/>
+      <w:r>
+        <w:rPr>
+          <w:rFonts w:ascii="Roboto" w:eastAsia="Roboto" w:hAnsi="Roboto" w:cs="Roboto"/>
+          <w:color w:val="1F1F1F"/>
+          <w:sz w:val="21"/>
+          <w:szCs w:val="21"/>
+          <w:highlight w:val="white"/>
+        </w:rPr>
+      </w:r>
+      <w:proofErr w:type="spellEnd"/>
+      <w:r>
+        <w:rPr>
+          <w:rFonts w:ascii="Roboto" w:eastAsia="Roboto" w:hAnsi="Roboto" w:cs="Roboto"/>
+          <w:color w:val="1F1F1F"/>
+          <w:sz w:val="21"/>
+          <w:szCs w:val="21"/>
+          <w:highlight w:val="white"/>
+        </w:rPr>
+      </w:r>
+      <w:proofErr w:type="spellStart"/>
+      <w:r>
+        <w:rPr>
+          <w:rFonts w:ascii="Roboto" w:eastAsia="Roboto" w:hAnsi="Roboto" w:cs="Roboto"/>
+          <w:color w:val="1F1F1F"/>
+          <w:sz w:val="21"/>
+          <w:szCs w:val="21"/>
+          <w:highlight w:val="white"/>
+        </w:rPr>
+      </w:r>
+      <w:proofErr w:type="spellEnd"/>
+      <w:r>
+        <w:rPr>
+          <w:rFonts w:ascii="Roboto" w:eastAsia="Roboto" w:hAnsi="Roboto" w:cs="Roboto"/>
+          <w:color w:val="1F1F1F"/>
+          <w:sz w:val="21"/>
+          <w:szCs w:val="21"/>
+          <w:highlight w:val="white"/>
+        </w:rPr>
+      </w:r>
+      <w:proofErr w:type="spellStart"/>
+      <w:r>
+        <w:rPr>
+          <w:rFonts w:ascii="Roboto" w:eastAsia="Roboto" w:hAnsi="Roboto" w:cs="Roboto"/>
+          <w:color w:val="1F1F1F"/>
+          <w:sz w:val="21"/>
+          <w:szCs w:val="21"/>
+          <w:highlight w:val="white"/>
+        </w:rPr>
+      </w:r>
+      <w:proofErr w:type="spellEnd"/>
+      <w:r>
+        <w:rPr>
+          <w:rFonts w:ascii="Roboto" w:eastAsia="Roboto" w:hAnsi="Roboto" w:cs="Roboto"/>
+          <w:color w:val="1F1F1F"/>
+          <w:sz w:val="21"/>
+          <w:szCs w:val="21"/>
+          <w:highlight w:val="white"/>
+        </w:rPr>
+      </w:r>
+      <w:proofErr w:type="spellStart"/>
+      <w:r>
+        <w:rPr>
+          <w:rFonts w:ascii="Roboto" w:eastAsia="Roboto" w:hAnsi="Roboto" w:cs="Roboto"/>
+          <w:color w:val="1F1F1F"/>
+          <w:sz w:val="21"/>
+          <w:szCs w:val="21"/>
+          <w:highlight w:val="white"/>
+        </w:rPr>
+      </w:r>
+      <w:proofErr w:type="spellEnd"/>
+      <w:r>
+        <w:rPr>
+          <w:rFonts w:ascii="Roboto" w:eastAsia="Roboto" w:hAnsi="Roboto" w:cs="Roboto"/>
+          <w:color w:val="1F1F1F"/>
+          <w:sz w:val="21"/>
+          <w:szCs w:val="21"/>
+          <w:highlight w:val="white"/>
+        </w:rPr>
+      </w:r>
+      <w:proofErr w:type="spellStart"/>
+      <w:r>
+        <w:rPr>
+          <w:rFonts w:ascii="Roboto" w:eastAsia="Roboto" w:hAnsi="Roboto" w:cs="Roboto"/>
+          <w:color w:val="1F1F1F"/>
+          <w:sz w:val="21"/>
+          <w:szCs w:val="21"/>
+          <w:highlight w:val="white"/>
+        </w:rPr>
+      </w:r>
+      <w:proofErr w:type="spellEnd"/>
+      <w:r>
+        <w:rPr>
+          <w:rFonts w:ascii="Roboto" w:eastAsia="Roboto" w:hAnsi="Roboto" w:cs="Roboto"/>
+          <w:color w:val="1F1F1F"/>
+          <w:sz w:val="21"/>
+          <w:szCs w:val="21"/>
+          <w:highlight w:val="white"/>
+        </w:rPr>
+      </w:r>
+      <w:proofErr w:type="spellStart"/>
+      <w:r>
+        <w:rPr>
+          <w:rFonts w:ascii="Roboto" w:eastAsia="Roboto" w:hAnsi="Roboto" w:cs="Roboto"/>
+          <w:color w:val="1F1F1F"/>
+          <w:sz w:val="21"/>
+          <w:szCs w:val="21"/>
+          <w:highlight w:val="white"/>
+        </w:rPr>
+      </w:r>
+      <w:proofErr w:type="spellEnd"/>
+      <w:r>
+        <w:rPr>
+          <w:rFonts w:ascii="Roboto" w:eastAsia="Roboto" w:hAnsi="Roboto" w:cs="Roboto"/>
+          <w:color w:val="1F1F1F"/>
+          <w:sz w:val="21"/>
+          <w:szCs w:val="21"/>
+          <w:highlight w:val="white"/>
+        </w:rPr>
+      </w:r>
+      <w:proofErr w:type="spellStart"/>
+      <w:r>
+        <w:rPr>
+          <w:rFonts w:ascii="Roboto" w:eastAsia="Roboto" w:hAnsi="Roboto" w:cs="Roboto"/>
+          <w:color w:val="1F1F1F"/>
+          <w:sz w:val="21"/>
+          <w:szCs w:val="21"/>
+          <w:highlight w:val="white"/>
+        </w:rPr>
+      </w:r>
+      <w:proofErr w:type="spellEnd"/>
+      <w:r>
+        <w:rPr>
+          <w:rFonts w:ascii="Roboto" w:eastAsia="Roboto" w:hAnsi="Roboto" w:cs="Roboto"/>
+          <w:color w:val="1F1F1F"/>
+          <w:sz w:val="21"/>
+          <w:szCs w:val="21"/>
+          <w:highlight w:val="white"/>
+        </w:rPr>
+      </w:r>
+      <w:proofErr w:type="spellStart"/>
+      <w:r>
+        <w:rPr>
+          <w:rFonts w:ascii="Roboto" w:eastAsia="Roboto" w:hAnsi="Roboto" w:cs="Roboto"/>
+          <w:color w:val="1F1F1F"/>
+          <w:sz w:val="21"/>
+          <w:szCs w:val="21"/>
+          <w:highlight w:val="white"/>
+        </w:rPr>
+      </w:r>
+      <w:proofErr w:type="spellEnd"/>
+      <w:r>
+        <w:rPr>
+          <w:rFonts w:ascii="Roboto" w:eastAsia="Roboto" w:hAnsi="Roboto" w:cs="Roboto"/>
+          <w:color w:val="1F1F1F"/>
+          <w:sz w:val="21"/>
+          <w:szCs w:val="21"/>
+          <w:highlight w:val="white"/>
+        </w:rPr>
+      </w:r>
+      <w:proofErr w:type="spellStart"/>
+      <w:r>
+        <w:rPr>
+          <w:rFonts w:ascii="Roboto" w:eastAsia="Roboto" w:hAnsi="Roboto" w:cs="Roboto"/>
+          <w:color w:val="1F1F1F"/>
+          <w:sz w:val="21"/>
+          <w:szCs w:val="21"/>
+          <w:highlight w:val="white"/>
+        </w:rPr>
+      </w:r>
+      <w:proofErr w:type="spellEnd"/>
+      <w:r>
+        <w:rPr>
+          <w:rFonts w:ascii="Roboto" w:eastAsia="Roboto" w:hAnsi="Roboto" w:cs="Roboto"/>
+          <w:color w:val="1F1F1F"/>
+          <w:sz w:val="21"/>
+          <w:szCs w:val="21"/>
+          <w:highlight w:val="white"/>
+        </w:rPr>
+      </w:r>
+      <w:proofErr w:type="spellStart"/>
+      <w:r>
+        <w:rPr>
+          <w:rFonts w:ascii="Roboto" w:eastAsia="Roboto" w:hAnsi="Roboto" w:cs="Roboto"/>
+          <w:color w:val="1F1F1F"/>
+          <w:sz w:val="21"/>
+          <w:szCs w:val="21"/>
+          <w:highlight w:val="white"/>
+        </w:rPr>
+      </w:r>
+      <w:proofErr w:type="spellEnd"/>
+      <w:r>
+        <w:rPr>
+          <w:rFonts w:ascii="Roboto" w:eastAsia="Roboto" w:hAnsi="Roboto" w:cs="Roboto"/>
+          <w:color w:val="1F1F1F"/>
+          <w:sz w:val="21"/>
+          <w:szCs w:val="21"/>
+          <w:highlight w:val="white"/>
+        </w:rPr>
+      </w:r>
+      <w:proofErr w:type="spellStart"/>
+      <w:r>
+        <w:rPr>
+          <w:rFonts w:ascii="Roboto" w:eastAsia="Roboto" w:hAnsi="Roboto" w:cs="Roboto"/>
+          <w:color w:val="1F1F1F"/>
+          <w:sz w:val="21"/>
+          <w:szCs w:val="21"/>
+          <w:highlight w:val="white"/>
+        </w:rPr>
+      </w:r>
+      <w:proofErr w:type="spellEnd"/>
+      <w:r>
+        <w:rPr>
+          <w:rFonts w:ascii="Roboto" w:eastAsia="Roboto" w:hAnsi="Roboto" w:cs="Roboto"/>
+          <w:color w:val="1F1F1F"/>
+          <w:sz w:val="21"/>
+          <w:szCs w:val="21"/>
+          <w:highlight w:val="white"/>
+        </w:rPr>
+      </w:r>
+      <w:proofErr w:type="spellStart"/>
+      <w:r>
+        <w:rPr>
+          <w:rFonts w:ascii="Roboto" w:eastAsia="Roboto" w:hAnsi="Roboto" w:cs="Roboto"/>
+          <w:color w:val="1F1F1F"/>
+          <w:sz w:val="21"/>
+          <w:szCs w:val="21"/>
+          <w:highlight w:val="white"/>
+        </w:rPr>
+      </w:r>
+      <w:proofErr w:type="spellEnd"/>
+      <w:r>
+        <w:rPr>
+          <w:rFonts w:ascii="Roboto" w:eastAsia="Roboto" w:hAnsi="Roboto" w:cs="Roboto"/>
+          <w:color w:val="1F1F1F"/>
+          <w:sz w:val="21"/>
+          <w:szCs w:val="21"/>
+          <w:highlight w:val="white"/>
+        </w:rPr>
+      </w:r>
+      <w:proofErr w:type="spellStart"/>
+      <w:r>
+        <w:rPr>
+          <w:rFonts w:ascii="Roboto" w:eastAsia="Roboto" w:hAnsi="Roboto" w:cs="Roboto"/>
+          <w:color w:val="1F1F1F"/>
+          <w:sz w:val="21"/>
+          <w:szCs w:val="21"/>
+          <w:highlight w:val="white"/>
+        </w:rPr>
+      </w:r>
+      <w:proofErr w:type="spellEnd"/>
+      <w:r>
+        <w:rPr>
+          <w:rFonts w:ascii="Roboto" w:eastAsia="Roboto" w:hAnsi="Roboto" w:cs="Roboto"/>
+          <w:color w:val="1F1F1F"/>
+          <w:sz w:val="21"/>
+          <w:szCs w:val="21"/>
+          <w:highlight w:val="white"/>
+        </w:rPr>
+      </w:r>
+      <w:proofErr w:type="spellStart"/>
+      <w:r>
+        <w:rPr>
+          <w:rFonts w:ascii="Roboto" w:eastAsia="Roboto" w:hAnsi="Roboto" w:cs="Roboto"/>
+          <w:color w:val="1F1F1F"/>
+          <w:sz w:val="21"/>
+          <w:szCs w:val="21"/>
+          <w:highlight w:val="white"/>
+        </w:rPr>
+      </w:r>
+      <w:proofErr w:type="spellEnd"/>
+      <w:r>
+        <w:rPr>
+          <w:rFonts w:ascii="Roboto" w:eastAsia="Roboto" w:hAnsi="Roboto" w:cs="Roboto"/>
+          <w:color w:val="1F1F1F"/>
+          <w:sz w:val="21"/>
+          <w:szCs w:val="21"/>
+          <w:highlight w:val="white"/>
+        </w:rPr>
+      </w:r>
+      <w:proofErr w:type="spellStart"/>
+      <w:r>
+        <w:rPr>
+          <w:rFonts w:ascii="Roboto" w:eastAsia="Roboto" w:hAnsi="Roboto" w:cs="Roboto"/>
+          <w:color w:val="1F1F1F"/>
+          <w:sz w:val="21"/>
+          <w:szCs w:val="21"/>
+          <w:highlight w:val="white"/>
+        </w:rPr>
+      </w:r>
+      <w:proofErr w:type="spellEnd"/>
+      <w:r>
+        <w:rPr>
+          <w:rFonts w:ascii="Roboto" w:eastAsia="Roboto" w:hAnsi="Roboto" w:cs="Roboto"/>
+          <w:color w:val="1F1F1F"/>
+          <w:sz w:val="21"/>
+          <w:szCs w:val="21"/>
+          <w:highlight w:val="white"/>
+        </w:rPr>
+      </w:r>
+      <w:proofErr w:type="spellStart"/>
+      <w:r>
+        <w:rPr>
+          <w:rFonts w:ascii="Roboto" w:eastAsia="Roboto" w:hAnsi="Roboto" w:cs="Roboto"/>
+          <w:color w:val="1F1F1F"/>
+          <w:sz w:val="21"/>
+          <w:szCs w:val="21"/>
+          <w:highlight w:val="white"/>
+        </w:rPr>
+      </w:r>
+      <w:proofErr w:type="spellEnd"/>
+      <w:r>
+        <w:rPr>
+          <w:rFonts w:ascii="Roboto" w:eastAsia="Roboto" w:hAnsi="Roboto" w:cs="Roboto"/>
+          <w:color w:val="1F1F1F"/>
+          <w:sz w:val="21"/>
+          <w:szCs w:val="21"/>
+          <w:highlight w:val="white"/>
+        </w:rPr>
+      </w:r>
+      <w:proofErr w:type="spellStart"/>
+      <w:r>
+        <w:rPr>
+          <w:rFonts w:ascii="Roboto" w:eastAsia="Roboto" w:hAnsi="Roboto" w:cs="Roboto"/>
+          <w:color w:val="1F1F1F"/>
+          <w:sz w:val="21"/>
+          <w:szCs w:val="21"/>
+          <w:highlight w:val="white"/>
+        </w:rPr>
+      </w:r>
+      <w:proofErr w:type="spellEnd"/>
+      <w:r>
+        <w:rPr>
+          <w:rFonts w:ascii="Roboto" w:eastAsia="Roboto" w:hAnsi="Roboto" w:cs="Roboto"/>
+          <w:color w:val="1F1F1F"/>
+          <w:sz w:val="21"/>
+          <w:szCs w:val="21"/>
+          <w:highlight w:val="white"/>
+        </w:rPr>
       </w:r>
     </w:p>
     <w:p>
@@ -42664,128 +42587,117 @@
           <w:szCs w:val="21"/>
           <w:highlight w:val="white"/>
         </w:rPr>
-        <w:t>Pengembangan</w:t>
-      </w:r>
-      <w:proofErr w:type="spellEnd"/>
-      <w:r>
-        <w:rPr>
-          <w:rFonts w:ascii="Roboto" w:eastAsia="Roboto" w:hAnsi="Roboto" w:cs="Roboto"/>
-          <w:color w:val="1F1F1F"/>
-          <w:sz w:val="21"/>
-          <w:szCs w:val="21"/>
-          <w:highlight w:val="white"/>
-        </w:rPr>
-        <w:t xml:space="preserve"> </w:t>
-      </w:r>
-      <w:proofErr w:type="spellStart"/>
-      <w:r>
-        <w:rPr>
-          <w:rFonts w:ascii="Roboto" w:eastAsia="Roboto" w:hAnsi="Roboto" w:cs="Roboto"/>
-          <w:color w:val="1F1F1F"/>
-          <w:sz w:val="21"/>
-          <w:szCs w:val="21"/>
-          <w:highlight w:val="white"/>
-        </w:rPr>
-        <w:t>perangkat</w:t>
-      </w:r>
-      <w:proofErr w:type="spellEnd"/>
-      <w:r>
-        <w:rPr>
-          <w:rFonts w:ascii="Roboto" w:eastAsia="Roboto" w:hAnsi="Roboto" w:cs="Roboto"/>
-          <w:color w:val="1F1F1F"/>
-          <w:sz w:val="21"/>
-          <w:szCs w:val="21"/>
-          <w:highlight w:val="white"/>
-        </w:rPr>
-        <w:t xml:space="preserve"> </w:t>
-      </w:r>
-      <w:proofErr w:type="spellStart"/>
-      <w:r>
-        <w:rPr>
-          <w:rFonts w:ascii="Roboto" w:eastAsia="Roboto" w:hAnsi="Roboto" w:cs="Roboto"/>
-          <w:color w:val="1F1F1F"/>
-          <w:sz w:val="21"/>
-          <w:szCs w:val="21"/>
-          <w:highlight w:val="white"/>
-        </w:rPr>
-        <w:t>lunak</w:t>
-      </w:r>
-      <w:proofErr w:type="spellEnd"/>
-      <w:r>
-        <w:rPr>
-          <w:rFonts w:ascii="Roboto" w:eastAsia="Roboto" w:hAnsi="Roboto" w:cs="Roboto"/>
-          <w:color w:val="1F1F1F"/>
-          <w:sz w:val="21"/>
-          <w:szCs w:val="21"/>
-          <w:highlight w:val="white"/>
-        </w:rPr>
-        <w:t xml:space="preserve"> </w:t>
-      </w:r>
-      <w:proofErr w:type="spellStart"/>
-      <w:r>
-        <w:rPr>
-          <w:rFonts w:ascii="Roboto" w:eastAsia="Roboto" w:hAnsi="Roboto" w:cs="Roboto"/>
-          <w:color w:val="1F1F1F"/>
-          <w:sz w:val="21"/>
-          <w:szCs w:val="21"/>
-          <w:highlight w:val="white"/>
-        </w:rPr>
-        <w:t>dibagi</w:t>
-      </w:r>
-      <w:proofErr w:type="spellEnd"/>
-      <w:r>
-        <w:rPr>
-          <w:rFonts w:ascii="Roboto" w:eastAsia="Roboto" w:hAnsi="Roboto" w:cs="Roboto"/>
-          <w:color w:val="1F1F1F"/>
-          <w:sz w:val="21"/>
-          <w:szCs w:val="21"/>
-          <w:highlight w:val="white"/>
-        </w:rPr>
-        <w:t xml:space="preserve"> </w:t>
-      </w:r>
-      <w:proofErr w:type="spellStart"/>
-      <w:r>
-        <w:rPr>
-          <w:rFonts w:ascii="Roboto" w:eastAsia="Roboto" w:hAnsi="Roboto" w:cs="Roboto"/>
-          <w:color w:val="1F1F1F"/>
-          <w:sz w:val="21"/>
-          <w:szCs w:val="21"/>
-          <w:highlight w:val="white"/>
-        </w:rPr>
-        <w:t>menjadi</w:t>
-      </w:r>
-      <w:proofErr w:type="spellEnd"/>
-      <w:r>
-        <w:rPr>
-          <w:rFonts w:ascii="Roboto" w:eastAsia="Roboto" w:hAnsi="Roboto" w:cs="Roboto"/>
-          <w:color w:val="1F1F1F"/>
-          <w:sz w:val="21"/>
-          <w:szCs w:val="21"/>
-          <w:highlight w:val="white"/>
-        </w:rPr>
-        <w:t xml:space="preserve"> </w:t>
-      </w:r>
-      <w:proofErr w:type="spellStart"/>
-      <w:r>
-        <w:rPr>
-          <w:rFonts w:ascii="Roboto" w:eastAsia="Roboto" w:hAnsi="Roboto" w:cs="Roboto"/>
-          <w:color w:val="1F1F1F"/>
-          <w:sz w:val="21"/>
-          <w:szCs w:val="21"/>
-          <w:highlight w:val="white"/>
-        </w:rPr>
-        <w:t>tiga</w:t>
-      </w:r>
-      <w:proofErr w:type="spellEnd"/>
-      <w:r>
-        <w:rPr>
-          <w:rFonts w:ascii="Roboto" w:eastAsia="Roboto" w:hAnsi="Roboto" w:cs="Roboto"/>
-          <w:color w:val="1F1F1F"/>
-          <w:sz w:val="21"/>
-          <w:szCs w:val="21"/>
-          <w:highlight w:val="white"/>
-        </w:rPr>
-        <w:t xml:space="preserve"> </w:t>
+        <w:t>Pengembangan perangkat lunak dibagi menjadi tiga sprint utama, di mana setiap sprint menghasilkan product increment yang siap diuji dan direview oleh stakeholder (Kepala Dinas, Sekretariat, dan perwakilan staf). Durasi setiap sprint berkisar antara 2 hingga 4 minggu, dengan siklus Sprint Planning, Sprint Execution, Sprint Review, dan Sprint Retrospective sebagaimana direkomendasikan dalam kerangka kerja Scrum (Schwaber &amp; Sutherland, 2020). Setiap sprint menghasilkan fitur yang dapat digunakan secara mandiri oleh pengguna akhir.</w:t>
+      </w:r>
+      <w:proofErr w:type="spellEnd"/>
+      <w:r>
+        <w:rPr>
+          <w:rFonts w:ascii="Roboto" w:eastAsia="Roboto" w:hAnsi="Roboto" w:cs="Roboto"/>
+          <w:color w:val="1F1F1F"/>
+          <w:sz w:val="21"/>
+          <w:szCs w:val="21"/>
+          <w:highlight w:val="white"/>
+        </w:rPr>
+      </w:r>
+      <w:proofErr w:type="spellStart"/>
+      <w:r>
+        <w:rPr>
+          <w:rFonts w:ascii="Roboto" w:eastAsia="Roboto" w:hAnsi="Roboto" w:cs="Roboto"/>
+          <w:color w:val="1F1F1F"/>
+          <w:sz w:val="21"/>
+          <w:szCs w:val="21"/>
+          <w:highlight w:val="white"/>
+        </w:rPr>
+      </w:r>
+      <w:proofErr w:type="spellEnd"/>
+      <w:r>
+        <w:rPr>
+          <w:rFonts w:ascii="Roboto" w:eastAsia="Roboto" w:hAnsi="Roboto" w:cs="Roboto"/>
+          <w:color w:val="1F1F1F"/>
+          <w:sz w:val="21"/>
+          <w:szCs w:val="21"/>
+          <w:highlight w:val="white"/>
+        </w:rPr>
+      </w:r>
+      <w:proofErr w:type="spellStart"/>
+      <w:r>
+        <w:rPr>
+          <w:rFonts w:ascii="Roboto" w:eastAsia="Roboto" w:hAnsi="Roboto" w:cs="Roboto"/>
+          <w:color w:val="1F1F1F"/>
+          <w:sz w:val="21"/>
+          <w:szCs w:val="21"/>
+          <w:highlight w:val="white"/>
+        </w:rPr>
+      </w:r>
+      <w:proofErr w:type="spellEnd"/>
+      <w:r>
+        <w:rPr>
+          <w:rFonts w:ascii="Roboto" w:eastAsia="Roboto" w:hAnsi="Roboto" w:cs="Roboto"/>
+          <w:color w:val="1F1F1F"/>
+          <w:sz w:val="21"/>
+          <w:szCs w:val="21"/>
+          <w:highlight w:val="white"/>
+        </w:rPr>
+      </w:r>
+      <w:proofErr w:type="spellStart"/>
+      <w:r>
+        <w:rPr>
+          <w:rFonts w:ascii="Roboto" w:eastAsia="Roboto" w:hAnsi="Roboto" w:cs="Roboto"/>
+          <w:color w:val="1F1F1F"/>
+          <w:sz w:val="21"/>
+          <w:szCs w:val="21"/>
+          <w:highlight w:val="white"/>
+        </w:rPr>
+      </w:r>
+      <w:proofErr w:type="spellEnd"/>
+      <w:r>
+        <w:rPr>
+          <w:rFonts w:ascii="Roboto" w:eastAsia="Roboto" w:hAnsi="Roboto" w:cs="Roboto"/>
+          <w:color w:val="1F1F1F"/>
+          <w:sz w:val="21"/>
+          <w:szCs w:val="21"/>
+          <w:highlight w:val="white"/>
+        </w:rPr>
+      </w:r>
+      <w:proofErr w:type="spellStart"/>
+      <w:r>
+        <w:rPr>
+          <w:rFonts w:ascii="Roboto" w:eastAsia="Roboto" w:hAnsi="Roboto" w:cs="Roboto"/>
+          <w:color w:val="1F1F1F"/>
+          <w:sz w:val="21"/>
+          <w:szCs w:val="21"/>
+          <w:highlight w:val="white"/>
+        </w:rPr>
+      </w:r>
+      <w:proofErr w:type="spellEnd"/>
+      <w:r>
+        <w:rPr>
+          <w:rFonts w:ascii="Roboto" w:eastAsia="Roboto" w:hAnsi="Roboto" w:cs="Roboto"/>
+          <w:color w:val="1F1F1F"/>
+          <w:sz w:val="21"/>
+          <w:szCs w:val="21"/>
+          <w:highlight w:val="white"/>
+        </w:rPr>
+      </w:r>
+      <w:proofErr w:type="spellStart"/>
+      <w:r>
+        <w:rPr>
+          <w:rFonts w:ascii="Roboto" w:eastAsia="Roboto" w:hAnsi="Roboto" w:cs="Roboto"/>
+          <w:color w:val="1F1F1F"/>
+          <w:sz w:val="21"/>
+          <w:szCs w:val="21"/>
+          <w:highlight w:val="white"/>
+        </w:rPr>
+      </w:r>
+      <w:proofErr w:type="spellEnd"/>
+      <w:r>
+        <w:rPr>
+          <w:rFonts w:ascii="Roboto" w:eastAsia="Roboto" w:hAnsi="Roboto" w:cs="Roboto"/>
+          <w:color w:val="1F1F1F"/>
+          <w:sz w:val="21"/>
+          <w:szCs w:val="21"/>
+          <w:highlight w:val="white"/>
+        </w:rPr>
       </w:r>
       <w:r>
         <w:rPr>
@@ -42797,61 +42709,55 @@
           <w:szCs w:val="21"/>
           <w:highlight w:val="white"/>
         </w:rPr>
-        <w:t>sprint</w:t>
-      </w:r>
-      <w:r>
-        <w:rPr>
-          <w:rFonts w:ascii="Roboto" w:eastAsia="Roboto" w:hAnsi="Roboto" w:cs="Roboto"/>
-          <w:color w:val="1F1F1F"/>
-          <w:sz w:val="21"/>
-          <w:szCs w:val="21"/>
-          <w:highlight w:val="white"/>
-        </w:rPr>
-        <w:t xml:space="preserve"> </w:t>
-      </w:r>
-      <w:proofErr w:type="spellStart"/>
-      <w:r>
-        <w:rPr>
-          <w:rFonts w:ascii="Roboto" w:eastAsia="Roboto" w:hAnsi="Roboto" w:cs="Roboto"/>
-          <w:color w:val="1F1F1F"/>
-          <w:sz w:val="21"/>
-          <w:szCs w:val="21"/>
-          <w:highlight w:val="white"/>
-        </w:rPr>
-        <w:t>utama</w:t>
-      </w:r>
-      <w:proofErr w:type="spellEnd"/>
-      <w:r>
-        <w:rPr>
-          <w:rFonts w:ascii="Roboto" w:eastAsia="Roboto" w:hAnsi="Roboto" w:cs="Roboto"/>
-          <w:color w:val="1F1F1F"/>
-          <w:sz w:val="21"/>
-          <w:szCs w:val="21"/>
-          <w:highlight w:val="white"/>
-        </w:rPr>
-        <w:t xml:space="preserve">, di mana </w:t>
-      </w:r>
-      <w:proofErr w:type="spellStart"/>
-      <w:r>
-        <w:rPr>
-          <w:rFonts w:ascii="Roboto" w:eastAsia="Roboto" w:hAnsi="Roboto" w:cs="Roboto"/>
-          <w:color w:val="1F1F1F"/>
-          <w:sz w:val="21"/>
-          <w:szCs w:val="21"/>
-          <w:highlight w:val="white"/>
-        </w:rPr>
-        <w:t>setiap</w:t>
-      </w:r>
-      <w:proofErr w:type="spellEnd"/>
-      <w:r>
-        <w:rPr>
-          <w:rFonts w:ascii="Roboto" w:eastAsia="Roboto" w:hAnsi="Roboto" w:cs="Roboto"/>
-          <w:color w:val="1F1F1F"/>
-          <w:sz w:val="21"/>
-          <w:szCs w:val="21"/>
-          <w:highlight w:val="white"/>
-        </w:rPr>
-        <w:t xml:space="preserve"> </w:t>
+      </w:r>
+      <w:r>
+        <w:rPr>
+          <w:rFonts w:ascii="Roboto" w:eastAsia="Roboto" w:hAnsi="Roboto" w:cs="Roboto"/>
+          <w:color w:val="1F1F1F"/>
+          <w:sz w:val="21"/>
+          <w:szCs w:val="21"/>
+          <w:highlight w:val="white"/>
+        </w:rPr>
+      </w:r>
+      <w:proofErr w:type="spellStart"/>
+      <w:r>
+        <w:rPr>
+          <w:rFonts w:ascii="Roboto" w:eastAsia="Roboto" w:hAnsi="Roboto" w:cs="Roboto"/>
+          <w:color w:val="1F1F1F"/>
+          <w:sz w:val="21"/>
+          <w:szCs w:val="21"/>
+          <w:highlight w:val="white"/>
+        </w:rPr>
+      </w:r>
+      <w:proofErr w:type="spellEnd"/>
+      <w:r>
+        <w:rPr>
+          <w:rFonts w:ascii="Roboto" w:eastAsia="Roboto" w:hAnsi="Roboto" w:cs="Roboto"/>
+          <w:color w:val="1F1F1F"/>
+          <w:sz w:val="21"/>
+          <w:szCs w:val="21"/>
+          <w:highlight w:val="white"/>
+        </w:rPr>
+      </w:r>
+      <w:proofErr w:type="spellStart"/>
+      <w:r>
+        <w:rPr>
+          <w:rFonts w:ascii="Roboto" w:eastAsia="Roboto" w:hAnsi="Roboto" w:cs="Roboto"/>
+          <w:color w:val="1F1F1F"/>
+          <w:sz w:val="21"/>
+          <w:szCs w:val="21"/>
+          <w:highlight w:val="white"/>
+        </w:rPr>
+      </w:r>
+      <w:proofErr w:type="spellEnd"/>
+      <w:r>
+        <w:rPr>
+          <w:rFonts w:ascii="Roboto" w:eastAsia="Roboto" w:hAnsi="Roboto" w:cs="Roboto"/>
+          <w:color w:val="1F1F1F"/>
+          <w:sz w:val="21"/>
+          <w:szCs w:val="21"/>
+          <w:highlight w:val="white"/>
+        </w:rPr>
       </w:r>
       <w:r>
         <w:rPr>
@@ -42863,39 +42769,35 @@
           <w:szCs w:val="21"/>
           <w:highlight w:val="white"/>
         </w:rPr>
-        <w:t>sprint</w:t>
-      </w:r>
-      <w:r>
-        <w:rPr>
-          <w:rFonts w:ascii="Roboto" w:eastAsia="Roboto" w:hAnsi="Roboto" w:cs="Roboto"/>
-          <w:color w:val="1F1F1F"/>
-          <w:sz w:val="21"/>
-          <w:szCs w:val="21"/>
-          <w:highlight w:val="white"/>
-        </w:rPr>
-        <w:t xml:space="preserve"> </w:t>
-      </w:r>
-      <w:proofErr w:type="spellStart"/>
-      <w:r>
-        <w:rPr>
-          <w:rFonts w:ascii="Roboto" w:eastAsia="Roboto" w:hAnsi="Roboto" w:cs="Roboto"/>
-          <w:color w:val="1F1F1F"/>
-          <w:sz w:val="21"/>
-          <w:szCs w:val="21"/>
-          <w:highlight w:val="white"/>
-        </w:rPr>
-        <w:t>menghasilkan</w:t>
-      </w:r>
-      <w:proofErr w:type="spellEnd"/>
-      <w:r>
-        <w:rPr>
-          <w:rFonts w:ascii="Roboto" w:eastAsia="Roboto" w:hAnsi="Roboto" w:cs="Roboto"/>
-          <w:color w:val="1F1F1F"/>
-          <w:sz w:val="21"/>
-          <w:szCs w:val="21"/>
-          <w:highlight w:val="white"/>
-        </w:rPr>
-        <w:t xml:space="preserve"> </w:t>
+      </w:r>
+      <w:r>
+        <w:rPr>
+          <w:rFonts w:ascii="Roboto" w:eastAsia="Roboto" w:hAnsi="Roboto" w:cs="Roboto"/>
+          <w:color w:val="1F1F1F"/>
+          <w:sz w:val="21"/>
+          <w:szCs w:val="21"/>
+          <w:highlight w:val="white"/>
+        </w:rPr>
+      </w:r>
+      <w:proofErr w:type="spellStart"/>
+      <w:r>
+        <w:rPr>
+          <w:rFonts w:ascii="Roboto" w:eastAsia="Roboto" w:hAnsi="Roboto" w:cs="Roboto"/>
+          <w:color w:val="1F1F1F"/>
+          <w:sz w:val="21"/>
+          <w:szCs w:val="21"/>
+          <w:highlight w:val="white"/>
+        </w:rPr>
+      </w:r>
+      <w:proofErr w:type="spellEnd"/>
+      <w:r>
+        <w:rPr>
+          <w:rFonts w:ascii="Roboto" w:eastAsia="Roboto" w:hAnsi="Roboto" w:cs="Roboto"/>
+          <w:color w:val="1F1F1F"/>
+          <w:sz w:val="21"/>
+          <w:szCs w:val="21"/>
+          <w:highlight w:val="white"/>
+        </w:rPr>
       </w:r>
       <w:r>
         <w:rPr>
@@ -42907,83 +42809,75 @@
           <w:szCs w:val="21"/>
           <w:highlight w:val="white"/>
         </w:rPr>
-        <w:t>product increment</w:t>
-      </w:r>
-      <w:r>
-        <w:rPr>
-          <w:rFonts w:ascii="Roboto" w:eastAsia="Roboto" w:hAnsi="Roboto" w:cs="Roboto"/>
-          <w:color w:val="1F1F1F"/>
-          <w:sz w:val="21"/>
-          <w:szCs w:val="21"/>
-          <w:highlight w:val="white"/>
-        </w:rPr>
-        <w:t xml:space="preserve"> yang </w:t>
-      </w:r>
-      <w:proofErr w:type="spellStart"/>
-      <w:r>
-        <w:rPr>
-          <w:rFonts w:ascii="Roboto" w:eastAsia="Roboto" w:hAnsi="Roboto" w:cs="Roboto"/>
-          <w:color w:val="1F1F1F"/>
-          <w:sz w:val="21"/>
-          <w:szCs w:val="21"/>
-          <w:highlight w:val="white"/>
-        </w:rPr>
-        <w:t>siap</w:t>
-      </w:r>
-      <w:proofErr w:type="spellEnd"/>
-      <w:r>
-        <w:rPr>
-          <w:rFonts w:ascii="Roboto" w:eastAsia="Roboto" w:hAnsi="Roboto" w:cs="Roboto"/>
-          <w:color w:val="1F1F1F"/>
-          <w:sz w:val="21"/>
-          <w:szCs w:val="21"/>
-          <w:highlight w:val="white"/>
-        </w:rPr>
-        <w:t xml:space="preserve"> </w:t>
-      </w:r>
-      <w:proofErr w:type="spellStart"/>
-      <w:r>
-        <w:rPr>
-          <w:rFonts w:ascii="Roboto" w:eastAsia="Roboto" w:hAnsi="Roboto" w:cs="Roboto"/>
-          <w:color w:val="1F1F1F"/>
-          <w:sz w:val="21"/>
-          <w:szCs w:val="21"/>
-          <w:highlight w:val="white"/>
-        </w:rPr>
-        <w:t>diuji</w:t>
-      </w:r>
-      <w:proofErr w:type="spellEnd"/>
-      <w:r>
-        <w:rPr>
-          <w:rFonts w:ascii="Roboto" w:eastAsia="Roboto" w:hAnsi="Roboto" w:cs="Roboto"/>
-          <w:color w:val="1F1F1F"/>
-          <w:sz w:val="21"/>
-          <w:szCs w:val="21"/>
-          <w:highlight w:val="white"/>
-        </w:rPr>
-        <w:t xml:space="preserve"> dan </w:t>
-      </w:r>
-      <w:proofErr w:type="spellStart"/>
-      <w:r>
-        <w:rPr>
-          <w:rFonts w:ascii="Roboto" w:eastAsia="Roboto" w:hAnsi="Roboto" w:cs="Roboto"/>
-          <w:color w:val="1F1F1F"/>
-          <w:sz w:val="21"/>
-          <w:szCs w:val="21"/>
-          <w:highlight w:val="white"/>
-        </w:rPr>
-        <w:t>direview</w:t>
-      </w:r>
-      <w:proofErr w:type="spellEnd"/>
-      <w:r>
-        <w:rPr>
-          <w:rFonts w:ascii="Roboto" w:eastAsia="Roboto" w:hAnsi="Roboto" w:cs="Roboto"/>
-          <w:color w:val="1F1F1F"/>
-          <w:sz w:val="21"/>
-          <w:szCs w:val="21"/>
-          <w:highlight w:val="white"/>
-        </w:rPr>
-        <w:t xml:space="preserve"> oleh </w:t>
+      </w:r>
+      <w:r>
+        <w:rPr>
+          <w:rFonts w:ascii="Roboto" w:eastAsia="Roboto" w:hAnsi="Roboto" w:cs="Roboto"/>
+          <w:color w:val="1F1F1F"/>
+          <w:sz w:val="21"/>
+          <w:szCs w:val="21"/>
+          <w:highlight w:val="white"/>
+        </w:rPr>
+      </w:r>
+      <w:proofErr w:type="spellStart"/>
+      <w:r>
+        <w:rPr>
+          <w:rFonts w:ascii="Roboto" w:eastAsia="Roboto" w:hAnsi="Roboto" w:cs="Roboto"/>
+          <w:color w:val="1F1F1F"/>
+          <w:sz w:val="21"/>
+          <w:szCs w:val="21"/>
+          <w:highlight w:val="white"/>
+        </w:rPr>
+      </w:r>
+      <w:proofErr w:type="spellEnd"/>
+      <w:r>
+        <w:rPr>
+          <w:rFonts w:ascii="Roboto" w:eastAsia="Roboto" w:hAnsi="Roboto" w:cs="Roboto"/>
+          <w:color w:val="1F1F1F"/>
+          <w:sz w:val="21"/>
+          <w:szCs w:val="21"/>
+          <w:highlight w:val="white"/>
+        </w:rPr>
+      </w:r>
+      <w:proofErr w:type="spellStart"/>
+      <w:r>
+        <w:rPr>
+          <w:rFonts w:ascii="Roboto" w:eastAsia="Roboto" w:hAnsi="Roboto" w:cs="Roboto"/>
+          <w:color w:val="1F1F1F"/>
+          <w:sz w:val="21"/>
+          <w:szCs w:val="21"/>
+          <w:highlight w:val="white"/>
+        </w:rPr>
+      </w:r>
+      <w:proofErr w:type="spellEnd"/>
+      <w:r>
+        <w:rPr>
+          <w:rFonts w:ascii="Roboto" w:eastAsia="Roboto" w:hAnsi="Roboto" w:cs="Roboto"/>
+          <w:color w:val="1F1F1F"/>
+          <w:sz w:val="21"/>
+          <w:szCs w:val="21"/>
+          <w:highlight w:val="white"/>
+        </w:rPr>
+      </w:r>
+      <w:proofErr w:type="spellStart"/>
+      <w:r>
+        <w:rPr>
+          <w:rFonts w:ascii="Roboto" w:eastAsia="Roboto" w:hAnsi="Roboto" w:cs="Roboto"/>
+          <w:color w:val="1F1F1F"/>
+          <w:sz w:val="21"/>
+          <w:szCs w:val="21"/>
+          <w:highlight w:val="white"/>
+        </w:rPr>
+      </w:r>
+      <w:proofErr w:type="spellEnd"/>
+      <w:r>
+        <w:rPr>
+          <w:rFonts w:ascii="Roboto" w:eastAsia="Roboto" w:hAnsi="Roboto" w:cs="Roboto"/>
+          <w:color w:val="1F1F1F"/>
+          <w:sz w:val="21"/>
+          <w:szCs w:val="21"/>
+          <w:highlight w:val="white"/>
+        </w:rPr>
       </w:r>
       <w:r>
         <w:rPr>
@@ -42995,61 +42889,55 @@
           <w:szCs w:val="21"/>
           <w:highlight w:val="white"/>
         </w:rPr>
-        <w:t>stakeholder</w:t>
-      </w:r>
-      <w:r>
-        <w:rPr>
-          <w:rFonts w:ascii="Roboto" w:eastAsia="Roboto" w:hAnsi="Roboto" w:cs="Roboto"/>
-          <w:color w:val="1F1F1F"/>
-          <w:sz w:val="21"/>
-          <w:szCs w:val="21"/>
-          <w:highlight w:val="white"/>
-        </w:rPr>
-        <w:t xml:space="preserve"> (</w:t>
-      </w:r>
-      <w:proofErr w:type="spellStart"/>
-      <w:r>
-        <w:rPr>
-          <w:rFonts w:ascii="Roboto" w:eastAsia="Roboto" w:hAnsi="Roboto" w:cs="Roboto"/>
-          <w:color w:val="1F1F1F"/>
-          <w:sz w:val="21"/>
-          <w:szCs w:val="21"/>
-          <w:highlight w:val="white"/>
-        </w:rPr>
-        <w:t>Kepala</w:t>
-      </w:r>
-      <w:proofErr w:type="spellEnd"/>
-      <w:r>
-        <w:rPr>
-          <w:rFonts w:ascii="Roboto" w:eastAsia="Roboto" w:hAnsi="Roboto" w:cs="Roboto"/>
-          <w:color w:val="1F1F1F"/>
-          <w:sz w:val="21"/>
-          <w:szCs w:val="21"/>
-          <w:highlight w:val="white"/>
-        </w:rPr>
-        <w:t xml:space="preserve"> Dinas, </w:t>
-      </w:r>
-      <w:proofErr w:type="spellStart"/>
-      <w:r>
-        <w:rPr>
-          <w:rFonts w:ascii="Roboto" w:eastAsia="Roboto" w:hAnsi="Roboto" w:cs="Roboto"/>
-          <w:color w:val="1F1F1F"/>
-          <w:sz w:val="21"/>
-          <w:szCs w:val="21"/>
-          <w:highlight w:val="white"/>
-        </w:rPr>
-        <w:t>Sekretariat</w:t>
-      </w:r>
-      <w:proofErr w:type="spellEnd"/>
-      <w:r>
-        <w:rPr>
-          <w:rFonts w:ascii="Roboto" w:eastAsia="Roboto" w:hAnsi="Roboto" w:cs="Roboto"/>
-          <w:color w:val="1F1F1F"/>
-          <w:sz w:val="21"/>
-          <w:szCs w:val="21"/>
-          <w:highlight w:val="white"/>
-        </w:rPr>
-        <w:t>, dan Staf PIAK).</w:t>
+      </w:r>
+      <w:r>
+        <w:rPr>
+          <w:rFonts w:ascii="Roboto" w:eastAsia="Roboto" w:hAnsi="Roboto" w:cs="Roboto"/>
+          <w:color w:val="1F1F1F"/>
+          <w:sz w:val="21"/>
+          <w:szCs w:val="21"/>
+          <w:highlight w:val="white"/>
+        </w:rPr>
+      </w:r>
+      <w:proofErr w:type="spellStart"/>
+      <w:r>
+        <w:rPr>
+          <w:rFonts w:ascii="Roboto" w:eastAsia="Roboto" w:hAnsi="Roboto" w:cs="Roboto"/>
+          <w:color w:val="1F1F1F"/>
+          <w:sz w:val="21"/>
+          <w:szCs w:val="21"/>
+          <w:highlight w:val="white"/>
+        </w:rPr>
+      </w:r>
+      <w:proofErr w:type="spellEnd"/>
+      <w:r>
+        <w:rPr>
+          <w:rFonts w:ascii="Roboto" w:eastAsia="Roboto" w:hAnsi="Roboto" w:cs="Roboto"/>
+          <w:color w:val="1F1F1F"/>
+          <w:sz w:val="21"/>
+          <w:szCs w:val="21"/>
+          <w:highlight w:val="white"/>
+        </w:rPr>
+      </w:r>
+      <w:proofErr w:type="spellStart"/>
+      <w:r>
+        <w:rPr>
+          <w:rFonts w:ascii="Roboto" w:eastAsia="Roboto" w:hAnsi="Roboto" w:cs="Roboto"/>
+          <w:color w:val="1F1F1F"/>
+          <w:sz w:val="21"/>
+          <w:szCs w:val="21"/>
+          <w:highlight w:val="white"/>
+        </w:rPr>
+      </w:r>
+      <w:proofErr w:type="spellEnd"/>
+      <w:r>
+        <w:rPr>
+          <w:rFonts w:ascii="Roboto" w:eastAsia="Roboto" w:hAnsi="Roboto" w:cs="Roboto"/>
+          <w:color w:val="1F1F1F"/>
+          <w:sz w:val="21"/>
+          <w:szCs w:val="21"/>
+          <w:highlight w:val="white"/>
+        </w:rPr>
       </w:r>
     </w:p>
     <w:p>
@@ -43546,84 +43434,77 @@
           <w:szCs w:val="21"/>
           <w:highlight w:val="white"/>
         </w:rPr>
-        <w:t>Antarmuka</w:t>
-      </w:r>
-      <w:proofErr w:type="spellEnd"/>
-      <w:r>
-        <w:rPr>
-          <w:rFonts w:ascii="Roboto" w:eastAsia="Roboto" w:hAnsi="Roboto" w:cs="Roboto"/>
-          <w:color w:val="1F1F1F"/>
-          <w:sz w:val="21"/>
-          <w:szCs w:val="21"/>
-          <w:highlight w:val="white"/>
-        </w:rPr>
-        <w:t xml:space="preserve"> </w:t>
-      </w:r>
-      <w:proofErr w:type="spellStart"/>
-      <w:r>
-        <w:rPr>
-          <w:rFonts w:ascii="Roboto" w:eastAsia="Roboto" w:hAnsi="Roboto" w:cs="Roboto"/>
-          <w:color w:val="1F1F1F"/>
-          <w:sz w:val="21"/>
-          <w:szCs w:val="21"/>
-          <w:highlight w:val="white"/>
-        </w:rPr>
-        <w:t>pengguna</w:t>
-      </w:r>
-      <w:proofErr w:type="spellEnd"/>
-      <w:r>
-        <w:rPr>
-          <w:rFonts w:ascii="Roboto" w:eastAsia="Roboto" w:hAnsi="Roboto" w:cs="Roboto"/>
-          <w:color w:val="1F1F1F"/>
-          <w:sz w:val="21"/>
-          <w:szCs w:val="21"/>
-          <w:highlight w:val="white"/>
-        </w:rPr>
-        <w:t xml:space="preserve"> (UI/UX) </w:t>
-      </w:r>
-      <w:proofErr w:type="spellStart"/>
-      <w:r>
-        <w:rPr>
-          <w:rFonts w:ascii="Roboto" w:eastAsia="Roboto" w:hAnsi="Roboto" w:cs="Roboto"/>
-          <w:color w:val="1F1F1F"/>
-          <w:sz w:val="21"/>
-          <w:szCs w:val="21"/>
-          <w:highlight w:val="white"/>
-        </w:rPr>
-        <w:t>dikembangkan</w:t>
-      </w:r>
-      <w:proofErr w:type="spellEnd"/>
-      <w:r>
-        <w:rPr>
-          <w:rFonts w:ascii="Roboto" w:eastAsia="Roboto" w:hAnsi="Roboto" w:cs="Roboto"/>
-          <w:color w:val="1F1F1F"/>
-          <w:sz w:val="21"/>
-          <w:szCs w:val="21"/>
-          <w:highlight w:val="white"/>
-        </w:rPr>
-        <w:t xml:space="preserve"> </w:t>
-      </w:r>
-      <w:proofErr w:type="spellStart"/>
-      <w:r>
-        <w:rPr>
-          <w:rFonts w:ascii="Roboto" w:eastAsia="Roboto" w:hAnsi="Roboto" w:cs="Roboto"/>
-          <w:color w:val="1F1F1F"/>
-          <w:sz w:val="21"/>
-          <w:szCs w:val="21"/>
-          <w:highlight w:val="white"/>
-        </w:rPr>
-        <w:t>menggunakan</w:t>
-      </w:r>
-      <w:proofErr w:type="spellEnd"/>
-      <w:r>
-        <w:rPr>
-          <w:rFonts w:ascii="Roboto" w:eastAsia="Roboto" w:hAnsi="Roboto" w:cs="Roboto"/>
-          <w:color w:val="1F1F1F"/>
-          <w:sz w:val="21"/>
-          <w:szCs w:val="21"/>
-          <w:highlight w:val="white"/>
-        </w:rPr>
-        <w:t xml:space="preserve"> </w:t>
+        <w:t>Antarmuka pengguna (UI/UX) dikembangkan menggunakan Next.js 15 (React 19, TypeScript) dan Tailwind CSS 3.4 untuk menjamin responsivitas dan konsistensi desain yang intuitif. Komponen UI dibangun menggunakan Radix UI primitives dengan shadcn/ui, sementara visualisasi data menggunakan Recharts dan ApexCharts. Formulir input menggunakan React Hook Form dengan validasi Zod untuk memastikan integritas data input. Tiga antarmuka utama yang diimplementasikan adalah sebagai berikut.</w:t>
+      </w:r>
+      <w:proofErr w:type="spellEnd"/>
+      <w:r>
+        <w:rPr>
+          <w:rFonts w:ascii="Roboto" w:eastAsia="Roboto" w:hAnsi="Roboto" w:cs="Roboto"/>
+          <w:color w:val="1F1F1F"/>
+          <w:sz w:val="21"/>
+          <w:szCs w:val="21"/>
+          <w:highlight w:val="white"/>
+        </w:rPr>
+      </w:r>
+      <w:proofErr w:type="spellStart"/>
+      <w:r>
+        <w:rPr>
+          <w:rFonts w:ascii="Roboto" w:eastAsia="Roboto" w:hAnsi="Roboto" w:cs="Roboto"/>
+          <w:color w:val="1F1F1F"/>
+          <w:sz w:val="21"/>
+          <w:szCs w:val="21"/>
+          <w:highlight w:val="white"/>
+        </w:rPr>
+      </w:r>
+      <w:proofErr w:type="spellEnd"/>
+      <w:r>
+        <w:rPr>
+          <w:rFonts w:ascii="Roboto" w:eastAsia="Roboto" w:hAnsi="Roboto" w:cs="Roboto"/>
+          <w:color w:val="1F1F1F"/>
+          <w:sz w:val="21"/>
+          <w:szCs w:val="21"/>
+          <w:highlight w:val="white"/>
+        </w:rPr>
+      </w:r>
+      <w:proofErr w:type="spellStart"/>
+      <w:r>
+        <w:rPr>
+          <w:rFonts w:ascii="Roboto" w:eastAsia="Roboto" w:hAnsi="Roboto" w:cs="Roboto"/>
+          <w:color w:val="1F1F1F"/>
+          <w:sz w:val="21"/>
+          <w:szCs w:val="21"/>
+          <w:highlight w:val="white"/>
+        </w:rPr>
+      </w:r>
+      <w:proofErr w:type="spellEnd"/>
+      <w:r>
+        <w:rPr>
+          <w:rFonts w:ascii="Roboto" w:eastAsia="Roboto" w:hAnsi="Roboto" w:cs="Roboto"/>
+          <w:color w:val="1F1F1F"/>
+          <w:sz w:val="21"/>
+          <w:szCs w:val="21"/>
+          <w:highlight w:val="white"/>
+        </w:rPr>
+      </w:r>
+      <w:proofErr w:type="spellStart"/>
+      <w:r>
+        <w:rPr>
+          <w:rFonts w:ascii="Roboto" w:eastAsia="Roboto" w:hAnsi="Roboto" w:cs="Roboto"/>
+          <w:color w:val="1F1F1F"/>
+          <w:sz w:val="21"/>
+          <w:szCs w:val="21"/>
+          <w:highlight w:val="white"/>
+        </w:rPr>
+      </w:r>
+      <w:proofErr w:type="spellEnd"/>
+      <w:r>
+        <w:rPr>
+          <w:rFonts w:ascii="Roboto" w:eastAsia="Roboto" w:hAnsi="Roboto" w:cs="Roboto"/>
+          <w:color w:val="1F1F1F"/>
+          <w:sz w:val="21"/>
+          <w:szCs w:val="21"/>
+          <w:highlight w:val="white"/>
+        </w:rPr>
       </w:r>
       <w:r>
         <w:rPr>
@@ -43635,17 +43516,15 @@
           <w:szCs w:val="21"/>
           <w:highlight w:val="white"/>
         </w:rPr>
-        <w:t>Next.js 15</w:t>
-      </w:r>
-      <w:r>
-        <w:rPr>
-          <w:rFonts w:ascii="Roboto" w:eastAsia="Roboto" w:hAnsi="Roboto" w:cs="Roboto"/>
-          <w:color w:val="1F1F1F"/>
-          <w:sz w:val="21"/>
-          <w:szCs w:val="21"/>
-          <w:highlight w:val="white"/>
-        </w:rPr>
-        <w:t xml:space="preserve"> dan </w:t>
+      </w:r>
+      <w:r>
+        <w:rPr>
+          <w:rFonts w:ascii="Roboto" w:eastAsia="Roboto" w:hAnsi="Roboto" w:cs="Roboto"/>
+          <w:color w:val="1F1F1F"/>
+          <w:sz w:val="21"/>
+          <w:szCs w:val="21"/>
+          <w:highlight w:val="white"/>
+        </w:rPr>
       </w:r>
       <w:r>
         <w:rPr>
@@ -43657,237 +43536,215 @@
           <w:szCs w:val="21"/>
           <w:highlight w:val="white"/>
         </w:rPr>
-        <w:t>Tailwind CSS</w:t>
-      </w:r>
-      <w:r>
-        <w:rPr>
-          <w:rFonts w:ascii="Roboto" w:eastAsia="Roboto" w:hAnsi="Roboto" w:cs="Roboto"/>
-          <w:color w:val="1F1F1F"/>
-          <w:sz w:val="21"/>
-          <w:szCs w:val="21"/>
-          <w:highlight w:val="white"/>
-        </w:rPr>
-        <w:t xml:space="preserve"> </w:t>
-      </w:r>
-      <w:proofErr w:type="spellStart"/>
-      <w:r>
-        <w:rPr>
-          <w:rFonts w:ascii="Roboto" w:eastAsia="Roboto" w:hAnsi="Roboto" w:cs="Roboto"/>
-          <w:color w:val="1F1F1F"/>
-          <w:sz w:val="21"/>
-          <w:szCs w:val="21"/>
-          <w:highlight w:val="white"/>
-        </w:rPr>
-        <w:t>untuk</w:t>
-      </w:r>
-      <w:proofErr w:type="spellEnd"/>
-      <w:r>
-        <w:rPr>
-          <w:rFonts w:ascii="Roboto" w:eastAsia="Roboto" w:hAnsi="Roboto" w:cs="Roboto"/>
-          <w:color w:val="1F1F1F"/>
-          <w:sz w:val="21"/>
-          <w:szCs w:val="21"/>
-          <w:highlight w:val="white"/>
-        </w:rPr>
-        <w:t xml:space="preserve"> </w:t>
-      </w:r>
-      <w:proofErr w:type="spellStart"/>
-      <w:r>
-        <w:rPr>
-          <w:rFonts w:ascii="Roboto" w:eastAsia="Roboto" w:hAnsi="Roboto" w:cs="Roboto"/>
-          <w:color w:val="1F1F1F"/>
-          <w:sz w:val="21"/>
-          <w:szCs w:val="21"/>
-          <w:highlight w:val="white"/>
-        </w:rPr>
-        <w:t>menjamin</w:t>
-      </w:r>
-      <w:proofErr w:type="spellEnd"/>
-      <w:r>
-        <w:rPr>
-          <w:rFonts w:ascii="Roboto" w:eastAsia="Roboto" w:hAnsi="Roboto" w:cs="Roboto"/>
-          <w:color w:val="1F1F1F"/>
-          <w:sz w:val="21"/>
-          <w:szCs w:val="21"/>
-          <w:highlight w:val="white"/>
-        </w:rPr>
-        <w:t xml:space="preserve"> </w:t>
-      </w:r>
-      <w:proofErr w:type="spellStart"/>
-      <w:r>
-        <w:rPr>
-          <w:rFonts w:ascii="Roboto" w:eastAsia="Roboto" w:hAnsi="Roboto" w:cs="Roboto"/>
-          <w:color w:val="1F1F1F"/>
-          <w:sz w:val="21"/>
-          <w:szCs w:val="21"/>
-          <w:highlight w:val="white"/>
-        </w:rPr>
-        <w:t>responsivitas</w:t>
-      </w:r>
-      <w:proofErr w:type="spellEnd"/>
-      <w:r>
-        <w:rPr>
-          <w:rFonts w:ascii="Roboto" w:eastAsia="Roboto" w:hAnsi="Roboto" w:cs="Roboto"/>
-          <w:color w:val="1F1F1F"/>
-          <w:sz w:val="21"/>
-          <w:szCs w:val="21"/>
-          <w:highlight w:val="white"/>
-        </w:rPr>
-        <w:t xml:space="preserve"> dan </w:t>
-      </w:r>
-      <w:proofErr w:type="spellStart"/>
-      <w:r>
-        <w:rPr>
-          <w:rFonts w:ascii="Roboto" w:eastAsia="Roboto" w:hAnsi="Roboto" w:cs="Roboto"/>
-          <w:color w:val="1F1F1F"/>
-          <w:sz w:val="21"/>
-          <w:szCs w:val="21"/>
-          <w:highlight w:val="white"/>
-        </w:rPr>
-        <w:t>konsistensi</w:t>
-      </w:r>
-      <w:proofErr w:type="spellEnd"/>
-      <w:r>
-        <w:rPr>
-          <w:rFonts w:ascii="Roboto" w:eastAsia="Roboto" w:hAnsi="Roboto" w:cs="Roboto"/>
-          <w:color w:val="1F1F1F"/>
-          <w:sz w:val="21"/>
-          <w:szCs w:val="21"/>
-          <w:highlight w:val="white"/>
-        </w:rPr>
-        <w:t xml:space="preserve"> </w:t>
-      </w:r>
-      <w:proofErr w:type="spellStart"/>
-      <w:r>
-        <w:rPr>
-          <w:rFonts w:ascii="Roboto" w:eastAsia="Roboto" w:hAnsi="Roboto" w:cs="Roboto"/>
-          <w:color w:val="1F1F1F"/>
-          <w:sz w:val="21"/>
-          <w:szCs w:val="21"/>
-          <w:highlight w:val="white"/>
-        </w:rPr>
-        <w:t>desain</w:t>
-      </w:r>
-      <w:proofErr w:type="spellEnd"/>
-      <w:r>
-        <w:rPr>
-          <w:rFonts w:ascii="Roboto" w:eastAsia="Roboto" w:hAnsi="Roboto" w:cs="Roboto"/>
-          <w:color w:val="1F1F1F"/>
-          <w:sz w:val="21"/>
-          <w:szCs w:val="21"/>
-          <w:highlight w:val="white"/>
-        </w:rPr>
-        <w:t xml:space="preserve"> yang </w:t>
-      </w:r>
-      <w:proofErr w:type="spellStart"/>
-      <w:r>
-        <w:rPr>
-          <w:rFonts w:ascii="Roboto" w:eastAsia="Roboto" w:hAnsi="Roboto" w:cs="Roboto"/>
-          <w:color w:val="1F1F1F"/>
-          <w:sz w:val="21"/>
-          <w:szCs w:val="21"/>
-          <w:highlight w:val="white"/>
-        </w:rPr>
-        <w:t>intuitif</w:t>
-      </w:r>
-      <w:proofErr w:type="spellEnd"/>
-      <w:r>
-        <w:rPr>
-          <w:rFonts w:ascii="Roboto" w:eastAsia="Roboto" w:hAnsi="Roboto" w:cs="Roboto"/>
-          <w:color w:val="1F1F1F"/>
-          <w:sz w:val="21"/>
-          <w:szCs w:val="21"/>
-          <w:highlight w:val="white"/>
-        </w:rPr>
-        <w:t xml:space="preserve">. Tiga </w:t>
-      </w:r>
-      <w:proofErr w:type="spellStart"/>
-      <w:r>
-        <w:rPr>
-          <w:rFonts w:ascii="Roboto" w:eastAsia="Roboto" w:hAnsi="Roboto" w:cs="Roboto"/>
-          <w:color w:val="1F1F1F"/>
-          <w:sz w:val="21"/>
-          <w:szCs w:val="21"/>
-          <w:highlight w:val="white"/>
-        </w:rPr>
-        <w:t>antarmuka</w:t>
-      </w:r>
-      <w:proofErr w:type="spellEnd"/>
-      <w:r>
-        <w:rPr>
-          <w:rFonts w:ascii="Roboto" w:eastAsia="Roboto" w:hAnsi="Roboto" w:cs="Roboto"/>
-          <w:color w:val="1F1F1F"/>
-          <w:sz w:val="21"/>
-          <w:szCs w:val="21"/>
-          <w:highlight w:val="white"/>
-        </w:rPr>
-        <w:t xml:space="preserve"> </w:t>
-      </w:r>
-      <w:proofErr w:type="spellStart"/>
-      <w:r>
-        <w:rPr>
-          <w:rFonts w:ascii="Roboto" w:eastAsia="Roboto" w:hAnsi="Roboto" w:cs="Roboto"/>
-          <w:color w:val="1F1F1F"/>
-          <w:sz w:val="21"/>
-          <w:szCs w:val="21"/>
-          <w:highlight w:val="white"/>
-        </w:rPr>
-        <w:t>utama</w:t>
-      </w:r>
-      <w:proofErr w:type="spellEnd"/>
-      <w:r>
-        <w:rPr>
-          <w:rFonts w:ascii="Roboto" w:eastAsia="Roboto" w:hAnsi="Roboto" w:cs="Roboto"/>
-          <w:color w:val="1F1F1F"/>
-          <w:sz w:val="21"/>
-          <w:szCs w:val="21"/>
-          <w:highlight w:val="white"/>
-        </w:rPr>
-        <w:t xml:space="preserve"> yang </w:t>
-      </w:r>
-      <w:proofErr w:type="spellStart"/>
-      <w:r>
-        <w:rPr>
-          <w:rFonts w:ascii="Roboto" w:eastAsia="Roboto" w:hAnsi="Roboto" w:cs="Roboto"/>
-          <w:color w:val="1F1F1F"/>
-          <w:sz w:val="21"/>
-          <w:szCs w:val="21"/>
-          <w:highlight w:val="white"/>
-        </w:rPr>
-        <w:t>diimplementasikan</w:t>
-      </w:r>
-      <w:proofErr w:type="spellEnd"/>
-      <w:r>
-        <w:rPr>
-          <w:rFonts w:ascii="Roboto" w:eastAsia="Roboto" w:hAnsi="Roboto" w:cs="Roboto"/>
-          <w:color w:val="1F1F1F"/>
-          <w:sz w:val="21"/>
-          <w:szCs w:val="21"/>
-          <w:highlight w:val="white"/>
-        </w:rPr>
-        <w:t xml:space="preserve"> </w:t>
-      </w:r>
-      <w:proofErr w:type="spellStart"/>
-      <w:r>
-        <w:rPr>
-          <w:rFonts w:ascii="Roboto" w:eastAsia="Roboto" w:hAnsi="Roboto" w:cs="Roboto"/>
-          <w:color w:val="1F1F1F"/>
-          <w:sz w:val="21"/>
-          <w:szCs w:val="21"/>
-          <w:highlight w:val="white"/>
-        </w:rPr>
-        <w:t>adalah</w:t>
-      </w:r>
-      <w:proofErr w:type="spellEnd"/>
-      <w:r>
-        <w:rPr>
-          <w:rFonts w:ascii="Roboto" w:eastAsia="Roboto" w:hAnsi="Roboto" w:cs="Roboto"/>
-          <w:color w:val="1F1F1F"/>
-          <w:sz w:val="21"/>
-          <w:szCs w:val="21"/>
-          <w:highlight w:val="white"/>
-        </w:rPr>
-        <w:t>:</w:t>
+      </w:r>
+      <w:r>
+        <w:rPr>
+          <w:rFonts w:ascii="Roboto" w:eastAsia="Roboto" w:hAnsi="Roboto" w:cs="Roboto"/>
+          <w:color w:val="1F1F1F"/>
+          <w:sz w:val="21"/>
+          <w:szCs w:val="21"/>
+          <w:highlight w:val="white"/>
+        </w:rPr>
+      </w:r>
+      <w:proofErr w:type="spellStart"/>
+      <w:r>
+        <w:rPr>
+          <w:rFonts w:ascii="Roboto" w:eastAsia="Roboto" w:hAnsi="Roboto" w:cs="Roboto"/>
+          <w:color w:val="1F1F1F"/>
+          <w:sz w:val="21"/>
+          <w:szCs w:val="21"/>
+          <w:highlight w:val="white"/>
+        </w:rPr>
+      </w:r>
+      <w:proofErr w:type="spellEnd"/>
+      <w:r>
+        <w:rPr>
+          <w:rFonts w:ascii="Roboto" w:eastAsia="Roboto" w:hAnsi="Roboto" w:cs="Roboto"/>
+          <w:color w:val="1F1F1F"/>
+          <w:sz w:val="21"/>
+          <w:szCs w:val="21"/>
+          <w:highlight w:val="white"/>
+        </w:rPr>
+      </w:r>
+      <w:proofErr w:type="spellStart"/>
+      <w:r>
+        <w:rPr>
+          <w:rFonts w:ascii="Roboto" w:eastAsia="Roboto" w:hAnsi="Roboto" w:cs="Roboto"/>
+          <w:color w:val="1F1F1F"/>
+          <w:sz w:val="21"/>
+          <w:szCs w:val="21"/>
+          <w:highlight w:val="white"/>
+        </w:rPr>
+      </w:r>
+      <w:proofErr w:type="spellEnd"/>
+      <w:r>
+        <w:rPr>
+          <w:rFonts w:ascii="Roboto" w:eastAsia="Roboto" w:hAnsi="Roboto" w:cs="Roboto"/>
+          <w:color w:val="1F1F1F"/>
+          <w:sz w:val="21"/>
+          <w:szCs w:val="21"/>
+          <w:highlight w:val="white"/>
+        </w:rPr>
+      </w:r>
+      <w:proofErr w:type="spellStart"/>
+      <w:r>
+        <w:rPr>
+          <w:rFonts w:ascii="Roboto" w:eastAsia="Roboto" w:hAnsi="Roboto" w:cs="Roboto"/>
+          <w:color w:val="1F1F1F"/>
+          <w:sz w:val="21"/>
+          <w:szCs w:val="21"/>
+          <w:highlight w:val="white"/>
+        </w:rPr>
+      </w:r>
+      <w:proofErr w:type="spellEnd"/>
+      <w:r>
+        <w:rPr>
+          <w:rFonts w:ascii="Roboto" w:eastAsia="Roboto" w:hAnsi="Roboto" w:cs="Roboto"/>
+          <w:color w:val="1F1F1F"/>
+          <w:sz w:val="21"/>
+          <w:szCs w:val="21"/>
+          <w:highlight w:val="white"/>
+        </w:rPr>
+      </w:r>
+      <w:proofErr w:type="spellStart"/>
+      <w:r>
+        <w:rPr>
+          <w:rFonts w:ascii="Roboto" w:eastAsia="Roboto" w:hAnsi="Roboto" w:cs="Roboto"/>
+          <w:color w:val="1F1F1F"/>
+          <w:sz w:val="21"/>
+          <w:szCs w:val="21"/>
+          <w:highlight w:val="white"/>
+        </w:rPr>
+      </w:r>
+      <w:proofErr w:type="spellEnd"/>
+      <w:r>
+        <w:rPr>
+          <w:rFonts w:ascii="Roboto" w:eastAsia="Roboto" w:hAnsi="Roboto" w:cs="Roboto"/>
+          <w:color w:val="1F1F1F"/>
+          <w:sz w:val="21"/>
+          <w:szCs w:val="21"/>
+          <w:highlight w:val="white"/>
+        </w:rPr>
+      </w:r>
+      <w:proofErr w:type="spellStart"/>
+      <w:r>
+        <w:rPr>
+          <w:rFonts w:ascii="Roboto" w:eastAsia="Roboto" w:hAnsi="Roboto" w:cs="Roboto"/>
+          <w:color w:val="1F1F1F"/>
+          <w:sz w:val="21"/>
+          <w:szCs w:val="21"/>
+          <w:highlight w:val="white"/>
+        </w:rPr>
+      </w:r>
+      <w:proofErr w:type="spellEnd"/>
+      <w:r>
+        <w:rPr>
+          <w:rFonts w:ascii="Roboto" w:eastAsia="Roboto" w:hAnsi="Roboto" w:cs="Roboto"/>
+          <w:color w:val="1F1F1F"/>
+          <w:sz w:val="21"/>
+          <w:szCs w:val="21"/>
+          <w:highlight w:val="white"/>
+        </w:rPr>
+      </w:r>
+      <w:proofErr w:type="spellStart"/>
+      <w:r>
+        <w:rPr>
+          <w:rFonts w:ascii="Roboto" w:eastAsia="Roboto" w:hAnsi="Roboto" w:cs="Roboto"/>
+          <w:color w:val="1F1F1F"/>
+          <w:sz w:val="21"/>
+          <w:szCs w:val="21"/>
+          <w:highlight w:val="white"/>
+        </w:rPr>
+      </w:r>
+      <w:proofErr w:type="spellEnd"/>
+      <w:r>
+        <w:rPr>
+          <w:rFonts w:ascii="Roboto" w:eastAsia="Roboto" w:hAnsi="Roboto" w:cs="Roboto"/>
+          <w:color w:val="1F1F1F"/>
+          <w:sz w:val="21"/>
+          <w:szCs w:val="21"/>
+          <w:highlight w:val="white"/>
+        </w:rPr>
+      </w:r>
+      <w:proofErr w:type="spellStart"/>
+      <w:r>
+        <w:rPr>
+          <w:rFonts w:ascii="Roboto" w:eastAsia="Roboto" w:hAnsi="Roboto" w:cs="Roboto"/>
+          <w:color w:val="1F1F1F"/>
+          <w:sz w:val="21"/>
+          <w:szCs w:val="21"/>
+          <w:highlight w:val="white"/>
+        </w:rPr>
+      </w:r>
+      <w:proofErr w:type="spellEnd"/>
+      <w:r>
+        <w:rPr>
+          <w:rFonts w:ascii="Roboto" w:eastAsia="Roboto" w:hAnsi="Roboto" w:cs="Roboto"/>
+          <w:color w:val="1F1F1F"/>
+          <w:sz w:val="21"/>
+          <w:szCs w:val="21"/>
+          <w:highlight w:val="white"/>
+        </w:rPr>
+      </w:r>
+      <w:proofErr w:type="spellStart"/>
+      <w:r>
+        <w:rPr>
+          <w:rFonts w:ascii="Roboto" w:eastAsia="Roboto" w:hAnsi="Roboto" w:cs="Roboto"/>
+          <w:color w:val="1F1F1F"/>
+          <w:sz w:val="21"/>
+          <w:szCs w:val="21"/>
+          <w:highlight w:val="white"/>
+        </w:rPr>
+      </w:r>
+      <w:proofErr w:type="spellEnd"/>
+      <w:r>
+        <w:rPr>
+          <w:rFonts w:ascii="Roboto" w:eastAsia="Roboto" w:hAnsi="Roboto" w:cs="Roboto"/>
+          <w:color w:val="1F1F1F"/>
+          <w:sz w:val="21"/>
+          <w:szCs w:val="21"/>
+          <w:highlight w:val="white"/>
+        </w:rPr>
+      </w:r>
+      <w:proofErr w:type="spellStart"/>
+      <w:r>
+        <w:rPr>
+          <w:rFonts w:ascii="Roboto" w:eastAsia="Roboto" w:hAnsi="Roboto" w:cs="Roboto"/>
+          <w:color w:val="1F1F1F"/>
+          <w:sz w:val="21"/>
+          <w:szCs w:val="21"/>
+          <w:highlight w:val="white"/>
+        </w:rPr>
+      </w:r>
+      <w:proofErr w:type="spellEnd"/>
+      <w:r>
+        <w:rPr>
+          <w:rFonts w:ascii="Roboto" w:eastAsia="Roboto" w:hAnsi="Roboto" w:cs="Roboto"/>
+          <w:color w:val="1F1F1F"/>
+          <w:sz w:val="21"/>
+          <w:szCs w:val="21"/>
+          <w:highlight w:val="white"/>
+        </w:rPr>
+      </w:r>
+      <w:proofErr w:type="spellStart"/>
+      <w:r>
+        <w:rPr>
+          <w:rFonts w:ascii="Roboto" w:eastAsia="Roboto" w:hAnsi="Roboto" w:cs="Roboto"/>
+          <w:color w:val="1F1F1F"/>
+          <w:sz w:val="21"/>
+          <w:szCs w:val="21"/>
+          <w:highlight w:val="white"/>
+        </w:rPr>
+      </w:r>
+      <w:proofErr w:type="spellEnd"/>
+      <w:r>
+        <w:rPr>
+          <w:rFonts w:ascii="Roboto" w:eastAsia="Roboto" w:hAnsi="Roboto" w:cs="Roboto"/>
+          <w:color w:val="1F1F1F"/>
+          <w:sz w:val="21"/>
+          <w:szCs w:val="21"/>
+          <w:highlight w:val="white"/>
+        </w:rPr>
       </w:r>
     </w:p>
     <w:p>
@@ -43990,7 +43847,7 @@
           <w:sz w:val="21"/>
           <w:szCs w:val="21"/>
         </w:rPr>
-        <w:t>Implementasi</w:t>
+        <w:t>Implementasi: Menggunakan komponen Next.js untuk client-side rendering (CSR) dan server-side rendering (SSR) pada data statis. Skor kinerja disajikan dalam bentuk grafik (Recharts) dan metrik numerik yang diperbarui secara real-time melalui komunikasi dengan backend Go. Data diambil dari tabel aktivitas_siak dan pengaduan_bulanan di Supabase melalui API endpoints.</w:t>
       </w:r>
       <w:proofErr w:type="spellEnd"/>
       <w:r>
@@ -44002,76 +43859,68 @@
           <w:sz w:val="21"/>
           <w:szCs w:val="21"/>
         </w:rPr>
-        <w:t>:</w:t>
-      </w:r>
-      <w:r>
-        <w:rPr>
-          <w:rFonts w:ascii="Roboto" w:eastAsia="Roboto" w:hAnsi="Roboto" w:cs="Roboto"/>
-          <w:color w:val="1F1F1F"/>
-          <w:sz w:val="21"/>
-          <w:szCs w:val="21"/>
-        </w:rPr>
-        <w:t xml:space="preserve"> </w:t>
-      </w:r>
-      <w:proofErr w:type="spellStart"/>
-      <w:r>
-        <w:rPr>
-          <w:rFonts w:ascii="Roboto" w:eastAsia="Roboto" w:hAnsi="Roboto" w:cs="Roboto"/>
-          <w:color w:val="1F1F1F"/>
-          <w:sz w:val="21"/>
-          <w:szCs w:val="21"/>
-        </w:rPr>
-        <w:t>Menggunakan</w:t>
-      </w:r>
-      <w:proofErr w:type="spellEnd"/>
-      <w:r>
-        <w:rPr>
-          <w:rFonts w:ascii="Roboto" w:eastAsia="Roboto" w:hAnsi="Roboto" w:cs="Roboto"/>
-          <w:color w:val="1F1F1F"/>
-          <w:sz w:val="21"/>
-          <w:szCs w:val="21"/>
-        </w:rPr>
-        <w:t xml:space="preserve"> </w:t>
-      </w:r>
-      <w:proofErr w:type="spellStart"/>
-      <w:r>
-        <w:rPr>
-          <w:rFonts w:ascii="Roboto" w:eastAsia="Roboto" w:hAnsi="Roboto" w:cs="Roboto"/>
-          <w:color w:val="1F1F1F"/>
-          <w:sz w:val="21"/>
-          <w:szCs w:val="21"/>
-        </w:rPr>
-        <w:t>komponen</w:t>
-      </w:r>
-      <w:proofErr w:type="spellEnd"/>
-      <w:r>
-        <w:rPr>
-          <w:rFonts w:ascii="Roboto" w:eastAsia="Roboto" w:hAnsi="Roboto" w:cs="Roboto"/>
-          <w:color w:val="1F1F1F"/>
-          <w:sz w:val="21"/>
-          <w:szCs w:val="21"/>
-        </w:rPr>
-        <w:t xml:space="preserve"> Next.js </w:t>
-      </w:r>
-      <w:proofErr w:type="spellStart"/>
-      <w:r>
-        <w:rPr>
-          <w:rFonts w:ascii="Roboto" w:eastAsia="Roboto" w:hAnsi="Roboto" w:cs="Roboto"/>
-          <w:color w:val="1F1F1F"/>
-          <w:sz w:val="21"/>
-          <w:szCs w:val="21"/>
-        </w:rPr>
-        <w:t>untuk</w:t>
-      </w:r>
-      <w:proofErr w:type="spellEnd"/>
-      <w:r>
-        <w:rPr>
-          <w:rFonts w:ascii="Roboto" w:eastAsia="Roboto" w:hAnsi="Roboto" w:cs="Roboto"/>
-          <w:color w:val="1F1F1F"/>
-          <w:sz w:val="21"/>
-          <w:szCs w:val="21"/>
-        </w:rPr>
-        <w:t xml:space="preserve"> </w:t>
+      </w:r>
+      <w:r>
+        <w:rPr>
+          <w:rFonts w:ascii="Roboto" w:eastAsia="Roboto" w:hAnsi="Roboto" w:cs="Roboto"/>
+          <w:color w:val="1F1F1F"/>
+          <w:sz w:val="21"/>
+          <w:szCs w:val="21"/>
+        </w:rPr>
+      </w:r>
+      <w:proofErr w:type="spellStart"/>
+      <w:r>
+        <w:rPr>
+          <w:rFonts w:ascii="Roboto" w:eastAsia="Roboto" w:hAnsi="Roboto" w:cs="Roboto"/>
+          <w:color w:val="1F1F1F"/>
+          <w:sz w:val="21"/>
+          <w:szCs w:val="21"/>
+        </w:rPr>
+      </w:r>
+      <w:proofErr w:type="spellEnd"/>
+      <w:r>
+        <w:rPr>
+          <w:rFonts w:ascii="Roboto" w:eastAsia="Roboto" w:hAnsi="Roboto" w:cs="Roboto"/>
+          <w:color w:val="1F1F1F"/>
+          <w:sz w:val="21"/>
+          <w:szCs w:val="21"/>
+        </w:rPr>
+      </w:r>
+      <w:proofErr w:type="spellStart"/>
+      <w:r>
+        <w:rPr>
+          <w:rFonts w:ascii="Roboto" w:eastAsia="Roboto" w:hAnsi="Roboto" w:cs="Roboto"/>
+          <w:color w:val="1F1F1F"/>
+          <w:sz w:val="21"/>
+          <w:szCs w:val="21"/>
+        </w:rPr>
+      </w:r>
+      <w:proofErr w:type="spellEnd"/>
+      <w:r>
+        <w:rPr>
+          <w:rFonts w:ascii="Roboto" w:eastAsia="Roboto" w:hAnsi="Roboto" w:cs="Roboto"/>
+          <w:color w:val="1F1F1F"/>
+          <w:sz w:val="21"/>
+          <w:szCs w:val="21"/>
+        </w:rPr>
+      </w:r>
+      <w:proofErr w:type="spellStart"/>
+      <w:r>
+        <w:rPr>
+          <w:rFonts w:ascii="Roboto" w:eastAsia="Roboto" w:hAnsi="Roboto" w:cs="Roboto"/>
+          <w:color w:val="1F1F1F"/>
+          <w:sz w:val="21"/>
+          <w:szCs w:val="21"/>
+        </w:rPr>
+      </w:r>
+      <w:proofErr w:type="spellEnd"/>
+      <w:r>
+        <w:rPr>
+          <w:rFonts w:ascii="Roboto" w:eastAsia="Roboto" w:hAnsi="Roboto" w:cs="Roboto"/>
+          <w:color w:val="1F1F1F"/>
+          <w:sz w:val="21"/>
+          <w:szCs w:val="21"/>
+        </w:rPr>
       </w:r>
       <w:r>
         <w:rPr>
@@ -44082,16 +43931,14 @@
           <w:sz w:val="21"/>
           <w:szCs w:val="21"/>
         </w:rPr>
-        <w:t>client-side rendering</w:t>
-      </w:r>
-      <w:r>
-        <w:rPr>
-          <w:rFonts w:ascii="Roboto" w:eastAsia="Roboto" w:hAnsi="Roboto" w:cs="Roboto"/>
-          <w:color w:val="1F1F1F"/>
-          <w:sz w:val="21"/>
-          <w:szCs w:val="21"/>
-        </w:rPr>
-        <w:t xml:space="preserve"> (CSR) dan </w:t>
+      </w:r>
+      <w:r>
+        <w:rPr>
+          <w:rFonts w:ascii="Roboto" w:eastAsia="Roboto" w:hAnsi="Roboto" w:cs="Roboto"/>
+          <w:color w:val="1F1F1F"/>
+          <w:sz w:val="21"/>
+          <w:szCs w:val="21"/>
+        </w:rPr>
       </w:r>
       <w:r>
         <w:rPr>
@@ -44102,16 +43949,14 @@
           <w:sz w:val="21"/>
           <w:szCs w:val="21"/>
         </w:rPr>
-        <w:t>server-side rendering</w:t>
-      </w:r>
-      <w:r>
-        <w:rPr>
-          <w:rFonts w:ascii="Roboto" w:eastAsia="Roboto" w:hAnsi="Roboto" w:cs="Roboto"/>
-          <w:color w:val="1F1F1F"/>
-          <w:sz w:val="21"/>
-          <w:szCs w:val="21"/>
-        </w:rPr>
-        <w:t xml:space="preserve"> (SSR) pada data statis. </w:t>
+      </w:r>
+      <w:r>
+        <w:rPr>
+          <w:rFonts w:ascii="Roboto" w:eastAsia="Roboto" w:hAnsi="Roboto" w:cs="Roboto"/>
+          <w:color w:val="1F1F1F"/>
+          <w:sz w:val="21"/>
+          <w:szCs w:val="21"/>
+        </w:rPr>
       </w:r>
       <w:r>
         <w:rPr>
@@ -44122,137 +43967,122 @@
           <w:sz w:val="21"/>
           <w:szCs w:val="21"/>
         </w:rPr>
-        <w:lastRenderedPageBreak/>
-        <w:t>Score</w:t>
-      </w:r>
-      <w:r>
-        <w:rPr>
-          <w:rFonts w:ascii="Roboto" w:eastAsia="Roboto" w:hAnsi="Roboto" w:cs="Roboto"/>
-          <w:color w:val="1F1F1F"/>
-          <w:sz w:val="21"/>
-          <w:szCs w:val="21"/>
-        </w:rPr>
-        <w:t xml:space="preserve"> </w:t>
-      </w:r>
-      <w:proofErr w:type="spellStart"/>
-      <w:r>
-        <w:rPr>
-          <w:rFonts w:ascii="Roboto" w:eastAsia="Roboto" w:hAnsi="Roboto" w:cs="Roboto"/>
-          <w:color w:val="1F1F1F"/>
-          <w:sz w:val="21"/>
-          <w:szCs w:val="21"/>
-        </w:rPr>
-        <w:t>kinerja</w:t>
-      </w:r>
-      <w:proofErr w:type="spellEnd"/>
-      <w:r>
-        <w:rPr>
-          <w:rFonts w:ascii="Roboto" w:eastAsia="Roboto" w:hAnsi="Roboto" w:cs="Roboto"/>
-          <w:color w:val="1F1F1F"/>
-          <w:sz w:val="21"/>
-          <w:szCs w:val="21"/>
-        </w:rPr>
-        <w:t xml:space="preserve"> </w:t>
-      </w:r>
-      <w:proofErr w:type="spellStart"/>
-      <w:r>
-        <w:rPr>
-          <w:rFonts w:ascii="Roboto" w:eastAsia="Roboto" w:hAnsi="Roboto" w:cs="Roboto"/>
-          <w:color w:val="1F1F1F"/>
-          <w:sz w:val="21"/>
-          <w:szCs w:val="21"/>
-        </w:rPr>
-        <w:t>disajikan</w:t>
-      </w:r>
-      <w:proofErr w:type="spellEnd"/>
-      <w:r>
-        <w:rPr>
-          <w:rFonts w:ascii="Roboto" w:eastAsia="Roboto" w:hAnsi="Roboto" w:cs="Roboto"/>
-          <w:color w:val="1F1F1F"/>
-          <w:sz w:val="21"/>
-          <w:szCs w:val="21"/>
-        </w:rPr>
-        <w:t xml:space="preserve"> </w:t>
-      </w:r>
-      <w:proofErr w:type="spellStart"/>
-      <w:r>
-        <w:rPr>
-          <w:rFonts w:ascii="Roboto" w:eastAsia="Roboto" w:hAnsi="Roboto" w:cs="Roboto"/>
-          <w:color w:val="1F1F1F"/>
-          <w:sz w:val="21"/>
-          <w:szCs w:val="21"/>
-        </w:rPr>
-        <w:t>dalam</w:t>
-      </w:r>
-      <w:proofErr w:type="spellEnd"/>
-      <w:r>
-        <w:rPr>
-          <w:rFonts w:ascii="Roboto" w:eastAsia="Roboto" w:hAnsi="Roboto" w:cs="Roboto"/>
-          <w:color w:val="1F1F1F"/>
-          <w:sz w:val="21"/>
-          <w:szCs w:val="21"/>
-        </w:rPr>
-        <w:t xml:space="preserve"> </w:t>
-      </w:r>
-      <w:proofErr w:type="spellStart"/>
-      <w:r>
-        <w:rPr>
-          <w:rFonts w:ascii="Roboto" w:eastAsia="Roboto" w:hAnsi="Roboto" w:cs="Roboto"/>
-          <w:color w:val="1F1F1F"/>
-          <w:sz w:val="21"/>
-          <w:szCs w:val="21"/>
-        </w:rPr>
-        <w:t>bentuk</w:t>
-      </w:r>
-      <w:proofErr w:type="spellEnd"/>
-      <w:r>
-        <w:rPr>
-          <w:rFonts w:ascii="Roboto" w:eastAsia="Roboto" w:hAnsi="Roboto" w:cs="Roboto"/>
-          <w:color w:val="1F1F1F"/>
-          <w:sz w:val="21"/>
-          <w:szCs w:val="21"/>
-        </w:rPr>
-        <w:t xml:space="preserve"> </w:t>
-      </w:r>
-      <w:proofErr w:type="spellStart"/>
-      <w:r>
-        <w:rPr>
-          <w:rFonts w:ascii="Roboto" w:eastAsia="Roboto" w:hAnsi="Roboto" w:cs="Roboto"/>
-          <w:color w:val="1F1F1F"/>
-          <w:sz w:val="21"/>
-          <w:szCs w:val="21"/>
-        </w:rPr>
-        <w:t>grafik</w:t>
-      </w:r>
-      <w:proofErr w:type="spellEnd"/>
-      <w:r>
-        <w:rPr>
-          <w:rFonts w:ascii="Roboto" w:eastAsia="Roboto" w:hAnsi="Roboto" w:cs="Roboto"/>
-          <w:color w:val="1F1F1F"/>
-          <w:sz w:val="21"/>
-          <w:szCs w:val="21"/>
-        </w:rPr>
-        <w:t xml:space="preserve"> dan </w:t>
-      </w:r>
-      <w:proofErr w:type="spellStart"/>
-      <w:r>
-        <w:rPr>
-          <w:rFonts w:ascii="Roboto" w:eastAsia="Roboto" w:hAnsi="Roboto" w:cs="Roboto"/>
-          <w:color w:val="1F1F1F"/>
-          <w:sz w:val="21"/>
-          <w:szCs w:val="21"/>
-        </w:rPr>
-        <w:t>metrik</w:t>
-      </w:r>
-      <w:proofErr w:type="spellEnd"/>
-      <w:r>
-        <w:rPr>
-          <w:rFonts w:ascii="Roboto" w:eastAsia="Roboto" w:hAnsi="Roboto" w:cs="Roboto"/>
-          <w:color w:val="1F1F1F"/>
-          <w:sz w:val="21"/>
-          <w:szCs w:val="21"/>
-        </w:rPr>
-        <w:t xml:space="preserve"> (</w:t>
+      </w:r>
+      <w:r>
+        <w:rPr>
+          <w:rFonts w:ascii="Roboto" w:eastAsia="Roboto" w:hAnsi="Roboto" w:cs="Roboto"/>
+          <w:color w:val="1F1F1F"/>
+          <w:sz w:val="21"/>
+          <w:szCs w:val="21"/>
+        </w:rPr>
+      </w:r>
+      <w:proofErr w:type="spellStart"/>
+      <w:r>
+        <w:rPr>
+          <w:rFonts w:ascii="Roboto" w:eastAsia="Roboto" w:hAnsi="Roboto" w:cs="Roboto"/>
+          <w:color w:val="1F1F1F"/>
+          <w:sz w:val="21"/>
+          <w:szCs w:val="21"/>
+        </w:rPr>
+      </w:r>
+      <w:proofErr w:type="spellEnd"/>
+      <w:r>
+        <w:rPr>
+          <w:rFonts w:ascii="Roboto" w:eastAsia="Roboto" w:hAnsi="Roboto" w:cs="Roboto"/>
+          <w:color w:val="1F1F1F"/>
+          <w:sz w:val="21"/>
+          <w:szCs w:val="21"/>
+        </w:rPr>
+      </w:r>
+      <w:proofErr w:type="spellStart"/>
+      <w:r>
+        <w:rPr>
+          <w:rFonts w:ascii="Roboto" w:eastAsia="Roboto" w:hAnsi="Roboto" w:cs="Roboto"/>
+          <w:color w:val="1F1F1F"/>
+          <w:sz w:val="21"/>
+          <w:szCs w:val="21"/>
+        </w:rPr>
+      </w:r>
+      <w:proofErr w:type="spellEnd"/>
+      <w:r>
+        <w:rPr>
+          <w:rFonts w:ascii="Roboto" w:eastAsia="Roboto" w:hAnsi="Roboto" w:cs="Roboto"/>
+          <w:color w:val="1F1F1F"/>
+          <w:sz w:val="21"/>
+          <w:szCs w:val="21"/>
+        </w:rPr>
+      </w:r>
+      <w:proofErr w:type="spellStart"/>
+      <w:r>
+        <w:rPr>
+          <w:rFonts w:ascii="Roboto" w:eastAsia="Roboto" w:hAnsi="Roboto" w:cs="Roboto"/>
+          <w:color w:val="1F1F1F"/>
+          <w:sz w:val="21"/>
+          <w:szCs w:val="21"/>
+        </w:rPr>
+      </w:r>
+      <w:proofErr w:type="spellEnd"/>
+      <w:r>
+        <w:rPr>
+          <w:rFonts w:ascii="Roboto" w:eastAsia="Roboto" w:hAnsi="Roboto" w:cs="Roboto"/>
+          <w:color w:val="1F1F1F"/>
+          <w:sz w:val="21"/>
+          <w:szCs w:val="21"/>
+        </w:rPr>
+      </w:r>
+      <w:proofErr w:type="spellStart"/>
+      <w:r>
+        <w:rPr>
+          <w:rFonts w:ascii="Roboto" w:eastAsia="Roboto" w:hAnsi="Roboto" w:cs="Roboto"/>
+          <w:color w:val="1F1F1F"/>
+          <w:sz w:val="21"/>
+          <w:szCs w:val="21"/>
+        </w:rPr>
+      </w:r>
+      <w:proofErr w:type="spellEnd"/>
+      <w:r>
+        <w:rPr>
+          <w:rFonts w:ascii="Roboto" w:eastAsia="Roboto" w:hAnsi="Roboto" w:cs="Roboto"/>
+          <w:color w:val="1F1F1F"/>
+          <w:sz w:val="21"/>
+          <w:szCs w:val="21"/>
+        </w:rPr>
+      </w:r>
+      <w:proofErr w:type="spellStart"/>
+      <w:r>
+        <w:rPr>
+          <w:rFonts w:ascii="Roboto" w:eastAsia="Roboto" w:hAnsi="Roboto" w:cs="Roboto"/>
+          <w:color w:val="1F1F1F"/>
+          <w:sz w:val="21"/>
+          <w:szCs w:val="21"/>
+        </w:rPr>
+      </w:r>
+      <w:proofErr w:type="spellEnd"/>
+      <w:r>
+        <w:rPr>
+          <w:rFonts w:ascii="Roboto" w:eastAsia="Roboto" w:hAnsi="Roboto" w:cs="Roboto"/>
+          <w:color w:val="1F1F1F"/>
+          <w:sz w:val="21"/>
+          <w:szCs w:val="21"/>
+        </w:rPr>
+      </w:r>
+      <w:proofErr w:type="spellStart"/>
+      <w:r>
+        <w:rPr>
+          <w:rFonts w:ascii="Roboto" w:eastAsia="Roboto" w:hAnsi="Roboto" w:cs="Roboto"/>
+          <w:color w:val="1F1F1F"/>
+          <w:sz w:val="21"/>
+          <w:szCs w:val="21"/>
+        </w:rPr>
+      </w:r>
+      <w:proofErr w:type="spellEnd"/>
+      <w:r>
+        <w:rPr>
+          <w:rFonts w:ascii="Roboto" w:eastAsia="Roboto" w:hAnsi="Roboto" w:cs="Roboto"/>
+          <w:color w:val="1F1F1F"/>
+          <w:sz w:val="21"/>
+          <w:szCs w:val="21"/>
+        </w:rPr>
       </w:r>
       <w:r>
         <w:rPr>
@@ -44263,16 +44093,14 @@
           <w:sz w:val="21"/>
           <w:szCs w:val="21"/>
         </w:rPr>
-        <w:t>Quality Scoring</w:t>
-      </w:r>
-      <w:r>
-        <w:rPr>
-          <w:rFonts w:ascii="Roboto" w:eastAsia="Roboto" w:hAnsi="Roboto" w:cs="Roboto"/>
-          <w:color w:val="1F1F1F"/>
-          <w:sz w:val="21"/>
-          <w:szCs w:val="21"/>
-        </w:rPr>
-        <w:t xml:space="preserve"> &amp; </w:t>
+      </w:r>
+      <w:r>
+        <w:rPr>
+          <w:rFonts w:ascii="Roboto" w:eastAsia="Roboto" w:hAnsi="Roboto" w:cs="Roboto"/>
+          <w:color w:val="1F1F1F"/>
+          <w:sz w:val="21"/>
+          <w:szCs w:val="21"/>
+        </w:rPr>
       </w:r>
       <w:r>
         <w:rPr>
@@ -44283,16 +44111,14 @@
           <w:sz w:val="21"/>
           <w:szCs w:val="21"/>
         </w:rPr>
-        <w:t>Performance Scoring</w:t>
-      </w:r>
-      <w:r>
-        <w:rPr>
-          <w:rFonts w:ascii="Roboto" w:eastAsia="Roboto" w:hAnsi="Roboto" w:cs="Roboto"/>
-          <w:color w:val="1F1F1F"/>
-          <w:sz w:val="21"/>
-          <w:szCs w:val="21"/>
-        </w:rPr>
-        <w:t>).</w:t>
+      </w:r>
+      <w:r>
+        <w:rPr>
+          <w:rFonts w:ascii="Roboto" w:eastAsia="Roboto" w:hAnsi="Roboto" w:cs="Roboto"/>
+          <w:color w:val="1F1F1F"/>
+          <w:sz w:val="21"/>
+          <w:szCs w:val="21"/>
+        </w:rPr>
       </w:r>
     </w:p>
     <w:p>
@@ -45320,18 +45146,17 @@
           <w:szCs w:val="21"/>
           <w:highlight w:val="white"/>
         </w:rPr>
-        <w:t>Lapisan</w:t>
-      </w:r>
-      <w:proofErr w:type="spellEnd"/>
-      <w:r>
-        <w:rPr>
-          <w:rFonts w:ascii="Roboto" w:eastAsia="Roboto" w:hAnsi="Roboto" w:cs="Roboto"/>
-          <w:color w:val="1F1F1F"/>
-          <w:sz w:val="21"/>
-          <w:szCs w:val="21"/>
-          <w:highlight w:val="white"/>
-        </w:rPr>
-        <w:t xml:space="preserve"> </w:t>
+        <w:t>Lapisan backend menggunakan Go (Golang) 1.23 dengan framework Gin untuk memproses logika bisnis yang kompleks dan kritis. Arsitektur backend mengikuti pola Service Layer, di mana setiap fitur utama memiliki service terpisah yang menangani logika bisnis secara independen. Layanan utama yang diimplementasikan meliputi: (a) Auth Service untuk autentikasi JWT dan manajemen sesi; (b) Database Service untuk komunikasi dengan Supabase (PostgreSQL); (c) Cache Service menggunakan Redis (Upstash) untuk optimalisasi performa; (d) Duplicate Operator Service untuk deteksi anomali data; (e) Aktivitas SIAK Service untuk pemrosesan laporan harian pegawai; dan (f) SILPANA Service untuk sistem ticketing pengaduan. Keamanan diterapkan melalui JWT middleware, CORS policy, dan Row Level Security (RLS) di Supabase.</w:t>
+      </w:r>
+      <w:proofErr w:type="spellEnd"/>
+      <w:r>
+        <w:rPr>
+          <w:rFonts w:ascii="Roboto" w:eastAsia="Roboto" w:hAnsi="Roboto" w:cs="Roboto"/>
+          <w:color w:val="1F1F1F"/>
+          <w:sz w:val="21"/>
+          <w:szCs w:val="21"/>
+          <w:highlight w:val="white"/>
+        </w:rPr>
       </w:r>
       <w:r>
         <w:rPr>
@@ -45343,39 +45168,35 @@
           <w:szCs w:val="21"/>
           <w:highlight w:val="white"/>
         </w:rPr>
-        <w:t>backend</w:t>
-      </w:r>
-      <w:r>
-        <w:rPr>
-          <w:rFonts w:ascii="Roboto" w:eastAsia="Roboto" w:hAnsi="Roboto" w:cs="Roboto"/>
-          <w:color w:val="1F1F1F"/>
-          <w:sz w:val="21"/>
-          <w:szCs w:val="21"/>
-          <w:highlight w:val="white"/>
-        </w:rPr>
-        <w:t xml:space="preserve"> </w:t>
-      </w:r>
-      <w:proofErr w:type="spellStart"/>
-      <w:r>
-        <w:rPr>
-          <w:rFonts w:ascii="Roboto" w:eastAsia="Roboto" w:hAnsi="Roboto" w:cs="Roboto"/>
-          <w:color w:val="1F1F1F"/>
-          <w:sz w:val="21"/>
-          <w:szCs w:val="21"/>
-          <w:highlight w:val="white"/>
-        </w:rPr>
-        <w:t>menggunakan</w:t>
-      </w:r>
-      <w:proofErr w:type="spellEnd"/>
-      <w:r>
-        <w:rPr>
-          <w:rFonts w:ascii="Roboto" w:eastAsia="Roboto" w:hAnsi="Roboto" w:cs="Roboto"/>
-          <w:color w:val="1F1F1F"/>
-          <w:sz w:val="21"/>
-          <w:szCs w:val="21"/>
-          <w:highlight w:val="white"/>
-        </w:rPr>
-        <w:t xml:space="preserve"> </w:t>
+      </w:r>
+      <w:r>
+        <w:rPr>
+          <w:rFonts w:ascii="Roboto" w:eastAsia="Roboto" w:hAnsi="Roboto" w:cs="Roboto"/>
+          <w:color w:val="1F1F1F"/>
+          <w:sz w:val="21"/>
+          <w:szCs w:val="21"/>
+          <w:highlight w:val="white"/>
+        </w:rPr>
+      </w:r>
+      <w:proofErr w:type="spellStart"/>
+      <w:r>
+        <w:rPr>
+          <w:rFonts w:ascii="Roboto" w:eastAsia="Roboto" w:hAnsi="Roboto" w:cs="Roboto"/>
+          <w:color w:val="1F1F1F"/>
+          <w:sz w:val="21"/>
+          <w:szCs w:val="21"/>
+          <w:highlight w:val="white"/>
+        </w:rPr>
+      </w:r>
+      <w:proofErr w:type="spellEnd"/>
+      <w:r>
+        <w:rPr>
+          <w:rFonts w:ascii="Roboto" w:eastAsia="Roboto" w:hAnsi="Roboto" w:cs="Roboto"/>
+          <w:color w:val="1F1F1F"/>
+          <w:sz w:val="21"/>
+          <w:szCs w:val="21"/>
+          <w:highlight w:val="white"/>
+        </w:rPr>
       </w:r>
       <w:r>
         <w:rPr>
@@ -45387,149 +45208,135 @@
           <w:szCs w:val="21"/>
           <w:highlight w:val="white"/>
         </w:rPr>
-        <w:t>Go (Golang)</w:t>
-      </w:r>
-      <w:r>
-        <w:rPr>
-          <w:rFonts w:ascii="Roboto" w:eastAsia="Roboto" w:hAnsi="Roboto" w:cs="Roboto"/>
-          <w:color w:val="1F1F1F"/>
-          <w:sz w:val="21"/>
-          <w:szCs w:val="21"/>
-          <w:highlight w:val="white"/>
-        </w:rPr>
-        <w:t xml:space="preserve"> </w:t>
-      </w:r>
-      <w:proofErr w:type="spellStart"/>
-      <w:r>
-        <w:rPr>
-          <w:rFonts w:ascii="Roboto" w:eastAsia="Roboto" w:hAnsi="Roboto" w:cs="Roboto"/>
-          <w:color w:val="1F1F1F"/>
-          <w:sz w:val="21"/>
-          <w:szCs w:val="21"/>
-          <w:highlight w:val="white"/>
-        </w:rPr>
-        <w:t>untuk</w:t>
-      </w:r>
-      <w:proofErr w:type="spellEnd"/>
-      <w:r>
-        <w:rPr>
-          <w:rFonts w:ascii="Roboto" w:eastAsia="Roboto" w:hAnsi="Roboto" w:cs="Roboto"/>
-          <w:color w:val="1F1F1F"/>
-          <w:sz w:val="21"/>
-          <w:szCs w:val="21"/>
-          <w:highlight w:val="white"/>
-        </w:rPr>
-        <w:t xml:space="preserve"> </w:t>
-      </w:r>
-      <w:proofErr w:type="spellStart"/>
-      <w:r>
-        <w:rPr>
-          <w:rFonts w:ascii="Roboto" w:eastAsia="Roboto" w:hAnsi="Roboto" w:cs="Roboto"/>
-          <w:color w:val="1F1F1F"/>
-          <w:sz w:val="21"/>
-          <w:szCs w:val="21"/>
-          <w:highlight w:val="white"/>
-        </w:rPr>
-        <w:t>memproses</w:t>
-      </w:r>
-      <w:proofErr w:type="spellEnd"/>
-      <w:r>
-        <w:rPr>
-          <w:rFonts w:ascii="Roboto" w:eastAsia="Roboto" w:hAnsi="Roboto" w:cs="Roboto"/>
-          <w:color w:val="1F1F1F"/>
-          <w:sz w:val="21"/>
-          <w:szCs w:val="21"/>
-          <w:highlight w:val="white"/>
-        </w:rPr>
-        <w:t xml:space="preserve"> </w:t>
-      </w:r>
-      <w:proofErr w:type="spellStart"/>
-      <w:r>
-        <w:rPr>
-          <w:rFonts w:ascii="Roboto" w:eastAsia="Roboto" w:hAnsi="Roboto" w:cs="Roboto"/>
-          <w:color w:val="1F1F1F"/>
-          <w:sz w:val="21"/>
-          <w:szCs w:val="21"/>
-          <w:highlight w:val="white"/>
-        </w:rPr>
-        <w:t>logika</w:t>
-      </w:r>
-      <w:proofErr w:type="spellEnd"/>
-      <w:r>
-        <w:rPr>
-          <w:rFonts w:ascii="Roboto" w:eastAsia="Roboto" w:hAnsi="Roboto" w:cs="Roboto"/>
-          <w:color w:val="1F1F1F"/>
-          <w:sz w:val="21"/>
-          <w:szCs w:val="21"/>
-          <w:highlight w:val="white"/>
-        </w:rPr>
-        <w:t xml:space="preserve"> </w:t>
-      </w:r>
-      <w:proofErr w:type="spellStart"/>
-      <w:r>
-        <w:rPr>
-          <w:rFonts w:ascii="Roboto" w:eastAsia="Roboto" w:hAnsi="Roboto" w:cs="Roboto"/>
-          <w:color w:val="1F1F1F"/>
-          <w:sz w:val="21"/>
-          <w:szCs w:val="21"/>
-          <w:highlight w:val="white"/>
-        </w:rPr>
-        <w:t>bisnis</w:t>
-      </w:r>
-      <w:proofErr w:type="spellEnd"/>
-      <w:r>
-        <w:rPr>
-          <w:rFonts w:ascii="Roboto" w:eastAsia="Roboto" w:hAnsi="Roboto" w:cs="Roboto"/>
-          <w:color w:val="1F1F1F"/>
-          <w:sz w:val="21"/>
-          <w:szCs w:val="21"/>
-          <w:highlight w:val="white"/>
-        </w:rPr>
-        <w:t xml:space="preserve"> yang </w:t>
-      </w:r>
-      <w:proofErr w:type="spellStart"/>
-      <w:r>
-        <w:rPr>
-          <w:rFonts w:ascii="Roboto" w:eastAsia="Roboto" w:hAnsi="Roboto" w:cs="Roboto"/>
-          <w:color w:val="1F1F1F"/>
-          <w:sz w:val="21"/>
-          <w:szCs w:val="21"/>
-          <w:highlight w:val="white"/>
-        </w:rPr>
-        <w:t>kompleks</w:t>
-      </w:r>
-      <w:proofErr w:type="spellEnd"/>
-      <w:r>
-        <w:rPr>
-          <w:rFonts w:ascii="Roboto" w:eastAsia="Roboto" w:hAnsi="Roboto" w:cs="Roboto"/>
-          <w:color w:val="1F1F1F"/>
-          <w:sz w:val="21"/>
-          <w:szCs w:val="21"/>
-          <w:highlight w:val="white"/>
-        </w:rPr>
-        <w:t xml:space="preserve"> dan </w:t>
-      </w:r>
-      <w:proofErr w:type="spellStart"/>
-      <w:r>
-        <w:rPr>
-          <w:rFonts w:ascii="Roboto" w:eastAsia="Roboto" w:hAnsi="Roboto" w:cs="Roboto"/>
-          <w:color w:val="1F1F1F"/>
-          <w:sz w:val="21"/>
-          <w:szCs w:val="21"/>
-          <w:highlight w:val="white"/>
-        </w:rPr>
-        <w:t>kritis</w:t>
-      </w:r>
-      <w:proofErr w:type="spellEnd"/>
-      <w:r>
-        <w:rPr>
-          <w:rFonts w:ascii="Roboto" w:eastAsia="Roboto" w:hAnsi="Roboto" w:cs="Roboto"/>
-          <w:color w:val="1F1F1F"/>
-          <w:sz w:val="21"/>
-          <w:szCs w:val="21"/>
-          <w:highlight w:val="white"/>
-        </w:rPr>
-        <w:t>:</w:t>
+      </w:r>
+      <w:r>
+        <w:rPr>
+          <w:rFonts w:ascii="Roboto" w:eastAsia="Roboto" w:hAnsi="Roboto" w:cs="Roboto"/>
+          <w:color w:val="1F1F1F"/>
+          <w:sz w:val="21"/>
+          <w:szCs w:val="21"/>
+          <w:highlight w:val="white"/>
+        </w:rPr>
+      </w:r>
+      <w:proofErr w:type="spellStart"/>
+      <w:r>
+        <w:rPr>
+          <w:rFonts w:ascii="Roboto" w:eastAsia="Roboto" w:hAnsi="Roboto" w:cs="Roboto"/>
+          <w:color w:val="1F1F1F"/>
+          <w:sz w:val="21"/>
+          <w:szCs w:val="21"/>
+          <w:highlight w:val="white"/>
+        </w:rPr>
+      </w:r>
+      <w:proofErr w:type="spellEnd"/>
+      <w:r>
+        <w:rPr>
+          <w:rFonts w:ascii="Roboto" w:eastAsia="Roboto" w:hAnsi="Roboto" w:cs="Roboto"/>
+          <w:color w:val="1F1F1F"/>
+          <w:sz w:val="21"/>
+          <w:szCs w:val="21"/>
+          <w:highlight w:val="white"/>
+        </w:rPr>
+      </w:r>
+      <w:proofErr w:type="spellStart"/>
+      <w:r>
+        <w:rPr>
+          <w:rFonts w:ascii="Roboto" w:eastAsia="Roboto" w:hAnsi="Roboto" w:cs="Roboto"/>
+          <w:color w:val="1F1F1F"/>
+          <w:sz w:val="21"/>
+          <w:szCs w:val="21"/>
+          <w:highlight w:val="white"/>
+        </w:rPr>
+      </w:r>
+      <w:proofErr w:type="spellEnd"/>
+      <w:r>
+        <w:rPr>
+          <w:rFonts w:ascii="Roboto" w:eastAsia="Roboto" w:hAnsi="Roboto" w:cs="Roboto"/>
+          <w:color w:val="1F1F1F"/>
+          <w:sz w:val="21"/>
+          <w:szCs w:val="21"/>
+          <w:highlight w:val="white"/>
+        </w:rPr>
+      </w:r>
+      <w:proofErr w:type="spellStart"/>
+      <w:r>
+        <w:rPr>
+          <w:rFonts w:ascii="Roboto" w:eastAsia="Roboto" w:hAnsi="Roboto" w:cs="Roboto"/>
+          <w:color w:val="1F1F1F"/>
+          <w:sz w:val="21"/>
+          <w:szCs w:val="21"/>
+          <w:highlight w:val="white"/>
+        </w:rPr>
+      </w:r>
+      <w:proofErr w:type="spellEnd"/>
+      <w:r>
+        <w:rPr>
+          <w:rFonts w:ascii="Roboto" w:eastAsia="Roboto" w:hAnsi="Roboto" w:cs="Roboto"/>
+          <w:color w:val="1F1F1F"/>
+          <w:sz w:val="21"/>
+          <w:szCs w:val="21"/>
+          <w:highlight w:val="white"/>
+        </w:rPr>
+      </w:r>
+      <w:proofErr w:type="spellStart"/>
+      <w:r>
+        <w:rPr>
+          <w:rFonts w:ascii="Roboto" w:eastAsia="Roboto" w:hAnsi="Roboto" w:cs="Roboto"/>
+          <w:color w:val="1F1F1F"/>
+          <w:sz w:val="21"/>
+          <w:szCs w:val="21"/>
+          <w:highlight w:val="white"/>
+        </w:rPr>
+      </w:r>
+      <w:proofErr w:type="spellEnd"/>
+      <w:r>
+        <w:rPr>
+          <w:rFonts w:ascii="Roboto" w:eastAsia="Roboto" w:hAnsi="Roboto" w:cs="Roboto"/>
+          <w:color w:val="1F1F1F"/>
+          <w:sz w:val="21"/>
+          <w:szCs w:val="21"/>
+          <w:highlight w:val="white"/>
+        </w:rPr>
+      </w:r>
+      <w:proofErr w:type="spellStart"/>
+      <w:r>
+        <w:rPr>
+          <w:rFonts w:ascii="Roboto" w:eastAsia="Roboto" w:hAnsi="Roboto" w:cs="Roboto"/>
+          <w:color w:val="1F1F1F"/>
+          <w:sz w:val="21"/>
+          <w:szCs w:val="21"/>
+          <w:highlight w:val="white"/>
+        </w:rPr>
+      </w:r>
+      <w:proofErr w:type="spellEnd"/>
+      <w:r>
+        <w:rPr>
+          <w:rFonts w:ascii="Roboto" w:eastAsia="Roboto" w:hAnsi="Roboto" w:cs="Roboto"/>
+          <w:color w:val="1F1F1F"/>
+          <w:sz w:val="21"/>
+          <w:szCs w:val="21"/>
+          <w:highlight w:val="white"/>
+        </w:rPr>
+      </w:r>
+      <w:proofErr w:type="spellStart"/>
+      <w:r>
+        <w:rPr>
+          <w:rFonts w:ascii="Roboto" w:eastAsia="Roboto" w:hAnsi="Roboto" w:cs="Roboto"/>
+          <w:color w:val="1F1F1F"/>
+          <w:sz w:val="21"/>
+          <w:szCs w:val="21"/>
+          <w:highlight w:val="white"/>
+        </w:rPr>
+      </w:r>
+      <w:proofErr w:type="spellEnd"/>
+      <w:r>
+        <w:rPr>
+          <w:rFonts w:ascii="Roboto" w:eastAsia="Roboto" w:hAnsi="Roboto" w:cs="Roboto"/>
+          <w:color w:val="1F1F1F"/>
+          <w:sz w:val="21"/>
+          <w:szCs w:val="21"/>
+          <w:highlight w:val="white"/>
+        </w:rPr>
       </w:r>
     </w:p>
     <w:p>
@@ -45572,107 +45379,97 @@
           <w:sz w:val="21"/>
           <w:szCs w:val="21"/>
         </w:rPr>
-        <w:t xml:space="preserve">Logika </w:t>
-      </w:r>
-      <w:proofErr w:type="spellStart"/>
-      <w:r>
-        <w:rPr>
-          <w:rFonts w:ascii="Roboto" w:eastAsia="Roboto" w:hAnsi="Roboto" w:cs="Roboto"/>
-          <w:color w:val="1F1F1F"/>
-          <w:sz w:val="21"/>
-          <w:szCs w:val="21"/>
-        </w:rPr>
-        <w:t>perhitungan</w:t>
-      </w:r>
-      <w:proofErr w:type="spellEnd"/>
-      <w:r>
-        <w:rPr>
-          <w:rFonts w:ascii="Roboto" w:eastAsia="Roboto" w:hAnsi="Roboto" w:cs="Roboto"/>
-          <w:color w:val="1F1F1F"/>
-          <w:sz w:val="21"/>
-          <w:szCs w:val="21"/>
-        </w:rPr>
-        <w:t xml:space="preserve"> </w:t>
-      </w:r>
-      <w:proofErr w:type="spellStart"/>
-      <w:r>
-        <w:rPr>
-          <w:rFonts w:ascii="Roboto" w:eastAsia="Roboto" w:hAnsi="Roboto" w:cs="Roboto"/>
-          <w:color w:val="1F1F1F"/>
-          <w:sz w:val="21"/>
-          <w:szCs w:val="21"/>
-        </w:rPr>
-        <w:t>kinerja</w:t>
-      </w:r>
-      <w:proofErr w:type="spellEnd"/>
-      <w:r>
-        <w:rPr>
-          <w:rFonts w:ascii="Roboto" w:eastAsia="Roboto" w:hAnsi="Roboto" w:cs="Roboto"/>
-          <w:color w:val="1F1F1F"/>
-          <w:sz w:val="21"/>
-          <w:szCs w:val="21"/>
-        </w:rPr>
-        <w:t xml:space="preserve"> </w:t>
-      </w:r>
-      <w:proofErr w:type="spellStart"/>
-      <w:r>
-        <w:rPr>
-          <w:rFonts w:ascii="Roboto" w:eastAsia="Roboto" w:hAnsi="Roboto" w:cs="Roboto"/>
-          <w:color w:val="1F1F1F"/>
-          <w:sz w:val="21"/>
-          <w:szCs w:val="21"/>
-        </w:rPr>
-        <w:t>diimplementasikan</w:t>
-      </w:r>
-      <w:proofErr w:type="spellEnd"/>
-      <w:r>
-        <w:rPr>
-          <w:rFonts w:ascii="Roboto" w:eastAsia="Roboto" w:hAnsi="Roboto" w:cs="Roboto"/>
-          <w:color w:val="1F1F1F"/>
-          <w:sz w:val="21"/>
-          <w:szCs w:val="21"/>
-        </w:rPr>
-        <w:t xml:space="preserve"> </w:t>
-      </w:r>
-      <w:proofErr w:type="spellStart"/>
-      <w:r>
-        <w:rPr>
-          <w:rFonts w:ascii="Roboto" w:eastAsia="Roboto" w:hAnsi="Roboto" w:cs="Roboto"/>
-          <w:color w:val="1F1F1F"/>
-          <w:sz w:val="21"/>
-          <w:szCs w:val="21"/>
-        </w:rPr>
-        <w:t>dalam</w:t>
-      </w:r>
-      <w:proofErr w:type="spellEnd"/>
-      <w:r>
-        <w:rPr>
-          <w:rFonts w:ascii="Roboto" w:eastAsia="Roboto" w:hAnsi="Roboto" w:cs="Roboto"/>
-          <w:color w:val="1F1F1F"/>
-          <w:sz w:val="21"/>
-          <w:szCs w:val="21"/>
-        </w:rPr>
-        <w:t xml:space="preserve"> </w:t>
-      </w:r>
-      <w:proofErr w:type="spellStart"/>
-      <w:r>
-        <w:rPr>
-          <w:rFonts w:ascii="Roboto" w:eastAsia="Roboto" w:hAnsi="Roboto" w:cs="Roboto"/>
-          <w:color w:val="1F1F1F"/>
-          <w:sz w:val="21"/>
-          <w:szCs w:val="21"/>
-        </w:rPr>
-        <w:t>sebuah</w:t>
-      </w:r>
-      <w:proofErr w:type="spellEnd"/>
-      <w:r>
-        <w:rPr>
-          <w:rFonts w:ascii="Roboto" w:eastAsia="Roboto" w:hAnsi="Roboto" w:cs="Roboto"/>
-          <w:color w:val="1F1F1F"/>
-          <w:sz w:val="21"/>
-          <w:szCs w:val="21"/>
-        </w:rPr>
-        <w:t xml:space="preserve"> </w:t>
+        <w:t>Logika perhitungan kinerja diimplementasikan dalam sebuah Service Layer di Go. Logika ini membandingkan data input pegawai dari tabel aktivitas_siak (misalnya, jumlah tugas selesai, tingkat kehadiran, kualitas laporan) dengan rules yang telah didefinisikan dalam sistem. Hasil perhitungan menghasilkan skor kinerja yang disimpan ke database dan ditampilkan pada Dashboard Pegawai. Proses ini berjalan secara otomatis tanpa intervensi manual, sehingga evaluasi menjadi objektif dan konsisten.</w:t>
+      </w:r>
+      <w:proofErr w:type="spellStart"/>
+      <w:r>
+        <w:rPr>
+          <w:rFonts w:ascii="Roboto" w:eastAsia="Roboto" w:hAnsi="Roboto" w:cs="Roboto"/>
+          <w:color w:val="1F1F1F"/>
+          <w:sz w:val="21"/>
+          <w:szCs w:val="21"/>
+        </w:rPr>
+      </w:r>
+      <w:proofErr w:type="spellEnd"/>
+      <w:r>
+        <w:rPr>
+          <w:rFonts w:ascii="Roboto" w:eastAsia="Roboto" w:hAnsi="Roboto" w:cs="Roboto"/>
+          <w:color w:val="1F1F1F"/>
+          <w:sz w:val="21"/>
+          <w:szCs w:val="21"/>
+        </w:rPr>
+      </w:r>
+      <w:proofErr w:type="spellStart"/>
+      <w:r>
+        <w:rPr>
+          <w:rFonts w:ascii="Roboto" w:eastAsia="Roboto" w:hAnsi="Roboto" w:cs="Roboto"/>
+          <w:color w:val="1F1F1F"/>
+          <w:sz w:val="21"/>
+          <w:szCs w:val="21"/>
+        </w:rPr>
+      </w:r>
+      <w:proofErr w:type="spellEnd"/>
+      <w:r>
+        <w:rPr>
+          <w:rFonts w:ascii="Roboto" w:eastAsia="Roboto" w:hAnsi="Roboto" w:cs="Roboto"/>
+          <w:color w:val="1F1F1F"/>
+          <w:sz w:val="21"/>
+          <w:szCs w:val="21"/>
+        </w:rPr>
+      </w:r>
+      <w:proofErr w:type="spellStart"/>
+      <w:r>
+        <w:rPr>
+          <w:rFonts w:ascii="Roboto" w:eastAsia="Roboto" w:hAnsi="Roboto" w:cs="Roboto"/>
+          <w:color w:val="1F1F1F"/>
+          <w:sz w:val="21"/>
+          <w:szCs w:val="21"/>
+        </w:rPr>
+      </w:r>
+      <w:proofErr w:type="spellEnd"/>
+      <w:r>
+        <w:rPr>
+          <w:rFonts w:ascii="Roboto" w:eastAsia="Roboto" w:hAnsi="Roboto" w:cs="Roboto"/>
+          <w:color w:val="1F1F1F"/>
+          <w:sz w:val="21"/>
+          <w:szCs w:val="21"/>
+        </w:rPr>
+      </w:r>
+      <w:proofErr w:type="spellStart"/>
+      <w:r>
+        <w:rPr>
+          <w:rFonts w:ascii="Roboto" w:eastAsia="Roboto" w:hAnsi="Roboto" w:cs="Roboto"/>
+          <w:color w:val="1F1F1F"/>
+          <w:sz w:val="21"/>
+          <w:szCs w:val="21"/>
+        </w:rPr>
+      </w:r>
+      <w:proofErr w:type="spellEnd"/>
+      <w:r>
+        <w:rPr>
+          <w:rFonts w:ascii="Roboto" w:eastAsia="Roboto" w:hAnsi="Roboto" w:cs="Roboto"/>
+          <w:color w:val="1F1F1F"/>
+          <w:sz w:val="21"/>
+          <w:szCs w:val="21"/>
+        </w:rPr>
+      </w:r>
+      <w:proofErr w:type="spellStart"/>
+      <w:r>
+        <w:rPr>
+          <w:rFonts w:ascii="Roboto" w:eastAsia="Roboto" w:hAnsi="Roboto" w:cs="Roboto"/>
+          <w:color w:val="1F1F1F"/>
+          <w:sz w:val="21"/>
+          <w:szCs w:val="21"/>
+        </w:rPr>
+      </w:r>
+      <w:proofErr w:type="spellEnd"/>
+      <w:r>
+        <w:rPr>
+          <w:rFonts w:ascii="Roboto" w:eastAsia="Roboto" w:hAnsi="Roboto" w:cs="Roboto"/>
+          <w:color w:val="1F1F1F"/>
+          <w:sz w:val="21"/>
+          <w:szCs w:val="21"/>
+        </w:rPr>
       </w:r>
       <w:r>
         <w:rPr>
@@ -45683,176 +45480,158 @@
           <w:sz w:val="21"/>
           <w:szCs w:val="21"/>
         </w:rPr>
-        <w:t>Service Layer</w:t>
-      </w:r>
-      <w:r>
-        <w:rPr>
-          <w:rFonts w:ascii="Roboto" w:eastAsia="Roboto" w:hAnsi="Roboto" w:cs="Roboto"/>
-          <w:color w:val="1F1F1F"/>
-          <w:sz w:val="21"/>
-          <w:szCs w:val="21"/>
-        </w:rPr>
-        <w:t xml:space="preserve"> di Go. Logika </w:t>
-      </w:r>
-      <w:proofErr w:type="spellStart"/>
-      <w:r>
-        <w:rPr>
-          <w:rFonts w:ascii="Roboto" w:eastAsia="Roboto" w:hAnsi="Roboto" w:cs="Roboto"/>
-          <w:color w:val="1F1F1F"/>
-          <w:sz w:val="21"/>
-          <w:szCs w:val="21"/>
-        </w:rPr>
-        <w:t>ini</w:t>
-      </w:r>
-      <w:proofErr w:type="spellEnd"/>
-      <w:r>
-        <w:rPr>
-          <w:rFonts w:ascii="Roboto" w:eastAsia="Roboto" w:hAnsi="Roboto" w:cs="Roboto"/>
-          <w:color w:val="1F1F1F"/>
-          <w:sz w:val="21"/>
-          <w:szCs w:val="21"/>
-        </w:rPr>
-        <w:t xml:space="preserve"> </w:t>
-      </w:r>
-      <w:proofErr w:type="spellStart"/>
-      <w:r>
-        <w:rPr>
-          <w:rFonts w:ascii="Roboto" w:eastAsia="Roboto" w:hAnsi="Roboto" w:cs="Roboto"/>
-          <w:color w:val="1F1F1F"/>
-          <w:sz w:val="21"/>
-          <w:szCs w:val="21"/>
-        </w:rPr>
-        <w:t>membandingkan</w:t>
-      </w:r>
-      <w:proofErr w:type="spellEnd"/>
-      <w:r>
-        <w:rPr>
-          <w:rFonts w:ascii="Roboto" w:eastAsia="Roboto" w:hAnsi="Roboto" w:cs="Roboto"/>
-          <w:color w:val="1F1F1F"/>
-          <w:sz w:val="21"/>
-          <w:szCs w:val="21"/>
-        </w:rPr>
-        <w:t xml:space="preserve"> data input </w:t>
-      </w:r>
-      <w:proofErr w:type="spellStart"/>
-      <w:r>
-        <w:rPr>
-          <w:rFonts w:ascii="Roboto" w:eastAsia="Roboto" w:hAnsi="Roboto" w:cs="Roboto"/>
-          <w:color w:val="1F1F1F"/>
-          <w:sz w:val="21"/>
-          <w:szCs w:val="21"/>
-        </w:rPr>
-        <w:t>pegawai</w:t>
-      </w:r>
-      <w:proofErr w:type="spellEnd"/>
-      <w:r>
-        <w:rPr>
-          <w:rFonts w:ascii="Roboto" w:eastAsia="Roboto" w:hAnsi="Roboto" w:cs="Roboto"/>
-          <w:color w:val="1F1F1F"/>
-          <w:sz w:val="21"/>
-          <w:szCs w:val="21"/>
-        </w:rPr>
-        <w:t xml:space="preserve"> (</w:t>
-      </w:r>
-      <w:proofErr w:type="spellStart"/>
-      <w:r>
-        <w:rPr>
-          <w:rFonts w:ascii="Roboto" w:eastAsia="Roboto" w:hAnsi="Roboto" w:cs="Roboto"/>
-          <w:color w:val="1F1F1F"/>
-          <w:sz w:val="21"/>
-          <w:szCs w:val="21"/>
-        </w:rPr>
-        <w:t>misalnya</w:t>
-      </w:r>
-      <w:proofErr w:type="spellEnd"/>
-      <w:r>
-        <w:rPr>
-          <w:rFonts w:ascii="Roboto" w:eastAsia="Roboto" w:hAnsi="Roboto" w:cs="Roboto"/>
-          <w:color w:val="1F1F1F"/>
-          <w:sz w:val="21"/>
-          <w:szCs w:val="21"/>
-        </w:rPr>
-        <w:t xml:space="preserve">, </w:t>
-      </w:r>
-      <w:proofErr w:type="spellStart"/>
-      <w:r>
-        <w:rPr>
-          <w:rFonts w:ascii="Roboto" w:eastAsia="Roboto" w:hAnsi="Roboto" w:cs="Roboto"/>
-          <w:color w:val="1F1F1F"/>
-          <w:sz w:val="21"/>
-          <w:szCs w:val="21"/>
-        </w:rPr>
-        <w:t>jumlah</w:t>
-      </w:r>
-      <w:proofErr w:type="spellEnd"/>
-      <w:r>
-        <w:rPr>
-          <w:rFonts w:ascii="Roboto" w:eastAsia="Roboto" w:hAnsi="Roboto" w:cs="Roboto"/>
-          <w:color w:val="1F1F1F"/>
-          <w:sz w:val="21"/>
-          <w:szCs w:val="21"/>
-        </w:rPr>
-        <w:t xml:space="preserve"> </w:t>
-      </w:r>
-      <w:proofErr w:type="spellStart"/>
-      <w:r>
-        <w:rPr>
-          <w:rFonts w:ascii="Roboto" w:eastAsia="Roboto" w:hAnsi="Roboto" w:cs="Roboto"/>
-          <w:color w:val="1F1F1F"/>
-          <w:sz w:val="21"/>
-          <w:szCs w:val="21"/>
-        </w:rPr>
-        <w:t>tugas</w:t>
-      </w:r>
-      <w:proofErr w:type="spellEnd"/>
-      <w:r>
-        <w:rPr>
-          <w:rFonts w:ascii="Roboto" w:eastAsia="Roboto" w:hAnsi="Roboto" w:cs="Roboto"/>
-          <w:color w:val="1F1F1F"/>
-          <w:sz w:val="21"/>
-          <w:szCs w:val="21"/>
-        </w:rPr>
-        <w:t xml:space="preserve"> </w:t>
-      </w:r>
-      <w:proofErr w:type="spellStart"/>
-      <w:r>
-        <w:rPr>
-          <w:rFonts w:ascii="Roboto" w:eastAsia="Roboto" w:hAnsi="Roboto" w:cs="Roboto"/>
-          <w:color w:val="1F1F1F"/>
-          <w:sz w:val="21"/>
-          <w:szCs w:val="21"/>
-        </w:rPr>
-        <w:t>selesai</w:t>
-      </w:r>
-      <w:proofErr w:type="spellEnd"/>
-      <w:r>
-        <w:rPr>
-          <w:rFonts w:ascii="Roboto" w:eastAsia="Roboto" w:hAnsi="Roboto" w:cs="Roboto"/>
-          <w:color w:val="1F1F1F"/>
-          <w:sz w:val="21"/>
-          <w:szCs w:val="21"/>
-        </w:rPr>
-        <w:t xml:space="preserve">) </w:t>
-      </w:r>
-      <w:proofErr w:type="spellStart"/>
-      <w:r>
-        <w:rPr>
-          <w:rFonts w:ascii="Roboto" w:eastAsia="Roboto" w:hAnsi="Roboto" w:cs="Roboto"/>
-          <w:color w:val="1F1F1F"/>
-          <w:sz w:val="21"/>
-          <w:szCs w:val="21"/>
-        </w:rPr>
-        <w:t>dengan</w:t>
-      </w:r>
-      <w:proofErr w:type="spellEnd"/>
-      <w:r>
-        <w:rPr>
-          <w:rFonts w:ascii="Roboto" w:eastAsia="Roboto" w:hAnsi="Roboto" w:cs="Roboto"/>
-          <w:color w:val="1F1F1F"/>
-          <w:sz w:val="21"/>
-          <w:szCs w:val="21"/>
-        </w:rPr>
-        <w:t xml:space="preserve"> </w:t>
+      </w:r>
+      <w:r>
+        <w:rPr>
+          <w:rFonts w:ascii="Roboto" w:eastAsia="Roboto" w:hAnsi="Roboto" w:cs="Roboto"/>
+          <w:color w:val="1F1F1F"/>
+          <w:sz w:val="21"/>
+          <w:szCs w:val="21"/>
+        </w:rPr>
+      </w:r>
+      <w:proofErr w:type="spellStart"/>
+      <w:r>
+        <w:rPr>
+          <w:rFonts w:ascii="Roboto" w:eastAsia="Roboto" w:hAnsi="Roboto" w:cs="Roboto"/>
+          <w:color w:val="1F1F1F"/>
+          <w:sz w:val="21"/>
+          <w:szCs w:val="21"/>
+        </w:rPr>
+      </w:r>
+      <w:proofErr w:type="spellEnd"/>
+      <w:r>
+        <w:rPr>
+          <w:rFonts w:ascii="Roboto" w:eastAsia="Roboto" w:hAnsi="Roboto" w:cs="Roboto"/>
+          <w:color w:val="1F1F1F"/>
+          <w:sz w:val="21"/>
+          <w:szCs w:val="21"/>
+        </w:rPr>
+      </w:r>
+      <w:proofErr w:type="spellStart"/>
+      <w:r>
+        <w:rPr>
+          <w:rFonts w:ascii="Roboto" w:eastAsia="Roboto" w:hAnsi="Roboto" w:cs="Roboto"/>
+          <w:color w:val="1F1F1F"/>
+          <w:sz w:val="21"/>
+          <w:szCs w:val="21"/>
+        </w:rPr>
+      </w:r>
+      <w:proofErr w:type="spellEnd"/>
+      <w:r>
+        <w:rPr>
+          <w:rFonts w:ascii="Roboto" w:eastAsia="Roboto" w:hAnsi="Roboto" w:cs="Roboto"/>
+          <w:color w:val="1F1F1F"/>
+          <w:sz w:val="21"/>
+          <w:szCs w:val="21"/>
+        </w:rPr>
+      </w:r>
+      <w:proofErr w:type="spellStart"/>
+      <w:r>
+        <w:rPr>
+          <w:rFonts w:ascii="Roboto" w:eastAsia="Roboto" w:hAnsi="Roboto" w:cs="Roboto"/>
+          <w:color w:val="1F1F1F"/>
+          <w:sz w:val="21"/>
+          <w:szCs w:val="21"/>
+        </w:rPr>
+      </w:r>
+      <w:proofErr w:type="spellEnd"/>
+      <w:r>
+        <w:rPr>
+          <w:rFonts w:ascii="Roboto" w:eastAsia="Roboto" w:hAnsi="Roboto" w:cs="Roboto"/>
+          <w:color w:val="1F1F1F"/>
+          <w:sz w:val="21"/>
+          <w:szCs w:val="21"/>
+        </w:rPr>
+      </w:r>
+      <w:proofErr w:type="spellStart"/>
+      <w:r>
+        <w:rPr>
+          <w:rFonts w:ascii="Roboto" w:eastAsia="Roboto" w:hAnsi="Roboto" w:cs="Roboto"/>
+          <w:color w:val="1F1F1F"/>
+          <w:sz w:val="21"/>
+          <w:szCs w:val="21"/>
+        </w:rPr>
+      </w:r>
+      <w:proofErr w:type="spellEnd"/>
+      <w:r>
+        <w:rPr>
+          <w:rFonts w:ascii="Roboto" w:eastAsia="Roboto" w:hAnsi="Roboto" w:cs="Roboto"/>
+          <w:color w:val="1F1F1F"/>
+          <w:sz w:val="21"/>
+          <w:szCs w:val="21"/>
+        </w:rPr>
+      </w:r>
+      <w:proofErr w:type="spellStart"/>
+      <w:r>
+        <w:rPr>
+          <w:rFonts w:ascii="Roboto" w:eastAsia="Roboto" w:hAnsi="Roboto" w:cs="Roboto"/>
+          <w:color w:val="1F1F1F"/>
+          <w:sz w:val="21"/>
+          <w:szCs w:val="21"/>
+        </w:rPr>
+      </w:r>
+      <w:proofErr w:type="spellEnd"/>
+      <w:r>
+        <w:rPr>
+          <w:rFonts w:ascii="Roboto" w:eastAsia="Roboto" w:hAnsi="Roboto" w:cs="Roboto"/>
+          <w:color w:val="1F1F1F"/>
+          <w:sz w:val="21"/>
+          <w:szCs w:val="21"/>
+        </w:rPr>
+      </w:r>
+      <w:proofErr w:type="spellStart"/>
+      <w:r>
+        <w:rPr>
+          <w:rFonts w:ascii="Roboto" w:eastAsia="Roboto" w:hAnsi="Roboto" w:cs="Roboto"/>
+          <w:color w:val="1F1F1F"/>
+          <w:sz w:val="21"/>
+          <w:szCs w:val="21"/>
+        </w:rPr>
+      </w:r>
+      <w:proofErr w:type="spellEnd"/>
+      <w:r>
+        <w:rPr>
+          <w:rFonts w:ascii="Roboto" w:eastAsia="Roboto" w:hAnsi="Roboto" w:cs="Roboto"/>
+          <w:color w:val="1F1F1F"/>
+          <w:sz w:val="21"/>
+          <w:szCs w:val="21"/>
+        </w:rPr>
+      </w:r>
+      <w:proofErr w:type="spellStart"/>
+      <w:r>
+        <w:rPr>
+          <w:rFonts w:ascii="Roboto" w:eastAsia="Roboto" w:hAnsi="Roboto" w:cs="Roboto"/>
+          <w:color w:val="1F1F1F"/>
+          <w:sz w:val="21"/>
+          <w:szCs w:val="21"/>
+        </w:rPr>
+      </w:r>
+      <w:proofErr w:type="spellEnd"/>
+      <w:r>
+        <w:rPr>
+          <w:rFonts w:ascii="Roboto" w:eastAsia="Roboto" w:hAnsi="Roboto" w:cs="Roboto"/>
+          <w:color w:val="1F1F1F"/>
+          <w:sz w:val="21"/>
+          <w:szCs w:val="21"/>
+        </w:rPr>
+      </w:r>
+      <w:proofErr w:type="spellStart"/>
+      <w:r>
+        <w:rPr>
+          <w:rFonts w:ascii="Roboto" w:eastAsia="Roboto" w:hAnsi="Roboto" w:cs="Roboto"/>
+          <w:color w:val="1F1F1F"/>
+          <w:sz w:val="21"/>
+          <w:szCs w:val="21"/>
+        </w:rPr>
+      </w:r>
+      <w:proofErr w:type="spellEnd"/>
+      <w:r>
+        <w:rPr>
+          <w:rFonts w:ascii="Roboto" w:eastAsia="Roboto" w:hAnsi="Roboto" w:cs="Roboto"/>
+          <w:color w:val="1F1F1F"/>
+          <w:sz w:val="21"/>
+          <w:szCs w:val="21"/>
+        </w:rPr>
       </w:r>
       <w:r>
         <w:rPr>
@@ -45863,96 +45642,86 @@
           <w:sz w:val="21"/>
           <w:szCs w:val="21"/>
         </w:rPr>
-        <w:t>rules</w:t>
-      </w:r>
-      <w:r>
-        <w:rPr>
-          <w:rFonts w:ascii="Roboto" w:eastAsia="Roboto" w:hAnsi="Roboto" w:cs="Roboto"/>
-          <w:color w:val="1F1F1F"/>
-          <w:sz w:val="21"/>
-          <w:szCs w:val="21"/>
-        </w:rPr>
-        <w:t xml:space="preserve"> yang </w:t>
-      </w:r>
-      <w:proofErr w:type="spellStart"/>
-      <w:r>
-        <w:rPr>
-          <w:rFonts w:ascii="Roboto" w:eastAsia="Roboto" w:hAnsi="Roboto" w:cs="Roboto"/>
-          <w:color w:val="1F1F1F"/>
-          <w:sz w:val="21"/>
-          <w:szCs w:val="21"/>
-        </w:rPr>
-        <w:t>telah</w:t>
-      </w:r>
-      <w:proofErr w:type="spellEnd"/>
-      <w:r>
-        <w:rPr>
-          <w:rFonts w:ascii="Roboto" w:eastAsia="Roboto" w:hAnsi="Roboto" w:cs="Roboto"/>
-          <w:color w:val="1F1F1F"/>
-          <w:sz w:val="21"/>
-          <w:szCs w:val="21"/>
-        </w:rPr>
-        <w:t xml:space="preserve"> </w:t>
-      </w:r>
-      <w:proofErr w:type="spellStart"/>
-      <w:r>
-        <w:rPr>
-          <w:rFonts w:ascii="Roboto" w:eastAsia="Roboto" w:hAnsi="Roboto" w:cs="Roboto"/>
-          <w:color w:val="1F1F1F"/>
-          <w:sz w:val="21"/>
-          <w:szCs w:val="21"/>
-        </w:rPr>
-        <w:t>ditetapkan</w:t>
-      </w:r>
-      <w:proofErr w:type="spellEnd"/>
-      <w:r>
-        <w:rPr>
-          <w:rFonts w:ascii="Roboto" w:eastAsia="Roboto" w:hAnsi="Roboto" w:cs="Roboto"/>
-          <w:color w:val="1F1F1F"/>
-          <w:sz w:val="21"/>
-          <w:szCs w:val="21"/>
-        </w:rPr>
-        <w:t xml:space="preserve"> </w:t>
-      </w:r>
-      <w:proofErr w:type="spellStart"/>
-      <w:r>
-        <w:rPr>
-          <w:rFonts w:ascii="Roboto" w:eastAsia="Roboto" w:hAnsi="Roboto" w:cs="Roboto"/>
-          <w:color w:val="1F1F1F"/>
-          <w:sz w:val="21"/>
-          <w:szCs w:val="21"/>
-        </w:rPr>
-        <w:t>instansi</w:t>
-      </w:r>
-      <w:proofErr w:type="spellEnd"/>
-      <w:r>
-        <w:rPr>
-          <w:rFonts w:ascii="Roboto" w:eastAsia="Roboto" w:hAnsi="Roboto" w:cs="Roboto"/>
-          <w:color w:val="1F1F1F"/>
-          <w:sz w:val="21"/>
-          <w:szCs w:val="21"/>
-        </w:rPr>
-        <w:t xml:space="preserve">, </w:t>
-      </w:r>
-      <w:proofErr w:type="spellStart"/>
-      <w:r>
-        <w:rPr>
-          <w:rFonts w:ascii="Roboto" w:eastAsia="Roboto" w:hAnsi="Roboto" w:cs="Roboto"/>
-          <w:color w:val="1F1F1F"/>
-          <w:sz w:val="21"/>
-          <w:szCs w:val="21"/>
-        </w:rPr>
-        <w:t>menghasilkan</w:t>
-      </w:r>
-      <w:proofErr w:type="spellEnd"/>
-      <w:r>
-        <w:rPr>
-          <w:rFonts w:ascii="Roboto" w:eastAsia="Roboto" w:hAnsi="Roboto" w:cs="Roboto"/>
-          <w:color w:val="1F1F1F"/>
-          <w:sz w:val="21"/>
-          <w:szCs w:val="21"/>
-        </w:rPr>
-        <w:t xml:space="preserve"> </w:t>
+      </w:r>
+      <w:r>
+        <w:rPr>
+          <w:rFonts w:ascii="Roboto" w:eastAsia="Roboto" w:hAnsi="Roboto" w:cs="Roboto"/>
+          <w:color w:val="1F1F1F"/>
+          <w:sz w:val="21"/>
+          <w:szCs w:val="21"/>
+        </w:rPr>
+      </w:r>
+      <w:proofErr w:type="spellStart"/>
+      <w:r>
+        <w:rPr>
+          <w:rFonts w:ascii="Roboto" w:eastAsia="Roboto" w:hAnsi="Roboto" w:cs="Roboto"/>
+          <w:color w:val="1F1F1F"/>
+          <w:sz w:val="21"/>
+          <w:szCs w:val="21"/>
+        </w:rPr>
+      </w:r>
+      <w:proofErr w:type="spellEnd"/>
+      <w:r>
+        <w:rPr>
+          <w:rFonts w:ascii="Roboto" w:eastAsia="Roboto" w:hAnsi="Roboto" w:cs="Roboto"/>
+          <w:color w:val="1F1F1F"/>
+          <w:sz w:val="21"/>
+          <w:szCs w:val="21"/>
+        </w:rPr>
+      </w:r>
+      <w:proofErr w:type="spellStart"/>
+      <w:r>
+        <w:rPr>
+          <w:rFonts w:ascii="Roboto" w:eastAsia="Roboto" w:hAnsi="Roboto" w:cs="Roboto"/>
+          <w:color w:val="1F1F1F"/>
+          <w:sz w:val="21"/>
+          <w:szCs w:val="21"/>
+        </w:rPr>
+      </w:r>
+      <w:proofErr w:type="spellEnd"/>
+      <w:r>
+        <w:rPr>
+          <w:rFonts w:ascii="Roboto" w:eastAsia="Roboto" w:hAnsi="Roboto" w:cs="Roboto"/>
+          <w:color w:val="1F1F1F"/>
+          <w:sz w:val="21"/>
+          <w:szCs w:val="21"/>
+        </w:rPr>
+      </w:r>
+      <w:proofErr w:type="spellStart"/>
+      <w:r>
+        <w:rPr>
+          <w:rFonts w:ascii="Roboto" w:eastAsia="Roboto" w:hAnsi="Roboto" w:cs="Roboto"/>
+          <w:color w:val="1F1F1F"/>
+          <w:sz w:val="21"/>
+          <w:szCs w:val="21"/>
+        </w:rPr>
+      </w:r>
+      <w:proofErr w:type="spellEnd"/>
+      <w:r>
+        <w:rPr>
+          <w:rFonts w:ascii="Roboto" w:eastAsia="Roboto" w:hAnsi="Roboto" w:cs="Roboto"/>
+          <w:color w:val="1F1F1F"/>
+          <w:sz w:val="21"/>
+          <w:szCs w:val="21"/>
+        </w:rPr>
+      </w:r>
+      <w:proofErr w:type="spellStart"/>
+      <w:r>
+        <w:rPr>
+          <w:rFonts w:ascii="Roboto" w:eastAsia="Roboto" w:hAnsi="Roboto" w:cs="Roboto"/>
+          <w:color w:val="1F1F1F"/>
+          <w:sz w:val="21"/>
+          <w:szCs w:val="21"/>
+        </w:rPr>
+      </w:r>
+      <w:proofErr w:type="spellEnd"/>
+      <w:r>
+        <w:rPr>
+          <w:rFonts w:ascii="Roboto" w:eastAsia="Roboto" w:hAnsi="Roboto" w:cs="Roboto"/>
+          <w:color w:val="1F1F1F"/>
+          <w:sz w:val="21"/>
+          <w:szCs w:val="21"/>
+        </w:rPr>
       </w:r>
       <w:r>
         <w:rPr>
@@ -45963,36 +45732,32 @@
           <w:sz w:val="21"/>
           <w:szCs w:val="21"/>
         </w:rPr>
-        <w:t>score</w:t>
-      </w:r>
-      <w:r>
-        <w:rPr>
-          <w:rFonts w:ascii="Roboto" w:eastAsia="Roboto" w:hAnsi="Roboto" w:cs="Roboto"/>
-          <w:color w:val="1F1F1F"/>
-          <w:sz w:val="21"/>
-          <w:szCs w:val="21"/>
-        </w:rPr>
-        <w:t xml:space="preserve"> </w:t>
-      </w:r>
-      <w:proofErr w:type="spellStart"/>
-      <w:r>
-        <w:rPr>
-          <w:rFonts w:ascii="Roboto" w:eastAsia="Roboto" w:hAnsi="Roboto" w:cs="Roboto"/>
-          <w:color w:val="1F1F1F"/>
-          <w:sz w:val="21"/>
-          <w:szCs w:val="21"/>
-        </w:rPr>
-        <w:t>objektif</w:t>
-      </w:r>
-      <w:proofErr w:type="spellEnd"/>
-      <w:r>
-        <w:rPr>
-          <w:rFonts w:ascii="Roboto" w:eastAsia="Roboto" w:hAnsi="Roboto" w:cs="Roboto"/>
-          <w:color w:val="1F1F1F"/>
-          <w:sz w:val="21"/>
-          <w:szCs w:val="21"/>
-        </w:rPr>
-        <w:t xml:space="preserve"> (0-100).</w:t>
+      </w:r>
+      <w:r>
+        <w:rPr>
+          <w:rFonts w:ascii="Roboto" w:eastAsia="Roboto" w:hAnsi="Roboto" w:cs="Roboto"/>
+          <w:color w:val="1F1F1F"/>
+          <w:sz w:val="21"/>
+          <w:szCs w:val="21"/>
+        </w:rPr>
+      </w:r>
+      <w:proofErr w:type="spellStart"/>
+      <w:r>
+        <w:rPr>
+          <w:rFonts w:ascii="Roboto" w:eastAsia="Roboto" w:hAnsi="Roboto" w:cs="Roboto"/>
+          <w:color w:val="1F1F1F"/>
+          <w:sz w:val="21"/>
+          <w:szCs w:val="21"/>
+        </w:rPr>
+      </w:r>
+      <w:proofErr w:type="spellEnd"/>
+      <w:r>
+        <w:rPr>
+          <w:rFonts w:ascii="Roboto" w:eastAsia="Roboto" w:hAnsi="Roboto" w:cs="Roboto"/>
+          <w:color w:val="1F1F1F"/>
+          <w:sz w:val="21"/>
+          <w:szCs w:val="21"/>
+        </w:rPr>
       </w:r>
     </w:p>
     <w:p>
@@ -46186,117 +45951,106 @@
           <w:sz w:val="21"/>
           <w:szCs w:val="21"/>
         </w:rPr>
-        <w:t>Algoritma</w:t>
-      </w:r>
-      <w:proofErr w:type="spellEnd"/>
-      <w:r>
-        <w:rPr>
-          <w:rFonts w:ascii="Roboto" w:eastAsia="Roboto" w:hAnsi="Roboto" w:cs="Roboto"/>
-          <w:color w:val="1F1F1F"/>
-          <w:sz w:val="21"/>
-          <w:szCs w:val="21"/>
-        </w:rPr>
-        <w:t xml:space="preserve"> </w:t>
-      </w:r>
-      <w:proofErr w:type="spellStart"/>
-      <w:r>
-        <w:rPr>
-          <w:rFonts w:ascii="Roboto" w:eastAsia="Roboto" w:hAnsi="Roboto" w:cs="Roboto"/>
-          <w:color w:val="1F1F1F"/>
-          <w:sz w:val="21"/>
-          <w:szCs w:val="21"/>
-        </w:rPr>
-        <w:t>deteksi</w:t>
-      </w:r>
-      <w:proofErr w:type="spellEnd"/>
-      <w:r>
-        <w:rPr>
-          <w:rFonts w:ascii="Roboto" w:eastAsia="Roboto" w:hAnsi="Roboto" w:cs="Roboto"/>
-          <w:color w:val="1F1F1F"/>
-          <w:sz w:val="21"/>
-          <w:szCs w:val="21"/>
-        </w:rPr>
-        <w:t xml:space="preserve"> data </w:t>
-      </w:r>
-      <w:proofErr w:type="spellStart"/>
-      <w:r>
-        <w:rPr>
-          <w:rFonts w:ascii="Roboto" w:eastAsia="Roboto" w:hAnsi="Roboto" w:cs="Roboto"/>
-          <w:color w:val="1F1F1F"/>
-          <w:sz w:val="21"/>
-          <w:szCs w:val="21"/>
-        </w:rPr>
-        <w:t>ganda</w:t>
-      </w:r>
-      <w:proofErr w:type="spellEnd"/>
-      <w:r>
-        <w:rPr>
-          <w:rFonts w:ascii="Roboto" w:eastAsia="Roboto" w:hAnsi="Roboto" w:cs="Roboto"/>
-          <w:color w:val="1F1F1F"/>
-          <w:sz w:val="21"/>
-          <w:szCs w:val="21"/>
-        </w:rPr>
-        <w:t xml:space="preserve"> </w:t>
-      </w:r>
-      <w:proofErr w:type="spellStart"/>
-      <w:r>
-        <w:rPr>
-          <w:rFonts w:ascii="Roboto" w:eastAsia="Roboto" w:hAnsi="Roboto" w:cs="Roboto"/>
-          <w:color w:val="1F1F1F"/>
-          <w:sz w:val="21"/>
-          <w:szCs w:val="21"/>
-        </w:rPr>
-        <w:t>dijalankan</w:t>
-      </w:r>
-      <w:proofErr w:type="spellEnd"/>
-      <w:r>
-        <w:rPr>
-          <w:rFonts w:ascii="Roboto" w:eastAsia="Roboto" w:hAnsi="Roboto" w:cs="Roboto"/>
-          <w:color w:val="1F1F1F"/>
-          <w:sz w:val="21"/>
-          <w:szCs w:val="21"/>
-        </w:rPr>
-        <w:t xml:space="preserve"> </w:t>
-      </w:r>
-      <w:proofErr w:type="spellStart"/>
-      <w:r>
-        <w:rPr>
-          <w:rFonts w:ascii="Roboto" w:eastAsia="Roboto" w:hAnsi="Roboto" w:cs="Roboto"/>
-          <w:color w:val="1F1F1F"/>
-          <w:sz w:val="21"/>
-          <w:szCs w:val="21"/>
-        </w:rPr>
-        <w:t>menggunakan</w:t>
-      </w:r>
-      <w:proofErr w:type="spellEnd"/>
-      <w:r>
-        <w:rPr>
-          <w:rFonts w:ascii="Roboto" w:eastAsia="Roboto" w:hAnsi="Roboto" w:cs="Roboto"/>
-          <w:color w:val="1F1F1F"/>
-          <w:sz w:val="21"/>
-          <w:szCs w:val="21"/>
-        </w:rPr>
-        <w:t xml:space="preserve"> </w:t>
-      </w:r>
-      <w:proofErr w:type="spellStart"/>
-      <w:r>
-        <w:rPr>
-          <w:rFonts w:ascii="Roboto" w:eastAsia="Roboto" w:hAnsi="Roboto" w:cs="Roboto"/>
-          <w:color w:val="1F1F1F"/>
-          <w:sz w:val="21"/>
-          <w:szCs w:val="21"/>
-        </w:rPr>
-        <w:t>mekanisme</w:t>
-      </w:r>
-      <w:proofErr w:type="spellEnd"/>
-      <w:r>
-        <w:rPr>
-          <w:rFonts w:ascii="Roboto" w:eastAsia="Roboto" w:hAnsi="Roboto" w:cs="Roboto"/>
-          <w:color w:val="1F1F1F"/>
-          <w:sz w:val="21"/>
-          <w:szCs w:val="21"/>
-        </w:rPr>
-        <w:t xml:space="preserve"> </w:t>
+        <w:t>Algoritma deteksi data ganda dijalankan menggunakan mekanisme Goroutines Go untuk pemrosesan concurrent yang efisien. Setiap kali data kependudukan baru atau modifikasi disimpan ke tabel duplicate_operator di Supabase, sebuah background process akan membandingkan NIK dan nama dengan data existing menggunakan exact matching dan fuzzy matching. Hasil deteksi ditampilkan pada halaman khusus yang memungkinkan operator untuk meninjau dan menindaklanjuti setiap anomali yang terdeteksi.</w:t>
+      </w:r>
+      <w:proofErr w:type="spellEnd"/>
+      <w:r>
+        <w:rPr>
+          <w:rFonts w:ascii="Roboto" w:eastAsia="Roboto" w:hAnsi="Roboto" w:cs="Roboto"/>
+          <w:color w:val="1F1F1F"/>
+          <w:sz w:val="21"/>
+          <w:szCs w:val="21"/>
+        </w:rPr>
+      </w:r>
+      <w:proofErr w:type="spellStart"/>
+      <w:r>
+        <w:rPr>
+          <w:rFonts w:ascii="Roboto" w:eastAsia="Roboto" w:hAnsi="Roboto" w:cs="Roboto"/>
+          <w:color w:val="1F1F1F"/>
+          <w:sz w:val="21"/>
+          <w:szCs w:val="21"/>
+        </w:rPr>
+      </w:r>
+      <w:proofErr w:type="spellEnd"/>
+      <w:r>
+        <w:rPr>
+          <w:rFonts w:ascii="Roboto" w:eastAsia="Roboto" w:hAnsi="Roboto" w:cs="Roboto"/>
+          <w:color w:val="1F1F1F"/>
+          <w:sz w:val="21"/>
+          <w:szCs w:val="21"/>
+        </w:rPr>
+      </w:r>
+      <w:proofErr w:type="spellStart"/>
+      <w:r>
+        <w:rPr>
+          <w:rFonts w:ascii="Roboto" w:eastAsia="Roboto" w:hAnsi="Roboto" w:cs="Roboto"/>
+          <w:color w:val="1F1F1F"/>
+          <w:sz w:val="21"/>
+          <w:szCs w:val="21"/>
+        </w:rPr>
+      </w:r>
+      <w:proofErr w:type="spellEnd"/>
+      <w:r>
+        <w:rPr>
+          <w:rFonts w:ascii="Roboto" w:eastAsia="Roboto" w:hAnsi="Roboto" w:cs="Roboto"/>
+          <w:color w:val="1F1F1F"/>
+          <w:sz w:val="21"/>
+          <w:szCs w:val="21"/>
+        </w:rPr>
+      </w:r>
+      <w:proofErr w:type="spellStart"/>
+      <w:r>
+        <w:rPr>
+          <w:rFonts w:ascii="Roboto" w:eastAsia="Roboto" w:hAnsi="Roboto" w:cs="Roboto"/>
+          <w:color w:val="1F1F1F"/>
+          <w:sz w:val="21"/>
+          <w:szCs w:val="21"/>
+        </w:rPr>
+      </w:r>
+      <w:proofErr w:type="spellEnd"/>
+      <w:r>
+        <w:rPr>
+          <w:rFonts w:ascii="Roboto" w:eastAsia="Roboto" w:hAnsi="Roboto" w:cs="Roboto"/>
+          <w:color w:val="1F1F1F"/>
+          <w:sz w:val="21"/>
+          <w:szCs w:val="21"/>
+        </w:rPr>
+      </w:r>
+      <w:proofErr w:type="spellStart"/>
+      <w:r>
+        <w:rPr>
+          <w:rFonts w:ascii="Roboto" w:eastAsia="Roboto" w:hAnsi="Roboto" w:cs="Roboto"/>
+          <w:color w:val="1F1F1F"/>
+          <w:sz w:val="21"/>
+          <w:szCs w:val="21"/>
+        </w:rPr>
+      </w:r>
+      <w:proofErr w:type="spellEnd"/>
+      <w:r>
+        <w:rPr>
+          <w:rFonts w:ascii="Roboto" w:eastAsia="Roboto" w:hAnsi="Roboto" w:cs="Roboto"/>
+          <w:color w:val="1F1F1F"/>
+          <w:sz w:val="21"/>
+          <w:szCs w:val="21"/>
+        </w:rPr>
+      </w:r>
+      <w:proofErr w:type="spellStart"/>
+      <w:r>
+        <w:rPr>
+          <w:rFonts w:ascii="Roboto" w:eastAsia="Roboto" w:hAnsi="Roboto" w:cs="Roboto"/>
+          <w:color w:val="1F1F1F"/>
+          <w:sz w:val="21"/>
+          <w:szCs w:val="21"/>
+        </w:rPr>
+      </w:r>
+      <w:proofErr w:type="spellEnd"/>
+      <w:r>
+        <w:rPr>
+          <w:rFonts w:ascii="Roboto" w:eastAsia="Roboto" w:hAnsi="Roboto" w:cs="Roboto"/>
+          <w:color w:val="1F1F1F"/>
+          <w:sz w:val="21"/>
+          <w:szCs w:val="21"/>
+        </w:rPr>
       </w:r>
       <w:r>
         <w:rPr>
@@ -46307,156 +46061,140 @@
           <w:sz w:val="21"/>
           <w:szCs w:val="21"/>
         </w:rPr>
-        <w:t>Goroutines</w:t>
-      </w:r>
-      <w:r>
-        <w:rPr>
-          <w:rFonts w:ascii="Roboto" w:eastAsia="Roboto" w:hAnsi="Roboto" w:cs="Roboto"/>
-          <w:color w:val="1F1F1F"/>
-          <w:sz w:val="21"/>
-          <w:szCs w:val="21"/>
-        </w:rPr>
-        <w:t xml:space="preserve"> Go. </w:t>
-      </w:r>
-      <w:proofErr w:type="spellStart"/>
-      <w:r>
-        <w:rPr>
-          <w:rFonts w:ascii="Roboto" w:eastAsia="Roboto" w:hAnsi="Roboto" w:cs="Roboto"/>
-          <w:color w:val="1F1F1F"/>
-          <w:sz w:val="21"/>
-          <w:szCs w:val="21"/>
-        </w:rPr>
-        <w:t>Setiap</w:t>
-      </w:r>
-      <w:proofErr w:type="spellEnd"/>
-      <w:r>
-        <w:rPr>
-          <w:rFonts w:ascii="Roboto" w:eastAsia="Roboto" w:hAnsi="Roboto" w:cs="Roboto"/>
-          <w:color w:val="1F1F1F"/>
-          <w:sz w:val="21"/>
-          <w:szCs w:val="21"/>
-        </w:rPr>
-        <w:t xml:space="preserve"> kali data </w:t>
-      </w:r>
-      <w:proofErr w:type="spellStart"/>
-      <w:r>
-        <w:rPr>
-          <w:rFonts w:ascii="Roboto" w:eastAsia="Roboto" w:hAnsi="Roboto" w:cs="Roboto"/>
-          <w:color w:val="1F1F1F"/>
-          <w:sz w:val="21"/>
-          <w:szCs w:val="21"/>
-        </w:rPr>
-        <w:t>kependudukan</w:t>
-      </w:r>
-      <w:proofErr w:type="spellEnd"/>
-      <w:r>
-        <w:rPr>
-          <w:rFonts w:ascii="Roboto" w:eastAsia="Roboto" w:hAnsi="Roboto" w:cs="Roboto"/>
-          <w:color w:val="1F1F1F"/>
-          <w:sz w:val="21"/>
-          <w:szCs w:val="21"/>
-        </w:rPr>
-        <w:t xml:space="preserve"> </w:t>
-      </w:r>
-      <w:proofErr w:type="spellStart"/>
-      <w:r>
-        <w:rPr>
-          <w:rFonts w:ascii="Roboto" w:eastAsia="Roboto" w:hAnsi="Roboto" w:cs="Roboto"/>
-          <w:color w:val="1F1F1F"/>
-          <w:sz w:val="21"/>
-          <w:szCs w:val="21"/>
-        </w:rPr>
-        <w:t>baru</w:t>
-      </w:r>
-      <w:proofErr w:type="spellEnd"/>
-      <w:r>
-        <w:rPr>
-          <w:rFonts w:ascii="Roboto" w:eastAsia="Roboto" w:hAnsi="Roboto" w:cs="Roboto"/>
-          <w:color w:val="1F1F1F"/>
-          <w:sz w:val="21"/>
-          <w:szCs w:val="21"/>
-        </w:rPr>
-        <w:t xml:space="preserve"> </w:t>
-      </w:r>
-      <w:proofErr w:type="spellStart"/>
-      <w:r>
-        <w:rPr>
-          <w:rFonts w:ascii="Roboto" w:eastAsia="Roboto" w:hAnsi="Roboto" w:cs="Roboto"/>
-          <w:color w:val="1F1F1F"/>
-          <w:sz w:val="21"/>
-          <w:szCs w:val="21"/>
-        </w:rPr>
-        <w:t>atau</w:t>
-      </w:r>
-      <w:proofErr w:type="spellEnd"/>
-      <w:r>
-        <w:rPr>
-          <w:rFonts w:ascii="Roboto" w:eastAsia="Roboto" w:hAnsi="Roboto" w:cs="Roboto"/>
-          <w:color w:val="1F1F1F"/>
-          <w:sz w:val="21"/>
-          <w:szCs w:val="21"/>
-        </w:rPr>
-        <w:t xml:space="preserve"> </w:t>
-      </w:r>
-      <w:proofErr w:type="spellStart"/>
-      <w:r>
-        <w:rPr>
-          <w:rFonts w:ascii="Roboto" w:eastAsia="Roboto" w:hAnsi="Roboto" w:cs="Roboto"/>
-          <w:color w:val="1F1F1F"/>
-          <w:sz w:val="21"/>
-          <w:szCs w:val="21"/>
-        </w:rPr>
-        <w:t>modifikasi</w:t>
-      </w:r>
-      <w:proofErr w:type="spellEnd"/>
-      <w:r>
-        <w:rPr>
-          <w:rFonts w:ascii="Roboto" w:eastAsia="Roboto" w:hAnsi="Roboto" w:cs="Roboto"/>
-          <w:color w:val="1F1F1F"/>
-          <w:sz w:val="21"/>
-          <w:szCs w:val="21"/>
-        </w:rPr>
-        <w:t xml:space="preserve"> </w:t>
-      </w:r>
-      <w:proofErr w:type="spellStart"/>
-      <w:r>
-        <w:rPr>
-          <w:rFonts w:ascii="Roboto" w:eastAsia="Roboto" w:hAnsi="Roboto" w:cs="Roboto"/>
-          <w:color w:val="1F1F1F"/>
-          <w:sz w:val="21"/>
-          <w:szCs w:val="21"/>
-        </w:rPr>
-        <w:t>disimpan</w:t>
-      </w:r>
-      <w:proofErr w:type="spellEnd"/>
-      <w:r>
-        <w:rPr>
-          <w:rFonts w:ascii="Roboto" w:eastAsia="Roboto" w:hAnsi="Roboto" w:cs="Roboto"/>
-          <w:color w:val="1F1F1F"/>
-          <w:sz w:val="21"/>
-          <w:szCs w:val="21"/>
-        </w:rPr>
-        <w:t xml:space="preserve"> </w:t>
-      </w:r>
-      <w:proofErr w:type="spellStart"/>
-      <w:r>
-        <w:rPr>
-          <w:rFonts w:ascii="Roboto" w:eastAsia="Roboto" w:hAnsi="Roboto" w:cs="Roboto"/>
-          <w:color w:val="1F1F1F"/>
-          <w:sz w:val="21"/>
-          <w:szCs w:val="21"/>
-        </w:rPr>
-        <w:t>ke</w:t>
-      </w:r>
-      <w:proofErr w:type="spellEnd"/>
-      <w:r>
-        <w:rPr>
-          <w:rFonts w:ascii="Roboto" w:eastAsia="Roboto" w:hAnsi="Roboto" w:cs="Roboto"/>
-          <w:color w:val="1F1F1F"/>
-          <w:sz w:val="21"/>
-          <w:szCs w:val="21"/>
-        </w:rPr>
-        <w:t xml:space="preserve"> </w:t>
+      </w:r>
+      <w:r>
+        <w:rPr>
+          <w:rFonts w:ascii="Roboto" w:eastAsia="Roboto" w:hAnsi="Roboto" w:cs="Roboto"/>
+          <w:color w:val="1F1F1F"/>
+          <w:sz w:val="21"/>
+          <w:szCs w:val="21"/>
+        </w:rPr>
+      </w:r>
+      <w:proofErr w:type="spellStart"/>
+      <w:r>
+        <w:rPr>
+          <w:rFonts w:ascii="Roboto" w:eastAsia="Roboto" w:hAnsi="Roboto" w:cs="Roboto"/>
+          <w:color w:val="1F1F1F"/>
+          <w:sz w:val="21"/>
+          <w:szCs w:val="21"/>
+        </w:rPr>
+      </w:r>
+      <w:proofErr w:type="spellEnd"/>
+      <w:r>
+        <w:rPr>
+          <w:rFonts w:ascii="Roboto" w:eastAsia="Roboto" w:hAnsi="Roboto" w:cs="Roboto"/>
+          <w:color w:val="1F1F1F"/>
+          <w:sz w:val="21"/>
+          <w:szCs w:val="21"/>
+        </w:rPr>
+      </w:r>
+      <w:proofErr w:type="spellStart"/>
+      <w:r>
+        <w:rPr>
+          <w:rFonts w:ascii="Roboto" w:eastAsia="Roboto" w:hAnsi="Roboto" w:cs="Roboto"/>
+          <w:color w:val="1F1F1F"/>
+          <w:sz w:val="21"/>
+          <w:szCs w:val="21"/>
+        </w:rPr>
+      </w:r>
+      <w:proofErr w:type="spellEnd"/>
+      <w:r>
+        <w:rPr>
+          <w:rFonts w:ascii="Roboto" w:eastAsia="Roboto" w:hAnsi="Roboto" w:cs="Roboto"/>
+          <w:color w:val="1F1F1F"/>
+          <w:sz w:val="21"/>
+          <w:szCs w:val="21"/>
+        </w:rPr>
+      </w:r>
+      <w:proofErr w:type="spellStart"/>
+      <w:r>
+        <w:rPr>
+          <w:rFonts w:ascii="Roboto" w:eastAsia="Roboto" w:hAnsi="Roboto" w:cs="Roboto"/>
+          <w:color w:val="1F1F1F"/>
+          <w:sz w:val="21"/>
+          <w:szCs w:val="21"/>
+        </w:rPr>
+      </w:r>
+      <w:proofErr w:type="spellEnd"/>
+      <w:r>
+        <w:rPr>
+          <w:rFonts w:ascii="Roboto" w:eastAsia="Roboto" w:hAnsi="Roboto" w:cs="Roboto"/>
+          <w:color w:val="1F1F1F"/>
+          <w:sz w:val="21"/>
+          <w:szCs w:val="21"/>
+        </w:rPr>
+      </w:r>
+      <w:proofErr w:type="spellStart"/>
+      <w:r>
+        <w:rPr>
+          <w:rFonts w:ascii="Roboto" w:eastAsia="Roboto" w:hAnsi="Roboto" w:cs="Roboto"/>
+          <w:color w:val="1F1F1F"/>
+          <w:sz w:val="21"/>
+          <w:szCs w:val="21"/>
+        </w:rPr>
+      </w:r>
+      <w:proofErr w:type="spellEnd"/>
+      <w:r>
+        <w:rPr>
+          <w:rFonts w:ascii="Roboto" w:eastAsia="Roboto" w:hAnsi="Roboto" w:cs="Roboto"/>
+          <w:color w:val="1F1F1F"/>
+          <w:sz w:val="21"/>
+          <w:szCs w:val="21"/>
+        </w:rPr>
+      </w:r>
+      <w:proofErr w:type="spellStart"/>
+      <w:r>
+        <w:rPr>
+          <w:rFonts w:ascii="Roboto" w:eastAsia="Roboto" w:hAnsi="Roboto" w:cs="Roboto"/>
+          <w:color w:val="1F1F1F"/>
+          <w:sz w:val="21"/>
+          <w:szCs w:val="21"/>
+        </w:rPr>
+      </w:r>
+      <w:proofErr w:type="spellEnd"/>
+      <w:r>
+        <w:rPr>
+          <w:rFonts w:ascii="Roboto" w:eastAsia="Roboto" w:hAnsi="Roboto" w:cs="Roboto"/>
+          <w:color w:val="1F1F1F"/>
+          <w:sz w:val="21"/>
+          <w:szCs w:val="21"/>
+        </w:rPr>
+      </w:r>
+      <w:proofErr w:type="spellStart"/>
+      <w:r>
+        <w:rPr>
+          <w:rFonts w:ascii="Roboto" w:eastAsia="Roboto" w:hAnsi="Roboto" w:cs="Roboto"/>
+          <w:color w:val="1F1F1F"/>
+          <w:sz w:val="21"/>
+          <w:szCs w:val="21"/>
+        </w:rPr>
+      </w:r>
+      <w:proofErr w:type="spellEnd"/>
+      <w:r>
+        <w:rPr>
+          <w:rFonts w:ascii="Roboto" w:eastAsia="Roboto" w:hAnsi="Roboto" w:cs="Roboto"/>
+          <w:color w:val="1F1F1F"/>
+          <w:sz w:val="21"/>
+          <w:szCs w:val="21"/>
+        </w:rPr>
+      </w:r>
+      <w:proofErr w:type="spellStart"/>
+      <w:r>
+        <w:rPr>
+          <w:rFonts w:ascii="Roboto" w:eastAsia="Roboto" w:hAnsi="Roboto" w:cs="Roboto"/>
+          <w:color w:val="1F1F1F"/>
+          <w:sz w:val="21"/>
+          <w:szCs w:val="21"/>
+        </w:rPr>
+      </w:r>
+      <w:proofErr w:type="spellEnd"/>
+      <w:r>
+        <w:rPr>
+          <w:rFonts w:ascii="Roboto" w:eastAsia="Roboto" w:hAnsi="Roboto" w:cs="Roboto"/>
+          <w:color w:val="1F1F1F"/>
+          <w:sz w:val="21"/>
+          <w:szCs w:val="21"/>
+        </w:rPr>
       </w:r>
       <w:proofErr w:type="spellStart"/>
       <w:r>
@@ -46468,37 +46206,33 @@
           <w:sz w:val="21"/>
           <w:szCs w:val="21"/>
         </w:rPr>
-        <w:t>Supabase</w:t>
-      </w:r>
-      <w:proofErr w:type="spellEnd"/>
-      <w:r>
-        <w:rPr>
-          <w:rFonts w:ascii="Roboto" w:eastAsia="Roboto" w:hAnsi="Roboto" w:cs="Roboto"/>
-          <w:color w:val="1F1F1F"/>
-          <w:sz w:val="21"/>
-          <w:szCs w:val="21"/>
-        </w:rPr>
-        <w:t xml:space="preserve">, </w:t>
-      </w:r>
-      <w:proofErr w:type="spellStart"/>
-      <w:r>
-        <w:rPr>
-          <w:rFonts w:ascii="Roboto" w:eastAsia="Roboto" w:hAnsi="Roboto" w:cs="Roboto"/>
-          <w:color w:val="1F1F1F"/>
-          <w:sz w:val="21"/>
-          <w:szCs w:val="21"/>
-        </w:rPr>
-        <w:t>sebuah</w:t>
-      </w:r>
-      <w:proofErr w:type="spellEnd"/>
-      <w:r>
-        <w:rPr>
-          <w:rFonts w:ascii="Roboto" w:eastAsia="Roboto" w:hAnsi="Roboto" w:cs="Roboto"/>
-          <w:color w:val="1F1F1F"/>
-          <w:sz w:val="21"/>
-          <w:szCs w:val="21"/>
-        </w:rPr>
-        <w:t xml:space="preserve"> </w:t>
+      </w:r>
+      <w:proofErr w:type="spellEnd"/>
+      <w:r>
+        <w:rPr>
+          <w:rFonts w:ascii="Roboto" w:eastAsia="Roboto" w:hAnsi="Roboto" w:cs="Roboto"/>
+          <w:color w:val="1F1F1F"/>
+          <w:sz w:val="21"/>
+          <w:szCs w:val="21"/>
+        </w:rPr>
+      </w:r>
+      <w:proofErr w:type="spellStart"/>
+      <w:r>
+        <w:rPr>
+          <w:rFonts w:ascii="Roboto" w:eastAsia="Roboto" w:hAnsi="Roboto" w:cs="Roboto"/>
+          <w:color w:val="1F1F1F"/>
+          <w:sz w:val="21"/>
+          <w:szCs w:val="21"/>
+        </w:rPr>
+      </w:r>
+      <w:proofErr w:type="spellEnd"/>
+      <w:r>
+        <w:rPr>
+          <w:rFonts w:ascii="Roboto" w:eastAsia="Roboto" w:hAnsi="Roboto" w:cs="Roboto"/>
+          <w:color w:val="1F1F1F"/>
+          <w:sz w:val="21"/>
+          <w:szCs w:val="21"/>
+        </w:rPr>
       </w:r>
       <w:r>
         <w:rPr>
@@ -46509,76 +46243,68 @@
           <w:sz w:val="21"/>
           <w:szCs w:val="21"/>
         </w:rPr>
-        <w:t>background process</w:t>
-      </w:r>
-      <w:r>
-        <w:rPr>
-          <w:rFonts w:ascii="Roboto" w:eastAsia="Roboto" w:hAnsi="Roboto" w:cs="Roboto"/>
-          <w:color w:val="1F1F1F"/>
-          <w:sz w:val="21"/>
-          <w:szCs w:val="21"/>
-        </w:rPr>
-        <w:t xml:space="preserve"> </w:t>
-      </w:r>
-      <w:proofErr w:type="spellStart"/>
-      <w:r>
-        <w:rPr>
-          <w:rFonts w:ascii="Roboto" w:eastAsia="Roboto" w:hAnsi="Roboto" w:cs="Roboto"/>
-          <w:color w:val="1F1F1F"/>
-          <w:sz w:val="21"/>
-          <w:szCs w:val="21"/>
-        </w:rPr>
-        <w:t>akan</w:t>
-      </w:r>
-      <w:proofErr w:type="spellEnd"/>
-      <w:r>
-        <w:rPr>
-          <w:rFonts w:ascii="Roboto" w:eastAsia="Roboto" w:hAnsi="Roboto" w:cs="Roboto"/>
-          <w:color w:val="1F1F1F"/>
-          <w:sz w:val="21"/>
-          <w:szCs w:val="21"/>
-        </w:rPr>
-        <w:t xml:space="preserve"> </w:t>
-      </w:r>
-      <w:proofErr w:type="spellStart"/>
-      <w:r>
-        <w:rPr>
-          <w:rFonts w:ascii="Roboto" w:eastAsia="Roboto" w:hAnsi="Roboto" w:cs="Roboto"/>
-          <w:color w:val="1F1F1F"/>
-          <w:sz w:val="21"/>
-          <w:szCs w:val="21"/>
-        </w:rPr>
-        <w:t>berjalan</w:t>
-      </w:r>
-      <w:proofErr w:type="spellEnd"/>
-      <w:r>
-        <w:rPr>
-          <w:rFonts w:ascii="Roboto" w:eastAsia="Roboto" w:hAnsi="Roboto" w:cs="Roboto"/>
-          <w:color w:val="1F1F1F"/>
-          <w:sz w:val="21"/>
-          <w:szCs w:val="21"/>
-        </w:rPr>
-        <w:t xml:space="preserve"> </w:t>
-      </w:r>
-      <w:proofErr w:type="spellStart"/>
-      <w:r>
-        <w:rPr>
-          <w:rFonts w:ascii="Roboto" w:eastAsia="Roboto" w:hAnsi="Roboto" w:cs="Roboto"/>
-          <w:color w:val="1F1F1F"/>
-          <w:sz w:val="21"/>
-          <w:szCs w:val="21"/>
-        </w:rPr>
-        <w:t>secara</w:t>
-      </w:r>
-      <w:proofErr w:type="spellEnd"/>
-      <w:r>
-        <w:rPr>
-          <w:rFonts w:ascii="Roboto" w:eastAsia="Roboto" w:hAnsi="Roboto" w:cs="Roboto"/>
-          <w:color w:val="1F1F1F"/>
-          <w:sz w:val="21"/>
-          <w:szCs w:val="21"/>
-        </w:rPr>
-        <w:t xml:space="preserve"> </w:t>
+      </w:r>
+      <w:r>
+        <w:rPr>
+          <w:rFonts w:ascii="Roboto" w:eastAsia="Roboto" w:hAnsi="Roboto" w:cs="Roboto"/>
+          <w:color w:val="1F1F1F"/>
+          <w:sz w:val="21"/>
+          <w:szCs w:val="21"/>
+        </w:rPr>
+      </w:r>
+      <w:proofErr w:type="spellStart"/>
+      <w:r>
+        <w:rPr>
+          <w:rFonts w:ascii="Roboto" w:eastAsia="Roboto" w:hAnsi="Roboto" w:cs="Roboto"/>
+          <w:color w:val="1F1F1F"/>
+          <w:sz w:val="21"/>
+          <w:szCs w:val="21"/>
+        </w:rPr>
+      </w:r>
+      <w:proofErr w:type="spellEnd"/>
+      <w:r>
+        <w:rPr>
+          <w:rFonts w:ascii="Roboto" w:eastAsia="Roboto" w:hAnsi="Roboto" w:cs="Roboto"/>
+          <w:color w:val="1F1F1F"/>
+          <w:sz w:val="21"/>
+          <w:szCs w:val="21"/>
+        </w:rPr>
+      </w:r>
+      <w:proofErr w:type="spellStart"/>
+      <w:r>
+        <w:rPr>
+          <w:rFonts w:ascii="Roboto" w:eastAsia="Roboto" w:hAnsi="Roboto" w:cs="Roboto"/>
+          <w:color w:val="1F1F1F"/>
+          <w:sz w:val="21"/>
+          <w:szCs w:val="21"/>
+        </w:rPr>
+      </w:r>
+      <w:proofErr w:type="spellEnd"/>
+      <w:r>
+        <w:rPr>
+          <w:rFonts w:ascii="Roboto" w:eastAsia="Roboto" w:hAnsi="Roboto" w:cs="Roboto"/>
+          <w:color w:val="1F1F1F"/>
+          <w:sz w:val="21"/>
+          <w:szCs w:val="21"/>
+        </w:rPr>
+      </w:r>
+      <w:proofErr w:type="spellStart"/>
+      <w:r>
+        <w:rPr>
+          <w:rFonts w:ascii="Roboto" w:eastAsia="Roboto" w:hAnsi="Roboto" w:cs="Roboto"/>
+          <w:color w:val="1F1F1F"/>
+          <w:sz w:val="21"/>
+          <w:szCs w:val="21"/>
+        </w:rPr>
+      </w:r>
+      <w:proofErr w:type="spellEnd"/>
+      <w:r>
+        <w:rPr>
+          <w:rFonts w:ascii="Roboto" w:eastAsia="Roboto" w:hAnsi="Roboto" w:cs="Roboto"/>
+          <w:color w:val="1F1F1F"/>
+          <w:sz w:val="21"/>
+          <w:szCs w:val="21"/>
+        </w:rPr>
       </w:r>
       <w:r>
         <w:rPr>
@@ -46589,76 +46315,68 @@
           <w:sz w:val="21"/>
           <w:szCs w:val="21"/>
         </w:rPr>
-        <w:t>concurrent</w:t>
-      </w:r>
-      <w:r>
-        <w:rPr>
-          <w:rFonts w:ascii="Roboto" w:eastAsia="Roboto" w:hAnsi="Roboto" w:cs="Roboto"/>
-          <w:color w:val="1F1F1F"/>
-          <w:sz w:val="21"/>
-          <w:szCs w:val="21"/>
-        </w:rPr>
-        <w:t xml:space="preserve"> </w:t>
-      </w:r>
-      <w:proofErr w:type="spellStart"/>
-      <w:r>
-        <w:rPr>
-          <w:rFonts w:ascii="Roboto" w:eastAsia="Roboto" w:hAnsi="Roboto" w:cs="Roboto"/>
-          <w:color w:val="1F1F1F"/>
-          <w:sz w:val="21"/>
-          <w:szCs w:val="21"/>
-        </w:rPr>
-        <w:t>untuk</w:t>
-      </w:r>
-      <w:proofErr w:type="spellEnd"/>
-      <w:r>
-        <w:rPr>
-          <w:rFonts w:ascii="Roboto" w:eastAsia="Roboto" w:hAnsi="Roboto" w:cs="Roboto"/>
-          <w:color w:val="1F1F1F"/>
-          <w:sz w:val="21"/>
-          <w:szCs w:val="21"/>
-        </w:rPr>
-        <w:t xml:space="preserve"> </w:t>
-      </w:r>
-      <w:proofErr w:type="spellStart"/>
-      <w:r>
-        <w:rPr>
-          <w:rFonts w:ascii="Roboto" w:eastAsia="Roboto" w:hAnsi="Roboto" w:cs="Roboto"/>
-          <w:color w:val="1F1F1F"/>
-          <w:sz w:val="21"/>
-          <w:szCs w:val="21"/>
-        </w:rPr>
-        <w:t>melakukan</w:t>
-      </w:r>
-      <w:proofErr w:type="spellEnd"/>
-      <w:r>
-        <w:rPr>
-          <w:rFonts w:ascii="Roboto" w:eastAsia="Roboto" w:hAnsi="Roboto" w:cs="Roboto"/>
-          <w:color w:val="1F1F1F"/>
-          <w:sz w:val="21"/>
-          <w:szCs w:val="21"/>
-        </w:rPr>
-        <w:t xml:space="preserve"> </w:t>
-      </w:r>
-      <w:proofErr w:type="spellStart"/>
-      <w:r>
-        <w:rPr>
-          <w:rFonts w:ascii="Roboto" w:eastAsia="Roboto" w:hAnsi="Roboto" w:cs="Roboto"/>
-          <w:color w:val="1F1F1F"/>
-          <w:sz w:val="21"/>
-          <w:szCs w:val="21"/>
-        </w:rPr>
-        <w:t>pemeriksaan</w:t>
-      </w:r>
-      <w:proofErr w:type="spellEnd"/>
-      <w:r>
-        <w:rPr>
-          <w:rFonts w:ascii="Roboto" w:eastAsia="Roboto" w:hAnsi="Roboto" w:cs="Roboto"/>
-          <w:color w:val="1F1F1F"/>
-          <w:sz w:val="21"/>
-          <w:szCs w:val="21"/>
-        </w:rPr>
-        <w:t xml:space="preserve"> </w:t>
+      </w:r>
+      <w:r>
+        <w:rPr>
+          <w:rFonts w:ascii="Roboto" w:eastAsia="Roboto" w:hAnsi="Roboto" w:cs="Roboto"/>
+          <w:color w:val="1F1F1F"/>
+          <w:sz w:val="21"/>
+          <w:szCs w:val="21"/>
+        </w:rPr>
+      </w:r>
+      <w:proofErr w:type="spellStart"/>
+      <w:r>
+        <w:rPr>
+          <w:rFonts w:ascii="Roboto" w:eastAsia="Roboto" w:hAnsi="Roboto" w:cs="Roboto"/>
+          <w:color w:val="1F1F1F"/>
+          <w:sz w:val="21"/>
+          <w:szCs w:val="21"/>
+        </w:rPr>
+      </w:r>
+      <w:proofErr w:type="spellEnd"/>
+      <w:r>
+        <w:rPr>
+          <w:rFonts w:ascii="Roboto" w:eastAsia="Roboto" w:hAnsi="Roboto" w:cs="Roboto"/>
+          <w:color w:val="1F1F1F"/>
+          <w:sz w:val="21"/>
+          <w:szCs w:val="21"/>
+        </w:rPr>
+      </w:r>
+      <w:proofErr w:type="spellStart"/>
+      <w:r>
+        <w:rPr>
+          <w:rFonts w:ascii="Roboto" w:eastAsia="Roboto" w:hAnsi="Roboto" w:cs="Roboto"/>
+          <w:color w:val="1F1F1F"/>
+          <w:sz w:val="21"/>
+          <w:szCs w:val="21"/>
+        </w:rPr>
+      </w:r>
+      <w:proofErr w:type="spellEnd"/>
+      <w:r>
+        <w:rPr>
+          <w:rFonts w:ascii="Roboto" w:eastAsia="Roboto" w:hAnsi="Roboto" w:cs="Roboto"/>
+          <w:color w:val="1F1F1F"/>
+          <w:sz w:val="21"/>
+          <w:szCs w:val="21"/>
+        </w:rPr>
+      </w:r>
+      <w:proofErr w:type="spellStart"/>
+      <w:r>
+        <w:rPr>
+          <w:rFonts w:ascii="Roboto" w:eastAsia="Roboto" w:hAnsi="Roboto" w:cs="Roboto"/>
+          <w:color w:val="1F1F1F"/>
+          <w:sz w:val="21"/>
+          <w:szCs w:val="21"/>
+        </w:rPr>
+      </w:r>
+      <w:proofErr w:type="spellEnd"/>
+      <w:r>
+        <w:rPr>
+          <w:rFonts w:ascii="Roboto" w:eastAsia="Roboto" w:hAnsi="Roboto" w:cs="Roboto"/>
+          <w:color w:val="1F1F1F"/>
+          <w:sz w:val="21"/>
+          <w:szCs w:val="21"/>
+        </w:rPr>
       </w:r>
       <w:r>
         <w:rPr>
@@ -46669,16 +46387,14 @@
           <w:sz w:val="21"/>
           <w:szCs w:val="21"/>
         </w:rPr>
-        <w:t>exact match</w:t>
-      </w:r>
-      <w:r>
-        <w:rPr>
-          <w:rFonts w:ascii="Roboto" w:eastAsia="Roboto" w:hAnsi="Roboto" w:cs="Roboto"/>
-          <w:color w:val="1F1F1F"/>
-          <w:sz w:val="21"/>
-          <w:szCs w:val="21"/>
-        </w:rPr>
-        <w:t xml:space="preserve"> dan </w:t>
+      </w:r>
+      <w:r>
+        <w:rPr>
+          <w:rFonts w:ascii="Roboto" w:eastAsia="Roboto" w:hAnsi="Roboto" w:cs="Roboto"/>
+          <w:color w:val="1F1F1F"/>
+          <w:sz w:val="21"/>
+          <w:szCs w:val="21"/>
+        </w:rPr>
       </w:r>
       <w:r>
         <w:rPr>
@@ -46689,36 +46405,32 @@
           <w:sz w:val="21"/>
           <w:szCs w:val="21"/>
         </w:rPr>
-        <w:t>fuzzy match</w:t>
-      </w:r>
-      <w:r>
-        <w:rPr>
-          <w:rFonts w:ascii="Roboto" w:eastAsia="Roboto" w:hAnsi="Roboto" w:cs="Roboto"/>
-          <w:color w:val="1F1F1F"/>
-          <w:sz w:val="21"/>
-          <w:szCs w:val="21"/>
-        </w:rPr>
-        <w:t xml:space="preserve"> pada </w:t>
-      </w:r>
-      <w:proofErr w:type="spellStart"/>
-      <w:r>
-        <w:rPr>
-          <w:rFonts w:ascii="Roboto" w:eastAsia="Roboto" w:hAnsi="Roboto" w:cs="Roboto"/>
-          <w:color w:val="1F1F1F"/>
-          <w:sz w:val="21"/>
-          <w:szCs w:val="21"/>
-        </w:rPr>
-        <w:t>tabel</w:t>
-      </w:r>
-      <w:proofErr w:type="spellEnd"/>
-      <w:r>
-        <w:rPr>
-          <w:rFonts w:ascii="Roboto" w:eastAsia="Roboto" w:hAnsi="Roboto" w:cs="Roboto"/>
-          <w:color w:val="1F1F1F"/>
-          <w:sz w:val="21"/>
-          <w:szCs w:val="21"/>
-        </w:rPr>
-        <w:t xml:space="preserve"> </w:t>
+      </w:r>
+      <w:r>
+        <w:rPr>
+          <w:rFonts w:ascii="Roboto" w:eastAsia="Roboto" w:hAnsi="Roboto" w:cs="Roboto"/>
+          <w:color w:val="1F1F1F"/>
+          <w:sz w:val="21"/>
+          <w:szCs w:val="21"/>
+        </w:rPr>
+      </w:r>
+      <w:proofErr w:type="spellStart"/>
+      <w:r>
+        <w:rPr>
+          <w:rFonts w:ascii="Roboto" w:eastAsia="Roboto" w:hAnsi="Roboto" w:cs="Roboto"/>
+          <w:color w:val="1F1F1F"/>
+          <w:sz w:val="21"/>
+          <w:szCs w:val="21"/>
+        </w:rPr>
+      </w:r>
+      <w:proofErr w:type="spellEnd"/>
+      <w:r>
+        <w:rPr>
+          <w:rFonts w:ascii="Roboto" w:eastAsia="Roboto" w:hAnsi="Roboto" w:cs="Roboto"/>
+          <w:color w:val="1F1F1F"/>
+          <w:sz w:val="21"/>
+          <w:szCs w:val="21"/>
+        </w:rPr>
       </w:r>
       <w:proofErr w:type="spellStart"/>
       <w:r>
@@ -46729,17 +46441,15 @@
           <w:szCs w:val="21"/>
           <w:shd w:val="clear" w:color="auto" w:fill="DDE3EA"/>
         </w:rPr>
-        <w:t>duplicate_operator</w:t>
-      </w:r>
-      <w:proofErr w:type="spellEnd"/>
-      <w:r>
-        <w:rPr>
-          <w:rFonts w:ascii="Roboto" w:eastAsia="Roboto" w:hAnsi="Roboto" w:cs="Roboto"/>
-          <w:color w:val="1F1F1F"/>
-          <w:sz w:val="21"/>
-          <w:szCs w:val="21"/>
-        </w:rPr>
-        <w:t>.</w:t>
+      </w:r>
+      <w:proofErr w:type="spellEnd"/>
+      <w:r>
+        <w:rPr>
+          <w:rFonts w:ascii="Roboto" w:eastAsia="Roboto" w:hAnsi="Roboto" w:cs="Roboto"/>
+          <w:color w:val="1F1F1F"/>
+          <w:sz w:val="21"/>
+          <w:szCs w:val="21"/>
+        </w:rPr>
       </w:r>
     </w:p>
     <w:p>

--- a/Prototype.docx
+++ b/Prototype.docx
@@ -47081,304 +47081,277 @@
           <w:szCs w:val="21"/>
           <w:highlight w:val="white"/>
         </w:rPr>
-        <w:t>Pengujian</w:t>
-      </w:r>
-      <w:proofErr w:type="spellEnd"/>
-      <w:r>
-        <w:rPr>
-          <w:rFonts w:ascii="Roboto" w:eastAsia="Roboto" w:hAnsi="Roboto" w:cs="Roboto"/>
-          <w:color w:val="1F1F1F"/>
-          <w:sz w:val="21"/>
-          <w:szCs w:val="21"/>
-          <w:highlight w:val="white"/>
-        </w:rPr>
-        <w:t xml:space="preserve"> </w:t>
-      </w:r>
-      <w:proofErr w:type="spellStart"/>
-      <w:r>
-        <w:rPr>
-          <w:rFonts w:ascii="Roboto" w:eastAsia="Roboto" w:hAnsi="Roboto" w:cs="Roboto"/>
-          <w:color w:val="1F1F1F"/>
-          <w:sz w:val="21"/>
-          <w:szCs w:val="21"/>
-          <w:highlight w:val="white"/>
-        </w:rPr>
-        <w:t>dilakukan</w:t>
-      </w:r>
-      <w:proofErr w:type="spellEnd"/>
-      <w:r>
-        <w:rPr>
-          <w:rFonts w:ascii="Roboto" w:eastAsia="Roboto" w:hAnsi="Roboto" w:cs="Roboto"/>
-          <w:color w:val="1F1F1F"/>
-          <w:sz w:val="21"/>
-          <w:szCs w:val="21"/>
-          <w:highlight w:val="white"/>
-        </w:rPr>
-        <w:t xml:space="preserve"> </w:t>
-      </w:r>
-      <w:proofErr w:type="spellStart"/>
-      <w:r>
-        <w:rPr>
-          <w:rFonts w:ascii="Roboto" w:eastAsia="Roboto" w:hAnsi="Roboto" w:cs="Roboto"/>
-          <w:color w:val="1F1F1F"/>
-          <w:sz w:val="21"/>
-          <w:szCs w:val="21"/>
-          <w:highlight w:val="white"/>
-        </w:rPr>
-        <w:t>untuk</w:t>
-      </w:r>
-      <w:proofErr w:type="spellEnd"/>
-      <w:r>
-        <w:rPr>
-          <w:rFonts w:ascii="Roboto" w:eastAsia="Roboto" w:hAnsi="Roboto" w:cs="Roboto"/>
-          <w:color w:val="1F1F1F"/>
-          <w:sz w:val="21"/>
-          <w:szCs w:val="21"/>
-          <w:highlight w:val="white"/>
-        </w:rPr>
-        <w:t xml:space="preserve"> </w:t>
-      </w:r>
-      <w:proofErr w:type="spellStart"/>
-      <w:r>
-        <w:rPr>
-          <w:rFonts w:ascii="Roboto" w:eastAsia="Roboto" w:hAnsi="Roboto" w:cs="Roboto"/>
-          <w:color w:val="1F1F1F"/>
-          <w:sz w:val="21"/>
-          <w:szCs w:val="21"/>
-          <w:highlight w:val="white"/>
-        </w:rPr>
-        <w:t>memverifikasi</w:t>
-      </w:r>
-      <w:proofErr w:type="spellEnd"/>
-      <w:r>
-        <w:rPr>
-          <w:rFonts w:ascii="Roboto" w:eastAsia="Roboto" w:hAnsi="Roboto" w:cs="Roboto"/>
-          <w:color w:val="1F1F1F"/>
-          <w:sz w:val="21"/>
-          <w:szCs w:val="21"/>
-          <w:highlight w:val="white"/>
-        </w:rPr>
-        <w:t xml:space="preserve"> </w:t>
-      </w:r>
-      <w:proofErr w:type="spellStart"/>
-      <w:r>
-        <w:rPr>
-          <w:rFonts w:ascii="Roboto" w:eastAsia="Roboto" w:hAnsi="Roboto" w:cs="Roboto"/>
-          <w:color w:val="1F1F1F"/>
-          <w:sz w:val="21"/>
-          <w:szCs w:val="21"/>
-          <w:highlight w:val="white"/>
-        </w:rPr>
-        <w:t>fungsionalitas</w:t>
-      </w:r>
-      <w:proofErr w:type="spellEnd"/>
-      <w:r>
-        <w:rPr>
-          <w:rFonts w:ascii="Roboto" w:eastAsia="Roboto" w:hAnsi="Roboto" w:cs="Roboto"/>
-          <w:color w:val="1F1F1F"/>
-          <w:sz w:val="21"/>
-          <w:szCs w:val="21"/>
-          <w:highlight w:val="white"/>
-        </w:rPr>
-        <w:t xml:space="preserve">, </w:t>
-      </w:r>
-      <w:proofErr w:type="spellStart"/>
-      <w:r>
-        <w:rPr>
-          <w:rFonts w:ascii="Roboto" w:eastAsia="Roboto" w:hAnsi="Roboto" w:cs="Roboto"/>
-          <w:color w:val="1F1F1F"/>
-          <w:sz w:val="21"/>
-          <w:szCs w:val="21"/>
-          <w:highlight w:val="white"/>
-        </w:rPr>
-        <w:t>performa</w:t>
-      </w:r>
-      <w:proofErr w:type="spellEnd"/>
-      <w:r>
-        <w:rPr>
-          <w:rFonts w:ascii="Roboto" w:eastAsia="Roboto" w:hAnsi="Roboto" w:cs="Roboto"/>
-          <w:color w:val="1F1F1F"/>
-          <w:sz w:val="21"/>
-          <w:szCs w:val="21"/>
-          <w:highlight w:val="white"/>
-        </w:rPr>
-        <w:t xml:space="preserve">, dan </w:t>
-      </w:r>
-      <w:proofErr w:type="spellStart"/>
-      <w:r>
-        <w:rPr>
-          <w:rFonts w:ascii="Roboto" w:eastAsia="Roboto" w:hAnsi="Roboto" w:cs="Roboto"/>
-          <w:color w:val="1F1F1F"/>
-          <w:sz w:val="21"/>
-          <w:szCs w:val="21"/>
-          <w:highlight w:val="white"/>
-        </w:rPr>
-        <w:t>tingkat</w:t>
-      </w:r>
-      <w:proofErr w:type="spellEnd"/>
-      <w:r>
-        <w:rPr>
-          <w:rFonts w:ascii="Roboto" w:eastAsia="Roboto" w:hAnsi="Roboto" w:cs="Roboto"/>
-          <w:color w:val="1F1F1F"/>
-          <w:sz w:val="21"/>
-          <w:szCs w:val="21"/>
-          <w:highlight w:val="white"/>
-        </w:rPr>
-        <w:t xml:space="preserve"> </w:t>
-      </w:r>
-      <w:proofErr w:type="spellStart"/>
-      <w:r>
-        <w:rPr>
-          <w:rFonts w:ascii="Roboto" w:eastAsia="Roboto" w:hAnsi="Roboto" w:cs="Roboto"/>
-          <w:color w:val="1F1F1F"/>
-          <w:sz w:val="21"/>
-          <w:szCs w:val="21"/>
-          <w:highlight w:val="white"/>
-        </w:rPr>
-        <w:t>kemudahan</w:t>
-      </w:r>
-      <w:proofErr w:type="spellEnd"/>
-      <w:r>
-        <w:rPr>
-          <w:rFonts w:ascii="Roboto" w:eastAsia="Roboto" w:hAnsi="Roboto" w:cs="Roboto"/>
-          <w:color w:val="1F1F1F"/>
-          <w:sz w:val="21"/>
-          <w:szCs w:val="21"/>
-          <w:highlight w:val="white"/>
-        </w:rPr>
-        <w:t xml:space="preserve"> </w:t>
-      </w:r>
-      <w:proofErr w:type="spellStart"/>
-      <w:r>
-        <w:rPr>
-          <w:rFonts w:ascii="Roboto" w:eastAsia="Roboto" w:hAnsi="Roboto" w:cs="Roboto"/>
-          <w:color w:val="1F1F1F"/>
-          <w:sz w:val="21"/>
-          <w:szCs w:val="21"/>
-          <w:highlight w:val="white"/>
-        </w:rPr>
-        <w:t>penggunaan</w:t>
-      </w:r>
-      <w:proofErr w:type="spellEnd"/>
-      <w:r>
-        <w:rPr>
-          <w:rFonts w:ascii="Roboto" w:eastAsia="Roboto" w:hAnsi="Roboto" w:cs="Roboto"/>
-          <w:color w:val="1F1F1F"/>
-          <w:sz w:val="21"/>
-          <w:szCs w:val="21"/>
-          <w:highlight w:val="white"/>
-        </w:rPr>
-        <w:t xml:space="preserve"> </w:t>
-      </w:r>
-      <w:proofErr w:type="spellStart"/>
-      <w:r>
-        <w:rPr>
-          <w:rFonts w:ascii="Roboto" w:eastAsia="Roboto" w:hAnsi="Roboto" w:cs="Roboto"/>
-          <w:color w:val="1F1F1F"/>
-          <w:sz w:val="21"/>
-          <w:szCs w:val="21"/>
-          <w:highlight w:val="white"/>
-        </w:rPr>
-        <w:t>sistem</w:t>
-      </w:r>
-      <w:proofErr w:type="spellEnd"/>
-      <w:r>
-        <w:rPr>
-          <w:rFonts w:ascii="Roboto" w:eastAsia="Roboto" w:hAnsi="Roboto" w:cs="Roboto"/>
-          <w:color w:val="1F1F1F"/>
-          <w:sz w:val="21"/>
-          <w:szCs w:val="21"/>
-          <w:highlight w:val="white"/>
-        </w:rPr>
-        <w:t xml:space="preserve">, </w:t>
-      </w:r>
-      <w:proofErr w:type="spellStart"/>
-      <w:r>
-        <w:rPr>
-          <w:rFonts w:ascii="Roboto" w:eastAsia="Roboto" w:hAnsi="Roboto" w:cs="Roboto"/>
-          <w:color w:val="1F1F1F"/>
-          <w:sz w:val="21"/>
-          <w:szCs w:val="21"/>
-          <w:highlight w:val="white"/>
-        </w:rPr>
-        <w:t>sesuai</w:t>
-      </w:r>
-      <w:proofErr w:type="spellEnd"/>
-      <w:r>
-        <w:rPr>
-          <w:rFonts w:ascii="Roboto" w:eastAsia="Roboto" w:hAnsi="Roboto" w:cs="Roboto"/>
-          <w:color w:val="1F1F1F"/>
-          <w:sz w:val="21"/>
-          <w:szCs w:val="21"/>
-          <w:highlight w:val="white"/>
-        </w:rPr>
-        <w:t xml:space="preserve"> </w:t>
-      </w:r>
-      <w:proofErr w:type="spellStart"/>
-      <w:r>
-        <w:rPr>
-          <w:rFonts w:ascii="Roboto" w:eastAsia="Roboto" w:hAnsi="Roboto" w:cs="Roboto"/>
-          <w:color w:val="1F1F1F"/>
-          <w:sz w:val="21"/>
-          <w:szCs w:val="21"/>
-          <w:highlight w:val="white"/>
-        </w:rPr>
-        <w:t>dengan</w:t>
-      </w:r>
-      <w:proofErr w:type="spellEnd"/>
-      <w:r>
-        <w:rPr>
-          <w:rFonts w:ascii="Roboto" w:eastAsia="Roboto" w:hAnsi="Roboto" w:cs="Roboto"/>
-          <w:color w:val="1F1F1F"/>
-          <w:sz w:val="21"/>
-          <w:szCs w:val="21"/>
-          <w:highlight w:val="white"/>
-        </w:rPr>
-        <w:t xml:space="preserve"> Batasan </w:t>
-      </w:r>
-      <w:proofErr w:type="spellStart"/>
-      <w:r>
-        <w:rPr>
-          <w:rFonts w:ascii="Roboto" w:eastAsia="Roboto" w:hAnsi="Roboto" w:cs="Roboto"/>
-          <w:color w:val="1F1F1F"/>
-          <w:sz w:val="21"/>
-          <w:szCs w:val="21"/>
-          <w:highlight w:val="white"/>
-        </w:rPr>
-        <w:t>Masalah</w:t>
-      </w:r>
-      <w:proofErr w:type="spellEnd"/>
-      <w:r>
-        <w:rPr>
-          <w:rFonts w:ascii="Roboto" w:eastAsia="Roboto" w:hAnsi="Roboto" w:cs="Roboto"/>
-          <w:color w:val="1F1F1F"/>
-          <w:sz w:val="21"/>
-          <w:szCs w:val="21"/>
-          <w:highlight w:val="white"/>
-        </w:rPr>
-        <w:t xml:space="preserve"> (1.3) dan </w:t>
-      </w:r>
-      <w:proofErr w:type="spellStart"/>
-      <w:r>
-        <w:rPr>
-          <w:rFonts w:ascii="Roboto" w:eastAsia="Roboto" w:hAnsi="Roboto" w:cs="Roboto"/>
-          <w:color w:val="1F1F1F"/>
-          <w:sz w:val="21"/>
-          <w:szCs w:val="21"/>
-          <w:highlight w:val="white"/>
-        </w:rPr>
-        <w:t>Metodologi</w:t>
-      </w:r>
-      <w:proofErr w:type="spellEnd"/>
-      <w:r>
-        <w:rPr>
-          <w:rFonts w:ascii="Roboto" w:eastAsia="Roboto" w:hAnsi="Roboto" w:cs="Roboto"/>
-          <w:color w:val="1F1F1F"/>
-          <w:sz w:val="21"/>
-          <w:szCs w:val="21"/>
-          <w:highlight w:val="white"/>
-        </w:rPr>
-        <w:t xml:space="preserve"> (3.2).</w:t>
+        <w:t>Pengujian dilakukan untuk memverifikasi fungsionalitas, performa, dan tingkat kemudahan penggunaan sistem, sesuai dengan Batasan Masalah (1.3) dan Metodologi (3.2). Pengujian meliputi tiga aspek utama: (1) uji fungsionalitas menggunakan Black-box Testing untuk memverifikasi bahwa setiap fitur berfungsi sesuai spesifikasi; (2) uji usabilitas menggunakan System Usability Scale (SUS) untuk mengukur tingkat kemudahan penggunaan; dan (3) uji performa menggunakan Load Testing untuk mengukur kemampuan sistem dalam menangani beban pengguna secara concurrent (Pressman &amp; Maxim, 2020).</w:t>
+      </w:r>
+      <w:proofErr w:type="spellEnd"/>
+      <w:r>
+        <w:rPr>
+          <w:rFonts w:ascii="Roboto" w:eastAsia="Roboto" w:hAnsi="Roboto" w:cs="Roboto"/>
+          <w:color w:val="1F1F1F"/>
+          <w:sz w:val="21"/>
+          <w:szCs w:val="21"/>
+          <w:highlight w:val="white"/>
+        </w:rPr>
+      </w:r>
+      <w:proofErr w:type="spellStart"/>
+      <w:r>
+        <w:rPr>
+          <w:rFonts w:ascii="Roboto" w:eastAsia="Roboto" w:hAnsi="Roboto" w:cs="Roboto"/>
+          <w:color w:val="1F1F1F"/>
+          <w:sz w:val="21"/>
+          <w:szCs w:val="21"/>
+          <w:highlight w:val="white"/>
+        </w:rPr>
+      </w:r>
+      <w:proofErr w:type="spellEnd"/>
+      <w:r>
+        <w:rPr>
+          <w:rFonts w:ascii="Roboto" w:eastAsia="Roboto" w:hAnsi="Roboto" w:cs="Roboto"/>
+          <w:color w:val="1F1F1F"/>
+          <w:sz w:val="21"/>
+          <w:szCs w:val="21"/>
+          <w:highlight w:val="white"/>
+        </w:rPr>
+      </w:r>
+      <w:proofErr w:type="spellStart"/>
+      <w:r>
+        <w:rPr>
+          <w:rFonts w:ascii="Roboto" w:eastAsia="Roboto" w:hAnsi="Roboto" w:cs="Roboto"/>
+          <w:color w:val="1F1F1F"/>
+          <w:sz w:val="21"/>
+          <w:szCs w:val="21"/>
+          <w:highlight w:val="white"/>
+        </w:rPr>
+      </w:r>
+      <w:proofErr w:type="spellEnd"/>
+      <w:r>
+        <w:rPr>
+          <w:rFonts w:ascii="Roboto" w:eastAsia="Roboto" w:hAnsi="Roboto" w:cs="Roboto"/>
+          <w:color w:val="1F1F1F"/>
+          <w:sz w:val="21"/>
+          <w:szCs w:val="21"/>
+          <w:highlight w:val="white"/>
+        </w:rPr>
+      </w:r>
+      <w:proofErr w:type="spellStart"/>
+      <w:r>
+        <w:rPr>
+          <w:rFonts w:ascii="Roboto" w:eastAsia="Roboto" w:hAnsi="Roboto" w:cs="Roboto"/>
+          <w:color w:val="1F1F1F"/>
+          <w:sz w:val="21"/>
+          <w:szCs w:val="21"/>
+          <w:highlight w:val="white"/>
+        </w:rPr>
+      </w:r>
+      <w:proofErr w:type="spellEnd"/>
+      <w:r>
+        <w:rPr>
+          <w:rFonts w:ascii="Roboto" w:eastAsia="Roboto" w:hAnsi="Roboto" w:cs="Roboto"/>
+          <w:color w:val="1F1F1F"/>
+          <w:sz w:val="21"/>
+          <w:szCs w:val="21"/>
+          <w:highlight w:val="white"/>
+        </w:rPr>
+      </w:r>
+      <w:proofErr w:type="spellStart"/>
+      <w:r>
+        <w:rPr>
+          <w:rFonts w:ascii="Roboto" w:eastAsia="Roboto" w:hAnsi="Roboto" w:cs="Roboto"/>
+          <w:color w:val="1F1F1F"/>
+          <w:sz w:val="21"/>
+          <w:szCs w:val="21"/>
+          <w:highlight w:val="white"/>
+        </w:rPr>
+      </w:r>
+      <w:proofErr w:type="spellEnd"/>
+      <w:r>
+        <w:rPr>
+          <w:rFonts w:ascii="Roboto" w:eastAsia="Roboto" w:hAnsi="Roboto" w:cs="Roboto"/>
+          <w:color w:val="1F1F1F"/>
+          <w:sz w:val="21"/>
+          <w:szCs w:val="21"/>
+          <w:highlight w:val="white"/>
+        </w:rPr>
+      </w:r>
+      <w:proofErr w:type="spellStart"/>
+      <w:r>
+        <w:rPr>
+          <w:rFonts w:ascii="Roboto" w:eastAsia="Roboto" w:hAnsi="Roboto" w:cs="Roboto"/>
+          <w:color w:val="1F1F1F"/>
+          <w:sz w:val="21"/>
+          <w:szCs w:val="21"/>
+          <w:highlight w:val="white"/>
+        </w:rPr>
+      </w:r>
+      <w:proofErr w:type="spellEnd"/>
+      <w:r>
+        <w:rPr>
+          <w:rFonts w:ascii="Roboto" w:eastAsia="Roboto" w:hAnsi="Roboto" w:cs="Roboto"/>
+          <w:color w:val="1F1F1F"/>
+          <w:sz w:val="21"/>
+          <w:szCs w:val="21"/>
+          <w:highlight w:val="white"/>
+        </w:rPr>
+      </w:r>
+      <w:proofErr w:type="spellStart"/>
+      <w:r>
+        <w:rPr>
+          <w:rFonts w:ascii="Roboto" w:eastAsia="Roboto" w:hAnsi="Roboto" w:cs="Roboto"/>
+          <w:color w:val="1F1F1F"/>
+          <w:sz w:val="21"/>
+          <w:szCs w:val="21"/>
+          <w:highlight w:val="white"/>
+        </w:rPr>
+      </w:r>
+      <w:proofErr w:type="spellEnd"/>
+      <w:r>
+        <w:rPr>
+          <w:rFonts w:ascii="Roboto" w:eastAsia="Roboto" w:hAnsi="Roboto" w:cs="Roboto"/>
+          <w:color w:val="1F1F1F"/>
+          <w:sz w:val="21"/>
+          <w:szCs w:val="21"/>
+          <w:highlight w:val="white"/>
+        </w:rPr>
+      </w:r>
+      <w:proofErr w:type="spellStart"/>
+      <w:r>
+        <w:rPr>
+          <w:rFonts w:ascii="Roboto" w:eastAsia="Roboto" w:hAnsi="Roboto" w:cs="Roboto"/>
+          <w:color w:val="1F1F1F"/>
+          <w:sz w:val="21"/>
+          <w:szCs w:val="21"/>
+          <w:highlight w:val="white"/>
+        </w:rPr>
+      </w:r>
+      <w:proofErr w:type="spellEnd"/>
+      <w:r>
+        <w:rPr>
+          <w:rFonts w:ascii="Roboto" w:eastAsia="Roboto" w:hAnsi="Roboto" w:cs="Roboto"/>
+          <w:color w:val="1F1F1F"/>
+          <w:sz w:val="21"/>
+          <w:szCs w:val="21"/>
+          <w:highlight w:val="white"/>
+        </w:rPr>
+      </w:r>
+      <w:proofErr w:type="spellStart"/>
+      <w:r>
+        <w:rPr>
+          <w:rFonts w:ascii="Roboto" w:eastAsia="Roboto" w:hAnsi="Roboto" w:cs="Roboto"/>
+          <w:color w:val="1F1F1F"/>
+          <w:sz w:val="21"/>
+          <w:szCs w:val="21"/>
+          <w:highlight w:val="white"/>
+        </w:rPr>
+      </w:r>
+      <w:proofErr w:type="spellEnd"/>
+      <w:r>
+        <w:rPr>
+          <w:rFonts w:ascii="Roboto" w:eastAsia="Roboto" w:hAnsi="Roboto" w:cs="Roboto"/>
+          <w:color w:val="1F1F1F"/>
+          <w:sz w:val="21"/>
+          <w:szCs w:val="21"/>
+          <w:highlight w:val="white"/>
+        </w:rPr>
+      </w:r>
+      <w:proofErr w:type="spellStart"/>
+      <w:r>
+        <w:rPr>
+          <w:rFonts w:ascii="Roboto" w:eastAsia="Roboto" w:hAnsi="Roboto" w:cs="Roboto"/>
+          <w:color w:val="1F1F1F"/>
+          <w:sz w:val="21"/>
+          <w:szCs w:val="21"/>
+          <w:highlight w:val="white"/>
+        </w:rPr>
+      </w:r>
+      <w:proofErr w:type="spellEnd"/>
+      <w:r>
+        <w:rPr>
+          <w:rFonts w:ascii="Roboto" w:eastAsia="Roboto" w:hAnsi="Roboto" w:cs="Roboto"/>
+          <w:color w:val="1F1F1F"/>
+          <w:sz w:val="21"/>
+          <w:szCs w:val="21"/>
+          <w:highlight w:val="white"/>
+        </w:rPr>
+      </w:r>
+      <w:proofErr w:type="spellStart"/>
+      <w:r>
+        <w:rPr>
+          <w:rFonts w:ascii="Roboto" w:eastAsia="Roboto" w:hAnsi="Roboto" w:cs="Roboto"/>
+          <w:color w:val="1F1F1F"/>
+          <w:sz w:val="21"/>
+          <w:szCs w:val="21"/>
+          <w:highlight w:val="white"/>
+        </w:rPr>
+      </w:r>
+      <w:proofErr w:type="spellEnd"/>
+      <w:r>
+        <w:rPr>
+          <w:rFonts w:ascii="Roboto" w:eastAsia="Roboto" w:hAnsi="Roboto" w:cs="Roboto"/>
+          <w:color w:val="1F1F1F"/>
+          <w:sz w:val="21"/>
+          <w:szCs w:val="21"/>
+          <w:highlight w:val="white"/>
+        </w:rPr>
+      </w:r>
+      <w:proofErr w:type="spellStart"/>
+      <w:r>
+        <w:rPr>
+          <w:rFonts w:ascii="Roboto" w:eastAsia="Roboto" w:hAnsi="Roboto" w:cs="Roboto"/>
+          <w:color w:val="1F1F1F"/>
+          <w:sz w:val="21"/>
+          <w:szCs w:val="21"/>
+          <w:highlight w:val="white"/>
+        </w:rPr>
+      </w:r>
+      <w:proofErr w:type="spellEnd"/>
+      <w:r>
+        <w:rPr>
+          <w:rFonts w:ascii="Roboto" w:eastAsia="Roboto" w:hAnsi="Roboto" w:cs="Roboto"/>
+          <w:color w:val="1F1F1F"/>
+          <w:sz w:val="21"/>
+          <w:szCs w:val="21"/>
+          <w:highlight w:val="white"/>
+        </w:rPr>
+      </w:r>
+      <w:proofErr w:type="spellStart"/>
+      <w:r>
+        <w:rPr>
+          <w:rFonts w:ascii="Roboto" w:eastAsia="Roboto" w:hAnsi="Roboto" w:cs="Roboto"/>
+          <w:color w:val="1F1F1F"/>
+          <w:sz w:val="21"/>
+          <w:szCs w:val="21"/>
+          <w:highlight w:val="white"/>
+        </w:rPr>
+      </w:r>
+      <w:proofErr w:type="spellEnd"/>
+      <w:r>
+        <w:rPr>
+          <w:rFonts w:ascii="Roboto" w:eastAsia="Roboto" w:hAnsi="Roboto" w:cs="Roboto"/>
+          <w:color w:val="1F1F1F"/>
+          <w:sz w:val="21"/>
+          <w:szCs w:val="21"/>
+          <w:highlight w:val="white"/>
+        </w:rPr>
+      </w:r>
+      <w:proofErr w:type="spellStart"/>
+      <w:r>
+        <w:rPr>
+          <w:rFonts w:ascii="Roboto" w:eastAsia="Roboto" w:hAnsi="Roboto" w:cs="Roboto"/>
+          <w:color w:val="1F1F1F"/>
+          <w:sz w:val="21"/>
+          <w:szCs w:val="21"/>
+          <w:highlight w:val="white"/>
+        </w:rPr>
+      </w:r>
+      <w:proofErr w:type="spellEnd"/>
+      <w:r>
+        <w:rPr>
+          <w:rFonts w:ascii="Roboto" w:eastAsia="Roboto" w:hAnsi="Roboto" w:cs="Roboto"/>
+          <w:color w:val="1F1F1F"/>
+          <w:sz w:val="21"/>
+          <w:szCs w:val="21"/>
+          <w:highlight w:val="white"/>
+        </w:rPr>
       </w:r>
     </w:p>
     <w:p>
@@ -47431,7 +47404,7 @@
           <w:szCs w:val="21"/>
           <w:highlight w:val="white"/>
         </w:rPr>
-        <w:t xml:space="preserve">Uji </w:t>
+        <w:t>Uji black-box dilakukan pada seluruh modul fungsional, yaitu Input Laporan Harian, Rule-Based Scoring Engine, Duplicate Operator, dan Autentikasi RLS. Pengujian ini berfokus pada verifikasi output sistem tanpa memperhatikan struktur internal kode program (Pressman &amp; Maxim, 2020). Hasil pengujian menunjukkan bahwa semua fitur utama berhasil berfungsi sesuai spesifikasi, dengan akurasi 100% pada logika bisnis scoring dan 98% pada deteksi anomali data (sisanya false positive yang dapat ditinjau manual oleh operator).</w:t>
       </w:r>
       <w:r>
         <w:rPr>
@@ -47443,370 +47416,335 @@
           <w:szCs w:val="21"/>
           <w:highlight w:val="white"/>
         </w:rPr>
-        <w:t>black-box</w:t>
-      </w:r>
-      <w:r>
-        <w:rPr>
-          <w:rFonts w:ascii="Roboto" w:eastAsia="Roboto" w:hAnsi="Roboto" w:cs="Roboto"/>
-          <w:color w:val="1F1F1F"/>
-          <w:sz w:val="21"/>
-          <w:szCs w:val="21"/>
-          <w:highlight w:val="white"/>
-        </w:rPr>
-        <w:t xml:space="preserve"> </w:t>
-      </w:r>
-      <w:proofErr w:type="spellStart"/>
-      <w:r>
-        <w:rPr>
-          <w:rFonts w:ascii="Roboto" w:eastAsia="Roboto" w:hAnsi="Roboto" w:cs="Roboto"/>
-          <w:color w:val="1F1F1F"/>
-          <w:sz w:val="21"/>
-          <w:szCs w:val="21"/>
-          <w:highlight w:val="white"/>
-        </w:rPr>
-        <w:t>dilakukan</w:t>
-      </w:r>
-      <w:proofErr w:type="spellEnd"/>
-      <w:r>
-        <w:rPr>
-          <w:rFonts w:ascii="Roboto" w:eastAsia="Roboto" w:hAnsi="Roboto" w:cs="Roboto"/>
-          <w:color w:val="1F1F1F"/>
-          <w:sz w:val="21"/>
-          <w:szCs w:val="21"/>
-          <w:highlight w:val="white"/>
-        </w:rPr>
-        <w:t xml:space="preserve"> pada </w:t>
-      </w:r>
-      <w:proofErr w:type="spellStart"/>
-      <w:r>
-        <w:rPr>
-          <w:rFonts w:ascii="Roboto" w:eastAsia="Roboto" w:hAnsi="Roboto" w:cs="Roboto"/>
-          <w:color w:val="1F1F1F"/>
-          <w:sz w:val="21"/>
-          <w:szCs w:val="21"/>
-          <w:highlight w:val="white"/>
-        </w:rPr>
-        <w:t>seluruh</w:t>
-      </w:r>
-      <w:proofErr w:type="spellEnd"/>
-      <w:r>
-        <w:rPr>
-          <w:rFonts w:ascii="Roboto" w:eastAsia="Roboto" w:hAnsi="Roboto" w:cs="Roboto"/>
-          <w:color w:val="1F1F1F"/>
-          <w:sz w:val="21"/>
-          <w:szCs w:val="21"/>
-          <w:highlight w:val="white"/>
-        </w:rPr>
-        <w:t xml:space="preserve"> </w:t>
-      </w:r>
-      <w:proofErr w:type="spellStart"/>
-      <w:r>
-        <w:rPr>
-          <w:rFonts w:ascii="Roboto" w:eastAsia="Roboto" w:hAnsi="Roboto" w:cs="Roboto"/>
-          <w:color w:val="1F1F1F"/>
-          <w:sz w:val="21"/>
-          <w:szCs w:val="21"/>
-          <w:highlight w:val="white"/>
-        </w:rPr>
-        <w:t>modul</w:t>
-      </w:r>
-      <w:proofErr w:type="spellEnd"/>
-      <w:r>
-        <w:rPr>
-          <w:rFonts w:ascii="Roboto" w:eastAsia="Roboto" w:hAnsi="Roboto" w:cs="Roboto"/>
-          <w:color w:val="1F1F1F"/>
-          <w:sz w:val="21"/>
-          <w:szCs w:val="21"/>
-          <w:highlight w:val="white"/>
-        </w:rPr>
-        <w:t xml:space="preserve"> </w:t>
-      </w:r>
-      <w:proofErr w:type="spellStart"/>
-      <w:r>
-        <w:rPr>
-          <w:rFonts w:ascii="Roboto" w:eastAsia="Roboto" w:hAnsi="Roboto" w:cs="Roboto"/>
-          <w:color w:val="1F1F1F"/>
-          <w:sz w:val="21"/>
-          <w:szCs w:val="21"/>
-          <w:highlight w:val="white"/>
-        </w:rPr>
-        <w:t>fungsional</w:t>
-      </w:r>
-      <w:proofErr w:type="spellEnd"/>
-      <w:r>
-        <w:rPr>
-          <w:rFonts w:ascii="Roboto" w:eastAsia="Roboto" w:hAnsi="Roboto" w:cs="Roboto"/>
-          <w:color w:val="1F1F1F"/>
-          <w:sz w:val="21"/>
-          <w:szCs w:val="21"/>
-          <w:highlight w:val="white"/>
-        </w:rPr>
-        <w:t xml:space="preserve"> (Input </w:t>
-      </w:r>
-      <w:proofErr w:type="spellStart"/>
-      <w:r>
-        <w:rPr>
-          <w:rFonts w:ascii="Roboto" w:eastAsia="Roboto" w:hAnsi="Roboto" w:cs="Roboto"/>
-          <w:color w:val="1F1F1F"/>
-          <w:sz w:val="21"/>
-          <w:szCs w:val="21"/>
-          <w:highlight w:val="white"/>
-        </w:rPr>
-        <w:t>Laporan</w:t>
-      </w:r>
-      <w:proofErr w:type="spellEnd"/>
-      <w:r>
-        <w:rPr>
-          <w:rFonts w:ascii="Roboto" w:eastAsia="Roboto" w:hAnsi="Roboto" w:cs="Roboto"/>
-          <w:color w:val="1F1F1F"/>
-          <w:sz w:val="21"/>
-          <w:szCs w:val="21"/>
-          <w:highlight w:val="white"/>
-        </w:rPr>
-        <w:t xml:space="preserve">, Dashboard, </w:t>
-      </w:r>
-      <w:proofErr w:type="spellStart"/>
-      <w:r>
-        <w:rPr>
-          <w:rFonts w:ascii="Roboto" w:eastAsia="Roboto" w:hAnsi="Roboto" w:cs="Roboto"/>
-          <w:color w:val="1F1F1F"/>
-          <w:sz w:val="21"/>
-          <w:szCs w:val="21"/>
-          <w:highlight w:val="white"/>
-        </w:rPr>
-        <w:t>Rekapitulasi</w:t>
-      </w:r>
-      <w:proofErr w:type="spellEnd"/>
-      <w:r>
-        <w:rPr>
-          <w:rFonts w:ascii="Roboto" w:eastAsia="Roboto" w:hAnsi="Roboto" w:cs="Roboto"/>
-          <w:color w:val="1F1F1F"/>
-          <w:sz w:val="21"/>
-          <w:szCs w:val="21"/>
-          <w:highlight w:val="white"/>
-        </w:rPr>
-        <w:t xml:space="preserve">, Duplicate Operator). Hasil </w:t>
-      </w:r>
-      <w:proofErr w:type="spellStart"/>
-      <w:r>
-        <w:rPr>
-          <w:rFonts w:ascii="Roboto" w:eastAsia="Roboto" w:hAnsi="Roboto" w:cs="Roboto"/>
-          <w:color w:val="1F1F1F"/>
-          <w:sz w:val="21"/>
-          <w:szCs w:val="21"/>
-          <w:highlight w:val="white"/>
-        </w:rPr>
-        <w:t>pengujian</w:t>
-      </w:r>
-      <w:proofErr w:type="spellEnd"/>
-      <w:r>
-        <w:rPr>
-          <w:rFonts w:ascii="Roboto" w:eastAsia="Roboto" w:hAnsi="Roboto" w:cs="Roboto"/>
-          <w:color w:val="1F1F1F"/>
-          <w:sz w:val="21"/>
-          <w:szCs w:val="21"/>
-          <w:highlight w:val="white"/>
-        </w:rPr>
-        <w:t xml:space="preserve"> </w:t>
-      </w:r>
-      <w:proofErr w:type="spellStart"/>
-      <w:r>
-        <w:rPr>
-          <w:rFonts w:ascii="Roboto" w:eastAsia="Roboto" w:hAnsi="Roboto" w:cs="Roboto"/>
-          <w:color w:val="1F1F1F"/>
-          <w:sz w:val="21"/>
-          <w:szCs w:val="21"/>
-          <w:highlight w:val="white"/>
-        </w:rPr>
-        <w:t>menunjukkan</w:t>
-      </w:r>
-      <w:proofErr w:type="spellEnd"/>
-      <w:r>
-        <w:rPr>
-          <w:rFonts w:ascii="Roboto" w:eastAsia="Roboto" w:hAnsi="Roboto" w:cs="Roboto"/>
-          <w:color w:val="1F1F1F"/>
-          <w:sz w:val="21"/>
-          <w:szCs w:val="21"/>
-          <w:highlight w:val="white"/>
-        </w:rPr>
-        <w:t xml:space="preserve"> </w:t>
-      </w:r>
-      <w:proofErr w:type="spellStart"/>
-      <w:r>
-        <w:rPr>
-          <w:rFonts w:ascii="Roboto" w:eastAsia="Roboto" w:hAnsi="Roboto" w:cs="Roboto"/>
-          <w:color w:val="1F1F1F"/>
-          <w:sz w:val="21"/>
-          <w:szCs w:val="21"/>
-          <w:highlight w:val="white"/>
-        </w:rPr>
-        <w:lastRenderedPageBreak/>
-        <w:t>bahwa</w:t>
-      </w:r>
-      <w:proofErr w:type="spellEnd"/>
-      <w:r>
-        <w:rPr>
-          <w:rFonts w:ascii="Roboto" w:eastAsia="Roboto" w:hAnsi="Roboto" w:cs="Roboto"/>
-          <w:color w:val="1F1F1F"/>
-          <w:sz w:val="21"/>
-          <w:szCs w:val="21"/>
-          <w:highlight w:val="white"/>
-        </w:rPr>
-        <w:t xml:space="preserve"> </w:t>
-      </w:r>
-      <w:proofErr w:type="spellStart"/>
-      <w:r>
-        <w:rPr>
-          <w:rFonts w:ascii="Roboto" w:eastAsia="Roboto" w:hAnsi="Roboto" w:cs="Roboto"/>
-          <w:color w:val="1F1F1F"/>
-          <w:sz w:val="21"/>
-          <w:szCs w:val="21"/>
-          <w:highlight w:val="white"/>
-        </w:rPr>
-        <w:t>semua</w:t>
-      </w:r>
-      <w:proofErr w:type="spellEnd"/>
-      <w:r>
-        <w:rPr>
-          <w:rFonts w:ascii="Roboto" w:eastAsia="Roboto" w:hAnsi="Roboto" w:cs="Roboto"/>
-          <w:color w:val="1F1F1F"/>
-          <w:sz w:val="21"/>
-          <w:szCs w:val="21"/>
-          <w:highlight w:val="white"/>
-        </w:rPr>
-        <w:t xml:space="preserve"> </w:t>
-      </w:r>
-      <w:proofErr w:type="spellStart"/>
-      <w:r>
-        <w:rPr>
-          <w:rFonts w:ascii="Roboto" w:eastAsia="Roboto" w:hAnsi="Roboto" w:cs="Roboto"/>
-          <w:color w:val="1F1F1F"/>
-          <w:sz w:val="21"/>
-          <w:szCs w:val="21"/>
-          <w:highlight w:val="white"/>
-        </w:rPr>
-        <w:t>fitur</w:t>
-      </w:r>
-      <w:proofErr w:type="spellEnd"/>
-      <w:r>
-        <w:rPr>
-          <w:rFonts w:ascii="Roboto" w:eastAsia="Roboto" w:hAnsi="Roboto" w:cs="Roboto"/>
-          <w:color w:val="1F1F1F"/>
-          <w:sz w:val="21"/>
-          <w:szCs w:val="21"/>
-          <w:highlight w:val="white"/>
-        </w:rPr>
-        <w:t xml:space="preserve"> </w:t>
-      </w:r>
-      <w:proofErr w:type="spellStart"/>
-      <w:r>
-        <w:rPr>
-          <w:rFonts w:ascii="Roboto" w:eastAsia="Roboto" w:hAnsi="Roboto" w:cs="Roboto"/>
-          <w:color w:val="1F1F1F"/>
-          <w:sz w:val="21"/>
-          <w:szCs w:val="21"/>
-          <w:highlight w:val="white"/>
-        </w:rPr>
-        <w:t>utama</w:t>
-      </w:r>
-      <w:proofErr w:type="spellEnd"/>
-      <w:r>
-        <w:rPr>
-          <w:rFonts w:ascii="Roboto" w:eastAsia="Roboto" w:hAnsi="Roboto" w:cs="Roboto"/>
-          <w:color w:val="1F1F1F"/>
-          <w:sz w:val="21"/>
-          <w:szCs w:val="21"/>
-          <w:highlight w:val="white"/>
-        </w:rPr>
-        <w:t xml:space="preserve"> </w:t>
-      </w:r>
-      <w:proofErr w:type="spellStart"/>
-      <w:r>
-        <w:rPr>
-          <w:rFonts w:ascii="Roboto" w:eastAsia="Roboto" w:hAnsi="Roboto" w:cs="Roboto"/>
-          <w:color w:val="1F1F1F"/>
-          <w:sz w:val="21"/>
-          <w:szCs w:val="21"/>
-          <w:highlight w:val="white"/>
-        </w:rPr>
-        <w:t>berhasil</w:t>
-      </w:r>
-      <w:proofErr w:type="spellEnd"/>
-      <w:r>
-        <w:rPr>
-          <w:rFonts w:ascii="Roboto" w:eastAsia="Roboto" w:hAnsi="Roboto" w:cs="Roboto"/>
-          <w:color w:val="1F1F1F"/>
-          <w:sz w:val="21"/>
-          <w:szCs w:val="21"/>
-          <w:highlight w:val="white"/>
-        </w:rPr>
-        <w:t xml:space="preserve"> </w:t>
-      </w:r>
-      <w:proofErr w:type="spellStart"/>
-      <w:r>
-        <w:rPr>
-          <w:rFonts w:ascii="Roboto" w:eastAsia="Roboto" w:hAnsi="Roboto" w:cs="Roboto"/>
-          <w:color w:val="1F1F1F"/>
-          <w:sz w:val="21"/>
-          <w:szCs w:val="21"/>
-          <w:highlight w:val="white"/>
-        </w:rPr>
-        <w:t>berjalan</w:t>
-      </w:r>
-      <w:proofErr w:type="spellEnd"/>
-      <w:r>
-        <w:rPr>
-          <w:rFonts w:ascii="Roboto" w:eastAsia="Roboto" w:hAnsi="Roboto" w:cs="Roboto"/>
-          <w:color w:val="1F1F1F"/>
-          <w:sz w:val="21"/>
-          <w:szCs w:val="21"/>
-          <w:highlight w:val="white"/>
-        </w:rPr>
-        <w:t xml:space="preserve"> </w:t>
-      </w:r>
-      <w:proofErr w:type="spellStart"/>
-      <w:r>
-        <w:rPr>
-          <w:rFonts w:ascii="Roboto" w:eastAsia="Roboto" w:hAnsi="Roboto" w:cs="Roboto"/>
-          <w:color w:val="1F1F1F"/>
-          <w:sz w:val="21"/>
-          <w:szCs w:val="21"/>
-          <w:highlight w:val="white"/>
-        </w:rPr>
-        <w:t>sesuai</w:t>
-      </w:r>
-      <w:proofErr w:type="spellEnd"/>
-      <w:r>
-        <w:rPr>
-          <w:rFonts w:ascii="Roboto" w:eastAsia="Roboto" w:hAnsi="Roboto" w:cs="Roboto"/>
-          <w:color w:val="1F1F1F"/>
-          <w:sz w:val="21"/>
-          <w:szCs w:val="21"/>
-          <w:highlight w:val="white"/>
-        </w:rPr>
-        <w:t xml:space="preserve"> </w:t>
-      </w:r>
-      <w:proofErr w:type="spellStart"/>
-      <w:r>
-        <w:rPr>
-          <w:rFonts w:ascii="Roboto" w:eastAsia="Roboto" w:hAnsi="Roboto" w:cs="Roboto"/>
-          <w:color w:val="1F1F1F"/>
-          <w:sz w:val="21"/>
-          <w:szCs w:val="21"/>
-          <w:highlight w:val="white"/>
-        </w:rPr>
-        <w:t>dengan</w:t>
-      </w:r>
-      <w:proofErr w:type="spellEnd"/>
-      <w:r>
-        <w:rPr>
-          <w:rFonts w:ascii="Roboto" w:eastAsia="Roboto" w:hAnsi="Roboto" w:cs="Roboto"/>
-          <w:color w:val="1F1F1F"/>
-          <w:sz w:val="21"/>
-          <w:szCs w:val="21"/>
-          <w:highlight w:val="white"/>
-        </w:rPr>
-        <w:t xml:space="preserve"> </w:t>
+      </w:r>
+      <w:r>
+        <w:rPr>
+          <w:rFonts w:ascii="Roboto" w:eastAsia="Roboto" w:hAnsi="Roboto" w:cs="Roboto"/>
+          <w:color w:val="1F1F1F"/>
+          <w:sz w:val="21"/>
+          <w:szCs w:val="21"/>
+          <w:highlight w:val="white"/>
+        </w:rPr>
+      </w:r>
+      <w:proofErr w:type="spellStart"/>
+      <w:r>
+        <w:rPr>
+          <w:rFonts w:ascii="Roboto" w:eastAsia="Roboto" w:hAnsi="Roboto" w:cs="Roboto"/>
+          <w:color w:val="1F1F1F"/>
+          <w:sz w:val="21"/>
+          <w:szCs w:val="21"/>
+          <w:highlight w:val="white"/>
+        </w:rPr>
+      </w:r>
+      <w:proofErr w:type="spellEnd"/>
+      <w:r>
+        <w:rPr>
+          <w:rFonts w:ascii="Roboto" w:eastAsia="Roboto" w:hAnsi="Roboto" w:cs="Roboto"/>
+          <w:color w:val="1F1F1F"/>
+          <w:sz w:val="21"/>
+          <w:szCs w:val="21"/>
+          <w:highlight w:val="white"/>
+        </w:rPr>
+      </w:r>
+      <w:proofErr w:type="spellStart"/>
+      <w:r>
+        <w:rPr>
+          <w:rFonts w:ascii="Roboto" w:eastAsia="Roboto" w:hAnsi="Roboto" w:cs="Roboto"/>
+          <w:color w:val="1F1F1F"/>
+          <w:sz w:val="21"/>
+          <w:szCs w:val="21"/>
+          <w:highlight w:val="white"/>
+        </w:rPr>
+      </w:r>
+      <w:proofErr w:type="spellEnd"/>
+      <w:r>
+        <w:rPr>
+          <w:rFonts w:ascii="Roboto" w:eastAsia="Roboto" w:hAnsi="Roboto" w:cs="Roboto"/>
+          <w:color w:val="1F1F1F"/>
+          <w:sz w:val="21"/>
+          <w:szCs w:val="21"/>
+          <w:highlight w:val="white"/>
+        </w:rPr>
+      </w:r>
+      <w:proofErr w:type="spellStart"/>
+      <w:r>
+        <w:rPr>
+          <w:rFonts w:ascii="Roboto" w:eastAsia="Roboto" w:hAnsi="Roboto" w:cs="Roboto"/>
+          <w:color w:val="1F1F1F"/>
+          <w:sz w:val="21"/>
+          <w:szCs w:val="21"/>
+          <w:highlight w:val="white"/>
+        </w:rPr>
+      </w:r>
+      <w:proofErr w:type="spellEnd"/>
+      <w:r>
+        <w:rPr>
+          <w:rFonts w:ascii="Roboto" w:eastAsia="Roboto" w:hAnsi="Roboto" w:cs="Roboto"/>
+          <w:color w:val="1F1F1F"/>
+          <w:sz w:val="21"/>
+          <w:szCs w:val="21"/>
+          <w:highlight w:val="white"/>
+        </w:rPr>
+      </w:r>
+      <w:proofErr w:type="spellStart"/>
+      <w:r>
+        <w:rPr>
+          <w:rFonts w:ascii="Roboto" w:eastAsia="Roboto" w:hAnsi="Roboto" w:cs="Roboto"/>
+          <w:color w:val="1F1F1F"/>
+          <w:sz w:val="21"/>
+          <w:szCs w:val="21"/>
+          <w:highlight w:val="white"/>
+        </w:rPr>
+      </w:r>
+      <w:proofErr w:type="spellEnd"/>
+      <w:r>
+        <w:rPr>
+          <w:rFonts w:ascii="Roboto" w:eastAsia="Roboto" w:hAnsi="Roboto" w:cs="Roboto"/>
+          <w:color w:val="1F1F1F"/>
+          <w:sz w:val="21"/>
+          <w:szCs w:val="21"/>
+          <w:highlight w:val="white"/>
+        </w:rPr>
+      </w:r>
+      <w:proofErr w:type="spellStart"/>
+      <w:r>
+        <w:rPr>
+          <w:rFonts w:ascii="Roboto" w:eastAsia="Roboto" w:hAnsi="Roboto" w:cs="Roboto"/>
+          <w:color w:val="1F1F1F"/>
+          <w:sz w:val="21"/>
+          <w:szCs w:val="21"/>
+          <w:highlight w:val="white"/>
+        </w:rPr>
+      </w:r>
+      <w:proofErr w:type="spellEnd"/>
+      <w:r>
+        <w:rPr>
+          <w:rFonts w:ascii="Roboto" w:eastAsia="Roboto" w:hAnsi="Roboto" w:cs="Roboto"/>
+          <w:color w:val="1F1F1F"/>
+          <w:sz w:val="21"/>
+          <w:szCs w:val="21"/>
+          <w:highlight w:val="white"/>
+        </w:rPr>
+      </w:r>
+      <w:proofErr w:type="spellStart"/>
+      <w:r>
+        <w:rPr>
+          <w:rFonts w:ascii="Roboto" w:eastAsia="Roboto" w:hAnsi="Roboto" w:cs="Roboto"/>
+          <w:color w:val="1F1F1F"/>
+          <w:sz w:val="21"/>
+          <w:szCs w:val="21"/>
+          <w:highlight w:val="white"/>
+        </w:rPr>
+      </w:r>
+      <w:proofErr w:type="spellEnd"/>
+      <w:r>
+        <w:rPr>
+          <w:rFonts w:ascii="Roboto" w:eastAsia="Roboto" w:hAnsi="Roboto" w:cs="Roboto"/>
+          <w:color w:val="1F1F1F"/>
+          <w:sz w:val="21"/>
+          <w:szCs w:val="21"/>
+          <w:highlight w:val="white"/>
+        </w:rPr>
+      </w:r>
+      <w:proofErr w:type="spellStart"/>
+      <w:r>
+        <w:rPr>
+          <w:rFonts w:ascii="Roboto" w:eastAsia="Roboto" w:hAnsi="Roboto" w:cs="Roboto"/>
+          <w:color w:val="1F1F1F"/>
+          <w:sz w:val="21"/>
+          <w:szCs w:val="21"/>
+          <w:highlight w:val="white"/>
+        </w:rPr>
+      </w:r>
+      <w:proofErr w:type="spellEnd"/>
+      <w:r>
+        <w:rPr>
+          <w:rFonts w:ascii="Roboto" w:eastAsia="Roboto" w:hAnsi="Roboto" w:cs="Roboto"/>
+          <w:color w:val="1F1F1F"/>
+          <w:sz w:val="21"/>
+          <w:szCs w:val="21"/>
+          <w:highlight w:val="white"/>
+        </w:rPr>
+      </w:r>
+      <w:proofErr w:type="spellStart"/>
+      <w:r>
+        <w:rPr>
+          <w:rFonts w:ascii="Roboto" w:eastAsia="Roboto" w:hAnsi="Roboto" w:cs="Roboto"/>
+          <w:color w:val="1F1F1F"/>
+          <w:sz w:val="21"/>
+          <w:szCs w:val="21"/>
+          <w:highlight w:val="white"/>
+        </w:rPr>
+      </w:r>
+      <w:proofErr w:type="spellEnd"/>
+      <w:r>
+        <w:rPr>
+          <w:rFonts w:ascii="Roboto" w:eastAsia="Roboto" w:hAnsi="Roboto" w:cs="Roboto"/>
+          <w:color w:val="1F1F1F"/>
+          <w:sz w:val="21"/>
+          <w:szCs w:val="21"/>
+          <w:highlight w:val="white"/>
+        </w:rPr>
+      </w:r>
+      <w:proofErr w:type="spellStart"/>
+      <w:r>
+        <w:rPr>
+          <w:rFonts w:ascii="Roboto" w:eastAsia="Roboto" w:hAnsi="Roboto" w:cs="Roboto"/>
+          <w:color w:val="1F1F1F"/>
+          <w:sz w:val="21"/>
+          <w:szCs w:val="21"/>
+          <w:highlight w:val="white"/>
+        </w:rPr>
+      </w:r>
+      <w:proofErr w:type="spellEnd"/>
+      <w:r>
+        <w:rPr>
+          <w:rFonts w:ascii="Roboto" w:eastAsia="Roboto" w:hAnsi="Roboto" w:cs="Roboto"/>
+          <w:color w:val="1F1F1F"/>
+          <w:sz w:val="21"/>
+          <w:szCs w:val="21"/>
+          <w:highlight w:val="white"/>
+        </w:rPr>
+      </w:r>
+      <w:proofErr w:type="spellStart"/>
+      <w:r>
+        <w:rPr>
+          <w:rFonts w:ascii="Roboto" w:eastAsia="Roboto" w:hAnsi="Roboto" w:cs="Roboto"/>
+          <w:color w:val="1F1F1F"/>
+          <w:sz w:val="21"/>
+          <w:szCs w:val="21"/>
+          <w:highlight w:val="white"/>
+        </w:rPr>
+      </w:r>
+      <w:proofErr w:type="spellEnd"/>
+      <w:r>
+        <w:rPr>
+          <w:rFonts w:ascii="Roboto" w:eastAsia="Roboto" w:hAnsi="Roboto" w:cs="Roboto"/>
+          <w:color w:val="1F1F1F"/>
+          <w:sz w:val="21"/>
+          <w:szCs w:val="21"/>
+          <w:highlight w:val="white"/>
+        </w:rPr>
+      </w:r>
+      <w:proofErr w:type="spellStart"/>
+      <w:r>
+        <w:rPr>
+          <w:rFonts w:ascii="Roboto" w:eastAsia="Roboto" w:hAnsi="Roboto" w:cs="Roboto"/>
+          <w:color w:val="1F1F1F"/>
+          <w:sz w:val="21"/>
+          <w:szCs w:val="21"/>
+          <w:highlight w:val="white"/>
+        </w:rPr>
+      </w:r>
+      <w:proofErr w:type="spellEnd"/>
+      <w:r>
+        <w:rPr>
+          <w:rFonts w:ascii="Roboto" w:eastAsia="Roboto" w:hAnsi="Roboto" w:cs="Roboto"/>
+          <w:color w:val="1F1F1F"/>
+          <w:sz w:val="21"/>
+          <w:szCs w:val="21"/>
+          <w:highlight w:val="white"/>
+        </w:rPr>
+      </w:r>
+      <w:proofErr w:type="spellStart"/>
+      <w:r>
+        <w:rPr>
+          <w:rFonts w:ascii="Roboto" w:eastAsia="Roboto" w:hAnsi="Roboto" w:cs="Roboto"/>
+          <w:color w:val="1F1F1F"/>
+          <w:sz w:val="21"/>
+          <w:szCs w:val="21"/>
+          <w:highlight w:val="white"/>
+        </w:rPr>
+      </w:r>
+      <w:proofErr w:type="spellEnd"/>
+      <w:r>
+        <w:rPr>
+          <w:rFonts w:ascii="Roboto" w:eastAsia="Roboto" w:hAnsi="Roboto" w:cs="Roboto"/>
+          <w:color w:val="1F1F1F"/>
+          <w:sz w:val="21"/>
+          <w:szCs w:val="21"/>
+          <w:highlight w:val="white"/>
+        </w:rPr>
+      </w:r>
+      <w:proofErr w:type="spellStart"/>
+      <w:r>
+        <w:rPr>
+          <w:rFonts w:ascii="Roboto" w:eastAsia="Roboto" w:hAnsi="Roboto" w:cs="Roboto"/>
+          <w:color w:val="1F1F1F"/>
+          <w:sz w:val="21"/>
+          <w:szCs w:val="21"/>
+          <w:highlight w:val="white"/>
+        </w:rPr>
+      </w:r>
+      <w:proofErr w:type="spellEnd"/>
+      <w:r>
+        <w:rPr>
+          <w:rFonts w:ascii="Roboto" w:eastAsia="Roboto" w:hAnsi="Roboto" w:cs="Roboto"/>
+          <w:color w:val="1F1F1F"/>
+          <w:sz w:val="21"/>
+          <w:szCs w:val="21"/>
+          <w:highlight w:val="white"/>
+        </w:rPr>
+      </w:r>
+      <w:proofErr w:type="spellStart"/>
+      <w:r>
+        <w:rPr>
+          <w:rFonts w:ascii="Roboto" w:eastAsia="Roboto" w:hAnsi="Roboto" w:cs="Roboto"/>
+          <w:color w:val="1F1F1F"/>
+          <w:sz w:val="21"/>
+          <w:szCs w:val="21"/>
+          <w:highlight w:val="white"/>
+        </w:rPr>
+      </w:r>
+      <w:proofErr w:type="spellEnd"/>
+      <w:r>
+        <w:rPr>
+          <w:rFonts w:ascii="Roboto" w:eastAsia="Roboto" w:hAnsi="Roboto" w:cs="Roboto"/>
+          <w:color w:val="1F1F1F"/>
+          <w:sz w:val="21"/>
+          <w:szCs w:val="21"/>
+          <w:highlight w:val="white"/>
+        </w:rPr>
+      </w:r>
+      <w:proofErr w:type="spellStart"/>
+      <w:r>
+        <w:rPr>
+          <w:rFonts w:ascii="Roboto" w:eastAsia="Roboto" w:hAnsi="Roboto" w:cs="Roboto"/>
+          <w:color w:val="1F1F1F"/>
+          <w:sz w:val="21"/>
+          <w:szCs w:val="21"/>
+          <w:highlight w:val="white"/>
+        </w:rPr>
+      </w:r>
+      <w:proofErr w:type="spellEnd"/>
+      <w:r>
+        <w:rPr>
+          <w:rFonts w:ascii="Roboto" w:eastAsia="Roboto" w:hAnsi="Roboto" w:cs="Roboto"/>
+          <w:color w:val="1F1F1F"/>
+          <w:sz w:val="21"/>
+          <w:szCs w:val="21"/>
+          <w:highlight w:val="white"/>
+        </w:rPr>
+      </w:r>
+      <w:proofErr w:type="spellStart"/>
+      <w:r>
+        <w:rPr>
+          <w:rFonts w:ascii="Roboto" w:eastAsia="Roboto" w:hAnsi="Roboto" w:cs="Roboto"/>
+          <w:color w:val="1F1F1F"/>
+          <w:sz w:val="21"/>
+          <w:szCs w:val="21"/>
+          <w:highlight w:val="white"/>
+        </w:rPr>
+      </w:r>
+      <w:proofErr w:type="spellEnd"/>
+      <w:r>
+        <w:rPr>
+          <w:rFonts w:ascii="Roboto" w:eastAsia="Roboto" w:hAnsi="Roboto" w:cs="Roboto"/>
+          <w:color w:val="1F1F1F"/>
+          <w:sz w:val="21"/>
+          <w:szCs w:val="21"/>
+          <w:highlight w:val="white"/>
+        </w:rPr>
       </w:r>
       <w:r>
         <w:rPr>
@@ -47818,39 +47756,35 @@
           <w:szCs w:val="21"/>
           <w:highlight w:val="white"/>
         </w:rPr>
-        <w:t>functional requirements</w:t>
-      </w:r>
-      <w:r>
-        <w:rPr>
-          <w:rFonts w:ascii="Roboto" w:eastAsia="Roboto" w:hAnsi="Roboto" w:cs="Roboto"/>
-          <w:color w:val="1F1F1F"/>
-          <w:sz w:val="21"/>
-          <w:szCs w:val="21"/>
-          <w:highlight w:val="white"/>
-        </w:rPr>
-        <w:t xml:space="preserve"> yang </w:t>
-      </w:r>
-      <w:proofErr w:type="spellStart"/>
-      <w:r>
-        <w:rPr>
-          <w:rFonts w:ascii="Roboto" w:eastAsia="Roboto" w:hAnsi="Roboto" w:cs="Roboto"/>
-          <w:color w:val="1F1F1F"/>
-          <w:sz w:val="21"/>
-          <w:szCs w:val="21"/>
-          <w:highlight w:val="white"/>
-        </w:rPr>
-        <w:t>didokumentasikan</w:t>
-      </w:r>
-      <w:proofErr w:type="spellEnd"/>
-      <w:r>
-        <w:rPr>
-          <w:rFonts w:ascii="Roboto" w:eastAsia="Roboto" w:hAnsi="Roboto" w:cs="Roboto"/>
-          <w:color w:val="1F1F1F"/>
-          <w:sz w:val="21"/>
-          <w:szCs w:val="21"/>
-          <w:highlight w:val="white"/>
-        </w:rPr>
-        <w:t>.</w:t>
+      </w:r>
+      <w:r>
+        <w:rPr>
+          <w:rFonts w:ascii="Roboto" w:eastAsia="Roboto" w:hAnsi="Roboto" w:cs="Roboto"/>
+          <w:color w:val="1F1F1F"/>
+          <w:sz w:val="21"/>
+          <w:szCs w:val="21"/>
+          <w:highlight w:val="white"/>
+        </w:rPr>
+      </w:r>
+      <w:proofErr w:type="spellStart"/>
+      <w:r>
+        <w:rPr>
+          <w:rFonts w:ascii="Roboto" w:eastAsia="Roboto" w:hAnsi="Roboto" w:cs="Roboto"/>
+          <w:color w:val="1F1F1F"/>
+          <w:sz w:val="21"/>
+          <w:szCs w:val="21"/>
+          <w:highlight w:val="white"/>
+        </w:rPr>
+      </w:r>
+      <w:proofErr w:type="spellEnd"/>
+      <w:r>
+        <w:rPr>
+          <w:rFonts w:ascii="Roboto" w:eastAsia="Roboto" w:hAnsi="Roboto" w:cs="Roboto"/>
+          <w:color w:val="1F1F1F"/>
+          <w:sz w:val="21"/>
+          <w:szCs w:val="21"/>
+          <w:highlight w:val="white"/>
+        </w:rPr>
       </w:r>
     </w:p>
     <w:p/>
@@ -48474,95 +48408,87 @@
           <w:szCs w:val="21"/>
           <w:highlight w:val="white"/>
         </w:rPr>
-        <w:t xml:space="preserve">Uji </w:t>
-      </w:r>
-      <w:proofErr w:type="spellStart"/>
-      <w:r>
-        <w:rPr>
-          <w:rFonts w:ascii="Roboto" w:eastAsia="Roboto" w:hAnsi="Roboto" w:cs="Roboto"/>
-          <w:color w:val="1F1F1F"/>
-          <w:sz w:val="21"/>
-          <w:szCs w:val="21"/>
-          <w:highlight w:val="white"/>
-        </w:rPr>
-        <w:t>Usabilitas</w:t>
-      </w:r>
-      <w:proofErr w:type="spellEnd"/>
-      <w:r>
-        <w:rPr>
-          <w:rFonts w:ascii="Roboto" w:eastAsia="Roboto" w:hAnsi="Roboto" w:cs="Roboto"/>
-          <w:color w:val="1F1F1F"/>
-          <w:sz w:val="21"/>
-          <w:szCs w:val="21"/>
-          <w:highlight w:val="white"/>
-        </w:rPr>
-        <w:t xml:space="preserve"> </w:t>
-      </w:r>
-      <w:proofErr w:type="spellStart"/>
-      <w:r>
-        <w:rPr>
-          <w:rFonts w:ascii="Roboto" w:eastAsia="Roboto" w:hAnsi="Roboto" w:cs="Roboto"/>
-          <w:color w:val="1F1F1F"/>
-          <w:sz w:val="21"/>
-          <w:szCs w:val="21"/>
-          <w:highlight w:val="white"/>
-        </w:rPr>
-        <w:t>dilakukan</w:t>
-      </w:r>
-      <w:proofErr w:type="spellEnd"/>
-      <w:r>
-        <w:rPr>
-          <w:rFonts w:ascii="Roboto" w:eastAsia="Roboto" w:hAnsi="Roboto" w:cs="Roboto"/>
-          <w:color w:val="1F1F1F"/>
-          <w:sz w:val="21"/>
-          <w:szCs w:val="21"/>
-          <w:highlight w:val="white"/>
-        </w:rPr>
-        <w:t xml:space="preserve"> </w:t>
-      </w:r>
-      <w:proofErr w:type="spellStart"/>
-      <w:r>
-        <w:rPr>
-          <w:rFonts w:ascii="Roboto" w:eastAsia="Roboto" w:hAnsi="Roboto" w:cs="Roboto"/>
-          <w:color w:val="1F1F1F"/>
-          <w:sz w:val="21"/>
-          <w:szCs w:val="21"/>
-          <w:highlight w:val="white"/>
-        </w:rPr>
-        <w:t>menggunakan</w:t>
-      </w:r>
-      <w:proofErr w:type="spellEnd"/>
-      <w:r>
-        <w:rPr>
-          <w:rFonts w:ascii="Roboto" w:eastAsia="Roboto" w:hAnsi="Roboto" w:cs="Roboto"/>
-          <w:color w:val="1F1F1F"/>
-          <w:sz w:val="21"/>
-          <w:szCs w:val="21"/>
-          <w:highlight w:val="white"/>
-        </w:rPr>
-        <w:t xml:space="preserve"> </w:t>
-      </w:r>
-      <w:proofErr w:type="spellStart"/>
-      <w:r>
-        <w:rPr>
-          <w:rFonts w:ascii="Roboto" w:eastAsia="Roboto" w:hAnsi="Roboto" w:cs="Roboto"/>
-          <w:color w:val="1F1F1F"/>
-          <w:sz w:val="21"/>
-          <w:szCs w:val="21"/>
-          <w:highlight w:val="white"/>
-        </w:rPr>
-        <w:t>kuesioner</w:t>
-      </w:r>
-      <w:proofErr w:type="spellEnd"/>
-      <w:r>
-        <w:rPr>
-          <w:rFonts w:ascii="Roboto" w:eastAsia="Roboto" w:hAnsi="Roboto" w:cs="Roboto"/>
-          <w:color w:val="1F1F1F"/>
-          <w:sz w:val="21"/>
-          <w:szCs w:val="21"/>
-          <w:highlight w:val="white"/>
-        </w:rPr>
-        <w:t xml:space="preserve"> </w:t>
+        <w:t>Uji Usabilitas dilakukan menggunakan kuesioner System Usability Scale (SUS) yang dikembangkan oleh Brooke (1996) kepada 30 end-user (Staf Pelayanan/Operator) yang terlibat dalam studi kasus. Kuesioner SUS terdiri atas 10 pernyataan dengan skala Likert 1-5 yang mengukur persepsi pengguna terhadap kemudahan penggunaan, konsistensi antarmuka, dan kepuasan terhadap sistem. Hasil rata-rata skor SUS yang diperoleh adalah 82,5, yang termasuk dalam kategori "Excellent" berdasarkan standar interpretasi Brooke (1996).</w:t>
+      </w:r>
+      <w:proofErr w:type="spellStart"/>
+      <w:r>
+        <w:rPr>
+          <w:rFonts w:ascii="Roboto" w:eastAsia="Roboto" w:hAnsi="Roboto" w:cs="Roboto"/>
+          <w:color w:val="1F1F1F"/>
+          <w:sz w:val="21"/>
+          <w:szCs w:val="21"/>
+          <w:highlight w:val="white"/>
+        </w:rPr>
+      </w:r>
+      <w:proofErr w:type="spellEnd"/>
+      <w:r>
+        <w:rPr>
+          <w:rFonts w:ascii="Roboto" w:eastAsia="Roboto" w:hAnsi="Roboto" w:cs="Roboto"/>
+          <w:color w:val="1F1F1F"/>
+          <w:sz w:val="21"/>
+          <w:szCs w:val="21"/>
+          <w:highlight w:val="white"/>
+        </w:rPr>
+      </w:r>
+      <w:proofErr w:type="spellStart"/>
+      <w:r>
+        <w:rPr>
+          <w:rFonts w:ascii="Roboto" w:eastAsia="Roboto" w:hAnsi="Roboto" w:cs="Roboto"/>
+          <w:color w:val="1F1F1F"/>
+          <w:sz w:val="21"/>
+          <w:szCs w:val="21"/>
+          <w:highlight w:val="white"/>
+        </w:rPr>
+      </w:r>
+      <w:proofErr w:type="spellEnd"/>
+      <w:r>
+        <w:rPr>
+          <w:rFonts w:ascii="Roboto" w:eastAsia="Roboto" w:hAnsi="Roboto" w:cs="Roboto"/>
+          <w:color w:val="1F1F1F"/>
+          <w:sz w:val="21"/>
+          <w:szCs w:val="21"/>
+          <w:highlight w:val="white"/>
+        </w:rPr>
+      </w:r>
+      <w:proofErr w:type="spellStart"/>
+      <w:r>
+        <w:rPr>
+          <w:rFonts w:ascii="Roboto" w:eastAsia="Roboto" w:hAnsi="Roboto" w:cs="Roboto"/>
+          <w:color w:val="1F1F1F"/>
+          <w:sz w:val="21"/>
+          <w:szCs w:val="21"/>
+          <w:highlight w:val="white"/>
+        </w:rPr>
+      </w:r>
+      <w:proofErr w:type="spellEnd"/>
+      <w:r>
+        <w:rPr>
+          <w:rFonts w:ascii="Roboto" w:eastAsia="Roboto" w:hAnsi="Roboto" w:cs="Roboto"/>
+          <w:color w:val="1F1F1F"/>
+          <w:sz w:val="21"/>
+          <w:szCs w:val="21"/>
+          <w:highlight w:val="white"/>
+        </w:rPr>
+      </w:r>
+      <w:proofErr w:type="spellStart"/>
+      <w:r>
+        <w:rPr>
+          <w:rFonts w:ascii="Roboto" w:eastAsia="Roboto" w:hAnsi="Roboto" w:cs="Roboto"/>
+          <w:color w:val="1F1F1F"/>
+          <w:sz w:val="21"/>
+          <w:szCs w:val="21"/>
+          <w:highlight w:val="white"/>
+        </w:rPr>
+      </w:r>
+      <w:proofErr w:type="spellEnd"/>
+      <w:r>
+        <w:rPr>
+          <w:rFonts w:ascii="Roboto" w:eastAsia="Roboto" w:hAnsi="Roboto" w:cs="Roboto"/>
+          <w:color w:val="1F1F1F"/>
+          <w:sz w:val="21"/>
+          <w:szCs w:val="21"/>
+          <w:highlight w:val="white"/>
+        </w:rPr>
       </w:r>
       <w:r>
         <w:rPr>
@@ -48574,39 +48500,35 @@
           <w:szCs w:val="21"/>
           <w:highlight w:val="white"/>
         </w:rPr>
-        <w:t>System Usability Scale</w:t>
-      </w:r>
-      <w:r>
-        <w:rPr>
-          <w:rFonts w:ascii="Roboto" w:eastAsia="Roboto" w:hAnsi="Roboto" w:cs="Roboto"/>
-          <w:color w:val="1F1F1F"/>
-          <w:sz w:val="21"/>
-          <w:szCs w:val="21"/>
-          <w:highlight w:val="white"/>
-        </w:rPr>
-        <w:t xml:space="preserve"> (SUS) </w:t>
-      </w:r>
-      <w:proofErr w:type="spellStart"/>
-      <w:r>
-        <w:rPr>
-          <w:rFonts w:ascii="Roboto" w:eastAsia="Roboto" w:hAnsi="Roboto" w:cs="Roboto"/>
-          <w:color w:val="1F1F1F"/>
-          <w:sz w:val="21"/>
-          <w:szCs w:val="21"/>
-          <w:highlight w:val="white"/>
-        </w:rPr>
-        <w:t>kepada</w:t>
-      </w:r>
-      <w:proofErr w:type="spellEnd"/>
-      <w:r>
-        <w:rPr>
-          <w:rFonts w:ascii="Roboto" w:eastAsia="Roboto" w:hAnsi="Roboto" w:cs="Roboto"/>
-          <w:color w:val="1F1F1F"/>
-          <w:sz w:val="21"/>
-          <w:szCs w:val="21"/>
-          <w:highlight w:val="white"/>
-        </w:rPr>
-        <w:t xml:space="preserve"> 30 </w:t>
+      </w:r>
+      <w:r>
+        <w:rPr>
+          <w:rFonts w:ascii="Roboto" w:eastAsia="Roboto" w:hAnsi="Roboto" w:cs="Roboto"/>
+          <w:color w:val="1F1F1F"/>
+          <w:sz w:val="21"/>
+          <w:szCs w:val="21"/>
+          <w:highlight w:val="white"/>
+        </w:rPr>
+      </w:r>
+      <w:proofErr w:type="spellStart"/>
+      <w:r>
+        <w:rPr>
+          <w:rFonts w:ascii="Roboto" w:eastAsia="Roboto" w:hAnsi="Roboto" w:cs="Roboto"/>
+          <w:color w:val="1F1F1F"/>
+          <w:sz w:val="21"/>
+          <w:szCs w:val="21"/>
+          <w:highlight w:val="white"/>
+        </w:rPr>
+      </w:r>
+      <w:proofErr w:type="spellEnd"/>
+      <w:r>
+        <w:rPr>
+          <w:rFonts w:ascii="Roboto" w:eastAsia="Roboto" w:hAnsi="Roboto" w:cs="Roboto"/>
+          <w:color w:val="1F1F1F"/>
+          <w:sz w:val="21"/>
+          <w:szCs w:val="21"/>
+          <w:highlight w:val="white"/>
+        </w:rPr>
       </w:r>
       <w:r>
         <w:rPr>
@@ -48618,127 +48540,115 @@
           <w:szCs w:val="21"/>
           <w:highlight w:val="white"/>
         </w:rPr>
-        <w:t>end-user</w:t>
-      </w:r>
-      <w:r>
-        <w:rPr>
-          <w:rFonts w:ascii="Roboto" w:eastAsia="Roboto" w:hAnsi="Roboto" w:cs="Roboto"/>
-          <w:color w:val="1F1F1F"/>
-          <w:sz w:val="21"/>
-          <w:szCs w:val="21"/>
-          <w:highlight w:val="white"/>
-        </w:rPr>
-        <w:t xml:space="preserve"> (Staf </w:t>
-      </w:r>
-      <w:proofErr w:type="spellStart"/>
-      <w:r>
-        <w:rPr>
-          <w:rFonts w:ascii="Roboto" w:eastAsia="Roboto" w:hAnsi="Roboto" w:cs="Roboto"/>
-          <w:color w:val="1F1F1F"/>
-          <w:sz w:val="21"/>
-          <w:szCs w:val="21"/>
-          <w:highlight w:val="white"/>
-        </w:rPr>
-        <w:t>Pelayanan</w:t>
-      </w:r>
-      <w:proofErr w:type="spellEnd"/>
-      <w:r>
-        <w:rPr>
-          <w:rFonts w:ascii="Roboto" w:eastAsia="Roboto" w:hAnsi="Roboto" w:cs="Roboto"/>
-          <w:color w:val="1F1F1F"/>
-          <w:sz w:val="21"/>
-          <w:szCs w:val="21"/>
-          <w:highlight w:val="white"/>
-        </w:rPr>
-        <w:t xml:space="preserve">/Operator) yang </w:t>
-      </w:r>
-      <w:proofErr w:type="spellStart"/>
-      <w:r>
-        <w:rPr>
-          <w:rFonts w:ascii="Roboto" w:eastAsia="Roboto" w:hAnsi="Roboto" w:cs="Roboto"/>
-          <w:color w:val="1F1F1F"/>
-          <w:sz w:val="21"/>
-          <w:szCs w:val="21"/>
-          <w:highlight w:val="white"/>
-        </w:rPr>
-        <w:t>terlibat</w:t>
-      </w:r>
-      <w:proofErr w:type="spellEnd"/>
-      <w:r>
-        <w:rPr>
-          <w:rFonts w:ascii="Roboto" w:eastAsia="Roboto" w:hAnsi="Roboto" w:cs="Roboto"/>
-          <w:color w:val="1F1F1F"/>
-          <w:sz w:val="21"/>
-          <w:szCs w:val="21"/>
-          <w:highlight w:val="white"/>
-        </w:rPr>
-        <w:t xml:space="preserve"> </w:t>
-      </w:r>
-      <w:proofErr w:type="spellStart"/>
-      <w:r>
-        <w:rPr>
-          <w:rFonts w:ascii="Roboto" w:eastAsia="Roboto" w:hAnsi="Roboto" w:cs="Roboto"/>
-          <w:color w:val="1F1F1F"/>
-          <w:sz w:val="21"/>
-          <w:szCs w:val="21"/>
-          <w:highlight w:val="white"/>
-        </w:rPr>
-        <w:t>dalam</w:t>
-      </w:r>
-      <w:proofErr w:type="spellEnd"/>
-      <w:r>
-        <w:rPr>
-          <w:rFonts w:ascii="Roboto" w:eastAsia="Roboto" w:hAnsi="Roboto" w:cs="Roboto"/>
-          <w:color w:val="1F1F1F"/>
-          <w:sz w:val="21"/>
-          <w:szCs w:val="21"/>
-          <w:highlight w:val="white"/>
-        </w:rPr>
-        <w:t xml:space="preserve"> </w:t>
-      </w:r>
-      <w:proofErr w:type="spellStart"/>
-      <w:r>
-        <w:rPr>
-          <w:rFonts w:ascii="Roboto" w:eastAsia="Roboto" w:hAnsi="Roboto" w:cs="Roboto"/>
-          <w:color w:val="1F1F1F"/>
-          <w:sz w:val="21"/>
-          <w:szCs w:val="21"/>
-          <w:highlight w:val="white"/>
-        </w:rPr>
-        <w:t>studi</w:t>
-      </w:r>
-      <w:proofErr w:type="spellEnd"/>
-      <w:r>
-        <w:rPr>
-          <w:rFonts w:ascii="Roboto" w:eastAsia="Roboto" w:hAnsi="Roboto" w:cs="Roboto"/>
-          <w:color w:val="1F1F1F"/>
-          <w:sz w:val="21"/>
-          <w:szCs w:val="21"/>
-          <w:highlight w:val="white"/>
-        </w:rPr>
-        <w:t xml:space="preserve"> </w:t>
-      </w:r>
-      <w:proofErr w:type="spellStart"/>
-      <w:r>
-        <w:rPr>
-          <w:rFonts w:ascii="Roboto" w:eastAsia="Roboto" w:hAnsi="Roboto" w:cs="Roboto"/>
-          <w:color w:val="1F1F1F"/>
-          <w:sz w:val="21"/>
-          <w:szCs w:val="21"/>
-          <w:highlight w:val="white"/>
-        </w:rPr>
-        <w:t>kasus</w:t>
-      </w:r>
-      <w:proofErr w:type="spellEnd"/>
-      <w:r>
-        <w:rPr>
-          <w:rFonts w:ascii="Roboto" w:eastAsia="Roboto" w:hAnsi="Roboto" w:cs="Roboto"/>
-          <w:color w:val="1F1F1F"/>
-          <w:sz w:val="21"/>
-          <w:szCs w:val="21"/>
-          <w:highlight w:val="white"/>
-        </w:rPr>
-        <w:t xml:space="preserve">. </w:t>
+      </w:r>
+      <w:r>
+        <w:rPr>
+          <w:rFonts w:ascii="Roboto" w:eastAsia="Roboto" w:hAnsi="Roboto" w:cs="Roboto"/>
+          <w:color w:val="1F1F1F"/>
+          <w:sz w:val="21"/>
+          <w:szCs w:val="21"/>
+          <w:highlight w:val="white"/>
+        </w:rPr>
+      </w:r>
+      <w:proofErr w:type="spellStart"/>
+      <w:r>
+        <w:rPr>
+          <w:rFonts w:ascii="Roboto" w:eastAsia="Roboto" w:hAnsi="Roboto" w:cs="Roboto"/>
+          <w:color w:val="1F1F1F"/>
+          <w:sz w:val="21"/>
+          <w:szCs w:val="21"/>
+          <w:highlight w:val="white"/>
+        </w:rPr>
+      </w:r>
+      <w:proofErr w:type="spellEnd"/>
+      <w:r>
+        <w:rPr>
+          <w:rFonts w:ascii="Roboto" w:eastAsia="Roboto" w:hAnsi="Roboto" w:cs="Roboto"/>
+          <w:color w:val="1F1F1F"/>
+          <w:sz w:val="21"/>
+          <w:szCs w:val="21"/>
+          <w:highlight w:val="white"/>
+        </w:rPr>
+      </w:r>
+      <w:proofErr w:type="spellStart"/>
+      <w:r>
+        <w:rPr>
+          <w:rFonts w:ascii="Roboto" w:eastAsia="Roboto" w:hAnsi="Roboto" w:cs="Roboto"/>
+          <w:color w:val="1F1F1F"/>
+          <w:sz w:val="21"/>
+          <w:szCs w:val="21"/>
+          <w:highlight w:val="white"/>
+        </w:rPr>
+      </w:r>
+      <w:proofErr w:type="spellEnd"/>
+      <w:r>
+        <w:rPr>
+          <w:rFonts w:ascii="Roboto" w:eastAsia="Roboto" w:hAnsi="Roboto" w:cs="Roboto"/>
+          <w:color w:val="1F1F1F"/>
+          <w:sz w:val="21"/>
+          <w:szCs w:val="21"/>
+          <w:highlight w:val="white"/>
+        </w:rPr>
+      </w:r>
+      <w:proofErr w:type="spellStart"/>
+      <w:r>
+        <w:rPr>
+          <w:rFonts w:ascii="Roboto" w:eastAsia="Roboto" w:hAnsi="Roboto" w:cs="Roboto"/>
+          <w:color w:val="1F1F1F"/>
+          <w:sz w:val="21"/>
+          <w:szCs w:val="21"/>
+          <w:highlight w:val="white"/>
+        </w:rPr>
+      </w:r>
+      <w:proofErr w:type="spellEnd"/>
+      <w:r>
+        <w:rPr>
+          <w:rFonts w:ascii="Roboto" w:eastAsia="Roboto" w:hAnsi="Roboto" w:cs="Roboto"/>
+          <w:color w:val="1F1F1F"/>
+          <w:sz w:val="21"/>
+          <w:szCs w:val="21"/>
+          <w:highlight w:val="white"/>
+        </w:rPr>
+      </w:r>
+      <w:proofErr w:type="spellStart"/>
+      <w:r>
+        <w:rPr>
+          <w:rFonts w:ascii="Roboto" w:eastAsia="Roboto" w:hAnsi="Roboto" w:cs="Roboto"/>
+          <w:color w:val="1F1F1F"/>
+          <w:sz w:val="21"/>
+          <w:szCs w:val="21"/>
+          <w:highlight w:val="white"/>
+        </w:rPr>
+      </w:r>
+      <w:proofErr w:type="spellEnd"/>
+      <w:r>
+        <w:rPr>
+          <w:rFonts w:ascii="Roboto" w:eastAsia="Roboto" w:hAnsi="Roboto" w:cs="Roboto"/>
+          <w:color w:val="1F1F1F"/>
+          <w:sz w:val="21"/>
+          <w:szCs w:val="21"/>
+          <w:highlight w:val="white"/>
+        </w:rPr>
+      </w:r>
+      <w:proofErr w:type="spellStart"/>
+      <w:r>
+        <w:rPr>
+          <w:rFonts w:ascii="Roboto" w:eastAsia="Roboto" w:hAnsi="Roboto" w:cs="Roboto"/>
+          <w:color w:val="1F1F1F"/>
+          <w:sz w:val="21"/>
+          <w:szCs w:val="21"/>
+          <w:highlight w:val="white"/>
+        </w:rPr>
+      </w:r>
+      <w:proofErr w:type="spellEnd"/>
+      <w:r>
+        <w:rPr>
+          <w:rFonts w:ascii="Roboto" w:eastAsia="Roboto" w:hAnsi="Roboto" w:cs="Roboto"/>
+          <w:color w:val="1F1F1F"/>
+          <w:sz w:val="21"/>
+          <w:szCs w:val="21"/>
+          <w:highlight w:val="white"/>
+        </w:rPr>
       </w:r>
       <w:r>
         <w:rPr>
@@ -48749,7 +48659,6 @@
           <w:highlight w:val="white"/>
           <w:lang w:val="fi-FI"/>
         </w:rPr>
-        <w:t xml:space="preserve">Hasil rata-rata skor SUS yang diperoleh adalah </w:t>
       </w:r>
       <w:r>
         <w:rPr>
@@ -48762,7 +48671,6 @@
           <w:highlight w:val="white"/>
           <w:lang w:val="fi-FI"/>
         </w:rPr>
-        <w:t>82,5</w:t>
       </w:r>
       <w:r>
         <w:rPr>
@@ -48773,7 +48681,6 @@
           <w:highlight w:val="white"/>
           <w:lang w:val="fi-FI"/>
         </w:rPr>
-        <w:t xml:space="preserve"> dari skala 100.</w:t>
       </w:r>
     </w:p>
     <w:p>
@@ -49045,425 +48952,387 @@
           <w:szCs w:val="21"/>
           <w:highlight w:val="white"/>
         </w:rPr>
-        <w:t xml:space="preserve">Skor 82,5 </w:t>
-      </w:r>
-      <w:proofErr w:type="spellStart"/>
-      <w:r>
-        <w:rPr>
-          <w:rFonts w:ascii="Roboto" w:eastAsia="Roboto" w:hAnsi="Roboto" w:cs="Roboto"/>
-          <w:color w:val="1F1F1F"/>
-          <w:sz w:val="21"/>
-          <w:szCs w:val="21"/>
-          <w:highlight w:val="white"/>
-        </w:rPr>
-        <w:t>menempatkan</w:t>
-      </w:r>
-      <w:proofErr w:type="spellEnd"/>
-      <w:r>
-        <w:rPr>
-          <w:rFonts w:ascii="Roboto" w:eastAsia="Roboto" w:hAnsi="Roboto" w:cs="Roboto"/>
-          <w:color w:val="1F1F1F"/>
-          <w:sz w:val="21"/>
-          <w:szCs w:val="21"/>
-          <w:highlight w:val="white"/>
-        </w:rPr>
-        <w:t xml:space="preserve"> </w:t>
-      </w:r>
-      <w:proofErr w:type="spellStart"/>
-      <w:r>
-        <w:rPr>
-          <w:rFonts w:ascii="Roboto" w:eastAsia="Roboto" w:hAnsi="Roboto" w:cs="Roboto"/>
-          <w:color w:val="1F1F1F"/>
-          <w:sz w:val="21"/>
-          <w:szCs w:val="21"/>
-          <w:highlight w:val="white"/>
-        </w:rPr>
-        <w:t>sistem</w:t>
-      </w:r>
-      <w:proofErr w:type="spellEnd"/>
-      <w:r>
-        <w:rPr>
-          <w:rFonts w:ascii="Roboto" w:eastAsia="Roboto" w:hAnsi="Roboto" w:cs="Roboto"/>
-          <w:color w:val="1F1F1F"/>
-          <w:sz w:val="21"/>
-          <w:szCs w:val="21"/>
-          <w:highlight w:val="white"/>
-        </w:rPr>
-        <w:t xml:space="preserve"> yang </w:t>
-      </w:r>
-      <w:proofErr w:type="spellStart"/>
-      <w:r>
-        <w:rPr>
-          <w:rFonts w:ascii="Roboto" w:eastAsia="Roboto" w:hAnsi="Roboto" w:cs="Roboto"/>
-          <w:color w:val="1F1F1F"/>
-          <w:sz w:val="21"/>
-          <w:szCs w:val="21"/>
-          <w:highlight w:val="white"/>
-        </w:rPr>
-        <w:t>dikembangkan</w:t>
-      </w:r>
-      <w:proofErr w:type="spellEnd"/>
-      <w:r>
-        <w:rPr>
-          <w:rFonts w:ascii="Roboto" w:eastAsia="Roboto" w:hAnsi="Roboto" w:cs="Roboto"/>
-          <w:color w:val="1F1F1F"/>
-          <w:sz w:val="21"/>
-          <w:szCs w:val="21"/>
-          <w:highlight w:val="white"/>
-        </w:rPr>
-        <w:t xml:space="preserve"> di </w:t>
-      </w:r>
-      <w:proofErr w:type="spellStart"/>
-      <w:r>
-        <w:rPr>
-          <w:rFonts w:ascii="Roboto" w:eastAsia="Roboto" w:hAnsi="Roboto" w:cs="Roboto"/>
-          <w:color w:val="1F1F1F"/>
-          <w:sz w:val="21"/>
-          <w:szCs w:val="21"/>
-          <w:highlight w:val="white"/>
-        </w:rPr>
-        <w:t>atas</w:t>
-      </w:r>
-      <w:proofErr w:type="spellEnd"/>
-      <w:r>
-        <w:rPr>
-          <w:rFonts w:ascii="Roboto" w:eastAsia="Roboto" w:hAnsi="Roboto" w:cs="Roboto"/>
-          <w:color w:val="1F1F1F"/>
-          <w:sz w:val="21"/>
-          <w:szCs w:val="21"/>
-          <w:highlight w:val="white"/>
-        </w:rPr>
-        <w:t xml:space="preserve"> </w:t>
-      </w:r>
-      <w:proofErr w:type="spellStart"/>
-      <w:r>
-        <w:rPr>
-          <w:rFonts w:ascii="Roboto" w:eastAsia="Roboto" w:hAnsi="Roboto" w:cs="Roboto"/>
-          <w:color w:val="1F1F1F"/>
-          <w:sz w:val="21"/>
-          <w:szCs w:val="21"/>
-          <w:highlight w:val="white"/>
-        </w:rPr>
-        <w:t>ambang</w:t>
-      </w:r>
-      <w:proofErr w:type="spellEnd"/>
-      <w:r>
-        <w:rPr>
-          <w:rFonts w:ascii="Roboto" w:eastAsia="Roboto" w:hAnsi="Roboto" w:cs="Roboto"/>
-          <w:color w:val="1F1F1F"/>
-          <w:sz w:val="21"/>
-          <w:szCs w:val="21"/>
-          <w:highlight w:val="white"/>
-        </w:rPr>
-        <w:t xml:space="preserve"> batas </w:t>
-      </w:r>
-      <w:proofErr w:type="spellStart"/>
-      <w:r>
-        <w:rPr>
-          <w:rFonts w:ascii="Roboto" w:eastAsia="Roboto" w:hAnsi="Roboto" w:cs="Roboto"/>
-          <w:color w:val="1F1F1F"/>
-          <w:sz w:val="21"/>
-          <w:szCs w:val="21"/>
-          <w:highlight w:val="white"/>
-        </w:rPr>
-        <w:t>penerimaan</w:t>
-      </w:r>
-      <w:proofErr w:type="spellEnd"/>
-      <w:r>
-        <w:rPr>
-          <w:rFonts w:ascii="Roboto" w:eastAsia="Roboto" w:hAnsi="Roboto" w:cs="Roboto"/>
-          <w:color w:val="1F1F1F"/>
-          <w:sz w:val="21"/>
-          <w:szCs w:val="21"/>
-          <w:highlight w:val="white"/>
-        </w:rPr>
-        <w:t xml:space="preserve"> (Acceptability Range), yang </w:t>
-      </w:r>
-      <w:proofErr w:type="spellStart"/>
-      <w:r>
-        <w:rPr>
-          <w:rFonts w:ascii="Roboto" w:eastAsia="Roboto" w:hAnsi="Roboto" w:cs="Roboto"/>
-          <w:color w:val="1F1F1F"/>
-          <w:sz w:val="21"/>
-          <w:szCs w:val="21"/>
-          <w:highlight w:val="white"/>
-        </w:rPr>
-        <w:t>menunjukkan</w:t>
-      </w:r>
-      <w:proofErr w:type="spellEnd"/>
-      <w:r>
-        <w:rPr>
-          <w:rFonts w:ascii="Roboto" w:eastAsia="Roboto" w:hAnsi="Roboto" w:cs="Roboto"/>
-          <w:color w:val="1F1F1F"/>
-          <w:sz w:val="21"/>
-          <w:szCs w:val="21"/>
-          <w:highlight w:val="white"/>
-        </w:rPr>
-        <w:t xml:space="preserve"> </w:t>
-      </w:r>
-      <w:proofErr w:type="spellStart"/>
-      <w:r>
-        <w:rPr>
-          <w:rFonts w:ascii="Roboto" w:eastAsia="Roboto" w:hAnsi="Roboto" w:cs="Roboto"/>
-          <w:color w:val="1F1F1F"/>
-          <w:sz w:val="21"/>
-          <w:szCs w:val="21"/>
-          <w:highlight w:val="white"/>
-        </w:rPr>
-        <w:t>bahwa</w:t>
-      </w:r>
-      <w:proofErr w:type="spellEnd"/>
-      <w:r>
-        <w:rPr>
-          <w:rFonts w:ascii="Roboto" w:eastAsia="Roboto" w:hAnsi="Roboto" w:cs="Roboto"/>
-          <w:color w:val="1F1F1F"/>
-          <w:sz w:val="21"/>
-          <w:szCs w:val="21"/>
-          <w:highlight w:val="white"/>
-        </w:rPr>
-        <w:t xml:space="preserve"> </w:t>
-      </w:r>
-      <w:proofErr w:type="spellStart"/>
-      <w:r>
-        <w:rPr>
-          <w:rFonts w:ascii="Roboto" w:eastAsia="Roboto" w:hAnsi="Roboto" w:cs="Roboto"/>
-          <w:color w:val="1F1F1F"/>
-          <w:sz w:val="21"/>
-          <w:szCs w:val="21"/>
-          <w:highlight w:val="white"/>
-        </w:rPr>
-        <w:t>desain</w:t>
-      </w:r>
-      <w:proofErr w:type="spellEnd"/>
-      <w:r>
-        <w:rPr>
-          <w:rFonts w:ascii="Roboto" w:eastAsia="Roboto" w:hAnsi="Roboto" w:cs="Roboto"/>
-          <w:color w:val="1F1F1F"/>
-          <w:sz w:val="21"/>
-          <w:szCs w:val="21"/>
-          <w:highlight w:val="white"/>
-        </w:rPr>
-        <w:t xml:space="preserve"> </w:t>
-      </w:r>
-      <w:proofErr w:type="spellStart"/>
-      <w:r>
-        <w:rPr>
-          <w:rFonts w:ascii="Roboto" w:eastAsia="Roboto" w:hAnsi="Roboto" w:cs="Roboto"/>
-          <w:color w:val="1F1F1F"/>
-          <w:sz w:val="21"/>
-          <w:szCs w:val="21"/>
-          <w:highlight w:val="white"/>
-        </w:rPr>
-        <w:t>antarmuka</w:t>
-      </w:r>
-      <w:proofErr w:type="spellEnd"/>
-      <w:r>
-        <w:rPr>
-          <w:rFonts w:ascii="Roboto" w:eastAsia="Roboto" w:hAnsi="Roboto" w:cs="Roboto"/>
-          <w:color w:val="1F1F1F"/>
-          <w:sz w:val="21"/>
-          <w:szCs w:val="21"/>
-          <w:highlight w:val="white"/>
-        </w:rPr>
-        <w:t xml:space="preserve"> dan </w:t>
-      </w:r>
-      <w:proofErr w:type="spellStart"/>
-      <w:r>
-        <w:rPr>
-          <w:rFonts w:ascii="Roboto" w:eastAsia="Roboto" w:hAnsi="Roboto" w:cs="Roboto"/>
-          <w:color w:val="1F1F1F"/>
-          <w:sz w:val="21"/>
-          <w:szCs w:val="21"/>
-          <w:highlight w:val="white"/>
-        </w:rPr>
-        <w:t>alur</w:t>
-      </w:r>
-      <w:proofErr w:type="spellEnd"/>
-      <w:r>
-        <w:rPr>
-          <w:rFonts w:ascii="Roboto" w:eastAsia="Roboto" w:hAnsi="Roboto" w:cs="Roboto"/>
-          <w:color w:val="1F1F1F"/>
-          <w:sz w:val="21"/>
-          <w:szCs w:val="21"/>
-          <w:highlight w:val="white"/>
-        </w:rPr>
-        <w:t xml:space="preserve"> </w:t>
-      </w:r>
-      <w:proofErr w:type="spellStart"/>
-      <w:r>
-        <w:rPr>
-          <w:rFonts w:ascii="Roboto" w:eastAsia="Roboto" w:hAnsi="Roboto" w:cs="Roboto"/>
-          <w:color w:val="1F1F1F"/>
-          <w:sz w:val="21"/>
-          <w:szCs w:val="21"/>
-          <w:highlight w:val="white"/>
-        </w:rPr>
-        <w:t>navigasi</w:t>
-      </w:r>
-      <w:proofErr w:type="spellEnd"/>
-      <w:r>
-        <w:rPr>
-          <w:rFonts w:ascii="Roboto" w:eastAsia="Roboto" w:hAnsi="Roboto" w:cs="Roboto"/>
-          <w:color w:val="1F1F1F"/>
-          <w:sz w:val="21"/>
-          <w:szCs w:val="21"/>
-          <w:highlight w:val="white"/>
-        </w:rPr>
-        <w:t xml:space="preserve"> </w:t>
-      </w:r>
-      <w:proofErr w:type="spellStart"/>
-      <w:r>
-        <w:rPr>
-          <w:rFonts w:ascii="Roboto" w:eastAsia="Roboto" w:hAnsi="Roboto" w:cs="Roboto"/>
-          <w:color w:val="1F1F1F"/>
-          <w:sz w:val="21"/>
-          <w:szCs w:val="21"/>
-          <w:highlight w:val="white"/>
-        </w:rPr>
-        <w:t>sistem</w:t>
-      </w:r>
-      <w:proofErr w:type="spellEnd"/>
-      <w:r>
-        <w:rPr>
-          <w:rFonts w:ascii="Roboto" w:eastAsia="Roboto" w:hAnsi="Roboto" w:cs="Roboto"/>
-          <w:color w:val="1F1F1F"/>
-          <w:sz w:val="21"/>
-          <w:szCs w:val="21"/>
-          <w:highlight w:val="white"/>
-        </w:rPr>
-        <w:t xml:space="preserve"> </w:t>
-      </w:r>
-      <w:proofErr w:type="spellStart"/>
-      <w:r>
-        <w:rPr>
-          <w:rFonts w:ascii="Roboto" w:eastAsia="Roboto" w:hAnsi="Roboto" w:cs="Roboto"/>
-          <w:color w:val="1F1F1F"/>
-          <w:sz w:val="21"/>
-          <w:szCs w:val="21"/>
-          <w:highlight w:val="white"/>
-        </w:rPr>
-        <w:t>berhasil</w:t>
-      </w:r>
-      <w:proofErr w:type="spellEnd"/>
-      <w:r>
-        <w:rPr>
-          <w:rFonts w:ascii="Roboto" w:eastAsia="Roboto" w:hAnsi="Roboto" w:cs="Roboto"/>
-          <w:color w:val="1F1F1F"/>
-          <w:sz w:val="21"/>
-          <w:szCs w:val="21"/>
-          <w:highlight w:val="white"/>
-        </w:rPr>
-        <w:t xml:space="preserve"> </w:t>
-      </w:r>
-      <w:proofErr w:type="spellStart"/>
-      <w:r>
-        <w:rPr>
-          <w:rFonts w:ascii="Roboto" w:eastAsia="Roboto" w:hAnsi="Roboto" w:cs="Roboto"/>
-          <w:color w:val="1F1F1F"/>
-          <w:sz w:val="21"/>
-          <w:szCs w:val="21"/>
-          <w:highlight w:val="white"/>
-        </w:rPr>
-        <w:t>memenuhi</w:t>
-      </w:r>
-      <w:proofErr w:type="spellEnd"/>
-      <w:r>
-        <w:rPr>
-          <w:rFonts w:ascii="Roboto" w:eastAsia="Roboto" w:hAnsi="Roboto" w:cs="Roboto"/>
-          <w:color w:val="1F1F1F"/>
-          <w:sz w:val="21"/>
-          <w:szCs w:val="21"/>
-          <w:highlight w:val="white"/>
-        </w:rPr>
-        <w:t xml:space="preserve"> </w:t>
-      </w:r>
-      <w:proofErr w:type="spellStart"/>
-      <w:r>
-        <w:rPr>
-          <w:rFonts w:ascii="Roboto" w:eastAsia="Roboto" w:hAnsi="Roboto" w:cs="Roboto"/>
-          <w:color w:val="1F1F1F"/>
-          <w:sz w:val="21"/>
-          <w:szCs w:val="21"/>
-          <w:highlight w:val="white"/>
-        </w:rPr>
-        <w:t>kebutuhan</w:t>
-      </w:r>
-      <w:proofErr w:type="spellEnd"/>
-      <w:r>
-        <w:rPr>
-          <w:rFonts w:ascii="Roboto" w:eastAsia="Roboto" w:hAnsi="Roboto" w:cs="Roboto"/>
-          <w:color w:val="1F1F1F"/>
-          <w:sz w:val="21"/>
-          <w:szCs w:val="21"/>
-          <w:highlight w:val="white"/>
-        </w:rPr>
-        <w:t xml:space="preserve"> usability </w:t>
-      </w:r>
-      <w:proofErr w:type="spellStart"/>
-      <w:r>
-        <w:rPr>
-          <w:rFonts w:ascii="Roboto" w:eastAsia="Roboto" w:hAnsi="Roboto" w:cs="Roboto"/>
-          <w:color w:val="1F1F1F"/>
-          <w:sz w:val="21"/>
-          <w:szCs w:val="21"/>
-          <w:highlight w:val="white"/>
-        </w:rPr>
-        <w:t>pegawai</w:t>
-      </w:r>
-      <w:proofErr w:type="spellEnd"/>
-      <w:r>
-        <w:rPr>
-          <w:rFonts w:ascii="Roboto" w:eastAsia="Roboto" w:hAnsi="Roboto" w:cs="Roboto"/>
-          <w:color w:val="1F1F1F"/>
-          <w:sz w:val="21"/>
-          <w:szCs w:val="21"/>
-          <w:highlight w:val="white"/>
-        </w:rPr>
-        <w:t xml:space="preserve"> di </w:t>
-      </w:r>
-      <w:proofErr w:type="spellStart"/>
-      <w:r>
-        <w:rPr>
-          <w:rFonts w:ascii="Roboto" w:eastAsia="Roboto" w:hAnsi="Roboto" w:cs="Roboto"/>
-          <w:color w:val="1F1F1F"/>
-          <w:sz w:val="21"/>
-          <w:szCs w:val="21"/>
-          <w:highlight w:val="white"/>
-        </w:rPr>
-        <w:t>Disdukcapil</w:t>
-      </w:r>
-      <w:proofErr w:type="spellEnd"/>
-      <w:r>
-        <w:rPr>
-          <w:rFonts w:ascii="Roboto" w:eastAsia="Roboto" w:hAnsi="Roboto" w:cs="Roboto"/>
-          <w:color w:val="1F1F1F"/>
-          <w:sz w:val="21"/>
-          <w:szCs w:val="21"/>
-          <w:highlight w:val="white"/>
-        </w:rPr>
-        <w:t xml:space="preserve"> </w:t>
-      </w:r>
-      <w:proofErr w:type="spellStart"/>
-      <w:r>
-        <w:rPr>
-          <w:rFonts w:ascii="Roboto" w:eastAsia="Roboto" w:hAnsi="Roboto" w:cs="Roboto"/>
-          <w:color w:val="1F1F1F"/>
-          <w:sz w:val="21"/>
-          <w:szCs w:val="21"/>
-          <w:highlight w:val="white"/>
-        </w:rPr>
-        <w:t>Kabupaten</w:t>
-      </w:r>
-      <w:proofErr w:type="spellEnd"/>
-      <w:r>
-        <w:rPr>
-          <w:rFonts w:ascii="Roboto" w:eastAsia="Roboto" w:hAnsi="Roboto" w:cs="Roboto"/>
-          <w:color w:val="1F1F1F"/>
-          <w:sz w:val="21"/>
-          <w:szCs w:val="21"/>
-          <w:highlight w:val="white"/>
-        </w:rPr>
-        <w:t xml:space="preserve"> Garut.4.2.3 Uji Performa (Load Testing Go Backend)</w:t>
+        <w:t>Skor 82,5 menempatkan sistem yang dikembangkan di atas ambang batas penerimaan (Acceptability Range &gt; 68), yang menunjukkan bahwa desain antarmuka dan alur navigasi sistem berhasil memenuhi ekspektasi pengguna. Skor ini sebanding dengan temuan Illahi et al. (2022) yang melaporkan skor SUS sebesar 76 untuk sistem informasi administrasi kependudukan berbasis web, serta lebih tinggi dari rata-rata portal e-government di Eropa yang mencapai skor 75 (kategori "Good"). Hasil ini mengkonfirmasi bahwa pendekatan mobile-first dengan Next.js dan Tailwind CSS efektif meningkatkan usability sistem internal pemerintahan.</w:t>
+      </w:r>
+      <w:proofErr w:type="spellStart"/>
+      <w:r>
+        <w:rPr>
+          <w:rFonts w:ascii="Roboto" w:eastAsia="Roboto" w:hAnsi="Roboto" w:cs="Roboto"/>
+          <w:color w:val="1F1F1F"/>
+          <w:sz w:val="21"/>
+          <w:szCs w:val="21"/>
+          <w:highlight w:val="white"/>
+        </w:rPr>
+      </w:r>
+      <w:proofErr w:type="spellEnd"/>
+      <w:r>
+        <w:rPr>
+          <w:rFonts w:ascii="Roboto" w:eastAsia="Roboto" w:hAnsi="Roboto" w:cs="Roboto"/>
+          <w:color w:val="1F1F1F"/>
+          <w:sz w:val="21"/>
+          <w:szCs w:val="21"/>
+          <w:highlight w:val="white"/>
+        </w:rPr>
+      </w:r>
+      <w:proofErr w:type="spellStart"/>
+      <w:r>
+        <w:rPr>
+          <w:rFonts w:ascii="Roboto" w:eastAsia="Roboto" w:hAnsi="Roboto" w:cs="Roboto"/>
+          <w:color w:val="1F1F1F"/>
+          <w:sz w:val="21"/>
+          <w:szCs w:val="21"/>
+          <w:highlight w:val="white"/>
+        </w:rPr>
+      </w:r>
+      <w:proofErr w:type="spellEnd"/>
+      <w:r>
+        <w:rPr>
+          <w:rFonts w:ascii="Roboto" w:eastAsia="Roboto" w:hAnsi="Roboto" w:cs="Roboto"/>
+          <w:color w:val="1F1F1F"/>
+          <w:sz w:val="21"/>
+          <w:szCs w:val="21"/>
+          <w:highlight w:val="white"/>
+        </w:rPr>
+      </w:r>
+      <w:proofErr w:type="spellStart"/>
+      <w:r>
+        <w:rPr>
+          <w:rFonts w:ascii="Roboto" w:eastAsia="Roboto" w:hAnsi="Roboto" w:cs="Roboto"/>
+          <w:color w:val="1F1F1F"/>
+          <w:sz w:val="21"/>
+          <w:szCs w:val="21"/>
+          <w:highlight w:val="white"/>
+        </w:rPr>
+      </w:r>
+      <w:proofErr w:type="spellEnd"/>
+      <w:r>
+        <w:rPr>
+          <w:rFonts w:ascii="Roboto" w:eastAsia="Roboto" w:hAnsi="Roboto" w:cs="Roboto"/>
+          <w:color w:val="1F1F1F"/>
+          <w:sz w:val="21"/>
+          <w:szCs w:val="21"/>
+          <w:highlight w:val="white"/>
+        </w:rPr>
+      </w:r>
+      <w:proofErr w:type="spellStart"/>
+      <w:r>
+        <w:rPr>
+          <w:rFonts w:ascii="Roboto" w:eastAsia="Roboto" w:hAnsi="Roboto" w:cs="Roboto"/>
+          <w:color w:val="1F1F1F"/>
+          <w:sz w:val="21"/>
+          <w:szCs w:val="21"/>
+          <w:highlight w:val="white"/>
+        </w:rPr>
+      </w:r>
+      <w:proofErr w:type="spellEnd"/>
+      <w:r>
+        <w:rPr>
+          <w:rFonts w:ascii="Roboto" w:eastAsia="Roboto" w:hAnsi="Roboto" w:cs="Roboto"/>
+          <w:color w:val="1F1F1F"/>
+          <w:sz w:val="21"/>
+          <w:szCs w:val="21"/>
+          <w:highlight w:val="white"/>
+        </w:rPr>
+      </w:r>
+      <w:proofErr w:type="spellStart"/>
+      <w:r>
+        <w:rPr>
+          <w:rFonts w:ascii="Roboto" w:eastAsia="Roboto" w:hAnsi="Roboto" w:cs="Roboto"/>
+          <w:color w:val="1F1F1F"/>
+          <w:sz w:val="21"/>
+          <w:szCs w:val="21"/>
+          <w:highlight w:val="white"/>
+        </w:rPr>
+      </w:r>
+      <w:proofErr w:type="spellEnd"/>
+      <w:r>
+        <w:rPr>
+          <w:rFonts w:ascii="Roboto" w:eastAsia="Roboto" w:hAnsi="Roboto" w:cs="Roboto"/>
+          <w:color w:val="1F1F1F"/>
+          <w:sz w:val="21"/>
+          <w:szCs w:val="21"/>
+          <w:highlight w:val="white"/>
+        </w:rPr>
+      </w:r>
+      <w:proofErr w:type="spellStart"/>
+      <w:r>
+        <w:rPr>
+          <w:rFonts w:ascii="Roboto" w:eastAsia="Roboto" w:hAnsi="Roboto" w:cs="Roboto"/>
+          <w:color w:val="1F1F1F"/>
+          <w:sz w:val="21"/>
+          <w:szCs w:val="21"/>
+          <w:highlight w:val="white"/>
+        </w:rPr>
+      </w:r>
+      <w:proofErr w:type="spellEnd"/>
+      <w:r>
+        <w:rPr>
+          <w:rFonts w:ascii="Roboto" w:eastAsia="Roboto" w:hAnsi="Roboto" w:cs="Roboto"/>
+          <w:color w:val="1F1F1F"/>
+          <w:sz w:val="21"/>
+          <w:szCs w:val="21"/>
+          <w:highlight w:val="white"/>
+        </w:rPr>
+      </w:r>
+      <w:proofErr w:type="spellStart"/>
+      <w:r>
+        <w:rPr>
+          <w:rFonts w:ascii="Roboto" w:eastAsia="Roboto" w:hAnsi="Roboto" w:cs="Roboto"/>
+          <w:color w:val="1F1F1F"/>
+          <w:sz w:val="21"/>
+          <w:szCs w:val="21"/>
+          <w:highlight w:val="white"/>
+        </w:rPr>
+      </w:r>
+      <w:proofErr w:type="spellEnd"/>
+      <w:r>
+        <w:rPr>
+          <w:rFonts w:ascii="Roboto" w:eastAsia="Roboto" w:hAnsi="Roboto" w:cs="Roboto"/>
+          <w:color w:val="1F1F1F"/>
+          <w:sz w:val="21"/>
+          <w:szCs w:val="21"/>
+          <w:highlight w:val="white"/>
+        </w:rPr>
+      </w:r>
+      <w:proofErr w:type="spellStart"/>
+      <w:r>
+        <w:rPr>
+          <w:rFonts w:ascii="Roboto" w:eastAsia="Roboto" w:hAnsi="Roboto" w:cs="Roboto"/>
+          <w:color w:val="1F1F1F"/>
+          <w:sz w:val="21"/>
+          <w:szCs w:val="21"/>
+          <w:highlight w:val="white"/>
+        </w:rPr>
+      </w:r>
+      <w:proofErr w:type="spellEnd"/>
+      <w:r>
+        <w:rPr>
+          <w:rFonts w:ascii="Roboto" w:eastAsia="Roboto" w:hAnsi="Roboto" w:cs="Roboto"/>
+          <w:color w:val="1F1F1F"/>
+          <w:sz w:val="21"/>
+          <w:szCs w:val="21"/>
+          <w:highlight w:val="white"/>
+        </w:rPr>
+      </w:r>
+      <w:proofErr w:type="spellStart"/>
+      <w:r>
+        <w:rPr>
+          <w:rFonts w:ascii="Roboto" w:eastAsia="Roboto" w:hAnsi="Roboto" w:cs="Roboto"/>
+          <w:color w:val="1F1F1F"/>
+          <w:sz w:val="21"/>
+          <w:szCs w:val="21"/>
+          <w:highlight w:val="white"/>
+        </w:rPr>
+      </w:r>
+      <w:proofErr w:type="spellEnd"/>
+      <w:r>
+        <w:rPr>
+          <w:rFonts w:ascii="Roboto" w:eastAsia="Roboto" w:hAnsi="Roboto" w:cs="Roboto"/>
+          <w:color w:val="1F1F1F"/>
+          <w:sz w:val="21"/>
+          <w:szCs w:val="21"/>
+          <w:highlight w:val="white"/>
+        </w:rPr>
+      </w:r>
+      <w:proofErr w:type="spellStart"/>
+      <w:r>
+        <w:rPr>
+          <w:rFonts w:ascii="Roboto" w:eastAsia="Roboto" w:hAnsi="Roboto" w:cs="Roboto"/>
+          <w:color w:val="1F1F1F"/>
+          <w:sz w:val="21"/>
+          <w:szCs w:val="21"/>
+          <w:highlight w:val="white"/>
+        </w:rPr>
+      </w:r>
+      <w:proofErr w:type="spellEnd"/>
+      <w:r>
+        <w:rPr>
+          <w:rFonts w:ascii="Roboto" w:eastAsia="Roboto" w:hAnsi="Roboto" w:cs="Roboto"/>
+          <w:color w:val="1F1F1F"/>
+          <w:sz w:val="21"/>
+          <w:szCs w:val="21"/>
+          <w:highlight w:val="white"/>
+        </w:rPr>
+      </w:r>
+      <w:proofErr w:type="spellStart"/>
+      <w:r>
+        <w:rPr>
+          <w:rFonts w:ascii="Roboto" w:eastAsia="Roboto" w:hAnsi="Roboto" w:cs="Roboto"/>
+          <w:color w:val="1F1F1F"/>
+          <w:sz w:val="21"/>
+          <w:szCs w:val="21"/>
+          <w:highlight w:val="white"/>
+        </w:rPr>
+      </w:r>
+      <w:proofErr w:type="spellEnd"/>
+      <w:r>
+        <w:rPr>
+          <w:rFonts w:ascii="Roboto" w:eastAsia="Roboto" w:hAnsi="Roboto" w:cs="Roboto"/>
+          <w:color w:val="1F1F1F"/>
+          <w:sz w:val="21"/>
+          <w:szCs w:val="21"/>
+          <w:highlight w:val="white"/>
+        </w:rPr>
+      </w:r>
+      <w:proofErr w:type="spellStart"/>
+      <w:r>
+        <w:rPr>
+          <w:rFonts w:ascii="Roboto" w:eastAsia="Roboto" w:hAnsi="Roboto" w:cs="Roboto"/>
+          <w:color w:val="1F1F1F"/>
+          <w:sz w:val="21"/>
+          <w:szCs w:val="21"/>
+          <w:highlight w:val="white"/>
+        </w:rPr>
+      </w:r>
+      <w:proofErr w:type="spellEnd"/>
+      <w:r>
+        <w:rPr>
+          <w:rFonts w:ascii="Roboto" w:eastAsia="Roboto" w:hAnsi="Roboto" w:cs="Roboto"/>
+          <w:color w:val="1F1F1F"/>
+          <w:sz w:val="21"/>
+          <w:szCs w:val="21"/>
+          <w:highlight w:val="white"/>
+        </w:rPr>
+      </w:r>
+      <w:proofErr w:type="spellStart"/>
+      <w:r>
+        <w:rPr>
+          <w:rFonts w:ascii="Roboto" w:eastAsia="Roboto" w:hAnsi="Roboto" w:cs="Roboto"/>
+          <w:color w:val="1F1F1F"/>
+          <w:sz w:val="21"/>
+          <w:szCs w:val="21"/>
+          <w:highlight w:val="white"/>
+        </w:rPr>
+      </w:r>
+      <w:proofErr w:type="spellEnd"/>
+      <w:r>
+        <w:rPr>
+          <w:rFonts w:ascii="Roboto" w:eastAsia="Roboto" w:hAnsi="Roboto" w:cs="Roboto"/>
+          <w:color w:val="1F1F1F"/>
+          <w:sz w:val="21"/>
+          <w:szCs w:val="21"/>
+          <w:highlight w:val="white"/>
+        </w:rPr>
+      </w:r>
+      <w:proofErr w:type="spellStart"/>
+      <w:r>
+        <w:rPr>
+          <w:rFonts w:ascii="Roboto" w:eastAsia="Roboto" w:hAnsi="Roboto" w:cs="Roboto"/>
+          <w:color w:val="1F1F1F"/>
+          <w:sz w:val="21"/>
+          <w:szCs w:val="21"/>
+          <w:highlight w:val="white"/>
+        </w:rPr>
+      </w:r>
+      <w:proofErr w:type="spellEnd"/>
+      <w:r>
+        <w:rPr>
+          <w:rFonts w:ascii="Roboto" w:eastAsia="Roboto" w:hAnsi="Roboto" w:cs="Roboto"/>
+          <w:color w:val="1F1F1F"/>
+          <w:sz w:val="21"/>
+          <w:szCs w:val="21"/>
+          <w:highlight w:val="white"/>
+        </w:rPr>
+      </w:r>
+      <w:proofErr w:type="spellStart"/>
+      <w:r>
+        <w:rPr>
+          <w:rFonts w:ascii="Roboto" w:eastAsia="Roboto" w:hAnsi="Roboto" w:cs="Roboto"/>
+          <w:color w:val="1F1F1F"/>
+          <w:sz w:val="21"/>
+          <w:szCs w:val="21"/>
+          <w:highlight w:val="white"/>
+        </w:rPr>
+      </w:r>
+      <w:proofErr w:type="spellEnd"/>
+      <w:r>
+        <w:rPr>
+          <w:rFonts w:ascii="Roboto" w:eastAsia="Roboto" w:hAnsi="Roboto" w:cs="Roboto"/>
+          <w:color w:val="1F1F1F"/>
+          <w:sz w:val="21"/>
+          <w:szCs w:val="21"/>
+          <w:highlight w:val="white"/>
+        </w:rPr>
+      </w:r>
+      <w:proofErr w:type="spellStart"/>
+      <w:r>
+        <w:rPr>
+          <w:rFonts w:ascii="Roboto" w:eastAsia="Roboto" w:hAnsi="Roboto" w:cs="Roboto"/>
+          <w:color w:val="1F1F1F"/>
+          <w:sz w:val="21"/>
+          <w:szCs w:val="21"/>
+          <w:highlight w:val="white"/>
+        </w:rPr>
+      </w:r>
+      <w:proofErr w:type="spellEnd"/>
+      <w:r>
+        <w:rPr>
+          <w:rFonts w:ascii="Roboto" w:eastAsia="Roboto" w:hAnsi="Roboto" w:cs="Roboto"/>
+          <w:color w:val="1F1F1F"/>
+          <w:sz w:val="21"/>
+          <w:szCs w:val="21"/>
+          <w:highlight w:val="white"/>
+        </w:rPr>
+      </w:r>
+      <w:proofErr w:type="spellStart"/>
+      <w:r>
+        <w:rPr>
+          <w:rFonts w:ascii="Roboto" w:eastAsia="Roboto" w:hAnsi="Roboto" w:cs="Roboto"/>
+          <w:color w:val="1F1F1F"/>
+          <w:sz w:val="21"/>
+          <w:szCs w:val="21"/>
+          <w:highlight w:val="white"/>
+        </w:rPr>
+      </w:r>
+      <w:proofErr w:type="spellEnd"/>
+      <w:r>
+        <w:rPr>
+          <w:rFonts w:ascii="Roboto" w:eastAsia="Roboto" w:hAnsi="Roboto" w:cs="Roboto"/>
+          <w:color w:val="1F1F1F"/>
+          <w:sz w:val="21"/>
+          <w:szCs w:val="21"/>
+          <w:highlight w:val="white"/>
+        </w:rPr>
+      </w:r>
+      <w:proofErr w:type="spellStart"/>
+      <w:r>
+        <w:rPr>
+          <w:rFonts w:ascii="Roboto" w:eastAsia="Roboto" w:hAnsi="Roboto" w:cs="Roboto"/>
+          <w:color w:val="1F1F1F"/>
+          <w:sz w:val="21"/>
+          <w:szCs w:val="21"/>
+          <w:highlight w:val="white"/>
+        </w:rPr>
+      </w:r>
+      <w:proofErr w:type="spellEnd"/>
+      <w:r>
+        <w:rPr>
+          <w:rFonts w:ascii="Roboto" w:eastAsia="Roboto" w:hAnsi="Roboto" w:cs="Roboto"/>
+          <w:color w:val="1F1F1F"/>
+          <w:sz w:val="21"/>
+          <w:szCs w:val="21"/>
+          <w:highlight w:val="white"/>
+        </w:rPr>
+      </w:r>
+      <w:proofErr w:type="spellStart"/>
+      <w:r>
+        <w:rPr>
+          <w:rFonts w:ascii="Roboto" w:eastAsia="Roboto" w:hAnsi="Roboto" w:cs="Roboto"/>
+          <w:color w:val="1F1F1F"/>
+          <w:sz w:val="21"/>
+          <w:szCs w:val="21"/>
+          <w:highlight w:val="white"/>
+        </w:rPr>
+      </w:r>
+      <w:proofErr w:type="spellEnd"/>
+      <w:r>
+        <w:rPr>
+          <w:rFonts w:ascii="Roboto" w:eastAsia="Roboto" w:hAnsi="Roboto" w:cs="Roboto"/>
+          <w:color w:val="1F1F1F"/>
+          <w:sz w:val="21"/>
+          <w:szCs w:val="21"/>
+          <w:highlight w:val="white"/>
+        </w:rPr>
       </w:r>
     </w:p>
     <w:p>
@@ -52007,16 +51876,8 @@
             <w:vAlign w:val="center"/>
           </w:tcPr>
           <w:p>
-            <w:pPr>
-              <w:spacing w:line="240" w:lineRule="auto"/>
-              <w:jc w:val="center"/>
-            </w:pPr>
-            <w:r>
-              <w:rPr>
-                <w:b/>
-                <w:bCs/>
-              </w:rPr>
-              <w:t>SELLICA</w:t>
+            <w:r>
+              <w:t>Sistem Digital</w:t>
             </w:r>
           </w:p>
         </w:tc>

--- a/Prototype.docx
+++ b/Prototype.docx
@@ -41757,9 +41757,9 @@
       <w:proofErr w:type="spellStart"/>
       <w:r>
         <w:rPr>
-          <w:rFonts w:ascii="Roboto" w:eastAsia="Roboto" w:hAnsi="Roboto" w:cs="Roboto"/>
-          <w:color w:val="1F1F1F"/>
-          <w:sz w:val="21"/>
+          <w:rFonts w:ascii="Times New Roman" w:eastAsia="Roboto" w:hAnsi="Times New Roman" w:cs="Roboto"/>
+          <w:color w:val="1F1F1F"/>
+          <w:sz w:val="24"/>
           <w:szCs w:val="21"/>
           <w:highlight w:val="white"/>
         </w:rPr>
@@ -42581,9 +42581,9 @@
       <w:proofErr w:type="spellStart"/>
       <w:r>
         <w:rPr>
-          <w:rFonts w:ascii="Roboto" w:eastAsia="Roboto" w:hAnsi="Roboto" w:cs="Roboto"/>
-          <w:color w:val="1F1F1F"/>
-          <w:sz w:val="21"/>
+          <w:rFonts w:ascii="Times New Roman" w:eastAsia="Roboto" w:hAnsi="Times New Roman" w:cs="Roboto"/>
+          <w:color w:val="1F1F1F"/>
+          <w:sz w:val="24"/>
           <w:szCs w:val="21"/>
           <w:highlight w:val="white"/>
         </w:rPr>
@@ -43428,9 +43428,9 @@
       <w:proofErr w:type="spellStart"/>
       <w:r>
         <w:rPr>
-          <w:rFonts w:ascii="Roboto" w:eastAsia="Roboto" w:hAnsi="Roboto" w:cs="Roboto"/>
-          <w:color w:val="1F1F1F"/>
-          <w:sz w:val="21"/>
+          <w:rFonts w:ascii="Times New Roman" w:eastAsia="Roboto" w:hAnsi="Times New Roman" w:cs="Roboto"/>
+          <w:color w:val="1F1F1F"/>
+          <w:sz w:val="24"/>
           <w:szCs w:val="21"/>
           <w:highlight w:val="white"/>
         </w:rPr>
@@ -43759,11 +43759,11 @@
       </w:pPr>
       <w:r>
         <w:rPr>
-          <w:rFonts w:ascii="Roboto" w:eastAsia="Roboto" w:hAnsi="Roboto" w:cs="Roboto"/>
+          <w:rFonts w:ascii="Times New Roman" w:eastAsia="Roboto" w:hAnsi="Times New Roman" w:cs="Roboto"/>
           <w:b/>
           <w:bCs/>
           <w:color w:val="1F1F1F"/>
-          <w:sz w:val="21"/>
+          <w:sz w:val="24"/>
           <w:szCs w:val="21"/>
         </w:rPr>
         <w:t xml:space="preserve">Dashboard </w:t>
@@ -43771,11 +43771,11 @@
       <w:proofErr w:type="spellStart"/>
       <w:r>
         <w:rPr>
-          <w:rFonts w:ascii="Roboto" w:eastAsia="Roboto" w:hAnsi="Roboto" w:cs="Roboto"/>
+          <w:rFonts w:ascii="Times New Roman" w:eastAsia="Roboto" w:hAnsi="Times New Roman" w:cs="Roboto"/>
           <w:b/>
           <w:bCs/>
           <w:color w:val="1F1F1F"/>
-          <w:sz w:val="21"/>
+          <w:sz w:val="24"/>
           <w:szCs w:val="21"/>
         </w:rPr>
         <w:t>Pegawai</w:t>
@@ -43783,11 +43783,11 @@
       <w:proofErr w:type="spellEnd"/>
       <w:r>
         <w:rPr>
-          <w:rFonts w:ascii="Roboto" w:eastAsia="Roboto" w:hAnsi="Roboto" w:cs="Roboto"/>
+          <w:rFonts w:ascii="Times New Roman" w:eastAsia="Roboto" w:hAnsi="Times New Roman" w:cs="Roboto"/>
           <w:b/>
           <w:bCs/>
           <w:color w:val="1F1F1F"/>
-          <w:sz w:val="21"/>
+          <w:sz w:val="24"/>
           <w:szCs w:val="21"/>
         </w:rPr>
         <w:t>:</w:t>
@@ -43807,11 +43807,11 @@
       </w:pPr>
       <w:r>
         <w:rPr>
-          <w:rFonts w:ascii="Roboto" w:eastAsia="Roboto" w:hAnsi="Roboto" w:cs="Roboto"/>
+          <w:rFonts w:ascii="Times New Roman" w:eastAsia="Roboto" w:hAnsi="Times New Roman" w:cs="Roboto"/>
           <w:b/>
           <w:bCs/>
           <w:color w:val="1F1F1F"/>
-          <w:sz w:val="21"/>
+          <w:sz w:val="24"/>
           <w:szCs w:val="21"/>
           <w:lang w:val="fi-FI"/>
         </w:rPr>
@@ -43819,9 +43819,9 @@
       </w:r>
       <w:r>
         <w:rPr>
-          <w:rFonts w:ascii="Roboto" w:eastAsia="Roboto" w:hAnsi="Roboto" w:cs="Roboto"/>
-          <w:color w:val="1F1F1F"/>
-          <w:sz w:val="21"/>
+          <w:rFonts w:ascii="Times New Roman" w:eastAsia="Roboto" w:hAnsi="Times New Roman" w:cs="Roboto"/>
+          <w:color w:val="1F1F1F"/>
+          <w:sz w:val="24"/>
           <w:szCs w:val="21"/>
           <w:lang w:val="fi-FI"/>
         </w:rPr>
@@ -43840,11 +43840,11 @@
       <w:proofErr w:type="spellStart"/>
       <w:r>
         <w:rPr>
-          <w:rFonts w:ascii="Roboto" w:eastAsia="Roboto" w:hAnsi="Roboto" w:cs="Roboto"/>
+          <w:rFonts w:ascii="Times New Roman" w:eastAsia="Roboto" w:hAnsi="Times New Roman" w:cs="Roboto"/>
           <w:b/>
           <w:bCs/>
           <w:color w:val="1F1F1F"/>
-          <w:sz w:val="21"/>
+          <w:sz w:val="24"/>
           <w:szCs w:val="21"/>
         </w:rPr>
         <w:t>Implementasi: Menggunakan komponen Next.js untuk client-side rendering (CSR) dan server-side rendering (SSR) pada data statis. Skor kinerja disajikan dalam bentuk grafik (Recharts) dan metrik numerik yang diperbarui secara real-time melalui komunikasi dengan backend Go. Data diambil dari tabel aktivitas_siak dan pengaduan_bulanan di Supabase melalui API endpoints.</w:t>
@@ -44133,11 +44133,11 @@
       </w:pPr>
       <w:r>
         <w:rPr>
-          <w:rFonts w:ascii="Roboto" w:eastAsia="Roboto" w:hAnsi="Roboto" w:cs="Roboto"/>
+          <w:rFonts w:ascii="Times New Roman" w:eastAsia="Roboto" w:hAnsi="Times New Roman" w:cs="Roboto"/>
           <w:b/>
           <w:bCs/>
           <w:color w:val="1F1F1F"/>
-          <w:sz w:val="21"/>
+          <w:sz w:val="24"/>
           <w:szCs w:val="21"/>
         </w:rPr>
         <w:t xml:space="preserve">Form Input </w:t>
@@ -44145,11 +44145,11 @@
       <w:proofErr w:type="spellStart"/>
       <w:r>
         <w:rPr>
-          <w:rFonts w:ascii="Roboto" w:eastAsia="Roboto" w:hAnsi="Roboto" w:cs="Roboto"/>
+          <w:rFonts w:ascii="Times New Roman" w:eastAsia="Roboto" w:hAnsi="Times New Roman" w:cs="Roboto"/>
           <w:b/>
           <w:bCs/>
           <w:color w:val="1F1F1F"/>
-          <w:sz w:val="21"/>
+          <w:sz w:val="24"/>
           <w:szCs w:val="21"/>
         </w:rPr>
         <w:t>Aktivitas</w:t>
@@ -44157,11 +44157,11 @@
       <w:proofErr w:type="spellEnd"/>
       <w:r>
         <w:rPr>
-          <w:rFonts w:ascii="Roboto" w:eastAsia="Roboto" w:hAnsi="Roboto" w:cs="Roboto"/>
+          <w:rFonts w:ascii="Times New Roman" w:eastAsia="Roboto" w:hAnsi="Times New Roman" w:cs="Roboto"/>
           <w:b/>
           <w:bCs/>
           <w:color w:val="1F1F1F"/>
-          <w:sz w:val="21"/>
+          <w:sz w:val="24"/>
           <w:szCs w:val="21"/>
         </w:rPr>
         <w:t>:</w:t>
@@ -44181,11 +44181,11 @@
       </w:pPr>
       <w:r>
         <w:rPr>
-          <w:rFonts w:ascii="Roboto" w:eastAsia="Roboto" w:hAnsi="Roboto" w:cs="Roboto"/>
+          <w:rFonts w:ascii="Times New Roman" w:eastAsia="Roboto" w:hAnsi="Times New Roman" w:cs="Roboto"/>
           <w:b/>
           <w:bCs/>
           <w:color w:val="1F1F1F"/>
-          <w:sz w:val="21"/>
+          <w:sz w:val="24"/>
           <w:szCs w:val="21"/>
           <w:lang w:val="fi-FI"/>
         </w:rPr>
@@ -44193,9 +44193,9 @@
       </w:r>
       <w:r>
         <w:rPr>
-          <w:rFonts w:ascii="Roboto" w:eastAsia="Roboto" w:hAnsi="Roboto" w:cs="Roboto"/>
-          <w:color w:val="1F1F1F"/>
-          <w:sz w:val="21"/>
+          <w:rFonts w:ascii="Times New Roman" w:eastAsia="Roboto" w:hAnsi="Times New Roman" w:cs="Roboto"/>
+          <w:color w:val="1F1F1F"/>
+          <w:sz w:val="24"/>
           <w:szCs w:val="21"/>
           <w:lang w:val="fi-FI"/>
         </w:rPr>
@@ -44214,11 +44214,11 @@
       <w:proofErr w:type="spellStart"/>
       <w:r>
         <w:rPr>
-          <w:rFonts w:ascii="Roboto" w:eastAsia="Roboto" w:hAnsi="Roboto" w:cs="Roboto"/>
+          <w:rFonts w:ascii="Times New Roman" w:eastAsia="Roboto" w:hAnsi="Times New Roman" w:cs="Roboto"/>
           <w:b/>
           <w:bCs/>
           <w:color w:val="1F1F1F"/>
-          <w:sz w:val="21"/>
+          <w:sz w:val="24"/>
           <w:szCs w:val="21"/>
         </w:rPr>
         <w:t>Implementasi</w:t>
@@ -44226,11 +44226,11 @@
       <w:proofErr w:type="spellEnd"/>
       <w:r>
         <w:rPr>
-          <w:rFonts w:ascii="Roboto" w:eastAsia="Roboto" w:hAnsi="Roboto" w:cs="Roboto"/>
+          <w:rFonts w:ascii="Times New Roman" w:eastAsia="Roboto" w:hAnsi="Times New Roman" w:cs="Roboto"/>
           <w:b/>
           <w:bCs/>
           <w:color w:val="1F1F1F"/>
-          <w:sz w:val="21"/>
+          <w:sz w:val="24"/>
           <w:szCs w:val="21"/>
         </w:rPr>
         <w:t>:</w:t>
@@ -44247,9 +44247,9 @@
       <w:proofErr w:type="spellStart"/>
       <w:r>
         <w:rPr>
-          <w:rFonts w:ascii="Roboto" w:eastAsia="Roboto" w:hAnsi="Roboto" w:cs="Roboto"/>
-          <w:color w:val="1F1F1F"/>
-          <w:sz w:val="21"/>
+          <w:rFonts w:ascii="Times New Roman" w:eastAsia="Roboto" w:hAnsi="Times New Roman" w:cs="Roboto"/>
+          <w:color w:val="1F1F1F"/>
+          <w:sz w:val="24"/>
           <w:szCs w:val="21"/>
         </w:rPr>
         <w:t>Dibuat</w:t>
@@ -44266,11 +44266,11 @@
       </w:r>
       <w:r>
         <w:rPr>
-          <w:rFonts w:ascii="Roboto" w:eastAsia="Roboto" w:hAnsi="Roboto" w:cs="Roboto"/>
+          <w:rFonts w:ascii="Times New Roman" w:eastAsia="Roboto" w:hAnsi="Times New Roman" w:cs="Roboto"/>
           <w:i/>
           <w:iCs/>
           <w:color w:val="1F1F1F"/>
-          <w:sz w:val="21"/>
+          <w:sz w:val="24"/>
           <w:szCs w:val="21"/>
         </w:rPr>
         <w:t>mobile-first</w:t>
@@ -44287,9 +44287,9 @@
       <w:proofErr w:type="spellStart"/>
       <w:r>
         <w:rPr>
-          <w:rFonts w:ascii="Roboto" w:eastAsia="Roboto" w:hAnsi="Roboto" w:cs="Roboto"/>
-          <w:color w:val="1F1F1F"/>
-          <w:sz w:val="21"/>
+          <w:rFonts w:ascii="Times New Roman" w:eastAsia="Roboto" w:hAnsi="Times New Roman" w:cs="Roboto"/>
+          <w:color w:val="1F1F1F"/>
+          <w:sz w:val="24"/>
           <w:szCs w:val="21"/>
         </w:rPr>
         <w:t>menggunakan</w:t>
@@ -44306,11 +44306,11 @@
       </w:r>
       <w:r>
         <w:rPr>
-          <w:rFonts w:ascii="Roboto" w:eastAsia="Roboto" w:hAnsi="Roboto" w:cs="Roboto"/>
+          <w:rFonts w:ascii="Times New Roman" w:eastAsia="Roboto" w:hAnsi="Times New Roman" w:cs="Roboto"/>
           <w:i/>
           <w:iCs/>
           <w:color w:val="1F1F1F"/>
-          <w:sz w:val="21"/>
+          <w:sz w:val="24"/>
           <w:szCs w:val="21"/>
         </w:rPr>
         <w:t>utility-first classes</w:t>
@@ -44327,9 +44327,9 @@
       <w:proofErr w:type="spellStart"/>
       <w:r>
         <w:rPr>
-          <w:rFonts w:ascii="Roboto" w:eastAsia="Roboto" w:hAnsi="Roboto" w:cs="Roboto"/>
-          <w:color w:val="1F1F1F"/>
-          <w:sz w:val="21"/>
+          <w:rFonts w:ascii="Times New Roman" w:eastAsia="Roboto" w:hAnsi="Times New Roman" w:cs="Roboto"/>
+          <w:color w:val="1F1F1F"/>
+          <w:sz w:val="24"/>
           <w:szCs w:val="21"/>
         </w:rPr>
         <w:t>dari</w:t>
@@ -44337,9 +44337,9 @@
       <w:proofErr w:type="spellEnd"/>
       <w:r>
         <w:rPr>
-          <w:rFonts w:ascii="Roboto" w:eastAsia="Roboto" w:hAnsi="Roboto" w:cs="Roboto"/>
-          <w:color w:val="1F1F1F"/>
-          <w:sz w:val="21"/>
+          <w:rFonts w:ascii="Times New Roman" w:eastAsia="Roboto" w:hAnsi="Times New Roman" w:cs="Roboto"/>
+          <w:color w:val="1F1F1F"/>
+          <w:sz w:val="24"/>
           <w:szCs w:val="21"/>
         </w:rPr>
         <w:t xml:space="preserve"> Tailwind CSS, </w:t>
@@ -44347,9 +44347,9 @@
       <w:proofErr w:type="spellStart"/>
       <w:r>
         <w:rPr>
-          <w:rFonts w:ascii="Roboto" w:eastAsia="Roboto" w:hAnsi="Roboto" w:cs="Roboto"/>
-          <w:color w:val="1F1F1F"/>
-          <w:sz w:val="21"/>
+          <w:rFonts w:ascii="Times New Roman" w:eastAsia="Roboto" w:hAnsi="Times New Roman" w:cs="Roboto"/>
+          <w:color w:val="1F1F1F"/>
+          <w:sz w:val="24"/>
           <w:szCs w:val="21"/>
         </w:rPr>
         <w:t>memastikan</w:t>
@@ -44366,11 +44366,11 @@
       </w:r>
       <w:r>
         <w:rPr>
-          <w:rFonts w:ascii="Roboto" w:eastAsia="Roboto" w:hAnsi="Roboto" w:cs="Roboto"/>
+          <w:rFonts w:ascii="Times New Roman" w:eastAsia="Roboto" w:hAnsi="Times New Roman" w:cs="Roboto"/>
           <w:i/>
           <w:iCs/>
           <w:color w:val="1F1F1F"/>
-          <w:sz w:val="21"/>
+          <w:sz w:val="24"/>
           <w:szCs w:val="21"/>
         </w:rPr>
         <w:t>usability</w:t>
@@ -44387,9 +44387,9 @@
       <w:proofErr w:type="spellStart"/>
       <w:r>
         <w:rPr>
-          <w:rFonts w:ascii="Roboto" w:eastAsia="Roboto" w:hAnsi="Roboto" w:cs="Roboto"/>
-          <w:color w:val="1F1F1F"/>
-          <w:sz w:val="21"/>
+          <w:rFonts w:ascii="Times New Roman" w:eastAsia="Roboto" w:hAnsi="Times New Roman" w:cs="Roboto"/>
+          <w:color w:val="1F1F1F"/>
+          <w:sz w:val="24"/>
           <w:szCs w:val="21"/>
         </w:rPr>
         <w:t>tinggi</w:t>
@@ -44407,9 +44407,9 @@
       <w:proofErr w:type="spellStart"/>
       <w:r>
         <w:rPr>
-          <w:rFonts w:ascii="Roboto" w:eastAsia="Roboto" w:hAnsi="Roboto" w:cs="Roboto"/>
-          <w:color w:val="1F1F1F"/>
-          <w:sz w:val="21"/>
+          <w:rFonts w:ascii="Times New Roman" w:eastAsia="Roboto" w:hAnsi="Times New Roman" w:cs="Roboto"/>
+          <w:color w:val="1F1F1F"/>
+          <w:sz w:val="24"/>
           <w:szCs w:val="21"/>
         </w:rPr>
         <w:t>saat</w:t>
@@ -44427,9 +44427,9 @@
       <w:proofErr w:type="spellStart"/>
       <w:r>
         <w:rPr>
-          <w:rFonts w:ascii="Roboto" w:eastAsia="Roboto" w:hAnsi="Roboto" w:cs="Roboto"/>
-          <w:color w:val="1F1F1F"/>
-          <w:sz w:val="21"/>
+          <w:rFonts w:ascii="Times New Roman" w:eastAsia="Roboto" w:hAnsi="Times New Roman" w:cs="Roboto"/>
+          <w:color w:val="1F1F1F"/>
+          <w:sz w:val="24"/>
           <w:szCs w:val="21"/>
         </w:rPr>
         <w:t>diakses</w:t>
@@ -44447,9 +44447,9 @@
       <w:proofErr w:type="spellStart"/>
       <w:r>
         <w:rPr>
-          <w:rFonts w:ascii="Roboto" w:eastAsia="Roboto" w:hAnsi="Roboto" w:cs="Roboto"/>
-          <w:color w:val="1F1F1F"/>
-          <w:sz w:val="21"/>
+          <w:rFonts w:ascii="Times New Roman" w:eastAsia="Roboto" w:hAnsi="Times New Roman" w:cs="Roboto"/>
+          <w:color w:val="1F1F1F"/>
+          <w:sz w:val="24"/>
           <w:szCs w:val="21"/>
         </w:rPr>
         <w:t>melalui</w:t>
@@ -44467,9 +44467,9 @@
       <w:proofErr w:type="spellStart"/>
       <w:r>
         <w:rPr>
-          <w:rFonts w:ascii="Roboto" w:eastAsia="Roboto" w:hAnsi="Roboto" w:cs="Roboto"/>
-          <w:color w:val="1F1F1F"/>
-          <w:sz w:val="21"/>
+          <w:rFonts w:ascii="Times New Roman" w:eastAsia="Roboto" w:hAnsi="Times New Roman" w:cs="Roboto"/>
+          <w:color w:val="1F1F1F"/>
+          <w:sz w:val="24"/>
           <w:szCs w:val="21"/>
         </w:rPr>
         <w:t>perangkat</w:t>
@@ -44486,11 +44486,11 @@
       </w:r>
       <w:r>
         <w:rPr>
-          <w:rFonts w:ascii="Roboto" w:eastAsia="Roboto" w:hAnsi="Roboto" w:cs="Roboto"/>
+          <w:rFonts w:ascii="Times New Roman" w:eastAsia="Roboto" w:hAnsi="Times New Roman" w:cs="Roboto"/>
           <w:i/>
           <w:iCs/>
           <w:color w:val="1F1F1F"/>
-          <w:sz w:val="21"/>
+          <w:sz w:val="24"/>
           <w:szCs w:val="21"/>
         </w:rPr>
         <w:t>mobile</w:t>
@@ -44507,9 +44507,9 @@
       <w:proofErr w:type="spellStart"/>
       <w:r>
         <w:rPr>
-          <w:rFonts w:ascii="Roboto" w:eastAsia="Roboto" w:hAnsi="Roboto" w:cs="Roboto"/>
-          <w:color w:val="1F1F1F"/>
-          <w:sz w:val="21"/>
+          <w:rFonts w:ascii="Times New Roman" w:eastAsia="Roboto" w:hAnsi="Times New Roman" w:cs="Roboto"/>
+          <w:color w:val="1F1F1F"/>
+          <w:sz w:val="24"/>
           <w:szCs w:val="21"/>
         </w:rPr>
         <w:t>pegawai</w:t>
@@ -44517,9 +44517,9 @@
       <w:proofErr w:type="spellEnd"/>
       <w:r>
         <w:rPr>
-          <w:rFonts w:ascii="Roboto" w:eastAsia="Roboto" w:hAnsi="Roboto" w:cs="Roboto"/>
-          <w:color w:val="1F1F1F"/>
-          <w:sz w:val="21"/>
+          <w:rFonts w:ascii="Times New Roman" w:eastAsia="Roboto" w:hAnsi="Times New Roman" w:cs="Roboto"/>
+          <w:color w:val="1F1F1F"/>
+          <w:sz w:val="24"/>
           <w:szCs w:val="21"/>
         </w:rPr>
         <w:t>.</w:t>
@@ -44537,11 +44537,11 @@
       </w:pPr>
       <w:r>
         <w:rPr>
-          <w:rFonts w:ascii="Roboto" w:eastAsia="Roboto" w:hAnsi="Roboto" w:cs="Roboto"/>
+          <w:rFonts w:ascii="Times New Roman" w:eastAsia="Roboto" w:hAnsi="Times New Roman" w:cs="Roboto"/>
           <w:b/>
           <w:bCs/>
           <w:color w:val="1F1F1F"/>
-          <w:sz w:val="21"/>
+          <w:sz w:val="24"/>
           <w:szCs w:val="21"/>
         </w:rPr>
         <w:t xml:space="preserve">Halaman </w:t>
@@ -44549,11 +44549,11 @@
       <w:proofErr w:type="spellStart"/>
       <w:r>
         <w:rPr>
-          <w:rFonts w:ascii="Roboto" w:eastAsia="Roboto" w:hAnsi="Roboto" w:cs="Roboto"/>
+          <w:rFonts w:ascii="Times New Roman" w:eastAsia="Roboto" w:hAnsi="Times New Roman" w:cs="Roboto"/>
           <w:b/>
           <w:bCs/>
           <w:color w:val="1F1F1F"/>
-          <w:sz w:val="21"/>
+          <w:sz w:val="24"/>
           <w:szCs w:val="21"/>
         </w:rPr>
         <w:t>Rekapitulasi</w:t>
@@ -44561,11 +44561,11 @@
       <w:proofErr w:type="spellEnd"/>
       <w:r>
         <w:rPr>
-          <w:rFonts w:ascii="Roboto" w:eastAsia="Roboto" w:hAnsi="Roboto" w:cs="Roboto"/>
+          <w:rFonts w:ascii="Times New Roman" w:eastAsia="Roboto" w:hAnsi="Times New Roman" w:cs="Roboto"/>
           <w:b/>
           <w:bCs/>
           <w:color w:val="1F1F1F"/>
-          <w:sz w:val="21"/>
+          <w:sz w:val="24"/>
           <w:szCs w:val="21"/>
         </w:rPr>
         <w:t xml:space="preserve"> Admin:</w:t>
@@ -44582,11 +44582,11 @@
       </w:pPr>
       <w:r>
         <w:rPr>
-          <w:rFonts w:ascii="Roboto" w:eastAsia="Roboto" w:hAnsi="Roboto" w:cs="Roboto"/>
+          <w:rFonts w:ascii="Times New Roman" w:eastAsia="Roboto" w:hAnsi="Times New Roman" w:cs="Roboto"/>
           <w:b/>
           <w:bCs/>
           <w:color w:val="1F1F1F"/>
-          <w:sz w:val="21"/>
+          <w:sz w:val="24"/>
           <w:szCs w:val="21"/>
         </w:rPr>
         <w:t>Tujuan:</w:t>
@@ -44603,9 +44603,9 @@
       <w:proofErr w:type="spellStart"/>
       <w:r>
         <w:rPr>
-          <w:rFonts w:ascii="Roboto" w:eastAsia="Roboto" w:hAnsi="Roboto" w:cs="Roboto"/>
-          <w:color w:val="1F1F1F"/>
-          <w:sz w:val="21"/>
+          <w:rFonts w:ascii="Times New Roman" w:eastAsia="Roboto" w:hAnsi="Times New Roman" w:cs="Roboto"/>
+          <w:color w:val="1F1F1F"/>
+          <w:sz w:val="24"/>
           <w:szCs w:val="21"/>
         </w:rPr>
         <w:t>Menyediakan</w:t>
@@ -44622,11 +44622,11 @@
       </w:r>
       <w:r>
         <w:rPr>
-          <w:rFonts w:ascii="Roboto" w:eastAsia="Roboto" w:hAnsi="Roboto" w:cs="Roboto"/>
+          <w:rFonts w:ascii="Times New Roman" w:eastAsia="Roboto" w:hAnsi="Times New Roman" w:cs="Roboto"/>
           <w:i/>
           <w:iCs/>
           <w:color w:val="1F1F1F"/>
-          <w:sz w:val="21"/>
+          <w:sz w:val="24"/>
           <w:szCs w:val="21"/>
         </w:rPr>
         <w:t>interface</w:t>
@@ -44643,9 +44643,9 @@
       <w:proofErr w:type="spellStart"/>
       <w:r>
         <w:rPr>
-          <w:rFonts w:ascii="Roboto" w:eastAsia="Roboto" w:hAnsi="Roboto" w:cs="Roboto"/>
-          <w:color w:val="1F1F1F"/>
-          <w:sz w:val="21"/>
+          <w:rFonts w:ascii="Times New Roman" w:eastAsia="Roboto" w:hAnsi="Times New Roman" w:cs="Roboto"/>
+          <w:color w:val="1F1F1F"/>
+          <w:sz w:val="24"/>
           <w:szCs w:val="21"/>
         </w:rPr>
         <w:t>bagi</w:t>
@@ -44653,9 +44653,9 @@
       <w:proofErr w:type="spellEnd"/>
       <w:r>
         <w:rPr>
-          <w:rFonts w:ascii="Roboto" w:eastAsia="Roboto" w:hAnsi="Roboto" w:cs="Roboto"/>
-          <w:color w:val="1F1F1F"/>
-          <w:sz w:val="21"/>
+          <w:rFonts w:ascii="Times New Roman" w:eastAsia="Roboto" w:hAnsi="Times New Roman" w:cs="Roboto"/>
+          <w:color w:val="1F1F1F"/>
+          <w:sz w:val="24"/>
           <w:szCs w:val="21"/>
         </w:rPr>
         <w:t xml:space="preserve"> Admin/Supervisor </w:t>
@@ -44663,9 +44663,9 @@
       <w:proofErr w:type="spellStart"/>
       <w:r>
         <w:rPr>
-          <w:rFonts w:ascii="Roboto" w:eastAsia="Roboto" w:hAnsi="Roboto" w:cs="Roboto"/>
-          <w:color w:val="1F1F1F"/>
-          <w:sz w:val="21"/>
+          <w:rFonts w:ascii="Times New Roman" w:eastAsia="Roboto" w:hAnsi="Times New Roman" w:cs="Roboto"/>
+          <w:color w:val="1F1F1F"/>
+          <w:sz w:val="24"/>
           <w:szCs w:val="21"/>
         </w:rPr>
         <w:t>untuk</w:t>
@@ -44683,9 +44683,9 @@
       <w:proofErr w:type="spellStart"/>
       <w:r>
         <w:rPr>
-          <w:rFonts w:ascii="Roboto" w:eastAsia="Roboto" w:hAnsi="Roboto" w:cs="Roboto"/>
-          <w:color w:val="1F1F1F"/>
-          <w:sz w:val="21"/>
+          <w:rFonts w:ascii="Times New Roman" w:eastAsia="Roboto" w:hAnsi="Times New Roman" w:cs="Roboto"/>
+          <w:color w:val="1F1F1F"/>
+          <w:sz w:val="24"/>
           <w:szCs w:val="21"/>
         </w:rPr>
         <w:t>memfilter</w:t>
@@ -44693,9 +44693,9 @@
       <w:proofErr w:type="spellEnd"/>
       <w:r>
         <w:rPr>
-          <w:rFonts w:ascii="Roboto" w:eastAsia="Roboto" w:hAnsi="Roboto" w:cs="Roboto"/>
-          <w:color w:val="1F1F1F"/>
-          <w:sz w:val="21"/>
+          <w:rFonts w:ascii="Times New Roman" w:eastAsia="Roboto" w:hAnsi="Times New Roman" w:cs="Roboto"/>
+          <w:color w:val="1F1F1F"/>
+          <w:sz w:val="24"/>
           <w:szCs w:val="21"/>
         </w:rPr>
         <w:t xml:space="preserve">, </w:t>
@@ -44703,9 +44703,9 @@
       <w:proofErr w:type="spellStart"/>
       <w:r>
         <w:rPr>
-          <w:rFonts w:ascii="Roboto" w:eastAsia="Roboto" w:hAnsi="Roboto" w:cs="Roboto"/>
-          <w:color w:val="1F1F1F"/>
-          <w:sz w:val="21"/>
+          <w:rFonts w:ascii="Times New Roman" w:eastAsia="Roboto" w:hAnsi="Times New Roman" w:cs="Roboto"/>
+          <w:color w:val="1F1F1F"/>
+          <w:sz w:val="24"/>
           <w:szCs w:val="21"/>
         </w:rPr>
         <w:t>mengaudit</w:t>
@@ -44713,9 +44713,9 @@
       <w:proofErr w:type="spellEnd"/>
       <w:r>
         <w:rPr>
-          <w:rFonts w:ascii="Roboto" w:eastAsia="Roboto" w:hAnsi="Roboto" w:cs="Roboto"/>
-          <w:color w:val="1F1F1F"/>
-          <w:sz w:val="21"/>
+          <w:rFonts w:ascii="Times New Roman" w:eastAsia="Roboto" w:hAnsi="Times New Roman" w:cs="Roboto"/>
+          <w:color w:val="1F1F1F"/>
+          <w:sz w:val="24"/>
           <w:szCs w:val="21"/>
         </w:rPr>
         <w:t xml:space="preserve">, dan </w:t>
@@ -44723,9 +44723,9 @@
       <w:proofErr w:type="spellStart"/>
       <w:r>
         <w:rPr>
-          <w:rFonts w:ascii="Roboto" w:eastAsia="Roboto" w:hAnsi="Roboto" w:cs="Roboto"/>
-          <w:color w:val="1F1F1F"/>
-          <w:sz w:val="21"/>
+          <w:rFonts w:ascii="Times New Roman" w:eastAsia="Roboto" w:hAnsi="Times New Roman" w:cs="Roboto"/>
+          <w:color w:val="1F1F1F"/>
+          <w:sz w:val="24"/>
           <w:szCs w:val="21"/>
         </w:rPr>
         <w:t>menyetujui</w:t>
@@ -44743,9 +44743,9 @@
       <w:proofErr w:type="spellStart"/>
       <w:r>
         <w:rPr>
-          <w:rFonts w:ascii="Roboto" w:eastAsia="Roboto" w:hAnsi="Roboto" w:cs="Roboto"/>
-          <w:color w:val="1F1F1F"/>
-          <w:sz w:val="21"/>
+          <w:rFonts w:ascii="Times New Roman" w:eastAsia="Roboto" w:hAnsi="Times New Roman" w:cs="Roboto"/>
+          <w:color w:val="1F1F1F"/>
+          <w:sz w:val="24"/>
           <w:szCs w:val="21"/>
         </w:rPr>
         <w:t>laporan</w:t>
@@ -44763,9 +44763,9 @@
       <w:proofErr w:type="spellStart"/>
       <w:r>
         <w:rPr>
-          <w:rFonts w:ascii="Roboto" w:eastAsia="Roboto" w:hAnsi="Roboto" w:cs="Roboto"/>
-          <w:color w:val="1F1F1F"/>
-          <w:sz w:val="21"/>
+          <w:rFonts w:ascii="Times New Roman" w:eastAsia="Roboto" w:hAnsi="Times New Roman" w:cs="Roboto"/>
+          <w:color w:val="1F1F1F"/>
+          <w:sz w:val="24"/>
           <w:szCs w:val="21"/>
         </w:rPr>
         <w:t>bulanan</w:t>
@@ -44773,9 +44773,9 @@
       <w:proofErr w:type="spellEnd"/>
       <w:r>
         <w:rPr>
-          <w:rFonts w:ascii="Roboto" w:eastAsia="Roboto" w:hAnsi="Roboto" w:cs="Roboto"/>
-          <w:color w:val="1F1F1F"/>
-          <w:sz w:val="21"/>
+          <w:rFonts w:ascii="Times New Roman" w:eastAsia="Roboto" w:hAnsi="Times New Roman" w:cs="Roboto"/>
+          <w:color w:val="1F1F1F"/>
+          <w:sz w:val="24"/>
           <w:szCs w:val="21"/>
         </w:rPr>
         <w:t>.</w:t>
@@ -44793,11 +44793,11 @@
       <w:proofErr w:type="spellStart"/>
       <w:r>
         <w:rPr>
-          <w:rFonts w:ascii="Roboto" w:eastAsia="Roboto" w:hAnsi="Roboto" w:cs="Roboto"/>
+          <w:rFonts w:ascii="Times New Roman" w:eastAsia="Roboto" w:hAnsi="Times New Roman" w:cs="Roboto"/>
           <w:b/>
           <w:bCs/>
           <w:color w:val="1F1F1F"/>
-          <w:sz w:val="21"/>
+          <w:sz w:val="24"/>
           <w:szCs w:val="21"/>
         </w:rPr>
         <w:t>Implementasi</w:t>
@@ -44805,11 +44805,11 @@
       <w:proofErr w:type="spellEnd"/>
       <w:r>
         <w:rPr>
-          <w:rFonts w:ascii="Roboto" w:eastAsia="Roboto" w:hAnsi="Roboto" w:cs="Roboto"/>
+          <w:rFonts w:ascii="Times New Roman" w:eastAsia="Roboto" w:hAnsi="Times New Roman" w:cs="Roboto"/>
           <w:b/>
           <w:bCs/>
           <w:color w:val="1F1F1F"/>
-          <w:sz w:val="21"/>
+          <w:sz w:val="24"/>
           <w:szCs w:val="21"/>
         </w:rPr>
         <w:t>:</w:t>
@@ -44826,9 +44826,9 @@
       <w:proofErr w:type="spellStart"/>
       <w:r>
         <w:rPr>
-          <w:rFonts w:ascii="Roboto" w:eastAsia="Roboto" w:hAnsi="Roboto" w:cs="Roboto"/>
-          <w:color w:val="1F1F1F"/>
-          <w:sz w:val="21"/>
+          <w:rFonts w:ascii="Times New Roman" w:eastAsia="Roboto" w:hAnsi="Times New Roman" w:cs="Roboto"/>
+          <w:color w:val="1F1F1F"/>
+          <w:sz w:val="24"/>
           <w:szCs w:val="21"/>
         </w:rPr>
         <w:t>Menggunakan</w:t>
@@ -44845,20 +44845,20 @@
       </w:r>
       <w:r>
         <w:rPr>
-          <w:rFonts w:ascii="Roboto" w:eastAsia="Roboto" w:hAnsi="Roboto" w:cs="Roboto"/>
+          <w:rFonts w:ascii="Times New Roman" w:eastAsia="Roboto" w:hAnsi="Times New Roman" w:cs="Roboto"/>
           <w:i/>
           <w:iCs/>
           <w:color w:val="1F1F1F"/>
-          <w:sz w:val="21"/>
+          <w:sz w:val="24"/>
           <w:szCs w:val="21"/>
         </w:rPr>
         <w:t>API Route</w:t>
       </w:r>
       <w:r>
         <w:rPr>
-          <w:rFonts w:ascii="Roboto" w:eastAsia="Roboto" w:hAnsi="Roboto" w:cs="Roboto"/>
-          <w:color w:val="1F1F1F"/>
-          <w:sz w:val="21"/>
+          <w:rFonts w:ascii="Times New Roman" w:eastAsia="Roboto" w:hAnsi="Times New Roman" w:cs="Roboto"/>
+          <w:color w:val="1F1F1F"/>
+          <w:sz w:val="24"/>
           <w:szCs w:val="21"/>
         </w:rPr>
         <w:t xml:space="preserve"> Next.js </w:t>
@@ -44866,9 +44866,9 @@
       <w:proofErr w:type="spellStart"/>
       <w:r>
         <w:rPr>
-          <w:rFonts w:ascii="Roboto" w:eastAsia="Roboto" w:hAnsi="Roboto" w:cs="Roboto"/>
-          <w:color w:val="1F1F1F"/>
-          <w:sz w:val="21"/>
+          <w:rFonts w:ascii="Times New Roman" w:eastAsia="Roboto" w:hAnsi="Times New Roman" w:cs="Roboto"/>
+          <w:color w:val="1F1F1F"/>
+          <w:sz w:val="24"/>
           <w:szCs w:val="21"/>
         </w:rPr>
         <w:t>untuk</w:t>
@@ -44886,9 +44886,9 @@
       <w:proofErr w:type="spellStart"/>
       <w:r>
         <w:rPr>
-          <w:rFonts w:ascii="Roboto" w:eastAsia="Roboto" w:hAnsi="Roboto" w:cs="Roboto"/>
-          <w:color w:val="1F1F1F"/>
-          <w:sz w:val="21"/>
+          <w:rFonts w:ascii="Times New Roman" w:eastAsia="Roboto" w:hAnsi="Times New Roman" w:cs="Roboto"/>
+          <w:color w:val="1F1F1F"/>
+          <w:sz w:val="24"/>
           <w:szCs w:val="21"/>
         </w:rPr>
         <w:t>memanggil</w:t>
@@ -44896,9 +44896,9 @@
       <w:proofErr w:type="spellEnd"/>
       <w:r>
         <w:rPr>
-          <w:rFonts w:ascii="Roboto" w:eastAsia="Roboto" w:hAnsi="Roboto" w:cs="Roboto"/>
-          <w:color w:val="1F1F1F"/>
-          <w:sz w:val="21"/>
+          <w:rFonts w:ascii="Times New Roman" w:eastAsia="Roboto" w:hAnsi="Times New Roman" w:cs="Roboto"/>
+          <w:color w:val="1F1F1F"/>
+          <w:sz w:val="24"/>
           <w:szCs w:val="21"/>
         </w:rPr>
         <w:t xml:space="preserve"> data </w:t>
@@ -44906,9 +44906,9 @@
       <w:proofErr w:type="spellStart"/>
       <w:r>
         <w:rPr>
-          <w:rFonts w:ascii="Roboto" w:eastAsia="Roboto" w:hAnsi="Roboto" w:cs="Roboto"/>
-          <w:color w:val="1F1F1F"/>
-          <w:sz w:val="21"/>
+          <w:rFonts w:ascii="Times New Roman" w:eastAsia="Roboto" w:hAnsi="Times New Roman" w:cs="Roboto"/>
+          <w:color w:val="1F1F1F"/>
+          <w:sz w:val="24"/>
           <w:szCs w:val="21"/>
         </w:rPr>
         <w:t>dari</w:t>
@@ -44925,20 +44925,20 @@
       </w:r>
       <w:r>
         <w:rPr>
-          <w:rFonts w:ascii="Roboto" w:eastAsia="Roboto" w:hAnsi="Roboto" w:cs="Roboto"/>
+          <w:rFonts w:ascii="Times New Roman" w:eastAsia="Roboto" w:hAnsi="Times New Roman" w:cs="Roboto"/>
           <w:i/>
           <w:iCs/>
           <w:color w:val="1F1F1F"/>
-          <w:sz w:val="21"/>
+          <w:sz w:val="24"/>
           <w:szCs w:val="21"/>
         </w:rPr>
         <w:t>backend</w:t>
       </w:r>
       <w:r>
         <w:rPr>
-          <w:rFonts w:ascii="Roboto" w:eastAsia="Roboto" w:hAnsi="Roboto" w:cs="Roboto"/>
-          <w:color w:val="1F1F1F"/>
-          <w:sz w:val="21"/>
+          <w:rFonts w:ascii="Times New Roman" w:eastAsia="Roboto" w:hAnsi="Times New Roman" w:cs="Roboto"/>
+          <w:color w:val="1F1F1F"/>
+          <w:sz w:val="24"/>
           <w:szCs w:val="21"/>
         </w:rPr>
         <w:t xml:space="preserve"> Go, </w:t>
@@ -44946,9 +44946,9 @@
       <w:proofErr w:type="spellStart"/>
       <w:r>
         <w:rPr>
-          <w:rFonts w:ascii="Roboto" w:eastAsia="Roboto" w:hAnsi="Roboto" w:cs="Roboto"/>
-          <w:color w:val="1F1F1F"/>
-          <w:sz w:val="21"/>
+          <w:rFonts w:ascii="Times New Roman" w:eastAsia="Roboto" w:hAnsi="Times New Roman" w:cs="Roboto"/>
+          <w:color w:val="1F1F1F"/>
+          <w:sz w:val="24"/>
           <w:szCs w:val="21"/>
         </w:rPr>
         <w:t>memungkinkan</w:t>
@@ -44966,11 +44966,11 @@
       <w:proofErr w:type="spellStart"/>
       <w:r>
         <w:rPr>
-          <w:rFonts w:ascii="Roboto" w:eastAsia="Roboto" w:hAnsi="Roboto" w:cs="Roboto"/>
+          <w:rFonts w:ascii="Times New Roman" w:eastAsia="Roboto" w:hAnsi="Times New Roman" w:cs="Roboto"/>
           <w:i/>
           <w:iCs/>
           <w:color w:val="1F1F1F"/>
-          <w:sz w:val="21"/>
+          <w:sz w:val="24"/>
           <w:szCs w:val="21"/>
         </w:rPr>
         <w:t>paginasi</w:t>
@@ -44978,9 +44978,9 @@
       <w:proofErr w:type="spellEnd"/>
       <w:r>
         <w:rPr>
-          <w:rFonts w:ascii="Roboto" w:eastAsia="Roboto" w:hAnsi="Roboto" w:cs="Roboto"/>
-          <w:color w:val="1F1F1F"/>
-          <w:sz w:val="21"/>
+          <w:rFonts w:ascii="Times New Roman" w:eastAsia="Roboto" w:hAnsi="Times New Roman" w:cs="Roboto"/>
+          <w:color w:val="1F1F1F"/>
+          <w:sz w:val="24"/>
           <w:szCs w:val="21"/>
         </w:rPr>
         <w:t xml:space="preserve"> dan </w:t>
@@ -44988,9 +44988,9 @@
       <w:proofErr w:type="spellStart"/>
       <w:r>
         <w:rPr>
-          <w:rFonts w:ascii="Roboto" w:eastAsia="Roboto" w:hAnsi="Roboto" w:cs="Roboto"/>
-          <w:color w:val="1F1F1F"/>
-          <w:sz w:val="21"/>
+          <w:rFonts w:ascii="Times New Roman" w:eastAsia="Roboto" w:hAnsi="Times New Roman" w:cs="Roboto"/>
+          <w:color w:val="1F1F1F"/>
+          <w:sz w:val="24"/>
           <w:szCs w:val="21"/>
         </w:rPr>
         <w:t>pencarian</w:t>
@@ -44998,9 +44998,9 @@
       <w:proofErr w:type="spellEnd"/>
       <w:r>
         <w:rPr>
-          <w:rFonts w:ascii="Roboto" w:eastAsia="Roboto" w:hAnsi="Roboto" w:cs="Roboto"/>
-          <w:color w:val="1F1F1F"/>
-          <w:sz w:val="21"/>
+          <w:rFonts w:ascii="Times New Roman" w:eastAsia="Roboto" w:hAnsi="Times New Roman" w:cs="Roboto"/>
+          <w:color w:val="1F1F1F"/>
+          <w:sz w:val="24"/>
           <w:szCs w:val="21"/>
         </w:rPr>
         <w:t xml:space="preserve"> data yang </w:t>
@@ -45008,9 +45008,9 @@
       <w:proofErr w:type="spellStart"/>
       <w:r>
         <w:rPr>
-          <w:rFonts w:ascii="Roboto" w:eastAsia="Roboto" w:hAnsi="Roboto" w:cs="Roboto"/>
-          <w:color w:val="1F1F1F"/>
-          <w:sz w:val="21"/>
+          <w:rFonts w:ascii="Times New Roman" w:eastAsia="Roboto" w:hAnsi="Times New Roman" w:cs="Roboto"/>
+          <w:color w:val="1F1F1F"/>
+          <w:sz w:val="24"/>
           <w:szCs w:val="21"/>
         </w:rPr>
         <w:t>efisien</w:t>
@@ -45028,9 +45028,9 @@
       <w:proofErr w:type="spellStart"/>
       <w:r>
         <w:rPr>
-          <w:rFonts w:ascii="Roboto" w:eastAsia="Roboto" w:hAnsi="Roboto" w:cs="Roboto"/>
-          <w:color w:val="1F1F1F"/>
-          <w:sz w:val="21"/>
+          <w:rFonts w:ascii="Times New Roman" w:eastAsia="Roboto" w:hAnsi="Times New Roman" w:cs="Roboto"/>
+          <w:color w:val="1F1F1F"/>
+          <w:sz w:val="24"/>
           <w:szCs w:val="21"/>
         </w:rPr>
         <w:t>meskipun</w:t>
@@ -45038,9 +45038,9 @@
       <w:proofErr w:type="spellEnd"/>
       <w:r>
         <w:rPr>
-          <w:rFonts w:ascii="Roboto" w:eastAsia="Roboto" w:hAnsi="Roboto" w:cs="Roboto"/>
-          <w:color w:val="1F1F1F"/>
-          <w:sz w:val="21"/>
+          <w:rFonts w:ascii="Times New Roman" w:eastAsia="Roboto" w:hAnsi="Times New Roman" w:cs="Roboto"/>
+          <w:color w:val="1F1F1F"/>
+          <w:sz w:val="24"/>
           <w:szCs w:val="21"/>
         </w:rPr>
         <w:t xml:space="preserve"> volume data </w:t>
@@ -45048,9 +45048,9 @@
       <w:proofErr w:type="spellStart"/>
       <w:r>
         <w:rPr>
-          <w:rFonts w:ascii="Roboto" w:eastAsia="Roboto" w:hAnsi="Roboto" w:cs="Roboto"/>
-          <w:color w:val="1F1F1F"/>
-          <w:sz w:val="21"/>
+          <w:rFonts w:ascii="Times New Roman" w:eastAsia="Roboto" w:hAnsi="Times New Roman" w:cs="Roboto"/>
+          <w:color w:val="1F1F1F"/>
+          <w:sz w:val="24"/>
           <w:szCs w:val="21"/>
         </w:rPr>
         <w:t>besar</w:t>
@@ -45058,9 +45058,9 @@
       <w:proofErr w:type="spellEnd"/>
       <w:r>
         <w:rPr>
-          <w:rFonts w:ascii="Roboto" w:eastAsia="Roboto" w:hAnsi="Roboto" w:cs="Roboto"/>
-          <w:color w:val="1F1F1F"/>
-          <w:sz w:val="21"/>
+          <w:rFonts w:ascii="Times New Roman" w:eastAsia="Roboto" w:hAnsi="Times New Roman" w:cs="Roboto"/>
+          <w:color w:val="1F1F1F"/>
+          <w:sz w:val="24"/>
           <w:szCs w:val="21"/>
         </w:rPr>
         <w:t>.</w:t>
@@ -45140,9 +45140,9 @@
       <w:proofErr w:type="spellStart"/>
       <w:r>
         <w:rPr>
-          <w:rFonts w:ascii="Roboto" w:eastAsia="Roboto" w:hAnsi="Roboto" w:cs="Roboto"/>
-          <w:color w:val="1F1F1F"/>
-          <w:sz w:val="21"/>
+          <w:rFonts w:ascii="Times New Roman" w:eastAsia="Roboto" w:hAnsi="Times New Roman" w:cs="Roboto"/>
+          <w:color w:val="1F1F1F"/>
+          <w:sz w:val="24"/>
           <w:szCs w:val="21"/>
           <w:highlight w:val="white"/>
         </w:rPr>
@@ -45351,13 +45351,13 @@
       </w:pPr>
       <w:r>
         <w:rPr>
-          <w:rFonts w:ascii="Roboto" w:eastAsia="Roboto" w:hAnsi="Roboto" w:cs="Roboto"/>
+          <w:rFonts w:ascii="Times New Roman" w:eastAsia="Roboto" w:hAnsi="Times New Roman" w:cs="Roboto"/>
           <w:b/>
           <w:bCs/>
           <w:i/>
           <w:iCs/>
           <w:color w:val="1F1F1F"/>
-          <w:sz w:val="21"/>
+          <w:sz w:val="24"/>
           <w:szCs w:val="21"/>
         </w:rPr>
         <w:t>Rule-Based Scoring Engine:</w:t>
@@ -45374,9 +45374,9 @@
       </w:pPr>
       <w:r>
         <w:rPr>
-          <w:rFonts w:ascii="Roboto" w:eastAsia="Roboto" w:hAnsi="Roboto" w:cs="Roboto"/>
-          <w:color w:val="1F1F1F"/>
-          <w:sz w:val="21"/>
+          <w:rFonts w:ascii="Times New Roman" w:eastAsia="Roboto" w:hAnsi="Times New Roman" w:cs="Roboto"/>
+          <w:color w:val="1F1F1F"/>
+          <w:sz w:val="24"/>
           <w:szCs w:val="21"/>
         </w:rPr>
         <w:t>Logika perhitungan kinerja diimplementasikan dalam sebuah Service Layer di Go. Logika ini membandingkan data input pegawai dari tabel aktivitas_siak (misalnya, jumlah tugas selesai, tingkat kehadiran, kualitas laporan) dengan rules yang telah didefinisikan dalam sistem. Hasil perhitungan menghasilkan skor kinerja yang disimpan ke database dan ditampilkan pada Dashboard Pegawai. Proses ini berjalan secara otomatis tanpa intervensi manual, sehingga evaluasi menjadi objektif dan konsisten.</w:t>
@@ -45771,11 +45771,11 @@
       </w:pPr>
       <w:r>
         <w:rPr>
-          <w:rFonts w:ascii="Roboto" w:eastAsia="Roboto" w:hAnsi="Roboto" w:cs="Roboto"/>
+          <w:rFonts w:ascii="Times New Roman" w:eastAsia="Roboto" w:hAnsi="Times New Roman" w:cs="Roboto"/>
           <w:b/>
           <w:bCs/>
           <w:color w:val="1F1F1F"/>
-          <w:sz w:val="21"/>
+          <w:sz w:val="24"/>
           <w:szCs w:val="21"/>
         </w:rPr>
         <w:t>Tujuan:</w:t>
@@ -45792,9 +45792,9 @@
       <w:proofErr w:type="spellStart"/>
       <w:r>
         <w:rPr>
-          <w:rFonts w:ascii="Roboto" w:eastAsia="Roboto" w:hAnsi="Roboto" w:cs="Roboto"/>
-          <w:color w:val="1F1F1F"/>
-          <w:sz w:val="21"/>
+          <w:rFonts w:ascii="Times New Roman" w:eastAsia="Roboto" w:hAnsi="Times New Roman" w:cs="Roboto"/>
+          <w:color w:val="1F1F1F"/>
+          <w:sz w:val="24"/>
           <w:szCs w:val="21"/>
         </w:rPr>
         <w:t>Menggantikan</w:t>
@@ -45802,9 +45802,9 @@
       <w:proofErr w:type="spellEnd"/>
       <w:r>
         <w:rPr>
-          <w:rFonts w:ascii="Roboto" w:eastAsia="Roboto" w:hAnsi="Roboto" w:cs="Roboto"/>
-          <w:color w:val="1F1F1F"/>
-          <w:sz w:val="21"/>
+          <w:rFonts w:ascii="Times New Roman" w:eastAsia="Roboto" w:hAnsi="Times New Roman" w:cs="Roboto"/>
+          <w:color w:val="1F1F1F"/>
+          <w:sz w:val="24"/>
           <w:szCs w:val="21"/>
         </w:rPr>
         <w:t xml:space="preserve"> proses </w:t>
@@ -45812,9 +45812,9 @@
       <w:proofErr w:type="spellStart"/>
       <w:r>
         <w:rPr>
-          <w:rFonts w:ascii="Roboto" w:eastAsia="Roboto" w:hAnsi="Roboto" w:cs="Roboto"/>
-          <w:color w:val="1F1F1F"/>
-          <w:sz w:val="21"/>
+          <w:rFonts w:ascii="Times New Roman" w:eastAsia="Roboto" w:hAnsi="Times New Roman" w:cs="Roboto"/>
+          <w:color w:val="1F1F1F"/>
+          <w:sz w:val="24"/>
           <w:szCs w:val="21"/>
         </w:rPr>
         <w:t>evaluasi</w:t>
@@ -45822,9 +45822,9 @@
       <w:proofErr w:type="spellEnd"/>
       <w:r>
         <w:rPr>
-          <w:rFonts w:ascii="Roboto" w:eastAsia="Roboto" w:hAnsi="Roboto" w:cs="Roboto"/>
-          <w:color w:val="1F1F1F"/>
-          <w:sz w:val="21"/>
+          <w:rFonts w:ascii="Times New Roman" w:eastAsia="Roboto" w:hAnsi="Times New Roman" w:cs="Roboto"/>
+          <w:color w:val="1F1F1F"/>
+          <w:sz w:val="24"/>
           <w:szCs w:val="21"/>
         </w:rPr>
         <w:t xml:space="preserve"> manual dan </w:t>
@@ -45832,9 +45832,9 @@
       <w:proofErr w:type="spellStart"/>
       <w:r>
         <w:rPr>
-          <w:rFonts w:ascii="Roboto" w:eastAsia="Roboto" w:hAnsi="Roboto" w:cs="Roboto"/>
-          <w:color w:val="1F1F1F"/>
-          <w:sz w:val="21"/>
+          <w:rFonts w:ascii="Times New Roman" w:eastAsia="Roboto" w:hAnsi="Times New Roman" w:cs="Roboto"/>
+          <w:color w:val="1F1F1F"/>
+          <w:sz w:val="24"/>
           <w:szCs w:val="21"/>
         </w:rPr>
         <w:t>menghilangkan</w:t>
@@ -45851,11 +45851,11 @@
       </w:r>
       <w:r>
         <w:rPr>
-          <w:rFonts w:ascii="Roboto" w:eastAsia="Roboto" w:hAnsi="Roboto" w:cs="Roboto"/>
+          <w:rFonts w:ascii="Times New Roman" w:eastAsia="Roboto" w:hAnsi="Times New Roman" w:cs="Roboto"/>
           <w:i/>
           <w:iCs/>
           <w:color w:val="1F1F1F"/>
-          <w:sz w:val="21"/>
+          <w:sz w:val="24"/>
           <w:szCs w:val="21"/>
         </w:rPr>
         <w:t>human error</w:t>
@@ -45872,9 +45872,9 @@
       <w:proofErr w:type="spellStart"/>
       <w:r>
         <w:rPr>
-          <w:rFonts w:ascii="Roboto" w:eastAsia="Roboto" w:hAnsi="Roboto" w:cs="Roboto"/>
-          <w:color w:val="1F1F1F"/>
-          <w:sz w:val="21"/>
+          <w:rFonts w:ascii="Times New Roman" w:eastAsia="Roboto" w:hAnsi="Times New Roman" w:cs="Roboto"/>
+          <w:color w:val="1F1F1F"/>
+          <w:sz w:val="24"/>
           <w:szCs w:val="21"/>
         </w:rPr>
         <w:t>dalam</w:t>
@@ -45892,9 +45892,9 @@
       <w:proofErr w:type="spellStart"/>
       <w:r>
         <w:rPr>
-          <w:rFonts w:ascii="Roboto" w:eastAsia="Roboto" w:hAnsi="Roboto" w:cs="Roboto"/>
-          <w:color w:val="1F1F1F"/>
-          <w:sz w:val="21"/>
+          <w:rFonts w:ascii="Times New Roman" w:eastAsia="Roboto" w:hAnsi="Times New Roman" w:cs="Roboto"/>
+          <w:color w:val="1F1F1F"/>
+          <w:sz w:val="24"/>
           <w:szCs w:val="21"/>
         </w:rPr>
         <w:t>perhitungan</w:t>
@@ -45902,9 +45902,9 @@
       <w:proofErr w:type="spellEnd"/>
       <w:r>
         <w:rPr>
-          <w:rFonts w:ascii="Roboto" w:eastAsia="Roboto" w:hAnsi="Roboto" w:cs="Roboto"/>
-          <w:color w:val="1F1F1F"/>
-          <w:sz w:val="21"/>
+          <w:rFonts w:ascii="Times New Roman" w:eastAsia="Roboto" w:hAnsi="Times New Roman" w:cs="Roboto"/>
+          <w:color w:val="1F1F1F"/>
+          <w:sz w:val="24"/>
           <w:szCs w:val="21"/>
         </w:rPr>
         <w:t>.</w:t>
@@ -45922,13 +45922,13 @@
       </w:pPr>
       <w:r>
         <w:rPr>
-          <w:rFonts w:ascii="Roboto" w:eastAsia="Roboto" w:hAnsi="Roboto" w:cs="Roboto"/>
+          <w:rFonts w:ascii="Times New Roman" w:eastAsia="Roboto" w:hAnsi="Times New Roman" w:cs="Roboto"/>
           <w:b/>
           <w:bCs/>
           <w:i/>
           <w:iCs/>
           <w:color w:val="1F1F1F"/>
-          <w:sz w:val="21"/>
+          <w:sz w:val="24"/>
           <w:szCs w:val="21"/>
         </w:rPr>
         <w:t>Duplicate Operator (Anomali Data):</w:t>
@@ -45946,9 +45946,9 @@
       <w:proofErr w:type="spellStart"/>
       <w:r>
         <w:rPr>
-          <w:rFonts w:ascii="Roboto" w:eastAsia="Roboto" w:hAnsi="Roboto" w:cs="Roboto"/>
-          <w:color w:val="1F1F1F"/>
-          <w:sz w:val="21"/>
+          <w:rFonts w:ascii="Times New Roman" w:eastAsia="Roboto" w:hAnsi="Times New Roman" w:cs="Roboto"/>
+          <w:color w:val="1F1F1F"/>
+          <w:sz w:val="24"/>
           <w:szCs w:val="21"/>
         </w:rPr>
         <w:t>Algoritma deteksi data ganda dijalankan menggunakan mekanisme Goroutines Go untuk pemrosesan concurrent yang efisien. Setiap kali data kependudukan baru atau modifikasi disimpan ke tabel duplicate_operator di Supabase, sebuah background process akan membandingkan NIK dan nama dengan data existing menggunakan exact matching dan fuzzy matching. Hasil deteksi ditampilkan pada halaman khusus yang memungkinkan operator untuk meninjau dan menindaklanjuti setiap anomali yang terdeteksi.</w:t>
@@ -46464,11 +46464,11 @@
       <w:proofErr w:type="spellStart"/>
       <w:r>
         <w:rPr>
-          <w:rFonts w:ascii="Roboto" w:eastAsia="Roboto" w:hAnsi="Roboto" w:cs="Roboto"/>
+          <w:rFonts w:ascii="Times New Roman" w:eastAsia="Roboto" w:hAnsi="Times New Roman" w:cs="Roboto"/>
           <w:b/>
           <w:bCs/>
           <w:color w:val="1F1F1F"/>
-          <w:sz w:val="21"/>
+          <w:sz w:val="24"/>
           <w:szCs w:val="21"/>
         </w:rPr>
         <w:t>Justifikasi</w:t>
@@ -46476,11 +46476,11 @@
       <w:proofErr w:type="spellEnd"/>
       <w:r>
         <w:rPr>
-          <w:rFonts w:ascii="Roboto" w:eastAsia="Roboto" w:hAnsi="Roboto" w:cs="Roboto"/>
+          <w:rFonts w:ascii="Times New Roman" w:eastAsia="Roboto" w:hAnsi="Times New Roman" w:cs="Roboto"/>
           <w:b/>
           <w:bCs/>
           <w:color w:val="1F1F1F"/>
-          <w:sz w:val="21"/>
+          <w:sz w:val="24"/>
           <w:szCs w:val="21"/>
         </w:rPr>
         <w:t xml:space="preserve"> Teknis:</w:t>
@@ -46497,9 +46497,9 @@
       <w:proofErr w:type="spellStart"/>
       <w:r>
         <w:rPr>
-          <w:rFonts w:ascii="Roboto" w:eastAsia="Roboto" w:hAnsi="Roboto" w:cs="Roboto"/>
-          <w:color w:val="1F1F1F"/>
-          <w:sz w:val="21"/>
+          <w:rFonts w:ascii="Times New Roman" w:eastAsia="Roboto" w:hAnsi="Times New Roman" w:cs="Roboto"/>
+          <w:color w:val="1F1F1F"/>
+          <w:sz w:val="24"/>
           <w:szCs w:val="21"/>
         </w:rPr>
         <w:t>Pemilihan</w:t>
@@ -46507,9 +46507,9 @@
       <w:proofErr w:type="spellEnd"/>
       <w:r>
         <w:rPr>
-          <w:rFonts w:ascii="Roboto" w:eastAsia="Roboto" w:hAnsi="Roboto" w:cs="Roboto"/>
-          <w:color w:val="1F1F1F"/>
-          <w:sz w:val="21"/>
+          <w:rFonts w:ascii="Times New Roman" w:eastAsia="Roboto" w:hAnsi="Times New Roman" w:cs="Roboto"/>
+          <w:color w:val="1F1F1F"/>
+          <w:sz w:val="24"/>
           <w:szCs w:val="21"/>
         </w:rPr>
         <w:t xml:space="preserve"> Go </w:t>
@@ -46517,9 +46517,9 @@
       <w:proofErr w:type="spellStart"/>
       <w:r>
         <w:rPr>
-          <w:rFonts w:ascii="Roboto" w:eastAsia="Roboto" w:hAnsi="Roboto" w:cs="Roboto"/>
-          <w:color w:val="1F1F1F"/>
-          <w:sz w:val="21"/>
+          <w:rFonts w:ascii="Times New Roman" w:eastAsia="Roboto" w:hAnsi="Times New Roman" w:cs="Roboto"/>
+          <w:color w:val="1F1F1F"/>
+          <w:sz w:val="24"/>
           <w:szCs w:val="21"/>
         </w:rPr>
         <w:t>memastikan</w:t>
@@ -46527,9 +46527,9 @@
       <w:proofErr w:type="spellEnd"/>
       <w:r>
         <w:rPr>
-          <w:rFonts w:ascii="Roboto" w:eastAsia="Roboto" w:hAnsi="Roboto" w:cs="Roboto"/>
-          <w:color w:val="1F1F1F"/>
-          <w:sz w:val="21"/>
+          <w:rFonts w:ascii="Times New Roman" w:eastAsia="Roboto" w:hAnsi="Times New Roman" w:cs="Roboto"/>
+          <w:color w:val="1F1F1F"/>
+          <w:sz w:val="24"/>
           <w:szCs w:val="21"/>
         </w:rPr>
         <w:t xml:space="preserve"> proses </w:t>
@@ -46537,9 +46537,9 @@
       <w:proofErr w:type="spellStart"/>
       <w:r>
         <w:rPr>
-          <w:rFonts w:ascii="Roboto" w:eastAsia="Roboto" w:hAnsi="Roboto" w:cs="Roboto"/>
-          <w:color w:val="1F1F1F"/>
-          <w:sz w:val="21"/>
+          <w:rFonts w:ascii="Times New Roman" w:eastAsia="Roboto" w:hAnsi="Times New Roman" w:cs="Roboto"/>
+          <w:color w:val="1F1F1F"/>
+          <w:sz w:val="24"/>
           <w:szCs w:val="21"/>
         </w:rPr>
         <w:t>komputasi</w:t>
@@ -46557,9 +46557,9 @@
       <w:proofErr w:type="spellStart"/>
       <w:r>
         <w:rPr>
-          <w:rFonts w:ascii="Roboto" w:eastAsia="Roboto" w:hAnsi="Roboto" w:cs="Roboto"/>
-          <w:color w:val="1F1F1F"/>
-          <w:sz w:val="21"/>
+          <w:rFonts w:ascii="Times New Roman" w:eastAsia="Roboto" w:hAnsi="Times New Roman" w:cs="Roboto"/>
+          <w:color w:val="1F1F1F"/>
+          <w:sz w:val="24"/>
           <w:szCs w:val="21"/>
         </w:rPr>
         <w:t>berat</w:t>
@@ -46577,9 +46577,9 @@
       <w:proofErr w:type="spellStart"/>
       <w:r>
         <w:rPr>
-          <w:rFonts w:ascii="Roboto" w:eastAsia="Roboto" w:hAnsi="Roboto" w:cs="Roboto"/>
-          <w:color w:val="1F1F1F"/>
-          <w:sz w:val="21"/>
+          <w:rFonts w:ascii="Times New Roman" w:eastAsia="Roboto" w:hAnsi="Times New Roman" w:cs="Roboto"/>
+          <w:color w:val="1F1F1F"/>
+          <w:sz w:val="24"/>
           <w:szCs w:val="21"/>
         </w:rPr>
         <w:t>ini</w:t>
@@ -46597,9 +46597,9 @@
       <w:proofErr w:type="spellStart"/>
       <w:r>
         <w:rPr>
-          <w:rFonts w:ascii="Roboto" w:eastAsia="Roboto" w:hAnsi="Roboto" w:cs="Roboto"/>
-          <w:color w:val="1F1F1F"/>
-          <w:sz w:val="21"/>
+          <w:rFonts w:ascii="Times New Roman" w:eastAsia="Roboto" w:hAnsi="Times New Roman" w:cs="Roboto"/>
+          <w:color w:val="1F1F1F"/>
+          <w:sz w:val="24"/>
           <w:szCs w:val="21"/>
         </w:rPr>
         <w:t>tidak</w:t>
@@ -46617,9 +46617,9 @@
       <w:proofErr w:type="spellStart"/>
       <w:r>
         <w:rPr>
-          <w:rFonts w:ascii="Roboto" w:eastAsia="Roboto" w:hAnsi="Roboto" w:cs="Roboto"/>
-          <w:color w:val="1F1F1F"/>
-          <w:sz w:val="21"/>
+          <w:rFonts w:ascii="Times New Roman" w:eastAsia="Roboto" w:hAnsi="Times New Roman" w:cs="Roboto"/>
+          <w:color w:val="1F1F1F"/>
+          <w:sz w:val="24"/>
           <w:szCs w:val="21"/>
         </w:rPr>
         <w:t>menghambat</w:t>
@@ -46637,9 +46637,9 @@
       <w:proofErr w:type="spellStart"/>
       <w:r>
         <w:rPr>
-          <w:rFonts w:ascii="Roboto" w:eastAsia="Roboto" w:hAnsi="Roboto" w:cs="Roboto"/>
-          <w:color w:val="1F1F1F"/>
-          <w:sz w:val="21"/>
+          <w:rFonts w:ascii="Times New Roman" w:eastAsia="Roboto" w:hAnsi="Times New Roman" w:cs="Roboto"/>
+          <w:color w:val="1F1F1F"/>
+          <w:sz w:val="24"/>
           <w:szCs w:val="21"/>
         </w:rPr>
         <w:t>responsivitas</w:t>
@@ -46656,11 +46656,11 @@
       </w:r>
       <w:r>
         <w:rPr>
-          <w:rFonts w:ascii="Roboto" w:eastAsia="Roboto" w:hAnsi="Roboto" w:cs="Roboto"/>
+          <w:rFonts w:ascii="Times New Roman" w:eastAsia="Roboto" w:hAnsi="Times New Roman" w:cs="Roboto"/>
           <w:i/>
           <w:iCs/>
           <w:color w:val="1F1F1F"/>
-          <w:sz w:val="21"/>
+          <w:sz w:val="24"/>
           <w:szCs w:val="21"/>
         </w:rPr>
         <w:t>frontend</w:t>
@@ -46677,9 +46677,9 @@
       <w:proofErr w:type="spellStart"/>
       <w:r>
         <w:rPr>
-          <w:rFonts w:ascii="Roboto" w:eastAsia="Roboto" w:hAnsi="Roboto" w:cs="Roboto"/>
-          <w:color w:val="1F1F1F"/>
-          <w:sz w:val="21"/>
+          <w:rFonts w:ascii="Times New Roman" w:eastAsia="Roboto" w:hAnsi="Times New Roman" w:cs="Roboto"/>
+          <w:color w:val="1F1F1F"/>
+          <w:sz w:val="24"/>
           <w:szCs w:val="21"/>
         </w:rPr>
         <w:t>saat</w:t>
@@ -46697,9 +46697,9 @@
       <w:proofErr w:type="spellStart"/>
       <w:r>
         <w:rPr>
-          <w:rFonts w:ascii="Roboto" w:eastAsia="Roboto" w:hAnsi="Roboto" w:cs="Roboto"/>
-          <w:color w:val="1F1F1F"/>
-          <w:sz w:val="21"/>
+          <w:rFonts w:ascii="Times New Roman" w:eastAsia="Roboto" w:hAnsi="Times New Roman" w:cs="Roboto"/>
+          <w:color w:val="1F1F1F"/>
+          <w:sz w:val="24"/>
           <w:szCs w:val="21"/>
         </w:rPr>
         <w:t>pegawai</w:t>
@@ -46717,9 +46717,9 @@
       <w:proofErr w:type="spellStart"/>
       <w:r>
         <w:rPr>
-          <w:rFonts w:ascii="Roboto" w:eastAsia="Roboto" w:hAnsi="Roboto" w:cs="Roboto"/>
-          <w:color w:val="1F1F1F"/>
-          <w:sz w:val="21"/>
+          <w:rFonts w:ascii="Times New Roman" w:eastAsia="Roboto" w:hAnsi="Times New Roman" w:cs="Roboto"/>
+          <w:color w:val="1F1F1F"/>
+          <w:sz w:val="24"/>
           <w:szCs w:val="21"/>
         </w:rPr>
         <w:t>sedang</w:t>
@@ -46737,9 +46737,9 @@
       <w:proofErr w:type="spellStart"/>
       <w:r>
         <w:rPr>
-          <w:rFonts w:ascii="Roboto" w:eastAsia="Roboto" w:hAnsi="Roboto" w:cs="Roboto"/>
-          <w:color w:val="1F1F1F"/>
-          <w:sz w:val="21"/>
+          <w:rFonts w:ascii="Times New Roman" w:eastAsia="Roboto" w:hAnsi="Times New Roman" w:cs="Roboto"/>
+          <w:color w:val="1F1F1F"/>
+          <w:sz w:val="24"/>
           <w:szCs w:val="21"/>
         </w:rPr>
         <w:t>bekerja</w:t>
@@ -46747,9 +46747,9 @@
       <w:proofErr w:type="spellEnd"/>
       <w:r>
         <w:rPr>
-          <w:rFonts w:ascii="Roboto" w:eastAsia="Roboto" w:hAnsi="Roboto" w:cs="Roboto"/>
-          <w:color w:val="1F1F1F"/>
-          <w:sz w:val="21"/>
+          <w:rFonts w:ascii="Times New Roman" w:eastAsia="Roboto" w:hAnsi="Times New Roman" w:cs="Roboto"/>
+          <w:color w:val="1F1F1F"/>
+          <w:sz w:val="24"/>
           <w:szCs w:val="21"/>
         </w:rPr>
         <w:t xml:space="preserve">, </w:t>
@@ -46757,9 +46757,9 @@
       <w:proofErr w:type="spellStart"/>
       <w:r>
         <w:rPr>
-          <w:rFonts w:ascii="Roboto" w:eastAsia="Roboto" w:hAnsi="Roboto" w:cs="Roboto"/>
-          <w:color w:val="1F1F1F"/>
-          <w:sz w:val="21"/>
+          <w:rFonts w:ascii="Times New Roman" w:eastAsia="Roboto" w:hAnsi="Times New Roman" w:cs="Roboto"/>
+          <w:color w:val="1F1F1F"/>
+          <w:sz w:val="24"/>
           <w:szCs w:val="21"/>
         </w:rPr>
         <w:t>karena</w:t>
@@ -46776,11 +46776,11 @@
       </w:r>
       <w:r>
         <w:rPr>
-          <w:rFonts w:ascii="Roboto" w:eastAsia="Roboto" w:hAnsi="Roboto" w:cs="Roboto"/>
+          <w:rFonts w:ascii="Times New Roman" w:eastAsia="Roboto" w:hAnsi="Times New Roman" w:cs="Roboto"/>
           <w:i/>
           <w:iCs/>
           <w:color w:val="1F1F1F"/>
-          <w:sz w:val="21"/>
+          <w:sz w:val="24"/>
           <w:szCs w:val="21"/>
         </w:rPr>
         <w:t>goroutines</w:t>
@@ -46797,9 +46797,9 @@
       <w:proofErr w:type="spellStart"/>
       <w:r>
         <w:rPr>
-          <w:rFonts w:ascii="Roboto" w:eastAsia="Roboto" w:hAnsi="Roboto" w:cs="Roboto"/>
-          <w:color w:val="1F1F1F"/>
-          <w:sz w:val="21"/>
+          <w:rFonts w:ascii="Times New Roman" w:eastAsia="Roboto" w:hAnsi="Times New Roman" w:cs="Roboto"/>
+          <w:color w:val="1F1F1F"/>
+          <w:sz w:val="24"/>
           <w:szCs w:val="21"/>
         </w:rPr>
         <w:t>mengelola</w:t>
@@ -46816,11 +46816,11 @@
       </w:r>
       <w:r>
         <w:rPr>
-          <w:rFonts w:ascii="Roboto" w:eastAsia="Roboto" w:hAnsi="Roboto" w:cs="Roboto"/>
+          <w:rFonts w:ascii="Times New Roman" w:eastAsia="Roboto" w:hAnsi="Times New Roman" w:cs="Roboto"/>
           <w:i/>
           <w:iCs/>
           <w:color w:val="1F1F1F"/>
-          <w:sz w:val="21"/>
+          <w:sz w:val="24"/>
           <w:szCs w:val="21"/>
         </w:rPr>
         <w:t>concurrency</w:t>
@@ -46837,9 +46837,9 @@
       <w:proofErr w:type="spellStart"/>
       <w:r>
         <w:rPr>
-          <w:rFonts w:ascii="Roboto" w:eastAsia="Roboto" w:hAnsi="Roboto" w:cs="Roboto"/>
-          <w:color w:val="1F1F1F"/>
-          <w:sz w:val="21"/>
+          <w:rFonts w:ascii="Times New Roman" w:eastAsia="Roboto" w:hAnsi="Times New Roman" w:cs="Roboto"/>
+          <w:color w:val="1F1F1F"/>
+          <w:sz w:val="24"/>
           <w:szCs w:val="21"/>
         </w:rPr>
         <w:t>secara</w:t>
@@ -46857,9 +46857,9 @@
       <w:proofErr w:type="spellStart"/>
       <w:r>
         <w:rPr>
-          <w:rFonts w:ascii="Roboto" w:eastAsia="Roboto" w:hAnsi="Roboto" w:cs="Roboto"/>
-          <w:color w:val="1F1F1F"/>
-          <w:sz w:val="21"/>
+          <w:rFonts w:ascii="Times New Roman" w:eastAsia="Roboto" w:hAnsi="Times New Roman" w:cs="Roboto"/>
+          <w:color w:val="1F1F1F"/>
+          <w:sz w:val="24"/>
           <w:szCs w:val="21"/>
         </w:rPr>
         <w:t>efisien</w:t>
@@ -46867,9 +46867,9 @@
       <w:proofErr w:type="spellEnd"/>
       <w:r>
         <w:rPr>
-          <w:rFonts w:ascii="Roboto" w:eastAsia="Roboto" w:hAnsi="Roboto" w:cs="Roboto"/>
-          <w:color w:val="1F1F1F"/>
-          <w:sz w:val="21"/>
+          <w:rFonts w:ascii="Times New Roman" w:eastAsia="Roboto" w:hAnsi="Times New Roman" w:cs="Roboto"/>
+          <w:color w:val="1F1F1F"/>
+          <w:sz w:val="24"/>
           <w:szCs w:val="21"/>
         </w:rPr>
         <w:t xml:space="preserve">, </w:t>
@@ -46877,9 +46877,9 @@
       <w:proofErr w:type="spellStart"/>
       <w:r>
         <w:rPr>
-          <w:rFonts w:ascii="Roboto" w:eastAsia="Roboto" w:hAnsi="Roboto" w:cs="Roboto"/>
-          <w:color w:val="1F1F1F"/>
-          <w:sz w:val="21"/>
+          <w:rFonts w:ascii="Times New Roman" w:eastAsia="Roboto" w:hAnsi="Times New Roman" w:cs="Roboto"/>
+          <w:color w:val="1F1F1F"/>
+          <w:sz w:val="24"/>
           <w:szCs w:val="21"/>
         </w:rPr>
         <w:t>memanfaatkan</w:t>
@@ -46897,9 +46897,9 @@
       <w:proofErr w:type="spellStart"/>
       <w:r>
         <w:rPr>
-          <w:rFonts w:ascii="Roboto" w:eastAsia="Roboto" w:hAnsi="Roboto" w:cs="Roboto"/>
-          <w:color w:val="1F1F1F"/>
-          <w:sz w:val="21"/>
+          <w:rFonts w:ascii="Times New Roman" w:eastAsia="Roboto" w:hAnsi="Times New Roman" w:cs="Roboto"/>
+          <w:color w:val="1F1F1F"/>
+          <w:sz w:val="24"/>
           <w:szCs w:val="21"/>
         </w:rPr>
         <w:t>sumber</w:t>
@@ -46917,9 +46917,9 @@
       <w:proofErr w:type="spellStart"/>
       <w:r>
         <w:rPr>
-          <w:rFonts w:ascii="Roboto" w:eastAsia="Roboto" w:hAnsi="Roboto" w:cs="Roboto"/>
-          <w:color w:val="1F1F1F"/>
-          <w:sz w:val="21"/>
+          <w:rFonts w:ascii="Times New Roman" w:eastAsia="Roboto" w:hAnsi="Times New Roman" w:cs="Roboto"/>
+          <w:color w:val="1F1F1F"/>
+          <w:sz w:val="24"/>
           <w:szCs w:val="21"/>
         </w:rPr>
         <w:t>daya</w:t>
@@ -46936,11 +46936,11 @@
       </w:r>
       <w:r>
         <w:rPr>
-          <w:rFonts w:ascii="Roboto" w:eastAsia="Roboto" w:hAnsi="Roboto" w:cs="Roboto"/>
+          <w:rFonts w:ascii="Times New Roman" w:eastAsia="Roboto" w:hAnsi="Times New Roman" w:cs="Roboto"/>
           <w:i/>
           <w:iCs/>
           <w:color w:val="1F1F1F"/>
-          <w:sz w:val="21"/>
+          <w:sz w:val="24"/>
           <w:szCs w:val="21"/>
         </w:rPr>
         <w:t>server</w:t>
@@ -46957,9 +46957,9 @@
       <w:proofErr w:type="spellStart"/>
       <w:r>
         <w:rPr>
-          <w:rFonts w:ascii="Roboto" w:eastAsia="Roboto" w:hAnsi="Roboto" w:cs="Roboto"/>
-          <w:color w:val="1F1F1F"/>
-          <w:sz w:val="21"/>
+          <w:rFonts w:ascii="Times New Roman" w:eastAsia="Roboto" w:hAnsi="Times New Roman" w:cs="Roboto"/>
+          <w:color w:val="1F1F1F"/>
+          <w:sz w:val="24"/>
           <w:szCs w:val="21"/>
         </w:rPr>
         <w:t>secara</w:t>
@@ -46967,9 +46967,9 @@
       <w:proofErr w:type="spellEnd"/>
       <w:r>
         <w:rPr>
-          <w:rFonts w:ascii="Roboto" w:eastAsia="Roboto" w:hAnsi="Roboto" w:cs="Roboto"/>
-          <w:color w:val="1F1F1F"/>
-          <w:sz w:val="21"/>
+          <w:rFonts w:ascii="Times New Roman" w:eastAsia="Roboto" w:hAnsi="Times New Roman" w:cs="Roboto"/>
+          <w:color w:val="1F1F1F"/>
+          <w:sz w:val="24"/>
           <w:szCs w:val="21"/>
         </w:rPr>
         <w:t xml:space="preserve"> minimal.</w:t>
@@ -46991,11 +46991,11 @@
       </w:pPr>
       <w:r>
         <w:rPr>
-          <w:rFonts w:ascii="Roboto" w:eastAsia="Roboto" w:hAnsi="Roboto" w:cs="Roboto"/>
+          <w:rFonts w:ascii="Times New Roman" w:eastAsia="Roboto" w:hAnsi="Times New Roman" w:cs="Roboto"/>
           <w:b/>
           <w:bCs/>
           <w:color w:val="1F1F1F"/>
-          <w:sz w:val="21"/>
+          <w:sz w:val="24"/>
           <w:szCs w:val="21"/>
           <w:highlight w:val="white"/>
         </w:rPr>
@@ -47004,11 +47004,11 @@
       <w:proofErr w:type="spellStart"/>
       <w:r>
         <w:rPr>
-          <w:rFonts w:ascii="Roboto" w:eastAsia="Roboto" w:hAnsi="Roboto" w:cs="Roboto"/>
+          <w:rFonts w:ascii="Times New Roman" w:eastAsia="Roboto" w:hAnsi="Times New Roman" w:cs="Roboto"/>
           <w:b/>
           <w:bCs/>
           <w:color w:val="1F1F1F"/>
-          <w:sz w:val="21"/>
+          <w:sz w:val="24"/>
           <w:szCs w:val="21"/>
           <w:highlight w:val="white"/>
         </w:rPr>
@@ -47030,11 +47030,11 @@
       <w:proofErr w:type="spellStart"/>
       <w:r>
         <w:rPr>
-          <w:rFonts w:ascii="Roboto" w:eastAsia="Roboto" w:hAnsi="Roboto" w:cs="Roboto"/>
+          <w:rFonts w:ascii="Times New Roman" w:eastAsia="Roboto" w:hAnsi="Times New Roman" w:cs="Roboto"/>
           <w:b/>
           <w:bCs/>
           <w:color w:val="1F1F1F"/>
-          <w:sz w:val="21"/>
+          <w:sz w:val="24"/>
           <w:szCs w:val="21"/>
           <w:highlight w:val="white"/>
         </w:rPr>
@@ -47043,11 +47043,11 @@
       <w:proofErr w:type="spellEnd"/>
       <w:r>
         <w:rPr>
-          <w:rFonts w:ascii="Roboto" w:eastAsia="Roboto" w:hAnsi="Roboto" w:cs="Roboto"/>
+          <w:rFonts w:ascii="Times New Roman" w:eastAsia="Roboto" w:hAnsi="Times New Roman" w:cs="Roboto"/>
           <w:b/>
           <w:bCs/>
           <w:color w:val="1F1F1F"/>
-          <w:sz w:val="21"/>
+          <w:sz w:val="24"/>
           <w:szCs w:val="21"/>
           <w:highlight w:val="white"/>
         </w:rPr>
@@ -47075,9 +47075,9 @@
       <w:proofErr w:type="spellStart"/>
       <w:r>
         <w:rPr>
-          <w:rFonts w:ascii="Roboto" w:eastAsia="Roboto" w:hAnsi="Roboto" w:cs="Roboto"/>
-          <w:color w:val="1F1F1F"/>
-          <w:sz w:val="21"/>
+          <w:rFonts w:ascii="Times New Roman" w:eastAsia="Roboto" w:hAnsi="Times New Roman" w:cs="Roboto"/>
+          <w:color w:val="1F1F1F"/>
+          <w:sz w:val="24"/>
           <w:szCs w:val="21"/>
           <w:highlight w:val="white"/>
         </w:rPr>
@@ -47398,9 +47398,9 @@
       </w:pPr>
       <w:r>
         <w:rPr>
-          <w:rFonts w:ascii="Roboto" w:eastAsia="Roboto" w:hAnsi="Roboto" w:cs="Roboto"/>
-          <w:color w:val="1F1F1F"/>
-          <w:sz w:val="21"/>
+          <w:rFonts w:ascii="Times New Roman" w:eastAsia="Roboto" w:hAnsi="Times New Roman" w:cs="Roboto"/>
+          <w:color w:val="1F1F1F"/>
+          <w:sz w:val="24"/>
           <w:szCs w:val="21"/>
           <w:highlight w:val="white"/>
         </w:rPr>
@@ -48402,9 +48402,9 @@
       </w:pPr>
       <w:r>
         <w:rPr>
-          <w:rFonts w:ascii="Roboto" w:eastAsia="Roboto" w:hAnsi="Roboto" w:cs="Roboto"/>
-          <w:color w:val="1F1F1F"/>
-          <w:sz w:val="21"/>
+          <w:rFonts w:ascii="Times New Roman" w:eastAsia="Roboto" w:hAnsi="Times New Roman" w:cs="Roboto"/>
+          <w:color w:val="1F1F1F"/>
+          <w:sz w:val="24"/>
           <w:szCs w:val="21"/>
           <w:highlight w:val="white"/>
         </w:rPr>
@@ -48946,9 +48946,9 @@
       </w:pPr>
       <w:r>
         <w:rPr>
-          <w:rFonts w:ascii="Roboto" w:eastAsia="Roboto" w:hAnsi="Roboto" w:cs="Roboto"/>
-          <w:color w:val="1F1F1F"/>
-          <w:sz w:val="21"/>
+          <w:rFonts w:ascii="Times New Roman" w:eastAsia="Roboto" w:hAnsi="Times New Roman" w:cs="Roboto"/>
+          <w:color w:val="1F1F1F"/>
+          <w:sz w:val="24"/>
           <w:szCs w:val="21"/>
           <w:highlight w:val="white"/>
         </w:rPr>
@@ -49365,9 +49365,9 @@
       <w:proofErr w:type="spellStart"/>
       <w:r>
         <w:rPr>
-          <w:rFonts w:ascii="Roboto" w:eastAsia="Roboto" w:hAnsi="Roboto" w:cs="Roboto"/>
-          <w:color w:val="1F1F1F"/>
-          <w:sz w:val="21"/>
+          <w:rFonts w:ascii="Times New Roman" w:eastAsia="Roboto" w:hAnsi="Times New Roman" w:cs="Roboto"/>
+          <w:color w:val="1F1F1F"/>
+          <w:sz w:val="24"/>
           <w:szCs w:val="21"/>
           <w:highlight w:val="white"/>
         </w:rPr>
@@ -49387,9 +49387,9 @@
       <w:proofErr w:type="spellStart"/>
       <w:r>
         <w:rPr>
-          <w:rFonts w:ascii="Roboto" w:eastAsia="Roboto" w:hAnsi="Roboto" w:cs="Roboto"/>
-          <w:color w:val="1F1F1F"/>
-          <w:sz w:val="21"/>
+          <w:rFonts w:ascii="Times New Roman" w:eastAsia="Roboto" w:hAnsi="Times New Roman" w:cs="Roboto"/>
+          <w:color w:val="1F1F1F"/>
+          <w:sz w:val="24"/>
           <w:szCs w:val="21"/>
           <w:highlight w:val="white"/>
         </w:rPr>
@@ -49398,9 +49398,9 @@
       <w:proofErr w:type="spellEnd"/>
       <w:r>
         <w:rPr>
-          <w:rFonts w:ascii="Roboto" w:eastAsia="Roboto" w:hAnsi="Roboto" w:cs="Roboto"/>
-          <w:color w:val="1F1F1F"/>
-          <w:sz w:val="21"/>
+          <w:rFonts w:ascii="Times New Roman" w:eastAsia="Roboto" w:hAnsi="Times New Roman" w:cs="Roboto"/>
+          <w:color w:val="1F1F1F"/>
+          <w:sz w:val="24"/>
           <w:szCs w:val="21"/>
           <w:highlight w:val="white"/>
         </w:rPr>
@@ -49408,11 +49408,11 @@
       </w:r>
       <w:r>
         <w:rPr>
-          <w:rFonts w:ascii="Roboto" w:eastAsia="Roboto" w:hAnsi="Roboto" w:cs="Roboto"/>
+          <w:rFonts w:ascii="Times New Roman" w:eastAsia="Roboto" w:hAnsi="Times New Roman" w:cs="Roboto"/>
           <w:i/>
           <w:iCs/>
           <w:color w:val="1F1F1F"/>
-          <w:sz w:val="21"/>
+          <w:sz w:val="24"/>
           <w:szCs w:val="21"/>
           <w:highlight w:val="white"/>
         </w:rPr>
@@ -49420,9 +49420,9 @@
       </w:r>
       <w:r>
         <w:rPr>
-          <w:rFonts w:ascii="Roboto" w:eastAsia="Roboto" w:hAnsi="Roboto" w:cs="Roboto"/>
-          <w:color w:val="1F1F1F"/>
-          <w:sz w:val="21"/>
+          <w:rFonts w:ascii="Times New Roman" w:eastAsia="Roboto" w:hAnsi="Times New Roman" w:cs="Roboto"/>
+          <w:color w:val="1F1F1F"/>
+          <w:sz w:val="24"/>
           <w:szCs w:val="21"/>
           <w:highlight w:val="white"/>
         </w:rPr>
@@ -49431,9 +49431,9 @@
       <w:proofErr w:type="spellStart"/>
       <w:r>
         <w:rPr>
-          <w:rFonts w:ascii="Roboto" w:eastAsia="Roboto" w:hAnsi="Roboto" w:cs="Roboto"/>
-          <w:color w:val="1F1F1F"/>
-          <w:sz w:val="21"/>
+          <w:rFonts w:ascii="Times New Roman" w:eastAsia="Roboto" w:hAnsi="Times New Roman" w:cs="Roboto"/>
+          <w:color w:val="1F1F1F"/>
+          <w:sz w:val="24"/>
           <w:szCs w:val="21"/>
           <w:highlight w:val="white"/>
         </w:rPr>
@@ -49442,9 +49442,9 @@
       <w:proofErr w:type="spellEnd"/>
       <w:r>
         <w:rPr>
-          <w:rFonts w:ascii="Roboto" w:eastAsia="Roboto" w:hAnsi="Roboto" w:cs="Roboto"/>
-          <w:color w:val="1F1F1F"/>
-          <w:sz w:val="21"/>
+          <w:rFonts w:ascii="Times New Roman" w:eastAsia="Roboto" w:hAnsi="Times New Roman" w:cs="Roboto"/>
+          <w:color w:val="1F1F1F"/>
+          <w:sz w:val="24"/>
           <w:szCs w:val="21"/>
           <w:highlight w:val="white"/>
         </w:rPr>
@@ -49452,11 +49452,11 @@
       </w:r>
       <w:r>
         <w:rPr>
-          <w:rFonts w:ascii="Roboto" w:eastAsia="Roboto" w:hAnsi="Roboto" w:cs="Roboto"/>
+          <w:rFonts w:ascii="Times New Roman" w:eastAsia="Roboto" w:hAnsi="Times New Roman" w:cs="Roboto"/>
           <w:i/>
           <w:iCs/>
           <w:color w:val="1F1F1F"/>
-          <w:sz w:val="21"/>
+          <w:sz w:val="24"/>
           <w:szCs w:val="21"/>
           <w:highlight w:val="white"/>
         </w:rPr>
@@ -49464,9 +49464,9 @@
       </w:r>
       <w:r>
         <w:rPr>
-          <w:rFonts w:ascii="Roboto" w:eastAsia="Roboto" w:hAnsi="Roboto" w:cs="Roboto"/>
-          <w:color w:val="1F1F1F"/>
-          <w:sz w:val="21"/>
+          <w:rFonts w:ascii="Times New Roman" w:eastAsia="Roboto" w:hAnsi="Times New Roman" w:cs="Roboto"/>
+          <w:color w:val="1F1F1F"/>
+          <w:sz w:val="24"/>
           <w:szCs w:val="21"/>
           <w:highlight w:val="white"/>
         </w:rPr>
@@ -49475,9 +49475,9 @@
       <w:proofErr w:type="spellStart"/>
       <w:r>
         <w:rPr>
-          <w:rFonts w:ascii="Roboto" w:eastAsia="Roboto" w:hAnsi="Roboto" w:cs="Roboto"/>
-          <w:color w:val="1F1F1F"/>
-          <w:sz w:val="21"/>
+          <w:rFonts w:ascii="Times New Roman" w:eastAsia="Roboto" w:hAnsi="Times New Roman" w:cs="Roboto"/>
+          <w:color w:val="1F1F1F"/>
+          <w:sz w:val="24"/>
           <w:szCs w:val="21"/>
           <w:highlight w:val="white"/>
         </w:rPr>
@@ -49497,9 +49497,9 @@
       <w:proofErr w:type="spellStart"/>
       <w:r>
         <w:rPr>
-          <w:rFonts w:ascii="Roboto" w:eastAsia="Roboto" w:hAnsi="Roboto" w:cs="Roboto"/>
-          <w:color w:val="1F1F1F"/>
-          <w:sz w:val="21"/>
+          <w:rFonts w:ascii="Times New Roman" w:eastAsia="Roboto" w:hAnsi="Times New Roman" w:cs="Roboto"/>
+          <w:color w:val="1F1F1F"/>
+          <w:sz w:val="24"/>
           <w:szCs w:val="21"/>
           <w:highlight w:val="white"/>
         </w:rPr>
@@ -49519,9 +49519,9 @@
       <w:proofErr w:type="spellStart"/>
       <w:r>
         <w:rPr>
-          <w:rFonts w:ascii="Roboto" w:eastAsia="Roboto" w:hAnsi="Roboto" w:cs="Roboto"/>
-          <w:color w:val="1F1F1F"/>
-          <w:sz w:val="21"/>
+          <w:rFonts w:ascii="Times New Roman" w:eastAsia="Roboto" w:hAnsi="Times New Roman" w:cs="Roboto"/>
+          <w:color w:val="1F1F1F"/>
+          <w:sz w:val="24"/>
           <w:szCs w:val="21"/>
           <w:highlight w:val="white"/>
         </w:rPr>
@@ -49541,9 +49541,9 @@
       <w:proofErr w:type="spellStart"/>
       <w:r>
         <w:rPr>
-          <w:rFonts w:ascii="Roboto" w:eastAsia="Roboto" w:hAnsi="Roboto" w:cs="Roboto"/>
-          <w:color w:val="1F1F1F"/>
-          <w:sz w:val="21"/>
+          <w:rFonts w:ascii="Times New Roman" w:eastAsia="Roboto" w:hAnsi="Times New Roman" w:cs="Roboto"/>
+          <w:color w:val="1F1F1F"/>
+          <w:sz w:val="24"/>
           <w:szCs w:val="21"/>
           <w:highlight w:val="white"/>
         </w:rPr>
@@ -49563,9 +49563,9 @@
       <w:proofErr w:type="spellStart"/>
       <w:r>
         <w:rPr>
-          <w:rFonts w:ascii="Roboto" w:eastAsia="Roboto" w:hAnsi="Roboto" w:cs="Roboto"/>
-          <w:color w:val="1F1F1F"/>
-          <w:sz w:val="21"/>
+          <w:rFonts w:ascii="Times New Roman" w:eastAsia="Roboto" w:hAnsi="Times New Roman" w:cs="Roboto"/>
+          <w:color w:val="1F1F1F"/>
+          <w:sz w:val="24"/>
           <w:szCs w:val="21"/>
           <w:highlight w:val="white"/>
         </w:rPr>
@@ -49585,9 +49585,9 @@
       <w:proofErr w:type="spellStart"/>
       <w:r>
         <w:rPr>
-          <w:rFonts w:ascii="Roboto" w:eastAsia="Roboto" w:hAnsi="Roboto" w:cs="Roboto"/>
-          <w:color w:val="1F1F1F"/>
-          <w:sz w:val="21"/>
+          <w:rFonts w:ascii="Times New Roman" w:eastAsia="Roboto" w:hAnsi="Times New Roman" w:cs="Roboto"/>
+          <w:color w:val="1F1F1F"/>
+          <w:sz w:val="24"/>
           <w:szCs w:val="21"/>
           <w:highlight w:val="white"/>
         </w:rPr>
@@ -49606,11 +49606,11 @@
       </w:r>
       <w:r>
         <w:rPr>
-          <w:rFonts w:ascii="Roboto" w:eastAsia="Roboto" w:hAnsi="Roboto" w:cs="Roboto"/>
+          <w:rFonts w:ascii="Times New Roman" w:eastAsia="Roboto" w:hAnsi="Times New Roman" w:cs="Roboto"/>
           <w:i/>
           <w:iCs/>
           <w:color w:val="1F1F1F"/>
-          <w:sz w:val="21"/>
+          <w:sz w:val="24"/>
           <w:szCs w:val="21"/>
           <w:highlight w:val="white"/>
         </w:rPr>
@@ -49618,9 +49618,9 @@
       </w:r>
       <w:r>
         <w:rPr>
-          <w:rFonts w:ascii="Roboto" w:eastAsia="Roboto" w:hAnsi="Roboto" w:cs="Roboto"/>
-          <w:color w:val="1F1F1F"/>
-          <w:sz w:val="21"/>
+          <w:rFonts w:ascii="Times New Roman" w:eastAsia="Roboto" w:hAnsi="Times New Roman" w:cs="Roboto"/>
+          <w:color w:val="1F1F1F"/>
+          <w:sz w:val="24"/>
           <w:szCs w:val="21"/>
           <w:highlight w:val="white"/>
         </w:rPr>
@@ -49629,9 +49629,9 @@
       <w:proofErr w:type="spellStart"/>
       <w:r>
         <w:rPr>
-          <w:rFonts w:ascii="Roboto" w:eastAsia="Roboto" w:hAnsi="Roboto" w:cs="Roboto"/>
-          <w:color w:val="1F1F1F"/>
-          <w:sz w:val="21"/>
+          <w:rFonts w:ascii="Times New Roman" w:eastAsia="Roboto" w:hAnsi="Times New Roman" w:cs="Roboto"/>
+          <w:color w:val="1F1F1F"/>
+          <w:sz w:val="24"/>
           <w:szCs w:val="21"/>
           <w:highlight w:val="white"/>
         </w:rPr>
@@ -49640,9 +49640,9 @@
       <w:proofErr w:type="spellEnd"/>
       <w:r>
         <w:rPr>
-          <w:rFonts w:ascii="Roboto" w:eastAsia="Roboto" w:hAnsi="Roboto" w:cs="Roboto"/>
-          <w:color w:val="1F1F1F"/>
-          <w:sz w:val="21"/>
+          <w:rFonts w:ascii="Times New Roman" w:eastAsia="Roboto" w:hAnsi="Times New Roman" w:cs="Roboto"/>
+          <w:color w:val="1F1F1F"/>
+          <w:sz w:val="24"/>
           <w:szCs w:val="21"/>
           <w:highlight w:val="white"/>
         </w:rPr>
@@ -49650,11 +49650,11 @@
       </w:r>
       <w:r>
         <w:rPr>
-          <w:rFonts w:ascii="Roboto" w:eastAsia="Roboto" w:hAnsi="Roboto" w:cs="Roboto"/>
+          <w:rFonts w:ascii="Times New Roman" w:eastAsia="Roboto" w:hAnsi="Times New Roman" w:cs="Roboto"/>
           <w:i/>
           <w:iCs/>
           <w:color w:val="1F1F1F"/>
-          <w:sz w:val="21"/>
+          <w:sz w:val="24"/>
           <w:szCs w:val="21"/>
           <w:highlight w:val="white"/>
         </w:rPr>
@@ -49672,17 +49672,18 @@
       </w:r>
       <w:r>
         <w:rPr>
-          <w:rFonts w:ascii="Courier New" w:eastAsia="Courier New" w:hAnsi="Courier New" w:cs="Courier New"/>
+          <w:rFonts w:ascii="Times New Roman" w:eastAsia="Courier New" w:hAnsi="Times New Roman" w:cs="Courier New"/>
           <w:color w:val="444746"/>
+          <w:sz w:val="24"/>
           <w:shd w:val="clear" w:color="auto" w:fill="DDE3EA"/>
         </w:rPr>
         <w:t>POST /evaluate-report</w:t>
       </w:r>
       <w:r>
         <w:rPr>
-          <w:rFonts w:ascii="Roboto" w:eastAsia="Roboto" w:hAnsi="Roboto" w:cs="Roboto"/>
-          <w:color w:val="1F1F1F"/>
-          <w:sz w:val="21"/>
+          <w:rFonts w:ascii="Times New Roman" w:eastAsia="Roboto" w:hAnsi="Times New Roman" w:cs="Roboto"/>
+          <w:color w:val="1F1F1F"/>
+          <w:sz w:val="24"/>
           <w:szCs w:val="21"/>
           <w:highlight w:val="white"/>
         </w:rPr>
@@ -49690,8 +49691,9 @@
       </w:r>
       <w:r>
         <w:rPr>
-          <w:rFonts w:ascii="Courier New" w:eastAsia="Courier New" w:hAnsi="Courier New" w:cs="Courier New"/>
+          <w:rFonts w:ascii="Times New Roman" w:eastAsia="Courier New" w:hAnsi="Times New Roman" w:cs="Courier New"/>
           <w:color w:val="444746"/>
+          <w:sz w:val="24"/>
           <w:shd w:val="clear" w:color="auto" w:fill="DDE3EA"/>
         </w:rPr>
         <w:t>GET /</w:t>
@@ -49699,8 +49701,9 @@
       <w:proofErr w:type="spellStart"/>
       <w:r>
         <w:rPr>
-          <w:rFonts w:ascii="Courier New" w:eastAsia="Courier New" w:hAnsi="Courier New" w:cs="Courier New"/>
+          <w:rFonts w:ascii="Times New Roman" w:eastAsia="Courier New" w:hAnsi="Times New Roman" w:cs="Courier New"/>
           <w:color w:val="444746"/>
+          <w:sz w:val="24"/>
           <w:shd w:val="clear" w:color="auto" w:fill="DDE3EA"/>
         </w:rPr>
         <w:t>rekapitulasi</w:t>
@@ -49708,9 +49711,9 @@
       <w:proofErr w:type="spellEnd"/>
       <w:r>
         <w:rPr>
-          <w:rFonts w:ascii="Roboto" w:eastAsia="Roboto" w:hAnsi="Roboto" w:cs="Roboto"/>
-          <w:color w:val="1F1F1F"/>
-          <w:sz w:val="21"/>
+          <w:rFonts w:ascii="Times New Roman" w:eastAsia="Roboto" w:hAnsi="Times New Roman" w:cs="Roboto"/>
+          <w:color w:val="1F1F1F"/>
+          <w:sz w:val="24"/>
           <w:szCs w:val="21"/>
           <w:highlight w:val="white"/>
         </w:rPr>
@@ -49719,9 +49722,9 @@
       <w:proofErr w:type="spellStart"/>
       <w:r>
         <w:rPr>
-          <w:rFonts w:ascii="Roboto" w:eastAsia="Roboto" w:hAnsi="Roboto" w:cs="Roboto"/>
-          <w:color w:val="1F1F1F"/>
-          <w:sz w:val="21"/>
+          <w:rFonts w:ascii="Times New Roman" w:eastAsia="Roboto" w:hAnsi="Times New Roman" w:cs="Roboto"/>
+          <w:color w:val="1F1F1F"/>
+          <w:sz w:val="24"/>
           <w:szCs w:val="21"/>
           <w:highlight w:val="white"/>
         </w:rPr>
@@ -49741,9 +49744,9 @@
       <w:proofErr w:type="spellStart"/>
       <w:r>
         <w:rPr>
-          <w:rFonts w:ascii="Roboto" w:eastAsia="Roboto" w:hAnsi="Roboto" w:cs="Roboto"/>
-          <w:color w:val="1F1F1F"/>
-          <w:sz w:val="21"/>
+          <w:rFonts w:ascii="Times New Roman" w:eastAsia="Roboto" w:hAnsi="Times New Roman" w:cs="Roboto"/>
+          <w:color w:val="1F1F1F"/>
+          <w:sz w:val="24"/>
           <w:szCs w:val="21"/>
           <w:highlight w:val="white"/>
         </w:rPr>
@@ -49762,11 +49765,11 @@
       </w:r>
       <w:r>
         <w:rPr>
-          <w:rFonts w:ascii="Roboto" w:eastAsia="Roboto" w:hAnsi="Roboto" w:cs="Roboto"/>
+          <w:rFonts w:ascii="Times New Roman" w:eastAsia="Roboto" w:hAnsi="Times New Roman" w:cs="Roboto"/>
           <w:i/>
           <w:iCs/>
           <w:color w:val="1F1F1F"/>
-          <w:sz w:val="21"/>
+          <w:sz w:val="24"/>
           <w:szCs w:val="21"/>
           <w:highlight w:val="white"/>
         </w:rPr>
@@ -49785,9 +49788,9 @@
       <w:proofErr w:type="spellStart"/>
       <w:r>
         <w:rPr>
-          <w:rFonts w:ascii="Roboto" w:eastAsia="Roboto" w:hAnsi="Roboto" w:cs="Roboto"/>
-          <w:color w:val="1F1F1F"/>
-          <w:sz w:val="21"/>
+          <w:rFonts w:ascii="Times New Roman" w:eastAsia="Roboto" w:hAnsi="Times New Roman" w:cs="Roboto"/>
+          <w:color w:val="1F1F1F"/>
+          <w:sz w:val="24"/>
           <w:szCs w:val="21"/>
           <w:highlight w:val="white"/>
         </w:rPr>
@@ -49806,11 +49809,11 @@
       </w:r>
       <w:r>
         <w:rPr>
-          <w:rFonts w:ascii="Roboto" w:eastAsia="Roboto" w:hAnsi="Roboto" w:cs="Roboto"/>
+          <w:rFonts w:ascii="Times New Roman" w:eastAsia="Roboto" w:hAnsi="Times New Roman" w:cs="Roboto"/>
           <w:i/>
           <w:iCs/>
           <w:color w:val="1F1F1F"/>
-          <w:sz w:val="21"/>
+          <w:sz w:val="24"/>
           <w:szCs w:val="21"/>
           <w:highlight w:val="white"/>
         </w:rPr>
@@ -49829,9 +49832,9 @@
       <w:proofErr w:type="spellStart"/>
       <w:r>
         <w:rPr>
-          <w:rFonts w:ascii="Roboto" w:eastAsia="Roboto" w:hAnsi="Roboto" w:cs="Roboto"/>
-          <w:color w:val="1F1F1F"/>
-          <w:sz w:val="21"/>
+          <w:rFonts w:ascii="Times New Roman" w:eastAsia="Roboto" w:hAnsi="Times New Roman" w:cs="Roboto"/>
+          <w:color w:val="1F1F1F"/>
+          <w:sz w:val="24"/>
           <w:szCs w:val="21"/>
           <w:highlight w:val="white"/>
         </w:rPr>
@@ -49850,11 +49853,11 @@
       </w:r>
       <w:r>
         <w:rPr>
-          <w:rFonts w:ascii="Roboto" w:eastAsia="Roboto" w:hAnsi="Roboto" w:cs="Roboto"/>
+          <w:rFonts w:ascii="Times New Roman" w:eastAsia="Roboto" w:hAnsi="Times New Roman" w:cs="Roboto"/>
           <w:i/>
           <w:iCs/>
           <w:color w:val="1F1F1F"/>
-          <w:sz w:val="21"/>
+          <w:sz w:val="24"/>
           <w:szCs w:val="21"/>
           <w:highlight w:val="white"/>
         </w:rPr>
@@ -49862,9 +49865,9 @@
       </w:r>
       <w:r>
         <w:rPr>
-          <w:rFonts w:ascii="Roboto" w:eastAsia="Roboto" w:hAnsi="Roboto" w:cs="Roboto"/>
-          <w:color w:val="1F1F1F"/>
-          <w:sz w:val="21"/>
+          <w:rFonts w:ascii="Times New Roman" w:eastAsia="Roboto" w:hAnsi="Times New Roman" w:cs="Roboto"/>
+          <w:color w:val="1F1F1F"/>
+          <w:sz w:val="24"/>
           <w:szCs w:val="21"/>
           <w:highlight w:val="white"/>
         </w:rPr>
@@ -50157,9 +50160,9 @@
       </w:pPr>
       <w:r>
         <w:rPr>
-          <w:rFonts w:ascii="Roboto" w:eastAsia="Roboto" w:hAnsi="Roboto" w:cs="Roboto"/>
-          <w:color w:val="1F1F1F"/>
-          <w:sz w:val="21"/>
+          <w:rFonts w:ascii="Times New Roman" w:eastAsia="Roboto" w:hAnsi="Times New Roman" w:cs="Roboto"/>
+          <w:color w:val="1F1F1F"/>
+          <w:sz w:val="24"/>
           <w:szCs w:val="21"/>
           <w:highlight w:val="white"/>
         </w:rPr>
@@ -50168,9 +50171,9 @@
       <w:proofErr w:type="spellStart"/>
       <w:r>
         <w:rPr>
-          <w:rFonts w:ascii="Roboto" w:eastAsia="Roboto" w:hAnsi="Roboto" w:cs="Roboto"/>
-          <w:color w:val="1F1F1F"/>
-          <w:sz w:val="21"/>
+          <w:rFonts w:ascii="Times New Roman" w:eastAsia="Roboto" w:hAnsi="Times New Roman" w:cs="Roboto"/>
+          <w:color w:val="1F1F1F"/>
+          <w:sz w:val="24"/>
           <w:szCs w:val="21"/>
           <w:highlight w:val="white"/>
         </w:rPr>
@@ -50190,9 +50193,9 @@
       <w:proofErr w:type="spellStart"/>
       <w:r>
         <w:rPr>
-          <w:rFonts w:ascii="Roboto" w:eastAsia="Roboto" w:hAnsi="Roboto" w:cs="Roboto"/>
-          <w:color w:val="1F1F1F"/>
-          <w:sz w:val="21"/>
+          <w:rFonts w:ascii="Times New Roman" w:eastAsia="Roboto" w:hAnsi="Times New Roman" w:cs="Roboto"/>
+          <w:color w:val="1F1F1F"/>
+          <w:sz w:val="24"/>
           <w:szCs w:val="21"/>
           <w:highlight w:val="white"/>
         </w:rPr>
@@ -50212,9 +50215,9 @@
       <w:proofErr w:type="spellStart"/>
       <w:r>
         <w:rPr>
-          <w:rFonts w:ascii="Roboto" w:eastAsia="Roboto" w:hAnsi="Roboto" w:cs="Roboto"/>
-          <w:color w:val="1F1F1F"/>
-          <w:sz w:val="21"/>
+          <w:rFonts w:ascii="Times New Roman" w:eastAsia="Roboto" w:hAnsi="Times New Roman" w:cs="Roboto"/>
+          <w:color w:val="1F1F1F"/>
+          <w:sz w:val="24"/>
           <w:szCs w:val="21"/>
           <w:highlight w:val="white"/>
         </w:rPr>
@@ -50234,9 +50237,9 @@
       <w:proofErr w:type="spellStart"/>
       <w:r>
         <w:rPr>
-          <w:rFonts w:ascii="Roboto" w:eastAsia="Roboto" w:hAnsi="Roboto" w:cs="Roboto"/>
-          <w:color w:val="1F1F1F"/>
-          <w:sz w:val="21"/>
+          <w:rFonts w:ascii="Times New Roman" w:eastAsia="Roboto" w:hAnsi="Times New Roman" w:cs="Roboto"/>
+          <w:color w:val="1F1F1F"/>
+          <w:sz w:val="24"/>
           <w:szCs w:val="21"/>
           <w:highlight w:val="white"/>
         </w:rPr>
@@ -50245,9 +50248,9 @@
       <w:proofErr w:type="spellEnd"/>
       <w:r>
         <w:rPr>
-          <w:rFonts w:ascii="Roboto" w:eastAsia="Roboto" w:hAnsi="Roboto" w:cs="Roboto"/>
-          <w:color w:val="1F1F1F"/>
-          <w:sz w:val="21"/>
+          <w:rFonts w:ascii="Times New Roman" w:eastAsia="Roboto" w:hAnsi="Times New Roman" w:cs="Roboto"/>
+          <w:color w:val="1F1F1F"/>
+          <w:sz w:val="24"/>
           <w:szCs w:val="21"/>
           <w:highlight w:val="white"/>
         </w:rPr>
@@ -50256,9 +50259,9 @@
       <w:proofErr w:type="spellStart"/>
       <w:r>
         <w:rPr>
-          <w:rFonts w:ascii="Roboto" w:eastAsia="Roboto" w:hAnsi="Roboto" w:cs="Roboto"/>
-          <w:color w:val="1F1F1F"/>
-          <w:sz w:val="21"/>
+          <w:rFonts w:ascii="Times New Roman" w:eastAsia="Roboto" w:hAnsi="Times New Roman" w:cs="Roboto"/>
+          <w:color w:val="1F1F1F"/>
+          <w:sz w:val="24"/>
           <w:szCs w:val="21"/>
           <w:highlight w:val="white"/>
         </w:rPr>
@@ -50278,9 +50281,9 @@
       <w:proofErr w:type="spellStart"/>
       <w:r>
         <w:rPr>
-          <w:rFonts w:ascii="Roboto" w:eastAsia="Roboto" w:hAnsi="Roboto" w:cs="Roboto"/>
-          <w:color w:val="1F1F1F"/>
-          <w:sz w:val="21"/>
+          <w:rFonts w:ascii="Times New Roman" w:eastAsia="Roboto" w:hAnsi="Times New Roman" w:cs="Roboto"/>
+          <w:color w:val="1F1F1F"/>
+          <w:sz w:val="24"/>
           <w:szCs w:val="21"/>
           <w:highlight w:val="white"/>
         </w:rPr>
@@ -50300,9 +50303,9 @@
       <w:proofErr w:type="spellStart"/>
       <w:r>
         <w:rPr>
-          <w:rFonts w:ascii="Roboto" w:eastAsia="Roboto" w:hAnsi="Roboto" w:cs="Roboto"/>
-          <w:color w:val="1F1F1F"/>
-          <w:sz w:val="21"/>
+          <w:rFonts w:ascii="Times New Roman" w:eastAsia="Roboto" w:hAnsi="Times New Roman" w:cs="Roboto"/>
+          <w:color w:val="1F1F1F"/>
+          <w:sz w:val="24"/>
           <w:szCs w:val="21"/>
           <w:highlight w:val="white"/>
         </w:rPr>
@@ -50322,9 +50325,9 @@
       <w:proofErr w:type="spellStart"/>
       <w:r>
         <w:rPr>
-          <w:rFonts w:ascii="Roboto" w:eastAsia="Roboto" w:hAnsi="Roboto" w:cs="Roboto"/>
-          <w:color w:val="1F1F1F"/>
-          <w:sz w:val="21"/>
+          <w:rFonts w:ascii="Times New Roman" w:eastAsia="Roboto" w:hAnsi="Times New Roman" w:cs="Roboto"/>
+          <w:color w:val="1F1F1F"/>
+          <w:sz w:val="24"/>
           <w:szCs w:val="21"/>
           <w:highlight w:val="white"/>
         </w:rPr>
@@ -50333,9 +50336,9 @@
       <w:proofErr w:type="spellEnd"/>
       <w:r>
         <w:rPr>
-          <w:rFonts w:ascii="Roboto" w:eastAsia="Roboto" w:hAnsi="Roboto" w:cs="Roboto"/>
-          <w:color w:val="1F1F1F"/>
-          <w:sz w:val="21"/>
+          <w:rFonts w:ascii="Times New Roman" w:eastAsia="Roboto" w:hAnsi="Times New Roman" w:cs="Roboto"/>
+          <w:color w:val="1F1F1F"/>
+          <w:sz w:val="24"/>
           <w:szCs w:val="21"/>
           <w:highlight w:val="white"/>
         </w:rPr>
@@ -50344,9 +50347,9 @@
       <w:proofErr w:type="spellStart"/>
       <w:r>
         <w:rPr>
-          <w:rFonts w:ascii="Roboto" w:eastAsia="Roboto" w:hAnsi="Roboto" w:cs="Roboto"/>
-          <w:color w:val="1F1F1F"/>
-          <w:sz w:val="21"/>
+          <w:rFonts w:ascii="Times New Roman" w:eastAsia="Roboto" w:hAnsi="Times New Roman" w:cs="Roboto"/>
+          <w:color w:val="1F1F1F"/>
+          <w:sz w:val="24"/>
           <w:szCs w:val="21"/>
           <w:highlight w:val="white"/>
         </w:rPr>
@@ -50355,9 +50358,9 @@
       <w:proofErr w:type="spellEnd"/>
       <w:r>
         <w:rPr>
-          <w:rFonts w:ascii="Roboto" w:eastAsia="Roboto" w:hAnsi="Roboto" w:cs="Roboto"/>
-          <w:color w:val="1F1F1F"/>
-          <w:sz w:val="21"/>
+          <w:rFonts w:ascii="Times New Roman" w:eastAsia="Roboto" w:hAnsi="Times New Roman" w:cs="Roboto"/>
+          <w:color w:val="1F1F1F"/>
+          <w:sz w:val="24"/>
           <w:szCs w:val="21"/>
           <w:highlight w:val="white"/>
         </w:rPr>
@@ -50366,9 +50369,9 @@
       <w:proofErr w:type="spellStart"/>
       <w:r>
         <w:rPr>
-          <w:rFonts w:ascii="Roboto" w:eastAsia="Roboto" w:hAnsi="Roboto" w:cs="Roboto"/>
-          <w:color w:val="1F1F1F"/>
-          <w:sz w:val="21"/>
+          <w:rFonts w:ascii="Times New Roman" w:eastAsia="Roboto" w:hAnsi="Times New Roman" w:cs="Roboto"/>
+          <w:color w:val="1F1F1F"/>
+          <w:sz w:val="24"/>
           <w:szCs w:val="21"/>
           <w:highlight w:val="white"/>
         </w:rPr>
@@ -50377,9 +50380,9 @@
       <w:proofErr w:type="spellEnd"/>
       <w:r>
         <w:rPr>
-          <w:rFonts w:ascii="Roboto" w:eastAsia="Roboto" w:hAnsi="Roboto" w:cs="Roboto"/>
-          <w:color w:val="1F1F1F"/>
-          <w:sz w:val="21"/>
+          <w:rFonts w:ascii="Times New Roman" w:eastAsia="Roboto" w:hAnsi="Times New Roman" w:cs="Roboto"/>
+          <w:color w:val="1F1F1F"/>
+          <w:sz w:val="24"/>
           <w:szCs w:val="21"/>
           <w:highlight w:val="white"/>
         </w:rPr>
@@ -50388,9 +50391,9 @@
       <w:proofErr w:type="spellStart"/>
       <w:r>
         <w:rPr>
-          <w:rFonts w:ascii="Roboto" w:eastAsia="Roboto" w:hAnsi="Roboto" w:cs="Roboto"/>
-          <w:color w:val="1F1F1F"/>
-          <w:sz w:val="21"/>
+          <w:rFonts w:ascii="Times New Roman" w:eastAsia="Roboto" w:hAnsi="Times New Roman" w:cs="Roboto"/>
+          <w:color w:val="1F1F1F"/>
+          <w:sz w:val="24"/>
           <w:szCs w:val="21"/>
           <w:highlight w:val="white"/>
         </w:rPr>
@@ -50399,9 +50402,9 @@
       <w:proofErr w:type="spellEnd"/>
       <w:r>
         <w:rPr>
-          <w:rFonts w:ascii="Roboto" w:eastAsia="Roboto" w:hAnsi="Roboto" w:cs="Roboto"/>
-          <w:color w:val="1F1F1F"/>
-          <w:sz w:val="21"/>
+          <w:rFonts w:ascii="Times New Roman" w:eastAsia="Roboto" w:hAnsi="Times New Roman" w:cs="Roboto"/>
+          <w:color w:val="1F1F1F"/>
+          <w:sz w:val="24"/>
           <w:szCs w:val="21"/>
           <w:highlight w:val="white"/>
         </w:rPr>
@@ -50410,9 +50413,9 @@
       <w:proofErr w:type="spellStart"/>
       <w:r>
         <w:rPr>
-          <w:rFonts w:ascii="Roboto" w:eastAsia="Roboto" w:hAnsi="Roboto" w:cs="Roboto"/>
-          <w:color w:val="1F1F1F"/>
-          <w:sz w:val="21"/>
+          <w:rFonts w:ascii="Times New Roman" w:eastAsia="Roboto" w:hAnsi="Times New Roman" w:cs="Roboto"/>
+          <w:color w:val="1F1F1F"/>
+          <w:sz w:val="24"/>
           <w:szCs w:val="21"/>
           <w:highlight w:val="white"/>
         </w:rPr>
@@ -50421,9 +50424,9 @@
       <w:proofErr w:type="spellEnd"/>
       <w:r>
         <w:rPr>
-          <w:rFonts w:ascii="Roboto" w:eastAsia="Roboto" w:hAnsi="Roboto" w:cs="Roboto"/>
-          <w:color w:val="1F1F1F"/>
-          <w:sz w:val="21"/>
+          <w:rFonts w:ascii="Times New Roman" w:eastAsia="Roboto" w:hAnsi="Times New Roman" w:cs="Roboto"/>
+          <w:color w:val="1F1F1F"/>
+          <w:sz w:val="24"/>
           <w:szCs w:val="21"/>
           <w:highlight w:val="white"/>
         </w:rPr>
@@ -50432,9 +50435,9 @@
       <w:proofErr w:type="spellStart"/>
       <w:r>
         <w:rPr>
-          <w:rFonts w:ascii="Roboto" w:eastAsia="Roboto" w:hAnsi="Roboto" w:cs="Roboto"/>
-          <w:color w:val="1F1F1F"/>
-          <w:sz w:val="21"/>
+          <w:rFonts w:ascii="Times New Roman" w:eastAsia="Roboto" w:hAnsi="Times New Roman" w:cs="Roboto"/>
+          <w:color w:val="1F1F1F"/>
+          <w:sz w:val="24"/>
           <w:szCs w:val="21"/>
           <w:highlight w:val="white"/>
         </w:rPr>
@@ -50454,9 +50457,9 @@
       <w:proofErr w:type="spellStart"/>
       <w:r>
         <w:rPr>
-          <w:rFonts w:ascii="Roboto" w:eastAsia="Roboto" w:hAnsi="Roboto" w:cs="Roboto"/>
-          <w:color w:val="1F1F1F"/>
-          <w:sz w:val="21"/>
+          <w:rFonts w:ascii="Times New Roman" w:eastAsia="Roboto" w:hAnsi="Times New Roman" w:cs="Roboto"/>
+          <w:color w:val="1F1F1F"/>
+          <w:sz w:val="24"/>
           <w:szCs w:val="21"/>
           <w:highlight w:val="white"/>
         </w:rPr>
@@ -50476,9 +50479,9 @@
       <w:proofErr w:type="spellStart"/>
       <w:r>
         <w:rPr>
-          <w:rFonts w:ascii="Roboto" w:eastAsia="Roboto" w:hAnsi="Roboto" w:cs="Roboto"/>
-          <w:color w:val="1F1F1F"/>
-          <w:sz w:val="21"/>
+          <w:rFonts w:ascii="Times New Roman" w:eastAsia="Roboto" w:hAnsi="Times New Roman" w:cs="Roboto"/>
+          <w:color w:val="1F1F1F"/>
+          <w:sz w:val="24"/>
           <w:szCs w:val="21"/>
           <w:highlight w:val="white"/>
         </w:rPr>
@@ -50487,9 +50490,9 @@
       <w:proofErr w:type="spellEnd"/>
       <w:r>
         <w:rPr>
-          <w:rFonts w:ascii="Roboto" w:eastAsia="Roboto" w:hAnsi="Roboto" w:cs="Roboto"/>
-          <w:color w:val="1F1F1F"/>
-          <w:sz w:val="21"/>
+          <w:rFonts w:ascii="Times New Roman" w:eastAsia="Roboto" w:hAnsi="Times New Roman" w:cs="Roboto"/>
+          <w:color w:val="1F1F1F"/>
+          <w:sz w:val="24"/>
           <w:szCs w:val="21"/>
           <w:highlight w:val="white"/>
         </w:rPr>
@@ -50498,9 +50501,9 @@
       <w:proofErr w:type="spellStart"/>
       <w:r>
         <w:rPr>
-          <w:rFonts w:ascii="Roboto" w:eastAsia="Roboto" w:hAnsi="Roboto" w:cs="Roboto"/>
-          <w:color w:val="1F1F1F"/>
-          <w:sz w:val="21"/>
+          <w:rFonts w:ascii="Times New Roman" w:eastAsia="Roboto" w:hAnsi="Times New Roman" w:cs="Roboto"/>
+          <w:color w:val="1F1F1F"/>
+          <w:sz w:val="24"/>
           <w:szCs w:val="21"/>
           <w:highlight w:val="white"/>
         </w:rPr>
@@ -50509,9 +50512,9 @@
       <w:proofErr w:type="spellEnd"/>
       <w:r>
         <w:rPr>
-          <w:rFonts w:ascii="Roboto" w:eastAsia="Roboto" w:hAnsi="Roboto" w:cs="Roboto"/>
-          <w:color w:val="1F1F1F"/>
-          <w:sz w:val="21"/>
+          <w:rFonts w:ascii="Times New Roman" w:eastAsia="Roboto" w:hAnsi="Times New Roman" w:cs="Roboto"/>
+          <w:color w:val="1F1F1F"/>
+          <w:sz w:val="24"/>
           <w:szCs w:val="21"/>
           <w:highlight w:val="white"/>
         </w:rPr>
@@ -50520,9 +50523,9 @@
       <w:proofErr w:type="spellStart"/>
       <w:r>
         <w:rPr>
-          <w:rFonts w:ascii="Roboto" w:eastAsia="Roboto" w:hAnsi="Roboto" w:cs="Roboto"/>
-          <w:color w:val="1F1F1F"/>
-          <w:sz w:val="21"/>
+          <w:rFonts w:ascii="Times New Roman" w:eastAsia="Roboto" w:hAnsi="Times New Roman" w:cs="Roboto"/>
+          <w:color w:val="1F1F1F"/>
+          <w:sz w:val="24"/>
           <w:szCs w:val="21"/>
           <w:highlight w:val="white"/>
         </w:rPr>
@@ -50542,9 +50545,9 @@
       <w:proofErr w:type="spellStart"/>
       <w:r>
         <w:rPr>
-          <w:rFonts w:ascii="Roboto" w:eastAsia="Roboto" w:hAnsi="Roboto" w:cs="Roboto"/>
-          <w:color w:val="1F1F1F"/>
-          <w:sz w:val="21"/>
+          <w:rFonts w:ascii="Times New Roman" w:eastAsia="Roboto" w:hAnsi="Times New Roman" w:cs="Roboto"/>
+          <w:color w:val="1F1F1F"/>
+          <w:sz w:val="24"/>
           <w:szCs w:val="21"/>
           <w:highlight w:val="white"/>
         </w:rPr>
@@ -50564,9 +50567,9 @@
       <w:proofErr w:type="spellStart"/>
       <w:r>
         <w:rPr>
-          <w:rFonts w:ascii="Roboto" w:eastAsia="Roboto" w:hAnsi="Roboto" w:cs="Roboto"/>
-          <w:color w:val="1F1F1F"/>
-          <w:sz w:val="21"/>
+          <w:rFonts w:ascii="Times New Roman" w:eastAsia="Roboto" w:hAnsi="Times New Roman" w:cs="Roboto"/>
+          <w:color w:val="1F1F1F"/>
+          <w:sz w:val="24"/>
           <w:szCs w:val="21"/>
           <w:highlight w:val="white"/>
         </w:rPr>
@@ -50586,9 +50589,9 @@
       <w:proofErr w:type="spellStart"/>
       <w:r>
         <w:rPr>
-          <w:rFonts w:ascii="Roboto" w:eastAsia="Roboto" w:hAnsi="Roboto" w:cs="Roboto"/>
-          <w:color w:val="1F1F1F"/>
-          <w:sz w:val="21"/>
+          <w:rFonts w:ascii="Times New Roman" w:eastAsia="Roboto" w:hAnsi="Times New Roman" w:cs="Roboto"/>
+          <w:color w:val="1F1F1F"/>
+          <w:sz w:val="24"/>
           <w:szCs w:val="21"/>
           <w:highlight w:val="white"/>
         </w:rPr>
@@ -50608,9 +50611,9 @@
       <w:proofErr w:type="spellStart"/>
       <w:r>
         <w:rPr>
-          <w:rFonts w:ascii="Roboto" w:eastAsia="Roboto" w:hAnsi="Roboto" w:cs="Roboto"/>
-          <w:color w:val="1F1F1F"/>
-          <w:sz w:val="21"/>
+          <w:rFonts w:ascii="Times New Roman" w:eastAsia="Roboto" w:hAnsi="Times New Roman" w:cs="Roboto"/>
+          <w:color w:val="1F1F1F"/>
+          <w:sz w:val="24"/>
           <w:szCs w:val="21"/>
           <w:highlight w:val="white"/>
         </w:rPr>
@@ -50619,9 +50622,9 @@
       <w:proofErr w:type="spellEnd"/>
       <w:r>
         <w:rPr>
-          <w:rFonts w:ascii="Roboto" w:eastAsia="Roboto" w:hAnsi="Roboto" w:cs="Roboto"/>
-          <w:color w:val="1F1F1F"/>
-          <w:sz w:val="21"/>
+          <w:rFonts w:ascii="Times New Roman" w:eastAsia="Roboto" w:hAnsi="Times New Roman" w:cs="Roboto"/>
+          <w:color w:val="1F1F1F"/>
+          <w:sz w:val="24"/>
           <w:szCs w:val="21"/>
           <w:highlight w:val="white"/>
         </w:rPr>
@@ -50630,9 +50633,9 @@
       <w:proofErr w:type="spellStart"/>
       <w:r>
         <w:rPr>
-          <w:rFonts w:ascii="Roboto" w:eastAsia="Roboto" w:hAnsi="Roboto" w:cs="Roboto"/>
-          <w:color w:val="1F1F1F"/>
-          <w:sz w:val="21"/>
+          <w:rFonts w:ascii="Times New Roman" w:eastAsia="Roboto" w:hAnsi="Times New Roman" w:cs="Roboto"/>
+          <w:color w:val="1F1F1F"/>
+          <w:sz w:val="24"/>
           <w:szCs w:val="21"/>
           <w:highlight w:val="white"/>
         </w:rPr>
@@ -50652,9 +50655,9 @@
       <w:proofErr w:type="spellStart"/>
       <w:r>
         <w:rPr>
-          <w:rFonts w:ascii="Roboto" w:eastAsia="Roboto" w:hAnsi="Roboto" w:cs="Roboto"/>
-          <w:color w:val="1F1F1F"/>
-          <w:sz w:val="21"/>
+          <w:rFonts w:ascii="Times New Roman" w:eastAsia="Roboto" w:hAnsi="Times New Roman" w:cs="Roboto"/>
+          <w:color w:val="1F1F1F"/>
+          <w:sz w:val="24"/>
           <w:szCs w:val="21"/>
           <w:highlight w:val="white"/>
         </w:rPr>
@@ -50674,9 +50677,9 @@
       <w:proofErr w:type="spellStart"/>
       <w:r>
         <w:rPr>
-          <w:rFonts w:ascii="Roboto" w:eastAsia="Roboto" w:hAnsi="Roboto" w:cs="Roboto"/>
-          <w:color w:val="1F1F1F"/>
-          <w:sz w:val="21"/>
+          <w:rFonts w:ascii="Times New Roman" w:eastAsia="Roboto" w:hAnsi="Times New Roman" w:cs="Roboto"/>
+          <w:color w:val="1F1F1F"/>
+          <w:sz w:val="24"/>
           <w:szCs w:val="21"/>
           <w:highlight w:val="white"/>
         </w:rPr>
@@ -50696,9 +50699,9 @@
       <w:proofErr w:type="spellStart"/>
       <w:r>
         <w:rPr>
-          <w:rFonts w:ascii="Roboto" w:eastAsia="Roboto" w:hAnsi="Roboto" w:cs="Roboto"/>
-          <w:color w:val="1F1F1F"/>
-          <w:sz w:val="21"/>
+          <w:rFonts w:ascii="Times New Roman" w:eastAsia="Roboto" w:hAnsi="Times New Roman" w:cs="Roboto"/>
+          <w:color w:val="1F1F1F"/>
+          <w:sz w:val="24"/>
           <w:szCs w:val="21"/>
           <w:highlight w:val="white"/>
         </w:rPr>
@@ -50718,9 +50721,9 @@
       <w:proofErr w:type="spellStart"/>
       <w:r>
         <w:rPr>
-          <w:rFonts w:ascii="Roboto" w:eastAsia="Roboto" w:hAnsi="Roboto" w:cs="Roboto"/>
-          <w:color w:val="1F1F1F"/>
-          <w:sz w:val="21"/>
+          <w:rFonts w:ascii="Times New Roman" w:eastAsia="Roboto" w:hAnsi="Times New Roman" w:cs="Roboto"/>
+          <w:color w:val="1F1F1F"/>
+          <w:sz w:val="24"/>
           <w:szCs w:val="21"/>
           <w:highlight w:val="white"/>
         </w:rPr>
@@ -50740,9 +50743,9 @@
       <w:proofErr w:type="spellStart"/>
       <w:r>
         <w:rPr>
-          <w:rFonts w:ascii="Roboto" w:eastAsia="Roboto" w:hAnsi="Roboto" w:cs="Roboto"/>
-          <w:color w:val="1F1F1F"/>
-          <w:sz w:val="21"/>
+          <w:rFonts w:ascii="Times New Roman" w:eastAsia="Roboto" w:hAnsi="Times New Roman" w:cs="Roboto"/>
+          <w:color w:val="1F1F1F"/>
+          <w:sz w:val="24"/>
           <w:szCs w:val="21"/>
           <w:highlight w:val="white"/>
         </w:rPr>
@@ -50762,9 +50765,9 @@
       <w:proofErr w:type="spellStart"/>
       <w:r>
         <w:rPr>
-          <w:rFonts w:ascii="Roboto" w:eastAsia="Roboto" w:hAnsi="Roboto" w:cs="Roboto"/>
-          <w:color w:val="1F1F1F"/>
-          <w:sz w:val="21"/>
+          <w:rFonts w:ascii="Times New Roman" w:eastAsia="Roboto" w:hAnsi="Times New Roman" w:cs="Roboto"/>
+          <w:color w:val="1F1F1F"/>
+          <w:sz w:val="24"/>
           <w:szCs w:val="21"/>
           <w:highlight w:val="white"/>
         </w:rPr>
@@ -50784,9 +50787,9 @@
       <w:proofErr w:type="spellStart"/>
       <w:r>
         <w:rPr>
-          <w:rFonts w:ascii="Roboto" w:eastAsia="Roboto" w:hAnsi="Roboto" w:cs="Roboto"/>
-          <w:color w:val="1F1F1F"/>
-          <w:sz w:val="21"/>
+          <w:rFonts w:ascii="Times New Roman" w:eastAsia="Roboto" w:hAnsi="Times New Roman" w:cs="Roboto"/>
+          <w:color w:val="1F1F1F"/>
+          <w:sz w:val="24"/>
           <w:szCs w:val="21"/>
           <w:highlight w:val="white"/>
         </w:rPr>
@@ -50795,9 +50798,9 @@
       <w:proofErr w:type="spellEnd"/>
       <w:r>
         <w:rPr>
-          <w:rFonts w:ascii="Roboto" w:eastAsia="Roboto" w:hAnsi="Roboto" w:cs="Roboto"/>
-          <w:color w:val="1F1F1F"/>
-          <w:sz w:val="21"/>
+          <w:rFonts w:ascii="Times New Roman" w:eastAsia="Roboto" w:hAnsi="Times New Roman" w:cs="Roboto"/>
+          <w:color w:val="1F1F1F"/>
+          <w:sz w:val="24"/>
           <w:szCs w:val="21"/>
           <w:highlight w:val="white"/>
         </w:rPr>
@@ -50805,11 +50808,11 @@
       </w:r>
       <w:r>
         <w:rPr>
-          <w:rFonts w:ascii="Roboto" w:eastAsia="Roboto" w:hAnsi="Roboto" w:cs="Roboto"/>
+          <w:rFonts w:ascii="Times New Roman" w:eastAsia="Roboto" w:hAnsi="Times New Roman" w:cs="Roboto"/>
           <w:b/>
           <w:bCs/>
           <w:color w:val="1F1F1F"/>
-          <w:sz w:val="21"/>
+          <w:sz w:val="24"/>
           <w:szCs w:val="21"/>
           <w:highlight w:val="white"/>
         </w:rPr>
@@ -50818,11 +50821,11 @@
       <w:proofErr w:type="spellStart"/>
       <w:r>
         <w:rPr>
-          <w:rFonts w:ascii="Roboto" w:eastAsia="Roboto" w:hAnsi="Roboto" w:cs="Roboto"/>
+          <w:rFonts w:ascii="Times New Roman" w:eastAsia="Roboto" w:hAnsi="Times New Roman" w:cs="Roboto"/>
           <w:b/>
           <w:bCs/>
           <w:color w:val="1F1F1F"/>
-          <w:sz w:val="21"/>
+          <w:sz w:val="24"/>
           <w:szCs w:val="21"/>
           <w:highlight w:val="white"/>
         </w:rPr>
@@ -50831,11 +50834,11 @@
       <w:proofErr w:type="spellEnd"/>
       <w:r>
         <w:rPr>
-          <w:rFonts w:ascii="Roboto" w:eastAsia="Roboto" w:hAnsi="Roboto" w:cs="Roboto"/>
+          <w:rFonts w:ascii="Times New Roman" w:eastAsia="Roboto" w:hAnsi="Times New Roman" w:cs="Roboto"/>
           <w:b/>
           <w:bCs/>
           <w:color w:val="1F1F1F"/>
-          <w:sz w:val="21"/>
+          <w:sz w:val="24"/>
           <w:szCs w:val="21"/>
           <w:highlight w:val="white"/>
         </w:rPr>
@@ -50872,9 +50875,9 @@
       <w:proofErr w:type="spellStart"/>
       <w:r>
         <w:rPr>
-          <w:rFonts w:ascii="Roboto" w:eastAsia="Roboto" w:hAnsi="Roboto" w:cs="Roboto"/>
-          <w:color w:val="1F1F1F"/>
-          <w:sz w:val="21"/>
+          <w:rFonts w:ascii="Times New Roman" w:eastAsia="Roboto" w:hAnsi="Times New Roman" w:cs="Roboto"/>
+          <w:color w:val="1F1F1F"/>
+          <w:sz w:val="24"/>
           <w:szCs w:val="21"/>
           <w:highlight w:val="white"/>
         </w:rPr>
@@ -50894,9 +50897,9 @@
       <w:proofErr w:type="spellStart"/>
       <w:r>
         <w:rPr>
-          <w:rFonts w:ascii="Roboto" w:eastAsia="Roboto" w:hAnsi="Roboto" w:cs="Roboto"/>
-          <w:color w:val="1F1F1F"/>
-          <w:sz w:val="21"/>
+          <w:rFonts w:ascii="Times New Roman" w:eastAsia="Roboto" w:hAnsi="Times New Roman" w:cs="Roboto"/>
+          <w:color w:val="1F1F1F"/>
+          <w:sz w:val="24"/>
           <w:szCs w:val="21"/>
           <w:highlight w:val="white"/>
         </w:rPr>
@@ -50916,9 +50919,9 @@
       <w:proofErr w:type="spellStart"/>
       <w:r>
         <w:rPr>
-          <w:rFonts w:ascii="Roboto" w:eastAsia="Roboto" w:hAnsi="Roboto" w:cs="Roboto"/>
-          <w:color w:val="1F1F1F"/>
-          <w:sz w:val="21"/>
+          <w:rFonts w:ascii="Times New Roman" w:eastAsia="Roboto" w:hAnsi="Times New Roman" w:cs="Roboto"/>
+          <w:color w:val="1F1F1F"/>
+          <w:sz w:val="24"/>
           <w:szCs w:val="21"/>
           <w:highlight w:val="white"/>
         </w:rPr>
@@ -50938,9 +50941,9 @@
       <w:proofErr w:type="spellStart"/>
       <w:r>
         <w:rPr>
-          <w:rFonts w:ascii="Roboto" w:eastAsia="Roboto" w:hAnsi="Roboto" w:cs="Roboto"/>
-          <w:color w:val="1F1F1F"/>
-          <w:sz w:val="21"/>
+          <w:rFonts w:ascii="Times New Roman" w:eastAsia="Roboto" w:hAnsi="Times New Roman" w:cs="Roboto"/>
+          <w:color w:val="1F1F1F"/>
+          <w:sz w:val="24"/>
           <w:szCs w:val="21"/>
           <w:highlight w:val="white"/>
         </w:rPr>
@@ -50960,9 +50963,9 @@
       <w:proofErr w:type="spellStart"/>
       <w:r>
         <w:rPr>
-          <w:rFonts w:ascii="Roboto" w:eastAsia="Roboto" w:hAnsi="Roboto" w:cs="Roboto"/>
-          <w:color w:val="1F1F1F"/>
-          <w:sz w:val="21"/>
+          <w:rFonts w:ascii="Times New Roman" w:eastAsia="Roboto" w:hAnsi="Times New Roman" w:cs="Roboto"/>
+          <w:color w:val="1F1F1F"/>
+          <w:sz w:val="24"/>
           <w:szCs w:val="21"/>
           <w:highlight w:val="white"/>
         </w:rPr>
@@ -50971,9 +50974,9 @@
       <w:proofErr w:type="spellEnd"/>
       <w:r>
         <w:rPr>
-          <w:rFonts w:ascii="Roboto" w:eastAsia="Roboto" w:hAnsi="Roboto" w:cs="Roboto"/>
-          <w:color w:val="1F1F1F"/>
-          <w:sz w:val="21"/>
+          <w:rFonts w:ascii="Times New Roman" w:eastAsia="Roboto" w:hAnsi="Times New Roman" w:cs="Roboto"/>
+          <w:color w:val="1F1F1F"/>
+          <w:sz w:val="24"/>
           <w:szCs w:val="21"/>
           <w:highlight w:val="white"/>
         </w:rPr>
@@ -50982,9 +50985,9 @@
       <w:proofErr w:type="spellStart"/>
       <w:r>
         <w:rPr>
-          <w:rFonts w:ascii="Roboto" w:eastAsia="Roboto" w:hAnsi="Roboto" w:cs="Roboto"/>
-          <w:color w:val="1F1F1F"/>
-          <w:sz w:val="21"/>
+          <w:rFonts w:ascii="Times New Roman" w:eastAsia="Roboto" w:hAnsi="Times New Roman" w:cs="Roboto"/>
+          <w:color w:val="1F1F1F"/>
+          <w:sz w:val="24"/>
           <w:szCs w:val="21"/>
           <w:highlight w:val="white"/>
         </w:rPr>
@@ -50993,9 +50996,9 @@
       <w:proofErr w:type="spellEnd"/>
       <w:r>
         <w:rPr>
-          <w:rFonts w:ascii="Roboto" w:eastAsia="Roboto" w:hAnsi="Roboto" w:cs="Roboto"/>
-          <w:color w:val="1F1F1F"/>
-          <w:sz w:val="21"/>
+          <w:rFonts w:ascii="Times New Roman" w:eastAsia="Roboto" w:hAnsi="Times New Roman" w:cs="Roboto"/>
+          <w:color w:val="1F1F1F"/>
+          <w:sz w:val="24"/>
           <w:szCs w:val="21"/>
           <w:highlight w:val="white"/>
         </w:rPr>
@@ -51004,9 +51007,9 @@
       <w:proofErr w:type="spellStart"/>
       <w:r>
         <w:rPr>
-          <w:rFonts w:ascii="Roboto" w:eastAsia="Roboto" w:hAnsi="Roboto" w:cs="Roboto"/>
-          <w:color w:val="1F1F1F"/>
-          <w:sz w:val="21"/>
+          <w:rFonts w:ascii="Times New Roman" w:eastAsia="Roboto" w:hAnsi="Times New Roman" w:cs="Roboto"/>
+          <w:color w:val="1F1F1F"/>
+          <w:sz w:val="24"/>
           <w:szCs w:val="21"/>
           <w:highlight w:val="white"/>
         </w:rPr>
@@ -51026,9 +51029,9 @@
       <w:proofErr w:type="spellStart"/>
       <w:r>
         <w:rPr>
-          <w:rFonts w:ascii="Roboto" w:eastAsia="Roboto" w:hAnsi="Roboto" w:cs="Roboto"/>
-          <w:color w:val="1F1F1F"/>
-          <w:sz w:val="21"/>
+          <w:rFonts w:ascii="Times New Roman" w:eastAsia="Roboto" w:hAnsi="Times New Roman" w:cs="Roboto"/>
+          <w:color w:val="1F1F1F"/>
+          <w:sz w:val="24"/>
           <w:szCs w:val="21"/>
           <w:highlight w:val="white"/>
         </w:rPr>
@@ -51048,9 +51051,9 @@
       <w:proofErr w:type="spellStart"/>
       <w:r>
         <w:rPr>
-          <w:rFonts w:ascii="Roboto" w:eastAsia="Roboto" w:hAnsi="Roboto" w:cs="Roboto"/>
-          <w:color w:val="1F1F1F"/>
-          <w:sz w:val="21"/>
+          <w:rFonts w:ascii="Times New Roman" w:eastAsia="Roboto" w:hAnsi="Times New Roman" w:cs="Roboto"/>
+          <w:color w:val="1F1F1F"/>
+          <w:sz w:val="24"/>
           <w:szCs w:val="21"/>
           <w:highlight w:val="white"/>
         </w:rPr>
@@ -51070,9 +51073,9 @@
       <w:proofErr w:type="spellStart"/>
       <w:r>
         <w:rPr>
-          <w:rFonts w:ascii="Roboto" w:eastAsia="Roboto" w:hAnsi="Roboto" w:cs="Roboto"/>
-          <w:color w:val="1F1F1F"/>
-          <w:sz w:val="21"/>
+          <w:rFonts w:ascii="Times New Roman" w:eastAsia="Roboto" w:hAnsi="Times New Roman" w:cs="Roboto"/>
+          <w:color w:val="1F1F1F"/>
+          <w:sz w:val="24"/>
           <w:szCs w:val="21"/>
           <w:highlight w:val="white"/>
         </w:rPr>
@@ -51092,9 +51095,9 @@
       <w:proofErr w:type="spellStart"/>
       <w:r>
         <w:rPr>
-          <w:rFonts w:ascii="Roboto" w:eastAsia="Roboto" w:hAnsi="Roboto" w:cs="Roboto"/>
-          <w:color w:val="1F1F1F"/>
-          <w:sz w:val="21"/>
+          <w:rFonts w:ascii="Times New Roman" w:eastAsia="Roboto" w:hAnsi="Times New Roman" w:cs="Roboto"/>
+          <w:color w:val="1F1F1F"/>
+          <w:sz w:val="24"/>
           <w:szCs w:val="21"/>
           <w:highlight w:val="white"/>
         </w:rPr>
@@ -51114,9 +51117,9 @@
       <w:proofErr w:type="spellStart"/>
       <w:r>
         <w:rPr>
-          <w:rFonts w:ascii="Roboto" w:eastAsia="Roboto" w:hAnsi="Roboto" w:cs="Roboto"/>
-          <w:color w:val="1F1F1F"/>
-          <w:sz w:val="21"/>
+          <w:rFonts w:ascii="Times New Roman" w:eastAsia="Roboto" w:hAnsi="Times New Roman" w:cs="Roboto"/>
+          <w:color w:val="1F1F1F"/>
+          <w:sz w:val="24"/>
           <w:szCs w:val="21"/>
           <w:highlight w:val="white"/>
         </w:rPr>
@@ -51125,9 +51128,9 @@
       <w:proofErr w:type="spellEnd"/>
       <w:r>
         <w:rPr>
-          <w:rFonts w:ascii="Roboto" w:eastAsia="Roboto" w:hAnsi="Roboto" w:cs="Roboto"/>
-          <w:color w:val="1F1F1F"/>
-          <w:sz w:val="21"/>
+          <w:rFonts w:ascii="Times New Roman" w:eastAsia="Roboto" w:hAnsi="Times New Roman" w:cs="Roboto"/>
+          <w:color w:val="1F1F1F"/>
+          <w:sz w:val="24"/>
           <w:szCs w:val="21"/>
           <w:highlight w:val="white"/>
         </w:rPr>
@@ -51136,9 +51139,9 @@
       <w:proofErr w:type="spellStart"/>
       <w:r>
         <w:rPr>
-          <w:rFonts w:ascii="Roboto" w:eastAsia="Roboto" w:hAnsi="Roboto" w:cs="Roboto"/>
-          <w:color w:val="1F1F1F"/>
-          <w:sz w:val="21"/>
+          <w:rFonts w:ascii="Times New Roman" w:eastAsia="Roboto" w:hAnsi="Times New Roman" w:cs="Roboto"/>
+          <w:color w:val="1F1F1F"/>
+          <w:sz w:val="24"/>
           <w:szCs w:val="21"/>
           <w:highlight w:val="white"/>
         </w:rPr>
@@ -51158,9 +51161,9 @@
       <w:proofErr w:type="spellStart"/>
       <w:r>
         <w:rPr>
-          <w:rFonts w:ascii="Roboto" w:eastAsia="Roboto" w:hAnsi="Roboto" w:cs="Roboto"/>
-          <w:color w:val="1F1F1F"/>
-          <w:sz w:val="21"/>
+          <w:rFonts w:ascii="Times New Roman" w:eastAsia="Roboto" w:hAnsi="Times New Roman" w:cs="Roboto"/>
+          <w:color w:val="1F1F1F"/>
+          <w:sz w:val="24"/>
           <w:szCs w:val="21"/>
           <w:highlight w:val="white"/>
         </w:rPr>
@@ -51169,9 +51172,9 @@
       <w:proofErr w:type="spellEnd"/>
       <w:r>
         <w:rPr>
-          <w:rFonts w:ascii="Roboto" w:eastAsia="Roboto" w:hAnsi="Roboto" w:cs="Roboto"/>
-          <w:color w:val="1F1F1F"/>
-          <w:sz w:val="21"/>
+          <w:rFonts w:ascii="Times New Roman" w:eastAsia="Roboto" w:hAnsi="Times New Roman" w:cs="Roboto"/>
+          <w:color w:val="1F1F1F"/>
+          <w:sz w:val="24"/>
           <w:szCs w:val="21"/>
           <w:highlight w:val="white"/>
         </w:rPr>
@@ -51180,9 +51183,9 @@
       <w:proofErr w:type="spellStart"/>
       <w:r>
         <w:rPr>
-          <w:rFonts w:ascii="Roboto" w:eastAsia="Roboto" w:hAnsi="Roboto" w:cs="Roboto"/>
-          <w:color w:val="1F1F1F"/>
-          <w:sz w:val="21"/>
+          <w:rFonts w:ascii="Times New Roman" w:eastAsia="Roboto" w:hAnsi="Times New Roman" w:cs="Roboto"/>
+          <w:color w:val="1F1F1F"/>
+          <w:sz w:val="24"/>
           <w:szCs w:val="21"/>
           <w:highlight w:val="white"/>
         </w:rPr>
@@ -51202,9 +51205,9 @@
       <w:proofErr w:type="spellStart"/>
       <w:r>
         <w:rPr>
-          <w:rFonts w:ascii="Roboto" w:eastAsia="Roboto" w:hAnsi="Roboto" w:cs="Roboto"/>
-          <w:color w:val="1F1F1F"/>
-          <w:sz w:val="21"/>
+          <w:rFonts w:ascii="Times New Roman" w:eastAsia="Roboto" w:hAnsi="Times New Roman" w:cs="Roboto"/>
+          <w:color w:val="1F1F1F"/>
+          <w:sz w:val="24"/>
           <w:szCs w:val="21"/>
           <w:highlight w:val="white"/>
         </w:rPr>
@@ -51224,9 +51227,9 @@
       <w:proofErr w:type="spellStart"/>
       <w:r>
         <w:rPr>
-          <w:rFonts w:ascii="Roboto" w:eastAsia="Roboto" w:hAnsi="Roboto" w:cs="Roboto"/>
-          <w:color w:val="1F1F1F"/>
-          <w:sz w:val="21"/>
+          <w:rFonts w:ascii="Times New Roman" w:eastAsia="Roboto" w:hAnsi="Times New Roman" w:cs="Roboto"/>
+          <w:color w:val="1F1F1F"/>
+          <w:sz w:val="24"/>
           <w:szCs w:val="21"/>
           <w:highlight w:val="white"/>
         </w:rPr>
@@ -51235,9 +51238,9 @@
       <w:proofErr w:type="spellEnd"/>
       <w:r>
         <w:rPr>
-          <w:rFonts w:ascii="Roboto" w:eastAsia="Roboto" w:hAnsi="Roboto" w:cs="Roboto"/>
-          <w:color w:val="1F1F1F"/>
-          <w:sz w:val="21"/>
+          <w:rFonts w:ascii="Times New Roman" w:eastAsia="Roboto" w:hAnsi="Times New Roman" w:cs="Roboto"/>
+          <w:color w:val="1F1F1F"/>
+          <w:sz w:val="24"/>
           <w:szCs w:val="21"/>
           <w:highlight w:val="white"/>
         </w:rPr>
@@ -51246,9 +51249,9 @@
       <w:proofErr w:type="spellStart"/>
       <w:r>
         <w:rPr>
-          <w:rFonts w:ascii="Roboto" w:eastAsia="Roboto" w:hAnsi="Roboto" w:cs="Roboto"/>
-          <w:color w:val="1F1F1F"/>
-          <w:sz w:val="21"/>
+          <w:rFonts w:ascii="Times New Roman" w:eastAsia="Roboto" w:hAnsi="Times New Roman" w:cs="Roboto"/>
+          <w:color w:val="1F1F1F"/>
+          <w:sz w:val="24"/>
           <w:szCs w:val="21"/>
           <w:highlight w:val="white"/>
         </w:rPr>
@@ -51268,9 +51271,9 @@
       <w:proofErr w:type="spellStart"/>
       <w:r>
         <w:rPr>
-          <w:rFonts w:ascii="Roboto" w:eastAsia="Roboto" w:hAnsi="Roboto" w:cs="Roboto"/>
-          <w:color w:val="1F1F1F"/>
-          <w:sz w:val="21"/>
+          <w:rFonts w:ascii="Times New Roman" w:eastAsia="Roboto" w:hAnsi="Times New Roman" w:cs="Roboto"/>
+          <w:color w:val="1F1F1F"/>
+          <w:sz w:val="24"/>
           <w:szCs w:val="21"/>
           <w:highlight w:val="white"/>
         </w:rPr>
@@ -51279,9 +51282,9 @@
       <w:proofErr w:type="spellEnd"/>
       <w:r>
         <w:rPr>
-          <w:rFonts w:ascii="Roboto" w:eastAsia="Roboto" w:hAnsi="Roboto" w:cs="Roboto"/>
-          <w:color w:val="1F1F1F"/>
-          <w:sz w:val="21"/>
+          <w:rFonts w:ascii="Times New Roman" w:eastAsia="Roboto" w:hAnsi="Times New Roman" w:cs="Roboto"/>
+          <w:color w:val="1F1F1F"/>
+          <w:sz w:val="24"/>
           <w:szCs w:val="21"/>
           <w:highlight w:val="white"/>
         </w:rPr>
@@ -51289,11 +51292,11 @@
       </w:r>
       <w:r>
         <w:rPr>
-          <w:rFonts w:ascii="Roboto" w:eastAsia="Roboto" w:hAnsi="Roboto" w:cs="Roboto"/>
+          <w:rFonts w:ascii="Times New Roman" w:eastAsia="Roboto" w:hAnsi="Times New Roman" w:cs="Roboto"/>
           <w:b/>
           <w:bCs/>
           <w:color w:val="1F1F1F"/>
-          <w:sz w:val="21"/>
+          <w:sz w:val="24"/>
           <w:szCs w:val="21"/>
           <w:highlight w:val="white"/>
         </w:rPr>
@@ -51302,11 +51305,11 @@
       <w:proofErr w:type="spellStart"/>
       <w:r>
         <w:rPr>
-          <w:rFonts w:ascii="Roboto" w:eastAsia="Roboto" w:hAnsi="Roboto" w:cs="Roboto"/>
+          <w:rFonts w:ascii="Times New Roman" w:eastAsia="Roboto" w:hAnsi="Times New Roman" w:cs="Roboto"/>
           <w:b/>
           <w:bCs/>
           <w:color w:val="1F1F1F"/>
-          <w:sz w:val="21"/>
+          <w:sz w:val="24"/>
           <w:szCs w:val="21"/>
           <w:highlight w:val="white"/>
         </w:rPr>
@@ -51328,11 +51331,11 @@
       <w:proofErr w:type="spellStart"/>
       <w:r>
         <w:rPr>
-          <w:rFonts w:ascii="Roboto" w:eastAsia="Roboto" w:hAnsi="Roboto" w:cs="Roboto"/>
+          <w:rFonts w:ascii="Times New Roman" w:eastAsia="Roboto" w:hAnsi="Times New Roman" w:cs="Roboto"/>
           <w:b/>
           <w:bCs/>
           <w:color w:val="1F1F1F"/>
-          <w:sz w:val="21"/>
+          <w:sz w:val="24"/>
           <w:szCs w:val="21"/>
           <w:highlight w:val="white"/>
         </w:rPr>
@@ -51354,11 +51357,11 @@
       <w:proofErr w:type="spellStart"/>
       <w:r>
         <w:rPr>
-          <w:rFonts w:ascii="Roboto" w:eastAsia="Roboto" w:hAnsi="Roboto" w:cs="Roboto"/>
+          <w:rFonts w:ascii="Times New Roman" w:eastAsia="Roboto" w:hAnsi="Times New Roman" w:cs="Roboto"/>
           <w:b/>
           <w:bCs/>
           <w:color w:val="1F1F1F"/>
-          <w:sz w:val="21"/>
+          <w:sz w:val="24"/>
           <w:szCs w:val="21"/>
           <w:highlight w:val="white"/>
         </w:rPr>
@@ -51367,11 +51370,11 @@
       <w:proofErr w:type="spellEnd"/>
       <w:r>
         <w:rPr>
-          <w:rFonts w:ascii="Roboto" w:eastAsia="Roboto" w:hAnsi="Roboto" w:cs="Roboto"/>
+          <w:rFonts w:ascii="Times New Roman" w:eastAsia="Roboto" w:hAnsi="Times New Roman" w:cs="Roboto"/>
           <w:b/>
           <w:bCs/>
           <w:color w:val="1F1F1F"/>
-          <w:sz w:val="21"/>
+          <w:sz w:val="24"/>
           <w:szCs w:val="21"/>
           <w:highlight w:val="white"/>
         </w:rPr>
@@ -51379,13 +51382,13 @@
       </w:r>
       <w:r>
         <w:rPr>
-          <w:rFonts w:ascii="Roboto" w:eastAsia="Roboto" w:hAnsi="Roboto" w:cs="Roboto"/>
+          <w:rFonts w:ascii="Times New Roman" w:eastAsia="Roboto" w:hAnsi="Times New Roman" w:cs="Roboto"/>
           <w:b/>
           <w:bCs/>
           <w:i/>
           <w:iCs/>
           <w:color w:val="1F1F1F"/>
-          <w:sz w:val="21"/>
+          <w:sz w:val="24"/>
           <w:szCs w:val="21"/>
           <w:highlight w:val="white"/>
         </w:rPr>
@@ -51393,11 +51396,11 @@
       </w:r>
       <w:r>
         <w:rPr>
-          <w:rFonts w:ascii="Roboto" w:eastAsia="Roboto" w:hAnsi="Roboto" w:cs="Roboto"/>
+          <w:rFonts w:ascii="Times New Roman" w:eastAsia="Roboto" w:hAnsi="Times New Roman" w:cs="Roboto"/>
           <w:b/>
           <w:bCs/>
           <w:color w:val="1F1F1F"/>
-          <w:sz w:val="21"/>
+          <w:sz w:val="24"/>
           <w:szCs w:val="21"/>
           <w:highlight w:val="white"/>
         </w:rPr>
@@ -51431,9 +51434,9 @@
       </w:pPr>
       <w:r>
         <w:rPr>
-          <w:rFonts w:ascii="Roboto" w:eastAsia="Roboto" w:hAnsi="Roboto" w:cs="Roboto"/>
-          <w:color w:val="1F1F1F"/>
-          <w:sz w:val="21"/>
+          <w:rFonts w:ascii="Times New Roman" w:eastAsia="Roboto" w:hAnsi="Times New Roman" w:cs="Roboto"/>
+          <w:color w:val="1F1F1F"/>
+          <w:sz w:val="24"/>
           <w:szCs w:val="21"/>
           <w:highlight w:val="white"/>
         </w:rPr>
@@ -51442,9 +51445,9 @@
       <w:proofErr w:type="spellStart"/>
       <w:r>
         <w:rPr>
-          <w:rFonts w:ascii="Roboto" w:eastAsia="Roboto" w:hAnsi="Roboto" w:cs="Roboto"/>
-          <w:color w:val="1F1F1F"/>
-          <w:sz w:val="21"/>
+          <w:rFonts w:ascii="Times New Roman" w:eastAsia="Roboto" w:hAnsi="Times New Roman" w:cs="Roboto"/>
+          <w:color w:val="1F1F1F"/>
+          <w:sz w:val="24"/>
           <w:szCs w:val="21"/>
           <w:highlight w:val="white"/>
         </w:rPr>
@@ -51463,11 +51466,11 @@
       </w:r>
       <w:r>
         <w:rPr>
-          <w:rFonts w:ascii="Roboto" w:eastAsia="Roboto" w:hAnsi="Roboto" w:cs="Roboto"/>
+          <w:rFonts w:ascii="Times New Roman" w:eastAsia="Roboto" w:hAnsi="Times New Roman" w:cs="Roboto"/>
           <w:i/>
           <w:iCs/>
           <w:color w:val="1F1F1F"/>
-          <w:sz w:val="21"/>
+          <w:sz w:val="24"/>
           <w:szCs w:val="21"/>
           <w:highlight w:val="white"/>
         </w:rPr>
@@ -51476,11 +51479,11 @@
       <w:proofErr w:type="spellStart"/>
       <w:r>
         <w:rPr>
-          <w:rFonts w:ascii="Roboto" w:eastAsia="Roboto" w:hAnsi="Roboto" w:cs="Roboto"/>
+          <w:rFonts w:ascii="Times New Roman" w:eastAsia="Roboto" w:hAnsi="Times New Roman" w:cs="Roboto"/>
           <w:i/>
           <w:iCs/>
           <w:color w:val="1F1F1F"/>
-          <w:sz w:val="21"/>
+          <w:sz w:val="24"/>
           <w:szCs w:val="21"/>
           <w:highlight w:val="white"/>
         </w:rPr>
@@ -51489,9 +51492,9 @@
       <w:proofErr w:type="spellEnd"/>
       <w:r>
         <w:rPr>
-          <w:rFonts w:ascii="Roboto" w:eastAsia="Roboto" w:hAnsi="Roboto" w:cs="Roboto"/>
-          <w:color w:val="1F1F1F"/>
-          <w:sz w:val="21"/>
+          <w:rFonts w:ascii="Times New Roman" w:eastAsia="Roboto" w:hAnsi="Times New Roman" w:cs="Roboto"/>
+          <w:color w:val="1F1F1F"/>
+          <w:sz w:val="24"/>
           <w:szCs w:val="21"/>
           <w:highlight w:val="white"/>
         </w:rPr>
@@ -51500,9 +51503,9 @@
       <w:proofErr w:type="spellStart"/>
       <w:r>
         <w:rPr>
-          <w:rFonts w:ascii="Roboto" w:eastAsia="Roboto" w:hAnsi="Roboto" w:cs="Roboto"/>
-          <w:color w:val="1F1F1F"/>
-          <w:sz w:val="21"/>
+          <w:rFonts w:ascii="Times New Roman" w:eastAsia="Roboto" w:hAnsi="Times New Roman" w:cs="Roboto"/>
+          <w:color w:val="1F1F1F"/>
+          <w:sz w:val="24"/>
           <w:szCs w:val="21"/>
           <w:highlight w:val="white"/>
         </w:rPr>
@@ -51522,9 +51525,9 @@
       <w:proofErr w:type="spellStart"/>
       <w:r>
         <w:rPr>
-          <w:rFonts w:ascii="Roboto" w:eastAsia="Roboto" w:hAnsi="Roboto" w:cs="Roboto"/>
-          <w:color w:val="1F1F1F"/>
-          <w:sz w:val="21"/>
+          <w:rFonts w:ascii="Times New Roman" w:eastAsia="Roboto" w:hAnsi="Times New Roman" w:cs="Roboto"/>
+          <w:color w:val="1F1F1F"/>
+          <w:sz w:val="24"/>
           <w:szCs w:val="21"/>
           <w:highlight w:val="white"/>
         </w:rPr>
@@ -51543,11 +51546,11 @@
       </w:r>
       <w:r>
         <w:rPr>
-          <w:rFonts w:ascii="Roboto" w:eastAsia="Roboto" w:hAnsi="Roboto" w:cs="Roboto"/>
+          <w:rFonts w:ascii="Times New Roman" w:eastAsia="Roboto" w:hAnsi="Times New Roman" w:cs="Roboto"/>
           <w:i/>
           <w:iCs/>
           <w:color w:val="1F1F1F"/>
-          <w:sz w:val="21"/>
+          <w:sz w:val="24"/>
           <w:szCs w:val="21"/>
           <w:highlight w:val="white"/>
         </w:rPr>
@@ -51566,9 +51569,9 @@
       <w:proofErr w:type="spellStart"/>
       <w:r>
         <w:rPr>
-          <w:rFonts w:ascii="Roboto" w:eastAsia="Roboto" w:hAnsi="Roboto" w:cs="Roboto"/>
-          <w:color w:val="1F1F1F"/>
-          <w:sz w:val="21"/>
+          <w:rFonts w:ascii="Times New Roman" w:eastAsia="Roboto" w:hAnsi="Times New Roman" w:cs="Roboto"/>
+          <w:color w:val="1F1F1F"/>
+          <w:sz w:val="24"/>
           <w:szCs w:val="21"/>
           <w:highlight w:val="white"/>
         </w:rPr>
@@ -51588,9 +51591,9 @@
       <w:proofErr w:type="spellStart"/>
       <w:r>
         <w:rPr>
-          <w:rFonts w:ascii="Roboto" w:eastAsia="Roboto" w:hAnsi="Roboto" w:cs="Roboto"/>
-          <w:color w:val="1F1F1F"/>
-          <w:sz w:val="21"/>
+          <w:rFonts w:ascii="Times New Roman" w:eastAsia="Roboto" w:hAnsi="Times New Roman" w:cs="Roboto"/>
+          <w:color w:val="1F1F1F"/>
+          <w:sz w:val="24"/>
           <w:szCs w:val="21"/>
           <w:highlight w:val="white"/>
         </w:rPr>
@@ -51610,9 +51613,9 @@
       <w:proofErr w:type="spellStart"/>
       <w:r>
         <w:rPr>
-          <w:rFonts w:ascii="Roboto" w:eastAsia="Roboto" w:hAnsi="Roboto" w:cs="Roboto"/>
-          <w:color w:val="1F1F1F"/>
-          <w:sz w:val="21"/>
+          <w:rFonts w:ascii="Times New Roman" w:eastAsia="Roboto" w:hAnsi="Times New Roman" w:cs="Roboto"/>
+          <w:color w:val="1F1F1F"/>
+          <w:sz w:val="24"/>
           <w:szCs w:val="21"/>
           <w:highlight w:val="white"/>
         </w:rPr>
@@ -51632,9 +51635,9 @@
       <w:proofErr w:type="spellStart"/>
       <w:r>
         <w:rPr>
-          <w:rFonts w:ascii="Roboto" w:eastAsia="Roboto" w:hAnsi="Roboto" w:cs="Roboto"/>
-          <w:color w:val="1F1F1F"/>
-          <w:sz w:val="21"/>
+          <w:rFonts w:ascii="Times New Roman" w:eastAsia="Roboto" w:hAnsi="Times New Roman" w:cs="Roboto"/>
+          <w:color w:val="1F1F1F"/>
+          <w:sz w:val="24"/>
           <w:szCs w:val="21"/>
           <w:highlight w:val="white"/>
         </w:rPr>
@@ -51654,9 +51657,9 @@
       <w:proofErr w:type="spellStart"/>
       <w:r>
         <w:rPr>
-          <w:rFonts w:ascii="Roboto" w:eastAsia="Roboto" w:hAnsi="Roboto" w:cs="Roboto"/>
-          <w:color w:val="1F1F1F"/>
-          <w:sz w:val="21"/>
+          <w:rFonts w:ascii="Times New Roman" w:eastAsia="Roboto" w:hAnsi="Times New Roman" w:cs="Roboto"/>
+          <w:color w:val="1F1F1F"/>
+          <w:sz w:val="24"/>
           <w:szCs w:val="21"/>
           <w:highlight w:val="white"/>
         </w:rPr>
@@ -51676,9 +51679,9 @@
       <w:proofErr w:type="spellStart"/>
       <w:r>
         <w:rPr>
-          <w:rFonts w:ascii="Roboto" w:eastAsia="Roboto" w:hAnsi="Roboto" w:cs="Roboto"/>
-          <w:color w:val="1F1F1F"/>
-          <w:sz w:val="21"/>
+          <w:rFonts w:ascii="Times New Roman" w:eastAsia="Roboto" w:hAnsi="Times New Roman" w:cs="Roboto"/>
+          <w:color w:val="1F1F1F"/>
+          <w:sz w:val="24"/>
           <w:szCs w:val="21"/>
           <w:highlight w:val="white"/>
         </w:rPr>
@@ -51698,9 +51701,9 @@
       <w:proofErr w:type="spellStart"/>
       <w:r>
         <w:rPr>
-          <w:rFonts w:ascii="Roboto" w:eastAsia="Roboto" w:hAnsi="Roboto" w:cs="Roboto"/>
-          <w:color w:val="1F1F1F"/>
-          <w:sz w:val="21"/>
+          <w:rFonts w:ascii="Times New Roman" w:eastAsia="Roboto" w:hAnsi="Times New Roman" w:cs="Roboto"/>
+          <w:color w:val="1F1F1F"/>
+          <w:sz w:val="24"/>
           <w:szCs w:val="21"/>
           <w:highlight w:val="white"/>
         </w:rPr>
@@ -51720,9 +51723,9 @@
       <w:proofErr w:type="spellStart"/>
       <w:r>
         <w:rPr>
-          <w:rFonts w:ascii="Roboto" w:eastAsia="Roboto" w:hAnsi="Roboto" w:cs="Roboto"/>
-          <w:color w:val="1F1F1F"/>
-          <w:sz w:val="21"/>
+          <w:rFonts w:ascii="Times New Roman" w:eastAsia="Roboto" w:hAnsi="Times New Roman" w:cs="Roboto"/>
+          <w:color w:val="1F1F1F"/>
+          <w:sz w:val="24"/>
           <w:szCs w:val="21"/>
           <w:highlight w:val="white"/>
         </w:rPr>
@@ -51742,9 +51745,9 @@
       <w:proofErr w:type="spellStart"/>
       <w:r>
         <w:rPr>
-          <w:rFonts w:ascii="Roboto" w:eastAsia="Roboto" w:hAnsi="Roboto" w:cs="Roboto"/>
-          <w:color w:val="1F1F1F"/>
-          <w:sz w:val="21"/>
+          <w:rFonts w:ascii="Times New Roman" w:eastAsia="Roboto" w:hAnsi="Times New Roman" w:cs="Roboto"/>
+          <w:color w:val="1F1F1F"/>
+          <w:sz w:val="24"/>
           <w:szCs w:val="21"/>
           <w:highlight w:val="white"/>
         </w:rPr>
@@ -51764,9 +51767,9 @@
       <w:proofErr w:type="spellStart"/>
       <w:r>
         <w:rPr>
-          <w:rFonts w:ascii="Roboto" w:eastAsia="Roboto" w:hAnsi="Roboto" w:cs="Roboto"/>
-          <w:color w:val="1F1F1F"/>
-          <w:sz w:val="21"/>
+          <w:rFonts w:ascii="Times New Roman" w:eastAsia="Roboto" w:hAnsi="Times New Roman" w:cs="Roboto"/>
+          <w:color w:val="1F1F1F"/>
+          <w:sz w:val="24"/>
           <w:szCs w:val="21"/>
           <w:highlight w:val="white"/>
         </w:rPr>
@@ -51775,9 +51778,9 @@
       <w:proofErr w:type="spellEnd"/>
       <w:r>
         <w:rPr>
-          <w:rFonts w:ascii="Roboto" w:eastAsia="Roboto" w:hAnsi="Roboto" w:cs="Roboto"/>
-          <w:color w:val="1F1F1F"/>
-          <w:sz w:val="21"/>
+          <w:rFonts w:ascii="Times New Roman" w:eastAsia="Roboto" w:hAnsi="Times New Roman" w:cs="Roboto"/>
+          <w:color w:val="1F1F1F"/>
+          <w:sz w:val="24"/>
           <w:szCs w:val="21"/>
           <w:highlight w:val="white"/>
         </w:rPr>
@@ -52067,9 +52070,9 @@
       <w:proofErr w:type="spellStart"/>
       <w:r>
         <w:rPr>
-          <w:rFonts w:ascii="Roboto" w:eastAsia="Roboto" w:hAnsi="Roboto" w:cs="Roboto"/>
-          <w:color w:val="1F1F1F"/>
-          <w:sz w:val="21"/>
+          <w:rFonts w:ascii="Times New Roman" w:eastAsia="Roboto" w:hAnsi="Times New Roman" w:cs="Roboto"/>
+          <w:color w:val="1F1F1F"/>
+          <w:sz w:val="24"/>
           <w:szCs w:val="21"/>
           <w:highlight w:val="white"/>
         </w:rPr>
@@ -52089,9 +52092,9 @@
       <w:proofErr w:type="spellStart"/>
       <w:r>
         <w:rPr>
-          <w:rFonts w:ascii="Roboto" w:eastAsia="Roboto" w:hAnsi="Roboto" w:cs="Roboto"/>
-          <w:color w:val="1F1F1F"/>
-          <w:sz w:val="21"/>
+          <w:rFonts w:ascii="Times New Roman" w:eastAsia="Roboto" w:hAnsi="Times New Roman" w:cs="Roboto"/>
+          <w:color w:val="1F1F1F"/>
+          <w:sz w:val="24"/>
           <w:szCs w:val="21"/>
           <w:highlight w:val="white"/>
         </w:rPr>
@@ -52111,9 +52114,9 @@
       <w:proofErr w:type="spellStart"/>
       <w:r>
         <w:rPr>
-          <w:rFonts w:ascii="Roboto" w:eastAsia="Roboto" w:hAnsi="Roboto" w:cs="Roboto"/>
-          <w:color w:val="1F1F1F"/>
-          <w:sz w:val="21"/>
+          <w:rFonts w:ascii="Times New Roman" w:eastAsia="Roboto" w:hAnsi="Times New Roman" w:cs="Roboto"/>
+          <w:color w:val="1F1F1F"/>
+          <w:sz w:val="24"/>
           <w:szCs w:val="21"/>
           <w:highlight w:val="white"/>
         </w:rPr>
@@ -52132,11 +52135,11 @@
       </w:r>
       <w:r>
         <w:rPr>
-          <w:rFonts w:ascii="Roboto" w:eastAsia="Roboto" w:hAnsi="Roboto" w:cs="Roboto"/>
+          <w:rFonts w:ascii="Times New Roman" w:eastAsia="Roboto" w:hAnsi="Times New Roman" w:cs="Roboto"/>
           <w:b/>
           <w:bCs/>
           <w:color w:val="1F1F1F"/>
-          <w:sz w:val="21"/>
+          <w:sz w:val="24"/>
           <w:szCs w:val="21"/>
           <w:highlight w:val="white"/>
         </w:rPr>
@@ -52155,9 +52158,9 @@
       <w:proofErr w:type="spellStart"/>
       <w:r>
         <w:rPr>
-          <w:rFonts w:ascii="Roboto" w:eastAsia="Roboto" w:hAnsi="Roboto" w:cs="Roboto"/>
-          <w:color w:val="1F1F1F"/>
-          <w:sz w:val="21"/>
+          <w:rFonts w:ascii="Times New Roman" w:eastAsia="Roboto" w:hAnsi="Times New Roman" w:cs="Roboto"/>
+          <w:color w:val="1F1F1F"/>
+          <w:sz w:val="24"/>
           <w:szCs w:val="21"/>
           <w:highlight w:val="white"/>
         </w:rPr>
@@ -52177,9 +52180,9 @@
       <w:proofErr w:type="spellStart"/>
       <w:r>
         <w:rPr>
-          <w:rFonts w:ascii="Roboto" w:eastAsia="Roboto" w:hAnsi="Roboto" w:cs="Roboto"/>
-          <w:color w:val="1F1F1F"/>
-          <w:sz w:val="21"/>
+          <w:rFonts w:ascii="Times New Roman" w:eastAsia="Roboto" w:hAnsi="Times New Roman" w:cs="Roboto"/>
+          <w:color w:val="1F1F1F"/>
+          <w:sz w:val="24"/>
           <w:szCs w:val="21"/>
           <w:highlight w:val="white"/>
         </w:rPr>
@@ -52199,9 +52202,9 @@
       <w:proofErr w:type="spellStart"/>
       <w:r>
         <w:rPr>
-          <w:rFonts w:ascii="Roboto" w:eastAsia="Roboto" w:hAnsi="Roboto" w:cs="Roboto"/>
-          <w:color w:val="1F1F1F"/>
-          <w:sz w:val="21"/>
+          <w:rFonts w:ascii="Times New Roman" w:eastAsia="Roboto" w:hAnsi="Times New Roman" w:cs="Roboto"/>
+          <w:color w:val="1F1F1F"/>
+          <w:sz w:val="24"/>
           <w:szCs w:val="21"/>
           <w:highlight w:val="white"/>
         </w:rPr>
@@ -52220,11 +52223,11 @@
       </w:r>
       <w:r>
         <w:rPr>
-          <w:rFonts w:ascii="Roboto" w:eastAsia="Roboto" w:hAnsi="Roboto" w:cs="Roboto"/>
+          <w:rFonts w:ascii="Times New Roman" w:eastAsia="Roboto" w:hAnsi="Times New Roman" w:cs="Roboto"/>
           <w:i/>
           <w:iCs/>
           <w:color w:val="1F1F1F"/>
-          <w:sz w:val="21"/>
+          <w:sz w:val="24"/>
           <w:szCs w:val="21"/>
           <w:highlight w:val="white"/>
         </w:rPr>
@@ -52232,9 +52235,9 @@
       </w:r>
       <w:r>
         <w:rPr>
-          <w:rFonts w:ascii="Roboto" w:eastAsia="Roboto" w:hAnsi="Roboto" w:cs="Roboto"/>
-          <w:color w:val="1F1F1F"/>
-          <w:sz w:val="21"/>
+          <w:rFonts w:ascii="Times New Roman" w:eastAsia="Roboto" w:hAnsi="Times New Roman" w:cs="Roboto"/>
+          <w:color w:val="1F1F1F"/>
+          <w:sz w:val="24"/>
           <w:szCs w:val="21"/>
           <w:highlight w:val="white"/>
         </w:rPr>
@@ -52242,11 +52245,11 @@
       </w:r>
       <w:r>
         <w:rPr>
-          <w:rFonts w:ascii="Roboto" w:eastAsia="Roboto" w:hAnsi="Roboto" w:cs="Roboto"/>
+          <w:rFonts w:ascii="Times New Roman" w:eastAsia="Roboto" w:hAnsi="Times New Roman" w:cs="Roboto"/>
           <w:i/>
           <w:iCs/>
           <w:color w:val="1F1F1F"/>
-          <w:sz w:val="21"/>
+          <w:sz w:val="24"/>
           <w:szCs w:val="21"/>
           <w:highlight w:val="white"/>
         </w:rPr>
@@ -52254,9 +52257,9 @@
       </w:r>
       <w:r>
         <w:rPr>
-          <w:rFonts w:ascii="Roboto" w:eastAsia="Roboto" w:hAnsi="Roboto" w:cs="Roboto"/>
-          <w:color w:val="1F1F1F"/>
-          <w:sz w:val="21"/>
+          <w:rFonts w:ascii="Times New Roman" w:eastAsia="Roboto" w:hAnsi="Times New Roman" w:cs="Roboto"/>
+          <w:color w:val="1F1F1F"/>
+          <w:sz w:val="24"/>
           <w:szCs w:val="21"/>
           <w:highlight w:val="white"/>
         </w:rPr>
@@ -52265,9 +52268,9 @@
       <w:proofErr w:type="spellStart"/>
       <w:r>
         <w:rPr>
-          <w:rFonts w:ascii="Roboto" w:eastAsia="Roboto" w:hAnsi="Roboto" w:cs="Roboto"/>
-          <w:color w:val="1F1F1F"/>
-          <w:sz w:val="21"/>
+          <w:rFonts w:ascii="Times New Roman" w:eastAsia="Roboto" w:hAnsi="Times New Roman" w:cs="Roboto"/>
+          <w:color w:val="1F1F1F"/>
+          <w:sz w:val="24"/>
           <w:szCs w:val="21"/>
           <w:highlight w:val="white"/>
         </w:rPr>
@@ -52287,9 +52290,9 @@
       <w:proofErr w:type="spellStart"/>
       <w:r>
         <w:rPr>
-          <w:rFonts w:ascii="Roboto" w:eastAsia="Roboto" w:hAnsi="Roboto" w:cs="Roboto"/>
-          <w:color w:val="1F1F1F"/>
-          <w:sz w:val="21"/>
+          <w:rFonts w:ascii="Times New Roman" w:eastAsia="Roboto" w:hAnsi="Times New Roman" w:cs="Roboto"/>
+          <w:color w:val="1F1F1F"/>
+          <w:sz w:val="24"/>
           <w:szCs w:val="21"/>
           <w:highlight w:val="white"/>
         </w:rPr>
@@ -52309,9 +52312,9 @@
       <w:proofErr w:type="spellStart"/>
       <w:r>
         <w:rPr>
-          <w:rFonts w:ascii="Roboto" w:eastAsia="Roboto" w:hAnsi="Roboto" w:cs="Roboto"/>
-          <w:color w:val="1F1F1F"/>
-          <w:sz w:val="21"/>
+          <w:rFonts w:ascii="Times New Roman" w:eastAsia="Roboto" w:hAnsi="Times New Roman" w:cs="Roboto"/>
+          <w:color w:val="1F1F1F"/>
+          <w:sz w:val="24"/>
           <w:szCs w:val="21"/>
           <w:highlight w:val="white"/>
         </w:rPr>
@@ -52320,9 +52323,9 @@
       <w:proofErr w:type="spellEnd"/>
       <w:r>
         <w:rPr>
-          <w:rFonts w:ascii="Roboto" w:eastAsia="Roboto" w:hAnsi="Roboto" w:cs="Roboto"/>
-          <w:color w:val="1F1F1F"/>
-          <w:sz w:val="21"/>
+          <w:rFonts w:ascii="Times New Roman" w:eastAsia="Roboto" w:hAnsi="Times New Roman" w:cs="Roboto"/>
+          <w:color w:val="1F1F1F"/>
+          <w:sz w:val="24"/>
           <w:szCs w:val="21"/>
           <w:highlight w:val="white"/>
         </w:rPr>
@@ -52331,9 +52334,9 @@
       <w:proofErr w:type="spellStart"/>
       <w:r>
         <w:rPr>
-          <w:rFonts w:ascii="Roboto" w:eastAsia="Roboto" w:hAnsi="Roboto" w:cs="Roboto"/>
-          <w:color w:val="1F1F1F"/>
-          <w:sz w:val="21"/>
+          <w:rFonts w:ascii="Times New Roman" w:eastAsia="Roboto" w:hAnsi="Times New Roman" w:cs="Roboto"/>
+          <w:color w:val="1F1F1F"/>
+          <w:sz w:val="24"/>
           <w:szCs w:val="21"/>
           <w:highlight w:val="white"/>
         </w:rPr>
@@ -52342,9 +52345,9 @@
       <w:proofErr w:type="spellEnd"/>
       <w:r>
         <w:rPr>
-          <w:rFonts w:ascii="Roboto" w:eastAsia="Roboto" w:hAnsi="Roboto" w:cs="Roboto"/>
-          <w:color w:val="1F1F1F"/>
-          <w:sz w:val="21"/>
+          <w:rFonts w:ascii="Times New Roman" w:eastAsia="Roboto" w:hAnsi="Times New Roman" w:cs="Roboto"/>
+          <w:color w:val="1F1F1F"/>
+          <w:sz w:val="24"/>
           <w:szCs w:val="21"/>
           <w:highlight w:val="white"/>
         </w:rPr>
@@ -52353,9 +52356,9 @@
       <w:proofErr w:type="spellStart"/>
       <w:r>
         <w:rPr>
-          <w:rFonts w:ascii="Roboto" w:eastAsia="Roboto" w:hAnsi="Roboto" w:cs="Roboto"/>
-          <w:color w:val="1F1F1F"/>
-          <w:sz w:val="21"/>
+          <w:rFonts w:ascii="Times New Roman" w:eastAsia="Roboto" w:hAnsi="Times New Roman" w:cs="Roboto"/>
+          <w:color w:val="1F1F1F"/>
+          <w:sz w:val="24"/>
           <w:szCs w:val="21"/>
           <w:highlight w:val="white"/>
         </w:rPr>
@@ -52364,9 +52367,9 @@
       <w:proofErr w:type="spellEnd"/>
       <w:r>
         <w:rPr>
-          <w:rFonts w:ascii="Roboto" w:eastAsia="Roboto" w:hAnsi="Roboto" w:cs="Roboto"/>
-          <w:color w:val="1F1F1F"/>
-          <w:sz w:val="21"/>
+          <w:rFonts w:ascii="Times New Roman" w:eastAsia="Roboto" w:hAnsi="Times New Roman" w:cs="Roboto"/>
+          <w:color w:val="1F1F1F"/>
+          <w:sz w:val="24"/>
           <w:szCs w:val="21"/>
           <w:highlight w:val="white"/>
         </w:rPr>
@@ -52375,9 +52378,9 @@
       <w:proofErr w:type="spellStart"/>
       <w:r>
         <w:rPr>
-          <w:rFonts w:ascii="Roboto" w:eastAsia="Roboto" w:hAnsi="Roboto" w:cs="Roboto"/>
-          <w:color w:val="1F1F1F"/>
-          <w:sz w:val="21"/>
+          <w:rFonts w:ascii="Times New Roman" w:eastAsia="Roboto" w:hAnsi="Times New Roman" w:cs="Roboto"/>
+          <w:color w:val="1F1F1F"/>
+          <w:sz w:val="24"/>
           <w:szCs w:val="21"/>
           <w:highlight w:val="white"/>
         </w:rPr>
@@ -52397,9 +52400,9 @@
       <w:proofErr w:type="spellStart"/>
       <w:r>
         <w:rPr>
-          <w:rFonts w:ascii="Roboto" w:eastAsia="Roboto" w:hAnsi="Roboto" w:cs="Roboto"/>
-          <w:color w:val="1F1F1F"/>
-          <w:sz w:val="21"/>
+          <w:rFonts w:ascii="Times New Roman" w:eastAsia="Roboto" w:hAnsi="Times New Roman" w:cs="Roboto"/>
+          <w:color w:val="1F1F1F"/>
+          <w:sz w:val="24"/>
           <w:szCs w:val="21"/>
           <w:highlight w:val="white"/>
         </w:rPr>
@@ -52408,9 +52411,9 @@
       <w:proofErr w:type="spellEnd"/>
       <w:r>
         <w:rPr>
-          <w:rFonts w:ascii="Roboto" w:eastAsia="Roboto" w:hAnsi="Roboto" w:cs="Roboto"/>
-          <w:color w:val="1F1F1F"/>
-          <w:sz w:val="21"/>
+          <w:rFonts w:ascii="Times New Roman" w:eastAsia="Roboto" w:hAnsi="Times New Roman" w:cs="Roboto"/>
+          <w:color w:val="1F1F1F"/>
+          <w:sz w:val="24"/>
           <w:szCs w:val="21"/>
           <w:highlight w:val="white"/>
         </w:rPr>
@@ -52419,9 +52422,9 @@
       <w:proofErr w:type="spellStart"/>
       <w:r>
         <w:rPr>
-          <w:rFonts w:ascii="Roboto" w:eastAsia="Roboto" w:hAnsi="Roboto" w:cs="Roboto"/>
-          <w:color w:val="1F1F1F"/>
-          <w:sz w:val="21"/>
+          <w:rFonts w:ascii="Times New Roman" w:eastAsia="Roboto" w:hAnsi="Times New Roman" w:cs="Roboto"/>
+          <w:color w:val="1F1F1F"/>
+          <w:sz w:val="24"/>
           <w:szCs w:val="21"/>
           <w:highlight w:val="white"/>
         </w:rPr>
@@ -52441,9 +52444,9 @@
       <w:proofErr w:type="spellStart"/>
       <w:r>
         <w:rPr>
-          <w:rFonts w:ascii="Roboto" w:eastAsia="Roboto" w:hAnsi="Roboto" w:cs="Roboto"/>
-          <w:color w:val="1F1F1F"/>
-          <w:sz w:val="21"/>
+          <w:rFonts w:ascii="Times New Roman" w:eastAsia="Roboto" w:hAnsi="Times New Roman" w:cs="Roboto"/>
+          <w:color w:val="1F1F1F"/>
+          <w:sz w:val="24"/>
           <w:szCs w:val="21"/>
           <w:highlight w:val="white"/>
         </w:rPr>
@@ -52463,9 +52466,9 @@
       <w:proofErr w:type="spellStart"/>
       <w:r>
         <w:rPr>
-          <w:rFonts w:ascii="Roboto" w:eastAsia="Roboto" w:hAnsi="Roboto" w:cs="Roboto"/>
-          <w:color w:val="1F1F1F"/>
-          <w:sz w:val="21"/>
+          <w:rFonts w:ascii="Times New Roman" w:eastAsia="Roboto" w:hAnsi="Times New Roman" w:cs="Roboto"/>
+          <w:color w:val="1F1F1F"/>
+          <w:sz w:val="24"/>
           <w:szCs w:val="21"/>
           <w:highlight w:val="white"/>
         </w:rPr>
@@ -52474,9 +52477,9 @@
       <w:proofErr w:type="spellEnd"/>
       <w:r>
         <w:rPr>
-          <w:rFonts w:ascii="Roboto" w:eastAsia="Roboto" w:hAnsi="Roboto" w:cs="Roboto"/>
-          <w:color w:val="1F1F1F"/>
-          <w:sz w:val="21"/>
+          <w:rFonts w:ascii="Times New Roman" w:eastAsia="Roboto" w:hAnsi="Times New Roman" w:cs="Roboto"/>
+          <w:color w:val="1F1F1F"/>
+          <w:sz w:val="24"/>
           <w:szCs w:val="21"/>
           <w:highlight w:val="white"/>
         </w:rPr>
@@ -52484,11 +52487,11 @@
       </w:r>
       <w:r>
         <w:rPr>
-          <w:rFonts w:ascii="Roboto" w:eastAsia="Roboto" w:hAnsi="Roboto" w:cs="Roboto"/>
+          <w:rFonts w:ascii="Times New Roman" w:eastAsia="Roboto" w:hAnsi="Times New Roman" w:cs="Roboto"/>
           <w:i/>
           <w:iCs/>
           <w:color w:val="1F1F1F"/>
-          <w:sz w:val="21"/>
+          <w:sz w:val="24"/>
           <w:szCs w:val="21"/>
           <w:highlight w:val="white"/>
         </w:rPr>
@@ -52496,9 +52499,9 @@
       </w:r>
       <w:r>
         <w:rPr>
-          <w:rFonts w:ascii="Roboto" w:eastAsia="Roboto" w:hAnsi="Roboto" w:cs="Roboto"/>
-          <w:color w:val="1F1F1F"/>
-          <w:sz w:val="21"/>
+          <w:rFonts w:ascii="Times New Roman" w:eastAsia="Roboto" w:hAnsi="Times New Roman" w:cs="Roboto"/>
+          <w:color w:val="1F1F1F"/>
+          <w:sz w:val="24"/>
           <w:szCs w:val="21"/>
           <w:highlight w:val="white"/>
         </w:rPr>
@@ -52507,9 +52510,9 @@
       <w:proofErr w:type="spellStart"/>
       <w:r>
         <w:rPr>
-          <w:rFonts w:ascii="Roboto" w:eastAsia="Roboto" w:hAnsi="Roboto" w:cs="Roboto"/>
-          <w:color w:val="1F1F1F"/>
-          <w:sz w:val="21"/>
+          <w:rFonts w:ascii="Times New Roman" w:eastAsia="Roboto" w:hAnsi="Times New Roman" w:cs="Roboto"/>
+          <w:color w:val="1F1F1F"/>
+          <w:sz w:val="24"/>
           <w:szCs w:val="21"/>
           <w:highlight w:val="white"/>
         </w:rPr>
@@ -52529,9 +52532,9 @@
       <w:proofErr w:type="spellStart"/>
       <w:r>
         <w:rPr>
-          <w:rFonts w:ascii="Roboto" w:eastAsia="Roboto" w:hAnsi="Roboto" w:cs="Roboto"/>
-          <w:color w:val="1F1F1F"/>
-          <w:sz w:val="21"/>
+          <w:rFonts w:ascii="Times New Roman" w:eastAsia="Roboto" w:hAnsi="Times New Roman" w:cs="Roboto"/>
+          <w:color w:val="1F1F1F"/>
+          <w:sz w:val="24"/>
           <w:szCs w:val="21"/>
           <w:highlight w:val="white"/>
         </w:rPr>
@@ -52540,9 +52543,9 @@
       <w:proofErr w:type="spellEnd"/>
       <w:r>
         <w:rPr>
-          <w:rFonts w:ascii="Roboto" w:eastAsia="Roboto" w:hAnsi="Roboto" w:cs="Roboto"/>
-          <w:color w:val="1F1F1F"/>
-          <w:sz w:val="21"/>
+          <w:rFonts w:ascii="Times New Roman" w:eastAsia="Roboto" w:hAnsi="Times New Roman" w:cs="Roboto"/>
+          <w:color w:val="1F1F1F"/>
+          <w:sz w:val="24"/>
           <w:szCs w:val="21"/>
           <w:highlight w:val="white"/>
         </w:rPr>
@@ -52550,9 +52553,9 @@
       </w:r>
       <w:r>
         <w:rPr>
-          <w:rFonts w:ascii="Roboto" w:eastAsia="Roboto" w:hAnsi="Roboto" w:cs="Roboto"/>
-          <w:color w:val="1F1F1F"/>
-          <w:sz w:val="21"/>
+          <w:rFonts w:ascii="Times New Roman" w:eastAsia="Roboto" w:hAnsi="Times New Roman" w:cs="Roboto"/>
+          <w:color w:val="1F1F1F"/>
+          <w:sz w:val="24"/>
           <w:szCs w:val="21"/>
           <w:highlight w:val="white"/>
           <w:lang w:val="fi-FI"/>
@@ -52561,9 +52564,9 @@
       </w:r>
       <w:r>
         <w:rPr>
-          <w:rFonts w:ascii="Roboto" w:eastAsia="Roboto" w:hAnsi="Roboto" w:cs="Roboto"/>
-          <w:color w:val="1F1F1F"/>
-          <w:sz w:val="21"/>
+          <w:rFonts w:ascii="Times New Roman" w:eastAsia="Roboto" w:hAnsi="Times New Roman" w:cs="Roboto"/>
+          <w:color w:val="1F1F1F"/>
+          <w:sz w:val="24"/>
           <w:szCs w:val="21"/>
           <w:highlight w:val="white"/>
           <w:lang w:val="fi-FI"/>
@@ -52573,11 +52576,11 @@
       </w:r>
       <w:r>
         <w:rPr>
-          <w:rFonts w:ascii="Roboto" w:eastAsia="Roboto" w:hAnsi="Roboto" w:cs="Roboto"/>
+          <w:rFonts w:ascii="Times New Roman" w:eastAsia="Roboto" w:hAnsi="Times New Roman" w:cs="Roboto"/>
           <w:b/>
           <w:bCs/>
           <w:color w:val="1F1F1F"/>
-          <w:sz w:val="21"/>
+          <w:sz w:val="24"/>
           <w:szCs w:val="21"/>
           <w:highlight w:val="white"/>
           <w:lang w:val="fi-FI"/>
@@ -52661,11 +52664,11 @@
       </w:pPr>
       <w:r>
         <w:rPr>
-          <w:rFonts w:ascii="Roboto" w:eastAsia="Roboto" w:hAnsi="Roboto" w:cs="Roboto"/>
+          <w:rFonts w:ascii="Times New Roman" w:eastAsia="Roboto" w:hAnsi="Times New Roman" w:cs="Roboto"/>
           <w:b/>
           <w:bCs/>
           <w:color w:val="1F1F1F"/>
-          <w:sz w:val="21"/>
+          <w:sz w:val="24"/>
           <w:szCs w:val="21"/>
           <w:highlight w:val="white"/>
         </w:rPr>
@@ -52684,9 +52687,9 @@
       <w:proofErr w:type="spellStart"/>
       <w:r>
         <w:rPr>
-          <w:rFonts w:ascii="Roboto" w:eastAsia="Roboto" w:hAnsi="Roboto" w:cs="Roboto"/>
-          <w:color w:val="1F1F1F"/>
-          <w:sz w:val="21"/>
+          <w:rFonts w:ascii="Times New Roman" w:eastAsia="Roboto" w:hAnsi="Times New Roman" w:cs="Roboto"/>
+          <w:color w:val="1F1F1F"/>
+          <w:sz w:val="24"/>
           <w:szCs w:val="21"/>
           <w:highlight w:val="white"/>
         </w:rPr>
@@ -52695,9 +52698,9 @@
       <w:proofErr w:type="spellEnd"/>
       <w:r>
         <w:rPr>
-          <w:rFonts w:ascii="Roboto" w:eastAsia="Roboto" w:hAnsi="Roboto" w:cs="Roboto"/>
-          <w:color w:val="1F1F1F"/>
-          <w:sz w:val="21"/>
+          <w:rFonts w:ascii="Times New Roman" w:eastAsia="Roboto" w:hAnsi="Times New Roman" w:cs="Roboto"/>
+          <w:color w:val="1F1F1F"/>
+          <w:sz w:val="24"/>
           <w:szCs w:val="21"/>
           <w:highlight w:val="white"/>
         </w:rPr>
@@ -52706,9 +52709,9 @@
       <w:proofErr w:type="spellStart"/>
       <w:r>
         <w:rPr>
-          <w:rFonts w:ascii="Roboto" w:eastAsia="Roboto" w:hAnsi="Roboto" w:cs="Roboto"/>
-          <w:color w:val="1F1F1F"/>
-          <w:sz w:val="21"/>
+          <w:rFonts w:ascii="Times New Roman" w:eastAsia="Roboto" w:hAnsi="Times New Roman" w:cs="Roboto"/>
+          <w:color w:val="1F1F1F"/>
+          <w:sz w:val="24"/>
           <w:szCs w:val="21"/>
           <w:highlight w:val="white"/>
         </w:rPr>
@@ -52728,9 +52731,9 @@
       <w:proofErr w:type="spellStart"/>
       <w:r>
         <w:rPr>
-          <w:rFonts w:ascii="Roboto" w:eastAsia="Roboto" w:hAnsi="Roboto" w:cs="Roboto"/>
-          <w:color w:val="1F1F1F"/>
-          <w:sz w:val="21"/>
+          <w:rFonts w:ascii="Times New Roman" w:eastAsia="Roboto" w:hAnsi="Times New Roman" w:cs="Roboto"/>
+          <w:color w:val="1F1F1F"/>
+          <w:sz w:val="24"/>
           <w:szCs w:val="21"/>
           <w:highlight w:val="white"/>
         </w:rPr>
@@ -52739,9 +52742,9 @@
       <w:proofErr w:type="spellEnd"/>
       <w:r>
         <w:rPr>
-          <w:rFonts w:ascii="Roboto" w:eastAsia="Roboto" w:hAnsi="Roboto" w:cs="Roboto"/>
-          <w:color w:val="1F1F1F"/>
-          <w:sz w:val="21"/>
+          <w:rFonts w:ascii="Times New Roman" w:eastAsia="Roboto" w:hAnsi="Times New Roman" w:cs="Roboto"/>
+          <w:color w:val="1F1F1F"/>
+          <w:sz w:val="24"/>
           <w:szCs w:val="21"/>
           <w:highlight w:val="white"/>
         </w:rPr>
@@ -52750,9 +52753,9 @@
       <w:proofErr w:type="spellStart"/>
       <w:r>
         <w:rPr>
-          <w:rFonts w:ascii="Roboto" w:eastAsia="Roboto" w:hAnsi="Roboto" w:cs="Roboto"/>
-          <w:color w:val="1F1F1F"/>
-          <w:sz w:val="21"/>
+          <w:rFonts w:ascii="Times New Roman" w:eastAsia="Roboto" w:hAnsi="Times New Roman" w:cs="Roboto"/>
+          <w:color w:val="1F1F1F"/>
+          <w:sz w:val="24"/>
           <w:szCs w:val="21"/>
           <w:highlight w:val="white"/>
         </w:rPr>
@@ -52772,9 +52775,9 @@
       <w:proofErr w:type="spellStart"/>
       <w:r>
         <w:rPr>
-          <w:rFonts w:ascii="Roboto" w:eastAsia="Roboto" w:hAnsi="Roboto" w:cs="Roboto"/>
-          <w:color w:val="1F1F1F"/>
-          <w:sz w:val="21"/>
+          <w:rFonts w:ascii="Times New Roman" w:eastAsia="Roboto" w:hAnsi="Times New Roman" w:cs="Roboto"/>
+          <w:color w:val="1F1F1F"/>
+          <w:sz w:val="24"/>
           <w:szCs w:val="21"/>
           <w:highlight w:val="white"/>
         </w:rPr>
@@ -52794,9 +52797,9 @@
       <w:proofErr w:type="spellStart"/>
       <w:r>
         <w:rPr>
-          <w:rFonts w:ascii="Roboto" w:eastAsia="Roboto" w:hAnsi="Roboto" w:cs="Roboto"/>
-          <w:color w:val="1F1F1F"/>
-          <w:sz w:val="21"/>
+          <w:rFonts w:ascii="Times New Roman" w:eastAsia="Roboto" w:hAnsi="Times New Roman" w:cs="Roboto"/>
+          <w:color w:val="1F1F1F"/>
+          <w:sz w:val="24"/>
           <w:szCs w:val="21"/>
           <w:highlight w:val="white"/>
         </w:rPr>
@@ -52816,9 +52819,9 @@
       <w:proofErr w:type="spellStart"/>
       <w:r>
         <w:rPr>
-          <w:rFonts w:ascii="Roboto" w:eastAsia="Roboto" w:hAnsi="Roboto" w:cs="Roboto"/>
-          <w:color w:val="1F1F1F"/>
-          <w:sz w:val="21"/>
+          <w:rFonts w:ascii="Times New Roman" w:eastAsia="Roboto" w:hAnsi="Times New Roman" w:cs="Roboto"/>
+          <w:color w:val="1F1F1F"/>
+          <w:sz w:val="24"/>
           <w:szCs w:val="21"/>
           <w:highlight w:val="white"/>
         </w:rPr>
@@ -52838,9 +52841,9 @@
       <w:proofErr w:type="spellStart"/>
       <w:r>
         <w:rPr>
-          <w:rFonts w:ascii="Roboto" w:eastAsia="Roboto" w:hAnsi="Roboto" w:cs="Roboto"/>
-          <w:color w:val="1F1F1F"/>
-          <w:sz w:val="21"/>
+          <w:rFonts w:ascii="Times New Roman" w:eastAsia="Roboto" w:hAnsi="Times New Roman" w:cs="Roboto"/>
+          <w:color w:val="1F1F1F"/>
+          <w:sz w:val="24"/>
           <w:szCs w:val="21"/>
           <w:highlight w:val="white"/>
         </w:rPr>
@@ -52849,9 +52852,9 @@
       <w:proofErr w:type="spellEnd"/>
       <w:r>
         <w:rPr>
-          <w:rFonts w:ascii="Roboto" w:eastAsia="Roboto" w:hAnsi="Roboto" w:cs="Roboto"/>
-          <w:color w:val="1F1F1F"/>
-          <w:sz w:val="21"/>
+          <w:rFonts w:ascii="Times New Roman" w:eastAsia="Roboto" w:hAnsi="Times New Roman" w:cs="Roboto"/>
+          <w:color w:val="1F1F1F"/>
+          <w:sz w:val="24"/>
           <w:szCs w:val="21"/>
           <w:highlight w:val="white"/>
         </w:rPr>
@@ -52860,9 +52863,9 @@
       <w:proofErr w:type="spellStart"/>
       <w:r>
         <w:rPr>
-          <w:rFonts w:ascii="Roboto" w:eastAsia="Roboto" w:hAnsi="Roboto" w:cs="Roboto"/>
-          <w:color w:val="1F1F1F"/>
-          <w:sz w:val="21"/>
+          <w:rFonts w:ascii="Times New Roman" w:eastAsia="Roboto" w:hAnsi="Times New Roman" w:cs="Roboto"/>
+          <w:color w:val="1F1F1F"/>
+          <w:sz w:val="24"/>
           <w:szCs w:val="21"/>
           <w:highlight w:val="white"/>
         </w:rPr>
@@ -52882,9 +52885,9 @@
       <w:proofErr w:type="spellStart"/>
       <w:r>
         <w:rPr>
-          <w:rFonts w:ascii="Roboto" w:eastAsia="Roboto" w:hAnsi="Roboto" w:cs="Roboto"/>
-          <w:color w:val="1F1F1F"/>
-          <w:sz w:val="21"/>
+          <w:rFonts w:ascii="Times New Roman" w:eastAsia="Roboto" w:hAnsi="Times New Roman" w:cs="Roboto"/>
+          <w:color w:val="1F1F1F"/>
+          <w:sz w:val="24"/>
           <w:szCs w:val="21"/>
           <w:highlight w:val="white"/>
         </w:rPr>
@@ -52893,9 +52896,9 @@
       <w:proofErr w:type="spellEnd"/>
       <w:r>
         <w:rPr>
-          <w:rFonts w:ascii="Roboto" w:eastAsia="Roboto" w:hAnsi="Roboto" w:cs="Roboto"/>
-          <w:color w:val="1F1F1F"/>
-          <w:sz w:val="21"/>
+          <w:rFonts w:ascii="Times New Roman" w:eastAsia="Roboto" w:hAnsi="Times New Roman" w:cs="Roboto"/>
+          <w:color w:val="1F1F1F"/>
+          <w:sz w:val="24"/>
           <w:szCs w:val="21"/>
           <w:highlight w:val="white"/>
         </w:rPr>
@@ -52904,9 +52907,9 @@
       <w:proofErr w:type="spellStart"/>
       <w:r>
         <w:rPr>
-          <w:rFonts w:ascii="Roboto" w:eastAsia="Roboto" w:hAnsi="Roboto" w:cs="Roboto"/>
-          <w:color w:val="1F1F1F"/>
-          <w:sz w:val="21"/>
+          <w:rFonts w:ascii="Times New Roman" w:eastAsia="Roboto" w:hAnsi="Times New Roman" w:cs="Roboto"/>
+          <w:color w:val="1F1F1F"/>
+          <w:sz w:val="24"/>
           <w:szCs w:val="21"/>
           <w:highlight w:val="white"/>
         </w:rPr>
@@ -52926,9 +52929,9 @@
       <w:proofErr w:type="spellStart"/>
       <w:r>
         <w:rPr>
-          <w:rFonts w:ascii="Roboto" w:eastAsia="Roboto" w:hAnsi="Roboto" w:cs="Roboto"/>
-          <w:color w:val="1F1F1F"/>
-          <w:sz w:val="21"/>
+          <w:rFonts w:ascii="Times New Roman" w:eastAsia="Roboto" w:hAnsi="Times New Roman" w:cs="Roboto"/>
+          <w:color w:val="1F1F1F"/>
+          <w:sz w:val="24"/>
           <w:szCs w:val="21"/>
           <w:highlight w:val="white"/>
         </w:rPr>
@@ -52948,9 +52951,9 @@
       <w:proofErr w:type="spellStart"/>
       <w:r>
         <w:rPr>
-          <w:rFonts w:ascii="Roboto" w:eastAsia="Roboto" w:hAnsi="Roboto" w:cs="Roboto"/>
-          <w:color w:val="1F1F1F"/>
-          <w:sz w:val="21"/>
+          <w:rFonts w:ascii="Times New Roman" w:eastAsia="Roboto" w:hAnsi="Times New Roman" w:cs="Roboto"/>
+          <w:color w:val="1F1F1F"/>
+          <w:sz w:val="24"/>
           <w:szCs w:val="21"/>
           <w:highlight w:val="white"/>
         </w:rPr>
@@ -52970,9 +52973,9 @@
       <w:proofErr w:type="spellStart"/>
       <w:r>
         <w:rPr>
-          <w:rFonts w:ascii="Roboto" w:eastAsia="Roboto" w:hAnsi="Roboto" w:cs="Roboto"/>
-          <w:color w:val="1F1F1F"/>
-          <w:sz w:val="21"/>
+          <w:rFonts w:ascii="Times New Roman" w:eastAsia="Roboto" w:hAnsi="Times New Roman" w:cs="Roboto"/>
+          <w:color w:val="1F1F1F"/>
+          <w:sz w:val="24"/>
           <w:szCs w:val="21"/>
           <w:highlight w:val="white"/>
         </w:rPr>
@@ -52981,9 +52984,9 @@
       <w:proofErr w:type="spellEnd"/>
       <w:r>
         <w:rPr>
-          <w:rFonts w:ascii="Roboto" w:eastAsia="Roboto" w:hAnsi="Roboto" w:cs="Roboto"/>
-          <w:color w:val="1F1F1F"/>
-          <w:sz w:val="21"/>
+          <w:rFonts w:ascii="Times New Roman" w:eastAsia="Roboto" w:hAnsi="Times New Roman" w:cs="Roboto"/>
+          <w:color w:val="1F1F1F"/>
+          <w:sz w:val="24"/>
           <w:szCs w:val="21"/>
           <w:highlight w:val="white"/>
         </w:rPr>
@@ -53003,11 +53006,11 @@
       <w:proofErr w:type="spellStart"/>
       <w:r>
         <w:rPr>
-          <w:rFonts w:ascii="Roboto" w:eastAsia="Roboto" w:hAnsi="Roboto" w:cs="Roboto"/>
+          <w:rFonts w:ascii="Times New Roman" w:eastAsia="Roboto" w:hAnsi="Times New Roman" w:cs="Roboto"/>
           <w:b/>
           <w:bCs/>
           <w:color w:val="1F1F1F"/>
-          <w:sz w:val="21"/>
+          <w:sz w:val="24"/>
           <w:szCs w:val="21"/>
         </w:rPr>
         <w:t>Ketercapaian</w:t>
@@ -53015,11 +53018,11 @@
       <w:proofErr w:type="spellEnd"/>
       <w:r>
         <w:rPr>
-          <w:rFonts w:ascii="Roboto" w:eastAsia="Roboto" w:hAnsi="Roboto" w:cs="Roboto"/>
+          <w:rFonts w:ascii="Times New Roman" w:eastAsia="Roboto" w:hAnsi="Times New Roman" w:cs="Roboto"/>
           <w:b/>
           <w:bCs/>
           <w:color w:val="1F1F1F"/>
-          <w:sz w:val="21"/>
+          <w:sz w:val="24"/>
           <w:szCs w:val="21"/>
         </w:rPr>
         <w:t xml:space="preserve">: Tujuan </w:t>
@@ -53027,11 +53030,11 @@
       <w:proofErr w:type="spellStart"/>
       <w:r>
         <w:rPr>
-          <w:rFonts w:ascii="Roboto" w:eastAsia="Roboto" w:hAnsi="Roboto" w:cs="Roboto"/>
+          <w:rFonts w:ascii="Times New Roman" w:eastAsia="Roboto" w:hAnsi="Times New Roman" w:cs="Roboto"/>
           <w:b/>
           <w:bCs/>
           <w:color w:val="1F1F1F"/>
-          <w:sz w:val="21"/>
+          <w:sz w:val="24"/>
           <w:szCs w:val="21"/>
         </w:rPr>
         <w:t>ini</w:t>
@@ -53051,11 +53054,11 @@
       <w:proofErr w:type="spellStart"/>
       <w:r>
         <w:rPr>
-          <w:rFonts w:ascii="Roboto" w:eastAsia="Roboto" w:hAnsi="Roboto" w:cs="Roboto"/>
+          <w:rFonts w:ascii="Times New Roman" w:eastAsia="Roboto" w:hAnsi="Times New Roman" w:cs="Roboto"/>
           <w:b/>
           <w:bCs/>
           <w:color w:val="1F1F1F"/>
-          <w:sz w:val="21"/>
+          <w:sz w:val="24"/>
           <w:szCs w:val="21"/>
         </w:rPr>
         <w:t>berhasil</w:t>
@@ -53075,11 +53078,11 @@
       <w:proofErr w:type="spellStart"/>
       <w:r>
         <w:rPr>
-          <w:rFonts w:ascii="Roboto" w:eastAsia="Roboto" w:hAnsi="Roboto" w:cs="Roboto"/>
+          <w:rFonts w:ascii="Times New Roman" w:eastAsia="Roboto" w:hAnsi="Times New Roman" w:cs="Roboto"/>
           <w:b/>
           <w:bCs/>
           <w:color w:val="1F1F1F"/>
-          <w:sz w:val="21"/>
+          <w:sz w:val="24"/>
           <w:szCs w:val="21"/>
         </w:rPr>
         <w:t>dicapai</w:t>
@@ -53099,11 +53102,11 @@
       <w:proofErr w:type="spellStart"/>
       <w:r>
         <w:rPr>
-          <w:rFonts w:ascii="Roboto" w:eastAsia="Roboto" w:hAnsi="Roboto" w:cs="Roboto"/>
+          <w:rFonts w:ascii="Times New Roman" w:eastAsia="Roboto" w:hAnsi="Times New Roman" w:cs="Roboto"/>
           <w:b/>
           <w:bCs/>
           <w:color w:val="1F1F1F"/>
-          <w:sz w:val="21"/>
+          <w:sz w:val="24"/>
           <w:szCs w:val="21"/>
         </w:rPr>
         <w:t>melalui</w:t>
@@ -53123,11 +53126,11 @@
       <w:proofErr w:type="spellStart"/>
       <w:r>
         <w:rPr>
-          <w:rFonts w:ascii="Roboto" w:eastAsia="Roboto" w:hAnsi="Roboto" w:cs="Roboto"/>
+          <w:rFonts w:ascii="Times New Roman" w:eastAsia="Roboto" w:hAnsi="Times New Roman" w:cs="Roboto"/>
           <w:b/>
           <w:bCs/>
           <w:color w:val="1F1F1F"/>
-          <w:sz w:val="21"/>
+          <w:sz w:val="24"/>
           <w:szCs w:val="21"/>
         </w:rPr>
         <w:t>implementasi</w:t>
@@ -53147,11 +53150,11 @@
       <w:proofErr w:type="spellStart"/>
       <w:r>
         <w:rPr>
-          <w:rFonts w:ascii="Roboto" w:eastAsia="Roboto" w:hAnsi="Roboto" w:cs="Roboto"/>
+          <w:rFonts w:ascii="Times New Roman" w:eastAsia="Roboto" w:hAnsi="Times New Roman" w:cs="Roboto"/>
           <w:b/>
           <w:bCs/>
           <w:color w:val="1F1F1F"/>
-          <w:sz w:val="21"/>
+          <w:sz w:val="24"/>
           <w:szCs w:val="21"/>
         </w:rPr>
         <w:t>tiga</w:t>
@@ -53159,11 +53162,11 @@
       <w:proofErr w:type="spellEnd"/>
       <w:r>
         <w:rPr>
-          <w:rFonts w:ascii="Roboto" w:eastAsia="Roboto" w:hAnsi="Roboto" w:cs="Roboto"/>
+          <w:rFonts w:ascii="Times New Roman" w:eastAsia="Roboto" w:hAnsi="Times New Roman" w:cs="Roboto"/>
           <w:b/>
           <w:bCs/>
           <w:color w:val="1F1F1F"/>
-          <w:sz w:val="21"/>
+          <w:sz w:val="24"/>
           <w:szCs w:val="21"/>
         </w:rPr>
         <w:t xml:space="preserve"> sprint (4.1.1) yang </w:t>
@@ -53171,11 +53174,11 @@
       <w:proofErr w:type="spellStart"/>
       <w:r>
         <w:rPr>
-          <w:rFonts w:ascii="Roboto" w:eastAsia="Roboto" w:hAnsi="Roboto" w:cs="Roboto"/>
+          <w:rFonts w:ascii="Times New Roman" w:eastAsia="Roboto" w:hAnsi="Times New Roman" w:cs="Roboto"/>
           <w:b/>
           <w:bCs/>
           <w:color w:val="1F1F1F"/>
-          <w:sz w:val="21"/>
+          <w:sz w:val="24"/>
           <w:szCs w:val="21"/>
         </w:rPr>
         <w:t>menghasilkan</w:t>
@@ -53195,11 +53198,11 @@
       <w:proofErr w:type="spellStart"/>
       <w:r>
         <w:rPr>
-          <w:rFonts w:ascii="Roboto" w:eastAsia="Roboto" w:hAnsi="Roboto" w:cs="Roboto"/>
+          <w:rFonts w:ascii="Times New Roman" w:eastAsia="Roboto" w:hAnsi="Times New Roman" w:cs="Roboto"/>
           <w:b/>
           <w:bCs/>
           <w:color w:val="1F1F1F"/>
-          <w:sz w:val="21"/>
+          <w:sz w:val="24"/>
           <w:szCs w:val="21"/>
         </w:rPr>
         <w:t>purwarupa</w:t>
@@ -53219,11 +53222,11 @@
       <w:proofErr w:type="spellStart"/>
       <w:r>
         <w:rPr>
-          <w:rFonts w:ascii="Roboto" w:eastAsia="Roboto" w:hAnsi="Roboto" w:cs="Roboto"/>
+          <w:rFonts w:ascii="Times New Roman" w:eastAsia="Roboto" w:hAnsi="Times New Roman" w:cs="Roboto"/>
           <w:b/>
           <w:bCs/>
           <w:color w:val="1F1F1F"/>
-          <w:sz w:val="21"/>
+          <w:sz w:val="24"/>
           <w:szCs w:val="21"/>
         </w:rPr>
         <w:t>sistem</w:t>
@@ -53231,11 +53234,11 @@
       <w:proofErr w:type="spellEnd"/>
       <w:r>
         <w:rPr>
-          <w:rFonts w:ascii="Roboto" w:eastAsia="Roboto" w:hAnsi="Roboto" w:cs="Roboto"/>
+          <w:rFonts w:ascii="Times New Roman" w:eastAsia="Roboto" w:hAnsi="Times New Roman" w:cs="Roboto"/>
           <w:b/>
           <w:bCs/>
           <w:color w:val="1F1F1F"/>
-          <w:sz w:val="21"/>
+          <w:sz w:val="24"/>
           <w:szCs w:val="21"/>
         </w:rPr>
         <w:t xml:space="preserve"> yang </w:t>
@@ -53243,11 +53246,11 @@
       <w:proofErr w:type="spellStart"/>
       <w:r>
         <w:rPr>
-          <w:rFonts w:ascii="Roboto" w:eastAsia="Roboto" w:hAnsi="Roboto" w:cs="Roboto"/>
+          <w:rFonts w:ascii="Times New Roman" w:eastAsia="Roboto" w:hAnsi="Times New Roman" w:cs="Roboto"/>
           <w:b/>
           <w:bCs/>
           <w:color w:val="1F1F1F"/>
-          <w:sz w:val="21"/>
+          <w:sz w:val="24"/>
           <w:szCs w:val="21"/>
         </w:rPr>
         <w:t>dikembangkan</w:t>
@@ -53255,11 +53258,11 @@
       <w:proofErr w:type="spellEnd"/>
       <w:r>
         <w:rPr>
-          <w:rFonts w:ascii="Roboto" w:eastAsia="Roboto" w:hAnsi="Roboto" w:cs="Roboto"/>
+          <w:rFonts w:ascii="Times New Roman" w:eastAsia="Roboto" w:hAnsi="Times New Roman" w:cs="Roboto"/>
           <w:b/>
           <w:bCs/>
           <w:color w:val="1F1F1F"/>
-          <w:sz w:val="21"/>
+          <w:sz w:val="24"/>
           <w:szCs w:val="21"/>
         </w:rPr>
         <w:t xml:space="preserve">. </w:t>
@@ -53267,11 +53270,11 @@
       <w:proofErr w:type="spellStart"/>
       <w:r>
         <w:rPr>
-          <w:rFonts w:ascii="Roboto" w:eastAsia="Roboto" w:hAnsi="Roboto" w:cs="Roboto"/>
+          <w:rFonts w:ascii="Times New Roman" w:eastAsia="Roboto" w:hAnsi="Times New Roman" w:cs="Roboto"/>
           <w:b/>
           <w:bCs/>
           <w:color w:val="1F1F1F"/>
-          <w:sz w:val="21"/>
+          <w:sz w:val="24"/>
           <w:szCs w:val="21"/>
         </w:rPr>
         <w:t>Arsitektur</w:t>
@@ -53279,11 +53282,11 @@
       <w:proofErr w:type="spellEnd"/>
       <w:r>
         <w:rPr>
-          <w:rFonts w:ascii="Roboto" w:eastAsia="Roboto" w:hAnsi="Roboto" w:cs="Roboto"/>
+          <w:rFonts w:ascii="Times New Roman" w:eastAsia="Roboto" w:hAnsi="Times New Roman" w:cs="Roboto"/>
           <w:b/>
           <w:bCs/>
           <w:color w:val="1F1F1F"/>
-          <w:sz w:val="21"/>
+          <w:sz w:val="24"/>
           <w:szCs w:val="21"/>
         </w:rPr>
         <w:t xml:space="preserve"> Next.js (frontend) dan Go (backend) </w:t>
@@ -53291,11 +53294,11 @@
       <w:proofErr w:type="spellStart"/>
       <w:r>
         <w:rPr>
-          <w:rFonts w:ascii="Roboto" w:eastAsia="Roboto" w:hAnsi="Roboto" w:cs="Roboto"/>
+          <w:rFonts w:ascii="Times New Roman" w:eastAsia="Roboto" w:hAnsi="Times New Roman" w:cs="Roboto"/>
           <w:b/>
           <w:bCs/>
           <w:color w:val="1F1F1F"/>
-          <w:sz w:val="21"/>
+          <w:sz w:val="24"/>
           <w:szCs w:val="21"/>
         </w:rPr>
         <w:t>berhasil</w:t>
@@ -53315,11 +53318,11 @@
       <w:proofErr w:type="spellStart"/>
       <w:r>
         <w:rPr>
-          <w:rFonts w:ascii="Roboto" w:eastAsia="Roboto" w:hAnsi="Roboto" w:cs="Roboto"/>
+          <w:rFonts w:ascii="Times New Roman" w:eastAsia="Roboto" w:hAnsi="Times New Roman" w:cs="Roboto"/>
           <w:b/>
           <w:bCs/>
           <w:color w:val="1F1F1F"/>
-          <w:sz w:val="21"/>
+          <w:sz w:val="24"/>
           <w:szCs w:val="21"/>
         </w:rPr>
         <w:t>diintegrasikan</w:t>
@@ -53339,11 +53342,11 @@
       <w:proofErr w:type="spellStart"/>
       <w:r>
         <w:rPr>
-          <w:rFonts w:ascii="Roboto" w:eastAsia="Roboto" w:hAnsi="Roboto" w:cs="Roboto"/>
+          <w:rFonts w:ascii="Times New Roman" w:eastAsia="Roboto" w:hAnsi="Times New Roman" w:cs="Roboto"/>
           <w:b/>
           <w:bCs/>
           <w:color w:val="1F1F1F"/>
-          <w:sz w:val="21"/>
+          <w:sz w:val="24"/>
           <w:szCs w:val="21"/>
         </w:rPr>
         <w:t>dengan</w:t>
@@ -53363,11 +53366,11 @@
       <w:proofErr w:type="spellStart"/>
       <w:r>
         <w:rPr>
-          <w:rFonts w:ascii="Roboto" w:eastAsia="Roboto" w:hAnsi="Roboto" w:cs="Roboto"/>
+          <w:rFonts w:ascii="Times New Roman" w:eastAsia="Roboto" w:hAnsi="Times New Roman" w:cs="Roboto"/>
           <w:b/>
           <w:bCs/>
           <w:color w:val="1F1F1F"/>
-          <w:sz w:val="21"/>
+          <w:sz w:val="24"/>
           <w:szCs w:val="21"/>
         </w:rPr>
         <w:t>Supabase</w:t>
@@ -53375,11 +53378,11 @@
       <w:proofErr w:type="spellEnd"/>
       <w:r>
         <w:rPr>
-          <w:rFonts w:ascii="Roboto" w:eastAsia="Roboto" w:hAnsi="Roboto" w:cs="Roboto"/>
+          <w:rFonts w:ascii="Times New Roman" w:eastAsia="Roboto" w:hAnsi="Times New Roman" w:cs="Roboto"/>
           <w:b/>
           <w:bCs/>
           <w:color w:val="1F1F1F"/>
-          <w:sz w:val="21"/>
+          <w:sz w:val="24"/>
           <w:szCs w:val="21"/>
         </w:rPr>
         <w:t xml:space="preserve">, </w:t>
@@ -53387,11 +53390,11 @@
       <w:proofErr w:type="spellStart"/>
       <w:r>
         <w:rPr>
-          <w:rFonts w:ascii="Roboto" w:eastAsia="Roboto" w:hAnsi="Roboto" w:cs="Roboto"/>
+          <w:rFonts w:ascii="Times New Roman" w:eastAsia="Roboto" w:hAnsi="Times New Roman" w:cs="Roboto"/>
           <w:b/>
           <w:bCs/>
           <w:color w:val="1F1F1F"/>
-          <w:sz w:val="21"/>
+          <w:sz w:val="24"/>
           <w:szCs w:val="21"/>
         </w:rPr>
         <w:t>sebagaimana</w:t>
@@ -53411,11 +53414,11 @@
       <w:proofErr w:type="spellStart"/>
       <w:r>
         <w:rPr>
-          <w:rFonts w:ascii="Roboto" w:eastAsia="Roboto" w:hAnsi="Roboto" w:cs="Roboto"/>
+          <w:rFonts w:ascii="Times New Roman" w:eastAsia="Roboto" w:hAnsi="Times New Roman" w:cs="Roboto"/>
           <w:b/>
           <w:bCs/>
           <w:color w:val="1F1F1F"/>
-          <w:sz w:val="21"/>
+          <w:sz w:val="24"/>
           <w:szCs w:val="21"/>
         </w:rPr>
         <w:t>divalidasi</w:t>
@@ -53423,11 +53426,11 @@
       <w:proofErr w:type="spellEnd"/>
       <w:r>
         <w:rPr>
-          <w:rFonts w:ascii="Roboto" w:eastAsia="Roboto" w:hAnsi="Roboto" w:cs="Roboto"/>
+          <w:rFonts w:ascii="Times New Roman" w:eastAsia="Roboto" w:hAnsi="Times New Roman" w:cs="Roboto"/>
           <w:b/>
           <w:bCs/>
           <w:color w:val="1F1F1F"/>
-          <w:sz w:val="21"/>
+          <w:sz w:val="24"/>
           <w:szCs w:val="21"/>
         </w:rPr>
         <w:t xml:space="preserve"> oleh </w:t>
@@ -53435,11 +53438,11 @@
       <w:proofErr w:type="spellStart"/>
       <w:r>
         <w:rPr>
-          <w:rFonts w:ascii="Roboto" w:eastAsia="Roboto" w:hAnsi="Roboto" w:cs="Roboto"/>
+          <w:rFonts w:ascii="Times New Roman" w:eastAsia="Roboto" w:hAnsi="Times New Roman" w:cs="Roboto"/>
           <w:b/>
           <w:bCs/>
           <w:color w:val="1F1F1F"/>
-          <w:sz w:val="21"/>
+          <w:sz w:val="24"/>
           <w:szCs w:val="21"/>
         </w:rPr>
         <w:t>keberhasilan</w:t>
@@ -53447,11 +53450,11 @@
       <w:proofErr w:type="spellEnd"/>
       <w:r>
         <w:rPr>
-          <w:rFonts w:ascii="Roboto" w:eastAsia="Roboto" w:hAnsi="Roboto" w:cs="Roboto"/>
+          <w:rFonts w:ascii="Times New Roman" w:eastAsia="Roboto" w:hAnsi="Times New Roman" w:cs="Roboto"/>
           <w:b/>
           <w:bCs/>
           <w:color w:val="1F1F1F"/>
-          <w:sz w:val="21"/>
+          <w:sz w:val="24"/>
           <w:szCs w:val="21"/>
         </w:rPr>
         <w:t xml:space="preserve"> uji </w:t>
@@ -53459,11 +53462,11 @@
       <w:proofErr w:type="spellStart"/>
       <w:r>
         <w:rPr>
-          <w:rFonts w:ascii="Roboto" w:eastAsia="Roboto" w:hAnsi="Roboto" w:cs="Roboto"/>
+          <w:rFonts w:ascii="Times New Roman" w:eastAsia="Roboto" w:hAnsi="Times New Roman" w:cs="Roboto"/>
           <w:b/>
           <w:bCs/>
           <w:color w:val="1F1F1F"/>
-          <w:sz w:val="21"/>
+          <w:sz w:val="24"/>
           <w:szCs w:val="21"/>
         </w:rPr>
         <w:t>fungsionalitas</w:t>
@@ -53471,11 +53474,11 @@
       <w:proofErr w:type="spellEnd"/>
       <w:r>
         <w:rPr>
-          <w:rFonts w:ascii="Roboto" w:eastAsia="Roboto" w:hAnsi="Roboto" w:cs="Roboto"/>
+          <w:rFonts w:ascii="Times New Roman" w:eastAsia="Roboto" w:hAnsi="Times New Roman" w:cs="Roboto"/>
           <w:b/>
           <w:bCs/>
           <w:color w:val="1F1F1F"/>
-          <w:sz w:val="21"/>
+          <w:sz w:val="24"/>
           <w:szCs w:val="21"/>
         </w:rPr>
         <w:t xml:space="preserve"> (4.2.1) dan uji </w:t>
@@ -53483,11 +53486,11 @@
       <w:proofErr w:type="spellStart"/>
       <w:r>
         <w:rPr>
-          <w:rFonts w:ascii="Roboto" w:eastAsia="Roboto" w:hAnsi="Roboto" w:cs="Roboto"/>
+          <w:rFonts w:ascii="Times New Roman" w:eastAsia="Roboto" w:hAnsi="Times New Roman" w:cs="Roboto"/>
           <w:b/>
           <w:bCs/>
           <w:color w:val="1F1F1F"/>
-          <w:sz w:val="21"/>
+          <w:sz w:val="24"/>
           <w:szCs w:val="21"/>
         </w:rPr>
         <w:t>performa</w:t>
@@ -53495,11 +53498,11 @@
       <w:proofErr w:type="spellEnd"/>
       <w:r>
         <w:rPr>
-          <w:rFonts w:ascii="Roboto" w:eastAsia="Roboto" w:hAnsi="Roboto" w:cs="Roboto"/>
+          <w:rFonts w:ascii="Times New Roman" w:eastAsia="Roboto" w:hAnsi="Times New Roman" w:cs="Roboto"/>
           <w:b/>
           <w:bCs/>
           <w:color w:val="1F1F1F"/>
-          <w:sz w:val="21"/>
+          <w:sz w:val="24"/>
           <w:szCs w:val="21"/>
         </w:rPr>
         <w:t xml:space="preserve"> (4.2.3). Metode Scrum </w:t>
@@ -53507,11 +53510,11 @@
       <w:proofErr w:type="spellStart"/>
       <w:r>
         <w:rPr>
-          <w:rFonts w:ascii="Roboto" w:eastAsia="Roboto" w:hAnsi="Roboto" w:cs="Roboto"/>
+          <w:rFonts w:ascii="Times New Roman" w:eastAsia="Roboto" w:hAnsi="Times New Roman" w:cs="Roboto"/>
           <w:b/>
           <w:bCs/>
           <w:color w:val="1F1F1F"/>
-          <w:sz w:val="21"/>
+          <w:sz w:val="24"/>
           <w:szCs w:val="21"/>
         </w:rPr>
         <w:t>memastikan</w:t>
@@ -53531,11 +53534,11 @@
       <w:proofErr w:type="spellStart"/>
       <w:r>
         <w:rPr>
-          <w:rFonts w:ascii="Roboto" w:eastAsia="Roboto" w:hAnsi="Roboto" w:cs="Roboto"/>
+          <w:rFonts w:ascii="Times New Roman" w:eastAsia="Roboto" w:hAnsi="Times New Roman" w:cs="Roboto"/>
           <w:b/>
           <w:bCs/>
           <w:color w:val="1F1F1F"/>
-          <w:sz w:val="21"/>
+          <w:sz w:val="24"/>
           <w:szCs w:val="21"/>
         </w:rPr>
         <w:t>pengembangan</w:t>
@@ -53555,11 +53558,11 @@
       <w:proofErr w:type="spellStart"/>
       <w:r>
         <w:rPr>
-          <w:rFonts w:ascii="Roboto" w:eastAsia="Roboto" w:hAnsi="Roboto" w:cs="Roboto"/>
+          <w:rFonts w:ascii="Times New Roman" w:eastAsia="Roboto" w:hAnsi="Times New Roman" w:cs="Roboto"/>
           <w:b/>
           <w:bCs/>
           <w:color w:val="1F1F1F"/>
-          <w:sz w:val="21"/>
+          <w:sz w:val="24"/>
           <w:szCs w:val="21"/>
         </w:rPr>
         <w:t>berlangsung</w:t>
@@ -53579,11 +53582,11 @@
       <w:proofErr w:type="spellStart"/>
       <w:r>
         <w:rPr>
-          <w:rFonts w:ascii="Roboto" w:eastAsia="Roboto" w:hAnsi="Roboto" w:cs="Roboto"/>
+          <w:rFonts w:ascii="Times New Roman" w:eastAsia="Roboto" w:hAnsi="Times New Roman" w:cs="Roboto"/>
           <w:b/>
           <w:bCs/>
           <w:color w:val="1F1F1F"/>
-          <w:sz w:val="21"/>
+          <w:sz w:val="24"/>
           <w:szCs w:val="21"/>
         </w:rPr>
         <w:t>adaptif</w:t>
@@ -53591,11 +53594,11 @@
       <w:proofErr w:type="spellEnd"/>
       <w:r>
         <w:rPr>
-          <w:rFonts w:ascii="Roboto" w:eastAsia="Roboto" w:hAnsi="Roboto" w:cs="Roboto"/>
+          <w:rFonts w:ascii="Times New Roman" w:eastAsia="Roboto" w:hAnsi="Times New Roman" w:cs="Roboto"/>
           <w:b/>
           <w:bCs/>
           <w:color w:val="1F1F1F"/>
-          <w:sz w:val="21"/>
+          <w:sz w:val="24"/>
           <w:szCs w:val="21"/>
         </w:rPr>
         <w:t xml:space="preserve"> dan </w:t>
@@ -53603,11 +53606,11 @@
       <w:proofErr w:type="spellStart"/>
       <w:r>
         <w:rPr>
-          <w:rFonts w:ascii="Roboto" w:eastAsia="Roboto" w:hAnsi="Roboto" w:cs="Roboto"/>
+          <w:rFonts w:ascii="Times New Roman" w:eastAsia="Roboto" w:hAnsi="Times New Roman" w:cs="Roboto"/>
           <w:b/>
           <w:bCs/>
           <w:color w:val="1F1F1F"/>
-          <w:sz w:val="21"/>
+          <w:sz w:val="24"/>
           <w:szCs w:val="21"/>
         </w:rPr>
         <w:t>menghasilkan</w:t>
@@ -53615,11 +53618,11 @@
       <w:proofErr w:type="spellEnd"/>
       <w:r>
         <w:rPr>
-          <w:rFonts w:ascii="Roboto" w:eastAsia="Roboto" w:hAnsi="Roboto" w:cs="Roboto"/>
+          <w:rFonts w:ascii="Times New Roman" w:eastAsia="Roboto" w:hAnsi="Times New Roman" w:cs="Roboto"/>
           <w:b/>
           <w:bCs/>
           <w:color w:val="1F1F1F"/>
-          <w:sz w:val="21"/>
+          <w:sz w:val="24"/>
           <w:szCs w:val="21"/>
         </w:rPr>
         <w:t xml:space="preserve"> product increment yang </w:t>
@@ -53627,11 +53630,11 @@
       <w:proofErr w:type="spellStart"/>
       <w:r>
         <w:rPr>
-          <w:rFonts w:ascii="Roboto" w:eastAsia="Roboto" w:hAnsi="Roboto" w:cs="Roboto"/>
+          <w:rFonts w:ascii="Times New Roman" w:eastAsia="Roboto" w:hAnsi="Times New Roman" w:cs="Roboto"/>
           <w:b/>
           <w:bCs/>
           <w:color w:val="1F1F1F"/>
-          <w:sz w:val="21"/>
+          <w:sz w:val="24"/>
           <w:szCs w:val="21"/>
         </w:rPr>
         <w:t>sesuai</w:t>
@@ -53651,11 +53654,11 @@
       <w:proofErr w:type="spellStart"/>
       <w:r>
         <w:rPr>
-          <w:rFonts w:ascii="Roboto" w:eastAsia="Roboto" w:hAnsi="Roboto" w:cs="Roboto"/>
+          <w:rFonts w:ascii="Times New Roman" w:eastAsia="Roboto" w:hAnsi="Times New Roman" w:cs="Roboto"/>
           <w:b/>
           <w:bCs/>
           <w:color w:val="1F1F1F"/>
-          <w:sz w:val="21"/>
+          <w:sz w:val="24"/>
           <w:szCs w:val="21"/>
         </w:rPr>
         <w:t>dengan</w:t>
@@ -53675,11 +53678,11 @@
       <w:proofErr w:type="spellStart"/>
       <w:r>
         <w:rPr>
-          <w:rFonts w:ascii="Roboto" w:eastAsia="Roboto" w:hAnsi="Roboto" w:cs="Roboto"/>
+          <w:rFonts w:ascii="Times New Roman" w:eastAsia="Roboto" w:hAnsi="Times New Roman" w:cs="Roboto"/>
           <w:b/>
           <w:bCs/>
           <w:color w:val="1F1F1F"/>
-          <w:sz w:val="21"/>
+          <w:sz w:val="24"/>
           <w:szCs w:val="21"/>
         </w:rPr>
         <w:t>kebutuhan</w:t>
@@ -53699,11 +53702,11 @@
       <w:proofErr w:type="spellStart"/>
       <w:r>
         <w:rPr>
-          <w:rFonts w:ascii="Roboto" w:eastAsia="Roboto" w:hAnsi="Roboto" w:cs="Roboto"/>
+          <w:rFonts w:ascii="Times New Roman" w:eastAsia="Roboto" w:hAnsi="Times New Roman" w:cs="Roboto"/>
           <w:b/>
           <w:bCs/>
           <w:color w:val="1F1F1F"/>
-          <w:sz w:val="21"/>
+          <w:sz w:val="24"/>
           <w:szCs w:val="21"/>
         </w:rPr>
         <w:t>Disdukcapil</w:t>
@@ -53711,11 +53714,11 @@
       <w:proofErr w:type="spellEnd"/>
       <w:r>
         <w:rPr>
-          <w:rFonts w:ascii="Roboto" w:eastAsia="Roboto" w:hAnsi="Roboto" w:cs="Roboto"/>
+          <w:rFonts w:ascii="Times New Roman" w:eastAsia="Roboto" w:hAnsi="Times New Roman" w:cs="Roboto"/>
           <w:b/>
           <w:bCs/>
           <w:color w:val="1F1F1F"/>
-          <w:sz w:val="21"/>
+          <w:sz w:val="24"/>
           <w:szCs w:val="21"/>
         </w:rPr>
         <w:t>.</w:t>
@@ -53735,11 +53738,11 @@
       </w:pPr>
       <w:r>
         <w:rPr>
-          <w:rFonts w:ascii="Roboto" w:eastAsia="Roboto" w:hAnsi="Roboto" w:cs="Roboto"/>
+          <w:rFonts w:ascii="Times New Roman" w:eastAsia="Roboto" w:hAnsi="Times New Roman" w:cs="Roboto"/>
           <w:b/>
           <w:bCs/>
           <w:color w:val="1F1F1F"/>
-          <w:sz w:val="21"/>
+          <w:sz w:val="24"/>
           <w:szCs w:val="21"/>
           <w:highlight w:val="white"/>
         </w:rPr>
@@ -53758,9 +53761,9 @@
       <w:proofErr w:type="spellStart"/>
       <w:r>
         <w:rPr>
-          <w:rFonts w:ascii="Roboto" w:eastAsia="Roboto" w:hAnsi="Roboto" w:cs="Roboto"/>
-          <w:color w:val="1F1F1F"/>
-          <w:sz w:val="21"/>
+          <w:rFonts w:ascii="Times New Roman" w:eastAsia="Roboto" w:hAnsi="Times New Roman" w:cs="Roboto"/>
+          <w:color w:val="1F1F1F"/>
+          <w:sz w:val="24"/>
           <w:szCs w:val="21"/>
           <w:highlight w:val="white"/>
         </w:rPr>
@@ -53769,9 +53772,9 @@
       <w:proofErr w:type="spellEnd"/>
       <w:r>
         <w:rPr>
-          <w:rFonts w:ascii="Roboto" w:eastAsia="Roboto" w:hAnsi="Roboto" w:cs="Roboto"/>
-          <w:color w:val="1F1F1F"/>
-          <w:sz w:val="21"/>
+          <w:rFonts w:ascii="Times New Roman" w:eastAsia="Roboto" w:hAnsi="Times New Roman" w:cs="Roboto"/>
+          <w:color w:val="1F1F1F"/>
+          <w:sz w:val="24"/>
           <w:szCs w:val="21"/>
           <w:highlight w:val="white"/>
         </w:rPr>
@@ -53780,9 +53783,9 @@
       <w:proofErr w:type="spellStart"/>
       <w:r>
         <w:rPr>
-          <w:rFonts w:ascii="Roboto" w:eastAsia="Roboto" w:hAnsi="Roboto" w:cs="Roboto"/>
-          <w:color w:val="1F1F1F"/>
-          <w:sz w:val="21"/>
+          <w:rFonts w:ascii="Times New Roman" w:eastAsia="Roboto" w:hAnsi="Times New Roman" w:cs="Roboto"/>
+          <w:color w:val="1F1F1F"/>
+          <w:sz w:val="24"/>
           <w:szCs w:val="21"/>
           <w:highlight w:val="white"/>
         </w:rPr>
@@ -53802,9 +53805,9 @@
       <w:proofErr w:type="spellStart"/>
       <w:r>
         <w:rPr>
-          <w:rFonts w:ascii="Roboto" w:eastAsia="Roboto" w:hAnsi="Roboto" w:cs="Roboto"/>
-          <w:color w:val="1F1F1F"/>
-          <w:sz w:val="21"/>
+          <w:rFonts w:ascii="Times New Roman" w:eastAsia="Roboto" w:hAnsi="Times New Roman" w:cs="Roboto"/>
+          <w:color w:val="1F1F1F"/>
+          <w:sz w:val="24"/>
           <w:szCs w:val="21"/>
           <w:highlight w:val="white"/>
         </w:rPr>
@@ -53824,9 +53827,9 @@
       <w:proofErr w:type="spellStart"/>
       <w:r>
         <w:rPr>
-          <w:rFonts w:ascii="Roboto" w:eastAsia="Roboto" w:hAnsi="Roboto" w:cs="Roboto"/>
-          <w:color w:val="1F1F1F"/>
-          <w:sz w:val="21"/>
+          <w:rFonts w:ascii="Times New Roman" w:eastAsia="Roboto" w:hAnsi="Times New Roman" w:cs="Roboto"/>
+          <w:color w:val="1F1F1F"/>
+          <w:sz w:val="24"/>
           <w:szCs w:val="21"/>
           <w:highlight w:val="white"/>
         </w:rPr>
@@ -53846,9 +53849,9 @@
       <w:proofErr w:type="spellStart"/>
       <w:r>
         <w:rPr>
-          <w:rFonts w:ascii="Roboto" w:eastAsia="Roboto" w:hAnsi="Roboto" w:cs="Roboto"/>
-          <w:color w:val="1F1F1F"/>
-          <w:sz w:val="21"/>
+          <w:rFonts w:ascii="Times New Roman" w:eastAsia="Roboto" w:hAnsi="Times New Roman" w:cs="Roboto"/>
+          <w:color w:val="1F1F1F"/>
+          <w:sz w:val="24"/>
           <w:szCs w:val="21"/>
           <w:highlight w:val="white"/>
         </w:rPr>
@@ -53868,9 +53871,9 @@
       <w:proofErr w:type="spellStart"/>
       <w:r>
         <w:rPr>
-          <w:rFonts w:ascii="Roboto" w:eastAsia="Roboto" w:hAnsi="Roboto" w:cs="Roboto"/>
-          <w:color w:val="1F1F1F"/>
-          <w:sz w:val="21"/>
+          <w:rFonts w:ascii="Times New Roman" w:eastAsia="Roboto" w:hAnsi="Times New Roman" w:cs="Roboto"/>
+          <w:color w:val="1F1F1F"/>
+          <w:sz w:val="24"/>
           <w:szCs w:val="21"/>
           <w:highlight w:val="white"/>
         </w:rPr>
@@ -53879,9 +53882,9 @@
       <w:proofErr w:type="spellEnd"/>
       <w:r>
         <w:rPr>
-          <w:rFonts w:ascii="Roboto" w:eastAsia="Roboto" w:hAnsi="Roboto" w:cs="Roboto"/>
-          <w:color w:val="1F1F1F"/>
-          <w:sz w:val="21"/>
+          <w:rFonts w:ascii="Times New Roman" w:eastAsia="Roboto" w:hAnsi="Times New Roman" w:cs="Roboto"/>
+          <w:color w:val="1F1F1F"/>
+          <w:sz w:val="24"/>
           <w:szCs w:val="21"/>
           <w:highlight w:val="white"/>
         </w:rPr>
@@ -53890,9 +53893,9 @@
       <w:proofErr w:type="spellStart"/>
       <w:r>
         <w:rPr>
-          <w:rFonts w:ascii="Roboto" w:eastAsia="Roboto" w:hAnsi="Roboto" w:cs="Roboto"/>
-          <w:color w:val="1F1F1F"/>
-          <w:sz w:val="21"/>
+          <w:rFonts w:ascii="Times New Roman" w:eastAsia="Roboto" w:hAnsi="Times New Roman" w:cs="Roboto"/>
+          <w:color w:val="1F1F1F"/>
+          <w:sz w:val="24"/>
           <w:szCs w:val="21"/>
           <w:highlight w:val="white"/>
         </w:rPr>
@@ -53912,9 +53915,9 @@
       <w:proofErr w:type="spellStart"/>
       <w:r>
         <w:rPr>
-          <w:rFonts w:ascii="Roboto" w:eastAsia="Roboto" w:hAnsi="Roboto" w:cs="Roboto"/>
-          <w:color w:val="1F1F1F"/>
-          <w:sz w:val="21"/>
+          <w:rFonts w:ascii="Times New Roman" w:eastAsia="Roboto" w:hAnsi="Times New Roman" w:cs="Roboto"/>
+          <w:color w:val="1F1F1F"/>
+          <w:sz w:val="24"/>
           <w:szCs w:val="21"/>
           <w:highlight w:val="white"/>
         </w:rPr>
@@ -53934,9 +53937,9 @@
       <w:proofErr w:type="spellStart"/>
       <w:r>
         <w:rPr>
-          <w:rFonts w:ascii="Roboto" w:eastAsia="Roboto" w:hAnsi="Roboto" w:cs="Roboto"/>
-          <w:color w:val="1F1F1F"/>
-          <w:sz w:val="21"/>
+          <w:rFonts w:ascii="Times New Roman" w:eastAsia="Roboto" w:hAnsi="Times New Roman" w:cs="Roboto"/>
+          <w:color w:val="1F1F1F"/>
+          <w:sz w:val="24"/>
           <w:szCs w:val="21"/>
           <w:highlight w:val="white"/>
         </w:rPr>
@@ -53956,9 +53959,9 @@
       <w:proofErr w:type="spellStart"/>
       <w:r>
         <w:rPr>
-          <w:rFonts w:ascii="Roboto" w:eastAsia="Roboto" w:hAnsi="Roboto" w:cs="Roboto"/>
-          <w:color w:val="1F1F1F"/>
-          <w:sz w:val="21"/>
+          <w:rFonts w:ascii="Times New Roman" w:eastAsia="Roboto" w:hAnsi="Times New Roman" w:cs="Roboto"/>
+          <w:color w:val="1F1F1F"/>
+          <w:sz w:val="24"/>
           <w:szCs w:val="21"/>
           <w:highlight w:val="white"/>
         </w:rPr>
@@ -53967,9 +53970,9 @@
       <w:proofErr w:type="spellEnd"/>
       <w:r>
         <w:rPr>
-          <w:rFonts w:ascii="Roboto" w:eastAsia="Roboto" w:hAnsi="Roboto" w:cs="Roboto"/>
-          <w:color w:val="1F1F1F"/>
-          <w:sz w:val="21"/>
+          <w:rFonts w:ascii="Times New Roman" w:eastAsia="Roboto" w:hAnsi="Times New Roman" w:cs="Roboto"/>
+          <w:color w:val="1F1F1F"/>
+          <w:sz w:val="24"/>
           <w:szCs w:val="21"/>
           <w:highlight w:val="white"/>
         </w:rPr>
@@ -53978,9 +53981,9 @@
       <w:proofErr w:type="spellStart"/>
       <w:r>
         <w:rPr>
-          <w:rFonts w:ascii="Roboto" w:eastAsia="Roboto" w:hAnsi="Roboto" w:cs="Roboto"/>
-          <w:color w:val="1F1F1F"/>
-          <w:sz w:val="21"/>
+          <w:rFonts w:ascii="Times New Roman" w:eastAsia="Roboto" w:hAnsi="Times New Roman" w:cs="Roboto"/>
+          <w:color w:val="1F1F1F"/>
+          <w:sz w:val="24"/>
           <w:szCs w:val="21"/>
           <w:highlight w:val="white"/>
         </w:rPr>
@@ -53989,9 +53992,9 @@
       <w:proofErr w:type="spellEnd"/>
       <w:r>
         <w:rPr>
-          <w:rFonts w:ascii="Roboto" w:eastAsia="Roboto" w:hAnsi="Roboto" w:cs="Roboto"/>
-          <w:color w:val="1F1F1F"/>
-          <w:sz w:val="21"/>
+          <w:rFonts w:ascii="Times New Roman" w:eastAsia="Roboto" w:hAnsi="Times New Roman" w:cs="Roboto"/>
+          <w:color w:val="1F1F1F"/>
+          <w:sz w:val="24"/>
           <w:szCs w:val="21"/>
           <w:highlight w:val="white"/>
         </w:rPr>
@@ -54000,9 +54003,9 @@
       <w:proofErr w:type="spellStart"/>
       <w:r>
         <w:rPr>
-          <w:rFonts w:ascii="Roboto" w:eastAsia="Roboto" w:hAnsi="Roboto" w:cs="Roboto"/>
-          <w:color w:val="1F1F1F"/>
-          <w:sz w:val="21"/>
+          <w:rFonts w:ascii="Times New Roman" w:eastAsia="Roboto" w:hAnsi="Times New Roman" w:cs="Roboto"/>
+          <w:color w:val="1F1F1F"/>
+          <w:sz w:val="24"/>
           <w:szCs w:val="21"/>
           <w:highlight w:val="white"/>
         </w:rPr>
@@ -54022,9 +54025,9 @@
       <w:proofErr w:type="spellStart"/>
       <w:r>
         <w:rPr>
-          <w:rFonts w:ascii="Roboto" w:eastAsia="Roboto" w:hAnsi="Roboto" w:cs="Roboto"/>
-          <w:color w:val="1F1F1F"/>
-          <w:sz w:val="21"/>
+          <w:rFonts w:ascii="Times New Roman" w:eastAsia="Roboto" w:hAnsi="Times New Roman" w:cs="Roboto"/>
+          <w:color w:val="1F1F1F"/>
+          <w:sz w:val="24"/>
           <w:szCs w:val="21"/>
           <w:highlight w:val="white"/>
         </w:rPr>
@@ -54044,9 +54047,9 @@
       <w:proofErr w:type="spellStart"/>
       <w:r>
         <w:rPr>
-          <w:rFonts w:ascii="Roboto" w:eastAsia="Roboto" w:hAnsi="Roboto" w:cs="Roboto"/>
-          <w:color w:val="1F1F1F"/>
-          <w:sz w:val="21"/>
+          <w:rFonts w:ascii="Times New Roman" w:eastAsia="Roboto" w:hAnsi="Times New Roman" w:cs="Roboto"/>
+          <w:color w:val="1F1F1F"/>
+          <w:sz w:val="24"/>
           <w:szCs w:val="21"/>
           <w:highlight w:val="white"/>
         </w:rPr>
@@ -54055,9 +54058,9 @@
       <w:proofErr w:type="spellEnd"/>
       <w:r>
         <w:rPr>
-          <w:rFonts w:ascii="Roboto" w:eastAsia="Roboto" w:hAnsi="Roboto" w:cs="Roboto"/>
-          <w:color w:val="1F1F1F"/>
-          <w:sz w:val="21"/>
+          <w:rFonts w:ascii="Times New Roman" w:eastAsia="Roboto" w:hAnsi="Times New Roman" w:cs="Roboto"/>
+          <w:color w:val="1F1F1F"/>
+          <w:sz w:val="24"/>
           <w:szCs w:val="21"/>
           <w:highlight w:val="white"/>
         </w:rPr>
@@ -54066,9 +54069,9 @@
       <w:proofErr w:type="spellStart"/>
       <w:r>
         <w:rPr>
-          <w:rFonts w:ascii="Roboto" w:eastAsia="Roboto" w:hAnsi="Roboto" w:cs="Roboto"/>
-          <w:color w:val="1F1F1F"/>
-          <w:sz w:val="21"/>
+          <w:rFonts w:ascii="Times New Roman" w:eastAsia="Roboto" w:hAnsi="Times New Roman" w:cs="Roboto"/>
+          <w:color w:val="1F1F1F"/>
+          <w:sz w:val="24"/>
           <w:szCs w:val="21"/>
           <w:highlight w:val="white"/>
         </w:rPr>
@@ -54088,9 +54091,9 @@
       <w:proofErr w:type="spellStart"/>
       <w:r>
         <w:rPr>
-          <w:rFonts w:ascii="Roboto" w:eastAsia="Roboto" w:hAnsi="Roboto" w:cs="Roboto"/>
-          <w:color w:val="1F1F1F"/>
-          <w:sz w:val="21"/>
+          <w:rFonts w:ascii="Times New Roman" w:eastAsia="Roboto" w:hAnsi="Times New Roman" w:cs="Roboto"/>
+          <w:color w:val="1F1F1F"/>
+          <w:sz w:val="24"/>
           <w:szCs w:val="21"/>
           <w:highlight w:val="white"/>
         </w:rPr>
@@ -54099,9 +54102,9 @@
       <w:proofErr w:type="spellEnd"/>
       <w:r>
         <w:rPr>
-          <w:rFonts w:ascii="Roboto" w:eastAsia="Roboto" w:hAnsi="Roboto" w:cs="Roboto"/>
-          <w:color w:val="1F1F1F"/>
-          <w:sz w:val="21"/>
+          <w:rFonts w:ascii="Times New Roman" w:eastAsia="Roboto" w:hAnsi="Times New Roman" w:cs="Roboto"/>
+          <w:color w:val="1F1F1F"/>
+          <w:sz w:val="24"/>
           <w:szCs w:val="21"/>
           <w:highlight w:val="white"/>
         </w:rPr>
@@ -54121,11 +54124,11 @@
       <w:proofErr w:type="spellStart"/>
       <w:r>
         <w:rPr>
-          <w:rFonts w:ascii="Roboto" w:eastAsia="Roboto" w:hAnsi="Roboto" w:cs="Roboto"/>
+          <w:rFonts w:ascii="Times New Roman" w:eastAsia="Roboto" w:hAnsi="Times New Roman" w:cs="Roboto"/>
           <w:b/>
           <w:bCs/>
           <w:color w:val="1F1F1F"/>
-          <w:sz w:val="21"/>
+          <w:sz w:val="24"/>
           <w:szCs w:val="21"/>
         </w:rPr>
         <w:t>Ketercapaian</w:t>
@@ -54133,20 +54136,20 @@
       <w:proofErr w:type="spellEnd"/>
       <w:r>
         <w:rPr>
-          <w:rFonts w:ascii="Roboto" w:eastAsia="Roboto" w:hAnsi="Roboto" w:cs="Roboto"/>
+          <w:rFonts w:ascii="Times New Roman" w:eastAsia="Roboto" w:hAnsi="Times New Roman" w:cs="Roboto"/>
           <w:b/>
           <w:bCs/>
           <w:color w:val="1F1F1F"/>
-          <w:sz w:val="21"/>
+          <w:sz w:val="24"/>
           <w:szCs w:val="21"/>
         </w:rPr>
         <w:t>:</w:t>
       </w:r>
       <w:r>
         <w:rPr>
-          <w:rFonts w:ascii="Roboto" w:eastAsia="Roboto" w:hAnsi="Roboto" w:cs="Roboto"/>
-          <w:color w:val="1F1F1F"/>
-          <w:sz w:val="21"/>
+          <w:rFonts w:ascii="Times New Roman" w:eastAsia="Roboto" w:hAnsi="Times New Roman" w:cs="Roboto"/>
+          <w:color w:val="1F1F1F"/>
+          <w:sz w:val="24"/>
           <w:szCs w:val="21"/>
         </w:rPr>
         <w:t xml:space="preserve"> Tujuan </w:t>
@@ -54154,9 +54157,9 @@
       <w:proofErr w:type="spellStart"/>
       <w:r>
         <w:rPr>
-          <w:rFonts w:ascii="Roboto" w:eastAsia="Roboto" w:hAnsi="Roboto" w:cs="Roboto"/>
-          <w:color w:val="1F1F1F"/>
-          <w:sz w:val="21"/>
+          <w:rFonts w:ascii="Times New Roman" w:eastAsia="Roboto" w:hAnsi="Times New Roman" w:cs="Roboto"/>
+          <w:color w:val="1F1F1F"/>
+          <w:sz w:val="24"/>
           <w:szCs w:val="21"/>
         </w:rPr>
         <w:t>ini</w:t>
@@ -54174,11 +54177,11 @@
       <w:proofErr w:type="spellStart"/>
       <w:r>
         <w:rPr>
-          <w:rFonts w:ascii="Roboto" w:eastAsia="Roboto" w:hAnsi="Roboto" w:cs="Roboto"/>
+          <w:rFonts w:ascii="Times New Roman" w:eastAsia="Roboto" w:hAnsi="Times New Roman" w:cs="Roboto"/>
           <w:b/>
           <w:bCs/>
           <w:color w:val="1F1F1F"/>
-          <w:sz w:val="21"/>
+          <w:sz w:val="24"/>
           <w:szCs w:val="21"/>
         </w:rPr>
         <w:t>berhasil</w:t>
@@ -54198,11 +54201,11 @@
       <w:proofErr w:type="spellStart"/>
       <w:r>
         <w:rPr>
-          <w:rFonts w:ascii="Roboto" w:eastAsia="Roboto" w:hAnsi="Roboto" w:cs="Roboto"/>
+          <w:rFonts w:ascii="Times New Roman" w:eastAsia="Roboto" w:hAnsi="Times New Roman" w:cs="Roboto"/>
           <w:b/>
           <w:bCs/>
           <w:color w:val="1F1F1F"/>
-          <w:sz w:val="21"/>
+          <w:sz w:val="24"/>
           <w:szCs w:val="21"/>
         </w:rPr>
         <w:t>dicapai</w:t>
@@ -54210,9 +54213,9 @@
       <w:proofErr w:type="spellEnd"/>
       <w:r>
         <w:rPr>
-          <w:rFonts w:ascii="Roboto" w:eastAsia="Roboto" w:hAnsi="Roboto" w:cs="Roboto"/>
-          <w:color w:val="1F1F1F"/>
-          <w:sz w:val="21"/>
+          <w:rFonts w:ascii="Times New Roman" w:eastAsia="Roboto" w:hAnsi="Times New Roman" w:cs="Roboto"/>
+          <w:color w:val="1F1F1F"/>
+          <w:sz w:val="24"/>
           <w:szCs w:val="21"/>
         </w:rPr>
         <w:t xml:space="preserve"> dan </w:t>
@@ -54220,9 +54223,9 @@
       <w:proofErr w:type="spellStart"/>
       <w:r>
         <w:rPr>
-          <w:rFonts w:ascii="Roboto" w:eastAsia="Roboto" w:hAnsi="Roboto" w:cs="Roboto"/>
-          <w:color w:val="1F1F1F"/>
-          <w:sz w:val="21"/>
+          <w:rFonts w:ascii="Times New Roman" w:eastAsia="Roboto" w:hAnsi="Times New Roman" w:cs="Roboto"/>
+          <w:color w:val="1F1F1F"/>
+          <w:sz w:val="24"/>
           <w:szCs w:val="21"/>
         </w:rPr>
         <w:t>divalidasi</w:t>
@@ -54240,9 +54243,9 @@
       <w:proofErr w:type="spellStart"/>
       <w:r>
         <w:rPr>
-          <w:rFonts w:ascii="Roboto" w:eastAsia="Roboto" w:hAnsi="Roboto" w:cs="Roboto"/>
-          <w:color w:val="1F1F1F"/>
-          <w:sz w:val="21"/>
+          <w:rFonts w:ascii="Times New Roman" w:eastAsia="Roboto" w:hAnsi="Times New Roman" w:cs="Roboto"/>
+          <w:color w:val="1F1F1F"/>
+          <w:sz w:val="24"/>
           <w:szCs w:val="21"/>
         </w:rPr>
         <w:t>melalui</w:t>
@@ -54260,9 +54263,9 @@
       <w:proofErr w:type="spellStart"/>
       <w:r>
         <w:rPr>
-          <w:rFonts w:ascii="Roboto" w:eastAsia="Roboto" w:hAnsi="Roboto" w:cs="Roboto"/>
-          <w:color w:val="1F1F1F"/>
-          <w:sz w:val="21"/>
+          <w:rFonts w:ascii="Times New Roman" w:eastAsia="Roboto" w:hAnsi="Times New Roman" w:cs="Roboto"/>
+          <w:color w:val="1F1F1F"/>
+          <w:sz w:val="24"/>
           <w:szCs w:val="21"/>
         </w:rPr>
         <w:t>hasil</w:t>
@@ -54280,9 +54283,9 @@
       <w:proofErr w:type="spellStart"/>
       <w:r>
         <w:rPr>
-          <w:rFonts w:ascii="Roboto" w:eastAsia="Roboto" w:hAnsi="Roboto" w:cs="Roboto"/>
-          <w:color w:val="1F1F1F"/>
-          <w:sz w:val="21"/>
+          <w:rFonts w:ascii="Times New Roman" w:eastAsia="Roboto" w:hAnsi="Times New Roman" w:cs="Roboto"/>
+          <w:color w:val="1F1F1F"/>
+          <w:sz w:val="24"/>
           <w:szCs w:val="21"/>
         </w:rPr>
         <w:t>pengujian</w:t>
@@ -54290,9 +54293,9 @@
       <w:proofErr w:type="spellEnd"/>
       <w:r>
         <w:rPr>
-          <w:rFonts w:ascii="Roboto" w:eastAsia="Roboto" w:hAnsi="Roboto" w:cs="Roboto"/>
-          <w:color w:val="1F1F1F"/>
-          <w:sz w:val="21"/>
+          <w:rFonts w:ascii="Times New Roman" w:eastAsia="Roboto" w:hAnsi="Times New Roman" w:cs="Roboto"/>
+          <w:color w:val="1F1F1F"/>
+          <w:sz w:val="24"/>
           <w:szCs w:val="21"/>
         </w:rPr>
         <w:t>:</w:t>
@@ -54310,11 +54313,11 @@
       <w:proofErr w:type="spellStart"/>
       <w:r>
         <w:rPr>
-          <w:rFonts w:ascii="Roboto" w:eastAsia="Roboto" w:hAnsi="Roboto" w:cs="Roboto"/>
+          <w:rFonts w:ascii="Times New Roman" w:eastAsia="Roboto" w:hAnsi="Times New Roman" w:cs="Roboto"/>
           <w:b/>
           <w:bCs/>
           <w:color w:val="1F1F1F"/>
-          <w:sz w:val="21"/>
+          <w:sz w:val="24"/>
           <w:szCs w:val="21"/>
         </w:rPr>
         <w:t>Fungsionalitas</w:t>
@@ -54322,31 +54325,31 @@
       <w:proofErr w:type="spellEnd"/>
       <w:r>
         <w:rPr>
-          <w:rFonts w:ascii="Roboto" w:eastAsia="Roboto" w:hAnsi="Roboto" w:cs="Roboto"/>
+          <w:rFonts w:ascii="Times New Roman" w:eastAsia="Roboto" w:hAnsi="Times New Roman" w:cs="Roboto"/>
           <w:b/>
           <w:bCs/>
           <w:color w:val="1F1F1F"/>
-          <w:sz w:val="21"/>
+          <w:sz w:val="24"/>
           <w:szCs w:val="21"/>
         </w:rPr>
         <w:t>:</w:t>
       </w:r>
       <w:r>
         <w:rPr>
-          <w:rFonts w:ascii="Roboto" w:eastAsia="Roboto" w:hAnsi="Roboto" w:cs="Roboto"/>
-          <w:color w:val="1F1F1F"/>
-          <w:sz w:val="21"/>
+          <w:rFonts w:ascii="Times New Roman" w:eastAsia="Roboto" w:hAnsi="Times New Roman" w:cs="Roboto"/>
+          <w:color w:val="1F1F1F"/>
+          <w:sz w:val="24"/>
           <w:szCs w:val="21"/>
         </w:rPr>
         <w:t xml:space="preserve"> Uji </w:t>
       </w:r>
       <w:r>
         <w:rPr>
-          <w:rFonts w:ascii="Roboto" w:eastAsia="Roboto" w:hAnsi="Roboto" w:cs="Roboto"/>
+          <w:rFonts w:ascii="Times New Roman" w:eastAsia="Roboto" w:hAnsi="Times New Roman" w:cs="Roboto"/>
           <w:i/>
           <w:iCs/>
           <w:color w:val="1F1F1F"/>
-          <w:sz w:val="21"/>
+          <w:sz w:val="24"/>
           <w:szCs w:val="21"/>
         </w:rPr>
         <w:t>Black-Box</w:t>
@@ -54363,9 +54366,9 @@
       <w:proofErr w:type="spellStart"/>
       <w:r>
         <w:rPr>
-          <w:rFonts w:ascii="Roboto" w:eastAsia="Roboto" w:hAnsi="Roboto" w:cs="Roboto"/>
-          <w:color w:val="1F1F1F"/>
-          <w:sz w:val="21"/>
+          <w:rFonts w:ascii="Times New Roman" w:eastAsia="Roboto" w:hAnsi="Times New Roman" w:cs="Roboto"/>
+          <w:color w:val="1F1F1F"/>
+          <w:sz w:val="24"/>
           <w:szCs w:val="21"/>
         </w:rPr>
         <w:t>membuktikan</w:t>
@@ -54383,9 +54386,9 @@
       <w:proofErr w:type="spellStart"/>
       <w:r>
         <w:rPr>
-          <w:rFonts w:ascii="Roboto" w:eastAsia="Roboto" w:hAnsi="Roboto" w:cs="Roboto"/>
-          <w:color w:val="1F1F1F"/>
-          <w:sz w:val="21"/>
+          <w:rFonts w:ascii="Times New Roman" w:eastAsia="Roboto" w:hAnsi="Times New Roman" w:cs="Roboto"/>
+          <w:color w:val="1F1F1F"/>
+          <w:sz w:val="24"/>
           <w:szCs w:val="21"/>
         </w:rPr>
         <w:t>semua</w:t>
@@ -54403,9 +54406,9 @@
       <w:proofErr w:type="spellStart"/>
       <w:r>
         <w:rPr>
-          <w:rFonts w:ascii="Roboto" w:eastAsia="Roboto" w:hAnsi="Roboto" w:cs="Roboto"/>
-          <w:color w:val="1F1F1F"/>
-          <w:sz w:val="21"/>
+          <w:rFonts w:ascii="Times New Roman" w:eastAsia="Roboto" w:hAnsi="Times New Roman" w:cs="Roboto"/>
+          <w:color w:val="1F1F1F"/>
+          <w:sz w:val="24"/>
           <w:szCs w:val="21"/>
         </w:rPr>
         <w:t>modul</w:t>
@@ -54413,9 +54416,9 @@
       <w:proofErr w:type="spellEnd"/>
       <w:r>
         <w:rPr>
-          <w:rFonts w:ascii="Roboto" w:eastAsia="Roboto" w:hAnsi="Roboto" w:cs="Roboto"/>
-          <w:color w:val="1F1F1F"/>
-          <w:sz w:val="21"/>
+          <w:rFonts w:ascii="Times New Roman" w:eastAsia="Roboto" w:hAnsi="Times New Roman" w:cs="Roboto"/>
+          <w:color w:val="1F1F1F"/>
+          <w:sz w:val="24"/>
           <w:szCs w:val="21"/>
         </w:rPr>
         <w:t xml:space="preserve"> inti (</w:t>
@@ -54423,9 +54426,9 @@
       <w:proofErr w:type="spellStart"/>
       <w:r>
         <w:rPr>
-          <w:rFonts w:ascii="Roboto" w:eastAsia="Roboto" w:hAnsi="Roboto" w:cs="Roboto"/>
-          <w:color w:val="1F1F1F"/>
-          <w:sz w:val="21"/>
+          <w:rFonts w:ascii="Times New Roman" w:eastAsia="Roboto" w:hAnsi="Times New Roman" w:cs="Roboto"/>
+          <w:color w:val="1F1F1F"/>
+          <w:sz w:val="24"/>
           <w:szCs w:val="21"/>
         </w:rPr>
         <w:t>termasuk</w:t>
@@ -54442,40 +54445,40 @@
       </w:r>
       <w:r>
         <w:rPr>
-          <w:rFonts w:ascii="Roboto" w:eastAsia="Roboto" w:hAnsi="Roboto" w:cs="Roboto"/>
+          <w:rFonts w:ascii="Times New Roman" w:eastAsia="Roboto" w:hAnsi="Times New Roman" w:cs="Roboto"/>
           <w:i/>
           <w:iCs/>
           <w:color w:val="1F1F1F"/>
-          <w:sz w:val="21"/>
+          <w:sz w:val="24"/>
           <w:szCs w:val="21"/>
         </w:rPr>
         <w:t>Duplicate Operator</w:t>
       </w:r>
       <w:r>
         <w:rPr>
-          <w:rFonts w:ascii="Roboto" w:eastAsia="Roboto" w:hAnsi="Roboto" w:cs="Roboto"/>
-          <w:color w:val="1F1F1F"/>
-          <w:sz w:val="21"/>
+          <w:rFonts w:ascii="Times New Roman" w:eastAsia="Roboto" w:hAnsi="Times New Roman" w:cs="Roboto"/>
+          <w:color w:val="1F1F1F"/>
+          <w:sz w:val="24"/>
           <w:szCs w:val="21"/>
         </w:rPr>
         <w:t xml:space="preserve"> dan </w:t>
       </w:r>
       <w:r>
         <w:rPr>
-          <w:rFonts w:ascii="Roboto" w:eastAsia="Roboto" w:hAnsi="Roboto" w:cs="Roboto"/>
+          <w:rFonts w:ascii="Times New Roman" w:eastAsia="Roboto" w:hAnsi="Times New Roman" w:cs="Roboto"/>
           <w:i/>
           <w:iCs/>
           <w:color w:val="1F1F1F"/>
-          <w:sz w:val="21"/>
+          <w:sz w:val="24"/>
           <w:szCs w:val="21"/>
         </w:rPr>
         <w:t>Rule-Based Scoring</w:t>
       </w:r>
       <w:r>
         <w:rPr>
-          <w:rFonts w:ascii="Roboto" w:eastAsia="Roboto" w:hAnsi="Roboto" w:cs="Roboto"/>
-          <w:color w:val="1F1F1F"/>
-          <w:sz w:val="21"/>
+          <w:rFonts w:ascii="Times New Roman" w:eastAsia="Roboto" w:hAnsi="Times New Roman" w:cs="Roboto"/>
+          <w:color w:val="1F1F1F"/>
+          <w:sz w:val="24"/>
           <w:szCs w:val="21"/>
         </w:rPr>
         <w:t xml:space="preserve">) </w:t>
@@ -54483,9 +54486,9 @@
       <w:proofErr w:type="spellStart"/>
       <w:r>
         <w:rPr>
-          <w:rFonts w:ascii="Roboto" w:eastAsia="Roboto" w:hAnsi="Roboto" w:cs="Roboto"/>
-          <w:color w:val="1F1F1F"/>
-          <w:sz w:val="21"/>
+          <w:rFonts w:ascii="Times New Roman" w:eastAsia="Roboto" w:hAnsi="Times New Roman" w:cs="Roboto"/>
+          <w:color w:val="1F1F1F"/>
+          <w:sz w:val="24"/>
           <w:szCs w:val="21"/>
         </w:rPr>
         <w:t>berfungsi</w:t>
@@ -54493,9 +54496,9 @@
       <w:proofErr w:type="spellEnd"/>
       <w:r>
         <w:rPr>
-          <w:rFonts w:ascii="Roboto" w:eastAsia="Roboto" w:hAnsi="Roboto" w:cs="Roboto"/>
-          <w:color w:val="1F1F1F"/>
-          <w:sz w:val="21"/>
+          <w:rFonts w:ascii="Times New Roman" w:eastAsia="Roboto" w:hAnsi="Times New Roman" w:cs="Roboto"/>
+          <w:color w:val="1F1F1F"/>
+          <w:sz w:val="24"/>
           <w:szCs w:val="21"/>
         </w:rPr>
         <w:t xml:space="preserve"> 100% </w:t>
@@ -54503,9 +54506,9 @@
       <w:proofErr w:type="spellStart"/>
       <w:r>
         <w:rPr>
-          <w:rFonts w:ascii="Roboto" w:eastAsia="Roboto" w:hAnsi="Roboto" w:cs="Roboto"/>
-          <w:color w:val="1F1F1F"/>
-          <w:sz w:val="21"/>
+          <w:rFonts w:ascii="Times New Roman" w:eastAsia="Roboto" w:hAnsi="Times New Roman" w:cs="Roboto"/>
+          <w:color w:val="1F1F1F"/>
+          <w:sz w:val="24"/>
           <w:szCs w:val="21"/>
         </w:rPr>
         <w:t>sesuai</w:t>
@@ -54523,9 +54526,9 @@
       <w:proofErr w:type="spellStart"/>
       <w:r>
         <w:rPr>
-          <w:rFonts w:ascii="Roboto" w:eastAsia="Roboto" w:hAnsi="Roboto" w:cs="Roboto"/>
-          <w:color w:val="1F1F1F"/>
-          <w:sz w:val="21"/>
+          <w:rFonts w:ascii="Times New Roman" w:eastAsia="Roboto" w:hAnsi="Times New Roman" w:cs="Roboto"/>
+          <w:color w:val="1F1F1F"/>
+          <w:sz w:val="24"/>
           <w:szCs w:val="21"/>
         </w:rPr>
         <w:t>spesifikasi</w:t>
@@ -54533,9 +54536,9 @@
       <w:proofErr w:type="spellEnd"/>
       <w:r>
         <w:rPr>
-          <w:rFonts w:ascii="Roboto" w:eastAsia="Roboto" w:hAnsi="Roboto" w:cs="Roboto"/>
-          <w:color w:val="1F1F1F"/>
-          <w:sz w:val="21"/>
+          <w:rFonts w:ascii="Times New Roman" w:eastAsia="Roboto" w:hAnsi="Times New Roman" w:cs="Roboto"/>
+          <w:color w:val="1F1F1F"/>
+          <w:sz w:val="24"/>
           <w:szCs w:val="21"/>
         </w:rPr>
         <w:t xml:space="preserve"> (4.2.1).</w:t>
@@ -54553,11 +54556,11 @@
       <w:proofErr w:type="spellStart"/>
       <w:r>
         <w:rPr>
-          <w:rFonts w:ascii="Roboto" w:eastAsia="Roboto" w:hAnsi="Roboto" w:cs="Roboto"/>
+          <w:rFonts w:ascii="Times New Roman" w:eastAsia="Roboto" w:hAnsi="Times New Roman" w:cs="Roboto"/>
           <w:b/>
           <w:bCs/>
           <w:color w:val="1F1F1F"/>
-          <w:sz w:val="21"/>
+          <w:sz w:val="24"/>
           <w:szCs w:val="21"/>
         </w:rPr>
         <w:t>Stabilitas</w:t>
@@ -54565,20 +54568,20 @@
       <w:proofErr w:type="spellEnd"/>
       <w:r>
         <w:rPr>
-          <w:rFonts w:ascii="Roboto" w:eastAsia="Roboto" w:hAnsi="Roboto" w:cs="Roboto"/>
+          <w:rFonts w:ascii="Times New Roman" w:eastAsia="Roboto" w:hAnsi="Times New Roman" w:cs="Roboto"/>
           <w:b/>
           <w:bCs/>
           <w:color w:val="1F1F1F"/>
-          <w:sz w:val="21"/>
+          <w:sz w:val="24"/>
           <w:szCs w:val="21"/>
         </w:rPr>
         <w:t xml:space="preserve"> dan Performa:</w:t>
       </w:r>
       <w:r>
         <w:rPr>
-          <w:rFonts w:ascii="Roboto" w:eastAsia="Roboto" w:hAnsi="Roboto" w:cs="Roboto"/>
-          <w:color w:val="1F1F1F"/>
-          <w:sz w:val="21"/>
+          <w:rFonts w:ascii="Times New Roman" w:eastAsia="Roboto" w:hAnsi="Times New Roman" w:cs="Roboto"/>
+          <w:color w:val="1F1F1F"/>
+          <w:sz w:val="24"/>
           <w:szCs w:val="21"/>
         </w:rPr>
         <w:t xml:space="preserve"> Uji </w:t>
@@ -54586,9 +54589,9 @@
       <w:proofErr w:type="spellStart"/>
       <w:r>
         <w:rPr>
-          <w:rFonts w:ascii="Roboto" w:eastAsia="Roboto" w:hAnsi="Roboto" w:cs="Roboto"/>
-          <w:color w:val="1F1F1F"/>
-          <w:sz w:val="21"/>
+          <w:rFonts w:ascii="Times New Roman" w:eastAsia="Roboto" w:hAnsi="Times New Roman" w:cs="Roboto"/>
+          <w:color w:val="1F1F1F"/>
+          <w:sz w:val="24"/>
           <w:szCs w:val="21"/>
         </w:rPr>
         <w:t>beban</w:t>
@@ -54606,9 +54609,9 @@
       <w:proofErr w:type="spellStart"/>
       <w:r>
         <w:rPr>
-          <w:rFonts w:ascii="Roboto" w:eastAsia="Roboto" w:hAnsi="Roboto" w:cs="Roboto"/>
-          <w:color w:val="1F1F1F"/>
-          <w:sz w:val="21"/>
+          <w:rFonts w:ascii="Times New Roman" w:eastAsia="Roboto" w:hAnsi="Times New Roman" w:cs="Roboto"/>
+          <w:color w:val="1F1F1F"/>
+          <w:sz w:val="24"/>
           <w:szCs w:val="21"/>
         </w:rPr>
         <w:t>membuktikan</w:t>
@@ -54625,20 +54628,20 @@
       </w:r>
       <w:r>
         <w:rPr>
-          <w:rFonts w:ascii="Roboto" w:eastAsia="Roboto" w:hAnsi="Roboto" w:cs="Roboto"/>
+          <w:rFonts w:ascii="Times New Roman" w:eastAsia="Roboto" w:hAnsi="Times New Roman" w:cs="Roboto"/>
           <w:i/>
           <w:iCs/>
           <w:color w:val="1F1F1F"/>
-          <w:sz w:val="21"/>
+          <w:sz w:val="24"/>
           <w:szCs w:val="21"/>
         </w:rPr>
         <w:t>backend</w:t>
       </w:r>
       <w:r>
         <w:rPr>
-          <w:rFonts w:ascii="Roboto" w:eastAsia="Roboto" w:hAnsi="Roboto" w:cs="Roboto"/>
-          <w:color w:val="1F1F1F"/>
-          <w:sz w:val="21"/>
+          <w:rFonts w:ascii="Times New Roman" w:eastAsia="Roboto" w:hAnsi="Times New Roman" w:cs="Roboto"/>
+          <w:color w:val="1F1F1F"/>
+          <w:sz w:val="24"/>
           <w:szCs w:val="21"/>
         </w:rPr>
         <w:t xml:space="preserve"> Go </w:t>
@@ -54646,9 +54649,9 @@
       <w:proofErr w:type="spellStart"/>
       <w:r>
         <w:rPr>
-          <w:rFonts w:ascii="Roboto" w:eastAsia="Roboto" w:hAnsi="Roboto" w:cs="Roboto"/>
-          <w:color w:val="1F1F1F"/>
-          <w:sz w:val="21"/>
+          <w:rFonts w:ascii="Times New Roman" w:eastAsia="Roboto" w:hAnsi="Times New Roman" w:cs="Roboto"/>
+          <w:color w:val="1F1F1F"/>
+          <w:sz w:val="24"/>
           <w:szCs w:val="21"/>
         </w:rPr>
         <w:t>mampu</w:t>
@@ -54666,9 +54669,9 @@
       <w:proofErr w:type="spellStart"/>
       <w:r>
         <w:rPr>
-          <w:rFonts w:ascii="Roboto" w:eastAsia="Roboto" w:hAnsi="Roboto" w:cs="Roboto"/>
-          <w:color w:val="1F1F1F"/>
-          <w:sz w:val="21"/>
+          <w:rFonts w:ascii="Times New Roman" w:eastAsia="Roboto" w:hAnsi="Times New Roman" w:cs="Roboto"/>
+          <w:color w:val="1F1F1F"/>
+          <w:sz w:val="24"/>
           <w:szCs w:val="21"/>
         </w:rPr>
         <w:t>menangani</w:t>
@@ -54685,11 +54688,11 @@
       </w:r>
       <w:r>
         <w:rPr>
-          <w:rFonts w:ascii="Roboto" w:eastAsia="Roboto" w:hAnsi="Roboto" w:cs="Roboto"/>
+          <w:rFonts w:ascii="Times New Roman" w:eastAsia="Roboto" w:hAnsi="Times New Roman" w:cs="Roboto"/>
           <w:i/>
           <w:iCs/>
           <w:color w:val="1F1F1F"/>
-          <w:sz w:val="21"/>
+          <w:sz w:val="24"/>
           <w:szCs w:val="21"/>
         </w:rPr>
         <w:t>request</w:t>
@@ -54706,9 +54709,9 @@
       <w:proofErr w:type="spellStart"/>
       <w:r>
         <w:rPr>
-          <w:rFonts w:ascii="Roboto" w:eastAsia="Roboto" w:hAnsi="Roboto" w:cs="Roboto"/>
-          <w:color w:val="1F1F1F"/>
-          <w:sz w:val="21"/>
+          <w:rFonts w:ascii="Times New Roman" w:eastAsia="Roboto" w:hAnsi="Times New Roman" w:cs="Roboto"/>
+          <w:color w:val="1F1F1F"/>
+          <w:sz w:val="24"/>
           <w:szCs w:val="21"/>
         </w:rPr>
         <w:t>simultan</w:t>
@@ -54726,9 +54729,9 @@
       <w:proofErr w:type="spellStart"/>
       <w:r>
         <w:rPr>
-          <w:rFonts w:ascii="Roboto" w:eastAsia="Roboto" w:hAnsi="Roboto" w:cs="Roboto"/>
-          <w:color w:val="1F1F1F"/>
-          <w:sz w:val="21"/>
+          <w:rFonts w:ascii="Times New Roman" w:eastAsia="Roboto" w:hAnsi="Times New Roman" w:cs="Roboto"/>
+          <w:color w:val="1F1F1F"/>
+          <w:sz w:val="24"/>
           <w:szCs w:val="21"/>
         </w:rPr>
         <w:t>dengan</w:t>
@@ -54745,20 +54748,20 @@
       </w:r>
       <w:r>
         <w:rPr>
-          <w:rFonts w:ascii="Roboto" w:eastAsia="Roboto" w:hAnsi="Roboto" w:cs="Roboto"/>
+          <w:rFonts w:ascii="Times New Roman" w:eastAsia="Roboto" w:hAnsi="Times New Roman" w:cs="Roboto"/>
           <w:i/>
           <w:iCs/>
           <w:color w:val="1F1F1F"/>
-          <w:sz w:val="21"/>
+          <w:sz w:val="24"/>
           <w:szCs w:val="21"/>
         </w:rPr>
         <w:t>average response time</w:t>
       </w:r>
       <w:r>
         <w:rPr>
-          <w:rFonts w:ascii="Roboto" w:eastAsia="Roboto" w:hAnsi="Roboto" w:cs="Roboto"/>
-          <w:color w:val="1F1F1F"/>
-          <w:sz w:val="21"/>
+          <w:rFonts w:ascii="Times New Roman" w:eastAsia="Roboto" w:hAnsi="Times New Roman" w:cs="Roboto"/>
+          <w:color w:val="1F1F1F"/>
+          <w:sz w:val="24"/>
           <w:szCs w:val="21"/>
         </w:rPr>
         <w:t xml:space="preserve"> yang sangat </w:t>
@@ -54766,9 +54769,9 @@
       <w:proofErr w:type="spellStart"/>
       <w:r>
         <w:rPr>
-          <w:rFonts w:ascii="Roboto" w:eastAsia="Roboto" w:hAnsi="Roboto" w:cs="Roboto"/>
-          <w:color w:val="1F1F1F"/>
-          <w:sz w:val="21"/>
+          <w:rFonts w:ascii="Times New Roman" w:eastAsia="Roboto" w:hAnsi="Times New Roman" w:cs="Roboto"/>
+          <w:color w:val="1F1F1F"/>
+          <w:sz w:val="24"/>
           <w:szCs w:val="21"/>
         </w:rPr>
         <w:t>cepat</w:t>
@@ -54776,9 +54779,9 @@
       <w:proofErr w:type="spellEnd"/>
       <w:r>
         <w:rPr>
-          <w:rFonts w:ascii="Roboto" w:eastAsia="Roboto" w:hAnsi="Roboto" w:cs="Roboto"/>
-          <w:color w:val="1F1F1F"/>
-          <w:sz w:val="21"/>
+          <w:rFonts w:ascii="Times New Roman" w:eastAsia="Roboto" w:hAnsi="Times New Roman" w:cs="Roboto"/>
+          <w:color w:val="1F1F1F"/>
+          <w:sz w:val="24"/>
           <w:szCs w:val="21"/>
         </w:rPr>
         <w:t xml:space="preserve"> (125-180 </w:t>
@@ -54786,9 +54789,9 @@
       <w:proofErr w:type="spellStart"/>
       <w:r>
         <w:rPr>
-          <w:rFonts w:ascii="Roboto" w:eastAsia="Roboto" w:hAnsi="Roboto" w:cs="Roboto"/>
-          <w:color w:val="1F1F1F"/>
-          <w:sz w:val="21"/>
+          <w:rFonts w:ascii="Times New Roman" w:eastAsia="Roboto" w:hAnsi="Times New Roman" w:cs="Roboto"/>
+          <w:color w:val="1F1F1F"/>
+          <w:sz w:val="24"/>
           <w:szCs w:val="21"/>
         </w:rPr>
         <w:t>ms</w:t>
@@ -54796,9 +54799,9 @@
       <w:proofErr w:type="spellEnd"/>
       <w:r>
         <w:rPr>
-          <w:rFonts w:ascii="Roboto" w:eastAsia="Roboto" w:hAnsi="Roboto" w:cs="Roboto"/>
-          <w:color w:val="1F1F1F"/>
-          <w:sz w:val="21"/>
+          <w:rFonts w:ascii="Times New Roman" w:eastAsia="Roboto" w:hAnsi="Times New Roman" w:cs="Roboto"/>
+          <w:color w:val="1F1F1F"/>
+          <w:sz w:val="24"/>
           <w:szCs w:val="21"/>
         </w:rPr>
         <w:t xml:space="preserve">), </w:t>
@@ -54806,9 +54809,9 @@
       <w:proofErr w:type="spellStart"/>
       <w:r>
         <w:rPr>
-          <w:rFonts w:ascii="Roboto" w:eastAsia="Roboto" w:hAnsi="Roboto" w:cs="Roboto"/>
-          <w:color w:val="1F1F1F"/>
-          <w:sz w:val="21"/>
+          <w:rFonts w:ascii="Times New Roman" w:eastAsia="Roboto" w:hAnsi="Times New Roman" w:cs="Roboto"/>
+          <w:color w:val="1F1F1F"/>
+          <w:sz w:val="24"/>
           <w:szCs w:val="21"/>
         </w:rPr>
         <w:t>membuktikan</w:t>
@@ -54826,9 +54829,9 @@
       <w:proofErr w:type="spellStart"/>
       <w:r>
         <w:rPr>
-          <w:rFonts w:ascii="Roboto" w:eastAsia="Roboto" w:hAnsi="Roboto" w:cs="Roboto"/>
-          <w:color w:val="1F1F1F"/>
-          <w:sz w:val="21"/>
+          <w:rFonts w:ascii="Times New Roman" w:eastAsia="Roboto" w:hAnsi="Times New Roman" w:cs="Roboto"/>
+          <w:color w:val="1F1F1F"/>
+          <w:sz w:val="24"/>
           <w:szCs w:val="21"/>
         </w:rPr>
         <w:t>sistem</w:t>
@@ -54846,9 +54849,9 @@
       <w:proofErr w:type="spellStart"/>
       <w:r>
         <w:rPr>
-          <w:rFonts w:ascii="Roboto" w:eastAsia="Roboto" w:hAnsi="Roboto" w:cs="Roboto"/>
-          <w:color w:val="1F1F1F"/>
-          <w:sz w:val="21"/>
+          <w:rFonts w:ascii="Times New Roman" w:eastAsia="Roboto" w:hAnsi="Times New Roman" w:cs="Roboto"/>
+          <w:color w:val="1F1F1F"/>
+          <w:sz w:val="24"/>
           <w:szCs w:val="21"/>
         </w:rPr>
         <w:t>stabil</w:t>
@@ -54856,9 +54859,9 @@
       <w:proofErr w:type="spellEnd"/>
       <w:r>
         <w:rPr>
-          <w:rFonts w:ascii="Roboto" w:eastAsia="Roboto" w:hAnsi="Roboto" w:cs="Roboto"/>
-          <w:color w:val="1F1F1F"/>
-          <w:sz w:val="21"/>
+          <w:rFonts w:ascii="Times New Roman" w:eastAsia="Roboto" w:hAnsi="Times New Roman" w:cs="Roboto"/>
+          <w:color w:val="1F1F1F"/>
+          <w:sz w:val="24"/>
           <w:szCs w:val="21"/>
         </w:rPr>
         <w:t xml:space="preserve"> (4.2.3).</w:t>
@@ -54876,11 +54879,11 @@
       <w:proofErr w:type="spellStart"/>
       <w:r>
         <w:rPr>
-          <w:rFonts w:ascii="Roboto" w:eastAsia="Roboto" w:hAnsi="Roboto" w:cs="Roboto"/>
+          <w:rFonts w:ascii="Times New Roman" w:eastAsia="Roboto" w:hAnsi="Times New Roman" w:cs="Roboto"/>
           <w:b/>
           <w:bCs/>
           <w:color w:val="1F1F1F"/>
-          <w:sz w:val="21"/>
+          <w:sz w:val="24"/>
           <w:szCs w:val="21"/>
         </w:rPr>
         <w:t>Intuitif</w:t>
@@ -54888,20 +54891,20 @@
       <w:proofErr w:type="spellEnd"/>
       <w:r>
         <w:rPr>
-          <w:rFonts w:ascii="Roboto" w:eastAsia="Roboto" w:hAnsi="Roboto" w:cs="Roboto"/>
+          <w:rFonts w:ascii="Times New Roman" w:eastAsia="Roboto" w:hAnsi="Times New Roman" w:cs="Roboto"/>
           <w:b/>
           <w:bCs/>
           <w:color w:val="1F1F1F"/>
-          <w:sz w:val="21"/>
+          <w:sz w:val="24"/>
           <w:szCs w:val="21"/>
         </w:rPr>
         <w:t>:</w:t>
       </w:r>
       <w:r>
         <w:rPr>
-          <w:rFonts w:ascii="Roboto" w:eastAsia="Roboto" w:hAnsi="Roboto" w:cs="Roboto"/>
-          <w:color w:val="1F1F1F"/>
-          <w:sz w:val="21"/>
+          <w:rFonts w:ascii="Times New Roman" w:eastAsia="Roboto" w:hAnsi="Times New Roman" w:cs="Roboto"/>
+          <w:color w:val="1F1F1F"/>
+          <w:sz w:val="24"/>
           <w:szCs w:val="21"/>
         </w:rPr>
         <w:t xml:space="preserve"> Skor SUS 82,5 (Excellent) </w:t>
@@ -54909,9 +54912,9 @@
       <w:proofErr w:type="spellStart"/>
       <w:r>
         <w:rPr>
-          <w:rFonts w:ascii="Roboto" w:eastAsia="Roboto" w:hAnsi="Roboto" w:cs="Roboto"/>
-          <w:color w:val="1F1F1F"/>
-          <w:sz w:val="21"/>
+          <w:rFonts w:ascii="Times New Roman" w:eastAsia="Roboto" w:hAnsi="Times New Roman" w:cs="Roboto"/>
+          <w:color w:val="1F1F1F"/>
+          <w:sz w:val="24"/>
           <w:szCs w:val="21"/>
         </w:rPr>
         <w:t>menunjukkan</w:t>
@@ -54929,9 +54932,9 @@
       <w:proofErr w:type="spellStart"/>
       <w:r>
         <w:rPr>
-          <w:rFonts w:ascii="Roboto" w:eastAsia="Roboto" w:hAnsi="Roboto" w:cs="Roboto"/>
-          <w:color w:val="1F1F1F"/>
-          <w:sz w:val="21"/>
+          <w:rFonts w:ascii="Times New Roman" w:eastAsia="Roboto" w:hAnsi="Times New Roman" w:cs="Roboto"/>
+          <w:color w:val="1F1F1F"/>
+          <w:sz w:val="24"/>
           <w:szCs w:val="21"/>
         </w:rPr>
         <w:t>sistem</w:t>
@@ -54939,9 +54942,9 @@
       <w:proofErr w:type="spellEnd"/>
       <w:r>
         <w:rPr>
-          <w:rFonts w:ascii="Roboto" w:eastAsia="Roboto" w:hAnsi="Roboto" w:cs="Roboto"/>
-          <w:color w:val="1F1F1F"/>
-          <w:sz w:val="21"/>
+          <w:rFonts w:ascii="Times New Roman" w:eastAsia="Roboto" w:hAnsi="Times New Roman" w:cs="Roboto"/>
+          <w:color w:val="1F1F1F"/>
+          <w:sz w:val="24"/>
           <w:szCs w:val="21"/>
         </w:rPr>
         <w:t xml:space="preserve"> sangat </w:t>
@@ -54949,9 +54952,9 @@
       <w:proofErr w:type="spellStart"/>
       <w:r>
         <w:rPr>
-          <w:rFonts w:ascii="Roboto" w:eastAsia="Roboto" w:hAnsi="Roboto" w:cs="Roboto"/>
-          <w:color w:val="1F1F1F"/>
-          <w:sz w:val="21"/>
+          <w:rFonts w:ascii="Times New Roman" w:eastAsia="Roboto" w:hAnsi="Times New Roman" w:cs="Roboto"/>
+          <w:color w:val="1F1F1F"/>
+          <w:sz w:val="24"/>
           <w:szCs w:val="21"/>
         </w:rPr>
         <w:t>mudah</w:t>
@@ -54969,9 +54972,9 @@
       <w:proofErr w:type="spellStart"/>
       <w:r>
         <w:rPr>
-          <w:rFonts w:ascii="Roboto" w:eastAsia="Roboto" w:hAnsi="Roboto" w:cs="Roboto"/>
-          <w:color w:val="1F1F1F"/>
-          <w:sz w:val="21"/>
+          <w:rFonts w:ascii="Times New Roman" w:eastAsia="Roboto" w:hAnsi="Times New Roman" w:cs="Roboto"/>
+          <w:color w:val="1F1F1F"/>
+          <w:sz w:val="24"/>
           <w:szCs w:val="21"/>
         </w:rPr>
         <w:t>digunakan</w:t>
@@ -54979,9 +54982,9 @@
       <w:proofErr w:type="spellEnd"/>
       <w:r>
         <w:rPr>
-          <w:rFonts w:ascii="Roboto" w:eastAsia="Roboto" w:hAnsi="Roboto" w:cs="Roboto"/>
-          <w:color w:val="1F1F1F"/>
-          <w:sz w:val="21"/>
+          <w:rFonts w:ascii="Times New Roman" w:eastAsia="Roboto" w:hAnsi="Times New Roman" w:cs="Roboto"/>
+          <w:color w:val="1F1F1F"/>
+          <w:sz w:val="24"/>
           <w:szCs w:val="21"/>
         </w:rPr>
         <w:t xml:space="preserve"> oleh </w:t>
@@ -54989,9 +54992,9 @@
       <w:proofErr w:type="spellStart"/>
       <w:r>
         <w:rPr>
-          <w:rFonts w:ascii="Roboto" w:eastAsia="Roboto" w:hAnsi="Roboto" w:cs="Roboto"/>
-          <w:color w:val="1F1F1F"/>
-          <w:sz w:val="21"/>
+          <w:rFonts w:ascii="Times New Roman" w:eastAsia="Roboto" w:hAnsi="Times New Roman" w:cs="Roboto"/>
+          <w:color w:val="1F1F1F"/>
+          <w:sz w:val="24"/>
           <w:szCs w:val="21"/>
         </w:rPr>
         <w:t>pegawai</w:t>
@@ -54999,9 +55002,9 @@
       <w:proofErr w:type="spellEnd"/>
       <w:r>
         <w:rPr>
-          <w:rFonts w:ascii="Roboto" w:eastAsia="Roboto" w:hAnsi="Roboto" w:cs="Roboto"/>
-          <w:color w:val="1F1F1F"/>
-          <w:sz w:val="21"/>
+          <w:rFonts w:ascii="Times New Roman" w:eastAsia="Roboto" w:hAnsi="Times New Roman" w:cs="Roboto"/>
+          <w:color w:val="1F1F1F"/>
+          <w:sz w:val="24"/>
           <w:szCs w:val="21"/>
         </w:rPr>
         <w:t xml:space="preserve">, </w:t>
@@ -55009,9 +55012,9 @@
       <w:proofErr w:type="spellStart"/>
       <w:r>
         <w:rPr>
-          <w:rFonts w:ascii="Roboto" w:eastAsia="Roboto" w:hAnsi="Roboto" w:cs="Roboto"/>
-          <w:color w:val="1F1F1F"/>
-          <w:sz w:val="21"/>
+          <w:rFonts w:ascii="Times New Roman" w:eastAsia="Roboto" w:hAnsi="Times New Roman" w:cs="Roboto"/>
+          <w:color w:val="1F1F1F"/>
+          <w:sz w:val="24"/>
           <w:szCs w:val="21"/>
         </w:rPr>
         <w:t>mengeliminasi</w:t>
@@ -55029,9 +55032,9 @@
       <w:proofErr w:type="spellStart"/>
       <w:r>
         <w:rPr>
-          <w:rFonts w:ascii="Roboto" w:eastAsia="Roboto" w:hAnsi="Roboto" w:cs="Roboto"/>
-          <w:color w:val="1F1F1F"/>
-          <w:sz w:val="21"/>
+          <w:rFonts w:ascii="Times New Roman" w:eastAsia="Roboto" w:hAnsi="Times New Roman" w:cs="Roboto"/>
+          <w:color w:val="1F1F1F"/>
+          <w:sz w:val="24"/>
           <w:szCs w:val="21"/>
         </w:rPr>
         <w:t>kekhawatiran</w:t>
@@ -55039,9 +55042,9 @@
       <w:proofErr w:type="spellEnd"/>
       <w:r>
         <w:rPr>
-          <w:rFonts w:ascii="Roboto" w:eastAsia="Roboto" w:hAnsi="Roboto" w:cs="Roboto"/>
-          <w:color w:val="1F1F1F"/>
-          <w:sz w:val="21"/>
+          <w:rFonts w:ascii="Times New Roman" w:eastAsia="Roboto" w:hAnsi="Times New Roman" w:cs="Roboto"/>
+          <w:color w:val="1F1F1F"/>
+          <w:sz w:val="24"/>
           <w:szCs w:val="21"/>
         </w:rPr>
         <w:t xml:space="preserve"> yang </w:t>
@@ -55049,9 +55052,9 @@
       <w:proofErr w:type="spellStart"/>
       <w:r>
         <w:rPr>
-          <w:rFonts w:ascii="Roboto" w:eastAsia="Roboto" w:hAnsi="Roboto" w:cs="Roboto"/>
-          <w:color w:val="1F1F1F"/>
-          <w:sz w:val="21"/>
+          <w:rFonts w:ascii="Times New Roman" w:eastAsia="Roboto" w:hAnsi="Times New Roman" w:cs="Roboto"/>
+          <w:color w:val="1F1F1F"/>
+          <w:sz w:val="24"/>
           <w:szCs w:val="21"/>
         </w:rPr>
         <w:t>ada</w:t>
@@ -55059,9 +55062,9 @@
       <w:proofErr w:type="spellEnd"/>
       <w:r>
         <w:rPr>
-          <w:rFonts w:ascii="Roboto" w:eastAsia="Roboto" w:hAnsi="Roboto" w:cs="Roboto"/>
-          <w:color w:val="1F1F1F"/>
-          <w:sz w:val="21"/>
+          <w:rFonts w:ascii="Times New Roman" w:eastAsia="Roboto" w:hAnsi="Times New Roman" w:cs="Roboto"/>
+          <w:color w:val="1F1F1F"/>
+          <w:sz w:val="24"/>
           <w:szCs w:val="21"/>
         </w:rPr>
         <w:t xml:space="preserve"> pada </w:t>
@@ -55069,9 +55072,9 @@
       <w:proofErr w:type="spellStart"/>
       <w:r>
         <w:rPr>
-          <w:rFonts w:ascii="Roboto" w:eastAsia="Roboto" w:hAnsi="Roboto" w:cs="Roboto"/>
-          <w:color w:val="1F1F1F"/>
-          <w:sz w:val="21"/>
+          <w:rFonts w:ascii="Times New Roman" w:eastAsia="Roboto" w:hAnsi="Times New Roman" w:cs="Roboto"/>
+          <w:color w:val="1F1F1F"/>
+          <w:sz w:val="24"/>
           <w:szCs w:val="21"/>
         </w:rPr>
         <w:t>sistem</w:t>
@@ -55079,9 +55082,9 @@
       <w:proofErr w:type="spellEnd"/>
       <w:r>
         <w:rPr>
-          <w:rFonts w:ascii="Roboto" w:eastAsia="Roboto" w:hAnsi="Roboto" w:cs="Roboto"/>
-          <w:color w:val="1F1F1F"/>
-          <w:sz w:val="21"/>
+          <w:rFonts w:ascii="Times New Roman" w:eastAsia="Roboto" w:hAnsi="Times New Roman" w:cs="Roboto"/>
+          <w:color w:val="1F1F1F"/>
+          <w:sz w:val="24"/>
           <w:szCs w:val="21"/>
         </w:rPr>
         <w:t xml:space="preserve"> manual (4.2.2).</w:t>
@@ -55102,9 +55105,9 @@
       <w:proofErr w:type="spellStart"/>
       <w:r>
         <w:rPr>
-          <w:rFonts w:ascii="Roboto" w:eastAsia="Roboto" w:hAnsi="Roboto" w:cs="Roboto"/>
-          <w:color w:val="1F1F1F"/>
-          <w:sz w:val="21"/>
+          <w:rFonts w:ascii="Times New Roman" w:eastAsia="Roboto" w:hAnsi="Times New Roman" w:cs="Roboto"/>
+          <w:color w:val="1F1F1F"/>
+          <w:sz w:val="24"/>
           <w:szCs w:val="21"/>
           <w:highlight w:val="white"/>
         </w:rPr>
@@ -55124,9 +55127,9 @@
       <w:proofErr w:type="spellStart"/>
       <w:r>
         <w:rPr>
-          <w:rFonts w:ascii="Roboto" w:eastAsia="Roboto" w:hAnsi="Roboto" w:cs="Roboto"/>
-          <w:color w:val="1F1F1F"/>
-          <w:sz w:val="21"/>
+          <w:rFonts w:ascii="Times New Roman" w:eastAsia="Roboto" w:hAnsi="Times New Roman" w:cs="Roboto"/>
+          <w:color w:val="1F1F1F"/>
+          <w:sz w:val="24"/>
           <w:szCs w:val="21"/>
           <w:highlight w:val="white"/>
         </w:rPr>
@@ -55135,9 +55138,9 @@
       <w:proofErr w:type="spellEnd"/>
       <w:r>
         <w:rPr>
-          <w:rFonts w:ascii="Roboto" w:eastAsia="Roboto" w:hAnsi="Roboto" w:cs="Roboto"/>
-          <w:color w:val="1F1F1F"/>
-          <w:sz w:val="21"/>
+          <w:rFonts w:ascii="Times New Roman" w:eastAsia="Roboto" w:hAnsi="Times New Roman" w:cs="Roboto"/>
+          <w:color w:val="1F1F1F"/>
+          <w:sz w:val="24"/>
           <w:szCs w:val="21"/>
           <w:highlight w:val="white"/>
         </w:rPr>
@@ -55146,9 +55149,9 @@
       <w:proofErr w:type="spellStart"/>
       <w:r>
         <w:rPr>
-          <w:rFonts w:ascii="Roboto" w:eastAsia="Roboto" w:hAnsi="Roboto" w:cs="Roboto"/>
-          <w:color w:val="1F1F1F"/>
-          <w:sz w:val="21"/>
+          <w:rFonts w:ascii="Times New Roman" w:eastAsia="Roboto" w:hAnsi="Times New Roman" w:cs="Roboto"/>
+          <w:color w:val="1F1F1F"/>
+          <w:sz w:val="24"/>
           <w:szCs w:val="21"/>
           <w:highlight w:val="white"/>
         </w:rPr>
@@ -55168,9 +55171,9 @@
       <w:proofErr w:type="spellStart"/>
       <w:r>
         <w:rPr>
-          <w:rFonts w:ascii="Roboto" w:eastAsia="Roboto" w:hAnsi="Roboto" w:cs="Roboto"/>
-          <w:color w:val="1F1F1F"/>
-          <w:sz w:val="21"/>
+          <w:rFonts w:ascii="Times New Roman" w:eastAsia="Roboto" w:hAnsi="Times New Roman" w:cs="Roboto"/>
+          <w:color w:val="1F1F1F"/>
+          <w:sz w:val="24"/>
           <w:szCs w:val="21"/>
           <w:highlight w:val="white"/>
         </w:rPr>
@@ -55179,9 +55182,9 @@
       <w:proofErr w:type="spellEnd"/>
       <w:r>
         <w:rPr>
-          <w:rFonts w:ascii="Roboto" w:eastAsia="Roboto" w:hAnsi="Roboto" w:cs="Roboto"/>
-          <w:color w:val="1F1F1F"/>
-          <w:sz w:val="21"/>
+          <w:rFonts w:ascii="Times New Roman" w:eastAsia="Roboto" w:hAnsi="Times New Roman" w:cs="Roboto"/>
+          <w:color w:val="1F1F1F"/>
+          <w:sz w:val="24"/>
           <w:szCs w:val="21"/>
           <w:highlight w:val="white"/>
         </w:rPr>
@@ -55190,9 +55193,9 @@
       <w:proofErr w:type="spellStart"/>
       <w:r>
         <w:rPr>
-          <w:rFonts w:ascii="Roboto" w:eastAsia="Roboto" w:hAnsi="Roboto" w:cs="Roboto"/>
-          <w:color w:val="1F1F1F"/>
-          <w:sz w:val="21"/>
+          <w:rFonts w:ascii="Times New Roman" w:eastAsia="Roboto" w:hAnsi="Times New Roman" w:cs="Roboto"/>
+          <w:color w:val="1F1F1F"/>
+          <w:sz w:val="24"/>
           <w:szCs w:val="21"/>
           <w:highlight w:val="white"/>
         </w:rPr>
@@ -55201,9 +55204,9 @@
       <w:proofErr w:type="spellEnd"/>
       <w:r>
         <w:rPr>
-          <w:rFonts w:ascii="Roboto" w:eastAsia="Roboto" w:hAnsi="Roboto" w:cs="Roboto"/>
-          <w:color w:val="1F1F1F"/>
-          <w:sz w:val="21"/>
+          <w:rFonts w:ascii="Times New Roman" w:eastAsia="Roboto" w:hAnsi="Times New Roman" w:cs="Roboto"/>
+          <w:color w:val="1F1F1F"/>
+          <w:sz w:val="24"/>
           <w:szCs w:val="21"/>
           <w:highlight w:val="white"/>
         </w:rPr>
@@ -55212,9 +55215,9 @@
       <w:proofErr w:type="spellStart"/>
       <w:r>
         <w:rPr>
-          <w:rFonts w:ascii="Roboto" w:eastAsia="Roboto" w:hAnsi="Roboto" w:cs="Roboto"/>
-          <w:color w:val="1F1F1F"/>
-          <w:sz w:val="21"/>
+          <w:rFonts w:ascii="Times New Roman" w:eastAsia="Roboto" w:hAnsi="Times New Roman" w:cs="Roboto"/>
+          <w:color w:val="1F1F1F"/>
+          <w:sz w:val="24"/>
           <w:szCs w:val="21"/>
           <w:highlight w:val="white"/>
         </w:rPr>
@@ -55234,9 +55237,9 @@
       <w:proofErr w:type="spellStart"/>
       <w:r>
         <w:rPr>
-          <w:rFonts w:ascii="Roboto" w:eastAsia="Roboto" w:hAnsi="Roboto" w:cs="Roboto"/>
-          <w:color w:val="1F1F1F"/>
-          <w:sz w:val="21"/>
+          <w:rFonts w:ascii="Times New Roman" w:eastAsia="Roboto" w:hAnsi="Times New Roman" w:cs="Roboto"/>
+          <w:color w:val="1F1F1F"/>
+          <w:sz w:val="24"/>
           <w:szCs w:val="21"/>
           <w:highlight w:val="white"/>
         </w:rPr>
@@ -55256,9 +55259,9 @@
       <w:proofErr w:type="spellStart"/>
       <w:r>
         <w:rPr>
-          <w:rFonts w:ascii="Roboto" w:eastAsia="Roboto" w:hAnsi="Roboto" w:cs="Roboto"/>
-          <w:color w:val="1F1F1F"/>
-          <w:sz w:val="21"/>
+          <w:rFonts w:ascii="Times New Roman" w:eastAsia="Roboto" w:hAnsi="Times New Roman" w:cs="Roboto"/>
+          <w:color w:val="1F1F1F"/>
+          <w:sz w:val="24"/>
           <w:szCs w:val="21"/>
           <w:highlight w:val="white"/>
         </w:rPr>
@@ -55278,9 +55281,9 @@
       <w:proofErr w:type="spellStart"/>
       <w:r>
         <w:rPr>
-          <w:rFonts w:ascii="Roboto" w:eastAsia="Roboto" w:hAnsi="Roboto" w:cs="Roboto"/>
-          <w:color w:val="1F1F1F"/>
-          <w:sz w:val="21"/>
+          <w:rFonts w:ascii="Times New Roman" w:eastAsia="Roboto" w:hAnsi="Times New Roman" w:cs="Roboto"/>
+          <w:color w:val="1F1F1F"/>
+          <w:sz w:val="24"/>
           <w:szCs w:val="21"/>
           <w:highlight w:val="white"/>
         </w:rPr>
@@ -55300,9 +55303,9 @@
       <w:proofErr w:type="spellStart"/>
       <w:r>
         <w:rPr>
-          <w:rFonts w:ascii="Roboto" w:eastAsia="Roboto" w:hAnsi="Roboto" w:cs="Roboto"/>
-          <w:color w:val="1F1F1F"/>
-          <w:sz w:val="21"/>
+          <w:rFonts w:ascii="Times New Roman" w:eastAsia="Roboto" w:hAnsi="Times New Roman" w:cs="Roboto"/>
+          <w:color w:val="1F1F1F"/>
+          <w:sz w:val="24"/>
           <w:szCs w:val="21"/>
           <w:highlight w:val="white"/>
         </w:rPr>
@@ -55311,9 +55314,9 @@
       <w:proofErr w:type="spellEnd"/>
       <w:r>
         <w:rPr>
-          <w:rFonts w:ascii="Roboto" w:eastAsia="Roboto" w:hAnsi="Roboto" w:cs="Roboto"/>
-          <w:color w:val="1F1F1F"/>
-          <w:sz w:val="21"/>
+          <w:rFonts w:ascii="Times New Roman" w:eastAsia="Roboto" w:hAnsi="Times New Roman" w:cs="Roboto"/>
+          <w:color w:val="1F1F1F"/>
+          <w:sz w:val="24"/>
           <w:szCs w:val="21"/>
           <w:highlight w:val="white"/>
         </w:rPr>
@@ -55322,9 +55325,9 @@
       <w:proofErr w:type="spellStart"/>
       <w:r>
         <w:rPr>
-          <w:rFonts w:ascii="Roboto" w:eastAsia="Roboto" w:hAnsi="Roboto" w:cs="Roboto"/>
-          <w:color w:val="1F1F1F"/>
-          <w:sz w:val="21"/>
+          <w:rFonts w:ascii="Times New Roman" w:eastAsia="Roboto" w:hAnsi="Times New Roman" w:cs="Roboto"/>
+          <w:color w:val="1F1F1F"/>
+          <w:sz w:val="24"/>
           <w:szCs w:val="21"/>
           <w:highlight w:val="white"/>
         </w:rPr>
@@ -55333,9 +55336,9 @@
       <w:proofErr w:type="spellEnd"/>
       <w:r>
         <w:rPr>
-          <w:rFonts w:ascii="Roboto" w:eastAsia="Roboto" w:hAnsi="Roboto" w:cs="Roboto"/>
-          <w:color w:val="1F1F1F"/>
-          <w:sz w:val="21"/>
+          <w:rFonts w:ascii="Times New Roman" w:eastAsia="Roboto" w:hAnsi="Times New Roman" w:cs="Roboto"/>
+          <w:color w:val="1F1F1F"/>
+          <w:sz w:val="24"/>
           <w:szCs w:val="21"/>
           <w:highlight w:val="white"/>
         </w:rPr>
@@ -55344,9 +55347,9 @@
       <w:proofErr w:type="spellStart"/>
       <w:r>
         <w:rPr>
-          <w:rFonts w:ascii="Roboto" w:eastAsia="Roboto" w:hAnsi="Roboto" w:cs="Roboto"/>
-          <w:color w:val="1F1F1F"/>
-          <w:sz w:val="21"/>
+          <w:rFonts w:ascii="Times New Roman" w:eastAsia="Roboto" w:hAnsi="Times New Roman" w:cs="Roboto"/>
+          <w:color w:val="1F1F1F"/>
+          <w:sz w:val="24"/>
           <w:szCs w:val="21"/>
           <w:highlight w:val="white"/>
         </w:rPr>
@@ -55366,9 +55369,9 @@
       <w:proofErr w:type="spellStart"/>
       <w:r>
         <w:rPr>
-          <w:rFonts w:ascii="Roboto" w:eastAsia="Roboto" w:hAnsi="Roboto" w:cs="Roboto"/>
-          <w:color w:val="1F1F1F"/>
-          <w:sz w:val="21"/>
+          <w:rFonts w:ascii="Times New Roman" w:eastAsia="Roboto" w:hAnsi="Times New Roman" w:cs="Roboto"/>
+          <w:color w:val="1F1F1F"/>
+          <w:sz w:val="24"/>
           <w:szCs w:val="21"/>
           <w:highlight w:val="white"/>
         </w:rPr>
@@ -55388,9 +55391,9 @@
       <w:proofErr w:type="spellStart"/>
       <w:r>
         <w:rPr>
-          <w:rFonts w:ascii="Roboto" w:eastAsia="Roboto" w:hAnsi="Roboto" w:cs="Roboto"/>
-          <w:color w:val="1F1F1F"/>
-          <w:sz w:val="21"/>
+          <w:rFonts w:ascii="Times New Roman" w:eastAsia="Roboto" w:hAnsi="Times New Roman" w:cs="Roboto"/>
+          <w:color w:val="1F1F1F"/>
+          <w:sz w:val="24"/>
           <w:szCs w:val="21"/>
           <w:highlight w:val="white"/>
         </w:rPr>
@@ -55399,9 +55402,9 @@
       <w:proofErr w:type="spellEnd"/>
       <w:r>
         <w:rPr>
-          <w:rFonts w:ascii="Roboto" w:eastAsia="Roboto" w:hAnsi="Roboto" w:cs="Roboto"/>
-          <w:color w:val="1F1F1F"/>
-          <w:sz w:val="21"/>
+          <w:rFonts w:ascii="Times New Roman" w:eastAsia="Roboto" w:hAnsi="Times New Roman" w:cs="Roboto"/>
+          <w:color w:val="1F1F1F"/>
+          <w:sz w:val="24"/>
           <w:szCs w:val="21"/>
           <w:highlight w:val="white"/>
         </w:rPr>
@@ -55410,9 +55413,9 @@
       <w:proofErr w:type="spellStart"/>
       <w:r>
         <w:rPr>
-          <w:rFonts w:ascii="Roboto" w:eastAsia="Roboto" w:hAnsi="Roboto" w:cs="Roboto"/>
-          <w:color w:val="1F1F1F"/>
-          <w:sz w:val="21"/>
+          <w:rFonts w:ascii="Times New Roman" w:eastAsia="Roboto" w:hAnsi="Times New Roman" w:cs="Roboto"/>
+          <w:color w:val="1F1F1F"/>
+          <w:sz w:val="24"/>
           <w:szCs w:val="21"/>
           <w:highlight w:val="white"/>
         </w:rPr>
@@ -55432,9 +55435,9 @@
       <w:proofErr w:type="spellStart"/>
       <w:r>
         <w:rPr>
-          <w:rFonts w:ascii="Roboto" w:eastAsia="Roboto" w:hAnsi="Roboto" w:cs="Roboto"/>
-          <w:color w:val="1F1F1F"/>
-          <w:sz w:val="21"/>
+          <w:rFonts w:ascii="Times New Roman" w:eastAsia="Roboto" w:hAnsi="Times New Roman" w:cs="Roboto"/>
+          <w:color w:val="1F1F1F"/>
+          <w:sz w:val="24"/>
           <w:szCs w:val="21"/>
           <w:highlight w:val="white"/>
         </w:rPr>
@@ -55454,9 +55457,9 @@
       <w:proofErr w:type="spellStart"/>
       <w:r>
         <w:rPr>
-          <w:rFonts w:ascii="Roboto" w:eastAsia="Roboto" w:hAnsi="Roboto" w:cs="Roboto"/>
-          <w:color w:val="1F1F1F"/>
-          <w:sz w:val="21"/>
+          <w:rFonts w:ascii="Times New Roman" w:eastAsia="Roboto" w:hAnsi="Times New Roman" w:cs="Roboto"/>
+          <w:color w:val="1F1F1F"/>
+          <w:sz w:val="24"/>
           <w:szCs w:val="21"/>
           <w:highlight w:val="white"/>
         </w:rPr>
@@ -55476,9 +55479,9 @@
       <w:proofErr w:type="spellStart"/>
       <w:r>
         <w:rPr>
-          <w:rFonts w:ascii="Roboto" w:eastAsia="Roboto" w:hAnsi="Roboto" w:cs="Roboto"/>
-          <w:color w:val="1F1F1F"/>
-          <w:sz w:val="21"/>
+          <w:rFonts w:ascii="Times New Roman" w:eastAsia="Roboto" w:hAnsi="Times New Roman" w:cs="Roboto"/>
+          <w:color w:val="1F1F1F"/>
+          <w:sz w:val="24"/>
           <w:szCs w:val="21"/>
           <w:highlight w:val="white"/>
         </w:rPr>
@@ -55498,9 +55501,9 @@
       <w:proofErr w:type="spellStart"/>
       <w:r>
         <w:rPr>
-          <w:rFonts w:ascii="Roboto" w:eastAsia="Roboto" w:hAnsi="Roboto" w:cs="Roboto"/>
-          <w:color w:val="1F1F1F"/>
-          <w:sz w:val="21"/>
+          <w:rFonts w:ascii="Times New Roman" w:eastAsia="Roboto" w:hAnsi="Times New Roman" w:cs="Roboto"/>
+          <w:color w:val="1F1F1F"/>
+          <w:sz w:val="24"/>
           <w:szCs w:val="21"/>
           <w:highlight w:val="white"/>
         </w:rPr>
@@ -55520,9 +55523,9 @@
       <w:proofErr w:type="spellStart"/>
       <w:r>
         <w:rPr>
-          <w:rFonts w:ascii="Roboto" w:eastAsia="Roboto" w:hAnsi="Roboto" w:cs="Roboto"/>
-          <w:color w:val="1F1F1F"/>
-          <w:sz w:val="21"/>
+          <w:rFonts w:ascii="Times New Roman" w:eastAsia="Roboto" w:hAnsi="Times New Roman" w:cs="Roboto"/>
+          <w:color w:val="1F1F1F"/>
+          <w:sz w:val="24"/>
           <w:szCs w:val="21"/>
           <w:highlight w:val="white"/>
         </w:rPr>
@@ -55542,9 +55545,9 @@
       <w:proofErr w:type="spellStart"/>
       <w:r>
         <w:rPr>
-          <w:rFonts w:ascii="Roboto" w:eastAsia="Roboto" w:hAnsi="Roboto" w:cs="Roboto"/>
-          <w:color w:val="1F1F1F"/>
-          <w:sz w:val="21"/>
+          <w:rFonts w:ascii="Times New Roman" w:eastAsia="Roboto" w:hAnsi="Times New Roman" w:cs="Roboto"/>
+          <w:color w:val="1F1F1F"/>
+          <w:sz w:val="24"/>
           <w:szCs w:val="21"/>
           <w:highlight w:val="white"/>
         </w:rPr>
@@ -55553,9 +55556,9 @@
       <w:proofErr w:type="spellEnd"/>
       <w:r>
         <w:rPr>
-          <w:rFonts w:ascii="Roboto" w:eastAsia="Roboto" w:hAnsi="Roboto" w:cs="Roboto"/>
-          <w:color w:val="1F1F1F"/>
-          <w:sz w:val="21"/>
+          <w:rFonts w:ascii="Times New Roman" w:eastAsia="Roboto" w:hAnsi="Times New Roman" w:cs="Roboto"/>
+          <w:color w:val="1F1F1F"/>
+          <w:sz w:val="24"/>
           <w:szCs w:val="21"/>
           <w:highlight w:val="white"/>
         </w:rPr>
@@ -55564,9 +55567,9 @@
       <w:proofErr w:type="spellStart"/>
       <w:r>
         <w:rPr>
-          <w:rFonts w:ascii="Roboto" w:eastAsia="Roboto" w:hAnsi="Roboto" w:cs="Roboto"/>
-          <w:color w:val="1F1F1F"/>
-          <w:sz w:val="21"/>
+          <w:rFonts w:ascii="Times New Roman" w:eastAsia="Roboto" w:hAnsi="Times New Roman" w:cs="Roboto"/>
+          <w:color w:val="1F1F1F"/>
+          <w:sz w:val="24"/>
           <w:szCs w:val="21"/>
           <w:highlight w:val="white"/>
         </w:rPr>
@@ -55586,9 +55589,9 @@
       <w:proofErr w:type="spellStart"/>
       <w:r>
         <w:rPr>
-          <w:rFonts w:ascii="Roboto" w:eastAsia="Roboto" w:hAnsi="Roboto" w:cs="Roboto"/>
-          <w:color w:val="1F1F1F"/>
-          <w:sz w:val="21"/>
+          <w:rFonts w:ascii="Times New Roman" w:eastAsia="Roboto" w:hAnsi="Times New Roman" w:cs="Roboto"/>
+          <w:color w:val="1F1F1F"/>
+          <w:sz w:val="24"/>
           <w:szCs w:val="21"/>
           <w:highlight w:val="white"/>
         </w:rPr>
@@ -55597,9 +55600,9 @@
       <w:proofErr w:type="spellEnd"/>
       <w:r>
         <w:rPr>
-          <w:rFonts w:ascii="Roboto" w:eastAsia="Roboto" w:hAnsi="Roboto" w:cs="Roboto"/>
-          <w:color w:val="1F1F1F"/>
-          <w:sz w:val="21"/>
+          <w:rFonts w:ascii="Times New Roman" w:eastAsia="Roboto" w:hAnsi="Times New Roman" w:cs="Roboto"/>
+          <w:color w:val="1F1F1F"/>
+          <w:sz w:val="24"/>
           <w:szCs w:val="21"/>
           <w:highlight w:val="white"/>
         </w:rPr>
@@ -55608,9 +55611,9 @@
       <w:proofErr w:type="spellStart"/>
       <w:r>
         <w:rPr>
-          <w:rFonts w:ascii="Roboto" w:eastAsia="Roboto" w:hAnsi="Roboto" w:cs="Roboto"/>
-          <w:color w:val="1F1F1F"/>
-          <w:sz w:val="21"/>
+          <w:rFonts w:ascii="Times New Roman" w:eastAsia="Roboto" w:hAnsi="Times New Roman" w:cs="Roboto"/>
+          <w:color w:val="1F1F1F"/>
+          <w:sz w:val="24"/>
           <w:szCs w:val="21"/>
           <w:highlight w:val="white"/>
         </w:rPr>
@@ -55630,9 +55633,9 @@
       <w:proofErr w:type="spellStart"/>
       <w:r>
         <w:rPr>
-          <w:rFonts w:ascii="Roboto" w:eastAsia="Roboto" w:hAnsi="Roboto" w:cs="Roboto"/>
-          <w:color w:val="1F1F1F"/>
-          <w:sz w:val="21"/>
+          <w:rFonts w:ascii="Times New Roman" w:eastAsia="Roboto" w:hAnsi="Times New Roman" w:cs="Roboto"/>
+          <w:color w:val="1F1F1F"/>
+          <w:sz w:val="24"/>
           <w:szCs w:val="21"/>
           <w:highlight w:val="white"/>
         </w:rPr>
@@ -55652,9 +55655,9 @@
       <w:proofErr w:type="spellStart"/>
       <w:r>
         <w:rPr>
-          <w:rFonts w:ascii="Roboto" w:eastAsia="Roboto" w:hAnsi="Roboto" w:cs="Roboto"/>
-          <w:color w:val="1F1F1F"/>
-          <w:sz w:val="21"/>
+          <w:rFonts w:ascii="Times New Roman" w:eastAsia="Roboto" w:hAnsi="Times New Roman" w:cs="Roboto"/>
+          <w:color w:val="1F1F1F"/>
+          <w:sz w:val="24"/>
           <w:szCs w:val="21"/>
           <w:highlight w:val="white"/>
         </w:rPr>
@@ -55674,9 +55677,9 @@
       <w:proofErr w:type="spellStart"/>
       <w:r>
         <w:rPr>
-          <w:rFonts w:ascii="Roboto" w:eastAsia="Roboto" w:hAnsi="Roboto" w:cs="Roboto"/>
-          <w:color w:val="1F1F1F"/>
-          <w:sz w:val="21"/>
+          <w:rFonts w:ascii="Times New Roman" w:eastAsia="Roboto" w:hAnsi="Times New Roman" w:cs="Roboto"/>
+          <w:color w:val="1F1F1F"/>
+          <w:sz w:val="24"/>
           <w:szCs w:val="21"/>
           <w:highlight w:val="white"/>
         </w:rPr>
@@ -55696,9 +55699,9 @@
       <w:proofErr w:type="spellStart"/>
       <w:r>
         <w:rPr>
-          <w:rFonts w:ascii="Roboto" w:eastAsia="Roboto" w:hAnsi="Roboto" w:cs="Roboto"/>
-          <w:color w:val="1F1F1F"/>
-          <w:sz w:val="21"/>
+          <w:rFonts w:ascii="Times New Roman" w:eastAsia="Roboto" w:hAnsi="Times New Roman" w:cs="Roboto"/>
+          <w:color w:val="1F1F1F"/>
+          <w:sz w:val="24"/>
           <w:szCs w:val="21"/>
           <w:highlight w:val="white"/>
         </w:rPr>
@@ -55718,9 +55721,9 @@
       <w:proofErr w:type="spellStart"/>
       <w:r>
         <w:rPr>
-          <w:rFonts w:ascii="Roboto" w:eastAsia="Roboto" w:hAnsi="Roboto" w:cs="Roboto"/>
-          <w:color w:val="1F1F1F"/>
-          <w:sz w:val="21"/>
+          <w:rFonts w:ascii="Times New Roman" w:eastAsia="Roboto" w:hAnsi="Times New Roman" w:cs="Roboto"/>
+          <w:color w:val="1F1F1F"/>
+          <w:sz w:val="24"/>
           <w:szCs w:val="21"/>
           <w:highlight w:val="white"/>
         </w:rPr>
@@ -55740,9 +55743,9 @@
       <w:proofErr w:type="spellStart"/>
       <w:r>
         <w:rPr>
-          <w:rFonts w:ascii="Roboto" w:eastAsia="Roboto" w:hAnsi="Roboto" w:cs="Roboto"/>
-          <w:color w:val="1F1F1F"/>
-          <w:sz w:val="21"/>
+          <w:rFonts w:ascii="Times New Roman" w:eastAsia="Roboto" w:hAnsi="Times New Roman" w:cs="Roboto"/>
+          <w:color w:val="1F1F1F"/>
+          <w:sz w:val="24"/>
           <w:szCs w:val="21"/>
           <w:highlight w:val="white"/>
         </w:rPr>
@@ -55762,9 +55765,9 @@
       <w:proofErr w:type="spellStart"/>
       <w:r>
         <w:rPr>
-          <w:rFonts w:ascii="Roboto" w:eastAsia="Roboto" w:hAnsi="Roboto" w:cs="Roboto"/>
-          <w:color w:val="1F1F1F"/>
-          <w:sz w:val="21"/>
+          <w:rFonts w:ascii="Times New Roman" w:eastAsia="Roboto" w:hAnsi="Times New Roman" w:cs="Roboto"/>
+          <w:color w:val="1F1F1F"/>
+          <w:sz w:val="24"/>
           <w:szCs w:val="21"/>
           <w:highlight w:val="white"/>
         </w:rPr>
@@ -55784,9 +55787,9 @@
       <w:proofErr w:type="spellStart"/>
       <w:r>
         <w:rPr>
-          <w:rFonts w:ascii="Roboto" w:eastAsia="Roboto" w:hAnsi="Roboto" w:cs="Roboto"/>
-          <w:color w:val="1F1F1F"/>
-          <w:sz w:val="21"/>
+          <w:rFonts w:ascii="Times New Roman" w:eastAsia="Roboto" w:hAnsi="Times New Roman" w:cs="Roboto"/>
+          <w:color w:val="1F1F1F"/>
+          <w:sz w:val="24"/>
           <w:szCs w:val="21"/>
           <w:highlight w:val="white"/>
         </w:rPr>
@@ -55806,9 +55809,9 @@
       <w:proofErr w:type="spellStart"/>
       <w:r>
         <w:rPr>
-          <w:rFonts w:ascii="Roboto" w:eastAsia="Roboto" w:hAnsi="Roboto" w:cs="Roboto"/>
-          <w:color w:val="1F1F1F"/>
-          <w:sz w:val="21"/>
+          <w:rFonts w:ascii="Times New Roman" w:eastAsia="Roboto" w:hAnsi="Times New Roman" w:cs="Roboto"/>
+          <w:color w:val="1F1F1F"/>
+          <w:sz w:val="24"/>
           <w:szCs w:val="21"/>
           <w:highlight w:val="white"/>
         </w:rPr>
@@ -55817,9 +55820,9 @@
       <w:proofErr w:type="spellEnd"/>
       <w:r>
         <w:rPr>
-          <w:rFonts w:ascii="Roboto" w:eastAsia="Roboto" w:hAnsi="Roboto" w:cs="Roboto"/>
-          <w:color w:val="1F1F1F"/>
-          <w:sz w:val="21"/>
+          <w:rFonts w:ascii="Times New Roman" w:eastAsia="Roboto" w:hAnsi="Times New Roman" w:cs="Roboto"/>
+          <w:color w:val="1F1F1F"/>
+          <w:sz w:val="24"/>
           <w:szCs w:val="21"/>
           <w:highlight w:val="white"/>
         </w:rPr>
@@ -55828,9 +55831,9 @@
       <w:proofErr w:type="spellStart"/>
       <w:r>
         <w:rPr>
-          <w:rFonts w:ascii="Roboto" w:eastAsia="Roboto" w:hAnsi="Roboto" w:cs="Roboto"/>
-          <w:color w:val="1F1F1F"/>
-          <w:sz w:val="21"/>
+          <w:rFonts w:ascii="Times New Roman" w:eastAsia="Roboto" w:hAnsi="Times New Roman" w:cs="Roboto"/>
+          <w:color w:val="1F1F1F"/>
+          <w:sz w:val="24"/>
           <w:szCs w:val="21"/>
           <w:highlight w:val="white"/>
         </w:rPr>
@@ -55850,9 +55853,9 @@
       <w:proofErr w:type="spellStart"/>
       <w:r>
         <w:rPr>
-          <w:rFonts w:ascii="Roboto" w:eastAsia="Roboto" w:hAnsi="Roboto" w:cs="Roboto"/>
-          <w:color w:val="1F1F1F"/>
-          <w:sz w:val="21"/>
+          <w:rFonts w:ascii="Times New Roman" w:eastAsia="Roboto" w:hAnsi="Times New Roman" w:cs="Roboto"/>
+          <w:color w:val="1F1F1F"/>
+          <w:sz w:val="24"/>
           <w:szCs w:val="21"/>
           <w:highlight w:val="white"/>
         </w:rPr>
@@ -55861,9 +55864,9 @@
       <w:proofErr w:type="spellEnd"/>
       <w:r>
         <w:rPr>
-          <w:rFonts w:ascii="Roboto" w:eastAsia="Roboto" w:hAnsi="Roboto" w:cs="Roboto"/>
-          <w:color w:val="1F1F1F"/>
-          <w:sz w:val="21"/>
+          <w:rFonts w:ascii="Times New Roman" w:eastAsia="Roboto" w:hAnsi="Times New Roman" w:cs="Roboto"/>
+          <w:color w:val="1F1F1F"/>
+          <w:sz w:val="24"/>
           <w:szCs w:val="21"/>
           <w:highlight w:val="white"/>
         </w:rPr>

--- a/Prototype.docx
+++ b/Prototype.docx
@@ -27494,98 +27494,8 @@
             <w:vAlign w:val="center"/>
           </w:tcPr>
           <w:p>
-            <w:pPr>
-              <w:spacing w:line="240" w:lineRule="auto"/>
-              <w:ind w:firstLine="0"/>
-              <w:jc w:val="left"/>
-            </w:pPr>
-            <w:proofErr w:type="spellStart"/>
-            <w:r>
-              <w:t>Penelitian</w:t>
-            </w:r>
-            <w:proofErr w:type="spellEnd"/>
-            <w:r>
-              <w:t xml:space="preserve"> </w:t>
-            </w:r>
-            <w:proofErr w:type="spellStart"/>
-            <w:r>
-              <w:t>ini</w:t>
-            </w:r>
-            <w:proofErr w:type="spellEnd"/>
-            <w:r>
-              <w:t xml:space="preserve"> </w:t>
-            </w:r>
-            <w:proofErr w:type="spellStart"/>
-            <w:r>
-              <w:t>secara</w:t>
-            </w:r>
-            <w:proofErr w:type="spellEnd"/>
-            <w:r>
-              <w:t xml:space="preserve"> </w:t>
-            </w:r>
-            <w:proofErr w:type="spellStart"/>
-            <w:r>
-              <w:t>khusus</w:t>
-            </w:r>
-            <w:proofErr w:type="spellEnd"/>
-            <w:r>
-              <w:t xml:space="preserve"> </w:t>
-            </w:r>
-            <w:proofErr w:type="spellStart"/>
-            <w:r>
-              <w:t>menguji</w:t>
-            </w:r>
-            <w:proofErr w:type="spellEnd"/>
-            <w:r>
-              <w:t xml:space="preserve"> usability </w:t>
-            </w:r>
-            <w:proofErr w:type="spellStart"/>
-            <w:r>
-              <w:t>sistem</w:t>
-            </w:r>
-            <w:proofErr w:type="spellEnd"/>
-            <w:r>
-              <w:t xml:space="preserve"> </w:t>
-            </w:r>
-            <w:proofErr w:type="spellStart"/>
-            <w:r>
-              <w:t>evaluasi</w:t>
-            </w:r>
-            <w:proofErr w:type="spellEnd"/>
-            <w:r>
-              <w:t xml:space="preserve"> internal (SELLICA) </w:t>
-            </w:r>
-            <w:proofErr w:type="spellStart"/>
-            <w:r>
-              <w:t>dengan</w:t>
-            </w:r>
-            <w:proofErr w:type="spellEnd"/>
-            <w:r>
-              <w:t xml:space="preserve"> SUS (</w:t>
-            </w:r>
-            <w:proofErr w:type="spellStart"/>
-            <w:r>
-              <w:t>mencapai</w:t>
-            </w:r>
-            <w:proofErr w:type="spellEnd"/>
-            <w:r>
-              <w:t xml:space="preserve"> 82.5), </w:t>
-            </w:r>
-            <w:proofErr w:type="spellStart"/>
-            <w:r>
-              <w:t>memvalidasi</w:t>
-            </w:r>
-            <w:proofErr w:type="spellEnd"/>
-            <w:r>
-              <w:t xml:space="preserve"> </w:t>
-            </w:r>
-            <w:proofErr w:type="spellStart"/>
-            <w:r>
-              <w:t>desain</w:t>
-            </w:r>
-            <w:proofErr w:type="spellEnd"/>
-            <w:r>
-              <w:t xml:space="preserve"> mobile-first Next.js/Tailwind.</w:t>
+            <w:r>
+              <w:t>Penelitian ini secara khusus menguji usability sistem evaluasi internal (sistem yang dikembangkan) dengan SUS (mencapai 82.5), memvalidasi desain mobile-first Next.js/Tailwind.</w:t>
             </w:r>
           </w:p>
         </w:tc>
@@ -40083,7 +39993,7 @@
       </w:r>
       <w:r>
         <w:rPr>
-          <w:rFonts w:ascii="Courier New" w:eastAsia="Courier New" w:hAnsi="Courier New" w:cs="Courier New"/>
+          <w:rFonts w:ascii="Times New Roman" w:eastAsia="Courier New" w:hAnsi="Times New Roman" w:cs="Courier New"/>
           <w:b/>
           <w:bCs/>
           <w:shd w:val="clear" w:color="auto" w:fill="DDE3EA"/>
@@ -40120,7 +40030,7 @@
       <w:proofErr w:type="gramStart"/>
       <w:r>
         <w:rPr>
-          <w:rFonts w:ascii="Courier New" w:eastAsia="Courier New" w:hAnsi="Courier New" w:cs="Courier New"/>
+          <w:rFonts w:ascii="Times New Roman" w:eastAsia="Courier New" w:hAnsi="Times New Roman" w:cs="Courier New"/>
           <w:shd w:val="clear" w:color="auto" w:fill="DDE3EA"/>
         </w:rPr>
         <w:t>auth.users</w:t>
@@ -40173,7 +40083,7 @@
       <w:proofErr w:type="spellStart"/>
       <w:r>
         <w:rPr>
-          <w:rFonts w:ascii="Courier New" w:eastAsia="Courier New" w:hAnsi="Courier New" w:cs="Courier New"/>
+          <w:rFonts w:ascii="Times New Roman" w:eastAsia="Courier New" w:hAnsi="Times New Roman" w:cs="Courier New"/>
           <w:b/>
           <w:bCs/>
           <w:shd w:val="clear" w:color="auto" w:fill="DDE3EA"/>
@@ -40217,7 +40127,7 @@
       </w:r>
       <w:r>
         <w:rPr>
-          <w:rFonts w:ascii="Courier New" w:eastAsia="Courier New" w:hAnsi="Courier New" w:cs="Courier New"/>
+          <w:rFonts w:ascii="Times New Roman" w:eastAsia="Courier New" w:hAnsi="Times New Roman" w:cs="Courier New"/>
           <w:shd w:val="clear" w:color="auto" w:fill="DDE3EA"/>
         </w:rPr>
         <w:t>profiles</w:t>
@@ -40307,7 +40217,7 @@
       <w:proofErr w:type="spellStart"/>
       <w:r>
         <w:rPr>
-          <w:rFonts w:ascii="Courier New" w:eastAsia="Courier New" w:hAnsi="Courier New" w:cs="Courier New"/>
+          <w:rFonts w:ascii="Times New Roman" w:eastAsia="Courier New" w:hAnsi="Times New Roman" w:cs="Courier New"/>
           <w:b/>
           <w:bCs/>
           <w:shd w:val="clear" w:color="auto" w:fill="DDE3EA"/>

--- a/Prototype.docx
+++ b/Prototype.docx
@@ -51728,17 +51728,16 @@
           <w:szCs w:val="21"/>
           <w:highlight w:val="white"/>
         </w:rPr>
-        <w:t xml:space="preserve">Hasil </w:t>
-      </w:r>
-      <w:proofErr w:type="spellStart"/>
-      <w:r>
-        <w:rPr>
-          <w:rFonts w:eastAsia="Roboto" w:cs="Roboto"/>
-          <w:color w:val="1F1F1F"/>
-          <w:szCs w:val="21"/>
-          <w:highlight w:val="white"/>
-        </w:rPr>
-        <w:t>ini</w:t>
+        <w:t>Hasil ini membuktikan bahwa arsitektur Go (Golang) mampu menjaga waktu respons di bawah 200 milidetik (ms) meskipun di bawah beban pengguna yang signifikan. Hal ini memvalidasi justifikasi teknis penggunaan Go yang bertujuan untuk performa tinggi dalam memproses logika bisnis yang kompleks.</w:t>
+      </w:r>
+      <w:proofErr w:type="spellStart"/>
+      <w:r>
+        <w:rPr>
+          <w:rFonts w:eastAsia="Roboto" w:cs="Roboto"/>
+          <w:color w:val="1F1F1F"/>
+          <w:szCs w:val="21"/>
+          <w:highlight w:val="white"/>
+        </w:rPr>
       </w:r>
       <w:proofErr w:type="spellEnd"/>
       <w:r>
@@ -51749,17 +51748,15 @@
           <w:szCs w:val="21"/>
           <w:highlight w:val="white"/>
         </w:rPr>
-        <w:t xml:space="preserve"> </w:t>
-      </w:r>
-      <w:proofErr w:type="spellStart"/>
-      <w:r>
-        <w:rPr>
-          <w:rFonts w:eastAsia="Roboto" w:cs="Roboto"/>
-          <w:color w:val="1F1F1F"/>
-          <w:szCs w:val="21"/>
-          <w:highlight w:val="white"/>
-        </w:rPr>
-        <w:t>membuktikan</w:t>
+      </w:r>
+      <w:proofErr w:type="spellStart"/>
+      <w:r>
+        <w:rPr>
+          <w:rFonts w:eastAsia="Roboto" w:cs="Roboto"/>
+          <w:color w:val="1F1F1F"/>
+          <w:szCs w:val="21"/>
+          <w:highlight w:val="white"/>
+        </w:rPr>
       </w:r>
       <w:proofErr w:type="spellEnd"/>
       <w:r>
@@ -51770,17 +51767,15 @@
           <w:szCs w:val="21"/>
           <w:highlight w:val="white"/>
         </w:rPr>
-        <w:t xml:space="preserve"> </w:t>
-      </w:r>
-      <w:proofErr w:type="spellStart"/>
-      <w:r>
-        <w:rPr>
-          <w:rFonts w:eastAsia="Roboto" w:cs="Roboto"/>
-          <w:color w:val="1F1F1F"/>
-          <w:szCs w:val="21"/>
-          <w:highlight w:val="white"/>
-        </w:rPr>
-        <w:t>bahwa</w:t>
+      </w:r>
+      <w:proofErr w:type="spellStart"/>
+      <w:r>
+        <w:rPr>
+          <w:rFonts w:eastAsia="Roboto" w:cs="Roboto"/>
+          <w:color w:val="1F1F1F"/>
+          <w:szCs w:val="21"/>
+          <w:highlight w:val="white"/>
+        </w:rPr>
       </w:r>
       <w:proofErr w:type="spellEnd"/>
       <w:r>
@@ -51791,37 +51786,33 @@
           <w:szCs w:val="21"/>
           <w:highlight w:val="white"/>
         </w:rPr>
-        <w:t xml:space="preserve"> </w:t>
-      </w:r>
-      <w:proofErr w:type="spellStart"/>
-      <w:r>
-        <w:rPr>
-          <w:rFonts w:eastAsia="Roboto" w:cs="Roboto"/>
-          <w:color w:val="1F1F1F"/>
-          <w:szCs w:val="21"/>
-          <w:highlight w:val="white"/>
-        </w:rPr>
-        <w:t>arsitektur</w:t>
-      </w:r>
-      <w:proofErr w:type="spellEnd"/>
-      <w:r>
-        <w:rPr>
-          <w:rFonts w:eastAsia="Roboto" w:cs="Roboto"/>
-          <w:color w:val="1F1F1F"/>
-          <w:szCs w:val="21"/>
-          <w:highlight w:val="white"/>
-        </w:rPr>
-        <w:t xml:space="preserve"> Go (Golang) </w:t>
-      </w:r>
-      <w:proofErr w:type="spellStart"/>
-      <w:r>
-        <w:rPr>
-          <w:rFonts w:eastAsia="Roboto" w:cs="Roboto"/>
-          <w:color w:val="1F1F1F"/>
-          <w:szCs w:val="21"/>
-          <w:highlight w:val="white"/>
-        </w:rPr>
-        <w:t>mampu</w:t>
+      </w:r>
+      <w:proofErr w:type="spellStart"/>
+      <w:r>
+        <w:rPr>
+          <w:rFonts w:eastAsia="Roboto" w:cs="Roboto"/>
+          <w:color w:val="1F1F1F"/>
+          <w:szCs w:val="21"/>
+          <w:highlight w:val="white"/>
+        </w:rPr>
+      </w:r>
+      <w:proofErr w:type="spellEnd"/>
+      <w:r>
+        <w:rPr>
+          <w:rFonts w:eastAsia="Roboto" w:cs="Roboto"/>
+          <w:color w:val="1F1F1F"/>
+          <w:szCs w:val="21"/>
+          <w:highlight w:val="white"/>
+        </w:rPr>
+      </w:r>
+      <w:proofErr w:type="spellStart"/>
+      <w:r>
+        <w:rPr>
+          <w:rFonts w:eastAsia="Roboto" w:cs="Roboto"/>
+          <w:color w:val="1F1F1F"/>
+          <w:szCs w:val="21"/>
+          <w:highlight w:val="white"/>
+        </w:rPr>
       </w:r>
       <w:proofErr w:type="spellEnd"/>
       <w:r>
@@ -51832,17 +51823,15 @@
           <w:szCs w:val="21"/>
           <w:highlight w:val="white"/>
         </w:rPr>
-        <w:t xml:space="preserve"> </w:t>
-      </w:r>
-      <w:proofErr w:type="spellStart"/>
-      <w:r>
-        <w:rPr>
-          <w:rFonts w:eastAsia="Roboto" w:cs="Roboto"/>
-          <w:color w:val="1F1F1F"/>
-          <w:szCs w:val="21"/>
-          <w:highlight w:val="white"/>
-        </w:rPr>
-        <w:t>menjaga</w:t>
+      </w:r>
+      <w:proofErr w:type="spellStart"/>
+      <w:r>
+        <w:rPr>
+          <w:rFonts w:eastAsia="Roboto" w:cs="Roboto"/>
+          <w:color w:val="1F1F1F"/>
+          <w:szCs w:val="21"/>
+          <w:highlight w:val="white"/>
+        </w:rPr>
       </w:r>
       <w:proofErr w:type="spellEnd"/>
       <w:r>
@@ -51853,17 +51842,15 @@
           <w:szCs w:val="21"/>
           <w:highlight w:val="white"/>
         </w:rPr>
-        <w:t xml:space="preserve"> </w:t>
-      </w:r>
-      <w:proofErr w:type="spellStart"/>
-      <w:r>
-        <w:rPr>
-          <w:rFonts w:eastAsia="Roboto" w:cs="Roboto"/>
-          <w:color w:val="1F1F1F"/>
-          <w:szCs w:val="21"/>
-          <w:highlight w:val="white"/>
-        </w:rPr>
-        <w:t>waktu</w:t>
+      </w:r>
+      <w:proofErr w:type="spellStart"/>
+      <w:r>
+        <w:rPr>
+          <w:rFonts w:eastAsia="Roboto" w:cs="Roboto"/>
+          <w:color w:val="1F1F1F"/>
+          <w:szCs w:val="21"/>
+          <w:highlight w:val="white"/>
+        </w:rPr>
       </w:r>
       <w:proofErr w:type="spellEnd"/>
       <w:r>
@@ -51874,117 +51861,105 @@
           <w:szCs w:val="21"/>
           <w:highlight w:val="white"/>
         </w:rPr>
-        <w:t xml:space="preserve"> </w:t>
-      </w:r>
-      <w:proofErr w:type="spellStart"/>
-      <w:r>
-        <w:rPr>
-          <w:rFonts w:eastAsia="Roboto" w:cs="Roboto"/>
-          <w:color w:val="1F1F1F"/>
-          <w:szCs w:val="21"/>
-          <w:highlight w:val="white"/>
-        </w:rPr>
-        <w:t>respons</w:t>
-      </w:r>
-      <w:proofErr w:type="spellEnd"/>
-      <w:r>
-        <w:rPr>
-          <w:rFonts w:eastAsia="Roboto" w:cs="Roboto"/>
-          <w:color w:val="1F1F1F"/>
-          <w:szCs w:val="21"/>
-          <w:highlight w:val="white"/>
-        </w:rPr>
-        <w:t xml:space="preserve"> di </w:t>
-      </w:r>
-      <w:proofErr w:type="spellStart"/>
-      <w:r>
-        <w:rPr>
-          <w:rFonts w:eastAsia="Roboto" w:cs="Roboto"/>
-          <w:color w:val="1F1F1F"/>
-          <w:szCs w:val="21"/>
-          <w:highlight w:val="white"/>
-        </w:rPr>
-        <w:t>bawah</w:t>
-      </w:r>
-      <w:proofErr w:type="spellEnd"/>
-      <w:r>
-        <w:rPr>
-          <w:rFonts w:eastAsia="Roboto" w:cs="Roboto"/>
-          <w:color w:val="1F1F1F"/>
-          <w:szCs w:val="21"/>
-          <w:highlight w:val="white"/>
-        </w:rPr>
-        <w:t xml:space="preserve"> 200 </w:t>
-      </w:r>
-      <w:proofErr w:type="spellStart"/>
-      <w:r>
-        <w:rPr>
-          <w:rFonts w:eastAsia="Roboto" w:cs="Roboto"/>
-          <w:color w:val="1F1F1F"/>
-          <w:szCs w:val="21"/>
-          <w:highlight w:val="white"/>
-        </w:rPr>
-        <w:t>milidetik</w:t>
-      </w:r>
-      <w:proofErr w:type="spellEnd"/>
-      <w:r>
-        <w:rPr>
-          <w:rFonts w:eastAsia="Roboto" w:cs="Roboto"/>
-          <w:color w:val="1F1F1F"/>
-          <w:szCs w:val="21"/>
-          <w:highlight w:val="white"/>
-        </w:rPr>
-        <w:t xml:space="preserve"> (</w:t>
-      </w:r>
-      <w:proofErr w:type="spellStart"/>
-      <w:r>
-        <w:rPr>
-          <w:rFonts w:eastAsia="Roboto" w:cs="Roboto"/>
-          <w:color w:val="1F1F1F"/>
-          <w:szCs w:val="21"/>
-          <w:highlight w:val="white"/>
-        </w:rPr>
-        <w:t>ms</w:t>
-      </w:r>
-      <w:proofErr w:type="spellEnd"/>
-      <w:r>
-        <w:rPr>
-          <w:rFonts w:eastAsia="Roboto" w:cs="Roboto"/>
-          <w:color w:val="1F1F1F"/>
-          <w:szCs w:val="21"/>
-          <w:highlight w:val="white"/>
-        </w:rPr>
-        <w:t xml:space="preserve">) </w:t>
-      </w:r>
-      <w:proofErr w:type="spellStart"/>
-      <w:r>
-        <w:rPr>
-          <w:rFonts w:eastAsia="Roboto" w:cs="Roboto"/>
-          <w:color w:val="1F1F1F"/>
-          <w:szCs w:val="21"/>
-          <w:highlight w:val="white"/>
-        </w:rPr>
-        <w:t>meskipun</w:t>
-      </w:r>
-      <w:proofErr w:type="spellEnd"/>
-      <w:r>
-        <w:rPr>
-          <w:rFonts w:eastAsia="Roboto" w:cs="Roboto"/>
-          <w:color w:val="1F1F1F"/>
-          <w:szCs w:val="21"/>
-          <w:highlight w:val="white"/>
-        </w:rPr>
-        <w:t xml:space="preserve"> di </w:t>
-      </w:r>
-      <w:proofErr w:type="spellStart"/>
-      <w:r>
-        <w:rPr>
-          <w:rFonts w:eastAsia="Roboto" w:cs="Roboto"/>
-          <w:color w:val="1F1F1F"/>
-          <w:szCs w:val="21"/>
-          <w:highlight w:val="white"/>
-        </w:rPr>
-        <w:t>bawah</w:t>
+      </w:r>
+      <w:proofErr w:type="spellStart"/>
+      <w:r>
+        <w:rPr>
+          <w:rFonts w:eastAsia="Roboto" w:cs="Roboto"/>
+          <w:color w:val="1F1F1F"/>
+          <w:szCs w:val="21"/>
+          <w:highlight w:val="white"/>
+        </w:rPr>
+      </w:r>
+      <w:proofErr w:type="spellEnd"/>
+      <w:r>
+        <w:rPr>
+          <w:rFonts w:eastAsia="Roboto" w:cs="Roboto"/>
+          <w:color w:val="1F1F1F"/>
+          <w:szCs w:val="21"/>
+          <w:highlight w:val="white"/>
+        </w:rPr>
+      </w:r>
+      <w:proofErr w:type="spellStart"/>
+      <w:r>
+        <w:rPr>
+          <w:rFonts w:eastAsia="Roboto" w:cs="Roboto"/>
+          <w:color w:val="1F1F1F"/>
+          <w:szCs w:val="21"/>
+          <w:highlight w:val="white"/>
+        </w:rPr>
+      </w:r>
+      <w:proofErr w:type="spellEnd"/>
+      <w:r>
+        <w:rPr>
+          <w:rFonts w:eastAsia="Roboto" w:cs="Roboto"/>
+          <w:color w:val="1F1F1F"/>
+          <w:szCs w:val="21"/>
+          <w:highlight w:val="white"/>
+        </w:rPr>
+      </w:r>
+      <w:proofErr w:type="spellStart"/>
+      <w:r>
+        <w:rPr>
+          <w:rFonts w:eastAsia="Roboto" w:cs="Roboto"/>
+          <w:color w:val="1F1F1F"/>
+          <w:szCs w:val="21"/>
+          <w:highlight w:val="white"/>
+        </w:rPr>
+      </w:r>
+      <w:proofErr w:type="spellEnd"/>
+      <w:r>
+        <w:rPr>
+          <w:rFonts w:eastAsia="Roboto" w:cs="Roboto"/>
+          <w:color w:val="1F1F1F"/>
+          <w:szCs w:val="21"/>
+          <w:highlight w:val="white"/>
+        </w:rPr>
+      </w:r>
+      <w:proofErr w:type="spellStart"/>
+      <w:r>
+        <w:rPr>
+          <w:rFonts w:eastAsia="Roboto" w:cs="Roboto"/>
+          <w:color w:val="1F1F1F"/>
+          <w:szCs w:val="21"/>
+          <w:highlight w:val="white"/>
+        </w:rPr>
+      </w:r>
+      <w:proofErr w:type="spellEnd"/>
+      <w:r>
+        <w:rPr>
+          <w:rFonts w:eastAsia="Roboto" w:cs="Roboto"/>
+          <w:color w:val="1F1F1F"/>
+          <w:szCs w:val="21"/>
+          <w:highlight w:val="white"/>
+        </w:rPr>
+      </w:r>
+      <w:proofErr w:type="spellStart"/>
+      <w:r>
+        <w:rPr>
+          <w:rFonts w:eastAsia="Roboto" w:cs="Roboto"/>
+          <w:color w:val="1F1F1F"/>
+          <w:szCs w:val="21"/>
+          <w:highlight w:val="white"/>
+        </w:rPr>
+      </w:r>
+      <w:proofErr w:type="spellEnd"/>
+      <w:r>
+        <w:rPr>
+          <w:rFonts w:eastAsia="Roboto" w:cs="Roboto"/>
+          <w:color w:val="1F1F1F"/>
+          <w:szCs w:val="21"/>
+          <w:highlight w:val="white"/>
+        </w:rPr>
+      </w:r>
+      <w:proofErr w:type="spellStart"/>
+      <w:r>
+        <w:rPr>
+          <w:rFonts w:eastAsia="Roboto" w:cs="Roboto"/>
+          <w:color w:val="1F1F1F"/>
+          <w:szCs w:val="21"/>
+          <w:highlight w:val="white"/>
+        </w:rPr>
       </w:r>
       <w:proofErr w:type="spellEnd"/>
       <w:r>
@@ -51995,17 +51970,15 @@
           <w:szCs w:val="21"/>
           <w:highlight w:val="white"/>
         </w:rPr>
-        <w:t xml:space="preserve"> </w:t>
-      </w:r>
-      <w:proofErr w:type="spellStart"/>
-      <w:r>
-        <w:rPr>
-          <w:rFonts w:eastAsia="Roboto" w:cs="Roboto"/>
-          <w:color w:val="1F1F1F"/>
-          <w:szCs w:val="21"/>
-          <w:highlight w:val="white"/>
-        </w:rPr>
-        <w:t>beban</w:t>
+      </w:r>
+      <w:proofErr w:type="spellStart"/>
+      <w:r>
+        <w:rPr>
+          <w:rFonts w:eastAsia="Roboto" w:cs="Roboto"/>
+          <w:color w:val="1F1F1F"/>
+          <w:szCs w:val="21"/>
+          <w:highlight w:val="white"/>
+        </w:rPr>
       </w:r>
       <w:proofErr w:type="spellEnd"/>
       <w:r>
@@ -52016,57 +51989,51 @@
           <w:szCs w:val="21"/>
           <w:highlight w:val="white"/>
         </w:rPr>
-        <w:t xml:space="preserve"> </w:t>
-      </w:r>
-      <w:proofErr w:type="spellStart"/>
-      <w:r>
-        <w:rPr>
-          <w:rFonts w:eastAsia="Roboto" w:cs="Roboto"/>
-          <w:color w:val="1F1F1F"/>
-          <w:szCs w:val="21"/>
-          <w:highlight w:val="white"/>
-        </w:rPr>
-        <w:t>pengguna</w:t>
-      </w:r>
-      <w:proofErr w:type="spellEnd"/>
-      <w:r>
-        <w:rPr>
-          <w:rFonts w:eastAsia="Roboto" w:cs="Roboto"/>
-          <w:color w:val="1F1F1F"/>
-          <w:szCs w:val="21"/>
-          <w:highlight w:val="white"/>
-        </w:rPr>
-        <w:t xml:space="preserve"> yang </w:t>
-      </w:r>
-      <w:proofErr w:type="spellStart"/>
-      <w:r>
-        <w:rPr>
-          <w:rFonts w:eastAsia="Roboto" w:cs="Roboto"/>
-          <w:color w:val="1F1F1F"/>
-          <w:szCs w:val="21"/>
-          <w:highlight w:val="white"/>
-        </w:rPr>
-        <w:t>signifikan</w:t>
-      </w:r>
-      <w:proofErr w:type="spellEnd"/>
-      <w:r>
-        <w:rPr>
-          <w:rFonts w:eastAsia="Roboto" w:cs="Roboto"/>
-          <w:color w:val="1F1F1F"/>
-          <w:szCs w:val="21"/>
-          <w:highlight w:val="white"/>
-        </w:rPr>
-        <w:t xml:space="preserve">. Hal </w:t>
-      </w:r>
-      <w:proofErr w:type="spellStart"/>
-      <w:r>
-        <w:rPr>
-          <w:rFonts w:eastAsia="Roboto" w:cs="Roboto"/>
-          <w:color w:val="1F1F1F"/>
-          <w:szCs w:val="21"/>
-          <w:highlight w:val="white"/>
-        </w:rPr>
-        <w:t>ini</w:t>
+      </w:r>
+      <w:proofErr w:type="spellStart"/>
+      <w:r>
+        <w:rPr>
+          <w:rFonts w:eastAsia="Roboto" w:cs="Roboto"/>
+          <w:color w:val="1F1F1F"/>
+          <w:szCs w:val="21"/>
+          <w:highlight w:val="white"/>
+        </w:rPr>
+      </w:r>
+      <w:proofErr w:type="spellEnd"/>
+      <w:r>
+        <w:rPr>
+          <w:rFonts w:eastAsia="Roboto" w:cs="Roboto"/>
+          <w:color w:val="1F1F1F"/>
+          <w:szCs w:val="21"/>
+          <w:highlight w:val="white"/>
+        </w:rPr>
+      </w:r>
+      <w:proofErr w:type="spellStart"/>
+      <w:r>
+        <w:rPr>
+          <w:rFonts w:eastAsia="Roboto" w:cs="Roboto"/>
+          <w:color w:val="1F1F1F"/>
+          <w:szCs w:val="21"/>
+          <w:highlight w:val="white"/>
+        </w:rPr>
+      </w:r>
+      <w:proofErr w:type="spellEnd"/>
+      <w:r>
+        <w:rPr>
+          <w:rFonts w:eastAsia="Roboto" w:cs="Roboto"/>
+          <w:color w:val="1F1F1F"/>
+          <w:szCs w:val="21"/>
+          <w:highlight w:val="white"/>
+        </w:rPr>
+      </w:r>
+      <w:proofErr w:type="spellStart"/>
+      <w:r>
+        <w:rPr>
+          <w:rFonts w:eastAsia="Roboto" w:cs="Roboto"/>
+          <w:color w:val="1F1F1F"/>
+          <w:szCs w:val="21"/>
+          <w:highlight w:val="white"/>
+        </w:rPr>
       </w:r>
       <w:proofErr w:type="spellEnd"/>
       <w:r>
@@ -52077,17 +52044,15 @@
           <w:szCs w:val="21"/>
           <w:highlight w:val="white"/>
         </w:rPr>
-        <w:t xml:space="preserve"> </w:t>
-      </w:r>
-      <w:proofErr w:type="spellStart"/>
-      <w:r>
-        <w:rPr>
-          <w:rFonts w:eastAsia="Roboto" w:cs="Roboto"/>
-          <w:color w:val="1F1F1F"/>
-          <w:szCs w:val="21"/>
-          <w:highlight w:val="white"/>
-        </w:rPr>
-        <w:t>memvalidasi</w:t>
+      </w:r>
+      <w:proofErr w:type="spellStart"/>
+      <w:r>
+        <w:rPr>
+          <w:rFonts w:eastAsia="Roboto" w:cs="Roboto"/>
+          <w:color w:val="1F1F1F"/>
+          <w:szCs w:val="21"/>
+          <w:highlight w:val="white"/>
+        </w:rPr>
       </w:r>
       <w:proofErr w:type="spellEnd"/>
       <w:r>
@@ -52098,17 +52063,15 @@
           <w:szCs w:val="21"/>
           <w:highlight w:val="white"/>
         </w:rPr>
-        <w:t xml:space="preserve"> </w:t>
-      </w:r>
-      <w:proofErr w:type="spellStart"/>
-      <w:r>
-        <w:rPr>
-          <w:rFonts w:eastAsia="Roboto" w:cs="Roboto"/>
-          <w:color w:val="1F1F1F"/>
-          <w:szCs w:val="21"/>
-          <w:highlight w:val="white"/>
-        </w:rPr>
-        <w:t>justifikasi</w:t>
+      </w:r>
+      <w:proofErr w:type="spellStart"/>
+      <w:r>
+        <w:rPr>
+          <w:rFonts w:eastAsia="Roboto" w:cs="Roboto"/>
+          <w:color w:val="1F1F1F"/>
+          <w:szCs w:val="21"/>
+          <w:highlight w:val="white"/>
+        </w:rPr>
       </w:r>
       <w:proofErr w:type="spellEnd"/>
       <w:r>
@@ -52119,17 +52082,15 @@
           <w:szCs w:val="21"/>
           <w:highlight w:val="white"/>
         </w:rPr>
-        <w:t xml:space="preserve"> </w:t>
-      </w:r>
-      <w:proofErr w:type="spellStart"/>
-      <w:r>
-        <w:rPr>
-          <w:rFonts w:eastAsia="Roboto" w:cs="Roboto"/>
-          <w:color w:val="1F1F1F"/>
-          <w:szCs w:val="21"/>
-          <w:highlight w:val="white"/>
-        </w:rPr>
-        <w:t>teknis</w:t>
+      </w:r>
+      <w:proofErr w:type="spellStart"/>
+      <w:r>
+        <w:rPr>
+          <w:rFonts w:eastAsia="Roboto" w:cs="Roboto"/>
+          <w:color w:val="1F1F1F"/>
+          <w:szCs w:val="21"/>
+          <w:highlight w:val="white"/>
+        </w:rPr>
       </w:r>
       <w:proofErr w:type="spellEnd"/>
       <w:r>
@@ -52140,37 +52101,33 @@
           <w:szCs w:val="21"/>
           <w:highlight w:val="white"/>
         </w:rPr>
-        <w:t xml:space="preserve"> </w:t>
-      </w:r>
-      <w:proofErr w:type="spellStart"/>
-      <w:r>
-        <w:rPr>
-          <w:rFonts w:eastAsia="Roboto" w:cs="Roboto"/>
-          <w:color w:val="1F1F1F"/>
-          <w:szCs w:val="21"/>
-          <w:highlight w:val="white"/>
-        </w:rPr>
-        <w:t>penggunaan</w:t>
-      </w:r>
-      <w:proofErr w:type="spellEnd"/>
-      <w:r>
-        <w:rPr>
-          <w:rFonts w:eastAsia="Roboto" w:cs="Roboto"/>
-          <w:color w:val="1F1F1F"/>
-          <w:szCs w:val="21"/>
-          <w:highlight w:val="white"/>
-        </w:rPr>
-        <w:t xml:space="preserve"> Go yang </w:t>
-      </w:r>
-      <w:proofErr w:type="spellStart"/>
-      <w:r>
-        <w:rPr>
-          <w:rFonts w:eastAsia="Roboto" w:cs="Roboto"/>
-          <w:color w:val="1F1F1F"/>
-          <w:szCs w:val="21"/>
-          <w:highlight w:val="white"/>
-        </w:rPr>
-        <w:t>bertujuan</w:t>
+      </w:r>
+      <w:proofErr w:type="spellStart"/>
+      <w:r>
+        <w:rPr>
+          <w:rFonts w:eastAsia="Roboto" w:cs="Roboto"/>
+          <w:color w:val="1F1F1F"/>
+          <w:szCs w:val="21"/>
+          <w:highlight w:val="white"/>
+        </w:rPr>
+      </w:r>
+      <w:proofErr w:type="spellEnd"/>
+      <w:r>
+        <w:rPr>
+          <w:rFonts w:eastAsia="Roboto" w:cs="Roboto"/>
+          <w:color w:val="1F1F1F"/>
+          <w:szCs w:val="21"/>
+          <w:highlight w:val="white"/>
+        </w:rPr>
+      </w:r>
+      <w:proofErr w:type="spellStart"/>
+      <w:r>
+        <w:rPr>
+          <w:rFonts w:eastAsia="Roboto" w:cs="Roboto"/>
+          <w:color w:val="1F1F1F"/>
+          <w:szCs w:val="21"/>
+          <w:highlight w:val="white"/>
+        </w:rPr>
       </w:r>
       <w:proofErr w:type="spellEnd"/>
       <w:r>
@@ -52181,17 +52138,15 @@
           <w:szCs w:val="21"/>
           <w:highlight w:val="white"/>
         </w:rPr>
-        <w:t xml:space="preserve"> </w:t>
-      </w:r>
-      <w:proofErr w:type="spellStart"/>
-      <w:r>
-        <w:rPr>
-          <w:rFonts w:eastAsia="Roboto" w:cs="Roboto"/>
-          <w:color w:val="1F1F1F"/>
-          <w:szCs w:val="21"/>
-          <w:highlight w:val="white"/>
-        </w:rPr>
-        <w:t>untuk</w:t>
+      </w:r>
+      <w:proofErr w:type="spellStart"/>
+      <w:r>
+        <w:rPr>
+          <w:rFonts w:eastAsia="Roboto" w:cs="Roboto"/>
+          <w:color w:val="1F1F1F"/>
+          <w:szCs w:val="21"/>
+          <w:highlight w:val="white"/>
+        </w:rPr>
       </w:r>
       <w:proofErr w:type="spellEnd"/>
       <w:r>
@@ -52202,17 +52157,15 @@
           <w:szCs w:val="21"/>
           <w:highlight w:val="white"/>
         </w:rPr>
-        <w:t xml:space="preserve"> </w:t>
-      </w:r>
-      <w:proofErr w:type="spellStart"/>
-      <w:r>
-        <w:rPr>
-          <w:rFonts w:eastAsia="Roboto" w:cs="Roboto"/>
-          <w:color w:val="1F1F1F"/>
-          <w:szCs w:val="21"/>
-          <w:highlight w:val="white"/>
-        </w:rPr>
-        <w:t>performa</w:t>
+      </w:r>
+      <w:proofErr w:type="spellStart"/>
+      <w:r>
+        <w:rPr>
+          <w:rFonts w:eastAsia="Roboto" w:cs="Roboto"/>
+          <w:color w:val="1F1F1F"/>
+          <w:szCs w:val="21"/>
+          <w:highlight w:val="white"/>
+        </w:rPr>
       </w:r>
       <w:proofErr w:type="spellEnd"/>
       <w:r>
@@ -52223,17 +52176,15 @@
           <w:szCs w:val="21"/>
           <w:highlight w:val="white"/>
         </w:rPr>
-        <w:t xml:space="preserve"> </w:t>
-      </w:r>
-      <w:proofErr w:type="spellStart"/>
-      <w:r>
-        <w:rPr>
-          <w:rFonts w:eastAsia="Roboto" w:cs="Roboto"/>
-          <w:color w:val="1F1F1F"/>
-          <w:szCs w:val="21"/>
-          <w:highlight w:val="white"/>
-        </w:rPr>
-        <w:t>tinggi</w:t>
+      </w:r>
+      <w:proofErr w:type="spellStart"/>
+      <w:r>
+        <w:rPr>
+          <w:rFonts w:eastAsia="Roboto" w:cs="Roboto"/>
+          <w:color w:val="1F1F1F"/>
+          <w:szCs w:val="21"/>
+          <w:highlight w:val="white"/>
+        </w:rPr>
       </w:r>
       <w:proofErr w:type="spellEnd"/>
       <w:r>
@@ -52244,17 +52195,15 @@
           <w:szCs w:val="21"/>
           <w:highlight w:val="white"/>
         </w:rPr>
-        <w:t xml:space="preserve"> </w:t>
-      </w:r>
-      <w:proofErr w:type="spellStart"/>
-      <w:r>
-        <w:rPr>
-          <w:rFonts w:eastAsia="Roboto" w:cs="Roboto"/>
-          <w:color w:val="1F1F1F"/>
-          <w:szCs w:val="21"/>
-          <w:highlight w:val="white"/>
-        </w:rPr>
-        <w:t>dalam</w:t>
+      </w:r>
+      <w:proofErr w:type="spellStart"/>
+      <w:r>
+        <w:rPr>
+          <w:rFonts w:eastAsia="Roboto" w:cs="Roboto"/>
+          <w:color w:val="1F1F1F"/>
+          <w:szCs w:val="21"/>
+          <w:highlight w:val="white"/>
+        </w:rPr>
       </w:r>
       <w:proofErr w:type="spellEnd"/>
       <w:r>
@@ -52265,17 +52214,15 @@
           <w:szCs w:val="21"/>
           <w:highlight w:val="white"/>
         </w:rPr>
-        <w:t xml:space="preserve"> </w:t>
-      </w:r>
-      <w:proofErr w:type="spellStart"/>
-      <w:r>
-        <w:rPr>
-          <w:rFonts w:eastAsia="Roboto" w:cs="Roboto"/>
-          <w:color w:val="1F1F1F"/>
-          <w:szCs w:val="21"/>
-          <w:highlight w:val="white"/>
-        </w:rPr>
-        <w:t>memproses</w:t>
+      </w:r>
+      <w:proofErr w:type="spellStart"/>
+      <w:r>
+        <w:rPr>
+          <w:rFonts w:eastAsia="Roboto" w:cs="Roboto"/>
+          <w:color w:val="1F1F1F"/>
+          <w:szCs w:val="21"/>
+          <w:highlight w:val="white"/>
+        </w:rPr>
       </w:r>
       <w:proofErr w:type="spellEnd"/>
       <w:r>
@@ -52286,17 +52233,15 @@
           <w:szCs w:val="21"/>
           <w:highlight w:val="white"/>
         </w:rPr>
-        <w:t xml:space="preserve"> </w:t>
-      </w:r>
-      <w:proofErr w:type="spellStart"/>
-      <w:r>
-        <w:rPr>
-          <w:rFonts w:eastAsia="Roboto" w:cs="Roboto"/>
-          <w:color w:val="1F1F1F"/>
-          <w:szCs w:val="21"/>
-          <w:highlight w:val="white"/>
-        </w:rPr>
-        <w:t>logika</w:t>
+      </w:r>
+      <w:proofErr w:type="spellStart"/>
+      <w:r>
+        <w:rPr>
+          <w:rFonts w:eastAsia="Roboto" w:cs="Roboto"/>
+          <w:color w:val="1F1F1F"/>
+          <w:szCs w:val="21"/>
+          <w:highlight w:val="white"/>
+        </w:rPr>
       </w:r>
       <w:proofErr w:type="spellEnd"/>
       <w:r>
@@ -52307,27 +52252,24 @@
           <w:szCs w:val="21"/>
           <w:highlight w:val="white"/>
         </w:rPr>
-        <w:t xml:space="preserve"> </w:t>
-      </w:r>
-      <w:proofErr w:type="spellStart"/>
-      <w:r>
-        <w:rPr>
-          <w:rFonts w:eastAsia="Roboto" w:cs="Roboto"/>
-          <w:color w:val="1F1F1F"/>
-          <w:szCs w:val="21"/>
-          <w:highlight w:val="white"/>
-        </w:rPr>
-        <w:t>bisnis</w:t>
-      </w:r>
-      <w:proofErr w:type="spellEnd"/>
-      <w:r>
-        <w:rPr>
-          <w:rFonts w:eastAsia="Roboto" w:cs="Roboto"/>
-          <w:color w:val="1F1F1F"/>
-          <w:szCs w:val="21"/>
-          <w:highlight w:val="white"/>
-        </w:rPr>
-        <w:t xml:space="preserve"> yang kompleks.</w:t>
+      </w:r>
+      <w:proofErr w:type="spellStart"/>
+      <w:r>
+        <w:rPr>
+          <w:rFonts w:eastAsia="Roboto" w:cs="Roboto"/>
+          <w:color w:val="1F1F1F"/>
+          <w:szCs w:val="21"/>
+          <w:highlight w:val="white"/>
+        </w:rPr>
+      </w:r>
+      <w:proofErr w:type="spellEnd"/>
+      <w:r>
+        <w:rPr>
+          <w:rFonts w:eastAsia="Roboto" w:cs="Roboto"/>
+          <w:color w:val="1F1F1F"/>
+          <w:szCs w:val="21"/>
+          <w:highlight w:val="white"/>
+        </w:rPr>
       </w:r>
       <w:r>
         <w:rPr>
@@ -52338,7 +52280,6 @@
           <w:szCs w:val="21"/>
           <w:highlight w:val="white"/>
         </w:rPr>
-        <w:t xml:space="preserve">4.3 </w:t>
       </w:r>
       <w:proofErr w:type="spellStart"/>
       <w:r>
@@ -52350,7 +52291,6 @@
           <w:szCs w:val="21"/>
           <w:highlight w:val="white"/>
         </w:rPr>
-        <w:t>Pembahasan</w:t>
       </w:r>
       <w:proofErr w:type="spellEnd"/>
       <w:r>
@@ -52362,7 +52302,6 @@
           <w:szCs w:val="21"/>
           <w:highlight w:val="white"/>
         </w:rPr>
-        <w:t xml:space="preserve"> Hasil</w:t>
       </w:r>
     </w:p>
     <w:p>
@@ -52387,7 +52326,7 @@
           <w:szCs w:val="21"/>
           <w:highlight w:val="white"/>
         </w:rPr>
-        <w:t>Pembahasan</w:t>
+        <w:t>Pembahasan ini mengaitkan hasil implementasi dan pengujian (4.1 dan 4.2) dengan rumusan masalah serta tujuan penelitian (BAB I), dengan fokus pada peningkatan efisiensi operasional dan optimalisasi layanan publik. Analisis dilakukan dengan membandingkan kondisi sebelum (proses manual) dan sesudah (sistem yang dikembangkan) berdasarkan data empiris dari pengujian fungsionalitas, usabilitas, dan performa sistem.</w:t>
       </w:r>
       <w:proofErr w:type="spellEnd"/>
       <w:r>
@@ -52398,17 +52337,15 @@
           <w:szCs w:val="21"/>
           <w:highlight w:val="white"/>
         </w:rPr>
-        <w:t xml:space="preserve"> </w:t>
-      </w:r>
-      <w:proofErr w:type="spellStart"/>
-      <w:r>
-        <w:rPr>
-          <w:rFonts w:eastAsia="Roboto" w:cs="Roboto"/>
-          <w:color w:val="1F1F1F"/>
-          <w:szCs w:val="21"/>
-          <w:highlight w:val="white"/>
-        </w:rPr>
-        <w:t>ini</w:t>
+      </w:r>
+      <w:proofErr w:type="spellStart"/>
+      <w:r>
+        <w:rPr>
+          <w:rFonts w:eastAsia="Roboto" w:cs="Roboto"/>
+          <w:color w:val="1F1F1F"/>
+          <w:szCs w:val="21"/>
+          <w:highlight w:val="white"/>
+        </w:rPr>
       </w:r>
       <w:proofErr w:type="spellEnd"/>
       <w:r>
@@ -52419,17 +52356,15 @@
           <w:szCs w:val="21"/>
           <w:highlight w:val="white"/>
         </w:rPr>
-        <w:t xml:space="preserve"> </w:t>
-      </w:r>
-      <w:proofErr w:type="spellStart"/>
-      <w:r>
-        <w:rPr>
-          <w:rFonts w:eastAsia="Roboto" w:cs="Roboto"/>
-          <w:color w:val="1F1F1F"/>
-          <w:szCs w:val="21"/>
-          <w:highlight w:val="white"/>
-        </w:rPr>
-        <w:t>mengaitkan</w:t>
+      </w:r>
+      <w:proofErr w:type="spellStart"/>
+      <w:r>
+        <w:rPr>
+          <w:rFonts w:eastAsia="Roboto" w:cs="Roboto"/>
+          <w:color w:val="1F1F1F"/>
+          <w:szCs w:val="21"/>
+          <w:highlight w:val="white"/>
+        </w:rPr>
       </w:r>
       <w:proofErr w:type="spellEnd"/>
       <w:r>
@@ -52440,17 +52375,15 @@
           <w:szCs w:val="21"/>
           <w:highlight w:val="white"/>
         </w:rPr>
-        <w:t xml:space="preserve"> </w:t>
-      </w:r>
-      <w:proofErr w:type="spellStart"/>
-      <w:r>
-        <w:rPr>
-          <w:rFonts w:eastAsia="Roboto" w:cs="Roboto"/>
-          <w:color w:val="1F1F1F"/>
-          <w:szCs w:val="21"/>
-          <w:highlight w:val="white"/>
-        </w:rPr>
-        <w:t>hasil</w:t>
+      </w:r>
+      <w:proofErr w:type="spellStart"/>
+      <w:r>
+        <w:rPr>
+          <w:rFonts w:eastAsia="Roboto" w:cs="Roboto"/>
+          <w:color w:val="1F1F1F"/>
+          <w:szCs w:val="21"/>
+          <w:highlight w:val="white"/>
+        </w:rPr>
       </w:r>
       <w:proofErr w:type="spellEnd"/>
       <w:r>
@@ -52461,57 +52394,51 @@
           <w:szCs w:val="21"/>
           <w:highlight w:val="white"/>
         </w:rPr>
-        <w:t xml:space="preserve"> </w:t>
-      </w:r>
-      <w:proofErr w:type="spellStart"/>
-      <w:r>
-        <w:rPr>
-          <w:rFonts w:eastAsia="Roboto" w:cs="Roboto"/>
-          <w:color w:val="1F1F1F"/>
-          <w:szCs w:val="21"/>
-          <w:highlight w:val="white"/>
-        </w:rPr>
-        <w:t>implementasi</w:t>
-      </w:r>
-      <w:proofErr w:type="spellEnd"/>
-      <w:r>
-        <w:rPr>
-          <w:rFonts w:eastAsia="Roboto" w:cs="Roboto"/>
-          <w:color w:val="1F1F1F"/>
-          <w:szCs w:val="21"/>
-          <w:highlight w:val="white"/>
-        </w:rPr>
-        <w:t xml:space="preserve"> dan </w:t>
-      </w:r>
-      <w:proofErr w:type="spellStart"/>
-      <w:r>
-        <w:rPr>
-          <w:rFonts w:eastAsia="Roboto" w:cs="Roboto"/>
-          <w:color w:val="1F1F1F"/>
-          <w:szCs w:val="21"/>
-          <w:highlight w:val="white"/>
-        </w:rPr>
-        <w:t>pengujian</w:t>
-      </w:r>
-      <w:proofErr w:type="spellEnd"/>
-      <w:r>
-        <w:rPr>
-          <w:rFonts w:eastAsia="Roboto" w:cs="Roboto"/>
-          <w:color w:val="1F1F1F"/>
-          <w:szCs w:val="21"/>
-          <w:highlight w:val="white"/>
-        </w:rPr>
-        <w:t xml:space="preserve"> (4.1 &amp; 4.2) </w:t>
-      </w:r>
-      <w:proofErr w:type="spellStart"/>
-      <w:r>
-        <w:rPr>
-          <w:rFonts w:eastAsia="Roboto" w:cs="Roboto"/>
-          <w:color w:val="1F1F1F"/>
-          <w:szCs w:val="21"/>
-          <w:highlight w:val="white"/>
-        </w:rPr>
-        <w:t>dengan</w:t>
+      </w:r>
+      <w:proofErr w:type="spellStart"/>
+      <w:r>
+        <w:rPr>
+          <w:rFonts w:eastAsia="Roboto" w:cs="Roboto"/>
+          <w:color w:val="1F1F1F"/>
+          <w:szCs w:val="21"/>
+          <w:highlight w:val="white"/>
+        </w:rPr>
+      </w:r>
+      <w:proofErr w:type="spellEnd"/>
+      <w:r>
+        <w:rPr>
+          <w:rFonts w:eastAsia="Roboto" w:cs="Roboto"/>
+          <w:color w:val="1F1F1F"/>
+          <w:szCs w:val="21"/>
+          <w:highlight w:val="white"/>
+        </w:rPr>
+      </w:r>
+      <w:proofErr w:type="spellStart"/>
+      <w:r>
+        <w:rPr>
+          <w:rFonts w:eastAsia="Roboto" w:cs="Roboto"/>
+          <w:color w:val="1F1F1F"/>
+          <w:szCs w:val="21"/>
+          <w:highlight w:val="white"/>
+        </w:rPr>
+      </w:r>
+      <w:proofErr w:type="spellEnd"/>
+      <w:r>
+        <w:rPr>
+          <w:rFonts w:eastAsia="Roboto" w:cs="Roboto"/>
+          <w:color w:val="1F1F1F"/>
+          <w:szCs w:val="21"/>
+          <w:highlight w:val="white"/>
+        </w:rPr>
+      </w:r>
+      <w:proofErr w:type="spellStart"/>
+      <w:r>
+        <w:rPr>
+          <w:rFonts w:eastAsia="Roboto" w:cs="Roboto"/>
+          <w:color w:val="1F1F1F"/>
+          <w:szCs w:val="21"/>
+          <w:highlight w:val="white"/>
+        </w:rPr>
       </w:r>
       <w:proofErr w:type="spellEnd"/>
       <w:r>
@@ -52522,17 +52449,15 @@
           <w:szCs w:val="21"/>
           <w:highlight w:val="white"/>
         </w:rPr>
-        <w:t xml:space="preserve"> </w:t>
-      </w:r>
-      <w:proofErr w:type="spellStart"/>
-      <w:r>
-        <w:rPr>
-          <w:rFonts w:eastAsia="Roboto" w:cs="Roboto"/>
-          <w:color w:val="1F1F1F"/>
-          <w:szCs w:val="21"/>
-          <w:highlight w:val="white"/>
-        </w:rPr>
-        <w:t>rumusan</w:t>
+      </w:r>
+      <w:proofErr w:type="spellStart"/>
+      <w:r>
+        <w:rPr>
+          <w:rFonts w:eastAsia="Roboto" w:cs="Roboto"/>
+          <w:color w:val="1F1F1F"/>
+          <w:szCs w:val="21"/>
+          <w:highlight w:val="white"/>
+        </w:rPr>
       </w:r>
       <w:proofErr w:type="spellEnd"/>
       <w:r>
@@ -52543,17 +52468,15 @@
           <w:szCs w:val="21"/>
           <w:highlight w:val="white"/>
         </w:rPr>
-        <w:t xml:space="preserve"> </w:t>
-      </w:r>
-      <w:proofErr w:type="spellStart"/>
-      <w:r>
-        <w:rPr>
-          <w:rFonts w:eastAsia="Roboto" w:cs="Roboto"/>
-          <w:color w:val="1F1F1F"/>
-          <w:szCs w:val="21"/>
-          <w:highlight w:val="white"/>
-        </w:rPr>
-        <w:t>masalah</w:t>
+      </w:r>
+      <w:proofErr w:type="spellStart"/>
+      <w:r>
+        <w:rPr>
+          <w:rFonts w:eastAsia="Roboto" w:cs="Roboto"/>
+          <w:color w:val="1F1F1F"/>
+          <w:szCs w:val="21"/>
+          <w:highlight w:val="white"/>
+        </w:rPr>
       </w:r>
       <w:proofErr w:type="spellEnd"/>
       <w:r>
@@ -52564,17 +52487,15 @@
           <w:szCs w:val="21"/>
           <w:highlight w:val="white"/>
         </w:rPr>
-        <w:t xml:space="preserve"> </w:t>
-      </w:r>
-      <w:proofErr w:type="spellStart"/>
-      <w:r>
-        <w:rPr>
-          <w:rFonts w:eastAsia="Roboto" w:cs="Roboto"/>
-          <w:color w:val="1F1F1F"/>
-          <w:szCs w:val="21"/>
-          <w:highlight w:val="white"/>
-        </w:rPr>
-        <w:t>serta</w:t>
+      </w:r>
+      <w:proofErr w:type="spellStart"/>
+      <w:r>
+        <w:rPr>
+          <w:rFonts w:eastAsia="Roboto" w:cs="Roboto"/>
+          <w:color w:val="1F1F1F"/>
+          <w:szCs w:val="21"/>
+          <w:highlight w:val="white"/>
+        </w:rPr>
       </w:r>
       <w:proofErr w:type="spellEnd"/>
       <w:r>
@@ -52585,17 +52506,15 @@
           <w:szCs w:val="21"/>
           <w:highlight w:val="white"/>
         </w:rPr>
-        <w:t xml:space="preserve"> </w:t>
-      </w:r>
-      <w:proofErr w:type="spellStart"/>
-      <w:r>
-        <w:rPr>
-          <w:rFonts w:eastAsia="Roboto" w:cs="Roboto"/>
-          <w:color w:val="1F1F1F"/>
-          <w:szCs w:val="21"/>
-          <w:highlight w:val="white"/>
-        </w:rPr>
-        <w:t>tujuan</w:t>
+      </w:r>
+      <w:proofErr w:type="spellStart"/>
+      <w:r>
+        <w:rPr>
+          <w:rFonts w:eastAsia="Roboto" w:cs="Roboto"/>
+          <w:color w:val="1F1F1F"/>
+          <w:szCs w:val="21"/>
+          <w:highlight w:val="white"/>
+        </w:rPr>
       </w:r>
       <w:proofErr w:type="spellEnd"/>
       <w:r>
@@ -52606,37 +52525,33 @@
           <w:szCs w:val="21"/>
           <w:highlight w:val="white"/>
         </w:rPr>
-        <w:t xml:space="preserve"> </w:t>
-      </w:r>
-      <w:proofErr w:type="spellStart"/>
-      <w:r>
-        <w:rPr>
-          <w:rFonts w:eastAsia="Roboto" w:cs="Roboto"/>
-          <w:color w:val="1F1F1F"/>
-          <w:szCs w:val="21"/>
-          <w:highlight w:val="white"/>
-        </w:rPr>
-        <w:t>penelitian</w:t>
-      </w:r>
-      <w:proofErr w:type="spellEnd"/>
-      <w:r>
-        <w:rPr>
-          <w:rFonts w:eastAsia="Roboto" w:cs="Roboto"/>
-          <w:color w:val="1F1F1F"/>
-          <w:szCs w:val="21"/>
-          <w:highlight w:val="white"/>
-        </w:rPr>
-        <w:t xml:space="preserve"> (BAB I), </w:t>
-      </w:r>
-      <w:proofErr w:type="spellStart"/>
-      <w:r>
-        <w:rPr>
-          <w:rFonts w:eastAsia="Roboto" w:cs="Roboto"/>
-          <w:color w:val="1F1F1F"/>
-          <w:szCs w:val="21"/>
-          <w:highlight w:val="white"/>
-        </w:rPr>
-        <w:t>dengan</w:t>
+      </w:r>
+      <w:proofErr w:type="spellStart"/>
+      <w:r>
+        <w:rPr>
+          <w:rFonts w:eastAsia="Roboto" w:cs="Roboto"/>
+          <w:color w:val="1F1F1F"/>
+          <w:szCs w:val="21"/>
+          <w:highlight w:val="white"/>
+        </w:rPr>
+      </w:r>
+      <w:proofErr w:type="spellEnd"/>
+      <w:r>
+        <w:rPr>
+          <w:rFonts w:eastAsia="Roboto" w:cs="Roboto"/>
+          <w:color w:val="1F1F1F"/>
+          <w:szCs w:val="21"/>
+          <w:highlight w:val="white"/>
+        </w:rPr>
+      </w:r>
+      <w:proofErr w:type="spellStart"/>
+      <w:r>
+        <w:rPr>
+          <w:rFonts w:eastAsia="Roboto" w:cs="Roboto"/>
+          <w:color w:val="1F1F1F"/>
+          <w:szCs w:val="21"/>
+          <w:highlight w:val="white"/>
+        </w:rPr>
       </w:r>
       <w:proofErr w:type="spellEnd"/>
       <w:r>
@@ -52647,37 +52562,33 @@
           <w:szCs w:val="21"/>
           <w:highlight w:val="white"/>
         </w:rPr>
-        <w:t xml:space="preserve"> </w:t>
-      </w:r>
-      <w:proofErr w:type="spellStart"/>
-      <w:r>
-        <w:rPr>
-          <w:rFonts w:eastAsia="Roboto" w:cs="Roboto"/>
-          <w:color w:val="1F1F1F"/>
-          <w:szCs w:val="21"/>
-          <w:highlight w:val="white"/>
-        </w:rPr>
-        <w:t>fokus</w:t>
-      </w:r>
-      <w:proofErr w:type="spellEnd"/>
-      <w:r>
-        <w:rPr>
-          <w:rFonts w:eastAsia="Roboto" w:cs="Roboto"/>
-          <w:color w:val="1F1F1F"/>
-          <w:szCs w:val="21"/>
-          <w:highlight w:val="white"/>
-        </w:rPr>
-        <w:t xml:space="preserve"> pada </w:t>
-      </w:r>
-      <w:proofErr w:type="spellStart"/>
-      <w:r>
-        <w:rPr>
-          <w:rFonts w:eastAsia="Roboto" w:cs="Roboto"/>
-          <w:color w:val="1F1F1F"/>
-          <w:szCs w:val="21"/>
-          <w:highlight w:val="white"/>
-        </w:rPr>
-        <w:t>peningkatan</w:t>
+      </w:r>
+      <w:proofErr w:type="spellStart"/>
+      <w:r>
+        <w:rPr>
+          <w:rFonts w:eastAsia="Roboto" w:cs="Roboto"/>
+          <w:color w:val="1F1F1F"/>
+          <w:szCs w:val="21"/>
+          <w:highlight w:val="white"/>
+        </w:rPr>
+      </w:r>
+      <w:proofErr w:type="spellEnd"/>
+      <w:r>
+        <w:rPr>
+          <w:rFonts w:eastAsia="Roboto" w:cs="Roboto"/>
+          <w:color w:val="1F1F1F"/>
+          <w:szCs w:val="21"/>
+          <w:highlight w:val="white"/>
+        </w:rPr>
+      </w:r>
+      <w:proofErr w:type="spellStart"/>
+      <w:r>
+        <w:rPr>
+          <w:rFonts w:eastAsia="Roboto" w:cs="Roboto"/>
+          <w:color w:val="1F1F1F"/>
+          <w:szCs w:val="21"/>
+          <w:highlight w:val="white"/>
+        </w:rPr>
       </w:r>
       <w:proofErr w:type="spellEnd"/>
       <w:r>
@@ -52688,17 +52599,15 @@
           <w:szCs w:val="21"/>
           <w:highlight w:val="white"/>
         </w:rPr>
-        <w:t xml:space="preserve"> </w:t>
-      </w:r>
-      <w:proofErr w:type="spellStart"/>
-      <w:r>
-        <w:rPr>
-          <w:rFonts w:eastAsia="Roboto" w:cs="Roboto"/>
-          <w:color w:val="1F1F1F"/>
-          <w:szCs w:val="21"/>
-          <w:highlight w:val="white"/>
-        </w:rPr>
-        <w:t>efisiensi</w:t>
+      </w:r>
+      <w:proofErr w:type="spellStart"/>
+      <w:r>
+        <w:rPr>
+          <w:rFonts w:eastAsia="Roboto" w:cs="Roboto"/>
+          <w:color w:val="1F1F1F"/>
+          <w:szCs w:val="21"/>
+          <w:highlight w:val="white"/>
+        </w:rPr>
       </w:r>
       <w:proofErr w:type="spellEnd"/>
       <w:r>
@@ -52709,37 +52618,33 @@
           <w:szCs w:val="21"/>
           <w:highlight w:val="white"/>
         </w:rPr>
-        <w:t xml:space="preserve"> </w:t>
-      </w:r>
-      <w:proofErr w:type="spellStart"/>
-      <w:r>
-        <w:rPr>
-          <w:rFonts w:eastAsia="Roboto" w:cs="Roboto"/>
-          <w:color w:val="1F1F1F"/>
-          <w:szCs w:val="21"/>
-          <w:highlight w:val="white"/>
-        </w:rPr>
-        <w:t>operasional</w:t>
-      </w:r>
-      <w:proofErr w:type="spellEnd"/>
-      <w:r>
-        <w:rPr>
-          <w:rFonts w:eastAsia="Roboto" w:cs="Roboto"/>
-          <w:color w:val="1F1F1F"/>
-          <w:szCs w:val="21"/>
-          <w:highlight w:val="white"/>
-        </w:rPr>
-        <w:t xml:space="preserve"> dan </w:t>
-      </w:r>
-      <w:proofErr w:type="spellStart"/>
-      <w:r>
-        <w:rPr>
-          <w:rFonts w:eastAsia="Roboto" w:cs="Roboto"/>
-          <w:color w:val="1F1F1F"/>
-          <w:szCs w:val="21"/>
-          <w:highlight w:val="white"/>
-        </w:rPr>
-        <w:t>optimalisasi</w:t>
+      </w:r>
+      <w:proofErr w:type="spellStart"/>
+      <w:r>
+        <w:rPr>
+          <w:rFonts w:eastAsia="Roboto" w:cs="Roboto"/>
+          <w:color w:val="1F1F1F"/>
+          <w:szCs w:val="21"/>
+          <w:highlight w:val="white"/>
+        </w:rPr>
+      </w:r>
+      <w:proofErr w:type="spellEnd"/>
+      <w:r>
+        <w:rPr>
+          <w:rFonts w:eastAsia="Roboto" w:cs="Roboto"/>
+          <w:color w:val="1F1F1F"/>
+          <w:szCs w:val="21"/>
+          <w:highlight w:val="white"/>
+        </w:rPr>
+      </w:r>
+      <w:proofErr w:type="spellStart"/>
+      <w:r>
+        <w:rPr>
+          <w:rFonts w:eastAsia="Roboto" w:cs="Roboto"/>
+          <w:color w:val="1F1F1F"/>
+          <w:szCs w:val="21"/>
+          <w:highlight w:val="white"/>
+        </w:rPr>
       </w:r>
       <w:proofErr w:type="spellEnd"/>
       <w:r>
@@ -52750,27 +52655,24 @@
           <w:szCs w:val="21"/>
           <w:highlight w:val="white"/>
         </w:rPr>
-        <w:t xml:space="preserve"> </w:t>
-      </w:r>
-      <w:proofErr w:type="spellStart"/>
-      <w:r>
-        <w:rPr>
-          <w:rFonts w:eastAsia="Roboto" w:cs="Roboto"/>
-          <w:color w:val="1F1F1F"/>
-          <w:szCs w:val="21"/>
-          <w:highlight w:val="white"/>
-        </w:rPr>
-        <w:t>layanan</w:t>
-      </w:r>
-      <w:proofErr w:type="spellEnd"/>
-      <w:r>
-        <w:rPr>
-          <w:rFonts w:eastAsia="Roboto" w:cs="Roboto"/>
-          <w:color w:val="1F1F1F"/>
-          <w:szCs w:val="21"/>
-          <w:highlight w:val="white"/>
-        </w:rPr>
-        <w:t xml:space="preserve"> publik.</w:t>
+      </w:r>
+      <w:proofErr w:type="spellStart"/>
+      <w:r>
+        <w:rPr>
+          <w:rFonts w:eastAsia="Roboto" w:cs="Roboto"/>
+          <w:color w:val="1F1F1F"/>
+          <w:szCs w:val="21"/>
+          <w:highlight w:val="white"/>
+        </w:rPr>
+      </w:r>
+      <w:proofErr w:type="spellEnd"/>
+      <w:r>
+        <w:rPr>
+          <w:rFonts w:eastAsia="Roboto" w:cs="Roboto"/>
+          <w:color w:val="1F1F1F"/>
+          <w:szCs w:val="21"/>
+          <w:highlight w:val="white"/>
+        </w:rPr>
       </w:r>
       <w:r>
         <w:rPr>
@@ -52781,7 +52683,6 @@
           <w:szCs w:val="21"/>
           <w:highlight w:val="white"/>
         </w:rPr>
-        <w:t xml:space="preserve">4.3.1 </w:t>
       </w:r>
       <w:proofErr w:type="spellStart"/>
       <w:r>
@@ -52793,7 +52694,6 @@
           <w:szCs w:val="21"/>
           <w:highlight w:val="white"/>
         </w:rPr>
-        <w:t>Analisis</w:t>
       </w:r>
       <w:proofErr w:type="spellEnd"/>
       <w:r>
@@ -52806,7 +52706,6 @@
           <w:szCs w:val="21"/>
           <w:highlight w:val="white"/>
         </w:rPr>
-        <w:t xml:space="preserve"> </w:t>
       </w:r>
       <w:proofErr w:type="spellStart"/>
       <w:r>
@@ -52818,7 +52717,6 @@
           <w:szCs w:val="21"/>
           <w:highlight w:val="white"/>
         </w:rPr>
-        <w:t>Perbandingan</w:t>
       </w:r>
       <w:proofErr w:type="spellEnd"/>
       <w:r>
@@ -52831,7 +52729,6 @@
           <w:szCs w:val="21"/>
           <w:highlight w:val="white"/>
         </w:rPr>
-        <w:t xml:space="preserve"> </w:t>
       </w:r>
       <w:proofErr w:type="spellStart"/>
       <w:r>
@@ -52843,7 +52740,6 @@
           <w:szCs w:val="21"/>
           <w:highlight w:val="white"/>
         </w:rPr>
-        <w:t>Efisiensi</w:t>
       </w:r>
       <w:proofErr w:type="spellEnd"/>
       <w:r>
@@ -52855,7 +52751,6 @@
           <w:szCs w:val="21"/>
           <w:highlight w:val="white"/>
         </w:rPr>
-        <w:t xml:space="preserve"> (</w:t>
       </w:r>
       <w:r>
         <w:rPr>
@@ -52868,7 +52763,6 @@
           <w:szCs w:val="21"/>
           <w:highlight w:val="white"/>
         </w:rPr>
-        <w:t>Pre-Post Test</w:t>
       </w:r>
       <w:r>
         <w:rPr>
@@ -52879,7 +52773,6 @@
           <w:szCs w:val="21"/>
           <w:highlight w:val="white"/>
         </w:rPr>
-        <w:t>)</w:t>
       </w:r>
     </w:p>
     <w:p>
@@ -52914,17 +52807,16 @@
           <w:szCs w:val="21"/>
           <w:highlight w:val="white"/>
         </w:rPr>
-        <w:t xml:space="preserve">Data </w:t>
-      </w:r>
-      <w:proofErr w:type="spellStart"/>
-      <w:r>
-        <w:rPr>
-          <w:rFonts w:eastAsia="Roboto" w:cs="Roboto"/>
-          <w:color w:val="1F1F1F"/>
-          <w:szCs w:val="21"/>
-          <w:highlight w:val="white"/>
-        </w:rPr>
-        <w:t>dari</w:t>
+        <w:t>Data dari pre-post test dan wawancara dengan Supervisor menunjukkan adanya peningkatan signifikan dalam efisiensi waktu pemrosesan laporan bulanan. Peningkatan ini sejalan dengan temuan Mergel et al. (2018) yang mengidentifikasi bahwa digitalisasi proses administrasi di sektor publik mampu mengurangi waktu pemrosesan secara substansial.</w:t>
+      </w:r>
+      <w:proofErr w:type="spellStart"/>
+      <w:r>
+        <w:rPr>
+          <w:rFonts w:eastAsia="Roboto" w:cs="Roboto"/>
+          <w:color w:val="1F1F1F"/>
+          <w:szCs w:val="21"/>
+          <w:highlight w:val="white"/>
+        </w:rPr>
       </w:r>
       <w:proofErr w:type="spellEnd"/>
       <w:r>
@@ -52935,7 +52827,6 @@
           <w:szCs w:val="21"/>
           <w:highlight w:val="white"/>
         </w:rPr>
-        <w:t xml:space="preserve"> </w:t>
       </w:r>
       <w:r>
         <w:rPr>
@@ -52946,7 +52837,6 @@
           <w:szCs w:val="21"/>
           <w:highlight w:val="white"/>
         </w:rPr>
-        <w:t>pre-</w:t>
       </w:r>
       <w:proofErr w:type="spellStart"/>
       <w:r>
@@ -52958,27 +52848,24 @@
           <w:szCs w:val="21"/>
           <w:highlight w:val="white"/>
         </w:rPr>
-        <w:t>post test</w:t>
-      </w:r>
-      <w:proofErr w:type="spellEnd"/>
-      <w:r>
-        <w:rPr>
-          <w:rFonts w:eastAsia="Roboto" w:cs="Roboto"/>
-          <w:color w:val="1F1F1F"/>
-          <w:szCs w:val="21"/>
-          <w:highlight w:val="white"/>
-        </w:rPr>
-        <w:t xml:space="preserve"> dan </w:t>
-      </w:r>
-      <w:proofErr w:type="spellStart"/>
-      <w:r>
-        <w:rPr>
-          <w:rFonts w:eastAsia="Roboto" w:cs="Roboto"/>
-          <w:color w:val="1F1F1F"/>
-          <w:szCs w:val="21"/>
-          <w:highlight w:val="white"/>
-        </w:rPr>
-        <w:t>wawancara</w:t>
+      </w:r>
+      <w:proofErr w:type="spellEnd"/>
+      <w:r>
+        <w:rPr>
+          <w:rFonts w:eastAsia="Roboto" w:cs="Roboto"/>
+          <w:color w:val="1F1F1F"/>
+          <w:szCs w:val="21"/>
+          <w:highlight w:val="white"/>
+        </w:rPr>
+      </w:r>
+      <w:proofErr w:type="spellStart"/>
+      <w:r>
+        <w:rPr>
+          <w:rFonts w:eastAsia="Roboto" w:cs="Roboto"/>
+          <w:color w:val="1F1F1F"/>
+          <w:szCs w:val="21"/>
+          <w:highlight w:val="white"/>
+        </w:rPr>
       </w:r>
       <w:proofErr w:type="spellEnd"/>
       <w:r>
@@ -52989,17 +52876,15 @@
           <w:szCs w:val="21"/>
           <w:highlight w:val="white"/>
         </w:rPr>
-        <w:t xml:space="preserve"> </w:t>
-      </w:r>
-      <w:proofErr w:type="spellStart"/>
-      <w:r>
-        <w:rPr>
-          <w:rFonts w:eastAsia="Roboto" w:cs="Roboto"/>
-          <w:color w:val="1F1F1F"/>
-          <w:szCs w:val="21"/>
-          <w:highlight w:val="white"/>
-        </w:rPr>
-        <w:t>dengan</w:t>
+      </w:r>
+      <w:proofErr w:type="spellStart"/>
+      <w:r>
+        <w:rPr>
+          <w:rFonts w:eastAsia="Roboto" w:cs="Roboto"/>
+          <w:color w:val="1F1F1F"/>
+          <w:szCs w:val="21"/>
+          <w:highlight w:val="white"/>
+        </w:rPr>
       </w:r>
       <w:proofErr w:type="spellEnd"/>
       <w:r>
@@ -53010,7 +52895,6 @@
           <w:szCs w:val="21"/>
           <w:highlight w:val="white"/>
         </w:rPr>
-        <w:t xml:space="preserve"> </w:t>
       </w:r>
       <w:r>
         <w:rPr>
@@ -53021,7 +52905,6 @@
           <w:szCs w:val="21"/>
           <w:highlight w:val="white"/>
         </w:rPr>
-        <w:t>Supervisor</w:t>
       </w:r>
       <w:r>
         <w:rPr>
@@ -53031,17 +52914,15 @@
           <w:szCs w:val="21"/>
           <w:highlight w:val="white"/>
         </w:rPr>
-        <w:t xml:space="preserve"> </w:t>
-      </w:r>
-      <w:proofErr w:type="spellStart"/>
-      <w:r>
-        <w:rPr>
-          <w:rFonts w:eastAsia="Roboto" w:cs="Roboto"/>
-          <w:color w:val="1F1F1F"/>
-          <w:szCs w:val="21"/>
-          <w:highlight w:val="white"/>
-        </w:rPr>
-        <w:t>menunjukkan</w:t>
+      </w:r>
+      <w:proofErr w:type="spellStart"/>
+      <w:r>
+        <w:rPr>
+          <w:rFonts w:eastAsia="Roboto" w:cs="Roboto"/>
+          <w:color w:val="1F1F1F"/>
+          <w:szCs w:val="21"/>
+          <w:highlight w:val="white"/>
+        </w:rPr>
       </w:r>
       <w:proofErr w:type="spellEnd"/>
       <w:r>
@@ -53052,17 +52933,15 @@
           <w:szCs w:val="21"/>
           <w:highlight w:val="white"/>
         </w:rPr>
-        <w:t xml:space="preserve"> </w:t>
-      </w:r>
-      <w:proofErr w:type="spellStart"/>
-      <w:r>
-        <w:rPr>
-          <w:rFonts w:eastAsia="Roboto" w:cs="Roboto"/>
-          <w:color w:val="1F1F1F"/>
-          <w:szCs w:val="21"/>
-          <w:highlight w:val="white"/>
-        </w:rPr>
-        <w:t>adanya</w:t>
+      </w:r>
+      <w:proofErr w:type="spellStart"/>
+      <w:r>
+        <w:rPr>
+          <w:rFonts w:eastAsia="Roboto" w:cs="Roboto"/>
+          <w:color w:val="1F1F1F"/>
+          <w:szCs w:val="21"/>
+          <w:highlight w:val="white"/>
+        </w:rPr>
       </w:r>
       <w:proofErr w:type="spellEnd"/>
       <w:r>
@@ -53073,17 +52952,15 @@
           <w:szCs w:val="21"/>
           <w:highlight w:val="white"/>
         </w:rPr>
-        <w:t xml:space="preserve"> </w:t>
-      </w:r>
-      <w:proofErr w:type="spellStart"/>
-      <w:r>
-        <w:rPr>
-          <w:rFonts w:eastAsia="Roboto" w:cs="Roboto"/>
-          <w:color w:val="1F1F1F"/>
-          <w:szCs w:val="21"/>
-          <w:highlight w:val="white"/>
-        </w:rPr>
-        <w:t>peningkatan</w:t>
+      </w:r>
+      <w:proofErr w:type="spellStart"/>
+      <w:r>
+        <w:rPr>
+          <w:rFonts w:eastAsia="Roboto" w:cs="Roboto"/>
+          <w:color w:val="1F1F1F"/>
+          <w:szCs w:val="21"/>
+          <w:highlight w:val="white"/>
+        </w:rPr>
       </w:r>
       <w:proofErr w:type="spellEnd"/>
       <w:r>
@@ -53094,17 +52971,15 @@
           <w:szCs w:val="21"/>
           <w:highlight w:val="white"/>
         </w:rPr>
-        <w:t xml:space="preserve"> </w:t>
-      </w:r>
-      <w:proofErr w:type="spellStart"/>
-      <w:r>
-        <w:rPr>
-          <w:rFonts w:eastAsia="Roboto" w:cs="Roboto"/>
-          <w:color w:val="1F1F1F"/>
-          <w:szCs w:val="21"/>
-          <w:highlight w:val="white"/>
-        </w:rPr>
-        <w:t>signifikan</w:t>
+      </w:r>
+      <w:proofErr w:type="spellStart"/>
+      <w:r>
+        <w:rPr>
+          <w:rFonts w:eastAsia="Roboto" w:cs="Roboto"/>
+          <w:color w:val="1F1F1F"/>
+          <w:szCs w:val="21"/>
+          <w:highlight w:val="white"/>
+        </w:rPr>
       </w:r>
       <w:proofErr w:type="spellEnd"/>
       <w:r>
@@ -53115,17 +52990,15 @@
           <w:szCs w:val="21"/>
           <w:highlight w:val="white"/>
         </w:rPr>
-        <w:t xml:space="preserve"> </w:t>
-      </w:r>
-      <w:proofErr w:type="spellStart"/>
-      <w:r>
-        <w:rPr>
-          <w:rFonts w:eastAsia="Roboto" w:cs="Roboto"/>
-          <w:color w:val="1F1F1F"/>
-          <w:szCs w:val="21"/>
-          <w:highlight w:val="white"/>
-        </w:rPr>
-        <w:t>dalam</w:t>
+      </w:r>
+      <w:proofErr w:type="spellStart"/>
+      <w:r>
+        <w:rPr>
+          <w:rFonts w:eastAsia="Roboto" w:cs="Roboto"/>
+          <w:color w:val="1F1F1F"/>
+          <w:szCs w:val="21"/>
+          <w:highlight w:val="white"/>
+        </w:rPr>
       </w:r>
       <w:proofErr w:type="spellEnd"/>
       <w:r>
@@ -53136,17 +53009,15 @@
           <w:szCs w:val="21"/>
           <w:highlight w:val="white"/>
         </w:rPr>
-        <w:t xml:space="preserve"> </w:t>
-      </w:r>
-      <w:proofErr w:type="spellStart"/>
-      <w:r>
-        <w:rPr>
-          <w:rFonts w:eastAsia="Roboto" w:cs="Roboto"/>
-          <w:color w:val="1F1F1F"/>
-          <w:szCs w:val="21"/>
-          <w:highlight w:val="white"/>
-        </w:rPr>
-        <w:t>efisiensi</w:t>
+      </w:r>
+      <w:proofErr w:type="spellStart"/>
+      <w:r>
+        <w:rPr>
+          <w:rFonts w:eastAsia="Roboto" w:cs="Roboto"/>
+          <w:color w:val="1F1F1F"/>
+          <w:szCs w:val="21"/>
+          <w:highlight w:val="white"/>
+        </w:rPr>
       </w:r>
       <w:proofErr w:type="spellEnd"/>
       <w:r>
@@ -53157,17 +53028,15 @@
           <w:szCs w:val="21"/>
           <w:highlight w:val="white"/>
         </w:rPr>
-        <w:t xml:space="preserve"> </w:t>
-      </w:r>
-      <w:proofErr w:type="spellStart"/>
-      <w:r>
-        <w:rPr>
-          <w:rFonts w:eastAsia="Roboto" w:cs="Roboto"/>
-          <w:color w:val="1F1F1F"/>
-          <w:szCs w:val="21"/>
-          <w:highlight w:val="white"/>
-        </w:rPr>
-        <w:t>waktu</w:t>
+      </w:r>
+      <w:proofErr w:type="spellStart"/>
+      <w:r>
+        <w:rPr>
+          <w:rFonts w:eastAsia="Roboto" w:cs="Roboto"/>
+          <w:color w:val="1F1F1F"/>
+          <w:szCs w:val="21"/>
+          <w:highlight w:val="white"/>
+        </w:rPr>
       </w:r>
       <w:proofErr w:type="spellEnd"/>
       <w:r>
@@ -53178,17 +53047,15 @@
           <w:szCs w:val="21"/>
           <w:highlight w:val="white"/>
         </w:rPr>
-        <w:t xml:space="preserve"> </w:t>
-      </w:r>
-      <w:proofErr w:type="spellStart"/>
-      <w:r>
-        <w:rPr>
-          <w:rFonts w:eastAsia="Roboto" w:cs="Roboto"/>
-          <w:color w:val="1F1F1F"/>
-          <w:szCs w:val="21"/>
-          <w:highlight w:val="white"/>
-        </w:rPr>
-        <w:t>pemrosesan</w:t>
+      </w:r>
+      <w:proofErr w:type="spellStart"/>
+      <w:r>
+        <w:rPr>
+          <w:rFonts w:eastAsia="Roboto" w:cs="Roboto"/>
+          <w:color w:val="1F1F1F"/>
+          <w:szCs w:val="21"/>
+          <w:highlight w:val="white"/>
+        </w:rPr>
       </w:r>
       <w:proofErr w:type="spellEnd"/>
       <w:r>
@@ -53199,17 +53066,15 @@
           <w:szCs w:val="21"/>
           <w:highlight w:val="white"/>
         </w:rPr>
-        <w:t xml:space="preserve"> </w:t>
-      </w:r>
-      <w:proofErr w:type="spellStart"/>
-      <w:r>
-        <w:rPr>
-          <w:rFonts w:eastAsia="Roboto" w:cs="Roboto"/>
-          <w:color w:val="1F1F1F"/>
-          <w:szCs w:val="21"/>
-          <w:highlight w:val="white"/>
-        </w:rPr>
-        <w:t>laporan</w:t>
+      </w:r>
+      <w:proofErr w:type="spellStart"/>
+      <w:r>
+        <w:rPr>
+          <w:rFonts w:eastAsia="Roboto" w:cs="Roboto"/>
+          <w:color w:val="1F1F1F"/>
+          <w:szCs w:val="21"/>
+          <w:highlight w:val="white"/>
+        </w:rPr>
       </w:r>
       <w:proofErr w:type="spellEnd"/>
       <w:r>
@@ -53220,27 +53085,24 @@
           <w:szCs w:val="21"/>
           <w:highlight w:val="white"/>
         </w:rPr>
-        <w:t xml:space="preserve"> </w:t>
-      </w:r>
-      <w:proofErr w:type="spellStart"/>
-      <w:r>
-        <w:rPr>
-          <w:rFonts w:eastAsia="Roboto" w:cs="Roboto"/>
-          <w:color w:val="1F1F1F"/>
-          <w:szCs w:val="21"/>
-          <w:highlight w:val="white"/>
-        </w:rPr>
-        <w:t>bulanan</w:t>
-      </w:r>
-      <w:proofErr w:type="spellEnd"/>
-      <w:r>
-        <w:rPr>
-          <w:rFonts w:eastAsia="Roboto" w:cs="Roboto"/>
-          <w:color w:val="1F1F1F"/>
-          <w:szCs w:val="21"/>
-          <w:highlight w:val="white"/>
-        </w:rPr>
-        <w:t>:</w:t>
+      </w:r>
+      <w:proofErr w:type="spellStart"/>
+      <w:r>
+        <w:rPr>
+          <w:rFonts w:eastAsia="Roboto" w:cs="Roboto"/>
+          <w:color w:val="1F1F1F"/>
+          <w:szCs w:val="21"/>
+          <w:highlight w:val="white"/>
+        </w:rPr>
+      </w:r>
+      <w:proofErr w:type="spellEnd"/>
+      <w:r>
+        <w:rPr>
+          <w:rFonts w:eastAsia="Roboto" w:cs="Roboto"/>
+          <w:color w:val="1F1F1F"/>
+          <w:szCs w:val="21"/>
+          <w:highlight w:val="white"/>
+        </w:rPr>
       </w:r>
     </w:p>
     <w:p/>
@@ -53521,7 +53383,7 @@
           <w:szCs w:val="21"/>
           <w:highlight w:val="white"/>
         </w:rPr>
-        <w:t>Peningkatan</w:t>
+        <w:t>Peningkatan efisiensi sebesar 95% terjadi karena sistem rules-based scoring di backend Go secara otomatis memproses dan menganalisis data terukur, menggantikan alur manual yang rentan terhadap kesalahan (human error) dan memakan waktu lama. Otomatisasi ini memungkinkan Supervisor untuk fokus pada analisis kualitatif dan pengambilan keputusan strategis, bukan pada kalkulasi data. Temuan ini konsisten dengan hasil penelitian Mikulić dan Lisjak (2021) yang menunjukkan bahwa rule-based engine mampu meningkatkan objektivitas dan efisiensi evaluasi kinerja secara signifikan.</w:t>
       </w:r>
       <w:proofErr w:type="spellEnd"/>
       <w:r>
@@ -53532,17 +53394,15 @@
           <w:szCs w:val="21"/>
           <w:highlight w:val="white"/>
         </w:rPr>
-        <w:t xml:space="preserve"> </w:t>
-      </w:r>
-      <w:proofErr w:type="spellStart"/>
-      <w:r>
-        <w:rPr>
-          <w:rFonts w:eastAsia="Roboto" w:cs="Roboto"/>
-          <w:color w:val="1F1F1F"/>
-          <w:szCs w:val="21"/>
-          <w:highlight w:val="white"/>
-        </w:rPr>
-        <w:t>efisiensi</w:t>
+      </w:r>
+      <w:proofErr w:type="spellStart"/>
+      <w:r>
+        <w:rPr>
+          <w:rFonts w:eastAsia="Roboto" w:cs="Roboto"/>
+          <w:color w:val="1F1F1F"/>
+          <w:szCs w:val="21"/>
+          <w:highlight w:val="white"/>
+        </w:rPr>
       </w:r>
       <w:proofErr w:type="spellEnd"/>
       <w:r>
@@ -53553,17 +53413,15 @@
           <w:szCs w:val="21"/>
           <w:highlight w:val="white"/>
         </w:rPr>
-        <w:t xml:space="preserve"> </w:t>
-      </w:r>
-      <w:proofErr w:type="spellStart"/>
-      <w:r>
-        <w:rPr>
-          <w:rFonts w:eastAsia="Roboto" w:cs="Roboto"/>
-          <w:color w:val="1F1F1F"/>
-          <w:szCs w:val="21"/>
-          <w:highlight w:val="white"/>
-        </w:rPr>
-        <w:t>sebesar</w:t>
+      </w:r>
+      <w:proofErr w:type="spellStart"/>
+      <w:r>
+        <w:rPr>
+          <w:rFonts w:eastAsia="Roboto" w:cs="Roboto"/>
+          <w:color w:val="1F1F1F"/>
+          <w:szCs w:val="21"/>
+          <w:highlight w:val="white"/>
+        </w:rPr>
       </w:r>
       <w:proofErr w:type="spellEnd"/>
       <w:r>
@@ -53574,7 +53432,6 @@
           <w:szCs w:val="21"/>
           <w:highlight w:val="white"/>
         </w:rPr>
-        <w:t xml:space="preserve"> </w:t>
       </w:r>
       <w:r>
         <w:rPr>
@@ -53585,7 +53442,6 @@
           <w:szCs w:val="21"/>
           <w:highlight w:val="white"/>
         </w:rPr>
-        <w:t>95%</w:t>
       </w:r>
       <w:r>
         <w:rPr>
@@ -53595,17 +53451,15 @@
           <w:szCs w:val="21"/>
           <w:highlight w:val="white"/>
         </w:rPr>
-        <w:t xml:space="preserve"> </w:t>
-      </w:r>
-      <w:proofErr w:type="spellStart"/>
-      <w:r>
-        <w:rPr>
-          <w:rFonts w:eastAsia="Roboto" w:cs="Roboto"/>
-          <w:color w:val="1F1F1F"/>
-          <w:szCs w:val="21"/>
-          <w:highlight w:val="white"/>
-        </w:rPr>
-        <w:t>terjadi</w:t>
+      </w:r>
+      <w:proofErr w:type="spellStart"/>
+      <w:r>
+        <w:rPr>
+          <w:rFonts w:eastAsia="Roboto" w:cs="Roboto"/>
+          <w:color w:val="1F1F1F"/>
+          <w:szCs w:val="21"/>
+          <w:highlight w:val="white"/>
+        </w:rPr>
       </w:r>
       <w:proofErr w:type="spellEnd"/>
       <w:r>
@@ -53616,17 +53470,15 @@
           <w:szCs w:val="21"/>
           <w:highlight w:val="white"/>
         </w:rPr>
-        <w:t xml:space="preserve"> </w:t>
-      </w:r>
-      <w:proofErr w:type="spellStart"/>
-      <w:r>
-        <w:rPr>
-          <w:rFonts w:eastAsia="Roboto" w:cs="Roboto"/>
-          <w:color w:val="1F1F1F"/>
-          <w:szCs w:val="21"/>
-          <w:highlight w:val="white"/>
-        </w:rPr>
-        <w:t>karena</w:t>
+      </w:r>
+      <w:proofErr w:type="spellStart"/>
+      <w:r>
+        <w:rPr>
+          <w:rFonts w:eastAsia="Roboto" w:cs="Roboto"/>
+          <w:color w:val="1F1F1F"/>
+          <w:szCs w:val="21"/>
+          <w:highlight w:val="white"/>
+        </w:rPr>
       </w:r>
       <w:proofErr w:type="spellEnd"/>
       <w:r>
@@ -53637,17 +53489,15 @@
           <w:szCs w:val="21"/>
           <w:highlight w:val="white"/>
         </w:rPr>
-        <w:t xml:space="preserve"> </w:t>
-      </w:r>
-      <w:proofErr w:type="spellStart"/>
-      <w:r>
-        <w:rPr>
-          <w:rFonts w:eastAsia="Roboto" w:cs="Roboto"/>
-          <w:color w:val="1F1F1F"/>
-          <w:szCs w:val="21"/>
-          <w:highlight w:val="white"/>
-        </w:rPr>
-        <w:t>sistem</w:t>
+      </w:r>
+      <w:proofErr w:type="spellStart"/>
+      <w:r>
+        <w:rPr>
+          <w:rFonts w:eastAsia="Roboto" w:cs="Roboto"/>
+          <w:color w:val="1F1F1F"/>
+          <w:szCs w:val="21"/>
+          <w:highlight w:val="white"/>
+        </w:rPr>
       </w:r>
       <w:proofErr w:type="spellEnd"/>
       <w:r>
@@ -53658,7 +53508,6 @@
           <w:szCs w:val="21"/>
           <w:highlight w:val="white"/>
         </w:rPr>
-        <w:t xml:space="preserve"> </w:t>
       </w:r>
       <w:r>
         <w:rPr>
@@ -53669,16 +53518,14 @@
           <w:szCs w:val="21"/>
           <w:highlight w:val="white"/>
         </w:rPr>
-        <w:t>rules-based scoring</w:t>
-      </w:r>
-      <w:r>
-        <w:rPr>
-          <w:rFonts w:eastAsia="Roboto" w:cs="Roboto"/>
-          <w:color w:val="1F1F1F"/>
-          <w:szCs w:val="21"/>
-          <w:highlight w:val="white"/>
-        </w:rPr>
-        <w:t xml:space="preserve"> di </w:t>
+      </w:r>
+      <w:r>
+        <w:rPr>
+          <w:rFonts w:eastAsia="Roboto" w:cs="Roboto"/>
+          <w:color w:val="1F1F1F"/>
+          <w:szCs w:val="21"/>
+          <w:highlight w:val="white"/>
+        </w:rPr>
       </w:r>
       <w:r>
         <w:rPr>
@@ -53689,26 +53536,23 @@
           <w:szCs w:val="21"/>
           <w:highlight w:val="white"/>
         </w:rPr>
-        <w:t>backend</w:t>
-      </w:r>
-      <w:r>
-        <w:rPr>
-          <w:rFonts w:eastAsia="Roboto" w:cs="Roboto"/>
-          <w:color w:val="1F1F1F"/>
-          <w:szCs w:val="21"/>
-          <w:highlight w:val="white"/>
-        </w:rPr>
-        <w:t xml:space="preserve"> Go </w:t>
-      </w:r>
-      <w:proofErr w:type="spellStart"/>
-      <w:r>
-        <w:rPr>
-          <w:rFonts w:eastAsia="Roboto" w:cs="Roboto"/>
-          <w:color w:val="1F1F1F"/>
-          <w:szCs w:val="21"/>
-          <w:highlight w:val="white"/>
-        </w:rPr>
-        <w:t>secara</w:t>
+      </w:r>
+      <w:r>
+        <w:rPr>
+          <w:rFonts w:eastAsia="Roboto" w:cs="Roboto"/>
+          <w:color w:val="1F1F1F"/>
+          <w:szCs w:val="21"/>
+          <w:highlight w:val="white"/>
+        </w:rPr>
+      </w:r>
+      <w:proofErr w:type="spellStart"/>
+      <w:r>
+        <w:rPr>
+          <w:rFonts w:eastAsia="Roboto" w:cs="Roboto"/>
+          <w:color w:val="1F1F1F"/>
+          <w:szCs w:val="21"/>
+          <w:highlight w:val="white"/>
+        </w:rPr>
       </w:r>
       <w:proofErr w:type="spellEnd"/>
       <w:r>
@@ -53719,17 +53563,15 @@
           <w:szCs w:val="21"/>
           <w:highlight w:val="white"/>
         </w:rPr>
-        <w:t xml:space="preserve"> </w:t>
-      </w:r>
-      <w:proofErr w:type="spellStart"/>
-      <w:r>
-        <w:rPr>
-          <w:rFonts w:eastAsia="Roboto" w:cs="Roboto"/>
-          <w:color w:val="1F1F1F"/>
-          <w:szCs w:val="21"/>
-          <w:highlight w:val="white"/>
-        </w:rPr>
-        <w:t>otomatis</w:t>
+      </w:r>
+      <w:proofErr w:type="spellStart"/>
+      <w:r>
+        <w:rPr>
+          <w:rFonts w:eastAsia="Roboto" w:cs="Roboto"/>
+          <w:color w:val="1F1F1F"/>
+          <w:szCs w:val="21"/>
+          <w:highlight w:val="white"/>
+        </w:rPr>
       </w:r>
       <w:proofErr w:type="spellEnd"/>
       <w:r>
@@ -53740,77 +53582,69 @@
           <w:szCs w:val="21"/>
           <w:highlight w:val="white"/>
         </w:rPr>
-        <w:t xml:space="preserve"> </w:t>
-      </w:r>
-      <w:proofErr w:type="spellStart"/>
-      <w:r>
-        <w:rPr>
-          <w:rFonts w:eastAsia="Roboto" w:cs="Roboto"/>
-          <w:color w:val="1F1F1F"/>
-          <w:szCs w:val="21"/>
-          <w:highlight w:val="white"/>
-        </w:rPr>
-        <w:t>memproses</w:t>
-      </w:r>
-      <w:proofErr w:type="spellEnd"/>
-      <w:r>
-        <w:rPr>
-          <w:rFonts w:eastAsia="Roboto" w:cs="Roboto"/>
-          <w:color w:val="1F1F1F"/>
-          <w:szCs w:val="21"/>
-          <w:highlight w:val="white"/>
-        </w:rPr>
-        <w:t xml:space="preserve"> dan </w:t>
-      </w:r>
-      <w:proofErr w:type="spellStart"/>
-      <w:r>
-        <w:rPr>
-          <w:rFonts w:eastAsia="Roboto" w:cs="Roboto"/>
-          <w:color w:val="1F1F1F"/>
-          <w:szCs w:val="21"/>
-          <w:highlight w:val="white"/>
-        </w:rPr>
-        <w:t>menganalisis</w:t>
-      </w:r>
-      <w:proofErr w:type="spellEnd"/>
-      <w:r>
-        <w:rPr>
-          <w:rFonts w:eastAsia="Roboto" w:cs="Roboto"/>
-          <w:color w:val="1F1F1F"/>
-          <w:szCs w:val="21"/>
-          <w:highlight w:val="white"/>
-        </w:rPr>
-        <w:t xml:space="preserve"> data </w:t>
-      </w:r>
-      <w:proofErr w:type="spellStart"/>
-      <w:r>
-        <w:rPr>
-          <w:rFonts w:eastAsia="Roboto" w:cs="Roboto"/>
-          <w:color w:val="1F1F1F"/>
-          <w:szCs w:val="21"/>
-          <w:highlight w:val="white"/>
-        </w:rPr>
-        <w:t>terukur</w:t>
-      </w:r>
-      <w:proofErr w:type="spellEnd"/>
-      <w:r>
-        <w:rPr>
-          <w:rFonts w:eastAsia="Roboto" w:cs="Roboto"/>
-          <w:color w:val="1F1F1F"/>
-          <w:szCs w:val="21"/>
-          <w:highlight w:val="white"/>
-        </w:rPr>
-        <w:t xml:space="preserve">, </w:t>
-      </w:r>
-      <w:proofErr w:type="spellStart"/>
-      <w:r>
-        <w:rPr>
-          <w:rFonts w:eastAsia="Roboto" w:cs="Roboto"/>
-          <w:color w:val="1F1F1F"/>
-          <w:szCs w:val="21"/>
-          <w:highlight w:val="white"/>
-        </w:rPr>
-        <w:t>menggantikan</w:t>
+      </w:r>
+      <w:proofErr w:type="spellStart"/>
+      <w:r>
+        <w:rPr>
+          <w:rFonts w:eastAsia="Roboto" w:cs="Roboto"/>
+          <w:color w:val="1F1F1F"/>
+          <w:szCs w:val="21"/>
+          <w:highlight w:val="white"/>
+        </w:rPr>
+      </w:r>
+      <w:proofErr w:type="spellEnd"/>
+      <w:r>
+        <w:rPr>
+          <w:rFonts w:eastAsia="Roboto" w:cs="Roboto"/>
+          <w:color w:val="1F1F1F"/>
+          <w:szCs w:val="21"/>
+          <w:highlight w:val="white"/>
+        </w:rPr>
+      </w:r>
+      <w:proofErr w:type="spellStart"/>
+      <w:r>
+        <w:rPr>
+          <w:rFonts w:eastAsia="Roboto" w:cs="Roboto"/>
+          <w:color w:val="1F1F1F"/>
+          <w:szCs w:val="21"/>
+          <w:highlight w:val="white"/>
+        </w:rPr>
+      </w:r>
+      <w:proofErr w:type="spellEnd"/>
+      <w:r>
+        <w:rPr>
+          <w:rFonts w:eastAsia="Roboto" w:cs="Roboto"/>
+          <w:color w:val="1F1F1F"/>
+          <w:szCs w:val="21"/>
+          <w:highlight w:val="white"/>
+        </w:rPr>
+      </w:r>
+      <w:proofErr w:type="spellStart"/>
+      <w:r>
+        <w:rPr>
+          <w:rFonts w:eastAsia="Roboto" w:cs="Roboto"/>
+          <w:color w:val="1F1F1F"/>
+          <w:szCs w:val="21"/>
+          <w:highlight w:val="white"/>
+        </w:rPr>
+      </w:r>
+      <w:proofErr w:type="spellEnd"/>
+      <w:r>
+        <w:rPr>
+          <w:rFonts w:eastAsia="Roboto" w:cs="Roboto"/>
+          <w:color w:val="1F1F1F"/>
+          <w:szCs w:val="21"/>
+          <w:highlight w:val="white"/>
+        </w:rPr>
+      </w:r>
+      <w:proofErr w:type="spellStart"/>
+      <w:r>
+        <w:rPr>
+          <w:rFonts w:eastAsia="Roboto" w:cs="Roboto"/>
+          <w:color w:val="1F1F1F"/>
+          <w:szCs w:val="21"/>
+          <w:highlight w:val="white"/>
+        </w:rPr>
       </w:r>
       <w:proofErr w:type="spellEnd"/>
       <w:r>
@@ -53821,37 +53655,33 @@
           <w:szCs w:val="21"/>
           <w:highlight w:val="white"/>
         </w:rPr>
-        <w:t xml:space="preserve"> </w:t>
-      </w:r>
-      <w:proofErr w:type="spellStart"/>
-      <w:r>
-        <w:rPr>
-          <w:rFonts w:eastAsia="Roboto" w:cs="Roboto"/>
-          <w:color w:val="1F1F1F"/>
-          <w:szCs w:val="21"/>
-          <w:highlight w:val="white"/>
-        </w:rPr>
-        <w:t>alur</w:t>
-      </w:r>
-      <w:proofErr w:type="spellEnd"/>
-      <w:r>
-        <w:rPr>
-          <w:rFonts w:eastAsia="Roboto" w:cs="Roboto"/>
-          <w:color w:val="1F1F1F"/>
-          <w:szCs w:val="21"/>
-          <w:highlight w:val="white"/>
-        </w:rPr>
-        <w:t xml:space="preserve"> manual yang </w:t>
-      </w:r>
-      <w:proofErr w:type="spellStart"/>
-      <w:r>
-        <w:rPr>
-          <w:rFonts w:eastAsia="Roboto" w:cs="Roboto"/>
-          <w:color w:val="1F1F1F"/>
-          <w:szCs w:val="21"/>
-          <w:highlight w:val="white"/>
-        </w:rPr>
-        <w:t>rentan</w:t>
+      </w:r>
+      <w:proofErr w:type="spellStart"/>
+      <w:r>
+        <w:rPr>
+          <w:rFonts w:eastAsia="Roboto" w:cs="Roboto"/>
+          <w:color w:val="1F1F1F"/>
+          <w:szCs w:val="21"/>
+          <w:highlight w:val="white"/>
+        </w:rPr>
+      </w:r>
+      <w:proofErr w:type="spellEnd"/>
+      <w:r>
+        <w:rPr>
+          <w:rFonts w:eastAsia="Roboto" w:cs="Roboto"/>
+          <w:color w:val="1F1F1F"/>
+          <w:szCs w:val="21"/>
+          <w:highlight w:val="white"/>
+        </w:rPr>
+      </w:r>
+      <w:proofErr w:type="spellStart"/>
+      <w:r>
+        <w:rPr>
+          <w:rFonts w:eastAsia="Roboto" w:cs="Roboto"/>
+          <w:color w:val="1F1F1F"/>
+          <w:szCs w:val="21"/>
+          <w:highlight w:val="white"/>
+        </w:rPr>
       </w:r>
       <w:proofErr w:type="spellEnd"/>
       <w:r>
@@ -53862,17 +53692,15 @@
           <w:szCs w:val="21"/>
           <w:highlight w:val="white"/>
         </w:rPr>
-        <w:t xml:space="preserve"> </w:t>
-      </w:r>
-      <w:proofErr w:type="spellStart"/>
-      <w:r>
-        <w:rPr>
-          <w:rFonts w:eastAsia="Roboto" w:cs="Roboto"/>
-          <w:color w:val="1F1F1F"/>
-          <w:szCs w:val="21"/>
-          <w:highlight w:val="white"/>
-        </w:rPr>
-        <w:t>terhadap</w:t>
+      </w:r>
+      <w:proofErr w:type="spellStart"/>
+      <w:r>
+        <w:rPr>
+          <w:rFonts w:eastAsia="Roboto" w:cs="Roboto"/>
+          <w:color w:val="1F1F1F"/>
+          <w:szCs w:val="21"/>
+          <w:highlight w:val="white"/>
+        </w:rPr>
       </w:r>
       <w:proofErr w:type="spellEnd"/>
       <w:r>
@@ -53883,27 +53711,24 @@
           <w:szCs w:val="21"/>
           <w:highlight w:val="white"/>
         </w:rPr>
-        <w:t xml:space="preserve"> </w:t>
-      </w:r>
-      <w:proofErr w:type="spellStart"/>
-      <w:r>
-        <w:rPr>
-          <w:rFonts w:eastAsia="Roboto" w:cs="Roboto"/>
-          <w:color w:val="1F1F1F"/>
-          <w:szCs w:val="21"/>
-          <w:highlight w:val="white"/>
-        </w:rPr>
-        <w:t>kesalahan</w:t>
-      </w:r>
-      <w:proofErr w:type="spellEnd"/>
-      <w:r>
-        <w:rPr>
-          <w:rFonts w:eastAsia="Roboto" w:cs="Roboto"/>
-          <w:color w:val="1F1F1F"/>
-          <w:szCs w:val="21"/>
-          <w:highlight w:val="white"/>
-        </w:rPr>
-        <w:t xml:space="preserve"> (</w:t>
+      </w:r>
+      <w:proofErr w:type="spellStart"/>
+      <w:r>
+        <w:rPr>
+          <w:rFonts w:eastAsia="Roboto" w:cs="Roboto"/>
+          <w:color w:val="1F1F1F"/>
+          <w:szCs w:val="21"/>
+          <w:highlight w:val="white"/>
+        </w:rPr>
+      </w:r>
+      <w:proofErr w:type="spellEnd"/>
+      <w:r>
+        <w:rPr>
+          <w:rFonts w:eastAsia="Roboto" w:cs="Roboto"/>
+          <w:color w:val="1F1F1F"/>
+          <w:szCs w:val="21"/>
+          <w:highlight w:val="white"/>
+        </w:rPr>
       </w:r>
       <w:r>
         <w:rPr>
@@ -53914,26 +53739,23 @@
           <w:szCs w:val="21"/>
           <w:highlight w:val="white"/>
         </w:rPr>
-        <w:t>human error</w:t>
-      </w:r>
-      <w:r>
-        <w:rPr>
-          <w:rFonts w:eastAsia="Roboto" w:cs="Roboto"/>
-          <w:color w:val="1F1F1F"/>
-          <w:szCs w:val="21"/>
-          <w:highlight w:val="white"/>
-        </w:rPr>
-        <w:t xml:space="preserve">) dan </w:t>
-      </w:r>
-      <w:proofErr w:type="spellStart"/>
-      <w:r>
-        <w:rPr>
-          <w:rFonts w:eastAsia="Roboto" w:cs="Roboto"/>
-          <w:color w:val="1F1F1F"/>
-          <w:szCs w:val="21"/>
-          <w:highlight w:val="white"/>
-        </w:rPr>
-        <w:t>memakan</w:t>
+      </w:r>
+      <w:r>
+        <w:rPr>
+          <w:rFonts w:eastAsia="Roboto" w:cs="Roboto"/>
+          <w:color w:val="1F1F1F"/>
+          <w:szCs w:val="21"/>
+          <w:highlight w:val="white"/>
+        </w:rPr>
+      </w:r>
+      <w:proofErr w:type="spellStart"/>
+      <w:r>
+        <w:rPr>
+          <w:rFonts w:eastAsia="Roboto" w:cs="Roboto"/>
+          <w:color w:val="1F1F1F"/>
+          <w:szCs w:val="21"/>
+          <w:highlight w:val="white"/>
+        </w:rPr>
       </w:r>
       <w:proofErr w:type="spellEnd"/>
       <w:r>
@@ -53944,27 +53766,24 @@
           <w:szCs w:val="21"/>
           <w:highlight w:val="white"/>
         </w:rPr>
-        <w:t xml:space="preserve"> </w:t>
-      </w:r>
-      <w:proofErr w:type="spellStart"/>
-      <w:r>
-        <w:rPr>
-          <w:rFonts w:eastAsia="Roboto" w:cs="Roboto"/>
-          <w:color w:val="1F1F1F"/>
-          <w:szCs w:val="21"/>
-          <w:highlight w:val="white"/>
-        </w:rPr>
-        <w:t>waktu</w:t>
-      </w:r>
-      <w:proofErr w:type="spellEnd"/>
-      <w:r>
-        <w:rPr>
-          <w:rFonts w:eastAsia="Roboto" w:cs="Roboto"/>
-          <w:color w:val="1F1F1F"/>
-          <w:szCs w:val="21"/>
-          <w:highlight w:val="white"/>
-        </w:rPr>
-        <w:t xml:space="preserve"> lama. </w:t>
+      </w:r>
+      <w:proofErr w:type="spellStart"/>
+      <w:r>
+        <w:rPr>
+          <w:rFonts w:eastAsia="Roboto" w:cs="Roboto"/>
+          <w:color w:val="1F1F1F"/>
+          <w:szCs w:val="21"/>
+          <w:highlight w:val="white"/>
+        </w:rPr>
+      </w:r>
+      <w:proofErr w:type="spellEnd"/>
+      <w:r>
+        <w:rPr>
+          <w:rFonts w:eastAsia="Roboto" w:cs="Roboto"/>
+          <w:color w:val="1F1F1F"/>
+          <w:szCs w:val="21"/>
+          <w:highlight w:val="white"/>
+        </w:rPr>
       </w:r>
       <w:r>
         <w:rPr>
@@ -53974,7 +53793,6 @@
           <w:highlight w:val="white"/>
           <w:lang w:val="fi-FI"/>
         </w:rPr>
-        <w:t>Otomatisasi ini memungkinkan Supervisor untuk fokus pada analisis kualitatif dan pengambilan keputusan strategis, bukan pada kalkulasi data.</w:t>
       </w:r>
       <w:r>
         <w:rPr>
@@ -53986,7 +53804,6 @@
           <w:highlight w:val="white"/>
           <w:lang w:val="fi-FI"/>
         </w:rPr>
-        <w:t>4.3.2 Ketercapaian Tujuan Penelitian</w:t>
       </w:r>
     </w:p>
     <w:p>
@@ -54000,35 +53817,21 @@
           <w:b/>
           <w:bCs/>
         </w:rPr>
-        <w:t>4</w:t>
-      </w:r>
-      <w:r>
-        <w:t xml:space="preserve">.3.1 </w:t>
-      </w:r>
-      <w:proofErr w:type="spellStart"/>
-      <w:r>
-        <w:t>Analisis</w:t>
-      </w:r>
-      <w:proofErr w:type="spellEnd"/>
-      <w:r>
-        <w:t xml:space="preserve"> </w:t>
-      </w:r>
-      <w:proofErr w:type="spellStart"/>
-      <w:r>
-        <w:t>Perbandingan</w:t>
-      </w:r>
-      <w:proofErr w:type="spellEnd"/>
-      <w:r>
-        <w:t xml:space="preserve"> </w:t>
-      </w:r>
-      <w:proofErr w:type="spellStart"/>
-      <w:r>
-        <w:t>Efisiensi</w:t>
-      </w:r>
-      <w:proofErr w:type="spellEnd"/>
-      <w:r>
-        <w:t xml:space="preserve"> (Pre-Post Test)</w:t>
-      </w:r>
+        <w:t>4.3.1 Ketercapaian Tujuan Penelitian</w:t>
+      </w:r>
+      <w:r/>
+      <w:proofErr w:type="spellStart"/>
+      <w:r/>
+      <w:proofErr w:type="spellEnd"/>
+      <w:r/>
+      <w:proofErr w:type="spellStart"/>
+      <w:r/>
+      <w:proofErr w:type="spellEnd"/>
+      <w:r/>
+      <w:proofErr w:type="spellStart"/>
+      <w:r/>
+      <w:proofErr w:type="spellEnd"/>
+      <w:r/>
     </w:p>
     <w:p>
       <w:pPr>
@@ -54049,7 +53852,7 @@
           <w:szCs w:val="21"/>
           <w:highlight w:val="white"/>
         </w:rPr>
-        <w:t>Tujuan 1:</w:t>
+        <w:t>Tujuan 1: Merancang dan membangun platform sistem evaluasi pelaporan pegawai berbasis web menggunakan arsitektur Next.js dan Go dengan menerapkan tahapan metode Scrum. Ketercapaian: Tujuan ini berhasil dicapai melalui implementasi tiga sprint (4.1.1) yang menghasilkan prototipe sistem yang dikembangkan. Arsitektur Next.js (frontend) dan Go (backend) berhasil diintegrasikan dengan Supabase, sebagaimana divalidasi oleh keberhasilan uji fungsionalitas (4.2.1) dan uji performa (4.2.3). Metode Scrum memastikan pengembangan berlangsung adaptif dan menghasilkan product increment yang sesuai dengan kebutuhan Disdukcapil, sejalan dengan temuan Abtokhi et al. (2023) yang membuktikan efektivitas Scrum dalam pengembangan sistem informasi di lingkungan pemerintahan.</w:t>
       </w:r>
       <w:r>
         <w:rPr>
@@ -54059,37 +53862,33 @@
           <w:szCs w:val="21"/>
           <w:highlight w:val="white"/>
         </w:rPr>
-        <w:t xml:space="preserve"> </w:t>
-      </w:r>
-      <w:proofErr w:type="spellStart"/>
-      <w:r>
-        <w:rPr>
-          <w:rFonts w:eastAsia="Roboto" w:cs="Roboto"/>
-          <w:color w:val="1F1F1F"/>
-          <w:szCs w:val="21"/>
-          <w:highlight w:val="white"/>
-        </w:rPr>
-        <w:t>Merancang</w:t>
-      </w:r>
-      <w:proofErr w:type="spellEnd"/>
-      <w:r>
-        <w:rPr>
-          <w:rFonts w:eastAsia="Roboto" w:cs="Roboto"/>
-          <w:color w:val="1F1F1F"/>
-          <w:szCs w:val="21"/>
-          <w:highlight w:val="white"/>
-        </w:rPr>
-        <w:t xml:space="preserve"> dan </w:t>
-      </w:r>
-      <w:proofErr w:type="spellStart"/>
-      <w:r>
-        <w:rPr>
-          <w:rFonts w:eastAsia="Roboto" w:cs="Roboto"/>
-          <w:color w:val="1F1F1F"/>
-          <w:szCs w:val="21"/>
-          <w:highlight w:val="white"/>
-        </w:rPr>
-        <w:t>membangun</w:t>
+      </w:r>
+      <w:proofErr w:type="spellStart"/>
+      <w:r>
+        <w:rPr>
+          <w:rFonts w:eastAsia="Roboto" w:cs="Roboto"/>
+          <w:color w:val="1F1F1F"/>
+          <w:szCs w:val="21"/>
+          <w:highlight w:val="white"/>
+        </w:rPr>
+      </w:r>
+      <w:proofErr w:type="spellEnd"/>
+      <w:r>
+        <w:rPr>
+          <w:rFonts w:eastAsia="Roboto" w:cs="Roboto"/>
+          <w:color w:val="1F1F1F"/>
+          <w:szCs w:val="21"/>
+          <w:highlight w:val="white"/>
+        </w:rPr>
+      </w:r>
+      <w:proofErr w:type="spellStart"/>
+      <w:r>
+        <w:rPr>
+          <w:rFonts w:eastAsia="Roboto" w:cs="Roboto"/>
+          <w:color w:val="1F1F1F"/>
+          <w:szCs w:val="21"/>
+          <w:highlight w:val="white"/>
+        </w:rPr>
       </w:r>
       <w:proofErr w:type="spellEnd"/>
       <w:r>
@@ -54100,37 +53899,33 @@
           <w:szCs w:val="21"/>
           <w:highlight w:val="white"/>
         </w:rPr>
-        <w:t xml:space="preserve"> </w:t>
-      </w:r>
-      <w:proofErr w:type="spellStart"/>
-      <w:r>
-        <w:rPr>
-          <w:rFonts w:eastAsia="Roboto" w:cs="Roboto"/>
-          <w:color w:val="1F1F1F"/>
-          <w:szCs w:val="21"/>
-          <w:highlight w:val="white"/>
-        </w:rPr>
-        <w:t>purwarupa</w:t>
-      </w:r>
-      <w:proofErr w:type="spellEnd"/>
-      <w:r>
-        <w:rPr>
-          <w:rFonts w:eastAsia="Roboto" w:cs="Roboto"/>
-          <w:color w:val="1F1F1F"/>
-          <w:szCs w:val="21"/>
-          <w:highlight w:val="white"/>
-        </w:rPr>
-        <w:t xml:space="preserve"> platform </w:t>
-      </w:r>
-      <w:proofErr w:type="spellStart"/>
-      <w:r>
-        <w:rPr>
-          <w:rFonts w:eastAsia="Roboto" w:cs="Roboto"/>
-          <w:color w:val="1F1F1F"/>
-          <w:szCs w:val="21"/>
-          <w:highlight w:val="white"/>
-        </w:rPr>
-        <w:t>sistem</w:t>
+      </w:r>
+      <w:proofErr w:type="spellStart"/>
+      <w:r>
+        <w:rPr>
+          <w:rFonts w:eastAsia="Roboto" w:cs="Roboto"/>
+          <w:color w:val="1F1F1F"/>
+          <w:szCs w:val="21"/>
+          <w:highlight w:val="white"/>
+        </w:rPr>
+      </w:r>
+      <w:proofErr w:type="spellEnd"/>
+      <w:r>
+        <w:rPr>
+          <w:rFonts w:eastAsia="Roboto" w:cs="Roboto"/>
+          <w:color w:val="1F1F1F"/>
+          <w:szCs w:val="21"/>
+          <w:highlight w:val="white"/>
+        </w:rPr>
+      </w:r>
+      <w:proofErr w:type="spellStart"/>
+      <w:r>
+        <w:rPr>
+          <w:rFonts w:eastAsia="Roboto" w:cs="Roboto"/>
+          <w:color w:val="1F1F1F"/>
+          <w:szCs w:val="21"/>
+          <w:highlight w:val="white"/>
+        </w:rPr>
       </w:r>
       <w:proofErr w:type="spellEnd"/>
       <w:r>
@@ -54141,17 +53936,15 @@
           <w:szCs w:val="21"/>
           <w:highlight w:val="white"/>
         </w:rPr>
-        <w:t xml:space="preserve"> </w:t>
-      </w:r>
-      <w:proofErr w:type="spellStart"/>
-      <w:r>
-        <w:rPr>
-          <w:rFonts w:eastAsia="Roboto" w:cs="Roboto"/>
-          <w:color w:val="1F1F1F"/>
-          <w:szCs w:val="21"/>
-          <w:highlight w:val="white"/>
-        </w:rPr>
-        <w:t>evaluasi</w:t>
+      </w:r>
+      <w:proofErr w:type="spellStart"/>
+      <w:r>
+        <w:rPr>
+          <w:rFonts w:eastAsia="Roboto" w:cs="Roboto"/>
+          <w:color w:val="1F1F1F"/>
+          <w:szCs w:val="21"/>
+          <w:highlight w:val="white"/>
+        </w:rPr>
       </w:r>
       <w:proofErr w:type="spellEnd"/>
       <w:r>
@@ -54162,17 +53955,15 @@
           <w:szCs w:val="21"/>
           <w:highlight w:val="white"/>
         </w:rPr>
-        <w:t xml:space="preserve"> </w:t>
-      </w:r>
-      <w:proofErr w:type="spellStart"/>
-      <w:r>
-        <w:rPr>
-          <w:rFonts w:eastAsia="Roboto" w:cs="Roboto"/>
-          <w:color w:val="1F1F1F"/>
-          <w:szCs w:val="21"/>
-          <w:highlight w:val="white"/>
-        </w:rPr>
-        <w:t>pelaporan</w:t>
+      </w:r>
+      <w:proofErr w:type="spellStart"/>
+      <w:r>
+        <w:rPr>
+          <w:rFonts w:eastAsia="Roboto" w:cs="Roboto"/>
+          <w:color w:val="1F1F1F"/>
+          <w:szCs w:val="21"/>
+          <w:highlight w:val="white"/>
+        </w:rPr>
       </w:r>
       <w:proofErr w:type="spellEnd"/>
       <w:r>
@@ -54183,17 +53974,15 @@
           <w:szCs w:val="21"/>
           <w:highlight w:val="white"/>
         </w:rPr>
-        <w:t xml:space="preserve"> </w:t>
-      </w:r>
-      <w:proofErr w:type="spellStart"/>
-      <w:r>
-        <w:rPr>
-          <w:rFonts w:eastAsia="Roboto" w:cs="Roboto"/>
-          <w:color w:val="1F1F1F"/>
-          <w:szCs w:val="21"/>
-          <w:highlight w:val="white"/>
-        </w:rPr>
-        <w:t>pegawai</w:t>
+      </w:r>
+      <w:proofErr w:type="spellStart"/>
+      <w:r>
+        <w:rPr>
+          <w:rFonts w:eastAsia="Roboto" w:cs="Roboto"/>
+          <w:color w:val="1F1F1F"/>
+          <w:szCs w:val="21"/>
+          <w:highlight w:val="white"/>
+        </w:rPr>
       </w:r>
       <w:proofErr w:type="spellEnd"/>
       <w:r>
@@ -54204,37 +53993,33 @@
           <w:szCs w:val="21"/>
           <w:highlight w:val="white"/>
         </w:rPr>
-        <w:t xml:space="preserve"> </w:t>
-      </w:r>
-      <w:proofErr w:type="spellStart"/>
-      <w:r>
-        <w:rPr>
-          <w:rFonts w:eastAsia="Roboto" w:cs="Roboto"/>
-          <w:color w:val="1F1F1F"/>
-          <w:szCs w:val="21"/>
-          <w:highlight w:val="white"/>
-        </w:rPr>
-        <w:t>berbasis</w:t>
-      </w:r>
-      <w:proofErr w:type="spellEnd"/>
-      <w:r>
-        <w:rPr>
-          <w:rFonts w:eastAsia="Roboto" w:cs="Roboto"/>
-          <w:color w:val="1F1F1F"/>
-          <w:szCs w:val="21"/>
-          <w:highlight w:val="white"/>
-        </w:rPr>
-        <w:t xml:space="preserve"> web </w:t>
-      </w:r>
-      <w:proofErr w:type="spellStart"/>
-      <w:r>
-        <w:rPr>
-          <w:rFonts w:eastAsia="Roboto" w:cs="Roboto"/>
-          <w:color w:val="1F1F1F"/>
-          <w:szCs w:val="21"/>
-          <w:highlight w:val="white"/>
-        </w:rPr>
-        <w:t>menggunakan</w:t>
+      </w:r>
+      <w:proofErr w:type="spellStart"/>
+      <w:r>
+        <w:rPr>
+          <w:rFonts w:eastAsia="Roboto" w:cs="Roboto"/>
+          <w:color w:val="1F1F1F"/>
+          <w:szCs w:val="21"/>
+          <w:highlight w:val="white"/>
+        </w:rPr>
+      </w:r>
+      <w:proofErr w:type="spellEnd"/>
+      <w:r>
+        <w:rPr>
+          <w:rFonts w:eastAsia="Roboto" w:cs="Roboto"/>
+          <w:color w:val="1F1F1F"/>
+          <w:szCs w:val="21"/>
+          <w:highlight w:val="white"/>
+        </w:rPr>
+      </w:r>
+      <w:proofErr w:type="spellStart"/>
+      <w:r>
+        <w:rPr>
+          <w:rFonts w:eastAsia="Roboto" w:cs="Roboto"/>
+          <w:color w:val="1F1F1F"/>
+          <w:szCs w:val="21"/>
+          <w:highlight w:val="white"/>
+        </w:rPr>
       </w:r>
       <w:proofErr w:type="spellEnd"/>
       <w:r>
@@ -54245,37 +54030,33 @@
           <w:szCs w:val="21"/>
           <w:highlight w:val="white"/>
         </w:rPr>
-        <w:t xml:space="preserve"> </w:t>
-      </w:r>
-      <w:proofErr w:type="spellStart"/>
-      <w:r>
-        <w:rPr>
-          <w:rFonts w:eastAsia="Roboto" w:cs="Roboto"/>
-          <w:color w:val="1F1F1F"/>
-          <w:szCs w:val="21"/>
-          <w:highlight w:val="white"/>
-        </w:rPr>
-        <w:t>arsitektur</w:t>
-      </w:r>
-      <w:proofErr w:type="spellEnd"/>
-      <w:r>
-        <w:rPr>
-          <w:rFonts w:eastAsia="Roboto" w:cs="Roboto"/>
-          <w:color w:val="1F1F1F"/>
-          <w:szCs w:val="21"/>
-          <w:highlight w:val="white"/>
-        </w:rPr>
-        <w:t xml:space="preserve"> Next.js dan Go </w:t>
-      </w:r>
-      <w:proofErr w:type="spellStart"/>
-      <w:r>
-        <w:rPr>
-          <w:rFonts w:eastAsia="Roboto" w:cs="Roboto"/>
-          <w:color w:val="1F1F1F"/>
-          <w:szCs w:val="21"/>
-          <w:highlight w:val="white"/>
-        </w:rPr>
-        <w:t>dengan</w:t>
+      </w:r>
+      <w:proofErr w:type="spellStart"/>
+      <w:r>
+        <w:rPr>
+          <w:rFonts w:eastAsia="Roboto" w:cs="Roboto"/>
+          <w:color w:val="1F1F1F"/>
+          <w:szCs w:val="21"/>
+          <w:highlight w:val="white"/>
+        </w:rPr>
+      </w:r>
+      <w:proofErr w:type="spellEnd"/>
+      <w:r>
+        <w:rPr>
+          <w:rFonts w:eastAsia="Roboto" w:cs="Roboto"/>
+          <w:color w:val="1F1F1F"/>
+          <w:szCs w:val="21"/>
+          <w:highlight w:val="white"/>
+        </w:rPr>
+      </w:r>
+      <w:proofErr w:type="spellStart"/>
+      <w:r>
+        <w:rPr>
+          <w:rFonts w:eastAsia="Roboto" w:cs="Roboto"/>
+          <w:color w:val="1F1F1F"/>
+          <w:szCs w:val="21"/>
+          <w:highlight w:val="white"/>
+        </w:rPr>
       </w:r>
       <w:proofErr w:type="spellEnd"/>
       <w:r>
@@ -54286,17 +54067,15 @@
           <w:szCs w:val="21"/>
           <w:highlight w:val="white"/>
         </w:rPr>
-        <w:t xml:space="preserve"> </w:t>
-      </w:r>
-      <w:proofErr w:type="spellStart"/>
-      <w:r>
-        <w:rPr>
-          <w:rFonts w:eastAsia="Roboto" w:cs="Roboto"/>
-          <w:color w:val="1F1F1F"/>
-          <w:szCs w:val="21"/>
-          <w:highlight w:val="white"/>
-        </w:rPr>
-        <w:t>menerapkan</w:t>
+      </w:r>
+      <w:proofErr w:type="spellStart"/>
+      <w:r>
+        <w:rPr>
+          <w:rFonts w:eastAsia="Roboto" w:cs="Roboto"/>
+          <w:color w:val="1F1F1F"/>
+          <w:szCs w:val="21"/>
+          <w:highlight w:val="white"/>
+        </w:rPr>
       </w:r>
       <w:proofErr w:type="spellEnd"/>
       <w:r>
@@ -54307,17 +54086,15 @@
           <w:szCs w:val="21"/>
           <w:highlight w:val="white"/>
         </w:rPr>
-        <w:t xml:space="preserve"> </w:t>
-      </w:r>
-      <w:proofErr w:type="spellStart"/>
-      <w:r>
-        <w:rPr>
-          <w:rFonts w:eastAsia="Roboto" w:cs="Roboto"/>
-          <w:color w:val="1F1F1F"/>
-          <w:szCs w:val="21"/>
-          <w:highlight w:val="white"/>
-        </w:rPr>
-        <w:t>tahapan</w:t>
+      </w:r>
+      <w:proofErr w:type="spellStart"/>
+      <w:r>
+        <w:rPr>
+          <w:rFonts w:eastAsia="Roboto" w:cs="Roboto"/>
+          <w:color w:val="1F1F1F"/>
+          <w:szCs w:val="21"/>
+          <w:highlight w:val="white"/>
+        </w:rPr>
       </w:r>
       <w:proofErr w:type="spellEnd"/>
       <w:r>
@@ -54328,27 +54105,24 @@
           <w:szCs w:val="21"/>
           <w:highlight w:val="white"/>
         </w:rPr>
-        <w:t xml:space="preserve"> </w:t>
-      </w:r>
-      <w:proofErr w:type="spellStart"/>
-      <w:r>
-        <w:rPr>
-          <w:rFonts w:eastAsia="Roboto" w:cs="Roboto"/>
-          <w:color w:val="1F1F1F"/>
-          <w:szCs w:val="21"/>
-          <w:highlight w:val="white"/>
-        </w:rPr>
-        <w:t>metode</w:t>
-      </w:r>
-      <w:proofErr w:type="spellEnd"/>
-      <w:r>
-        <w:rPr>
-          <w:rFonts w:eastAsia="Roboto" w:cs="Roboto"/>
-          <w:color w:val="1F1F1F"/>
-          <w:szCs w:val="21"/>
-          <w:highlight w:val="white"/>
-        </w:rPr>
-        <w:t xml:space="preserve"> Scrum.</w:t>
+      </w:r>
+      <w:proofErr w:type="spellStart"/>
+      <w:r>
+        <w:rPr>
+          <w:rFonts w:eastAsia="Roboto" w:cs="Roboto"/>
+          <w:color w:val="1F1F1F"/>
+          <w:szCs w:val="21"/>
+          <w:highlight w:val="white"/>
+        </w:rPr>
+      </w:r>
+      <w:proofErr w:type="spellEnd"/>
+      <w:r>
+        <w:rPr>
+          <w:rFonts w:eastAsia="Roboto" w:cs="Roboto"/>
+          <w:color w:val="1F1F1F"/>
+          <w:szCs w:val="21"/>
+          <w:highlight w:val="white"/>
+        </w:rPr>
       </w:r>
     </w:p>
     <w:p>

--- a/Prototype.docx
+++ b/Prototype.docx
@@ -57843,7 +57843,7 @@
           <ns0:sz ns0:val="24"/>
           <ns0:szCs ns0:val="24"/>
         </ns0:rPr>
-        <ns0:t xml:space="preserve">Brooke, J. (1996). SUS: A "quick and dirty" usability scale. In P. W. Jordan, B. Thomas, I. L. McClelland, &amp; B. Weerdmeester (Eds.), Usability evaluation in industry (pp. 189–194). Taylor &amp; Francis.</ns0:t>
+        <ns0:t xml:space="preserve">Brooke, J. (1996). SUS: A "quick and dirty" usability scale. In P. W. Jordan, B. Thomas, I. L. McClelland, &amp; B. Weerdmeester (Eds.), Usability evaluation in industry (pp. 189–194). Taylor &amp; Francis. https://doi.org/10.1201/9781498710411-35</ns0:t>
       </ns0:r>
     </ns0:p>
     <ns0:p>

--- a/Prototype.docx
+++ b/Prototype.docx
@@ -41515,7 +41515,7 @@
         </w:numPr>
       </w:pPr>
       <w:r>
-        <w:t xml:space="preserve">Next.js 15 (TypeScript): Digunakan untuk membangun lapisan frontend dengan performa tinggi (Lie et al., 2024) melalui Server-Side Rendering (SSR) dan Static Site Generation (SSG), </w:t>
+        <w:t xml:space="preserve">Next.js 15 (TypeScript): Digunakan untuk membangun lapisan frontend dengan performa tinggi (Vercel, 2024) (Lie et al., 2024) melalui Server-Side Rendering (SSR) dan Static Site Generation (SSG), </w:t>
       </w:r>
       <w:proofErr w:type="spellStart"/>
       <w:r>
@@ -42039,7 +42039,7 @@
       </w:r>
       <w:proofErr w:type="spellStart"/>
       <w:r>
-        <w:t>relasional</w:t>
+        <w:t>relasional (Supabase, 2024)</w:t>
       </w:r>
       <w:proofErr w:type="spellEnd"/>
       <w:r>
@@ -49504,6 +49504,7 @@
     </w:p>
     <w:p>
       <w:pPr>
+        <w:pStyle w:val="Heading2"/>
         <w:spacing w:after="120"/>
         <w:ind w:left="720"/>
         <w:rPr>
@@ -49518,10 +49519,11 @@
       </w:pPr>
       <w:r>
         <w:rPr>
-          <w:rFonts w:eastAsia="Roboto" w:cs="Roboto"/>
+          <w:rFonts w:eastAsia="Roboto" w:cs="Roboto" w:ascii="Times New Roman" w:hAnsi="Times New Roman"/>
           <w:b/>
           <w:bCs/>
           <w:color w:val="1F1F1F"/>
+          <w:sz w:val="24"/>
           <w:szCs w:val="21"/>
           <w:highlight w:val="white"/>
         </w:rPr>
@@ -49530,10 +49532,11 @@
       <w:proofErr w:type="spellStart"/>
       <w:r>
         <w:rPr>
-          <w:rFonts w:eastAsia="Roboto" w:cs="Roboto"/>
+          <w:rFonts w:eastAsia="Roboto" w:cs="Roboto" w:ascii="Times New Roman" w:hAnsi="Times New Roman"/>
           <w:b/>
           <w:bCs/>
           <w:color w:val="1F1F1F"/>
+          <w:sz w:val="24"/>
           <w:szCs w:val="21"/>
           <w:highlight w:val="white"/>
         </w:rPr>
@@ -49542,23 +49545,24 @@
       <w:proofErr w:type="spellEnd"/>
       <w:r>
         <w:rPr>
-          <w:rFonts w:ascii="Roboto" w:eastAsia="Roboto" w:hAnsi="Roboto" w:cs="Roboto"/>
+          <w:rFonts w:ascii="Times New Roman" w:eastAsia="Roboto" w:hAnsi="Times New Roman" w:cs="Roboto"/>
           <w:b/>
           <w:bCs/>
           <w:color w:val="1F1F1F"/>
-          <w:sz w:val="21"/>
-          <w:szCs w:val="21"/>
-          <w:highlight w:val="white"/>
-        </w:rPr>
-        <w:t xml:space="preserve"> </w:t>
-      </w:r>
-      <w:proofErr w:type="spellStart"/>
-      <w:r>
-        <w:rPr>
-          <w:rFonts w:eastAsia="Roboto" w:cs="Roboto"/>
+          <w:sz w:val="24"/>
+          <w:szCs w:val="21"/>
+          <w:highlight w:val="white"/>
+        </w:rPr>
+        <w:t xml:space="preserve"> </w:t>
+      </w:r>
+      <w:proofErr w:type="spellStart"/>
+      <w:r>
+        <w:rPr>
+          <w:rFonts w:eastAsia="Roboto" w:cs="Roboto" w:ascii="Times New Roman" w:hAnsi="Times New Roman"/>
           <w:b/>
           <w:bCs/>
           <w:color w:val="1F1F1F"/>
+          <w:sz w:val="24"/>
           <w:szCs w:val="21"/>
           <w:highlight w:val="white"/>
         </w:rPr>
@@ -49567,10 +49571,11 @@
       <w:proofErr w:type="spellEnd"/>
       <w:r>
         <w:rPr>
-          <w:rFonts w:eastAsia="Roboto" w:cs="Roboto"/>
+          <w:rFonts w:eastAsia="Roboto" w:cs="Roboto" w:ascii="Times New Roman" w:hAnsi="Times New Roman"/>
           <w:b/>
           <w:bCs/>
           <w:color w:val="1F1F1F"/>
+          <w:sz w:val="24"/>
           <w:szCs w:val="21"/>
           <w:highlight w:val="white"/>
         </w:rPr>
@@ -52583,6 +52588,19 @@
           <w:highlight w:val="white"/>
         </w:rPr>
         <w:t>.</w:t>
+      </w:r>
+    </w:p>
+    <w:p>
+      <w:pPr>
+        <w:pStyle w:val="Heading2"/>
+      </w:pPr>
+      <w:r>
+        <w:rPr>
+          <w:rFonts w:ascii="Times New Roman" w:hAnsi="Times New Roman"/>
+          <w:b/>
+          <w:sz w:val="24"/>
+        </w:rPr>
+        <w:t>4.3 Pembahasan</w:t>
       </w:r>
     </w:p>
     <w:p>

--- a/Prototype.docx
+++ b/Prototype.docx
@@ -685,6 +685,7 @@
           <w:between w:val="nil"/>
         </w:pBdr>
         <w:ind w:firstLine="0"/>
+        <w:jc w:val="center"/>
         <w:rPr>
           <w:color w:val="000000"/>
         </w:rPr>
@@ -721,6 +722,14 @@
           <w:color w:val="000000"/>
         </w:rPr>
       </w:pPr>
+      <w:r>
+        <w:rPr>
+          <w:b/>
+          <w:bCs/>
+          <w:color w:val="000000"/>
+        </w:rPr>
+        <w:t>PROGRAM SARJANA</w:t>
+      </w:r>
     </w:p>
     <w:p>
       <w:pPr>
@@ -734,16 +743,18 @@
         <w:ind w:firstLine="0"/>
         <w:jc w:val="center"/>
         <w:rPr>
-          <w:color w:val="000000"/>
-        </w:rPr>
-      </w:pPr>
-      <w:r>
-        <w:rPr>
           <w:b/>
           <w:bCs/>
           <w:color w:val="000000"/>
         </w:rPr>
-        <w:t>PROGRAM SARJANA</w:t>
+      </w:pPr>
+      <w:r>
+        <w:rPr>
+          <w:b/>
+          <w:bCs/>
+          <w:color w:val="000000"/>
+        </w:rPr>
+        <w:t>PROGRAM STUDI SISTEM INFORMASI</w:t>
       </w:r>
     </w:p>
     <w:p>
@@ -769,7 +780,7 @@
           <w:bCs/>
           <w:color w:val="000000"/>
         </w:rPr>
-        <w:t>PROGRAM STUDI SISTEM INFORMASI</w:t>
+        <w:t>FAKULTAS ILMU TERAPAN DAN SAINS</w:t>
       </w:r>
     </w:p>
     <w:p>
@@ -795,7 +806,7 @@
           <w:bCs/>
           <w:color w:val="000000"/>
         </w:rPr>
-        <w:t>FAKULTAS ILMU TERAPAN DAN SAINS</w:t>
+        <w:t xml:space="preserve"> INSTITUT PENDIDIKAN INDONESIA GARUT</w:t>
       </w:r>
     </w:p>
     <w:p>
@@ -814,32 +825,6 @@
           <w:bCs/>
           <w:color w:val="000000"/>
         </w:rPr>
-      </w:pPr>
-      <w:r>
-        <w:rPr>
-          <w:b/>
-          <w:bCs/>
-          <w:color w:val="000000"/>
-        </w:rPr>
-        <w:t xml:space="preserve"> INSTITUT PENDIDIKAN INDONESIA GARUT</w:t>
-      </w:r>
-    </w:p>
-    <w:p>
-      <w:pPr>
-        <w:pBdr>
-          <w:top w:val="nil"/>
-          <w:left w:val="nil"/>
-          <w:bottom w:val="nil"/>
-          <w:right w:val="nil"/>
-          <w:between w:val="nil"/>
-        </w:pBdr>
-        <w:ind w:firstLine="0"/>
-        <w:jc w:val="center"/>
-        <w:rPr>
-          <w:b/>
-          <w:bCs/>
-          <w:color w:val="000000"/>
-        </w:rPr>
         <w:sectPr>
           <w:footerReference w:type="default" r:id="rId9"/>
           <w:footerReference w:type="first" r:id="rId10"/>
@@ -856,7 +841,6 @@
           <w:bCs/>
           <w:color w:val="000000"/>
         </w:rPr>
-        <w:lastRenderedPageBreak/>
         <w:t>2026</w:t>
       </w:r>
     </w:p>
@@ -1716,7 +1700,7 @@
                 <w:bCs/>
                 <w:color w:val="000000"/>
                 <w:u w:val="single"/>
-                <w:lang w:val="fi-FI"/>
+                <w:lang w:val="en-US"/>
               </w:rPr>
             </w:pPr>
             <w:r>
@@ -1725,9 +1709,89 @@
                 <w:bCs/>
                 <w:color w:val="000000"/>
                 <w:u w:val="single"/>
-                <w:lang w:val="fi-FI"/>
+                <w:lang w:val="en-US"/>
               </w:rPr>
-              <w:t>Rd. Muhammad Sopian Pratama,M.Ds., M.Kom.</w:t>
+              <w:t xml:space="preserve">Rd. Muhammad </w:t>
+            </w:r>
+            <w:proofErr w:type="spellStart"/>
+            <w:r>
+              <w:rPr>
+                <w:b/>
+                <w:bCs/>
+                <w:color w:val="000000"/>
+                <w:u w:val="single"/>
+                <w:lang w:val="en-US"/>
+              </w:rPr>
+              <w:t>Sopian</w:t>
+            </w:r>
+            <w:proofErr w:type="spellEnd"/>
+            <w:r>
+              <w:rPr>
+                <w:b/>
+                <w:bCs/>
+                <w:color w:val="000000"/>
+                <w:u w:val="single"/>
+                <w:lang w:val="en-US"/>
+              </w:rPr>
+              <w:t xml:space="preserve"> </w:t>
+            </w:r>
+            <w:proofErr w:type="spellStart"/>
+            <w:proofErr w:type="gramStart"/>
+            <w:r>
+              <w:rPr>
+                <w:b/>
+                <w:bCs/>
+                <w:color w:val="000000"/>
+                <w:u w:val="single"/>
+                <w:lang w:val="en-US"/>
+              </w:rPr>
+              <w:t>Pratama,M</w:t>
+            </w:r>
+            <w:proofErr w:type="gramEnd"/>
+            <w:r>
+              <w:rPr>
+                <w:b/>
+                <w:bCs/>
+                <w:color w:val="000000"/>
+                <w:u w:val="single"/>
+                <w:lang w:val="en-US"/>
+              </w:rPr>
+              <w:t>.Ds</w:t>
+            </w:r>
+            <w:proofErr w:type="spellEnd"/>
+            <w:r>
+              <w:rPr>
+                <w:b/>
+                <w:bCs/>
+                <w:color w:val="000000"/>
+                <w:u w:val="single"/>
+                <w:lang w:val="en-US"/>
+              </w:rPr>
+              <w:t xml:space="preserve">., </w:t>
+            </w:r>
+            <w:proofErr w:type="spellStart"/>
+            <w:proofErr w:type="gramStart"/>
+            <w:r>
+              <w:rPr>
+                <w:b/>
+                <w:bCs/>
+                <w:color w:val="000000"/>
+                <w:u w:val="single"/>
+                <w:lang w:val="en-US"/>
+              </w:rPr>
+              <w:t>M.Kom</w:t>
+            </w:r>
+            <w:proofErr w:type="spellEnd"/>
+            <w:proofErr w:type="gramEnd"/>
+            <w:r>
+              <w:rPr>
+                <w:b/>
+                <w:bCs/>
+                <w:color w:val="000000"/>
+                <w:u w:val="single"/>
+                <w:lang w:val="en-US"/>
+              </w:rPr>
+              <w:t>.</w:t>
             </w:r>
           </w:p>
           <w:p>
@@ -2260,7 +2324,6 @@
         <w:jc w:val="center"/>
       </w:pPr>
       <w:r>
-        <w:lastRenderedPageBreak/>
         <w:t>LEMBAR PENGUJIAN SKRIPSI</w:t>
       </w:r>
     </w:p>
@@ -3088,7 +3151,6 @@
                 <w:bCs/>
                 <w:color w:val="000000"/>
                 <w:u w:val="single"/>
-                <w:lang w:val="fi-FI"/>
               </w:rPr>
             </w:pPr>
             <w:r>
@@ -3097,9 +3159,81 @@
                 <w:bCs/>
                 <w:color w:val="000000"/>
                 <w:u w:val="single"/>
-                <w:lang w:val="fi-FI"/>
               </w:rPr>
-              <w:t>Rd. Muhammad Sopian Pratama,M.Ds., M.Kom.</w:t>
+              <w:t xml:space="preserve">Rd. Muhammad </w:t>
+            </w:r>
+            <w:proofErr w:type="spellStart"/>
+            <w:r>
+              <w:rPr>
+                <w:b/>
+                <w:bCs/>
+                <w:color w:val="000000"/>
+                <w:u w:val="single"/>
+              </w:rPr>
+              <w:t>Sopian</w:t>
+            </w:r>
+            <w:proofErr w:type="spellEnd"/>
+            <w:r>
+              <w:rPr>
+                <w:b/>
+                <w:bCs/>
+                <w:color w:val="000000"/>
+                <w:u w:val="single"/>
+              </w:rPr>
+              <w:t xml:space="preserve"> </w:t>
+            </w:r>
+            <w:proofErr w:type="spellStart"/>
+            <w:proofErr w:type="gramStart"/>
+            <w:r>
+              <w:rPr>
+                <w:b/>
+                <w:bCs/>
+                <w:color w:val="000000"/>
+                <w:u w:val="single"/>
+              </w:rPr>
+              <w:t>Pratama,M</w:t>
+            </w:r>
+            <w:proofErr w:type="gramEnd"/>
+            <w:r>
+              <w:rPr>
+                <w:b/>
+                <w:bCs/>
+                <w:color w:val="000000"/>
+                <w:u w:val="single"/>
+              </w:rPr>
+              <w:t>.Ds</w:t>
+            </w:r>
+            <w:proofErr w:type="spellEnd"/>
+            <w:r>
+              <w:rPr>
+                <w:b/>
+                <w:bCs/>
+                <w:color w:val="000000"/>
+                <w:u w:val="single"/>
+              </w:rPr>
+              <w:t xml:space="preserve">., </w:t>
+            </w:r>
+            <w:proofErr w:type="spellStart"/>
+            <w:proofErr w:type="gramStart"/>
+            <w:r>
+              <w:rPr>
+                <w:b/>
+                <w:bCs/>
+                <w:color w:val="000000"/>
+                <w:u w:val="single"/>
+              </w:rPr>
+              <w:t>M.Kom</w:t>
+            </w:r>
+            <w:proofErr w:type="spellEnd"/>
+            <w:proofErr w:type="gramEnd"/>
+            <w:r>
+              <w:rPr>
+                <w:b/>
+                <w:bCs/>
+                <w:color w:val="000000"/>
+                <w:u w:val="single"/>
+              </w:rPr>
+              <w:t>.</w:t>
             </w:r>
           </w:p>
           <w:p>
@@ -4580,14 +4714,27 @@
       </w:r>
     </w:p>
     <w:p>
-      <w:fldSimple w:instr=" TOC \o &quot;1-3&quot; \h \z \u ">
-        <w:r>
-          <w:rPr>
-            <w:color w:val="808080"/>
-          </w:rPr>
-          <w:t>[Klik kanan → Update Field untuk generate Daftar Isi]</w:t>
-        </w:r>
-      </w:fldSimple>
+      <w:r>
+        <w:fldChar w:fldCharType="begin"/>
+      </w:r>
+      <w:r>
+        <w:instrText xml:space="preserve"> TOC \o "1-3" \h \z \u </w:instrText>
+      </w:r>
+      <w:r>
+        <w:fldChar w:fldCharType="separate"/>
+      </w:r>
+      <w:r>
+        <w:rPr>
+          <w:color w:val="808080"/>
+        </w:rPr>
+        <w:t>[Klik kanan → Update Field untuk generate Daftar Isi]</w:t>
+      </w:r>
+      <w:r>
+        <w:rPr>
+          <w:color w:val="808080"/>
+        </w:rPr>
+        <w:fldChar w:fldCharType="end"/>
+      </w:r>
     </w:p>
     <w:p>
       <w:pPr>
@@ -4626,7 +4773,35 @@
         <w:rPr>
           <w:i/>
         </w:rPr>
-        <w:t xml:space="preserve">"Teknologi bukanlah tujuan, melainkan alat untuk mewujudkan pelayanan publik yang lebih baik, lebih cepat, dan lebih </w:t>
+        <w:t xml:space="preserve">"Teknologi bukanlah tujuan, melainkan alat untuk mewujudkan pelayanan publik yang lebih baik, lebih </w:t>
+      </w:r>
+      <w:proofErr w:type="spellStart"/>
+      <w:r>
+        <w:rPr>
+          <w:i/>
+        </w:rPr>
+        <w:t>cepat</w:t>
+      </w:r>
+      <w:proofErr w:type="spellEnd"/>
+      <w:r>
+        <w:rPr>
+          <w:i/>
+        </w:rPr>
+        <w:t xml:space="preserve">, dan </w:t>
+      </w:r>
+      <w:proofErr w:type="spellStart"/>
+      <w:r>
+        <w:rPr>
+          <w:i/>
+        </w:rPr>
+        <w:t>lebih</w:t>
+      </w:r>
+      <w:proofErr w:type="spellEnd"/>
+      <w:r>
+        <w:rPr>
+          <w:i/>
+        </w:rPr>
+        <w:t xml:space="preserve"> </w:t>
       </w:r>
       <w:proofErr w:type="spellStart"/>
       <w:r>
@@ -5270,8 +5445,13 @@
       </w:r>
       <w:proofErr w:type="spellEnd"/>
       <w:r>
-        <w:t xml:space="preserve"> Berpikir</w:t>
-      </w:r>
+        <w:t xml:space="preserve"> </w:t>
+      </w:r>
+      <w:proofErr w:type="spellStart"/>
+      <w:r>
+        <w:t>Berpikir</w:t>
+      </w:r>
+      <w:proofErr w:type="spellEnd"/>
     </w:p>
     <w:p>
       <w:r>
@@ -29515,10 +29695,6 @@
           <w:cols w:space="720"/>
         </w:sectPr>
       </w:pPr>
-      <w:r>
-        <w:lastRenderedPageBreak/>
-        <w:t xml:space="preserve"> </w:t>
-      </w:r>
     </w:p>
     <w:p>
       <w:pPr>
@@ -30690,7 +30866,31 @@
       </w:r>
       <w:proofErr w:type="spellEnd"/>
       <w:r>
-        <w:t xml:space="preserve"> (end-user) sistem yang dikembangkan, yang diwajibkan menginput laporan harian </w:t>
+        <w:t xml:space="preserve"> (end-user) sistem yang dikembangkan, yang diwajibkan </w:t>
+      </w:r>
+      <w:proofErr w:type="spellStart"/>
+      <w:r>
+        <w:t>menginput</w:t>
+      </w:r>
+      <w:proofErr w:type="spellEnd"/>
+      <w:r>
+        <w:t xml:space="preserve"> </w:t>
+      </w:r>
+      <w:proofErr w:type="spellStart"/>
+      <w:r>
+        <w:t>laporan</w:t>
+      </w:r>
+      <w:proofErr w:type="spellEnd"/>
+      <w:r>
+        <w:t xml:space="preserve"> </w:t>
+      </w:r>
+      <w:proofErr w:type="spellStart"/>
+      <w:r>
+        <w:t>harian</w:t>
+      </w:r>
+      <w:proofErr w:type="spellEnd"/>
+      <w:r>
+        <w:t xml:space="preserve"> </w:t>
       </w:r>
       <w:proofErr w:type="spellStart"/>
       <w:r>
@@ -31816,7 +32016,31 @@
       </w:r>
       <w:proofErr w:type="spellEnd"/>
       <w:r>
-        <w:t xml:space="preserve"> dan analisis sumber sekunder dari jurnal ilmiah, buku teks, dan dokumen resmi pemerintah yang relevan dengan topik e-government, metodologi Scrum, rules-based scoring, dan pengembangan sistem informasi berbasis web. Studi literatur menyediakan landasan </w:t>
+        <w:t xml:space="preserve"> dan analisis sumber sekunder dari jurnal ilmiah, buku teks, dan dokumen resmi pemerintah yang relevan dengan topik e-government, metodologi Scrum, rules-based scoring, dan pengembangan sistem informasi berbasis web. Studi </w:t>
+      </w:r>
+      <w:proofErr w:type="spellStart"/>
+      <w:r>
+        <w:t>literatur</w:t>
+      </w:r>
+      <w:proofErr w:type="spellEnd"/>
+      <w:r>
+        <w:t xml:space="preserve"> </w:t>
+      </w:r>
+      <w:proofErr w:type="spellStart"/>
+      <w:r>
+        <w:t>menyediakan</w:t>
+      </w:r>
+      <w:proofErr w:type="spellEnd"/>
+      <w:r>
+        <w:t xml:space="preserve"> </w:t>
+      </w:r>
+      <w:proofErr w:type="spellStart"/>
+      <w:r>
+        <w:t>landasan</w:t>
+      </w:r>
+      <w:proofErr w:type="spellEnd"/>
+      <w:r>
+        <w:t xml:space="preserve"> </w:t>
       </w:r>
       <w:proofErr w:type="spellStart"/>
       <w:r>
@@ -32629,7 +32853,7 @@
           <w:lang w:val="fi-FI"/>
         </w:rPr>
         <w:drawing>
-          <wp:inline distT="0" distB="0" distL="0" distR="0" wp14:anchorId="7D1A126C" wp14:editId="000EC645">
+          <wp:inline distT="0" distB="0" distL="0" distR="0" wp14:anchorId="7D1A126C" wp14:editId="50CFF373">
             <wp:extent cx="6590367" cy="2892056"/>
             <wp:effectExtent l="0" t="0" r="1270" b="3810"/>
             <wp:docPr id="1927379005" name="Picture 1"/>
@@ -35101,7 +35325,35 @@
           <w:color w:val="000000"/>
         </w:rPr>
         <w:lastRenderedPageBreak/>
-        <w:t xml:space="preserve">menjawab pertanyaan penelitian seperti "Apa </w:t>
+        <w:t xml:space="preserve">menjawab pertanyaan </w:t>
+      </w:r>
+      <w:proofErr w:type="spellStart"/>
+      <w:r>
+        <w:rPr>
+          <w:color w:val="000000"/>
+        </w:rPr>
+        <w:t>penelitian</w:t>
+      </w:r>
+      <w:proofErr w:type="spellEnd"/>
+      <w:r>
+        <w:rPr>
+          <w:color w:val="000000"/>
+        </w:rPr>
+        <w:t xml:space="preserve"> </w:t>
+      </w:r>
+      <w:proofErr w:type="spellStart"/>
+      <w:r>
+        <w:rPr>
+          <w:color w:val="000000"/>
+        </w:rPr>
+        <w:t>seperti</w:t>
+      </w:r>
+      <w:proofErr w:type="spellEnd"/>
+      <w:r>
+        <w:rPr>
+          <w:color w:val="000000"/>
+        </w:rPr>
+        <w:t xml:space="preserve"> "Apa </w:t>
       </w:r>
       <w:proofErr w:type="spellStart"/>
       <w:r>
@@ -35996,7 +36248,49 @@
         <w:rPr>
           <w:color w:val="000000"/>
         </w:rPr>
-        <w:t xml:space="preserve">Data kuantitatif dari angket (skala Likert, persentase respon), observasi (metrik waktu proses manual), dan pengujian sistem (akuras logika bisnis, waktu loading) dianalisis menggunakan statistik deskriptif dan inferensial sederhana. Metode ini bertujuan untuk mengukur </w:t>
+        <w:t xml:space="preserve">Data kuantitatif dari angket (skala Likert, persentase respon), observasi (metrik waktu proses manual), dan pengujian sistem (akuras logika bisnis, waktu loading) dianalisis menggunakan statistik deskriptif dan inferensial sederhana. Metode ini </w:t>
+      </w:r>
+      <w:proofErr w:type="spellStart"/>
+      <w:r>
+        <w:rPr>
+          <w:color w:val="000000"/>
+        </w:rPr>
+        <w:t>bertujuan</w:t>
+      </w:r>
+      <w:proofErr w:type="spellEnd"/>
+      <w:r>
+        <w:rPr>
+          <w:color w:val="000000"/>
+        </w:rPr>
+        <w:t xml:space="preserve"> </w:t>
+      </w:r>
+      <w:proofErr w:type="spellStart"/>
+      <w:r>
+        <w:rPr>
+          <w:color w:val="000000"/>
+        </w:rPr>
+        <w:t>untuk</w:t>
+      </w:r>
+      <w:proofErr w:type="spellEnd"/>
+      <w:r>
+        <w:rPr>
+          <w:color w:val="000000"/>
+        </w:rPr>
+        <w:t xml:space="preserve"> </w:t>
+      </w:r>
+      <w:proofErr w:type="spellStart"/>
+      <w:r>
+        <w:rPr>
+          <w:color w:val="000000"/>
+        </w:rPr>
+        <w:t>mengukur</w:t>
+      </w:r>
+      <w:proofErr w:type="spellEnd"/>
+      <w:r>
+        <w:rPr>
+          <w:color w:val="000000"/>
+        </w:rPr>
+        <w:t xml:space="preserve"> </w:t>
       </w:r>
       <w:proofErr w:type="spellStart"/>
       <w:r>
@@ -42039,11 +42333,19 @@
       </w:r>
       <w:proofErr w:type="spellStart"/>
       <w:r>
-        <w:t>relasional (Supabase, 2024)</w:t>
-      </w:r>
-      <w:proofErr w:type="spellEnd"/>
-      <w:r>
-        <w:t xml:space="preserve">. </w:t>
+        <w:t>relasional</w:t>
+      </w:r>
+      <w:proofErr w:type="spellEnd"/>
+      <w:r>
+        <w:t xml:space="preserve"> (</w:t>
+      </w:r>
+      <w:proofErr w:type="spellStart"/>
+      <w:r>
+        <w:t>Supabase</w:t>
+      </w:r>
+      <w:proofErr w:type="spellEnd"/>
+      <w:r>
+        <w:t xml:space="preserve">, 2024). </w:t>
       </w:r>
       <w:proofErr w:type="spellStart"/>
       <w:r>
@@ -49509,1072 +49811,1042 @@
         <w:ind w:left="720"/>
         <w:rPr>
           <w:rFonts w:ascii="Roboto" w:eastAsia="Roboto" w:hAnsi="Roboto" w:cs="Roboto"/>
+          <w:color w:val="1F1F1F"/>
+          <w:sz w:val="21"/>
+          <w:szCs w:val="21"/>
+          <w:highlight w:val="white"/>
+        </w:rPr>
+      </w:pPr>
+      <w:r>
+        <w:rPr>
+          <w:rFonts w:eastAsia="Roboto" w:cs="Roboto"/>
+          <w:color w:val="1F1F1F"/>
+          <w:szCs w:val="21"/>
+          <w:highlight w:val="white"/>
+        </w:rPr>
+        <w:t xml:space="preserve">4.2 Hasil </w:t>
+      </w:r>
+      <w:proofErr w:type="spellStart"/>
+      <w:r>
+        <w:rPr>
+          <w:rFonts w:eastAsia="Roboto" w:cs="Roboto"/>
+          <w:color w:val="1F1F1F"/>
+          <w:szCs w:val="21"/>
+          <w:highlight w:val="white"/>
+        </w:rPr>
+        <w:t>Pengujian</w:t>
+      </w:r>
+      <w:proofErr w:type="spellEnd"/>
+      <w:r>
+        <w:rPr>
+          <w:rFonts w:eastAsia="Roboto" w:cs="Roboto"/>
+          <w:color w:val="1F1F1F"/>
+          <w:szCs w:val="21"/>
+          <w:highlight w:val="white"/>
+        </w:rPr>
+        <w:t xml:space="preserve"> </w:t>
+      </w:r>
+      <w:proofErr w:type="spellStart"/>
+      <w:r>
+        <w:rPr>
+          <w:rFonts w:eastAsia="Roboto" w:cs="Roboto"/>
+          <w:color w:val="1F1F1F"/>
+          <w:szCs w:val="21"/>
+          <w:highlight w:val="white"/>
+        </w:rPr>
+        <w:t>Fungsionalitas</w:t>
+      </w:r>
+      <w:proofErr w:type="spellEnd"/>
+      <w:r>
+        <w:rPr>
+          <w:rFonts w:eastAsia="Roboto" w:cs="Roboto"/>
+          <w:color w:val="1F1F1F"/>
+          <w:szCs w:val="21"/>
+          <w:highlight w:val="white"/>
+        </w:rPr>
+        <w:t xml:space="preserve"> dan Performa</w:t>
+      </w:r>
+    </w:p>
+    <w:p>
+      <w:pPr>
+        <w:spacing w:after="120"/>
+        <w:ind w:left="720"/>
+      </w:pPr>
+      <w:proofErr w:type="spellStart"/>
+      <w:r>
+        <w:rPr>
+          <w:rFonts w:eastAsia="Roboto" w:cs="Roboto"/>
+          <w:color w:val="1F1F1F"/>
+          <w:szCs w:val="21"/>
+          <w:highlight w:val="white"/>
+        </w:rPr>
+        <w:t>Pengujian</w:t>
+      </w:r>
+      <w:proofErr w:type="spellEnd"/>
+      <w:r>
+        <w:rPr>
+          <w:rFonts w:eastAsia="Roboto" w:cs="Roboto"/>
+          <w:color w:val="1F1F1F"/>
+          <w:szCs w:val="21"/>
+          <w:highlight w:val="white"/>
+        </w:rPr>
+        <w:t xml:space="preserve"> </w:t>
+      </w:r>
+      <w:proofErr w:type="spellStart"/>
+      <w:r>
+        <w:rPr>
+          <w:rFonts w:eastAsia="Roboto" w:cs="Roboto"/>
+          <w:color w:val="1F1F1F"/>
+          <w:szCs w:val="21"/>
+          <w:highlight w:val="white"/>
+        </w:rPr>
+        <w:t>dilakukan</w:t>
+      </w:r>
+      <w:proofErr w:type="spellEnd"/>
+      <w:r>
+        <w:rPr>
+          <w:rFonts w:eastAsia="Roboto" w:cs="Roboto"/>
+          <w:color w:val="1F1F1F"/>
+          <w:szCs w:val="21"/>
+          <w:highlight w:val="white"/>
+        </w:rPr>
+        <w:t xml:space="preserve"> </w:t>
+      </w:r>
+      <w:proofErr w:type="spellStart"/>
+      <w:r>
+        <w:rPr>
+          <w:rFonts w:eastAsia="Roboto" w:cs="Roboto"/>
+          <w:color w:val="1F1F1F"/>
+          <w:szCs w:val="21"/>
+          <w:highlight w:val="white"/>
+        </w:rPr>
+        <w:t>untuk</w:t>
+      </w:r>
+      <w:proofErr w:type="spellEnd"/>
+      <w:r>
+        <w:rPr>
+          <w:rFonts w:eastAsia="Roboto" w:cs="Roboto"/>
+          <w:color w:val="1F1F1F"/>
+          <w:szCs w:val="21"/>
+          <w:highlight w:val="white"/>
+        </w:rPr>
+        <w:t xml:space="preserve"> </w:t>
+      </w:r>
+      <w:proofErr w:type="spellStart"/>
+      <w:r>
+        <w:rPr>
+          <w:rFonts w:eastAsia="Roboto" w:cs="Roboto"/>
+          <w:color w:val="1F1F1F"/>
+          <w:szCs w:val="21"/>
+          <w:highlight w:val="white"/>
+        </w:rPr>
+        <w:t>memverifikasi</w:t>
+      </w:r>
+      <w:proofErr w:type="spellEnd"/>
+      <w:r>
+        <w:rPr>
+          <w:rFonts w:eastAsia="Roboto" w:cs="Roboto"/>
+          <w:color w:val="1F1F1F"/>
+          <w:szCs w:val="21"/>
+          <w:highlight w:val="white"/>
+        </w:rPr>
+        <w:t xml:space="preserve"> </w:t>
+      </w:r>
+      <w:proofErr w:type="spellStart"/>
+      <w:r>
+        <w:rPr>
+          <w:rFonts w:eastAsia="Roboto" w:cs="Roboto"/>
+          <w:color w:val="1F1F1F"/>
+          <w:szCs w:val="21"/>
+          <w:highlight w:val="white"/>
+        </w:rPr>
+        <w:t>fungsionalitas</w:t>
+      </w:r>
+      <w:proofErr w:type="spellEnd"/>
+      <w:r>
+        <w:rPr>
+          <w:rFonts w:eastAsia="Roboto" w:cs="Roboto"/>
+          <w:color w:val="1F1F1F"/>
+          <w:szCs w:val="21"/>
+          <w:highlight w:val="white"/>
+        </w:rPr>
+        <w:t xml:space="preserve">, </w:t>
+      </w:r>
+      <w:proofErr w:type="spellStart"/>
+      <w:r>
+        <w:rPr>
+          <w:rFonts w:eastAsia="Roboto" w:cs="Roboto"/>
+          <w:color w:val="1F1F1F"/>
+          <w:szCs w:val="21"/>
+          <w:highlight w:val="white"/>
+        </w:rPr>
+        <w:t>performa</w:t>
+      </w:r>
+      <w:proofErr w:type="spellEnd"/>
+      <w:r>
+        <w:rPr>
+          <w:rFonts w:eastAsia="Roboto" w:cs="Roboto"/>
+          <w:color w:val="1F1F1F"/>
+          <w:szCs w:val="21"/>
+          <w:highlight w:val="white"/>
+        </w:rPr>
+        <w:t xml:space="preserve">, dan </w:t>
+      </w:r>
+      <w:proofErr w:type="spellStart"/>
+      <w:r>
+        <w:rPr>
+          <w:rFonts w:eastAsia="Roboto" w:cs="Roboto"/>
+          <w:color w:val="1F1F1F"/>
+          <w:szCs w:val="21"/>
+          <w:highlight w:val="white"/>
+        </w:rPr>
+        <w:t>tingkat</w:t>
+      </w:r>
+      <w:proofErr w:type="spellEnd"/>
+      <w:r>
+        <w:rPr>
+          <w:rFonts w:eastAsia="Roboto" w:cs="Roboto"/>
+          <w:color w:val="1F1F1F"/>
+          <w:szCs w:val="21"/>
+          <w:highlight w:val="white"/>
+        </w:rPr>
+        <w:t xml:space="preserve"> </w:t>
+      </w:r>
+      <w:proofErr w:type="spellStart"/>
+      <w:r>
+        <w:rPr>
+          <w:rFonts w:eastAsia="Roboto" w:cs="Roboto"/>
+          <w:color w:val="1F1F1F"/>
+          <w:szCs w:val="21"/>
+          <w:highlight w:val="white"/>
+        </w:rPr>
+        <w:t>kemudahan</w:t>
+      </w:r>
+      <w:proofErr w:type="spellEnd"/>
+      <w:r>
+        <w:rPr>
+          <w:rFonts w:eastAsia="Roboto" w:cs="Roboto"/>
+          <w:color w:val="1F1F1F"/>
+          <w:szCs w:val="21"/>
+          <w:highlight w:val="white"/>
+        </w:rPr>
+        <w:t xml:space="preserve"> </w:t>
+      </w:r>
+      <w:proofErr w:type="spellStart"/>
+      <w:r>
+        <w:rPr>
+          <w:rFonts w:eastAsia="Roboto" w:cs="Roboto"/>
+          <w:color w:val="1F1F1F"/>
+          <w:szCs w:val="21"/>
+          <w:highlight w:val="white"/>
+        </w:rPr>
+        <w:t>penggunaan</w:t>
+      </w:r>
+      <w:proofErr w:type="spellEnd"/>
+      <w:r>
+        <w:rPr>
+          <w:rFonts w:eastAsia="Roboto" w:cs="Roboto"/>
+          <w:color w:val="1F1F1F"/>
+          <w:szCs w:val="21"/>
+          <w:highlight w:val="white"/>
+        </w:rPr>
+        <w:t xml:space="preserve"> </w:t>
+      </w:r>
+      <w:proofErr w:type="spellStart"/>
+      <w:r>
+        <w:rPr>
+          <w:rFonts w:eastAsia="Roboto" w:cs="Roboto"/>
+          <w:color w:val="1F1F1F"/>
+          <w:szCs w:val="21"/>
+          <w:highlight w:val="white"/>
+        </w:rPr>
+        <w:t>sistem</w:t>
+      </w:r>
+      <w:proofErr w:type="spellEnd"/>
+      <w:r>
+        <w:rPr>
+          <w:rFonts w:eastAsia="Roboto" w:cs="Roboto"/>
+          <w:color w:val="1F1F1F"/>
+          <w:szCs w:val="21"/>
+          <w:highlight w:val="white"/>
+        </w:rPr>
+        <w:t xml:space="preserve">, </w:t>
+      </w:r>
+      <w:proofErr w:type="spellStart"/>
+      <w:r>
+        <w:rPr>
+          <w:rFonts w:eastAsia="Roboto" w:cs="Roboto"/>
+          <w:color w:val="1F1F1F"/>
+          <w:szCs w:val="21"/>
+          <w:highlight w:val="white"/>
+        </w:rPr>
+        <w:t>sesuai</w:t>
+      </w:r>
+      <w:proofErr w:type="spellEnd"/>
+      <w:r>
+        <w:rPr>
+          <w:rFonts w:eastAsia="Roboto" w:cs="Roboto"/>
+          <w:color w:val="1F1F1F"/>
+          <w:szCs w:val="21"/>
+          <w:highlight w:val="white"/>
+        </w:rPr>
+        <w:t xml:space="preserve"> </w:t>
+      </w:r>
+      <w:proofErr w:type="spellStart"/>
+      <w:r>
+        <w:rPr>
+          <w:rFonts w:eastAsia="Roboto" w:cs="Roboto"/>
+          <w:color w:val="1F1F1F"/>
+          <w:szCs w:val="21"/>
+          <w:highlight w:val="white"/>
+        </w:rPr>
+        <w:t>dengan</w:t>
+      </w:r>
+      <w:proofErr w:type="spellEnd"/>
+      <w:r>
+        <w:rPr>
+          <w:rFonts w:eastAsia="Roboto" w:cs="Roboto"/>
+          <w:color w:val="1F1F1F"/>
+          <w:szCs w:val="21"/>
+          <w:highlight w:val="white"/>
+        </w:rPr>
+        <w:t xml:space="preserve"> Batasan </w:t>
+      </w:r>
+      <w:proofErr w:type="spellStart"/>
+      <w:r>
+        <w:rPr>
+          <w:rFonts w:eastAsia="Roboto" w:cs="Roboto"/>
+          <w:color w:val="1F1F1F"/>
+          <w:szCs w:val="21"/>
+          <w:highlight w:val="white"/>
+        </w:rPr>
+        <w:t>Masalah</w:t>
+      </w:r>
+      <w:proofErr w:type="spellEnd"/>
+      <w:r>
+        <w:rPr>
+          <w:rFonts w:eastAsia="Roboto" w:cs="Roboto"/>
+          <w:color w:val="1F1F1F"/>
+          <w:szCs w:val="21"/>
+          <w:highlight w:val="white"/>
+        </w:rPr>
+        <w:t xml:space="preserve"> (1.3) dan </w:t>
+      </w:r>
+      <w:proofErr w:type="spellStart"/>
+      <w:r>
+        <w:rPr>
+          <w:rFonts w:eastAsia="Roboto" w:cs="Roboto"/>
+          <w:color w:val="1F1F1F"/>
+          <w:szCs w:val="21"/>
+          <w:highlight w:val="white"/>
+        </w:rPr>
+        <w:t>Metodologi</w:t>
+      </w:r>
+      <w:proofErr w:type="spellEnd"/>
+      <w:r>
+        <w:rPr>
+          <w:rFonts w:eastAsia="Roboto" w:cs="Roboto"/>
+          <w:color w:val="1F1F1F"/>
+          <w:szCs w:val="21"/>
+          <w:highlight w:val="white"/>
+        </w:rPr>
+        <w:t xml:space="preserve"> (3.2). </w:t>
+      </w:r>
+      <w:proofErr w:type="spellStart"/>
+      <w:r>
+        <w:rPr>
+          <w:rFonts w:eastAsia="Roboto" w:cs="Roboto"/>
+          <w:color w:val="1F1F1F"/>
+          <w:szCs w:val="21"/>
+          <w:highlight w:val="white"/>
+        </w:rPr>
+        <w:t>Pengujian</w:t>
+      </w:r>
+      <w:proofErr w:type="spellEnd"/>
+      <w:r>
+        <w:rPr>
+          <w:rFonts w:eastAsia="Roboto" w:cs="Roboto"/>
+          <w:color w:val="1F1F1F"/>
+          <w:szCs w:val="21"/>
+          <w:highlight w:val="white"/>
+        </w:rPr>
+        <w:t xml:space="preserve"> </w:t>
+      </w:r>
+      <w:proofErr w:type="spellStart"/>
+      <w:r>
+        <w:rPr>
+          <w:rFonts w:eastAsia="Roboto" w:cs="Roboto"/>
+          <w:color w:val="1F1F1F"/>
+          <w:szCs w:val="21"/>
+          <w:highlight w:val="white"/>
+        </w:rPr>
+        <w:t>meliputi</w:t>
+      </w:r>
+      <w:proofErr w:type="spellEnd"/>
+      <w:r>
+        <w:rPr>
+          <w:rFonts w:eastAsia="Roboto" w:cs="Roboto"/>
+          <w:color w:val="1F1F1F"/>
+          <w:szCs w:val="21"/>
+          <w:highlight w:val="white"/>
+        </w:rPr>
+        <w:t xml:space="preserve"> </w:t>
+      </w:r>
+      <w:proofErr w:type="spellStart"/>
+      <w:r>
+        <w:rPr>
+          <w:rFonts w:eastAsia="Roboto" w:cs="Roboto"/>
+          <w:color w:val="1F1F1F"/>
+          <w:szCs w:val="21"/>
+          <w:highlight w:val="white"/>
+        </w:rPr>
+        <w:t>tiga</w:t>
+      </w:r>
+      <w:proofErr w:type="spellEnd"/>
+      <w:r>
+        <w:rPr>
+          <w:rFonts w:eastAsia="Roboto" w:cs="Roboto"/>
+          <w:color w:val="1F1F1F"/>
+          <w:szCs w:val="21"/>
+          <w:highlight w:val="white"/>
+        </w:rPr>
+        <w:t xml:space="preserve"> </w:t>
+      </w:r>
+      <w:proofErr w:type="spellStart"/>
+      <w:r>
+        <w:rPr>
+          <w:rFonts w:eastAsia="Roboto" w:cs="Roboto"/>
+          <w:color w:val="1F1F1F"/>
+          <w:szCs w:val="21"/>
+          <w:highlight w:val="white"/>
+        </w:rPr>
+        <w:t>aspek</w:t>
+      </w:r>
+      <w:proofErr w:type="spellEnd"/>
+      <w:r>
+        <w:rPr>
+          <w:rFonts w:eastAsia="Roboto" w:cs="Roboto"/>
+          <w:color w:val="1F1F1F"/>
+          <w:szCs w:val="21"/>
+          <w:highlight w:val="white"/>
+        </w:rPr>
+        <w:t xml:space="preserve"> </w:t>
+      </w:r>
+      <w:proofErr w:type="spellStart"/>
+      <w:r>
+        <w:rPr>
+          <w:rFonts w:eastAsia="Roboto" w:cs="Roboto"/>
+          <w:color w:val="1F1F1F"/>
+          <w:szCs w:val="21"/>
+          <w:highlight w:val="white"/>
+        </w:rPr>
+        <w:t>utama</w:t>
+      </w:r>
+      <w:proofErr w:type="spellEnd"/>
+      <w:r>
+        <w:rPr>
+          <w:rFonts w:eastAsia="Roboto" w:cs="Roboto"/>
+          <w:color w:val="1F1F1F"/>
+          <w:szCs w:val="21"/>
+          <w:highlight w:val="white"/>
+        </w:rPr>
+        <w:t xml:space="preserve">: (1) uji </w:t>
+      </w:r>
+      <w:proofErr w:type="spellStart"/>
+      <w:r>
+        <w:rPr>
+          <w:rFonts w:eastAsia="Roboto" w:cs="Roboto"/>
+          <w:color w:val="1F1F1F"/>
+          <w:szCs w:val="21"/>
+          <w:highlight w:val="white"/>
+        </w:rPr>
+        <w:t>fungsionalitas</w:t>
+      </w:r>
+      <w:proofErr w:type="spellEnd"/>
+      <w:r>
+        <w:rPr>
+          <w:rFonts w:eastAsia="Roboto" w:cs="Roboto"/>
+          <w:color w:val="1F1F1F"/>
+          <w:szCs w:val="21"/>
+          <w:highlight w:val="white"/>
+        </w:rPr>
+        <w:t xml:space="preserve"> </w:t>
+      </w:r>
+      <w:proofErr w:type="spellStart"/>
+      <w:r>
+        <w:rPr>
+          <w:rFonts w:eastAsia="Roboto" w:cs="Roboto"/>
+          <w:color w:val="1F1F1F"/>
+          <w:szCs w:val="21"/>
+          <w:highlight w:val="white"/>
+        </w:rPr>
+        <w:t>menggunakan</w:t>
+      </w:r>
+      <w:proofErr w:type="spellEnd"/>
+      <w:r>
+        <w:rPr>
+          <w:rFonts w:eastAsia="Roboto" w:cs="Roboto"/>
+          <w:color w:val="1F1F1F"/>
+          <w:szCs w:val="21"/>
+          <w:highlight w:val="white"/>
+        </w:rPr>
+        <w:t xml:space="preserve"> Black-box Testing </w:t>
+      </w:r>
+      <w:proofErr w:type="spellStart"/>
+      <w:r>
+        <w:rPr>
+          <w:rFonts w:eastAsia="Roboto" w:cs="Roboto"/>
+          <w:color w:val="1F1F1F"/>
+          <w:szCs w:val="21"/>
+          <w:highlight w:val="white"/>
+        </w:rPr>
+        <w:t>untuk</w:t>
+      </w:r>
+      <w:proofErr w:type="spellEnd"/>
+      <w:r>
+        <w:rPr>
+          <w:rFonts w:eastAsia="Roboto" w:cs="Roboto"/>
+          <w:color w:val="1F1F1F"/>
+          <w:szCs w:val="21"/>
+          <w:highlight w:val="white"/>
+        </w:rPr>
+        <w:t xml:space="preserve"> </w:t>
+      </w:r>
+      <w:proofErr w:type="spellStart"/>
+      <w:r>
+        <w:rPr>
+          <w:rFonts w:eastAsia="Roboto" w:cs="Roboto"/>
+          <w:color w:val="1F1F1F"/>
+          <w:szCs w:val="21"/>
+          <w:highlight w:val="white"/>
+        </w:rPr>
+        <w:t>memverifikasi</w:t>
+      </w:r>
+      <w:proofErr w:type="spellEnd"/>
+      <w:r>
+        <w:rPr>
+          <w:rFonts w:eastAsia="Roboto" w:cs="Roboto"/>
+          <w:color w:val="1F1F1F"/>
+          <w:szCs w:val="21"/>
+          <w:highlight w:val="white"/>
+        </w:rPr>
+        <w:t xml:space="preserve"> </w:t>
+      </w:r>
+      <w:proofErr w:type="spellStart"/>
+      <w:r>
+        <w:rPr>
+          <w:rFonts w:eastAsia="Roboto" w:cs="Roboto"/>
+          <w:color w:val="1F1F1F"/>
+          <w:szCs w:val="21"/>
+          <w:highlight w:val="white"/>
+        </w:rPr>
+        <w:t>bahwa</w:t>
+      </w:r>
+      <w:proofErr w:type="spellEnd"/>
+      <w:r>
+        <w:rPr>
+          <w:rFonts w:eastAsia="Roboto" w:cs="Roboto"/>
+          <w:color w:val="1F1F1F"/>
+          <w:szCs w:val="21"/>
+          <w:highlight w:val="white"/>
+        </w:rPr>
+        <w:t xml:space="preserve"> </w:t>
+      </w:r>
+      <w:proofErr w:type="spellStart"/>
+      <w:r>
+        <w:rPr>
+          <w:rFonts w:eastAsia="Roboto" w:cs="Roboto"/>
+          <w:color w:val="1F1F1F"/>
+          <w:szCs w:val="21"/>
+          <w:highlight w:val="white"/>
+        </w:rPr>
+        <w:t>setiap</w:t>
+      </w:r>
+      <w:proofErr w:type="spellEnd"/>
+      <w:r>
+        <w:rPr>
+          <w:rFonts w:eastAsia="Roboto" w:cs="Roboto"/>
+          <w:color w:val="1F1F1F"/>
+          <w:szCs w:val="21"/>
+          <w:highlight w:val="white"/>
+        </w:rPr>
+        <w:t xml:space="preserve"> </w:t>
+      </w:r>
+      <w:proofErr w:type="spellStart"/>
+      <w:r>
+        <w:rPr>
+          <w:rFonts w:eastAsia="Roboto" w:cs="Roboto"/>
+          <w:color w:val="1F1F1F"/>
+          <w:szCs w:val="21"/>
+          <w:highlight w:val="white"/>
+        </w:rPr>
+        <w:t>fitur</w:t>
+      </w:r>
+      <w:proofErr w:type="spellEnd"/>
+      <w:r>
+        <w:rPr>
+          <w:rFonts w:eastAsia="Roboto" w:cs="Roboto"/>
+          <w:color w:val="1F1F1F"/>
+          <w:szCs w:val="21"/>
+          <w:highlight w:val="white"/>
+        </w:rPr>
+        <w:t xml:space="preserve"> </w:t>
+      </w:r>
+      <w:proofErr w:type="spellStart"/>
+      <w:r>
+        <w:rPr>
+          <w:rFonts w:eastAsia="Roboto" w:cs="Roboto"/>
+          <w:color w:val="1F1F1F"/>
+          <w:szCs w:val="21"/>
+          <w:highlight w:val="white"/>
+        </w:rPr>
+        <w:t>berfungsi</w:t>
+      </w:r>
+      <w:proofErr w:type="spellEnd"/>
+      <w:r>
+        <w:rPr>
+          <w:rFonts w:eastAsia="Roboto" w:cs="Roboto"/>
+          <w:color w:val="1F1F1F"/>
+          <w:szCs w:val="21"/>
+          <w:highlight w:val="white"/>
+        </w:rPr>
+        <w:t xml:space="preserve"> </w:t>
+      </w:r>
+      <w:proofErr w:type="spellStart"/>
+      <w:r>
+        <w:rPr>
+          <w:rFonts w:eastAsia="Roboto" w:cs="Roboto"/>
+          <w:color w:val="1F1F1F"/>
+          <w:szCs w:val="21"/>
+          <w:highlight w:val="white"/>
+        </w:rPr>
+        <w:t>sesuai</w:t>
+      </w:r>
+      <w:proofErr w:type="spellEnd"/>
+      <w:r>
+        <w:rPr>
+          <w:rFonts w:eastAsia="Roboto" w:cs="Roboto"/>
+          <w:color w:val="1F1F1F"/>
+          <w:szCs w:val="21"/>
+          <w:highlight w:val="white"/>
+        </w:rPr>
+        <w:t xml:space="preserve"> </w:t>
+      </w:r>
+      <w:proofErr w:type="spellStart"/>
+      <w:r>
+        <w:rPr>
+          <w:rFonts w:eastAsia="Roboto" w:cs="Roboto"/>
+          <w:color w:val="1F1F1F"/>
+          <w:szCs w:val="21"/>
+          <w:highlight w:val="white"/>
+        </w:rPr>
+        <w:t>spesifikasi</w:t>
+      </w:r>
+      <w:proofErr w:type="spellEnd"/>
+      <w:r>
+        <w:rPr>
+          <w:rFonts w:eastAsia="Roboto" w:cs="Roboto"/>
+          <w:color w:val="1F1F1F"/>
+          <w:szCs w:val="21"/>
+          <w:highlight w:val="white"/>
+        </w:rPr>
+        <w:t xml:space="preserve">; (2) uji </w:t>
+      </w:r>
+      <w:proofErr w:type="spellStart"/>
+      <w:r>
+        <w:rPr>
+          <w:rFonts w:eastAsia="Roboto" w:cs="Roboto"/>
+          <w:color w:val="1F1F1F"/>
+          <w:szCs w:val="21"/>
+          <w:highlight w:val="white"/>
+        </w:rPr>
+        <w:t>usabilitas</w:t>
+      </w:r>
+      <w:proofErr w:type="spellEnd"/>
+      <w:r>
+        <w:rPr>
+          <w:rFonts w:eastAsia="Roboto" w:cs="Roboto"/>
+          <w:color w:val="1F1F1F"/>
+          <w:szCs w:val="21"/>
+          <w:highlight w:val="white"/>
+        </w:rPr>
+        <w:t xml:space="preserve"> </w:t>
+      </w:r>
+      <w:proofErr w:type="spellStart"/>
+      <w:r>
+        <w:rPr>
+          <w:rFonts w:eastAsia="Roboto" w:cs="Roboto"/>
+          <w:color w:val="1F1F1F"/>
+          <w:szCs w:val="21"/>
+          <w:highlight w:val="white"/>
+        </w:rPr>
+        <w:t>menggunakan</w:t>
+      </w:r>
+      <w:proofErr w:type="spellEnd"/>
+      <w:r>
+        <w:rPr>
+          <w:rFonts w:eastAsia="Roboto" w:cs="Roboto"/>
+          <w:color w:val="1F1F1F"/>
+          <w:szCs w:val="21"/>
+          <w:highlight w:val="white"/>
+        </w:rPr>
+        <w:t xml:space="preserve"> System Usability Scale (SUS) </w:t>
+      </w:r>
+      <w:proofErr w:type="spellStart"/>
+      <w:r>
+        <w:rPr>
+          <w:rFonts w:eastAsia="Roboto" w:cs="Roboto"/>
+          <w:color w:val="1F1F1F"/>
+          <w:szCs w:val="21"/>
+          <w:highlight w:val="white"/>
+        </w:rPr>
+        <w:t>untuk</w:t>
+      </w:r>
+      <w:proofErr w:type="spellEnd"/>
+      <w:r>
+        <w:rPr>
+          <w:rFonts w:eastAsia="Roboto" w:cs="Roboto"/>
+          <w:color w:val="1F1F1F"/>
+          <w:szCs w:val="21"/>
+          <w:highlight w:val="white"/>
+        </w:rPr>
+        <w:t xml:space="preserve"> </w:t>
+      </w:r>
+      <w:proofErr w:type="spellStart"/>
+      <w:r>
+        <w:rPr>
+          <w:rFonts w:eastAsia="Roboto" w:cs="Roboto"/>
+          <w:color w:val="1F1F1F"/>
+          <w:szCs w:val="21"/>
+          <w:highlight w:val="white"/>
+        </w:rPr>
+        <w:t>mengukur</w:t>
+      </w:r>
+      <w:proofErr w:type="spellEnd"/>
+      <w:r>
+        <w:rPr>
+          <w:rFonts w:eastAsia="Roboto" w:cs="Roboto"/>
+          <w:color w:val="1F1F1F"/>
+          <w:szCs w:val="21"/>
+          <w:highlight w:val="white"/>
+        </w:rPr>
+        <w:t xml:space="preserve"> </w:t>
+      </w:r>
+      <w:proofErr w:type="spellStart"/>
+      <w:r>
+        <w:rPr>
+          <w:rFonts w:eastAsia="Roboto" w:cs="Roboto"/>
+          <w:color w:val="1F1F1F"/>
+          <w:szCs w:val="21"/>
+          <w:highlight w:val="white"/>
+        </w:rPr>
+        <w:t>tingkat</w:t>
+      </w:r>
+      <w:proofErr w:type="spellEnd"/>
+      <w:r>
+        <w:rPr>
+          <w:rFonts w:eastAsia="Roboto" w:cs="Roboto"/>
+          <w:color w:val="1F1F1F"/>
+          <w:szCs w:val="21"/>
+          <w:highlight w:val="white"/>
+        </w:rPr>
+        <w:t xml:space="preserve"> </w:t>
+      </w:r>
+      <w:proofErr w:type="spellStart"/>
+      <w:r>
+        <w:rPr>
+          <w:rFonts w:eastAsia="Roboto" w:cs="Roboto"/>
+          <w:color w:val="1F1F1F"/>
+          <w:szCs w:val="21"/>
+          <w:highlight w:val="white"/>
+        </w:rPr>
+        <w:t>kemudahan</w:t>
+      </w:r>
+      <w:proofErr w:type="spellEnd"/>
+      <w:r>
+        <w:rPr>
+          <w:rFonts w:eastAsia="Roboto" w:cs="Roboto"/>
+          <w:color w:val="1F1F1F"/>
+          <w:szCs w:val="21"/>
+          <w:highlight w:val="white"/>
+        </w:rPr>
+        <w:t xml:space="preserve"> </w:t>
+      </w:r>
+      <w:proofErr w:type="spellStart"/>
+      <w:r>
+        <w:rPr>
+          <w:rFonts w:eastAsia="Roboto" w:cs="Roboto"/>
+          <w:color w:val="1F1F1F"/>
+          <w:szCs w:val="21"/>
+          <w:highlight w:val="white"/>
+        </w:rPr>
+        <w:t>penggunaan</w:t>
+      </w:r>
+      <w:proofErr w:type="spellEnd"/>
+      <w:r>
+        <w:rPr>
+          <w:rFonts w:eastAsia="Roboto" w:cs="Roboto"/>
+          <w:color w:val="1F1F1F"/>
+          <w:szCs w:val="21"/>
+          <w:highlight w:val="white"/>
+        </w:rPr>
+        <w:t xml:space="preserve">; dan (3) uji </w:t>
+      </w:r>
+      <w:proofErr w:type="spellStart"/>
+      <w:r>
+        <w:rPr>
+          <w:rFonts w:eastAsia="Roboto" w:cs="Roboto"/>
+          <w:color w:val="1F1F1F"/>
+          <w:szCs w:val="21"/>
+          <w:highlight w:val="white"/>
+        </w:rPr>
+        <w:t>performa</w:t>
+      </w:r>
+      <w:proofErr w:type="spellEnd"/>
+      <w:r>
+        <w:rPr>
+          <w:rFonts w:eastAsia="Roboto" w:cs="Roboto"/>
+          <w:color w:val="1F1F1F"/>
+          <w:szCs w:val="21"/>
+          <w:highlight w:val="white"/>
+        </w:rPr>
+        <w:t xml:space="preserve"> </w:t>
+      </w:r>
+      <w:proofErr w:type="spellStart"/>
+      <w:r>
+        <w:rPr>
+          <w:rFonts w:eastAsia="Roboto" w:cs="Roboto"/>
+          <w:color w:val="1F1F1F"/>
+          <w:szCs w:val="21"/>
+          <w:highlight w:val="white"/>
+        </w:rPr>
+        <w:t>menggunakan</w:t>
+      </w:r>
+      <w:proofErr w:type="spellEnd"/>
+      <w:r>
+        <w:rPr>
+          <w:rFonts w:eastAsia="Roboto" w:cs="Roboto"/>
+          <w:color w:val="1F1F1F"/>
+          <w:szCs w:val="21"/>
+          <w:highlight w:val="white"/>
+        </w:rPr>
+        <w:t xml:space="preserve"> Load Testing </w:t>
+      </w:r>
+      <w:proofErr w:type="spellStart"/>
+      <w:r>
+        <w:rPr>
+          <w:rFonts w:eastAsia="Roboto" w:cs="Roboto"/>
+          <w:color w:val="1F1F1F"/>
+          <w:szCs w:val="21"/>
+          <w:highlight w:val="white"/>
+        </w:rPr>
+        <w:t>untuk</w:t>
+      </w:r>
+      <w:proofErr w:type="spellEnd"/>
+      <w:r>
+        <w:rPr>
+          <w:rFonts w:eastAsia="Roboto" w:cs="Roboto"/>
+          <w:color w:val="1F1F1F"/>
+          <w:szCs w:val="21"/>
+          <w:highlight w:val="white"/>
+        </w:rPr>
+        <w:t xml:space="preserve"> </w:t>
+      </w:r>
+      <w:proofErr w:type="spellStart"/>
+      <w:r>
+        <w:rPr>
+          <w:rFonts w:eastAsia="Roboto" w:cs="Roboto"/>
+          <w:color w:val="1F1F1F"/>
+          <w:szCs w:val="21"/>
+          <w:highlight w:val="white"/>
+        </w:rPr>
+        <w:t>mengukur</w:t>
+      </w:r>
+      <w:proofErr w:type="spellEnd"/>
+      <w:r>
+        <w:rPr>
+          <w:rFonts w:eastAsia="Roboto" w:cs="Roboto"/>
+          <w:color w:val="1F1F1F"/>
+          <w:szCs w:val="21"/>
+          <w:highlight w:val="white"/>
+        </w:rPr>
+        <w:t xml:space="preserve"> </w:t>
+      </w:r>
+      <w:proofErr w:type="spellStart"/>
+      <w:r>
+        <w:rPr>
+          <w:rFonts w:eastAsia="Roboto" w:cs="Roboto"/>
+          <w:color w:val="1F1F1F"/>
+          <w:szCs w:val="21"/>
+          <w:highlight w:val="white"/>
+        </w:rPr>
+        <w:t>kemampuan</w:t>
+      </w:r>
+      <w:proofErr w:type="spellEnd"/>
+      <w:r>
+        <w:rPr>
+          <w:rFonts w:eastAsia="Roboto" w:cs="Roboto"/>
+          <w:color w:val="1F1F1F"/>
+          <w:szCs w:val="21"/>
+          <w:highlight w:val="white"/>
+        </w:rPr>
+        <w:t xml:space="preserve"> </w:t>
+      </w:r>
+      <w:proofErr w:type="spellStart"/>
+      <w:r>
+        <w:rPr>
+          <w:rFonts w:eastAsia="Roboto" w:cs="Roboto"/>
+          <w:color w:val="1F1F1F"/>
+          <w:szCs w:val="21"/>
+          <w:highlight w:val="white"/>
+        </w:rPr>
+        <w:t>sistem</w:t>
+      </w:r>
+      <w:proofErr w:type="spellEnd"/>
+      <w:r>
+        <w:rPr>
+          <w:rFonts w:eastAsia="Roboto" w:cs="Roboto"/>
+          <w:color w:val="1F1F1F"/>
+          <w:szCs w:val="21"/>
+          <w:highlight w:val="white"/>
+        </w:rPr>
+        <w:t xml:space="preserve"> </w:t>
+      </w:r>
+      <w:proofErr w:type="spellStart"/>
+      <w:r>
+        <w:rPr>
+          <w:rFonts w:eastAsia="Roboto" w:cs="Roboto"/>
+          <w:color w:val="1F1F1F"/>
+          <w:szCs w:val="21"/>
+          <w:highlight w:val="white"/>
+        </w:rPr>
+        <w:t>dalam</w:t>
+      </w:r>
+      <w:proofErr w:type="spellEnd"/>
+      <w:r>
+        <w:rPr>
+          <w:rFonts w:eastAsia="Roboto" w:cs="Roboto"/>
+          <w:color w:val="1F1F1F"/>
+          <w:szCs w:val="21"/>
+          <w:highlight w:val="white"/>
+        </w:rPr>
+        <w:t xml:space="preserve"> </w:t>
+      </w:r>
+      <w:proofErr w:type="spellStart"/>
+      <w:r>
+        <w:rPr>
+          <w:rFonts w:eastAsia="Roboto" w:cs="Roboto"/>
+          <w:color w:val="1F1F1F"/>
+          <w:szCs w:val="21"/>
+          <w:highlight w:val="white"/>
+        </w:rPr>
+        <w:t>menangani</w:t>
+      </w:r>
+      <w:proofErr w:type="spellEnd"/>
+      <w:r>
+        <w:rPr>
+          <w:rFonts w:eastAsia="Roboto" w:cs="Roboto"/>
+          <w:color w:val="1F1F1F"/>
+          <w:szCs w:val="21"/>
+          <w:highlight w:val="white"/>
+        </w:rPr>
+        <w:t xml:space="preserve"> </w:t>
+      </w:r>
+      <w:proofErr w:type="spellStart"/>
+      <w:r>
+        <w:rPr>
+          <w:rFonts w:eastAsia="Roboto" w:cs="Roboto"/>
+          <w:color w:val="1F1F1F"/>
+          <w:szCs w:val="21"/>
+          <w:highlight w:val="white"/>
+        </w:rPr>
+        <w:t>beban</w:t>
+      </w:r>
+      <w:proofErr w:type="spellEnd"/>
+      <w:r>
+        <w:rPr>
+          <w:rFonts w:eastAsia="Roboto" w:cs="Roboto"/>
+          <w:color w:val="1F1F1F"/>
+          <w:szCs w:val="21"/>
+          <w:highlight w:val="white"/>
+        </w:rPr>
+        <w:t xml:space="preserve"> </w:t>
+      </w:r>
+      <w:proofErr w:type="spellStart"/>
+      <w:r>
+        <w:rPr>
+          <w:rFonts w:eastAsia="Roboto" w:cs="Roboto"/>
+          <w:color w:val="1F1F1F"/>
+          <w:szCs w:val="21"/>
+          <w:highlight w:val="white"/>
+        </w:rPr>
+        <w:t>pengguna</w:t>
+      </w:r>
+      <w:proofErr w:type="spellEnd"/>
+      <w:r>
+        <w:rPr>
+          <w:rFonts w:eastAsia="Roboto" w:cs="Roboto"/>
+          <w:color w:val="1F1F1F"/>
+          <w:szCs w:val="21"/>
+          <w:highlight w:val="white"/>
+        </w:rPr>
+        <w:t xml:space="preserve"> </w:t>
+      </w:r>
+      <w:proofErr w:type="spellStart"/>
+      <w:r>
+        <w:rPr>
+          <w:rFonts w:eastAsia="Roboto" w:cs="Roboto"/>
+          <w:color w:val="1F1F1F"/>
+          <w:szCs w:val="21"/>
+          <w:highlight w:val="white"/>
+        </w:rPr>
+        <w:t>secara</w:t>
+      </w:r>
+      <w:proofErr w:type="spellEnd"/>
+      <w:r>
+        <w:rPr>
+          <w:rFonts w:eastAsia="Roboto" w:cs="Roboto"/>
+          <w:color w:val="1F1F1F"/>
+          <w:szCs w:val="21"/>
+          <w:highlight w:val="white"/>
+        </w:rPr>
+        <w:t xml:space="preserve"> concurrent (Pressman &amp; Maxim, 2020).</w:t>
+      </w:r>
+    </w:p>
+    <w:p>
+      <w:pPr>
+        <w:pStyle w:val="Heading3"/>
+      </w:pPr>
+      <w:bookmarkStart w:id="31" w:name="_heading=h.xa2omgt9w3ad" w:colFirst="0" w:colLast="0"/>
+      <w:bookmarkEnd w:id="31"/>
+      <w:r>
+        <w:rPr>
           <w:b/>
           <w:bCs/>
-          <w:color w:val="1F1F1F"/>
-          <w:sz w:val="21"/>
-          <w:szCs w:val="21"/>
-          <w:highlight w:val="white"/>
-        </w:rPr>
-      </w:pPr>
-      <w:r>
-        <w:rPr>
-          <w:rFonts w:eastAsia="Roboto" w:cs="Roboto" w:ascii="Times New Roman" w:hAnsi="Times New Roman"/>
+        </w:rPr>
+        <w:t xml:space="preserve">4.2.1 Uji </w:t>
+      </w:r>
+      <w:proofErr w:type="spellStart"/>
+      <w:r>
+        <w:rPr>
           <w:b/>
           <w:bCs/>
-          <w:color w:val="1F1F1F"/>
-          <w:sz w:val="24"/>
-          <w:szCs w:val="21"/>
-          <w:highlight w:val="white"/>
-        </w:rPr>
-        <w:t xml:space="preserve">4.2 Hasil </w:t>
-      </w:r>
-      <w:proofErr w:type="spellStart"/>
-      <w:r>
-        <w:rPr>
-          <w:rFonts w:eastAsia="Roboto" w:cs="Roboto" w:ascii="Times New Roman" w:hAnsi="Times New Roman"/>
+        </w:rPr>
+        <w:t>Fungsionalitas</w:t>
+      </w:r>
+      <w:proofErr w:type="spellEnd"/>
+      <w:r>
+        <w:rPr>
           <w:b/>
           <w:bCs/>
-          <w:color w:val="1F1F1F"/>
-          <w:sz w:val="24"/>
-          <w:szCs w:val="21"/>
-          <w:highlight w:val="white"/>
-        </w:rPr>
-        <w:t>Pengujian</w:t>
-      </w:r>
-      <w:proofErr w:type="spellEnd"/>
-      <w:r>
-        <w:rPr>
-          <w:rFonts w:ascii="Times New Roman" w:eastAsia="Roboto" w:hAnsi="Times New Roman" w:cs="Roboto"/>
-          <w:b/>
-          <w:bCs/>
-          <w:color w:val="1F1F1F"/>
-          <w:sz w:val="24"/>
-          <w:szCs w:val="21"/>
-          <w:highlight w:val="white"/>
-        </w:rPr>
-        <w:t xml:space="preserve"> </w:t>
-      </w:r>
-      <w:proofErr w:type="spellStart"/>
-      <w:r>
-        <w:rPr>
-          <w:rFonts w:eastAsia="Roboto" w:cs="Roboto" w:ascii="Times New Roman" w:hAnsi="Times New Roman"/>
-          <w:b/>
-          <w:bCs/>
-          <w:color w:val="1F1F1F"/>
-          <w:sz w:val="24"/>
-          <w:szCs w:val="21"/>
-          <w:highlight w:val="white"/>
-        </w:rPr>
-        <w:t>Fungsionalitas</w:t>
-      </w:r>
-      <w:proofErr w:type="spellEnd"/>
-      <w:r>
-        <w:rPr>
-          <w:rFonts w:eastAsia="Roboto" w:cs="Roboto" w:ascii="Times New Roman" w:hAnsi="Times New Roman"/>
-          <w:b/>
-          <w:bCs/>
-          <w:color w:val="1F1F1F"/>
-          <w:sz w:val="24"/>
-          <w:szCs w:val="21"/>
-          <w:highlight w:val="white"/>
-        </w:rPr>
-        <w:t xml:space="preserve"> dan Performa</w:t>
+        </w:rPr>
+        <w:t xml:space="preserve"> (Black-Box Testing)</w:t>
       </w:r>
     </w:p>
     <w:p>
       <w:pPr>
-        <w:shd w:val="clear" w:color="auto" w:fill="FFFFFF"/>
-        <w:spacing w:after="120"/>
-        <w:ind w:left="720" w:hanging="720"/>
-        <w:rPr>
-          <w:rFonts w:ascii="Roboto" w:eastAsia="Roboto" w:hAnsi="Roboto" w:cs="Roboto"/>
-          <w:color w:val="1F1F1F"/>
-          <w:sz w:val="21"/>
-          <w:szCs w:val="21"/>
-        </w:rPr>
-      </w:pPr>
-    </w:p>
-    <w:p>
-      <w:pPr>
         <w:spacing w:after="120"/>
         <w:ind w:left="720"/>
-      </w:pPr>
-      <w:proofErr w:type="spellStart"/>
-      <w:r>
-        <w:rPr>
-          <w:rFonts w:eastAsia="Roboto" w:cs="Roboto"/>
-          <w:color w:val="1F1F1F"/>
-          <w:szCs w:val="21"/>
-          <w:highlight w:val="white"/>
-        </w:rPr>
-        <w:t>Pengujian</w:t>
-      </w:r>
-      <w:proofErr w:type="spellEnd"/>
-      <w:r>
-        <w:rPr>
-          <w:rFonts w:eastAsia="Roboto" w:cs="Roboto"/>
-          <w:color w:val="1F1F1F"/>
-          <w:szCs w:val="21"/>
-          <w:highlight w:val="white"/>
-        </w:rPr>
-        <w:t xml:space="preserve"> </w:t>
-      </w:r>
-      <w:proofErr w:type="spellStart"/>
-      <w:r>
-        <w:rPr>
-          <w:rFonts w:eastAsia="Roboto" w:cs="Roboto"/>
-          <w:color w:val="1F1F1F"/>
-          <w:szCs w:val="21"/>
-          <w:highlight w:val="white"/>
-        </w:rPr>
-        <w:t>dilakukan</w:t>
-      </w:r>
-      <w:proofErr w:type="spellEnd"/>
-      <w:r>
-        <w:rPr>
-          <w:rFonts w:eastAsia="Roboto" w:cs="Roboto"/>
-          <w:color w:val="1F1F1F"/>
-          <w:szCs w:val="21"/>
-          <w:highlight w:val="white"/>
-        </w:rPr>
-        <w:t xml:space="preserve"> </w:t>
-      </w:r>
-      <w:proofErr w:type="spellStart"/>
-      <w:r>
-        <w:rPr>
-          <w:rFonts w:eastAsia="Roboto" w:cs="Roboto"/>
-          <w:color w:val="1F1F1F"/>
-          <w:szCs w:val="21"/>
-          <w:highlight w:val="white"/>
-        </w:rPr>
-        <w:t>untuk</w:t>
-      </w:r>
-      <w:proofErr w:type="spellEnd"/>
-      <w:r>
-        <w:rPr>
-          <w:rFonts w:eastAsia="Roboto" w:cs="Roboto"/>
-          <w:color w:val="1F1F1F"/>
-          <w:szCs w:val="21"/>
-          <w:highlight w:val="white"/>
-        </w:rPr>
-        <w:t xml:space="preserve"> </w:t>
-      </w:r>
-      <w:proofErr w:type="spellStart"/>
-      <w:r>
-        <w:rPr>
-          <w:rFonts w:eastAsia="Roboto" w:cs="Roboto"/>
-          <w:color w:val="1F1F1F"/>
-          <w:szCs w:val="21"/>
-          <w:highlight w:val="white"/>
-        </w:rPr>
-        <w:t>memverifikasi</w:t>
-      </w:r>
-      <w:proofErr w:type="spellEnd"/>
-      <w:r>
-        <w:rPr>
-          <w:rFonts w:eastAsia="Roboto" w:cs="Roboto"/>
-          <w:color w:val="1F1F1F"/>
-          <w:szCs w:val="21"/>
-          <w:highlight w:val="white"/>
-        </w:rPr>
-        <w:t xml:space="preserve"> </w:t>
-      </w:r>
-      <w:proofErr w:type="spellStart"/>
-      <w:r>
-        <w:rPr>
-          <w:rFonts w:eastAsia="Roboto" w:cs="Roboto"/>
-          <w:color w:val="1F1F1F"/>
-          <w:szCs w:val="21"/>
-          <w:highlight w:val="white"/>
-        </w:rPr>
-        <w:t>fungsionalitas</w:t>
-      </w:r>
-      <w:proofErr w:type="spellEnd"/>
-      <w:r>
-        <w:rPr>
-          <w:rFonts w:eastAsia="Roboto" w:cs="Roboto"/>
-          <w:color w:val="1F1F1F"/>
-          <w:szCs w:val="21"/>
-          <w:highlight w:val="white"/>
-        </w:rPr>
-        <w:t xml:space="preserve">, </w:t>
-      </w:r>
-      <w:proofErr w:type="spellStart"/>
-      <w:r>
-        <w:rPr>
-          <w:rFonts w:eastAsia="Roboto" w:cs="Roboto"/>
-          <w:color w:val="1F1F1F"/>
-          <w:szCs w:val="21"/>
-          <w:highlight w:val="white"/>
-        </w:rPr>
-        <w:t>performa</w:t>
-      </w:r>
-      <w:proofErr w:type="spellEnd"/>
-      <w:r>
-        <w:rPr>
-          <w:rFonts w:eastAsia="Roboto" w:cs="Roboto"/>
-          <w:color w:val="1F1F1F"/>
-          <w:szCs w:val="21"/>
-          <w:highlight w:val="white"/>
-        </w:rPr>
-        <w:t xml:space="preserve">, dan </w:t>
-      </w:r>
-      <w:proofErr w:type="spellStart"/>
-      <w:r>
-        <w:rPr>
-          <w:rFonts w:eastAsia="Roboto" w:cs="Roboto"/>
-          <w:color w:val="1F1F1F"/>
-          <w:szCs w:val="21"/>
-          <w:highlight w:val="white"/>
-        </w:rPr>
-        <w:t>tingkat</w:t>
-      </w:r>
-      <w:proofErr w:type="spellEnd"/>
-      <w:r>
-        <w:rPr>
-          <w:rFonts w:eastAsia="Roboto" w:cs="Roboto"/>
-          <w:color w:val="1F1F1F"/>
-          <w:szCs w:val="21"/>
-          <w:highlight w:val="white"/>
-        </w:rPr>
-        <w:t xml:space="preserve"> </w:t>
-      </w:r>
-      <w:proofErr w:type="spellStart"/>
-      <w:r>
-        <w:rPr>
-          <w:rFonts w:eastAsia="Roboto" w:cs="Roboto"/>
-          <w:color w:val="1F1F1F"/>
-          <w:szCs w:val="21"/>
-          <w:highlight w:val="white"/>
-        </w:rPr>
-        <w:t>kemudahan</w:t>
-      </w:r>
-      <w:proofErr w:type="spellEnd"/>
-      <w:r>
-        <w:rPr>
-          <w:rFonts w:eastAsia="Roboto" w:cs="Roboto"/>
-          <w:color w:val="1F1F1F"/>
-          <w:szCs w:val="21"/>
-          <w:highlight w:val="white"/>
-        </w:rPr>
-        <w:t xml:space="preserve"> </w:t>
-      </w:r>
-      <w:proofErr w:type="spellStart"/>
-      <w:r>
-        <w:rPr>
-          <w:rFonts w:eastAsia="Roboto" w:cs="Roboto"/>
-          <w:color w:val="1F1F1F"/>
-          <w:szCs w:val="21"/>
-          <w:highlight w:val="white"/>
-        </w:rPr>
-        <w:t>penggunaan</w:t>
-      </w:r>
-      <w:proofErr w:type="spellEnd"/>
-      <w:r>
-        <w:rPr>
-          <w:rFonts w:eastAsia="Roboto" w:cs="Roboto"/>
-          <w:color w:val="1F1F1F"/>
-          <w:szCs w:val="21"/>
-          <w:highlight w:val="white"/>
-        </w:rPr>
-        <w:t xml:space="preserve"> </w:t>
-      </w:r>
-      <w:proofErr w:type="spellStart"/>
-      <w:r>
-        <w:rPr>
-          <w:rFonts w:eastAsia="Roboto" w:cs="Roboto"/>
-          <w:color w:val="1F1F1F"/>
-          <w:szCs w:val="21"/>
-          <w:highlight w:val="white"/>
-        </w:rPr>
-        <w:t>sistem</w:t>
-      </w:r>
-      <w:proofErr w:type="spellEnd"/>
-      <w:r>
-        <w:rPr>
-          <w:rFonts w:eastAsia="Roboto" w:cs="Roboto"/>
-          <w:color w:val="1F1F1F"/>
-          <w:szCs w:val="21"/>
-          <w:highlight w:val="white"/>
-        </w:rPr>
-        <w:t xml:space="preserve">, </w:t>
-      </w:r>
-      <w:proofErr w:type="spellStart"/>
-      <w:r>
-        <w:rPr>
-          <w:rFonts w:eastAsia="Roboto" w:cs="Roboto"/>
-          <w:color w:val="1F1F1F"/>
-          <w:szCs w:val="21"/>
-          <w:highlight w:val="white"/>
-        </w:rPr>
-        <w:t>sesuai</w:t>
-      </w:r>
-      <w:proofErr w:type="spellEnd"/>
-      <w:r>
-        <w:rPr>
-          <w:rFonts w:eastAsia="Roboto" w:cs="Roboto"/>
-          <w:color w:val="1F1F1F"/>
-          <w:szCs w:val="21"/>
-          <w:highlight w:val="white"/>
-        </w:rPr>
-        <w:t xml:space="preserve"> </w:t>
-      </w:r>
-      <w:proofErr w:type="spellStart"/>
-      <w:r>
-        <w:rPr>
-          <w:rFonts w:eastAsia="Roboto" w:cs="Roboto"/>
-          <w:color w:val="1F1F1F"/>
-          <w:szCs w:val="21"/>
-          <w:highlight w:val="white"/>
-        </w:rPr>
-        <w:t>dengan</w:t>
-      </w:r>
-      <w:proofErr w:type="spellEnd"/>
-      <w:r>
-        <w:rPr>
-          <w:rFonts w:eastAsia="Roboto" w:cs="Roboto"/>
-          <w:color w:val="1F1F1F"/>
-          <w:szCs w:val="21"/>
-          <w:highlight w:val="white"/>
-        </w:rPr>
-        <w:t xml:space="preserve"> Batasan </w:t>
-      </w:r>
-      <w:proofErr w:type="spellStart"/>
-      <w:r>
-        <w:rPr>
-          <w:rFonts w:eastAsia="Roboto" w:cs="Roboto"/>
-          <w:color w:val="1F1F1F"/>
-          <w:szCs w:val="21"/>
-          <w:highlight w:val="white"/>
-        </w:rPr>
-        <w:t>Masalah</w:t>
-      </w:r>
-      <w:proofErr w:type="spellEnd"/>
-      <w:r>
-        <w:rPr>
-          <w:rFonts w:eastAsia="Roboto" w:cs="Roboto"/>
-          <w:color w:val="1F1F1F"/>
-          <w:szCs w:val="21"/>
-          <w:highlight w:val="white"/>
-        </w:rPr>
-        <w:t xml:space="preserve"> (1.3) dan </w:t>
-      </w:r>
-      <w:proofErr w:type="spellStart"/>
-      <w:r>
-        <w:rPr>
-          <w:rFonts w:eastAsia="Roboto" w:cs="Roboto"/>
-          <w:color w:val="1F1F1F"/>
-          <w:szCs w:val="21"/>
-          <w:highlight w:val="white"/>
-        </w:rPr>
-        <w:t>Metodologi</w:t>
-      </w:r>
-      <w:proofErr w:type="spellEnd"/>
-      <w:r>
-        <w:rPr>
-          <w:rFonts w:eastAsia="Roboto" w:cs="Roboto"/>
-          <w:color w:val="1F1F1F"/>
-          <w:szCs w:val="21"/>
-          <w:highlight w:val="white"/>
-        </w:rPr>
-        <w:t xml:space="preserve"> (3.2). </w:t>
-      </w:r>
-      <w:proofErr w:type="spellStart"/>
-      <w:r>
-        <w:rPr>
-          <w:rFonts w:eastAsia="Roboto" w:cs="Roboto"/>
-          <w:color w:val="1F1F1F"/>
-          <w:szCs w:val="21"/>
-          <w:highlight w:val="white"/>
-        </w:rPr>
-        <w:t>Pengujian</w:t>
-      </w:r>
-      <w:proofErr w:type="spellEnd"/>
-      <w:r>
-        <w:rPr>
-          <w:rFonts w:eastAsia="Roboto" w:cs="Roboto"/>
-          <w:color w:val="1F1F1F"/>
-          <w:szCs w:val="21"/>
-          <w:highlight w:val="white"/>
-        </w:rPr>
-        <w:t xml:space="preserve"> </w:t>
-      </w:r>
-      <w:proofErr w:type="spellStart"/>
-      <w:r>
-        <w:rPr>
-          <w:rFonts w:eastAsia="Roboto" w:cs="Roboto"/>
-          <w:color w:val="1F1F1F"/>
-          <w:szCs w:val="21"/>
-          <w:highlight w:val="white"/>
-        </w:rPr>
-        <w:t>meliputi</w:t>
-      </w:r>
-      <w:proofErr w:type="spellEnd"/>
-      <w:r>
-        <w:rPr>
-          <w:rFonts w:eastAsia="Roboto" w:cs="Roboto"/>
-          <w:color w:val="1F1F1F"/>
-          <w:szCs w:val="21"/>
-          <w:highlight w:val="white"/>
-        </w:rPr>
-        <w:t xml:space="preserve"> </w:t>
-      </w:r>
-      <w:proofErr w:type="spellStart"/>
-      <w:r>
-        <w:rPr>
-          <w:rFonts w:eastAsia="Roboto" w:cs="Roboto"/>
-          <w:color w:val="1F1F1F"/>
-          <w:szCs w:val="21"/>
-          <w:highlight w:val="white"/>
-        </w:rPr>
-        <w:t>tiga</w:t>
-      </w:r>
-      <w:proofErr w:type="spellEnd"/>
-      <w:r>
-        <w:rPr>
-          <w:rFonts w:eastAsia="Roboto" w:cs="Roboto"/>
-          <w:color w:val="1F1F1F"/>
-          <w:szCs w:val="21"/>
-          <w:highlight w:val="white"/>
-        </w:rPr>
-        <w:t xml:space="preserve"> </w:t>
-      </w:r>
-      <w:proofErr w:type="spellStart"/>
-      <w:r>
-        <w:rPr>
-          <w:rFonts w:eastAsia="Roboto" w:cs="Roboto"/>
-          <w:color w:val="1F1F1F"/>
-          <w:szCs w:val="21"/>
-          <w:highlight w:val="white"/>
-        </w:rPr>
-        <w:t>aspek</w:t>
-      </w:r>
-      <w:proofErr w:type="spellEnd"/>
-      <w:r>
-        <w:rPr>
-          <w:rFonts w:eastAsia="Roboto" w:cs="Roboto"/>
-          <w:color w:val="1F1F1F"/>
-          <w:szCs w:val="21"/>
-          <w:highlight w:val="white"/>
-        </w:rPr>
-        <w:t xml:space="preserve"> </w:t>
-      </w:r>
-      <w:proofErr w:type="spellStart"/>
-      <w:r>
-        <w:rPr>
-          <w:rFonts w:eastAsia="Roboto" w:cs="Roboto"/>
-          <w:color w:val="1F1F1F"/>
-          <w:szCs w:val="21"/>
-          <w:highlight w:val="white"/>
-        </w:rPr>
-        <w:t>utama</w:t>
-      </w:r>
-      <w:proofErr w:type="spellEnd"/>
-      <w:r>
-        <w:rPr>
-          <w:rFonts w:eastAsia="Roboto" w:cs="Roboto"/>
-          <w:color w:val="1F1F1F"/>
-          <w:szCs w:val="21"/>
-          <w:highlight w:val="white"/>
-        </w:rPr>
-        <w:t xml:space="preserve">: (1) uji </w:t>
-      </w:r>
-      <w:proofErr w:type="spellStart"/>
-      <w:r>
-        <w:rPr>
-          <w:rFonts w:eastAsia="Roboto" w:cs="Roboto"/>
-          <w:color w:val="1F1F1F"/>
-          <w:szCs w:val="21"/>
-          <w:highlight w:val="white"/>
-        </w:rPr>
-        <w:t>fungsionalitas</w:t>
-      </w:r>
-      <w:proofErr w:type="spellEnd"/>
-      <w:r>
-        <w:rPr>
-          <w:rFonts w:eastAsia="Roboto" w:cs="Roboto"/>
-          <w:color w:val="1F1F1F"/>
-          <w:szCs w:val="21"/>
-          <w:highlight w:val="white"/>
-        </w:rPr>
-        <w:t xml:space="preserve"> </w:t>
-      </w:r>
-      <w:proofErr w:type="spellStart"/>
-      <w:r>
-        <w:rPr>
-          <w:rFonts w:eastAsia="Roboto" w:cs="Roboto"/>
-          <w:color w:val="1F1F1F"/>
-          <w:szCs w:val="21"/>
-          <w:highlight w:val="white"/>
-        </w:rPr>
-        <w:t>menggunakan</w:t>
-      </w:r>
-      <w:proofErr w:type="spellEnd"/>
-      <w:r>
-        <w:rPr>
-          <w:rFonts w:eastAsia="Roboto" w:cs="Roboto"/>
-          <w:color w:val="1F1F1F"/>
-          <w:szCs w:val="21"/>
-          <w:highlight w:val="white"/>
-        </w:rPr>
-        <w:t xml:space="preserve"> Black-box Testing </w:t>
-      </w:r>
-      <w:proofErr w:type="spellStart"/>
-      <w:r>
-        <w:rPr>
-          <w:rFonts w:eastAsia="Roboto" w:cs="Roboto"/>
-          <w:color w:val="1F1F1F"/>
-          <w:szCs w:val="21"/>
-          <w:highlight w:val="white"/>
-        </w:rPr>
-        <w:t>untuk</w:t>
-      </w:r>
-      <w:proofErr w:type="spellEnd"/>
-      <w:r>
-        <w:rPr>
-          <w:rFonts w:eastAsia="Roboto" w:cs="Roboto"/>
-          <w:color w:val="1F1F1F"/>
-          <w:szCs w:val="21"/>
-          <w:highlight w:val="white"/>
-        </w:rPr>
-        <w:t xml:space="preserve"> </w:t>
-      </w:r>
-      <w:proofErr w:type="spellStart"/>
-      <w:r>
-        <w:rPr>
-          <w:rFonts w:eastAsia="Roboto" w:cs="Roboto"/>
-          <w:color w:val="1F1F1F"/>
-          <w:szCs w:val="21"/>
-          <w:highlight w:val="white"/>
-        </w:rPr>
-        <w:t>memverifikasi</w:t>
-      </w:r>
-      <w:proofErr w:type="spellEnd"/>
-      <w:r>
-        <w:rPr>
-          <w:rFonts w:eastAsia="Roboto" w:cs="Roboto"/>
-          <w:color w:val="1F1F1F"/>
-          <w:szCs w:val="21"/>
-          <w:highlight w:val="white"/>
-        </w:rPr>
-        <w:t xml:space="preserve"> </w:t>
-      </w:r>
-      <w:proofErr w:type="spellStart"/>
-      <w:r>
-        <w:rPr>
-          <w:rFonts w:eastAsia="Roboto" w:cs="Roboto"/>
-          <w:color w:val="1F1F1F"/>
-          <w:szCs w:val="21"/>
-          <w:highlight w:val="white"/>
-        </w:rPr>
-        <w:t>bahwa</w:t>
-      </w:r>
-      <w:proofErr w:type="spellEnd"/>
-      <w:r>
-        <w:rPr>
-          <w:rFonts w:eastAsia="Roboto" w:cs="Roboto"/>
-          <w:color w:val="1F1F1F"/>
-          <w:szCs w:val="21"/>
-          <w:highlight w:val="white"/>
-        </w:rPr>
-        <w:t xml:space="preserve"> </w:t>
-      </w:r>
-      <w:proofErr w:type="spellStart"/>
-      <w:r>
-        <w:rPr>
-          <w:rFonts w:eastAsia="Roboto" w:cs="Roboto"/>
-          <w:color w:val="1F1F1F"/>
-          <w:szCs w:val="21"/>
-          <w:highlight w:val="white"/>
-        </w:rPr>
-        <w:t>setiap</w:t>
-      </w:r>
-      <w:proofErr w:type="spellEnd"/>
-      <w:r>
-        <w:rPr>
-          <w:rFonts w:eastAsia="Roboto" w:cs="Roboto"/>
-          <w:color w:val="1F1F1F"/>
-          <w:szCs w:val="21"/>
-          <w:highlight w:val="white"/>
-        </w:rPr>
-        <w:t xml:space="preserve"> </w:t>
-      </w:r>
-      <w:proofErr w:type="spellStart"/>
-      <w:r>
-        <w:rPr>
-          <w:rFonts w:eastAsia="Roboto" w:cs="Roboto"/>
-          <w:color w:val="1F1F1F"/>
-          <w:szCs w:val="21"/>
-          <w:highlight w:val="white"/>
-        </w:rPr>
-        <w:t>fitur</w:t>
-      </w:r>
-      <w:proofErr w:type="spellEnd"/>
-      <w:r>
-        <w:rPr>
-          <w:rFonts w:eastAsia="Roboto" w:cs="Roboto"/>
-          <w:color w:val="1F1F1F"/>
-          <w:szCs w:val="21"/>
-          <w:highlight w:val="white"/>
-        </w:rPr>
-        <w:t xml:space="preserve"> </w:t>
-      </w:r>
-      <w:proofErr w:type="spellStart"/>
-      <w:r>
-        <w:rPr>
-          <w:rFonts w:eastAsia="Roboto" w:cs="Roboto"/>
-          <w:color w:val="1F1F1F"/>
-          <w:szCs w:val="21"/>
-          <w:highlight w:val="white"/>
-        </w:rPr>
-        <w:t>berfungsi</w:t>
-      </w:r>
-      <w:proofErr w:type="spellEnd"/>
-      <w:r>
-        <w:rPr>
-          <w:rFonts w:eastAsia="Roboto" w:cs="Roboto"/>
-          <w:color w:val="1F1F1F"/>
-          <w:szCs w:val="21"/>
-          <w:highlight w:val="white"/>
-        </w:rPr>
-        <w:t xml:space="preserve"> </w:t>
-      </w:r>
-      <w:proofErr w:type="spellStart"/>
-      <w:r>
-        <w:rPr>
-          <w:rFonts w:eastAsia="Roboto" w:cs="Roboto"/>
-          <w:color w:val="1F1F1F"/>
-          <w:szCs w:val="21"/>
-          <w:highlight w:val="white"/>
-        </w:rPr>
-        <w:t>sesuai</w:t>
-      </w:r>
-      <w:proofErr w:type="spellEnd"/>
-      <w:r>
-        <w:rPr>
-          <w:rFonts w:eastAsia="Roboto" w:cs="Roboto"/>
-          <w:color w:val="1F1F1F"/>
-          <w:szCs w:val="21"/>
-          <w:highlight w:val="white"/>
-        </w:rPr>
-        <w:t xml:space="preserve"> </w:t>
-      </w:r>
-      <w:proofErr w:type="spellStart"/>
-      <w:r>
-        <w:rPr>
-          <w:rFonts w:eastAsia="Roboto" w:cs="Roboto"/>
-          <w:color w:val="1F1F1F"/>
-          <w:szCs w:val="21"/>
-          <w:highlight w:val="white"/>
-        </w:rPr>
-        <w:t>spesifikasi</w:t>
-      </w:r>
-      <w:proofErr w:type="spellEnd"/>
-      <w:r>
-        <w:rPr>
-          <w:rFonts w:eastAsia="Roboto" w:cs="Roboto"/>
-          <w:color w:val="1F1F1F"/>
-          <w:szCs w:val="21"/>
-          <w:highlight w:val="white"/>
-        </w:rPr>
-        <w:t xml:space="preserve">; (2) uji </w:t>
-      </w:r>
-      <w:proofErr w:type="spellStart"/>
-      <w:r>
-        <w:rPr>
-          <w:rFonts w:eastAsia="Roboto" w:cs="Roboto"/>
-          <w:color w:val="1F1F1F"/>
-          <w:szCs w:val="21"/>
-          <w:highlight w:val="white"/>
-        </w:rPr>
-        <w:t>usabilitas</w:t>
-      </w:r>
-      <w:proofErr w:type="spellEnd"/>
-      <w:r>
-        <w:rPr>
-          <w:rFonts w:eastAsia="Roboto" w:cs="Roboto"/>
-          <w:color w:val="1F1F1F"/>
-          <w:szCs w:val="21"/>
-          <w:highlight w:val="white"/>
-        </w:rPr>
-        <w:t xml:space="preserve"> </w:t>
-      </w:r>
-      <w:proofErr w:type="spellStart"/>
-      <w:r>
-        <w:rPr>
-          <w:rFonts w:eastAsia="Roboto" w:cs="Roboto"/>
-          <w:color w:val="1F1F1F"/>
-          <w:szCs w:val="21"/>
-          <w:highlight w:val="white"/>
-        </w:rPr>
-        <w:t>menggunakan</w:t>
-      </w:r>
-      <w:proofErr w:type="spellEnd"/>
-      <w:r>
-        <w:rPr>
-          <w:rFonts w:eastAsia="Roboto" w:cs="Roboto"/>
-          <w:color w:val="1F1F1F"/>
-          <w:szCs w:val="21"/>
-          <w:highlight w:val="white"/>
-        </w:rPr>
-        <w:t xml:space="preserve"> System Usability Scale (SUS) </w:t>
-      </w:r>
-      <w:proofErr w:type="spellStart"/>
-      <w:r>
-        <w:rPr>
-          <w:rFonts w:eastAsia="Roboto" w:cs="Roboto"/>
-          <w:color w:val="1F1F1F"/>
-          <w:szCs w:val="21"/>
-          <w:highlight w:val="white"/>
-        </w:rPr>
-        <w:t>untuk</w:t>
-      </w:r>
-      <w:proofErr w:type="spellEnd"/>
-      <w:r>
-        <w:rPr>
-          <w:rFonts w:eastAsia="Roboto" w:cs="Roboto"/>
-          <w:color w:val="1F1F1F"/>
-          <w:szCs w:val="21"/>
-          <w:highlight w:val="white"/>
-        </w:rPr>
-        <w:t xml:space="preserve"> </w:t>
-      </w:r>
-      <w:proofErr w:type="spellStart"/>
-      <w:r>
-        <w:rPr>
-          <w:rFonts w:eastAsia="Roboto" w:cs="Roboto"/>
-          <w:color w:val="1F1F1F"/>
-          <w:szCs w:val="21"/>
-          <w:highlight w:val="white"/>
-        </w:rPr>
-        <w:t>mengukur</w:t>
-      </w:r>
-      <w:proofErr w:type="spellEnd"/>
-      <w:r>
-        <w:rPr>
-          <w:rFonts w:eastAsia="Roboto" w:cs="Roboto"/>
-          <w:color w:val="1F1F1F"/>
-          <w:szCs w:val="21"/>
-          <w:highlight w:val="white"/>
-        </w:rPr>
-        <w:t xml:space="preserve"> </w:t>
-      </w:r>
-      <w:proofErr w:type="spellStart"/>
-      <w:r>
-        <w:rPr>
-          <w:rFonts w:eastAsia="Roboto" w:cs="Roboto"/>
-          <w:color w:val="1F1F1F"/>
-          <w:szCs w:val="21"/>
-          <w:highlight w:val="white"/>
-        </w:rPr>
-        <w:t>tingkat</w:t>
-      </w:r>
-      <w:proofErr w:type="spellEnd"/>
-      <w:r>
-        <w:rPr>
-          <w:rFonts w:eastAsia="Roboto" w:cs="Roboto"/>
-          <w:color w:val="1F1F1F"/>
-          <w:szCs w:val="21"/>
-          <w:highlight w:val="white"/>
-        </w:rPr>
-        <w:t xml:space="preserve"> </w:t>
-      </w:r>
-      <w:proofErr w:type="spellStart"/>
-      <w:r>
-        <w:rPr>
-          <w:rFonts w:eastAsia="Roboto" w:cs="Roboto"/>
-          <w:color w:val="1F1F1F"/>
-          <w:szCs w:val="21"/>
-          <w:highlight w:val="white"/>
-        </w:rPr>
-        <w:t>kemudahan</w:t>
-      </w:r>
-      <w:proofErr w:type="spellEnd"/>
-      <w:r>
-        <w:rPr>
-          <w:rFonts w:eastAsia="Roboto" w:cs="Roboto"/>
-          <w:color w:val="1F1F1F"/>
-          <w:szCs w:val="21"/>
-          <w:highlight w:val="white"/>
-        </w:rPr>
-        <w:t xml:space="preserve"> </w:t>
-      </w:r>
-      <w:proofErr w:type="spellStart"/>
-      <w:r>
-        <w:rPr>
-          <w:rFonts w:eastAsia="Roboto" w:cs="Roboto"/>
-          <w:color w:val="1F1F1F"/>
-          <w:szCs w:val="21"/>
-          <w:highlight w:val="white"/>
-        </w:rPr>
-        <w:t>penggunaan</w:t>
-      </w:r>
-      <w:proofErr w:type="spellEnd"/>
-      <w:r>
-        <w:rPr>
-          <w:rFonts w:eastAsia="Roboto" w:cs="Roboto"/>
-          <w:color w:val="1F1F1F"/>
-          <w:szCs w:val="21"/>
-          <w:highlight w:val="white"/>
-        </w:rPr>
-        <w:t xml:space="preserve">; dan (3) uji </w:t>
-      </w:r>
-      <w:proofErr w:type="spellStart"/>
-      <w:r>
-        <w:rPr>
-          <w:rFonts w:eastAsia="Roboto" w:cs="Roboto"/>
-          <w:color w:val="1F1F1F"/>
-          <w:szCs w:val="21"/>
-          <w:highlight w:val="white"/>
-        </w:rPr>
-        <w:t>performa</w:t>
-      </w:r>
-      <w:proofErr w:type="spellEnd"/>
-      <w:r>
-        <w:rPr>
-          <w:rFonts w:eastAsia="Roboto" w:cs="Roboto"/>
-          <w:color w:val="1F1F1F"/>
-          <w:szCs w:val="21"/>
-          <w:highlight w:val="white"/>
-        </w:rPr>
-        <w:t xml:space="preserve"> </w:t>
-      </w:r>
-      <w:proofErr w:type="spellStart"/>
-      <w:r>
-        <w:rPr>
-          <w:rFonts w:eastAsia="Roboto" w:cs="Roboto"/>
-          <w:color w:val="1F1F1F"/>
-          <w:szCs w:val="21"/>
-          <w:highlight w:val="white"/>
-        </w:rPr>
-        <w:t>menggunakan</w:t>
-      </w:r>
-      <w:proofErr w:type="spellEnd"/>
-      <w:r>
-        <w:rPr>
-          <w:rFonts w:eastAsia="Roboto" w:cs="Roboto"/>
-          <w:color w:val="1F1F1F"/>
-          <w:szCs w:val="21"/>
-          <w:highlight w:val="white"/>
-        </w:rPr>
-        <w:t xml:space="preserve"> Load Testing </w:t>
-      </w:r>
-      <w:proofErr w:type="spellStart"/>
-      <w:r>
-        <w:rPr>
-          <w:rFonts w:eastAsia="Roboto" w:cs="Roboto"/>
-          <w:color w:val="1F1F1F"/>
-          <w:szCs w:val="21"/>
-          <w:highlight w:val="white"/>
-        </w:rPr>
-        <w:t>untuk</w:t>
-      </w:r>
-      <w:proofErr w:type="spellEnd"/>
-      <w:r>
-        <w:rPr>
-          <w:rFonts w:eastAsia="Roboto" w:cs="Roboto"/>
-          <w:color w:val="1F1F1F"/>
-          <w:szCs w:val="21"/>
-          <w:highlight w:val="white"/>
-        </w:rPr>
-        <w:t xml:space="preserve"> </w:t>
-      </w:r>
-      <w:proofErr w:type="spellStart"/>
-      <w:r>
-        <w:rPr>
-          <w:rFonts w:eastAsia="Roboto" w:cs="Roboto"/>
-          <w:color w:val="1F1F1F"/>
-          <w:szCs w:val="21"/>
-          <w:highlight w:val="white"/>
-        </w:rPr>
-        <w:t>mengukur</w:t>
-      </w:r>
-      <w:proofErr w:type="spellEnd"/>
-      <w:r>
-        <w:rPr>
-          <w:rFonts w:eastAsia="Roboto" w:cs="Roboto"/>
-          <w:color w:val="1F1F1F"/>
-          <w:szCs w:val="21"/>
-          <w:highlight w:val="white"/>
-        </w:rPr>
-        <w:t xml:space="preserve"> </w:t>
-      </w:r>
-      <w:proofErr w:type="spellStart"/>
-      <w:r>
-        <w:rPr>
-          <w:rFonts w:eastAsia="Roboto" w:cs="Roboto"/>
-          <w:color w:val="1F1F1F"/>
-          <w:szCs w:val="21"/>
-          <w:highlight w:val="white"/>
-        </w:rPr>
-        <w:t>kemampuan</w:t>
-      </w:r>
-      <w:proofErr w:type="spellEnd"/>
-      <w:r>
-        <w:rPr>
-          <w:rFonts w:eastAsia="Roboto" w:cs="Roboto"/>
-          <w:color w:val="1F1F1F"/>
-          <w:szCs w:val="21"/>
-          <w:highlight w:val="white"/>
-        </w:rPr>
-        <w:t xml:space="preserve"> </w:t>
-      </w:r>
-      <w:proofErr w:type="spellStart"/>
-      <w:r>
-        <w:rPr>
-          <w:rFonts w:eastAsia="Roboto" w:cs="Roboto"/>
-          <w:color w:val="1F1F1F"/>
-          <w:szCs w:val="21"/>
-          <w:highlight w:val="white"/>
-        </w:rPr>
-        <w:t>sistem</w:t>
-      </w:r>
-      <w:proofErr w:type="spellEnd"/>
-      <w:r>
-        <w:rPr>
-          <w:rFonts w:eastAsia="Roboto" w:cs="Roboto"/>
-          <w:color w:val="1F1F1F"/>
-          <w:szCs w:val="21"/>
-          <w:highlight w:val="white"/>
-        </w:rPr>
-        <w:t xml:space="preserve"> </w:t>
-      </w:r>
-      <w:proofErr w:type="spellStart"/>
-      <w:r>
-        <w:rPr>
-          <w:rFonts w:eastAsia="Roboto" w:cs="Roboto"/>
-          <w:color w:val="1F1F1F"/>
-          <w:szCs w:val="21"/>
-          <w:highlight w:val="white"/>
-        </w:rPr>
-        <w:t>dalam</w:t>
-      </w:r>
-      <w:proofErr w:type="spellEnd"/>
-      <w:r>
-        <w:rPr>
-          <w:rFonts w:eastAsia="Roboto" w:cs="Roboto"/>
-          <w:color w:val="1F1F1F"/>
-          <w:szCs w:val="21"/>
-          <w:highlight w:val="white"/>
-        </w:rPr>
-        <w:t xml:space="preserve"> </w:t>
-      </w:r>
-      <w:proofErr w:type="spellStart"/>
-      <w:r>
-        <w:rPr>
-          <w:rFonts w:eastAsia="Roboto" w:cs="Roboto"/>
-          <w:color w:val="1F1F1F"/>
-          <w:szCs w:val="21"/>
-          <w:highlight w:val="white"/>
-        </w:rPr>
-        <w:t>menangani</w:t>
-      </w:r>
-      <w:proofErr w:type="spellEnd"/>
-      <w:r>
-        <w:rPr>
-          <w:rFonts w:eastAsia="Roboto" w:cs="Roboto"/>
-          <w:color w:val="1F1F1F"/>
-          <w:szCs w:val="21"/>
-          <w:highlight w:val="white"/>
-        </w:rPr>
-        <w:t xml:space="preserve"> </w:t>
-      </w:r>
-      <w:proofErr w:type="spellStart"/>
-      <w:r>
-        <w:rPr>
-          <w:rFonts w:eastAsia="Roboto" w:cs="Roboto"/>
-          <w:color w:val="1F1F1F"/>
-          <w:szCs w:val="21"/>
-          <w:highlight w:val="white"/>
-        </w:rPr>
-        <w:t>beban</w:t>
-      </w:r>
-      <w:proofErr w:type="spellEnd"/>
-      <w:r>
-        <w:rPr>
-          <w:rFonts w:eastAsia="Roboto" w:cs="Roboto"/>
-          <w:color w:val="1F1F1F"/>
-          <w:szCs w:val="21"/>
-          <w:highlight w:val="white"/>
-        </w:rPr>
-        <w:t xml:space="preserve"> </w:t>
-      </w:r>
-      <w:proofErr w:type="spellStart"/>
-      <w:r>
-        <w:rPr>
-          <w:rFonts w:eastAsia="Roboto" w:cs="Roboto"/>
-          <w:color w:val="1F1F1F"/>
-          <w:szCs w:val="21"/>
-          <w:highlight w:val="white"/>
-        </w:rPr>
-        <w:t>pengguna</w:t>
-      </w:r>
-      <w:proofErr w:type="spellEnd"/>
-      <w:r>
-        <w:rPr>
-          <w:rFonts w:eastAsia="Roboto" w:cs="Roboto"/>
-          <w:color w:val="1F1F1F"/>
-          <w:szCs w:val="21"/>
-          <w:highlight w:val="white"/>
-        </w:rPr>
-        <w:t xml:space="preserve"> </w:t>
-      </w:r>
-      <w:proofErr w:type="spellStart"/>
-      <w:r>
-        <w:rPr>
-          <w:rFonts w:eastAsia="Roboto" w:cs="Roboto"/>
-          <w:color w:val="1F1F1F"/>
-          <w:szCs w:val="21"/>
-          <w:highlight w:val="white"/>
-        </w:rPr>
-        <w:t>secara</w:t>
-      </w:r>
-      <w:proofErr w:type="spellEnd"/>
-      <w:r>
-        <w:rPr>
-          <w:rFonts w:eastAsia="Roboto" w:cs="Roboto"/>
-          <w:color w:val="1F1F1F"/>
-          <w:szCs w:val="21"/>
-          <w:highlight w:val="white"/>
-        </w:rPr>
-        <w:t xml:space="preserve"> concurrent (Pressman &amp; Maxim, 2020).</w:t>
-      </w:r>
-    </w:p>
-    <w:p>
-      <w:pPr>
-        <w:pStyle w:val="Heading3"/>
-      </w:pPr>
-      <w:bookmarkStart w:id="31" w:name="_heading=h.xa2omgt9w3ad" w:colFirst="0" w:colLast="0"/>
-      <w:bookmarkEnd w:id="31"/>
-      <w:r>
-        <w:rPr>
-          <w:b/>
-          <w:bCs/>
-        </w:rPr>
-        <w:t xml:space="preserve">4.2.1 Uji </w:t>
-      </w:r>
-      <w:proofErr w:type="spellStart"/>
-      <w:r>
-        <w:rPr>
-          <w:b/>
-          <w:bCs/>
-        </w:rPr>
-        <w:t>Fungsionalitas</w:t>
-      </w:r>
-      <w:proofErr w:type="spellEnd"/>
-      <w:r>
-        <w:rPr>
-          <w:b/>
-          <w:bCs/>
-        </w:rPr>
-        <w:t xml:space="preserve"> (Black-Box Testing)</w:t>
-      </w:r>
-    </w:p>
-    <w:p>
-      <w:pPr>
-        <w:spacing w:after="120"/>
-        <w:ind w:left="720"/>
         <w:rPr>
           <w:rFonts w:ascii="Roboto" w:eastAsia="Roboto" w:hAnsi="Roboto" w:cs="Roboto"/>
           <w:color w:val="1F1F1F"/>
@@ -50590,7 +50862,7 @@
           <w:szCs w:val="21"/>
           <w:highlight w:val="white"/>
         </w:rPr>
-        <w:t xml:space="preserve">Uji black-box dilakukan pada seluruh modul fungsional, yaitu Input Laporan Harian, Rule-Based Scoring Engine, Duplicate Operator, dan Autentikasi RLS. Pengujian ini berfokus pada verifikasi output sistem tanpa memperhatikan struktur internal kode program (Pressman &amp; Maxim, 2020). Hasil pengujian menunjukkan bahwa semua fitur utama berhasil berfungsi </w:t>
+        <w:t xml:space="preserve">Uji black-box dilakukan pada seluruh modul fungsional, yaitu Input Laporan Harian, Rule-Based Scoring Engine, Duplicate Operator, dan Autentikasi RLS. Pengujian ini berfokus pada verifikasi output sistem tanpa memperhatikan struktur internal kode program (Pressman &amp; Maxim, 2020). Hasil pengujian menunjukkan bahwa semua fitur utama berhasil berfungsi sesuai spesifikasi, dengan akurasi 100% pada logika bisnis scoring dan 98% </w:t>
       </w:r>
       <w:r>
         <w:rPr>
@@ -50600,7 +50872,7 @@
           <w:highlight w:val="white"/>
         </w:rPr>
         <w:lastRenderedPageBreak/>
-        <w:t xml:space="preserve">sesuai spesifikasi, dengan akurasi 100% pada logika bisnis scoring dan 98% pada deteksi anomali data (sisanya false positive yang </w:t>
+        <w:t xml:space="preserve">pada deteksi anomali data (sisanya false positive yang </w:t>
       </w:r>
       <w:proofErr w:type="spellStart"/>
       <w:r>
@@ -51183,9 +51455,18 @@
     <w:p>
       <w:pPr>
         <w:pStyle w:val="Heading3"/>
+        <w:rPr>
+          <w:b/>
+          <w:bCs/>
+        </w:rPr>
       </w:pPr>
       <w:bookmarkStart w:id="32" w:name="_heading=h.1ppz3nwd5phz" w:colFirst="0" w:colLast="0"/>
       <w:bookmarkEnd w:id="32"/>
+    </w:p>
+    <w:p>
+      <w:pPr>
+        <w:pStyle w:val="Heading3"/>
+      </w:pPr>
       <w:r>
         <w:rPr>
           <w:b/>
@@ -51212,19 +51493,6 @@
     </w:p>
     <w:p>
       <w:pPr>
-        <w:shd w:val="clear" w:color="auto" w:fill="FFFFFF"/>
-        <w:spacing w:after="120"/>
-        <w:ind w:left="720" w:hanging="720"/>
-        <w:rPr>
-          <w:rFonts w:ascii="Roboto" w:eastAsia="Roboto" w:hAnsi="Roboto" w:cs="Roboto"/>
-          <w:color w:val="1F1F1F"/>
-          <w:sz w:val="21"/>
-          <w:szCs w:val="21"/>
-        </w:rPr>
-      </w:pPr>
-    </w:p>
-    <w:p>
-      <w:pPr>
         <w:spacing w:after="120"/>
         <w:ind w:left="720"/>
         <w:rPr>
@@ -51243,7 +51511,47 @@
           <w:szCs w:val="21"/>
           <w:highlight w:val="white"/>
         </w:rPr>
-        <w:t xml:space="preserve">Uji Usabilitas dilakukan menggunakan kuesioner System Usability Scale (SUS) yang dikembangkan oleh Brooke (1996) kepada 30 end-user (Staf Pelayanan/Operator) yang terlibat dalam studi kasus. Kuesioner SUS terdiri atas 10 pernyataan dengan skala Likert 1-5 yang mengukur persepsi pengguna terhadap kemudahan penggunaan, konsistensi antarmuka, dan kepuasan terhadap sistem. Hasil rata-rata skor SUS yang diperoleh adalah 82,5, yang termasuk dalam </w:t>
+        <w:t xml:space="preserve">Uji Usabilitas dilakukan menggunakan kuesioner System Usability Scale (SUS) yang dikembangkan oleh Brooke (1996) kepada 30 end-user (Staf Pelayanan/Operator) yang terlibat dalam studi kasus. Kuesioner SUS terdiri atas 10 pernyataan dengan skala Likert 1-5 yang mengukur persepsi pengguna terhadap kemudahan penggunaan, konsistensi antarmuka, dan kepuasan terhadap sistem. Hasil rata-rata skor SUS yang diperoleh adalah 82,5, yang </w:t>
+      </w:r>
+      <w:proofErr w:type="spellStart"/>
+      <w:r>
+        <w:rPr>
+          <w:rFonts w:eastAsia="Roboto" w:cs="Roboto"/>
+          <w:color w:val="1F1F1F"/>
+          <w:szCs w:val="21"/>
+          <w:highlight w:val="white"/>
+        </w:rPr>
+        <w:t>termasuk</w:t>
+      </w:r>
+      <w:proofErr w:type="spellEnd"/>
+      <w:r>
+        <w:rPr>
+          <w:rFonts w:eastAsia="Roboto" w:cs="Roboto"/>
+          <w:color w:val="1F1F1F"/>
+          <w:szCs w:val="21"/>
+          <w:highlight w:val="white"/>
+        </w:rPr>
+        <w:t xml:space="preserve"> </w:t>
+      </w:r>
+      <w:proofErr w:type="spellStart"/>
+      <w:r>
+        <w:rPr>
+          <w:rFonts w:eastAsia="Roboto" w:cs="Roboto"/>
+          <w:color w:val="1F1F1F"/>
+          <w:szCs w:val="21"/>
+          <w:highlight w:val="white"/>
+        </w:rPr>
+        <w:t>dalam</w:t>
+      </w:r>
+      <w:proofErr w:type="spellEnd"/>
+      <w:r>
+        <w:rPr>
+          <w:rFonts w:eastAsia="Roboto" w:cs="Roboto"/>
+          <w:color w:val="1F1F1F"/>
+          <w:szCs w:val="21"/>
+          <w:highlight w:val="white"/>
+        </w:rPr>
+        <w:t xml:space="preserve"> </w:t>
       </w:r>
       <w:proofErr w:type="spellStart"/>
       <w:r>
@@ -51375,6 +51683,7 @@
                 <w:b/>
                 <w:bCs/>
               </w:rPr>
+              <w:lastRenderedPageBreak/>
               <w:t>Metrik</w:t>
             </w:r>
             <w:proofErr w:type="spellEnd"/>
@@ -52282,7 +52591,12 @@
           </w:tcPr>
           <w:p>
             <w:pPr>
+              <w:ind w:firstLine="0"/>
               <w:jc w:val="center"/>
+              <w:rPr>
+                <w:b/>
+                <w:bCs/>
+              </w:rPr>
             </w:pPr>
             <w:proofErr w:type="spellStart"/>
             <w:r>
@@ -52310,7 +52624,12 @@
           </w:tcPr>
           <w:p>
             <w:pPr>
+              <w:ind w:firstLine="0"/>
               <w:jc w:val="center"/>
+              <w:rPr>
+                <w:b/>
+                <w:bCs/>
+              </w:rPr>
             </w:pPr>
             <w:r>
               <w:rPr>
@@ -52329,7 +52648,12 @@
           </w:tcPr>
           <w:p>
             <w:pPr>
+              <w:ind w:firstLine="0"/>
               <w:jc w:val="center"/>
+              <w:rPr>
+                <w:b/>
+                <w:bCs/>
+              </w:rPr>
             </w:pPr>
             <w:r>
               <w:rPr>
@@ -52364,7 +52688,12 @@
           </w:tcPr>
           <w:p>
             <w:pPr>
+              <w:ind w:firstLine="0"/>
               <w:jc w:val="center"/>
+              <w:rPr>
+                <w:b/>
+                <w:bCs/>
+              </w:rPr>
             </w:pPr>
             <w:r>
               <w:rPr>
@@ -52383,6 +52712,7 @@
           </w:tcPr>
           <w:p>
             <w:pPr>
+              <w:ind w:hanging="10"/>
               <w:jc w:val="left"/>
             </w:pPr>
             <w:proofErr w:type="spellStart"/>
@@ -52401,6 +52731,7 @@
           </w:tcPr>
           <w:p>
             <w:pPr>
+              <w:ind w:firstLine="0"/>
               <w:jc w:val="center"/>
             </w:pPr>
             <w:r>
@@ -52414,6 +52745,7 @@
           </w:tcPr>
           <w:p>
             <w:pPr>
+              <w:ind w:firstLine="0"/>
               <w:jc w:val="center"/>
             </w:pPr>
             <w:r>
@@ -52432,6 +52764,7 @@
           </w:tcPr>
           <w:p>
             <w:pPr>
+              <w:ind w:firstLine="0"/>
               <w:jc w:val="center"/>
             </w:pPr>
             <w:r>
@@ -52447,7 +52780,8 @@
           </w:tcPr>
           <w:p>
             <w:pPr>
-              <w:jc w:val="left"/>
+              <w:ind w:firstLine="0"/>
+              <w:jc w:val="center"/>
             </w:pPr>
             <w:r>
               <w:t xml:space="preserve">Query </w:t>
@@ -52465,6 +52799,7 @@
           </w:tcPr>
           <w:p>
             <w:pPr>
+              <w:ind w:firstLine="0"/>
               <w:jc w:val="center"/>
             </w:pPr>
             <w:r>
@@ -52478,6 +52813,7 @@
           </w:tcPr>
           <w:p>
             <w:pPr>
+              <w:ind w:firstLine="0"/>
               <w:jc w:val="center"/>
             </w:pPr>
             <w:r>
@@ -52496,6 +52832,7 @@
           </w:tcPr>
           <w:p>
             <w:pPr>
+              <w:ind w:firstLine="0"/>
               <w:jc w:val="center"/>
             </w:pPr>
             <w:r>
@@ -52526,8 +52863,77 @@
           <w:szCs w:val="21"/>
           <w:highlight w:val="white"/>
         </w:rPr>
+        <w:t xml:space="preserve">Hasil ini membuktikan bahwa arsitektur Go (Golang) mampu menjaga waktu respons di bawah 200 milidetik (ms) meskipun di bawah </w:t>
+      </w:r>
+      <w:r>
+        <w:rPr>
+          <w:rFonts w:eastAsia="Roboto" w:cs="Roboto"/>
+          <w:color w:val="1F1F1F"/>
+          <w:szCs w:val="21"/>
+          <w:highlight w:val="white"/>
+        </w:rPr>
         <w:lastRenderedPageBreak/>
-        <w:t xml:space="preserve">Hasil ini membuktikan bahwa arsitektur Go (Golang) mampu menjaga waktu respons di bawah 200 milidetik (ms) meskipun di bawah beban pengguna yang signifikan. Hal ini memvalidasi justifikasi teknis penggunaan Go yang bertujuan untuk performa tinggi dalam memproses </w:t>
+        <w:t xml:space="preserve">beban pengguna yang signifikan. Hal ini memvalidasi justifikasi teknis penggunaan Go yang bertujuan untuk performa </w:t>
+      </w:r>
+      <w:proofErr w:type="spellStart"/>
+      <w:r>
+        <w:rPr>
+          <w:rFonts w:eastAsia="Roboto" w:cs="Roboto"/>
+          <w:color w:val="1F1F1F"/>
+          <w:szCs w:val="21"/>
+          <w:highlight w:val="white"/>
+        </w:rPr>
+        <w:t>tinggi</w:t>
+      </w:r>
+      <w:proofErr w:type="spellEnd"/>
+      <w:r>
+        <w:rPr>
+          <w:rFonts w:eastAsia="Roboto" w:cs="Roboto"/>
+          <w:color w:val="1F1F1F"/>
+          <w:szCs w:val="21"/>
+          <w:highlight w:val="white"/>
+        </w:rPr>
+        <w:t xml:space="preserve"> </w:t>
+      </w:r>
+      <w:proofErr w:type="spellStart"/>
+      <w:r>
+        <w:rPr>
+          <w:rFonts w:eastAsia="Roboto" w:cs="Roboto"/>
+          <w:color w:val="1F1F1F"/>
+          <w:szCs w:val="21"/>
+          <w:highlight w:val="white"/>
+        </w:rPr>
+        <w:t>dalam</w:t>
+      </w:r>
+      <w:proofErr w:type="spellEnd"/>
+      <w:r>
+        <w:rPr>
+          <w:rFonts w:eastAsia="Roboto" w:cs="Roboto"/>
+          <w:color w:val="1F1F1F"/>
+          <w:szCs w:val="21"/>
+          <w:highlight w:val="white"/>
+        </w:rPr>
+        <w:t xml:space="preserve"> </w:t>
+      </w:r>
+      <w:proofErr w:type="spellStart"/>
+      <w:r>
+        <w:rPr>
+          <w:rFonts w:eastAsia="Roboto" w:cs="Roboto"/>
+          <w:color w:val="1F1F1F"/>
+          <w:szCs w:val="21"/>
+          <w:highlight w:val="white"/>
+        </w:rPr>
+        <w:t>memproses</w:t>
+      </w:r>
+      <w:proofErr w:type="spellEnd"/>
+      <w:r>
+        <w:rPr>
+          <w:rFonts w:eastAsia="Roboto" w:cs="Roboto"/>
+          <w:color w:val="1F1F1F"/>
+          <w:szCs w:val="21"/>
+          <w:highlight w:val="white"/>
+        </w:rPr>
+        <w:t xml:space="preserve"> </w:t>
       </w:r>
       <w:proofErr w:type="spellStart"/>
       <w:r>
@@ -52595,11 +53001,6 @@
         <w:pStyle w:val="Heading2"/>
       </w:pPr>
       <w:r>
-        <w:rPr>
-          <w:rFonts w:ascii="Times New Roman" w:hAnsi="Times New Roman"/>
-          <w:b/>
-          <w:sz w:val="24"/>
-        </w:rPr>
         <w:t>4.3 Pembahasan</w:t>
       </w:r>
     </w:p>
@@ -53390,7 +53791,67 @@
           <w:szCs w:val="21"/>
           <w:highlight w:val="white"/>
         </w:rPr>
-        <w:t xml:space="preserve">Data dari pre-post test dan wawancara dengan Supervisor menunjukkan adanya peningkatan signifikan dalam efisiensi waktu pemrosesan laporan bulanan. Peningkatan ini sejalan dengan temuan Mergel et al. (2018) yang mengidentifikasi bahwa digitalisasi proses administrasi di sektor publik mampu mengurangi </w:t>
+        <w:t xml:space="preserve">Data dari pre-post test dan wawancara dengan Supervisor menunjukkan adanya peningkatan signifikan dalam efisiensi waktu pemrosesan laporan bulanan. Peningkatan ini sejalan dengan temuan Mergel et al. (2018) yang mengidentifikasi bahwa digitalisasi proses administrasi di sektor </w:t>
+      </w:r>
+      <w:proofErr w:type="spellStart"/>
+      <w:r>
+        <w:rPr>
+          <w:rFonts w:eastAsia="Roboto" w:cs="Roboto"/>
+          <w:color w:val="1F1F1F"/>
+          <w:szCs w:val="21"/>
+          <w:highlight w:val="white"/>
+        </w:rPr>
+        <w:t>publik</w:t>
+      </w:r>
+      <w:proofErr w:type="spellEnd"/>
+      <w:r>
+        <w:rPr>
+          <w:rFonts w:eastAsia="Roboto" w:cs="Roboto"/>
+          <w:color w:val="1F1F1F"/>
+          <w:szCs w:val="21"/>
+          <w:highlight w:val="white"/>
+        </w:rPr>
+        <w:t xml:space="preserve"> </w:t>
+      </w:r>
+      <w:proofErr w:type="spellStart"/>
+      <w:r>
+        <w:rPr>
+          <w:rFonts w:eastAsia="Roboto" w:cs="Roboto"/>
+          <w:color w:val="1F1F1F"/>
+          <w:szCs w:val="21"/>
+          <w:highlight w:val="white"/>
+        </w:rPr>
+        <w:t>mampu</w:t>
+      </w:r>
+      <w:proofErr w:type="spellEnd"/>
+      <w:r>
+        <w:rPr>
+          <w:rFonts w:eastAsia="Roboto" w:cs="Roboto"/>
+          <w:color w:val="1F1F1F"/>
+          <w:szCs w:val="21"/>
+          <w:highlight w:val="white"/>
+        </w:rPr>
+        <w:t xml:space="preserve"> </w:t>
+      </w:r>
+      <w:proofErr w:type="spellStart"/>
+      <w:r>
+        <w:rPr>
+          <w:rFonts w:eastAsia="Roboto" w:cs="Roboto"/>
+          <w:color w:val="1F1F1F"/>
+          <w:szCs w:val="21"/>
+          <w:highlight w:val="white"/>
+        </w:rPr>
+        <w:t>mengurangi</w:t>
+      </w:r>
+      <w:proofErr w:type="spellEnd"/>
+      <w:r>
+        <w:rPr>
+          <w:rFonts w:eastAsia="Roboto" w:cs="Roboto"/>
+          <w:color w:val="1F1F1F"/>
+          <w:szCs w:val="21"/>
+          <w:highlight w:val="white"/>
+        </w:rPr>
+        <w:t xml:space="preserve"> </w:t>
       </w:r>
       <w:proofErr w:type="spellStart"/>
       <w:r>
@@ -53477,7 +53938,7 @@
     <w:tbl>
       <w:tblPr>
         <w:tblStyle w:val="aa"/>
-        <w:tblW w:w="8000" w:type="dxa"/>
+        <w:tblW w:w="7825" w:type="dxa"/>
         <w:tblInd w:w="0" w:type="dxa"/>
         <w:tblBorders>
           <w:top w:val="single" w:sz="4" w:space="0" w:color="000000"/>
@@ -53491,10 +53952,10 @@
         <w:tblLook w:val="0600" w:firstRow="0" w:lastRow="0" w:firstColumn="0" w:lastColumn="0" w:noHBand="1" w:noVBand="1"/>
       </w:tblPr>
       <w:tblGrid>
-        <w:gridCol w:w="2400"/>
+        <w:gridCol w:w="1795"/>
         <w:gridCol w:w="2200"/>
         <w:gridCol w:w="2000"/>
-        <w:gridCol w:w="1400"/>
+        <w:gridCol w:w="1830"/>
       </w:tblGrid>
       <w:tr>
         <w:trPr>
@@ -53502,13 +53963,18 @@
         </w:trPr>
         <w:tc>
           <w:tcPr>
-            <w:tcW w:w="2400" w:type="dxa"/>
+            <w:tcW w:w="1795" w:type="dxa"/>
             <w:shd w:val="clear" w:color="auto" w:fill="D9D9D9"/>
             <w:vAlign w:val="center"/>
           </w:tcPr>
           <w:p>
             <w:pPr>
+              <w:ind w:firstLine="0"/>
               <w:jc w:val="center"/>
+              <w:rPr>
+                <w:b/>
+                <w:bCs/>
+              </w:rPr>
             </w:pPr>
             <w:proofErr w:type="spellStart"/>
             <w:r>
@@ -53545,7 +54011,12 @@
           </w:tcPr>
           <w:p>
             <w:pPr>
+              <w:ind w:firstLine="0"/>
               <w:jc w:val="center"/>
+              <w:rPr>
+                <w:b/>
+                <w:bCs/>
+              </w:rPr>
             </w:pPr>
             <w:r>
               <w:rPr>
@@ -53563,20 +54034,36 @@
             <w:vAlign w:val="center"/>
           </w:tcPr>
           <w:p>
-            <w:r>
+            <w:pPr>
+              <w:ind w:firstLine="0"/>
+              <w:rPr>
+                <w:b/>
+                <w:bCs/>
+              </w:rPr>
+            </w:pPr>
+            <w:r>
+              <w:rPr>
+                <w:b/>
+                <w:bCs/>
+              </w:rPr>
               <w:t>Sistem Digital</w:t>
             </w:r>
           </w:p>
         </w:tc>
         <w:tc>
           <w:tcPr>
-            <w:tcW w:w="1400" w:type="dxa"/>
+            <w:tcW w:w="1830" w:type="dxa"/>
             <w:shd w:val="clear" w:color="auto" w:fill="D9D9D9"/>
             <w:vAlign w:val="center"/>
           </w:tcPr>
           <w:p>
             <w:pPr>
+              <w:ind w:firstLine="0"/>
               <w:jc w:val="center"/>
+              <w:rPr>
+                <w:b/>
+                <w:bCs/>
+              </w:rPr>
             </w:pPr>
             <w:proofErr w:type="spellStart"/>
             <w:r>
@@ -53593,11 +54080,12 @@
       <w:tr>
         <w:tc>
           <w:tcPr>
-            <w:tcW w:w="2400" w:type="dxa"/>
+            <w:tcW w:w="1795" w:type="dxa"/>
           </w:tcPr>
           <w:p>
             <w:pPr>
-              <w:jc w:val="left"/>
+              <w:ind w:firstLine="0"/>
+              <w:jc w:val="center"/>
             </w:pPr>
             <w:r>
               <w:t xml:space="preserve">Waktu </w:t>
@@ -53623,6 +54111,7 @@
           </w:tcPr>
           <w:p>
             <w:pPr>
+              <w:ind w:firstLine="0"/>
               <w:jc w:val="center"/>
             </w:pPr>
             <w:r>
@@ -53641,6 +54130,7 @@
           </w:tcPr>
           <w:p>
             <w:pPr>
+              <w:ind w:firstLine="0"/>
               <w:jc w:val="center"/>
             </w:pPr>
             <w:r>
@@ -53655,10 +54145,11 @@
         </w:tc>
         <w:tc>
           <w:tcPr>
-            <w:tcW w:w="1400" w:type="dxa"/>
+            <w:tcW w:w="1830" w:type="dxa"/>
           </w:tcPr>
           <w:p>
             <w:pPr>
+              <w:ind w:firstLine="0"/>
               <w:jc w:val="center"/>
             </w:pPr>
             <w:r>
@@ -53670,11 +54161,12 @@
       <w:tr>
         <w:tc>
           <w:tcPr>
-            <w:tcW w:w="2400" w:type="dxa"/>
+            <w:tcW w:w="1795" w:type="dxa"/>
           </w:tcPr>
           <w:p>
             <w:pPr>
-              <w:jc w:val="left"/>
+              <w:ind w:firstLine="0"/>
+              <w:jc w:val="center"/>
             </w:pPr>
             <w:r>
               <w:t>Tingkat Human Error</w:t>
@@ -53687,6 +54179,7 @@
           </w:tcPr>
           <w:p>
             <w:pPr>
+              <w:ind w:firstLine="0"/>
               <w:jc w:val="center"/>
             </w:pPr>
             <w:r>
@@ -53700,6 +54193,7 @@
           </w:tcPr>
           <w:p>
             <w:pPr>
+              <w:ind w:firstLine="0"/>
               <w:jc w:val="center"/>
             </w:pPr>
             <w:r>
@@ -53709,10 +54203,11 @@
         </w:tc>
         <w:tc>
           <w:tcPr>
-            <w:tcW w:w="1400" w:type="dxa"/>
+            <w:tcW w:w="1830" w:type="dxa"/>
           </w:tcPr>
           <w:p>
             <w:pPr>
+              <w:ind w:firstLine="0"/>
               <w:jc w:val="center"/>
             </w:pPr>
             <w:proofErr w:type="spellStart"/>
@@ -54110,7 +54605,7 @@
           <w:highlight w:val="white"/>
           <w:lang w:val="fi-FI"/>
         </w:rPr>
-        <w:t xml:space="preserve">Otomatisasi ini memungkinkan Supervisor untuk fokus pada analisis kualitatif dan pengambilan keputusan </w:t>
+        <w:t xml:space="preserve">Otomatisasi ini memungkinkan Supervisor untuk fokus pada analisis kualitatif dan pengambilan keputusan strategis, bukan pada kalkulasi data. Temuan ini konsisten dengan hasil </w:t>
       </w:r>
       <w:r>
         <w:rPr>
@@ -54121,7 +54616,7 @@
           <w:lang w:val="fi-FI"/>
         </w:rPr>
         <w:lastRenderedPageBreak/>
-        <w:t>strategis, bukan pada kalkulasi data. Temuan ini konsisten dengan hasil penelitian Mikulić dan Lisjak (2021) yang menunjukkan bahwa rule-based engine mampu meningkatkan objektivitas dan efisiensi evaluasi kinerja secara signifikan.</w:t>
+        <w:t>penelitian Mikulić dan Lisjak (2021) yang menunjukkan bahwa rule-based engine mampu meningkatkan objektivitas dan efisiensi evaluasi kinerja secara signifikan.</w:t>
       </w:r>
     </w:p>
     <w:p>
@@ -54182,7 +54677,67 @@
           <w:szCs w:val="21"/>
           <w:highlight w:val="white"/>
         </w:rPr>
-        <w:t xml:space="preserve"> Next.js (frontend) dan Go (backend) berhasil diintegrasikan dengan Supabase, sebagaimana divalidasi oleh keberhasilan uji fungsionalitas (4.2.1) dan uji performa (4.2.3). Metode Scrum memastikan pengembangan berlangsung adaptif dan menghasilkan product increment yang sesuai dengan kebutuhan Disdukcapil, sejalan dengan temuan Abtokhi et al. (2023) yang membuktikan efektivitas Scrum dalam pengembangan sistem </w:t>
+        <w:t xml:space="preserve"> Next.js (frontend) dan Go (backend) berhasil diintegrasikan dengan Supabase, sebagaimana divalidasi oleh keberhasilan uji fungsionalitas (4.2.1) dan uji performa (4.2.3). Metode Scrum memastikan pengembangan berlangsung adaptif dan menghasilkan product increment yang sesuai dengan kebutuhan Disdukcapil, sejalan dengan temuan Abtokhi et al. (2023) yang membuktikan efektivitas Scrum </w:t>
+      </w:r>
+      <w:proofErr w:type="spellStart"/>
+      <w:r>
+        <w:rPr>
+          <w:rFonts w:eastAsia="Roboto" w:cs="Roboto"/>
+          <w:color w:val="1F1F1F"/>
+          <w:szCs w:val="21"/>
+          <w:highlight w:val="white"/>
+        </w:rPr>
+        <w:t>dalam</w:t>
+      </w:r>
+      <w:proofErr w:type="spellEnd"/>
+      <w:r>
+        <w:rPr>
+          <w:rFonts w:eastAsia="Roboto" w:cs="Roboto"/>
+          <w:color w:val="1F1F1F"/>
+          <w:szCs w:val="21"/>
+          <w:highlight w:val="white"/>
+        </w:rPr>
+        <w:t xml:space="preserve"> </w:t>
+      </w:r>
+      <w:proofErr w:type="spellStart"/>
+      <w:r>
+        <w:rPr>
+          <w:rFonts w:eastAsia="Roboto" w:cs="Roboto"/>
+          <w:color w:val="1F1F1F"/>
+          <w:szCs w:val="21"/>
+          <w:highlight w:val="white"/>
+        </w:rPr>
+        <w:t>pengembangan</w:t>
+      </w:r>
+      <w:proofErr w:type="spellEnd"/>
+      <w:r>
+        <w:rPr>
+          <w:rFonts w:eastAsia="Roboto" w:cs="Roboto"/>
+          <w:color w:val="1F1F1F"/>
+          <w:szCs w:val="21"/>
+          <w:highlight w:val="white"/>
+        </w:rPr>
+        <w:t xml:space="preserve"> </w:t>
+      </w:r>
+      <w:proofErr w:type="spellStart"/>
+      <w:r>
+        <w:rPr>
+          <w:rFonts w:eastAsia="Roboto" w:cs="Roboto"/>
+          <w:color w:val="1F1F1F"/>
+          <w:szCs w:val="21"/>
+          <w:highlight w:val="white"/>
+        </w:rPr>
+        <w:t>sistem</w:t>
+      </w:r>
+      <w:proofErr w:type="spellEnd"/>
+      <w:r>
+        <w:rPr>
+          <w:rFonts w:eastAsia="Roboto" w:cs="Roboto"/>
+          <w:color w:val="1F1F1F"/>
+          <w:szCs w:val="21"/>
+          <w:highlight w:val="white"/>
+        </w:rPr>
+        <w:t xml:space="preserve"> </w:t>
       </w:r>
       <w:proofErr w:type="spellStart"/>
       <w:r>
@@ -55350,7 +55905,6 @@
           <w:color w:val="1F1F1F"/>
           <w:szCs w:val="21"/>
         </w:rPr>
-        <w:lastRenderedPageBreak/>
         <w:t>Fungsionalitas</w:t>
       </w:r>
       <w:proofErr w:type="spellEnd"/>
@@ -55563,6 +56117,7 @@
           <w:color w:val="1F1F1F"/>
           <w:szCs w:val="21"/>
         </w:rPr>
+        <w:lastRenderedPageBreak/>
         <w:t>Stabilitas</w:t>
       </w:r>
       <w:proofErr w:type="spellEnd"/>
@@ -56040,6 +56595,12 @@
         </w:pBdr>
         <w:spacing w:after="120"/>
         <w:ind w:left="720"/>
+        <w:rPr>
+          <w:rFonts w:eastAsia="Roboto" w:cs="Roboto"/>
+          <w:color w:val="1F1F1F"/>
+          <w:szCs w:val="21"/>
+          <w:highlight w:val="white"/>
+        </w:rPr>
       </w:pPr>
       <w:proofErr w:type="spellStart"/>
       <w:r>
@@ -56769,10 +57330,52 @@
     </w:p>
     <w:p>
       <w:pPr>
+        <w:rPr>
+          <w:rFonts w:eastAsia="Roboto" w:cs="Roboto"/>
+          <w:color w:val="1F1F1F"/>
+          <w:szCs w:val="21"/>
+          <w:highlight w:val="white"/>
+        </w:rPr>
+      </w:pPr>
+      <w:r>
+        <w:rPr>
+          <w:rFonts w:eastAsia="Roboto" w:cs="Roboto"/>
+          <w:color w:val="1F1F1F"/>
+          <w:szCs w:val="21"/>
+          <w:highlight w:val="white"/>
+        </w:rPr>
+        <w:br w:type="page"/>
+      </w:r>
+    </w:p>
+    <w:p>
+      <w:pPr>
+        <w:pBdr>
+          <w:top w:val="nil"/>
+          <w:left w:val="nil"/>
+          <w:bottom w:val="nil"/>
+          <w:right w:val="nil"/>
+          <w:between w:val="nil"/>
+        </w:pBdr>
+        <w:spacing w:after="120"/>
+        <w:ind w:left="720"/>
+      </w:pPr>
+    </w:p>
+    <w:p>
+      <w:pPr>
         <w:pStyle w:val="Heading1"/>
-      </w:pPr>
-      <w:r>
-        <w:t>BAB V PENUTUP</w:t>
+        <w:jc w:val="center"/>
+      </w:pPr>
+      <w:r>
+        <w:t xml:space="preserve">BAB V </w:t>
+      </w:r>
+    </w:p>
+    <w:p>
+      <w:pPr>
+        <w:pStyle w:val="Heading1"/>
+        <w:jc w:val="center"/>
+      </w:pPr>
+      <w:r>
+        <w:t>PENUTUP</w:t>
       </w:r>
     </w:p>
     <w:p>
@@ -57381,7 +57984,6 @@
       </w:pPr>
       <w:proofErr w:type="spellStart"/>
       <w:r>
-        <w:lastRenderedPageBreak/>
         <w:t>Pengujian</w:t>
       </w:r>
       <w:proofErr w:type="spellEnd"/>
@@ -57738,7 +58340,14 @@
         <w:rPr>
           <w:lang w:val="fi-FI"/>
         </w:rPr>
-        <w:t>Penyusunan Standar Operasional Prosedur (SOP) terkait penggunaan dan pemeliharaan platform secara formal, termasuk mekanisme backup data berkala, prosedur penanganan anomali data, dan jadwal maintenance sistem guna memastikan keberlanjutan implementasi teknologi di lingkungan Disdukcapil.</w:t>
+        <w:t xml:space="preserve">Penyusunan Standar Operasional Prosedur (SOP) terkait penggunaan dan pemeliharaan platform secara formal, termasuk mekanisme backup data berkala, prosedur penanganan anomali data, dan jadwal maintenance sistem </w:t>
+      </w:r>
+      <w:r>
+        <w:rPr>
+          <w:lang w:val="fi-FI"/>
+        </w:rPr>
+        <w:lastRenderedPageBreak/>
+        <w:t>guna memastikan keberlanjutan implementasi teknologi di lingkungan Disdukcapil.</w:t>
       </w:r>
     </w:p>
     <w:p>

--- a/Prototype.docx
+++ b/Prototype.docx
@@ -830,9 +830,9 @@
           <w:footerReference w:type="first" r:id="rId10"/>
           <w:pgSz w:w="11907" w:h="16840"/>
           <w:pgMar w:top="1701" w:right="1701" w:bottom="1701" w:left="2268" w:header="1418" w:footer="1134" w:gutter="0"/>
-          <w:pgNumType w:start="1"/>
           <w:cols w:space="720"/>
           <w:titlePg/>
+          <w:pgNumType w:fmt="lowerRoman" w:start="1"/>
         </w:sectPr>
       </w:pPr>
       <w:r>
@@ -4686,10 +4686,11 @@
           <w:bCs/>
         </w:rPr>
         <w:sectPr>
+          <w:footerReference w:type="default" r:id="rId17"/>
           <w:pgSz w:w="11907" w:h="16840"/>
           <w:pgMar w:top="1701" w:right="1701" w:bottom="1701" w:left="2268" w:header="1418" w:footer="1134" w:gutter="0"/>
-          <w:pgNumType w:start="1"/>
           <w:cols w:space="720"/>
+          <w:pgNumType w:fmt="lowerRoman" w:start="1"/>
         </w:sectPr>
       </w:pPr>
     </w:p>
@@ -8443,10 +8444,11 @@
           <w:lang w:val="fi-FI"/>
         </w:rPr>
         <w:sectPr>
+          <w:footerReference w:type="default" r:id="rId18"/>
           <w:pgSz w:w="11907" w:h="16840"/>
           <w:pgMar w:top="1701" w:right="1701" w:bottom="1701" w:left="2268" w:header="1418" w:footer="1134" w:gutter="0"/>
-          <w:pgNumType w:start="1"/>
           <w:cols w:space="720"/>
+          <w:pgNumType w:fmt="decimal" w:start="1"/>
         </w:sectPr>
       </w:pPr>
       <w:r>
@@ -24698,6 +24700,7 @@
           <w:pgSz w:w="11907" w:h="16840"/>
           <w:pgMar w:top="1701" w:right="1701" w:bottom="1701" w:left="2268" w:header="1418" w:footer="1134" w:gutter="0"/>
           <w:cols w:space="720"/>
+          <w:pgNumType w:fmt="decimal"/>
         </w:sectPr>
       </w:pPr>
     </w:p>
@@ -29693,6 +29696,7 @@
           <w:pgSz w:w="16840" w:h="11907" w:orient="landscape"/>
           <w:pgMar w:top="1701" w:right="1701" w:bottom="1701" w:left="2268" w:header="1418" w:footer="1134" w:gutter="0"/>
           <w:cols w:space="720"/>
+          <w:pgNumType w:fmt="decimal"/>
         </w:sectPr>
       </w:pPr>
     </w:p>
@@ -43094,10 +43098,10 @@
           <w:numId w:val="14"/>
         </w:numPr>
         <w:sectPr>
-          <w:footerReference w:type="default" r:id="rId13"/>
           <w:pgSz w:w="11907" w:h="16840"/>
           <w:pgMar w:top="1701" w:right="1701" w:bottom="1701" w:left="2268" w:header="1418" w:footer="1134" w:gutter="0"/>
           <w:cols w:space="720"/>
+          <w:pgNumType w:fmt="decimal"/>
         </w:sectPr>
       </w:pPr>
       <w:r>
@@ -58363,6 +58367,7 @@
           <w:pgSz w:w="11907" w:h="16840"/>
           <w:pgMar w:top="1701" w:right="1701" w:bottom="1701" w:left="2268" w:header="1418" w:footer="1134" w:gutter="0"/>
           <w:cols w:space="720"/>
+          <w:pgNumType w:fmt="decimal"/>
         </w:sectPr>
       </w:pPr>
       <w:r>
@@ -58607,10 +58612,10 @@
       </w:pPr>
     </w:p>
     <w:sectPr>
-      <w:footerReference w:type="default" r:id="rId14"/>
       <w:pgSz w:w="11907" w:h="16840"/>
       <w:pgMar w:top="1701" w:right="1701" w:bottom="1701" w:left="2268" w:header="1418" w:footer="1134" w:gutter="0"/>
       <w:cols w:space="720"/>
+      <w:pgNumType w:fmt="decimal"/>
     </w:sectPr>
   </w:body>
 </w:document>
@@ -58664,32 +58669,36 @@
     </w:pPr>
     <w:r>
       <w:rPr>
-        <w:color w:val="000000"/>
+        <w:rFonts w:ascii="Times New Roman" w:hAnsi="Times New Roman"/>
+        <w:sz w:val="24"/>
       </w:rPr>
       <w:fldChar w:fldCharType="begin"/>
     </w:r>
     <w:r>
       <w:rPr>
-        <w:color w:val="000000"/>
+        <w:rFonts w:ascii="Times New Roman" w:hAnsi="Times New Roman"/>
+        <w:sz w:val="24"/>
       </w:rPr>
-      <w:instrText>PAGE</w:instrText>
+      <w:instrText xml:space="preserve"> PAGE </w:instrText>
     </w:r>
     <w:r>
       <w:rPr>
-        <w:color w:val="000000"/>
+        <w:rFonts w:ascii="Times New Roman" w:hAnsi="Times New Roman"/>
+        <w:sz w:val="24"/>
       </w:rPr>
       <w:fldChar w:fldCharType="separate"/>
     </w:r>
     <w:r>
       <w:rPr>
-        <w:noProof/>
-        <w:color w:val="000000"/>
+        <w:rFonts w:ascii="Times New Roman" w:hAnsi="Times New Roman"/>
+        <w:sz w:val="24"/>
       </w:rPr>
-      <w:t>1</w:t>
+      <w:t>i</w:t>
     </w:r>
     <w:r>
       <w:rPr>
-        <w:color w:val="000000"/>
+        <w:rFonts w:ascii="Times New Roman" w:hAnsi="Times New Roman"/>
+        <w:sz w:val="24"/>
       </w:rPr>
       <w:fldChar w:fldCharType="end"/>
     </w:r>
@@ -58762,60 +58771,94 @@
 </w:ftr>
 </file>
 
-<file path=word/footer3.xml><?xml version="1.0" encoding="utf-8"?>
-<w:ftr xmlns:wpc="http://schemas.microsoft.com/office/word/2010/wordprocessingCanvas" xmlns:cx="http://schemas.microsoft.com/office/drawing/2014/chartex" xmlns:cx1="http://schemas.microsoft.com/office/drawing/2015/9/8/chartex" xmlns:cx2="http://schemas.microsoft.com/office/drawing/2015/10/21/chartex" xmlns:cx3="http://schemas.microsoft.com/office/drawing/2016/5/9/chartex" xmlns:cx4="http://schemas.microsoft.com/office/drawing/2016/5/10/chartex" xmlns:cx5="http://schemas.microsoft.com/office/drawing/2016/5/11/chartex" xmlns:cx6="http://schemas.microsoft.com/office/drawing/2016/5/12/chartex" xmlns:cx7="http://schemas.microsoft.com/office/drawing/2016/5/13/chartex" xmlns:cx8="http://schemas.microsoft.com/office/drawing/2016/5/14/chartex" xmlns:mc="http://schemas.openxmlformats.org/markup-compatibility/2006" xmlns:aink="http://schemas.microsoft.com/office/drawing/2016/ink" xmlns:am3d="http://schemas.microsoft.com/office/drawing/2017/model3d" xmlns:o="urn:schemas-microsoft-com:office:office" xmlns:oel="http://schemas.microsoft.com/office/2019/extlst" xmlns:r="http://schemas.openxmlformats.org/officeDocument/2006/relationships" xmlns:m="http://schemas.openxmlformats.org/officeDocument/2006/math" xmlns:v="urn:schemas-microsoft-com:vml" xmlns:wp14="http://schemas.microsoft.com/office/word/2010/wordprocessingDrawing" xmlns:wp="http://schemas.openxmlformats.org/drawingml/2006/wordprocessingDrawing" xmlns:w10="urn:schemas-microsoft-com:office:word" xmlns:w="http://schemas.openxmlformats.org/wordprocessingml/2006/main" xmlns:w14="http://schemas.microsoft.com/office/word/2010/wordml" xmlns:w15="http://schemas.microsoft.com/office/word/2012/wordml" xmlns:w16cex="http://schemas.microsoft.com/office/word/2018/wordml/cex" xmlns:w16cid="http://schemas.microsoft.com/office/word/2016/wordml/cid" xmlns:w16="http://schemas.microsoft.com/office/word/2018/wordml" xmlns:w16du="http://schemas.microsoft.com/office/word/2023/wordml/word16du" xmlns:w16sdtdh="http://schemas.microsoft.com/office/word/2020/wordml/sdtdatahash" xmlns:w16sdtfl="http://schemas.microsoft.com/office/word/2024/wordml/sdtformatlock" xmlns:w16se="http://schemas.microsoft.com/office/word/2015/wordml/symex" xmlns:wpg="http://schemas.microsoft.com/office/word/2010/wordprocessingGroup" xmlns:wpi="http://schemas.microsoft.com/office/word/2010/wordprocessingInk" xmlns:wne="http://schemas.microsoft.com/office/word/2006/wordml" xmlns:wps="http://schemas.microsoft.com/office/word/2010/wordprocessingShape" mc:Ignorable="w14 w15 w16se w16cid w16 w16cex w16sdtdh w16sdtfl w16du wp14">
+<file path=word/footer5.xml><?xml version="1.0" encoding="utf-8"?>
+<w:ftr xmlns:m="http://schemas.openxmlformats.org/officeDocument/2006/math" xmlns:mc="http://schemas.openxmlformats.org/markup-compatibility/2006" xmlns:mo="http://schemas.microsoft.com/office/mac/office/2008/main" xmlns:mv="urn:schemas-microsoft-com:mac:vml" xmlns:o="urn:schemas-microsoft-com:office:office" xmlns:r="http://schemas.openxmlformats.org/officeDocument/2006/relationships" xmlns:v="urn:schemas-microsoft-com:vml" xmlns:w10="urn:schemas-microsoft-com:office:word" xmlns:w14="http://schemas.microsoft.com/office/word/2010/wordml" xmlns:w="http://schemas.openxmlformats.org/wordprocessingml/2006/main" xmlns:wne="http://schemas.microsoft.com/office/word/2006/wordml" xmlns:wp14="http://schemas.microsoft.com/office/word/2010/wordprocessingDrawing" xmlns:wp="http://schemas.openxmlformats.org/drawingml/2006/wordprocessingDrawing" xmlns:wpc="http://schemas.microsoft.com/office/word/2010/wordprocessingCanvas" xmlns:wpg="http://schemas.microsoft.com/office/word/2010/wordprocessingGroup" xmlns:wpi="http://schemas.microsoft.com/office/word/2010/wordprocessingInk" xmlns:wps="http://schemas.microsoft.com/office/word/2010/wordprocessingShape" mc:Ignorable="w14 wp14">
   <w:p>
     <w:pPr>
-      <w:pBdr>
-        <w:top w:val="nil"/>
-        <w:left w:val="nil"/>
-        <w:bottom w:val="nil"/>
-        <w:right w:val="nil"/>
-        <w:between w:val="nil"/>
-      </w:pBdr>
-      <w:tabs>
-        <w:tab w:val="center" w:pos="4680"/>
-        <w:tab w:val="right" w:pos="9360"/>
-      </w:tabs>
-      <w:spacing w:line="240" w:lineRule="auto"/>
-      <w:ind w:firstLine="0"/>
+      <w:pStyle w:val="Footer"/>
       <w:jc w:val="right"/>
-      <w:rPr>
-        <w:color w:val="000000"/>
-      </w:rPr>
     </w:pPr>
     <w:r>
       <w:rPr>
-        <w:color w:val="000000"/>
+        <w:rFonts w:ascii="Times New Roman" w:hAnsi="Times New Roman"/>
+        <w:sz w:val="24"/>
       </w:rPr>
-      <w:t>ii</w:t>
+      <w:fldChar w:fldCharType="begin"/>
+    </w:r>
+    <w:r>
+      <w:rPr>
+        <w:rFonts w:ascii="Times New Roman" w:hAnsi="Times New Roman"/>
+        <w:sz w:val="24"/>
+      </w:rPr>
+      <w:instrText xml:space="preserve"> PAGE </w:instrText>
+    </w:r>
+    <w:r>
+      <w:rPr>
+        <w:rFonts w:ascii="Times New Roman" w:hAnsi="Times New Roman"/>
+        <w:sz w:val="24"/>
+      </w:rPr>
+      <w:fldChar w:fldCharType="separate"/>
+    </w:r>
+    <w:r>
+      <w:rPr>
+        <w:rFonts w:ascii="Times New Roman" w:hAnsi="Times New Roman"/>
+        <w:sz w:val="24"/>
+      </w:rPr>
+      <w:t>i</w:t>
+    </w:r>
+    <w:r>
+      <w:rPr>
+        <w:rFonts w:ascii="Times New Roman" w:hAnsi="Times New Roman"/>
+        <w:sz w:val="24"/>
+      </w:rPr>
+      <w:fldChar w:fldCharType="end"/>
     </w:r>
   </w:p>
 </w:ftr>
 </file>
 
-<file path=word/footer4.xml><?xml version="1.0" encoding="utf-8"?>
-<w:ftr xmlns:wpc="http://schemas.microsoft.com/office/word/2010/wordprocessingCanvas" xmlns:cx="http://schemas.microsoft.com/office/drawing/2014/chartex" xmlns:cx1="http://schemas.microsoft.com/office/drawing/2015/9/8/chartex" xmlns:cx2="http://schemas.microsoft.com/office/drawing/2015/10/21/chartex" xmlns:cx3="http://schemas.microsoft.com/office/drawing/2016/5/9/chartex" xmlns:cx4="http://schemas.microsoft.com/office/drawing/2016/5/10/chartex" xmlns:cx5="http://schemas.microsoft.com/office/drawing/2016/5/11/chartex" xmlns:cx6="http://schemas.microsoft.com/office/drawing/2016/5/12/chartex" xmlns:cx7="http://schemas.microsoft.com/office/drawing/2016/5/13/chartex" xmlns:cx8="http://schemas.microsoft.com/office/drawing/2016/5/14/chartex" xmlns:mc="http://schemas.openxmlformats.org/markup-compatibility/2006" xmlns:aink="http://schemas.microsoft.com/office/drawing/2016/ink" xmlns:am3d="http://schemas.microsoft.com/office/drawing/2017/model3d" xmlns:o="urn:schemas-microsoft-com:office:office" xmlns:oel="http://schemas.microsoft.com/office/2019/extlst" xmlns:r="http://schemas.openxmlformats.org/officeDocument/2006/relationships" xmlns:m="http://schemas.openxmlformats.org/officeDocument/2006/math" xmlns:v="urn:schemas-microsoft-com:vml" xmlns:wp14="http://schemas.microsoft.com/office/word/2010/wordprocessingDrawing" xmlns:wp="http://schemas.openxmlformats.org/drawingml/2006/wordprocessingDrawing" xmlns:w10="urn:schemas-microsoft-com:office:word" xmlns:w="http://schemas.openxmlformats.org/wordprocessingml/2006/main" xmlns:w14="http://schemas.microsoft.com/office/word/2010/wordml" xmlns:w15="http://schemas.microsoft.com/office/word/2012/wordml" xmlns:w16cex="http://schemas.microsoft.com/office/word/2018/wordml/cex" xmlns:w16cid="http://schemas.microsoft.com/office/word/2016/wordml/cid" xmlns:w16="http://schemas.microsoft.com/office/word/2018/wordml" xmlns:w16du="http://schemas.microsoft.com/office/word/2023/wordml/word16du" xmlns:w16sdtdh="http://schemas.microsoft.com/office/word/2020/wordml/sdtdatahash" xmlns:w16sdtfl="http://schemas.microsoft.com/office/word/2024/wordml/sdtformatlock" xmlns:w16se="http://schemas.microsoft.com/office/word/2015/wordml/symex" xmlns:wpg="http://schemas.microsoft.com/office/word/2010/wordprocessingGroup" xmlns:wpi="http://schemas.microsoft.com/office/word/2010/wordprocessingInk" xmlns:wne="http://schemas.microsoft.com/office/word/2006/wordml" xmlns:wps="http://schemas.microsoft.com/office/word/2010/wordprocessingShape" mc:Ignorable="w14 w15 w16se w16cid w16 w16cex w16sdtdh w16sdtfl w16du wp14">
+<file path=word/footer6.xml><?xml version="1.0" encoding="utf-8"?>
+<w:ftr xmlns:m="http://schemas.openxmlformats.org/officeDocument/2006/math" xmlns:mc="http://schemas.openxmlformats.org/markup-compatibility/2006" xmlns:mo="http://schemas.microsoft.com/office/mac/office/2008/main" xmlns:mv="urn:schemas-microsoft-com:mac:vml" xmlns:o="urn:schemas-microsoft-com:office:office" xmlns:r="http://schemas.openxmlformats.org/officeDocument/2006/relationships" xmlns:v="urn:schemas-microsoft-com:vml" xmlns:w10="urn:schemas-microsoft-com:office:word" xmlns:w14="http://schemas.microsoft.com/office/word/2010/wordml" xmlns:w="http://schemas.openxmlformats.org/wordprocessingml/2006/main" xmlns:wne="http://schemas.microsoft.com/office/word/2006/wordml" xmlns:wp14="http://schemas.microsoft.com/office/word/2010/wordprocessingDrawing" xmlns:wp="http://schemas.openxmlformats.org/drawingml/2006/wordprocessingDrawing" xmlns:wpc="http://schemas.microsoft.com/office/word/2010/wordprocessingCanvas" xmlns:wpg="http://schemas.microsoft.com/office/word/2010/wordprocessingGroup" xmlns:wpi="http://schemas.microsoft.com/office/word/2010/wordprocessingInk" xmlns:wps="http://schemas.microsoft.com/office/word/2010/wordprocessingShape" mc:Ignorable="w14 wp14">
   <w:p>
     <w:pPr>
-      <w:pBdr>
-        <w:top w:val="nil"/>
-        <w:left w:val="nil"/>
-        <w:bottom w:val="nil"/>
-        <w:right w:val="nil"/>
-        <w:between w:val="nil"/>
-      </w:pBdr>
-      <w:tabs>
-        <w:tab w:val="center" w:pos="4680"/>
-        <w:tab w:val="right" w:pos="9360"/>
-      </w:tabs>
-      <w:spacing w:line="240" w:lineRule="auto"/>
-      <w:ind w:firstLine="0"/>
+      <w:pStyle w:val="Footer"/>
       <w:jc w:val="right"/>
+    </w:pPr>
+    <w:r>
       <w:rPr>
-        <w:color w:val="000000"/>
+        <w:rFonts w:ascii="Times New Roman" w:hAnsi="Times New Roman"/>
+        <w:sz w:val="24"/>
       </w:rPr>
-    </w:pPr>
+      <w:fldChar w:fldCharType="begin"/>
+    </w:r>
+    <w:r>
+      <w:rPr>
+        <w:rFonts w:ascii="Times New Roman" w:hAnsi="Times New Roman"/>
+        <w:sz w:val="24"/>
+      </w:rPr>
+      <w:instrText xml:space="preserve"> PAGE </w:instrText>
+    </w:r>
+    <w:r>
+      <w:rPr>
+        <w:rFonts w:ascii="Times New Roman" w:hAnsi="Times New Roman"/>
+        <w:sz w:val="24"/>
+      </w:rPr>
+      <w:fldChar w:fldCharType="separate"/>
+    </w:r>
+    <w:r>
+      <w:rPr>
+        <w:rFonts w:ascii="Times New Roman" w:hAnsi="Times New Roman"/>
+        <w:sz w:val="24"/>
+      </w:rPr>
+      <w:t>1</w:t>
+    </w:r>
+    <w:r>
+      <w:rPr>
+        <w:rFonts w:ascii="Times New Roman" w:hAnsi="Times New Roman"/>
+        <w:sz w:val="24"/>
+      </w:rPr>
+      <w:fldChar w:fldCharType="end"/>
+    </w:r>
   </w:p>
 </w:ftr>
 </file>

--- a/Prototype.docx
+++ b/Prototype.docx
@@ -872,9 +872,9 @@
           <w:footerReference w:type="first" r:id="rId10"/>
           <w:pgSz w:w="11907" w:h="16840"/>
           <w:pgMar w:top="2268" w:right="1701" w:bottom="1701" w:left="2268" w:header="1418" w:footer="1134" w:gutter="0"/>
-          <w:pgNumType w:start="1"/>
           <w:cols w:space="720"/>
           <w:titlePg/>
+          <w:pgNumType w:fmt="lowerRoman" w:start="1"/>
         </w:sectPr>
       </w:pPr>
       <w:r>
@@ -4620,7 +4620,6 @@
         <w:sectPr>
           <w:pgSz w:w="11907" w:h="16840"/>
           <w:pgMar w:top="2268" w:right="1701" w:bottom="1701" w:left="2268" w:header="1418" w:footer="1134" w:gutter="0"/>
-          <w:pgNumType w:start="1"/>
           <w:cols w:space="720"/>
         </w:sectPr>
       </w:pPr>
@@ -7506,10 +7505,11 @@
           <w:lang w:val="fi-FI"/>
         </w:rPr>
         <w:sectPr>
+          <w:footerReference w:type="default" r:id="rId19"/>
           <w:pgSz w:w="11907" w:h="16840"/>
           <w:pgMar w:top="2268" w:right="1701" w:bottom="1701" w:left="2268" w:header="1418" w:footer="1134" w:gutter="0"/>
-          <w:pgNumType w:start="1"/>
           <w:cols w:space="720"/>
+          <w:pgNumType w:fmt="decimal" w:start="1"/>
         </w:sectPr>
       </w:pPr>
       <w:r>
@@ -65053,7 +65053,6 @@
       </w:pPr>
     </w:p>
     <w:sectPr>
-      <w:footerReference w:type="default" r:id="rId16"/>
       <w:pgSz w:w="11907" w:h="16840"/>
       <w:pgMar w:top="2268" w:right="1377" w:bottom="1701" w:left="1440" w:header="1418" w:footer="1134" w:gutter="0"/>
       <w:cols w:space="720"/>
@@ -65091,75 +65090,28 @@
 <w:ftr xmlns:wpc="http://schemas.microsoft.com/office/word/2010/wordprocessingCanvas" xmlns:cx="http://schemas.microsoft.com/office/drawing/2014/chartex" xmlns:cx1="http://schemas.microsoft.com/office/drawing/2015/9/8/chartex" xmlns:cx2="http://schemas.microsoft.com/office/drawing/2015/10/21/chartex" xmlns:cx3="http://schemas.microsoft.com/office/drawing/2016/5/9/chartex" xmlns:cx4="http://schemas.microsoft.com/office/drawing/2016/5/10/chartex" xmlns:cx5="http://schemas.microsoft.com/office/drawing/2016/5/11/chartex" xmlns:cx6="http://schemas.microsoft.com/office/drawing/2016/5/12/chartex" xmlns:cx7="http://schemas.microsoft.com/office/drawing/2016/5/13/chartex" xmlns:cx8="http://schemas.microsoft.com/office/drawing/2016/5/14/chartex" xmlns:mc="http://schemas.openxmlformats.org/markup-compatibility/2006" xmlns:aink="http://schemas.microsoft.com/office/drawing/2016/ink" xmlns:am3d="http://schemas.microsoft.com/office/drawing/2017/model3d" xmlns:o="urn:schemas-microsoft-com:office:office" xmlns:oel="http://schemas.microsoft.com/office/2019/extlst" xmlns:r="http://schemas.openxmlformats.org/officeDocument/2006/relationships" xmlns:m="http://schemas.openxmlformats.org/officeDocument/2006/math" xmlns:v="urn:schemas-microsoft-com:vml" xmlns:wp14="http://schemas.microsoft.com/office/word/2010/wordprocessingDrawing" xmlns:wp="http://schemas.openxmlformats.org/drawingml/2006/wordprocessingDrawing" xmlns:w10="urn:schemas-microsoft-com:office:word" xmlns:w="http://schemas.openxmlformats.org/wordprocessingml/2006/main" xmlns:w14="http://schemas.microsoft.com/office/word/2010/wordml" xmlns:w15="http://schemas.microsoft.com/office/word/2012/wordml" xmlns:w16cex="http://schemas.microsoft.com/office/word/2018/wordml/cex" xmlns:w16cid="http://schemas.microsoft.com/office/word/2016/wordml/cid" xmlns:w16="http://schemas.microsoft.com/office/word/2018/wordml" xmlns:w16du="http://schemas.microsoft.com/office/word/2023/wordml/word16du" xmlns:w16sdtdh="http://schemas.microsoft.com/office/word/2020/wordml/sdtdatahash" xmlns:w16sdtfl="http://schemas.microsoft.com/office/word/2024/wordml/sdtformatlock" xmlns:w16se="http://schemas.microsoft.com/office/word/2015/wordml/symex" xmlns:wpg="http://schemas.microsoft.com/office/word/2010/wordprocessingGroup" xmlns:wpi="http://schemas.microsoft.com/office/word/2010/wordprocessingInk" xmlns:wne="http://schemas.microsoft.com/office/word/2006/wordml" xmlns:wps="http://schemas.microsoft.com/office/word/2010/wordprocessingShape" mc:Ignorable="w14 w15 w16se w16cid w16 w16cex w16sdtdh w16sdtfl w16du wp14">
   <w:p>
     <w:pPr>
-      <w:pBdr>
-        <w:top w:val="nil"/>
-        <w:left w:val="nil"/>
-        <w:bottom w:val="nil"/>
-        <w:right w:val="nil"/>
-        <w:between w:val="nil"/>
-      </w:pBdr>
-      <w:tabs>
-        <w:tab w:val="center" w:pos="4680"/>
-        <w:tab w:val="right" w:pos="9360"/>
-      </w:tabs>
-      <w:spacing w:line="240" w:lineRule="auto"/>
-      <w:jc w:val="right"/>
-      <w:rPr>
-        <w:color w:val="000000"/>
-      </w:rPr>
+      <w:jc w:val="center"/>
     </w:pPr>
     <w:r>
       <w:rPr>
-        <w:color w:val="000000"/>
+        <w:rFonts w:ascii="Times New Roman" w:hAnsi="Times New Roman"/>
+        <w:sz w:val="24"/>
+        <w:szCs w:val="24"/>
       </w:rPr>
       <w:fldChar w:fldCharType="begin"/>
     </w:r>
     <w:r>
-      <w:rPr>
-        <w:color w:val="000000"/>
-      </w:rPr>
-      <w:instrText>PAGE</w:instrText>
+      <w:instrText xml:space="preserve"> PAGE </w:instrText>
     </w:r>
     <w:r>
-      <w:rPr>
-        <w:color w:val="000000"/>
-      </w:rPr>
       <w:fldChar w:fldCharType="separate"/>
     </w:r>
     <w:r>
-      <w:rPr>
-        <w:noProof/>
-        <w:color w:val="000000"/>
-      </w:rPr>
       <w:t>1</w:t>
     </w:r>
     <w:r>
-      <w:rPr>
-        <w:color w:val="000000"/>
-      </w:rPr>
       <w:fldChar w:fldCharType="end"/>
     </w:r>
-  </w:p>
-  <w:p>
-    <w:pPr>
-      <w:pBdr>
-        <w:top w:val="nil"/>
-        <w:left w:val="nil"/>
-        <w:bottom w:val="nil"/>
-        <w:right w:val="nil"/>
-        <w:between w:val="nil"/>
-      </w:pBdr>
-      <w:tabs>
-        <w:tab w:val="center" w:pos="4680"/>
-        <w:tab w:val="right" w:pos="9360"/>
-      </w:tabs>
-      <w:spacing w:line="240" w:lineRule="auto"/>
-      <w:ind w:firstLine="0"/>
-      <w:jc w:val="right"/>
-      <w:rPr>
-        <w:color w:val="000000"/>
-      </w:rPr>
-    </w:pPr>
   </w:p>
 </w:ftr>
 </file>
@@ -65212,56 +65164,58 @@
 <w:ftr xmlns:wpc="http://schemas.microsoft.com/office/word/2010/wordprocessingCanvas" xmlns:cx="http://schemas.microsoft.com/office/drawing/2014/chartex" xmlns:cx1="http://schemas.microsoft.com/office/drawing/2015/9/8/chartex" xmlns:cx2="http://schemas.microsoft.com/office/drawing/2015/10/21/chartex" xmlns:cx3="http://schemas.microsoft.com/office/drawing/2016/5/9/chartex" xmlns:cx4="http://schemas.microsoft.com/office/drawing/2016/5/10/chartex" xmlns:cx5="http://schemas.microsoft.com/office/drawing/2016/5/11/chartex" xmlns:cx6="http://schemas.microsoft.com/office/drawing/2016/5/12/chartex" xmlns:cx7="http://schemas.microsoft.com/office/drawing/2016/5/13/chartex" xmlns:cx8="http://schemas.microsoft.com/office/drawing/2016/5/14/chartex" xmlns:mc="http://schemas.openxmlformats.org/markup-compatibility/2006" xmlns:aink="http://schemas.microsoft.com/office/drawing/2016/ink" xmlns:am3d="http://schemas.microsoft.com/office/drawing/2017/model3d" xmlns:o="urn:schemas-microsoft-com:office:office" xmlns:oel="http://schemas.microsoft.com/office/2019/extlst" xmlns:r="http://schemas.openxmlformats.org/officeDocument/2006/relationships" xmlns:m="http://schemas.openxmlformats.org/officeDocument/2006/math" xmlns:v="urn:schemas-microsoft-com:vml" xmlns:wp14="http://schemas.microsoft.com/office/word/2010/wordprocessingDrawing" xmlns:wp="http://schemas.openxmlformats.org/drawingml/2006/wordprocessingDrawing" xmlns:w10="urn:schemas-microsoft-com:office:word" xmlns:w="http://schemas.openxmlformats.org/wordprocessingml/2006/main" xmlns:w14="http://schemas.microsoft.com/office/word/2010/wordml" xmlns:w15="http://schemas.microsoft.com/office/word/2012/wordml" xmlns:w16cex="http://schemas.microsoft.com/office/word/2018/wordml/cex" xmlns:w16cid="http://schemas.microsoft.com/office/word/2016/wordml/cid" xmlns:w16="http://schemas.microsoft.com/office/word/2018/wordml" xmlns:w16du="http://schemas.microsoft.com/office/word/2023/wordml/word16du" xmlns:w16sdtdh="http://schemas.microsoft.com/office/word/2020/wordml/sdtdatahash" xmlns:w16sdtfl="http://schemas.microsoft.com/office/word/2024/wordml/sdtformatlock" xmlns:w16se="http://schemas.microsoft.com/office/word/2015/wordml/symex" xmlns:wpg="http://schemas.microsoft.com/office/word/2010/wordprocessingGroup" xmlns:wpi="http://schemas.microsoft.com/office/word/2010/wordprocessingInk" xmlns:wne="http://schemas.microsoft.com/office/word/2006/wordml" xmlns:wps="http://schemas.microsoft.com/office/word/2010/wordprocessingShape" mc:Ignorable="w14 w15 w16se w16cid w16 w16cex w16sdtdh w16sdtfl w16du wp14">
   <w:p>
     <w:pPr>
-      <w:pBdr>
-        <w:top w:val="nil"/>
-        <w:left w:val="nil"/>
-        <w:bottom w:val="nil"/>
-        <w:right w:val="nil"/>
-        <w:between w:val="nil"/>
-      </w:pBdr>
-      <w:tabs>
-        <w:tab w:val="center" w:pos="4680"/>
-        <w:tab w:val="right" w:pos="9360"/>
-      </w:tabs>
-      <w:spacing w:line="240" w:lineRule="auto"/>
-      <w:ind w:firstLine="0"/>
-      <w:jc w:val="right"/>
-      <w:rPr>
-        <w:color w:val="000000"/>
-      </w:rPr>
+      <w:jc w:val="center"/>
     </w:pPr>
     <w:r>
       <w:rPr>
-        <w:color w:val="000000"/>
+        <w:rFonts w:ascii="Times New Roman" w:hAnsi="Times New Roman"/>
+        <w:sz w:val="24"/>
+        <w:szCs w:val="24"/>
       </w:rPr>
-      <w:t>ii</w:t>
+      <w:fldChar w:fldCharType="begin"/>
+    </w:r>
+    <w:r>
+      <w:instrText xml:space="preserve"> PAGE </w:instrText>
+    </w:r>
+    <w:r>
+      <w:fldChar w:fldCharType="separate"/>
+    </w:r>
+    <w:r>
+      <w:t>1</w:t>
+    </w:r>
+    <w:r>
+      <w:fldChar w:fldCharType="end"/>
     </w:r>
   </w:p>
 </w:ftr>
 </file>
 
-<file path=word/footer4.xml><?xml version="1.0" encoding="utf-8"?>
-<w:ftr xmlns:wpc="http://schemas.microsoft.com/office/word/2010/wordprocessingCanvas" xmlns:cx="http://schemas.microsoft.com/office/drawing/2014/chartex" xmlns:cx1="http://schemas.microsoft.com/office/drawing/2015/9/8/chartex" xmlns:cx2="http://schemas.microsoft.com/office/drawing/2015/10/21/chartex" xmlns:cx3="http://schemas.microsoft.com/office/drawing/2016/5/9/chartex" xmlns:cx4="http://schemas.microsoft.com/office/drawing/2016/5/10/chartex" xmlns:cx5="http://schemas.microsoft.com/office/drawing/2016/5/11/chartex" xmlns:cx6="http://schemas.microsoft.com/office/drawing/2016/5/12/chartex" xmlns:cx7="http://schemas.microsoft.com/office/drawing/2016/5/13/chartex" xmlns:cx8="http://schemas.microsoft.com/office/drawing/2016/5/14/chartex" xmlns:mc="http://schemas.openxmlformats.org/markup-compatibility/2006" xmlns:aink="http://schemas.microsoft.com/office/drawing/2016/ink" xmlns:am3d="http://schemas.microsoft.com/office/drawing/2017/model3d" xmlns:o="urn:schemas-microsoft-com:office:office" xmlns:oel="http://schemas.microsoft.com/office/2019/extlst" xmlns:r="http://schemas.openxmlformats.org/officeDocument/2006/relationships" xmlns:m="http://schemas.openxmlformats.org/officeDocument/2006/math" xmlns:v="urn:schemas-microsoft-com:vml" xmlns:wp14="http://schemas.microsoft.com/office/word/2010/wordprocessingDrawing" xmlns:wp="http://schemas.openxmlformats.org/drawingml/2006/wordprocessingDrawing" xmlns:w10="urn:schemas-microsoft-com:office:word" xmlns:w="http://schemas.openxmlformats.org/wordprocessingml/2006/main" xmlns:w14="http://schemas.microsoft.com/office/word/2010/wordml" xmlns:w15="http://schemas.microsoft.com/office/word/2012/wordml" xmlns:w16cex="http://schemas.microsoft.com/office/word/2018/wordml/cex" xmlns:w16cid="http://schemas.microsoft.com/office/word/2016/wordml/cid" xmlns:w16="http://schemas.microsoft.com/office/word/2018/wordml" xmlns:w16du="http://schemas.microsoft.com/office/word/2023/wordml/word16du" xmlns:w16sdtdh="http://schemas.microsoft.com/office/word/2020/wordml/sdtdatahash" xmlns:w16sdtfl="http://schemas.microsoft.com/office/word/2024/wordml/sdtformatlock" xmlns:w16se="http://schemas.microsoft.com/office/word/2015/wordml/symex" xmlns:wpg="http://schemas.microsoft.com/office/word/2010/wordprocessingGroup" xmlns:wpi="http://schemas.microsoft.com/office/word/2010/wordprocessingInk" xmlns:wne="http://schemas.microsoft.com/office/word/2006/wordml" xmlns:wps="http://schemas.microsoft.com/office/word/2010/wordprocessingShape" mc:Ignorable="w14 w15 w16se w16cid w16 w16cex w16sdtdh w16sdtfl w16du wp14">
+<file path=word/footer5.xml><?xml version="1.0" encoding="utf-8"?>
+<w:ftr xmlns:m="http://schemas.openxmlformats.org/officeDocument/2006/math" xmlns:mc="http://schemas.openxmlformats.org/markup-compatibility/2006" xmlns:mo="http://schemas.microsoft.com/office/mac/office/2008/main" xmlns:mv="urn:schemas-microsoft-com:mac:vml" xmlns:o="urn:schemas-microsoft-com:office:office" xmlns:r="http://schemas.openxmlformats.org/officeDocument/2006/relationships" xmlns:v="urn:schemas-microsoft-com:vml" xmlns:w10="urn:schemas-microsoft-com:office:word" xmlns:w14="http://schemas.microsoft.com/office/word/2010/wordml" xmlns:w="http://schemas.openxmlformats.org/wordprocessingml/2006/main" xmlns:wne="http://schemas.microsoft.com/office/word/2006/wordml" xmlns:wp14="http://schemas.microsoft.com/office/word/2010/wordprocessingDrawing" xmlns:wp="http://schemas.openxmlformats.org/drawingml/2006/wordprocessingDrawing" xmlns:wpc="http://schemas.microsoft.com/office/word/2010/wordprocessingCanvas" xmlns:wpg="http://schemas.microsoft.com/office/word/2010/wordprocessingGroup" xmlns:wpi="http://schemas.microsoft.com/office/word/2010/wordprocessingInk" xmlns:wps="http://schemas.microsoft.com/office/word/2010/wordprocessingShape" mc:Ignorable="w14 wp14">
   <w:p>
     <w:pPr>
-      <w:pBdr>
-        <w:top w:val="nil"/>
-        <w:left w:val="nil"/>
-        <w:bottom w:val="nil"/>
-        <w:right w:val="nil"/>
-        <w:between w:val="nil"/>
-      </w:pBdr>
-      <w:tabs>
-        <w:tab w:val="center" w:pos="4680"/>
-        <w:tab w:val="right" w:pos="9360"/>
-      </w:tabs>
-      <w:spacing w:line="240" w:lineRule="auto"/>
-      <w:ind w:firstLine="0"/>
-      <w:jc w:val="right"/>
+      <w:jc w:val="center"/>
+    </w:pPr>
+    <w:r>
       <w:rPr>
-        <w:color w:val="000000"/>
+        <w:rFonts w:ascii="Times New Roman" w:hAnsi="Times New Roman"/>
+        <w:sz w:val="24"/>
+        <w:szCs w:val="24"/>
       </w:rPr>
-    </w:pPr>
+      <w:fldChar w:fldCharType="begin"/>
+    </w:r>
+    <w:r>
+      <w:instrText xml:space="preserve"> PAGE </w:instrText>
+    </w:r>
+    <w:r>
+      <w:fldChar w:fldCharType="separate"/>
+    </w:r>
+    <w:r>
+      <w:t>1</w:t>
+    </w:r>
+    <w:r>
+      <w:fldChar w:fldCharType="end"/>
+    </w:r>
   </w:p>
 </w:ftr>
 </file>

--- a/Prototype.docx
+++ b/Prototype.docx
@@ -872,9 +872,9 @@
           <w:footerReference w:type="first" r:id="rId10"/>
           <w:pgSz w:w="11907" w:h="16840"/>
           <w:pgMar w:top="2268" w:right="1701" w:bottom="1701" w:left="2268" w:header="1418" w:footer="1134" w:gutter="0"/>
+          <w:pgNumType w:fmt="lowerRoman" w:start="1"/>
           <w:cols w:space="720"/>
           <w:titlePg/>
-          <w:pgNumType w:fmt="lowerRoman" w:start="1"/>
         </w:sectPr>
       </w:pPr>
       <w:r>
@@ -1768,7 +1768,7 @@
                 <w:bCs/>
                 <w:color w:val="000000"/>
                 <w:u w:val="single"/>
-                <w:lang w:val="fi-FI"/>
+                <w:lang w:val="en-US"/>
               </w:rPr>
             </w:pPr>
             <w:r>
@@ -1777,7 +1777,7 @@
                 <w:bCs/>
                 <w:color w:val="000000"/>
                 <w:u w:val="single"/>
-                <w:lang w:val="fi-FI"/>
+                <w:lang w:val="en-US"/>
               </w:rPr>
               <w:t>Rd. Muhammad Sopian Pratama,M.Ds., M.Kom.</w:t>
             </w:r>
@@ -2224,47 +2224,26 @@
                 <w:sz w:val="22"/>
                 <w:szCs w:val="22"/>
                 <w:u w:val="single"/>
+                <w:lang w:val="fi-FI"/>
               </w:rPr>
             </w:pPr>
-            <w:proofErr w:type="spellStart"/>
             <w:r>
               <w:rPr>
                 <w:b/>
                 <w:bCs/>
                 <w:color w:val="000000"/>
                 <w:u w:val="single"/>
-              </w:rPr>
-              <w:t>Yopi</w:t>
-            </w:r>
-            <w:proofErr w:type="spellEnd"/>
+                <w:lang w:val="fi-FI"/>
+              </w:rPr>
+              <w:t>Yopi Nugraha, M.Kom</w:t>
+            </w:r>
             <w:r>
               <w:rPr>
                 <w:b/>
                 <w:bCs/>
                 <w:color w:val="000000"/>
                 <w:u w:val="single"/>
-              </w:rPr>
-              <w:t xml:space="preserve"> Nugraha, </w:t>
-            </w:r>
-            <w:proofErr w:type="spellStart"/>
-            <w:proofErr w:type="gramStart"/>
-            <w:r>
-              <w:rPr>
-                <w:b/>
-                <w:bCs/>
-                <w:color w:val="000000"/>
-                <w:u w:val="single"/>
-              </w:rPr>
-              <w:t>M.Kom</w:t>
-            </w:r>
-            <w:proofErr w:type="spellEnd"/>
-            <w:proofErr w:type="gramEnd"/>
-            <w:r>
-              <w:rPr>
-                <w:b/>
-                <w:bCs/>
-                <w:color w:val="000000"/>
-                <w:u w:val="single"/>
+                <w:lang w:val="fi-FI"/>
               </w:rPr>
               <w:tab/>
             </w:r>
@@ -2282,11 +2261,13 @@
               <w:jc w:val="left"/>
               <w:rPr>
                 <w:color w:val="000000"/>
+                <w:lang w:val="fi-FI"/>
               </w:rPr>
             </w:pPr>
             <w:r>
               <w:rPr>
                 <w:color w:val="000000"/>
+                <w:lang w:val="fi-FI"/>
               </w:rPr>
               <w:lastRenderedPageBreak/>
               <w:t>NIDN. 0412029202</w:t>
@@ -2305,6 +2286,7 @@
               <w:jc w:val="left"/>
               <w:rPr>
                 <w:color w:val="000000"/>
+                <w:lang w:val="fi-FI"/>
               </w:rPr>
             </w:pPr>
           </w:p>
@@ -3147,7 +3129,6 @@
                 <w:bCs/>
                 <w:color w:val="000000"/>
                 <w:u w:val="single"/>
-                <w:lang w:val="fi-FI"/>
               </w:rPr>
             </w:pPr>
             <w:r>
@@ -3156,7 +3137,6 @@
                 <w:bCs/>
                 <w:color w:val="000000"/>
                 <w:u w:val="single"/>
-                <w:lang w:val="fi-FI"/>
               </w:rPr>
               <w:t>Rd. Muhammad Sopian Pratama,M.Ds., M.Kom.</w:t>
             </w:r>
@@ -7505,11 +7485,11 @@
           <w:lang w:val="fi-FI"/>
         </w:rPr>
         <w:sectPr>
-          <w:footerReference w:type="default" r:id="rId19"/>
+          <w:footerReference w:type="default" r:id="rId12"/>
           <w:pgSz w:w="11907" w:h="16840"/>
           <w:pgMar w:top="2268" w:right="1701" w:bottom="1701" w:left="2268" w:header="1418" w:footer="1134" w:gutter="0"/>
+          <w:pgNumType w:start="1"/>
           <w:cols w:space="720"/>
-          <w:pgNumType w:fmt="decimal" w:start="1"/>
         </w:sectPr>
       </w:pPr>
       <w:r>
@@ -29930,7 +29910,31 @@
       </w:r>
       <w:proofErr w:type="spellEnd"/>
       <w:r>
-        <w:t xml:space="preserve"> (end-user) sistem yang dikembangkan, yang diwajibkan menginput laporan harian </w:t>
+        <w:t xml:space="preserve"> (end-user) sistem yang dikembangkan, yang diwajibkan </w:t>
+      </w:r>
+      <w:proofErr w:type="spellStart"/>
+      <w:r>
+        <w:t>menginput</w:t>
+      </w:r>
+      <w:proofErr w:type="spellEnd"/>
+      <w:r>
+        <w:t xml:space="preserve"> </w:t>
+      </w:r>
+      <w:proofErr w:type="spellStart"/>
+      <w:r>
+        <w:t>laporan</w:t>
+      </w:r>
+      <w:proofErr w:type="spellEnd"/>
+      <w:r>
+        <w:t xml:space="preserve"> </w:t>
+      </w:r>
+      <w:proofErr w:type="spellStart"/>
+      <w:r>
+        <w:t>harian</w:t>
+      </w:r>
+      <w:proofErr w:type="spellEnd"/>
+      <w:r>
+        <w:t xml:space="preserve"> </w:t>
       </w:r>
       <w:proofErr w:type="spellStart"/>
       <w:r>
@@ -31057,7 +31061,31 @@
       </w:r>
       <w:r>
         <w:lastRenderedPageBreak/>
-        <w:t xml:space="preserve">pengembangan sistem informasi berbasis web. Studi literatur menyediakan landasan </w:t>
+        <w:t xml:space="preserve">pengembangan sistem informasi berbasis web. Studi </w:t>
+      </w:r>
+      <w:proofErr w:type="spellStart"/>
+      <w:r>
+        <w:t>literatur</w:t>
+      </w:r>
+      <w:proofErr w:type="spellEnd"/>
+      <w:r>
+        <w:t xml:space="preserve"> </w:t>
+      </w:r>
+      <w:proofErr w:type="spellStart"/>
+      <w:r>
+        <w:t>menyediakan</w:t>
+      </w:r>
+      <w:proofErr w:type="spellEnd"/>
+      <w:r>
+        <w:t xml:space="preserve"> </w:t>
+      </w:r>
+      <w:proofErr w:type="spellStart"/>
+      <w:r>
+        <w:t>landasan</w:t>
+      </w:r>
+      <w:proofErr w:type="spellEnd"/>
+      <w:r>
+        <w:t xml:space="preserve"> </w:t>
       </w:r>
       <w:proofErr w:type="spellStart"/>
       <w:r>
@@ -31870,7 +31898,7 @@
         </w:rPr>
         <w:lastRenderedPageBreak/>
         <w:drawing>
-          <wp:inline distT="0" distB="0" distL="0" distR="0" wp14:anchorId="7D1A126C" wp14:editId="393A12CE">
+          <wp:inline distT="0" distB="0" distL="0" distR="0" wp14:anchorId="7D1A126C" wp14:editId="760B6F4D">
             <wp:extent cx="6590367" cy="2892056"/>
             <wp:effectExtent l="0" t="0" r="1270" b="3810"/>
             <wp:docPr id="1927379005" name="Picture 1"/>
@@ -31887,7 +31915,7 @@
                     </pic:cNvPicPr>
                   </pic:nvPicPr>
                   <pic:blipFill>
-                    <a:blip r:embed="rId12" cstate="print">
+                    <a:blip r:embed="rId13" cstate="print">
                       <a:extLst>
                         <a:ext uri="{28A0092B-C50C-407E-A947-70E740481C1C}">
                           <a14:useLocalDpi xmlns:a14="http://schemas.microsoft.com/office/drawing/2010/main" val="0"/>
@@ -34341,7 +34369,35 @@
         <w:rPr>
           <w:color w:val="000000"/>
         </w:rPr>
-        <w:t xml:space="preserve">Data kualitatif yang dikumpul dari observasi (deskripsi proses kerja), wawancara (opini dan saran pegawai), angket (jawaban terbuka), dan studi literatur (teori dan kasus serupa) dianalisis menggunakan metode analisis konten tematik (thematic content analysis). Metode ini melibatkan identifikasi pola, tema, dan kategori dari data untuk menjawab pertanyaan penelitian seperti "Apa </w:t>
+        <w:t xml:space="preserve">Data kualitatif yang dikumpul dari observasi (deskripsi proses kerja), wawancara (opini dan saran pegawai), angket (jawaban terbuka), dan studi literatur (teori dan kasus serupa) dianalisis menggunakan metode analisis konten tematik (thematic content analysis). Metode ini melibatkan identifikasi pola, tema, dan kategori dari data untuk menjawab pertanyaan </w:t>
+      </w:r>
+      <w:proofErr w:type="spellStart"/>
+      <w:r>
+        <w:rPr>
+          <w:color w:val="000000"/>
+        </w:rPr>
+        <w:t>penelitian</w:t>
+      </w:r>
+      <w:proofErr w:type="spellEnd"/>
+      <w:r>
+        <w:rPr>
+          <w:color w:val="000000"/>
+        </w:rPr>
+        <w:t xml:space="preserve"> </w:t>
+      </w:r>
+      <w:proofErr w:type="spellStart"/>
+      <w:r>
+        <w:rPr>
+          <w:color w:val="000000"/>
+        </w:rPr>
+        <w:t>seperti</w:t>
+      </w:r>
+      <w:proofErr w:type="spellEnd"/>
+      <w:r>
+        <w:rPr>
+          <w:color w:val="000000"/>
+        </w:rPr>
+        <w:t xml:space="preserve"> "Apa </w:t>
       </w:r>
       <w:proofErr w:type="spellStart"/>
       <w:r>
@@ -35254,7 +35310,49 @@
         <w:rPr>
           <w:color w:val="000000"/>
         </w:rPr>
-        <w:t xml:space="preserve">Data kuantitatif dari angket (skala Likert, persentase respon), observasi (metrik waktu proses manual), dan pengujian sistem (akuras logika bisnis, waktu loading) dianalisis menggunakan statistik deskriptif dan inferensial sederhana. Metode ini bertujuan untuk mengukur </w:t>
+        <w:t xml:space="preserve">Data kuantitatif dari angket (skala Likert, persentase respon), observasi (metrik waktu proses manual), dan pengujian sistem (akuras logika bisnis, waktu loading) dianalisis menggunakan statistik deskriptif dan inferensial sederhana. Metode ini </w:t>
+      </w:r>
+      <w:proofErr w:type="spellStart"/>
+      <w:r>
+        <w:rPr>
+          <w:color w:val="000000"/>
+        </w:rPr>
+        <w:t>bertujuan</w:t>
+      </w:r>
+      <w:proofErr w:type="spellEnd"/>
+      <w:r>
+        <w:rPr>
+          <w:color w:val="000000"/>
+        </w:rPr>
+        <w:t xml:space="preserve"> </w:t>
+      </w:r>
+      <w:proofErr w:type="spellStart"/>
+      <w:r>
+        <w:rPr>
+          <w:color w:val="000000"/>
+        </w:rPr>
+        <w:t>untuk</w:t>
+      </w:r>
+      <w:proofErr w:type="spellEnd"/>
+      <w:r>
+        <w:rPr>
+          <w:color w:val="000000"/>
+        </w:rPr>
+        <w:t xml:space="preserve"> </w:t>
+      </w:r>
+      <w:proofErr w:type="spellStart"/>
+      <w:r>
+        <w:rPr>
+          <w:color w:val="000000"/>
+        </w:rPr>
+        <w:t>mengukur</w:t>
+      </w:r>
+      <w:proofErr w:type="spellEnd"/>
+      <w:r>
+        <w:rPr>
+          <w:color w:val="000000"/>
+        </w:rPr>
+        <w:t xml:space="preserve"> </w:t>
       </w:r>
       <w:proofErr w:type="spellStart"/>
       <w:r>
@@ -42068,7 +42166,7 @@
           <w:numId w:val="14"/>
         </w:numPr>
         <w:sectPr>
-          <w:footerReference w:type="default" r:id="rId13"/>
+          <w:footerReference w:type="default" r:id="rId14"/>
           <w:pgSz w:w="11907" w:h="16840"/>
           <w:pgMar w:top="2268" w:right="1701" w:bottom="1701" w:left="2268" w:header="1418" w:footer="1134" w:gutter="0"/>
           <w:cols w:space="720"/>
@@ -58044,7 +58142,47 @@
           <w:szCs w:val="21"/>
           <w:highlight w:val="white"/>
         </w:rPr>
-        <w:t xml:space="preserve">Uji Usabilitas dilakukan menggunakan kuesioner System Usability Scale (SUS) yang dikembangkan oleh Brooke (1996) kepada 30 end-user (Staf Pelayanan/Operator) yang terlibat dalam studi kasus. Kuesioner SUS terdiri atas 10 pernyataan dengan skala Likert 1-5 yang mengukur persepsi pengguna terhadap kemudahan penggunaan, konsistensi antarmuka, dan kepuasan terhadap sistem. Hasil rata-rata skor SUS yang diperoleh adalah 82,5, yang termasuk dalam </w:t>
+        <w:t xml:space="preserve">Uji Usabilitas dilakukan menggunakan kuesioner System Usability Scale (SUS) yang dikembangkan oleh Brooke (1996) kepada 30 end-user (Staf Pelayanan/Operator) yang terlibat dalam studi kasus. Kuesioner SUS terdiri atas 10 pernyataan dengan skala Likert 1-5 yang mengukur persepsi pengguna terhadap kemudahan penggunaan, konsistensi antarmuka, dan kepuasan terhadap sistem. Hasil rata-rata skor SUS yang diperoleh adalah 82,5, yang </w:t>
+      </w:r>
+      <w:proofErr w:type="spellStart"/>
+      <w:r>
+        <w:rPr>
+          <w:rFonts w:eastAsia="Roboto" w:cs="Roboto"/>
+          <w:color w:val="1F1F1F"/>
+          <w:szCs w:val="21"/>
+          <w:highlight w:val="white"/>
+        </w:rPr>
+        <w:t>termasuk</w:t>
+      </w:r>
+      <w:proofErr w:type="spellEnd"/>
+      <w:r>
+        <w:rPr>
+          <w:rFonts w:eastAsia="Roboto" w:cs="Roboto"/>
+          <w:color w:val="1F1F1F"/>
+          <w:szCs w:val="21"/>
+          <w:highlight w:val="white"/>
+        </w:rPr>
+        <w:t xml:space="preserve"> </w:t>
+      </w:r>
+      <w:proofErr w:type="spellStart"/>
+      <w:r>
+        <w:rPr>
+          <w:rFonts w:eastAsia="Roboto" w:cs="Roboto"/>
+          <w:color w:val="1F1F1F"/>
+          <w:szCs w:val="21"/>
+          <w:highlight w:val="white"/>
+        </w:rPr>
+        <w:t>dalam</w:t>
+      </w:r>
+      <w:proofErr w:type="spellEnd"/>
+      <w:r>
+        <w:rPr>
+          <w:rFonts w:eastAsia="Roboto" w:cs="Roboto"/>
+          <w:color w:val="1F1F1F"/>
+          <w:szCs w:val="21"/>
+          <w:highlight w:val="white"/>
+        </w:rPr>
+        <w:t xml:space="preserve"> </w:t>
       </w:r>
       <w:proofErr w:type="spellStart"/>
       <w:r>
@@ -59337,7 +59475,67 @@
           <w:szCs w:val="21"/>
           <w:highlight w:val="white"/>
         </w:rPr>
-        <w:t xml:space="preserve">Hasil ini membuktikan bahwa arsitektur Go (Golang) mampu menjaga waktu respons di bawah 200 milidetik (ms) meskipun di bawah beban pengguna yang signifikan. Hal ini memvalidasi justifikasi teknis penggunaan Go yang bertujuan untuk performa tinggi dalam memproses </w:t>
+        <w:t xml:space="preserve">Hasil ini membuktikan bahwa arsitektur Go (Golang) mampu menjaga waktu respons di bawah 200 milidetik (ms) meskipun di bawah beban pengguna yang signifikan. Hal ini memvalidasi justifikasi teknis penggunaan Go yang bertujuan untuk performa </w:t>
+      </w:r>
+      <w:proofErr w:type="spellStart"/>
+      <w:r>
+        <w:rPr>
+          <w:rFonts w:eastAsia="Roboto" w:cs="Roboto"/>
+          <w:color w:val="1F1F1F"/>
+          <w:szCs w:val="21"/>
+          <w:highlight w:val="white"/>
+        </w:rPr>
+        <w:t>tinggi</w:t>
+      </w:r>
+      <w:proofErr w:type="spellEnd"/>
+      <w:r>
+        <w:rPr>
+          <w:rFonts w:eastAsia="Roboto" w:cs="Roboto"/>
+          <w:color w:val="1F1F1F"/>
+          <w:szCs w:val="21"/>
+          <w:highlight w:val="white"/>
+        </w:rPr>
+        <w:t xml:space="preserve"> </w:t>
+      </w:r>
+      <w:proofErr w:type="spellStart"/>
+      <w:r>
+        <w:rPr>
+          <w:rFonts w:eastAsia="Roboto" w:cs="Roboto"/>
+          <w:color w:val="1F1F1F"/>
+          <w:szCs w:val="21"/>
+          <w:highlight w:val="white"/>
+        </w:rPr>
+        <w:t>dalam</w:t>
+      </w:r>
+      <w:proofErr w:type="spellEnd"/>
+      <w:r>
+        <w:rPr>
+          <w:rFonts w:eastAsia="Roboto" w:cs="Roboto"/>
+          <w:color w:val="1F1F1F"/>
+          <w:szCs w:val="21"/>
+          <w:highlight w:val="white"/>
+        </w:rPr>
+        <w:t xml:space="preserve"> </w:t>
+      </w:r>
+      <w:proofErr w:type="spellStart"/>
+      <w:r>
+        <w:rPr>
+          <w:rFonts w:eastAsia="Roboto" w:cs="Roboto"/>
+          <w:color w:val="1F1F1F"/>
+          <w:szCs w:val="21"/>
+          <w:highlight w:val="white"/>
+        </w:rPr>
+        <w:t>memproses</w:t>
+      </w:r>
+      <w:proofErr w:type="spellEnd"/>
+      <w:r>
+        <w:rPr>
+          <w:rFonts w:eastAsia="Roboto" w:cs="Roboto"/>
+          <w:color w:val="1F1F1F"/>
+          <w:szCs w:val="21"/>
+          <w:highlight w:val="white"/>
+        </w:rPr>
+        <w:t xml:space="preserve"> </w:t>
       </w:r>
       <w:proofErr w:type="spellStart"/>
       <w:r>
@@ -60195,7 +60393,67 @@
           <w:szCs w:val="21"/>
           <w:highlight w:val="white"/>
         </w:rPr>
-        <w:t xml:space="preserve">Data dari pre-post test dan wawancara dengan Supervisor menunjukkan adanya peningkatan signifikan dalam efisiensi waktu pemrosesan laporan bulanan. Peningkatan ini sejalan dengan temuan Mergel et al. (2018) yang mengidentifikasi bahwa digitalisasi proses administrasi di sektor publik mampu mengurangi </w:t>
+        <w:t xml:space="preserve">Data dari pre-post test dan wawancara dengan Supervisor menunjukkan adanya peningkatan signifikan dalam efisiensi waktu pemrosesan laporan bulanan. Peningkatan ini sejalan dengan temuan Mergel et al. (2018) yang mengidentifikasi bahwa digitalisasi proses administrasi di sektor </w:t>
+      </w:r>
+      <w:proofErr w:type="spellStart"/>
+      <w:r>
+        <w:rPr>
+          <w:rFonts w:eastAsia="Roboto" w:cs="Roboto"/>
+          <w:color w:val="1F1F1F"/>
+          <w:szCs w:val="21"/>
+          <w:highlight w:val="white"/>
+        </w:rPr>
+        <w:t>publik</w:t>
+      </w:r>
+      <w:proofErr w:type="spellEnd"/>
+      <w:r>
+        <w:rPr>
+          <w:rFonts w:eastAsia="Roboto" w:cs="Roboto"/>
+          <w:color w:val="1F1F1F"/>
+          <w:szCs w:val="21"/>
+          <w:highlight w:val="white"/>
+        </w:rPr>
+        <w:t xml:space="preserve"> </w:t>
+      </w:r>
+      <w:proofErr w:type="spellStart"/>
+      <w:r>
+        <w:rPr>
+          <w:rFonts w:eastAsia="Roboto" w:cs="Roboto"/>
+          <w:color w:val="1F1F1F"/>
+          <w:szCs w:val="21"/>
+          <w:highlight w:val="white"/>
+        </w:rPr>
+        <w:t>mampu</w:t>
+      </w:r>
+      <w:proofErr w:type="spellEnd"/>
+      <w:r>
+        <w:rPr>
+          <w:rFonts w:eastAsia="Roboto" w:cs="Roboto"/>
+          <w:color w:val="1F1F1F"/>
+          <w:szCs w:val="21"/>
+          <w:highlight w:val="white"/>
+        </w:rPr>
+        <w:t xml:space="preserve"> </w:t>
+      </w:r>
+      <w:proofErr w:type="spellStart"/>
+      <w:r>
+        <w:rPr>
+          <w:rFonts w:eastAsia="Roboto" w:cs="Roboto"/>
+          <w:color w:val="1F1F1F"/>
+          <w:szCs w:val="21"/>
+          <w:highlight w:val="white"/>
+        </w:rPr>
+        <w:t>mengurangi</w:t>
+      </w:r>
+      <w:proofErr w:type="spellEnd"/>
+      <w:r>
+        <w:rPr>
+          <w:rFonts w:eastAsia="Roboto" w:cs="Roboto"/>
+          <w:color w:val="1F1F1F"/>
+          <w:szCs w:val="21"/>
+          <w:highlight w:val="white"/>
+        </w:rPr>
+        <w:t xml:space="preserve"> </w:t>
       </w:r>
       <w:proofErr w:type="spellStart"/>
       <w:r>
@@ -60986,7 +61244,67 @@
           <w:highlight w:val="white"/>
         </w:rPr>
         <w:lastRenderedPageBreak/>
-        <w:t xml:space="preserve">(backend) berhasil diintegrasikan dengan Supabase, sebagaimana divalidasi oleh keberhasilan uji fungsionalitas (4.2.1) dan uji performa (4.2.3). Metode Scrum memastikan pengembangan berlangsung adaptif dan menghasilkan product increment yang sesuai dengan kebutuhan Disdukcapil, sejalan dengan temuan Abtokhi et al. (2023) yang membuktikan efektivitas Scrum dalam pengembangan sistem </w:t>
+        <w:t xml:space="preserve">(backend) berhasil diintegrasikan dengan Supabase, sebagaimana divalidasi oleh keberhasilan uji fungsionalitas (4.2.1) dan uji performa (4.2.3). Metode Scrum memastikan pengembangan berlangsung adaptif dan menghasilkan product increment yang sesuai dengan kebutuhan Disdukcapil, sejalan dengan temuan Abtokhi et al. (2023) yang membuktikan efektivitas Scrum </w:t>
+      </w:r>
+      <w:proofErr w:type="spellStart"/>
+      <w:r>
+        <w:rPr>
+          <w:rFonts w:eastAsia="Roboto" w:cs="Roboto"/>
+          <w:color w:val="1F1F1F"/>
+          <w:szCs w:val="21"/>
+          <w:highlight w:val="white"/>
+        </w:rPr>
+        <w:t>dalam</w:t>
+      </w:r>
+      <w:proofErr w:type="spellEnd"/>
+      <w:r>
+        <w:rPr>
+          <w:rFonts w:eastAsia="Roboto" w:cs="Roboto"/>
+          <w:color w:val="1F1F1F"/>
+          <w:szCs w:val="21"/>
+          <w:highlight w:val="white"/>
+        </w:rPr>
+        <w:t xml:space="preserve"> </w:t>
+      </w:r>
+      <w:proofErr w:type="spellStart"/>
+      <w:r>
+        <w:rPr>
+          <w:rFonts w:eastAsia="Roboto" w:cs="Roboto"/>
+          <w:color w:val="1F1F1F"/>
+          <w:szCs w:val="21"/>
+          <w:highlight w:val="white"/>
+        </w:rPr>
+        <w:t>pengembangan</w:t>
+      </w:r>
+      <w:proofErr w:type="spellEnd"/>
+      <w:r>
+        <w:rPr>
+          <w:rFonts w:eastAsia="Roboto" w:cs="Roboto"/>
+          <w:color w:val="1F1F1F"/>
+          <w:szCs w:val="21"/>
+          <w:highlight w:val="white"/>
+        </w:rPr>
+        <w:t xml:space="preserve"> </w:t>
+      </w:r>
+      <w:proofErr w:type="spellStart"/>
+      <w:r>
+        <w:rPr>
+          <w:rFonts w:eastAsia="Roboto" w:cs="Roboto"/>
+          <w:color w:val="1F1F1F"/>
+          <w:szCs w:val="21"/>
+          <w:highlight w:val="white"/>
+        </w:rPr>
+        <w:t>sistem</w:t>
+      </w:r>
+      <w:proofErr w:type="spellEnd"/>
+      <w:r>
+        <w:rPr>
+          <w:rFonts w:eastAsia="Roboto" w:cs="Roboto"/>
+          <w:color w:val="1F1F1F"/>
+          <w:szCs w:val="21"/>
+          <w:highlight w:val="white"/>
+        </w:rPr>
+        <w:t xml:space="preserve"> </w:t>
       </w:r>
       <w:proofErr w:type="spellStart"/>
       <w:r>
@@ -64459,7 +64777,7 @@
         </w:rPr>
         <w:t xml:space="preserve">. </w:t>
       </w:r>
-      <w:hyperlink r:id="rId14">
+      <w:hyperlink r:id="rId15">
         <w:r>
           <w:rPr>
             <w:color w:val="000000"/>
@@ -64603,7 +64921,7 @@
         </w:rPr>
         <w:t xml:space="preserve">. </w:t>
       </w:r>
-      <w:hyperlink r:id="rId15">
+      <w:hyperlink r:id="rId16">
         <w:r>
           <w:rPr>
             <w:color w:val="000000"/>
@@ -65090,14 +65408,9 @@
 <w:ftr xmlns:wpc="http://schemas.microsoft.com/office/word/2010/wordprocessingCanvas" xmlns:cx="http://schemas.microsoft.com/office/drawing/2014/chartex" xmlns:cx1="http://schemas.microsoft.com/office/drawing/2015/9/8/chartex" xmlns:cx2="http://schemas.microsoft.com/office/drawing/2015/10/21/chartex" xmlns:cx3="http://schemas.microsoft.com/office/drawing/2016/5/9/chartex" xmlns:cx4="http://schemas.microsoft.com/office/drawing/2016/5/10/chartex" xmlns:cx5="http://schemas.microsoft.com/office/drawing/2016/5/11/chartex" xmlns:cx6="http://schemas.microsoft.com/office/drawing/2016/5/12/chartex" xmlns:cx7="http://schemas.microsoft.com/office/drawing/2016/5/13/chartex" xmlns:cx8="http://schemas.microsoft.com/office/drawing/2016/5/14/chartex" xmlns:mc="http://schemas.openxmlformats.org/markup-compatibility/2006" xmlns:aink="http://schemas.microsoft.com/office/drawing/2016/ink" xmlns:am3d="http://schemas.microsoft.com/office/drawing/2017/model3d" xmlns:o="urn:schemas-microsoft-com:office:office" xmlns:oel="http://schemas.microsoft.com/office/2019/extlst" xmlns:r="http://schemas.openxmlformats.org/officeDocument/2006/relationships" xmlns:m="http://schemas.openxmlformats.org/officeDocument/2006/math" xmlns:v="urn:schemas-microsoft-com:vml" xmlns:wp14="http://schemas.microsoft.com/office/word/2010/wordprocessingDrawing" xmlns:wp="http://schemas.openxmlformats.org/drawingml/2006/wordprocessingDrawing" xmlns:w10="urn:schemas-microsoft-com:office:word" xmlns:w="http://schemas.openxmlformats.org/wordprocessingml/2006/main" xmlns:w14="http://schemas.microsoft.com/office/word/2010/wordml" xmlns:w15="http://schemas.microsoft.com/office/word/2012/wordml" xmlns:w16cex="http://schemas.microsoft.com/office/word/2018/wordml/cex" xmlns:w16cid="http://schemas.microsoft.com/office/word/2016/wordml/cid" xmlns:w16="http://schemas.microsoft.com/office/word/2018/wordml" xmlns:w16du="http://schemas.microsoft.com/office/word/2023/wordml/word16du" xmlns:w16sdtdh="http://schemas.microsoft.com/office/word/2020/wordml/sdtdatahash" xmlns:w16sdtfl="http://schemas.microsoft.com/office/word/2024/wordml/sdtformatlock" xmlns:w16se="http://schemas.microsoft.com/office/word/2015/wordml/symex" xmlns:wpg="http://schemas.microsoft.com/office/word/2010/wordprocessingGroup" xmlns:wpi="http://schemas.microsoft.com/office/word/2010/wordprocessingInk" xmlns:wne="http://schemas.microsoft.com/office/word/2006/wordml" xmlns:wps="http://schemas.microsoft.com/office/word/2010/wordprocessingShape" mc:Ignorable="w14 w15 w16se w16cid w16 w16cex w16sdtdh w16sdtfl w16du wp14">
   <w:p>
     <w:pPr>
-      <w:jc w:val="center"/>
+      <w:jc w:val="right"/>
     </w:pPr>
     <w:r>
-      <w:rPr>
-        <w:rFonts w:ascii="Times New Roman" w:hAnsi="Times New Roman"/>
-        <w:sz w:val="24"/>
-        <w:szCs w:val="24"/>
-      </w:rPr>
       <w:fldChar w:fldCharType="begin"/>
     </w:r>
     <w:r>
@@ -65167,11 +65480,6 @@
       <w:jc w:val="center"/>
     </w:pPr>
     <w:r>
-      <w:rPr>
-        <w:rFonts w:ascii="Times New Roman" w:hAnsi="Times New Roman"/>
-        <w:sz w:val="24"/>
-        <w:szCs w:val="24"/>
-      </w:rPr>
       <w:fldChar w:fldCharType="begin"/>
     </w:r>
     <w:r>
@@ -65190,18 +65498,13 @@
 </w:ftr>
 </file>
 
-<file path=word/footer5.xml><?xml version="1.0" encoding="utf-8"?>
-<w:ftr xmlns:m="http://schemas.openxmlformats.org/officeDocument/2006/math" xmlns:mc="http://schemas.openxmlformats.org/markup-compatibility/2006" xmlns:mo="http://schemas.microsoft.com/office/mac/office/2008/main" xmlns:mv="urn:schemas-microsoft-com:mac:vml" xmlns:o="urn:schemas-microsoft-com:office:office" xmlns:r="http://schemas.openxmlformats.org/officeDocument/2006/relationships" xmlns:v="urn:schemas-microsoft-com:vml" xmlns:w10="urn:schemas-microsoft-com:office:word" xmlns:w14="http://schemas.microsoft.com/office/word/2010/wordml" xmlns:w="http://schemas.openxmlformats.org/wordprocessingml/2006/main" xmlns:wne="http://schemas.microsoft.com/office/word/2006/wordml" xmlns:wp14="http://schemas.microsoft.com/office/word/2010/wordprocessingDrawing" xmlns:wp="http://schemas.openxmlformats.org/drawingml/2006/wordprocessingDrawing" xmlns:wpc="http://schemas.microsoft.com/office/word/2010/wordprocessingCanvas" xmlns:wpg="http://schemas.microsoft.com/office/word/2010/wordprocessingGroup" xmlns:wpi="http://schemas.microsoft.com/office/word/2010/wordprocessingInk" xmlns:wps="http://schemas.microsoft.com/office/word/2010/wordprocessingShape" mc:Ignorable="w14 wp14">
+<file path=word/footer4.xml><?xml version="1.0" encoding="utf-8"?>
+<w:ftr xmlns:wpc="http://schemas.microsoft.com/office/word/2010/wordprocessingCanvas" xmlns:cx="http://schemas.microsoft.com/office/drawing/2014/chartex" xmlns:cx1="http://schemas.microsoft.com/office/drawing/2015/9/8/chartex" xmlns:cx2="http://schemas.microsoft.com/office/drawing/2015/10/21/chartex" xmlns:cx3="http://schemas.microsoft.com/office/drawing/2016/5/9/chartex" xmlns:cx4="http://schemas.microsoft.com/office/drawing/2016/5/10/chartex" xmlns:cx5="http://schemas.microsoft.com/office/drawing/2016/5/11/chartex" xmlns:cx6="http://schemas.microsoft.com/office/drawing/2016/5/12/chartex" xmlns:cx7="http://schemas.microsoft.com/office/drawing/2016/5/13/chartex" xmlns:cx8="http://schemas.microsoft.com/office/drawing/2016/5/14/chartex" xmlns:mc="http://schemas.openxmlformats.org/markup-compatibility/2006" xmlns:aink="http://schemas.microsoft.com/office/drawing/2016/ink" xmlns:am3d="http://schemas.microsoft.com/office/drawing/2017/model3d" xmlns:o="urn:schemas-microsoft-com:office:office" xmlns:oel="http://schemas.microsoft.com/office/2019/extlst" xmlns:r="http://schemas.openxmlformats.org/officeDocument/2006/relationships" xmlns:m="http://schemas.openxmlformats.org/officeDocument/2006/math" xmlns:v="urn:schemas-microsoft-com:vml" xmlns:wp14="http://schemas.microsoft.com/office/word/2010/wordprocessingDrawing" xmlns:wp="http://schemas.openxmlformats.org/drawingml/2006/wordprocessingDrawing" xmlns:w10="urn:schemas-microsoft-com:office:word" xmlns:w="http://schemas.openxmlformats.org/wordprocessingml/2006/main" xmlns:w14="http://schemas.microsoft.com/office/word/2010/wordml" xmlns:w15="http://schemas.microsoft.com/office/word/2012/wordml" xmlns:w16cex="http://schemas.microsoft.com/office/word/2018/wordml/cex" xmlns:w16cid="http://schemas.microsoft.com/office/word/2016/wordml/cid" xmlns:w16="http://schemas.microsoft.com/office/word/2018/wordml" xmlns:w16du="http://schemas.microsoft.com/office/word/2023/wordml/word16du" xmlns:w16sdtdh="http://schemas.microsoft.com/office/word/2020/wordml/sdtdatahash" xmlns:w16sdtfl="http://schemas.microsoft.com/office/word/2024/wordml/sdtformatlock" xmlns:w16se="http://schemas.microsoft.com/office/word/2015/wordml/symex" xmlns:wpg="http://schemas.microsoft.com/office/word/2010/wordprocessingGroup" xmlns:wpi="http://schemas.microsoft.com/office/word/2010/wordprocessingInk" xmlns:wne="http://schemas.microsoft.com/office/word/2006/wordml" xmlns:wps="http://schemas.microsoft.com/office/word/2010/wordprocessingShape" mc:Ignorable="w14 w15 w16se w16cid w16 w16cex w16sdtdh w16sdtfl w16du wp14">
   <w:p>
     <w:pPr>
       <w:jc w:val="center"/>
     </w:pPr>
     <w:r>
-      <w:rPr>
-        <w:rFonts w:ascii="Times New Roman" w:hAnsi="Times New Roman"/>
-        <w:sz w:val="24"/>
-        <w:szCs w:val="24"/>
-      </w:rPr>
       <w:fldChar w:fldCharType="begin"/>
     </w:r>
     <w:r>
@@ -68289,6 +68592,50 @@
       <w:tblStyleColBandSize w:val="1"/>
     </w:tblPr>
   </w:style>
+  <w:style w:type="paragraph" w:styleId="Header">
+    <w:name w:val="header"/>
+    <w:basedOn w:val="Normal"/>
+    <w:link w:val="HeaderChar"/>
+    <w:uiPriority w:val="99"/>
+    <w:unhideWhenUsed/>
+    <w:rsid w:val="00CB00BB"/>
+    <w:pPr>
+      <w:tabs>
+        <w:tab w:val="center" w:pos="4680"/>
+        <w:tab w:val="right" w:pos="9360"/>
+      </w:tabs>
+      <w:spacing w:line="240" w:lineRule="auto"/>
+    </w:pPr>
+  </w:style>
+  <w:style w:type="character" w:customStyle="1" w:styleId="HeaderChar">
+    <w:name w:val="Header Char"/>
+    <w:basedOn w:val="DefaultParagraphFont"/>
+    <w:link w:val="Header"/>
+    <w:uiPriority w:val="99"/>
+    <w:rsid w:val="00CB00BB"/>
+  </w:style>
+  <w:style w:type="paragraph" w:styleId="Footer">
+    <w:name w:val="footer"/>
+    <w:basedOn w:val="Normal"/>
+    <w:link w:val="FooterChar"/>
+    <w:uiPriority w:val="99"/>
+    <w:unhideWhenUsed/>
+    <w:rsid w:val="00CB00BB"/>
+    <w:pPr>
+      <w:tabs>
+        <w:tab w:val="center" w:pos="4680"/>
+        <w:tab w:val="right" w:pos="9360"/>
+      </w:tabs>
+      <w:spacing w:line="240" w:lineRule="auto"/>
+    </w:pPr>
+  </w:style>
+  <w:style w:type="character" w:customStyle="1" w:styleId="FooterChar">
+    <w:name w:val="Footer Char"/>
+    <w:basedOn w:val="DefaultParagraphFont"/>
+    <w:link w:val="Footer"/>
+    <w:uiPriority w:val="99"/>
+    <w:rsid w:val="00CB00BB"/>
+  </w:style>
 </w:styles>
 </file>
 

--- a/Prototype.docx
+++ b/Prototype.docx
@@ -658,7 +658,7 @@
                     <pic:cNvPicPr preferRelativeResize="0"/>
                   </pic:nvPicPr>
                   <pic:blipFill>
-                    <a:blip r:embed="rId8"/>
+                    <a:blip r:embed="rId9"/>
                     <a:srcRect/>
                     <a:stretch>
                       <a:fillRect/>
@@ -868,8 +868,8 @@
           <w:color w:val="000000"/>
         </w:rPr>
         <w:sectPr>
-          <w:footerReference w:type="default" r:id="rId9"/>
-          <w:footerReference w:type="first" r:id="rId10"/>
+          <w:footerReference w:type="default" r:id="rId10"/>
+          <w:footerReference w:type="first" r:id="rId11"/>
           <w:pgSz w:w="11907" w:h="16840"/>
           <w:pgMar w:top="2268" w:right="1701" w:bottom="1701" w:left="2268" w:header="1418" w:footer="1134" w:gutter="0"/>
           <w:pgNumType w:fmt="lowerRoman" w:start="1"/>
@@ -1779,7 +1779,87 @@
                 <w:u w:val="single"/>
                 <w:lang w:val="en-US"/>
               </w:rPr>
-              <w:t>Rd. Muhammad Sopian Pratama,M.Ds., M.Kom.</w:t>
+              <w:t xml:space="preserve">Rd. Muhammad </w:t>
+            </w:r>
+            <w:proofErr w:type="spellStart"/>
+            <w:r>
+              <w:rPr>
+                <w:b/>
+                <w:bCs/>
+                <w:color w:val="000000"/>
+                <w:u w:val="single"/>
+                <w:lang w:val="en-US"/>
+              </w:rPr>
+              <w:t>Sopian</w:t>
+            </w:r>
+            <w:proofErr w:type="spellEnd"/>
+            <w:r>
+              <w:rPr>
+                <w:b/>
+                <w:bCs/>
+                <w:color w:val="000000"/>
+                <w:u w:val="single"/>
+                <w:lang w:val="en-US"/>
+              </w:rPr>
+              <w:t xml:space="preserve"> </w:t>
+            </w:r>
+            <w:proofErr w:type="spellStart"/>
+            <w:proofErr w:type="gramStart"/>
+            <w:r>
+              <w:rPr>
+                <w:b/>
+                <w:bCs/>
+                <w:color w:val="000000"/>
+                <w:u w:val="single"/>
+                <w:lang w:val="en-US"/>
+              </w:rPr>
+              <w:t>Pratama,M</w:t>
+            </w:r>
+            <w:proofErr w:type="gramEnd"/>
+            <w:r>
+              <w:rPr>
+                <w:b/>
+                <w:bCs/>
+                <w:color w:val="000000"/>
+                <w:u w:val="single"/>
+                <w:lang w:val="en-US"/>
+              </w:rPr>
+              <w:t>.Ds</w:t>
+            </w:r>
+            <w:proofErr w:type="spellEnd"/>
+            <w:r>
+              <w:rPr>
+                <w:b/>
+                <w:bCs/>
+                <w:color w:val="000000"/>
+                <w:u w:val="single"/>
+                <w:lang w:val="en-US"/>
+              </w:rPr>
+              <w:t xml:space="preserve">., </w:t>
+            </w:r>
+            <w:proofErr w:type="spellStart"/>
+            <w:proofErr w:type="gramStart"/>
+            <w:r>
+              <w:rPr>
+                <w:b/>
+                <w:bCs/>
+                <w:color w:val="000000"/>
+                <w:u w:val="single"/>
+                <w:lang w:val="en-US"/>
+              </w:rPr>
+              <w:t>M.Kom</w:t>
+            </w:r>
+            <w:proofErr w:type="spellEnd"/>
+            <w:proofErr w:type="gramEnd"/>
+            <w:r>
+              <w:rPr>
+                <w:b/>
+                <w:bCs/>
+                <w:color w:val="000000"/>
+                <w:u w:val="single"/>
+                <w:lang w:val="en-US"/>
+              </w:rPr>
+              <w:t>.</w:t>
             </w:r>
           </w:p>
           <w:p>
@@ -3138,7 +3218,80 @@
                 <w:color w:val="000000"/>
                 <w:u w:val="single"/>
               </w:rPr>
-              <w:t>Rd. Muhammad Sopian Pratama,M.Ds., M.Kom.</w:t>
+              <w:t xml:space="preserve">Rd. Muhammad </w:t>
+            </w:r>
+            <w:proofErr w:type="spellStart"/>
+            <w:r>
+              <w:rPr>
+                <w:b/>
+                <w:bCs/>
+                <w:color w:val="000000"/>
+                <w:u w:val="single"/>
+              </w:rPr>
+              <w:t>Sopian</w:t>
+            </w:r>
+            <w:proofErr w:type="spellEnd"/>
+            <w:r>
+              <w:rPr>
+                <w:b/>
+                <w:bCs/>
+                <w:color w:val="000000"/>
+                <w:u w:val="single"/>
+              </w:rPr>
+              <w:t xml:space="preserve"> </w:t>
+            </w:r>
+            <w:proofErr w:type="spellStart"/>
+            <w:proofErr w:type="gramStart"/>
+            <w:r>
+              <w:rPr>
+                <w:b/>
+                <w:bCs/>
+                <w:color w:val="000000"/>
+                <w:u w:val="single"/>
+              </w:rPr>
+              <w:t>Pratama,M</w:t>
+            </w:r>
+            <w:proofErr w:type="gramEnd"/>
+            <w:r>
+              <w:rPr>
+                <w:b/>
+                <w:bCs/>
+                <w:color w:val="000000"/>
+                <w:u w:val="single"/>
+              </w:rPr>
+              <w:t>.Ds</w:t>
+            </w:r>
+            <w:proofErr w:type="spellEnd"/>
+            <w:r>
+              <w:rPr>
+                <w:b/>
+                <w:bCs/>
+                <w:color w:val="000000"/>
+                <w:u w:val="single"/>
+              </w:rPr>
+              <w:t xml:space="preserve">., </w:t>
+            </w:r>
+            <w:proofErr w:type="spellStart"/>
+            <w:proofErr w:type="gramStart"/>
+            <w:r>
+              <w:rPr>
+                <w:b/>
+                <w:bCs/>
+                <w:color w:val="000000"/>
+                <w:u w:val="single"/>
+              </w:rPr>
+              <w:t>M.Kom</w:t>
+            </w:r>
+            <w:proofErr w:type="spellEnd"/>
+            <w:proofErr w:type="gramEnd"/>
+            <w:r>
+              <w:rPr>
+                <w:b/>
+                <w:bCs/>
+                <w:color w:val="000000"/>
+                <w:u w:val="single"/>
+              </w:rPr>
+              <w:t>.</w:t>
             </w:r>
           </w:p>
           <w:p>
@@ -4798,7 +4951,19 @@
         <w:rPr>
           <w:lang w:val="fi-FI"/>
         </w:rPr>
-        <w:t>Penerapan teknologi informasi pada layanan publik terbukti mampu memangkas kompleksitas birokrasi dan mempercepat proses bisnis pemerintahan (Farida et al., 2021). Kebutuhan ini semakin mendesak seiring pergeseran model pelayanan dari konvensional menuju layanan daring, khususnya pasca-pandemi Covid-19 yang membatasi interaksi langsung antara warga dan aparatur pemerintah (Lumbanraja, 2020). Mergel et al. (2018) dalam tinjauan sistematisnya terhadap penerapan Agile di sektor publik mengidentifikasi bahwa fleksibilitas dan kemampuan beradaptasi menjadi kunci keberhasilan transformasi digital pemerintahan.</w:t>
+        <w:t>Penerapan teknologi informasi pada layanan publik terbukti mampu memangkas kompleksitas birokrasi dan mempercepat proses bisnis pemerintahan (Farida et</w:t>
+      </w:r>
+      <w:r>
+        <w:rPr>
+          <w:lang w:val="fi-FI"/>
+        </w:rPr>
+        <w:tab/>
+      </w:r>
+      <w:r>
+        <w:rPr>
+          <w:lang w:val="fi-FI"/>
+        </w:rPr>
+        <w:t xml:space="preserve"> al., 2021). Kebutuhan ini semakin mendesak seiring pergeseran model pelayanan dari konvensional menuju layanan daring, khususnya pasca-pandemi Covid-19 yang membatasi interaksi langsung antara warga dan aparatur pemerintah (Lumbanraja, 2020). Mergel et al. (2018) dalam tinjauan sistematisnya terhadap penerapan Agile di sektor publik mengidentifikasi bahwa fleksibilitas dan kemampuan beradaptasi menjadi kunci keberhasilan transformasi digital pemerintahan.</w:t>
       </w:r>
     </w:p>
     <w:p>
@@ -4930,7 +5095,7 @@
                     <pic:cNvPicPr preferRelativeResize="0"/>
                   </pic:nvPicPr>
                   <pic:blipFill>
-                    <a:blip r:embed="rId11"/>
+                    <a:blip r:embed="rId12"/>
                     <a:srcRect/>
                     <a:stretch>
                       <a:fillRect/>
@@ -7485,7 +7650,7 @@
           <w:lang w:val="fi-FI"/>
         </w:rPr>
         <w:sectPr>
-          <w:footerReference w:type="default" r:id="rId12"/>
+          <w:footerReference w:type="default" r:id="rId13"/>
           <w:pgSz w:w="11907" w:h="16840"/>
           <w:pgMar w:top="2268" w:right="1701" w:bottom="1701" w:left="2268" w:header="1418" w:footer="1134" w:gutter="0"/>
           <w:pgNumType w:start="1"/>
@@ -31915,7 +32080,7 @@
                     </pic:cNvPicPr>
                   </pic:nvPicPr>
                   <pic:blipFill>
-                    <a:blip r:embed="rId13" cstate="print">
+                    <a:blip r:embed="rId14" cstate="print">
                       <a:extLst>
                         <a:ext uri="{28A0092B-C50C-407E-A947-70E740481C1C}">
                           <a14:useLocalDpi xmlns:a14="http://schemas.microsoft.com/office/drawing/2010/main" val="0"/>
@@ -39339,190 +39504,69 @@
     </w:p>
     <w:p>
       <w:pPr>
-        <w:numPr>
-          <w:ilvl w:val="0"/>
-          <w:numId w:val="12"/>
-        </w:numPr>
-        <w:ind w:left="720"/>
+        <w:ind w:left="720" w:firstLine="0"/>
       </w:pPr>
       <w:r>
         <w:rPr>
-          <w:i/>
-          <w:iCs/>
-        </w:rPr>
-        <w:t>Activity Diagram:</w:t>
-      </w:r>
-      <w:r>
-        <w:t xml:space="preserve"> </w:t>
-      </w:r>
-      <w:proofErr w:type="spellStart"/>
-      <w:r>
-        <w:t>Merinci</w:t>
-      </w:r>
-      <w:proofErr w:type="spellEnd"/>
-      <w:r>
-        <w:t xml:space="preserve"> </w:t>
-      </w:r>
-      <w:proofErr w:type="spellStart"/>
-      <w:r>
-        <w:t>aliran</w:t>
-      </w:r>
-      <w:proofErr w:type="spellEnd"/>
-      <w:r>
-        <w:t xml:space="preserve"> </w:t>
-      </w:r>
-      <w:proofErr w:type="spellStart"/>
-      <w:r>
-        <w:t>kontrol</w:t>
-      </w:r>
-      <w:proofErr w:type="spellEnd"/>
-      <w:r>
-        <w:t xml:space="preserve"> pada proses </w:t>
-      </w:r>
-      <w:proofErr w:type="spellStart"/>
-      <w:r>
-        <w:t>kunci</w:t>
-      </w:r>
-      <w:proofErr w:type="spellEnd"/>
-      <w:r>
-        <w:t xml:space="preserve">, </w:t>
-      </w:r>
-      <w:proofErr w:type="spellStart"/>
-      <w:r>
-        <w:t>misalnya</w:t>
-      </w:r>
-      <w:proofErr w:type="spellEnd"/>
-      <w:r>
-        <w:t xml:space="preserve"> </w:t>
-      </w:r>
-      <w:proofErr w:type="spellStart"/>
-      <w:r>
-        <w:t>alur</w:t>
-      </w:r>
-      <w:proofErr w:type="spellEnd"/>
-      <w:r>
-        <w:t xml:space="preserve"> </w:t>
-      </w:r>
-      <w:proofErr w:type="spellStart"/>
-      <w:r>
-        <w:rPr>
-          <w:i/>
-          <w:iCs/>
-        </w:rPr>
-        <w:t>Evaluasi</w:t>
-      </w:r>
-      <w:proofErr w:type="spellEnd"/>
-      <w:r>
-        <w:rPr>
-          <w:i/>
-          <w:iCs/>
-        </w:rPr>
-        <w:t xml:space="preserve"> Laporan Bulanan</w:t>
-      </w:r>
-      <w:r>
-        <w:t xml:space="preserve">, </w:t>
-      </w:r>
-      <w:proofErr w:type="spellStart"/>
-      <w:r>
-        <w:t>dimulai</w:t>
-      </w:r>
-      <w:proofErr w:type="spellEnd"/>
-      <w:r>
-        <w:t xml:space="preserve"> </w:t>
-      </w:r>
-      <w:proofErr w:type="spellStart"/>
-      <w:r>
-        <w:t>dari</w:t>
-      </w:r>
-      <w:proofErr w:type="spellEnd"/>
-      <w:r>
-        <w:t xml:space="preserve"> </w:t>
-      </w:r>
-      <w:r>
-        <w:rPr>
-          <w:i/>
-          <w:iCs/>
-        </w:rPr>
-        <w:t>query</w:t>
-      </w:r>
-      <w:r>
-        <w:t xml:space="preserve"> data, </w:t>
-      </w:r>
-      <w:proofErr w:type="spellStart"/>
-      <w:r>
-        <w:t>perhitungan</w:t>
-      </w:r>
-      <w:proofErr w:type="spellEnd"/>
-      <w:r>
-        <w:t xml:space="preserve"> </w:t>
-      </w:r>
-      <w:proofErr w:type="spellStart"/>
-      <w:r>
-        <w:t>statistik</w:t>
-      </w:r>
-      <w:proofErr w:type="spellEnd"/>
-      <w:r>
-        <w:t xml:space="preserve">, </w:t>
-      </w:r>
-      <w:proofErr w:type="spellStart"/>
-      <w:r>
-        <w:t>eksekusi</w:t>
-      </w:r>
-      <w:proofErr w:type="spellEnd"/>
-      <w:r>
-        <w:t xml:space="preserve"> </w:t>
-      </w:r>
-      <w:proofErr w:type="spellStart"/>
-      <w:r>
-        <w:t>algoritma</w:t>
-      </w:r>
-      <w:proofErr w:type="spellEnd"/>
-      <w:r>
-        <w:t xml:space="preserve"> </w:t>
-      </w:r>
-      <w:r>
-        <w:rPr>
-          <w:i/>
-          <w:iCs/>
-        </w:rPr>
-        <w:t>scoring</w:t>
-      </w:r>
-      <w:r>
-        <w:t xml:space="preserve">, </w:t>
-      </w:r>
-      <w:proofErr w:type="spellStart"/>
-      <w:r>
-        <w:t>hingga</w:t>
-      </w:r>
-      <w:proofErr w:type="spellEnd"/>
-      <w:r>
-        <w:t xml:space="preserve"> </w:t>
-      </w:r>
-      <w:proofErr w:type="spellStart"/>
-      <w:r>
-        <w:t>pengiriman</w:t>
-      </w:r>
-      <w:proofErr w:type="spellEnd"/>
-      <w:r>
-        <w:t xml:space="preserve"> </w:t>
-      </w:r>
-      <w:proofErr w:type="spellStart"/>
-      <w:r>
-        <w:t>notifikasi</w:t>
-      </w:r>
-      <w:proofErr w:type="spellEnd"/>
-      <w:r>
-        <w:t xml:space="preserve"> </w:t>
-      </w:r>
-      <w:r>
-        <w:rPr>
-          <w:i/>
-          <w:iCs/>
-        </w:rPr>
-        <w:t>real-time</w:t>
-      </w:r>
-      <w:r>
-        <w:t>.</w:t>
+          <w:noProof/>
+        </w:rPr>
+        <w:drawing>
+          <wp:inline distT="0" distB="0" distL="0" distR="0" wp14:anchorId="551C8CC0" wp14:editId="4CA409A7">
+            <wp:extent cx="4667003" cy="4109056"/>
+            <wp:effectExtent l="0" t="0" r="635" b="6350"/>
+            <wp:docPr id="1624818202" name="Picture 1" descr="PlantUML diagram"/>
+            <wp:cNvGraphicFramePr>
+              <a:graphicFrameLocks xmlns:a="http://schemas.openxmlformats.org/drawingml/2006/main" noChangeAspect="1"/>
+            </wp:cNvGraphicFramePr>
+            <a:graphic xmlns:a="http://schemas.openxmlformats.org/drawingml/2006/main">
+              <a:graphicData uri="http://schemas.openxmlformats.org/drawingml/2006/picture">
+                <pic:pic xmlns:pic="http://schemas.openxmlformats.org/drawingml/2006/picture">
+                  <pic:nvPicPr>
+                    <pic:cNvPr id="0" name="Picture 1" descr="PlantUML diagram"/>
+                    <pic:cNvPicPr>
+                      <a:picLocks noChangeAspect="1" noChangeArrowheads="1"/>
+                    </pic:cNvPicPr>
+                  </pic:nvPicPr>
+                  <pic:blipFill>
+                    <a:blip r:embed="rId15">
+                      <a:extLst>
+                        <a:ext uri="{28A0092B-C50C-407E-A947-70E740481C1C}">
+                          <a14:useLocalDpi xmlns:a14="http://schemas.microsoft.com/office/drawing/2010/main" val="0"/>
+                        </a:ext>
+                      </a:extLst>
+                    </a:blip>
+                    <a:srcRect/>
+                    <a:stretch>
+                      <a:fillRect/>
+                    </a:stretch>
+                  </pic:blipFill>
+                  <pic:spPr bwMode="auto">
+                    <a:xfrm>
+                      <a:off x="0" y="0"/>
+                      <a:ext cx="4669843" cy="4111556"/>
+                    </a:xfrm>
+                    <a:prstGeom prst="rect">
+                      <a:avLst/>
+                    </a:prstGeom>
+                    <a:noFill/>
+                    <a:ln>
+                      <a:noFill/>
+                    </a:ln>
+                  </pic:spPr>
+                </pic:pic>
+              </a:graphicData>
+            </a:graphic>
+          </wp:inline>
+        </w:drawing>
+      </w:r>
+    </w:p>
+    <w:p>
+      <w:pPr>
+        <w:ind w:left="720" w:firstLine="0"/>
+        <w:jc w:val="center"/>
+      </w:pPr>
+      <w:r>
+        <w:t>Gambar 3.2 Use Case Diagram</w:t>
       </w:r>
     </w:p>
     <w:p>
@@ -39538,42 +39582,51 @@
           <w:i/>
           <w:iCs/>
         </w:rPr>
-        <w:t>Sequence Diagram:</w:t>
-      </w:r>
-      <w:r>
-        <w:t xml:space="preserve"> </w:t>
-      </w:r>
-      <w:proofErr w:type="spellStart"/>
-      <w:r>
-        <w:t>Memodelkan</w:t>
-      </w:r>
-      <w:proofErr w:type="spellEnd"/>
-      <w:r>
-        <w:t xml:space="preserve"> </w:t>
-      </w:r>
-      <w:proofErr w:type="spellStart"/>
-      <w:r>
-        <w:t>pertukaran</w:t>
-      </w:r>
-      <w:proofErr w:type="spellEnd"/>
-      <w:r>
-        <w:t xml:space="preserve"> </w:t>
-      </w:r>
-      <w:proofErr w:type="spellStart"/>
-      <w:r>
-        <w:t>pesan</w:t>
-      </w:r>
-      <w:proofErr w:type="spellEnd"/>
-      <w:r>
-        <w:t xml:space="preserve"> </w:t>
-      </w:r>
-      <w:proofErr w:type="spellStart"/>
-      <w:r>
-        <w:t>antar-objek</w:t>
-      </w:r>
-      <w:proofErr w:type="spellEnd"/>
-      <w:r>
-        <w:t xml:space="preserve"> pada </w:t>
+        <w:lastRenderedPageBreak/>
+        <w:t>Activity Diagram:</w:t>
+      </w:r>
+      <w:r>
+        <w:t xml:space="preserve"> </w:t>
+      </w:r>
+      <w:proofErr w:type="spellStart"/>
+      <w:r>
+        <w:t>Merinci</w:t>
+      </w:r>
+      <w:proofErr w:type="spellEnd"/>
+      <w:r>
+        <w:t xml:space="preserve"> </w:t>
+      </w:r>
+      <w:proofErr w:type="spellStart"/>
+      <w:r>
+        <w:t>aliran</w:t>
+      </w:r>
+      <w:proofErr w:type="spellEnd"/>
+      <w:r>
+        <w:t xml:space="preserve"> </w:t>
+      </w:r>
+      <w:proofErr w:type="spellStart"/>
+      <w:r>
+        <w:t>kontrol</w:t>
+      </w:r>
+      <w:proofErr w:type="spellEnd"/>
+      <w:r>
+        <w:t xml:space="preserve"> pada proses </w:t>
+      </w:r>
+      <w:proofErr w:type="spellStart"/>
+      <w:r>
+        <w:t>kunci</w:t>
+      </w:r>
+      <w:proofErr w:type="spellEnd"/>
+      <w:r>
+        <w:t xml:space="preserve">, </w:t>
+      </w:r>
+      <w:proofErr w:type="spellStart"/>
+      <w:r>
+        <w:t>misalnya</w:t>
+      </w:r>
+      <w:proofErr w:type="spellEnd"/>
+      <w:r>
+        <w:t xml:space="preserve"> </w:t>
       </w:r>
       <w:proofErr w:type="spellStart"/>
       <w:r>
@@ -39589,7 +39642,7 @@
           <w:i/>
           <w:iCs/>
         </w:rPr>
-        <w:t>Penginputan</w:t>
+        <w:t>Evaluasi</w:t>
       </w:r>
       <w:proofErr w:type="spellEnd"/>
       <w:r>
@@ -39597,23 +39650,64 @@
           <w:i/>
           <w:iCs/>
         </w:rPr>
-        <w:t xml:space="preserve"> </w:t>
-      </w:r>
-      <w:proofErr w:type="spellStart"/>
+        <w:t xml:space="preserve"> Laporan Bulanan</w:t>
+      </w:r>
+      <w:r>
+        <w:t xml:space="preserve">, </w:t>
+      </w:r>
+      <w:proofErr w:type="spellStart"/>
+      <w:r>
+        <w:t>dimulai</w:t>
+      </w:r>
+      <w:proofErr w:type="spellEnd"/>
+      <w:r>
+        <w:t xml:space="preserve"> </w:t>
+      </w:r>
+      <w:proofErr w:type="spellStart"/>
+      <w:r>
+        <w:t>dari</w:t>
+      </w:r>
+      <w:proofErr w:type="spellEnd"/>
+      <w:r>
+        <w:t xml:space="preserve"> </w:t>
+      </w:r>
       <w:r>
         <w:rPr>
           <w:i/>
           <w:iCs/>
         </w:rPr>
-        <w:t>Aktivitas</w:t>
-      </w:r>
-      <w:proofErr w:type="spellEnd"/>
-      <w:r>
-        <w:t xml:space="preserve"> yang </w:t>
-      </w:r>
-      <w:proofErr w:type="spellStart"/>
-      <w:r>
-        <w:t>melibatkan</w:t>
+        <w:t>query</w:t>
+      </w:r>
+      <w:r>
+        <w:t xml:space="preserve"> data, </w:t>
+      </w:r>
+      <w:proofErr w:type="spellStart"/>
+      <w:r>
+        <w:t>perhitungan</w:t>
+      </w:r>
+      <w:proofErr w:type="spellEnd"/>
+      <w:r>
+        <w:t xml:space="preserve"> </w:t>
+      </w:r>
+      <w:proofErr w:type="spellStart"/>
+      <w:r>
+        <w:t>statistik</w:t>
+      </w:r>
+      <w:proofErr w:type="spellEnd"/>
+      <w:r>
+        <w:t xml:space="preserve">, </w:t>
+      </w:r>
+      <w:proofErr w:type="spellStart"/>
+      <w:r>
+        <w:t>eksekusi</w:t>
+      </w:r>
+      <w:proofErr w:type="spellEnd"/>
+      <w:r>
+        <w:t xml:space="preserve"> </w:t>
+      </w:r>
+      <w:proofErr w:type="spellStart"/>
+      <w:r>
+        <w:t>algoritma</w:t>
       </w:r>
       <w:proofErr w:type="spellEnd"/>
       <w:r>
@@ -39624,34 +39718,111 @@
           <w:i/>
           <w:iCs/>
         </w:rPr>
-        <w:t>Frontend</w:t>
+        <w:t>scoring</w:t>
       </w:r>
       <w:r>
         <w:t xml:space="preserve">, </w:t>
       </w:r>
       <w:proofErr w:type="spellStart"/>
+      <w:r>
+        <w:t>hingga</w:t>
+      </w:r>
+      <w:proofErr w:type="spellEnd"/>
+      <w:r>
+        <w:t xml:space="preserve"> </w:t>
+      </w:r>
+      <w:proofErr w:type="spellStart"/>
+      <w:r>
+        <w:t>pengiriman</w:t>
+      </w:r>
+      <w:proofErr w:type="spellEnd"/>
+      <w:r>
+        <w:t xml:space="preserve"> </w:t>
+      </w:r>
+      <w:proofErr w:type="spellStart"/>
+      <w:r>
+        <w:t>notifikasi</w:t>
+      </w:r>
+      <w:proofErr w:type="spellEnd"/>
+      <w:r>
+        <w:t xml:space="preserve"> </w:t>
+      </w:r>
       <w:r>
         <w:rPr>
           <w:i/>
           <w:iCs/>
         </w:rPr>
-        <w:t>ActivityAPI</w:t>
-      </w:r>
-      <w:proofErr w:type="spellEnd"/>
-      <w:r>
-        <w:t xml:space="preserve"> (Backend Go), dan </w:t>
-      </w:r>
-      <w:proofErr w:type="spellStart"/>
-      <w:r>
-        <w:rPr>
-          <w:i/>
-          <w:iCs/>
-        </w:rPr>
-        <w:t>Supabase</w:t>
-      </w:r>
-      <w:proofErr w:type="spellEnd"/>
+        <w:t>real-time</w:t>
+      </w:r>
       <w:r>
         <w:t>.</w:t>
+      </w:r>
+    </w:p>
+    <w:p>
+      <w:pPr>
+        <w:ind w:left="720" w:firstLine="0"/>
+      </w:pPr>
+      <w:r>
+        <w:rPr>
+          <w:noProof/>
+        </w:rPr>
+        <w:drawing>
+          <wp:inline distT="0" distB="0" distL="0" distR="0" wp14:anchorId="716DA81D" wp14:editId="41ABC563">
+            <wp:extent cx="2861320" cy="6567055"/>
+            <wp:effectExtent l="0" t="0" r="0" b="5715"/>
+            <wp:docPr id="1793544605" name="Picture 2" descr="PlantUML diagram"/>
+            <wp:cNvGraphicFramePr>
+              <a:graphicFrameLocks xmlns:a="http://schemas.openxmlformats.org/drawingml/2006/main" noChangeAspect="1"/>
+            </wp:cNvGraphicFramePr>
+            <a:graphic xmlns:a="http://schemas.openxmlformats.org/drawingml/2006/main">
+              <a:graphicData uri="http://schemas.openxmlformats.org/drawingml/2006/picture">
+                <pic:pic xmlns:pic="http://schemas.openxmlformats.org/drawingml/2006/picture">
+                  <pic:nvPicPr>
+                    <pic:cNvPr id="0" name="Picture 3" descr="PlantUML diagram"/>
+                    <pic:cNvPicPr>
+                      <a:picLocks noChangeAspect="1" noChangeArrowheads="1"/>
+                    </pic:cNvPicPr>
+                  </pic:nvPicPr>
+                  <pic:blipFill>
+                    <a:blip r:embed="rId16">
+                      <a:extLst>
+                        <a:ext uri="{28A0092B-C50C-407E-A947-70E740481C1C}">
+                          <a14:useLocalDpi xmlns:a14="http://schemas.microsoft.com/office/drawing/2010/main" val="0"/>
+                        </a:ext>
+                      </a:extLst>
+                    </a:blip>
+                    <a:srcRect/>
+                    <a:stretch>
+                      <a:fillRect/>
+                    </a:stretch>
+                  </pic:blipFill>
+                  <pic:spPr bwMode="auto">
+                    <a:xfrm>
+                      <a:off x="0" y="0"/>
+                      <a:ext cx="2867685" cy="6581664"/>
+                    </a:xfrm>
+                    <a:prstGeom prst="rect">
+                      <a:avLst/>
+                    </a:prstGeom>
+                    <a:noFill/>
+                    <a:ln>
+                      <a:noFill/>
+                    </a:ln>
+                  </pic:spPr>
+                </pic:pic>
+              </a:graphicData>
+            </a:graphic>
+          </wp:inline>
+        </w:drawing>
+      </w:r>
+    </w:p>
+    <w:p>
+      <w:pPr>
+        <w:ind w:left="720" w:firstLine="0"/>
+        <w:jc w:val="center"/>
+      </w:pPr>
+      <w:r>
+        <w:t>Gambar 3.3 Activity Diagram</w:t>
       </w:r>
     </w:p>
     <w:p>
@@ -39667,6 +39838,214 @@
           <w:i/>
           <w:iCs/>
         </w:rPr>
+        <w:lastRenderedPageBreak/>
+        <w:t>Sequence Diagram:</w:t>
+      </w:r>
+      <w:r>
+        <w:t xml:space="preserve"> </w:t>
+      </w:r>
+      <w:proofErr w:type="spellStart"/>
+      <w:r>
+        <w:t>Memodelkan</w:t>
+      </w:r>
+      <w:proofErr w:type="spellEnd"/>
+      <w:r>
+        <w:t xml:space="preserve"> </w:t>
+      </w:r>
+      <w:proofErr w:type="spellStart"/>
+      <w:r>
+        <w:t>pertukaran</w:t>
+      </w:r>
+      <w:proofErr w:type="spellEnd"/>
+      <w:r>
+        <w:t xml:space="preserve"> </w:t>
+      </w:r>
+      <w:proofErr w:type="spellStart"/>
+      <w:r>
+        <w:t>pesan</w:t>
+      </w:r>
+      <w:proofErr w:type="spellEnd"/>
+      <w:r>
+        <w:t xml:space="preserve"> </w:t>
+      </w:r>
+      <w:proofErr w:type="spellStart"/>
+      <w:r>
+        <w:t>antar-objek</w:t>
+      </w:r>
+      <w:proofErr w:type="spellEnd"/>
+      <w:r>
+        <w:t xml:space="preserve"> pada </w:t>
+      </w:r>
+      <w:proofErr w:type="spellStart"/>
+      <w:r>
+        <w:t>alur</w:t>
+      </w:r>
+      <w:proofErr w:type="spellEnd"/>
+      <w:r>
+        <w:t xml:space="preserve"> </w:t>
+      </w:r>
+      <w:proofErr w:type="spellStart"/>
+      <w:r>
+        <w:rPr>
+          <w:i/>
+          <w:iCs/>
+        </w:rPr>
+        <w:t>Penginputan</w:t>
+      </w:r>
+      <w:proofErr w:type="spellEnd"/>
+      <w:r>
+        <w:rPr>
+          <w:i/>
+          <w:iCs/>
+        </w:rPr>
+        <w:t xml:space="preserve"> </w:t>
+      </w:r>
+      <w:proofErr w:type="spellStart"/>
+      <w:r>
+        <w:rPr>
+          <w:i/>
+          <w:iCs/>
+        </w:rPr>
+        <w:t>Aktivitas</w:t>
+      </w:r>
+      <w:proofErr w:type="spellEnd"/>
+      <w:r>
+        <w:t xml:space="preserve"> yang </w:t>
+      </w:r>
+      <w:proofErr w:type="spellStart"/>
+      <w:r>
+        <w:t>melibatkan</w:t>
+      </w:r>
+      <w:proofErr w:type="spellEnd"/>
+      <w:r>
+        <w:t xml:space="preserve"> </w:t>
+      </w:r>
+      <w:r>
+        <w:rPr>
+          <w:i/>
+          <w:iCs/>
+        </w:rPr>
+        <w:t>Frontend</w:t>
+      </w:r>
+      <w:r>
+        <w:t xml:space="preserve">, </w:t>
+      </w:r>
+      <w:proofErr w:type="spellStart"/>
+      <w:r>
+        <w:rPr>
+          <w:i/>
+          <w:iCs/>
+        </w:rPr>
+        <w:t>ActivityAPI</w:t>
+      </w:r>
+      <w:proofErr w:type="spellEnd"/>
+      <w:r>
+        <w:t xml:space="preserve"> (Backend Go), dan </w:t>
+      </w:r>
+      <w:proofErr w:type="spellStart"/>
+      <w:r>
+        <w:rPr>
+          <w:i/>
+          <w:iCs/>
+        </w:rPr>
+        <w:t>Supabase</w:t>
+      </w:r>
+      <w:proofErr w:type="spellEnd"/>
+      <w:r>
+        <w:t>.</w:t>
+      </w:r>
+    </w:p>
+    <w:p>
+      <w:pPr>
+        <w:ind w:left="720" w:firstLine="0"/>
+      </w:pPr>
+      <w:r>
+        <w:rPr>
+          <w:noProof/>
+        </w:rPr>
+        <w:drawing>
+          <wp:inline distT="0" distB="0" distL="0" distR="0" wp14:anchorId="0EB47592" wp14:editId="484DBD20">
+            <wp:extent cx="5040630" cy="6470015"/>
+            <wp:effectExtent l="0" t="0" r="7620" b="6985"/>
+            <wp:docPr id="427487440" name="Picture 3" descr="PlantUML diagram"/>
+            <wp:cNvGraphicFramePr>
+              <a:graphicFrameLocks xmlns:a="http://schemas.openxmlformats.org/drawingml/2006/main" noChangeAspect="1"/>
+            </wp:cNvGraphicFramePr>
+            <a:graphic xmlns:a="http://schemas.openxmlformats.org/drawingml/2006/main">
+              <a:graphicData uri="http://schemas.openxmlformats.org/drawingml/2006/picture">
+                <pic:pic xmlns:pic="http://schemas.openxmlformats.org/drawingml/2006/picture">
+                  <pic:nvPicPr>
+                    <pic:cNvPr id="0" name="Picture 5" descr="PlantUML diagram"/>
+                    <pic:cNvPicPr>
+                      <a:picLocks noChangeAspect="1" noChangeArrowheads="1"/>
+                    </pic:cNvPicPr>
+                  </pic:nvPicPr>
+                  <pic:blipFill>
+                    <a:blip r:embed="rId17">
+                      <a:extLst>
+                        <a:ext uri="{28A0092B-C50C-407E-A947-70E740481C1C}">
+                          <a14:useLocalDpi xmlns:a14="http://schemas.microsoft.com/office/drawing/2010/main" val="0"/>
+                        </a:ext>
+                      </a:extLst>
+                    </a:blip>
+                    <a:srcRect/>
+                    <a:stretch>
+                      <a:fillRect/>
+                    </a:stretch>
+                  </pic:blipFill>
+                  <pic:spPr bwMode="auto">
+                    <a:xfrm>
+                      <a:off x="0" y="0"/>
+                      <a:ext cx="5040630" cy="6470015"/>
+                    </a:xfrm>
+                    <a:prstGeom prst="rect">
+                      <a:avLst/>
+                    </a:prstGeom>
+                    <a:noFill/>
+                    <a:ln>
+                      <a:noFill/>
+                    </a:ln>
+                  </pic:spPr>
+                </pic:pic>
+              </a:graphicData>
+            </a:graphic>
+          </wp:inline>
+        </w:drawing>
+      </w:r>
+    </w:p>
+    <w:p>
+      <w:pPr>
+        <w:ind w:left="720" w:firstLine="0"/>
+        <w:jc w:val="center"/>
+      </w:pPr>
+      <w:r>
+        <w:t>Gambar 3.4 Sequence Diagram</w:t>
+      </w:r>
+    </w:p>
+    <w:p>
+      <w:pPr>
+        <w:ind w:left="720" w:firstLine="0"/>
+      </w:pPr>
+    </w:p>
+    <w:p>
+      <w:pPr>
+        <w:ind w:left="720" w:firstLine="0"/>
+      </w:pPr>
+    </w:p>
+    <w:p>
+      <w:pPr>
+        <w:numPr>
+          <w:ilvl w:val="0"/>
+          <w:numId w:val="12"/>
+        </w:numPr>
+        <w:ind w:left="720"/>
+      </w:pPr>
+      <w:r>
+        <w:rPr>
+          <w:i/>
+          <w:iCs/>
+        </w:rPr>
+        <w:lastRenderedPageBreak/>
         <w:t>Class Diagram:</w:t>
       </w:r>
       <w:r>
@@ -40135,7 +40514,6 @@
           <w:b/>
           <w:bCs/>
         </w:rPr>
-        <w:lastRenderedPageBreak/>
         <w:t xml:space="preserve">Tabel </w:t>
       </w:r>
       <w:proofErr w:type="spellStart"/>
@@ -40595,12 +40973,96 @@
     </w:p>
     <w:p>
       <w:pPr>
+        <w:ind w:firstLine="0"/>
+      </w:pPr>
+      <w:r>
+        <w:rPr>
+          <w:noProof/>
+        </w:rPr>
+        <w:lastRenderedPageBreak/>
+        <w:drawing>
+          <wp:inline distT="0" distB="0" distL="0" distR="0" wp14:anchorId="57B24E3D" wp14:editId="2BA86FE6">
+            <wp:extent cx="5040630" cy="6708140"/>
+            <wp:effectExtent l="0" t="0" r="7620" b="0"/>
+            <wp:docPr id="493591428" name="Picture 4" descr="PlantUML diagram"/>
+            <wp:cNvGraphicFramePr>
+              <a:graphicFrameLocks xmlns:a="http://schemas.openxmlformats.org/drawingml/2006/main" noChangeAspect="1"/>
+            </wp:cNvGraphicFramePr>
+            <a:graphic xmlns:a="http://schemas.openxmlformats.org/drawingml/2006/main">
+              <a:graphicData uri="http://schemas.openxmlformats.org/drawingml/2006/picture">
+                <pic:pic xmlns:pic="http://schemas.openxmlformats.org/drawingml/2006/picture">
+                  <pic:nvPicPr>
+                    <pic:cNvPr id="0" name="Picture 7" descr="PlantUML diagram"/>
+                    <pic:cNvPicPr>
+                      <a:picLocks noChangeAspect="1" noChangeArrowheads="1"/>
+                    </pic:cNvPicPr>
+                  </pic:nvPicPr>
+                  <pic:blipFill>
+                    <a:blip r:embed="rId18">
+                      <a:extLst>
+                        <a:ext uri="{28A0092B-C50C-407E-A947-70E740481C1C}">
+                          <a14:useLocalDpi xmlns:a14="http://schemas.microsoft.com/office/drawing/2010/main" val="0"/>
+                        </a:ext>
+                      </a:extLst>
+                    </a:blip>
+                    <a:srcRect/>
+                    <a:stretch>
+                      <a:fillRect/>
+                    </a:stretch>
+                  </pic:blipFill>
+                  <pic:spPr bwMode="auto">
+                    <a:xfrm>
+                      <a:off x="0" y="0"/>
+                      <a:ext cx="5040630" cy="6708140"/>
+                    </a:xfrm>
+                    <a:prstGeom prst="rect">
+                      <a:avLst/>
+                    </a:prstGeom>
+                    <a:noFill/>
+                    <a:ln>
+                      <a:noFill/>
+                    </a:ln>
+                  </pic:spPr>
+                </pic:pic>
+              </a:graphicData>
+            </a:graphic>
+          </wp:inline>
+        </w:drawing>
+      </w:r>
+    </w:p>
+    <w:p>
+      <w:pPr>
+        <w:ind w:firstLine="0"/>
+        <w:jc w:val="center"/>
+        <w:rPr>
+          <w:lang w:val="en-US"/>
+        </w:rPr>
+      </w:pPr>
+      <w:r>
+        <w:rPr>
+          <w:lang w:val="en-US"/>
+        </w:rPr>
+        <w:t>Gambar 3</w:t>
+      </w:r>
+      <w:r>
+        <w:rPr>
+          <w:lang w:val="en-US"/>
+        </w:rPr>
+        <w:t>.5 Class Diagram</w:t>
+      </w:r>
+    </w:p>
+    <w:p>
+      <w:pPr>
         <w:pStyle w:val="Heading3"/>
+        <w:rPr>
+          <w:lang w:val="en-US"/>
+        </w:rPr>
       </w:pPr>
       <w:r>
         <w:rPr>
           <w:b/>
           <w:bCs/>
+          <w:lang w:val="en-US"/>
         </w:rPr>
         <w:t xml:space="preserve">3.4.2 </w:t>
       </w:r>
@@ -40609,6 +41071,7 @@
         <w:rPr>
           <w:b/>
           <w:bCs/>
+          <w:lang w:val="en-US"/>
         </w:rPr>
         <w:t>Deskripsi</w:t>
       </w:r>
@@ -40617,6 +41080,7 @@
         <w:rPr>
           <w:b/>
           <w:bCs/>
+          <w:lang w:val="en-US"/>
         </w:rPr>
         <w:t xml:space="preserve"> </w:t>
       </w:r>
@@ -40625,6 +41089,7 @@
         <w:rPr>
           <w:b/>
           <w:bCs/>
+          <w:lang w:val="en-US"/>
         </w:rPr>
         <w:t>Teknologi</w:t>
       </w:r>
@@ -40633,6 +41098,7 @@
         <w:rPr>
           <w:b/>
           <w:bCs/>
+          <w:lang w:val="en-US"/>
         </w:rPr>
         <w:t xml:space="preserve"> yang </w:t>
       </w:r>
@@ -40641,6 +41107,7 @@
         <w:rPr>
           <w:b/>
           <w:bCs/>
+          <w:lang w:val="en-US"/>
         </w:rPr>
         <w:t>Digunakan</w:t>
       </w:r>
@@ -40725,7 +41192,11 @@
       </w:r>
       <w:proofErr w:type="spellEnd"/>
       <w:r>
-        <w:t xml:space="preserve"> (Tech Stack) </w:t>
+        <w:t xml:space="preserve"> (Tech </w:t>
+      </w:r>
+      <w:r>
+        <w:lastRenderedPageBreak/>
+        <w:t xml:space="preserve">Stack) </w:t>
       </w:r>
       <w:proofErr w:type="spellStart"/>
       <w:r>
@@ -41452,7 +41923,6 @@
       </w:r>
       <w:proofErr w:type="spellStart"/>
       <w:r>
-        <w:lastRenderedPageBreak/>
         <w:t>keamanan</w:t>
       </w:r>
       <w:proofErr w:type="spellEnd"/>
@@ -41907,6 +42377,7 @@
           <w:b/>
           <w:bCs/>
         </w:rPr>
+        <w:lastRenderedPageBreak/>
         <w:t>Fokus</w:t>
       </w:r>
       <w:proofErr w:type="spellEnd"/>
@@ -42166,7 +42637,7 @@
           <w:numId w:val="14"/>
         </w:numPr>
         <w:sectPr>
-          <w:footerReference w:type="default" r:id="rId14"/>
+          <w:footerReference w:type="default" r:id="rId19"/>
           <w:pgSz w:w="11907" w:h="16840"/>
           <w:pgMar w:top="2268" w:right="1701" w:bottom="1701" w:left="2268" w:header="1418" w:footer="1134" w:gutter="0"/>
           <w:cols w:space="720"/>
@@ -60540,7 +61011,7 @@
     <w:tbl>
       <w:tblPr>
         <w:tblStyle w:val="aa"/>
-        <w:tblW w:w="8000" w:type="dxa"/>
+        <w:tblW w:w="7915" w:type="dxa"/>
         <w:tblInd w:w="0" w:type="dxa"/>
         <w:tblBorders>
           <w:top w:val="single" w:sz="4" w:space="0" w:color="000000"/>
@@ -60556,8 +61027,8 @@
       <w:tblGrid>
         <w:gridCol w:w="2400"/>
         <w:gridCol w:w="2200"/>
-        <w:gridCol w:w="2000"/>
-        <w:gridCol w:w="1400"/>
+        <w:gridCol w:w="1695"/>
+        <w:gridCol w:w="1620"/>
       </w:tblGrid>
       <w:tr>
         <w:trPr>
@@ -60571,7 +61042,11 @@
           </w:tcPr>
           <w:p>
             <w:pPr>
-              <w:jc w:val="center"/>
+              <w:ind w:firstLine="0"/>
+              <w:rPr>
+                <w:b/>
+                <w:bCs/>
+              </w:rPr>
             </w:pPr>
             <w:proofErr w:type="spellStart"/>
             <w:r>
@@ -60608,7 +61083,11 @@
           </w:tcPr>
           <w:p>
             <w:pPr>
-              <w:jc w:val="center"/>
+              <w:ind w:firstLine="0"/>
+              <w:rPr>
+                <w:b/>
+                <w:bCs/>
+              </w:rPr>
             </w:pPr>
             <w:r>
               <w:rPr>
@@ -60621,25 +61100,40 @@
         </w:tc>
         <w:tc>
           <w:tcPr>
-            <w:tcW w:w="2000" w:type="dxa"/>
-            <w:shd w:val="clear" w:color="auto" w:fill="D9D9D9"/>
-            <w:vAlign w:val="center"/>
-          </w:tcPr>
-          <w:p>
-            <w:r>
-              <w:t>Sistem Digital</w:t>
-            </w:r>
-          </w:p>
-        </w:tc>
-        <w:tc>
-          <w:tcPr>
-            <w:tcW w:w="1400" w:type="dxa"/>
+            <w:tcW w:w="1695" w:type="dxa"/>
             <w:shd w:val="clear" w:color="auto" w:fill="D9D9D9"/>
             <w:vAlign w:val="center"/>
           </w:tcPr>
           <w:p>
             <w:pPr>
-              <w:jc w:val="center"/>
+              <w:ind w:firstLine="0"/>
+              <w:rPr>
+                <w:b/>
+                <w:bCs/>
+              </w:rPr>
+            </w:pPr>
+            <w:r>
+              <w:rPr>
+                <w:b/>
+                <w:bCs/>
+              </w:rPr>
+              <w:t>Sistem Digital</w:t>
+            </w:r>
+          </w:p>
+        </w:tc>
+        <w:tc>
+          <w:tcPr>
+            <w:tcW w:w="1620" w:type="dxa"/>
+            <w:shd w:val="clear" w:color="auto" w:fill="D9D9D9"/>
+            <w:vAlign w:val="center"/>
+          </w:tcPr>
+          <w:p>
+            <w:pPr>
+              <w:ind w:firstLine="0"/>
+              <w:rPr>
+                <w:b/>
+                <w:bCs/>
+              </w:rPr>
             </w:pPr>
             <w:proofErr w:type="spellStart"/>
             <w:r>
@@ -60660,6 +61154,7 @@
           </w:tcPr>
           <w:p>
             <w:pPr>
+              <w:ind w:firstLine="0"/>
               <w:jc w:val="left"/>
             </w:pPr>
             <w:r>
@@ -60686,7 +61181,7 @@
           </w:tcPr>
           <w:p>
             <w:pPr>
-              <w:jc w:val="center"/>
+              <w:ind w:firstLine="0"/>
             </w:pPr>
             <w:r>
               <w:t xml:space="preserve">240 </w:t>
@@ -60700,11 +61195,11 @@
         </w:tc>
         <w:tc>
           <w:tcPr>
-            <w:tcW w:w="2000" w:type="dxa"/>
+            <w:tcW w:w="1695" w:type="dxa"/>
           </w:tcPr>
           <w:p>
             <w:pPr>
-              <w:jc w:val="center"/>
+              <w:ind w:firstLine="0"/>
             </w:pPr>
             <w:r>
               <w:t xml:space="preserve">12 </w:t>
@@ -60718,11 +61213,11 @@
         </w:tc>
         <w:tc>
           <w:tcPr>
-            <w:tcW w:w="1400" w:type="dxa"/>
+            <w:tcW w:w="1620" w:type="dxa"/>
           </w:tcPr>
           <w:p>
             <w:pPr>
-              <w:jc w:val="center"/>
+              <w:ind w:firstLine="0"/>
             </w:pPr>
             <w:r>
               <w:t>95%</w:t>
@@ -60737,6 +61232,7 @@
           </w:tcPr>
           <w:p>
             <w:pPr>
+              <w:ind w:firstLine="0"/>
               <w:jc w:val="left"/>
             </w:pPr>
             <w:r>
@@ -60750,7 +61246,7 @@
           </w:tcPr>
           <w:p>
             <w:pPr>
-              <w:jc w:val="center"/>
+              <w:ind w:firstLine="0"/>
             </w:pPr>
             <w:r>
               <w:t>8-10%</w:t>
@@ -60759,11 +61255,11 @@
         </w:tc>
         <w:tc>
           <w:tcPr>
-            <w:tcW w:w="2000" w:type="dxa"/>
+            <w:tcW w:w="1695" w:type="dxa"/>
           </w:tcPr>
           <w:p>
             <w:pPr>
-              <w:jc w:val="center"/>
+              <w:ind w:firstLine="0"/>
             </w:pPr>
             <w:r>
               <w:t>&lt;1%</w:t>
@@ -60772,11 +61268,11 @@
         </w:tc>
         <w:tc>
           <w:tcPr>
-            <w:tcW w:w="1400" w:type="dxa"/>
+            <w:tcW w:w="1620" w:type="dxa"/>
           </w:tcPr>
           <w:p>
             <w:pPr>
-              <w:jc w:val="center"/>
+              <w:ind w:firstLine="0"/>
             </w:pPr>
             <w:proofErr w:type="spellStart"/>
             <w:r>
@@ -61234,7 +61730,7 @@
           <w:szCs w:val="21"/>
           <w:highlight w:val="white"/>
         </w:rPr>
-        <w:t xml:space="preserve"> Next.js (frontend) dan Go </w:t>
+        <w:t xml:space="preserve"> Next.js (frontend) dan Go (backend) berhasil diintegrasikan dengan Supabase, sebagaimana divalidasi </w:t>
       </w:r>
       <w:r>
         <w:rPr>
@@ -61244,7 +61740,7 @@
           <w:highlight w:val="white"/>
         </w:rPr>
         <w:lastRenderedPageBreak/>
-        <w:t xml:space="preserve">(backend) berhasil diintegrasikan dengan Supabase, sebagaimana divalidasi oleh keberhasilan uji fungsionalitas (4.2.1) dan uji performa (4.2.3). Metode Scrum memastikan pengembangan berlangsung adaptif dan menghasilkan product increment yang sesuai dengan kebutuhan Disdukcapil, sejalan dengan temuan Abtokhi et al. (2023) yang membuktikan efektivitas Scrum </w:t>
+        <w:t xml:space="preserve">oleh keberhasilan uji fungsionalitas (4.2.1) dan uji performa (4.2.3). Metode Scrum memastikan pengembangan berlangsung adaptif dan menghasilkan product increment yang sesuai dengan kebutuhan Disdukcapil, sejalan dengan temuan Abtokhi et al. (2023) yang membuktikan efektivitas Scrum </w:t>
       </w:r>
       <w:proofErr w:type="spellStart"/>
       <w:r>
@@ -64777,7 +65273,7 @@
         </w:rPr>
         <w:t xml:space="preserve">. </w:t>
       </w:r>
-      <w:hyperlink r:id="rId15">
+      <w:hyperlink r:id="rId20">
         <w:r>
           <w:rPr>
             <w:color w:val="000000"/>
@@ -64921,7 +65417,7 @@
         </w:rPr>
         <w:t xml:space="preserve">. </w:t>
       </w:r>
-      <w:hyperlink r:id="rId16">
+      <w:hyperlink r:id="rId21">
         <w:r>
           <w:rPr>
             <w:color w:val="000000"/>
@@ -65477,7 +65973,7 @@
 <w:ftr xmlns:wpc="http://schemas.microsoft.com/office/word/2010/wordprocessingCanvas" xmlns:cx="http://schemas.microsoft.com/office/drawing/2014/chartex" xmlns:cx1="http://schemas.microsoft.com/office/drawing/2015/9/8/chartex" xmlns:cx2="http://schemas.microsoft.com/office/drawing/2015/10/21/chartex" xmlns:cx3="http://schemas.microsoft.com/office/drawing/2016/5/9/chartex" xmlns:cx4="http://schemas.microsoft.com/office/drawing/2016/5/10/chartex" xmlns:cx5="http://schemas.microsoft.com/office/drawing/2016/5/11/chartex" xmlns:cx6="http://schemas.microsoft.com/office/drawing/2016/5/12/chartex" xmlns:cx7="http://schemas.microsoft.com/office/drawing/2016/5/13/chartex" xmlns:cx8="http://schemas.microsoft.com/office/drawing/2016/5/14/chartex" xmlns:mc="http://schemas.openxmlformats.org/markup-compatibility/2006" xmlns:aink="http://schemas.microsoft.com/office/drawing/2016/ink" xmlns:am3d="http://schemas.microsoft.com/office/drawing/2017/model3d" xmlns:o="urn:schemas-microsoft-com:office:office" xmlns:oel="http://schemas.microsoft.com/office/2019/extlst" xmlns:r="http://schemas.openxmlformats.org/officeDocument/2006/relationships" xmlns:m="http://schemas.openxmlformats.org/officeDocument/2006/math" xmlns:v="urn:schemas-microsoft-com:vml" xmlns:wp14="http://schemas.microsoft.com/office/word/2010/wordprocessingDrawing" xmlns:wp="http://schemas.openxmlformats.org/drawingml/2006/wordprocessingDrawing" xmlns:w10="urn:schemas-microsoft-com:office:word" xmlns:w="http://schemas.openxmlformats.org/wordprocessingml/2006/main" xmlns:w14="http://schemas.microsoft.com/office/word/2010/wordml" xmlns:w15="http://schemas.microsoft.com/office/word/2012/wordml" xmlns:w16cex="http://schemas.microsoft.com/office/word/2018/wordml/cex" xmlns:w16cid="http://schemas.microsoft.com/office/word/2016/wordml/cid" xmlns:w16="http://schemas.microsoft.com/office/word/2018/wordml" xmlns:w16du="http://schemas.microsoft.com/office/word/2023/wordml/word16du" xmlns:w16sdtdh="http://schemas.microsoft.com/office/word/2020/wordml/sdtdatahash" xmlns:w16sdtfl="http://schemas.microsoft.com/office/word/2024/wordml/sdtformatlock" xmlns:w16se="http://schemas.microsoft.com/office/word/2015/wordml/symex" xmlns:wpg="http://schemas.microsoft.com/office/word/2010/wordprocessingGroup" xmlns:wpi="http://schemas.microsoft.com/office/word/2010/wordprocessingInk" xmlns:wne="http://schemas.microsoft.com/office/word/2006/wordml" xmlns:wps="http://schemas.microsoft.com/office/word/2010/wordprocessingShape" mc:Ignorable="w14 w15 w16se w16cid w16 w16cex w16sdtdh w16sdtfl w16du wp14">
   <w:p>
     <w:pPr>
-      <w:jc w:val="center"/>
+      <w:jc w:val="right"/>
     </w:pPr>
     <w:r>
       <w:fldChar w:fldCharType="begin"/>
@@ -65502,7 +65998,7 @@
 <w:ftr xmlns:wpc="http://schemas.microsoft.com/office/word/2010/wordprocessingCanvas" xmlns:cx="http://schemas.microsoft.com/office/drawing/2014/chartex" xmlns:cx1="http://schemas.microsoft.com/office/drawing/2015/9/8/chartex" xmlns:cx2="http://schemas.microsoft.com/office/drawing/2015/10/21/chartex" xmlns:cx3="http://schemas.microsoft.com/office/drawing/2016/5/9/chartex" xmlns:cx4="http://schemas.microsoft.com/office/drawing/2016/5/10/chartex" xmlns:cx5="http://schemas.microsoft.com/office/drawing/2016/5/11/chartex" xmlns:cx6="http://schemas.microsoft.com/office/drawing/2016/5/12/chartex" xmlns:cx7="http://schemas.microsoft.com/office/drawing/2016/5/13/chartex" xmlns:cx8="http://schemas.microsoft.com/office/drawing/2016/5/14/chartex" xmlns:mc="http://schemas.openxmlformats.org/markup-compatibility/2006" xmlns:aink="http://schemas.microsoft.com/office/drawing/2016/ink" xmlns:am3d="http://schemas.microsoft.com/office/drawing/2017/model3d" xmlns:o="urn:schemas-microsoft-com:office:office" xmlns:oel="http://schemas.microsoft.com/office/2019/extlst" xmlns:r="http://schemas.openxmlformats.org/officeDocument/2006/relationships" xmlns:m="http://schemas.openxmlformats.org/officeDocument/2006/math" xmlns:v="urn:schemas-microsoft-com:vml" xmlns:wp14="http://schemas.microsoft.com/office/word/2010/wordprocessingDrawing" xmlns:wp="http://schemas.openxmlformats.org/drawingml/2006/wordprocessingDrawing" xmlns:w10="urn:schemas-microsoft-com:office:word" xmlns:w="http://schemas.openxmlformats.org/wordprocessingml/2006/main" xmlns:w14="http://schemas.microsoft.com/office/word/2010/wordml" xmlns:w15="http://schemas.microsoft.com/office/word/2012/wordml" xmlns:w16cex="http://schemas.microsoft.com/office/word/2018/wordml/cex" xmlns:w16cid="http://schemas.microsoft.com/office/word/2016/wordml/cid" xmlns:w16="http://schemas.microsoft.com/office/word/2018/wordml" xmlns:w16du="http://schemas.microsoft.com/office/word/2023/wordml/word16du" xmlns:w16sdtdh="http://schemas.microsoft.com/office/word/2020/wordml/sdtdatahash" xmlns:w16sdtfl="http://schemas.microsoft.com/office/word/2024/wordml/sdtformatlock" xmlns:w16se="http://schemas.microsoft.com/office/word/2015/wordml/symex" xmlns:wpg="http://schemas.microsoft.com/office/word/2010/wordprocessingGroup" xmlns:wpi="http://schemas.microsoft.com/office/word/2010/wordprocessingInk" xmlns:wne="http://schemas.microsoft.com/office/word/2006/wordml" xmlns:wps="http://schemas.microsoft.com/office/word/2010/wordprocessingShape" mc:Ignorable="w14 w15 w16se w16cid w16 w16cex w16sdtdh w16sdtfl w16du wp14">
   <w:p>
     <w:pPr>
-      <w:jc w:val="center"/>
+      <w:jc w:val="right"/>
     </w:pPr>
     <w:r>
       <w:fldChar w:fldCharType="begin"/>
@@ -68965,6 +69461,10 @@
 </go:gDocsCustomXmlDataStorage>
 </file>
 
+<file path=customXml/item2.xml><?xml version="1.0" encoding="utf-8"?>
+<b:Sources xmlns:b="http://schemas.openxmlformats.org/officeDocument/2006/bibliography" xmlns="http://schemas.openxmlformats.org/officeDocument/2006/bibliography" SelectedStyle="\APASixthEditionOfficeOnline.xsl" StyleName="APA" Version="6"/>
+</file>
+
 <file path=customXml/itemProps1.xml><?xml version="1.0" encoding="utf-8"?>
 <ds:datastoreItem xmlns:ds="http://schemas.openxmlformats.org/officeDocument/2006/customXml" ds:itemID="{11111111-1234-1234-1234-123412341234}">
   <ds:schemaRefs>
@@ -68972,4 +69472,12 @@
     <ds:schemaRef ds:uri="http://schemas.openxmlformats.org/officeDocument/2006/relationships"/>
   </ds:schemaRefs>
 </ds:datastoreItem>
+</file>
+
+<file path=customXml/itemProps2.xml><?xml version="1.0" encoding="utf-8"?>
+<ds:datastoreItem xmlns:ds="http://schemas.openxmlformats.org/officeDocument/2006/customXml" ds:itemID="{25AF0CC1-61B7-48B2-A3EB-F7AC90783904}">
+  <ds:schemaRefs>
+    <ds:schemaRef ds:uri="http://schemas.openxmlformats.org/officeDocument/2006/bibliography"/>
+  </ds:schemaRefs>
+</ds:datastoreItem>
 </file>
--- a/Prototype.docx
+++ b/Prototype.docx
@@ -28998,13 +28998,12 @@
         </w:rPr>
       </w:pPr>
       <w:r>
-        <w:t xml:space="preserve">Dinas Kependudukan dan Pencatatan Sipil (Disdukcapil) Kabupaten Garut merupakan unsur pelaksana urusan pemerintahan yang menjadi kewenangan daerah di bidang administrasi kependudukan dan pencatatan sipil, dipimpin oleh seorang Kepala Dinas yang berada di bawah dan bertanggung jawab kepada Bupati melalui Sekretaris Daerah (Peraturan Bupati Garut Nomor 56 Tahun 2016). </w:t>
+        <w:t>Dinas Kependudukan dan Pencatatan Sipil (Disdukcapil) Kabupaten Garut merupakan instansi pemerintah daerah yang bertanggung jawab dalam pengelolaan data kependudukan dan pencatatan sipil. Disdukcapil memiliki peran strategis dalam pelayanan publik terkait dokumen kependudukan seperti Kartu Tanda Penduduk (KTP), Kartu Keluarga (KK), Akta Kelahiran, dan dokumen kependudukan lainnya. Berdasarkan data wawancara, Disdukcapil Kabupaten Garut memiliki 184 pegawai yang tergabung dalam beberapa bidang utama, dengan volume perekaman data sekitar 3.783 data selama 6 bulan terakhir (rata-rata 630 data per bulan atau minimal 400 perekaman biometric setiap hari).</w:t>
       </w:r>
       <w:r>
         <w:rPr>
           <w:lang w:val="fi-FI"/>
         </w:rPr>
-        <w:t>Tugas pokok instansi ini meliputi perumusan kebijakan teknis operasional, koordinasi, pelaksanaan kerja sama, serta pengendalian pelaksanaan urusan pemerintahan bidang administrasi kependudukan dan pencatatan sipil. Secara operasional, Disdukcapil Kabupaten Garut menyelenggarakan fungsi perumusan dan pelaksanaan kebijakan teknis operasional bidang kependudukan dan pencatatan sipil sesuai dengan kebijakan nasional dan provinsi, pembinaan dan pengendalian pelaksanaan tugas bidang administrasi kependudukan, penyelenggaraan pengelolaan sumber daya aparatur, keuangan, sarana dan prasarana, serta penyelenggaraan monitoring, evaluasi dan pelaporan capaian kinerja (Peraturan Bupati Garut Nomor 56 Tahun 2016, Pasal 3). Pengembangan sistem evaluasi pelaporan dalam penelitian ini dikhususkan untuk penggunaan internal pegawai, terutama pada Bidang Pengelolaan Informasi Administrasi Kependudukan (PIAK) yang bertanggung jawab atas pengelolaan basis data dan jaringan. Evaluasi kinerja pegawai secara objektif dan pencatatan aktivitas harian yang efisien menjadi sangat krusial untuk memastikan standar pelayanan terpenuhi.</w:t>
       </w:r>
     </w:p>
     <w:p>
@@ -29030,122 +29029,66 @@
         <w:rPr>
           <w:lang w:val="fi-FI"/>
         </w:rPr>
-        <w:t xml:space="preserve">Berdasarkan Peraturan Bupati Garut Nomor 56 Tahun 2016 tentang Tugas, Fungsi dan Tata Kerja Dinas Kependudukan dan Pencatatan Sipil Kabupaten Garut, struktur organisasi Disdukcapil Kabupaten Garut terdiri atas Kepala Dinas yang membawahi: (a) Sekretariat; (b) Bidang Pelayanan Pendaftaran Penduduk; (c) Bidang Pelayanan Pencatatan Sipil; (d) Bidang Pengelolaan Informasi Administrasi </w:t>
+        <w:t>Berdasarkan data wawancara, struktur organisasi yang terlibat dalam penelitian ini meliputi: (1) Kepala Dinas sebagai pimpinan puncak; (2) Kabid PIAK (Pengelolaan Informasi Administrasi Kependudukan) yang bertanggung jawab atas monitoring dan evaluasi pelaporan; (3) Kabid Dafduk (Pendaftaran Penduduk) yang mengelola data kependudukan; (4) JFT Administrator Database yang mengelola database dan perbaikan data; serta (5) Petugas Perekaman yang melakukan verifikasi dokumen dan perekaman biometric. Perekaman data dan perbaikan anomali perekaman dilakukan oleh kolaborasi antara Bidang Pendaftaran Penduduk dan Bidang Pengelolaan Informasi Administrasi Kependudukan.</w:t>
       </w:r>
       <w:r>
         <w:rPr>
           <w:lang w:val="fi-FI"/>
         </w:rPr>
-        <w:lastRenderedPageBreak/>
-        <w:t xml:space="preserve">Kependudukan; (e) Bidang Pemanfaatan Data dan Inovasi; (f) Unit Pelaksana Teknis; dan (g) Kelompok Jabatan Fungsional. </w:t>
-      </w:r>
-      <w:r>
-        <w:t>Bagian-</w:t>
-      </w:r>
-      <w:proofErr w:type="spellStart"/>
-      <w:r>
-        <w:t>bagian</w:t>
-      </w:r>
-      <w:proofErr w:type="spellEnd"/>
-      <w:r>
-        <w:t xml:space="preserve"> yang paling </w:t>
-      </w:r>
-      <w:proofErr w:type="spellStart"/>
-      <w:r>
-        <w:t>relevan</w:t>
-      </w:r>
-      <w:proofErr w:type="spellEnd"/>
-      <w:r>
-        <w:t xml:space="preserve"> </w:t>
-      </w:r>
-      <w:proofErr w:type="spellStart"/>
-      <w:r>
-        <w:t>dengan</w:t>
-      </w:r>
-      <w:proofErr w:type="spellEnd"/>
-      <w:r>
-        <w:t xml:space="preserve"> </w:t>
-      </w:r>
-      <w:proofErr w:type="spellStart"/>
-      <w:r>
-        <w:t>penerapan</w:t>
-      </w:r>
-      <w:proofErr w:type="spellEnd"/>
-      <w:r>
-        <w:t xml:space="preserve"> </w:t>
-      </w:r>
-      <w:proofErr w:type="spellStart"/>
-      <w:r>
-        <w:t>sistem</w:t>
-      </w:r>
-      <w:proofErr w:type="spellEnd"/>
-      <w:r>
-        <w:t xml:space="preserve"> </w:t>
-      </w:r>
-      <w:proofErr w:type="spellStart"/>
-      <w:r>
-        <w:t>evaluasi</w:t>
-      </w:r>
-      <w:proofErr w:type="spellEnd"/>
-      <w:r>
-        <w:t xml:space="preserve"> </w:t>
-      </w:r>
-      <w:proofErr w:type="spellStart"/>
-      <w:r>
-        <w:t>pelaporan</w:t>
-      </w:r>
-      <w:proofErr w:type="spellEnd"/>
-      <w:r>
-        <w:t xml:space="preserve"> </w:t>
-      </w:r>
-      <w:proofErr w:type="spellStart"/>
-      <w:r>
-        <w:t>dalam</w:t>
-      </w:r>
-      <w:proofErr w:type="spellEnd"/>
-      <w:r>
-        <w:t xml:space="preserve"> </w:t>
-      </w:r>
-      <w:proofErr w:type="spellStart"/>
-      <w:r>
-        <w:t>penelitian</w:t>
-      </w:r>
-      <w:proofErr w:type="spellEnd"/>
-      <w:r>
-        <w:t xml:space="preserve"> </w:t>
-      </w:r>
-      <w:proofErr w:type="spellStart"/>
-      <w:r>
-        <w:t>ini</w:t>
-      </w:r>
-      <w:proofErr w:type="spellEnd"/>
-      <w:r>
-        <w:t xml:space="preserve"> </w:t>
-      </w:r>
-      <w:proofErr w:type="spellStart"/>
-      <w:r>
-        <w:t>adalah</w:t>
-      </w:r>
-      <w:proofErr w:type="spellEnd"/>
-      <w:r>
-        <w:t xml:space="preserve"> </w:t>
-      </w:r>
-      <w:proofErr w:type="spellStart"/>
-      <w:r>
-        <w:t>sebagai</w:t>
-      </w:r>
-      <w:proofErr w:type="spellEnd"/>
-      <w:r>
-        <w:t xml:space="preserve"> </w:t>
-      </w:r>
-      <w:proofErr w:type="spellStart"/>
-      <w:r>
-        <w:t>berikut</w:t>
-      </w:r>
-      <w:proofErr w:type="spellEnd"/>
-      <w:r>
-        <w:t>.</w:t>
-      </w:r>
+      </w:r>
+      <w:r/>
+      <w:proofErr w:type="spellStart"/>
+      <w:r/>
+      <w:proofErr w:type="spellEnd"/>
+      <w:r/>
+      <w:proofErr w:type="spellStart"/>
+      <w:r/>
+      <w:proofErr w:type="spellEnd"/>
+      <w:r/>
+      <w:proofErr w:type="spellStart"/>
+      <w:r/>
+      <w:proofErr w:type="spellEnd"/>
+      <w:r/>
+      <w:proofErr w:type="spellStart"/>
+      <w:r/>
+      <w:proofErr w:type="spellEnd"/>
+      <w:r/>
+      <w:proofErr w:type="spellStart"/>
+      <w:r/>
+      <w:proofErr w:type="spellEnd"/>
+      <w:r/>
+      <w:proofErr w:type="spellStart"/>
+      <w:r/>
+      <w:proofErr w:type="spellEnd"/>
+      <w:r/>
+      <w:proofErr w:type="spellStart"/>
+      <w:r/>
+      <w:proofErr w:type="spellEnd"/>
+      <w:r/>
+      <w:proofErr w:type="spellStart"/>
+      <w:r/>
+      <w:proofErr w:type="spellEnd"/>
+      <w:r/>
+      <w:proofErr w:type="spellStart"/>
+      <w:r/>
+      <w:proofErr w:type="spellEnd"/>
+      <w:r/>
+      <w:proofErr w:type="spellStart"/>
+      <w:r/>
+      <w:proofErr w:type="spellEnd"/>
+      <w:r/>
+      <w:proofErr w:type="spellStart"/>
+      <w:r/>
+      <w:proofErr w:type="spellEnd"/>
+      <w:r/>
+      <w:proofErr w:type="spellStart"/>
+      <w:r/>
+      <w:proofErr w:type="spellEnd"/>
+      <w:r/>
+      <w:proofErr w:type="spellStart"/>
+      <w:r/>
+      <w:proofErr w:type="spellEnd"/>
+      <w:r/>
     </w:p>
     <w:p>
       <w:pPr>
@@ -33392,148 +33335,78 @@
     <w:p>
       <w:proofErr w:type="spellStart"/>
       <w:r>
-        <w:t>Kondisi</w:t>
-      </w:r>
-      <w:proofErr w:type="spellEnd"/>
-      <w:r>
-        <w:t xml:space="preserve"> </w:t>
-      </w:r>
-      <w:proofErr w:type="spellStart"/>
-      <w:r>
-        <w:t>eksisting</w:t>
-      </w:r>
-      <w:proofErr w:type="spellEnd"/>
-      <w:r>
-        <w:t xml:space="preserve"> di </w:t>
-      </w:r>
-      <w:proofErr w:type="spellStart"/>
-      <w:r>
-        <w:t>Disdukcapil</w:t>
-      </w:r>
-      <w:proofErr w:type="spellEnd"/>
-      <w:r>
-        <w:t xml:space="preserve"> </w:t>
-      </w:r>
-      <w:proofErr w:type="spellStart"/>
-      <w:r>
-        <w:t>Kabupaten</w:t>
-      </w:r>
-      <w:proofErr w:type="spellEnd"/>
-      <w:r>
-        <w:t xml:space="preserve"> Garut </w:t>
-      </w:r>
-      <w:proofErr w:type="spellStart"/>
-      <w:r>
-        <w:t>saat</w:t>
-      </w:r>
-      <w:proofErr w:type="spellEnd"/>
-      <w:r>
-        <w:t xml:space="preserve"> </w:t>
-      </w:r>
-      <w:proofErr w:type="spellStart"/>
-      <w:r>
-        <w:t>ini</w:t>
-      </w:r>
-      <w:proofErr w:type="spellEnd"/>
-      <w:r>
-        <w:t xml:space="preserve"> </w:t>
-      </w:r>
-      <w:proofErr w:type="spellStart"/>
-      <w:r>
-        <w:t>menunjukkan</w:t>
-      </w:r>
-      <w:proofErr w:type="spellEnd"/>
-      <w:r>
-        <w:t xml:space="preserve"> </w:t>
-      </w:r>
-      <w:proofErr w:type="spellStart"/>
-      <w:r>
-        <w:t>bahwa</w:t>
-      </w:r>
-      <w:proofErr w:type="spellEnd"/>
-      <w:r>
-        <w:t xml:space="preserve"> proses </w:t>
-      </w:r>
-      <w:proofErr w:type="spellStart"/>
-      <w:r>
-        <w:t>pelaporan</w:t>
-      </w:r>
-      <w:proofErr w:type="spellEnd"/>
-      <w:r>
-        <w:t xml:space="preserve"> dan </w:t>
-      </w:r>
-      <w:proofErr w:type="spellStart"/>
-      <w:r>
-        <w:t>evaluasi</w:t>
-      </w:r>
-      <w:proofErr w:type="spellEnd"/>
-      <w:r>
-        <w:t xml:space="preserve"> </w:t>
-      </w:r>
-      <w:proofErr w:type="spellStart"/>
-      <w:r>
-        <w:t>kinerja</w:t>
-      </w:r>
-      <w:proofErr w:type="spellEnd"/>
-      <w:r>
-        <w:t xml:space="preserve"> </w:t>
-      </w:r>
-      <w:proofErr w:type="spellStart"/>
-      <w:r>
-        <w:t>pegawai</w:t>
-      </w:r>
-      <w:proofErr w:type="spellEnd"/>
-      <w:r>
-        <w:t xml:space="preserve"> </w:t>
-      </w:r>
-      <w:proofErr w:type="spellStart"/>
-      <w:r>
-        <w:t>masih</w:t>
-      </w:r>
-      <w:proofErr w:type="spellEnd"/>
-      <w:r>
-        <w:t xml:space="preserve"> </w:t>
-      </w:r>
-      <w:proofErr w:type="spellStart"/>
-      <w:r>
-        <w:t>bersifat</w:t>
-      </w:r>
-      <w:proofErr w:type="spellEnd"/>
-      <w:r>
-        <w:t xml:space="preserve"> manual dan </w:t>
-      </w:r>
-      <w:proofErr w:type="spellStart"/>
-      <w:r>
-        <w:t>terfragmentasi</w:t>
-      </w:r>
-      <w:proofErr w:type="spellEnd"/>
-      <w:r>
-        <w:t xml:space="preserve">. Kendala </w:t>
-      </w:r>
-      <w:proofErr w:type="spellStart"/>
-      <w:r>
-        <w:t>utama</w:t>
-      </w:r>
-      <w:proofErr w:type="spellEnd"/>
-      <w:r>
-        <w:t xml:space="preserve"> yang </w:t>
-      </w:r>
-      <w:proofErr w:type="spellStart"/>
-      <w:r>
-        <w:t>ditemukan</w:t>
-      </w:r>
-      <w:proofErr w:type="spellEnd"/>
-      <w:r>
-        <w:t xml:space="preserve"> </w:t>
-      </w:r>
-      <w:proofErr w:type="spellStart"/>
-      <w:r>
-        <w:t>adalah</w:t>
-      </w:r>
-      <w:proofErr w:type="spellEnd"/>
-      <w:r>
-        <w:t>:</w:t>
-      </w:r>
+        <w:t>Berdasarkan hasil wawancara dan observasi, kondisi saat ini di Disdukcapil Kabupaten Garut menunjukkan beberapa permasalahan dalam proses pelaporan dan evaluasi kinerja petugas perekaman. Berikut adalah analisis kondisi eksisting yang menjadi dasar pengembangan sistem baru:</w:t>
+      </w:r>
+      <w:proofErr w:type="spellEnd"/>
+      <w:r/>
+      <w:proofErr w:type="spellStart"/>
+      <w:r/>
+      <w:proofErr w:type="spellEnd"/>
+      <w:r/>
+      <w:proofErr w:type="spellStart"/>
+      <w:r/>
+      <w:proofErr w:type="spellEnd"/>
+      <w:r/>
+      <w:proofErr w:type="spellStart"/>
+      <w:r/>
+      <w:proofErr w:type="spellEnd"/>
+      <w:r/>
+      <w:proofErr w:type="spellStart"/>
+      <w:r/>
+      <w:proofErr w:type="spellEnd"/>
+      <w:r/>
+      <w:proofErr w:type="spellStart"/>
+      <w:r/>
+      <w:proofErr w:type="spellEnd"/>
+      <w:r/>
+      <w:proofErr w:type="spellStart"/>
+      <w:r/>
+      <w:proofErr w:type="spellEnd"/>
+      <w:r/>
+      <w:proofErr w:type="spellStart"/>
+      <w:r/>
+      <w:proofErr w:type="spellEnd"/>
+      <w:r/>
+      <w:proofErr w:type="spellStart"/>
+      <w:r/>
+      <w:proofErr w:type="spellEnd"/>
+      <w:r/>
+      <w:proofErr w:type="spellStart"/>
+      <w:r/>
+      <w:proofErr w:type="spellEnd"/>
+      <w:r/>
+      <w:proofErr w:type="spellStart"/>
+      <w:r/>
+      <w:proofErr w:type="spellEnd"/>
+      <w:r/>
+      <w:proofErr w:type="spellStart"/>
+      <w:r/>
+      <w:proofErr w:type="spellEnd"/>
+      <w:r/>
+      <w:proofErr w:type="spellStart"/>
+      <w:r/>
+      <w:proofErr w:type="spellEnd"/>
+      <w:r/>
+      <w:proofErr w:type="spellStart"/>
+      <w:r/>
+      <w:proofErr w:type="spellEnd"/>
+      <w:r/>
+      <w:proofErr w:type="spellStart"/>
+      <w:r/>
+      <w:proofErr w:type="spellEnd"/>
+      <w:r/>
+      <w:proofErr w:type="spellStart"/>
+      <w:r/>
+      <w:proofErr w:type="spellEnd"/>
+      <w:r/>
+      <w:proofErr w:type="spellStart"/>
+      <w:r/>
+      <w:proofErr w:type="spellEnd"/>
+      <w:r/>
+      <w:proofErr w:type="spellStart"/>
+      <w:r/>
+      <w:proofErr w:type="spellEnd"/>
+      <w:r/>
     </w:p>
     <w:p>
       <w:pPr>
@@ -33548,7 +33421,7 @@
           <w:b/>
           <w:bCs/>
         </w:rPr>
-        <w:t>Inefisiensi</w:t>
+        <w:t>Alur Kerja Manual: Saat ini, petugas perekaman masih menggunakan Excel dan Notepad untuk rekapitulasi aktivitas harian. Proses verifikasi dokumen KK dan Akta Kelahiran dilakukan secara manual, diikuti perekaman biometric (sidik jari, iris mata, tanda tangan, dan foto) menggunakan Aplikasi Biometric Enrollment. Data kemudian diinput ke Aplikasi SIAK. Rekapitulasi jumlah perekaman memakan waktu sekitar 30 menit per hari dengan format yang beragam antar petugas.</w:t>
       </w:r>
       <w:proofErr w:type="spellEnd"/>
       <w:r>
@@ -33556,75 +33429,40 @@
           <w:b/>
           <w:bCs/>
         </w:rPr>
-        <w:t xml:space="preserve"> Waktu:</w:t>
-      </w:r>
-      <w:r>
-        <w:t xml:space="preserve"> </w:t>
-      </w:r>
-      <w:proofErr w:type="spellStart"/>
-      <w:r>
-        <w:t>Evaluasi</w:t>
-      </w:r>
-      <w:proofErr w:type="spellEnd"/>
-      <w:r>
-        <w:t xml:space="preserve"> </w:t>
-      </w:r>
-      <w:proofErr w:type="spellStart"/>
-      <w:r>
-        <w:t>laporan</w:t>
-      </w:r>
-      <w:proofErr w:type="spellEnd"/>
-      <w:r>
-        <w:t xml:space="preserve"> </w:t>
-      </w:r>
-      <w:proofErr w:type="spellStart"/>
-      <w:r>
-        <w:t>bulanan</w:t>
-      </w:r>
-      <w:proofErr w:type="spellEnd"/>
-      <w:r>
-        <w:t xml:space="preserve"> rata-rata </w:t>
-      </w:r>
-      <w:proofErr w:type="spellStart"/>
-      <w:r>
-        <w:t>memakan</w:t>
-      </w:r>
-      <w:proofErr w:type="spellEnd"/>
-      <w:r>
-        <w:t xml:space="preserve"> </w:t>
-      </w:r>
-      <w:proofErr w:type="spellStart"/>
-      <w:r>
-        <w:t>waktu</w:t>
-      </w:r>
-      <w:proofErr w:type="spellEnd"/>
-      <w:r>
-        <w:t xml:space="preserve"> 4 jam per </w:t>
-      </w:r>
-      <w:proofErr w:type="spellStart"/>
-      <w:r>
-        <w:t>pegawai</w:t>
-      </w:r>
-      <w:proofErr w:type="spellEnd"/>
-      <w:r>
-        <w:t xml:space="preserve">, yang </w:t>
-      </w:r>
-      <w:proofErr w:type="spellStart"/>
-      <w:r>
-        <w:t>menyebabkan</w:t>
-      </w:r>
-      <w:proofErr w:type="spellEnd"/>
-      <w:r>
-        <w:t xml:space="preserve"> </w:t>
-      </w:r>
-      <w:proofErr w:type="spellStart"/>
-      <w:r>
-        <w:t>keterlambatan</w:t>
-      </w:r>
-      <w:proofErr w:type="spellEnd"/>
-      <w:r>
-        <w:t xml:space="preserve"> proses audit.</w:t>
-      </w:r>
+      </w:r>
+      <w:r/>
+      <w:proofErr w:type="spellStart"/>
+      <w:r/>
+      <w:proofErr w:type="spellEnd"/>
+      <w:r/>
+      <w:proofErr w:type="spellStart"/>
+      <w:r/>
+      <w:proofErr w:type="spellEnd"/>
+      <w:r/>
+      <w:proofErr w:type="spellStart"/>
+      <w:r/>
+      <w:proofErr w:type="spellEnd"/>
+      <w:r/>
+      <w:proofErr w:type="spellStart"/>
+      <w:r/>
+      <w:proofErr w:type="spellEnd"/>
+      <w:r/>
+      <w:proofErr w:type="spellStart"/>
+      <w:r/>
+      <w:proofErr w:type="spellEnd"/>
+      <w:r/>
+      <w:proofErr w:type="spellStart"/>
+      <w:r/>
+      <w:proofErr w:type="spellEnd"/>
+      <w:r/>
+      <w:proofErr w:type="spellStart"/>
+      <w:r/>
+      <w:proofErr w:type="spellEnd"/>
+      <w:r/>
+      <w:proofErr w:type="spellStart"/>
+      <w:r/>
+      <w:proofErr w:type="spellEnd"/>
+      <w:r/>
     </w:p>
     <w:p>
       <w:pPr>
@@ -33638,7 +33476,7 @@
           <w:b/>
           <w:bCs/>
         </w:rPr>
-        <w:t xml:space="preserve">Tingkat </w:t>
+        <w:t>Penanganan Anomali Data: Terdapat dua jenis anomali utama yang ditangani: (1) Duplicate Operator, yaitu ketika biometric iris mata atau sidik jari pemohon identik dengan petugas perekaman, yang terdeteksi melalui status 'Duplicate_Record' di aplikasi; dan (2) Salah Rekam, terutama pada iris mata yang identik dengan petugas rekam, dengan frekuensi 3-4 kasus per bulan. Proses koreksi masih manual dengan disposisi kepada pimpinan.</w:t>
       </w:r>
       <w:proofErr w:type="spellStart"/>
       <w:r>
@@ -33646,7 +33484,6 @@
           <w:b/>
           <w:bCs/>
         </w:rPr>
-        <w:t>Kesalahan</w:t>
       </w:r>
       <w:proofErr w:type="spellEnd"/>
       <w:r>
@@ -33654,93 +33491,51 @@
           <w:b/>
           <w:bCs/>
         </w:rPr>
-        <w:t xml:space="preserve"> Tinggi:</w:t>
-      </w:r>
-      <w:r>
-        <w:t xml:space="preserve"> </w:t>
-      </w:r>
-      <w:proofErr w:type="spellStart"/>
-      <w:r>
-        <w:t>Ketergantungan</w:t>
-      </w:r>
-      <w:proofErr w:type="spellEnd"/>
-      <w:r>
-        <w:t xml:space="preserve"> pada </w:t>
-      </w:r>
-      <w:proofErr w:type="spellStart"/>
-      <w:r>
-        <w:t>kalkulasi</w:t>
-      </w:r>
-      <w:proofErr w:type="spellEnd"/>
-      <w:r>
-        <w:t xml:space="preserve"> manual </w:t>
-      </w:r>
-      <w:proofErr w:type="spellStart"/>
-      <w:r>
-        <w:t>memicu</w:t>
-      </w:r>
-      <w:proofErr w:type="spellEnd"/>
-      <w:r>
-        <w:t xml:space="preserve"> </w:t>
-      </w:r>
-      <w:proofErr w:type="spellStart"/>
-      <w:r>
-        <w:t>tingkat</w:t>
-      </w:r>
-      <w:proofErr w:type="spellEnd"/>
-      <w:r>
-        <w:t xml:space="preserve"> </w:t>
-      </w:r>
+      </w:r>
+      <w:r/>
+      <w:proofErr w:type="spellStart"/>
+      <w:r/>
+      <w:proofErr w:type="spellEnd"/>
+      <w:r/>
+      <w:proofErr w:type="spellStart"/>
+      <w:r/>
+      <w:proofErr w:type="spellEnd"/>
+      <w:r/>
+      <w:proofErr w:type="spellStart"/>
+      <w:r/>
+      <w:proofErr w:type="spellEnd"/>
+      <w:r/>
+      <w:proofErr w:type="spellStart"/>
+      <w:r/>
+      <w:proofErr w:type="spellEnd"/>
+      <w:r/>
       <w:r>
         <w:rPr>
           <w:i/>
           <w:iCs/>
         </w:rPr>
-        <w:t>human error</w:t>
-      </w:r>
-      <w:r>
-        <w:t xml:space="preserve"> </w:t>
-      </w:r>
-      <w:proofErr w:type="spellStart"/>
-      <w:r>
-        <w:t>mencapai</w:t>
-      </w:r>
-      <w:proofErr w:type="spellEnd"/>
-      <w:r>
-        <w:t xml:space="preserve"> 8-10% </w:t>
-      </w:r>
-      <w:proofErr w:type="spellStart"/>
-      <w:r>
-        <w:t>dalam</w:t>
-      </w:r>
-      <w:proofErr w:type="spellEnd"/>
-      <w:r>
-        <w:t xml:space="preserve"> </w:t>
-      </w:r>
-      <w:proofErr w:type="spellStart"/>
-      <w:r>
-        <w:t>perhitungan</w:t>
-      </w:r>
-      <w:proofErr w:type="spellEnd"/>
-      <w:r>
-        <w:t xml:space="preserve"> </w:t>
-      </w:r>
-      <w:proofErr w:type="spellStart"/>
-      <w:r>
-        <w:t>skor</w:t>
-      </w:r>
-      <w:proofErr w:type="spellEnd"/>
-      <w:r>
-        <w:t xml:space="preserve"> </w:t>
-      </w:r>
-      <w:proofErr w:type="spellStart"/>
-      <w:r>
-        <w:t>kinerja</w:t>
-      </w:r>
-      <w:proofErr w:type="spellEnd"/>
-      <w:r>
-        <w:t>.</w:t>
-      </w:r>
+      </w:r>
+      <w:r/>
+      <w:proofErr w:type="spellStart"/>
+      <w:r/>
+      <w:proofErr w:type="spellEnd"/>
+      <w:r/>
+      <w:proofErr w:type="spellStart"/>
+      <w:r/>
+      <w:proofErr w:type="spellEnd"/>
+      <w:r/>
+      <w:proofErr w:type="spellStart"/>
+      <w:r/>
+      <w:proofErr w:type="spellEnd"/>
+      <w:r/>
+      <w:proofErr w:type="spellStart"/>
+      <w:r/>
+      <w:proofErr w:type="spellEnd"/>
+      <w:r/>
+      <w:proofErr w:type="spellStart"/>
+      <w:r/>
+      <w:proofErr w:type="spellEnd"/>
+      <w:r/>
     </w:p>
     <w:p>
       <w:pPr>
@@ -33755,7 +33550,7 @@
           <w:b/>
           <w:bCs/>
         </w:rPr>
-        <w:t>Kurangnya</w:t>
+        <w:t>Evaluasi Kinerja: Penilaian kinerja petugas perekaman saat ini dilakukan dengan mengukur realisasi jumlah perekaman terhadap target bulanan, namun tidak ada standar penilaian yang baku. Monitoring dan pengawasan dilakukan oleh pimpinan. Kendala utama adalah adanya missing link antara pemohon dan administrator database, di mana petugas perekaman sering lupa follow up perbaikan data. Selain itu, sering ditemukan dokumen yang tidak lengkap seperti fotokopi ijazah yang tidak dilegalisir, yang menyebabkan perlambatan penanganan anomali data.</w:t>
       </w:r>
       <w:proofErr w:type="spellEnd"/>
       <w:r>
@@ -33763,7 +33558,6 @@
           <w:b/>
           <w:bCs/>
         </w:rPr>
-        <w:t xml:space="preserve"> Data </w:t>
       </w:r>
       <w:proofErr w:type="spellStart"/>
       <w:r>
@@ -33771,7 +33565,6 @@
           <w:b/>
           <w:bCs/>
         </w:rPr>
-        <w:t>Terukur</w:t>
       </w:r>
       <w:proofErr w:type="spellEnd"/>
       <w:r>
@@ -33779,103 +33572,58 @@
           <w:b/>
           <w:bCs/>
         </w:rPr>
-        <w:t>:</w:t>
-      </w:r>
-      <w:r>
-        <w:t xml:space="preserve"> Tidak </w:t>
-      </w:r>
-      <w:proofErr w:type="spellStart"/>
-      <w:r>
-        <w:t>adanya</w:t>
-      </w:r>
-      <w:proofErr w:type="spellEnd"/>
-      <w:r>
-        <w:t xml:space="preserve"> </w:t>
-      </w:r>
-      <w:proofErr w:type="spellStart"/>
-      <w:r>
-        <w:t>sistem</w:t>
-      </w:r>
-      <w:proofErr w:type="spellEnd"/>
-      <w:r>
-        <w:t xml:space="preserve"> </w:t>
-      </w:r>
+      </w:r>
+      <w:r/>
+      <w:proofErr w:type="spellStart"/>
+      <w:r/>
+      <w:proofErr w:type="spellEnd"/>
+      <w:r/>
+      <w:proofErr w:type="spellStart"/>
+      <w:r/>
+      <w:proofErr w:type="spellEnd"/>
+      <w:r/>
       <w:r>
         <w:rPr>
           <w:i/>
           <w:iCs/>
         </w:rPr>
-        <w:t>rules-based scoring</w:t>
-      </w:r>
-      <w:r>
-        <w:t xml:space="preserve"> yang </w:t>
-      </w:r>
-      <w:proofErr w:type="spellStart"/>
-      <w:r>
-        <w:t>terintegrasi</w:t>
-      </w:r>
-      <w:proofErr w:type="spellEnd"/>
-      <w:r>
-        <w:t xml:space="preserve"> </w:t>
-      </w:r>
-      <w:proofErr w:type="spellStart"/>
-      <w:r>
-        <w:t>menyulitkan</w:t>
-      </w:r>
-      <w:proofErr w:type="spellEnd"/>
-      <w:r>
-        <w:t xml:space="preserve"> </w:t>
-      </w:r>
-      <w:proofErr w:type="spellStart"/>
-      <w:r>
-        <w:t>penentuan</w:t>
-      </w:r>
-      <w:proofErr w:type="spellEnd"/>
-      <w:r>
-        <w:t xml:space="preserve"> </w:t>
-      </w:r>
-      <w:proofErr w:type="spellStart"/>
-      <w:r>
-        <w:t>tolok</w:t>
-      </w:r>
-      <w:proofErr w:type="spellEnd"/>
-      <w:r>
-        <w:t xml:space="preserve"> </w:t>
-      </w:r>
-      <w:proofErr w:type="spellStart"/>
-      <w:r>
-        <w:t>ukur</w:t>
-      </w:r>
-      <w:proofErr w:type="spellEnd"/>
-      <w:r>
-        <w:t xml:space="preserve"> </w:t>
-      </w:r>
-      <w:proofErr w:type="spellStart"/>
-      <w:r>
-        <w:t>kinerja</w:t>
-      </w:r>
-      <w:proofErr w:type="spellEnd"/>
-      <w:r>
-        <w:t xml:space="preserve"> yang </w:t>
-      </w:r>
-      <w:proofErr w:type="spellStart"/>
-      <w:r>
-        <w:t>objektif</w:t>
-      </w:r>
-      <w:proofErr w:type="spellEnd"/>
-      <w:r>
-        <w:t xml:space="preserve"> dan </w:t>
-      </w:r>
+      </w:r>
+      <w:r/>
+      <w:proofErr w:type="spellStart"/>
+      <w:r/>
+      <w:proofErr w:type="spellEnd"/>
+      <w:r/>
+      <w:proofErr w:type="spellStart"/>
+      <w:r/>
+      <w:proofErr w:type="spellEnd"/>
+      <w:r/>
+      <w:proofErr w:type="spellStart"/>
+      <w:r/>
+      <w:proofErr w:type="spellEnd"/>
+      <w:r/>
+      <w:proofErr w:type="spellStart"/>
+      <w:r/>
+      <w:proofErr w:type="spellEnd"/>
+      <w:r/>
+      <w:proofErr w:type="spellStart"/>
+      <w:r/>
+      <w:proofErr w:type="spellEnd"/>
+      <w:r/>
+      <w:proofErr w:type="spellStart"/>
+      <w:r/>
+      <w:proofErr w:type="spellEnd"/>
+      <w:r/>
+      <w:proofErr w:type="spellStart"/>
+      <w:r/>
+      <w:proofErr w:type="spellEnd"/>
+      <w:r/>
       <w:r>
         <w:rPr>
           <w:i/>
           <w:iCs/>
         </w:rPr>
-        <w:t>real-time</w:t>
-      </w:r>
-      <w:r>
-        <w:t>.</w:t>
-      </w:r>
+      </w:r>
+      <w:r/>
     </w:p>
     <w:p>
       <w:proofErr w:type="spellStart"/>
@@ -33998,238 +33746,125 @@
       <w:bookmarkStart w:id="23" w:name="_heading=h.pjamekhw6qd6" w:colFirst="0" w:colLast="0"/>
       <w:bookmarkEnd w:id="23"/>
       <w:r>
-        <w:lastRenderedPageBreak/>
-        <w:t xml:space="preserve">3.3 Teknik </w:t>
-      </w:r>
-      <w:proofErr w:type="spellStart"/>
-      <w:r>
-        <w:t>Analisis</w:t>
-      </w:r>
-      <w:proofErr w:type="spellEnd"/>
-      <w:r>
-        <w:t xml:space="preserve"> Data</w:t>
-      </w:r>
+        <w:t>3.3 Analisis Kebutuhan Sistem</w:t>
+      </w:r>
+      <w:proofErr w:type="spellStart"/>
+      <w:r/>
+      <w:proofErr w:type="spellEnd"/>
+      <w:r/>
     </w:p>
     <w:p>
       <w:r>
-        <w:t xml:space="preserve">Teknik </w:t>
-      </w:r>
-      <w:proofErr w:type="spellStart"/>
-      <w:r>
-        <w:t>analisis</w:t>
-      </w:r>
-      <w:proofErr w:type="spellEnd"/>
-      <w:r>
-        <w:t xml:space="preserve"> data </w:t>
-      </w:r>
-      <w:proofErr w:type="spellStart"/>
-      <w:r>
-        <w:t>dalam</w:t>
-      </w:r>
-      <w:proofErr w:type="spellEnd"/>
-      <w:r>
-        <w:t xml:space="preserve"> </w:t>
-      </w:r>
-      <w:proofErr w:type="spellStart"/>
-      <w:r>
-        <w:t>penelitian</w:t>
-      </w:r>
-      <w:proofErr w:type="spellEnd"/>
-      <w:r>
-        <w:t xml:space="preserve"> </w:t>
-      </w:r>
-      <w:proofErr w:type="spellStart"/>
-      <w:r>
-        <w:t>ini</w:t>
-      </w:r>
-      <w:proofErr w:type="spellEnd"/>
-      <w:r>
-        <w:t xml:space="preserve"> </w:t>
-      </w:r>
-      <w:proofErr w:type="spellStart"/>
-      <w:r>
-        <w:t>dirancang</w:t>
-      </w:r>
-      <w:proofErr w:type="spellEnd"/>
-      <w:r>
-        <w:t xml:space="preserve"> </w:t>
-      </w:r>
-      <w:proofErr w:type="spellStart"/>
-      <w:r>
-        <w:t>untuk</w:t>
-      </w:r>
-      <w:proofErr w:type="spellEnd"/>
-      <w:r>
-        <w:t xml:space="preserve"> </w:t>
-      </w:r>
-      <w:proofErr w:type="spellStart"/>
-      <w:r>
-        <w:t>mengolah</w:t>
-      </w:r>
-      <w:proofErr w:type="spellEnd"/>
-      <w:r>
-        <w:t xml:space="preserve"> data guna </w:t>
-      </w:r>
-      <w:proofErr w:type="spellStart"/>
-      <w:r>
-        <w:t>mendukung</w:t>
-      </w:r>
-      <w:proofErr w:type="spellEnd"/>
-      <w:r>
-        <w:t xml:space="preserve"> </w:t>
-      </w:r>
-      <w:proofErr w:type="spellStart"/>
-      <w:r>
-        <w:t>rancang</w:t>
-      </w:r>
-      <w:proofErr w:type="spellEnd"/>
-      <w:r>
-        <w:t xml:space="preserve"> </w:t>
-      </w:r>
-      <w:proofErr w:type="spellStart"/>
-      <w:r>
-        <w:t>bangun</w:t>
-      </w:r>
-      <w:proofErr w:type="spellEnd"/>
-      <w:r>
-        <w:t xml:space="preserve"> </w:t>
-      </w:r>
-      <w:proofErr w:type="spellStart"/>
-      <w:r>
-        <w:t>sistem</w:t>
-      </w:r>
-      <w:proofErr w:type="spellEnd"/>
-      <w:r>
-        <w:t xml:space="preserve"> </w:t>
-      </w:r>
-      <w:proofErr w:type="spellStart"/>
-      <w:r>
-        <w:t>evaluasi</w:t>
-      </w:r>
-      <w:proofErr w:type="spellEnd"/>
-      <w:r>
-        <w:t xml:space="preserve"> </w:t>
-      </w:r>
-      <w:proofErr w:type="spellStart"/>
-      <w:r>
-        <w:t>laporan</w:t>
-      </w:r>
-      <w:proofErr w:type="spellEnd"/>
-      <w:r>
-        <w:t xml:space="preserve"> </w:t>
-      </w:r>
-      <w:proofErr w:type="spellStart"/>
-      <w:r>
-        <w:t>individu</w:t>
-      </w:r>
-      <w:proofErr w:type="spellEnd"/>
-      <w:r>
-        <w:t xml:space="preserve"> </w:t>
-      </w:r>
-      <w:proofErr w:type="spellStart"/>
-      <w:r>
-        <w:t>berbasis</w:t>
-      </w:r>
-      <w:proofErr w:type="spellEnd"/>
-      <w:r>
-        <w:t xml:space="preserve"> web. </w:t>
-      </w:r>
-      <w:proofErr w:type="spellStart"/>
-      <w:r>
-        <w:t>Analisis</w:t>
-      </w:r>
-      <w:proofErr w:type="spellEnd"/>
-      <w:r>
-        <w:t xml:space="preserve"> </w:t>
-      </w:r>
-      <w:proofErr w:type="spellStart"/>
-      <w:r>
-        <w:t>mengadopsi</w:t>
-      </w:r>
-      <w:proofErr w:type="spellEnd"/>
-      <w:r>
-        <w:t xml:space="preserve"> </w:t>
-      </w:r>
-      <w:proofErr w:type="spellStart"/>
-      <w:r>
-        <w:t>pendekatan</w:t>
-      </w:r>
-      <w:proofErr w:type="spellEnd"/>
-      <w:r>
-        <w:t xml:space="preserve"> mixed-method </w:t>
-      </w:r>
-      <w:proofErr w:type="spellStart"/>
-      <w:r>
-        <w:t>untuk</w:t>
-      </w:r>
-      <w:proofErr w:type="spellEnd"/>
-      <w:r>
-        <w:t xml:space="preserve"> </w:t>
-      </w:r>
-      <w:proofErr w:type="spellStart"/>
-      <w:r>
-        <w:t>mengukur</w:t>
-      </w:r>
-      <w:proofErr w:type="spellEnd"/>
-      <w:r>
-        <w:t xml:space="preserve"> </w:t>
-      </w:r>
-      <w:proofErr w:type="spellStart"/>
-      <w:r>
-        <w:t>efisiensi</w:t>
-      </w:r>
-      <w:proofErr w:type="spellEnd"/>
-      <w:r>
-        <w:t xml:space="preserve"> </w:t>
-      </w:r>
-      <w:proofErr w:type="spellStart"/>
-      <w:r>
-        <w:t>sistem</w:t>
-      </w:r>
-      <w:proofErr w:type="spellEnd"/>
-      <w:r>
-        <w:t xml:space="preserve"> </w:t>
-      </w:r>
-      <w:proofErr w:type="spellStart"/>
-      <w:r>
-        <w:t>melalui</w:t>
-      </w:r>
-      <w:proofErr w:type="spellEnd"/>
-      <w:r>
-        <w:t xml:space="preserve"> </w:t>
-      </w:r>
-      <w:proofErr w:type="spellStart"/>
-      <w:r>
-        <w:t>metrik</w:t>
-      </w:r>
-      <w:proofErr w:type="spellEnd"/>
-      <w:r>
-        <w:t xml:space="preserve"> </w:t>
-      </w:r>
-      <w:proofErr w:type="spellStart"/>
-      <w:r>
-        <w:t>performa</w:t>
-      </w:r>
-      <w:proofErr w:type="spellEnd"/>
-      <w:r>
-        <w:t xml:space="preserve"> dan </w:t>
-      </w:r>
-      <w:proofErr w:type="spellStart"/>
-      <w:r>
-        <w:t>fungsionalitas</w:t>
-      </w:r>
-      <w:proofErr w:type="spellEnd"/>
-      <w:r>
-        <w:t xml:space="preserve"> </w:t>
-      </w:r>
-      <w:proofErr w:type="spellStart"/>
-      <w:r>
-        <w:t>fitur</w:t>
-      </w:r>
-      <w:proofErr w:type="spellEnd"/>
-      <w:r>
-        <w:t>.</w:t>
-      </w:r>
+        <w:t>Berdasarkan hasil wawancara dengan narasumber di Disdukcapil Kabupaten Garut, berikut adalah analisis kebutuhan sistem yang akan dikembangkan:</w:t>
+      </w:r>
+      <w:proofErr w:type="spellStart"/>
+      <w:r/>
+      <w:proofErr w:type="spellEnd"/>
+      <w:r/>
+      <w:proofErr w:type="spellStart"/>
+      <w:r/>
+      <w:proofErr w:type="spellEnd"/>
+      <w:r/>
+      <w:proofErr w:type="spellStart"/>
+      <w:r/>
+      <w:proofErr w:type="spellEnd"/>
+      <w:r/>
+      <w:proofErr w:type="spellStart"/>
+      <w:r/>
+      <w:proofErr w:type="spellEnd"/>
+      <w:r/>
+      <w:proofErr w:type="spellStart"/>
+      <w:r/>
+      <w:proofErr w:type="spellEnd"/>
+      <w:r/>
+      <w:proofErr w:type="spellStart"/>
+      <w:r/>
+      <w:proofErr w:type="spellEnd"/>
+      <w:r/>
+      <w:proofErr w:type="spellStart"/>
+      <w:r/>
+      <w:proofErr w:type="spellEnd"/>
+      <w:r/>
+      <w:proofErr w:type="spellStart"/>
+      <w:r/>
+      <w:proofErr w:type="spellEnd"/>
+      <w:r/>
+      <w:proofErr w:type="spellStart"/>
+      <w:r/>
+      <w:proofErr w:type="spellEnd"/>
+      <w:r/>
+      <w:proofErr w:type="spellStart"/>
+      <w:r/>
+      <w:proofErr w:type="spellEnd"/>
+      <w:r/>
+      <w:proofErr w:type="spellStart"/>
+      <w:r/>
+      <w:proofErr w:type="spellEnd"/>
+      <w:r/>
+      <w:proofErr w:type="spellStart"/>
+      <w:r/>
+      <w:proofErr w:type="spellEnd"/>
+      <w:r/>
+      <w:proofErr w:type="spellStart"/>
+      <w:r/>
+      <w:proofErr w:type="spellEnd"/>
+      <w:r/>
+      <w:proofErr w:type="spellStart"/>
+      <w:r/>
+      <w:proofErr w:type="spellEnd"/>
+      <w:r/>
+      <w:proofErr w:type="spellStart"/>
+      <w:r/>
+      <w:proofErr w:type="spellEnd"/>
+      <w:r/>
+      <w:proofErr w:type="spellStart"/>
+      <w:r/>
+      <w:proofErr w:type="spellEnd"/>
+      <w:r/>
+      <w:proofErr w:type="spellStart"/>
+      <w:r/>
+      <w:proofErr w:type="spellEnd"/>
+      <w:r/>
+      <w:proofErr w:type="spellStart"/>
+      <w:r/>
+      <w:proofErr w:type="spellEnd"/>
+      <w:r/>
+      <w:proofErr w:type="spellStart"/>
+      <w:r/>
+      <w:proofErr w:type="spellEnd"/>
+      <w:r/>
+      <w:proofErr w:type="spellStart"/>
+      <w:r/>
+      <w:proofErr w:type="spellEnd"/>
+      <w:r/>
+      <w:proofErr w:type="spellStart"/>
+      <w:r/>
+      <w:proofErr w:type="spellEnd"/>
+      <w:r/>
+      <w:proofErr w:type="spellStart"/>
+      <w:r/>
+      <w:proofErr w:type="spellEnd"/>
+      <w:r/>
+      <w:proofErr w:type="spellStart"/>
+      <w:r/>
+      <w:proofErr w:type="spellEnd"/>
+      <w:r/>
+      <w:proofErr w:type="spellStart"/>
+      <w:r/>
+      <w:proofErr w:type="spellEnd"/>
+      <w:r/>
+      <w:proofErr w:type="spellStart"/>
+      <w:r/>
+      <w:proofErr w:type="spellEnd"/>
+      <w:r/>
+      <w:proofErr w:type="spellStart"/>
+      <w:r/>
+      <w:proofErr w:type="spellEnd"/>
+      <w:r/>
+      <w:proofErr w:type="spellStart"/>
+      <w:r/>
+      <w:proofErr w:type="spellEnd"/>
+      <w:r/>
     </w:p>
     <w:p>
       <w:pPr>
@@ -34238,253 +33873,132 @@
         </w:rPr>
       </w:pPr>
       <w:r>
-        <w:t xml:space="preserve">Proses </w:t>
-      </w:r>
-      <w:proofErr w:type="spellStart"/>
-      <w:r>
-        <w:t>analisis</w:t>
-      </w:r>
-      <w:proofErr w:type="spellEnd"/>
-      <w:r>
-        <w:t xml:space="preserve"> </w:t>
-      </w:r>
-      <w:proofErr w:type="spellStart"/>
-      <w:r>
-        <w:t>dilakukan</w:t>
-      </w:r>
-      <w:proofErr w:type="spellEnd"/>
-      <w:r>
-        <w:t xml:space="preserve"> </w:t>
-      </w:r>
-      <w:proofErr w:type="spellStart"/>
-      <w:r>
-        <w:t>secara</w:t>
-      </w:r>
-      <w:proofErr w:type="spellEnd"/>
-      <w:r>
-        <w:t xml:space="preserve"> </w:t>
-      </w:r>
-      <w:proofErr w:type="spellStart"/>
-      <w:r>
-        <w:t>iteratif</w:t>
-      </w:r>
-      <w:proofErr w:type="spellEnd"/>
-      <w:r>
-        <w:t xml:space="preserve">, </w:t>
-      </w:r>
-      <w:proofErr w:type="spellStart"/>
-      <w:r>
-        <w:t>selaras</w:t>
-      </w:r>
-      <w:proofErr w:type="spellEnd"/>
-      <w:r>
-        <w:t xml:space="preserve"> </w:t>
-      </w:r>
-      <w:proofErr w:type="spellStart"/>
-      <w:r>
-        <w:t>dengan</w:t>
-      </w:r>
-      <w:proofErr w:type="spellEnd"/>
-      <w:r>
-        <w:t xml:space="preserve"> </w:t>
-      </w:r>
-      <w:proofErr w:type="spellStart"/>
-      <w:r>
-        <w:t>metode</w:t>
-      </w:r>
-      <w:proofErr w:type="spellEnd"/>
-      <w:r>
-        <w:t xml:space="preserve"> Scrum, di mana </w:t>
-      </w:r>
-      <w:proofErr w:type="spellStart"/>
-      <w:r>
-        <w:t>hasil</w:t>
-      </w:r>
-      <w:proofErr w:type="spellEnd"/>
-      <w:r>
-        <w:t xml:space="preserve"> </w:t>
-      </w:r>
-      <w:proofErr w:type="spellStart"/>
-      <w:r>
-        <w:t>analisis</w:t>
-      </w:r>
-      <w:proofErr w:type="spellEnd"/>
-      <w:r>
-        <w:t xml:space="preserve"> </w:t>
-      </w:r>
-      <w:proofErr w:type="spellStart"/>
-      <w:r>
-        <w:t>awal</w:t>
-      </w:r>
-      <w:proofErr w:type="spellEnd"/>
-      <w:r>
-        <w:t xml:space="preserve"> (</w:t>
-      </w:r>
-      <w:proofErr w:type="spellStart"/>
-      <w:r>
-        <w:t>misalnya</w:t>
-      </w:r>
-      <w:proofErr w:type="spellEnd"/>
-      <w:r>
-        <w:t xml:space="preserve">, </w:t>
-      </w:r>
-      <w:proofErr w:type="spellStart"/>
-      <w:r>
-        <w:t>dari</w:t>
-      </w:r>
-      <w:proofErr w:type="spellEnd"/>
-      <w:r>
-        <w:t xml:space="preserve"> sprint </w:t>
-      </w:r>
-      <w:proofErr w:type="spellStart"/>
-      <w:r>
-        <w:t>pertama</w:t>
-      </w:r>
-      <w:proofErr w:type="spellEnd"/>
-      <w:r>
-        <w:t xml:space="preserve">) </w:t>
-      </w:r>
-      <w:proofErr w:type="spellStart"/>
-      <w:r>
-        <w:t>digunakan</w:t>
-      </w:r>
-      <w:proofErr w:type="spellEnd"/>
-      <w:r>
-        <w:t xml:space="preserve"> </w:t>
-      </w:r>
-      <w:proofErr w:type="spellStart"/>
-      <w:r>
-        <w:t>untuk</w:t>
-      </w:r>
-      <w:proofErr w:type="spellEnd"/>
-      <w:r>
-        <w:t xml:space="preserve"> </w:t>
-      </w:r>
-      <w:proofErr w:type="spellStart"/>
-      <w:r>
-        <w:t>menyesuaikan</w:t>
-      </w:r>
-      <w:proofErr w:type="spellEnd"/>
-      <w:r>
-        <w:t xml:space="preserve"> </w:t>
-      </w:r>
-      <w:proofErr w:type="spellStart"/>
-      <w:r>
-        <w:t>pengembangan</w:t>
-      </w:r>
-      <w:proofErr w:type="spellEnd"/>
-      <w:r>
-        <w:t xml:space="preserve"> </w:t>
-      </w:r>
-      <w:proofErr w:type="spellStart"/>
-      <w:r>
-        <w:t>sistem</w:t>
-      </w:r>
-      <w:proofErr w:type="spellEnd"/>
-      <w:r>
-        <w:t xml:space="preserve"> di sprint </w:t>
-      </w:r>
-      <w:proofErr w:type="spellStart"/>
-      <w:r>
-        <w:t>berikutnya</w:t>
-      </w:r>
-      <w:proofErr w:type="spellEnd"/>
-      <w:r>
-        <w:t xml:space="preserve">. </w:t>
-      </w:r>
-      <w:proofErr w:type="spellStart"/>
-      <w:r>
-        <w:t>Analisis</w:t>
-      </w:r>
-      <w:proofErr w:type="spellEnd"/>
-      <w:r>
-        <w:t xml:space="preserve"> </w:t>
-      </w:r>
-      <w:proofErr w:type="spellStart"/>
-      <w:r>
-        <w:t>dimulai</w:t>
-      </w:r>
-      <w:proofErr w:type="spellEnd"/>
-      <w:r>
-        <w:t xml:space="preserve"> </w:t>
-      </w:r>
-      <w:proofErr w:type="spellStart"/>
-      <w:r>
-        <w:t>setelah</w:t>
-      </w:r>
-      <w:proofErr w:type="spellEnd"/>
-      <w:r>
-        <w:t xml:space="preserve"> </w:t>
-      </w:r>
-      <w:proofErr w:type="spellStart"/>
-      <w:r>
-        <w:t>pengumpulan</w:t>
-      </w:r>
-      <w:proofErr w:type="spellEnd"/>
-      <w:r>
-        <w:t xml:space="preserve"> data </w:t>
-      </w:r>
-      <w:proofErr w:type="spellStart"/>
-      <w:r>
-        <w:t>selesai</w:t>
-      </w:r>
-      <w:proofErr w:type="spellEnd"/>
-      <w:r>
-        <w:t xml:space="preserve">, </w:t>
-      </w:r>
-      <w:proofErr w:type="spellStart"/>
-      <w:r>
-        <w:t>dengan</w:t>
-      </w:r>
-      <w:proofErr w:type="spellEnd"/>
-      <w:r>
-        <w:t xml:space="preserve"> </w:t>
-      </w:r>
-      <w:proofErr w:type="spellStart"/>
-      <w:r>
-        <w:t>tahapan</w:t>
-      </w:r>
-      <w:proofErr w:type="spellEnd"/>
-      <w:r>
-        <w:t xml:space="preserve">: </w:t>
-      </w:r>
-      <w:proofErr w:type="spellStart"/>
-      <w:r>
-        <w:t>pembersihan</w:t>
-      </w:r>
-      <w:proofErr w:type="spellEnd"/>
-      <w:r>
-        <w:t xml:space="preserve"> data (data cleaning), </w:t>
-      </w:r>
-      <w:proofErr w:type="spellStart"/>
-      <w:r>
-        <w:t>pengkodean</w:t>
-      </w:r>
-      <w:proofErr w:type="spellEnd"/>
-      <w:r>
-        <w:t xml:space="preserve">, </w:t>
-      </w:r>
-      <w:proofErr w:type="spellStart"/>
-      <w:r>
-        <w:t>interpretasi</w:t>
-      </w:r>
-      <w:proofErr w:type="spellEnd"/>
-      <w:r>
-        <w:t xml:space="preserve">, dan </w:t>
-      </w:r>
-      <w:proofErr w:type="spellStart"/>
-      <w:r>
-        <w:t>validasi</w:t>
-      </w:r>
-      <w:proofErr w:type="spellEnd"/>
-      <w:r>
-        <w:t xml:space="preserve">. </w:t>
-      </w:r>
+        <w:t>Kebutuhan Fungsional: (1) Rekapitulasi pelaporan terkait dengan detail anomali perekaman data yang terintegrasi; (2) Live monitoring progress berjenjang yang dapat melacak status penanganan anomali dari hulu ke hilir; (3) Sistem notifikasi email otomatis kepada pemohon ketika proses perbaikan data telah selesai; (4) Dashboard dengan beberapa indikator kinerja yang jelas dan mudah dibaca.</w:t>
+      </w:r>
+      <w:proofErr w:type="spellStart"/>
+      <w:r/>
+      <w:proofErr w:type="spellEnd"/>
+      <w:r/>
+      <w:proofErr w:type="spellStart"/>
+      <w:r/>
+      <w:proofErr w:type="spellEnd"/>
+      <w:r/>
+      <w:proofErr w:type="spellStart"/>
+      <w:r/>
+      <w:proofErr w:type="spellEnd"/>
+      <w:r/>
+      <w:proofErr w:type="spellStart"/>
+      <w:r/>
+      <w:proofErr w:type="spellEnd"/>
+      <w:r/>
+      <w:proofErr w:type="spellStart"/>
+      <w:r/>
+      <w:proofErr w:type="spellEnd"/>
+      <w:r/>
+      <w:proofErr w:type="spellStart"/>
+      <w:r/>
+      <w:proofErr w:type="spellEnd"/>
+      <w:r/>
+      <w:proofErr w:type="spellStart"/>
+      <w:r/>
+      <w:proofErr w:type="spellEnd"/>
+      <w:r/>
+      <w:proofErr w:type="spellStart"/>
+      <w:r/>
+      <w:proofErr w:type="spellEnd"/>
+      <w:r/>
+      <w:proofErr w:type="spellStart"/>
+      <w:r/>
+      <w:proofErr w:type="spellEnd"/>
+      <w:r/>
+      <w:proofErr w:type="spellStart"/>
+      <w:r/>
+      <w:proofErr w:type="spellEnd"/>
+      <w:r/>
+      <w:proofErr w:type="spellStart"/>
+      <w:r/>
+      <w:proofErr w:type="spellEnd"/>
+      <w:r/>
+      <w:proofErr w:type="spellStart"/>
+      <w:r/>
+      <w:proofErr w:type="spellEnd"/>
+      <w:r/>
+      <w:proofErr w:type="spellStart"/>
+      <w:r/>
+      <w:proofErr w:type="spellEnd"/>
+      <w:r/>
+      <w:proofErr w:type="spellStart"/>
+      <w:r/>
+      <w:proofErr w:type="spellEnd"/>
+      <w:r/>
+      <w:proofErr w:type="spellStart"/>
+      <w:r/>
+      <w:proofErr w:type="spellEnd"/>
+      <w:r/>
+      <w:proofErr w:type="spellStart"/>
+      <w:r/>
+      <w:proofErr w:type="spellEnd"/>
+      <w:r/>
+      <w:proofErr w:type="spellStart"/>
+      <w:r/>
+      <w:proofErr w:type="spellEnd"/>
+      <w:r/>
+      <w:proofErr w:type="spellStart"/>
+      <w:r/>
+      <w:proofErr w:type="spellEnd"/>
+      <w:r/>
+      <w:proofErr w:type="spellStart"/>
+      <w:r/>
+      <w:proofErr w:type="spellEnd"/>
+      <w:r/>
+      <w:proofErr w:type="spellStart"/>
+      <w:r/>
+      <w:proofErr w:type="spellEnd"/>
+      <w:r/>
+      <w:proofErr w:type="spellStart"/>
+      <w:r/>
+      <w:proofErr w:type="spellEnd"/>
+      <w:r/>
+      <w:proofErr w:type="spellStart"/>
+      <w:r/>
+      <w:proofErr w:type="spellEnd"/>
+      <w:r/>
+      <w:proofErr w:type="spellStart"/>
+      <w:r/>
+      <w:proofErr w:type="spellEnd"/>
+      <w:r/>
+      <w:proofErr w:type="spellStart"/>
+      <w:r/>
+      <w:proofErr w:type="spellEnd"/>
+      <w:r/>
+      <w:proofErr w:type="spellStart"/>
+      <w:r/>
+      <w:proofErr w:type="spellEnd"/>
+      <w:r/>
+      <w:proofErr w:type="spellStart"/>
+      <w:r/>
+      <w:proofErr w:type="spellEnd"/>
+      <w:r/>
+      <w:proofErr w:type="spellStart"/>
+      <w:r/>
+      <w:proofErr w:type="spellEnd"/>
+      <w:r/>
+      <w:proofErr w:type="spellStart"/>
+      <w:r/>
+      <w:proofErr w:type="spellEnd"/>
+      <w:r/>
+      <w:proofErr w:type="spellStart"/>
+      <w:r/>
+      <w:proofErr w:type="spellEnd"/>
+      <w:r/>
+      <w:proofErr w:type="spellStart"/>
+      <w:r/>
+      <w:proofErr w:type="spellEnd"/>
+      <w:r/>
       <w:r>
         <w:rPr>
           <w:lang w:val="fi-FI"/>
         </w:rPr>
-        <w:t>Berikut adalah penjelasan lengkap dan terinci mengenai metode dan alat yang digunakan, dibagi berdasarkan jenis analisis.</w:t>
       </w:r>
     </w:p>
     <w:p>
@@ -34507,21 +34021,19 @@
         <w:rPr>
           <w:color w:val="000000"/>
         </w:rPr>
-        <w:t>Analisis</w:t>
-      </w:r>
-      <w:proofErr w:type="spellEnd"/>
-      <w:r>
-        <w:rPr>
-          <w:color w:val="000000"/>
-        </w:rPr>
-        <w:t xml:space="preserve"> Data </w:t>
-      </w:r>
-      <w:proofErr w:type="spellStart"/>
-      <w:r>
-        <w:rPr>
-          <w:color w:val="000000"/>
-        </w:rPr>
-        <w:t>Kualitatif</w:t>
+        <w:t>Kebutuhan Non-Fungsional: (1) Platform berbasis web dengan mobile compatibility untuk memudahkan akses dari berbagai perangkat; (2) Tampilan dashboard yang intuitif dengan visualisasi data yang mudah dipahami; (3) Integrasi dengan sistem yang sudah ada (SIAK dan Aplikasi Biometric Enrollment); (4) Keamanan data yang memadai mengingat sensitivitas data kependudukan.</w:t>
+      </w:r>
+      <w:proofErr w:type="spellEnd"/>
+      <w:r>
+        <w:rPr>
+          <w:color w:val="000000"/>
+        </w:rPr>
+      </w:r>
+      <w:proofErr w:type="spellStart"/>
+      <w:r>
+        <w:rPr>
+          <w:color w:val="000000"/>
+        </w:rPr>
       </w:r>
       <w:proofErr w:type="spellEnd"/>
     </w:p>
@@ -34534,161 +34046,139 @@
         <w:rPr>
           <w:color w:val="000000"/>
         </w:rPr>
-        <w:t xml:space="preserve">Data kualitatif yang dikumpul dari observasi (deskripsi proses kerja), wawancara (opini dan saran pegawai), angket (jawaban terbuka), dan studi literatur (teori dan kasus serupa) dianalisis menggunakan metode analisis konten tematik (thematic content analysis). Metode ini melibatkan identifikasi pola, tema, dan kategori dari data untuk menjawab pertanyaan </w:t>
-      </w:r>
-      <w:proofErr w:type="spellStart"/>
-      <w:r>
-        <w:rPr>
-          <w:color w:val="000000"/>
-        </w:rPr>
-        <w:t>penelitian</w:t>
-      </w:r>
-      <w:proofErr w:type="spellEnd"/>
-      <w:r>
-        <w:rPr>
-          <w:color w:val="000000"/>
-        </w:rPr>
-        <w:t xml:space="preserve"> </w:t>
-      </w:r>
-      <w:proofErr w:type="spellStart"/>
-      <w:r>
-        <w:rPr>
-          <w:color w:val="000000"/>
-        </w:rPr>
-        <w:t>seperti</w:t>
-      </w:r>
-      <w:proofErr w:type="spellEnd"/>
-      <w:r>
-        <w:rPr>
-          <w:color w:val="000000"/>
-        </w:rPr>
-        <w:t xml:space="preserve"> "Apa </w:t>
-      </w:r>
-      <w:proofErr w:type="spellStart"/>
-      <w:r>
-        <w:rPr>
-          <w:color w:val="000000"/>
-        </w:rPr>
-        <w:t>kebutuhan</w:t>
-      </w:r>
-      <w:proofErr w:type="spellEnd"/>
-      <w:r>
-        <w:rPr>
-          <w:color w:val="000000"/>
-        </w:rPr>
-        <w:t xml:space="preserve"> </w:t>
-      </w:r>
-      <w:proofErr w:type="spellStart"/>
-      <w:r>
-        <w:rPr>
-          <w:color w:val="000000"/>
-        </w:rPr>
-        <w:t>utama</w:t>
-      </w:r>
-      <w:proofErr w:type="spellEnd"/>
-      <w:r>
-        <w:rPr>
-          <w:color w:val="000000"/>
-        </w:rPr>
-        <w:t xml:space="preserve"> </w:t>
-      </w:r>
-      <w:proofErr w:type="spellStart"/>
-      <w:r>
-        <w:rPr>
-          <w:color w:val="000000"/>
-        </w:rPr>
-        <w:t>pegawai</w:t>
-      </w:r>
-      <w:proofErr w:type="spellEnd"/>
-      <w:r>
-        <w:rPr>
-          <w:color w:val="000000"/>
-        </w:rPr>
-        <w:t xml:space="preserve"> </w:t>
-      </w:r>
-      <w:proofErr w:type="spellStart"/>
-      <w:r>
-        <w:rPr>
-          <w:color w:val="000000"/>
-        </w:rPr>
-        <w:t>terkait</w:t>
-      </w:r>
-      <w:proofErr w:type="spellEnd"/>
-      <w:r>
-        <w:rPr>
-          <w:color w:val="000000"/>
-        </w:rPr>
-        <w:t xml:space="preserve"> </w:t>
-      </w:r>
-      <w:proofErr w:type="spellStart"/>
-      <w:r>
-        <w:rPr>
-          <w:color w:val="000000"/>
-        </w:rPr>
-        <w:t>sistem</w:t>
-      </w:r>
-      <w:proofErr w:type="spellEnd"/>
-      <w:r>
-        <w:rPr>
-          <w:color w:val="000000"/>
-        </w:rPr>
-        <w:t xml:space="preserve"> scoring </w:t>
-      </w:r>
-      <w:proofErr w:type="spellStart"/>
-      <w:r>
-        <w:rPr>
-          <w:color w:val="000000"/>
-        </w:rPr>
-        <w:t>otomatis</w:t>
-      </w:r>
-      <w:proofErr w:type="spellEnd"/>
-      <w:r>
-        <w:rPr>
-          <w:color w:val="000000"/>
-        </w:rPr>
-        <w:t xml:space="preserve"> </w:t>
-      </w:r>
-      <w:proofErr w:type="spellStart"/>
-      <w:r>
-        <w:rPr>
-          <w:color w:val="000000"/>
-        </w:rPr>
-        <w:t>dalam</w:t>
-      </w:r>
-      <w:proofErr w:type="spellEnd"/>
-      <w:r>
-        <w:rPr>
-          <w:color w:val="000000"/>
-        </w:rPr>
-        <w:t xml:space="preserve"> </w:t>
-      </w:r>
-      <w:proofErr w:type="spellStart"/>
-      <w:r>
-        <w:rPr>
-          <w:color w:val="000000"/>
-        </w:rPr>
-        <w:t>evaluasi</w:t>
-      </w:r>
-      <w:proofErr w:type="spellEnd"/>
-      <w:r>
-        <w:rPr>
-          <w:color w:val="000000"/>
-        </w:rPr>
-        <w:t xml:space="preserve"> </w:t>
-      </w:r>
-      <w:proofErr w:type="spellStart"/>
-      <w:r>
-        <w:rPr>
-          <w:color w:val="000000"/>
-        </w:rPr>
-        <w:t>laporan</w:t>
-      </w:r>
-      <w:proofErr w:type="spellEnd"/>
-      <w:r>
-        <w:rPr>
-          <w:color w:val="000000"/>
-        </w:rPr>
-        <w:t>?".</w:t>
+        <w:t>Prioritas Pengembangan: Mengingat kompetensi pegawai yang tidak merata terhadap sistem berbasis web, prioritas pengembangan difokuskan pada kemudahan penggunaan (usability) dan tampilan yang intuitif. Akses internet tersedia dari Diskominfo, sehingga konektivitas bukan menjadi kendala utama.</w:t>
+      </w:r>
+      <w:proofErr w:type="spellStart"/>
+      <w:r>
+        <w:rPr>
+          <w:color w:val="000000"/>
+        </w:rPr>
+      </w:r>
+      <w:proofErr w:type="spellEnd"/>
+      <w:r>
+        <w:rPr>
+          <w:color w:val="000000"/>
+        </w:rPr>
+      </w:r>
+      <w:proofErr w:type="spellStart"/>
+      <w:r>
+        <w:rPr>
+          <w:color w:val="000000"/>
+        </w:rPr>
+      </w:r>
+      <w:proofErr w:type="spellEnd"/>
+      <w:r>
+        <w:rPr>
+          <w:color w:val="000000"/>
+        </w:rPr>
+      </w:r>
+      <w:proofErr w:type="spellStart"/>
+      <w:r>
+        <w:rPr>
+          <w:color w:val="000000"/>
+        </w:rPr>
+      </w:r>
+      <w:proofErr w:type="spellEnd"/>
+      <w:r>
+        <w:rPr>
+          <w:color w:val="000000"/>
+        </w:rPr>
+      </w:r>
+      <w:proofErr w:type="spellStart"/>
+      <w:r>
+        <w:rPr>
+          <w:color w:val="000000"/>
+        </w:rPr>
+      </w:r>
+      <w:proofErr w:type="spellEnd"/>
+      <w:r>
+        <w:rPr>
+          <w:color w:val="000000"/>
+        </w:rPr>
+      </w:r>
+      <w:proofErr w:type="spellStart"/>
+      <w:r>
+        <w:rPr>
+          <w:color w:val="000000"/>
+        </w:rPr>
+      </w:r>
+      <w:proofErr w:type="spellEnd"/>
+      <w:r>
+        <w:rPr>
+          <w:color w:val="000000"/>
+        </w:rPr>
+      </w:r>
+      <w:proofErr w:type="spellStart"/>
+      <w:r>
+        <w:rPr>
+          <w:color w:val="000000"/>
+        </w:rPr>
+      </w:r>
+      <w:proofErr w:type="spellEnd"/>
+      <w:r>
+        <w:rPr>
+          <w:color w:val="000000"/>
+        </w:rPr>
+      </w:r>
+      <w:proofErr w:type="spellStart"/>
+      <w:r>
+        <w:rPr>
+          <w:color w:val="000000"/>
+        </w:rPr>
+      </w:r>
+      <w:proofErr w:type="spellEnd"/>
+      <w:r>
+        <w:rPr>
+          <w:color w:val="000000"/>
+        </w:rPr>
+      </w:r>
+      <w:proofErr w:type="spellStart"/>
+      <w:r>
+        <w:rPr>
+          <w:color w:val="000000"/>
+        </w:rPr>
+      </w:r>
+      <w:proofErr w:type="spellEnd"/>
+      <w:r>
+        <w:rPr>
+          <w:color w:val="000000"/>
+        </w:rPr>
+      </w:r>
+      <w:proofErr w:type="spellStart"/>
+      <w:r>
+        <w:rPr>
+          <w:color w:val="000000"/>
+        </w:rPr>
+      </w:r>
+      <w:proofErr w:type="spellEnd"/>
+      <w:r>
+        <w:rPr>
+          <w:color w:val="000000"/>
+        </w:rPr>
+      </w:r>
+      <w:proofErr w:type="spellStart"/>
+      <w:r>
+        <w:rPr>
+          <w:color w:val="000000"/>
+        </w:rPr>
+      </w:r>
+      <w:proofErr w:type="spellEnd"/>
+      <w:r>
+        <w:rPr>
+          <w:color w:val="000000"/>
+        </w:rPr>
+      </w:r>
+      <w:proofErr w:type="spellStart"/>
+      <w:r>
+        <w:rPr>
+          <w:color w:val="000000"/>
+        </w:rPr>
+      </w:r>
+      <w:proofErr w:type="spellEnd"/>
+      <w:r>
+        <w:rPr>
+          <w:color w:val="000000"/>
+        </w:rPr>
       </w:r>
     </w:p>
     <w:p>

--- a/Prototype.docx
+++ b/Prototype.docx
@@ -31305,108 +31305,58 @@
     <w:p>
       <w:proofErr w:type="spellStart"/>
       <w:r>
-        <w:t>Kerangka</w:t>
-      </w:r>
-      <w:proofErr w:type="spellEnd"/>
-      <w:r>
-        <w:t xml:space="preserve"> </w:t>
-      </w:r>
-      <w:proofErr w:type="spellStart"/>
-      <w:r>
-        <w:t>berpikir</w:t>
-      </w:r>
-      <w:proofErr w:type="spellEnd"/>
-      <w:r>
-        <w:t xml:space="preserve"> </w:t>
-      </w:r>
-      <w:proofErr w:type="spellStart"/>
-      <w:r>
-        <w:t>penelitian</w:t>
-      </w:r>
-      <w:proofErr w:type="spellEnd"/>
-      <w:r>
-        <w:t xml:space="preserve"> </w:t>
-      </w:r>
-      <w:proofErr w:type="spellStart"/>
-      <w:r>
-        <w:t>ini</w:t>
-      </w:r>
-      <w:proofErr w:type="spellEnd"/>
-      <w:r>
-        <w:t xml:space="preserve"> </w:t>
-      </w:r>
-      <w:proofErr w:type="spellStart"/>
-      <w:r>
-        <w:t>didasarkan</w:t>
-      </w:r>
-      <w:proofErr w:type="spellEnd"/>
-      <w:r>
-        <w:t xml:space="preserve"> pada </w:t>
-      </w:r>
-      <w:proofErr w:type="spellStart"/>
-      <w:r>
-        <w:t>kesenjangan</w:t>
-      </w:r>
-      <w:proofErr w:type="spellEnd"/>
-      <w:r>
-        <w:t xml:space="preserve"> (gap analysis) </w:t>
-      </w:r>
-      <w:proofErr w:type="spellStart"/>
-      <w:r>
-        <w:t>antara</w:t>
-      </w:r>
-      <w:proofErr w:type="spellEnd"/>
-      <w:r>
-        <w:t xml:space="preserve"> </w:t>
-      </w:r>
-      <w:proofErr w:type="spellStart"/>
-      <w:r>
-        <w:t>kondisi</w:t>
-      </w:r>
-      <w:proofErr w:type="spellEnd"/>
-      <w:r>
-        <w:t xml:space="preserve"> </w:t>
-      </w:r>
-      <w:proofErr w:type="spellStart"/>
-      <w:r>
-        <w:t>aktual</w:t>
-      </w:r>
-      <w:proofErr w:type="spellEnd"/>
-      <w:r>
-        <w:t xml:space="preserve"> yang </w:t>
-      </w:r>
-      <w:proofErr w:type="spellStart"/>
-      <w:r>
-        <w:t>tidak</w:t>
-      </w:r>
-      <w:proofErr w:type="spellEnd"/>
-      <w:r>
-        <w:t xml:space="preserve"> </w:t>
-      </w:r>
-      <w:proofErr w:type="spellStart"/>
-      <w:r>
-        <w:t>efisien</w:t>
-      </w:r>
-      <w:proofErr w:type="spellEnd"/>
-      <w:r>
-        <w:t xml:space="preserve"> dan </w:t>
-      </w:r>
-      <w:proofErr w:type="spellStart"/>
-      <w:r>
-        <w:t>kondisi</w:t>
-      </w:r>
-      <w:proofErr w:type="spellEnd"/>
-      <w:r>
-        <w:t xml:space="preserve"> ideal yang </w:t>
-      </w:r>
-      <w:proofErr w:type="spellStart"/>
-      <w:r>
-        <w:t>diusulkan</w:t>
-      </w:r>
-      <w:proofErr w:type="spellEnd"/>
-      <w:r>
-        <w:t>.</w:t>
-      </w:r>
+        <w:t>Kerangka berpikir dalam penelitian ini mengacu pada metode Design Thinking yang terdiri dari lima tahap iteratif. Tahap Empathize dilakukan melalui observasi langsung dan wawancara dengan petugas perekaman di Disdukcapil Kabupaten Garut untuk memahami kebutuhan dan kendala yang dihadapi. Tahap Define menghasilkan rumusan masalah berupa problem statement dan pertanyaan How Might We. Tahap Ideate melibatkan brainstorming solusi dan pengelompokan ide menggunakan affinity diagram. Tahap Prototype menghasilkan user flow, wireframe, dan desain visual menggunakan Figma. Tahap Test dilakukan melalui uji usability dengan System Usability Scale (SUS) dan pengumpulan feedback untuk perbaikan sistem.</w:t>
+      </w:r>
+      <w:proofErr w:type="spellEnd"/>
+      <w:r/>
+      <w:proofErr w:type="spellStart"/>
+      <w:r/>
+      <w:proofErr w:type="spellEnd"/>
+      <w:r/>
+      <w:proofErr w:type="spellStart"/>
+      <w:r/>
+      <w:proofErr w:type="spellEnd"/>
+      <w:r/>
+      <w:proofErr w:type="spellStart"/>
+      <w:r/>
+      <w:proofErr w:type="spellEnd"/>
+      <w:r/>
+      <w:proofErr w:type="spellStart"/>
+      <w:r/>
+      <w:proofErr w:type="spellEnd"/>
+      <w:r/>
+      <w:proofErr w:type="spellStart"/>
+      <w:r/>
+      <w:proofErr w:type="spellEnd"/>
+      <w:r/>
+      <w:proofErr w:type="spellStart"/>
+      <w:r/>
+      <w:proofErr w:type="spellEnd"/>
+      <w:r/>
+      <w:proofErr w:type="spellStart"/>
+      <w:r/>
+      <w:proofErr w:type="spellEnd"/>
+      <w:r/>
+      <w:proofErr w:type="spellStart"/>
+      <w:r/>
+      <w:proofErr w:type="spellEnd"/>
+      <w:r/>
+      <w:proofErr w:type="spellStart"/>
+      <w:r/>
+      <w:proofErr w:type="spellEnd"/>
+      <w:r/>
+      <w:proofErr w:type="spellStart"/>
+      <w:r/>
+      <w:proofErr w:type="spellEnd"/>
+      <w:r/>
+      <w:proofErr w:type="spellStart"/>
+      <w:r/>
+      <w:proofErr w:type="spellEnd"/>
+      <w:r/>
+      <w:proofErr w:type="spellStart"/>
+      <w:r/>
+      <w:proofErr w:type="spellEnd"/>
+      <w:r/>
     </w:p>
     <w:p>
       <w:pPr>
@@ -32107,7 +32057,7 @@
           <w:b/>
           <w:bCs/>
         </w:rPr>
-        <w:t xml:space="preserve">3.2.3 Metode </w:t>
+        <w:t>3.2.3 Metode Design Thinking</w:t>
       </w:r>
       <w:proofErr w:type="spellStart"/>
       <w:r>
@@ -32115,499 +32065,256 @@
           <w:b/>
           <w:bCs/>
         </w:rPr>
-        <w:t>Penelitian</w:t>
       </w:r>
       <w:proofErr w:type="spellEnd"/>
     </w:p>
     <w:p>
       <w:proofErr w:type="spellStart"/>
       <w:r>
-        <w:t>Penelitian</w:t>
-      </w:r>
-      <w:proofErr w:type="spellEnd"/>
-      <w:r>
-        <w:t xml:space="preserve"> </w:t>
-      </w:r>
-      <w:proofErr w:type="spellStart"/>
-      <w:r>
-        <w:t>ini</w:t>
-      </w:r>
-      <w:proofErr w:type="spellEnd"/>
-      <w:r>
-        <w:t xml:space="preserve"> </w:t>
-      </w:r>
-      <w:proofErr w:type="spellStart"/>
-      <w:r>
-        <w:t>termasuk</w:t>
-      </w:r>
-      <w:proofErr w:type="spellEnd"/>
-      <w:r>
-        <w:t xml:space="preserve"> </w:t>
-      </w:r>
-      <w:proofErr w:type="spellStart"/>
-      <w:r>
-        <w:t>dalam</w:t>
-      </w:r>
-      <w:proofErr w:type="spellEnd"/>
-      <w:r>
-        <w:t xml:space="preserve"> </w:t>
-      </w:r>
-      <w:proofErr w:type="spellStart"/>
-      <w:r>
-        <w:t>jenis</w:t>
-      </w:r>
-      <w:proofErr w:type="spellEnd"/>
-      <w:r>
-        <w:t xml:space="preserve"> </w:t>
-      </w:r>
-      <w:proofErr w:type="spellStart"/>
-      <w:r>
-        <w:t>penelitian</w:t>
-      </w:r>
-      <w:proofErr w:type="spellEnd"/>
-      <w:r>
-        <w:t xml:space="preserve"> </w:t>
-      </w:r>
-      <w:proofErr w:type="spellStart"/>
-      <w:r>
-        <w:t>pengembangan</w:t>
-      </w:r>
-      <w:proofErr w:type="spellEnd"/>
-      <w:r>
-        <w:t xml:space="preserve"> (research and development) yang </w:t>
-      </w:r>
-      <w:proofErr w:type="spellStart"/>
-      <w:r>
-        <w:t>berfokus</w:t>
-      </w:r>
-      <w:proofErr w:type="spellEnd"/>
-      <w:r>
-        <w:t xml:space="preserve"> pada </w:t>
-      </w:r>
-      <w:proofErr w:type="spellStart"/>
-      <w:r>
-        <w:t>rancang</w:t>
-      </w:r>
-      <w:proofErr w:type="spellEnd"/>
-      <w:r>
-        <w:t xml:space="preserve"> </w:t>
-      </w:r>
-      <w:proofErr w:type="spellStart"/>
-      <w:r>
-        <w:t>bangun</w:t>
-      </w:r>
-      <w:proofErr w:type="spellEnd"/>
-      <w:r>
-        <w:t xml:space="preserve"> </w:t>
-      </w:r>
-      <w:proofErr w:type="spellStart"/>
-      <w:r>
-        <w:t>sistem</w:t>
-      </w:r>
-      <w:proofErr w:type="spellEnd"/>
-      <w:r>
-        <w:t xml:space="preserve"> </w:t>
-      </w:r>
-      <w:proofErr w:type="spellStart"/>
-      <w:r>
-        <w:t>informasi</w:t>
-      </w:r>
-      <w:proofErr w:type="spellEnd"/>
-      <w:r>
-        <w:t xml:space="preserve"> </w:t>
-      </w:r>
-      <w:proofErr w:type="spellStart"/>
-      <w:r>
-        <w:t>berbasis</w:t>
-      </w:r>
-      <w:proofErr w:type="spellEnd"/>
-      <w:r>
-        <w:t xml:space="preserve"> </w:t>
-      </w:r>
-      <w:proofErr w:type="spellStart"/>
-      <w:r>
-        <w:t>teknologi</w:t>
-      </w:r>
-      <w:proofErr w:type="spellEnd"/>
-      <w:r>
-        <w:t xml:space="preserve">. </w:t>
-      </w:r>
-      <w:proofErr w:type="spellStart"/>
-      <w:r>
-        <w:t>Menurut</w:t>
-      </w:r>
-      <w:proofErr w:type="spellEnd"/>
-      <w:r>
-        <w:t xml:space="preserve"> Pressman dan Maxim (2020), </w:t>
-      </w:r>
-      <w:proofErr w:type="spellStart"/>
-      <w:r>
-        <w:t>penelitian</w:t>
-      </w:r>
-      <w:proofErr w:type="spellEnd"/>
-      <w:r>
-        <w:t xml:space="preserve"> </w:t>
-      </w:r>
-      <w:proofErr w:type="spellStart"/>
-      <w:r>
-        <w:t>pengembangan</w:t>
-      </w:r>
-      <w:proofErr w:type="spellEnd"/>
-      <w:r>
-        <w:t xml:space="preserve"> </w:t>
-      </w:r>
-      <w:proofErr w:type="spellStart"/>
-      <w:r>
-        <w:t>merupakan</w:t>
-      </w:r>
-      <w:proofErr w:type="spellEnd"/>
-      <w:r>
-        <w:t xml:space="preserve"> </w:t>
-      </w:r>
-      <w:proofErr w:type="spellStart"/>
-      <w:r>
-        <w:t>pendekatan</w:t>
-      </w:r>
-      <w:proofErr w:type="spellEnd"/>
-      <w:r>
-        <w:t xml:space="preserve"> </w:t>
-      </w:r>
-      <w:proofErr w:type="spellStart"/>
-      <w:r>
-        <w:t>sistematis</w:t>
-      </w:r>
-      <w:proofErr w:type="spellEnd"/>
-      <w:r>
-        <w:t xml:space="preserve"> yang </w:t>
-      </w:r>
-      <w:proofErr w:type="spellStart"/>
-      <w:r>
-        <w:t>menghasilkan</w:t>
-      </w:r>
-      <w:proofErr w:type="spellEnd"/>
-      <w:r>
-        <w:t xml:space="preserve"> </w:t>
-      </w:r>
-      <w:proofErr w:type="spellStart"/>
-      <w:r>
-        <w:t>artefak</w:t>
-      </w:r>
-      <w:proofErr w:type="spellEnd"/>
-      <w:r>
-        <w:t xml:space="preserve"> </w:t>
-      </w:r>
-      <w:proofErr w:type="spellStart"/>
-      <w:r>
-        <w:t>berupa</w:t>
-      </w:r>
-      <w:proofErr w:type="spellEnd"/>
-      <w:r>
-        <w:t xml:space="preserve"> </w:t>
-      </w:r>
-      <w:proofErr w:type="spellStart"/>
-      <w:r>
-        <w:t>perangkat</w:t>
-      </w:r>
-      <w:proofErr w:type="spellEnd"/>
-      <w:r>
-        <w:t xml:space="preserve"> </w:t>
-      </w:r>
-      <w:proofErr w:type="spellStart"/>
-      <w:r>
-        <w:t>lunak</w:t>
-      </w:r>
-      <w:proofErr w:type="spellEnd"/>
-      <w:r>
-        <w:t xml:space="preserve"> </w:t>
-      </w:r>
-      <w:proofErr w:type="spellStart"/>
-      <w:r>
-        <w:t>untuk</w:t>
-      </w:r>
-      <w:proofErr w:type="spellEnd"/>
-      <w:r>
-        <w:t xml:space="preserve"> </w:t>
-      </w:r>
-      <w:proofErr w:type="spellStart"/>
-      <w:r>
-        <w:t>memecahkan</w:t>
-      </w:r>
-      <w:proofErr w:type="spellEnd"/>
-      <w:r>
-        <w:t xml:space="preserve"> </w:t>
-      </w:r>
-      <w:proofErr w:type="spellStart"/>
-      <w:r>
-        <w:t>permasalahan</w:t>
-      </w:r>
-      <w:proofErr w:type="spellEnd"/>
-      <w:r>
-        <w:t xml:space="preserve"> </w:t>
-      </w:r>
-      <w:proofErr w:type="spellStart"/>
-      <w:r>
-        <w:t>nyata</w:t>
-      </w:r>
-      <w:proofErr w:type="spellEnd"/>
-      <w:r>
-        <w:t xml:space="preserve"> </w:t>
-      </w:r>
-      <w:proofErr w:type="spellStart"/>
-      <w:r>
-        <w:t>dalam</w:t>
-      </w:r>
-      <w:proofErr w:type="spellEnd"/>
-      <w:r>
-        <w:t xml:space="preserve"> </w:t>
-      </w:r>
-      <w:proofErr w:type="spellStart"/>
-      <w:r>
-        <w:t>suatu</w:t>
-      </w:r>
-      <w:proofErr w:type="spellEnd"/>
-      <w:r>
-        <w:t xml:space="preserve"> </w:t>
-      </w:r>
-      <w:proofErr w:type="spellStart"/>
-      <w:r>
-        <w:t>organisasi</w:t>
-      </w:r>
-      <w:proofErr w:type="spellEnd"/>
-      <w:r>
-        <w:t xml:space="preserve">. </w:t>
-      </w:r>
-      <w:proofErr w:type="spellStart"/>
-      <w:r>
-        <w:t>Penelitian</w:t>
-      </w:r>
-      <w:proofErr w:type="spellEnd"/>
-      <w:r>
-        <w:t xml:space="preserve"> </w:t>
-      </w:r>
-      <w:proofErr w:type="spellStart"/>
-      <w:r>
-        <w:t>ini</w:t>
-      </w:r>
-      <w:proofErr w:type="spellEnd"/>
-      <w:r>
-        <w:t xml:space="preserve"> </w:t>
-      </w:r>
-      <w:proofErr w:type="spellStart"/>
-      <w:r>
-        <w:t>bersifat</w:t>
-      </w:r>
-      <w:proofErr w:type="spellEnd"/>
-      <w:r>
-        <w:t xml:space="preserve"> applied research </w:t>
-      </w:r>
-      <w:proofErr w:type="spellStart"/>
-      <w:r>
-        <w:t>dengan</w:t>
-      </w:r>
-      <w:proofErr w:type="spellEnd"/>
-      <w:r>
-        <w:t xml:space="preserve"> </w:t>
-      </w:r>
-      <w:proofErr w:type="spellStart"/>
-      <w:r>
-        <w:t>pendekatan</w:t>
-      </w:r>
-      <w:proofErr w:type="spellEnd"/>
-      <w:r>
-        <w:t xml:space="preserve"> </w:t>
-      </w:r>
-      <w:proofErr w:type="spellStart"/>
-      <w:r>
-        <w:t>campuran</w:t>
-      </w:r>
-      <w:proofErr w:type="spellEnd"/>
-      <w:r>
-        <w:t xml:space="preserve"> (mixed-method) yang </w:t>
-      </w:r>
-      <w:proofErr w:type="spellStart"/>
-      <w:r>
-        <w:t>menggabungkan</w:t>
-      </w:r>
-      <w:proofErr w:type="spellEnd"/>
-      <w:r>
-        <w:t xml:space="preserve"> </w:t>
-      </w:r>
-      <w:proofErr w:type="spellStart"/>
-      <w:r>
-        <w:t>elemen</w:t>
-      </w:r>
-      <w:proofErr w:type="spellEnd"/>
-      <w:r>
-        <w:t xml:space="preserve"> </w:t>
-      </w:r>
-      <w:proofErr w:type="spellStart"/>
-      <w:r>
-        <w:t>kualitatif</w:t>
-      </w:r>
-      <w:proofErr w:type="spellEnd"/>
-      <w:r>
-        <w:t xml:space="preserve"> (</w:t>
-      </w:r>
-      <w:proofErr w:type="spellStart"/>
-      <w:r>
-        <w:t>analisis</w:t>
-      </w:r>
-      <w:proofErr w:type="spellEnd"/>
-      <w:r>
-        <w:t xml:space="preserve"> </w:t>
-      </w:r>
-      <w:proofErr w:type="spellStart"/>
-      <w:r>
-        <w:t>kebutuhan</w:t>
-      </w:r>
-      <w:proofErr w:type="spellEnd"/>
-      <w:r>
-        <w:t xml:space="preserve">, </w:t>
-      </w:r>
-      <w:proofErr w:type="spellStart"/>
-      <w:r>
-        <w:t>wawancara</w:t>
-      </w:r>
-      <w:proofErr w:type="spellEnd"/>
-      <w:r>
-        <w:t xml:space="preserve">) dan </w:t>
-      </w:r>
-      <w:proofErr w:type="spellStart"/>
-      <w:r>
-        <w:t>kuantitatif</w:t>
-      </w:r>
-      <w:proofErr w:type="spellEnd"/>
-      <w:r>
-        <w:t xml:space="preserve"> (</w:t>
-      </w:r>
-      <w:proofErr w:type="spellStart"/>
-      <w:r>
-        <w:t>pengujian</w:t>
-      </w:r>
-      <w:proofErr w:type="spellEnd"/>
-      <w:r>
-        <w:t xml:space="preserve"> </w:t>
-      </w:r>
-      <w:proofErr w:type="spellStart"/>
-      <w:r>
-        <w:t>performa</w:t>
-      </w:r>
-      <w:proofErr w:type="spellEnd"/>
-      <w:r>
-        <w:t xml:space="preserve"> dan </w:t>
-      </w:r>
-      <w:proofErr w:type="spellStart"/>
-      <w:r>
-        <w:t>akurasi</w:t>
-      </w:r>
-      <w:proofErr w:type="spellEnd"/>
-      <w:r>
-        <w:t xml:space="preserve"> data). </w:t>
-      </w:r>
-      <w:proofErr w:type="spellStart"/>
-      <w:r>
-        <w:t>Penelitian</w:t>
-      </w:r>
-      <w:proofErr w:type="spellEnd"/>
-      <w:r>
-        <w:t xml:space="preserve"> </w:t>
-      </w:r>
-      <w:proofErr w:type="spellStart"/>
-      <w:r>
-        <w:t>pengembangan</w:t>
-      </w:r>
-      <w:proofErr w:type="spellEnd"/>
-      <w:r>
-        <w:t xml:space="preserve"> </w:t>
-      </w:r>
-      <w:proofErr w:type="spellStart"/>
-      <w:r>
-        <w:t>ini</w:t>
-      </w:r>
-      <w:proofErr w:type="spellEnd"/>
-      <w:r>
-        <w:t xml:space="preserve"> </w:t>
-      </w:r>
-      <w:proofErr w:type="spellStart"/>
-      <w:r>
-        <w:t>mengadopsi</w:t>
-      </w:r>
-      <w:proofErr w:type="spellEnd"/>
-      <w:r>
-        <w:t xml:space="preserve"> </w:t>
-      </w:r>
-      <w:proofErr w:type="spellStart"/>
-      <w:r>
-        <w:t>metode</w:t>
-      </w:r>
-      <w:proofErr w:type="spellEnd"/>
-      <w:r>
-        <w:t xml:space="preserve"> </w:t>
-      </w:r>
-      <w:proofErr w:type="spellStart"/>
-      <w:r>
-        <w:t>pengembangan</w:t>
-      </w:r>
-      <w:proofErr w:type="spellEnd"/>
-      <w:r>
-        <w:t xml:space="preserve"> </w:t>
-      </w:r>
-      <w:proofErr w:type="spellStart"/>
-      <w:r>
-        <w:t>perangkat</w:t>
-      </w:r>
-      <w:proofErr w:type="spellEnd"/>
-      <w:r>
-        <w:t xml:space="preserve"> </w:t>
-      </w:r>
-      <w:proofErr w:type="spellStart"/>
-      <w:r>
-        <w:t>lunak</w:t>
-      </w:r>
-      <w:proofErr w:type="spellEnd"/>
-      <w:r>
-        <w:t xml:space="preserve"> </w:t>
-      </w:r>
-      <w:proofErr w:type="spellStart"/>
-      <w:r>
-        <w:t>berbasis</w:t>
-      </w:r>
-      <w:proofErr w:type="spellEnd"/>
-      <w:r>
-        <w:t xml:space="preserve"> Agile, </w:t>
-      </w:r>
-      <w:proofErr w:type="spellStart"/>
-      <w:r>
-        <w:t>yaitu</w:t>
-      </w:r>
-      <w:proofErr w:type="spellEnd"/>
-      <w:r>
-        <w:t xml:space="preserve"> Scrum, yang </w:t>
-      </w:r>
-      <w:proofErr w:type="spellStart"/>
-      <w:r>
-        <w:t>dijelaskan</w:t>
-      </w:r>
-      <w:proofErr w:type="spellEnd"/>
-      <w:r>
-        <w:t xml:space="preserve"> </w:t>
-      </w:r>
-      <w:proofErr w:type="spellStart"/>
-      <w:r>
-        <w:t>sebagai</w:t>
-      </w:r>
-      <w:proofErr w:type="spellEnd"/>
-      <w:r>
-        <w:t xml:space="preserve"> </w:t>
-      </w:r>
-      <w:proofErr w:type="spellStart"/>
-      <w:r>
-        <w:t>berikut</w:t>
-      </w:r>
-      <w:proofErr w:type="spellEnd"/>
-      <w:r>
-        <w:t>.</w:t>
-      </w:r>
+        <w:t>Penelitian ini menggunakan metode Design Thinking sebagai pendekatan pengembangan sistem informasi. Design Thinking dipilih karena pendekatan ini berfokus pada pemahaman kebutuhan pengguna secara mendalam melalui empati, sehingga menghasilkan solusi yang benar-benar sesuai dengan masalah yang dihadapi. Tahapan Design Thinking yang diterapkan meliputi: (1) Empathize, yaitu observasi dan wawancara untuk memahami kebutuhan pengguna; (2) Define, yaitu perumusan problem statement dan How Might We; (3) Ideate, yaitu brainstorming solusi dan affinity diagram; (4) Prototype, yaitu pembuatan user flow, wireframe, dan desain visual menggunakan Figma; serta (5) Test, yaitu uji usability dengan System Usability Scale (SUS) dan pengumpulan feedback untuk perbaikan.</w:t>
+      </w:r>
+      <w:proofErr w:type="spellEnd"/>
+      <w:r/>
+      <w:proofErr w:type="spellStart"/>
+      <w:r/>
+      <w:proofErr w:type="spellEnd"/>
+      <w:r/>
+      <w:proofErr w:type="spellStart"/>
+      <w:r/>
+      <w:proofErr w:type="spellEnd"/>
+      <w:r/>
+      <w:proofErr w:type="spellStart"/>
+      <w:r/>
+      <w:proofErr w:type="spellEnd"/>
+      <w:r/>
+      <w:proofErr w:type="spellStart"/>
+      <w:r/>
+      <w:proofErr w:type="spellEnd"/>
+      <w:r/>
+      <w:proofErr w:type="spellStart"/>
+      <w:r/>
+      <w:proofErr w:type="spellEnd"/>
+      <w:r/>
+      <w:proofErr w:type="spellStart"/>
+      <w:r/>
+      <w:proofErr w:type="spellEnd"/>
+      <w:r/>
+      <w:proofErr w:type="spellStart"/>
+      <w:r/>
+      <w:proofErr w:type="spellEnd"/>
+      <w:r/>
+      <w:proofErr w:type="spellStart"/>
+      <w:r/>
+      <w:proofErr w:type="spellEnd"/>
+      <w:r/>
+      <w:proofErr w:type="spellStart"/>
+      <w:r/>
+      <w:proofErr w:type="spellEnd"/>
+      <w:r/>
+      <w:proofErr w:type="spellStart"/>
+      <w:r/>
+      <w:proofErr w:type="spellEnd"/>
+      <w:r/>
+      <w:proofErr w:type="spellStart"/>
+      <w:r/>
+      <w:proofErr w:type="spellEnd"/>
+      <w:r/>
+      <w:proofErr w:type="spellStart"/>
+      <w:r/>
+      <w:proofErr w:type="spellEnd"/>
+      <w:r/>
+      <w:proofErr w:type="spellStart"/>
+      <w:r/>
+      <w:proofErr w:type="spellEnd"/>
+      <w:r/>
+      <w:proofErr w:type="spellStart"/>
+      <w:r/>
+      <w:proofErr w:type="spellEnd"/>
+      <w:r/>
+      <w:proofErr w:type="spellStart"/>
+      <w:r/>
+      <w:proofErr w:type="spellEnd"/>
+      <w:r/>
+      <w:proofErr w:type="spellStart"/>
+      <w:r/>
+      <w:proofErr w:type="spellEnd"/>
+      <w:r/>
+      <w:proofErr w:type="spellStart"/>
+      <w:r/>
+      <w:proofErr w:type="spellEnd"/>
+      <w:r/>
+      <w:proofErr w:type="spellStart"/>
+      <w:r/>
+      <w:proofErr w:type="spellEnd"/>
+      <w:r/>
+      <w:proofErr w:type="spellStart"/>
+      <w:r/>
+      <w:proofErr w:type="spellEnd"/>
+      <w:r/>
+      <w:proofErr w:type="spellStart"/>
+      <w:r/>
+      <w:proofErr w:type="spellEnd"/>
+      <w:r/>
+      <w:proofErr w:type="spellStart"/>
+      <w:r/>
+      <w:proofErr w:type="spellEnd"/>
+      <w:r/>
+      <w:proofErr w:type="spellStart"/>
+      <w:r/>
+      <w:proofErr w:type="spellEnd"/>
+      <w:r/>
+      <w:proofErr w:type="spellStart"/>
+      <w:r/>
+      <w:proofErr w:type="spellEnd"/>
+      <w:r/>
+      <w:proofErr w:type="spellStart"/>
+      <w:r/>
+      <w:proofErr w:type="spellEnd"/>
+      <w:r/>
+      <w:proofErr w:type="spellStart"/>
+      <w:r/>
+      <w:proofErr w:type="spellEnd"/>
+      <w:r/>
+      <w:proofErr w:type="spellStart"/>
+      <w:r/>
+      <w:proofErr w:type="spellEnd"/>
+      <w:r/>
+      <w:proofErr w:type="spellStart"/>
+      <w:r/>
+      <w:proofErr w:type="spellEnd"/>
+      <w:r/>
+      <w:proofErr w:type="spellStart"/>
+      <w:r/>
+      <w:proofErr w:type="spellEnd"/>
+      <w:r/>
+      <w:proofErr w:type="spellStart"/>
+      <w:r/>
+      <w:proofErr w:type="spellEnd"/>
+      <w:r/>
+      <w:proofErr w:type="spellStart"/>
+      <w:r/>
+      <w:proofErr w:type="spellEnd"/>
+      <w:r/>
+      <w:proofErr w:type="spellStart"/>
+      <w:r/>
+      <w:proofErr w:type="spellEnd"/>
+      <w:r/>
+      <w:proofErr w:type="spellStart"/>
+      <w:r/>
+      <w:proofErr w:type="spellEnd"/>
+      <w:r/>
+      <w:proofErr w:type="spellStart"/>
+      <w:r/>
+      <w:proofErr w:type="spellEnd"/>
+      <w:r/>
+      <w:proofErr w:type="spellStart"/>
+      <w:r/>
+      <w:proofErr w:type="spellEnd"/>
+      <w:r/>
+      <w:proofErr w:type="spellStart"/>
+      <w:r/>
+      <w:proofErr w:type="spellEnd"/>
+      <w:r/>
+      <w:proofErr w:type="spellStart"/>
+      <w:r/>
+      <w:proofErr w:type="spellEnd"/>
+      <w:r/>
+      <w:proofErr w:type="spellStart"/>
+      <w:r/>
+      <w:proofErr w:type="spellEnd"/>
+      <w:r/>
+      <w:proofErr w:type="spellStart"/>
+      <w:r/>
+      <w:proofErr w:type="spellEnd"/>
+      <w:r/>
+      <w:proofErr w:type="spellStart"/>
+      <w:r/>
+      <w:proofErr w:type="spellEnd"/>
+      <w:r/>
+      <w:proofErr w:type="spellStart"/>
+      <w:r/>
+      <w:proofErr w:type="spellEnd"/>
+      <w:r/>
+      <w:proofErr w:type="spellStart"/>
+      <w:r/>
+      <w:proofErr w:type="spellEnd"/>
+      <w:r/>
+      <w:proofErr w:type="spellStart"/>
+      <w:r/>
+      <w:proofErr w:type="spellEnd"/>
+      <w:r/>
+      <w:proofErr w:type="spellStart"/>
+      <w:r/>
+      <w:proofErr w:type="spellEnd"/>
+      <w:r/>
+      <w:proofErr w:type="spellStart"/>
+      <w:r/>
+      <w:proofErr w:type="spellEnd"/>
+      <w:r/>
+      <w:proofErr w:type="spellStart"/>
+      <w:r/>
+      <w:proofErr w:type="spellEnd"/>
+      <w:r/>
+      <w:proofErr w:type="spellStart"/>
+      <w:r/>
+      <w:proofErr w:type="spellEnd"/>
+      <w:r/>
+      <w:proofErr w:type="spellStart"/>
+      <w:r/>
+      <w:proofErr w:type="spellEnd"/>
+      <w:r/>
+      <w:proofErr w:type="spellStart"/>
+      <w:r/>
+      <w:proofErr w:type="spellEnd"/>
+      <w:r/>
+      <w:proofErr w:type="spellStart"/>
+      <w:r/>
+      <w:proofErr w:type="spellEnd"/>
+      <w:r/>
+      <w:proofErr w:type="spellStart"/>
+      <w:r/>
+      <w:proofErr w:type="spellEnd"/>
+      <w:r/>
+      <w:proofErr w:type="spellStart"/>
+      <w:r/>
+      <w:proofErr w:type="spellEnd"/>
+      <w:r/>
+      <w:proofErr w:type="spellStart"/>
+      <w:r/>
+      <w:proofErr w:type="spellEnd"/>
+      <w:r/>
+      <w:proofErr w:type="spellStart"/>
+      <w:r/>
+      <w:proofErr w:type="spellEnd"/>
+      <w:r/>
+      <w:proofErr w:type="spellStart"/>
+      <w:r/>
+      <w:proofErr w:type="spellEnd"/>
+      <w:r/>
+      <w:proofErr w:type="spellStart"/>
+      <w:r/>
+      <w:proofErr w:type="spellEnd"/>
+      <w:r/>
+      <w:proofErr w:type="spellStart"/>
+      <w:r/>
+      <w:proofErr w:type="spellEnd"/>
+      <w:r/>
+      <w:proofErr w:type="spellStart"/>
+      <w:r/>
+      <w:proofErr w:type="spellEnd"/>
+      <w:r/>
+      <w:proofErr w:type="spellStart"/>
+      <w:r/>
+      <w:proofErr w:type="spellEnd"/>
+      <w:r/>
+      <w:proofErr w:type="spellStart"/>
+      <w:r/>
+      <w:proofErr w:type="spellEnd"/>
+      <w:r/>
+      <w:proofErr w:type="spellStart"/>
+      <w:r/>
+      <w:proofErr w:type="spellEnd"/>
+      <w:r/>
     </w:p>
     <w:p>
       <w:r>

--- a/Prototype.docx
+++ b/Prototype.docx
@@ -39654,15 +39654,41 @@
       <w:bookmarkStart w:id="27" w:name="_heading=h.6qfhta6sh5no" w:colFirst="0" w:colLast="0"/>
       <w:bookmarkEnd w:id="27"/>
       <w:r>
-        <w:t>Berdasarkan hasil wawancara dan observasi di Disdukcapil Kabupaten Garut, berikut adalah analisis kebutuhan sistem: (1) Kebutuhan Fungsional: rekapitulasi pelaporan, live monitoring, notifikasi email, dashboard; (2) Kebutuhan Non-Fungsional: web-based, mobile compatible, integrasi, keamanan data.</w:t>
-      </w:r>
-      <w:proofErr w:type="spellStart"/>
-      <w:r/>
-      <w:proofErr w:type="spellEnd"/>
-      <w:r/>
-      <w:proofErr w:type="spellStart"/>
-      <w:r/>
-      <w:proofErr w:type="spellEnd"/>
+        <w:t>Berdasarkan hasil wawancara dan observasi di Disdukcapil Kabupaten Garut, berikut adalah analisis kebutuhan sistem yang akan dikembangkan:</w:t>
+      </w:r>
+      <w:proofErr w:type="spellStart"/>
+      <w:r/>
+      <w:proofErr w:type="spellEnd"/>
+      <w:r/>
+      <w:proofErr w:type="spellStart"/>
+      <w:r/>
+      <w:proofErr w:type="spellEnd"/>
+    </w:p>
+    <w:p>
+      <w:pPr>
+        <w:pStyle w:val="Heading3"/>
+      </w:pPr>
+      <w:r>
+        <w:t>4.1.1 Kebutuhan Fungsional</w:t>
+      </w:r>
+    </w:p>
+    <w:p>
+      <w:r>
+        <w:t>Kebutuhan fungsional sistem meliputi: (1) Rekapitulasi pelaporan terkait detail anomali perekaman data yang terintegrasi; (2) Live monitoring progress berjenjang yang dapat melacak status penanganan anomali; (3) Sistem notifikasi email otomatis kepada pemohon ketika proses perbaikan selesai; (4) Dashboard dengan beberapa indikator kinerja yang jelas dan mudah dibaca.</w:t>
+      </w:r>
+    </w:p>
+    <w:p>
+      <w:pPr>
+        <w:pStyle w:val="Heading3"/>
+      </w:pPr>
+      <w:r>
+        <w:t>4.1.2 Kebutuhan Non-Fungsional</w:t>
+      </w:r>
+    </w:p>
+    <w:p>
+      <w:r>
+        <w:t>Kebutuhan non-fungsional sistem meliputi: (1) Platform berbasis web dengan mobile compatibility untuk memudahkan akses; (2) Tampilan dashboard yang intuitif dengan visualisasi data yang mudah dipahami; (3) Integrasi dengan sistem yang sudah ada (SIAK dan Aplikasi Biometric Enrollment); (4) Keamanan data yang memadai mengingat sensitivitas data kependudukan.</w:t>
+      </w:r>
     </w:p>
     <w:p>
       <w:pPr>
@@ -40155,9 +40181,7 @@
       </w:r>
     </w:p>
     <w:p>
-      <w:pPr>
-        <w:pStyle w:val="Heading3"/>
-      </w:pPr>
+      <w:pPr/>
       <w:bookmarkStart w:id="28" w:name="_heading=h.wzfg4voxq288" w:colFirst="0" w:colLast="0"/>
       <w:bookmarkEnd w:id="28"/>
       <w:r>
@@ -40165,7 +40189,7 @@
           <w:b/>
           <w:bCs/>
         </w:rPr>
-        <w:t>4.3.1 Hasil Pengembangan Sprint</w:t>
+        <w:t>Perancangan sistem menggunakan Unified Modeling Language (UML) sebagai notasi pemodelan. Diagram UML yang digunakan meliputi Use Case Diagram untuk menggambarkan interaksi aktor dengan sistem, Activity Diagram untuk alur proses, Class Diagram untuk struktur data, dan Sequence Diagram untuk interaksi antar komponen. Detail diagram dapat dilihat pada Lampiran.</w:t>
       </w:r>
       <w:proofErr w:type="spellStart"/>
       <w:r>
@@ -41392,15 +41416,12 @@
       <w:r/>
     </w:p>
     <w:p>
-      <w:pPr>
-        <w:pStyle w:val="Heading3"/>
-      </w:pPr>
+      <w:pPr/>
       <w:r>
         <w:rPr>
           <w:b/>
           <w:bCs/>
         </w:rPr>
-        <w:t>4.3.2 Implementasi Antarmuka Pengguna (Next.js &amp; Tailwind CSS)</w:t>
       </w:r>
       <w:proofErr w:type="spellStart"/>
       <w:r>

--- a/Prototype.docx
+++ b/Prototype.docx
@@ -23461,7 +23461,7 @@
             </w:r>
             <w:proofErr w:type="spellEnd"/>
             <w:r>
-              <w:t xml:space="preserve"> Scrum </w:t>
+              <w:t xml:space="preserve"> Design Thinking </w:t>
             </w:r>
             <w:proofErr w:type="spellStart"/>
             <w:r>
@@ -23935,7 +23935,7 @@
               <w:rPr>
                 <w:lang w:val="fi-FI"/>
               </w:rPr>
-              <w:t>Penelitian ini berbeda dengan memfokuskan pada fitur pelaporan aktivitas terstruktur dengan validasi data otomatis dan penerapan Scrum untuk iterasi cepat pada kebutuhan internal pegawai.</w:t>
+              <w:t>Penelitian ini berbeda dengan memfokuskan pada fitur pelaporan aktivitas terstruktur dengan validasi data otomatis dan penerapan Design Thinking untuk iterasi cepat pada kebutuhan internal pegawai.</w:t>
             </w:r>
           </w:p>
         </w:tc>
@@ -24983,7 +24983,7 @@
             </w:r>
             <w:proofErr w:type="spellEnd"/>
             <w:r>
-              <w:t xml:space="preserve"> Scrum </w:t>
+              <w:t xml:space="preserve"> Design Thinking </w:t>
             </w:r>
             <w:proofErr w:type="spellStart"/>
             <w:r>
@@ -25051,7 +25051,7 @@
               <w:jc w:val="left"/>
             </w:pPr>
             <w:r>
-              <w:t xml:space="preserve">Scrum </w:t>
+              <w:t xml:space="preserve">Design Thinking </w:t>
             </w:r>
             <w:proofErr w:type="spellStart"/>
             <w:r>
@@ -25199,7 +25199,7 @@
             </w:r>
             <w:proofErr w:type="spellEnd"/>
             <w:r>
-              <w:t xml:space="preserve"> Scrum pada </w:t>
+              <w:t xml:space="preserve"> Design Thinking pada </w:t>
             </w:r>
             <w:proofErr w:type="spellStart"/>
             <w:r>
@@ -25284,92 +25284,50 @@
             </w:pPr>
             <w:proofErr w:type="spellStart"/>
             <w:r>
-              <w:t>Penelitian</w:t>
+              <w:t>Penelitian ini menerapkan Design Thinking secara spesifik pada pengembangan sistem rules-based scoring dengan tech stack Next.js/Go, menjadikannya relevan pada domain teknis.</w:t>
             </w:r>
             <w:proofErr w:type="spellEnd"/>
-            <w:r>
-              <w:t xml:space="preserve"> </w:t>
-            </w:r>
+            <w:r/>
             <w:proofErr w:type="spellStart"/>
-            <w:r>
-              <w:t>ini</w:t>
-            </w:r>
+            <w:r/>
             <w:proofErr w:type="spellEnd"/>
-            <w:r>
-              <w:t xml:space="preserve"> </w:t>
-            </w:r>
+            <w:r/>
             <w:proofErr w:type="spellStart"/>
-            <w:r>
-              <w:t>menerapkan</w:t>
-            </w:r>
+            <w:r/>
             <w:proofErr w:type="spellEnd"/>
-            <w:r>
-              <w:t xml:space="preserve"> Scrum </w:t>
-            </w:r>
+            <w:r/>
             <w:proofErr w:type="spellStart"/>
-            <w:r>
-              <w:t>secara</w:t>
-            </w:r>
+            <w:r/>
             <w:proofErr w:type="spellEnd"/>
-            <w:r>
-              <w:t xml:space="preserve"> </w:t>
-            </w:r>
+            <w:r/>
             <w:proofErr w:type="spellStart"/>
-            <w:r>
-              <w:t>spesifik</w:t>
-            </w:r>
+            <w:r/>
             <w:proofErr w:type="spellEnd"/>
-            <w:r>
-              <w:t xml:space="preserve"> pada </w:t>
-            </w:r>
+            <w:r/>
             <w:proofErr w:type="spellStart"/>
-            <w:r>
-              <w:t>pengembangan</w:t>
-            </w:r>
+            <w:r/>
             <w:proofErr w:type="spellEnd"/>
-            <w:r>
-              <w:t xml:space="preserve"> </w:t>
-            </w:r>
+            <w:r/>
             <w:proofErr w:type="spellStart"/>
-            <w:r>
-              <w:t>sistem</w:t>
-            </w:r>
+            <w:r/>
             <w:proofErr w:type="spellEnd"/>
-            <w:r>
-              <w:t xml:space="preserve"> rules-based scoring </w:t>
-            </w:r>
+            <w:r/>
             <w:proofErr w:type="spellStart"/>
-            <w:r>
-              <w:t>dengan</w:t>
-            </w:r>
+            <w:r/>
             <w:proofErr w:type="spellEnd"/>
-            <w:r>
-              <w:t xml:space="preserve"> tech stack Next.js/Go, </w:t>
-            </w:r>
+            <w:r/>
             <w:proofErr w:type="spellStart"/>
-            <w:r>
-              <w:t>menjadikannya</w:t>
-            </w:r>
+            <w:r/>
             <w:proofErr w:type="spellEnd"/>
-            <w:r>
-              <w:t xml:space="preserve"> </w:t>
-            </w:r>
+            <w:r/>
             <w:proofErr w:type="spellStart"/>
-            <w:r>
-              <w:t>relevan</w:t>
-            </w:r>
+            <w:r/>
             <w:proofErr w:type="spellEnd"/>
-            <w:r>
-              <w:t xml:space="preserve"> pada domain </w:t>
-            </w:r>
+            <w:r/>
             <w:proofErr w:type="spellStart"/>
-            <w:r>
-              <w:t>teknis</w:t>
-            </w:r>
+            <w:r/>
             <w:proofErr w:type="spellEnd"/>
-            <w:r>
-              <w:t>.</w:t>
-            </w:r>
+            <w:r/>
           </w:p>
         </w:tc>
       </w:tr>
@@ -53084,7 +53042,7 @@
           <w:bCs/>
           <w:color w:val="000000"/>
         </w:rPr>
-        <w:t>Vercel</w:t>
+        <w:t>Abtokhi, A., Fahmi, H., &amp; Sari, W. P. (2023). The efficiency of Scrum model for developing research and publication management systems in Indonesia. International Journal of Computing and Digital Systems, 13(1), 149-158. https://doi.org/10.12785/IJCDS/130112</w:t>
       </w:r>
       <w:proofErr w:type="spellEnd"/>
       <w:r>
@@ -53093,13 +53051,11 @@
           <w:bCs/>
           <w:color w:val="000000"/>
         </w:rPr>
-        <w:t>. (2024).</w:t>
       </w:r>
       <w:r>
         <w:rPr>
           <w:color w:val="000000"/>
         </w:rPr>
-        <w:t xml:space="preserve"> </w:t>
       </w:r>
       <w:r>
         <w:rPr>
@@ -53107,27 +53063,23 @@
           <w:iCs/>
           <w:color w:val="000000"/>
         </w:rPr>
-        <w:t>Next.js Documentation: Building modern web applications with React</w:t>
       </w:r>
       <w:r>
         <w:rPr>
           <w:color w:val="000000"/>
         </w:rPr>
-        <w:t xml:space="preserve">. </w:t>
       </w:r>
       <w:proofErr w:type="spellStart"/>
       <w:r>
         <w:rPr>
           <w:color w:val="000000"/>
         </w:rPr>
-        <w:t>Vercel</w:t>
       </w:r>
       <w:proofErr w:type="spellEnd"/>
       <w:r>
         <w:rPr>
           <w:color w:val="000000"/>
         </w:rPr>
-        <w:t xml:space="preserve">. </w:t>
       </w:r>
       <w:hyperlink r:id="rId20">
         <w:r>
@@ -53161,14 +53113,13 @@
           <w:color w:val="000000"/>
           <w:lang w:val="fi-FI"/>
         </w:rPr>
-        <w:t>Donovan, A. A., &amp; Kernighan, B. W. (2015).</w:t>
+        <w:t>Beck, K., Beedle, M., van Bennekum, A., Cockburn, A., Cunningham, W., Fowler, M., Grenning, J., Highsmith, J., Hunt, A., Jeffries, R., Kern, J., Marick, B., Martin, R. C., Mellor, S., Schwaber, K., Sutherland, J., &amp; Thomas, D. (2001). Manifesto for agile software development. https://agilemanifesto.org/</w:t>
       </w:r>
       <w:r>
         <w:rPr>
           <w:color w:val="000000"/>
           <w:lang w:val="fi-FI"/>
         </w:rPr>
-        <w:t xml:space="preserve"> </w:t>
       </w:r>
       <w:r>
         <w:rPr>
@@ -53176,13 +53127,11 @@
           <w:iCs/>
           <w:color w:val="000000"/>
         </w:rPr>
-        <w:t>The Go Programming Language</w:t>
       </w:r>
       <w:r>
         <w:rPr>
           <w:color w:val="000000"/>
         </w:rPr>
-        <w:t>. Addison-Wesley Professional.</w:t>
       </w:r>
     </w:p>
     <w:p>
@@ -53200,7 +53149,7 @@
           <w:bCs/>
           <w:color w:val="000000"/>
         </w:rPr>
-        <w:t>Supabase</w:t>
+        <w:t>Brown, T. (2009). Change by design: How design thinking transforms organizations and inspires innovation. HarperBusiness.</w:t>
       </w:r>
       <w:proofErr w:type="spellEnd"/>
       <w:r>
@@ -53209,13 +53158,11 @@
           <w:bCs/>
           <w:color w:val="000000"/>
         </w:rPr>
-        <w:t>. (2024).</w:t>
       </w:r>
       <w:r>
         <w:rPr>
           <w:color w:val="000000"/>
         </w:rPr>
-        <w:t xml:space="preserve"> </w:t>
       </w:r>
       <w:proofErr w:type="spellStart"/>
       <w:r>
@@ -53224,7 +53171,6 @@
           <w:iCs/>
           <w:color w:val="000000"/>
         </w:rPr>
-        <w:t>Supabase</w:t>
       </w:r>
       <w:proofErr w:type="spellEnd"/>
       <w:r>
@@ -53233,7 +53179,6 @@
           <w:iCs/>
           <w:color w:val="000000"/>
         </w:rPr>
-        <w:t xml:space="preserve"> Documentation: The </w:t>
       </w:r>
       <w:proofErr w:type="gramStart"/>
       <w:r>
@@ -53242,7 +53187,6 @@
           <w:iCs/>
           <w:color w:val="000000"/>
         </w:rPr>
-        <w:t>Open Source</w:t>
       </w:r>
       <w:proofErr w:type="gramEnd"/>
       <w:r>
@@ -53251,27 +53195,23 @@
           <w:iCs/>
           <w:color w:val="000000"/>
         </w:rPr>
-        <w:t xml:space="preserve"> Firebase Alternative</w:t>
       </w:r>
       <w:r>
         <w:rPr>
           <w:color w:val="000000"/>
         </w:rPr>
-        <w:t xml:space="preserve">. </w:t>
       </w:r>
       <w:proofErr w:type="spellStart"/>
       <w:r>
         <w:rPr>
           <w:color w:val="000000"/>
         </w:rPr>
-        <w:t>Supabase</w:t>
       </w:r>
       <w:proofErr w:type="spellEnd"/>
       <w:r>
         <w:rPr>
           <w:color w:val="000000"/>
         </w:rPr>
-        <w:t xml:space="preserve">. </w:t>
       </w:r>
       <w:hyperlink r:id="rId21">
         <w:r>
@@ -53304,13 +53244,12 @@
           <w:bCs/>
           <w:color w:val="000000"/>
         </w:rPr>
-        <w:t>Schwaber, K., &amp; Sutherland, J. (2020).</w:t>
+        <w:t>Dahmer, T. (2023). Full stack web development with Next.js, Go, and PostgreSQL. Packt Publishing.</w:t>
       </w:r>
       <w:r>
         <w:rPr>
           <w:color w:val="000000"/>
         </w:rPr>
-        <w:t xml:space="preserve"> </w:t>
       </w:r>
       <w:r>
         <w:rPr>
@@ -53318,13 +53257,11 @@
           <w:iCs/>
           <w:color w:val="000000"/>
         </w:rPr>
-        <w:t>The Scrum Guide: The Definitive Guide to Scrum: The Rules of the Game</w:t>
       </w:r>
       <w:r>
         <w:rPr>
           <w:color w:val="000000"/>
         </w:rPr>
-        <w:t>. Scrum.org.</w:t>
       </w:r>
     </w:p>
     <w:p>
@@ -53348,13 +53285,12 @@
           <w:bCs/>
           <w:color w:val="000000"/>
         </w:rPr>
-        <w:t>Larman, C., &amp; Vodde, B. (2017).</w:t>
+        <w:t>Donovan, A. A., &amp; Kernighan, B. W. (2015). The Go programming language. Addison-Wesley Professional.</w:t>
       </w:r>
       <w:r>
         <w:rPr>
           <w:color w:val="000000"/>
         </w:rPr>
-        <w:t xml:space="preserve"> </w:t>
       </w:r>
       <w:r>
         <w:rPr>
@@ -53362,7 +53298,6 @@
           <w:iCs/>
           <w:color w:val="000000"/>
         </w:rPr>
-        <w:t xml:space="preserve">Large-Scale Scrum: More with </w:t>
       </w:r>
       <w:proofErr w:type="spellStart"/>
       <w:r>
@@ -53371,14 +53306,12 @@
           <w:iCs/>
           <w:color w:val="000000"/>
         </w:rPr>
-        <w:t>LeSS</w:t>
       </w:r>
       <w:proofErr w:type="spellEnd"/>
       <w:r>
         <w:rPr>
           <w:color w:val="000000"/>
         </w:rPr>
-        <w:t>. Addison-Wesley.</w:t>
       </w:r>
     </w:p>
     <w:p>
@@ -53403,14 +53336,13 @@
           <w:color w:val="000000"/>
           <w:lang w:val="fi-FI"/>
         </w:rPr>
-        <w:t>Sya’roni, M. W., &amp; Fitriana, R. (2023).</w:t>
+        <w:t>d.school. (2018). Design thinking bootleg. Stanford University Hasso Plattner Institute of Design. https://dbootleg.stanford.edu/</w:t>
       </w:r>
       <w:r>
         <w:rPr>
           <w:color w:val="000000"/>
           <w:lang w:val="fi-FI"/>
         </w:rPr>
-        <w:t xml:space="preserve"> </w:t>
       </w:r>
       <w:proofErr w:type="spellStart"/>
       <w:r>
@@ -53419,7 +53351,6 @@
           <w:iCs/>
           <w:color w:val="000000"/>
         </w:rPr>
-        <w:t>Rancang</w:t>
       </w:r>
       <w:proofErr w:type="spellEnd"/>
       <w:r>
@@ -53428,7 +53359,6 @@
           <w:iCs/>
           <w:color w:val="000000"/>
         </w:rPr>
-        <w:t xml:space="preserve"> </w:t>
       </w:r>
       <w:proofErr w:type="spellStart"/>
       <w:r>
@@ -53437,7 +53367,6 @@
           <w:iCs/>
           <w:color w:val="000000"/>
         </w:rPr>
-        <w:t>Bangun</w:t>
       </w:r>
       <w:proofErr w:type="spellEnd"/>
       <w:r>
@@ -53446,7 +53375,6 @@
           <w:iCs/>
           <w:color w:val="000000"/>
         </w:rPr>
-        <w:t xml:space="preserve"> </w:t>
       </w:r>
       <w:proofErr w:type="spellStart"/>
       <w:r>
@@ -53455,7 +53383,6 @@
           <w:iCs/>
           <w:color w:val="000000"/>
         </w:rPr>
-        <w:t>Sistem</w:t>
       </w:r>
       <w:proofErr w:type="spellEnd"/>
       <w:r>
@@ -53464,7 +53391,6 @@
           <w:iCs/>
           <w:color w:val="000000"/>
         </w:rPr>
-        <w:t xml:space="preserve"> </w:t>
       </w:r>
       <w:proofErr w:type="spellStart"/>
       <w:r>
@@ -53473,7 +53399,6 @@
           <w:iCs/>
           <w:color w:val="000000"/>
         </w:rPr>
-        <w:t>Informasi</w:t>
       </w:r>
       <w:proofErr w:type="spellEnd"/>
       <w:r>
@@ -53482,7 +53407,6 @@
           <w:iCs/>
           <w:color w:val="000000"/>
         </w:rPr>
-        <w:t xml:space="preserve"> </w:t>
       </w:r>
       <w:proofErr w:type="spellStart"/>
       <w:r>
@@ -53491,7 +53415,6 @@
           <w:iCs/>
           <w:color w:val="000000"/>
         </w:rPr>
-        <w:t>Pelayanan</w:t>
       </w:r>
       <w:proofErr w:type="spellEnd"/>
       <w:r>
@@ -53500,7 +53423,6 @@
           <w:iCs/>
           <w:color w:val="000000"/>
         </w:rPr>
-        <w:t xml:space="preserve"> Publik </w:t>
       </w:r>
       <w:proofErr w:type="spellStart"/>
       <w:r>
@@ -53509,7 +53431,6 @@
           <w:iCs/>
           <w:color w:val="000000"/>
         </w:rPr>
-        <w:t>Berbasis</w:t>
       </w:r>
       <w:proofErr w:type="spellEnd"/>
       <w:r>
@@ -53518,7 +53439,6 @@
           <w:iCs/>
           <w:color w:val="000000"/>
         </w:rPr>
-        <w:t xml:space="preserve"> Web </w:t>
       </w:r>
       <w:proofErr w:type="spellStart"/>
       <w:r>
@@ -53527,7 +53447,6 @@
           <w:iCs/>
           <w:color w:val="000000"/>
         </w:rPr>
-        <w:t>Menggunakan</w:t>
       </w:r>
       <w:proofErr w:type="spellEnd"/>
       <w:r>
@@ -53536,41 +53455,35 @@
           <w:iCs/>
           <w:color w:val="000000"/>
         </w:rPr>
-        <w:t xml:space="preserve"> Metode Scrum</w:t>
       </w:r>
       <w:r>
         <w:rPr>
           <w:color w:val="000000"/>
         </w:rPr>
-        <w:t xml:space="preserve">. </w:t>
       </w:r>
       <w:proofErr w:type="spellStart"/>
       <w:r>
         <w:rPr>
           <w:color w:val="000000"/>
         </w:rPr>
-        <w:t>Jurnal</w:t>
       </w:r>
       <w:proofErr w:type="spellEnd"/>
       <w:r>
         <w:rPr>
           <w:color w:val="000000"/>
         </w:rPr>
-        <w:t xml:space="preserve"> Teknik </w:t>
       </w:r>
       <w:proofErr w:type="spellStart"/>
       <w:r>
         <w:rPr>
           <w:color w:val="000000"/>
         </w:rPr>
-        <w:t>Informatika</w:t>
       </w:r>
       <w:proofErr w:type="spellEnd"/>
       <w:r>
         <w:rPr>
           <w:color w:val="000000"/>
         </w:rPr>
-        <w:t xml:space="preserve"> (JUTIF).</w:t>
       </w:r>
     </w:p>
     <w:p>
@@ -53594,13 +53507,12 @@
           <w:bCs/>
           <w:color w:val="000000"/>
         </w:rPr>
-        <w:t>Dahmer, T. (2023).</w:t>
+        <w:t>Illahi, A. W., Suarna, N., Purnamasari, A. I., &amp; Rahaningsih, N. (2022). Sistem informasi administrasi kependudukan berbasis web dengan pengujian System Usability Scale untuk meningkatkan pelayanan pada masyarakat. Jurnal Janitra Informatika dan Sistem Informasi, 2(2), 107-115. https://doi.org/10.25008/janitra.v2i2.147</w:t>
       </w:r>
       <w:r>
         <w:rPr>
           <w:color w:val="000000"/>
         </w:rPr>
-        <w:t xml:space="preserve"> </w:t>
       </w:r>
       <w:r>
         <w:rPr>
@@ -53608,27 +53520,23 @@
           <w:iCs/>
           <w:color w:val="000000"/>
         </w:rPr>
-        <w:t>Full Stack Web Development with Next.js, Go, and PostgreSQL</w:t>
       </w:r>
       <w:r>
         <w:rPr>
           <w:color w:val="000000"/>
         </w:rPr>
-        <w:t xml:space="preserve">. </w:t>
       </w:r>
       <w:proofErr w:type="spellStart"/>
       <w:r>
         <w:rPr>
           <w:color w:val="000000"/>
         </w:rPr>
-        <w:t>Packt</w:t>
       </w:r>
       <w:proofErr w:type="spellEnd"/>
       <w:r>
         <w:rPr>
           <w:color w:val="000000"/>
         </w:rPr>
-        <w:t xml:space="preserve"> Publishing.</w:t>
       </w:r>
     </w:p>
     <w:p>
@@ -53652,13 +53560,12 @@
           <w:bCs/>
           <w:color w:val="000000"/>
         </w:rPr>
-        <w:t>Pressman, R. S., &amp; Maxim, B. R. (2020).</w:t>
+        <w:t>Larman, C., &amp; Vodde, B. (2017). Large-scale Scrum: More with LeSS. Addison-Wesley.</w:t>
       </w:r>
       <w:r>
         <w:rPr>
           <w:color w:val="000000"/>
         </w:rPr>
-        <w:t xml:space="preserve"> </w:t>
       </w:r>
       <w:r>
         <w:rPr>
@@ -53666,13 +53573,66 @@
           <w:iCs/>
           <w:color w:val="000000"/>
         </w:rPr>
-        <w:t>Software Engineering: A Practitioner's Approach (9th ed.)</w:t>
       </w:r>
       <w:r>
         <w:rPr>
           <w:color w:val="000000"/>
         </w:rPr>
-        <w:t>. McGraw-Hill Education.</w:t>
+      </w:r>
+    </w:p>
+    <w:p>
+      <w:r>
+        <w:t>Liedtka, J. (2018). Why design thinking works. Harvard Business Review, 96(5), 72-79.</w:t>
+      </w:r>
+    </w:p>
+    <w:p>
+      <w:r>
+        <w:t>Lie, A. B., et al. (2024). Analyzing the performance of Golang web frameworks utilizing container-based deployment. 2024 2nd International Conference on Technology and Innovation.</w:t>
+      </w:r>
+    </w:p>
+    <w:p>
+      <w:r>
+        <w:t>Mergel, I., Gong, Y., &amp; Bertot, J. (2018). Agile government: Systematic literature review and future research. Government Information Quarterly, 35(2), 291-298. https://doi.org/10.1016/j.giq.2018.04.003</w:t>
+      </w:r>
+    </w:p>
+    <w:p>
+      <w:r>
+        <w:t>Mikulic, I., Lisjak, D., &amp; Stefanic, N. (2021). A rule-based system for human performance evaluation: A case study. Applied Sciences, 11(7), 2904. https://doi.org/10.3390/ap11072904</w:t>
+      </w:r>
+    </w:p>
+    <w:p>
+      <w:r>
+        <w:t>Pegianti, N., Riadi, A. A., &amp; Susanto, A. (2025). Web-based population data information system at Suwaduk Village Office to improve service efficiency. Journal La Multiapp, 6(4), 765-784. https://doi.org/10.37899/journallamultiapp.v6i4.2407</w:t>
+      </w:r>
+    </w:p>
+    <w:p>
+      <w:r>
+        <w:t>Pressman, R. S., &amp; Maxim, B. R. (2020). Software engineering: A practitioners approach (9th ed.). McGraw-Hill Education.</w:t>
+      </w:r>
+    </w:p>
+    <w:p>
+      <w:r>
+        <w:t>Schwaber, K., &amp; Sutherland, J. (2020). The Scrum Guide: The definitive guide to Scrum: The rules of the game. Scrum.org.</w:t>
+      </w:r>
+    </w:p>
+    <w:p>
+      <w:r>
+        <w:t>Supabase. (2024). Supabase documentation: The open source Firebase alternative. Supabase. https://supabase.com/docs</w:t>
+      </w:r>
+    </w:p>
+    <w:p>
+      <w:r>
+        <w:t>Syaroni, M. W., &amp; Fitriana, R. (2023). Rancang bangun sistem informasi pelayanan publik berbasis web menggunakan metode Scrum. Jurnal Teknik Informatika (JUTIF), 4(2).</w:t>
+      </w:r>
+    </w:p>
+    <w:p>
+      <w:r>
+        <w:t>Tuanaya, W., Wance, M., Aslinda, Niswaty, R., Kasmawati, A., &amp; Syahidah, U. (2025). Trend transformation in population administration in Indonesia: A bibliometric analysis 2012-2024. International Journal of Sustainable Development and Planning, 20(5), 2245-2255. https://doi.org/10.18280/ijsdp.200539</w:t>
+      </w:r>
+    </w:p>
+    <w:p>
+      <w:r>
+        <w:t>Vercel. (2024). Next.js documentation: Building modern web applications with React. Vercel. https://nextjs.org/docs</w:t>
       </w:r>
     </w:p>
     <w:p/>

--- a/Prototype.docx
+++ b/Prototype.docx
@@ -5062,7 +5062,7 @@
         <w:rPr>
           <w:lang w:val="fi-FI"/>
         </w:rPr>
-        <w:t>Kesenjangan tersebut menunjukkan kebutuhan akan sebuah platform yang tidak hanya mendukung proses pelaporan, tetapi juga mampu mengevaluasi kualitas pelaporan secara otomatis dan terukur. Penelitian ini bertujuan merancang dan membangun platform sistem evaluasi pelaporan dengan pendekatan Design Thinking di Dinas Kependudukan dan Pencatatan Sipil Kabupaten Garut. Platform yang dikembangkan menggunakan Next.js pada sisi frontend dan Go (Golang) pada sisi backend untuk menjamin performa tinggi dalam pengolahan data berskala besar (Lie et al., 2024), serta mengimplementasikan rules-based scoring engine untuk evaluasi pelaporan secara otomatis (Mikulic dan Lisjak, 2021; Alvaran et al., 2022). Pengujian usability menggunakan System Usability Scale (SUS) juga dilakukan untuk memastikan sistem diterima dengan baik oleh pengguna (Illahi et al., 2022).</w:t>
+        <w:t>Kesenjangan tersebut menunjukkan kebutuhan akan sebuah platform yang tidak hanya mendukung proses pelaporan, tetapi juga mampu mengevaluasi kualitas pelaporan secara otomatis dan terukur. Penelitian ini bertujuan merancang dan membangun platform sistem evaluasi pelaporan dengan pendekatan Design Thinking di Dinas Kependudukan dan Pencatatan Sipil Kabupaten Garut. Platform yang dikembangkan menggunakan Next.js pada sisi frontend dan Go (Golang) pada sisi backend untuk menjamin performa tinggi dalam pengolahan data berskala besar (Lie et al., 2024), serta mengimplementasikan rules-based scoring engine untuk evaluasi pelaporan secara otomatis (Mikulic dan Lisjak, 2021; Alvaran et al., 2022). Dalam penelitiannya, Illahi et al. (2022) juga melakukan pengujian usability menggunakan System Usability Scale (SUS) untuk memastikan sistem diterima dengan baik oleh pengguna.</w:t>
       </w:r>
       <w:r>
         <w:rPr>
@@ -5314,76 +5314,42 @@
       </w:pPr>
       <w:proofErr w:type="spellStart"/>
       <w:r>
-        <w:t>Bagaimana</w:t>
-      </w:r>
-      <w:proofErr w:type="spellEnd"/>
-      <w:r>
-        <w:t xml:space="preserve"> </w:t>
-      </w:r>
-      <w:proofErr w:type="spellStart"/>
-      <w:r>
-        <w:t>tingkat</w:t>
-      </w:r>
-      <w:proofErr w:type="spellEnd"/>
-      <w:r>
-        <w:t xml:space="preserve"> </w:t>
-      </w:r>
-      <w:proofErr w:type="spellStart"/>
-      <w:r>
-        <w:t>penerimaan</w:t>
-      </w:r>
-      <w:proofErr w:type="spellEnd"/>
-      <w:r>
-        <w:t xml:space="preserve"> </w:t>
-      </w:r>
-      <w:proofErr w:type="spellStart"/>
-      <w:r>
-        <w:t>pengguna</w:t>
-      </w:r>
-      <w:proofErr w:type="spellEnd"/>
-      <w:r>
-        <w:t xml:space="preserve"> </w:t>
-      </w:r>
-      <w:proofErr w:type="spellStart"/>
-      <w:r>
-        <w:t>terhadap</w:t>
-      </w:r>
-      <w:proofErr w:type="spellEnd"/>
-      <w:r>
-        <w:t xml:space="preserve"> platform yang </w:t>
-      </w:r>
-      <w:proofErr w:type="spellStart"/>
-      <w:r>
-        <w:t>dikembangkan</w:t>
-      </w:r>
-      <w:proofErr w:type="spellEnd"/>
-      <w:r>
-        <w:t xml:space="preserve"> </w:t>
-      </w:r>
-      <w:proofErr w:type="spellStart"/>
-      <w:r>
-        <w:t>berdasarkan</w:t>
-      </w:r>
-      <w:proofErr w:type="spellEnd"/>
-      <w:r>
-        <w:t xml:space="preserve"> </w:t>
-      </w:r>
-      <w:proofErr w:type="spellStart"/>
-      <w:r>
-        <w:t>pengujian</w:t>
-      </w:r>
-      <w:proofErr w:type="spellEnd"/>
-      <w:r>
-        <w:t xml:space="preserve"> </w:t>
-      </w:r>
-      <w:proofErr w:type="spellStart"/>
-      <w:r>
-        <w:t>fungsionalitas</w:t>
-      </w:r>
-      <w:proofErr w:type="spellEnd"/>
-      <w:r>
-        <w:t xml:space="preserve"> (Black-box Testing) dan usability (System Usability Scale)?</w:t>
-      </w:r>
+        <w:t>Bagaimana tingkat penerimaan pengguna terhadap platform yang dikembangkan berdasarkan pengujian fungsionalitas (Black-box Testing) dan evaluasi usability melalui wawancara langsung dengan pengguna?</w:t>
+      </w:r>
+      <w:proofErr w:type="spellEnd"/>
+      <w:r/>
+      <w:proofErr w:type="spellStart"/>
+      <w:r/>
+      <w:proofErr w:type="spellEnd"/>
+      <w:r/>
+      <w:proofErr w:type="spellStart"/>
+      <w:r/>
+      <w:proofErr w:type="spellEnd"/>
+      <w:r/>
+      <w:proofErr w:type="spellStart"/>
+      <w:r/>
+      <w:proofErr w:type="spellEnd"/>
+      <w:r/>
+      <w:proofErr w:type="spellStart"/>
+      <w:r/>
+      <w:proofErr w:type="spellEnd"/>
+      <w:r/>
+      <w:proofErr w:type="spellStart"/>
+      <w:r/>
+      <w:proofErr w:type="spellEnd"/>
+      <w:r/>
+      <w:proofErr w:type="spellStart"/>
+      <w:r/>
+      <w:proofErr w:type="spellEnd"/>
+      <w:r/>
+      <w:proofErr w:type="spellStart"/>
+      <w:r/>
+      <w:proofErr w:type="spellEnd"/>
+      <w:r/>
+      <w:proofErr w:type="spellStart"/>
+      <w:r/>
+      <w:proofErr w:type="spellEnd"/>
+      <w:r/>
     </w:p>
     <w:p>
       <w:pPr>
@@ -6081,84 +6047,46 @@
       </w:pPr>
       <w:proofErr w:type="spellStart"/>
       <w:r>
-        <w:t>Melakukan</w:t>
-      </w:r>
-      <w:proofErr w:type="spellEnd"/>
-      <w:r>
-        <w:t xml:space="preserve"> </w:t>
-      </w:r>
-      <w:proofErr w:type="spellStart"/>
-      <w:r>
-        <w:t>pengujian</w:t>
-      </w:r>
-      <w:proofErr w:type="spellEnd"/>
-      <w:r>
-        <w:t xml:space="preserve"> </w:t>
-      </w:r>
-      <w:proofErr w:type="spellStart"/>
-      <w:r>
-        <w:t>fungsionalitas</w:t>
-      </w:r>
-      <w:proofErr w:type="spellEnd"/>
-      <w:r>
-        <w:t xml:space="preserve"> </w:t>
-      </w:r>
-      <w:proofErr w:type="spellStart"/>
-      <w:r>
-        <w:t>sistem</w:t>
-      </w:r>
-      <w:proofErr w:type="spellEnd"/>
-      <w:r>
-        <w:t xml:space="preserve"> </w:t>
-      </w:r>
-      <w:proofErr w:type="spellStart"/>
-      <w:r>
-        <w:t>menggunakan</w:t>
-      </w:r>
-      <w:proofErr w:type="spellEnd"/>
-      <w:r>
-        <w:t xml:space="preserve"> Black-box Testing dan </w:t>
-      </w:r>
-      <w:proofErr w:type="spellStart"/>
-      <w:r>
-        <w:t>mengukur</w:t>
-      </w:r>
-      <w:proofErr w:type="spellEnd"/>
-      <w:r>
-        <w:t xml:space="preserve"> </w:t>
-      </w:r>
-      <w:proofErr w:type="spellStart"/>
-      <w:r>
-        <w:t>tingkat</w:t>
-      </w:r>
-      <w:proofErr w:type="spellEnd"/>
-      <w:r>
-        <w:t xml:space="preserve"> </w:t>
-      </w:r>
-      <w:proofErr w:type="spellStart"/>
-      <w:r>
-        <w:t>penerimaan</w:t>
-      </w:r>
-      <w:proofErr w:type="spellEnd"/>
-      <w:r>
-        <w:t xml:space="preserve"> </w:t>
-      </w:r>
-      <w:proofErr w:type="spellStart"/>
-      <w:r>
-        <w:t>pengguna</w:t>
-      </w:r>
-      <w:proofErr w:type="spellEnd"/>
-      <w:r>
-        <w:t xml:space="preserve"> </w:t>
-      </w:r>
-      <w:proofErr w:type="spellStart"/>
-      <w:r>
-        <w:t>melalui</w:t>
-      </w:r>
-      <w:proofErr w:type="spellEnd"/>
-      <w:r>
-        <w:t xml:space="preserve"> System Usability Scale (SUS).</w:t>
-      </w:r>
+        <w:t>Melakukan pengujian fungsionalitas sistem menggunakan Black-box Testing dan mengukur tingkat penerimaan pengguna melalui wawancara evaluasi usability langsung dengan pengguna akhir.</w:t>
+      </w:r>
+      <w:proofErr w:type="spellEnd"/>
+      <w:r/>
+      <w:proofErr w:type="spellStart"/>
+      <w:r/>
+      <w:proofErr w:type="spellEnd"/>
+      <w:r/>
+      <w:proofErr w:type="spellStart"/>
+      <w:r/>
+      <w:proofErr w:type="spellEnd"/>
+      <w:r/>
+      <w:proofErr w:type="spellStart"/>
+      <w:r/>
+      <w:proofErr w:type="spellEnd"/>
+      <w:r/>
+      <w:proofErr w:type="spellStart"/>
+      <w:r/>
+      <w:proofErr w:type="spellEnd"/>
+      <w:r/>
+      <w:proofErr w:type="spellStart"/>
+      <w:r/>
+      <w:proofErr w:type="spellEnd"/>
+      <w:r/>
+      <w:proofErr w:type="spellStart"/>
+      <w:r/>
+      <w:proofErr w:type="spellEnd"/>
+      <w:r/>
+      <w:proofErr w:type="spellStart"/>
+      <w:r/>
+      <w:proofErr w:type="spellEnd"/>
+      <w:r/>
+      <w:proofErr w:type="spellStart"/>
+      <w:r/>
+      <w:proofErr w:type="spellEnd"/>
+      <w:r/>
+      <w:proofErr w:type="spellStart"/>
+      <w:r/>
+      <w:proofErr w:type="spellEnd"/>
+      <w:r/>
     </w:p>
     <w:p>
       <w:pPr>
@@ -7021,7 +6949,7 @@
           <w:b/>
           <w:bCs/>
         </w:rPr>
-        <w:t>BAB II LANDASAN TEORI: Teori dan konsep yang digunakan, meliputi sistem informasi, platform berbasis web, Design Thinking, rules-based engine, System Usability Scale (SUS), serta tinjauan penelitian terdahulu.</w:t>
+        <w:t>BAB II LANDASAN TEORI: Teori dan konsep yang digunakan, meliputi sistem informasi, platform berbasis web, Design Thinking, rules-based engine, evaluasi usability melalui wawancara, serta tinjauan penelitian terdahulu.</w:t>
       </w:r>
       <w:proofErr w:type="spellStart"/>
       <w:r>
@@ -7387,7 +7315,7 @@
           <w:b/>
           <w:bCs/>
         </w:rPr>
-        <w:t xml:space="preserve">BAB IV HASIL DAN PEMBAHASAN: </w:t>
+        <w:t>BAB IV HASIL DAN PEMBAHASAN: Perancangan sistem, implementasi platform sistem yang dikembangkan, hasil pengujian Black-box Testing dan evaluasi usability melalui wawancara, serta pembahasan temuan penelitian.</w:t>
       </w:r>
       <w:proofErr w:type="spellStart"/>
       <w:r>
@@ -7395,7 +7323,6 @@
           <w:b/>
           <w:bCs/>
         </w:rPr>
-        <w:t>Perancangan</w:t>
       </w:r>
       <w:proofErr w:type="spellEnd"/>
       <w:r>
@@ -7403,7 +7330,6 @@
           <w:b/>
           <w:bCs/>
         </w:rPr>
-        <w:t xml:space="preserve"> </w:t>
       </w:r>
       <w:proofErr w:type="spellStart"/>
       <w:r>
@@ -7411,7 +7337,6 @@
           <w:b/>
           <w:bCs/>
         </w:rPr>
-        <w:t>sistem</w:t>
       </w:r>
       <w:proofErr w:type="spellEnd"/>
       <w:r>
@@ -7419,7 +7344,6 @@
           <w:b/>
           <w:bCs/>
         </w:rPr>
-        <w:t xml:space="preserve">, </w:t>
       </w:r>
       <w:proofErr w:type="spellStart"/>
       <w:r>
@@ -7427,7 +7351,6 @@
           <w:b/>
           <w:bCs/>
         </w:rPr>
-        <w:t>implementasi</w:t>
       </w:r>
       <w:proofErr w:type="spellEnd"/>
       <w:r>
@@ -7435,7 +7358,6 @@
           <w:b/>
           <w:bCs/>
         </w:rPr>
-        <w:t xml:space="preserve"> platform </w:t>
       </w:r>
       <w:proofErr w:type="spellStart"/>
       <w:r>
@@ -7443,7 +7365,6 @@
           <w:b/>
           <w:bCs/>
         </w:rPr>
-        <w:t>sistem</w:t>
       </w:r>
       <w:proofErr w:type="spellEnd"/>
       <w:r>
@@ -7451,7 +7372,6 @@
           <w:b/>
           <w:bCs/>
         </w:rPr>
-        <w:t xml:space="preserve"> yang </w:t>
       </w:r>
       <w:proofErr w:type="spellStart"/>
       <w:r>
@@ -7459,7 +7379,6 @@
           <w:b/>
           <w:bCs/>
         </w:rPr>
-        <w:t>dikembangkan</w:t>
       </w:r>
       <w:proofErr w:type="spellEnd"/>
       <w:r>
@@ -7467,7 +7386,6 @@
           <w:b/>
           <w:bCs/>
         </w:rPr>
-        <w:t xml:space="preserve">, </w:t>
       </w:r>
       <w:proofErr w:type="spellStart"/>
       <w:r>
@@ -7475,7 +7393,6 @@
           <w:b/>
           <w:bCs/>
         </w:rPr>
-        <w:t>hasil</w:t>
       </w:r>
       <w:proofErr w:type="spellEnd"/>
       <w:r>
@@ -7483,7 +7400,6 @@
           <w:b/>
           <w:bCs/>
         </w:rPr>
-        <w:t xml:space="preserve"> </w:t>
       </w:r>
       <w:proofErr w:type="spellStart"/>
       <w:r>
@@ -7491,7 +7407,6 @@
           <w:b/>
           <w:bCs/>
         </w:rPr>
-        <w:t>pengujian</w:t>
       </w:r>
       <w:proofErr w:type="spellEnd"/>
       <w:r>
@@ -7499,7 +7414,6 @@
           <w:b/>
           <w:bCs/>
         </w:rPr>
-        <w:t xml:space="preserve"> Black-box Testing dan System Usability Scale (SUS), </w:t>
       </w:r>
       <w:proofErr w:type="spellStart"/>
       <w:r>
@@ -7507,7 +7421,6 @@
           <w:b/>
           <w:bCs/>
         </w:rPr>
-        <w:t>serta</w:t>
       </w:r>
       <w:proofErr w:type="spellEnd"/>
       <w:r>
@@ -7515,7 +7428,6 @@
           <w:b/>
           <w:bCs/>
         </w:rPr>
-        <w:t xml:space="preserve"> </w:t>
       </w:r>
       <w:proofErr w:type="spellStart"/>
       <w:r>
@@ -7523,7 +7435,6 @@
           <w:b/>
           <w:bCs/>
         </w:rPr>
-        <w:t>pembahasan</w:t>
       </w:r>
       <w:proofErr w:type="spellEnd"/>
       <w:r>
@@ -7531,7 +7442,6 @@
           <w:b/>
           <w:bCs/>
         </w:rPr>
-        <w:t xml:space="preserve"> </w:t>
       </w:r>
       <w:proofErr w:type="spellStart"/>
       <w:r>
@@ -7539,7 +7449,6 @@
           <w:b/>
           <w:bCs/>
         </w:rPr>
-        <w:t>temuan</w:t>
       </w:r>
       <w:proofErr w:type="spellEnd"/>
       <w:r>
@@ -7547,7 +7456,6 @@
           <w:b/>
           <w:bCs/>
         </w:rPr>
-        <w:t xml:space="preserve"> </w:t>
       </w:r>
       <w:proofErr w:type="spellStart"/>
       <w:r>
@@ -7555,7 +7463,6 @@
           <w:b/>
           <w:bCs/>
         </w:rPr>
-        <w:t>penelitian</w:t>
       </w:r>
       <w:proofErr w:type="spellEnd"/>
       <w:r>
@@ -7563,7 +7470,6 @@
           <w:b/>
           <w:bCs/>
         </w:rPr>
-        <w:t>.</w:t>
       </w:r>
     </w:p>
     <w:p>
@@ -13501,492 +13407,250 @@
       </w:pPr>
       <w:proofErr w:type="spellStart"/>
       <w:r>
-        <w:t>Lebih</w:t>
-      </w:r>
-      <w:proofErr w:type="spellEnd"/>
-      <w:r>
-        <w:t xml:space="preserve"> </w:t>
-      </w:r>
-      <w:proofErr w:type="spellStart"/>
-      <w:r>
-        <w:t>jauh</w:t>
-      </w:r>
-      <w:proofErr w:type="spellEnd"/>
-      <w:r>
-        <w:t xml:space="preserve">, </w:t>
-      </w:r>
-      <w:proofErr w:type="spellStart"/>
-      <w:r>
-        <w:t>optimalisasi</w:t>
-      </w:r>
-      <w:proofErr w:type="spellEnd"/>
-      <w:r>
-        <w:t xml:space="preserve"> </w:t>
-      </w:r>
-      <w:proofErr w:type="spellStart"/>
-      <w:r>
-        <w:t>layanan</w:t>
-      </w:r>
-      <w:proofErr w:type="spellEnd"/>
-      <w:r>
-        <w:t xml:space="preserve"> </w:t>
-      </w:r>
-      <w:proofErr w:type="spellStart"/>
-      <w:r>
-        <w:t>publik</w:t>
-      </w:r>
-      <w:proofErr w:type="spellEnd"/>
-      <w:r>
-        <w:t xml:space="preserve"> </w:t>
-      </w:r>
-      <w:proofErr w:type="spellStart"/>
-      <w:r>
-        <w:t>melalui</w:t>
-      </w:r>
-      <w:proofErr w:type="spellEnd"/>
-      <w:r>
-        <w:t xml:space="preserve"> platform digital juga </w:t>
-      </w:r>
-      <w:proofErr w:type="spellStart"/>
-      <w:r>
-        <w:t>harus</w:t>
-      </w:r>
-      <w:proofErr w:type="spellEnd"/>
-      <w:r>
-        <w:t xml:space="preserve"> </w:t>
-      </w:r>
-      <w:proofErr w:type="spellStart"/>
-      <w:r>
-        <w:t>memperhatikan</w:t>
-      </w:r>
-      <w:proofErr w:type="spellEnd"/>
-      <w:r>
-        <w:t xml:space="preserve"> </w:t>
-      </w:r>
-      <w:proofErr w:type="spellStart"/>
-      <w:r>
-        <w:t>aspek</w:t>
-      </w:r>
-      <w:proofErr w:type="spellEnd"/>
-      <w:r>
-        <w:t xml:space="preserve"> usability dan </w:t>
-      </w:r>
-      <w:proofErr w:type="spellStart"/>
-      <w:r>
-        <w:t>keamanan</w:t>
-      </w:r>
-      <w:proofErr w:type="spellEnd"/>
-      <w:r>
-        <w:t xml:space="preserve"> data. </w:t>
-      </w:r>
-      <w:proofErr w:type="spellStart"/>
-      <w:r>
-        <w:t>Illahi</w:t>
-      </w:r>
-      <w:proofErr w:type="spellEnd"/>
-      <w:r>
-        <w:t xml:space="preserve"> et al. (2022) </w:t>
-      </w:r>
-      <w:proofErr w:type="spellStart"/>
-      <w:r>
-        <w:t>menemukan</w:t>
-      </w:r>
-      <w:proofErr w:type="spellEnd"/>
-      <w:r>
-        <w:t xml:space="preserve"> </w:t>
-      </w:r>
-      <w:proofErr w:type="spellStart"/>
-      <w:r>
-        <w:t>bahwa</w:t>
-      </w:r>
-      <w:proofErr w:type="spellEnd"/>
-      <w:r>
-        <w:t xml:space="preserve"> </w:t>
-      </w:r>
-      <w:proofErr w:type="spellStart"/>
-      <w:r>
-        <w:t>mayoritas</w:t>
-      </w:r>
-      <w:proofErr w:type="spellEnd"/>
-      <w:r>
-        <w:t xml:space="preserve"> portal e-government di </w:t>
-      </w:r>
-      <w:proofErr w:type="spellStart"/>
-      <w:r>
-        <w:t>Eropa</w:t>
-      </w:r>
-      <w:proofErr w:type="spellEnd"/>
-      <w:r>
-        <w:t xml:space="preserve"> </w:t>
-      </w:r>
-      <w:proofErr w:type="spellStart"/>
-      <w:r>
-        <w:t>mencapai</w:t>
-      </w:r>
-      <w:proofErr w:type="spellEnd"/>
-      <w:r>
-        <w:t xml:space="preserve"> </w:t>
-      </w:r>
-      <w:proofErr w:type="spellStart"/>
-      <w:r>
-        <w:t>skor</w:t>
-      </w:r>
-      <w:proofErr w:type="spellEnd"/>
-      <w:r>
-        <w:t xml:space="preserve"> System Usability Scale (SUS) di </w:t>
-      </w:r>
-      <w:proofErr w:type="spellStart"/>
-      <w:r>
-        <w:t>atas</w:t>
-      </w:r>
-      <w:proofErr w:type="spellEnd"/>
-      <w:r>
-        <w:t xml:space="preserve"> 75 yang </w:t>
-      </w:r>
-      <w:proofErr w:type="spellStart"/>
-      <w:r>
-        <w:t>dikategorikan</w:t>
-      </w:r>
-      <w:proofErr w:type="spellEnd"/>
-      <w:r>
-        <w:t xml:space="preserve"> </w:t>
-      </w:r>
-      <w:proofErr w:type="spellStart"/>
-      <w:r>
-        <w:t>sebagai</w:t>
-      </w:r>
-      <w:proofErr w:type="spellEnd"/>
-      <w:r>
-        <w:t xml:space="preserve"> “Good”, </w:t>
-      </w:r>
-      <w:proofErr w:type="spellStart"/>
-      <w:r>
-        <w:t>dengan</w:t>
-      </w:r>
-      <w:proofErr w:type="spellEnd"/>
-      <w:r>
-        <w:t xml:space="preserve"> </w:t>
-      </w:r>
-      <w:proofErr w:type="spellStart"/>
-      <w:r>
-        <w:t>catatan</w:t>
-      </w:r>
-      <w:proofErr w:type="spellEnd"/>
-      <w:r>
-        <w:t xml:space="preserve"> </w:t>
-      </w:r>
-      <w:proofErr w:type="spellStart"/>
-      <w:r>
-        <w:t>pentingnya</w:t>
-      </w:r>
-      <w:proofErr w:type="spellEnd"/>
-      <w:r>
-        <w:t xml:space="preserve"> </w:t>
-      </w:r>
-      <w:proofErr w:type="spellStart"/>
-      <w:r>
-        <w:t>desain</w:t>
-      </w:r>
-      <w:proofErr w:type="spellEnd"/>
-      <w:r>
-        <w:t xml:space="preserve"> mobile-first dan </w:t>
-      </w:r>
-      <w:proofErr w:type="spellStart"/>
-      <w:r>
-        <w:t>navigasi</w:t>
-      </w:r>
-      <w:proofErr w:type="spellEnd"/>
-      <w:r>
-        <w:t xml:space="preserve"> yang </w:t>
-      </w:r>
-      <w:proofErr w:type="spellStart"/>
-      <w:r>
-        <w:t>intuitif</w:t>
-      </w:r>
-      <w:proofErr w:type="spellEnd"/>
-      <w:r>
-        <w:t xml:space="preserve">. </w:t>
-      </w:r>
-      <w:proofErr w:type="spellStart"/>
-      <w:r>
-        <w:t>Penelitian</w:t>
-      </w:r>
-      <w:proofErr w:type="spellEnd"/>
-      <w:r>
-        <w:t xml:space="preserve"> </w:t>
-      </w:r>
-      <w:proofErr w:type="spellStart"/>
-      <w:r>
-        <w:t>ini</w:t>
-      </w:r>
-      <w:proofErr w:type="spellEnd"/>
-      <w:r>
-        <w:t xml:space="preserve"> </w:t>
-      </w:r>
-      <w:proofErr w:type="spellStart"/>
-      <w:r>
-        <w:t>mengintegrasikan</w:t>
-      </w:r>
-      <w:proofErr w:type="spellEnd"/>
-      <w:r>
-        <w:t xml:space="preserve"> </w:t>
-      </w:r>
-      <w:proofErr w:type="spellStart"/>
-      <w:r>
-        <w:t>prinsip-prinsip</w:t>
-      </w:r>
-      <w:proofErr w:type="spellEnd"/>
-      <w:r>
-        <w:t xml:space="preserve"> </w:t>
-      </w:r>
-      <w:proofErr w:type="spellStart"/>
-      <w:r>
-        <w:t>tersebut</w:t>
-      </w:r>
-      <w:proofErr w:type="spellEnd"/>
-      <w:r>
-        <w:t xml:space="preserve"> </w:t>
-      </w:r>
-      <w:proofErr w:type="spellStart"/>
-      <w:r>
-        <w:t>dengan</w:t>
-      </w:r>
-      <w:proofErr w:type="spellEnd"/>
-      <w:r>
-        <w:t xml:space="preserve"> </w:t>
-      </w:r>
-      <w:proofErr w:type="spellStart"/>
-      <w:r>
-        <w:t>melakukan</w:t>
-      </w:r>
-      <w:proofErr w:type="spellEnd"/>
-      <w:r>
-        <w:t xml:space="preserve"> </w:t>
-      </w:r>
-      <w:proofErr w:type="spellStart"/>
-      <w:r>
-        <w:t>pengujian</w:t>
-      </w:r>
-      <w:proofErr w:type="spellEnd"/>
-      <w:r>
-        <w:t xml:space="preserve"> usability </w:t>
-      </w:r>
-      <w:proofErr w:type="spellStart"/>
-      <w:r>
-        <w:t>menggunakan</w:t>
-      </w:r>
-      <w:proofErr w:type="spellEnd"/>
-      <w:r>
-        <w:t xml:space="preserve"> SUS pada platform yang </w:t>
-      </w:r>
-      <w:proofErr w:type="spellStart"/>
-      <w:r>
-        <w:t>dikembangkan</w:t>
-      </w:r>
-      <w:proofErr w:type="spellEnd"/>
-      <w:r>
-        <w:t xml:space="preserve">, </w:t>
-      </w:r>
-      <w:proofErr w:type="spellStart"/>
-      <w:r>
-        <w:t>sekaligus</w:t>
-      </w:r>
-      <w:proofErr w:type="spellEnd"/>
-      <w:r>
-        <w:t xml:space="preserve"> </w:t>
-      </w:r>
-      <w:proofErr w:type="spellStart"/>
-      <w:r>
-        <w:t>menerapkan</w:t>
-      </w:r>
-      <w:proofErr w:type="spellEnd"/>
-      <w:r>
-        <w:t xml:space="preserve"> </w:t>
-      </w:r>
-      <w:proofErr w:type="spellStart"/>
-      <w:r>
-        <w:t>mekanisme</w:t>
-      </w:r>
-      <w:proofErr w:type="spellEnd"/>
-      <w:r>
-        <w:t xml:space="preserve"> </w:t>
-      </w:r>
-      <w:proofErr w:type="spellStart"/>
-      <w:r>
-        <w:t>keamanan</w:t>
-      </w:r>
-      <w:proofErr w:type="spellEnd"/>
-      <w:r>
-        <w:t xml:space="preserve"> data </w:t>
-      </w:r>
-      <w:proofErr w:type="spellStart"/>
-      <w:r>
-        <w:t>melalui</w:t>
-      </w:r>
-      <w:proofErr w:type="spellEnd"/>
-      <w:r>
-        <w:t xml:space="preserve"> Row Level Security pada </w:t>
-      </w:r>
-      <w:proofErr w:type="spellStart"/>
-      <w:r>
-        <w:t>Supabase</w:t>
-      </w:r>
-      <w:proofErr w:type="spellEnd"/>
-      <w:r>
-        <w:t xml:space="preserve">. </w:t>
-      </w:r>
-      <w:proofErr w:type="spellStart"/>
-      <w:r>
-        <w:t>Pendekatan</w:t>
-      </w:r>
-      <w:proofErr w:type="spellEnd"/>
-      <w:r>
-        <w:t xml:space="preserve"> </w:t>
-      </w:r>
-      <w:proofErr w:type="spellStart"/>
-      <w:r>
-        <w:t>ini</w:t>
-      </w:r>
-      <w:proofErr w:type="spellEnd"/>
-      <w:r>
-        <w:t xml:space="preserve"> </w:t>
-      </w:r>
-      <w:proofErr w:type="spellStart"/>
-      <w:r>
-        <w:t>diharapkan</w:t>
-      </w:r>
-      <w:proofErr w:type="spellEnd"/>
-      <w:r>
-        <w:t xml:space="preserve"> </w:t>
-      </w:r>
-      <w:proofErr w:type="spellStart"/>
-      <w:r>
-        <w:t>mampu</w:t>
-      </w:r>
-      <w:proofErr w:type="spellEnd"/>
-      <w:r>
-        <w:t xml:space="preserve"> </w:t>
-      </w:r>
-      <w:proofErr w:type="spellStart"/>
-      <w:r>
-        <w:t>menghasilkan</w:t>
-      </w:r>
-      <w:proofErr w:type="spellEnd"/>
-      <w:r>
-        <w:t xml:space="preserve"> platform yang </w:t>
-      </w:r>
-      <w:proofErr w:type="spellStart"/>
-      <w:r>
-        <w:t>tidak</w:t>
-      </w:r>
-      <w:proofErr w:type="spellEnd"/>
-      <w:r>
-        <w:t xml:space="preserve"> </w:t>
-      </w:r>
-      <w:proofErr w:type="spellStart"/>
-      <w:r>
-        <w:t>hanya</w:t>
-      </w:r>
-      <w:proofErr w:type="spellEnd"/>
-      <w:r>
-        <w:t xml:space="preserve"> </w:t>
-      </w:r>
-      <w:proofErr w:type="spellStart"/>
-      <w:r>
-        <w:t>efisien</w:t>
-      </w:r>
-      <w:proofErr w:type="spellEnd"/>
-      <w:r>
-        <w:t xml:space="preserve"> </w:t>
-      </w:r>
-      <w:proofErr w:type="spellStart"/>
-      <w:r>
-        <w:t>secara</w:t>
-      </w:r>
-      <w:proofErr w:type="spellEnd"/>
-      <w:r>
-        <w:t xml:space="preserve"> </w:t>
-      </w:r>
-      <w:proofErr w:type="spellStart"/>
-      <w:r>
-        <w:t>teknis</w:t>
-      </w:r>
-      <w:proofErr w:type="spellEnd"/>
-      <w:r>
-        <w:t xml:space="preserve">, </w:t>
-      </w:r>
-      <w:proofErr w:type="spellStart"/>
-      <w:r>
-        <w:t>tetapi</w:t>
-      </w:r>
-      <w:proofErr w:type="spellEnd"/>
-      <w:r>
-        <w:t xml:space="preserve"> juga </w:t>
-      </w:r>
-      <w:proofErr w:type="spellStart"/>
-      <w:r>
-        <w:t>mudah</w:t>
-      </w:r>
-      <w:proofErr w:type="spellEnd"/>
-      <w:r>
-        <w:t xml:space="preserve"> </w:t>
-      </w:r>
-      <w:proofErr w:type="spellStart"/>
-      <w:r>
-        <w:t>digunakan</w:t>
-      </w:r>
-      <w:proofErr w:type="spellEnd"/>
-      <w:r>
-        <w:t xml:space="preserve"> dan </w:t>
-      </w:r>
-      <w:proofErr w:type="spellStart"/>
-      <w:r>
-        <w:t>aman</w:t>
-      </w:r>
-      <w:proofErr w:type="spellEnd"/>
-      <w:r>
-        <w:t xml:space="preserve"> </w:t>
-      </w:r>
-      <w:proofErr w:type="spellStart"/>
-      <w:r>
-        <w:t>dalam</w:t>
-      </w:r>
-      <w:proofErr w:type="spellEnd"/>
-      <w:r>
-        <w:t xml:space="preserve"> </w:t>
-      </w:r>
-      <w:proofErr w:type="spellStart"/>
-      <w:r>
-        <w:t>mendukung</w:t>
-      </w:r>
-      <w:proofErr w:type="spellEnd"/>
-      <w:r>
-        <w:t xml:space="preserve"> </w:t>
-      </w:r>
-      <w:proofErr w:type="spellStart"/>
-      <w:r>
-        <w:t>optimalisasi</w:t>
-      </w:r>
-      <w:proofErr w:type="spellEnd"/>
-      <w:r>
-        <w:t xml:space="preserve"> </w:t>
-      </w:r>
-      <w:proofErr w:type="spellStart"/>
-      <w:r>
-        <w:t>layanan</w:t>
-      </w:r>
-      <w:proofErr w:type="spellEnd"/>
-      <w:r>
-        <w:t xml:space="preserve"> </w:t>
-      </w:r>
-      <w:proofErr w:type="spellStart"/>
-      <w:r>
-        <w:t>publik</w:t>
-      </w:r>
-      <w:proofErr w:type="spellEnd"/>
-      <w:r>
-        <w:t>.</w:t>
-      </w:r>
+        <w:t>Lebih jauh, optimalisasi layanan publik melalui platform digital juga harus memperhatikan aspek usability dan keamanan data. Illahi et al. (2022) menemukan bahwa mayoritas portal e-government di Eropa mencapai skor System Usability Scale (SUS) di atas 75 yang dikategorikan sebagai “Good”, dengan catatan pentingnya desain mobile-first dan navigasi yang intuitif. Penelitian ini mengintegrasikan prinsip-prinsip tersebut dengan melakukan evaluasi usability melalui wawancara pengguna pada platform yang dikembangkan, sekaligus menerapkan mekanisme keamanan data melalui Row Level Security pada Supabase. Pendekatan ini diharapkan mampu menghasilkan platform yang tidak hanya efisien secara teknis, tetapi juga mudah digunakan dan aman dalam mendukung optimalisasi layanan publik.</w:t>
+      </w:r>
+      <w:proofErr w:type="spellEnd"/>
+      <w:r/>
+      <w:proofErr w:type="spellStart"/>
+      <w:r/>
+      <w:proofErr w:type="spellEnd"/>
+      <w:r/>
+      <w:proofErr w:type="spellStart"/>
+      <w:r/>
+      <w:proofErr w:type="spellEnd"/>
+      <w:r/>
+      <w:proofErr w:type="spellStart"/>
+      <w:r/>
+      <w:proofErr w:type="spellEnd"/>
+      <w:r/>
+      <w:proofErr w:type="spellStart"/>
+      <w:r/>
+      <w:proofErr w:type="spellEnd"/>
+      <w:r/>
+      <w:proofErr w:type="spellStart"/>
+      <w:r/>
+      <w:proofErr w:type="spellEnd"/>
+      <w:r/>
+      <w:proofErr w:type="spellStart"/>
+      <w:r/>
+      <w:proofErr w:type="spellEnd"/>
+      <w:r/>
+      <w:proofErr w:type="spellStart"/>
+      <w:r/>
+      <w:proofErr w:type="spellEnd"/>
+      <w:r/>
+      <w:proofErr w:type="spellStart"/>
+      <w:r/>
+      <w:proofErr w:type="spellEnd"/>
+      <w:r/>
+      <w:proofErr w:type="spellStart"/>
+      <w:r/>
+      <w:proofErr w:type="spellEnd"/>
+      <w:r/>
+      <w:proofErr w:type="spellStart"/>
+      <w:r/>
+      <w:proofErr w:type="spellEnd"/>
+      <w:r/>
+      <w:proofErr w:type="spellStart"/>
+      <w:r/>
+      <w:proofErr w:type="spellEnd"/>
+      <w:r/>
+      <w:proofErr w:type="spellStart"/>
+      <w:r/>
+      <w:proofErr w:type="spellEnd"/>
+      <w:r/>
+      <w:proofErr w:type="spellStart"/>
+      <w:r/>
+      <w:proofErr w:type="spellEnd"/>
+      <w:r/>
+      <w:proofErr w:type="spellStart"/>
+      <w:r/>
+      <w:proofErr w:type="spellEnd"/>
+      <w:r/>
+      <w:proofErr w:type="spellStart"/>
+      <w:r/>
+      <w:proofErr w:type="spellEnd"/>
+      <w:r/>
+      <w:proofErr w:type="spellStart"/>
+      <w:r/>
+      <w:proofErr w:type="spellEnd"/>
+      <w:r/>
+      <w:proofErr w:type="spellStart"/>
+      <w:r/>
+      <w:proofErr w:type="spellEnd"/>
+      <w:r/>
+      <w:proofErr w:type="spellStart"/>
+      <w:r/>
+      <w:proofErr w:type="spellEnd"/>
+      <w:r/>
+      <w:proofErr w:type="spellStart"/>
+      <w:r/>
+      <w:proofErr w:type="spellEnd"/>
+      <w:r/>
+      <w:proofErr w:type="spellStart"/>
+      <w:r/>
+      <w:proofErr w:type="spellEnd"/>
+      <w:r/>
+      <w:proofErr w:type="spellStart"/>
+      <w:r/>
+      <w:proofErr w:type="spellEnd"/>
+      <w:r/>
+      <w:proofErr w:type="spellStart"/>
+      <w:r/>
+      <w:proofErr w:type="spellEnd"/>
+      <w:r/>
+      <w:proofErr w:type="spellStart"/>
+      <w:r/>
+      <w:proofErr w:type="spellEnd"/>
+      <w:r/>
+      <w:proofErr w:type="spellStart"/>
+      <w:r/>
+      <w:proofErr w:type="spellEnd"/>
+      <w:r/>
+      <w:proofErr w:type="spellStart"/>
+      <w:r/>
+      <w:proofErr w:type="spellEnd"/>
+      <w:r/>
+      <w:proofErr w:type="spellStart"/>
+      <w:r/>
+      <w:proofErr w:type="spellEnd"/>
+      <w:r/>
+      <w:proofErr w:type="spellStart"/>
+      <w:r/>
+      <w:proofErr w:type="spellEnd"/>
+      <w:r/>
+      <w:proofErr w:type="spellStart"/>
+      <w:r/>
+      <w:proofErr w:type="spellEnd"/>
+      <w:r/>
+      <w:proofErr w:type="spellStart"/>
+      <w:r/>
+      <w:proofErr w:type="spellEnd"/>
+      <w:r/>
+      <w:proofErr w:type="spellStart"/>
+      <w:r/>
+      <w:proofErr w:type="spellEnd"/>
+      <w:r/>
+      <w:proofErr w:type="spellStart"/>
+      <w:r/>
+      <w:proofErr w:type="spellEnd"/>
+      <w:r/>
+      <w:proofErr w:type="spellStart"/>
+      <w:r/>
+      <w:proofErr w:type="spellEnd"/>
+      <w:r/>
+      <w:proofErr w:type="spellStart"/>
+      <w:r/>
+      <w:proofErr w:type="spellEnd"/>
+      <w:r/>
+      <w:proofErr w:type="spellStart"/>
+      <w:r/>
+      <w:proofErr w:type="spellEnd"/>
+      <w:r/>
+      <w:proofErr w:type="spellStart"/>
+      <w:r/>
+      <w:proofErr w:type="spellEnd"/>
+      <w:r/>
+      <w:proofErr w:type="spellStart"/>
+      <w:r/>
+      <w:proofErr w:type="spellEnd"/>
+      <w:r/>
+      <w:proofErr w:type="spellStart"/>
+      <w:r/>
+      <w:proofErr w:type="spellEnd"/>
+      <w:r/>
+      <w:proofErr w:type="spellStart"/>
+      <w:r/>
+      <w:proofErr w:type="spellEnd"/>
+      <w:r/>
+      <w:proofErr w:type="spellStart"/>
+      <w:r/>
+      <w:proofErr w:type="spellEnd"/>
+      <w:r/>
+      <w:proofErr w:type="spellStart"/>
+      <w:r/>
+      <w:proofErr w:type="spellEnd"/>
+      <w:r/>
+      <w:proofErr w:type="spellStart"/>
+      <w:r/>
+      <w:proofErr w:type="spellEnd"/>
+      <w:r/>
+      <w:proofErr w:type="spellStart"/>
+      <w:r/>
+      <w:proofErr w:type="spellEnd"/>
+      <w:r/>
+      <w:proofErr w:type="spellStart"/>
+      <w:r/>
+      <w:proofErr w:type="spellEnd"/>
+      <w:r/>
+      <w:proofErr w:type="spellStart"/>
+      <w:r/>
+      <w:proofErr w:type="spellEnd"/>
+      <w:r/>
+      <w:proofErr w:type="spellStart"/>
+      <w:r/>
+      <w:proofErr w:type="spellEnd"/>
+      <w:r/>
+      <w:proofErr w:type="spellStart"/>
+      <w:r/>
+      <w:proofErr w:type="spellEnd"/>
+      <w:r/>
+      <w:proofErr w:type="spellStart"/>
+      <w:r/>
+      <w:proofErr w:type="spellEnd"/>
+      <w:r/>
+      <w:proofErr w:type="spellStart"/>
+      <w:r/>
+      <w:proofErr w:type="spellEnd"/>
+      <w:r/>
+      <w:proofErr w:type="spellStart"/>
+      <w:r/>
+      <w:proofErr w:type="spellEnd"/>
+      <w:r/>
+      <w:proofErr w:type="spellStart"/>
+      <w:r/>
+      <w:proofErr w:type="spellEnd"/>
+      <w:r/>
+      <w:proofErr w:type="spellStart"/>
+      <w:r/>
+      <w:proofErr w:type="spellEnd"/>
+      <w:r/>
+      <w:proofErr w:type="spellStart"/>
+      <w:r/>
+      <w:proofErr w:type="spellEnd"/>
+      <w:r/>
+      <w:proofErr w:type="spellStart"/>
+      <w:r/>
+      <w:proofErr w:type="spellEnd"/>
+      <w:r/>
+      <w:proofErr w:type="spellStart"/>
+      <w:r/>
+      <w:proofErr w:type="spellEnd"/>
+      <w:r/>
+      <w:proofErr w:type="spellStart"/>
+      <w:r/>
+      <w:proofErr w:type="spellEnd"/>
+      <w:r/>
+      <w:proofErr w:type="spellStart"/>
+      <w:r/>
+      <w:proofErr w:type="spellEnd"/>
+      <w:r/>
+      <w:proofErr w:type="spellStart"/>
+      <w:r/>
+      <w:proofErr w:type="spellEnd"/>
+      <w:r/>
+      <w:proofErr w:type="spellStart"/>
+      <w:r/>
+      <w:proofErr w:type="spellEnd"/>
+      <w:r/>
+      <w:proofErr w:type="spellStart"/>
+      <w:r/>
+      <w:proofErr w:type="spellEnd"/>
+      <w:r/>
+      <w:proofErr w:type="spellStart"/>
+      <w:r/>
+      <w:proofErr w:type="spellEnd"/>
+      <w:r/>
     </w:p>
     <w:p/>
     <w:p>
@@ -17738,7 +17402,7 @@
         <w:rPr>
           <w:lang w:val="fi-FI"/>
         </w:rPr>
-        <w:t>Dalam penelitian ini, metodologi Design Thinking diterapkan secara spesifik pada proses rancang bangun platform sistem evaluasi pelaporan menggunakan Next.js dan Go. Pendekatan ini dipilih karena karakteristik proyek yang membutuhkan pemahaman mendalam terhadap kebutuhan pengguna sebelum memulai pengembangan. Tahap Empathize dilakukan melalui wawancara dan observasi langsung di Disdukcapil Kabupaten Garut untuk memahami kendala operasional. Tahap Define menghasilkan rumusan masalah yang spesifik. Tahap Ideate menghasilkan gagasan solusi berupa fitur dashboard monitoring, rekapitulasi anomali otomatis, dan notifikasi email. Tahap Prototype menghasilkan purwarupa sistem yang diuji pada tahap Test menggunakan Black-box Testing dan kuesioner SUS.</w:t>
+        <w:t>Dalam penelitian ini, metodologi Design Thinking diterapkan secara spesifik pada proses rancang bangun platform sistem evaluasi pelaporan menggunakan Next.js dan Go. Pendekatan ini dipilih karena karakteristik proyek yang membutuhkan pemahaman mendalam terhadap kebutuhan pengguna sebelum memulai pengembangan. Tahap Empathize dilakukan melalui wawancara dan observasi langsung di Disdukcapil Kabupaten Garut untuk memahami kendala operasional. Tahap Define menghasilkan rumusan masalah yang spesifik. Tahap Ideate menghasilkan gagasan solusi berupa fitur dashboard monitoring, rekapitulasi anomali otomatis, dan notifikasi email. Tahap Prototype menghasilkan purwarupa sistem yang diuji pada tahap Test menggunakan Black-box Testing dan evaluasi usability melalui wawancara pengguna.</w:t>
       </w:r>
     </w:p>
     <w:p>
@@ -20483,40 +20147,24 @@
       <w:bookmarkStart w:id="11" w:name="_heading=h.8vszg868j25p" w:colFirst="0" w:colLast="0"/>
       <w:bookmarkEnd w:id="11"/>
       <w:r>
-        <w:t xml:space="preserve">2.10 </w:t>
-      </w:r>
-      <w:proofErr w:type="spellStart"/>
-      <w:r>
-        <w:t>Evaluasi</w:t>
-      </w:r>
-      <w:proofErr w:type="spellEnd"/>
-      <w:r>
-        <w:t xml:space="preserve"> Usability </w:t>
-      </w:r>
-      <w:proofErr w:type="spellStart"/>
-      <w:r>
-        <w:t>Antarmuka</w:t>
-      </w:r>
-      <w:proofErr w:type="spellEnd"/>
-      <w:r>
-        <w:t xml:space="preserve"> </w:t>
-      </w:r>
-      <w:proofErr w:type="spellStart"/>
-      <w:r>
-        <w:t>Sistem</w:t>
-      </w:r>
-      <w:proofErr w:type="spellEnd"/>
-      <w:r>
-        <w:t xml:space="preserve"> </w:t>
-      </w:r>
-      <w:proofErr w:type="spellStart"/>
-      <w:r>
-        <w:t>dengan</w:t>
-      </w:r>
-      <w:proofErr w:type="spellEnd"/>
-      <w:r>
-        <w:t xml:space="preserve"> System Usability Scale (SUS)</w:t>
-      </w:r>
+        <w:t>2.10 Evaluasi Usability Antarmuka Sistem melalui Wawancara Pengguna</w:t>
+      </w:r>
+      <w:proofErr w:type="spellStart"/>
+      <w:r/>
+      <w:proofErr w:type="spellEnd"/>
+      <w:r/>
+      <w:proofErr w:type="spellStart"/>
+      <w:r/>
+      <w:proofErr w:type="spellEnd"/>
+      <w:r/>
+      <w:proofErr w:type="spellStart"/>
+      <w:r/>
+      <w:proofErr w:type="spellEnd"/>
+      <w:r/>
+      <w:proofErr w:type="spellStart"/>
+      <w:r/>
+      <w:proofErr w:type="spellEnd"/>
+      <w:r/>
     </w:p>
     <w:p>
       <w:pPr>
@@ -21047,456 +20695,232 @@
         </w:pBdr>
       </w:pPr>
       <w:r>
-        <w:t xml:space="preserve">Salah </w:t>
-      </w:r>
-      <w:proofErr w:type="spellStart"/>
-      <w:r>
-        <w:t>satu</w:t>
-      </w:r>
-      <w:proofErr w:type="spellEnd"/>
-      <w:r>
-        <w:t xml:space="preserve"> </w:t>
-      </w:r>
-      <w:proofErr w:type="spellStart"/>
-      <w:r>
-        <w:t>instrumen</w:t>
-      </w:r>
-      <w:proofErr w:type="spellEnd"/>
-      <w:r>
-        <w:t xml:space="preserve"> yang paling </w:t>
-      </w:r>
-      <w:proofErr w:type="spellStart"/>
-      <w:r>
-        <w:t>banyak</w:t>
-      </w:r>
-      <w:proofErr w:type="spellEnd"/>
-      <w:r>
-        <w:t xml:space="preserve"> </w:t>
-      </w:r>
-      <w:proofErr w:type="spellStart"/>
-      <w:r>
-        <w:t>digunakan</w:t>
-      </w:r>
-      <w:proofErr w:type="spellEnd"/>
-      <w:r>
-        <w:t xml:space="preserve"> </w:t>
-      </w:r>
-      <w:proofErr w:type="spellStart"/>
-      <w:r>
-        <w:t>untuk</w:t>
-      </w:r>
-      <w:proofErr w:type="spellEnd"/>
-      <w:r>
-        <w:t xml:space="preserve"> </w:t>
-      </w:r>
-      <w:proofErr w:type="spellStart"/>
-      <w:r>
-        <w:t>mengukur</w:t>
-      </w:r>
-      <w:proofErr w:type="spellEnd"/>
-      <w:r>
-        <w:t xml:space="preserve"> usability </w:t>
-      </w:r>
-      <w:proofErr w:type="spellStart"/>
-      <w:r>
-        <w:t>secara</w:t>
-      </w:r>
-      <w:proofErr w:type="spellEnd"/>
-      <w:r>
-        <w:t xml:space="preserve"> </w:t>
-      </w:r>
-      <w:proofErr w:type="spellStart"/>
-      <w:r>
-        <w:t>cepat</w:t>
-      </w:r>
-      <w:proofErr w:type="spellEnd"/>
-      <w:r>
-        <w:t xml:space="preserve"> dan </w:t>
-      </w:r>
-      <w:proofErr w:type="spellStart"/>
-      <w:r>
-        <w:t>andal</w:t>
-      </w:r>
-      <w:proofErr w:type="spellEnd"/>
-      <w:r>
-        <w:t xml:space="preserve"> </w:t>
-      </w:r>
-      <w:proofErr w:type="spellStart"/>
-      <w:r>
-        <w:t>adalah</w:t>
-      </w:r>
-      <w:proofErr w:type="spellEnd"/>
-      <w:r>
-        <w:t xml:space="preserve"> System Usability Scale (SUS) yang </w:t>
-      </w:r>
-      <w:proofErr w:type="spellStart"/>
-      <w:r>
-        <w:t>dikembangkan</w:t>
-      </w:r>
-      <w:proofErr w:type="spellEnd"/>
-      <w:r>
-        <w:t xml:space="preserve"> oleh John Brooke pada </w:t>
-      </w:r>
-      <w:proofErr w:type="spellStart"/>
-      <w:r>
-        <w:t>tahun</w:t>
-      </w:r>
-      <w:proofErr w:type="spellEnd"/>
-      <w:r>
-        <w:t xml:space="preserve"> 1996. SUS </w:t>
-      </w:r>
-      <w:proofErr w:type="spellStart"/>
-      <w:r>
-        <w:t>terdiri</w:t>
-      </w:r>
-      <w:proofErr w:type="spellEnd"/>
-      <w:r>
-        <w:t xml:space="preserve"> </w:t>
-      </w:r>
-      <w:proofErr w:type="spellStart"/>
-      <w:r>
-        <w:t>dari</w:t>
-      </w:r>
-      <w:proofErr w:type="spellEnd"/>
-      <w:r>
-        <w:t xml:space="preserve"> 10 </w:t>
-      </w:r>
-      <w:proofErr w:type="spellStart"/>
-      <w:r>
-        <w:t>pertanyaan</w:t>
-      </w:r>
-      <w:proofErr w:type="spellEnd"/>
-      <w:r>
-        <w:t xml:space="preserve"> yang </w:t>
-      </w:r>
-      <w:proofErr w:type="spellStart"/>
-      <w:r>
-        <w:t>dirancang</w:t>
-      </w:r>
-      <w:proofErr w:type="spellEnd"/>
-      <w:r>
-        <w:t xml:space="preserve"> </w:t>
-      </w:r>
-      <w:proofErr w:type="spellStart"/>
-      <w:r>
-        <w:t>untuk</w:t>
-      </w:r>
-      <w:proofErr w:type="spellEnd"/>
-      <w:r>
-        <w:t xml:space="preserve"> </w:t>
-      </w:r>
-      <w:proofErr w:type="spellStart"/>
-      <w:r>
-        <w:t>memberikan</w:t>
-      </w:r>
-      <w:proofErr w:type="spellEnd"/>
-      <w:r>
-        <w:t xml:space="preserve"> </w:t>
-      </w:r>
-      <w:proofErr w:type="spellStart"/>
-      <w:r>
-        <w:t>gambaran</w:t>
-      </w:r>
-      <w:proofErr w:type="spellEnd"/>
-      <w:r>
-        <w:t xml:space="preserve"> global </w:t>
-      </w:r>
-      <w:proofErr w:type="spellStart"/>
-      <w:r>
-        <w:t>mengenai</w:t>
-      </w:r>
-      <w:proofErr w:type="spellEnd"/>
-      <w:r>
-        <w:t xml:space="preserve"> </w:t>
-      </w:r>
-      <w:proofErr w:type="spellStart"/>
-      <w:r>
-        <w:t>persepsi</w:t>
-      </w:r>
-      <w:proofErr w:type="spellEnd"/>
-      <w:r>
-        <w:t xml:space="preserve"> </w:t>
-      </w:r>
-      <w:proofErr w:type="spellStart"/>
-      <w:r>
-        <w:t>pengguna</w:t>
-      </w:r>
-      <w:proofErr w:type="spellEnd"/>
-      <w:r>
-        <w:t xml:space="preserve"> </w:t>
-      </w:r>
-      <w:proofErr w:type="spellStart"/>
-      <w:r>
-        <w:t>terhadap</w:t>
-      </w:r>
-      <w:proofErr w:type="spellEnd"/>
-      <w:r>
-        <w:t xml:space="preserve"> usability </w:t>
-      </w:r>
-      <w:proofErr w:type="spellStart"/>
-      <w:r>
-        <w:t>suatu</w:t>
-      </w:r>
-      <w:proofErr w:type="spellEnd"/>
-      <w:r>
-        <w:t xml:space="preserve"> </w:t>
-      </w:r>
-      <w:proofErr w:type="spellStart"/>
-      <w:r>
-        <w:t>sistem</w:t>
-      </w:r>
-      <w:proofErr w:type="spellEnd"/>
-      <w:r>
-        <w:t xml:space="preserve">. Skor SUS </w:t>
-      </w:r>
-      <w:proofErr w:type="spellStart"/>
-      <w:r>
-        <w:t>berkisar</w:t>
-      </w:r>
-      <w:proofErr w:type="spellEnd"/>
-      <w:r>
-        <w:t xml:space="preserve"> </w:t>
-      </w:r>
-      <w:proofErr w:type="spellStart"/>
-      <w:r>
-        <w:t>antara</w:t>
-      </w:r>
-      <w:proofErr w:type="spellEnd"/>
-      <w:r>
-        <w:t xml:space="preserve"> 0 </w:t>
-      </w:r>
-      <w:proofErr w:type="spellStart"/>
-      <w:r>
-        <w:t>hingga</w:t>
-      </w:r>
-      <w:proofErr w:type="spellEnd"/>
-      <w:r>
-        <w:t xml:space="preserve"> 100, </w:t>
-      </w:r>
-      <w:proofErr w:type="spellStart"/>
-      <w:r>
-        <w:t>dengan</w:t>
-      </w:r>
-      <w:proofErr w:type="spellEnd"/>
-      <w:r>
-        <w:t xml:space="preserve"> </w:t>
-      </w:r>
-      <w:proofErr w:type="spellStart"/>
-      <w:r>
-        <w:t>interpretasi</w:t>
-      </w:r>
-      <w:proofErr w:type="spellEnd"/>
-      <w:r>
-        <w:t xml:space="preserve"> </w:t>
-      </w:r>
-      <w:proofErr w:type="spellStart"/>
-      <w:r>
-        <w:t>bahwa</w:t>
-      </w:r>
-      <w:proofErr w:type="spellEnd"/>
-      <w:r>
-        <w:t xml:space="preserve"> </w:t>
-      </w:r>
-      <w:proofErr w:type="spellStart"/>
-      <w:r>
-        <w:t>skor</w:t>
-      </w:r>
-      <w:proofErr w:type="spellEnd"/>
-      <w:r>
-        <w:t xml:space="preserve"> di </w:t>
-      </w:r>
-      <w:proofErr w:type="spellStart"/>
-      <w:r>
-        <w:t>atas</w:t>
-      </w:r>
-      <w:proofErr w:type="spellEnd"/>
-      <w:r>
-        <w:t xml:space="preserve"> 68 </w:t>
-      </w:r>
-      <w:proofErr w:type="spellStart"/>
-      <w:r>
-        <w:t>dianggap</w:t>
-      </w:r>
-      <w:proofErr w:type="spellEnd"/>
-      <w:r>
-        <w:t xml:space="preserve"> rata-rata, </w:t>
-      </w:r>
-      <w:proofErr w:type="spellStart"/>
-      <w:r>
-        <w:t>skor</w:t>
-      </w:r>
-      <w:proofErr w:type="spellEnd"/>
-      <w:r>
-        <w:t xml:space="preserve"> di </w:t>
-      </w:r>
-      <w:proofErr w:type="spellStart"/>
-      <w:r>
-        <w:t>atas</w:t>
-      </w:r>
-      <w:proofErr w:type="spellEnd"/>
-      <w:r>
-        <w:t xml:space="preserve"> 75 </w:t>
-      </w:r>
-      <w:proofErr w:type="spellStart"/>
-      <w:r>
-        <w:t>dikategorikan</w:t>
-      </w:r>
-      <w:proofErr w:type="spellEnd"/>
-      <w:r>
-        <w:t xml:space="preserve"> </w:t>
-      </w:r>
-      <w:proofErr w:type="spellStart"/>
-      <w:r>
-        <w:t>sebagai</w:t>
-      </w:r>
-      <w:proofErr w:type="spellEnd"/>
-      <w:r>
-        <w:t xml:space="preserve"> “Good”, dan </w:t>
-      </w:r>
-      <w:proofErr w:type="spellStart"/>
-      <w:r>
-        <w:t>skor</w:t>
-      </w:r>
-      <w:proofErr w:type="spellEnd"/>
-      <w:r>
-        <w:t xml:space="preserve"> di </w:t>
-      </w:r>
-      <w:proofErr w:type="spellStart"/>
-      <w:r>
-        <w:t>atas</w:t>
-      </w:r>
-      <w:proofErr w:type="spellEnd"/>
-      <w:r>
-        <w:t xml:space="preserve"> 80 </w:t>
-      </w:r>
-      <w:proofErr w:type="spellStart"/>
-      <w:r>
-        <w:t>umumnya</w:t>
-      </w:r>
-      <w:proofErr w:type="spellEnd"/>
-      <w:r>
-        <w:t xml:space="preserve"> </w:t>
-      </w:r>
-      <w:proofErr w:type="spellStart"/>
-      <w:r>
-        <w:t>dianggap</w:t>
-      </w:r>
-      <w:proofErr w:type="spellEnd"/>
-      <w:r>
-        <w:t xml:space="preserve"> “Excellent” (Brooke, 1996). </w:t>
-      </w:r>
-      <w:proofErr w:type="spellStart"/>
-      <w:r>
-        <w:t>Instrumen</w:t>
-      </w:r>
-      <w:proofErr w:type="spellEnd"/>
-      <w:r>
-        <w:t xml:space="preserve"> </w:t>
-      </w:r>
-      <w:proofErr w:type="spellStart"/>
-      <w:r>
-        <w:t>ini</w:t>
-      </w:r>
-      <w:proofErr w:type="spellEnd"/>
-      <w:r>
-        <w:t xml:space="preserve"> </w:t>
-      </w:r>
-      <w:proofErr w:type="spellStart"/>
-      <w:r>
-        <w:t>bersifat</w:t>
-      </w:r>
-      <w:proofErr w:type="spellEnd"/>
-      <w:r>
-        <w:t xml:space="preserve"> non-proprietary, </w:t>
-      </w:r>
-      <w:proofErr w:type="spellStart"/>
-      <w:r>
-        <w:t>mudah</w:t>
-      </w:r>
-      <w:proofErr w:type="spellEnd"/>
-      <w:r>
-        <w:t xml:space="preserve"> </w:t>
-      </w:r>
-      <w:proofErr w:type="spellStart"/>
-      <w:r>
-        <w:t>digunakan</w:t>
-      </w:r>
-      <w:proofErr w:type="spellEnd"/>
-      <w:r>
-        <w:t xml:space="preserve">, dan </w:t>
-      </w:r>
-      <w:proofErr w:type="spellStart"/>
-      <w:r>
-        <w:t>telah</w:t>
-      </w:r>
-      <w:proofErr w:type="spellEnd"/>
-      <w:r>
-        <w:t xml:space="preserve"> </w:t>
-      </w:r>
-      <w:proofErr w:type="spellStart"/>
-      <w:r>
-        <w:t>divalidasi</w:t>
-      </w:r>
-      <w:proofErr w:type="spellEnd"/>
-      <w:r>
-        <w:t xml:space="preserve"> </w:t>
-      </w:r>
-      <w:proofErr w:type="spellStart"/>
-      <w:r>
-        <w:t>secara</w:t>
-      </w:r>
-      <w:proofErr w:type="spellEnd"/>
-      <w:r>
-        <w:t xml:space="preserve"> </w:t>
-      </w:r>
-      <w:proofErr w:type="spellStart"/>
-      <w:r>
-        <w:t>luas</w:t>
-      </w:r>
-      <w:proofErr w:type="spellEnd"/>
-      <w:r>
-        <w:t xml:space="preserve"> di </w:t>
-      </w:r>
-      <w:proofErr w:type="spellStart"/>
-      <w:r>
-        <w:t>berbagai</w:t>
-      </w:r>
-      <w:proofErr w:type="spellEnd"/>
-      <w:r>
-        <w:t xml:space="preserve"> domain </w:t>
-      </w:r>
-      <w:proofErr w:type="spellStart"/>
-      <w:r>
-        <w:t>aplikasi</w:t>
-      </w:r>
-      <w:proofErr w:type="spellEnd"/>
-      <w:r>
-        <w:t xml:space="preserve">, </w:t>
-      </w:r>
-      <w:proofErr w:type="spellStart"/>
-      <w:r>
-        <w:t>termasuk</w:t>
-      </w:r>
-      <w:proofErr w:type="spellEnd"/>
-      <w:r>
-        <w:t xml:space="preserve"> </w:t>
-      </w:r>
-      <w:proofErr w:type="spellStart"/>
-      <w:r>
-        <w:t>sistem</w:t>
-      </w:r>
-      <w:proofErr w:type="spellEnd"/>
-      <w:r>
-        <w:t xml:space="preserve"> </w:t>
-      </w:r>
-      <w:proofErr w:type="spellStart"/>
-      <w:r>
-        <w:t>pemerintahan</w:t>
-      </w:r>
-      <w:proofErr w:type="spellEnd"/>
-      <w:r>
-        <w:t>.</w:t>
-      </w:r>
+        <w:t>Evaluasi usability merupakan tahap krusial dalam pengembangan sistem informasi untuk memastikan antarmuka sistem memenuhi kebutuhan dan ekspektasi pengguna. Menurut Nielsen (1993), usability dapat dievaluasi melalui metode kualitatif seperti wawancara dan observasi langsung, yang memberikan wawasan mendalam tentang pengalaman pengguna dalam menggunakan sistem. Pendekatan ini dipilih karena mampu mengungkap aspek-aspek yang tidak terlihat dari metode kuantitatif semata, seperti emosi pengguna, hambatan tak terduga, dan konteks penggunaan yang spesifik.</w:t>
+      </w:r>
+      <w:proofErr w:type="spellStart"/>
+      <w:r/>
+      <w:proofErr w:type="spellEnd"/>
+      <w:r/>
+      <w:proofErr w:type="spellStart"/>
+      <w:r/>
+      <w:proofErr w:type="spellEnd"/>
+      <w:r/>
+      <w:proofErr w:type="spellStart"/>
+      <w:r/>
+      <w:proofErr w:type="spellEnd"/>
+      <w:r/>
+      <w:proofErr w:type="spellStart"/>
+      <w:r/>
+      <w:proofErr w:type="spellEnd"/>
+      <w:r/>
+      <w:proofErr w:type="spellStart"/>
+      <w:r/>
+      <w:proofErr w:type="spellEnd"/>
+      <w:r/>
+      <w:proofErr w:type="spellStart"/>
+      <w:r/>
+      <w:proofErr w:type="spellEnd"/>
+      <w:r/>
+      <w:proofErr w:type="spellStart"/>
+      <w:r/>
+      <w:proofErr w:type="spellEnd"/>
+      <w:r/>
+      <w:proofErr w:type="spellStart"/>
+      <w:r/>
+      <w:proofErr w:type="spellEnd"/>
+      <w:r/>
+      <w:proofErr w:type="spellStart"/>
+      <w:r/>
+      <w:proofErr w:type="spellEnd"/>
+      <w:r/>
+      <w:proofErr w:type="spellStart"/>
+      <w:r/>
+      <w:proofErr w:type="spellEnd"/>
+      <w:r/>
+      <w:proofErr w:type="spellStart"/>
+      <w:r/>
+      <w:proofErr w:type="spellEnd"/>
+      <w:r/>
+      <w:proofErr w:type="spellStart"/>
+      <w:r/>
+      <w:proofErr w:type="spellEnd"/>
+      <w:r/>
+      <w:proofErr w:type="spellStart"/>
+      <w:r/>
+      <w:proofErr w:type="spellEnd"/>
+      <w:r/>
+      <w:proofErr w:type="spellStart"/>
+      <w:r/>
+      <w:proofErr w:type="spellEnd"/>
+      <w:r/>
+      <w:proofErr w:type="spellStart"/>
+      <w:r/>
+      <w:proofErr w:type="spellEnd"/>
+      <w:r/>
+      <w:proofErr w:type="spellStart"/>
+      <w:r/>
+      <w:proofErr w:type="spellEnd"/>
+      <w:r/>
+      <w:proofErr w:type="spellStart"/>
+      <w:r/>
+      <w:proofErr w:type="spellEnd"/>
+      <w:r/>
+      <w:proofErr w:type="spellStart"/>
+      <w:r/>
+      <w:proofErr w:type="spellEnd"/>
+      <w:r/>
+      <w:proofErr w:type="spellStart"/>
+      <w:r/>
+      <w:proofErr w:type="spellEnd"/>
+      <w:r/>
+      <w:proofErr w:type="spellStart"/>
+      <w:r/>
+      <w:proofErr w:type="spellEnd"/>
+      <w:r/>
+      <w:proofErr w:type="spellStart"/>
+      <w:r/>
+      <w:proofErr w:type="spellEnd"/>
+      <w:r/>
+      <w:proofErr w:type="spellStart"/>
+      <w:r/>
+      <w:proofErr w:type="spellEnd"/>
+      <w:r/>
+      <w:proofErr w:type="spellStart"/>
+      <w:r/>
+      <w:proofErr w:type="spellEnd"/>
+      <w:r/>
+      <w:proofErr w:type="spellStart"/>
+      <w:r/>
+      <w:proofErr w:type="spellEnd"/>
+      <w:r/>
+      <w:proofErr w:type="spellStart"/>
+      <w:r/>
+      <w:proofErr w:type="spellEnd"/>
+      <w:r/>
+      <w:proofErr w:type="spellStart"/>
+      <w:r/>
+      <w:proofErr w:type="spellEnd"/>
+      <w:r/>
+      <w:proofErr w:type="spellStart"/>
+      <w:r/>
+      <w:proofErr w:type="spellEnd"/>
+      <w:r/>
+      <w:proofErr w:type="spellStart"/>
+      <w:r/>
+      <w:proofErr w:type="spellEnd"/>
+      <w:r/>
+      <w:proofErr w:type="spellStart"/>
+      <w:r/>
+      <w:proofErr w:type="spellEnd"/>
+      <w:r/>
+      <w:proofErr w:type="spellStart"/>
+      <w:r/>
+      <w:proofErr w:type="spellEnd"/>
+      <w:r/>
+      <w:proofErr w:type="spellStart"/>
+      <w:r/>
+      <w:proofErr w:type="spellEnd"/>
+      <w:r/>
+      <w:proofErr w:type="spellStart"/>
+      <w:r/>
+      <w:proofErr w:type="spellEnd"/>
+      <w:r/>
+      <w:proofErr w:type="spellStart"/>
+      <w:r/>
+      <w:proofErr w:type="spellEnd"/>
+      <w:r/>
+      <w:proofErr w:type="spellStart"/>
+      <w:r/>
+      <w:proofErr w:type="spellEnd"/>
+      <w:r/>
+      <w:proofErr w:type="spellStart"/>
+      <w:r/>
+      <w:proofErr w:type="spellEnd"/>
+      <w:r/>
+      <w:proofErr w:type="spellStart"/>
+      <w:r/>
+      <w:proofErr w:type="spellEnd"/>
+      <w:r/>
+      <w:proofErr w:type="spellStart"/>
+      <w:r/>
+      <w:proofErr w:type="spellEnd"/>
+      <w:r/>
+      <w:proofErr w:type="spellStart"/>
+      <w:r/>
+      <w:proofErr w:type="spellEnd"/>
+      <w:r/>
+      <w:proofErr w:type="spellStart"/>
+      <w:r/>
+      <w:proofErr w:type="spellEnd"/>
+      <w:r/>
+      <w:proofErr w:type="spellStart"/>
+      <w:r/>
+      <w:proofErr w:type="spellEnd"/>
+      <w:r/>
+      <w:proofErr w:type="spellStart"/>
+      <w:r/>
+      <w:proofErr w:type="spellEnd"/>
+      <w:r/>
+      <w:proofErr w:type="spellStart"/>
+      <w:r/>
+      <w:proofErr w:type="spellEnd"/>
+      <w:r/>
+      <w:proofErr w:type="spellStart"/>
+      <w:r/>
+      <w:proofErr w:type="spellEnd"/>
+      <w:r/>
+      <w:proofErr w:type="spellStart"/>
+      <w:r/>
+      <w:proofErr w:type="spellEnd"/>
+      <w:r/>
+      <w:proofErr w:type="spellStart"/>
+      <w:r/>
+      <w:proofErr w:type="spellEnd"/>
+      <w:r/>
+      <w:proofErr w:type="spellStart"/>
+      <w:r/>
+      <w:proofErr w:type="spellEnd"/>
+      <w:r/>
+      <w:proofErr w:type="spellStart"/>
+      <w:r/>
+      <w:proofErr w:type="spellEnd"/>
+      <w:r/>
+      <w:proofErr w:type="spellStart"/>
+      <w:r/>
+      <w:proofErr w:type="spellEnd"/>
+      <w:r/>
+      <w:proofErr w:type="spellStart"/>
+      <w:r/>
+      <w:proofErr w:type="spellEnd"/>
+      <w:r/>
+      <w:proofErr w:type="spellStart"/>
+      <w:r/>
+      <w:proofErr w:type="spellEnd"/>
+      <w:r/>
+      <w:proofErr w:type="spellStart"/>
+      <w:r/>
+      <w:proofErr w:type="spellEnd"/>
+      <w:r/>
+      <w:proofErr w:type="spellStart"/>
+      <w:r/>
+      <w:proofErr w:type="spellEnd"/>
+      <w:r/>
+      <w:proofErr w:type="spellStart"/>
+      <w:r/>
+      <w:proofErr w:type="spellEnd"/>
+      <w:r/>
+      <w:proofErr w:type="spellStart"/>
+      <w:r/>
+      <w:proofErr w:type="spellEnd"/>
+      <w:r/>
+      <w:proofErr w:type="spellStart"/>
+      <w:r/>
+      <w:proofErr w:type="spellEnd"/>
+      <w:r/>
+      <w:proofErr w:type="spellStart"/>
+      <w:r/>
+      <w:proofErr w:type="spellEnd"/>
+      <w:r/>
     </w:p>
     <w:p>
       <w:pPr>
@@ -21510,389 +20934,198 @@
       </w:pPr>
       <w:proofErr w:type="spellStart"/>
       <w:r>
-        <w:lastRenderedPageBreak/>
-        <w:t>Penelitian</w:t>
-      </w:r>
-      <w:proofErr w:type="spellEnd"/>
-      <w:r>
-        <w:t xml:space="preserve"> </w:t>
-      </w:r>
-      <w:proofErr w:type="spellStart"/>
-      <w:r>
-        <w:t>Illahi</w:t>
-      </w:r>
-      <w:proofErr w:type="spellEnd"/>
-      <w:r>
-        <w:t xml:space="preserve"> et al. (2022) yang </w:t>
-      </w:r>
-      <w:proofErr w:type="spellStart"/>
-      <w:r>
-        <w:t>mengevaluasi</w:t>
-      </w:r>
-      <w:proofErr w:type="spellEnd"/>
-      <w:r>
-        <w:t xml:space="preserve"> </w:t>
-      </w:r>
-      <w:proofErr w:type="spellStart"/>
-      <w:r>
-        <w:t>berbagai</w:t>
-      </w:r>
-      <w:proofErr w:type="spellEnd"/>
-      <w:r>
-        <w:t xml:space="preserve"> portal e-government di </w:t>
-      </w:r>
-      <w:proofErr w:type="spellStart"/>
-      <w:r>
-        <w:t>Eropa</w:t>
-      </w:r>
-      <w:proofErr w:type="spellEnd"/>
-      <w:r>
-        <w:t xml:space="preserve"> </w:t>
-      </w:r>
-      <w:proofErr w:type="spellStart"/>
-      <w:r>
-        <w:t>menemukan</w:t>
-      </w:r>
-      <w:proofErr w:type="spellEnd"/>
-      <w:r>
-        <w:t xml:space="preserve"> </w:t>
-      </w:r>
-      <w:proofErr w:type="spellStart"/>
-      <w:r>
-        <w:t>bahwa</w:t>
-      </w:r>
-      <w:proofErr w:type="spellEnd"/>
-      <w:r>
-        <w:t xml:space="preserve"> </w:t>
-      </w:r>
-      <w:proofErr w:type="spellStart"/>
-      <w:r>
-        <w:t>mayoritas</w:t>
-      </w:r>
-      <w:proofErr w:type="spellEnd"/>
-      <w:r>
-        <w:t xml:space="preserve"> portal </w:t>
-      </w:r>
-      <w:proofErr w:type="spellStart"/>
-      <w:r>
-        <w:t>mencapai</w:t>
-      </w:r>
-      <w:proofErr w:type="spellEnd"/>
-      <w:r>
-        <w:t xml:space="preserve"> </w:t>
-      </w:r>
-      <w:proofErr w:type="spellStart"/>
-      <w:r>
-        <w:t>skor</w:t>
-      </w:r>
-      <w:proofErr w:type="spellEnd"/>
-      <w:r>
-        <w:t xml:space="preserve"> SUS di </w:t>
-      </w:r>
-      <w:proofErr w:type="spellStart"/>
-      <w:r>
-        <w:t>atas</w:t>
-      </w:r>
-      <w:proofErr w:type="spellEnd"/>
-      <w:r>
-        <w:t xml:space="preserve"> 75 dan </w:t>
-      </w:r>
-      <w:proofErr w:type="spellStart"/>
-      <w:r>
-        <w:t>dikategorikan</w:t>
-      </w:r>
-      <w:proofErr w:type="spellEnd"/>
-      <w:r>
-        <w:t xml:space="preserve"> </w:t>
-      </w:r>
-      <w:proofErr w:type="spellStart"/>
-      <w:r>
-        <w:t>sebagai</w:t>
-      </w:r>
-      <w:proofErr w:type="spellEnd"/>
-      <w:r>
-        <w:t xml:space="preserve"> “Good”. Hasil </w:t>
-      </w:r>
-      <w:proofErr w:type="spellStart"/>
-      <w:r>
-        <w:t>tersebut</w:t>
-      </w:r>
-      <w:proofErr w:type="spellEnd"/>
-      <w:r>
-        <w:t xml:space="preserve"> </w:t>
-      </w:r>
-      <w:proofErr w:type="spellStart"/>
-      <w:r>
-        <w:t>menyoroti</w:t>
-      </w:r>
-      <w:proofErr w:type="spellEnd"/>
-      <w:r>
-        <w:t xml:space="preserve"> </w:t>
-      </w:r>
-      <w:proofErr w:type="spellStart"/>
-      <w:r>
-        <w:t>pentingnya</w:t>
-      </w:r>
-      <w:proofErr w:type="spellEnd"/>
-      <w:r>
-        <w:t xml:space="preserve"> </w:t>
-      </w:r>
-      <w:proofErr w:type="spellStart"/>
-      <w:r>
-        <w:t>penerapan</w:t>
-      </w:r>
-      <w:proofErr w:type="spellEnd"/>
-      <w:r>
-        <w:t xml:space="preserve"> </w:t>
-      </w:r>
-      <w:proofErr w:type="spellStart"/>
-      <w:r>
-        <w:t>prinsip</w:t>
-      </w:r>
-      <w:proofErr w:type="spellEnd"/>
-      <w:r>
-        <w:t xml:space="preserve"> </w:t>
-      </w:r>
-      <w:proofErr w:type="spellStart"/>
-      <w:r>
-        <w:t>desain</w:t>
-      </w:r>
-      <w:proofErr w:type="spellEnd"/>
-      <w:r>
-        <w:t xml:space="preserve"> mobile-first dan </w:t>
-      </w:r>
-      <w:proofErr w:type="spellStart"/>
-      <w:r>
-        <w:t>navigasi</w:t>
-      </w:r>
-      <w:proofErr w:type="spellEnd"/>
-      <w:r>
-        <w:t xml:space="preserve"> yang </w:t>
-      </w:r>
-      <w:proofErr w:type="spellStart"/>
-      <w:r>
-        <w:t>intuitif</w:t>
-      </w:r>
-      <w:proofErr w:type="spellEnd"/>
-      <w:r>
-        <w:t xml:space="preserve"> </w:t>
-      </w:r>
-      <w:proofErr w:type="spellStart"/>
-      <w:r>
-        <w:t>dalam</w:t>
-      </w:r>
-      <w:proofErr w:type="spellEnd"/>
-      <w:r>
-        <w:t xml:space="preserve"> </w:t>
-      </w:r>
-      <w:proofErr w:type="spellStart"/>
-      <w:r>
-        <w:t>meningkatkan</w:t>
-      </w:r>
-      <w:proofErr w:type="spellEnd"/>
-      <w:r>
-        <w:t xml:space="preserve"> </w:t>
-      </w:r>
-      <w:proofErr w:type="spellStart"/>
-      <w:r>
-        <w:t>pengalaman</w:t>
-      </w:r>
-      <w:proofErr w:type="spellEnd"/>
-      <w:r>
-        <w:t xml:space="preserve"> </w:t>
-      </w:r>
-      <w:proofErr w:type="spellStart"/>
-      <w:r>
-        <w:t>pengguna</w:t>
-      </w:r>
-      <w:proofErr w:type="spellEnd"/>
-      <w:r>
-        <w:t xml:space="preserve">. </w:t>
-      </w:r>
-      <w:proofErr w:type="spellStart"/>
-      <w:r>
-        <w:t>Meskipun</w:t>
-      </w:r>
-      <w:proofErr w:type="spellEnd"/>
-      <w:r>
-        <w:t xml:space="preserve"> </w:t>
-      </w:r>
-      <w:proofErr w:type="spellStart"/>
-      <w:r>
-        <w:t>demikian</w:t>
-      </w:r>
-      <w:proofErr w:type="spellEnd"/>
-      <w:r>
-        <w:t xml:space="preserve">, </w:t>
-      </w:r>
-      <w:proofErr w:type="spellStart"/>
-      <w:r>
-        <w:t>sebagian</w:t>
-      </w:r>
-      <w:proofErr w:type="spellEnd"/>
-      <w:r>
-        <w:t xml:space="preserve"> </w:t>
-      </w:r>
-      <w:proofErr w:type="spellStart"/>
-      <w:r>
-        <w:t>besar</w:t>
-      </w:r>
-      <w:proofErr w:type="spellEnd"/>
-      <w:r>
-        <w:t xml:space="preserve"> </w:t>
-      </w:r>
-      <w:proofErr w:type="spellStart"/>
-      <w:r>
-        <w:t>studi</w:t>
-      </w:r>
-      <w:proofErr w:type="spellEnd"/>
-      <w:r>
-        <w:t xml:space="preserve"> usability pada </w:t>
-      </w:r>
-      <w:proofErr w:type="spellStart"/>
-      <w:r>
-        <w:t>sektor</w:t>
-      </w:r>
-      <w:proofErr w:type="spellEnd"/>
-      <w:r>
-        <w:t xml:space="preserve"> </w:t>
-      </w:r>
-      <w:proofErr w:type="spellStart"/>
-      <w:r>
-        <w:t>publik</w:t>
-      </w:r>
-      <w:proofErr w:type="spellEnd"/>
-      <w:r>
-        <w:t xml:space="preserve"> </w:t>
-      </w:r>
-      <w:proofErr w:type="spellStart"/>
-      <w:r>
-        <w:t>masih</w:t>
-      </w:r>
-      <w:proofErr w:type="spellEnd"/>
-      <w:r>
-        <w:t xml:space="preserve"> </w:t>
-      </w:r>
-      <w:proofErr w:type="spellStart"/>
-      <w:r>
-        <w:t>berfokus</w:t>
-      </w:r>
-      <w:proofErr w:type="spellEnd"/>
-      <w:r>
-        <w:t xml:space="preserve"> pada portal </w:t>
-      </w:r>
-      <w:proofErr w:type="spellStart"/>
-      <w:r>
-        <w:t>layanan</w:t>
-      </w:r>
-      <w:proofErr w:type="spellEnd"/>
-      <w:r>
-        <w:t xml:space="preserve"> yang </w:t>
-      </w:r>
-      <w:proofErr w:type="spellStart"/>
-      <w:r>
-        <w:t>dihadapi</w:t>
-      </w:r>
-      <w:proofErr w:type="spellEnd"/>
-      <w:r>
-        <w:t xml:space="preserve"> </w:t>
-      </w:r>
-      <w:proofErr w:type="spellStart"/>
-      <w:r>
-        <w:t>masyarakat</w:t>
-      </w:r>
-      <w:proofErr w:type="spellEnd"/>
-      <w:r>
-        <w:t xml:space="preserve"> (front office), </w:t>
-      </w:r>
-      <w:proofErr w:type="spellStart"/>
-      <w:r>
-        <w:t>sementara</w:t>
-      </w:r>
-      <w:proofErr w:type="spellEnd"/>
-      <w:r>
-        <w:t xml:space="preserve"> </w:t>
-      </w:r>
-      <w:proofErr w:type="spellStart"/>
-      <w:r>
-        <w:t>evaluasi</w:t>
-      </w:r>
-      <w:proofErr w:type="spellEnd"/>
-      <w:r>
-        <w:t xml:space="preserve"> usability pada </w:t>
-      </w:r>
-      <w:proofErr w:type="spellStart"/>
-      <w:r>
-        <w:t>sistem</w:t>
-      </w:r>
-      <w:proofErr w:type="spellEnd"/>
-      <w:r>
-        <w:t xml:space="preserve"> internal </w:t>
-      </w:r>
-      <w:proofErr w:type="spellStart"/>
-      <w:r>
-        <w:t>atau</w:t>
-      </w:r>
-      <w:proofErr w:type="spellEnd"/>
-      <w:r>
-        <w:t xml:space="preserve"> </w:t>
-      </w:r>
+        <w:t>Penelitian Tuanaya et al. (2025) yang mengevaluasi transformasi digital di sektor administrasi kependudukan menekankan pentingnya melibatkan pengguna akhir secara langsung dalam proses evaluasi sistem. Wawancara mendalam dengan pegawai yang menggunakan sistem sehari-hari mampu mengidentifikasi kebutuhan riil yang seringkali tidak tertangkap melalui kuesioner formal. Pendekatan ini sejalan dengan prinsip Design Thinking pada tahap Test, di mana feedback pengguna dikumpulkan secara iteratif untuk perbaikan sistem.</w:t>
+      </w:r>
+      <w:proofErr w:type="spellEnd"/>
+      <w:r/>
+      <w:proofErr w:type="spellStart"/>
+      <w:r/>
+      <w:proofErr w:type="spellEnd"/>
+      <w:r/>
+      <w:proofErr w:type="spellStart"/>
+      <w:r/>
+      <w:proofErr w:type="spellEnd"/>
+      <w:r/>
+      <w:proofErr w:type="spellStart"/>
+      <w:r/>
+      <w:proofErr w:type="spellEnd"/>
+      <w:r/>
+      <w:proofErr w:type="spellStart"/>
+      <w:r/>
+      <w:proofErr w:type="spellEnd"/>
+      <w:r/>
+      <w:proofErr w:type="spellStart"/>
+      <w:r/>
+      <w:proofErr w:type="spellEnd"/>
+      <w:r/>
+      <w:proofErr w:type="spellStart"/>
+      <w:r/>
+      <w:proofErr w:type="spellEnd"/>
+      <w:r/>
+      <w:proofErr w:type="spellStart"/>
+      <w:r/>
+      <w:proofErr w:type="spellEnd"/>
+      <w:r/>
+      <w:proofErr w:type="spellStart"/>
+      <w:r/>
+      <w:proofErr w:type="spellEnd"/>
+      <w:r/>
+      <w:proofErr w:type="spellStart"/>
+      <w:r/>
+      <w:proofErr w:type="spellEnd"/>
+      <w:r/>
+      <w:proofErr w:type="spellStart"/>
+      <w:r/>
+      <w:proofErr w:type="spellEnd"/>
+      <w:r/>
+      <w:proofErr w:type="spellStart"/>
+      <w:r/>
+      <w:proofErr w:type="spellEnd"/>
+      <w:r/>
+      <w:proofErr w:type="spellStart"/>
+      <w:r/>
+      <w:proofErr w:type="spellEnd"/>
+      <w:r/>
+      <w:proofErr w:type="spellStart"/>
+      <w:r/>
+      <w:proofErr w:type="spellEnd"/>
+      <w:r/>
+      <w:proofErr w:type="spellStart"/>
+      <w:r/>
+      <w:proofErr w:type="spellEnd"/>
+      <w:r/>
+      <w:proofErr w:type="spellStart"/>
+      <w:r/>
+      <w:proofErr w:type="spellEnd"/>
+      <w:r/>
+      <w:proofErr w:type="spellStart"/>
+      <w:r/>
+      <w:proofErr w:type="spellEnd"/>
+      <w:r/>
+      <w:proofErr w:type="spellStart"/>
+      <w:r/>
+      <w:proofErr w:type="spellEnd"/>
+      <w:r/>
+      <w:proofErr w:type="spellStart"/>
+      <w:r/>
+      <w:proofErr w:type="spellEnd"/>
+      <w:r/>
+      <w:proofErr w:type="spellStart"/>
+      <w:r/>
+      <w:proofErr w:type="spellEnd"/>
+      <w:r/>
+      <w:proofErr w:type="spellStart"/>
+      <w:r/>
+      <w:proofErr w:type="spellEnd"/>
+      <w:r/>
+      <w:proofErr w:type="spellStart"/>
+      <w:r/>
+      <w:proofErr w:type="spellEnd"/>
+      <w:r/>
+      <w:proofErr w:type="spellStart"/>
+      <w:r/>
+      <w:proofErr w:type="spellEnd"/>
+      <w:r/>
+      <w:proofErr w:type="spellStart"/>
+      <w:r/>
+      <w:proofErr w:type="spellEnd"/>
+      <w:r/>
+      <w:proofErr w:type="spellStart"/>
+      <w:r/>
+      <w:proofErr w:type="spellEnd"/>
+      <w:r/>
+      <w:proofErr w:type="spellStart"/>
+      <w:r/>
+      <w:proofErr w:type="spellEnd"/>
+      <w:r/>
+      <w:proofErr w:type="spellStart"/>
+      <w:r/>
+      <w:proofErr w:type="spellEnd"/>
+      <w:r/>
+      <w:proofErr w:type="spellStart"/>
+      <w:r/>
+      <w:proofErr w:type="spellEnd"/>
+      <w:r/>
+      <w:proofErr w:type="spellStart"/>
+      <w:r/>
+      <w:proofErr w:type="spellEnd"/>
+      <w:r/>
+      <w:proofErr w:type="spellStart"/>
+      <w:r/>
+      <w:proofErr w:type="spellEnd"/>
+      <w:r/>
+      <w:proofErr w:type="spellStart"/>
+      <w:r/>
+      <w:proofErr w:type="spellEnd"/>
+      <w:r/>
+      <w:proofErr w:type="spellStart"/>
+      <w:r/>
+      <w:proofErr w:type="spellEnd"/>
+      <w:r/>
+      <w:proofErr w:type="spellStart"/>
+      <w:r/>
+      <w:proofErr w:type="spellEnd"/>
+      <w:r/>
+      <w:proofErr w:type="spellStart"/>
+      <w:r/>
+      <w:proofErr w:type="spellEnd"/>
+      <w:r/>
+      <w:proofErr w:type="spellStart"/>
+      <w:r/>
+      <w:proofErr w:type="spellEnd"/>
+      <w:r/>
+      <w:proofErr w:type="spellStart"/>
+      <w:r/>
+      <w:proofErr w:type="spellEnd"/>
+      <w:r/>
+      <w:proofErr w:type="spellStart"/>
+      <w:r/>
+      <w:proofErr w:type="spellEnd"/>
+      <w:r/>
+      <w:proofErr w:type="spellStart"/>
+      <w:r/>
+      <w:proofErr w:type="spellEnd"/>
+      <w:r/>
+      <w:proofErr w:type="spellStart"/>
+      <w:r/>
+      <w:proofErr w:type="spellEnd"/>
+      <w:r/>
+      <w:proofErr w:type="spellStart"/>
+      <w:r/>
+      <w:proofErr w:type="spellEnd"/>
+      <w:r/>
+      <w:proofErr w:type="spellStart"/>
+      <w:r/>
+      <w:proofErr w:type="spellEnd"/>
+      <w:r/>
       <w:proofErr w:type="gramStart"/>
-      <w:r>
-        <w:t>back office</w:t>
-      </w:r>
+      <w:r/>
       <w:proofErr w:type="gramEnd"/>
-      <w:r>
-        <w:t xml:space="preserve"> yang </w:t>
-      </w:r>
-      <w:proofErr w:type="spellStart"/>
-      <w:r>
-        <w:t>digunakan</w:t>
-      </w:r>
-      <w:proofErr w:type="spellEnd"/>
-      <w:r>
-        <w:t xml:space="preserve"> oleh </w:t>
-      </w:r>
-      <w:proofErr w:type="spellStart"/>
-      <w:r>
-        <w:t>pegawai</w:t>
-      </w:r>
-      <w:proofErr w:type="spellEnd"/>
-      <w:r>
-        <w:t xml:space="preserve"> </w:t>
-      </w:r>
-      <w:proofErr w:type="spellStart"/>
-      <w:r>
-        <w:t>pemerintahan</w:t>
-      </w:r>
-      <w:proofErr w:type="spellEnd"/>
-      <w:r>
-        <w:t xml:space="preserve"> </w:t>
-      </w:r>
-      <w:proofErr w:type="spellStart"/>
-      <w:r>
-        <w:t>masih</w:t>
-      </w:r>
-      <w:proofErr w:type="spellEnd"/>
-      <w:r>
-        <w:t xml:space="preserve"> </w:t>
-      </w:r>
-      <w:proofErr w:type="spellStart"/>
-      <w:r>
-        <w:t>relatif</w:t>
-      </w:r>
-      <w:proofErr w:type="spellEnd"/>
-      <w:r>
-        <w:t xml:space="preserve"> </w:t>
-      </w:r>
-      <w:proofErr w:type="spellStart"/>
-      <w:r>
-        <w:t>terbatas</w:t>
-      </w:r>
-      <w:proofErr w:type="spellEnd"/>
-      <w:r>
-        <w:t>.</w:t>
-      </w:r>
+      <w:r/>
+      <w:proofErr w:type="spellStart"/>
+      <w:r/>
+      <w:proofErr w:type="spellEnd"/>
+      <w:r/>
+      <w:proofErr w:type="spellStart"/>
+      <w:r/>
+      <w:proofErr w:type="spellEnd"/>
+      <w:r/>
+      <w:proofErr w:type="spellStart"/>
+      <w:r/>
+      <w:proofErr w:type="spellEnd"/>
+      <w:r/>
+      <w:proofErr w:type="spellStart"/>
+      <w:r/>
+      <w:proofErr w:type="spellEnd"/>
+      <w:r/>
+      <w:proofErr w:type="spellStart"/>
+      <w:r/>
+      <w:proofErr w:type="spellEnd"/>
+      <w:r/>
+      <w:proofErr w:type="spellStart"/>
+      <w:r/>
+      <w:proofErr w:type="spellEnd"/>
+      <w:r/>
     </w:p>
     <w:p>
       <w:pPr>
@@ -21911,7 +21144,7 @@
         <w:rPr>
           <w:lang w:val="fi-FI"/>
         </w:rPr>
-        <w:t>Keterbatasan tersebut menjadi peluang sekaligus tantangan bagi penelitian ini. Sistem evaluasi pelaporan yang dikembangkan ditujukan untuk digunakan secara internal oleh pegawai Disdukcapil Kabupaten Garut, sehingga aspek usability menjadi sangat penting untuk memastikan sistem benar-benar dapat diadopsi dan dimanfaatkan secara optimal. Penelitian ini melakukan evaluasi usability menggunakan SUS pada platform yang dibangun dengan Next.js dan Tailwind CSS dengan pendekatan mobile-first. Desain ini dipilih untuk memberikan pengalaman pengguna yang konsisten baik melalui komputer desktop maupun perangkat mobile yang sering digunakan oleh pegawai di lapangan.</w:t>
+        <w:t>Keterbatasan tersebut menjadi peluang sekaligus tantangan bagi penelitian ini. Sistem evaluasi pelaporan yang dikembangkan ditujukan untuk digunakan secara internal oleh pegawai Disdukcapil Kabupaten Garut, sehingga aspek usability menjadi sangat penting untuk memastikan sistem benar-benar dapat membantu pekerjaan mereka. Evaluasi usability melalui wawancara langsung dengan pengguna akhir di Bidang PIAK memberikan data kualitatif yang kaya tentang kemudahan penggunaan, kepuasan, dan kebutuhan perbaikan sistem.</w:t>
       </w:r>
     </w:p>
     <w:p>
@@ -22001,7 +21234,7 @@
       </w:pPr>
       <w:proofErr w:type="spellStart"/>
       <w:r>
-        <w:t>Hubungan antar komponen dalam kerangka konseptual ini bersifat iteratif dan saling mempengaruhi. Metodologi Design Thinking memungkinkan pengembangan platform dilakukan secara bertahap dengan melibatkan feedback dari pengguna akhir (pegawai Disdukcapil) pada setiap tahap. Teknologi Next.js dan Go dipilih untuk memastikan platform memiliki performa tinggi dan antarmuka yang mudah digunakan, sebagaimana telah divalidasi melalui pengujian System Usability Scale (SUS). Rules-based engine menjadi inti dari proses evaluasi yang menghasilkan skor kinerja secara otomatis, sementara fitur deteksi anomali data menjamin kualitas data yang dievaluasi. Hasil evaluasi ini kemudian diharapkan dapat memberikan kontribusi nyata terhadap peningkatan efisiensi dan akuntabilitas layanan administrasi kependudukan di Kabupaten Garut.</w:t>
+        <w:t>Hubungan antar komponen dalam kerangka konseptual ini bersifat iteratif dan saling mempengaruhi. Metodologi Design Thinking memungkinkan pengembangan platform dilakukan secara bertahap dengan melibatkan feedback dari pengguna akhir (pegawai Disdukcapil) pada setiap tahap. Teknologi Next.js dan Go dipilih untuk memastikan platform memiliki performa tinggi dan antarmuka yang mudah digunakan, sebagaimana telah divalidasi melalui evaluasi usability melalui wawancara pengguna. Rules-based engine menjadi inti dari proses evaluasi yang menghasilkan skor kinerja secara otomatis, sementara fitur deteksi anomali data menjamin kualitas data yang dievaluasi. Hasil evaluasi ini kemudian diharapkan dapat memberikan kontribusi nyata terhadap peningkatan efisiensi dan akuntabilitas layanan administrasi kependudukan di Kabupaten Garut.</w:t>
       </w:r>
       <w:proofErr w:type="spellEnd"/>
       <w:r/>
@@ -29310,372 +28543,190 @@
       </w:pPr>
       <w:proofErr w:type="spellStart"/>
       <w:r>
-        <w:t>Penyebaran</w:t>
-      </w:r>
-      <w:proofErr w:type="spellEnd"/>
-      <w:r>
-        <w:t xml:space="preserve"> </w:t>
-      </w:r>
-      <w:proofErr w:type="spellStart"/>
-      <w:r>
-        <w:t>Angket</w:t>
-      </w:r>
-      <w:proofErr w:type="spellEnd"/>
-      <w:r>
-        <w:t xml:space="preserve"> (</w:t>
-      </w:r>
-      <w:proofErr w:type="spellStart"/>
-      <w:r>
-        <w:t>Kuesioner</w:t>
-      </w:r>
-      <w:proofErr w:type="spellEnd"/>
-      <w:r>
-        <w:t xml:space="preserve">): </w:t>
-      </w:r>
-      <w:proofErr w:type="spellStart"/>
-      <w:r>
-        <w:t>Disajikan</w:t>
-      </w:r>
-      <w:proofErr w:type="spellEnd"/>
-      <w:r>
-        <w:t xml:space="preserve"> </w:t>
-      </w:r>
-      <w:proofErr w:type="spellStart"/>
-      <w:r>
-        <w:t>secara</w:t>
-      </w:r>
-      <w:proofErr w:type="spellEnd"/>
-      <w:r>
-        <w:t xml:space="preserve"> daring </w:t>
-      </w:r>
-      <w:proofErr w:type="spellStart"/>
-      <w:r>
-        <w:t>melalui</w:t>
-      </w:r>
-      <w:proofErr w:type="spellEnd"/>
-      <w:r>
-        <w:t xml:space="preserve"> Google Forms </w:t>
-      </w:r>
-      <w:proofErr w:type="spellStart"/>
-      <w:r>
-        <w:t>atau</w:t>
-      </w:r>
-      <w:proofErr w:type="spellEnd"/>
-      <w:r>
-        <w:t xml:space="preserve"> </w:t>
-      </w:r>
-      <w:proofErr w:type="spellStart"/>
-      <w:r>
-        <w:t>secara</w:t>
-      </w:r>
-      <w:proofErr w:type="spellEnd"/>
-      <w:r>
-        <w:t xml:space="preserve"> manual (</w:t>
-      </w:r>
-      <w:proofErr w:type="spellStart"/>
-      <w:r>
-        <w:t>cetak</w:t>
-      </w:r>
-      <w:proofErr w:type="spellEnd"/>
-      <w:r>
-        <w:t xml:space="preserve">) </w:t>
-      </w:r>
-      <w:proofErr w:type="spellStart"/>
-      <w:r>
-        <w:t>kepada</w:t>
-      </w:r>
-      <w:proofErr w:type="spellEnd"/>
-      <w:r>
-        <w:t xml:space="preserve"> 30 </w:t>
-      </w:r>
-      <w:proofErr w:type="spellStart"/>
-      <w:r>
-        <w:t>responden</w:t>
-      </w:r>
-      <w:proofErr w:type="spellEnd"/>
-      <w:r>
-        <w:t xml:space="preserve"> </w:t>
-      </w:r>
-      <w:proofErr w:type="spellStart"/>
-      <w:r>
-        <w:t>pegawai</w:t>
-      </w:r>
-      <w:proofErr w:type="spellEnd"/>
-      <w:r>
-        <w:t xml:space="preserve"> </w:t>
-      </w:r>
-      <w:proofErr w:type="spellStart"/>
-      <w:r>
-        <w:t>Disdukcapil</w:t>
-      </w:r>
-      <w:proofErr w:type="spellEnd"/>
-      <w:r>
-        <w:t xml:space="preserve"> </w:t>
-      </w:r>
-      <w:proofErr w:type="spellStart"/>
-      <w:r>
-        <w:t>Kabupaten</w:t>
-      </w:r>
-      <w:proofErr w:type="spellEnd"/>
-      <w:r>
-        <w:t xml:space="preserve"> Garut </w:t>
-      </w:r>
-      <w:proofErr w:type="spellStart"/>
-      <w:r>
-        <w:t>menggunakan</w:t>
-      </w:r>
-      <w:proofErr w:type="spellEnd"/>
-      <w:r>
-        <w:t xml:space="preserve"> </w:t>
-      </w:r>
-      <w:proofErr w:type="spellStart"/>
-      <w:r>
-        <w:t>teknik</w:t>
-      </w:r>
-      <w:proofErr w:type="spellEnd"/>
-      <w:r>
-        <w:t xml:space="preserve"> purposive sampling. </w:t>
-      </w:r>
-      <w:proofErr w:type="spellStart"/>
-      <w:r>
-        <w:t>Angket</w:t>
-      </w:r>
-      <w:proofErr w:type="spellEnd"/>
-      <w:r>
-        <w:t xml:space="preserve"> </w:t>
-      </w:r>
-      <w:proofErr w:type="spellStart"/>
-      <w:r>
-        <w:t>menggunakan</w:t>
-      </w:r>
-      <w:proofErr w:type="spellEnd"/>
-      <w:r>
-        <w:t xml:space="preserve"> </w:t>
-      </w:r>
-      <w:proofErr w:type="spellStart"/>
-      <w:r>
-        <w:t>skala</w:t>
-      </w:r>
-      <w:proofErr w:type="spellEnd"/>
-      <w:r>
-        <w:t xml:space="preserve"> Likert (1-5) dan </w:t>
-      </w:r>
-      <w:proofErr w:type="spellStart"/>
-      <w:r>
-        <w:t>pertanyaan</w:t>
-      </w:r>
-      <w:proofErr w:type="spellEnd"/>
-      <w:r>
-        <w:t xml:space="preserve"> </w:t>
-      </w:r>
-      <w:proofErr w:type="spellStart"/>
-      <w:r>
-        <w:t>terbuka</w:t>
-      </w:r>
-      <w:proofErr w:type="spellEnd"/>
-      <w:r>
-        <w:t xml:space="preserve"> </w:t>
-      </w:r>
-      <w:proofErr w:type="spellStart"/>
-      <w:r>
-        <w:t>untuk</w:t>
-      </w:r>
-      <w:proofErr w:type="spellEnd"/>
-      <w:r>
-        <w:t xml:space="preserve"> </w:t>
-      </w:r>
-      <w:proofErr w:type="spellStart"/>
-      <w:r>
-        <w:t>mengukur</w:t>
-      </w:r>
-      <w:proofErr w:type="spellEnd"/>
-      <w:r>
-        <w:t xml:space="preserve"> </w:t>
-      </w:r>
-      <w:proofErr w:type="spellStart"/>
-      <w:r>
-        <w:t>tingkat</w:t>
-      </w:r>
-      <w:proofErr w:type="spellEnd"/>
-      <w:r>
-        <w:t xml:space="preserve"> </w:t>
-      </w:r>
-      <w:proofErr w:type="spellStart"/>
-      <w:r>
-        <w:t>kepuasan</w:t>
-      </w:r>
-      <w:proofErr w:type="spellEnd"/>
-      <w:r>
-        <w:t xml:space="preserve"> </w:t>
-      </w:r>
-      <w:proofErr w:type="spellStart"/>
-      <w:r>
-        <w:t>terhadap</w:t>
-      </w:r>
-      <w:proofErr w:type="spellEnd"/>
-      <w:r>
-        <w:t xml:space="preserve"> proses manual yang </w:t>
-      </w:r>
-      <w:proofErr w:type="spellStart"/>
-      <w:r>
-        <w:t>berjalan</w:t>
-      </w:r>
-      <w:proofErr w:type="spellEnd"/>
-      <w:r>
-        <w:t xml:space="preserve"> </w:t>
-      </w:r>
-      <w:proofErr w:type="spellStart"/>
-      <w:r>
-        <w:t>serta</w:t>
-      </w:r>
-      <w:proofErr w:type="spellEnd"/>
-      <w:r>
-        <w:t xml:space="preserve"> </w:t>
-      </w:r>
-      <w:proofErr w:type="spellStart"/>
-      <w:r>
-        <w:t>kebutuhan</w:t>
-      </w:r>
-      <w:proofErr w:type="spellEnd"/>
-      <w:r>
-        <w:t xml:space="preserve"> </w:t>
-      </w:r>
-      <w:proofErr w:type="spellStart"/>
-      <w:r>
-        <w:t>terhadap</w:t>
-      </w:r>
-      <w:proofErr w:type="spellEnd"/>
-      <w:r>
-        <w:t xml:space="preserve"> </w:t>
-      </w:r>
-      <w:proofErr w:type="spellStart"/>
-      <w:r>
-        <w:t>fitur</w:t>
-      </w:r>
-      <w:proofErr w:type="spellEnd"/>
-      <w:r>
-        <w:t xml:space="preserve"> </w:t>
-      </w:r>
-      <w:proofErr w:type="spellStart"/>
-      <w:r>
-        <w:t>sistem</w:t>
-      </w:r>
-      <w:proofErr w:type="spellEnd"/>
-      <w:r>
-        <w:t xml:space="preserve"> digital. </w:t>
-      </w:r>
-      <w:proofErr w:type="spellStart"/>
-      <w:r>
-        <w:t>Kuesioner</w:t>
-      </w:r>
-      <w:proofErr w:type="spellEnd"/>
-      <w:r>
-        <w:t xml:space="preserve"> SUS (System Usability Scale) juga </w:t>
-      </w:r>
-      <w:proofErr w:type="spellStart"/>
-      <w:r>
-        <w:t>disebarkan</w:t>
-      </w:r>
-      <w:proofErr w:type="spellEnd"/>
-      <w:r>
-        <w:t xml:space="preserve"> </w:t>
-      </w:r>
-      <w:proofErr w:type="spellStart"/>
-      <w:r>
-        <w:t>kepada</w:t>
-      </w:r>
-      <w:proofErr w:type="spellEnd"/>
-      <w:r>
-        <w:t xml:space="preserve"> </w:t>
-      </w:r>
-      <w:proofErr w:type="spellStart"/>
-      <w:r>
-        <w:t>pengguna</w:t>
-      </w:r>
-      <w:proofErr w:type="spellEnd"/>
-      <w:r>
-        <w:t xml:space="preserve"> </w:t>
-      </w:r>
-      <w:proofErr w:type="spellStart"/>
-      <w:r>
-        <w:t>akhir</w:t>
-      </w:r>
-      <w:proofErr w:type="spellEnd"/>
-      <w:r>
-        <w:t xml:space="preserve"> </w:t>
-      </w:r>
-      <w:proofErr w:type="spellStart"/>
-      <w:r>
-        <w:t>setelah</w:t>
-      </w:r>
-      <w:proofErr w:type="spellEnd"/>
-      <w:r>
-        <w:t xml:space="preserve"> </w:t>
-      </w:r>
-      <w:proofErr w:type="spellStart"/>
-      <w:r>
-        <w:t>prototipe</w:t>
-      </w:r>
-      <w:proofErr w:type="spellEnd"/>
-      <w:r>
-        <w:t xml:space="preserve"> </w:t>
-      </w:r>
-      <w:proofErr w:type="spellStart"/>
-      <w:r>
-        <w:t>sistem</w:t>
-      </w:r>
-      <w:proofErr w:type="spellEnd"/>
-      <w:r>
-        <w:t xml:space="preserve"> </w:t>
-      </w:r>
-      <w:proofErr w:type="spellStart"/>
-      <w:r>
-        <w:t>diimplementasikan</w:t>
-      </w:r>
-      <w:proofErr w:type="spellEnd"/>
-      <w:r>
-        <w:t xml:space="preserve"> </w:t>
-      </w:r>
-      <w:proofErr w:type="spellStart"/>
-      <w:r>
-        <w:t>untuk</w:t>
-      </w:r>
-      <w:proofErr w:type="spellEnd"/>
-      <w:r>
-        <w:t xml:space="preserve"> </w:t>
-      </w:r>
-      <w:proofErr w:type="spellStart"/>
-      <w:r>
-        <w:t>mengukur</w:t>
-      </w:r>
-      <w:proofErr w:type="spellEnd"/>
-      <w:r>
-        <w:t xml:space="preserve"> </w:t>
-      </w:r>
-      <w:proofErr w:type="spellStart"/>
-      <w:r>
-        <w:t>tingkat</w:t>
-      </w:r>
-      <w:proofErr w:type="spellEnd"/>
-      <w:r>
-        <w:t xml:space="preserve"> usability </w:t>
-      </w:r>
-      <w:proofErr w:type="spellStart"/>
-      <w:r>
-        <w:t>sistem</w:t>
-      </w:r>
-      <w:proofErr w:type="spellEnd"/>
-      <w:r>
-        <w:t xml:space="preserve"> yang </w:t>
-      </w:r>
-      <w:proofErr w:type="spellStart"/>
-      <w:r>
-        <w:t>dikembangkan</w:t>
-      </w:r>
-      <w:proofErr w:type="spellEnd"/>
-      <w:r>
-        <w:t>.</w:t>
-      </w:r>
+        <w:t>Wawancara Singkat Pengguna Aplikasi: Dilakukan secara lisan kepada pegawai di Bidang Pelayanan Informasi dan Administrasi Kependudukan (PIAK) Disdukcapil Kabupaten Garut yang merupakan pengguna langsung aplikasi. Wawancara singkat menggunakan panduan pertanyaan terstruktur untuk mengukur tingkat kepuasan terhadap proses manual yang berjalan serta kebutuhan terhadap fitur sistem digital. Setiap sesi wawancara berlangsung 10-15 menit dan dicatat dalam bentuk transkrip. Setelah prototipe sistem diimplementasikan, wawancara evaluasi usability juga dilakukan kepada pengguna akhir untuk mengukur tingkat kemudahan penggunaan dan penerimaan sistem yang dikembangkan.</w:t>
+      </w:r>
+      <w:proofErr w:type="spellEnd"/>
+      <w:r/>
+      <w:proofErr w:type="spellStart"/>
+      <w:r/>
+      <w:proofErr w:type="spellEnd"/>
+      <w:r/>
+      <w:proofErr w:type="spellStart"/>
+      <w:r/>
+      <w:proofErr w:type="spellEnd"/>
+      <w:r/>
+      <w:proofErr w:type="spellStart"/>
+      <w:r/>
+      <w:proofErr w:type="spellEnd"/>
+      <w:r/>
+      <w:proofErr w:type="spellStart"/>
+      <w:r/>
+      <w:proofErr w:type="spellEnd"/>
+      <w:r/>
+      <w:proofErr w:type="spellStart"/>
+      <w:r/>
+      <w:proofErr w:type="spellEnd"/>
+      <w:r/>
+      <w:proofErr w:type="spellStart"/>
+      <w:r/>
+      <w:proofErr w:type="spellEnd"/>
+      <w:r/>
+      <w:proofErr w:type="spellStart"/>
+      <w:r/>
+      <w:proofErr w:type="spellEnd"/>
+      <w:r/>
+      <w:proofErr w:type="spellStart"/>
+      <w:r/>
+      <w:proofErr w:type="spellEnd"/>
+      <w:r/>
+      <w:proofErr w:type="spellStart"/>
+      <w:r/>
+      <w:proofErr w:type="spellEnd"/>
+      <w:r/>
+      <w:proofErr w:type="spellStart"/>
+      <w:r/>
+      <w:proofErr w:type="spellEnd"/>
+      <w:r/>
+      <w:proofErr w:type="spellStart"/>
+      <w:r/>
+      <w:proofErr w:type="spellEnd"/>
+      <w:r/>
+      <w:proofErr w:type="spellStart"/>
+      <w:r/>
+      <w:proofErr w:type="spellEnd"/>
+      <w:r/>
+      <w:proofErr w:type="spellStart"/>
+      <w:r/>
+      <w:proofErr w:type="spellEnd"/>
+      <w:r/>
+      <w:proofErr w:type="spellStart"/>
+      <w:r/>
+      <w:proofErr w:type="spellEnd"/>
+      <w:r/>
+      <w:proofErr w:type="spellStart"/>
+      <w:r/>
+      <w:proofErr w:type="spellEnd"/>
+      <w:r/>
+      <w:proofErr w:type="spellStart"/>
+      <w:r/>
+      <w:proofErr w:type="spellEnd"/>
+      <w:r/>
+      <w:proofErr w:type="spellStart"/>
+      <w:r/>
+      <w:proofErr w:type="spellEnd"/>
+      <w:r/>
+      <w:proofErr w:type="spellStart"/>
+      <w:r/>
+      <w:proofErr w:type="spellEnd"/>
+      <w:r/>
+      <w:proofErr w:type="spellStart"/>
+      <w:r/>
+      <w:proofErr w:type="spellEnd"/>
+      <w:r/>
+      <w:proofErr w:type="spellStart"/>
+      <w:r/>
+      <w:proofErr w:type="spellEnd"/>
+      <w:r/>
+      <w:proofErr w:type="spellStart"/>
+      <w:r/>
+      <w:proofErr w:type="spellEnd"/>
+      <w:r/>
+      <w:proofErr w:type="spellStart"/>
+      <w:r/>
+      <w:proofErr w:type="spellEnd"/>
+      <w:r/>
+      <w:proofErr w:type="spellStart"/>
+      <w:r/>
+      <w:proofErr w:type="spellEnd"/>
+      <w:r/>
+      <w:proofErr w:type="spellStart"/>
+      <w:r/>
+      <w:proofErr w:type="spellEnd"/>
+      <w:r/>
+      <w:proofErr w:type="spellStart"/>
+      <w:r/>
+      <w:proofErr w:type="spellEnd"/>
+      <w:r/>
+      <w:proofErr w:type="spellStart"/>
+      <w:r/>
+      <w:proofErr w:type="spellEnd"/>
+      <w:r/>
+      <w:proofErr w:type="spellStart"/>
+      <w:r/>
+      <w:proofErr w:type="spellEnd"/>
+      <w:r/>
+      <w:proofErr w:type="spellStart"/>
+      <w:r/>
+      <w:proofErr w:type="spellEnd"/>
+      <w:r/>
+      <w:proofErr w:type="spellStart"/>
+      <w:r/>
+      <w:proofErr w:type="spellEnd"/>
+      <w:r/>
+      <w:proofErr w:type="spellStart"/>
+      <w:r/>
+      <w:proofErr w:type="spellEnd"/>
+      <w:r/>
+      <w:proofErr w:type="spellStart"/>
+      <w:r/>
+      <w:proofErr w:type="spellEnd"/>
+      <w:r/>
+      <w:proofErr w:type="spellStart"/>
+      <w:r/>
+      <w:proofErr w:type="spellEnd"/>
+      <w:r/>
+      <w:proofErr w:type="spellStart"/>
+      <w:r/>
+      <w:proofErr w:type="spellEnd"/>
+      <w:r/>
+      <w:proofErr w:type="spellStart"/>
+      <w:r/>
+      <w:proofErr w:type="spellEnd"/>
+      <w:r/>
+      <w:proofErr w:type="spellStart"/>
+      <w:r/>
+      <w:proofErr w:type="spellEnd"/>
+      <w:r/>
+      <w:proofErr w:type="spellStart"/>
+      <w:r/>
+      <w:proofErr w:type="spellEnd"/>
+      <w:r/>
+      <w:proofErr w:type="spellStart"/>
+      <w:r/>
+      <w:proofErr w:type="spellEnd"/>
+      <w:r/>
+      <w:proofErr w:type="spellStart"/>
+      <w:r/>
+      <w:proofErr w:type="spellEnd"/>
+      <w:r/>
+      <w:proofErr w:type="spellStart"/>
+      <w:r/>
+      <w:proofErr w:type="spellEnd"/>
+      <w:r/>
+      <w:proofErr w:type="spellStart"/>
+      <w:r/>
+      <w:proofErr w:type="spellEnd"/>
+      <w:r/>
+      <w:proofErr w:type="spellStart"/>
+      <w:r/>
+      <w:proofErr w:type="spellEnd"/>
+      <w:r/>
+      <w:proofErr w:type="spellStart"/>
+      <w:r/>
+      <w:proofErr w:type="spellEnd"/>
+      <w:r/>
+      <w:proofErr w:type="spellStart"/>
+      <w:r/>
+      <w:proofErr w:type="spellEnd"/>
+      <w:r/>
+      <w:proofErr w:type="spellStart"/>
+      <w:r/>
+      <w:proofErr w:type="spellEnd"/>
+      <w:r/>
+      <w:proofErr w:type="spellStart"/>
+      <w:r/>
+      <w:proofErr w:type="spellEnd"/>
+      <w:r/>
     </w:p>
     <w:p>
       <w:pPr>
@@ -29790,7 +28841,7 @@
     <w:p>
       <w:proofErr w:type="spellStart"/>
       <w:r>
-        <w:t>Kerangka berpikir dalam penelitian ini mengacu pada metode Design Thinking yang terdiri dari lima tahap iteratif. Tahap Empathize dilakukan melalui observasi langsung dan wawancara dengan petugas perekaman di Disdukcapil Kabupaten Garut untuk memahami kebutuhan dan kendala yang dihadapi. Tahap Define menghasilkan rumusan masalah berupa problem statement dan pertanyaan How Might We. Tahap Ideate melibatkan brainstorming solusi dan pengelompokan ide menggunakan affinity diagram. Tahap Prototype menghasilkan user flow, wireframe, dan desain visual menggunakan Figma. Tahap Test dilakukan melalui uji usability dengan System Usability Scale (SUS) dan pengumpulan feedback untuk perbaikan sistem.</w:t>
+        <w:t>Kerangka berpikir dalam penelitian ini mengacu pada metode Design Thinking yang terdiri dari lima tahap iteratif. Tahap Empathize dilakukan melalui observasi langsung dan wawancara dengan petugas perekaman di Disdukcapil Kabupaten Garut untuk memahami kebutuhan dan kendala yang dihadapi. Tahap Define menghasilkan rumusan masalah berupa problem statement dan pertanyaan How Might We. Tahap Ideate melibatkan brainstorming solusi dan pengelompokan ide menggunakan affinity diagram. Tahap Prototype menghasilkan user flow, wireframe, dan desain visual menggunakan Figma. Tahap Test dilakukan melalui uji usability melalui wawancara langsung dengan pengguna akhir di Bidang PIAK dan pengumpulan feedback untuk perbaikan sistem.</w:t>
       </w:r>
       <w:proofErr w:type="spellEnd"/>
       <w:r/>
@@ -30422,7 +29473,7 @@
     <w:p>
       <w:proofErr w:type="spellStart"/>
       <w:r>
-        <w:t>Penelitian ini menggunakan metode Design Thinking sebagai pendekatan pengembangan sistem informasi. Design Thinking dipilih karena mampu menghasilkan solusi yang berpusat pada kebutuhan pengguna melalui proses empati yang mendalam. Metode ini terdiri dari lima tahap utama: (1) Empathize — mengamati dan memahami kondisi nyata di lapangan melalui observasi langsung dan wawancara semi-struktural dengan petugas perekaman di Disdukcapil Kabupaten Garut; (2) Define — merumuskan permasalahan utama berdasarkan data empiris yang diperoleh, yaitu proses evaluasi pelaporan yang masih manual dan rentan terhadap human error; (3) Ideate — menghasilkan berbagai gagasan solusi berupa fitur sistem seperti dashboard monitoring, rekapitulasi anomali otomatis, dan notifikasi email; (4) Prototype — merancang dan membangun prototipe sistem evaluasi pelaporan digital berbasis web; (5) Test — menguji kegunaan dan efektivitas prototipe melalui uji black-box dan kuesioner System Usability Scale (SUS). Pendekatan ini memungkinkan pengembang untuk iteratif dalam memahami kebutuhan pengguna dan menghasilkan solusi yang relevan secara langsung.</w:t>
+        <w:t>Penelitian ini menggunakan metode Design Thinking sebagai pendekatan pengembangan sistem informasi. Design Thinking dipilih karena mampu menghasilkan solusi yang berpusat pada kebutuhan pengguna melalui proses empati yang mendalam. Metode ini terdiri dari lima tahap utama: (1) Empathize — mengamati dan memahami kondisi nyata di lapangan melalui observasi langsung dan wawancara semi-struktural dengan petugas perekaman di Disdukcapil Kabupaten Garut; (2) Define — merumuskan permasalahan utama berdasarkan data empiris yang diperoleh, yaitu proses evaluasi pelaporan yang masih manual dan rentan terhadap human error; (3) Ideate — menghasilkan berbagai gagasan solusi berupa fitur sistem seperti dashboard monitoring, rekapitulasi anomali otomatis, dan notifikasi email; (4) Prototype — merancang dan membangun prototipe sistem evaluasi pelaporan digital berbasis web; (5) Test — menguji kegunaan dan efektivitas prototipe melalui uji black-box dan evaluasi usability melalui wawancara pengguna. Pendekatan ini memungkinkan pengembang untuk iteratif dalam memahami kebutuhan pengguna dan menghasilkan solusi yang relevan secara langsung.</w:t>
       </w:r>
       <w:proofErr w:type="spellEnd"/>
       <w:r/>
@@ -31658,7 +30709,7 @@
           <w:szCs w:val="21"/>
           <w:highlight w:val="white"/>
         </w:rPr>
-        <w:t>Pengembangan perangkat lunak dilakukan secara iteratif melalui tahapan Design Thinking, di mana setiap tahapan menghasilkan output yang dapat dievaluasi. Tahap Empathize dan Define menghasilkan pemahaman kebutuhan dan rumusan masalah. Tahap Ideate menghasilkan gagasan solusi berupa fitur sistem. Tahap Prototype menghasilkan purwarupa sistem yang siap diuji. Tahap Test melibatkan validasi oleh stakeholder (Kepala Dinas, Sekretariat, dan perwakilan staf) melalui uji Black-box Testing dan kuesioner SUS. Setiap tahapan menghasilkan output yang dapat digunakan secara mandiri oleh pengguna akhir.</w:t>
+        <w:t>Pengembangan perangkat lunak dilakukan secara iteratif melalui tahapan Design Thinking, di mana setiap tahapan menghasilkan output yang dapat dievaluasi. Tahap Empathize dan Define menghasilkan pemahaman kebutuhan dan rumusan masalah. Tahap Ideate menghasilkan gagasan solusi berupa fitur sistem. Tahap Prototype menghasilkan purwarupa sistem yang siap diuji. Tahap Test melibatkan validasi oleh stakeholder (Kepala Dinas, Sekretariat, dan perwakilan staf) melalui uji Black-box Testing dan evaluasi usability melalui wawancara pengguna. Setiap tahapan menghasilkan output yang dapat digunakan secara mandiri oleh pengguna akhir.</w:t>
       </w:r>
       <w:proofErr w:type="spellEnd"/>
       <w:r>
@@ -37413,937 +36464,844 @@
           <w:szCs w:val="21"/>
           <w:highlight w:val="white"/>
         </w:rPr>
-        <w:t>Pengujian</w:t>
-      </w:r>
-      <w:proofErr w:type="spellEnd"/>
-      <w:r>
-        <w:rPr>
-          <w:rFonts w:eastAsia="Roboto" w:cs="Roboto"/>
-          <w:color w:val="1F1F1F"/>
-          <w:szCs w:val="21"/>
-          <w:highlight w:val="white"/>
-        </w:rPr>
-        <w:t xml:space="preserve"> </w:t>
-      </w:r>
-      <w:proofErr w:type="spellStart"/>
-      <w:r>
-        <w:rPr>
-          <w:rFonts w:eastAsia="Roboto" w:cs="Roboto"/>
-          <w:color w:val="1F1F1F"/>
-          <w:szCs w:val="21"/>
-          <w:highlight w:val="white"/>
-        </w:rPr>
-        <w:t>dilakukan</w:t>
-      </w:r>
-      <w:proofErr w:type="spellEnd"/>
-      <w:r>
-        <w:rPr>
-          <w:rFonts w:eastAsia="Roboto" w:cs="Roboto"/>
-          <w:color w:val="1F1F1F"/>
-          <w:szCs w:val="21"/>
-          <w:highlight w:val="white"/>
-        </w:rPr>
-        <w:t xml:space="preserve"> </w:t>
-      </w:r>
-      <w:proofErr w:type="spellStart"/>
-      <w:r>
-        <w:rPr>
-          <w:rFonts w:eastAsia="Roboto" w:cs="Roboto"/>
-          <w:color w:val="1F1F1F"/>
-          <w:szCs w:val="21"/>
-          <w:highlight w:val="white"/>
-        </w:rPr>
-        <w:t>untuk</w:t>
-      </w:r>
-      <w:proofErr w:type="spellEnd"/>
-      <w:r>
-        <w:rPr>
-          <w:rFonts w:eastAsia="Roboto" w:cs="Roboto"/>
-          <w:color w:val="1F1F1F"/>
-          <w:szCs w:val="21"/>
-          <w:highlight w:val="white"/>
-        </w:rPr>
-        <w:t xml:space="preserve"> </w:t>
-      </w:r>
-      <w:proofErr w:type="spellStart"/>
-      <w:r>
-        <w:rPr>
-          <w:rFonts w:eastAsia="Roboto" w:cs="Roboto"/>
-          <w:color w:val="1F1F1F"/>
-          <w:szCs w:val="21"/>
-          <w:highlight w:val="white"/>
-        </w:rPr>
-        <w:t>memverifikasi</w:t>
-      </w:r>
-      <w:proofErr w:type="spellEnd"/>
-      <w:r>
-        <w:rPr>
-          <w:rFonts w:eastAsia="Roboto" w:cs="Roboto"/>
-          <w:color w:val="1F1F1F"/>
-          <w:szCs w:val="21"/>
-          <w:highlight w:val="white"/>
-        </w:rPr>
-        <w:t xml:space="preserve"> </w:t>
-      </w:r>
-      <w:proofErr w:type="spellStart"/>
-      <w:r>
-        <w:rPr>
-          <w:rFonts w:eastAsia="Roboto" w:cs="Roboto"/>
-          <w:color w:val="1F1F1F"/>
-          <w:szCs w:val="21"/>
-          <w:highlight w:val="white"/>
-        </w:rPr>
-        <w:t>fungsionalitas</w:t>
-      </w:r>
-      <w:proofErr w:type="spellEnd"/>
-      <w:r>
-        <w:rPr>
-          <w:rFonts w:eastAsia="Roboto" w:cs="Roboto"/>
-          <w:color w:val="1F1F1F"/>
-          <w:szCs w:val="21"/>
-          <w:highlight w:val="white"/>
-        </w:rPr>
-        <w:t xml:space="preserve">, </w:t>
-      </w:r>
-      <w:proofErr w:type="spellStart"/>
-      <w:r>
-        <w:rPr>
-          <w:rFonts w:eastAsia="Roboto" w:cs="Roboto"/>
-          <w:color w:val="1F1F1F"/>
-          <w:szCs w:val="21"/>
-          <w:highlight w:val="white"/>
-        </w:rPr>
-        <w:t>performa</w:t>
-      </w:r>
-      <w:proofErr w:type="spellEnd"/>
-      <w:r>
-        <w:rPr>
-          <w:rFonts w:eastAsia="Roboto" w:cs="Roboto"/>
-          <w:color w:val="1F1F1F"/>
-          <w:szCs w:val="21"/>
-          <w:highlight w:val="white"/>
-        </w:rPr>
-        <w:t xml:space="preserve">, dan </w:t>
-      </w:r>
-      <w:proofErr w:type="spellStart"/>
-      <w:r>
-        <w:rPr>
-          <w:rFonts w:eastAsia="Roboto" w:cs="Roboto"/>
-          <w:color w:val="1F1F1F"/>
-          <w:szCs w:val="21"/>
-          <w:highlight w:val="white"/>
-        </w:rPr>
-        <w:t>tingkat</w:t>
-      </w:r>
-      <w:proofErr w:type="spellEnd"/>
-      <w:r>
-        <w:rPr>
-          <w:rFonts w:eastAsia="Roboto" w:cs="Roboto"/>
-          <w:color w:val="1F1F1F"/>
-          <w:szCs w:val="21"/>
-          <w:highlight w:val="white"/>
-        </w:rPr>
-        <w:t xml:space="preserve"> </w:t>
-      </w:r>
-      <w:proofErr w:type="spellStart"/>
-      <w:r>
-        <w:rPr>
-          <w:rFonts w:eastAsia="Roboto" w:cs="Roboto"/>
-          <w:color w:val="1F1F1F"/>
-          <w:szCs w:val="21"/>
-          <w:highlight w:val="white"/>
-        </w:rPr>
-        <w:t>kemudahan</w:t>
-      </w:r>
-      <w:proofErr w:type="spellEnd"/>
-      <w:r>
-        <w:rPr>
-          <w:rFonts w:eastAsia="Roboto" w:cs="Roboto"/>
-          <w:color w:val="1F1F1F"/>
-          <w:szCs w:val="21"/>
-          <w:highlight w:val="white"/>
-        </w:rPr>
-        <w:t xml:space="preserve"> </w:t>
-      </w:r>
-      <w:proofErr w:type="spellStart"/>
-      <w:r>
-        <w:rPr>
-          <w:rFonts w:eastAsia="Roboto" w:cs="Roboto"/>
-          <w:color w:val="1F1F1F"/>
-          <w:szCs w:val="21"/>
-          <w:highlight w:val="white"/>
-        </w:rPr>
-        <w:t>penggunaan</w:t>
-      </w:r>
-      <w:proofErr w:type="spellEnd"/>
-      <w:r>
-        <w:rPr>
-          <w:rFonts w:eastAsia="Roboto" w:cs="Roboto"/>
-          <w:color w:val="1F1F1F"/>
-          <w:szCs w:val="21"/>
-          <w:highlight w:val="white"/>
-        </w:rPr>
-        <w:t xml:space="preserve"> </w:t>
-      </w:r>
-      <w:proofErr w:type="spellStart"/>
-      <w:r>
-        <w:rPr>
-          <w:rFonts w:eastAsia="Roboto" w:cs="Roboto"/>
-          <w:color w:val="1F1F1F"/>
-          <w:szCs w:val="21"/>
-          <w:highlight w:val="white"/>
-        </w:rPr>
-        <w:t>sistem</w:t>
-      </w:r>
-      <w:proofErr w:type="spellEnd"/>
-      <w:r>
-        <w:rPr>
-          <w:rFonts w:eastAsia="Roboto" w:cs="Roboto"/>
-          <w:color w:val="1F1F1F"/>
-          <w:szCs w:val="21"/>
-          <w:highlight w:val="white"/>
-        </w:rPr>
-        <w:t xml:space="preserve">, </w:t>
-      </w:r>
-      <w:proofErr w:type="spellStart"/>
-      <w:r>
-        <w:rPr>
-          <w:rFonts w:eastAsia="Roboto" w:cs="Roboto"/>
-          <w:color w:val="1F1F1F"/>
-          <w:szCs w:val="21"/>
-          <w:highlight w:val="white"/>
-        </w:rPr>
-        <w:t>sesuai</w:t>
-      </w:r>
-      <w:proofErr w:type="spellEnd"/>
-      <w:r>
-        <w:rPr>
-          <w:rFonts w:eastAsia="Roboto" w:cs="Roboto"/>
-          <w:color w:val="1F1F1F"/>
-          <w:szCs w:val="21"/>
-          <w:highlight w:val="white"/>
-        </w:rPr>
-        <w:t xml:space="preserve"> </w:t>
-      </w:r>
-      <w:proofErr w:type="spellStart"/>
-      <w:r>
-        <w:rPr>
-          <w:rFonts w:eastAsia="Roboto" w:cs="Roboto"/>
-          <w:color w:val="1F1F1F"/>
-          <w:szCs w:val="21"/>
-          <w:highlight w:val="white"/>
-        </w:rPr>
-        <w:t>dengan</w:t>
-      </w:r>
-      <w:proofErr w:type="spellEnd"/>
-      <w:r>
-        <w:rPr>
-          <w:rFonts w:eastAsia="Roboto" w:cs="Roboto"/>
-          <w:color w:val="1F1F1F"/>
-          <w:szCs w:val="21"/>
-          <w:highlight w:val="white"/>
-        </w:rPr>
-        <w:t xml:space="preserve"> Batasan </w:t>
-      </w:r>
-      <w:proofErr w:type="spellStart"/>
-      <w:r>
-        <w:rPr>
-          <w:rFonts w:eastAsia="Roboto" w:cs="Roboto"/>
-          <w:color w:val="1F1F1F"/>
-          <w:szCs w:val="21"/>
-          <w:highlight w:val="white"/>
-        </w:rPr>
-        <w:t>Masalah</w:t>
-      </w:r>
-      <w:proofErr w:type="spellEnd"/>
-      <w:r>
-        <w:rPr>
-          <w:rFonts w:eastAsia="Roboto" w:cs="Roboto"/>
-          <w:color w:val="1F1F1F"/>
-          <w:szCs w:val="21"/>
-          <w:highlight w:val="white"/>
-        </w:rPr>
-        <w:t xml:space="preserve"> (1.3) dan </w:t>
-      </w:r>
-      <w:proofErr w:type="spellStart"/>
-      <w:r>
-        <w:rPr>
-          <w:rFonts w:eastAsia="Roboto" w:cs="Roboto"/>
-          <w:color w:val="1F1F1F"/>
-          <w:szCs w:val="21"/>
-          <w:highlight w:val="white"/>
-        </w:rPr>
-        <w:t>Metodologi</w:t>
-      </w:r>
-      <w:proofErr w:type="spellEnd"/>
-      <w:r>
-        <w:rPr>
-          <w:rFonts w:eastAsia="Roboto" w:cs="Roboto"/>
-          <w:color w:val="1F1F1F"/>
-          <w:szCs w:val="21"/>
-          <w:highlight w:val="white"/>
-        </w:rPr>
-        <w:t xml:space="preserve"> (3.2). </w:t>
-      </w:r>
-      <w:proofErr w:type="spellStart"/>
-      <w:r>
-        <w:rPr>
-          <w:rFonts w:eastAsia="Roboto" w:cs="Roboto"/>
-          <w:color w:val="1F1F1F"/>
-          <w:szCs w:val="21"/>
-          <w:highlight w:val="white"/>
-        </w:rPr>
-        <w:t>Pengujian</w:t>
-      </w:r>
-      <w:proofErr w:type="spellEnd"/>
-      <w:r>
-        <w:rPr>
-          <w:rFonts w:eastAsia="Roboto" w:cs="Roboto"/>
-          <w:color w:val="1F1F1F"/>
-          <w:szCs w:val="21"/>
-          <w:highlight w:val="white"/>
-        </w:rPr>
-        <w:t xml:space="preserve"> </w:t>
-      </w:r>
-      <w:proofErr w:type="spellStart"/>
-      <w:r>
-        <w:rPr>
-          <w:rFonts w:eastAsia="Roboto" w:cs="Roboto"/>
-          <w:color w:val="1F1F1F"/>
-          <w:szCs w:val="21"/>
-          <w:highlight w:val="white"/>
-        </w:rPr>
-        <w:t>meliputi</w:t>
-      </w:r>
-      <w:proofErr w:type="spellEnd"/>
-      <w:r>
-        <w:rPr>
-          <w:rFonts w:eastAsia="Roboto" w:cs="Roboto"/>
-          <w:color w:val="1F1F1F"/>
-          <w:szCs w:val="21"/>
-          <w:highlight w:val="white"/>
-        </w:rPr>
-        <w:t xml:space="preserve"> </w:t>
-      </w:r>
-      <w:proofErr w:type="spellStart"/>
-      <w:r>
-        <w:rPr>
-          <w:rFonts w:eastAsia="Roboto" w:cs="Roboto"/>
-          <w:color w:val="1F1F1F"/>
-          <w:szCs w:val="21"/>
-          <w:highlight w:val="white"/>
-        </w:rPr>
-        <w:t>tiga</w:t>
-      </w:r>
-      <w:proofErr w:type="spellEnd"/>
-      <w:r>
-        <w:rPr>
-          <w:rFonts w:eastAsia="Roboto" w:cs="Roboto"/>
-          <w:color w:val="1F1F1F"/>
-          <w:szCs w:val="21"/>
-          <w:highlight w:val="white"/>
-        </w:rPr>
-        <w:t xml:space="preserve"> </w:t>
-      </w:r>
-      <w:proofErr w:type="spellStart"/>
-      <w:r>
-        <w:rPr>
-          <w:rFonts w:eastAsia="Roboto" w:cs="Roboto"/>
-          <w:color w:val="1F1F1F"/>
-          <w:szCs w:val="21"/>
-          <w:highlight w:val="white"/>
-        </w:rPr>
-        <w:t>aspek</w:t>
-      </w:r>
-      <w:proofErr w:type="spellEnd"/>
-      <w:r>
-        <w:rPr>
-          <w:rFonts w:eastAsia="Roboto" w:cs="Roboto"/>
-          <w:color w:val="1F1F1F"/>
-          <w:szCs w:val="21"/>
-          <w:highlight w:val="white"/>
-        </w:rPr>
-        <w:t xml:space="preserve"> </w:t>
-      </w:r>
-      <w:proofErr w:type="spellStart"/>
-      <w:r>
-        <w:rPr>
-          <w:rFonts w:eastAsia="Roboto" w:cs="Roboto"/>
-          <w:color w:val="1F1F1F"/>
-          <w:szCs w:val="21"/>
-          <w:highlight w:val="white"/>
-        </w:rPr>
-        <w:t>utama</w:t>
-      </w:r>
-      <w:proofErr w:type="spellEnd"/>
-      <w:r>
-        <w:rPr>
-          <w:rFonts w:eastAsia="Roboto" w:cs="Roboto"/>
-          <w:color w:val="1F1F1F"/>
-          <w:szCs w:val="21"/>
-          <w:highlight w:val="white"/>
-        </w:rPr>
-        <w:t xml:space="preserve">: (1) uji </w:t>
-      </w:r>
-      <w:proofErr w:type="spellStart"/>
-      <w:r>
-        <w:rPr>
-          <w:rFonts w:eastAsia="Roboto" w:cs="Roboto"/>
-          <w:color w:val="1F1F1F"/>
-          <w:szCs w:val="21"/>
-          <w:highlight w:val="white"/>
-        </w:rPr>
-        <w:t>fungsionalitas</w:t>
-      </w:r>
-      <w:proofErr w:type="spellEnd"/>
-      <w:r>
-        <w:rPr>
-          <w:rFonts w:eastAsia="Roboto" w:cs="Roboto"/>
-          <w:color w:val="1F1F1F"/>
-          <w:szCs w:val="21"/>
-          <w:highlight w:val="white"/>
-        </w:rPr>
-        <w:t xml:space="preserve"> </w:t>
-      </w:r>
-      <w:proofErr w:type="spellStart"/>
-      <w:r>
-        <w:rPr>
-          <w:rFonts w:eastAsia="Roboto" w:cs="Roboto"/>
-          <w:color w:val="1F1F1F"/>
-          <w:szCs w:val="21"/>
-          <w:highlight w:val="white"/>
-        </w:rPr>
-        <w:t>menggunakan</w:t>
-      </w:r>
-      <w:proofErr w:type="spellEnd"/>
-      <w:r>
-        <w:rPr>
-          <w:rFonts w:eastAsia="Roboto" w:cs="Roboto"/>
-          <w:color w:val="1F1F1F"/>
-          <w:szCs w:val="21"/>
-          <w:highlight w:val="white"/>
-        </w:rPr>
-        <w:t xml:space="preserve"> Black-box Testing </w:t>
-      </w:r>
-      <w:proofErr w:type="spellStart"/>
-      <w:r>
-        <w:rPr>
-          <w:rFonts w:eastAsia="Roboto" w:cs="Roboto"/>
-          <w:color w:val="1F1F1F"/>
-          <w:szCs w:val="21"/>
-          <w:highlight w:val="white"/>
-        </w:rPr>
-        <w:t>untuk</w:t>
-      </w:r>
-      <w:proofErr w:type="spellEnd"/>
-      <w:r>
-        <w:rPr>
-          <w:rFonts w:eastAsia="Roboto" w:cs="Roboto"/>
-          <w:color w:val="1F1F1F"/>
-          <w:szCs w:val="21"/>
-          <w:highlight w:val="white"/>
-        </w:rPr>
-        <w:t xml:space="preserve"> </w:t>
-      </w:r>
-      <w:proofErr w:type="spellStart"/>
-      <w:r>
-        <w:rPr>
-          <w:rFonts w:eastAsia="Roboto" w:cs="Roboto"/>
-          <w:color w:val="1F1F1F"/>
-          <w:szCs w:val="21"/>
-          <w:highlight w:val="white"/>
-        </w:rPr>
-        <w:t>memverifikasi</w:t>
-      </w:r>
-      <w:proofErr w:type="spellEnd"/>
-      <w:r>
-        <w:rPr>
-          <w:rFonts w:eastAsia="Roboto" w:cs="Roboto"/>
-          <w:color w:val="1F1F1F"/>
-          <w:szCs w:val="21"/>
-          <w:highlight w:val="white"/>
-        </w:rPr>
-        <w:t xml:space="preserve"> </w:t>
-      </w:r>
-      <w:proofErr w:type="spellStart"/>
-      <w:r>
-        <w:rPr>
-          <w:rFonts w:eastAsia="Roboto" w:cs="Roboto"/>
-          <w:color w:val="1F1F1F"/>
-          <w:szCs w:val="21"/>
-          <w:highlight w:val="white"/>
-        </w:rPr>
-        <w:t>bahwa</w:t>
-      </w:r>
-      <w:proofErr w:type="spellEnd"/>
-      <w:r>
-        <w:rPr>
-          <w:rFonts w:eastAsia="Roboto" w:cs="Roboto"/>
-          <w:color w:val="1F1F1F"/>
-          <w:szCs w:val="21"/>
-          <w:highlight w:val="white"/>
-        </w:rPr>
-        <w:t xml:space="preserve"> </w:t>
-      </w:r>
-      <w:proofErr w:type="spellStart"/>
-      <w:r>
-        <w:rPr>
-          <w:rFonts w:eastAsia="Roboto" w:cs="Roboto"/>
-          <w:color w:val="1F1F1F"/>
-          <w:szCs w:val="21"/>
-          <w:highlight w:val="white"/>
-        </w:rPr>
-        <w:t>setiap</w:t>
-      </w:r>
-      <w:proofErr w:type="spellEnd"/>
-      <w:r>
-        <w:rPr>
-          <w:rFonts w:eastAsia="Roboto" w:cs="Roboto"/>
-          <w:color w:val="1F1F1F"/>
-          <w:szCs w:val="21"/>
-          <w:highlight w:val="white"/>
-        </w:rPr>
-        <w:t xml:space="preserve"> </w:t>
-      </w:r>
-      <w:proofErr w:type="spellStart"/>
-      <w:r>
-        <w:rPr>
-          <w:rFonts w:eastAsia="Roboto" w:cs="Roboto"/>
-          <w:color w:val="1F1F1F"/>
-          <w:szCs w:val="21"/>
-          <w:highlight w:val="white"/>
-        </w:rPr>
-        <w:t>fitur</w:t>
-      </w:r>
-      <w:proofErr w:type="spellEnd"/>
-      <w:r>
-        <w:rPr>
-          <w:rFonts w:eastAsia="Roboto" w:cs="Roboto"/>
-          <w:color w:val="1F1F1F"/>
-          <w:szCs w:val="21"/>
-          <w:highlight w:val="white"/>
-        </w:rPr>
-        <w:t xml:space="preserve"> </w:t>
-      </w:r>
-      <w:proofErr w:type="spellStart"/>
-      <w:r>
-        <w:rPr>
-          <w:rFonts w:eastAsia="Roboto" w:cs="Roboto"/>
-          <w:color w:val="1F1F1F"/>
-          <w:szCs w:val="21"/>
-          <w:highlight w:val="white"/>
-        </w:rPr>
-        <w:t>berfungsi</w:t>
-      </w:r>
-      <w:proofErr w:type="spellEnd"/>
-      <w:r>
-        <w:rPr>
-          <w:rFonts w:eastAsia="Roboto" w:cs="Roboto"/>
-          <w:color w:val="1F1F1F"/>
-          <w:szCs w:val="21"/>
-          <w:highlight w:val="white"/>
-        </w:rPr>
-        <w:t xml:space="preserve"> </w:t>
-      </w:r>
-      <w:proofErr w:type="spellStart"/>
-      <w:r>
-        <w:rPr>
-          <w:rFonts w:eastAsia="Roboto" w:cs="Roboto"/>
-          <w:color w:val="1F1F1F"/>
-          <w:szCs w:val="21"/>
-          <w:highlight w:val="white"/>
-        </w:rPr>
-        <w:t>sesuai</w:t>
-      </w:r>
-      <w:proofErr w:type="spellEnd"/>
-      <w:r>
-        <w:rPr>
-          <w:rFonts w:eastAsia="Roboto" w:cs="Roboto"/>
-          <w:color w:val="1F1F1F"/>
-          <w:szCs w:val="21"/>
-          <w:highlight w:val="white"/>
-        </w:rPr>
-        <w:t xml:space="preserve"> </w:t>
-      </w:r>
-      <w:proofErr w:type="spellStart"/>
-      <w:r>
-        <w:rPr>
-          <w:rFonts w:eastAsia="Roboto" w:cs="Roboto"/>
-          <w:color w:val="1F1F1F"/>
-          <w:szCs w:val="21"/>
-          <w:highlight w:val="white"/>
-        </w:rPr>
-        <w:t>spesifikasi</w:t>
-      </w:r>
-      <w:proofErr w:type="spellEnd"/>
-      <w:r>
-        <w:rPr>
-          <w:rFonts w:eastAsia="Roboto" w:cs="Roboto"/>
-          <w:color w:val="1F1F1F"/>
-          <w:szCs w:val="21"/>
-          <w:highlight w:val="white"/>
-        </w:rPr>
-        <w:t xml:space="preserve">; (2) uji </w:t>
-      </w:r>
-      <w:proofErr w:type="spellStart"/>
-      <w:r>
-        <w:rPr>
-          <w:rFonts w:eastAsia="Roboto" w:cs="Roboto"/>
-          <w:color w:val="1F1F1F"/>
-          <w:szCs w:val="21"/>
-          <w:highlight w:val="white"/>
-        </w:rPr>
-        <w:t>usabilitas</w:t>
-      </w:r>
-      <w:proofErr w:type="spellEnd"/>
-      <w:r>
-        <w:rPr>
-          <w:rFonts w:eastAsia="Roboto" w:cs="Roboto"/>
-          <w:color w:val="1F1F1F"/>
-          <w:szCs w:val="21"/>
-          <w:highlight w:val="white"/>
-        </w:rPr>
-        <w:t xml:space="preserve"> </w:t>
-      </w:r>
-      <w:proofErr w:type="spellStart"/>
-      <w:r>
-        <w:rPr>
-          <w:rFonts w:eastAsia="Roboto" w:cs="Roboto"/>
-          <w:color w:val="1F1F1F"/>
-          <w:szCs w:val="21"/>
-          <w:highlight w:val="white"/>
-        </w:rPr>
-        <w:t>menggunakan</w:t>
-      </w:r>
-      <w:proofErr w:type="spellEnd"/>
-      <w:r>
-        <w:rPr>
-          <w:rFonts w:eastAsia="Roboto" w:cs="Roboto"/>
-          <w:color w:val="1F1F1F"/>
-          <w:szCs w:val="21"/>
-          <w:highlight w:val="white"/>
-        </w:rPr>
-        <w:t xml:space="preserve"> System Usability Scale (SUS) </w:t>
-      </w:r>
-      <w:proofErr w:type="spellStart"/>
-      <w:r>
-        <w:rPr>
-          <w:rFonts w:eastAsia="Roboto" w:cs="Roboto"/>
-          <w:color w:val="1F1F1F"/>
-          <w:szCs w:val="21"/>
-          <w:highlight w:val="white"/>
-        </w:rPr>
-        <w:t>untuk</w:t>
-      </w:r>
-      <w:proofErr w:type="spellEnd"/>
-      <w:r>
-        <w:rPr>
-          <w:rFonts w:eastAsia="Roboto" w:cs="Roboto"/>
-          <w:color w:val="1F1F1F"/>
-          <w:szCs w:val="21"/>
-          <w:highlight w:val="white"/>
-        </w:rPr>
-        <w:t xml:space="preserve"> </w:t>
-      </w:r>
-      <w:proofErr w:type="spellStart"/>
-      <w:r>
-        <w:rPr>
-          <w:rFonts w:eastAsia="Roboto" w:cs="Roboto"/>
-          <w:color w:val="1F1F1F"/>
-          <w:szCs w:val="21"/>
-          <w:highlight w:val="white"/>
-        </w:rPr>
-        <w:t>mengukur</w:t>
-      </w:r>
-      <w:proofErr w:type="spellEnd"/>
-      <w:r>
-        <w:rPr>
-          <w:rFonts w:eastAsia="Roboto" w:cs="Roboto"/>
-          <w:color w:val="1F1F1F"/>
-          <w:szCs w:val="21"/>
-          <w:highlight w:val="white"/>
-        </w:rPr>
-        <w:t xml:space="preserve"> </w:t>
-      </w:r>
-      <w:proofErr w:type="spellStart"/>
-      <w:r>
-        <w:rPr>
-          <w:rFonts w:eastAsia="Roboto" w:cs="Roboto"/>
-          <w:color w:val="1F1F1F"/>
-          <w:szCs w:val="21"/>
-          <w:highlight w:val="white"/>
-        </w:rPr>
-        <w:t>tingkat</w:t>
-      </w:r>
-      <w:proofErr w:type="spellEnd"/>
-      <w:r>
-        <w:rPr>
-          <w:rFonts w:eastAsia="Roboto" w:cs="Roboto"/>
-          <w:color w:val="1F1F1F"/>
-          <w:szCs w:val="21"/>
-          <w:highlight w:val="white"/>
-        </w:rPr>
-        <w:t xml:space="preserve"> </w:t>
-      </w:r>
-      <w:proofErr w:type="spellStart"/>
-      <w:r>
-        <w:rPr>
-          <w:rFonts w:eastAsia="Roboto" w:cs="Roboto"/>
-          <w:color w:val="1F1F1F"/>
-          <w:szCs w:val="21"/>
-          <w:highlight w:val="white"/>
-        </w:rPr>
-        <w:t>kemudahan</w:t>
-      </w:r>
-      <w:proofErr w:type="spellEnd"/>
-      <w:r>
-        <w:rPr>
-          <w:rFonts w:eastAsia="Roboto" w:cs="Roboto"/>
-          <w:color w:val="1F1F1F"/>
-          <w:szCs w:val="21"/>
-          <w:highlight w:val="white"/>
-        </w:rPr>
-        <w:t xml:space="preserve"> </w:t>
-      </w:r>
-      <w:proofErr w:type="spellStart"/>
-      <w:r>
-        <w:rPr>
-          <w:rFonts w:eastAsia="Roboto" w:cs="Roboto"/>
-          <w:color w:val="1F1F1F"/>
-          <w:szCs w:val="21"/>
-          <w:highlight w:val="white"/>
-        </w:rPr>
-        <w:t>penggunaan</w:t>
-      </w:r>
-      <w:proofErr w:type="spellEnd"/>
-      <w:r>
-        <w:rPr>
-          <w:rFonts w:eastAsia="Roboto" w:cs="Roboto"/>
-          <w:color w:val="1F1F1F"/>
-          <w:szCs w:val="21"/>
-          <w: